--- a/EXPORTS/DOCX/published/niveau2/Dutch/Ghana.docx
+++ b/EXPORTS/DOCX/published/niveau2/Dutch/Ghana.docx
@@ -421,7 +421,7 @@
           <w:rFonts w:ascii="Charis SIL Regular" w:hAnsi="Charis SIL Regular" w:eastAsia="Charis SIL Regular"/>
           <w:b w:val="0"/>
           <w:i w:val="0"/>
-          <w:color w:val="0066CC"/>
+          <w:color w:val="0000FF"/>
           <w:sz w:val="24"/>
           <w:u w:val="single"/>
         </w:rPr>
@@ -509,7 +509,7 @@
           <w:rFonts w:ascii="Charis SIL Regular" w:hAnsi="Charis SIL Regular" w:eastAsia="Charis SIL Regular"/>
           <w:b w:val="0"/>
           <w:i w:val="0"/>
-          <w:color w:val="0066CC"/>
+          <w:color w:val="0000FF"/>
           <w:sz w:val="24"/>
           <w:u w:val="single"/>
         </w:rPr>
@@ -527,7 +527,7 @@
           <w:rFonts w:ascii="Charis SIL Regular" w:hAnsi="Charis SIL Regular" w:eastAsia="Charis SIL Regular"/>
           <w:b w:val="0"/>
           <w:i w:val="0"/>
-          <w:color w:val="0066CC"/>
+          <w:color w:val="0000FF"/>
           <w:sz w:val="24"/>
           <w:u w:val="single"/>
         </w:rPr>
@@ -538,7 +538,7 @@
           <w:rFonts w:ascii="Charis SIL Regular" w:hAnsi="Charis SIL Regular" w:eastAsia="Charis SIL Regular"/>
           <w:b w:val="0"/>
           <w:i w:val="0"/>
-          <w:color w:val="0066CC"/>
+          <w:color w:val="0000FF"/>
           <w:sz w:val="24"/>
           <w:u w:val="single"/>
         </w:rPr>
@@ -573,7 +573,7 @@
       </w:r>
       <w:r>
         <w:rPr>
-          <w:u w:val="single" w:color="0066cc"/>
+          <w:u w:val="single" w:color="0000ff"/>
           <w:rFonts w:ascii="Charis SIL Regular" w:hAnsi="Charis SIL Regular" w:eastAsia="Charis SIL Regular"/>
           <w:b w:val="0"/>
           <w:i w:val="0"/>
@@ -614,8 +614,9 @@
           <w:rFonts w:ascii="Charis SIL Regular" w:hAnsi="Charis SIL Regular" w:eastAsia="Charis SIL Regular"/>
           <w:b w:val="0"/>
           <w:i w:val="0"/>
-          <w:color w:val="0066CC"/>
-          <w:sz w:val="24"/>
+          <w:color w:val="0000FF"/>
+          <w:sz w:val="24"/>
+          <w:u w:val="single"/>
         </w:rPr>
         <w:hyperlink r:id="rId11" w:history="1">
           <w:r>
@@ -638,6 +639,7 @@
       </w:r>
       <w:r>
         <w:rPr>
+          <w:u w:val="single" w:color="0000ff"/>
           <w:rFonts w:ascii="Charis SIL Regular" w:hAnsi="Charis SIL Regular" w:eastAsia="Charis SIL Regular"/>
           <w:b w:val="0"/>
           <w:i w:val="0"/>
@@ -688,7 +690,7 @@
           <w:rFonts w:ascii="Charis SIL Regular" w:hAnsi="Charis SIL Regular" w:eastAsia="Charis SIL Regular"/>
           <w:b w:val="0"/>
           <w:i w:val="0"/>
-          <w:color w:val="0066CC"/>
+          <w:color w:val="0000FF"/>
           <w:sz w:val="24"/>
           <w:u w:val="single"/>
         </w:rPr>
@@ -706,7 +708,7 @@
           <w:rFonts w:ascii="Charis SIL Regular" w:hAnsi="Charis SIL Regular" w:eastAsia="Charis SIL Regular"/>
           <w:b w:val="0"/>
           <w:i w:val="0"/>
-          <w:color w:val="0066CC"/>
+          <w:color w:val="0000FF"/>
           <w:sz w:val="24"/>
           <w:u w:val="single"/>
         </w:rPr>
@@ -717,7 +719,7 @@
           <w:rFonts w:ascii="Charis SIL Regular" w:hAnsi="Charis SIL Regular" w:eastAsia="Charis SIL Regular"/>
           <w:b w:val="0"/>
           <w:i w:val="0"/>
-          <w:color w:val="0066CC"/>
+          <w:color w:val="0000FF"/>
           <w:sz w:val="24"/>
           <w:u w:val="single"/>
         </w:rPr>
@@ -755,7 +757,7 @@
       <w:pPr>
         <w:sectPr>
           <w:pgSz w:w="11900" w:h="16840"/>
-          <w:pgMar w:top="448" w:right="958" w:bottom="478" w:left="960" w:header="720" w:footer="720" w:gutter="0"/>
+          <w:pgMar w:top="448" w:right="966" w:bottom="478" w:left="960" w:header="720" w:footer="720" w:gutter="0"/>
           <w:cols/>
           <w:docGrid w:linePitch="360"/>
         </w:sectPr>
@@ -814,7 +816,7 @@
           <w:rFonts w:ascii="Charis SIL Regular" w:hAnsi="Charis SIL Regular" w:eastAsia="Charis SIL Regular"/>
           <w:b w:val="0"/>
           <w:i w:val="0"/>
-          <w:color w:val="0066CC"/>
+          <w:color w:val="0000FF"/>
           <w:sz w:val="24"/>
           <w:u w:val="single"/>
         </w:rPr>
@@ -832,7 +834,7 @@
           <w:rFonts w:ascii="Charis SIL Regular" w:hAnsi="Charis SIL Regular" w:eastAsia="Charis SIL Regular"/>
           <w:b w:val="0"/>
           <w:i w:val="0"/>
-          <w:color w:val="0066CC"/>
+          <w:color w:val="0000FF"/>
           <w:sz w:val="24"/>
           <w:u w:val="single"/>
         </w:rPr>
@@ -850,7 +852,7 @@
           <w:rFonts w:ascii="Charis SIL Regular" w:hAnsi="Charis SIL Regular" w:eastAsia="Charis SIL Regular"/>
           <w:b w:val="0"/>
           <w:i w:val="0"/>
-          <w:color w:val="0066CC"/>
+          <w:color w:val="0000FF"/>
           <w:sz w:val="24"/>
           <w:u w:val="single"/>
         </w:rPr>
@@ -861,7 +863,7 @@
           <w:rFonts w:ascii="Charis SIL Regular" w:hAnsi="Charis SIL Regular" w:eastAsia="Charis SIL Regular"/>
           <w:b w:val="0"/>
           <w:i w:val="0"/>
-          <w:color w:val="0066CC"/>
+          <w:color w:val="0000FF"/>
           <w:sz w:val="24"/>
           <w:u w:val="single"/>
         </w:rPr>
@@ -879,7 +881,7 @@
           <w:rFonts w:ascii="Charis SIL Regular" w:hAnsi="Charis SIL Regular" w:eastAsia="Charis SIL Regular"/>
           <w:b w:val="0"/>
           <w:i w:val="0"/>
-          <w:color w:val="0066CC"/>
+          <w:color w:val="0000FF"/>
           <w:sz w:val="24"/>
           <w:u w:val="single"/>
         </w:rPr>
@@ -890,7 +892,7 @@
           <w:rFonts w:ascii="Charis SIL Regular" w:hAnsi="Charis SIL Regular" w:eastAsia="Charis SIL Regular"/>
           <w:b w:val="0"/>
           <w:i w:val="0"/>
-          <w:color w:val="0066CC"/>
+          <w:color w:val="0000FF"/>
           <w:sz w:val="24"/>
           <w:u w:val="single"/>
         </w:rPr>
@@ -915,7 +917,7 @@
       </w:r>
       <w:r>
         <w:rPr>
-          <w:u w:val="single" w:color="0066cc"/>
+          <w:u w:val="single" w:color="0000ff"/>
           <w:rFonts w:ascii="Charis SIL Regular" w:hAnsi="Charis SIL Regular" w:eastAsia="Charis SIL Regular"/>
           <w:b w:val="0"/>
           <w:i w:val="0"/>
@@ -926,7 +928,7 @@
       </w:r>
       <w:r>
         <w:rPr>
-          <w:u w:val="single" w:color="0066cc"/>
+          <w:u w:val="single" w:color="0000ff"/>
           <w:rFonts w:ascii="Charis SIL Regular" w:hAnsi="Charis SIL Regular" w:eastAsia="Charis SIL Regular"/>
           <w:b w:val="0"/>
           <w:i w:val="0"/>
@@ -964,7 +966,7 @@
       </w:r>
       <w:r>
         <w:rPr>
-          <w:u w:val="single" w:color="0066cc"/>
+          <w:u w:val="single" w:color="0000ff"/>
           <w:rFonts w:ascii="Charis SIL Regular" w:hAnsi="Charis SIL Regular" w:eastAsia="Charis SIL Regular"/>
           <w:b w:val="0"/>
           <w:i w:val="0"/>
@@ -982,7 +984,7 @@
       </w:r>
       <w:r>
         <w:rPr>
-          <w:u w:val="single" w:color="0066cc"/>
+          <w:u w:val="single" w:color="0000ff"/>
           <w:rFonts w:ascii="Charis SIL Regular" w:hAnsi="Charis SIL Regular" w:eastAsia="Charis SIL Regular"/>
           <w:b w:val="0"/>
           <w:i w:val="0"/>
@@ -1000,7 +1002,7 @@
       </w:r>
       <w:r>
         <w:rPr>
-          <w:u w:val="single" w:color="0066cc"/>
+          <w:u w:val="single" w:color="0000ff"/>
           <w:rFonts w:ascii="Charis SIL Regular" w:hAnsi="Charis SIL Regular" w:eastAsia="Charis SIL Regular"/>
           <w:b w:val="0"/>
           <w:i w:val="0"/>
@@ -1018,7 +1020,7 @@
       </w:r>
       <w:r>
         <w:rPr>
-          <w:u w:val="single" w:color="0066cc"/>
+          <w:u w:val="single" w:color="0000ff"/>
           <w:rFonts w:ascii="Charis SIL Regular" w:hAnsi="Charis SIL Regular" w:eastAsia="Charis SIL Regular"/>
           <w:b w:val="0"/>
           <w:i w:val="0"/>
@@ -1072,7 +1074,7 @@
           <w:rFonts w:ascii="Charis SIL Regular" w:hAnsi="Charis SIL Regular" w:eastAsia="Charis SIL Regular"/>
           <w:b w:val="0"/>
           <w:i w:val="0"/>
-          <w:color w:val="0066CC"/>
+          <w:color w:val="0000FF"/>
           <w:sz w:val="24"/>
           <w:u w:val="single"/>
         </w:rPr>
@@ -1090,7 +1092,7 @@
           <w:rFonts w:ascii="Charis SIL Regular" w:hAnsi="Charis SIL Regular" w:eastAsia="Charis SIL Regular"/>
           <w:b w:val="0"/>
           <w:i w:val="0"/>
-          <w:color w:val="0066CC"/>
+          <w:color w:val="0000FF"/>
           <w:sz w:val="24"/>
           <w:u w:val="single"/>
         </w:rPr>
@@ -1101,7 +1103,7 @@
           <w:rFonts w:ascii="Charis SIL Regular" w:hAnsi="Charis SIL Regular" w:eastAsia="Charis SIL Regular"/>
           <w:b w:val="0"/>
           <w:i w:val="0"/>
-          <w:color w:val="0066CC"/>
+          <w:color w:val="0000FF"/>
           <w:sz w:val="24"/>
           <w:u w:val="single"/>
         </w:rPr>
@@ -1119,7 +1121,7 @@
           <w:rFonts w:ascii="Charis SIL Regular" w:hAnsi="Charis SIL Regular" w:eastAsia="Charis SIL Regular"/>
           <w:b w:val="0"/>
           <w:i w:val="0"/>
-          <w:color w:val="0066CC"/>
+          <w:color w:val="0000FF"/>
           <w:sz w:val="24"/>
           <w:u w:val="single"/>
         </w:rPr>
@@ -1130,7 +1132,7 @@
           <w:rFonts w:ascii="Charis SIL Regular" w:hAnsi="Charis SIL Regular" w:eastAsia="Charis SIL Regular"/>
           <w:b w:val="0"/>
           <w:i w:val="0"/>
-          <w:color w:val="0066CC"/>
+          <w:color w:val="0000FF"/>
           <w:sz w:val="24"/>
           <w:u w:val="single"/>
         </w:rPr>
@@ -1148,7 +1150,7 @@
           <w:rFonts w:ascii="Charis SIL Regular" w:hAnsi="Charis SIL Regular" w:eastAsia="Charis SIL Regular"/>
           <w:b w:val="0"/>
           <w:i w:val="0"/>
-          <w:color w:val="0066CC"/>
+          <w:color w:val="0000FF"/>
           <w:sz w:val="24"/>
           <w:u w:val="single"/>
         </w:rPr>
@@ -1159,7 +1161,7 @@
           <w:rFonts w:ascii="Charis SIL Regular" w:hAnsi="Charis SIL Regular" w:eastAsia="Charis SIL Regular"/>
           <w:b w:val="0"/>
           <w:i w:val="0"/>
-          <w:color w:val="0066CC"/>
+          <w:color w:val="0000FF"/>
           <w:sz w:val="24"/>
           <w:u w:val="single"/>
         </w:rPr>
@@ -1177,18 +1179,24 @@
           <w:rFonts w:ascii="Charis SIL Regular" w:hAnsi="Charis SIL Regular" w:eastAsia="Charis SIL Regular"/>
           <w:b w:val="0"/>
           <w:i w:val="0"/>
-          <w:color w:val="0066CC"/>
-          <w:sz w:val="24"/>
-          <w:u w:val="single"/>
-        </w:rPr>
-        <w:t>r</w:t>
-      </w:r>
-      <w:r>
-        <w:rPr>
-          <w:rFonts w:ascii="Charis SIL Regular" w:hAnsi="Charis SIL Regular" w:eastAsia="Charis SIL Regular"/>
-          <w:b w:val="0"/>
-          <w:i w:val="0"/>
-          <w:color w:val="0066CC"/>
+          <w:color w:val="0000FF"/>
+          <w:sz w:val="24"/>
+        </w:rPr>
+        <w:hyperlink r:id="rId14" w:history="1">
+          <w:r>
+            <w:rPr>
+              <w:rStyle w:val="Hyperlink"/>
+            </w:rPr>
+            <w:t>r</w:t>
+          </w:r>
+        </w:hyperlink>
+      </w:r>
+      <w:r>
+        <w:rPr>
+          <w:rFonts w:ascii="Charis SIL Regular" w:hAnsi="Charis SIL Regular" w:eastAsia="Charis SIL Regular"/>
+          <w:b w:val="0"/>
+          <w:i w:val="0"/>
+          <w:color w:val="0000FF"/>
           <w:sz w:val="24"/>
         </w:rPr>
         <w:t>n</w:t>
@@ -1215,7 +1223,7 @@
       </w:r>
       <w:r>
         <w:rPr>
-          <w:u w:val="single" w:color="0066cc"/>
+          <w:u w:val="single" w:color="0000ff"/>
           <w:rFonts w:ascii="Charis SIL Regular" w:hAnsi="Charis SIL Regular" w:eastAsia="Charis SIL Regular"/>
           <w:b w:val="0"/>
           <w:i w:val="0"/>
@@ -1233,7 +1241,7 @@
       </w:r>
       <w:r>
         <w:rPr>
-          <w:u w:val="single" w:color="0066cc"/>
+          <w:u w:val="single" w:color="0000ff"/>
           <w:rFonts w:ascii="Charis SIL Regular" w:hAnsi="Charis SIL Regular" w:eastAsia="Charis SIL Regular"/>
           <w:b w:val="0"/>
           <w:i w:val="0"/>
@@ -1245,24 +1253,40 @@
             <w:rPr>
               <w:rStyle w:val="Hyperlink"/>
             </w:rPr>
-            <w:t xml:space="preserve">ffing van </w:t>
+            <w:t>ffing va</w:t>
           </w:r>
         </w:hyperlink>
       </w:r>
       <w:r>
         <w:rPr>
-          <w:u w:val="single" w:color="0066cc"/>
           <w:rFonts w:ascii="Charis SIL Regular" w:hAnsi="Charis SIL Regular" w:eastAsia="Charis SIL Regular"/>
           <w:b w:val="0"/>
           <w:i w:val="0"/>
           <w:color w:val="000000"/>
           <w:sz w:val="24"/>
         </w:rPr>
+        <w:hyperlink r:id="rId14" w:history="1">
+          <w:r>
+            <w:rPr>
+              <w:rStyle w:val="Hyperlink"/>
+            </w:rPr>
+            <w:t xml:space="preserve">n </w:t>
+          </w:r>
+        </w:hyperlink>
+      </w:r>
+      <w:r>
+        <w:rPr>
+          <w:rFonts w:ascii="Charis SIL Regular" w:hAnsi="Charis SIL Regular" w:eastAsia="Charis SIL Regular"/>
+          <w:b w:val="0"/>
+          <w:i w:val="0"/>
+          <w:color w:val="000000"/>
+          <w:sz w:val="24"/>
+        </w:rPr>
         <w:t>he</w:t>
       </w:r>
       <w:r>
         <w:rPr>
-          <w:u w:val="single" w:color="0066cc"/>
+          <w:u w:val="single" w:color="0000ff"/>
           <w:rFonts w:ascii="Charis SIL Regular" w:hAnsi="Charis SIL Regular" w:eastAsia="Charis SIL Regular"/>
           <w:b w:val="0"/>
           <w:i w:val="0"/>
@@ -1280,7 +1304,7 @@
       </w:r>
       <w:r>
         <w:rPr>
-          <w:u w:val="single" w:color="0066cc"/>
+          <w:u w:val="single" w:color="0000ff"/>
           <w:rFonts w:ascii="Charis SIL Regular" w:hAnsi="Charis SIL Regular" w:eastAsia="Charis SIL Regular"/>
           <w:b w:val="0"/>
           <w:i w:val="0"/>
@@ -1298,7 +1322,7 @@
       </w:r>
       <w:r>
         <w:rPr>
-          <w:u w:val="single" w:color="0066cc"/>
+          <w:u w:val="single" w:color="0000ff"/>
           <w:rFonts w:ascii="Charis SIL Regular" w:hAnsi="Charis SIL Regular" w:eastAsia="Charis SIL Regular"/>
           <w:b w:val="0"/>
           <w:i w:val="0"/>
@@ -1310,19 +1334,9 @@
             <w:rPr>
               <w:rStyle w:val="Hyperlink"/>
             </w:rPr>
-            <w:t xml:space="preserve">inet in </w:t>
+            <w:t xml:space="preserve">inet in de </w:t>
           </w:r>
         </w:hyperlink>
-      </w:r>
-      <w:r>
-        <w:rPr>
-          <w:rFonts w:ascii="Charis SIL Regular" w:hAnsi="Charis SIL Regular" w:eastAsia="Charis SIL Regular"/>
-          <w:b w:val="0"/>
-          <w:i w:val="0"/>
-          <w:color w:val="000000"/>
-          <w:sz w:val="24"/>
-        </w:rPr>
-        <w:t xml:space="preserve">de </w:t>
       </w:r>
       <w:r>
         <w:rPr>
@@ -1489,7 +1503,7 @@
           <w:rFonts w:ascii="Charis SIL Regular" w:hAnsi="Charis SIL Regular" w:eastAsia="Charis SIL Regular"/>
           <w:b w:val="0"/>
           <w:i w:val="0"/>
-          <w:color w:val="0066CC"/>
+          <w:color w:val="0000FF"/>
           <w:sz w:val="24"/>
           <w:u w:val="single"/>
         </w:rPr>
@@ -1507,7 +1521,7 @@
           <w:rFonts w:ascii="Charis SIL Regular" w:hAnsi="Charis SIL Regular" w:eastAsia="Charis SIL Regular"/>
           <w:b w:val="0"/>
           <w:i w:val="0"/>
-          <w:color w:val="0066CC"/>
+          <w:color w:val="0000FF"/>
           <w:sz w:val="24"/>
           <w:u w:val="single"/>
         </w:rPr>
@@ -1518,7 +1532,7 @@
           <w:rFonts w:ascii="Charis SIL Regular" w:hAnsi="Charis SIL Regular" w:eastAsia="Charis SIL Regular"/>
           <w:b w:val="0"/>
           <w:i w:val="0"/>
-          <w:color w:val="0066CC"/>
+          <w:color w:val="0000FF"/>
           <w:sz w:val="24"/>
           <w:u w:val="single"/>
         </w:rPr>
@@ -1576,7 +1590,7 @@
           <w:rFonts w:ascii="Charis SIL Regular" w:hAnsi="Charis SIL Regular" w:eastAsia="Charis SIL Regular"/>
           <w:b w:val="0"/>
           <w:i w:val="0"/>
-          <w:color w:val="0066CC"/>
+          <w:color w:val="0000FF"/>
           <w:sz w:val="24"/>
           <w:u w:val="single"/>
         </w:rPr>
@@ -1594,7 +1608,7 @@
           <w:rFonts w:ascii="Charis SIL Regular" w:hAnsi="Charis SIL Regular" w:eastAsia="Charis SIL Regular"/>
           <w:b w:val="0"/>
           <w:i w:val="0"/>
-          <w:color w:val="0066CC"/>
+          <w:color w:val="0000FF"/>
           <w:sz w:val="24"/>
           <w:u w:val="single"/>
         </w:rPr>
@@ -1605,7 +1619,7 @@
           <w:rFonts w:ascii="Charis SIL Regular" w:hAnsi="Charis SIL Regular" w:eastAsia="Charis SIL Regular"/>
           <w:b w:val="0"/>
           <w:i w:val="0"/>
-          <w:color w:val="0066CC"/>
+          <w:color w:val="0000FF"/>
           <w:sz w:val="24"/>
           <w:u w:val="single"/>
         </w:rPr>
@@ -1623,7 +1637,7 @@
           <w:rFonts w:ascii="Charis SIL Regular" w:hAnsi="Charis SIL Regular" w:eastAsia="Charis SIL Regular"/>
           <w:b w:val="0"/>
           <w:i w:val="0"/>
-          <w:color w:val="0066CC"/>
+          <w:color w:val="0000FF"/>
           <w:sz w:val="24"/>
           <w:u w:val="single"/>
         </w:rPr>
@@ -1634,7 +1648,7 @@
           <w:rFonts w:ascii="Charis SIL Regular" w:hAnsi="Charis SIL Regular" w:eastAsia="Charis SIL Regular"/>
           <w:b w:val="0"/>
           <w:i w:val="0"/>
-          <w:color w:val="0066CC"/>
+          <w:color w:val="0000FF"/>
           <w:sz w:val="24"/>
           <w:u w:val="single"/>
         </w:rPr>
@@ -1662,7 +1676,7 @@
           <w:rFonts w:ascii="Charis SIL Regular" w:hAnsi="Charis SIL Regular" w:eastAsia="Charis SIL Regular"/>
           <w:b w:val="0"/>
           <w:i w:val="0"/>
-          <w:color w:val="0066CC"/>
+          <w:color w:val="0000FF"/>
           <w:sz w:val="24"/>
           <w:u w:val="single"/>
         </w:rPr>
@@ -1680,7 +1694,7 @@
           <w:rFonts w:ascii="Charis SIL Regular" w:hAnsi="Charis SIL Regular" w:eastAsia="Charis SIL Regular"/>
           <w:b w:val="0"/>
           <w:i w:val="0"/>
-          <w:color w:val="0066CC"/>
+          <w:color w:val="0000FF"/>
           <w:sz w:val="24"/>
           <w:u w:val="single"/>
         </w:rPr>
@@ -1698,7 +1712,7 @@
           <w:rFonts w:ascii="Charis SIL Regular" w:hAnsi="Charis SIL Regular" w:eastAsia="Charis SIL Regular"/>
           <w:b w:val="0"/>
           <w:i w:val="0"/>
-          <w:color w:val="0066CC"/>
+          <w:color w:val="0000FF"/>
           <w:sz w:val="24"/>
           <w:u w:val="single"/>
         </w:rPr>
@@ -1709,7 +1723,7 @@
           <w:rFonts w:ascii="Charis SIL Regular" w:hAnsi="Charis SIL Regular" w:eastAsia="Charis SIL Regular"/>
           <w:b w:val="0"/>
           <w:i w:val="0"/>
-          <w:color w:val="0066CC"/>
+          <w:color w:val="0000FF"/>
           <w:sz w:val="24"/>
           <w:u w:val="single"/>
         </w:rPr>
@@ -1727,7 +1741,7 @@
           <w:rFonts w:ascii="Charis SIL Regular" w:hAnsi="Charis SIL Regular" w:eastAsia="Charis SIL Regular"/>
           <w:b w:val="0"/>
           <w:i w:val="0"/>
-          <w:color w:val="0066CC"/>
+          <w:color w:val="0000FF"/>
           <w:sz w:val="24"/>
           <w:u w:val="single"/>
         </w:rPr>
@@ -1738,7 +1752,7 @@
           <w:rFonts w:ascii="Charis SIL Regular" w:hAnsi="Charis SIL Regular" w:eastAsia="Charis SIL Regular"/>
           <w:b w:val="0"/>
           <w:i w:val="0"/>
-          <w:color w:val="0066CC"/>
+          <w:color w:val="0000FF"/>
           <w:sz w:val="24"/>
           <w:u w:val="single"/>
         </w:rPr>
@@ -1756,7 +1770,7 @@
           <w:rFonts w:ascii="Charis SIL Regular" w:hAnsi="Charis SIL Regular" w:eastAsia="Charis SIL Regular"/>
           <w:b w:val="0"/>
           <w:i w:val="0"/>
-          <w:color w:val="0066CC"/>
+          <w:color w:val="0000FF"/>
           <w:sz w:val="24"/>
           <w:u w:val="single"/>
         </w:rPr>
@@ -1767,7 +1781,7 @@
           <w:rFonts w:ascii="Charis SIL Regular" w:hAnsi="Charis SIL Regular" w:eastAsia="Charis SIL Regular"/>
           <w:b w:val="0"/>
           <w:i w:val="0"/>
-          <w:color w:val="0066CC"/>
+          <w:color w:val="0000FF"/>
           <w:sz w:val="24"/>
           <w:u w:val="single"/>
         </w:rPr>
@@ -1785,11 +1799,11 @@
           <w:rFonts w:ascii="Charis SIL Regular" w:hAnsi="Charis SIL Regular" w:eastAsia="Charis SIL Regular"/>
           <w:b w:val="0"/>
           <w:i w:val="0"/>
-          <w:color w:val="0066CC"/>
+          <w:color w:val="0000FF"/>
           <w:sz w:val="24"/>
           <w:u w:val="single"/>
         </w:rPr>
-        <w:hyperlink r:id="rId17" w:history="1">
+        <w:hyperlink r:id="rId16" w:history="1">
           <w:r>
             <w:rPr>
               <w:rStyle w:val="Hyperlink"/>
@@ -1803,11 +1817,11 @@
           <w:rFonts w:ascii="Charis SIL Regular" w:hAnsi="Charis SIL Regular" w:eastAsia="Charis SIL Regular"/>
           <w:b w:val="0"/>
           <w:i w:val="0"/>
-          <w:color w:val="0066CC"/>
+          <w:color w:val="0000FF"/>
           <w:sz w:val="24"/>
           <w:u w:val="single"/>
         </w:rPr>
-        <w:hyperlink r:id="rId17" w:history="1">
+        <w:hyperlink r:id="rId16" w:history="1">
           <w:r>
             <w:rPr>
               <w:rStyle w:val="Hyperlink"/>
@@ -1821,11 +1835,11 @@
           <w:rFonts w:ascii="Charis SIL Regular" w:hAnsi="Charis SIL Regular" w:eastAsia="Charis SIL Regular"/>
           <w:b w:val="0"/>
           <w:i w:val="0"/>
-          <w:color w:val="0066CC"/>
+          <w:color w:val="0000FF"/>
           <w:sz w:val="24"/>
           <w:u w:val="single"/>
         </w:rPr>
-        <w:hyperlink r:id="rId17" w:history="1">
+        <w:hyperlink r:id="rId16" w:history="1">
           <w:r>
             <w:rPr>
               <w:rStyle w:val="Hyperlink"/>
@@ -1836,7 +1850,7 @@
       </w:r>
       <w:r>
         <w:rPr>
-          <w:u w:val="single" w:color="0066cc"/>
+          <w:u w:val="single" w:color="0000ff"/>
           <w:rFonts w:ascii="Charis SIL Regular" w:hAnsi="Charis SIL Regular" w:eastAsia="Charis SIL Regular"/>
           <w:b w:val="0"/>
           <w:i w:val="0"/>
@@ -1897,7 +1911,7 @@
           <w:rFonts w:ascii="Charis SIL Regular" w:hAnsi="Charis SIL Regular" w:eastAsia="Charis SIL Regular"/>
           <w:b w:val="0"/>
           <w:i w:val="0"/>
-          <w:color w:val="0066CC"/>
+          <w:color w:val="0000FF"/>
           <w:sz w:val="24"/>
           <w:u w:val="single"/>
         </w:rPr>
@@ -1915,7 +1929,7 @@
           <w:rFonts w:ascii="Charis SIL Regular" w:hAnsi="Charis SIL Regular" w:eastAsia="Charis SIL Regular"/>
           <w:b w:val="0"/>
           <w:i w:val="0"/>
-          <w:color w:val="0066CC"/>
+          <w:color w:val="0000FF"/>
           <w:sz w:val="24"/>
           <w:u w:val="single"/>
         </w:rPr>
@@ -1926,7 +1940,7 @@
           <w:rFonts w:ascii="Charis SIL Regular" w:hAnsi="Charis SIL Regular" w:eastAsia="Charis SIL Regular"/>
           <w:b w:val="0"/>
           <w:i w:val="0"/>
-          <w:color w:val="0066CC"/>
+          <w:color w:val="0000FF"/>
           <w:sz w:val="24"/>
           <w:u w:val="single"/>
         </w:rPr>
@@ -1944,7 +1958,7 @@
           <w:rFonts w:ascii="Charis SIL Regular" w:hAnsi="Charis SIL Regular" w:eastAsia="Charis SIL Regular"/>
           <w:b w:val="0"/>
           <w:i w:val="0"/>
-          <w:color w:val="0066CC"/>
+          <w:color w:val="0000FF"/>
           <w:sz w:val="24"/>
           <w:u w:val="single"/>
         </w:rPr>
@@ -1955,7 +1969,7 @@
           <w:rFonts w:ascii="Charis SIL Regular" w:hAnsi="Charis SIL Regular" w:eastAsia="Charis SIL Regular"/>
           <w:b w:val="0"/>
           <w:i w:val="0"/>
-          <w:color w:val="0066CC"/>
+          <w:color w:val="0000FF"/>
           <w:sz w:val="24"/>
           <w:u w:val="single"/>
         </w:rPr>
@@ -1973,7 +1987,7 @@
           <w:rFonts w:ascii="Charis SIL Regular" w:hAnsi="Charis SIL Regular" w:eastAsia="Charis SIL Regular"/>
           <w:b w:val="0"/>
           <w:i w:val="0"/>
-          <w:color w:val="0066CC"/>
+          <w:color w:val="0000FF"/>
           <w:sz w:val="24"/>
           <w:u w:val="single"/>
         </w:rPr>
@@ -1984,7 +1998,7 @@
           <w:rFonts w:ascii="Charis SIL Regular" w:hAnsi="Charis SIL Regular" w:eastAsia="Charis SIL Regular"/>
           <w:b w:val="0"/>
           <w:i w:val="0"/>
-          <w:color w:val="0066CC"/>
+          <w:color w:val="0000FF"/>
           <w:sz w:val="24"/>
           <w:u w:val="single"/>
         </w:rPr>
@@ -2009,7 +2023,7 @@
       </w:r>
       <w:r>
         <w:rPr>
-          <w:u w:val="single" w:color="0066cc"/>
+          <w:u w:val="single" w:color="0000ff"/>
           <w:rFonts w:ascii="Charis SIL Regular" w:hAnsi="Charis SIL Regular" w:eastAsia="Charis SIL Regular"/>
           <w:b w:val="0"/>
           <w:i w:val="0"/>
@@ -2027,7 +2041,7 @@
       </w:r>
       <w:r>
         <w:rPr>
-          <w:u w:val="single" w:color="0066cc"/>
+          <w:u w:val="single" w:color="0000ff"/>
           <w:rFonts w:ascii="Charis SIL Regular" w:hAnsi="Charis SIL Regular" w:eastAsia="Charis SIL Regular"/>
           <w:b w:val="0"/>
           <w:i w:val="0"/>
@@ -2045,7 +2059,7 @@
       </w:r>
       <w:r>
         <w:rPr>
-          <w:u w:val="single" w:color="0066cc"/>
+          <w:u w:val="single" w:color="0000ff"/>
           <w:rFonts w:ascii="Charis SIL Regular" w:hAnsi="Charis SIL Regular" w:eastAsia="Charis SIL Regular"/>
           <w:b w:val="0"/>
           <w:i w:val="0"/>
@@ -2063,7 +2077,7 @@
       </w:r>
       <w:r>
         <w:rPr>
-          <w:u w:val="single" w:color="0066cc"/>
+          <w:u w:val="single" w:color="0000ff"/>
           <w:rFonts w:ascii="Charis SIL Regular" w:hAnsi="Charis SIL Regular" w:eastAsia="Charis SIL Regular"/>
           <w:b w:val="0"/>
           <w:i w:val="0"/>
@@ -2081,7 +2095,7 @@
       </w:r>
       <w:r>
         <w:rPr>
-          <w:u w:val="single" w:color="0066cc"/>
+          <w:u w:val="single" w:color="0000ff"/>
           <w:rFonts w:ascii="Charis SIL Regular" w:hAnsi="Charis SIL Regular" w:eastAsia="Charis SIL Regular"/>
           <w:b w:val="0"/>
           <w:i w:val="0"/>
@@ -2232,7 +2246,7 @@
           <w:rFonts w:ascii="Charis SIL Italic" w:hAnsi="Charis SIL Italic" w:eastAsia="Charis SIL Italic"/>
           <w:b w:val="0"/>
           <w:i/>
-          <w:color w:val="0066CC"/>
+          <w:color w:val="0000FF"/>
           <w:sz w:val="24"/>
           <w:u w:val="single"/>
         </w:rPr>
@@ -2250,7 +2264,7 @@
           <w:rFonts w:ascii="Charis SIL Italic" w:hAnsi="Charis SIL Italic" w:eastAsia="Charis SIL Italic"/>
           <w:b w:val="0"/>
           <w:i/>
-          <w:color w:val="0066CC"/>
+          <w:color w:val="0000FF"/>
           <w:sz w:val="24"/>
           <w:u w:val="single"/>
         </w:rPr>
@@ -2261,7 +2275,7 @@
           <w:rFonts w:ascii="Charis SIL Italic" w:hAnsi="Charis SIL Italic" w:eastAsia="Charis SIL Italic"/>
           <w:b w:val="0"/>
           <w:i/>
-          <w:color w:val="0066CC"/>
+          <w:color w:val="0000FF"/>
           <w:sz w:val="24"/>
           <w:u w:val="single"/>
         </w:rPr>
@@ -2279,7 +2293,7 @@
           <w:rFonts w:ascii="Charis SIL Italic" w:hAnsi="Charis SIL Italic" w:eastAsia="Charis SIL Italic"/>
           <w:b w:val="0"/>
           <w:i/>
-          <w:color w:val="0066CC"/>
+          <w:color w:val="0000FF"/>
           <w:sz w:val="24"/>
           <w:u w:val="single"/>
         </w:rPr>
@@ -2290,7 +2304,7 @@
           <w:rFonts w:ascii="Charis SIL Italic" w:hAnsi="Charis SIL Italic" w:eastAsia="Charis SIL Italic"/>
           <w:b w:val="0"/>
           <w:i/>
-          <w:color w:val="0066CC"/>
+          <w:color w:val="0000FF"/>
           <w:sz w:val="24"/>
           <w:u w:val="single"/>
         </w:rPr>
@@ -2308,7 +2322,7 @@
           <w:rFonts w:ascii="Charis SIL Italic" w:hAnsi="Charis SIL Italic" w:eastAsia="Charis SIL Italic"/>
           <w:b w:val="0"/>
           <w:i/>
-          <w:color w:val="0066CC"/>
+          <w:color w:val="0000FF"/>
           <w:sz w:val="24"/>
           <w:u w:val="single"/>
         </w:rPr>
@@ -2319,7 +2333,7 @@
           <w:rFonts w:ascii="Charis SIL Italic" w:hAnsi="Charis SIL Italic" w:eastAsia="Charis SIL Italic"/>
           <w:b w:val="0"/>
           <w:i/>
-          <w:color w:val="0066CC"/>
+          <w:color w:val="0000FF"/>
           <w:sz w:val="24"/>
           <w:u w:val="single"/>
         </w:rPr>
@@ -2337,7 +2351,7 @@
           <w:rFonts w:ascii="Charis SIL Italic" w:hAnsi="Charis SIL Italic" w:eastAsia="Charis SIL Italic"/>
           <w:b w:val="0"/>
           <w:i/>
-          <w:color w:val="0066CC"/>
+          <w:color w:val="0000FF"/>
           <w:sz w:val="24"/>
           <w:u w:val="single"/>
         </w:rPr>
@@ -2355,7 +2369,7 @@
           <w:rFonts w:ascii="Charis SIL Italic" w:hAnsi="Charis SIL Italic" w:eastAsia="Charis SIL Italic"/>
           <w:b w:val="0"/>
           <w:i/>
-          <w:color w:val="0066CC"/>
+          <w:color w:val="0000FF"/>
           <w:sz w:val="24"/>
           <w:u w:val="single"/>
         </w:rPr>
@@ -2366,7 +2380,7 @@
           <w:rFonts w:ascii="Charis SIL Italic" w:hAnsi="Charis SIL Italic" w:eastAsia="Charis SIL Italic"/>
           <w:b w:val="0"/>
           <w:i/>
-          <w:color w:val="0066CC"/>
+          <w:color w:val="0000FF"/>
           <w:sz w:val="24"/>
           <w:u w:val="single"/>
         </w:rPr>
@@ -2384,7 +2398,7 @@
           <w:rFonts w:ascii="Charis SIL Italic" w:hAnsi="Charis SIL Italic" w:eastAsia="Charis SIL Italic"/>
           <w:b w:val="0"/>
           <w:i/>
-          <w:color w:val="0066CC"/>
+          <w:color w:val="0000FF"/>
           <w:sz w:val="24"/>
           <w:u w:val="single"/>
         </w:rPr>
@@ -2395,7 +2409,7 @@
           <w:rFonts w:ascii="Charis SIL Italic" w:hAnsi="Charis SIL Italic" w:eastAsia="Charis SIL Italic"/>
           <w:b w:val="0"/>
           <w:i/>
-          <w:color w:val="0066CC"/>
+          <w:color w:val="0000FF"/>
           <w:sz w:val="24"/>
           <w:u w:val="single"/>
         </w:rPr>
@@ -2413,7 +2427,7 @@
           <w:rFonts w:ascii="Charis SIL Italic" w:hAnsi="Charis SIL Italic" w:eastAsia="Charis SIL Italic"/>
           <w:b w:val="0"/>
           <w:i/>
-          <w:color w:val="0066CC"/>
+          <w:color w:val="0000FF"/>
           <w:sz w:val="24"/>
           <w:u w:val="single"/>
         </w:rPr>
@@ -2424,7 +2438,7 @@
           <w:rFonts w:ascii="Charis SIL Italic" w:hAnsi="Charis SIL Italic" w:eastAsia="Charis SIL Italic"/>
           <w:b w:val="0"/>
           <w:i/>
-          <w:color w:val="0066CC"/>
+          <w:color w:val="0000FF"/>
           <w:sz w:val="24"/>
           <w:u w:val="single"/>
         </w:rPr>
@@ -2442,7 +2456,7 @@
           <w:rFonts w:ascii="Charis SIL Italic" w:hAnsi="Charis SIL Italic" w:eastAsia="Charis SIL Italic"/>
           <w:b w:val="0"/>
           <w:i/>
-          <w:color w:val="0066CC"/>
+          <w:color w:val="0000FF"/>
           <w:sz w:val="24"/>
           <w:u w:val="single"/>
         </w:rPr>
@@ -2453,7 +2467,7 @@
           <w:rFonts w:ascii="Charis SIL Italic" w:hAnsi="Charis SIL Italic" w:eastAsia="Charis SIL Italic"/>
           <w:b w:val="0"/>
           <w:i/>
-          <w:color w:val="0066CC"/>
+          <w:color w:val="0000FF"/>
           <w:sz w:val="24"/>
           <w:u w:val="single"/>
         </w:rPr>
@@ -2471,7 +2485,7 @@
           <w:rFonts w:ascii="Charis SIL Italic" w:hAnsi="Charis SIL Italic" w:eastAsia="Charis SIL Italic"/>
           <w:b w:val="0"/>
           <w:i/>
-          <w:color w:val="0066CC"/>
+          <w:color w:val="0000FF"/>
           <w:sz w:val="24"/>
           <w:u w:val="single"/>
         </w:rPr>
@@ -2482,7 +2496,7 @@
           <w:rFonts w:ascii="Charis SIL Italic" w:hAnsi="Charis SIL Italic" w:eastAsia="Charis SIL Italic"/>
           <w:b w:val="0"/>
           <w:i/>
-          <w:color w:val="0066CC"/>
+          <w:color w:val="0000FF"/>
           <w:sz w:val="24"/>
           <w:u w:val="single"/>
         </w:rPr>
@@ -2507,7 +2521,7 @@
       </w:r>
       <w:r>
         <w:rPr>
-          <w:u w:val="single" w:color="0066cc"/>
+          <w:u w:val="single" w:color="0000ff"/>
           <w:rFonts w:ascii="Charis SIL Regular" w:hAnsi="Charis SIL Regular" w:eastAsia="Charis SIL Regular"/>
           <w:b w:val="0"/>
           <w:i w:val="0"/>
@@ -2525,7 +2539,7 @@
       </w:r>
       <w:r>
         <w:rPr>
-          <w:u w:val="single" w:color="0066cc"/>
+          <w:u w:val="single" w:color="0000ff"/>
           <w:rFonts w:ascii="Charis SIL Regular" w:hAnsi="Charis SIL Regular" w:eastAsia="Charis SIL Regular"/>
           <w:b w:val="0"/>
           <w:i w:val="0"/>
@@ -2543,7 +2557,7 @@
       </w:r>
       <w:r>
         <w:rPr>
-          <w:u w:val="single" w:color="0066cc"/>
+          <w:u w:val="single" w:color="0000ff"/>
           <w:rFonts w:ascii="Charis SIL Regular" w:hAnsi="Charis SIL Regular" w:eastAsia="Charis SIL Regular"/>
           <w:b w:val="0"/>
           <w:i w:val="0"/>
@@ -2561,7 +2575,7 @@
       </w:r>
       <w:r>
         <w:rPr>
-          <w:u w:val="single" w:color="0066cc"/>
+          <w:u w:val="single" w:color="0000ff"/>
           <w:rFonts w:ascii="Charis SIL Regular" w:hAnsi="Charis SIL Regular" w:eastAsia="Charis SIL Regular"/>
           <w:b w:val="0"/>
           <w:i w:val="0"/>
@@ -2579,7 +2593,7 @@
       </w:r>
       <w:r>
         <w:rPr>
-          <w:u w:val="single" w:color="0066cc"/>
+          <w:u w:val="single" w:color="0000ff"/>
           <w:rFonts w:ascii="Charis SIL Regular" w:hAnsi="Charis SIL Regular" w:eastAsia="Charis SIL Regular"/>
           <w:b w:val="0"/>
           <w:i w:val="0"/>
@@ -2597,7 +2611,7 @@
       </w:r>
       <w:r>
         <w:rPr>
-          <w:u w:val="single" w:color="0066cc"/>
+          <w:u w:val="single" w:color="0000ff"/>
           <w:rFonts w:ascii="Charis SIL Regular" w:hAnsi="Charis SIL Regular" w:eastAsia="Charis SIL Regular"/>
           <w:b w:val="0"/>
           <w:i w:val="0"/>
@@ -2615,7 +2629,7 @@
       </w:r>
       <w:r>
         <w:rPr>
-          <w:u w:val="single" w:color="0066cc"/>
+          <w:u w:val="single" w:color="0000ff"/>
           <w:rFonts w:ascii="Charis SIL Regular" w:hAnsi="Charis SIL Regular" w:eastAsia="Charis SIL Regular"/>
           <w:b w:val="0"/>
           <w:i w:val="0"/>
@@ -2633,7 +2647,7 @@
       </w:r>
       <w:r>
         <w:rPr>
-          <w:u w:val="single" w:color="0066cc"/>
+          <w:u w:val="single" w:color="0000ff"/>
           <w:rFonts w:ascii="Charis SIL Regular" w:hAnsi="Charis SIL Regular" w:eastAsia="Charis SIL Regular"/>
           <w:b w:val="0"/>
           <w:i w:val="0"/>
@@ -2651,7 +2665,7 @@
       </w:r>
       <w:r>
         <w:rPr>
-          <w:u w:val="single" w:color="0066cc"/>
+          <w:u w:val="single" w:color="0000ff"/>
           <w:rFonts w:ascii="Charis SIL Regular" w:hAnsi="Charis SIL Regular" w:eastAsia="Charis SIL Regular"/>
           <w:b w:val="0"/>
           <w:i w:val="0"/>
@@ -2662,7 +2676,7 @@
       </w:r>
       <w:r>
         <w:rPr>
-          <w:u w:val="single" w:color="0066cc"/>
+          <w:u w:val="single" w:color="0000ff"/>
           <w:rFonts w:ascii="Charis SIL Regular" w:hAnsi="Charis SIL Regular" w:eastAsia="Charis SIL Regular"/>
           <w:b w:val="0"/>
           <w:i w:val="0"/>
@@ -2680,7 +2694,7 @@
       </w:r>
       <w:r>
         <w:rPr>
-          <w:u w:val="single" w:color="0066cc"/>
+          <w:u w:val="single" w:color="0000ff"/>
           <w:rFonts w:ascii="Charis SIL Regular" w:hAnsi="Charis SIL Regular" w:eastAsia="Charis SIL Regular"/>
           <w:b w:val="0"/>
           <w:i w:val="0"/>
@@ -2691,7 +2705,7 @@
       </w:r>
       <w:r>
         <w:rPr>
-          <w:u w:val="single" w:color="0066cc"/>
+          <w:u w:val="single" w:color="0000ff"/>
           <w:rFonts w:ascii="Charis SIL Regular" w:hAnsi="Charis SIL Regular" w:eastAsia="Charis SIL Regular"/>
           <w:b w:val="0"/>
           <w:i w:val="0"/>
@@ -2709,7 +2723,7 @@
       </w:r>
       <w:r>
         <w:rPr>
-          <w:u w:val="single" w:color="0066cc"/>
+          <w:u w:val="single" w:color="0000ff"/>
           <w:rFonts w:ascii="Charis SIL Regular" w:hAnsi="Charis SIL Regular" w:eastAsia="Charis SIL Regular"/>
           <w:b w:val="0"/>
           <w:i w:val="0"/>
@@ -2720,7 +2734,7 @@
       </w:r>
       <w:r>
         <w:rPr>
-          <w:u w:val="single" w:color="0066cc"/>
+          <w:u w:val="single" w:color="0000ff"/>
           <w:rFonts w:ascii="Charis SIL Regular" w:hAnsi="Charis SIL Regular" w:eastAsia="Charis SIL Regular"/>
           <w:b w:val="0"/>
           <w:i w:val="0"/>
@@ -2738,7 +2752,7 @@
       </w:r>
       <w:r>
         <w:rPr>
-          <w:u w:val="single" w:color="0066cc"/>
+          <w:u w:val="single" w:color="0000ff"/>
           <w:rFonts w:ascii="Charis SIL Regular" w:hAnsi="Charis SIL Regular" w:eastAsia="Charis SIL Regular"/>
           <w:b w:val="0"/>
           <w:i w:val="0"/>
@@ -2756,7 +2770,7 @@
       </w:r>
       <w:r>
         <w:rPr>
-          <w:u w:val="single" w:color="0066cc"/>
+          <w:u w:val="single" w:color="0000ff"/>
           <w:rFonts w:ascii="Charis SIL Regular" w:hAnsi="Charis SIL Regular" w:eastAsia="Charis SIL Regular"/>
           <w:b w:val="0"/>
           <w:i w:val="0"/>
@@ -2810,7 +2824,7 @@
           <w:rFonts w:ascii="Charis SIL Regular" w:hAnsi="Charis SIL Regular" w:eastAsia="Charis SIL Regular"/>
           <w:b w:val="0"/>
           <w:i w:val="0"/>
-          <w:color w:val="0066CC"/>
+          <w:color w:val="0000FF"/>
           <w:sz w:val="24"/>
           <w:u w:val="single"/>
         </w:rPr>
@@ -2828,7 +2842,7 @@
           <w:rFonts w:ascii="Charis SIL Regular" w:hAnsi="Charis SIL Regular" w:eastAsia="Charis SIL Regular"/>
           <w:b w:val="0"/>
           <w:i w:val="0"/>
-          <w:color w:val="0066CC"/>
+          <w:color w:val="0000FF"/>
           <w:sz w:val="24"/>
           <w:u w:val="single"/>
         </w:rPr>
@@ -2839,7 +2853,7 @@
           <w:rFonts w:ascii="Charis SIL Regular" w:hAnsi="Charis SIL Regular" w:eastAsia="Charis SIL Regular"/>
           <w:b w:val="0"/>
           <w:i w:val="0"/>
-          <w:color w:val="0066CC"/>
+          <w:color w:val="0000FF"/>
           <w:sz w:val="24"/>
           <w:u w:val="single"/>
         </w:rPr>
@@ -2857,7 +2871,7 @@
           <w:rFonts w:ascii="Charis SIL Regular" w:hAnsi="Charis SIL Regular" w:eastAsia="Charis SIL Regular"/>
           <w:b w:val="0"/>
           <w:i w:val="0"/>
-          <w:color w:val="0066CC"/>
+          <w:color w:val="0000FF"/>
           <w:sz w:val="24"/>
           <w:u w:val="single"/>
         </w:rPr>
@@ -2868,7 +2882,7 @@
           <w:rFonts w:ascii="Charis SIL Regular" w:hAnsi="Charis SIL Regular" w:eastAsia="Charis SIL Regular"/>
           <w:b w:val="0"/>
           <w:i w:val="0"/>
-          <w:color w:val="0066CC"/>
+          <w:color w:val="0000FF"/>
           <w:sz w:val="24"/>
           <w:u w:val="single"/>
         </w:rPr>
@@ -2886,7 +2900,7 @@
           <w:rFonts w:ascii="Charis SIL Regular" w:hAnsi="Charis SIL Regular" w:eastAsia="Charis SIL Regular"/>
           <w:b w:val="0"/>
           <w:i w:val="0"/>
-          <w:color w:val="0066CC"/>
+          <w:color w:val="0000FF"/>
           <w:sz w:val="24"/>
           <w:u w:val="single"/>
         </w:rPr>
@@ -2897,7 +2911,7 @@
           <w:rFonts w:ascii="Charis SIL Regular" w:hAnsi="Charis SIL Regular" w:eastAsia="Charis SIL Regular"/>
           <w:b w:val="0"/>
           <w:i w:val="0"/>
-          <w:color w:val="0066CC"/>
+          <w:color w:val="0000FF"/>
           <w:sz w:val="24"/>
           <w:u w:val="single"/>
         </w:rPr>
@@ -2915,7 +2929,7 @@
           <w:rFonts w:ascii="Charis SIL Regular" w:hAnsi="Charis SIL Regular" w:eastAsia="Charis SIL Regular"/>
           <w:b w:val="0"/>
           <w:i w:val="0"/>
-          <w:color w:val="0066CC"/>
+          <w:color w:val="0000FF"/>
           <w:sz w:val="24"/>
           <w:u w:val="single"/>
         </w:rPr>
@@ -2926,7 +2940,7 @@
           <w:rFonts w:ascii="Charis SIL Regular" w:hAnsi="Charis SIL Regular" w:eastAsia="Charis SIL Regular"/>
           <w:b w:val="0"/>
           <w:i w:val="0"/>
-          <w:color w:val="0066CC"/>
+          <w:color w:val="0000FF"/>
           <w:sz w:val="24"/>
           <w:u w:val="single"/>
         </w:rPr>
@@ -2944,7 +2958,7 @@
           <w:rFonts w:ascii="Charis SIL Regular" w:hAnsi="Charis SIL Regular" w:eastAsia="Charis SIL Regular"/>
           <w:b w:val="0"/>
           <w:i w:val="0"/>
-          <w:color w:val="0066CC"/>
+          <w:color w:val="0000FF"/>
           <w:sz w:val="24"/>
           <w:u w:val="single"/>
         </w:rPr>
@@ -2955,7 +2969,7 @@
           <w:rFonts w:ascii="Charis SIL Regular" w:hAnsi="Charis SIL Regular" w:eastAsia="Charis SIL Regular"/>
           <w:b w:val="0"/>
           <w:i w:val="0"/>
-          <w:color w:val="0066CC"/>
+          <w:color w:val="0000FF"/>
           <w:sz w:val="24"/>
           <w:u w:val="single"/>
         </w:rPr>
@@ -2973,7 +2987,7 @@
           <w:rFonts w:ascii="Charis SIL Regular" w:hAnsi="Charis SIL Regular" w:eastAsia="Charis SIL Regular"/>
           <w:b w:val="0"/>
           <w:i w:val="0"/>
-          <w:color w:val="0066CC"/>
+          <w:color w:val="0000FF"/>
           <w:sz w:val="24"/>
           <w:u w:val="single"/>
         </w:rPr>
@@ -2984,7 +2998,7 @@
           <w:rFonts w:ascii="Charis SIL Regular" w:hAnsi="Charis SIL Regular" w:eastAsia="Charis SIL Regular"/>
           <w:b w:val="0"/>
           <w:i w:val="0"/>
-          <w:color w:val="0066CC"/>
+          <w:color w:val="0000FF"/>
           <w:sz w:val="24"/>
           <w:u w:val="single"/>
         </w:rPr>
@@ -3002,7 +3016,7 @@
           <w:rFonts w:ascii="Charis SIL Regular" w:hAnsi="Charis SIL Regular" w:eastAsia="Charis SIL Regular"/>
           <w:b w:val="0"/>
           <w:i w:val="0"/>
-          <w:color w:val="0066CC"/>
+          <w:color w:val="0000FF"/>
           <w:sz w:val="24"/>
           <w:u w:val="single"/>
         </w:rPr>
@@ -3013,7 +3027,7 @@
           <w:rFonts w:ascii="Charis SIL Regular" w:hAnsi="Charis SIL Regular" w:eastAsia="Charis SIL Regular"/>
           <w:b w:val="0"/>
           <w:i w:val="0"/>
-          <w:color w:val="0066CC"/>
+          <w:color w:val="0000FF"/>
           <w:sz w:val="24"/>
           <w:u w:val="single"/>
         </w:rPr>
@@ -3031,7 +3045,7 @@
           <w:rFonts w:ascii="Charis SIL Regular" w:hAnsi="Charis SIL Regular" w:eastAsia="Charis SIL Regular"/>
           <w:b w:val="0"/>
           <w:i w:val="0"/>
-          <w:color w:val="0066CC"/>
+          <w:color w:val="0000FF"/>
           <w:sz w:val="24"/>
           <w:u w:val="single"/>
         </w:rPr>
@@ -3042,7 +3056,7 @@
           <w:rFonts w:ascii="Charis SIL Regular" w:hAnsi="Charis SIL Regular" w:eastAsia="Charis SIL Regular"/>
           <w:b w:val="0"/>
           <w:i w:val="0"/>
-          <w:color w:val="0066CC"/>
+          <w:color w:val="0000FF"/>
           <w:sz w:val="24"/>
           <w:u w:val="single"/>
         </w:rPr>
@@ -3060,7 +3074,7 @@
           <w:rFonts w:ascii="Charis SIL Regular" w:hAnsi="Charis SIL Regular" w:eastAsia="Charis SIL Regular"/>
           <w:b w:val="0"/>
           <w:i w:val="0"/>
-          <w:color w:val="0066CC"/>
+          <w:color w:val="0000FF"/>
           <w:sz w:val="24"/>
           <w:u w:val="single"/>
         </w:rPr>
@@ -3071,7 +3085,7 @@
           <w:rFonts w:ascii="Charis SIL Regular" w:hAnsi="Charis SIL Regular" w:eastAsia="Charis SIL Regular"/>
           <w:b w:val="0"/>
           <w:i w:val="0"/>
-          <w:color w:val="0066CC"/>
+          <w:color w:val="0000FF"/>
           <w:sz w:val="24"/>
           <w:u w:val="single"/>
         </w:rPr>
@@ -3106,7 +3120,7 @@
       </w:r>
       <w:r>
         <w:rPr>
-          <w:u w:val="single" w:color="0066cc"/>
+          <w:u w:val="single" w:color="0000ff"/>
           <w:rFonts w:ascii="Charis SIL Regular" w:hAnsi="Charis SIL Regular" w:eastAsia="Charis SIL Regular"/>
           <w:b w:val="0"/>
           <w:i w:val="0"/>
@@ -3124,7 +3138,7 @@
       </w:r>
       <w:r>
         <w:rPr>
-          <w:u w:val="single" w:color="0066cc"/>
+          <w:u w:val="single" w:color="0000ff"/>
           <w:rFonts w:ascii="Charis SIL Regular" w:hAnsi="Charis SIL Regular" w:eastAsia="Charis SIL Regular"/>
           <w:b w:val="0"/>
           <w:i w:val="0"/>
@@ -3142,7 +3156,7 @@
       </w:r>
       <w:r>
         <w:rPr>
-          <w:u w:val="single" w:color="0066cc"/>
+          <w:u w:val="single" w:color="0000ff"/>
           <w:rFonts w:ascii="Charis SIL Regular" w:hAnsi="Charis SIL Regular" w:eastAsia="Charis SIL Regular"/>
           <w:b w:val="0"/>
           <w:i w:val="0"/>
@@ -3160,7 +3174,7 @@
       </w:r>
       <w:r>
         <w:rPr>
-          <w:u w:val="single" w:color="0066cc"/>
+          <w:u w:val="single" w:color="0000ff"/>
           <w:rFonts w:ascii="Charis SIL Regular" w:hAnsi="Charis SIL Regular" w:eastAsia="Charis SIL Regular"/>
           <w:b w:val="0"/>
           <w:i w:val="0"/>
@@ -3178,7 +3192,7 @@
       </w:r>
       <w:r>
         <w:rPr>
-          <w:u w:val="single" w:color="0066cc"/>
+          <w:u w:val="single" w:color="0000ff"/>
           <w:rFonts w:ascii="Charis SIL Regular" w:hAnsi="Charis SIL Regular" w:eastAsia="Charis SIL Regular"/>
           <w:b w:val="0"/>
           <w:i w:val="0"/>
@@ -3229,7 +3243,7 @@
           <w:rFonts w:ascii="Charis SIL Regular" w:hAnsi="Charis SIL Regular" w:eastAsia="Charis SIL Regular"/>
           <w:b w:val="0"/>
           <w:i w:val="0"/>
-          <w:color w:val="0066CC"/>
+          <w:color w:val="0000FF"/>
           <w:sz w:val="24"/>
           <w:u w:val="single"/>
         </w:rPr>
@@ -3247,7 +3261,7 @@
           <w:rFonts w:ascii="Charis SIL Regular" w:hAnsi="Charis SIL Regular" w:eastAsia="Charis SIL Regular"/>
           <w:b w:val="0"/>
           <w:i w:val="0"/>
-          <w:color w:val="0066CC"/>
+          <w:color w:val="0000FF"/>
           <w:sz w:val="24"/>
           <w:u w:val="single"/>
         </w:rPr>
@@ -3258,7 +3272,7 @@
           <w:rFonts w:ascii="Charis SIL Regular" w:hAnsi="Charis SIL Regular" w:eastAsia="Charis SIL Regular"/>
           <w:b w:val="0"/>
           <w:i w:val="0"/>
-          <w:color w:val="0066CC"/>
+          <w:color w:val="0000FF"/>
           <w:sz w:val="24"/>
           <w:u w:val="single"/>
         </w:rPr>
@@ -3276,7 +3290,7 @@
           <w:rFonts w:ascii="Charis SIL Regular" w:hAnsi="Charis SIL Regular" w:eastAsia="Charis SIL Regular"/>
           <w:b w:val="0"/>
           <w:i w:val="0"/>
-          <w:color w:val="0066CC"/>
+          <w:color w:val="0000FF"/>
           <w:sz w:val="24"/>
           <w:u w:val="single"/>
         </w:rPr>
@@ -3287,7 +3301,7 @@
           <w:rFonts w:ascii="Charis SIL Regular" w:hAnsi="Charis SIL Regular" w:eastAsia="Charis SIL Regular"/>
           <w:b w:val="0"/>
           <w:i w:val="0"/>
-          <w:color w:val="0066CC"/>
+          <w:color w:val="0000FF"/>
           <w:sz w:val="24"/>
           <w:u w:val="single"/>
         </w:rPr>
@@ -3305,7 +3319,7 @@
           <w:rFonts w:ascii="Charis SIL Regular" w:hAnsi="Charis SIL Regular" w:eastAsia="Charis SIL Regular"/>
           <w:b w:val="0"/>
           <w:i w:val="0"/>
-          <w:color w:val="0066CC"/>
+          <w:color w:val="0000FF"/>
           <w:sz w:val="24"/>
           <w:u w:val="single"/>
         </w:rPr>
@@ -3316,7 +3330,7 @@
           <w:rFonts w:ascii="Charis SIL Regular" w:hAnsi="Charis SIL Regular" w:eastAsia="Charis SIL Regular"/>
           <w:b w:val="0"/>
           <w:i w:val="0"/>
-          <w:color w:val="0066CC"/>
+          <w:color w:val="0000FF"/>
           <w:sz w:val="24"/>
           <w:u w:val="single"/>
         </w:rPr>
@@ -3334,7 +3348,7 @@
           <w:rFonts w:ascii="Charis SIL Regular" w:hAnsi="Charis SIL Regular" w:eastAsia="Charis SIL Regular"/>
           <w:b w:val="0"/>
           <w:i w:val="0"/>
-          <w:color w:val="0066CC"/>
+          <w:color w:val="0000FF"/>
           <w:sz w:val="24"/>
           <w:u w:val="single"/>
         </w:rPr>
@@ -3345,7 +3359,7 @@
           <w:rFonts w:ascii="Charis SIL Regular" w:hAnsi="Charis SIL Regular" w:eastAsia="Charis SIL Regular"/>
           <w:b w:val="0"/>
           <w:i w:val="0"/>
-          <w:color w:val="0066CC"/>
+          <w:color w:val="0000FF"/>
           <w:sz w:val="24"/>
           <w:u w:val="single"/>
         </w:rPr>
@@ -3363,7 +3377,7 @@
           <w:rFonts w:ascii="Charis SIL Regular" w:hAnsi="Charis SIL Regular" w:eastAsia="Charis SIL Regular"/>
           <w:b w:val="0"/>
           <w:i w:val="0"/>
-          <w:color w:val="0066CC"/>
+          <w:color w:val="0000FF"/>
           <w:sz w:val="24"/>
           <w:u w:val="single"/>
         </w:rPr>
@@ -3374,7 +3388,7 @@
           <w:rFonts w:ascii="Charis SIL Regular" w:hAnsi="Charis SIL Regular" w:eastAsia="Charis SIL Regular"/>
           <w:b w:val="0"/>
           <w:i w:val="0"/>
-          <w:color w:val="0066CC"/>
+          <w:color w:val="0000FF"/>
           <w:sz w:val="24"/>
           <w:u w:val="single"/>
         </w:rPr>
@@ -3392,7 +3406,7 @@
           <w:rFonts w:ascii="Charis SIL Regular" w:hAnsi="Charis SIL Regular" w:eastAsia="Charis SIL Regular"/>
           <w:b w:val="0"/>
           <w:i w:val="0"/>
-          <w:color w:val="0066CC"/>
+          <w:color w:val="0000FF"/>
           <w:sz w:val="24"/>
           <w:u w:val="single"/>
         </w:rPr>
@@ -3403,7 +3417,7 @@
           <w:rFonts w:ascii="Charis SIL Regular" w:hAnsi="Charis SIL Regular" w:eastAsia="Charis SIL Regular"/>
           <w:b w:val="0"/>
           <w:i w:val="0"/>
-          <w:color w:val="0066CC"/>
+          <w:color w:val="0000FF"/>
           <w:sz w:val="24"/>
           <w:u w:val="single"/>
         </w:rPr>
@@ -3431,7 +3445,7 @@
           <w:rFonts w:ascii="Charis SIL Regular" w:hAnsi="Charis SIL Regular" w:eastAsia="Charis SIL Regular"/>
           <w:b w:val="0"/>
           <w:i w:val="0"/>
-          <w:color w:val="0066CC"/>
+          <w:color w:val="0000FF"/>
           <w:sz w:val="24"/>
           <w:u w:val="single"/>
         </w:rPr>
@@ -3449,7 +3463,7 @@
           <w:rFonts w:ascii="Charis SIL Regular" w:hAnsi="Charis SIL Regular" w:eastAsia="Charis SIL Regular"/>
           <w:b w:val="0"/>
           <w:i w:val="0"/>
-          <w:color w:val="0066CC"/>
+          <w:color w:val="0000FF"/>
           <w:sz w:val="24"/>
           <w:u w:val="single"/>
         </w:rPr>
@@ -3467,7 +3481,7 @@
           <w:rFonts w:ascii="Charis SIL Regular" w:hAnsi="Charis SIL Regular" w:eastAsia="Charis SIL Regular"/>
           <w:b w:val="0"/>
           <w:i w:val="0"/>
-          <w:color w:val="0066CC"/>
+          <w:color w:val="0000FF"/>
           <w:sz w:val="24"/>
           <w:u w:val="single"/>
         </w:rPr>
@@ -3485,7 +3499,7 @@
           <w:rFonts w:ascii="Charis SIL Regular" w:hAnsi="Charis SIL Regular" w:eastAsia="Charis SIL Regular"/>
           <w:b w:val="0"/>
           <w:i w:val="0"/>
-          <w:color w:val="0066CC"/>
+          <w:color w:val="0000FF"/>
           <w:sz w:val="24"/>
           <w:u w:val="single"/>
         </w:rPr>
@@ -3496,11 +3510,11 @@
           <w:rFonts w:ascii="Charis SIL Regular" w:hAnsi="Charis SIL Regular" w:eastAsia="Charis SIL Regular"/>
           <w:b w:val="0"/>
           <w:i w:val="0"/>
-          <w:color w:val="0066CC"/>
+          <w:color w:val="0000FF"/>
           <w:sz w:val="24"/>
           <w:u w:val="single"/>
         </w:rPr>
-        <w:hyperlink r:id="rId22" w:history="1">
+        <w:hyperlink r:id="rId21" w:history="1">
           <w:r>
             <w:rPr>
               <w:rStyle w:val="Hyperlink"/>
@@ -3511,7 +3525,7 @@
       </w:r>
       <w:r>
         <w:rPr>
-          <w:u w:val="single" w:color="0066cc"/>
+          <w:u w:val="single" w:color="0000ff"/>
           <w:rFonts w:ascii="Charis SIL Regular" w:hAnsi="Charis SIL Regular" w:eastAsia="Charis SIL Regular"/>
           <w:b w:val="0"/>
           <w:i w:val="0"/>
@@ -3529,7 +3543,7 @@
       </w:r>
       <w:r>
         <w:rPr>
-          <w:u w:val="single" w:color="0066cc"/>
+          <w:u w:val="single" w:color="0000ff"/>
           <w:rFonts w:ascii="Charis SIL Regular" w:hAnsi="Charis SIL Regular" w:eastAsia="Charis SIL Regular"/>
           <w:b w:val="0"/>
           <w:i w:val="0"/>
@@ -3540,7 +3554,7 @@
       </w:r>
       <w:r>
         <w:rPr>
-          <w:u w:val="single" w:color="0066cc"/>
+          <w:u w:val="single" w:color="0000ff"/>
           <w:rFonts w:ascii="Charis SIL Regular" w:hAnsi="Charis SIL Regular" w:eastAsia="Charis SIL Regular"/>
           <w:b w:val="0"/>
           <w:i w:val="0"/>
@@ -3558,7 +3572,7 @@
       </w:r>
       <w:r>
         <w:rPr>
-          <w:u w:val="single" w:color="0066cc"/>
+          <w:u w:val="single" w:color="0000ff"/>
           <w:rFonts w:ascii="Charis SIL Regular" w:hAnsi="Charis SIL Regular" w:eastAsia="Charis SIL Regular"/>
           <w:b w:val="0"/>
           <w:i w:val="0"/>
@@ -3576,7 +3590,7 @@
       </w:r>
       <w:r>
         <w:rPr>
-          <w:u w:val="single" w:color="0066cc"/>
+          <w:u w:val="single" w:color="0000ff"/>
           <w:rFonts w:ascii="Charis SIL Regular" w:hAnsi="Charis SIL Regular" w:eastAsia="Charis SIL Regular"/>
           <w:b w:val="0"/>
           <w:i w:val="0"/>
@@ -3594,7 +3608,7 @@
       </w:r>
       <w:r>
         <w:rPr>
-          <w:u w:val="single" w:color="0066cc"/>
+          <w:u w:val="single" w:color="0000ff"/>
           <w:rFonts w:ascii="Charis SIL Regular" w:hAnsi="Charis SIL Regular" w:eastAsia="Charis SIL Regular"/>
           <w:b w:val="0"/>
           <w:i w:val="0"/>
@@ -3612,7 +3626,7 @@
       </w:r>
       <w:r>
         <w:rPr>
-          <w:u w:val="single" w:color="0066cc"/>
+          <w:u w:val="single" w:color="0000ff"/>
           <w:rFonts w:ascii="Charis SIL Regular" w:hAnsi="Charis SIL Regular" w:eastAsia="Charis SIL Regular"/>
           <w:b w:val="0"/>
           <w:i w:val="0"/>
@@ -3630,7 +3644,7 @@
       </w:r>
       <w:r>
         <w:rPr>
-          <w:u w:val="single" w:color="0066cc"/>
+          <w:u w:val="single" w:color="0000ff"/>
           <w:rFonts w:ascii="Charis SIL Regular" w:hAnsi="Charis SIL Regular" w:eastAsia="Charis SIL Regular"/>
           <w:b w:val="0"/>
           <w:i w:val="0"/>
@@ -3648,7 +3662,7 @@
       </w:r>
       <w:r>
         <w:rPr>
-          <w:u w:val="single" w:color="0066cc"/>
+          <w:u w:val="single" w:color="0000ff"/>
           <w:rFonts w:ascii="Charis SIL Regular" w:hAnsi="Charis SIL Regular" w:eastAsia="Charis SIL Regular"/>
           <w:b w:val="0"/>
           <w:i w:val="0"/>
@@ -3666,7 +3680,7 @@
       </w:r>
       <w:r>
         <w:rPr>
-          <w:u w:val="single" w:color="0066cc"/>
+          <w:u w:val="single" w:color="0000ff"/>
           <w:rFonts w:ascii="Charis SIL Regular" w:hAnsi="Charis SIL Regular" w:eastAsia="Charis SIL Regular"/>
           <w:b w:val="0"/>
           <w:i w:val="0"/>
@@ -3684,7 +3698,7 @@
       </w:r>
       <w:r>
         <w:rPr>
-          <w:u w:val="single" w:color="0066cc"/>
+          <w:u w:val="single" w:color="0000ff"/>
           <w:rFonts w:ascii="Charis SIL Regular" w:hAnsi="Charis SIL Regular" w:eastAsia="Charis SIL Regular"/>
           <w:b w:val="0"/>
           <w:i w:val="0"/>
@@ -3712,7 +3726,7 @@
       </w:r>
       <w:r>
         <w:rPr>
-          <w:u w:val="single" w:color="0066cc"/>
+          <w:u w:val="single" w:color="0000ff"/>
           <w:rFonts w:ascii="Charis SIL Regular" w:hAnsi="Charis SIL Regular" w:eastAsia="Charis SIL Regular"/>
           <w:b w:val="0"/>
           <w:i w:val="0"/>
@@ -3730,7 +3744,7 @@
       </w:r>
       <w:r>
         <w:rPr>
-          <w:u w:val="single" w:color="0066cc"/>
+          <w:u w:val="single" w:color="0000ff"/>
           <w:rFonts w:ascii="Charis SIL Regular" w:hAnsi="Charis SIL Regular" w:eastAsia="Charis SIL Regular"/>
           <w:b w:val="0"/>
           <w:i w:val="0"/>
@@ -3748,7 +3762,7 @@
       </w:r>
       <w:r>
         <w:rPr>
-          <w:u w:val="single" w:color="0066cc"/>
+          <w:u w:val="single" w:color="0000ff"/>
           <w:rFonts w:ascii="Charis SIL Regular" w:hAnsi="Charis SIL Regular" w:eastAsia="Charis SIL Regular"/>
           <w:b w:val="0"/>
           <w:i w:val="0"/>
@@ -3759,7 +3773,7 @@
       </w:r>
       <w:r>
         <w:rPr>
-          <w:u w:val="single" w:color="0066cc"/>
+          <w:u w:val="single" w:color="0000ff"/>
           <w:rFonts w:ascii="Charis SIL Regular" w:hAnsi="Charis SIL Regular" w:eastAsia="Charis SIL Regular"/>
           <w:b w:val="0"/>
           <w:i w:val="0"/>
@@ -3859,7 +3873,7 @@
           <w:rFonts w:ascii="Charis SIL Regular" w:hAnsi="Charis SIL Regular" w:eastAsia="Charis SIL Regular"/>
           <w:b w:val="0"/>
           <w:i w:val="0"/>
-          <w:color w:val="0066CC"/>
+          <w:color w:val="0000FF"/>
           <w:sz w:val="24"/>
           <w:u w:val="single"/>
         </w:rPr>
@@ -3883,7 +3897,7 @@
           <w:rFonts w:ascii="Charis SIL Regular" w:hAnsi="Charis SIL Regular" w:eastAsia="Charis SIL Regular"/>
           <w:b w:val="0"/>
           <w:i w:val="0"/>
-          <w:color w:val="0066CC"/>
+          <w:color w:val="0000FF"/>
           <w:sz w:val="24"/>
           <w:u w:val="single"/>
         </w:rPr>
@@ -3894,7 +3908,7 @@
           <w:rFonts w:ascii="Charis SIL Regular" w:hAnsi="Charis SIL Regular" w:eastAsia="Charis SIL Regular"/>
           <w:b w:val="0"/>
           <w:i w:val="0"/>
-          <w:color w:val="0066CC"/>
+          <w:color w:val="0000FF"/>
           <w:sz w:val="24"/>
           <w:u w:val="single"/>
         </w:rPr>
@@ -3918,7 +3932,7 @@
           <w:rFonts w:ascii="Charis SIL Regular" w:hAnsi="Charis SIL Regular" w:eastAsia="Charis SIL Regular"/>
           <w:b w:val="0"/>
           <w:i w:val="0"/>
-          <w:color w:val="0066CC"/>
+          <w:color w:val="0000FF"/>
           <w:sz w:val="24"/>
           <w:u w:val="single"/>
         </w:rPr>
@@ -3929,7 +3943,7 @@
           <w:rFonts w:ascii="Charis SIL Regular" w:hAnsi="Charis SIL Regular" w:eastAsia="Charis SIL Regular"/>
           <w:b w:val="0"/>
           <w:i w:val="0"/>
-          <w:color w:val="0066CC"/>
+          <w:color w:val="0000FF"/>
           <w:sz w:val="24"/>
           <w:u w:val="single"/>
         </w:rPr>
@@ -3953,7 +3967,7 @@
           <w:rFonts w:ascii="Charis SIL Regular" w:hAnsi="Charis SIL Regular" w:eastAsia="Charis SIL Regular"/>
           <w:b w:val="0"/>
           <w:i w:val="0"/>
-          <w:color w:val="0066CC"/>
+          <w:color w:val="0000FF"/>
           <w:sz w:val="24"/>
           <w:u w:val="single"/>
         </w:rPr>
@@ -3964,7 +3978,7 @@
           <w:rFonts w:ascii="Charis SIL Regular" w:hAnsi="Charis SIL Regular" w:eastAsia="Charis SIL Regular"/>
           <w:b w:val="0"/>
           <w:i w:val="0"/>
-          <w:color w:val="0066CC"/>
+          <w:color w:val="0000FF"/>
           <w:sz w:val="24"/>
           <w:u w:val="single"/>
         </w:rPr>
@@ -3985,7 +3999,7 @@
           <w:rFonts w:ascii="Charis SIL Regular" w:hAnsi="Charis SIL Regular" w:eastAsia="Charis SIL Regular"/>
           <w:b w:val="0"/>
           <w:i w:val="0"/>
-          <w:color w:val="0066CC"/>
+          <w:color w:val="0000FF"/>
           <w:sz w:val="24"/>
           <w:u w:val="single"/>
         </w:rPr>
@@ -3996,7 +4010,7 @@
           <w:rFonts w:ascii="Charis SIL Regular" w:hAnsi="Charis SIL Regular" w:eastAsia="Charis SIL Regular"/>
           <w:b w:val="0"/>
           <w:i w:val="0"/>
-          <w:color w:val="0066CC"/>
+          <w:color w:val="0000FF"/>
           <w:sz w:val="24"/>
           <w:u w:val="single"/>
         </w:rPr>
@@ -4007,7 +4021,7 @@
           <w:rFonts w:ascii="Charis SIL Regular" w:hAnsi="Charis SIL Regular" w:eastAsia="Charis SIL Regular"/>
           <w:b w:val="0"/>
           <w:i w:val="0"/>
-          <w:color w:val="0066CC"/>
+          <w:color w:val="0000FF"/>
           <w:sz w:val="24"/>
         </w:rPr>
         <w:t>s</w:t>
@@ -4030,7 +4044,7 @@
           <w:rFonts w:ascii="Charis SIL Regular" w:hAnsi="Charis SIL Regular" w:eastAsia="Charis SIL Regular"/>
           <w:b w:val="0"/>
           <w:i w:val="0"/>
-          <w:color w:val="0066CC"/>
+          <w:color w:val="0000FF"/>
           <w:sz w:val="24"/>
           <w:u w:val="single"/>
         </w:rPr>
@@ -4041,7 +4055,7 @@
           <w:rFonts w:ascii="Charis SIL Regular" w:hAnsi="Charis SIL Regular" w:eastAsia="Charis SIL Regular"/>
           <w:b w:val="0"/>
           <w:i w:val="0"/>
-          <w:color w:val="0066CC"/>
+          <w:color w:val="0000FF"/>
           <w:sz w:val="24"/>
           <w:u w:val="single"/>
         </w:rPr>
@@ -4065,7 +4079,7 @@
           <w:rFonts w:ascii="Charis SIL Regular" w:hAnsi="Charis SIL Regular" w:eastAsia="Charis SIL Regular"/>
           <w:b w:val="0"/>
           <w:i w:val="0"/>
-          <w:color w:val="0066CC"/>
+          <w:color w:val="0000FF"/>
           <w:sz w:val="24"/>
           <w:u w:val="single"/>
         </w:rPr>
@@ -4076,7 +4090,7 @@
           <w:rFonts w:ascii="Charis SIL Regular" w:hAnsi="Charis SIL Regular" w:eastAsia="Charis SIL Regular"/>
           <w:b w:val="0"/>
           <w:i w:val="0"/>
-          <w:color w:val="0066CC"/>
+          <w:color w:val="0000FF"/>
           <w:sz w:val="24"/>
           <w:u w:val="single"/>
         </w:rPr>
@@ -4097,7 +4111,7 @@
           <w:rFonts w:ascii="Charis SIL Regular" w:hAnsi="Charis SIL Regular" w:eastAsia="Charis SIL Regular"/>
           <w:b w:val="0"/>
           <w:i w:val="0"/>
-          <w:color w:val="0066CC"/>
+          <w:color w:val="0000FF"/>
           <w:sz w:val="24"/>
           <w:u w:val="single"/>
         </w:rPr>
@@ -4121,7 +4135,7 @@
           <w:rFonts w:ascii="Charis SIL Regular" w:hAnsi="Charis SIL Regular" w:eastAsia="Charis SIL Regular"/>
           <w:b w:val="0"/>
           <w:i w:val="0"/>
-          <w:color w:val="0066CC"/>
+          <w:color w:val="0000FF"/>
           <w:sz w:val="24"/>
           <w:u w:val="single"/>
         </w:rPr>
@@ -4145,7 +4159,7 @@
           <w:rFonts w:ascii="Charis SIL Regular" w:hAnsi="Charis SIL Regular" w:eastAsia="Charis SIL Regular"/>
           <w:b w:val="0"/>
           <w:i w:val="0"/>
-          <w:color w:val="0066CC"/>
+          <w:color w:val="0000FF"/>
           <w:sz w:val="24"/>
           <w:u w:val="single"/>
         </w:rPr>
@@ -4156,7 +4170,7 @@
           <w:rFonts w:ascii="Charis SIL Regular" w:hAnsi="Charis SIL Regular" w:eastAsia="Charis SIL Regular"/>
           <w:b w:val="0"/>
           <w:i w:val="0"/>
-          <w:color w:val="0066CC"/>
+          <w:color w:val="0000FF"/>
           <w:sz w:val="24"/>
           <w:u w:val="single"/>
         </w:rPr>
@@ -4180,7 +4194,7 @@
           <w:rFonts w:ascii="Charis SIL Regular" w:hAnsi="Charis SIL Regular" w:eastAsia="Charis SIL Regular"/>
           <w:b w:val="0"/>
           <w:i w:val="0"/>
-          <w:color w:val="0066CC"/>
+          <w:color w:val="0000FF"/>
           <w:sz w:val="24"/>
           <w:u w:val="single"/>
         </w:rPr>
@@ -4321,7 +4335,7 @@
           <w:rFonts w:ascii="Charis SIL Regular" w:hAnsi="Charis SIL Regular" w:eastAsia="Charis SIL Regular"/>
           <w:b w:val="0"/>
           <w:i w:val="0"/>
-          <w:color w:val="0066CC"/>
+          <w:color w:val="0000FF"/>
           <w:sz w:val="24"/>
           <w:u w:val="single"/>
         </w:rPr>
@@ -4339,7 +4353,7 @@
           <w:rFonts w:ascii="Charis SIL Regular" w:hAnsi="Charis SIL Regular" w:eastAsia="Charis SIL Regular"/>
           <w:b w:val="0"/>
           <w:i w:val="0"/>
-          <w:color w:val="0066CC"/>
+          <w:color w:val="0000FF"/>
           <w:sz w:val="24"/>
           <w:u w:val="single"/>
         </w:rPr>
@@ -4357,7 +4371,7 @@
           <w:rFonts w:ascii="Charis SIL Regular" w:hAnsi="Charis SIL Regular" w:eastAsia="Charis SIL Regular"/>
           <w:b w:val="0"/>
           <w:i w:val="0"/>
-          <w:color w:val="0066CC"/>
+          <w:color w:val="0000FF"/>
           <w:sz w:val="24"/>
           <w:u w:val="single"/>
         </w:rPr>
@@ -4375,7 +4389,7 @@
           <w:rFonts w:ascii="Charis SIL Regular" w:hAnsi="Charis SIL Regular" w:eastAsia="Charis SIL Regular"/>
           <w:b w:val="0"/>
           <w:i w:val="0"/>
-          <w:color w:val="0066CC"/>
+          <w:color w:val="0000FF"/>
           <w:sz w:val="24"/>
           <w:u w:val="single"/>
         </w:rPr>
@@ -4403,7 +4417,7 @@
           <w:rFonts w:ascii="Charis SIL Regular" w:hAnsi="Charis SIL Regular" w:eastAsia="Charis SIL Regular"/>
           <w:b w:val="0"/>
           <w:i w:val="0"/>
-          <w:color w:val="0066CC"/>
+          <w:color w:val="0000FF"/>
           <w:sz w:val="24"/>
           <w:u w:val="single"/>
         </w:rPr>
@@ -4421,11 +4435,11 @@
           <w:rFonts w:ascii="Charis SIL Regular" w:hAnsi="Charis SIL Regular" w:eastAsia="Charis SIL Regular"/>
           <w:b w:val="0"/>
           <w:i w:val="0"/>
-          <w:color w:val="0066CC"/>
+          <w:color w:val="0000FF"/>
           <w:sz w:val="24"/>
           <w:u w:val="single"/>
         </w:rPr>
-        <w:hyperlink r:id="rId23" w:history="1">
+        <w:hyperlink r:id="rId24" w:history="1">
           <w:r>
             <w:rPr>
               <w:rStyle w:val="Hyperlink"/>
@@ -4439,11 +4453,11 @@
           <w:rFonts w:ascii="Charis SIL Regular" w:hAnsi="Charis SIL Regular" w:eastAsia="Charis SIL Regular"/>
           <w:b w:val="0"/>
           <w:i w:val="0"/>
-          <w:color w:val="0066CC"/>
+          <w:color w:val="0000FF"/>
           <w:sz w:val="24"/>
           <w:u w:val="single"/>
         </w:rPr>
-        <w:hyperlink r:id="rId23" w:history="1">
+        <w:hyperlink r:id="rId24" w:history="1">
           <w:r>
             <w:rPr>
               <w:rStyle w:val="Hyperlink"/>
@@ -4454,7 +4468,7 @@
       </w:r>
       <w:r>
         <w:rPr>
-          <w:u w:val="single" w:color="0066cc"/>
+          <w:u w:val="single" w:color="0000ff"/>
           <w:rFonts w:ascii="Charis SIL Regular" w:hAnsi="Charis SIL Regular" w:eastAsia="Charis SIL Regular"/>
           <w:b w:val="0"/>
           <w:i w:val="0"/>
@@ -4485,7 +4499,7 @@
           <w:rFonts w:ascii="Charis SIL Regular" w:hAnsi="Charis SIL Regular" w:eastAsia="Charis SIL Regular"/>
           <w:b w:val="0"/>
           <w:i w:val="0"/>
-          <w:color w:val="0066CC"/>
+          <w:color w:val="0000FF"/>
           <w:sz w:val="24"/>
           <w:u w:val="single"/>
         </w:rPr>
@@ -4503,7 +4517,7 @@
           <w:rFonts w:ascii="Charis SIL Regular" w:hAnsi="Charis SIL Regular" w:eastAsia="Charis SIL Regular"/>
           <w:b w:val="0"/>
           <w:i w:val="0"/>
-          <w:color w:val="0066CC"/>
+          <w:color w:val="0000FF"/>
           <w:sz w:val="24"/>
           <w:u w:val="single"/>
         </w:rPr>
@@ -4521,7 +4535,7 @@
           <w:rFonts w:ascii="Charis SIL Regular" w:hAnsi="Charis SIL Regular" w:eastAsia="Charis SIL Regular"/>
           <w:b w:val="0"/>
           <w:i w:val="0"/>
-          <w:color w:val="0066CC"/>
+          <w:color w:val="0000FF"/>
           <w:sz w:val="24"/>
           <w:u w:val="single"/>
         </w:rPr>
@@ -4532,7 +4546,7 @@
           <w:rFonts w:ascii="Charis SIL Regular" w:hAnsi="Charis SIL Regular" w:eastAsia="Charis SIL Regular"/>
           <w:b w:val="0"/>
           <w:i w:val="0"/>
-          <w:color w:val="0066CC"/>
+          <w:color w:val="0000FF"/>
           <w:sz w:val="24"/>
           <w:u w:val="single"/>
         </w:rPr>
@@ -4610,7 +4624,7 @@
           <w:rFonts w:ascii="Charis SIL Regular" w:hAnsi="Charis SIL Regular" w:eastAsia="Charis SIL Regular"/>
           <w:b w:val="0"/>
           <w:i w:val="0"/>
-          <w:color w:val="0066CC"/>
+          <w:color w:val="0000FF"/>
           <w:sz w:val="24"/>
           <w:u w:val="single"/>
         </w:rPr>
@@ -4628,7 +4642,7 @@
           <w:rFonts w:ascii="Charis SIL Regular" w:hAnsi="Charis SIL Regular" w:eastAsia="Charis SIL Regular"/>
           <w:b w:val="0"/>
           <w:i w:val="0"/>
-          <w:color w:val="0066CC"/>
+          <w:color w:val="0000FF"/>
           <w:sz w:val="24"/>
           <w:u w:val="single"/>
         </w:rPr>
@@ -4646,7 +4660,7 @@
           <w:rFonts w:ascii="Charis SIL Regular" w:hAnsi="Charis SIL Regular" w:eastAsia="Charis SIL Regular"/>
           <w:b w:val="0"/>
           <w:i w:val="0"/>
-          <w:color w:val="0066CC"/>
+          <w:color w:val="0000FF"/>
           <w:sz w:val="24"/>
           <w:u w:val="single"/>
         </w:rPr>
@@ -4664,7 +4678,7 @@
           <w:rFonts w:ascii="Charis SIL Regular" w:hAnsi="Charis SIL Regular" w:eastAsia="Charis SIL Regular"/>
           <w:b w:val="0"/>
           <w:i w:val="0"/>
-          <w:color w:val="0066CC"/>
+          <w:color w:val="0000FF"/>
           <w:sz w:val="24"/>
           <w:u w:val="single"/>
         </w:rPr>
@@ -4682,7 +4696,7 @@
           <w:rFonts w:ascii="Charis SIL Regular" w:hAnsi="Charis SIL Regular" w:eastAsia="Charis SIL Regular"/>
           <w:b w:val="0"/>
           <w:i w:val="0"/>
-          <w:color w:val="0066CC"/>
+          <w:color w:val="0000FF"/>
           <w:sz w:val="24"/>
           <w:u w:val="single"/>
         </w:rPr>
@@ -4700,7 +4714,7 @@
           <w:rFonts w:ascii="Charis SIL Regular" w:hAnsi="Charis SIL Regular" w:eastAsia="Charis SIL Regular"/>
           <w:b w:val="0"/>
           <w:i w:val="0"/>
-          <w:color w:val="0066CC"/>
+          <w:color w:val="0000FF"/>
           <w:sz w:val="24"/>
           <w:u w:val="single"/>
         </w:rPr>
@@ -4718,7 +4732,7 @@
           <w:rFonts w:ascii="Charis SIL Regular" w:hAnsi="Charis SIL Regular" w:eastAsia="Charis SIL Regular"/>
           <w:b w:val="0"/>
           <w:i w:val="0"/>
-          <w:color w:val="0066CC"/>
+          <w:color w:val="0000FF"/>
           <w:sz w:val="24"/>
           <w:u w:val="single"/>
         </w:rPr>
@@ -4826,7 +4840,7 @@
           <w:rFonts w:ascii="Charis SIL Regular" w:hAnsi="Charis SIL Regular" w:eastAsia="Charis SIL Regular"/>
           <w:b w:val="0"/>
           <w:i w:val="0"/>
-          <w:color w:val="0066CC"/>
+          <w:color w:val="0000FF"/>
           <w:sz w:val="24"/>
           <w:u w:val="single"/>
         </w:rPr>
@@ -4844,7 +4858,7 @@
           <w:rFonts w:ascii="Charis SIL Regular" w:hAnsi="Charis SIL Regular" w:eastAsia="Charis SIL Regular"/>
           <w:b w:val="0"/>
           <w:i w:val="0"/>
-          <w:color w:val="0066CC"/>
+          <w:color w:val="0000FF"/>
           <w:sz w:val="24"/>
           <w:u w:val="single"/>
         </w:rPr>
@@ -4862,7 +4876,7 @@
           <w:rFonts w:ascii="Charis SIL Regular" w:hAnsi="Charis SIL Regular" w:eastAsia="Charis SIL Regular"/>
           <w:b w:val="0"/>
           <w:i w:val="0"/>
-          <w:color w:val="0066CC"/>
+          <w:color w:val="0000FF"/>
           <w:sz w:val="24"/>
           <w:u w:val="single"/>
         </w:rPr>
@@ -4880,7 +4894,7 @@
           <w:rFonts w:ascii="Charis SIL Regular" w:hAnsi="Charis SIL Regular" w:eastAsia="Charis SIL Regular"/>
           <w:b w:val="0"/>
           <w:i w:val="0"/>
-          <w:color w:val="0066CC"/>
+          <w:color w:val="0000FF"/>
           <w:sz w:val="24"/>
           <w:u w:val="single"/>
         </w:rPr>
@@ -4898,7 +4912,7 @@
           <w:rFonts w:ascii="Charis SIL Regular" w:hAnsi="Charis SIL Regular" w:eastAsia="Charis SIL Regular"/>
           <w:b w:val="0"/>
           <w:i w:val="0"/>
-          <w:color w:val="0066CC"/>
+          <w:color w:val="0000FF"/>
           <w:sz w:val="24"/>
           <w:u w:val="single"/>
         </w:rPr>
@@ -4916,7 +4930,7 @@
           <w:rFonts w:ascii="Charis SIL Regular" w:hAnsi="Charis SIL Regular" w:eastAsia="Charis SIL Regular"/>
           <w:b w:val="0"/>
           <w:i w:val="0"/>
-          <w:color w:val="0066CC"/>
+          <w:color w:val="0000FF"/>
           <w:sz w:val="24"/>
           <w:u w:val="single"/>
         </w:rPr>
@@ -4934,18 +4948,25 @@
           <w:rFonts w:ascii="Charis SIL Regular" w:hAnsi="Charis SIL Regular" w:eastAsia="Charis SIL Regular"/>
           <w:b w:val="0"/>
           <w:i w:val="0"/>
-          <w:color w:val="0066CC"/>
+          <w:color w:val="0000FF"/>
           <w:sz w:val="24"/>
           <w:u w:val="single"/>
         </w:rPr>
-        <w:t>i</w:t>
-      </w:r>
-      <w:r>
-        <w:rPr>
-          <w:rFonts w:ascii="Charis SIL Regular" w:hAnsi="Charis SIL Regular" w:eastAsia="Charis SIL Regular"/>
-          <w:b w:val="0"/>
-          <w:i w:val="0"/>
-          <w:color w:val="0066CC"/>
+        <w:hyperlink r:id="rId19" w:history="1">
+          <w:r>
+            <w:rPr>
+              <w:rStyle w:val="Hyperlink"/>
+            </w:rPr>
+            <w:t>i</w:t>
+          </w:r>
+        </w:hyperlink>
+      </w:r>
+      <w:r>
+        <w:rPr>
+          <w:rFonts w:ascii="Charis SIL Regular" w:hAnsi="Charis SIL Regular" w:eastAsia="Charis SIL Regular"/>
+          <w:b w:val="0"/>
+          <w:i w:val="0"/>
+          <w:color w:val="0000FF"/>
           <w:sz w:val="24"/>
           <w:u w:val="single"/>
         </w:rPr>
@@ -4956,7 +4977,7 @@
           <w:rFonts w:ascii="Charis SIL Regular" w:hAnsi="Charis SIL Regular" w:eastAsia="Charis SIL Regular"/>
           <w:b w:val="0"/>
           <w:i w:val="0"/>
-          <w:color w:val="0066CC"/>
+          <w:color w:val="0000FF"/>
           <w:sz w:val="24"/>
         </w:rPr>
         <w:t>e</w:t>
@@ -4976,7 +4997,7 @@
           <w:rFonts w:ascii="Charis SIL Regular" w:hAnsi="Charis SIL Regular" w:eastAsia="Charis SIL Regular"/>
           <w:b w:val="0"/>
           <w:i w:val="0"/>
-          <w:color w:val="0066CC"/>
+          <w:color w:val="0000FF"/>
           <w:sz w:val="24"/>
           <w:u w:val="single"/>
         </w:rPr>
@@ -4994,11 +5015,11 @@
           <w:rFonts w:ascii="Charis SIL Regular" w:hAnsi="Charis SIL Regular" w:eastAsia="Charis SIL Regular"/>
           <w:b w:val="0"/>
           <w:i w:val="0"/>
-          <w:color w:val="0066CC"/>
+          <w:color w:val="0000FF"/>
           <w:sz w:val="24"/>
           <w:u w:val="single"/>
         </w:rPr>
-        <w:hyperlink r:id="rId19" w:history="1">
+        <w:hyperlink r:id="rId26" w:history="1">
           <w:r>
             <w:rPr>
               <w:rStyle w:val="Hyperlink"/>
@@ -5012,7 +5033,7 @@
           <w:rFonts w:ascii="Charis SIL Regular" w:hAnsi="Charis SIL Regular" w:eastAsia="Charis SIL Regular"/>
           <w:b w:val="0"/>
           <w:i w:val="0"/>
-          <w:color w:val="0066CC"/>
+          <w:color w:val="0000FF"/>
           <w:sz w:val="24"/>
           <w:u w:val="single"/>
         </w:rPr>
@@ -5023,11 +5044,11 @@
           <w:rFonts w:ascii="Charis SIL Regular" w:hAnsi="Charis SIL Regular" w:eastAsia="Charis SIL Regular"/>
           <w:b w:val="0"/>
           <w:i w:val="0"/>
-          <w:color w:val="0066CC"/>
+          <w:color w:val="0000FF"/>
           <w:sz w:val="24"/>
           <w:u w:val="single"/>
         </w:rPr>
-        <w:hyperlink r:id="rId19" w:history="1">
+        <w:hyperlink r:id="rId26" w:history="1">
           <w:r>
             <w:rPr>
               <w:rStyle w:val="Hyperlink"/>
@@ -5038,32 +5059,25 @@
       </w:r>
       <w:r>
         <w:rPr>
-          <w:u w:val="single" w:color="0066cc"/>
+          <w:u w:val="single" w:color="0000ff"/>
           <w:rFonts w:ascii="Charis SIL Regular" w:hAnsi="Charis SIL Regular" w:eastAsia="Charis SIL Regular"/>
           <w:b w:val="0"/>
           <w:i w:val="0"/>
           <w:color w:val="000000"/>
           <w:sz w:val="24"/>
         </w:rPr>
-        <w:hyperlink r:id="rId19" w:history="1">
-          <w:r>
-            <w:rPr>
-              <w:rStyle w:val="Hyperlink"/>
-            </w:rPr>
-            <w:t xml:space="preserve">, </w:t>
-          </w:r>
-        </w:hyperlink>
-      </w:r>
-      <w:r>
-        <w:rPr>
-          <w:rFonts w:ascii="Charis SIL Regular" w:hAnsi="Charis SIL Regular" w:eastAsia="Charis SIL Regular"/>
-          <w:b w:val="0"/>
-          <w:i w:val="0"/>
-          <w:color w:val="0066CC"/>
+        <w:t xml:space="preserve">, </w:t>
+      </w:r>
+      <w:r>
+        <w:rPr>
+          <w:rFonts w:ascii="Charis SIL Regular" w:hAnsi="Charis SIL Regular" w:eastAsia="Charis SIL Regular"/>
+          <w:b w:val="0"/>
+          <w:i w:val="0"/>
+          <w:color w:val="0000FF"/>
           <w:sz w:val="24"/>
           <w:u w:val="single"/>
         </w:rPr>
-        <w:hyperlink r:id="rId19" w:history="1">
+        <w:hyperlink r:id="rId27" w:history="1">
           <w:r>
             <w:rPr>
               <w:rStyle w:val="Hyperlink"/>
@@ -5077,7 +5091,7 @@
           <w:rFonts w:ascii="Charis SIL Regular" w:hAnsi="Charis SIL Regular" w:eastAsia="Charis SIL Regular"/>
           <w:b w:val="0"/>
           <w:i w:val="0"/>
-          <w:color w:val="0066CC"/>
+          <w:color w:val="0000FF"/>
           <w:sz w:val="24"/>
           <w:u w:val="single"/>
         </w:rPr>
@@ -5095,7 +5109,7 @@
           <w:rFonts w:ascii="Charis SIL Regular" w:hAnsi="Charis SIL Regular" w:eastAsia="Charis SIL Regular"/>
           <w:b w:val="0"/>
           <w:i w:val="0"/>
-          <w:color w:val="0066CC"/>
+          <w:color w:val="0000FF"/>
           <w:sz w:val="24"/>
           <w:u w:val="single"/>
         </w:rPr>
@@ -5106,11 +5120,11 @@
           <w:rFonts w:ascii="Charis SIL Regular" w:hAnsi="Charis SIL Regular" w:eastAsia="Charis SIL Regular"/>
           <w:b w:val="0"/>
           <w:i w:val="0"/>
-          <w:color w:val="0066CC"/>
+          <w:color w:val="0000FF"/>
           <w:sz w:val="24"/>
           <w:u w:val="single"/>
         </w:rPr>
-        <w:hyperlink r:id="rId27" w:history="1">
+        <w:hyperlink r:id="rId19" w:history="1">
           <w:r>
             <w:rPr>
               <w:rStyle w:val="Hyperlink"/>
@@ -5124,11 +5138,11 @@
           <w:rFonts w:ascii="Charis SIL Regular" w:hAnsi="Charis SIL Regular" w:eastAsia="Charis SIL Regular"/>
           <w:b w:val="0"/>
           <w:i w:val="0"/>
-          <w:color w:val="0066CC"/>
+          <w:color w:val="0000FF"/>
           <w:sz w:val="24"/>
           <w:u w:val="single"/>
         </w:rPr>
-        <w:hyperlink r:id="rId27" w:history="1">
+        <w:hyperlink r:id="rId19" w:history="1">
           <w:r>
             <w:rPr>
               <w:rStyle w:val="Hyperlink"/>
@@ -5264,7 +5278,7 @@
           <w:rFonts w:ascii="Charis SIL Regular" w:hAnsi="Charis SIL Regular" w:eastAsia="Charis SIL Regular"/>
           <w:b w:val="0"/>
           <w:i w:val="0"/>
-          <w:color w:val="0066CC"/>
+          <w:color w:val="0000FF"/>
           <w:sz w:val="24"/>
           <w:u w:val="single"/>
         </w:rPr>
@@ -5282,7 +5296,7 @@
           <w:rFonts w:ascii="Charis SIL Regular" w:hAnsi="Charis SIL Regular" w:eastAsia="Charis SIL Regular"/>
           <w:b w:val="0"/>
           <w:i w:val="0"/>
-          <w:color w:val="0066CC"/>
+          <w:color w:val="0000FF"/>
           <w:sz w:val="24"/>
           <w:u w:val="single"/>
         </w:rPr>
@@ -5300,7 +5314,7 @@
           <w:rFonts w:ascii="Charis SIL Regular" w:hAnsi="Charis SIL Regular" w:eastAsia="Charis SIL Regular"/>
           <w:b w:val="0"/>
           <w:i w:val="0"/>
-          <w:color w:val="0066CC"/>
+          <w:color w:val="0000FF"/>
           <w:sz w:val="24"/>
           <w:u w:val="single"/>
         </w:rPr>
@@ -5318,7 +5332,7 @@
           <w:rFonts w:ascii="Charis SIL Regular" w:hAnsi="Charis SIL Regular" w:eastAsia="Charis SIL Regular"/>
           <w:b w:val="0"/>
           <w:i w:val="0"/>
-          <w:color w:val="0066CC"/>
+          <w:color w:val="0000FF"/>
           <w:sz w:val="24"/>
           <w:u w:val="single"/>
         </w:rPr>
@@ -5346,7 +5360,7 @@
           <w:rFonts w:ascii="Charis SIL Regular" w:hAnsi="Charis SIL Regular" w:eastAsia="Charis SIL Regular"/>
           <w:b w:val="0"/>
           <w:i w:val="0"/>
-          <w:color w:val="0066CC"/>
+          <w:color w:val="0000FF"/>
           <w:sz w:val="24"/>
           <w:u w:val="single"/>
         </w:rPr>
@@ -5364,11 +5378,11 @@
           <w:rFonts w:ascii="Charis SIL Regular" w:hAnsi="Charis SIL Regular" w:eastAsia="Charis SIL Regular"/>
           <w:b w:val="0"/>
           <w:i w:val="0"/>
-          <w:color w:val="0066CC"/>
+          <w:color w:val="0000FF"/>
           <w:sz w:val="24"/>
           <w:u w:val="single"/>
         </w:rPr>
-        <w:hyperlink r:id="rId29" w:history="1">
+        <w:hyperlink r:id="rId28" w:history="1">
           <w:r>
             <w:rPr>
               <w:rStyle w:val="Hyperlink"/>
@@ -5382,7 +5396,7 @@
           <w:rFonts w:ascii="Charis SIL Regular" w:hAnsi="Charis SIL Regular" w:eastAsia="Charis SIL Regular"/>
           <w:b w:val="0"/>
           <w:i w:val="0"/>
-          <w:color w:val="0066CC"/>
+          <w:color w:val="0000FF"/>
           <w:sz w:val="24"/>
           <w:u w:val="single"/>
         </w:rPr>
@@ -5393,11 +5407,11 @@
           <w:rFonts w:ascii="Charis SIL Regular" w:hAnsi="Charis SIL Regular" w:eastAsia="Charis SIL Regular"/>
           <w:b w:val="0"/>
           <w:i w:val="0"/>
-          <w:color w:val="0066CC"/>
+          <w:color w:val="0000FF"/>
           <w:sz w:val="24"/>
           <w:u w:val="single"/>
         </w:rPr>
-        <w:hyperlink r:id="rId29" w:history="1">
+        <w:hyperlink r:id="rId28" w:history="1">
           <w:r>
             <w:rPr>
               <w:rStyle w:val="Hyperlink"/>
@@ -5481,7 +5495,7 @@
           <w:rFonts w:ascii="Charis SIL Regular" w:hAnsi="Charis SIL Regular" w:eastAsia="Charis SIL Regular"/>
           <w:b w:val="0"/>
           <w:i w:val="0"/>
-          <w:color w:val="0066CC"/>
+          <w:color w:val="0000FF"/>
           <w:sz w:val="24"/>
           <w:u w:val="single"/>
         </w:rPr>
@@ -5499,7 +5513,7 @@
           <w:rFonts w:ascii="Charis SIL Regular" w:hAnsi="Charis SIL Regular" w:eastAsia="Charis SIL Regular"/>
           <w:b w:val="0"/>
           <w:i w:val="0"/>
-          <w:color w:val="0066CC"/>
+          <w:color w:val="0000FF"/>
           <w:sz w:val="24"/>
           <w:u w:val="single"/>
         </w:rPr>
@@ -5510,7 +5524,7 @@
           <w:rFonts w:ascii="Charis SIL Regular" w:hAnsi="Charis SIL Regular" w:eastAsia="Charis SIL Regular"/>
           <w:b w:val="0"/>
           <w:i w:val="0"/>
-          <w:color w:val="0066CC"/>
+          <w:color w:val="0000FF"/>
           <w:sz w:val="24"/>
           <w:u w:val="single"/>
         </w:rPr>
@@ -5538,7 +5552,7 @@
           <w:rFonts w:ascii="Charis SIL Regular" w:hAnsi="Charis SIL Regular" w:eastAsia="Charis SIL Regular"/>
           <w:b w:val="0"/>
           <w:i w:val="0"/>
-          <w:color w:val="0066CC"/>
+          <w:color w:val="0000FF"/>
           <w:sz w:val="24"/>
           <w:u w:val="single"/>
         </w:rPr>
@@ -5556,7 +5570,7 @@
           <w:rFonts w:ascii="Charis SIL Regular" w:hAnsi="Charis SIL Regular" w:eastAsia="Charis SIL Regular"/>
           <w:b w:val="0"/>
           <w:i w:val="0"/>
-          <w:color w:val="0066CC"/>
+          <w:color w:val="0000FF"/>
           <w:sz w:val="24"/>
           <w:u w:val="single"/>
         </w:rPr>
@@ -5567,7 +5581,7 @@
           <w:rFonts w:ascii="Charis SIL Regular" w:hAnsi="Charis SIL Regular" w:eastAsia="Charis SIL Regular"/>
           <w:b w:val="0"/>
           <w:i w:val="0"/>
-          <w:color w:val="0066CC"/>
+          <w:color w:val="0000FF"/>
           <w:sz w:val="24"/>
           <w:u w:val="single"/>
         </w:rPr>
@@ -5691,7 +5705,7 @@
           <w:rFonts w:ascii="Charis SIL Regular" w:hAnsi="Charis SIL Regular" w:eastAsia="Charis SIL Regular"/>
           <w:b w:val="0"/>
           <w:i w:val="0"/>
-          <w:color w:val="0066CC"/>
+          <w:color w:val="0000FF"/>
           <w:sz w:val="24"/>
           <w:u w:val="single"/>
         </w:rPr>
@@ -5709,7 +5723,7 @@
           <w:rFonts w:ascii="Charis SIL Regular" w:hAnsi="Charis SIL Regular" w:eastAsia="Charis SIL Regular"/>
           <w:b w:val="0"/>
           <w:i w:val="0"/>
-          <w:color w:val="0066CC"/>
+          <w:color w:val="0000FF"/>
           <w:sz w:val="24"/>
           <w:u w:val="single"/>
         </w:rPr>
@@ -5727,7 +5741,7 @@
           <w:rFonts w:ascii="Charis SIL Regular" w:hAnsi="Charis SIL Regular" w:eastAsia="Charis SIL Regular"/>
           <w:b w:val="0"/>
           <w:i w:val="0"/>
-          <w:color w:val="0066CC"/>
+          <w:color w:val="0000FF"/>
           <w:sz w:val="24"/>
           <w:u w:val="single"/>
         </w:rPr>
@@ -5908,7 +5922,7 @@
           <w:rFonts w:ascii="Charis SIL Regular" w:hAnsi="Charis SIL Regular" w:eastAsia="Charis SIL Regular"/>
           <w:b w:val="0"/>
           <w:i w:val="0"/>
-          <w:color w:val="0066CC"/>
+          <w:color w:val="0000FF"/>
           <w:sz w:val="24"/>
           <w:u w:val="single"/>
         </w:rPr>
@@ -5926,7 +5940,7 @@
           <w:rFonts w:ascii="Charis SIL Regular" w:hAnsi="Charis SIL Regular" w:eastAsia="Charis SIL Regular"/>
           <w:b w:val="0"/>
           <w:i w:val="0"/>
-          <w:color w:val="0066CC"/>
+          <w:color w:val="0000FF"/>
           <w:sz w:val="24"/>
           <w:u w:val="single"/>
         </w:rPr>
@@ -5944,7 +5958,7 @@
           <w:rFonts w:ascii="Charis SIL Regular" w:hAnsi="Charis SIL Regular" w:eastAsia="Charis SIL Regular"/>
           <w:b w:val="0"/>
           <w:i w:val="0"/>
-          <w:color w:val="0066CC"/>
+          <w:color w:val="0000FF"/>
           <w:sz w:val="24"/>
           <w:u w:val="single"/>
         </w:rPr>
@@ -5962,7 +5976,7 @@
           <w:rFonts w:ascii="Charis SIL Regular" w:hAnsi="Charis SIL Regular" w:eastAsia="Charis SIL Regular"/>
           <w:b w:val="0"/>
           <w:i w:val="0"/>
-          <w:color w:val="0066CC"/>
+          <w:color w:val="0000FF"/>
           <w:sz w:val="24"/>
           <w:u w:val="single"/>
         </w:rPr>
@@ -5980,7 +5994,7 @@
           <w:rFonts w:ascii="Charis SIL Regular" w:hAnsi="Charis SIL Regular" w:eastAsia="Charis SIL Regular"/>
           <w:b w:val="0"/>
           <w:i w:val="0"/>
-          <w:color w:val="0066CC"/>
+          <w:color w:val="0000FF"/>
           <w:sz w:val="24"/>
           <w:u w:val="single"/>
         </w:rPr>
@@ -5998,7 +6012,7 @@
           <w:rFonts w:ascii="Charis SIL Regular" w:hAnsi="Charis SIL Regular" w:eastAsia="Charis SIL Regular"/>
           <w:b w:val="0"/>
           <w:i w:val="0"/>
-          <w:color w:val="0066CC"/>
+          <w:color w:val="0000FF"/>
           <w:sz w:val="24"/>
           <w:u w:val="single"/>
         </w:rPr>
@@ -6016,7 +6030,7 @@
           <w:rFonts w:ascii="Charis SIL Regular" w:hAnsi="Charis SIL Regular" w:eastAsia="Charis SIL Regular"/>
           <w:b w:val="0"/>
           <w:i w:val="0"/>
-          <w:color w:val="0066CC"/>
+          <w:color w:val="0000FF"/>
           <w:sz w:val="24"/>
           <w:u w:val="single"/>
         </w:rPr>
@@ -6034,7 +6048,7 @@
           <w:rFonts w:ascii="Charis SIL Regular" w:hAnsi="Charis SIL Regular" w:eastAsia="Charis SIL Regular"/>
           <w:b w:val="0"/>
           <w:i w:val="0"/>
-          <w:color w:val="0066CC"/>
+          <w:color w:val="0000FF"/>
           <w:sz w:val="24"/>
           <w:u w:val="single"/>
         </w:rPr>
@@ -6052,7 +6066,7 @@
           <w:rFonts w:ascii="Charis SIL Regular" w:hAnsi="Charis SIL Regular" w:eastAsia="Charis SIL Regular"/>
           <w:b w:val="0"/>
           <w:i w:val="0"/>
-          <w:color w:val="0066CC"/>
+          <w:color w:val="0000FF"/>
           <w:sz w:val="24"/>
         </w:rPr>
         <w:hyperlink r:id="rId33" w:history="1">
@@ -6069,7 +6083,7 @@
           <w:rFonts w:ascii="Charis SIL Regular" w:hAnsi="Charis SIL Regular" w:eastAsia="Charis SIL Regular"/>
           <w:b w:val="0"/>
           <w:i w:val="0"/>
-          <w:color w:val="0066CC"/>
+          <w:color w:val="0000FF"/>
           <w:sz w:val="24"/>
           <w:u w:val="single"/>
         </w:rPr>
@@ -6080,7 +6094,7 @@
           <w:rFonts w:ascii="Charis SIL Regular" w:hAnsi="Charis SIL Regular" w:eastAsia="Charis SIL Regular"/>
           <w:b w:val="0"/>
           <w:i w:val="0"/>
-          <w:color w:val="0066CC"/>
+          <w:color w:val="0000FF"/>
           <w:sz w:val="24"/>
           <w:u w:val="single"/>
         </w:rPr>
@@ -6098,7 +6112,7 @@
           <w:rFonts w:ascii="Charis SIL Regular" w:hAnsi="Charis SIL Regular" w:eastAsia="Charis SIL Regular"/>
           <w:b w:val="0"/>
           <w:i w:val="0"/>
-          <w:color w:val="0066CC"/>
+          <w:color w:val="0000FF"/>
           <w:sz w:val="24"/>
           <w:u w:val="single"/>
         </w:rPr>
@@ -6116,7 +6130,7 @@
           <w:rFonts w:ascii="Charis SIL Regular" w:hAnsi="Charis SIL Regular" w:eastAsia="Charis SIL Regular"/>
           <w:b w:val="0"/>
           <w:i w:val="0"/>
-          <w:color w:val="0066CC"/>
+          <w:color w:val="0000FF"/>
           <w:sz w:val="24"/>
           <w:u w:val="single"/>
         </w:rPr>
@@ -6134,7 +6148,7 @@
           <w:rFonts w:ascii="Charis SIL Regular" w:hAnsi="Charis SIL Regular" w:eastAsia="Charis SIL Regular"/>
           <w:b w:val="0"/>
           <w:i w:val="0"/>
-          <w:color w:val="0066CC"/>
+          <w:color w:val="0000FF"/>
           <w:sz w:val="24"/>
           <w:u w:val="single"/>
         </w:rPr>
@@ -6152,7 +6166,7 @@
           <w:rFonts w:ascii="Charis SIL Regular" w:hAnsi="Charis SIL Regular" w:eastAsia="Charis SIL Regular"/>
           <w:b w:val="0"/>
           <w:i w:val="0"/>
-          <w:color w:val="0066CC"/>
+          <w:color w:val="0000FF"/>
           <w:sz w:val="24"/>
           <w:u w:val="single"/>
         </w:rPr>
@@ -6283,7 +6297,7 @@
           <w:rFonts w:ascii="Charis SIL Regular" w:hAnsi="Charis SIL Regular" w:eastAsia="Charis SIL Regular"/>
           <w:b w:val="0"/>
           <w:i w:val="0"/>
-          <w:color w:val="0066CC"/>
+          <w:color w:val="0000FF"/>
           <w:sz w:val="24"/>
           <w:u w:val="single"/>
         </w:rPr>
@@ -6301,7 +6315,7 @@
           <w:rFonts w:ascii="Charis SIL Regular" w:hAnsi="Charis SIL Regular" w:eastAsia="Charis SIL Regular"/>
           <w:b w:val="0"/>
           <w:i w:val="0"/>
-          <w:color w:val="0066CC"/>
+          <w:color w:val="0000FF"/>
           <w:sz w:val="24"/>
           <w:u w:val="single"/>
         </w:rPr>
@@ -6312,7 +6326,7 @@
           <w:rFonts w:ascii="Charis SIL Regular" w:hAnsi="Charis SIL Regular" w:eastAsia="Charis SIL Regular"/>
           <w:b w:val="0"/>
           <w:i w:val="0"/>
-          <w:color w:val="0066CC"/>
+          <w:color w:val="0000FF"/>
           <w:sz w:val="24"/>
           <w:u w:val="single"/>
         </w:rPr>
@@ -6340,7 +6354,7 @@
           <w:rFonts w:ascii="Charis SIL Regular" w:hAnsi="Charis SIL Regular" w:eastAsia="Charis SIL Regular"/>
           <w:b w:val="0"/>
           <w:i w:val="0"/>
-          <w:color w:val="0066CC"/>
+          <w:color w:val="0000FF"/>
           <w:sz w:val="24"/>
           <w:u w:val="single"/>
         </w:rPr>
@@ -6358,7 +6372,7 @@
           <w:rFonts w:ascii="Charis SIL Regular" w:hAnsi="Charis SIL Regular" w:eastAsia="Charis SIL Regular"/>
           <w:b w:val="0"/>
           <w:i w:val="0"/>
-          <w:color w:val="0066CC"/>
+          <w:color w:val="0000FF"/>
           <w:sz w:val="24"/>
           <w:u w:val="single"/>
         </w:rPr>
@@ -6369,7 +6383,7 @@
           <w:rFonts w:ascii="Charis SIL Regular" w:hAnsi="Charis SIL Regular" w:eastAsia="Charis SIL Regular"/>
           <w:b w:val="0"/>
           <w:i w:val="0"/>
-          <w:color w:val="0066CC"/>
+          <w:color w:val="0000FF"/>
           <w:sz w:val="24"/>
           <w:u w:val="single"/>
         </w:rPr>

--- a/EXPORTS/DOCX/published/niveau2/Dutch/Ghana.docx
+++ b/EXPORTS/DOCX/published/niveau2/Dutch/Ghana.docx
@@ -569,7 +569,36 @@
           <w:color w:val="000000"/>
           <w:sz w:val="24"/>
         </w:rPr>
-        <w:t>ook voorwerpen van de W</w:t>
+        <w:t>ook voorwerpe</w:t>
+      </w:r>
+      <w:r>
+        <w:rPr>
+          <w:u w:val="single" w:color="0000ff"/>
+          <w:rFonts w:ascii="Charis SIL Regular" w:hAnsi="Charis SIL Regular" w:eastAsia="Charis SIL Regular"/>
+          <w:b w:val="0"/>
+          <w:i w:val="0"/>
+          <w:color w:val="000000"/>
+          <w:sz w:val="24"/>
+        </w:rPr>
+        <w:hyperlink r:id="rId10" w:history="1">
+          <w:r>
+            <w:rPr>
+              <w:rStyle w:val="Hyperlink"/>
+            </w:rPr>
+            <w:t xml:space="preserve">n van de </w:t>
+          </w:r>
+        </w:hyperlink>
+      </w:r>
+      <w:r>
+        <w:rPr>
+          <w:u w:val="single" w:color="0000ff"/>
+          <w:rFonts w:ascii="Charis SIL Regular" w:hAnsi="Charis SIL Regular" w:eastAsia="Charis SIL Regular"/>
+          <w:b w:val="0"/>
+          <w:i w:val="0"/>
+          <w:color w:val="000000"/>
+          <w:sz w:val="24"/>
+        </w:rPr>
+        <w:t>W</w:t>
       </w:r>
       <w:r>
         <w:rPr>
@@ -635,7 +664,27 @@
           <w:color w:val="000000"/>
           <w:sz w:val="24"/>
         </w:rPr>
-        <w:t>zich nog bevinden in het Nationalmuseet in Kopenhagen. Van een andere vroege verzam</w:t>
+        <w:t xml:space="preserve">zich nog bevinden in het </w:t>
+      </w:r>
+      <w:r>
+        <w:rPr>
+          <w:rFonts w:ascii="Charis SIL Italic" w:hAnsi="Charis SIL Italic" w:eastAsia="Charis SIL Italic"/>
+          <w:b w:val="0"/>
+          <w:i/>
+          <w:color w:val="000000"/>
+          <w:sz w:val="24"/>
+        </w:rPr>
+        <w:t>Nationalmuseet</w:t>
+      </w:r>
+      <w:r>
+        <w:rPr>
+          <w:rFonts w:ascii="Charis SIL Regular" w:hAnsi="Charis SIL Regular" w:eastAsia="Charis SIL Regular"/>
+          <w:b w:val="0"/>
+          <w:i w:val="0"/>
+          <w:color w:val="000000"/>
+          <w:sz w:val="24"/>
+        </w:rPr>
+        <w:t xml:space="preserve"> in Kopenhagen. Van een andere vroege verzam</w:t>
       </w:r>
       <w:r>
         <w:rPr>
@@ -5095,7 +5144,7 @@
           <w:sz w:val="24"/>
           <w:u w:val="single"/>
         </w:rPr>
-        <w:hyperlink r:id="rId19" w:history="1">
+        <w:hyperlink r:id="rId27" w:history="1">
           <w:r>
             <w:rPr>
               <w:rStyle w:val="Hyperlink"/>
@@ -5124,7 +5173,7 @@
           <w:sz w:val="24"/>
           <w:u w:val="single"/>
         </w:rPr>
-        <w:hyperlink r:id="rId19" w:history="1">
+        <w:hyperlink r:id="rId27" w:history="1">
           <w:r>
             <w:rPr>
               <w:rStyle w:val="Hyperlink"/>

--- a/EXPORTS/DOCX/published/niveau2/Dutch/Ghana.docx
+++ b/EXPORTS/DOCX/published/niveau2/Dutch/Ghana.docx
@@ -1832,7 +1832,6 @@
           <w:i w:val="0"/>
           <w:color w:val="0000FF"/>
           <w:sz w:val="24"/>
-          <w:u w:val="single"/>
         </w:rPr>
         <w:hyperlink r:id="rId17" w:history="1">
           <w:r>
@@ -4488,7 +4487,7 @@
           <w:sz w:val="24"/>
           <w:u w:val="single"/>
         </w:rPr>
-        <w:hyperlink r:id="rId24" w:history="1">
+        <w:hyperlink r:id="rId23" w:history="1">
           <w:r>
             <w:rPr>
               <w:rStyle w:val="Hyperlink"/>
@@ -4506,7 +4505,7 @@
           <w:sz w:val="24"/>
           <w:u w:val="single"/>
         </w:rPr>
-        <w:hyperlink r:id="rId24" w:history="1">
+        <w:hyperlink r:id="rId23" w:history="1">
           <w:r>
             <w:rPr>
               <w:rStyle w:val="Hyperlink"/>
@@ -5001,14 +5000,7 @@
           <w:sz w:val="24"/>
           <w:u w:val="single"/>
         </w:rPr>
-        <w:hyperlink r:id="rId19" w:history="1">
-          <w:r>
-            <w:rPr>
-              <w:rStyle w:val="Hyperlink"/>
-            </w:rPr>
-            <w:t>i</w:t>
-          </w:r>
-        </w:hyperlink>
+        <w:t>i</w:t>
       </w:r>
       <w:r>
         <w:rPr>
@@ -5068,7 +5060,7 @@
           <w:sz w:val="24"/>
           <w:u w:val="single"/>
         </w:rPr>
-        <w:hyperlink r:id="rId26" w:history="1">
+        <w:hyperlink r:id="rId19" w:history="1">
           <w:r>
             <w:rPr>
               <w:rStyle w:val="Hyperlink"/>
@@ -5097,7 +5089,7 @@
           <w:sz w:val="24"/>
           <w:u w:val="single"/>
         </w:rPr>
-        <w:hyperlink r:id="rId26" w:history="1">
+        <w:hyperlink r:id="rId19" w:history="1">
           <w:r>
             <w:rPr>
               <w:rStyle w:val="Hyperlink"/>
@@ -5115,7 +5107,14 @@
           <w:color w:val="000000"/>
           <w:sz w:val="24"/>
         </w:rPr>
-        <w:t xml:space="preserve">, </w:t>
+        <w:hyperlink r:id="rId19" w:history="1">
+          <w:r>
+            <w:rPr>
+              <w:rStyle w:val="Hyperlink"/>
+            </w:rPr>
+            <w:t xml:space="preserve">, </w:t>
+          </w:r>
+        </w:hyperlink>
       </w:r>
       <w:r>
         <w:rPr>
@@ -5126,7 +5125,7 @@
           <w:sz w:val="24"/>
           <w:u w:val="single"/>
         </w:rPr>
-        <w:hyperlink r:id="rId27" w:history="1">
+        <w:hyperlink r:id="rId19" w:history="1">
           <w:r>
             <w:rPr>
               <w:rStyle w:val="Hyperlink"/>
@@ -5144,7 +5143,7 @@
           <w:sz w:val="24"/>
           <w:u w:val="single"/>
         </w:rPr>
-        <w:hyperlink r:id="rId27" w:history="1">
+        <w:hyperlink r:id="rId19" w:history="1">
           <w:r>
             <w:rPr>
               <w:rStyle w:val="Hyperlink"/>
@@ -5191,7 +5190,7 @@
           <w:sz w:val="24"/>
           <w:u w:val="single"/>
         </w:rPr>
-        <w:hyperlink r:id="rId19" w:history="1">
+        <w:hyperlink r:id="rId27" w:history="1">
           <w:r>
             <w:rPr>
               <w:rStyle w:val="Hyperlink"/>
@@ -5413,7 +5412,7 @@
           <w:sz w:val="24"/>
           <w:u w:val="single"/>
         </w:rPr>
-        <w:hyperlink r:id="rId29" w:history="1">
+        <w:hyperlink r:id="rId28" w:history="1">
           <w:r>
             <w:rPr>
               <w:rStyle w:val="Hyperlink"/>
@@ -5548,7 +5547,7 @@
           <w:sz w:val="24"/>
           <w:u w:val="single"/>
         </w:rPr>
-        <w:hyperlink r:id="rId30" w:history="1">
+        <w:hyperlink r:id="rId29" w:history="1">
           <w:r>
             <w:rPr>
               <w:rStyle w:val="Hyperlink"/>
@@ -5577,7 +5576,7 @@
           <w:sz w:val="24"/>
           <w:u w:val="single"/>
         </w:rPr>
-        <w:hyperlink r:id="rId30" w:history="1">
+        <w:hyperlink r:id="rId29" w:history="1">
           <w:r>
             <w:rPr>
               <w:rStyle w:val="Hyperlink"/>
@@ -5605,7 +5604,7 @@
           <w:sz w:val="24"/>
           <w:u w:val="single"/>
         </w:rPr>
-        <w:hyperlink r:id="rId31" w:history="1">
+        <w:hyperlink r:id="rId30" w:history="1">
           <w:r>
             <w:rPr>
               <w:rStyle w:val="Hyperlink"/>
@@ -5634,7 +5633,7 @@
           <w:sz w:val="24"/>
           <w:u w:val="single"/>
         </w:rPr>
-        <w:hyperlink r:id="rId31" w:history="1">
+        <w:hyperlink r:id="rId30" w:history="1">
           <w:r>
             <w:rPr>
               <w:rStyle w:val="Hyperlink"/>
@@ -5758,7 +5757,7 @@
           <w:sz w:val="24"/>
           <w:u w:val="single"/>
         </w:rPr>
-        <w:hyperlink r:id="rId32" w:history="1">
+        <w:hyperlink r:id="rId31" w:history="1">
           <w:r>
             <w:rPr>
               <w:rStyle w:val="Hyperlink"/>
@@ -5776,7 +5775,7 @@
           <w:sz w:val="24"/>
           <w:u w:val="single"/>
         </w:rPr>
-        <w:hyperlink r:id="rId32" w:history="1">
+        <w:hyperlink r:id="rId31" w:history="1">
           <w:r>
             <w:rPr>
               <w:rStyle w:val="Hyperlink"/>
@@ -5794,7 +5793,7 @@
           <w:sz w:val="24"/>
           <w:u w:val="single"/>
         </w:rPr>
-        <w:hyperlink r:id="rId32" w:history="1">
+        <w:hyperlink r:id="rId31" w:history="1">
           <w:r>
             <w:rPr>
               <w:rStyle w:val="Hyperlink"/>
@@ -5975,7 +5974,7 @@
           <w:sz w:val="24"/>
           <w:u w:val="single"/>
         </w:rPr>
-        <w:hyperlink r:id="rId33" w:history="1">
+        <w:hyperlink r:id="rId32" w:history="1">
           <w:r>
             <w:rPr>
               <w:rStyle w:val="Hyperlink"/>
@@ -5993,7 +5992,7 @@
           <w:sz w:val="24"/>
           <w:u w:val="single"/>
         </w:rPr>
-        <w:hyperlink r:id="rId33" w:history="1">
+        <w:hyperlink r:id="rId32" w:history="1">
           <w:r>
             <w:rPr>
               <w:rStyle w:val="Hyperlink"/>
@@ -6011,7 +6010,7 @@
           <w:sz w:val="24"/>
           <w:u w:val="single"/>
         </w:rPr>
-        <w:hyperlink r:id="rId33" w:history="1">
+        <w:hyperlink r:id="rId32" w:history="1">
           <w:r>
             <w:rPr>
               <w:rStyle w:val="Hyperlink"/>
@@ -6029,7 +6028,7 @@
           <w:sz w:val="24"/>
           <w:u w:val="single"/>
         </w:rPr>
-        <w:hyperlink r:id="rId33" w:history="1">
+        <w:hyperlink r:id="rId32" w:history="1">
           <w:r>
             <w:rPr>
               <w:rStyle w:val="Hyperlink"/>
@@ -6047,7 +6046,7 @@
           <w:sz w:val="24"/>
           <w:u w:val="single"/>
         </w:rPr>
-        <w:hyperlink r:id="rId33" w:history="1">
+        <w:hyperlink r:id="rId32" w:history="1">
           <w:r>
             <w:rPr>
               <w:rStyle w:val="Hyperlink"/>
@@ -6065,7 +6064,7 @@
           <w:sz w:val="24"/>
           <w:u w:val="single"/>
         </w:rPr>
-        <w:hyperlink r:id="rId33" w:history="1">
+        <w:hyperlink r:id="rId32" w:history="1">
           <w:r>
             <w:rPr>
               <w:rStyle w:val="Hyperlink"/>
@@ -6083,7 +6082,7 @@
           <w:sz w:val="24"/>
           <w:u w:val="single"/>
         </w:rPr>
-        <w:hyperlink r:id="rId33" w:history="1">
+        <w:hyperlink r:id="rId32" w:history="1">
           <w:r>
             <w:rPr>
               <w:rStyle w:val="Hyperlink"/>
@@ -6101,7 +6100,7 @@
           <w:sz w:val="24"/>
           <w:u w:val="single"/>
         </w:rPr>
-        <w:hyperlink r:id="rId33" w:history="1">
+        <w:hyperlink r:id="rId32" w:history="1">
           <w:r>
             <w:rPr>
               <w:rStyle w:val="Hyperlink"/>
@@ -6118,7 +6117,7 @@
           <w:color w:val="0000FF"/>
           <w:sz w:val="24"/>
         </w:rPr>
-        <w:hyperlink r:id="rId33" w:history="1">
+        <w:hyperlink r:id="rId32" w:history="1">
           <w:r>
             <w:rPr>
               <w:rStyle w:val="Hyperlink"/>
@@ -6147,7 +6146,7 @@
           <w:sz w:val="24"/>
           <w:u w:val="single"/>
         </w:rPr>
-        <w:hyperlink r:id="rId33" w:history="1">
+        <w:hyperlink r:id="rId32" w:history="1">
           <w:r>
             <w:rPr>
               <w:rStyle w:val="Hyperlink"/>
@@ -6165,7 +6164,7 @@
           <w:sz w:val="24"/>
           <w:u w:val="single"/>
         </w:rPr>
-        <w:hyperlink r:id="rId33" w:history="1">
+        <w:hyperlink r:id="rId32" w:history="1">
           <w:r>
             <w:rPr>
               <w:rStyle w:val="Hyperlink"/>
@@ -6183,7 +6182,7 @@
           <w:sz w:val="24"/>
           <w:u w:val="single"/>
         </w:rPr>
-        <w:hyperlink r:id="rId33" w:history="1">
+        <w:hyperlink r:id="rId32" w:history="1">
           <w:r>
             <w:rPr>
               <w:rStyle w:val="Hyperlink"/>
@@ -6201,7 +6200,7 @@
           <w:sz w:val="24"/>
           <w:u w:val="single"/>
         </w:rPr>
-        <w:hyperlink r:id="rId33" w:history="1">
+        <w:hyperlink r:id="rId32" w:history="1">
           <w:r>
             <w:rPr>
               <w:rStyle w:val="Hyperlink"/>
@@ -6219,7 +6218,7 @@
           <w:sz w:val="24"/>
           <w:u w:val="single"/>
         </w:rPr>
-        <w:hyperlink r:id="rId33" w:history="1">
+        <w:hyperlink r:id="rId32" w:history="1">
           <w:r>
             <w:rPr>
               <w:rStyle w:val="Hyperlink"/>
@@ -6350,7 +6349,7 @@
           <w:sz w:val="24"/>
           <w:u w:val="single"/>
         </w:rPr>
-        <w:hyperlink r:id="rId34" w:history="1">
+        <w:hyperlink r:id="rId33" w:history="1">
           <w:r>
             <w:rPr>
               <w:rStyle w:val="Hyperlink"/>
@@ -6379,7 +6378,7 @@
           <w:sz w:val="24"/>
           <w:u w:val="single"/>
         </w:rPr>
-        <w:hyperlink r:id="rId34" w:history="1">
+        <w:hyperlink r:id="rId33" w:history="1">
           <w:r>
             <w:rPr>
               <w:rStyle w:val="Hyperlink"/>
@@ -6407,7 +6406,7 @@
           <w:sz w:val="24"/>
           <w:u w:val="single"/>
         </w:rPr>
-        <w:hyperlink r:id="rId35" w:history="1">
+        <w:hyperlink r:id="rId34" w:history="1">
           <w:r>
             <w:rPr>
               <w:rStyle w:val="Hyperlink"/>
@@ -6436,7 +6435,7 @@
           <w:sz w:val="24"/>
           <w:u w:val="single"/>
         </w:rPr>
-        <w:hyperlink r:id="rId35" w:history="1">
+        <w:hyperlink r:id="rId34" w:history="1">
           <w:r>
             <w:rPr>
               <w:rStyle w:val="Hyperlink"/>

--- a/EXPORTS/DOCX/published/niveau2/Dutch/Ghana.docx
+++ b/EXPORTS/DOCX/published/niveau2/Dutch/Ghana.docx
@@ -1832,6 +1832,7 @@
           <w:i w:val="0"/>
           <w:color w:val="0000FF"/>
           <w:sz w:val="24"/>
+          <w:u w:val="single"/>
         </w:rPr>
         <w:hyperlink r:id="rId17" w:history="1">
           <w:r>
@@ -4487,7 +4488,7 @@
           <w:sz w:val="24"/>
           <w:u w:val="single"/>
         </w:rPr>
-        <w:hyperlink r:id="rId23" w:history="1">
+        <w:hyperlink r:id="rId24" w:history="1">
           <w:r>
             <w:rPr>
               <w:rStyle w:val="Hyperlink"/>
@@ -4782,16 +4783,8 @@
           <w:i w:val="0"/>
           <w:color w:val="0000FF"/>
           <w:sz w:val="24"/>
-          <w:u w:val="single"/>
-        </w:rPr>
-        <w:hyperlink r:id="rId25" w:history="1">
-          <w:r>
-            <w:rPr>
-              <w:rStyle w:val="Hyperlink"/>
-            </w:rPr>
-            <w:t>page/31</w:t>
-          </w:r>
-        </w:hyperlink>
+        </w:rPr>
+        <w:t>page/31</w:t>
       </w:r>
     </w:p>
     <w:p>
@@ -5060,7 +5053,7 @@
           <w:sz w:val="24"/>
           <w:u w:val="single"/>
         </w:rPr>
-        <w:hyperlink r:id="rId19" w:history="1">
+        <w:hyperlink r:id="rId26" w:history="1">
           <w:r>
             <w:rPr>
               <w:rStyle w:val="Hyperlink"/>
@@ -5089,7 +5082,7 @@
           <w:sz w:val="24"/>
           <w:u w:val="single"/>
         </w:rPr>
-        <w:hyperlink r:id="rId19" w:history="1">
+        <w:hyperlink r:id="rId26" w:history="1">
           <w:r>
             <w:rPr>
               <w:rStyle w:val="Hyperlink"/>
@@ -5107,14 +5100,7 @@
           <w:color w:val="000000"/>
           <w:sz w:val="24"/>
         </w:rPr>
-        <w:hyperlink r:id="rId19" w:history="1">
-          <w:r>
-            <w:rPr>
-              <w:rStyle w:val="Hyperlink"/>
-            </w:rPr>
-            <w:t xml:space="preserve">, </w:t>
-          </w:r>
-        </w:hyperlink>
+        <w:t xml:space="preserve">, </w:t>
       </w:r>
       <w:r>
         <w:rPr>
@@ -5125,7 +5111,7 @@
           <w:sz w:val="24"/>
           <w:u w:val="single"/>
         </w:rPr>
-        <w:hyperlink r:id="rId19" w:history="1">
+        <w:hyperlink r:id="rId27" w:history="1">
           <w:r>
             <w:rPr>
               <w:rStyle w:val="Hyperlink"/>
@@ -5172,7 +5158,7 @@
           <w:sz w:val="24"/>
           <w:u w:val="single"/>
         </w:rPr>
-        <w:hyperlink r:id="rId27" w:history="1">
+        <w:hyperlink r:id="rId19" w:history="1">
           <w:r>
             <w:rPr>
               <w:rStyle w:val="Hyperlink"/>
@@ -5190,7 +5176,7 @@
           <w:sz w:val="24"/>
           <w:u w:val="single"/>
         </w:rPr>
-        <w:hyperlink r:id="rId27" w:history="1">
+        <w:hyperlink r:id="rId19" w:history="1">
           <w:r>
             <w:rPr>
               <w:rStyle w:val="Hyperlink"/>
@@ -5923,7 +5909,7 @@
           <w:color w:val="000000"/>
           <w:sz w:val="24"/>
         </w:rPr>
-        <w:t xml:space="preserve">collectieprofielen Museum Volkenkunde, Leiden. Leiden: Museum Volkendkunde, </w:t>
+        <w:t xml:space="preserve">collectieprofielen Museum Volkenkunde, Leiden. Leiden: Museum Volkenkunde, </w:t>
       </w:r>
       <w:r>
         <w:rPr>

--- a/EXPORTS/DOCX/published/niveau2/Dutch/Ghana.docx
+++ b/EXPORTS/DOCX/published/niveau2/Dutch/Ghana.docx
@@ -580,25 +580,7 @@
           <w:color w:val="000000"/>
           <w:sz w:val="24"/>
         </w:rPr>
-        <w:hyperlink r:id="rId10" w:history="1">
-          <w:r>
-            <w:rPr>
-              <w:rStyle w:val="Hyperlink"/>
-            </w:rPr>
-            <w:t xml:space="preserve">n van de </w:t>
-          </w:r>
-        </w:hyperlink>
-      </w:r>
-      <w:r>
-        <w:rPr>
-          <w:u w:val="single" w:color="0000ff"/>
-          <w:rFonts w:ascii="Charis SIL Regular" w:hAnsi="Charis SIL Regular" w:eastAsia="Charis SIL Regular"/>
-          <w:b w:val="0"/>
-          <w:i w:val="0"/>
-          <w:color w:val="000000"/>
-          <w:sz w:val="24"/>
-        </w:rPr>
-        <w:t>W</w:t>
+        <w:t>n van de W</w:t>
       </w:r>
       <w:r>
         <w:rPr>
@@ -1308,20 +1290,14 @@
       </w:r>
       <w:r>
         <w:rPr>
+          <w:u w:val="single" w:color="0000ff"/>
           <w:rFonts w:ascii="Charis SIL Regular" w:hAnsi="Charis SIL Regular" w:eastAsia="Charis SIL Regular"/>
           <w:b w:val="0"/>
           <w:i w:val="0"/>
           <w:color w:val="000000"/>
           <w:sz w:val="24"/>
         </w:rPr>
-        <w:hyperlink r:id="rId14" w:history="1">
-          <w:r>
-            <w:rPr>
-              <w:rStyle w:val="Hyperlink"/>
-            </w:rPr>
-            <w:t xml:space="preserve">n </w:t>
-          </w:r>
-        </w:hyperlink>
+        <w:t xml:space="preserve">n </w:t>
       </w:r>
       <w:r>
         <w:rPr>
@@ -1832,7 +1808,6 @@
           <w:i w:val="0"/>
           <w:color w:val="0000FF"/>
           <w:sz w:val="24"/>
-          <w:u w:val="single"/>
         </w:rPr>
         <w:hyperlink r:id="rId17" w:history="1">
           <w:r>
@@ -5053,7 +5028,7 @@
           <w:sz w:val="24"/>
           <w:u w:val="single"/>
         </w:rPr>
-        <w:hyperlink r:id="rId26" w:history="1">
+        <w:hyperlink r:id="rId19" w:history="1">
           <w:r>
             <w:rPr>
               <w:rStyle w:val="Hyperlink"/>
@@ -5082,7 +5057,7 @@
           <w:sz w:val="24"/>
           <w:u w:val="single"/>
         </w:rPr>
-        <w:hyperlink r:id="rId26" w:history="1">
+        <w:hyperlink r:id="rId19" w:history="1">
           <w:r>
             <w:rPr>
               <w:rStyle w:val="Hyperlink"/>
@@ -5100,7 +5075,14 @@
           <w:color w:val="000000"/>
           <w:sz w:val="24"/>
         </w:rPr>
-        <w:t xml:space="preserve">, </w:t>
+        <w:hyperlink r:id="rId19" w:history="1">
+          <w:r>
+            <w:rPr>
+              <w:rStyle w:val="Hyperlink"/>
+            </w:rPr>
+            <w:t xml:space="preserve">, </w:t>
+          </w:r>
+        </w:hyperlink>
       </w:r>
       <w:r>
         <w:rPr>
@@ -5111,7 +5093,7 @@
           <w:sz w:val="24"/>
           <w:u w:val="single"/>
         </w:rPr>
-        <w:hyperlink r:id="rId27" w:history="1">
+        <w:hyperlink r:id="rId19" w:history="1">
           <w:r>
             <w:rPr>
               <w:rStyle w:val="Hyperlink"/>
@@ -5158,7 +5140,7 @@
           <w:sz w:val="24"/>
           <w:u w:val="single"/>
         </w:rPr>
-        <w:hyperlink r:id="rId19" w:history="1">
+        <w:hyperlink r:id="rId27" w:history="1">
           <w:r>
             <w:rPr>
               <w:rStyle w:val="Hyperlink"/>
@@ -5176,7 +5158,7 @@
           <w:sz w:val="24"/>
           <w:u w:val="single"/>
         </w:rPr>
-        <w:hyperlink r:id="rId19" w:history="1">
+        <w:hyperlink r:id="rId27" w:history="1">
           <w:r>
             <w:rPr>
               <w:rStyle w:val="Hyperlink"/>

--- a/EXPORTS/DOCX/published/niveau2/Dutch/Ghana.docx
+++ b/EXPORTS/DOCX/published/niveau2/Dutch/Ghana.docx
@@ -1290,14 +1290,20 @@
       </w:r>
       <w:r>
         <w:rPr>
-          <w:u w:val="single" w:color="0000ff"/>
           <w:rFonts w:ascii="Charis SIL Regular" w:hAnsi="Charis SIL Regular" w:eastAsia="Charis SIL Regular"/>
           <w:b w:val="0"/>
           <w:i w:val="0"/>
           <w:color w:val="000000"/>
           <w:sz w:val="24"/>
         </w:rPr>
-        <w:t xml:space="preserve">n </w:t>
+        <w:hyperlink r:id="rId14" w:history="1">
+          <w:r>
+            <w:rPr>
+              <w:rStyle w:val="Hyperlink"/>
+            </w:rPr>
+            <w:t xml:space="preserve">n </w:t>
+          </w:r>
+        </w:hyperlink>
       </w:r>
       <w:r>
         <w:rPr>
@@ -4481,7 +4487,7 @@
           <w:sz w:val="24"/>
           <w:u w:val="single"/>
         </w:rPr>
-        <w:hyperlink r:id="rId23" w:history="1">
+        <w:hyperlink r:id="rId24" w:history="1">
           <w:r>
             <w:rPr>
               <w:rStyle w:val="Hyperlink"/>
@@ -4758,8 +4764,16 @@
           <w:i w:val="0"/>
           <w:color w:val="0000FF"/>
           <w:sz w:val="24"/>
-        </w:rPr>
-        <w:t>page/31</w:t>
+          <w:u w:val="single"/>
+        </w:rPr>
+        <w:hyperlink r:id="rId25" w:history="1">
+          <w:r>
+            <w:rPr>
+              <w:rStyle w:val="Hyperlink"/>
+            </w:rPr>
+            <w:t>page/31</w:t>
+          </w:r>
+        </w:hyperlink>
       </w:r>
     </w:p>
     <w:p>
@@ -5028,7 +5042,7 @@
           <w:sz w:val="24"/>
           <w:u w:val="single"/>
         </w:rPr>
-        <w:hyperlink r:id="rId19" w:history="1">
+        <w:hyperlink r:id="rId26" w:history="1">
           <w:r>
             <w:rPr>
               <w:rStyle w:val="Hyperlink"/>
@@ -5057,7 +5071,7 @@
           <w:sz w:val="24"/>
           <w:u w:val="single"/>
         </w:rPr>
-        <w:hyperlink r:id="rId19" w:history="1">
+        <w:hyperlink r:id="rId26" w:history="1">
           <w:r>
             <w:rPr>
               <w:rStyle w:val="Hyperlink"/>
@@ -5075,14 +5089,7 @@
           <w:color w:val="000000"/>
           <w:sz w:val="24"/>
         </w:rPr>
-        <w:hyperlink r:id="rId19" w:history="1">
-          <w:r>
-            <w:rPr>
-              <w:rStyle w:val="Hyperlink"/>
-            </w:rPr>
-            <w:t xml:space="preserve">, </w:t>
-          </w:r>
-        </w:hyperlink>
+        <w:t xml:space="preserve">, </w:t>
       </w:r>
       <w:r>
         <w:rPr>
@@ -5093,7 +5100,7 @@
           <w:sz w:val="24"/>
           <w:u w:val="single"/>
         </w:rPr>
-        <w:hyperlink r:id="rId19" w:history="1">
+        <w:hyperlink r:id="rId27" w:history="1">
           <w:r>
             <w:rPr>
               <w:rStyle w:val="Hyperlink"/>
@@ -5140,7 +5147,7 @@
           <w:sz w:val="24"/>
           <w:u w:val="single"/>
         </w:rPr>
-        <w:hyperlink r:id="rId27" w:history="1">
+        <w:hyperlink r:id="rId19" w:history="1">
           <w:r>
             <w:rPr>
               <w:rStyle w:val="Hyperlink"/>
@@ -5158,7 +5165,7 @@
           <w:sz w:val="24"/>
           <w:u w:val="single"/>
         </w:rPr>
-        <w:hyperlink r:id="rId27" w:history="1">
+        <w:hyperlink r:id="rId19" w:history="1">
           <w:r>
             <w:rPr>
               <w:rStyle w:val="Hyperlink"/>
@@ -5427,7 +5434,7 @@
           <w:sz w:val="24"/>
           <w:u w:val="single"/>
         </w:rPr>
-        <w:hyperlink r:id="rId28" w:history="1">
+        <w:hyperlink r:id="rId29" w:history="1">
           <w:r>
             <w:rPr>
               <w:rStyle w:val="Hyperlink"/>
@@ -5515,7 +5522,7 @@
           <w:sz w:val="24"/>
           <w:u w:val="single"/>
         </w:rPr>
-        <w:hyperlink r:id="rId29" w:history="1">
+        <w:hyperlink r:id="rId30" w:history="1">
           <w:r>
             <w:rPr>
               <w:rStyle w:val="Hyperlink"/>
@@ -5544,7 +5551,7 @@
           <w:sz w:val="24"/>
           <w:u w:val="single"/>
         </w:rPr>
-        <w:hyperlink r:id="rId29" w:history="1">
+        <w:hyperlink r:id="rId30" w:history="1">
           <w:r>
             <w:rPr>
               <w:rStyle w:val="Hyperlink"/>
@@ -5572,7 +5579,7 @@
           <w:sz w:val="24"/>
           <w:u w:val="single"/>
         </w:rPr>
-        <w:hyperlink r:id="rId30" w:history="1">
+        <w:hyperlink r:id="rId31" w:history="1">
           <w:r>
             <w:rPr>
               <w:rStyle w:val="Hyperlink"/>
@@ -5601,7 +5608,7 @@
           <w:sz w:val="24"/>
           <w:u w:val="single"/>
         </w:rPr>
-        <w:hyperlink r:id="rId30" w:history="1">
+        <w:hyperlink r:id="rId31" w:history="1">
           <w:r>
             <w:rPr>
               <w:rStyle w:val="Hyperlink"/>
@@ -5725,7 +5732,7 @@
           <w:sz w:val="24"/>
           <w:u w:val="single"/>
         </w:rPr>
-        <w:hyperlink r:id="rId31" w:history="1">
+        <w:hyperlink r:id="rId32" w:history="1">
           <w:r>
             <w:rPr>
               <w:rStyle w:val="Hyperlink"/>
@@ -5743,7 +5750,7 @@
           <w:sz w:val="24"/>
           <w:u w:val="single"/>
         </w:rPr>
-        <w:hyperlink r:id="rId31" w:history="1">
+        <w:hyperlink r:id="rId32" w:history="1">
           <w:r>
             <w:rPr>
               <w:rStyle w:val="Hyperlink"/>
@@ -5761,7 +5768,7 @@
           <w:sz w:val="24"/>
           <w:u w:val="single"/>
         </w:rPr>
-        <w:hyperlink r:id="rId31" w:history="1">
+        <w:hyperlink r:id="rId32" w:history="1">
           <w:r>
             <w:rPr>
               <w:rStyle w:val="Hyperlink"/>
@@ -5942,7 +5949,7 @@
           <w:sz w:val="24"/>
           <w:u w:val="single"/>
         </w:rPr>
-        <w:hyperlink r:id="rId32" w:history="1">
+        <w:hyperlink r:id="rId33" w:history="1">
           <w:r>
             <w:rPr>
               <w:rStyle w:val="Hyperlink"/>
@@ -5960,7 +5967,7 @@
           <w:sz w:val="24"/>
           <w:u w:val="single"/>
         </w:rPr>
-        <w:hyperlink r:id="rId32" w:history="1">
+        <w:hyperlink r:id="rId33" w:history="1">
           <w:r>
             <w:rPr>
               <w:rStyle w:val="Hyperlink"/>
@@ -5978,7 +5985,7 @@
           <w:sz w:val="24"/>
           <w:u w:val="single"/>
         </w:rPr>
-        <w:hyperlink r:id="rId32" w:history="1">
+        <w:hyperlink r:id="rId33" w:history="1">
           <w:r>
             <w:rPr>
               <w:rStyle w:val="Hyperlink"/>
@@ -5996,7 +6003,7 @@
           <w:sz w:val="24"/>
           <w:u w:val="single"/>
         </w:rPr>
-        <w:hyperlink r:id="rId32" w:history="1">
+        <w:hyperlink r:id="rId33" w:history="1">
           <w:r>
             <w:rPr>
               <w:rStyle w:val="Hyperlink"/>
@@ -6014,7 +6021,7 @@
           <w:sz w:val="24"/>
           <w:u w:val="single"/>
         </w:rPr>
-        <w:hyperlink r:id="rId32" w:history="1">
+        <w:hyperlink r:id="rId33" w:history="1">
           <w:r>
             <w:rPr>
               <w:rStyle w:val="Hyperlink"/>
@@ -6032,7 +6039,7 @@
           <w:sz w:val="24"/>
           <w:u w:val="single"/>
         </w:rPr>
-        <w:hyperlink r:id="rId32" w:history="1">
+        <w:hyperlink r:id="rId33" w:history="1">
           <w:r>
             <w:rPr>
               <w:rStyle w:val="Hyperlink"/>
@@ -6050,7 +6057,7 @@
           <w:sz w:val="24"/>
           <w:u w:val="single"/>
         </w:rPr>
-        <w:hyperlink r:id="rId32" w:history="1">
+        <w:hyperlink r:id="rId33" w:history="1">
           <w:r>
             <w:rPr>
               <w:rStyle w:val="Hyperlink"/>
@@ -6068,7 +6075,7 @@
           <w:sz w:val="24"/>
           <w:u w:val="single"/>
         </w:rPr>
-        <w:hyperlink r:id="rId32" w:history="1">
+        <w:hyperlink r:id="rId33" w:history="1">
           <w:r>
             <w:rPr>
               <w:rStyle w:val="Hyperlink"/>
@@ -6085,7 +6092,7 @@
           <w:color w:val="0000FF"/>
           <w:sz w:val="24"/>
         </w:rPr>
-        <w:hyperlink r:id="rId32" w:history="1">
+        <w:hyperlink r:id="rId33" w:history="1">
           <w:r>
             <w:rPr>
               <w:rStyle w:val="Hyperlink"/>
@@ -6101,20 +6108,19 @@
           <w:i w:val="0"/>
           <w:color w:val="0000FF"/>
           <w:sz w:val="24"/>
+        </w:rPr>
+        <w:t>-</w:t>
+      </w:r>
+      <w:r>
+        <w:rPr>
+          <w:rFonts w:ascii="Charis SIL Regular" w:hAnsi="Charis SIL Regular" w:eastAsia="Charis SIL Regular"/>
+          <w:b w:val="0"/>
+          <w:i w:val="0"/>
+          <w:color w:val="0000FF"/>
+          <w:sz w:val="24"/>
           <w:u w:val="single"/>
         </w:rPr>
-        <w:t>-</w:t>
-      </w:r>
-      <w:r>
-        <w:rPr>
-          <w:rFonts w:ascii="Charis SIL Regular" w:hAnsi="Charis SIL Regular" w:eastAsia="Charis SIL Regular"/>
-          <w:b w:val="0"/>
-          <w:i w:val="0"/>
-          <w:color w:val="0000FF"/>
-          <w:sz w:val="24"/>
-          <w:u w:val="single"/>
-        </w:rPr>
-        <w:hyperlink r:id="rId32" w:history="1">
+        <w:hyperlink r:id="rId33" w:history="1">
           <w:r>
             <w:rPr>
               <w:rStyle w:val="Hyperlink"/>
@@ -6132,7 +6138,7 @@
           <w:sz w:val="24"/>
           <w:u w:val="single"/>
         </w:rPr>
-        <w:hyperlink r:id="rId32" w:history="1">
+        <w:hyperlink r:id="rId33" w:history="1">
           <w:r>
             <w:rPr>
               <w:rStyle w:val="Hyperlink"/>
@@ -6150,7 +6156,7 @@
           <w:sz w:val="24"/>
           <w:u w:val="single"/>
         </w:rPr>
-        <w:hyperlink r:id="rId32" w:history="1">
+        <w:hyperlink r:id="rId33" w:history="1">
           <w:r>
             <w:rPr>
               <w:rStyle w:val="Hyperlink"/>
@@ -6168,7 +6174,7 @@
           <w:sz w:val="24"/>
           <w:u w:val="single"/>
         </w:rPr>
-        <w:hyperlink r:id="rId32" w:history="1">
+        <w:hyperlink r:id="rId33" w:history="1">
           <w:r>
             <w:rPr>
               <w:rStyle w:val="Hyperlink"/>
@@ -6186,7 +6192,7 @@
           <w:sz w:val="24"/>
           <w:u w:val="single"/>
         </w:rPr>
-        <w:hyperlink r:id="rId32" w:history="1">
+        <w:hyperlink r:id="rId33" w:history="1">
           <w:r>
             <w:rPr>
               <w:rStyle w:val="Hyperlink"/>
@@ -6317,7 +6323,7 @@
           <w:sz w:val="24"/>
           <w:u w:val="single"/>
         </w:rPr>
-        <w:hyperlink r:id="rId33" w:history="1">
+        <w:hyperlink r:id="rId34" w:history="1">
           <w:r>
             <w:rPr>
               <w:rStyle w:val="Hyperlink"/>
@@ -6346,7 +6352,7 @@
           <w:sz w:val="24"/>
           <w:u w:val="single"/>
         </w:rPr>
-        <w:hyperlink r:id="rId33" w:history="1">
+        <w:hyperlink r:id="rId34" w:history="1">
           <w:r>
             <w:rPr>
               <w:rStyle w:val="Hyperlink"/>
@@ -6374,7 +6380,7 @@
           <w:sz w:val="24"/>
           <w:u w:val="single"/>
         </w:rPr>
-        <w:hyperlink r:id="rId34" w:history="1">
+        <w:hyperlink r:id="rId35" w:history="1">
           <w:r>
             <w:rPr>
               <w:rStyle w:val="Hyperlink"/>
@@ -6403,7 +6409,7 @@
           <w:sz w:val="24"/>
           <w:u w:val="single"/>
         </w:rPr>
-        <w:hyperlink r:id="rId34" w:history="1">
+        <w:hyperlink r:id="rId35" w:history="1">
           <w:r>
             <w:rPr>
               <w:rStyle w:val="Hyperlink"/>

--- a/EXPORTS/DOCX/published/niveau2/Dutch/Ghana.docx
+++ b/EXPORTS/DOCX/published/niveau2/Dutch/Ghana.docx
@@ -4487,7 +4487,7 @@
           <w:sz w:val="24"/>
           <w:u w:val="single"/>
         </w:rPr>
-        <w:hyperlink r:id="rId24" w:history="1">
+        <w:hyperlink r:id="rId23" w:history="1">
           <w:r>
             <w:rPr>
               <w:rStyle w:val="Hyperlink"/>
@@ -4982,7 +4982,14 @@
           <w:sz w:val="24"/>
           <w:u w:val="single"/>
         </w:rPr>
-        <w:t>i</w:t>
+        <w:hyperlink r:id="rId19" w:history="1">
+          <w:r>
+            <w:rPr>
+              <w:rStyle w:val="Hyperlink"/>
+            </w:rPr>
+            <w:t>i</w:t>
+          </w:r>
+        </w:hyperlink>
       </w:r>
       <w:r>
         <w:rPr>
@@ -5024,7 +5031,7 @@
           <w:sz w:val="24"/>
           <w:u w:val="single"/>
         </w:rPr>
-        <w:hyperlink r:id="rId26" w:history="1">
+        <w:hyperlink r:id="rId19" w:history="1">
           <w:r>
             <w:rPr>
               <w:rStyle w:val="Hyperlink"/>
@@ -5042,7 +5049,7 @@
           <w:sz w:val="24"/>
           <w:u w:val="single"/>
         </w:rPr>
-        <w:hyperlink r:id="rId26" w:history="1">
+        <w:hyperlink r:id="rId19" w:history="1">
           <w:r>
             <w:rPr>
               <w:rStyle w:val="Hyperlink"/>
@@ -5071,7 +5078,7 @@
           <w:sz w:val="24"/>
           <w:u w:val="single"/>
         </w:rPr>
-        <w:hyperlink r:id="rId26" w:history="1">
+        <w:hyperlink r:id="rId19" w:history="1">
           <w:r>
             <w:rPr>
               <w:rStyle w:val="Hyperlink"/>
@@ -5089,7 +5096,14 @@
           <w:color w:val="000000"/>
           <w:sz w:val="24"/>
         </w:rPr>
-        <w:t xml:space="preserve">, </w:t>
+        <w:hyperlink r:id="rId19" w:history="1">
+          <w:r>
+            <w:rPr>
+              <w:rStyle w:val="Hyperlink"/>
+            </w:rPr>
+            <w:t xml:space="preserve">, </w:t>
+          </w:r>
+        </w:hyperlink>
       </w:r>
       <w:r>
         <w:rPr>
@@ -5100,7 +5114,7 @@
           <w:sz w:val="24"/>
           <w:u w:val="single"/>
         </w:rPr>
-        <w:hyperlink r:id="rId27" w:history="1">
+        <w:hyperlink r:id="rId19" w:history="1">
           <w:r>
             <w:rPr>
               <w:rStyle w:val="Hyperlink"/>
@@ -5147,7 +5161,7 @@
           <w:sz w:val="24"/>
           <w:u w:val="single"/>
         </w:rPr>
-        <w:hyperlink r:id="rId19" w:history="1">
+        <w:hyperlink r:id="rId26" w:history="1">
           <w:r>
             <w:rPr>
               <w:rStyle w:val="Hyperlink"/>
@@ -5165,7 +5179,7 @@
           <w:sz w:val="24"/>
           <w:u w:val="single"/>
         </w:rPr>
-        <w:hyperlink r:id="rId19" w:history="1">
+        <w:hyperlink r:id="rId26" w:history="1">
           <w:r>
             <w:rPr>
               <w:rStyle w:val="Hyperlink"/>
@@ -5305,7 +5319,7 @@
           <w:sz w:val="24"/>
           <w:u w:val="single"/>
         </w:rPr>
-        <w:hyperlink r:id="rId28" w:history="1">
+        <w:hyperlink r:id="rId27" w:history="1">
           <w:r>
             <w:rPr>
               <w:rStyle w:val="Hyperlink"/>
@@ -5323,7 +5337,7 @@
           <w:sz w:val="24"/>
           <w:u w:val="single"/>
         </w:rPr>
-        <w:hyperlink r:id="rId28" w:history="1">
+        <w:hyperlink r:id="rId27" w:history="1">
           <w:r>
             <w:rPr>
               <w:rStyle w:val="Hyperlink"/>
@@ -5341,7 +5355,7 @@
           <w:sz w:val="24"/>
           <w:u w:val="single"/>
         </w:rPr>
-        <w:hyperlink r:id="rId28" w:history="1">
+        <w:hyperlink r:id="rId27" w:history="1">
           <w:r>
             <w:rPr>
               <w:rStyle w:val="Hyperlink"/>
@@ -5359,7 +5373,7 @@
           <w:sz w:val="24"/>
           <w:u w:val="single"/>
         </w:rPr>
-        <w:hyperlink r:id="rId28" w:history="1">
+        <w:hyperlink r:id="rId27" w:history="1">
           <w:r>
             <w:rPr>
               <w:rStyle w:val="Hyperlink"/>
@@ -5387,7 +5401,7 @@
           <w:sz w:val="24"/>
           <w:u w:val="single"/>
         </w:rPr>
-        <w:hyperlink r:id="rId28" w:history="1">
+        <w:hyperlink r:id="rId27" w:history="1">
           <w:r>
             <w:rPr>
               <w:rStyle w:val="Hyperlink"/>
@@ -5405,7 +5419,7 @@
           <w:sz w:val="24"/>
           <w:u w:val="single"/>
         </w:rPr>
-        <w:hyperlink r:id="rId28" w:history="1">
+        <w:hyperlink r:id="rId27" w:history="1">
           <w:r>
             <w:rPr>
               <w:rStyle w:val="Hyperlink"/>
@@ -5434,7 +5448,7 @@
           <w:sz w:val="24"/>
           <w:u w:val="single"/>
         </w:rPr>
-        <w:hyperlink r:id="rId29" w:history="1">
+        <w:hyperlink r:id="rId27" w:history="1">
           <w:r>
             <w:rPr>
               <w:rStyle w:val="Hyperlink"/>
@@ -5522,7 +5536,7 @@
           <w:sz w:val="24"/>
           <w:u w:val="single"/>
         </w:rPr>
-        <w:hyperlink r:id="rId30" w:history="1">
+        <w:hyperlink r:id="rId28" w:history="1">
           <w:r>
             <w:rPr>
               <w:rStyle w:val="Hyperlink"/>
@@ -5551,7 +5565,7 @@
           <w:sz w:val="24"/>
           <w:u w:val="single"/>
         </w:rPr>
-        <w:hyperlink r:id="rId30" w:history="1">
+        <w:hyperlink r:id="rId28" w:history="1">
           <w:r>
             <w:rPr>
               <w:rStyle w:val="Hyperlink"/>
@@ -5579,7 +5593,7 @@
           <w:sz w:val="24"/>
           <w:u w:val="single"/>
         </w:rPr>
-        <w:hyperlink r:id="rId31" w:history="1">
+        <w:hyperlink r:id="rId29" w:history="1">
           <w:r>
             <w:rPr>
               <w:rStyle w:val="Hyperlink"/>
@@ -5608,7 +5622,7 @@
           <w:sz w:val="24"/>
           <w:u w:val="single"/>
         </w:rPr>
-        <w:hyperlink r:id="rId31" w:history="1">
+        <w:hyperlink r:id="rId29" w:history="1">
           <w:r>
             <w:rPr>
               <w:rStyle w:val="Hyperlink"/>
@@ -5732,7 +5746,7 @@
           <w:sz w:val="24"/>
           <w:u w:val="single"/>
         </w:rPr>
-        <w:hyperlink r:id="rId32" w:history="1">
+        <w:hyperlink r:id="rId30" w:history="1">
           <w:r>
             <w:rPr>
               <w:rStyle w:val="Hyperlink"/>
@@ -5750,7 +5764,7 @@
           <w:sz w:val="24"/>
           <w:u w:val="single"/>
         </w:rPr>
-        <w:hyperlink r:id="rId32" w:history="1">
+        <w:hyperlink r:id="rId30" w:history="1">
           <w:r>
             <w:rPr>
               <w:rStyle w:val="Hyperlink"/>
@@ -5768,7 +5782,7 @@
           <w:sz w:val="24"/>
           <w:u w:val="single"/>
         </w:rPr>
-        <w:hyperlink r:id="rId32" w:history="1">
+        <w:hyperlink r:id="rId30" w:history="1">
           <w:r>
             <w:rPr>
               <w:rStyle w:val="Hyperlink"/>
@@ -5949,7 +5963,7 @@
           <w:sz w:val="24"/>
           <w:u w:val="single"/>
         </w:rPr>
-        <w:hyperlink r:id="rId33" w:history="1">
+        <w:hyperlink r:id="rId31" w:history="1">
           <w:r>
             <w:rPr>
               <w:rStyle w:val="Hyperlink"/>
@@ -5967,7 +5981,7 @@
           <w:sz w:val="24"/>
           <w:u w:val="single"/>
         </w:rPr>
-        <w:hyperlink r:id="rId33" w:history="1">
+        <w:hyperlink r:id="rId31" w:history="1">
           <w:r>
             <w:rPr>
               <w:rStyle w:val="Hyperlink"/>
@@ -5985,7 +5999,7 @@
           <w:sz w:val="24"/>
           <w:u w:val="single"/>
         </w:rPr>
-        <w:hyperlink r:id="rId33" w:history="1">
+        <w:hyperlink r:id="rId31" w:history="1">
           <w:r>
             <w:rPr>
               <w:rStyle w:val="Hyperlink"/>
@@ -6003,7 +6017,7 @@
           <w:sz w:val="24"/>
           <w:u w:val="single"/>
         </w:rPr>
-        <w:hyperlink r:id="rId33" w:history="1">
+        <w:hyperlink r:id="rId31" w:history="1">
           <w:r>
             <w:rPr>
               <w:rStyle w:val="Hyperlink"/>
@@ -6021,7 +6035,7 @@
           <w:sz w:val="24"/>
           <w:u w:val="single"/>
         </w:rPr>
-        <w:hyperlink r:id="rId33" w:history="1">
+        <w:hyperlink r:id="rId31" w:history="1">
           <w:r>
             <w:rPr>
               <w:rStyle w:val="Hyperlink"/>
@@ -6039,7 +6053,7 @@
           <w:sz w:val="24"/>
           <w:u w:val="single"/>
         </w:rPr>
-        <w:hyperlink r:id="rId33" w:history="1">
+        <w:hyperlink r:id="rId31" w:history="1">
           <w:r>
             <w:rPr>
               <w:rStyle w:val="Hyperlink"/>
@@ -6057,7 +6071,7 @@
           <w:sz w:val="24"/>
           <w:u w:val="single"/>
         </w:rPr>
-        <w:hyperlink r:id="rId33" w:history="1">
+        <w:hyperlink r:id="rId31" w:history="1">
           <w:r>
             <w:rPr>
               <w:rStyle w:val="Hyperlink"/>
@@ -6075,7 +6089,7 @@
           <w:sz w:val="24"/>
           <w:u w:val="single"/>
         </w:rPr>
-        <w:hyperlink r:id="rId33" w:history="1">
+        <w:hyperlink r:id="rId31" w:history="1">
           <w:r>
             <w:rPr>
               <w:rStyle w:val="Hyperlink"/>
@@ -6092,7 +6106,7 @@
           <w:color w:val="0000FF"/>
           <w:sz w:val="24"/>
         </w:rPr>
-        <w:hyperlink r:id="rId33" w:history="1">
+        <w:hyperlink r:id="rId31" w:history="1">
           <w:r>
             <w:rPr>
               <w:rStyle w:val="Hyperlink"/>
@@ -6108,6 +6122,7 @@
           <w:i w:val="0"/>
           <w:color w:val="0000FF"/>
           <w:sz w:val="24"/>
+          <w:u w:val="single"/>
         </w:rPr>
         <w:t>-</w:t>
       </w:r>
@@ -6120,7 +6135,7 @@
           <w:sz w:val="24"/>
           <w:u w:val="single"/>
         </w:rPr>
-        <w:hyperlink r:id="rId33" w:history="1">
+        <w:hyperlink r:id="rId31" w:history="1">
           <w:r>
             <w:rPr>
               <w:rStyle w:val="Hyperlink"/>
@@ -6138,7 +6153,7 @@
           <w:sz w:val="24"/>
           <w:u w:val="single"/>
         </w:rPr>
-        <w:hyperlink r:id="rId33" w:history="1">
+        <w:hyperlink r:id="rId31" w:history="1">
           <w:r>
             <w:rPr>
               <w:rStyle w:val="Hyperlink"/>
@@ -6156,7 +6171,7 @@
           <w:sz w:val="24"/>
           <w:u w:val="single"/>
         </w:rPr>
-        <w:hyperlink r:id="rId33" w:history="1">
+        <w:hyperlink r:id="rId31" w:history="1">
           <w:r>
             <w:rPr>
               <w:rStyle w:val="Hyperlink"/>
@@ -6174,7 +6189,7 @@
           <w:sz w:val="24"/>
           <w:u w:val="single"/>
         </w:rPr>
-        <w:hyperlink r:id="rId33" w:history="1">
+        <w:hyperlink r:id="rId31" w:history="1">
           <w:r>
             <w:rPr>
               <w:rStyle w:val="Hyperlink"/>
@@ -6192,7 +6207,7 @@
           <w:sz w:val="24"/>
           <w:u w:val="single"/>
         </w:rPr>
-        <w:hyperlink r:id="rId33" w:history="1">
+        <w:hyperlink r:id="rId31" w:history="1">
           <w:r>
             <w:rPr>
               <w:rStyle w:val="Hyperlink"/>
@@ -6323,7 +6338,7 @@
           <w:sz w:val="24"/>
           <w:u w:val="single"/>
         </w:rPr>
-        <w:hyperlink r:id="rId34" w:history="1">
+        <w:hyperlink r:id="rId32" w:history="1">
           <w:r>
             <w:rPr>
               <w:rStyle w:val="Hyperlink"/>
@@ -6352,7 +6367,7 @@
           <w:sz w:val="24"/>
           <w:u w:val="single"/>
         </w:rPr>
-        <w:hyperlink r:id="rId34" w:history="1">
+        <w:hyperlink r:id="rId32" w:history="1">
           <w:r>
             <w:rPr>
               <w:rStyle w:val="Hyperlink"/>
@@ -6380,7 +6395,7 @@
           <w:sz w:val="24"/>
           <w:u w:val="single"/>
         </w:rPr>
-        <w:hyperlink r:id="rId35" w:history="1">
+        <w:hyperlink r:id="rId33" w:history="1">
           <w:r>
             <w:rPr>
               <w:rStyle w:val="Hyperlink"/>
@@ -6409,7 +6424,7 @@
           <w:sz w:val="24"/>
           <w:u w:val="single"/>
         </w:rPr>
-        <w:hyperlink r:id="rId35" w:history="1">
+        <w:hyperlink r:id="rId33" w:history="1">
           <w:r>
             <w:rPr>
               <w:rStyle w:val="Hyperlink"/>

--- a/EXPORTS/DOCX/published/niveau2/Dutch/Ghana.docx
+++ b/EXPORTS/DOCX/published/niveau2/Dutch/Ghana.docx
@@ -580,7 +580,25 @@
           <w:color w:val="000000"/>
           <w:sz w:val="24"/>
         </w:rPr>
-        <w:t>n van de W</w:t>
+        <w:hyperlink r:id="rId10" w:history="1">
+          <w:r>
+            <w:rPr>
+              <w:rStyle w:val="Hyperlink"/>
+            </w:rPr>
+            <w:t xml:space="preserve">n van de </w:t>
+          </w:r>
+        </w:hyperlink>
+      </w:r>
+      <w:r>
+        <w:rPr>
+          <w:u w:val="single" w:color="0000ff"/>
+          <w:rFonts w:ascii="Charis SIL Regular" w:hAnsi="Charis SIL Regular" w:eastAsia="Charis SIL Regular"/>
+          <w:b w:val="0"/>
+          <w:i w:val="0"/>
+          <w:color w:val="000000"/>
+          <w:sz w:val="24"/>
+        </w:rPr>
+        <w:t>W</w:t>
       </w:r>
       <w:r>
         <w:rPr>
@@ -1212,15 +1230,9 @@
           <w:i w:val="0"/>
           <w:color w:val="0000FF"/>
           <w:sz w:val="24"/>
-        </w:rPr>
-        <w:hyperlink r:id="rId14" w:history="1">
-          <w:r>
-            <w:rPr>
-              <w:rStyle w:val="Hyperlink"/>
-            </w:rPr>
-            <w:t>r</w:t>
-          </w:r>
-        </w:hyperlink>
+          <w:u w:val="single"/>
+        </w:rPr>
+        <w:t>r</w:t>
       </w:r>
       <w:r>
         <w:rPr>
@@ -1284,29 +1296,13 @@
             <w:rPr>
               <w:rStyle w:val="Hyperlink"/>
             </w:rPr>
-            <w:t>ffing va</w:t>
+            <w:t xml:space="preserve">ffing van </w:t>
           </w:r>
         </w:hyperlink>
       </w:r>
       <w:r>
         <w:rPr>
-          <w:rFonts w:ascii="Charis SIL Regular" w:hAnsi="Charis SIL Regular" w:eastAsia="Charis SIL Regular"/>
-          <w:b w:val="0"/>
-          <w:i w:val="0"/>
-          <w:color w:val="000000"/>
-          <w:sz w:val="24"/>
-        </w:rPr>
-        <w:hyperlink r:id="rId14" w:history="1">
-          <w:r>
-            <w:rPr>
-              <w:rStyle w:val="Hyperlink"/>
-            </w:rPr>
-            <w:t xml:space="preserve">n </w:t>
-          </w:r>
-        </w:hyperlink>
-      </w:r>
-      <w:r>
-        <w:rPr>
+          <w:u w:val="single" w:color="0000ff"/>
           <w:rFonts w:ascii="Charis SIL Regular" w:hAnsi="Charis SIL Regular" w:eastAsia="Charis SIL Regular"/>
           <w:b w:val="0"/>
           <w:i w:val="0"/>
@@ -1365,9 +1361,19 @@
             <w:rPr>
               <w:rStyle w:val="Hyperlink"/>
             </w:rPr>
-            <w:t xml:space="preserve">inet in de </w:t>
+            <w:t xml:space="preserve">inet in </w:t>
           </w:r>
         </w:hyperlink>
+      </w:r>
+      <w:r>
+        <w:rPr>
+          <w:rFonts w:ascii="Charis SIL Regular" w:hAnsi="Charis SIL Regular" w:eastAsia="Charis SIL Regular"/>
+          <w:b w:val="0"/>
+          <w:i w:val="0"/>
+          <w:color w:val="000000"/>
+          <w:sz w:val="24"/>
+        </w:rPr>
+        <w:t xml:space="preserve">de </w:t>
       </w:r>
       <w:r>
         <w:rPr>
@@ -1814,6 +1820,7 @@
           <w:i w:val="0"/>
           <w:color w:val="0000FF"/>
           <w:sz w:val="24"/>
+          <w:u w:val="single"/>
         </w:rPr>
         <w:hyperlink r:id="rId17" w:history="1">
           <w:r>
@@ -1833,7 +1840,7 @@
           <w:sz w:val="24"/>
           <w:u w:val="single"/>
         </w:rPr>
-        <w:hyperlink r:id="rId16" w:history="1">
+        <w:hyperlink r:id="rId17" w:history="1">
           <w:r>
             <w:rPr>
               <w:rStyle w:val="Hyperlink"/>
@@ -1851,7 +1858,7 @@
           <w:sz w:val="24"/>
           <w:u w:val="single"/>
         </w:rPr>
-        <w:hyperlink r:id="rId16" w:history="1">
+        <w:hyperlink r:id="rId17" w:history="1">
           <w:r>
             <w:rPr>
               <w:rStyle w:val="Hyperlink"/>
@@ -4469,7 +4476,7 @@
           <w:sz w:val="24"/>
           <w:u w:val="single"/>
         </w:rPr>
-        <w:hyperlink r:id="rId24" w:history="1">
+        <w:hyperlink r:id="rId23" w:history="1">
           <w:r>
             <w:rPr>
               <w:rStyle w:val="Hyperlink"/>
@@ -4580,7 +4587,7 @@
           <w:sz w:val="24"/>
           <w:u w:val="single"/>
         </w:rPr>
-        <w:hyperlink r:id="rId23" w:history="1">
+        <w:hyperlink r:id="rId25" w:history="1">
           <w:r>
             <w:rPr>
               <w:rStyle w:val="Hyperlink"/>
@@ -4658,7 +4665,7 @@
           <w:sz w:val="24"/>
           <w:u w:val="single"/>
         </w:rPr>
-        <w:hyperlink r:id="rId25" w:history="1">
+        <w:hyperlink r:id="rId26" w:history="1">
           <w:r>
             <w:rPr>
               <w:rStyle w:val="Hyperlink"/>
@@ -4676,7 +4683,7 @@
           <w:sz w:val="24"/>
           <w:u w:val="single"/>
         </w:rPr>
-        <w:hyperlink r:id="rId25" w:history="1">
+        <w:hyperlink r:id="rId26" w:history="1">
           <w:r>
             <w:rPr>
               <w:rStyle w:val="Hyperlink"/>
@@ -4694,7 +4701,7 @@
           <w:sz w:val="24"/>
           <w:u w:val="single"/>
         </w:rPr>
-        <w:hyperlink r:id="rId25" w:history="1">
+        <w:hyperlink r:id="rId26" w:history="1">
           <w:r>
             <w:rPr>
               <w:rStyle w:val="Hyperlink"/>
@@ -4712,7 +4719,7 @@
           <w:sz w:val="24"/>
           <w:u w:val="single"/>
         </w:rPr>
-        <w:hyperlink r:id="rId25" w:history="1">
+        <w:hyperlink r:id="rId26" w:history="1">
           <w:r>
             <w:rPr>
               <w:rStyle w:val="Hyperlink"/>
@@ -4730,7 +4737,7 @@
           <w:sz w:val="24"/>
           <w:u w:val="single"/>
         </w:rPr>
-        <w:hyperlink r:id="rId25" w:history="1">
+        <w:hyperlink r:id="rId26" w:history="1">
           <w:r>
             <w:rPr>
               <w:rStyle w:val="Hyperlink"/>
@@ -4748,7 +4755,7 @@
           <w:sz w:val="24"/>
           <w:u w:val="single"/>
         </w:rPr>
-        <w:hyperlink r:id="rId25" w:history="1">
+        <w:hyperlink r:id="rId26" w:history="1">
           <w:r>
             <w:rPr>
               <w:rStyle w:val="Hyperlink"/>
@@ -4766,7 +4773,7 @@
           <w:sz w:val="24"/>
           <w:u w:val="single"/>
         </w:rPr>
-        <w:hyperlink r:id="rId25" w:history="1">
+        <w:hyperlink r:id="rId26" w:history="1">
           <w:r>
             <w:rPr>
               <w:rStyle w:val="Hyperlink"/>
@@ -4998,9 +5005,15 @@
           <w:i w:val="0"/>
           <w:color w:val="0000FF"/>
           <w:sz w:val="24"/>
-          <w:u w:val="single"/>
-        </w:rPr>
-        <w:t>l</w:t>
+        </w:rPr>
+        <w:hyperlink r:id="rId19" w:history="1">
+          <w:r>
+            <w:rPr>
+              <w:rStyle w:val="Hyperlink"/>
+            </w:rPr>
+            <w:t>l</w:t>
+          </w:r>
+        </w:hyperlink>
       </w:r>
       <w:r>
         <w:rPr>
@@ -5020,7 +5033,14 @@
           <w:color w:val="000000"/>
           <w:sz w:val="24"/>
         </w:rPr>
-        <w:t xml:space="preserve">, </w:t>
+        <w:hyperlink r:id="rId19" w:history="1">
+          <w:r>
+            <w:rPr>
+              <w:rStyle w:val="Hyperlink"/>
+            </w:rPr>
+            <w:t xml:space="preserve">, </w:t>
+          </w:r>
+        </w:hyperlink>
       </w:r>
       <w:r>
         <w:rPr>
@@ -5114,7 +5134,7 @@
           <w:sz w:val="24"/>
           <w:u w:val="single"/>
         </w:rPr>
-        <w:hyperlink r:id="rId19" w:history="1">
+        <w:hyperlink r:id="rId27" w:history="1">
           <w:r>
             <w:rPr>
               <w:rStyle w:val="Hyperlink"/>
@@ -5132,7 +5152,7 @@
           <w:sz w:val="24"/>
           <w:u w:val="single"/>
         </w:rPr>
-        <w:hyperlink r:id="rId19" w:history="1">
+        <w:hyperlink r:id="rId27" w:history="1">
           <w:r>
             <w:rPr>
               <w:rStyle w:val="Hyperlink"/>
@@ -5161,7 +5181,7 @@
           <w:sz w:val="24"/>
           <w:u w:val="single"/>
         </w:rPr>
-        <w:hyperlink r:id="rId26" w:history="1">
+        <w:hyperlink r:id="rId27" w:history="1">
           <w:r>
             <w:rPr>
               <w:rStyle w:val="Hyperlink"/>
@@ -5179,7 +5199,7 @@
           <w:sz w:val="24"/>
           <w:u w:val="single"/>
         </w:rPr>
-        <w:hyperlink r:id="rId26" w:history="1">
+        <w:hyperlink r:id="rId27" w:history="1">
           <w:r>
             <w:rPr>
               <w:rStyle w:val="Hyperlink"/>
@@ -5319,7 +5339,7 @@
           <w:sz w:val="24"/>
           <w:u w:val="single"/>
         </w:rPr>
-        <w:hyperlink r:id="rId27" w:history="1">
+        <w:hyperlink r:id="rId28" w:history="1">
           <w:r>
             <w:rPr>
               <w:rStyle w:val="Hyperlink"/>
@@ -5337,7 +5357,7 @@
           <w:sz w:val="24"/>
           <w:u w:val="single"/>
         </w:rPr>
-        <w:hyperlink r:id="rId27" w:history="1">
+        <w:hyperlink r:id="rId28" w:history="1">
           <w:r>
             <w:rPr>
               <w:rStyle w:val="Hyperlink"/>
@@ -5355,7 +5375,7 @@
           <w:sz w:val="24"/>
           <w:u w:val="single"/>
         </w:rPr>
-        <w:hyperlink r:id="rId27" w:history="1">
+        <w:hyperlink r:id="rId28" w:history="1">
           <w:r>
             <w:rPr>
               <w:rStyle w:val="Hyperlink"/>
@@ -5373,7 +5393,7 @@
           <w:sz w:val="24"/>
           <w:u w:val="single"/>
         </w:rPr>
-        <w:hyperlink r:id="rId27" w:history="1">
+        <w:hyperlink r:id="rId28" w:history="1">
           <w:r>
             <w:rPr>
               <w:rStyle w:val="Hyperlink"/>
@@ -5401,7 +5421,7 @@
           <w:sz w:val="24"/>
           <w:u w:val="single"/>
         </w:rPr>
-        <w:hyperlink r:id="rId27" w:history="1">
+        <w:hyperlink r:id="rId28" w:history="1">
           <w:r>
             <w:rPr>
               <w:rStyle w:val="Hyperlink"/>
@@ -5419,7 +5439,7 @@
           <w:sz w:val="24"/>
           <w:u w:val="single"/>
         </w:rPr>
-        <w:hyperlink r:id="rId27" w:history="1">
+        <w:hyperlink r:id="rId28" w:history="1">
           <w:r>
             <w:rPr>
               <w:rStyle w:val="Hyperlink"/>
@@ -5448,7 +5468,7 @@
           <w:sz w:val="24"/>
           <w:u w:val="single"/>
         </w:rPr>
-        <w:hyperlink r:id="rId27" w:history="1">
+        <w:hyperlink r:id="rId28" w:history="1">
           <w:r>
             <w:rPr>
               <w:rStyle w:val="Hyperlink"/>
@@ -5536,7 +5556,7 @@
           <w:sz w:val="24"/>
           <w:u w:val="single"/>
         </w:rPr>
-        <w:hyperlink r:id="rId28" w:history="1">
+        <w:hyperlink r:id="rId29" w:history="1">
           <w:r>
             <w:rPr>
               <w:rStyle w:val="Hyperlink"/>
@@ -5565,7 +5585,7 @@
           <w:sz w:val="24"/>
           <w:u w:val="single"/>
         </w:rPr>
-        <w:hyperlink r:id="rId28" w:history="1">
+        <w:hyperlink r:id="rId29" w:history="1">
           <w:r>
             <w:rPr>
               <w:rStyle w:val="Hyperlink"/>
@@ -5593,7 +5613,7 @@
           <w:sz w:val="24"/>
           <w:u w:val="single"/>
         </w:rPr>
-        <w:hyperlink r:id="rId29" w:history="1">
+        <w:hyperlink r:id="rId30" w:history="1">
           <w:r>
             <w:rPr>
               <w:rStyle w:val="Hyperlink"/>
@@ -5622,7 +5642,7 @@
           <w:sz w:val="24"/>
           <w:u w:val="single"/>
         </w:rPr>
-        <w:hyperlink r:id="rId29" w:history="1">
+        <w:hyperlink r:id="rId30" w:history="1">
           <w:r>
             <w:rPr>
               <w:rStyle w:val="Hyperlink"/>
@@ -5746,7 +5766,7 @@
           <w:sz w:val="24"/>
           <w:u w:val="single"/>
         </w:rPr>
-        <w:hyperlink r:id="rId30" w:history="1">
+        <w:hyperlink r:id="rId31" w:history="1">
           <w:r>
             <w:rPr>
               <w:rStyle w:val="Hyperlink"/>
@@ -5764,7 +5784,7 @@
           <w:sz w:val="24"/>
           <w:u w:val="single"/>
         </w:rPr>
-        <w:hyperlink r:id="rId30" w:history="1">
+        <w:hyperlink r:id="rId31" w:history="1">
           <w:r>
             <w:rPr>
               <w:rStyle w:val="Hyperlink"/>
@@ -5782,7 +5802,7 @@
           <w:sz w:val="24"/>
           <w:u w:val="single"/>
         </w:rPr>
-        <w:hyperlink r:id="rId30" w:history="1">
+        <w:hyperlink r:id="rId31" w:history="1">
           <w:r>
             <w:rPr>
               <w:rStyle w:val="Hyperlink"/>
@@ -5963,7 +5983,7 @@
           <w:sz w:val="24"/>
           <w:u w:val="single"/>
         </w:rPr>
-        <w:hyperlink r:id="rId31" w:history="1">
+        <w:hyperlink r:id="rId32" w:history="1">
           <w:r>
             <w:rPr>
               <w:rStyle w:val="Hyperlink"/>
@@ -5981,7 +6001,7 @@
           <w:sz w:val="24"/>
           <w:u w:val="single"/>
         </w:rPr>
-        <w:hyperlink r:id="rId31" w:history="1">
+        <w:hyperlink r:id="rId32" w:history="1">
           <w:r>
             <w:rPr>
               <w:rStyle w:val="Hyperlink"/>
@@ -5999,7 +6019,7 @@
           <w:sz w:val="24"/>
           <w:u w:val="single"/>
         </w:rPr>
-        <w:hyperlink r:id="rId31" w:history="1">
+        <w:hyperlink r:id="rId32" w:history="1">
           <w:r>
             <w:rPr>
               <w:rStyle w:val="Hyperlink"/>
@@ -6017,7 +6037,7 @@
           <w:sz w:val="24"/>
           <w:u w:val="single"/>
         </w:rPr>
-        <w:hyperlink r:id="rId31" w:history="1">
+        <w:hyperlink r:id="rId32" w:history="1">
           <w:r>
             <w:rPr>
               <w:rStyle w:val="Hyperlink"/>
@@ -6035,7 +6055,7 @@
           <w:sz w:val="24"/>
           <w:u w:val="single"/>
         </w:rPr>
-        <w:hyperlink r:id="rId31" w:history="1">
+        <w:hyperlink r:id="rId32" w:history="1">
           <w:r>
             <w:rPr>
               <w:rStyle w:val="Hyperlink"/>
@@ -6053,7 +6073,7 @@
           <w:sz w:val="24"/>
           <w:u w:val="single"/>
         </w:rPr>
-        <w:hyperlink r:id="rId31" w:history="1">
+        <w:hyperlink r:id="rId32" w:history="1">
           <w:r>
             <w:rPr>
               <w:rStyle w:val="Hyperlink"/>
@@ -6071,7 +6091,7 @@
           <w:sz w:val="24"/>
           <w:u w:val="single"/>
         </w:rPr>
-        <w:hyperlink r:id="rId31" w:history="1">
+        <w:hyperlink r:id="rId32" w:history="1">
           <w:r>
             <w:rPr>
               <w:rStyle w:val="Hyperlink"/>
@@ -6089,7 +6109,7 @@
           <w:sz w:val="24"/>
           <w:u w:val="single"/>
         </w:rPr>
-        <w:hyperlink r:id="rId31" w:history="1">
+        <w:hyperlink r:id="rId32" w:history="1">
           <w:r>
             <w:rPr>
               <w:rStyle w:val="Hyperlink"/>
@@ -6106,7 +6126,7 @@
           <w:color w:val="0000FF"/>
           <w:sz w:val="24"/>
         </w:rPr>
-        <w:hyperlink r:id="rId31" w:history="1">
+        <w:hyperlink r:id="rId32" w:history="1">
           <w:r>
             <w:rPr>
               <w:rStyle w:val="Hyperlink"/>
@@ -6135,7 +6155,7 @@
           <w:sz w:val="24"/>
           <w:u w:val="single"/>
         </w:rPr>
-        <w:hyperlink r:id="rId31" w:history="1">
+        <w:hyperlink r:id="rId32" w:history="1">
           <w:r>
             <w:rPr>
               <w:rStyle w:val="Hyperlink"/>
@@ -6153,7 +6173,7 @@
           <w:sz w:val="24"/>
           <w:u w:val="single"/>
         </w:rPr>
-        <w:hyperlink r:id="rId31" w:history="1">
+        <w:hyperlink r:id="rId32" w:history="1">
           <w:r>
             <w:rPr>
               <w:rStyle w:val="Hyperlink"/>
@@ -6171,7 +6191,7 @@
           <w:sz w:val="24"/>
           <w:u w:val="single"/>
         </w:rPr>
-        <w:hyperlink r:id="rId31" w:history="1">
+        <w:hyperlink r:id="rId32" w:history="1">
           <w:r>
             <w:rPr>
               <w:rStyle w:val="Hyperlink"/>
@@ -6189,7 +6209,7 @@
           <w:sz w:val="24"/>
           <w:u w:val="single"/>
         </w:rPr>
-        <w:hyperlink r:id="rId31" w:history="1">
+        <w:hyperlink r:id="rId32" w:history="1">
           <w:r>
             <w:rPr>
               <w:rStyle w:val="Hyperlink"/>
@@ -6207,7 +6227,7 @@
           <w:sz w:val="24"/>
           <w:u w:val="single"/>
         </w:rPr>
-        <w:hyperlink r:id="rId31" w:history="1">
+        <w:hyperlink r:id="rId32" w:history="1">
           <w:r>
             <w:rPr>
               <w:rStyle w:val="Hyperlink"/>
@@ -6338,7 +6358,7 @@
           <w:sz w:val="24"/>
           <w:u w:val="single"/>
         </w:rPr>
-        <w:hyperlink r:id="rId32" w:history="1">
+        <w:hyperlink r:id="rId33" w:history="1">
           <w:r>
             <w:rPr>
               <w:rStyle w:val="Hyperlink"/>
@@ -6367,7 +6387,7 @@
           <w:sz w:val="24"/>
           <w:u w:val="single"/>
         </w:rPr>
-        <w:hyperlink r:id="rId32" w:history="1">
+        <w:hyperlink r:id="rId33" w:history="1">
           <w:r>
             <w:rPr>
               <w:rStyle w:val="Hyperlink"/>
@@ -6395,7 +6415,7 @@
           <w:sz w:val="24"/>
           <w:u w:val="single"/>
         </w:rPr>
-        <w:hyperlink r:id="rId33" w:history="1">
+        <w:hyperlink r:id="rId34" w:history="1">
           <w:r>
             <w:rPr>
               <w:rStyle w:val="Hyperlink"/>
@@ -6424,7 +6444,7 @@
           <w:sz w:val="24"/>
           <w:u w:val="single"/>
         </w:rPr>
-        <w:hyperlink r:id="rId33" w:history="1">
+        <w:hyperlink r:id="rId34" w:history="1">
           <w:r>
             <w:rPr>
               <w:rStyle w:val="Hyperlink"/>

--- a/EXPORTS/DOCX/published/niveau2/Dutch/Ghana.docx
+++ b/EXPORTS/DOCX/published/niveau2/Dutch/Ghana.docx
@@ -1230,9 +1230,15 @@
           <w:i w:val="0"/>
           <w:color w:val="0000FF"/>
           <w:sz w:val="24"/>
-          <w:u w:val="single"/>
-        </w:rPr>
-        <w:t>r</w:t>
+        </w:rPr>
+        <w:hyperlink r:id="rId14" w:history="1">
+          <w:r>
+            <w:rPr>
+              <w:rStyle w:val="Hyperlink"/>
+            </w:rPr>
+            <w:t>r</w:t>
+          </w:r>
+        </w:hyperlink>
       </w:r>
       <w:r>
         <w:rPr>
@@ -1296,13 +1302,29 @@
             <w:rPr>
               <w:rStyle w:val="Hyperlink"/>
             </w:rPr>
-            <w:t xml:space="preserve">ffing van </w:t>
+            <w:t>ffing va</w:t>
           </w:r>
         </w:hyperlink>
       </w:r>
       <w:r>
         <w:rPr>
-          <w:u w:val="single" w:color="0000ff"/>
+          <w:rFonts w:ascii="Charis SIL Regular" w:hAnsi="Charis SIL Regular" w:eastAsia="Charis SIL Regular"/>
+          <w:b w:val="0"/>
+          <w:i w:val="0"/>
+          <w:color w:val="000000"/>
+          <w:sz w:val="24"/>
+        </w:rPr>
+        <w:hyperlink r:id="rId14" w:history="1">
+          <w:r>
+            <w:rPr>
+              <w:rStyle w:val="Hyperlink"/>
+            </w:rPr>
+            <w:t xml:space="preserve">n </w:t>
+          </w:r>
+        </w:hyperlink>
+      </w:r>
+      <w:r>
+        <w:rPr>
           <w:rFonts w:ascii="Charis SIL Regular" w:hAnsi="Charis SIL Regular" w:eastAsia="Charis SIL Regular"/>
           <w:b w:val="0"/>
           <w:i w:val="0"/>
@@ -1361,19 +1383,9 @@
             <w:rPr>
               <w:rStyle w:val="Hyperlink"/>
             </w:rPr>
-            <w:t xml:space="preserve">inet in </w:t>
+            <w:t xml:space="preserve">inet in de </w:t>
           </w:r>
         </w:hyperlink>
-      </w:r>
-      <w:r>
-        <w:rPr>
-          <w:rFonts w:ascii="Charis SIL Regular" w:hAnsi="Charis SIL Regular" w:eastAsia="Charis SIL Regular"/>
-          <w:b w:val="0"/>
-          <w:i w:val="0"/>
-          <w:color w:val="000000"/>
-          <w:sz w:val="24"/>
-        </w:rPr>
-        <w:t xml:space="preserve">de </w:t>
       </w:r>
       <w:r>
         <w:rPr>
@@ -1820,7 +1832,6 @@
           <w:i w:val="0"/>
           <w:color w:val="0000FF"/>
           <w:sz w:val="24"/>
-          <w:u w:val="single"/>
         </w:rPr>
         <w:hyperlink r:id="rId17" w:history="1">
           <w:r>
@@ -1840,7 +1851,7 @@
           <w:sz w:val="24"/>
           <w:u w:val="single"/>
         </w:rPr>
-        <w:hyperlink r:id="rId17" w:history="1">
+        <w:hyperlink r:id="rId16" w:history="1">
           <w:r>
             <w:rPr>
               <w:rStyle w:val="Hyperlink"/>
@@ -1858,7 +1869,7 @@
           <w:sz w:val="24"/>
           <w:u w:val="single"/>
         </w:rPr>
-        <w:hyperlink r:id="rId17" w:history="1">
+        <w:hyperlink r:id="rId16" w:history="1">
           <w:r>
             <w:rPr>
               <w:rStyle w:val="Hyperlink"/>
@@ -4523,6 +4534,7 @@
       </w:r>
       <w:r>
         <w:rPr>
+          <w:u w:val="single" w:color="0000ff"/>
           <w:rFonts w:ascii="Charis SIL Regular" w:hAnsi="Charis SIL Regular" w:eastAsia="Charis SIL Regular"/>
           <w:b w:val="0"/>
           <w:i w:val="0"/>
@@ -5098,7 +5110,7 @@
           <w:sz w:val="24"/>
           <w:u w:val="single"/>
         </w:rPr>
-        <w:hyperlink r:id="rId19" w:history="1">
+        <w:hyperlink r:id="rId27" w:history="1">
           <w:r>
             <w:rPr>
               <w:rStyle w:val="Hyperlink"/>
@@ -5134,7 +5146,7 @@
           <w:sz w:val="24"/>
           <w:u w:val="single"/>
         </w:rPr>
-        <w:hyperlink r:id="rId27" w:history="1">
+        <w:hyperlink r:id="rId28" w:history="1">
           <w:r>
             <w:rPr>
               <w:rStyle w:val="Hyperlink"/>
@@ -5152,7 +5164,7 @@
           <w:sz w:val="24"/>
           <w:u w:val="single"/>
         </w:rPr>
-        <w:hyperlink r:id="rId27" w:history="1">
+        <w:hyperlink r:id="rId28" w:history="1">
           <w:r>
             <w:rPr>
               <w:rStyle w:val="Hyperlink"/>
@@ -5181,7 +5193,7 @@
           <w:sz w:val="24"/>
           <w:u w:val="single"/>
         </w:rPr>
-        <w:hyperlink r:id="rId27" w:history="1">
+        <w:hyperlink r:id="rId28" w:history="1">
           <w:r>
             <w:rPr>
               <w:rStyle w:val="Hyperlink"/>
@@ -5199,7 +5211,7 @@
           <w:sz w:val="24"/>
           <w:u w:val="single"/>
         </w:rPr>
-        <w:hyperlink r:id="rId27" w:history="1">
+        <w:hyperlink r:id="rId28" w:history="1">
           <w:r>
             <w:rPr>
               <w:rStyle w:val="Hyperlink"/>
@@ -5339,7 +5351,7 @@
           <w:sz w:val="24"/>
           <w:u w:val="single"/>
         </w:rPr>
-        <w:hyperlink r:id="rId28" w:history="1">
+        <w:hyperlink r:id="rId29" w:history="1">
           <w:r>
             <w:rPr>
               <w:rStyle w:val="Hyperlink"/>
@@ -5357,7 +5369,7 @@
           <w:sz w:val="24"/>
           <w:u w:val="single"/>
         </w:rPr>
-        <w:hyperlink r:id="rId28" w:history="1">
+        <w:hyperlink r:id="rId29" w:history="1">
           <w:r>
             <w:rPr>
               <w:rStyle w:val="Hyperlink"/>
@@ -5375,7 +5387,7 @@
           <w:sz w:val="24"/>
           <w:u w:val="single"/>
         </w:rPr>
-        <w:hyperlink r:id="rId28" w:history="1">
+        <w:hyperlink r:id="rId29" w:history="1">
           <w:r>
             <w:rPr>
               <w:rStyle w:val="Hyperlink"/>
@@ -5393,7 +5405,7 @@
           <w:sz w:val="24"/>
           <w:u w:val="single"/>
         </w:rPr>
-        <w:hyperlink r:id="rId28" w:history="1">
+        <w:hyperlink r:id="rId29" w:history="1">
           <w:r>
             <w:rPr>
               <w:rStyle w:val="Hyperlink"/>
@@ -5421,7 +5433,7 @@
           <w:sz w:val="24"/>
           <w:u w:val="single"/>
         </w:rPr>
-        <w:hyperlink r:id="rId28" w:history="1">
+        <w:hyperlink r:id="rId29" w:history="1">
           <w:r>
             <w:rPr>
               <w:rStyle w:val="Hyperlink"/>
@@ -5439,7 +5451,7 @@
           <w:sz w:val="24"/>
           <w:u w:val="single"/>
         </w:rPr>
-        <w:hyperlink r:id="rId28" w:history="1">
+        <w:hyperlink r:id="rId29" w:history="1">
           <w:r>
             <w:rPr>
               <w:rStyle w:val="Hyperlink"/>
@@ -5468,7 +5480,7 @@
           <w:sz w:val="24"/>
           <w:u w:val="single"/>
         </w:rPr>
-        <w:hyperlink r:id="rId28" w:history="1">
+        <w:hyperlink r:id="rId29" w:history="1">
           <w:r>
             <w:rPr>
               <w:rStyle w:val="Hyperlink"/>
@@ -5556,7 +5568,7 @@
           <w:sz w:val="24"/>
           <w:u w:val="single"/>
         </w:rPr>
-        <w:hyperlink r:id="rId29" w:history="1">
+        <w:hyperlink r:id="rId30" w:history="1">
           <w:r>
             <w:rPr>
               <w:rStyle w:val="Hyperlink"/>
@@ -5585,7 +5597,7 @@
           <w:sz w:val="24"/>
           <w:u w:val="single"/>
         </w:rPr>
-        <w:hyperlink r:id="rId29" w:history="1">
+        <w:hyperlink r:id="rId30" w:history="1">
           <w:r>
             <w:rPr>
               <w:rStyle w:val="Hyperlink"/>
@@ -5613,7 +5625,7 @@
           <w:sz w:val="24"/>
           <w:u w:val="single"/>
         </w:rPr>
-        <w:hyperlink r:id="rId30" w:history="1">
+        <w:hyperlink r:id="rId31" w:history="1">
           <w:r>
             <w:rPr>
               <w:rStyle w:val="Hyperlink"/>
@@ -5642,7 +5654,7 @@
           <w:sz w:val="24"/>
           <w:u w:val="single"/>
         </w:rPr>
-        <w:hyperlink r:id="rId30" w:history="1">
+        <w:hyperlink r:id="rId31" w:history="1">
           <w:r>
             <w:rPr>
               <w:rStyle w:val="Hyperlink"/>
@@ -5766,7 +5778,7 @@
           <w:sz w:val="24"/>
           <w:u w:val="single"/>
         </w:rPr>
-        <w:hyperlink r:id="rId31" w:history="1">
+        <w:hyperlink r:id="rId32" w:history="1">
           <w:r>
             <w:rPr>
               <w:rStyle w:val="Hyperlink"/>
@@ -5784,7 +5796,7 @@
           <w:sz w:val="24"/>
           <w:u w:val="single"/>
         </w:rPr>
-        <w:hyperlink r:id="rId31" w:history="1">
+        <w:hyperlink r:id="rId32" w:history="1">
           <w:r>
             <w:rPr>
               <w:rStyle w:val="Hyperlink"/>
@@ -5802,7 +5814,7 @@
           <w:sz w:val="24"/>
           <w:u w:val="single"/>
         </w:rPr>
-        <w:hyperlink r:id="rId31" w:history="1">
+        <w:hyperlink r:id="rId32" w:history="1">
           <w:r>
             <w:rPr>
               <w:rStyle w:val="Hyperlink"/>
@@ -5983,7 +5995,7 @@
           <w:sz w:val="24"/>
           <w:u w:val="single"/>
         </w:rPr>
-        <w:hyperlink r:id="rId32" w:history="1">
+        <w:hyperlink r:id="rId33" w:history="1">
           <w:r>
             <w:rPr>
               <w:rStyle w:val="Hyperlink"/>
@@ -6001,7 +6013,7 @@
           <w:sz w:val="24"/>
           <w:u w:val="single"/>
         </w:rPr>
-        <w:hyperlink r:id="rId32" w:history="1">
+        <w:hyperlink r:id="rId33" w:history="1">
           <w:r>
             <w:rPr>
               <w:rStyle w:val="Hyperlink"/>
@@ -6019,7 +6031,7 @@
           <w:sz w:val="24"/>
           <w:u w:val="single"/>
         </w:rPr>
-        <w:hyperlink r:id="rId32" w:history="1">
+        <w:hyperlink r:id="rId33" w:history="1">
           <w:r>
             <w:rPr>
               <w:rStyle w:val="Hyperlink"/>
@@ -6037,7 +6049,7 @@
           <w:sz w:val="24"/>
           <w:u w:val="single"/>
         </w:rPr>
-        <w:hyperlink r:id="rId32" w:history="1">
+        <w:hyperlink r:id="rId33" w:history="1">
           <w:r>
             <w:rPr>
               <w:rStyle w:val="Hyperlink"/>
@@ -6055,7 +6067,7 @@
           <w:sz w:val="24"/>
           <w:u w:val="single"/>
         </w:rPr>
-        <w:hyperlink r:id="rId32" w:history="1">
+        <w:hyperlink r:id="rId33" w:history="1">
           <w:r>
             <w:rPr>
               <w:rStyle w:val="Hyperlink"/>
@@ -6073,7 +6085,7 @@
           <w:sz w:val="24"/>
           <w:u w:val="single"/>
         </w:rPr>
-        <w:hyperlink r:id="rId32" w:history="1">
+        <w:hyperlink r:id="rId33" w:history="1">
           <w:r>
             <w:rPr>
               <w:rStyle w:val="Hyperlink"/>
@@ -6091,7 +6103,7 @@
           <w:sz w:val="24"/>
           <w:u w:val="single"/>
         </w:rPr>
-        <w:hyperlink r:id="rId32" w:history="1">
+        <w:hyperlink r:id="rId33" w:history="1">
           <w:r>
             <w:rPr>
               <w:rStyle w:val="Hyperlink"/>
@@ -6109,7 +6121,7 @@
           <w:sz w:val="24"/>
           <w:u w:val="single"/>
         </w:rPr>
-        <w:hyperlink r:id="rId32" w:history="1">
+        <w:hyperlink r:id="rId33" w:history="1">
           <w:r>
             <w:rPr>
               <w:rStyle w:val="Hyperlink"/>
@@ -6126,7 +6138,7 @@
           <w:color w:val="0000FF"/>
           <w:sz w:val="24"/>
         </w:rPr>
-        <w:hyperlink r:id="rId32" w:history="1">
+        <w:hyperlink r:id="rId33" w:history="1">
           <w:r>
             <w:rPr>
               <w:rStyle w:val="Hyperlink"/>
@@ -6155,7 +6167,7 @@
           <w:sz w:val="24"/>
           <w:u w:val="single"/>
         </w:rPr>
-        <w:hyperlink r:id="rId32" w:history="1">
+        <w:hyperlink r:id="rId33" w:history="1">
           <w:r>
             <w:rPr>
               <w:rStyle w:val="Hyperlink"/>
@@ -6173,7 +6185,7 @@
           <w:sz w:val="24"/>
           <w:u w:val="single"/>
         </w:rPr>
-        <w:hyperlink r:id="rId32" w:history="1">
+        <w:hyperlink r:id="rId33" w:history="1">
           <w:r>
             <w:rPr>
               <w:rStyle w:val="Hyperlink"/>
@@ -6191,7 +6203,7 @@
           <w:sz w:val="24"/>
           <w:u w:val="single"/>
         </w:rPr>
-        <w:hyperlink r:id="rId32" w:history="1">
+        <w:hyperlink r:id="rId33" w:history="1">
           <w:r>
             <w:rPr>
               <w:rStyle w:val="Hyperlink"/>
@@ -6209,7 +6221,7 @@
           <w:sz w:val="24"/>
           <w:u w:val="single"/>
         </w:rPr>
-        <w:hyperlink r:id="rId32" w:history="1">
+        <w:hyperlink r:id="rId33" w:history="1">
           <w:r>
             <w:rPr>
               <w:rStyle w:val="Hyperlink"/>
@@ -6227,7 +6239,7 @@
           <w:sz w:val="24"/>
           <w:u w:val="single"/>
         </w:rPr>
-        <w:hyperlink r:id="rId32" w:history="1">
+        <w:hyperlink r:id="rId33" w:history="1">
           <w:r>
             <w:rPr>
               <w:rStyle w:val="Hyperlink"/>
@@ -6358,7 +6370,7 @@
           <w:sz w:val="24"/>
           <w:u w:val="single"/>
         </w:rPr>
-        <w:hyperlink r:id="rId33" w:history="1">
+        <w:hyperlink r:id="rId34" w:history="1">
           <w:r>
             <w:rPr>
               <w:rStyle w:val="Hyperlink"/>
@@ -6387,7 +6399,7 @@
           <w:sz w:val="24"/>
           <w:u w:val="single"/>
         </w:rPr>
-        <w:hyperlink r:id="rId33" w:history="1">
+        <w:hyperlink r:id="rId34" w:history="1">
           <w:r>
             <w:rPr>
               <w:rStyle w:val="Hyperlink"/>
@@ -6415,7 +6427,7 @@
           <w:sz w:val="24"/>
           <w:u w:val="single"/>
         </w:rPr>
-        <w:hyperlink r:id="rId34" w:history="1">
+        <w:hyperlink r:id="rId35" w:history="1">
           <w:r>
             <w:rPr>
               <w:rStyle w:val="Hyperlink"/>
@@ -6444,7 +6456,7 @@
           <w:sz w:val="24"/>
           <w:u w:val="single"/>
         </w:rPr>
-        <w:hyperlink r:id="rId34" w:history="1">
+        <w:hyperlink r:id="rId35" w:history="1">
           <w:r>
             <w:rPr>
               <w:rStyle w:val="Hyperlink"/>

--- a/EXPORTS/DOCX/published/niveau2/Dutch/Ghana.docx
+++ b/EXPORTS/DOCX/published/niveau2/Dutch/Ghana.docx
@@ -1230,15 +1230,9 @@
           <w:i w:val="0"/>
           <w:color w:val="0000FF"/>
           <w:sz w:val="24"/>
-        </w:rPr>
-        <w:hyperlink r:id="rId14" w:history="1">
-          <w:r>
-            <w:rPr>
-              <w:rStyle w:val="Hyperlink"/>
-            </w:rPr>
-            <w:t>r</w:t>
-          </w:r>
-        </w:hyperlink>
+          <w:u w:val="single"/>
+        </w:rPr>
+        <w:t>r</w:t>
       </w:r>
       <w:r>
         <w:rPr>
@@ -1302,29 +1296,13 @@
             <w:rPr>
               <w:rStyle w:val="Hyperlink"/>
             </w:rPr>
-            <w:t>ffing va</w:t>
+            <w:t xml:space="preserve">ffing van </w:t>
           </w:r>
         </w:hyperlink>
       </w:r>
       <w:r>
         <w:rPr>
-          <w:rFonts w:ascii="Charis SIL Regular" w:hAnsi="Charis SIL Regular" w:eastAsia="Charis SIL Regular"/>
-          <w:b w:val="0"/>
-          <w:i w:val="0"/>
-          <w:color w:val="000000"/>
-          <w:sz w:val="24"/>
-        </w:rPr>
-        <w:hyperlink r:id="rId14" w:history="1">
-          <w:r>
-            <w:rPr>
-              <w:rStyle w:val="Hyperlink"/>
-            </w:rPr>
-            <w:t xml:space="preserve">n </w:t>
-          </w:r>
-        </w:hyperlink>
-      </w:r>
-      <w:r>
-        <w:rPr>
+          <w:u w:val="single" w:color="0000ff"/>
           <w:rFonts w:ascii="Charis SIL Regular" w:hAnsi="Charis SIL Regular" w:eastAsia="Charis SIL Regular"/>
           <w:b w:val="0"/>
           <w:i w:val="0"/>
@@ -1383,9 +1361,19 @@
             <w:rPr>
               <w:rStyle w:val="Hyperlink"/>
             </w:rPr>
-            <w:t xml:space="preserve">inet in de </w:t>
+            <w:t xml:space="preserve">inet in </w:t>
           </w:r>
         </w:hyperlink>
+      </w:r>
+      <w:r>
+        <w:rPr>
+          <w:rFonts w:ascii="Charis SIL Regular" w:hAnsi="Charis SIL Regular" w:eastAsia="Charis SIL Regular"/>
+          <w:b w:val="0"/>
+          <w:i w:val="0"/>
+          <w:color w:val="000000"/>
+          <w:sz w:val="24"/>
+        </w:rPr>
+        <w:t xml:space="preserve">de </w:t>
       </w:r>
       <w:r>
         <w:rPr>
@@ -1832,6 +1820,7 @@
           <w:i w:val="0"/>
           <w:color w:val="0000FF"/>
           <w:sz w:val="24"/>
+          <w:u w:val="single"/>
         </w:rPr>
         <w:hyperlink r:id="rId17" w:history="1">
           <w:r>
@@ -1851,7 +1840,7 @@
           <w:sz w:val="24"/>
           <w:u w:val="single"/>
         </w:rPr>
-        <w:hyperlink r:id="rId16" w:history="1">
+        <w:hyperlink r:id="rId17" w:history="1">
           <w:r>
             <w:rPr>
               <w:rStyle w:val="Hyperlink"/>
@@ -1869,7 +1858,7 @@
           <w:sz w:val="24"/>
           <w:u w:val="single"/>
         </w:rPr>
-        <w:hyperlink r:id="rId16" w:history="1">
+        <w:hyperlink r:id="rId17" w:history="1">
           <w:r>
             <w:rPr>
               <w:rStyle w:val="Hyperlink"/>
@@ -1887,7 +1876,7 @@
           <w:sz w:val="24"/>
           <w:u w:val="single"/>
         </w:rPr>
-        <w:hyperlink r:id="rId16" w:history="1">
+        <w:hyperlink r:id="rId17" w:history="1">
           <w:r>
             <w:rPr>
               <w:rStyle w:val="Hyperlink"/>
@@ -3562,7 +3551,7 @@
           <w:sz w:val="24"/>
           <w:u w:val="single"/>
         </w:rPr>
-        <w:hyperlink r:id="rId21" w:history="1">
+        <w:hyperlink r:id="rId22" w:history="1">
           <w:r>
             <w:rPr>
               <w:rStyle w:val="Hyperlink"/>
@@ -4487,7 +4476,7 @@
           <w:sz w:val="24"/>
           <w:u w:val="single"/>
         </w:rPr>
-        <w:hyperlink r:id="rId23" w:history="1">
+        <w:hyperlink r:id="rId24" w:history="1">
           <w:r>
             <w:rPr>
               <w:rStyle w:val="Hyperlink"/>
@@ -4534,7 +4523,6 @@
       </w:r>
       <w:r>
         <w:rPr>
-          <w:u w:val="single" w:color="0000ff"/>
           <w:rFonts w:ascii="Charis SIL Regular" w:hAnsi="Charis SIL Regular" w:eastAsia="Charis SIL Regular"/>
           <w:b w:val="0"/>
           <w:i w:val="0"/>
@@ -4599,7 +4587,7 @@
           <w:sz w:val="24"/>
           <w:u w:val="single"/>
         </w:rPr>
-        <w:hyperlink r:id="rId25" w:history="1">
+        <w:hyperlink r:id="rId23" w:history="1">
           <w:r>
             <w:rPr>
               <w:rStyle w:val="Hyperlink"/>
@@ -4677,7 +4665,7 @@
           <w:sz w:val="24"/>
           <w:u w:val="single"/>
         </w:rPr>
-        <w:hyperlink r:id="rId26" w:history="1">
+        <w:hyperlink r:id="rId25" w:history="1">
           <w:r>
             <w:rPr>
               <w:rStyle w:val="Hyperlink"/>
@@ -4695,7 +4683,7 @@
           <w:sz w:val="24"/>
           <w:u w:val="single"/>
         </w:rPr>
-        <w:hyperlink r:id="rId26" w:history="1">
+        <w:hyperlink r:id="rId25" w:history="1">
           <w:r>
             <w:rPr>
               <w:rStyle w:val="Hyperlink"/>
@@ -4713,7 +4701,7 @@
           <w:sz w:val="24"/>
           <w:u w:val="single"/>
         </w:rPr>
-        <w:hyperlink r:id="rId26" w:history="1">
+        <w:hyperlink r:id="rId25" w:history="1">
           <w:r>
             <w:rPr>
               <w:rStyle w:val="Hyperlink"/>
@@ -4731,7 +4719,7 @@
           <w:sz w:val="24"/>
           <w:u w:val="single"/>
         </w:rPr>
-        <w:hyperlink r:id="rId26" w:history="1">
+        <w:hyperlink r:id="rId25" w:history="1">
           <w:r>
             <w:rPr>
               <w:rStyle w:val="Hyperlink"/>
@@ -4749,7 +4737,7 @@
           <w:sz w:val="24"/>
           <w:u w:val="single"/>
         </w:rPr>
-        <w:hyperlink r:id="rId26" w:history="1">
+        <w:hyperlink r:id="rId25" w:history="1">
           <w:r>
             <w:rPr>
               <w:rStyle w:val="Hyperlink"/>
@@ -4767,7 +4755,7 @@
           <w:sz w:val="24"/>
           <w:u w:val="single"/>
         </w:rPr>
-        <w:hyperlink r:id="rId26" w:history="1">
+        <w:hyperlink r:id="rId25" w:history="1">
           <w:r>
             <w:rPr>
               <w:rStyle w:val="Hyperlink"/>
@@ -4783,16 +4771,8 @@
           <w:i w:val="0"/>
           <w:color w:val="0000FF"/>
           <w:sz w:val="24"/>
-          <w:u w:val="single"/>
-        </w:rPr>
-        <w:hyperlink r:id="rId26" w:history="1">
-          <w:r>
-            <w:rPr>
-              <w:rStyle w:val="Hyperlink"/>
-            </w:rPr>
-            <w:t>page/31</w:t>
-          </w:r>
-        </w:hyperlink>
+        </w:rPr>
+        <w:t>page/31</w:t>
       </w:r>
     </w:p>
     <w:p>
@@ -5001,14 +4981,7 @@
           <w:sz w:val="24"/>
           <w:u w:val="single"/>
         </w:rPr>
-        <w:hyperlink r:id="rId19" w:history="1">
-          <w:r>
-            <w:rPr>
-              <w:rStyle w:val="Hyperlink"/>
-            </w:rPr>
-            <w:t>i</w:t>
-          </w:r>
-        </w:hyperlink>
+        <w:t>i</w:t>
       </w:r>
       <w:r>
         <w:rPr>
@@ -5017,15 +4990,9 @@
           <w:i w:val="0"/>
           <w:color w:val="0000FF"/>
           <w:sz w:val="24"/>
-        </w:rPr>
-        <w:hyperlink r:id="rId19" w:history="1">
-          <w:r>
-            <w:rPr>
-              <w:rStyle w:val="Hyperlink"/>
-            </w:rPr>
-            <w:t>l</w:t>
-          </w:r>
-        </w:hyperlink>
+          <w:u w:val="single"/>
+        </w:rPr>
+        <w:t>l</w:t>
       </w:r>
       <w:r>
         <w:rPr>
@@ -5045,14 +5012,7 @@
           <w:color w:val="000000"/>
           <w:sz w:val="24"/>
         </w:rPr>
-        <w:hyperlink r:id="rId19" w:history="1">
-          <w:r>
-            <w:rPr>
-              <w:rStyle w:val="Hyperlink"/>
-            </w:rPr>
-            <w:t xml:space="preserve">, </w:t>
-          </w:r>
-        </w:hyperlink>
+        <w:t xml:space="preserve">, </w:t>
       </w:r>
       <w:r>
         <w:rPr>
@@ -5063,7 +5023,7 @@
           <w:sz w:val="24"/>
           <w:u w:val="single"/>
         </w:rPr>
-        <w:hyperlink r:id="rId19" w:history="1">
+        <w:hyperlink r:id="rId26" w:history="1">
           <w:r>
             <w:rPr>
               <w:rStyle w:val="Hyperlink"/>
@@ -5081,7 +5041,7 @@
           <w:sz w:val="24"/>
           <w:u w:val="single"/>
         </w:rPr>
-        <w:hyperlink r:id="rId19" w:history="1">
+        <w:hyperlink r:id="rId26" w:history="1">
           <w:r>
             <w:rPr>
               <w:rStyle w:val="Hyperlink"/>
@@ -5110,7 +5070,7 @@
           <w:sz w:val="24"/>
           <w:u w:val="single"/>
         </w:rPr>
-        <w:hyperlink r:id="rId27" w:history="1">
+        <w:hyperlink r:id="rId26" w:history="1">
           <w:r>
             <w:rPr>
               <w:rStyle w:val="Hyperlink"/>
@@ -5128,14 +5088,7 @@
           <w:color w:val="000000"/>
           <w:sz w:val="24"/>
         </w:rPr>
-        <w:hyperlink r:id="rId19" w:history="1">
-          <w:r>
-            <w:rPr>
-              <w:rStyle w:val="Hyperlink"/>
-            </w:rPr>
-            <w:t xml:space="preserve">, </w:t>
-          </w:r>
-        </w:hyperlink>
+        <w:t xml:space="preserve">, </w:t>
       </w:r>
       <w:r>
         <w:rPr>
@@ -5146,7 +5099,7 @@
           <w:sz w:val="24"/>
           <w:u w:val="single"/>
         </w:rPr>
-        <w:hyperlink r:id="rId28" w:history="1">
+        <w:hyperlink r:id="rId27" w:history="1">
           <w:r>
             <w:rPr>
               <w:rStyle w:val="Hyperlink"/>
@@ -5164,7 +5117,7 @@
           <w:sz w:val="24"/>
           <w:u w:val="single"/>
         </w:rPr>
-        <w:hyperlink r:id="rId28" w:history="1">
+        <w:hyperlink r:id="rId19" w:history="1">
           <w:r>
             <w:rPr>
               <w:rStyle w:val="Hyperlink"/>
@@ -5193,7 +5146,7 @@
           <w:sz w:val="24"/>
           <w:u w:val="single"/>
         </w:rPr>
-        <w:hyperlink r:id="rId28" w:history="1">
+        <w:hyperlink r:id="rId19" w:history="1">
           <w:r>
             <w:rPr>
               <w:rStyle w:val="Hyperlink"/>
@@ -5211,7 +5164,7 @@
           <w:sz w:val="24"/>
           <w:u w:val="single"/>
         </w:rPr>
-        <w:hyperlink r:id="rId28" w:history="1">
+        <w:hyperlink r:id="rId19" w:history="1">
           <w:r>
             <w:rPr>
               <w:rStyle w:val="Hyperlink"/>
@@ -5351,7 +5304,7 @@
           <w:sz w:val="24"/>
           <w:u w:val="single"/>
         </w:rPr>
-        <w:hyperlink r:id="rId29" w:history="1">
+        <w:hyperlink r:id="rId28" w:history="1">
           <w:r>
             <w:rPr>
               <w:rStyle w:val="Hyperlink"/>
@@ -5369,7 +5322,7 @@
           <w:sz w:val="24"/>
           <w:u w:val="single"/>
         </w:rPr>
-        <w:hyperlink r:id="rId29" w:history="1">
+        <w:hyperlink r:id="rId28" w:history="1">
           <w:r>
             <w:rPr>
               <w:rStyle w:val="Hyperlink"/>
@@ -5387,7 +5340,7 @@
           <w:sz w:val="24"/>
           <w:u w:val="single"/>
         </w:rPr>
-        <w:hyperlink r:id="rId29" w:history="1">
+        <w:hyperlink r:id="rId28" w:history="1">
           <w:r>
             <w:rPr>
               <w:rStyle w:val="Hyperlink"/>
@@ -5405,7 +5358,7 @@
           <w:sz w:val="24"/>
           <w:u w:val="single"/>
         </w:rPr>
-        <w:hyperlink r:id="rId29" w:history="1">
+        <w:hyperlink r:id="rId28" w:history="1">
           <w:r>
             <w:rPr>
               <w:rStyle w:val="Hyperlink"/>
@@ -5433,7 +5386,7 @@
           <w:sz w:val="24"/>
           <w:u w:val="single"/>
         </w:rPr>
-        <w:hyperlink r:id="rId29" w:history="1">
+        <w:hyperlink r:id="rId28" w:history="1">
           <w:r>
             <w:rPr>
               <w:rStyle w:val="Hyperlink"/>
@@ -5451,7 +5404,7 @@
           <w:sz w:val="24"/>
           <w:u w:val="single"/>
         </w:rPr>
-        <w:hyperlink r:id="rId29" w:history="1">
+        <w:hyperlink r:id="rId28" w:history="1">
           <w:r>
             <w:rPr>
               <w:rStyle w:val="Hyperlink"/>
@@ -5480,7 +5433,7 @@
           <w:sz w:val="24"/>
           <w:u w:val="single"/>
         </w:rPr>
-        <w:hyperlink r:id="rId29" w:history="1">
+        <w:hyperlink r:id="rId28" w:history="1">
           <w:r>
             <w:rPr>
               <w:rStyle w:val="Hyperlink"/>
@@ -5568,7 +5521,7 @@
           <w:sz w:val="24"/>
           <w:u w:val="single"/>
         </w:rPr>
-        <w:hyperlink r:id="rId30" w:history="1">
+        <w:hyperlink r:id="rId29" w:history="1">
           <w:r>
             <w:rPr>
               <w:rStyle w:val="Hyperlink"/>
@@ -5597,7 +5550,7 @@
           <w:sz w:val="24"/>
           <w:u w:val="single"/>
         </w:rPr>
-        <w:hyperlink r:id="rId30" w:history="1">
+        <w:hyperlink r:id="rId29" w:history="1">
           <w:r>
             <w:rPr>
               <w:rStyle w:val="Hyperlink"/>
@@ -5625,7 +5578,7 @@
           <w:sz w:val="24"/>
           <w:u w:val="single"/>
         </w:rPr>
-        <w:hyperlink r:id="rId31" w:history="1">
+        <w:hyperlink r:id="rId30" w:history="1">
           <w:r>
             <w:rPr>
               <w:rStyle w:val="Hyperlink"/>
@@ -5654,7 +5607,7 @@
           <w:sz w:val="24"/>
           <w:u w:val="single"/>
         </w:rPr>
-        <w:hyperlink r:id="rId31" w:history="1">
+        <w:hyperlink r:id="rId30" w:history="1">
           <w:r>
             <w:rPr>
               <w:rStyle w:val="Hyperlink"/>
@@ -5778,7 +5731,7 @@
           <w:sz w:val="24"/>
           <w:u w:val="single"/>
         </w:rPr>
-        <w:hyperlink r:id="rId32" w:history="1">
+        <w:hyperlink r:id="rId31" w:history="1">
           <w:r>
             <w:rPr>
               <w:rStyle w:val="Hyperlink"/>
@@ -5796,7 +5749,7 @@
           <w:sz w:val="24"/>
           <w:u w:val="single"/>
         </w:rPr>
-        <w:hyperlink r:id="rId32" w:history="1">
+        <w:hyperlink r:id="rId31" w:history="1">
           <w:r>
             <w:rPr>
               <w:rStyle w:val="Hyperlink"/>
@@ -5814,7 +5767,7 @@
           <w:sz w:val="24"/>
           <w:u w:val="single"/>
         </w:rPr>
-        <w:hyperlink r:id="rId32" w:history="1">
+        <w:hyperlink r:id="rId31" w:history="1">
           <w:r>
             <w:rPr>
               <w:rStyle w:val="Hyperlink"/>
@@ -5995,7 +5948,7 @@
           <w:sz w:val="24"/>
           <w:u w:val="single"/>
         </w:rPr>
-        <w:hyperlink r:id="rId33" w:history="1">
+        <w:hyperlink r:id="rId32" w:history="1">
           <w:r>
             <w:rPr>
               <w:rStyle w:val="Hyperlink"/>
@@ -6013,7 +5966,7 @@
           <w:sz w:val="24"/>
           <w:u w:val="single"/>
         </w:rPr>
-        <w:hyperlink r:id="rId33" w:history="1">
+        <w:hyperlink r:id="rId32" w:history="1">
           <w:r>
             <w:rPr>
               <w:rStyle w:val="Hyperlink"/>
@@ -6031,7 +5984,7 @@
           <w:sz w:val="24"/>
           <w:u w:val="single"/>
         </w:rPr>
-        <w:hyperlink r:id="rId33" w:history="1">
+        <w:hyperlink r:id="rId32" w:history="1">
           <w:r>
             <w:rPr>
               <w:rStyle w:val="Hyperlink"/>
@@ -6049,7 +6002,7 @@
           <w:sz w:val="24"/>
           <w:u w:val="single"/>
         </w:rPr>
-        <w:hyperlink r:id="rId33" w:history="1">
+        <w:hyperlink r:id="rId32" w:history="1">
           <w:r>
             <w:rPr>
               <w:rStyle w:val="Hyperlink"/>
@@ -6067,7 +6020,7 @@
           <w:sz w:val="24"/>
           <w:u w:val="single"/>
         </w:rPr>
-        <w:hyperlink r:id="rId33" w:history="1">
+        <w:hyperlink r:id="rId32" w:history="1">
           <w:r>
             <w:rPr>
               <w:rStyle w:val="Hyperlink"/>
@@ -6085,7 +6038,7 @@
           <w:sz w:val="24"/>
           <w:u w:val="single"/>
         </w:rPr>
-        <w:hyperlink r:id="rId33" w:history="1">
+        <w:hyperlink r:id="rId32" w:history="1">
           <w:r>
             <w:rPr>
               <w:rStyle w:val="Hyperlink"/>
@@ -6103,7 +6056,7 @@
           <w:sz w:val="24"/>
           <w:u w:val="single"/>
         </w:rPr>
-        <w:hyperlink r:id="rId33" w:history="1">
+        <w:hyperlink r:id="rId32" w:history="1">
           <w:r>
             <w:rPr>
               <w:rStyle w:val="Hyperlink"/>
@@ -6121,12 +6074,12 @@
           <w:sz w:val="24"/>
           <w:u w:val="single"/>
         </w:rPr>
-        <w:hyperlink r:id="rId33" w:history="1">
+        <w:hyperlink r:id="rId32" w:history="1">
           <w:r>
             <w:rPr>
               <w:rStyle w:val="Hyperlink"/>
             </w:rPr>
-            <w:t>profie</w:t>
+            <w:t>profiel</w:t>
           </w:r>
         </w:hyperlink>
       </w:r>
@@ -6137,13 +6090,25 @@
           <w:i w:val="0"/>
           <w:color w:val="0000FF"/>
           <w:sz w:val="24"/>
-        </w:rPr>
-        <w:hyperlink r:id="rId33" w:history="1">
+          <w:u w:val="single"/>
+        </w:rPr>
+        <w:t>-</w:t>
+      </w:r>
+      <w:r>
+        <w:rPr>
+          <w:rFonts w:ascii="Charis SIL Regular" w:hAnsi="Charis SIL Regular" w:eastAsia="Charis SIL Regular"/>
+          <w:b w:val="0"/>
+          <w:i w:val="0"/>
+          <w:color w:val="0000FF"/>
+          <w:sz w:val="24"/>
+          <w:u w:val="single"/>
+        </w:rPr>
+        <w:hyperlink r:id="rId32" w:history="1">
           <w:r>
             <w:rPr>
               <w:rStyle w:val="Hyperlink"/>
             </w:rPr>
-            <w:t>l</w:t>
+            <w:t>als</w:t>
           </w:r>
         </w:hyperlink>
       </w:r>
@@ -6154,38 +6119,19 @@
           <w:i w:val="0"/>
           <w:color w:val="0000FF"/>
           <w:sz w:val="24"/>
+        </w:rPr>
+        <w:t>-</w:t>
+      </w:r>
+      <w:r>
+        <w:rPr>
+          <w:rFonts w:ascii="Charis SIL Regular" w:hAnsi="Charis SIL Regular" w:eastAsia="Charis SIL Regular"/>
+          <w:b w:val="0"/>
+          <w:i w:val="0"/>
+          <w:color w:val="0000FF"/>
+          <w:sz w:val="24"/>
           <w:u w:val="single"/>
         </w:rPr>
-        <w:t>-</w:t>
-      </w:r>
-      <w:r>
-        <w:rPr>
-          <w:rFonts w:ascii="Charis SIL Regular" w:hAnsi="Charis SIL Regular" w:eastAsia="Charis SIL Regular"/>
-          <w:b w:val="0"/>
-          <w:i w:val="0"/>
-          <w:color w:val="0000FF"/>
-          <w:sz w:val="24"/>
-          <w:u w:val="single"/>
-        </w:rPr>
-        <w:hyperlink r:id="rId33" w:history="1">
-          <w:r>
-            <w:rPr>
-              <w:rStyle w:val="Hyperlink"/>
-            </w:rPr>
-            <w:t>als-</w:t>
-          </w:r>
-        </w:hyperlink>
-      </w:r>
-      <w:r>
-        <w:rPr>
-          <w:rFonts w:ascii="Charis SIL Regular" w:hAnsi="Charis SIL Regular" w:eastAsia="Charis SIL Regular"/>
-          <w:b w:val="0"/>
-          <w:i w:val="0"/>
-          <w:color w:val="0000FF"/>
-          <w:sz w:val="24"/>
-          <w:u w:val="single"/>
-        </w:rPr>
-        <w:hyperlink r:id="rId33" w:history="1">
+        <w:hyperlink r:id="rId32" w:history="1">
           <w:r>
             <w:rPr>
               <w:rStyle w:val="Hyperlink"/>
@@ -6203,7 +6149,7 @@
           <w:sz w:val="24"/>
           <w:u w:val="single"/>
         </w:rPr>
-        <w:hyperlink r:id="rId33" w:history="1">
+        <w:hyperlink r:id="rId32" w:history="1">
           <w:r>
             <w:rPr>
               <w:rStyle w:val="Hyperlink"/>
@@ -6221,7 +6167,7 @@
           <w:sz w:val="24"/>
           <w:u w:val="single"/>
         </w:rPr>
-        <w:hyperlink r:id="rId33" w:history="1">
+        <w:hyperlink r:id="rId32" w:history="1">
           <w:r>
             <w:rPr>
               <w:rStyle w:val="Hyperlink"/>
@@ -6239,7 +6185,7 @@
           <w:sz w:val="24"/>
           <w:u w:val="single"/>
         </w:rPr>
-        <w:hyperlink r:id="rId33" w:history="1">
+        <w:hyperlink r:id="rId32" w:history="1">
           <w:r>
             <w:rPr>
               <w:rStyle w:val="Hyperlink"/>
@@ -6370,7 +6316,7 @@
           <w:sz w:val="24"/>
           <w:u w:val="single"/>
         </w:rPr>
-        <w:hyperlink r:id="rId34" w:history="1">
+        <w:hyperlink r:id="rId33" w:history="1">
           <w:r>
             <w:rPr>
               <w:rStyle w:val="Hyperlink"/>
@@ -6399,7 +6345,7 @@
           <w:sz w:val="24"/>
           <w:u w:val="single"/>
         </w:rPr>
-        <w:hyperlink r:id="rId34" w:history="1">
+        <w:hyperlink r:id="rId33" w:history="1">
           <w:r>
             <w:rPr>
               <w:rStyle w:val="Hyperlink"/>
@@ -6427,7 +6373,7 @@
           <w:sz w:val="24"/>
           <w:u w:val="single"/>
         </w:rPr>
-        <w:hyperlink r:id="rId35" w:history="1">
+        <w:hyperlink r:id="rId34" w:history="1">
           <w:r>
             <w:rPr>
               <w:rStyle w:val="Hyperlink"/>
@@ -6456,7 +6402,7 @@
           <w:sz w:val="24"/>
           <w:u w:val="single"/>
         </w:rPr>
-        <w:hyperlink r:id="rId35" w:history="1">
+        <w:hyperlink r:id="rId34" w:history="1">
           <w:r>
             <w:rPr>
               <w:rStyle w:val="Hyperlink"/>

--- a/EXPORTS/DOCX/published/niveau2/Dutch/Ghana.docx
+++ b/EXPORTS/DOCX/published/niveau2/Dutch/Ghana.docx
@@ -591,7 +591,6 @@
       </w:r>
       <w:r>
         <w:rPr>
-          <w:u w:val="single" w:color="0000ff"/>
           <w:rFonts w:ascii="Charis SIL Regular" w:hAnsi="Charis SIL Regular" w:eastAsia="Charis SIL Regular"/>
           <w:b w:val="0"/>
           <w:i w:val="0"/>
@@ -1230,9 +1229,15 @@
           <w:i w:val="0"/>
           <w:color w:val="0000FF"/>
           <w:sz w:val="24"/>
-          <w:u w:val="single"/>
-        </w:rPr>
-        <w:t>r</w:t>
+        </w:rPr>
+        <w:hyperlink r:id="rId14" w:history="1">
+          <w:r>
+            <w:rPr>
+              <w:rStyle w:val="Hyperlink"/>
+            </w:rPr>
+            <w:t>r</w:t>
+          </w:r>
+        </w:hyperlink>
       </w:r>
       <w:r>
         <w:rPr>
@@ -1296,13 +1301,29 @@
             <w:rPr>
               <w:rStyle w:val="Hyperlink"/>
             </w:rPr>
-            <w:t xml:space="preserve">ffing van </w:t>
+            <w:t>ffing va</w:t>
           </w:r>
         </w:hyperlink>
       </w:r>
       <w:r>
         <w:rPr>
-          <w:u w:val="single" w:color="0000ff"/>
+          <w:rFonts w:ascii="Charis SIL Regular" w:hAnsi="Charis SIL Regular" w:eastAsia="Charis SIL Regular"/>
+          <w:b w:val="0"/>
+          <w:i w:val="0"/>
+          <w:color w:val="000000"/>
+          <w:sz w:val="24"/>
+        </w:rPr>
+        <w:hyperlink r:id="rId14" w:history="1">
+          <w:r>
+            <w:rPr>
+              <w:rStyle w:val="Hyperlink"/>
+            </w:rPr>
+            <w:t xml:space="preserve">n </w:t>
+          </w:r>
+        </w:hyperlink>
+      </w:r>
+      <w:r>
+        <w:rPr>
           <w:rFonts w:ascii="Charis SIL Regular" w:hAnsi="Charis SIL Regular" w:eastAsia="Charis SIL Regular"/>
           <w:b w:val="0"/>
           <w:i w:val="0"/>
@@ -1361,19 +1382,9 @@
             <w:rPr>
               <w:rStyle w:val="Hyperlink"/>
             </w:rPr>
-            <w:t xml:space="preserve">inet in </w:t>
+            <w:t xml:space="preserve">inet in de </w:t>
           </w:r>
         </w:hyperlink>
-      </w:r>
-      <w:r>
-        <w:rPr>
-          <w:rFonts w:ascii="Charis SIL Regular" w:hAnsi="Charis SIL Regular" w:eastAsia="Charis SIL Regular"/>
-          <w:b w:val="0"/>
-          <w:i w:val="0"/>
-          <w:color w:val="000000"/>
-          <w:sz w:val="24"/>
-        </w:rPr>
-        <w:t xml:space="preserve">de </w:t>
       </w:r>
       <w:r>
         <w:rPr>
@@ -1840,7 +1851,7 @@
           <w:sz w:val="24"/>
           <w:u w:val="single"/>
         </w:rPr>
-        <w:hyperlink r:id="rId17" w:history="1">
+        <w:hyperlink r:id="rId16" w:history="1">
           <w:r>
             <w:rPr>
               <w:rStyle w:val="Hyperlink"/>
@@ -1858,7 +1869,7 @@
           <w:sz w:val="24"/>
           <w:u w:val="single"/>
         </w:rPr>
-        <w:hyperlink r:id="rId17" w:history="1">
+        <w:hyperlink r:id="rId16" w:history="1">
           <w:r>
             <w:rPr>
               <w:rStyle w:val="Hyperlink"/>
@@ -1876,7 +1887,7 @@
           <w:sz w:val="24"/>
           <w:u w:val="single"/>
         </w:rPr>
-        <w:hyperlink r:id="rId17" w:history="1">
+        <w:hyperlink r:id="rId16" w:history="1">
           <w:r>
             <w:rPr>
               <w:rStyle w:val="Hyperlink"/>
@@ -2060,75 +2071,13 @@
       </w:r>
       <w:r>
         <w:rPr>
-          <w:u w:val="single" w:color="0000ff"/>
           <w:rFonts w:ascii="Charis SIL Regular" w:hAnsi="Charis SIL Regular" w:eastAsia="Charis SIL Regular"/>
           <w:b w:val="0"/>
           <w:i w:val="0"/>
           <w:color w:val="000000"/>
           <w:sz w:val="24"/>
         </w:rPr>
-        <w:hyperlink r:id="rId18" w:history="1">
-          <w:r>
-            <w:rPr>
-              <w:rStyle w:val="Hyperlink"/>
-            </w:rPr>
-            <w:t>Temminck bi</w:t>
-          </w:r>
-        </w:hyperlink>
-      </w:r>
-      <w:r>
-        <w:rPr>
-          <w:u w:val="single" w:color="0000ff"/>
-          <w:rFonts w:ascii="Charis SIL Regular" w:hAnsi="Charis SIL Regular" w:eastAsia="Charis SIL Regular"/>
-          <w:b w:val="0"/>
-          <w:i w:val="0"/>
-          <w:color w:val="000000"/>
-          <w:sz w:val="24"/>
-        </w:rPr>
-        <w:hyperlink r:id="rId18" w:history="1">
-          <w:r>
-            <w:rPr>
-              <w:rStyle w:val="Hyperlink"/>
-            </w:rPr>
-            <w:t>j</w:t>
-          </w:r>
-        </w:hyperlink>
-      </w:r>
-      <w:r>
-        <w:rPr>
-          <w:u w:val="single" w:color="0000ff"/>
-          <w:rFonts w:ascii="Charis SIL Regular" w:hAnsi="Charis SIL Regular" w:eastAsia="Charis SIL Regular"/>
-          <w:b w:val="0"/>
-          <w:i w:val="0"/>
-          <w:color w:val="000000"/>
-          <w:sz w:val="24"/>
-        </w:rPr>
-        <w:hyperlink r:id="rId18" w:history="1">
-          <w:r>
-            <w:rPr>
-              <w:rStyle w:val="Hyperlink"/>
-            </w:rPr>
-            <w:t xml:space="preserve"> de </w:t>
-          </w:r>
-        </w:hyperlink>
-      </w:r>
-      <w:r>
-        <w:rPr>
-          <w:u w:val="single" w:color="0000ff"/>
-          <w:rFonts w:ascii="Charis SIL Regular" w:hAnsi="Charis SIL Regular" w:eastAsia="Charis SIL Regular"/>
-          <w:b w:val="0"/>
-          <w:i w:val="0"/>
-          <w:color w:val="000000"/>
-          <w:sz w:val="24"/>
-        </w:rPr>
-        <w:hyperlink r:id="rId18" w:history="1">
-          <w:r>
-            <w:rPr>
-              <w:rStyle w:val="Hyperlink"/>
-            </w:rPr>
-            <w:t>minister van</w:t>
-          </w:r>
-        </w:hyperlink>
+        <w:t>Temminck bij de minister van</w:t>
       </w:r>
       <w:r>
         <w:rPr>
@@ -3551,7 +3500,7 @@
           <w:sz w:val="24"/>
           <w:u w:val="single"/>
         </w:rPr>
-        <w:hyperlink r:id="rId22" w:history="1">
+        <w:hyperlink r:id="rId21" w:history="1">
           <w:r>
             <w:rPr>
               <w:rStyle w:val="Hyperlink"/>
@@ -4476,7 +4425,7 @@
           <w:sz w:val="24"/>
           <w:u w:val="single"/>
         </w:rPr>
-        <w:hyperlink r:id="rId24" w:history="1">
+        <w:hyperlink r:id="rId23" w:history="1">
           <w:r>
             <w:rPr>
               <w:rStyle w:val="Hyperlink"/>
@@ -4771,8 +4720,16 @@
           <w:i w:val="0"/>
           <w:color w:val="0000FF"/>
           <w:sz w:val="24"/>
-        </w:rPr>
-        <w:t>page/31</w:t>
+          <w:u w:val="single"/>
+        </w:rPr>
+        <w:hyperlink r:id="rId25" w:history="1">
+          <w:r>
+            <w:rPr>
+              <w:rStyle w:val="Hyperlink"/>
+            </w:rPr>
+            <w:t>page/31</w:t>
+          </w:r>
+        </w:hyperlink>
       </w:r>
     </w:p>
     <w:p>
@@ -5041,7 +4998,7 @@
           <w:sz w:val="24"/>
           <w:u w:val="single"/>
         </w:rPr>
-        <w:hyperlink r:id="rId26" w:history="1">
+        <w:hyperlink r:id="rId19" w:history="1">
           <w:r>
             <w:rPr>
               <w:rStyle w:val="Hyperlink"/>
@@ -5070,7 +5027,7 @@
           <w:sz w:val="24"/>
           <w:u w:val="single"/>
         </w:rPr>
-        <w:hyperlink r:id="rId26" w:history="1">
+        <w:hyperlink r:id="rId19" w:history="1">
           <w:r>
             <w:rPr>
               <w:rStyle w:val="Hyperlink"/>
@@ -5088,7 +5045,14 @@
           <w:color w:val="000000"/>
           <w:sz w:val="24"/>
         </w:rPr>
-        <w:t xml:space="preserve">, </w:t>
+        <w:hyperlink r:id="rId19" w:history="1">
+          <w:r>
+            <w:rPr>
+              <w:rStyle w:val="Hyperlink"/>
+            </w:rPr>
+            <w:t xml:space="preserve">, </w:t>
+          </w:r>
+        </w:hyperlink>
       </w:r>
       <w:r>
         <w:rPr>
@@ -5099,7 +5063,7 @@
           <w:sz w:val="24"/>
           <w:u w:val="single"/>
         </w:rPr>
-        <w:hyperlink r:id="rId27" w:history="1">
+        <w:hyperlink r:id="rId19" w:history="1">
           <w:r>
             <w:rPr>
               <w:rStyle w:val="Hyperlink"/>
@@ -5146,7 +5110,7 @@
           <w:sz w:val="24"/>
           <w:u w:val="single"/>
         </w:rPr>
-        <w:hyperlink r:id="rId19" w:history="1">
+        <w:hyperlink r:id="rId27" w:history="1">
           <w:r>
             <w:rPr>
               <w:rStyle w:val="Hyperlink"/>
@@ -5164,7 +5128,7 @@
           <w:sz w:val="24"/>
           <w:u w:val="single"/>
         </w:rPr>
-        <w:hyperlink r:id="rId19" w:history="1">
+        <w:hyperlink r:id="rId27" w:history="1">
           <w:r>
             <w:rPr>
               <w:rStyle w:val="Hyperlink"/>
@@ -6079,7 +6043,7 @@
             <w:rPr>
               <w:rStyle w:val="Hyperlink"/>
             </w:rPr>
-            <w:t>profiel</w:t>
+            <w:t>profie</w:t>
           </w:r>
         </w:hyperlink>
       </w:r>
@@ -6090,25 +6054,13 @@
           <w:i w:val="0"/>
           <w:color w:val="0000FF"/>
           <w:sz w:val="24"/>
-          <w:u w:val="single"/>
-        </w:rPr>
-        <w:t>-</w:t>
-      </w:r>
-      <w:r>
-        <w:rPr>
-          <w:rFonts w:ascii="Charis SIL Regular" w:hAnsi="Charis SIL Regular" w:eastAsia="Charis SIL Regular"/>
-          <w:b w:val="0"/>
-          <w:i w:val="0"/>
-          <w:color w:val="0000FF"/>
-          <w:sz w:val="24"/>
-          <w:u w:val="single"/>
         </w:rPr>
         <w:hyperlink r:id="rId32" w:history="1">
           <w:r>
             <w:rPr>
               <w:rStyle w:val="Hyperlink"/>
             </w:rPr>
-            <w:t>als</w:t>
+            <w:t>l</w:t>
           </w:r>
         </w:hyperlink>
       </w:r>
@@ -6119,8 +6071,27 @@
           <w:i w:val="0"/>
           <w:color w:val="0000FF"/>
           <w:sz w:val="24"/>
+          <w:u w:val="single"/>
         </w:rPr>
         <w:t>-</w:t>
+      </w:r>
+      <w:r>
+        <w:rPr>
+          <w:rFonts w:ascii="Charis SIL Regular" w:hAnsi="Charis SIL Regular" w:eastAsia="Charis SIL Regular"/>
+          <w:b w:val="0"/>
+          <w:i w:val="0"/>
+          <w:color w:val="0000FF"/>
+          <w:sz w:val="24"/>
+          <w:u w:val="single"/>
+        </w:rPr>
+        <w:hyperlink r:id="rId32" w:history="1">
+          <w:r>
+            <w:rPr>
+              <w:rStyle w:val="Hyperlink"/>
+            </w:rPr>
+            <w:t>als-</w:t>
+          </w:r>
+        </w:hyperlink>
       </w:r>
       <w:r>
         <w:rPr>

--- a/EXPORTS/DOCX/published/niveau2/Dutch/Ghana.docx
+++ b/EXPORTS/DOCX/published/niveau2/Dutch/Ghana.docx
@@ -580,24 +580,7 @@
           <w:color w:val="000000"/>
           <w:sz w:val="24"/>
         </w:rPr>
-        <w:hyperlink r:id="rId10" w:history="1">
-          <w:r>
-            <w:rPr>
-              <w:rStyle w:val="Hyperlink"/>
-            </w:rPr>
-            <w:t xml:space="preserve">n van de </w:t>
-          </w:r>
-        </w:hyperlink>
-      </w:r>
-      <w:r>
-        <w:rPr>
-          <w:rFonts w:ascii="Charis SIL Regular" w:hAnsi="Charis SIL Regular" w:eastAsia="Charis SIL Regular"/>
-          <w:b w:val="0"/>
-          <w:i w:val="0"/>
-          <w:color w:val="000000"/>
-          <w:sz w:val="24"/>
-        </w:rPr>
-        <w:t>W</w:t>
+        <w:t>n van de W</w:t>
       </w:r>
       <w:r>
         <w:rPr>
@@ -1831,7 +1814,6 @@
           <w:i w:val="0"/>
           <w:color w:val="0000FF"/>
           <w:sz w:val="24"/>
-          <w:u w:val="single"/>
         </w:rPr>
         <w:hyperlink r:id="rId17" w:history="1">
           <w:r>
@@ -2071,13 +2053,75 @@
       </w:r>
       <w:r>
         <w:rPr>
+          <w:u w:val="single" w:color="0000ff"/>
           <w:rFonts w:ascii="Charis SIL Regular" w:hAnsi="Charis SIL Regular" w:eastAsia="Charis SIL Regular"/>
           <w:b w:val="0"/>
           <w:i w:val="0"/>
           <w:color w:val="000000"/>
           <w:sz w:val="24"/>
         </w:rPr>
-        <w:t>Temminck bij de minister van</w:t>
+        <w:hyperlink r:id="rId18" w:history="1">
+          <w:r>
+            <w:rPr>
+              <w:rStyle w:val="Hyperlink"/>
+            </w:rPr>
+            <w:t>Temminck bi</w:t>
+          </w:r>
+        </w:hyperlink>
+      </w:r>
+      <w:r>
+        <w:rPr>
+          <w:u w:val="single" w:color="0000ff"/>
+          <w:rFonts w:ascii="Charis SIL Regular" w:hAnsi="Charis SIL Regular" w:eastAsia="Charis SIL Regular"/>
+          <w:b w:val="0"/>
+          <w:i w:val="0"/>
+          <w:color w:val="000000"/>
+          <w:sz w:val="24"/>
+        </w:rPr>
+        <w:hyperlink r:id="rId18" w:history="1">
+          <w:r>
+            <w:rPr>
+              <w:rStyle w:val="Hyperlink"/>
+            </w:rPr>
+            <w:t>j</w:t>
+          </w:r>
+        </w:hyperlink>
+      </w:r>
+      <w:r>
+        <w:rPr>
+          <w:u w:val="single" w:color="0000ff"/>
+          <w:rFonts w:ascii="Charis SIL Regular" w:hAnsi="Charis SIL Regular" w:eastAsia="Charis SIL Regular"/>
+          <w:b w:val="0"/>
+          <w:i w:val="0"/>
+          <w:color w:val="000000"/>
+          <w:sz w:val="24"/>
+        </w:rPr>
+        <w:hyperlink r:id="rId18" w:history="1">
+          <w:r>
+            <w:rPr>
+              <w:rStyle w:val="Hyperlink"/>
+            </w:rPr>
+            <w:t xml:space="preserve"> de </w:t>
+          </w:r>
+        </w:hyperlink>
+      </w:r>
+      <w:r>
+        <w:rPr>
+          <w:u w:val="single" w:color="0000ff"/>
+          <w:rFonts w:ascii="Charis SIL Regular" w:hAnsi="Charis SIL Regular" w:eastAsia="Charis SIL Regular"/>
+          <w:b w:val="0"/>
+          <w:i w:val="0"/>
+          <w:color w:val="000000"/>
+          <w:sz w:val="24"/>
+        </w:rPr>
+        <w:hyperlink r:id="rId18" w:history="1">
+          <w:r>
+            <w:rPr>
+              <w:rStyle w:val="Hyperlink"/>
+            </w:rPr>
+            <w:t>minister van</w:t>
+          </w:r>
+        </w:hyperlink>
       </w:r>
       <w:r>
         <w:rPr>
@@ -4425,7 +4469,7 @@
           <w:sz w:val="24"/>
           <w:u w:val="single"/>
         </w:rPr>
-        <w:hyperlink r:id="rId23" w:history="1">
+        <w:hyperlink r:id="rId24" w:history="1">
           <w:r>
             <w:rPr>
               <w:rStyle w:val="Hyperlink"/>
@@ -4720,16 +4764,8 @@
           <w:i w:val="0"/>
           <w:color w:val="0000FF"/>
           <w:sz w:val="24"/>
-          <w:u w:val="single"/>
-        </w:rPr>
-        <w:hyperlink r:id="rId25" w:history="1">
-          <w:r>
-            <w:rPr>
-              <w:rStyle w:val="Hyperlink"/>
-            </w:rPr>
-            <w:t>page/31</w:t>
-          </w:r>
-        </w:hyperlink>
+        </w:rPr>
+        <w:t>page/31</w:t>
       </w:r>
     </w:p>
     <w:p>
@@ -4998,7 +5034,7 @@
           <w:sz w:val="24"/>
           <w:u w:val="single"/>
         </w:rPr>
-        <w:hyperlink r:id="rId19" w:history="1">
+        <w:hyperlink r:id="rId26" w:history="1">
           <w:r>
             <w:rPr>
               <w:rStyle w:val="Hyperlink"/>
@@ -5027,7 +5063,7 @@
           <w:sz w:val="24"/>
           <w:u w:val="single"/>
         </w:rPr>
-        <w:hyperlink r:id="rId19" w:history="1">
+        <w:hyperlink r:id="rId26" w:history="1">
           <w:r>
             <w:rPr>
               <w:rStyle w:val="Hyperlink"/>
@@ -5045,14 +5081,7 @@
           <w:color w:val="000000"/>
           <w:sz w:val="24"/>
         </w:rPr>
-        <w:hyperlink r:id="rId19" w:history="1">
-          <w:r>
-            <w:rPr>
-              <w:rStyle w:val="Hyperlink"/>
-            </w:rPr>
-            <w:t xml:space="preserve">, </w:t>
-          </w:r>
-        </w:hyperlink>
+        <w:t xml:space="preserve">, </w:t>
       </w:r>
       <w:r>
         <w:rPr>
@@ -5063,7 +5092,7 @@
           <w:sz w:val="24"/>
           <w:u w:val="single"/>
         </w:rPr>
-        <w:hyperlink r:id="rId19" w:history="1">
+        <w:hyperlink r:id="rId27" w:history="1">
           <w:r>
             <w:rPr>
               <w:rStyle w:val="Hyperlink"/>
@@ -5110,7 +5139,7 @@
           <w:sz w:val="24"/>
           <w:u w:val="single"/>
         </w:rPr>
-        <w:hyperlink r:id="rId27" w:history="1">
+        <w:hyperlink r:id="rId19" w:history="1">
           <w:r>
             <w:rPr>
               <w:rStyle w:val="Hyperlink"/>
@@ -5128,7 +5157,7 @@
           <w:sz w:val="24"/>
           <w:u w:val="single"/>
         </w:rPr>
-        <w:hyperlink r:id="rId27" w:history="1">
+        <w:hyperlink r:id="rId19" w:history="1">
           <w:r>
             <w:rPr>
               <w:rStyle w:val="Hyperlink"/>
@@ -5350,7 +5379,7 @@
           <w:sz w:val="24"/>
           <w:u w:val="single"/>
         </w:rPr>
-        <w:hyperlink r:id="rId28" w:history="1">
+        <w:hyperlink r:id="rId29" w:history="1">
           <w:r>
             <w:rPr>
               <w:rStyle w:val="Hyperlink"/>
@@ -5485,7 +5514,7 @@
           <w:sz w:val="24"/>
           <w:u w:val="single"/>
         </w:rPr>
-        <w:hyperlink r:id="rId29" w:history="1">
+        <w:hyperlink r:id="rId30" w:history="1">
           <w:r>
             <w:rPr>
               <w:rStyle w:val="Hyperlink"/>
@@ -5514,7 +5543,7 @@
           <w:sz w:val="24"/>
           <w:u w:val="single"/>
         </w:rPr>
-        <w:hyperlink r:id="rId29" w:history="1">
+        <w:hyperlink r:id="rId30" w:history="1">
           <w:r>
             <w:rPr>
               <w:rStyle w:val="Hyperlink"/>
@@ -5542,7 +5571,7 @@
           <w:sz w:val="24"/>
           <w:u w:val="single"/>
         </w:rPr>
-        <w:hyperlink r:id="rId30" w:history="1">
+        <w:hyperlink r:id="rId31" w:history="1">
           <w:r>
             <w:rPr>
               <w:rStyle w:val="Hyperlink"/>
@@ -5571,7 +5600,7 @@
           <w:sz w:val="24"/>
           <w:u w:val="single"/>
         </w:rPr>
-        <w:hyperlink r:id="rId30" w:history="1">
+        <w:hyperlink r:id="rId31" w:history="1">
           <w:r>
             <w:rPr>
               <w:rStyle w:val="Hyperlink"/>
@@ -5695,7 +5724,7 @@
           <w:sz w:val="24"/>
           <w:u w:val="single"/>
         </w:rPr>
-        <w:hyperlink r:id="rId31" w:history="1">
+        <w:hyperlink r:id="rId32" w:history="1">
           <w:r>
             <w:rPr>
               <w:rStyle w:val="Hyperlink"/>
@@ -5713,7 +5742,7 @@
           <w:sz w:val="24"/>
           <w:u w:val="single"/>
         </w:rPr>
-        <w:hyperlink r:id="rId31" w:history="1">
+        <w:hyperlink r:id="rId32" w:history="1">
           <w:r>
             <w:rPr>
               <w:rStyle w:val="Hyperlink"/>
@@ -5731,7 +5760,7 @@
           <w:sz w:val="24"/>
           <w:u w:val="single"/>
         </w:rPr>
-        <w:hyperlink r:id="rId31" w:history="1">
+        <w:hyperlink r:id="rId32" w:history="1">
           <w:r>
             <w:rPr>
               <w:rStyle w:val="Hyperlink"/>
@@ -5912,7 +5941,7 @@
           <w:sz w:val="24"/>
           <w:u w:val="single"/>
         </w:rPr>
-        <w:hyperlink r:id="rId32" w:history="1">
+        <w:hyperlink r:id="rId33" w:history="1">
           <w:r>
             <w:rPr>
               <w:rStyle w:val="Hyperlink"/>
@@ -5930,7 +5959,7 @@
           <w:sz w:val="24"/>
           <w:u w:val="single"/>
         </w:rPr>
-        <w:hyperlink r:id="rId32" w:history="1">
+        <w:hyperlink r:id="rId33" w:history="1">
           <w:r>
             <w:rPr>
               <w:rStyle w:val="Hyperlink"/>
@@ -5948,7 +5977,7 @@
           <w:sz w:val="24"/>
           <w:u w:val="single"/>
         </w:rPr>
-        <w:hyperlink r:id="rId32" w:history="1">
+        <w:hyperlink r:id="rId33" w:history="1">
           <w:r>
             <w:rPr>
               <w:rStyle w:val="Hyperlink"/>
@@ -5966,7 +5995,7 @@
           <w:sz w:val="24"/>
           <w:u w:val="single"/>
         </w:rPr>
-        <w:hyperlink r:id="rId32" w:history="1">
+        <w:hyperlink r:id="rId33" w:history="1">
           <w:r>
             <w:rPr>
               <w:rStyle w:val="Hyperlink"/>
@@ -5984,7 +6013,7 @@
           <w:sz w:val="24"/>
           <w:u w:val="single"/>
         </w:rPr>
-        <w:hyperlink r:id="rId32" w:history="1">
+        <w:hyperlink r:id="rId33" w:history="1">
           <w:r>
             <w:rPr>
               <w:rStyle w:val="Hyperlink"/>
@@ -6002,7 +6031,7 @@
           <w:sz w:val="24"/>
           <w:u w:val="single"/>
         </w:rPr>
-        <w:hyperlink r:id="rId32" w:history="1">
+        <w:hyperlink r:id="rId33" w:history="1">
           <w:r>
             <w:rPr>
               <w:rStyle w:val="Hyperlink"/>
@@ -6020,7 +6049,7 @@
           <w:sz w:val="24"/>
           <w:u w:val="single"/>
         </w:rPr>
-        <w:hyperlink r:id="rId32" w:history="1">
+        <w:hyperlink r:id="rId33" w:history="1">
           <w:r>
             <w:rPr>
               <w:rStyle w:val="Hyperlink"/>
@@ -6038,7 +6067,7 @@
           <w:sz w:val="24"/>
           <w:u w:val="single"/>
         </w:rPr>
-        <w:hyperlink r:id="rId32" w:history="1">
+        <w:hyperlink r:id="rId33" w:history="1">
           <w:r>
             <w:rPr>
               <w:rStyle w:val="Hyperlink"/>
@@ -6055,7 +6084,7 @@
           <w:color w:val="0000FF"/>
           <w:sz w:val="24"/>
         </w:rPr>
-        <w:hyperlink r:id="rId32" w:history="1">
+        <w:hyperlink r:id="rId33" w:history="1">
           <w:r>
             <w:rPr>
               <w:rStyle w:val="Hyperlink"/>
@@ -6084,7 +6113,7 @@
           <w:sz w:val="24"/>
           <w:u w:val="single"/>
         </w:rPr>
-        <w:hyperlink r:id="rId32" w:history="1">
+        <w:hyperlink r:id="rId33" w:history="1">
           <w:r>
             <w:rPr>
               <w:rStyle w:val="Hyperlink"/>
@@ -6102,7 +6131,7 @@
           <w:sz w:val="24"/>
           <w:u w:val="single"/>
         </w:rPr>
-        <w:hyperlink r:id="rId32" w:history="1">
+        <w:hyperlink r:id="rId33" w:history="1">
           <w:r>
             <w:rPr>
               <w:rStyle w:val="Hyperlink"/>
@@ -6120,7 +6149,7 @@
           <w:sz w:val="24"/>
           <w:u w:val="single"/>
         </w:rPr>
-        <w:hyperlink r:id="rId32" w:history="1">
+        <w:hyperlink r:id="rId33" w:history="1">
           <w:r>
             <w:rPr>
               <w:rStyle w:val="Hyperlink"/>
@@ -6138,7 +6167,7 @@
           <w:sz w:val="24"/>
           <w:u w:val="single"/>
         </w:rPr>
-        <w:hyperlink r:id="rId32" w:history="1">
+        <w:hyperlink r:id="rId33" w:history="1">
           <w:r>
             <w:rPr>
               <w:rStyle w:val="Hyperlink"/>
@@ -6156,7 +6185,7 @@
           <w:sz w:val="24"/>
           <w:u w:val="single"/>
         </w:rPr>
-        <w:hyperlink r:id="rId32" w:history="1">
+        <w:hyperlink r:id="rId33" w:history="1">
           <w:r>
             <w:rPr>
               <w:rStyle w:val="Hyperlink"/>
@@ -6287,7 +6316,7 @@
           <w:sz w:val="24"/>
           <w:u w:val="single"/>
         </w:rPr>
-        <w:hyperlink r:id="rId33" w:history="1">
+        <w:hyperlink r:id="rId34" w:history="1">
           <w:r>
             <w:rPr>
               <w:rStyle w:val="Hyperlink"/>
@@ -6316,7 +6345,7 @@
           <w:sz w:val="24"/>
           <w:u w:val="single"/>
         </w:rPr>
-        <w:hyperlink r:id="rId33" w:history="1">
+        <w:hyperlink r:id="rId34" w:history="1">
           <w:r>
             <w:rPr>
               <w:rStyle w:val="Hyperlink"/>
@@ -6344,7 +6373,7 @@
           <w:sz w:val="24"/>
           <w:u w:val="single"/>
         </w:rPr>
-        <w:hyperlink r:id="rId34" w:history="1">
+        <w:hyperlink r:id="rId35" w:history="1">
           <w:r>
             <w:rPr>
               <w:rStyle w:val="Hyperlink"/>
@@ -6373,7 +6402,7 @@
           <w:sz w:val="24"/>
           <w:u w:val="single"/>
         </w:rPr>
-        <w:hyperlink r:id="rId34" w:history="1">
+        <w:hyperlink r:id="rId35" w:history="1">
           <w:r>
             <w:rPr>
               <w:rStyle w:val="Hyperlink"/>

--- a/EXPORTS/DOCX/published/niveau2/Dutch/Ghana.docx
+++ b/EXPORTS/DOCX/published/niveau2/Dutch/Ghana.docx
@@ -569,18 +569,7 @@
           <w:color w:val="000000"/>
           <w:sz w:val="24"/>
         </w:rPr>
-        <w:t>ook voorwerpe</w:t>
-      </w:r>
-      <w:r>
-        <w:rPr>
-          <w:u w:val="single" w:color="0000ff"/>
-          <w:rFonts w:ascii="Charis SIL Regular" w:hAnsi="Charis SIL Regular" w:eastAsia="Charis SIL Regular"/>
-          <w:b w:val="0"/>
-          <w:i w:val="0"/>
-          <w:color w:val="000000"/>
-          <w:sz w:val="24"/>
-        </w:rPr>
-        <w:t>n van de W</w:t>
+        <w:t>ook voorwerpen van de W</w:t>
       </w:r>
       <w:r>
         <w:rPr>
@@ -1212,15 +1201,9 @@
           <w:i w:val="0"/>
           <w:color w:val="0000FF"/>
           <w:sz w:val="24"/>
-        </w:rPr>
-        <w:hyperlink r:id="rId14" w:history="1">
-          <w:r>
-            <w:rPr>
-              <w:rStyle w:val="Hyperlink"/>
-            </w:rPr>
-            <w:t>r</w:t>
-          </w:r>
-        </w:hyperlink>
+          <w:u w:val="single"/>
+        </w:rPr>
+        <w:t>r</w:t>
       </w:r>
       <w:r>
         <w:rPr>
@@ -1284,29 +1267,13 @@
             <w:rPr>
               <w:rStyle w:val="Hyperlink"/>
             </w:rPr>
-            <w:t>ffing va</w:t>
+            <w:t xml:space="preserve">ffing van </w:t>
           </w:r>
         </w:hyperlink>
       </w:r>
       <w:r>
         <w:rPr>
-          <w:rFonts w:ascii="Charis SIL Regular" w:hAnsi="Charis SIL Regular" w:eastAsia="Charis SIL Regular"/>
-          <w:b w:val="0"/>
-          <w:i w:val="0"/>
-          <w:color w:val="000000"/>
-          <w:sz w:val="24"/>
-        </w:rPr>
-        <w:hyperlink r:id="rId14" w:history="1">
-          <w:r>
-            <w:rPr>
-              <w:rStyle w:val="Hyperlink"/>
-            </w:rPr>
-            <w:t xml:space="preserve">n </w:t>
-          </w:r>
-        </w:hyperlink>
-      </w:r>
-      <w:r>
-        <w:rPr>
+          <w:u w:val="single" w:color="0000ff"/>
           <w:rFonts w:ascii="Charis SIL Regular" w:hAnsi="Charis SIL Regular" w:eastAsia="Charis SIL Regular"/>
           <w:b w:val="0"/>
           <w:i w:val="0"/>
@@ -1365,9 +1332,19 @@
             <w:rPr>
               <w:rStyle w:val="Hyperlink"/>
             </w:rPr>
-            <w:t xml:space="preserve">inet in de </w:t>
+            <w:t xml:space="preserve">inet in </w:t>
           </w:r>
         </w:hyperlink>
+      </w:r>
+      <w:r>
+        <w:rPr>
+          <w:rFonts w:ascii="Charis SIL Regular" w:hAnsi="Charis SIL Regular" w:eastAsia="Charis SIL Regular"/>
+          <w:b w:val="0"/>
+          <w:i w:val="0"/>
+          <w:color w:val="000000"/>
+          <w:sz w:val="24"/>
+        </w:rPr>
+        <w:t xml:space="preserve">de </w:t>
       </w:r>
       <w:r>
         <w:rPr>
@@ -1814,6 +1791,7 @@
           <w:i w:val="0"/>
           <w:color w:val="0000FF"/>
           <w:sz w:val="24"/>
+          <w:u w:val="single"/>
         </w:rPr>
         <w:hyperlink r:id="rId17" w:history="1">
           <w:r>
@@ -1833,7 +1811,7 @@
           <w:sz w:val="24"/>
           <w:u w:val="single"/>
         </w:rPr>
-        <w:hyperlink r:id="rId16" w:history="1">
+        <w:hyperlink r:id="rId17" w:history="1">
           <w:r>
             <w:rPr>
               <w:rStyle w:val="Hyperlink"/>
@@ -1851,7 +1829,7 @@
           <w:sz w:val="24"/>
           <w:u w:val="single"/>
         </w:rPr>
-        <w:hyperlink r:id="rId16" w:history="1">
+        <w:hyperlink r:id="rId17" w:history="1">
           <w:r>
             <w:rPr>
               <w:rStyle w:val="Hyperlink"/>
@@ -3544,7 +3522,7 @@
           <w:sz w:val="24"/>
           <w:u w:val="single"/>
         </w:rPr>
-        <w:hyperlink r:id="rId21" w:history="1">
+        <w:hyperlink r:id="rId22" w:history="1">
           <w:r>
             <w:rPr>
               <w:rStyle w:val="Hyperlink"/>
@@ -4487,7 +4465,7 @@
           <w:sz w:val="24"/>
           <w:u w:val="single"/>
         </w:rPr>
-        <w:hyperlink r:id="rId23" w:history="1">
+        <w:hyperlink r:id="rId24" w:history="1">
           <w:r>
             <w:rPr>
               <w:rStyle w:val="Hyperlink"/>
@@ -4516,6 +4494,7 @@
       </w:r>
       <w:r>
         <w:rPr>
+          <w:u w:val="single" w:color="0000ff"/>
           <w:rFonts w:ascii="Charis SIL Regular" w:hAnsi="Charis SIL Regular" w:eastAsia="Charis SIL Regular"/>
           <w:b w:val="0"/>
           <w:i w:val="0"/>
@@ -4533,7 +4512,7 @@
           <w:sz w:val="24"/>
           <w:u w:val="single"/>
         </w:rPr>
-        <w:hyperlink r:id="rId23" w:history="1">
+        <w:hyperlink r:id="rId25" w:history="1">
           <w:r>
             <w:rPr>
               <w:rStyle w:val="Hyperlink"/>
@@ -4551,7 +4530,7 @@
           <w:sz w:val="24"/>
           <w:u w:val="single"/>
         </w:rPr>
-        <w:hyperlink r:id="rId23" w:history="1">
+        <w:hyperlink r:id="rId25" w:history="1">
           <w:r>
             <w:rPr>
               <w:rStyle w:val="Hyperlink"/>
@@ -4580,7 +4559,7 @@
           <w:sz w:val="24"/>
           <w:u w:val="single"/>
         </w:rPr>
-        <w:hyperlink r:id="rId23" w:history="1">
+        <w:hyperlink r:id="rId25" w:history="1">
           <w:r>
             <w:rPr>
               <w:rStyle w:val="Hyperlink"/>
@@ -4658,7 +4637,7 @@
           <w:sz w:val="24"/>
           <w:u w:val="single"/>
         </w:rPr>
-        <w:hyperlink r:id="rId25" w:history="1">
+        <w:hyperlink r:id="rId26" w:history="1">
           <w:r>
             <w:rPr>
               <w:rStyle w:val="Hyperlink"/>
@@ -4676,7 +4655,7 @@
           <w:sz w:val="24"/>
           <w:u w:val="single"/>
         </w:rPr>
-        <w:hyperlink r:id="rId25" w:history="1">
+        <w:hyperlink r:id="rId26" w:history="1">
           <w:r>
             <w:rPr>
               <w:rStyle w:val="Hyperlink"/>
@@ -4694,7 +4673,7 @@
           <w:sz w:val="24"/>
           <w:u w:val="single"/>
         </w:rPr>
-        <w:hyperlink r:id="rId25" w:history="1">
+        <w:hyperlink r:id="rId26" w:history="1">
           <w:r>
             <w:rPr>
               <w:rStyle w:val="Hyperlink"/>
@@ -4712,7 +4691,7 @@
           <w:sz w:val="24"/>
           <w:u w:val="single"/>
         </w:rPr>
-        <w:hyperlink r:id="rId25" w:history="1">
+        <w:hyperlink r:id="rId26" w:history="1">
           <w:r>
             <w:rPr>
               <w:rStyle w:val="Hyperlink"/>
@@ -4730,7 +4709,7 @@
           <w:sz w:val="24"/>
           <w:u w:val="single"/>
         </w:rPr>
-        <w:hyperlink r:id="rId25" w:history="1">
+        <w:hyperlink r:id="rId26" w:history="1">
           <w:r>
             <w:rPr>
               <w:rStyle w:val="Hyperlink"/>
@@ -4748,7 +4727,7 @@
           <w:sz w:val="24"/>
           <w:u w:val="single"/>
         </w:rPr>
-        <w:hyperlink r:id="rId25" w:history="1">
+        <w:hyperlink r:id="rId26" w:history="1">
           <w:r>
             <w:rPr>
               <w:rStyle w:val="Hyperlink"/>
@@ -4764,8 +4743,16 @@
           <w:i w:val="0"/>
           <w:color w:val="0000FF"/>
           <w:sz w:val="24"/>
-        </w:rPr>
-        <w:t>page/31</w:t>
+          <w:u w:val="single"/>
+        </w:rPr>
+        <w:hyperlink r:id="rId26" w:history="1">
+          <w:r>
+            <w:rPr>
+              <w:rStyle w:val="Hyperlink"/>
+            </w:rPr>
+            <w:t>page/31</w:t>
+          </w:r>
+        </w:hyperlink>
       </w:r>
     </w:p>
     <w:p>
@@ -4974,7 +4961,14 @@
           <w:sz w:val="24"/>
           <w:u w:val="single"/>
         </w:rPr>
-        <w:t>i</w:t>
+        <w:hyperlink r:id="rId19" w:history="1">
+          <w:r>
+            <w:rPr>
+              <w:rStyle w:val="Hyperlink"/>
+            </w:rPr>
+            <w:t>i</w:t>
+          </w:r>
+        </w:hyperlink>
       </w:r>
       <w:r>
         <w:rPr>
@@ -4983,40 +4977,53 @@
           <w:i w:val="0"/>
           <w:color w:val="0000FF"/>
           <w:sz w:val="24"/>
+        </w:rPr>
+        <w:hyperlink r:id="rId19" w:history="1">
+          <w:r>
+            <w:rPr>
+              <w:rStyle w:val="Hyperlink"/>
+            </w:rPr>
+            <w:t>l</w:t>
+          </w:r>
+        </w:hyperlink>
+      </w:r>
+      <w:r>
+        <w:rPr>
+          <w:rFonts w:ascii="Charis SIL Regular" w:hAnsi="Charis SIL Regular" w:eastAsia="Charis SIL Regular"/>
+          <w:b w:val="0"/>
+          <w:i w:val="0"/>
+          <w:color w:val="0000FF"/>
+          <w:sz w:val="24"/>
+        </w:rPr>
+        <w:t>e</w:t>
+      </w:r>
+      <w:r>
+        <w:rPr>
+          <w:rFonts w:ascii="Charis SIL Regular" w:hAnsi="Charis SIL Regular" w:eastAsia="Charis SIL Regular"/>
+          <w:b w:val="0"/>
+          <w:i w:val="0"/>
+          <w:color w:val="000000"/>
+          <w:sz w:val="24"/>
+        </w:rPr>
+        <w:hyperlink r:id="rId19" w:history="1">
+          <w:r>
+            <w:rPr>
+              <w:rStyle w:val="Hyperlink"/>
+            </w:rPr>
+            <w:t xml:space="preserve">, </w:t>
+          </w:r>
+        </w:hyperlink>
+      </w:r>
+      <w:r>
+        <w:rPr>
+          <w:rFonts w:ascii="Charis SIL Regular" w:hAnsi="Charis SIL Regular" w:eastAsia="Charis SIL Regular"/>
+          <w:b w:val="0"/>
+          <w:i w:val="0"/>
+          <w:color w:val="0000FF"/>
+          <w:sz w:val="24"/>
           <w:u w:val="single"/>
         </w:rPr>
-        <w:t>l</w:t>
-      </w:r>
-      <w:r>
-        <w:rPr>
-          <w:rFonts w:ascii="Charis SIL Regular" w:hAnsi="Charis SIL Regular" w:eastAsia="Charis SIL Regular"/>
-          <w:b w:val="0"/>
-          <w:i w:val="0"/>
-          <w:color w:val="0000FF"/>
-          <w:sz w:val="24"/>
-        </w:rPr>
-        <w:t>e</w:t>
-      </w:r>
-      <w:r>
-        <w:rPr>
-          <w:rFonts w:ascii="Charis SIL Regular" w:hAnsi="Charis SIL Regular" w:eastAsia="Charis SIL Regular"/>
-          <w:b w:val="0"/>
-          <w:i w:val="0"/>
-          <w:color w:val="000000"/>
-          <w:sz w:val="24"/>
-        </w:rPr>
-        <w:t xml:space="preserve">, </w:t>
-      </w:r>
-      <w:r>
-        <w:rPr>
-          <w:rFonts w:ascii="Charis SIL Regular" w:hAnsi="Charis SIL Regular" w:eastAsia="Charis SIL Regular"/>
-          <w:b w:val="0"/>
-          <w:i w:val="0"/>
-          <w:color w:val="0000FF"/>
-          <w:sz w:val="24"/>
-          <w:u w:val="single"/>
-        </w:rPr>
-        <w:hyperlink r:id="rId26" w:history="1">
+        <w:hyperlink r:id="rId19" w:history="1">
           <w:r>
             <w:rPr>
               <w:rStyle w:val="Hyperlink"/>
@@ -5034,7 +5041,7 @@
           <w:sz w:val="24"/>
           <w:u w:val="single"/>
         </w:rPr>
-        <w:hyperlink r:id="rId26" w:history="1">
+        <w:hyperlink r:id="rId19" w:history="1">
           <w:r>
             <w:rPr>
               <w:rStyle w:val="Hyperlink"/>
@@ -5063,7 +5070,7 @@
           <w:sz w:val="24"/>
           <w:u w:val="single"/>
         </w:rPr>
-        <w:hyperlink r:id="rId26" w:history="1">
+        <w:hyperlink r:id="rId27" w:history="1">
           <w:r>
             <w:rPr>
               <w:rStyle w:val="Hyperlink"/>
@@ -5081,7 +5088,14 @@
           <w:color w:val="000000"/>
           <w:sz w:val="24"/>
         </w:rPr>
-        <w:t xml:space="preserve">, </w:t>
+        <w:hyperlink r:id="rId19" w:history="1">
+          <w:r>
+            <w:rPr>
+              <w:rStyle w:val="Hyperlink"/>
+            </w:rPr>
+            <w:t xml:space="preserve">, </w:t>
+          </w:r>
+        </w:hyperlink>
       </w:r>
       <w:r>
         <w:rPr>
@@ -5092,7 +5106,7 @@
           <w:sz w:val="24"/>
           <w:u w:val="single"/>
         </w:rPr>
-        <w:hyperlink r:id="rId27" w:history="1">
+        <w:hyperlink r:id="rId28" w:history="1">
           <w:r>
             <w:rPr>
               <w:rStyle w:val="Hyperlink"/>
@@ -5110,7 +5124,7 @@
           <w:sz w:val="24"/>
           <w:u w:val="single"/>
         </w:rPr>
-        <w:hyperlink r:id="rId19" w:history="1">
+        <w:hyperlink r:id="rId28" w:history="1">
           <w:r>
             <w:rPr>
               <w:rStyle w:val="Hyperlink"/>
@@ -5139,7 +5153,7 @@
           <w:sz w:val="24"/>
           <w:u w:val="single"/>
         </w:rPr>
-        <w:hyperlink r:id="rId19" w:history="1">
+        <w:hyperlink r:id="rId28" w:history="1">
           <w:r>
             <w:rPr>
               <w:rStyle w:val="Hyperlink"/>
@@ -5157,7 +5171,7 @@
           <w:sz w:val="24"/>
           <w:u w:val="single"/>
         </w:rPr>
-        <w:hyperlink r:id="rId19" w:history="1">
+        <w:hyperlink r:id="rId28" w:history="1">
           <w:r>
             <w:rPr>
               <w:rStyle w:val="Hyperlink"/>
@@ -5297,7 +5311,7 @@
           <w:sz w:val="24"/>
           <w:u w:val="single"/>
         </w:rPr>
-        <w:hyperlink r:id="rId28" w:history="1">
+        <w:hyperlink r:id="rId29" w:history="1">
           <w:r>
             <w:rPr>
               <w:rStyle w:val="Hyperlink"/>
@@ -5315,7 +5329,7 @@
           <w:sz w:val="24"/>
           <w:u w:val="single"/>
         </w:rPr>
-        <w:hyperlink r:id="rId28" w:history="1">
+        <w:hyperlink r:id="rId29" w:history="1">
           <w:r>
             <w:rPr>
               <w:rStyle w:val="Hyperlink"/>
@@ -5333,7 +5347,7 @@
           <w:sz w:val="24"/>
           <w:u w:val="single"/>
         </w:rPr>
-        <w:hyperlink r:id="rId28" w:history="1">
+        <w:hyperlink r:id="rId29" w:history="1">
           <w:r>
             <w:rPr>
               <w:rStyle w:val="Hyperlink"/>
@@ -5351,7 +5365,7 @@
           <w:sz w:val="24"/>
           <w:u w:val="single"/>
         </w:rPr>
-        <w:hyperlink r:id="rId28" w:history="1">
+        <w:hyperlink r:id="rId29" w:history="1">
           <w:r>
             <w:rPr>
               <w:rStyle w:val="Hyperlink"/>
@@ -5379,7 +5393,7 @@
           <w:sz w:val="24"/>
           <w:u w:val="single"/>
         </w:rPr>
-        <w:hyperlink r:id="rId29" w:history="1">
+        <w:hyperlink r:id="rId30" w:history="1">
           <w:r>
             <w:rPr>
               <w:rStyle w:val="Hyperlink"/>
@@ -5397,7 +5411,7 @@
           <w:sz w:val="24"/>
           <w:u w:val="single"/>
         </w:rPr>
-        <w:hyperlink r:id="rId28" w:history="1">
+        <w:hyperlink r:id="rId30" w:history="1">
           <w:r>
             <w:rPr>
               <w:rStyle w:val="Hyperlink"/>
@@ -5426,7 +5440,7 @@
           <w:sz w:val="24"/>
           <w:u w:val="single"/>
         </w:rPr>
-        <w:hyperlink r:id="rId28" w:history="1">
+        <w:hyperlink r:id="rId30" w:history="1">
           <w:r>
             <w:rPr>
               <w:rStyle w:val="Hyperlink"/>
@@ -5514,7 +5528,7 @@
           <w:sz w:val="24"/>
           <w:u w:val="single"/>
         </w:rPr>
-        <w:hyperlink r:id="rId30" w:history="1">
+        <w:hyperlink r:id="rId31" w:history="1">
           <w:r>
             <w:rPr>
               <w:rStyle w:val="Hyperlink"/>
@@ -5543,7 +5557,7 @@
           <w:sz w:val="24"/>
           <w:u w:val="single"/>
         </w:rPr>
-        <w:hyperlink r:id="rId30" w:history="1">
+        <w:hyperlink r:id="rId31" w:history="1">
           <w:r>
             <w:rPr>
               <w:rStyle w:val="Hyperlink"/>
@@ -5571,7 +5585,7 @@
           <w:sz w:val="24"/>
           <w:u w:val="single"/>
         </w:rPr>
-        <w:hyperlink r:id="rId31" w:history="1">
+        <w:hyperlink r:id="rId32" w:history="1">
           <w:r>
             <w:rPr>
               <w:rStyle w:val="Hyperlink"/>
@@ -5600,7 +5614,7 @@
           <w:sz w:val="24"/>
           <w:u w:val="single"/>
         </w:rPr>
-        <w:hyperlink r:id="rId31" w:history="1">
+        <w:hyperlink r:id="rId32" w:history="1">
           <w:r>
             <w:rPr>
               <w:rStyle w:val="Hyperlink"/>
@@ -5724,7 +5738,7 @@
           <w:sz w:val="24"/>
           <w:u w:val="single"/>
         </w:rPr>
-        <w:hyperlink r:id="rId32" w:history="1">
+        <w:hyperlink r:id="rId33" w:history="1">
           <w:r>
             <w:rPr>
               <w:rStyle w:val="Hyperlink"/>
@@ -5742,7 +5756,7 @@
           <w:sz w:val="24"/>
           <w:u w:val="single"/>
         </w:rPr>
-        <w:hyperlink r:id="rId32" w:history="1">
+        <w:hyperlink r:id="rId33" w:history="1">
           <w:r>
             <w:rPr>
               <w:rStyle w:val="Hyperlink"/>
@@ -5760,7 +5774,7 @@
           <w:sz w:val="24"/>
           <w:u w:val="single"/>
         </w:rPr>
-        <w:hyperlink r:id="rId32" w:history="1">
+        <w:hyperlink r:id="rId33" w:history="1">
           <w:r>
             <w:rPr>
               <w:rStyle w:val="Hyperlink"/>
@@ -5941,7 +5955,7 @@
           <w:sz w:val="24"/>
           <w:u w:val="single"/>
         </w:rPr>
-        <w:hyperlink r:id="rId33" w:history="1">
+        <w:hyperlink r:id="rId34" w:history="1">
           <w:r>
             <w:rPr>
               <w:rStyle w:val="Hyperlink"/>
@@ -5959,7 +5973,7 @@
           <w:sz w:val="24"/>
           <w:u w:val="single"/>
         </w:rPr>
-        <w:hyperlink r:id="rId33" w:history="1">
+        <w:hyperlink r:id="rId34" w:history="1">
           <w:r>
             <w:rPr>
               <w:rStyle w:val="Hyperlink"/>
@@ -5977,7 +5991,7 @@
           <w:sz w:val="24"/>
           <w:u w:val="single"/>
         </w:rPr>
-        <w:hyperlink r:id="rId33" w:history="1">
+        <w:hyperlink r:id="rId34" w:history="1">
           <w:r>
             <w:rPr>
               <w:rStyle w:val="Hyperlink"/>
@@ -5995,7 +6009,7 @@
           <w:sz w:val="24"/>
           <w:u w:val="single"/>
         </w:rPr>
-        <w:hyperlink r:id="rId33" w:history="1">
+        <w:hyperlink r:id="rId34" w:history="1">
           <w:r>
             <w:rPr>
               <w:rStyle w:val="Hyperlink"/>
@@ -6013,7 +6027,7 @@
           <w:sz w:val="24"/>
           <w:u w:val="single"/>
         </w:rPr>
-        <w:hyperlink r:id="rId33" w:history="1">
+        <w:hyperlink r:id="rId34" w:history="1">
           <w:r>
             <w:rPr>
               <w:rStyle w:val="Hyperlink"/>
@@ -6031,7 +6045,7 @@
           <w:sz w:val="24"/>
           <w:u w:val="single"/>
         </w:rPr>
-        <w:hyperlink r:id="rId33" w:history="1">
+        <w:hyperlink r:id="rId34" w:history="1">
           <w:r>
             <w:rPr>
               <w:rStyle w:val="Hyperlink"/>
@@ -6049,7 +6063,7 @@
           <w:sz w:val="24"/>
           <w:u w:val="single"/>
         </w:rPr>
-        <w:hyperlink r:id="rId33" w:history="1">
+        <w:hyperlink r:id="rId34" w:history="1">
           <w:r>
             <w:rPr>
               <w:rStyle w:val="Hyperlink"/>
@@ -6067,7 +6081,7 @@
           <w:sz w:val="24"/>
           <w:u w:val="single"/>
         </w:rPr>
-        <w:hyperlink r:id="rId33" w:history="1">
+        <w:hyperlink r:id="rId34" w:history="1">
           <w:r>
             <w:rPr>
               <w:rStyle w:val="Hyperlink"/>
@@ -6084,7 +6098,7 @@
           <w:color w:val="0000FF"/>
           <w:sz w:val="24"/>
         </w:rPr>
-        <w:hyperlink r:id="rId33" w:history="1">
+        <w:hyperlink r:id="rId34" w:history="1">
           <w:r>
             <w:rPr>
               <w:rStyle w:val="Hyperlink"/>
@@ -6113,7 +6127,7 @@
           <w:sz w:val="24"/>
           <w:u w:val="single"/>
         </w:rPr>
-        <w:hyperlink r:id="rId33" w:history="1">
+        <w:hyperlink r:id="rId34" w:history="1">
           <w:r>
             <w:rPr>
               <w:rStyle w:val="Hyperlink"/>
@@ -6131,7 +6145,7 @@
           <w:sz w:val="24"/>
           <w:u w:val="single"/>
         </w:rPr>
-        <w:hyperlink r:id="rId33" w:history="1">
+        <w:hyperlink r:id="rId34" w:history="1">
           <w:r>
             <w:rPr>
               <w:rStyle w:val="Hyperlink"/>
@@ -6149,7 +6163,7 @@
           <w:sz w:val="24"/>
           <w:u w:val="single"/>
         </w:rPr>
-        <w:hyperlink r:id="rId33" w:history="1">
+        <w:hyperlink r:id="rId34" w:history="1">
           <w:r>
             <w:rPr>
               <w:rStyle w:val="Hyperlink"/>
@@ -6167,7 +6181,7 @@
           <w:sz w:val="24"/>
           <w:u w:val="single"/>
         </w:rPr>
-        <w:hyperlink r:id="rId33" w:history="1">
+        <w:hyperlink r:id="rId34" w:history="1">
           <w:r>
             <w:rPr>
               <w:rStyle w:val="Hyperlink"/>
@@ -6185,7 +6199,7 @@
           <w:sz w:val="24"/>
           <w:u w:val="single"/>
         </w:rPr>
-        <w:hyperlink r:id="rId33" w:history="1">
+        <w:hyperlink r:id="rId34" w:history="1">
           <w:r>
             <w:rPr>
               <w:rStyle w:val="Hyperlink"/>
@@ -6316,7 +6330,7 @@
           <w:sz w:val="24"/>
           <w:u w:val="single"/>
         </w:rPr>
-        <w:hyperlink r:id="rId34" w:history="1">
+        <w:hyperlink r:id="rId35" w:history="1">
           <w:r>
             <w:rPr>
               <w:rStyle w:val="Hyperlink"/>
@@ -6345,7 +6359,7 @@
           <w:sz w:val="24"/>
           <w:u w:val="single"/>
         </w:rPr>
-        <w:hyperlink r:id="rId34" w:history="1">
+        <w:hyperlink r:id="rId35" w:history="1">
           <w:r>
             <w:rPr>
               <w:rStyle w:val="Hyperlink"/>
@@ -6373,7 +6387,7 @@
           <w:sz w:val="24"/>
           <w:u w:val="single"/>
         </w:rPr>
-        <w:hyperlink r:id="rId35" w:history="1">
+        <w:hyperlink r:id="rId36" w:history="1">
           <w:r>
             <w:rPr>
               <w:rStyle w:val="Hyperlink"/>
@@ -6402,7 +6416,7 @@
           <w:sz w:val="24"/>
           <w:u w:val="single"/>
         </w:rPr>
-        <w:hyperlink r:id="rId35" w:history="1">
+        <w:hyperlink r:id="rId36" w:history="1">
           <w:r>
             <w:rPr>
               <w:rStyle w:val="Hyperlink"/>

--- a/EXPORTS/DOCX/published/niveau2/Dutch/Ghana.docx
+++ b/EXPORTS/DOCX/published/niveau2/Dutch/Ghana.docx
@@ -569,7 +569,36 @@
           <w:color w:val="000000"/>
           <w:sz w:val="24"/>
         </w:rPr>
-        <w:t>ook voorwerpen van de W</w:t>
+        <w:t>ook voorwerpe</w:t>
+      </w:r>
+      <w:r>
+        <w:rPr>
+          <w:u w:val="single" w:color="0000ff"/>
+          <w:rFonts w:ascii="Charis SIL Regular" w:hAnsi="Charis SIL Regular" w:eastAsia="Charis SIL Regular"/>
+          <w:b w:val="0"/>
+          <w:i w:val="0"/>
+          <w:color w:val="000000"/>
+          <w:sz w:val="24"/>
+        </w:rPr>
+        <w:hyperlink r:id="rId10" w:history="1">
+          <w:r>
+            <w:rPr>
+              <w:rStyle w:val="Hyperlink"/>
+            </w:rPr>
+            <w:t xml:space="preserve">n van de </w:t>
+          </w:r>
+        </w:hyperlink>
+      </w:r>
+      <w:r>
+        <w:rPr>
+          <w:u w:val="single" w:color="0000ff"/>
+          <w:rFonts w:ascii="Charis SIL Regular" w:hAnsi="Charis SIL Regular" w:eastAsia="Charis SIL Regular"/>
+          <w:b w:val="0"/>
+          <w:i w:val="0"/>
+          <w:color w:val="000000"/>
+          <w:sz w:val="24"/>
+        </w:rPr>
+        <w:t>W</w:t>
       </w:r>
       <w:r>
         <w:rPr>
@@ -1847,7 +1876,7 @@
           <w:sz w:val="24"/>
           <w:u w:val="single"/>
         </w:rPr>
-        <w:hyperlink r:id="rId16" w:history="1">
+        <w:hyperlink r:id="rId17" w:history="1">
           <w:r>
             <w:rPr>
               <w:rStyle w:val="Hyperlink"/>
@@ -3540,79 +3569,7 @@
           <w:color w:val="000000"/>
           <w:sz w:val="24"/>
         </w:rPr>
-        <w:hyperlink r:id="rId21" w:history="1">
-          <w:r>
-            <w:rPr>
-              <w:rStyle w:val="Hyperlink"/>
-            </w:rPr>
-            <w:t xml:space="preserve"> zijn</w:t>
-          </w:r>
-        </w:hyperlink>
-      </w:r>
-      <w:r>
-        <w:rPr>
-          <w:u w:val="single" w:color="0000ff"/>
-          <w:rFonts w:ascii="Charis SIL Regular" w:hAnsi="Charis SIL Regular" w:eastAsia="Charis SIL Regular"/>
-          <w:b w:val="0"/>
-          <w:i w:val="0"/>
-          <w:color w:val="000000"/>
-          <w:sz w:val="24"/>
-        </w:rPr>
-        <w:t xml:space="preserve"> </w:t>
-      </w:r>
-      <w:r>
-        <w:rPr>
-          <w:u w:val="single" w:color="0000ff"/>
-          <w:rFonts w:ascii="Charis SIL Regular" w:hAnsi="Charis SIL Regular" w:eastAsia="Charis SIL Regular"/>
-          <w:b w:val="0"/>
-          <w:i w:val="0"/>
-          <w:color w:val="000000"/>
-          <w:sz w:val="24"/>
-        </w:rPr>
-        <w:hyperlink r:id="rId21" w:history="1">
-          <w:r>
-            <w:rPr>
-              <w:rStyle w:val="Hyperlink"/>
-            </w:rPr>
-            <w:t>st</w:t>
-          </w:r>
-        </w:hyperlink>
-      </w:r>
-      <w:r>
-        <w:rPr>
-          <w:u w:val="single" w:color="0000ff"/>
-          <w:rFonts w:ascii="Charis SIL Regular" w:hAnsi="Charis SIL Regular" w:eastAsia="Charis SIL Regular"/>
-          <w:b w:val="0"/>
-          <w:i w:val="0"/>
-          <w:color w:val="000000"/>
-          <w:sz w:val="24"/>
-        </w:rPr>
-        <w:hyperlink r:id="rId21" w:history="1">
-          <w:r>
-            <w:rPr>
-              <w:rStyle w:val="Hyperlink"/>
-            </w:rPr>
-            <w:t>u</w:t>
-          </w:r>
-        </w:hyperlink>
-      </w:r>
-      <w:r>
-        <w:rPr>
-          <w:u w:val="single" w:color="0000ff"/>
-          <w:rFonts w:ascii="Charis SIL Regular" w:hAnsi="Charis SIL Regular" w:eastAsia="Charis SIL Regular"/>
-          <w:b w:val="0"/>
-          <w:i w:val="0"/>
-          <w:color w:val="000000"/>
-          <w:sz w:val="24"/>
-        </w:rPr>
-        <w:hyperlink r:id="rId21" w:history="1">
-          <w:r>
-            <w:rPr>
-              <w:rStyle w:val="Hyperlink"/>
-            </w:rPr>
-            <w:t>kk</w:t>
-          </w:r>
-        </w:hyperlink>
+        <w:t xml:space="preserve"> zijn stukk</w:t>
       </w:r>
       <w:r>
         <w:rPr>
@@ -4494,7 +4451,6 @@
       </w:r>
       <w:r>
         <w:rPr>
-          <w:u w:val="single" w:color="0000ff"/>
           <w:rFonts w:ascii="Charis SIL Regular" w:hAnsi="Charis SIL Regular" w:eastAsia="Charis SIL Regular"/>
           <w:b w:val="0"/>
           <w:i w:val="0"/>
@@ -4512,7 +4468,7 @@
           <w:sz w:val="24"/>
           <w:u w:val="single"/>
         </w:rPr>
-        <w:hyperlink r:id="rId25" w:history="1">
+        <w:hyperlink r:id="rId23" w:history="1">
           <w:r>
             <w:rPr>
               <w:rStyle w:val="Hyperlink"/>
@@ -4530,7 +4486,7 @@
           <w:sz w:val="24"/>
           <w:u w:val="single"/>
         </w:rPr>
-        <w:hyperlink r:id="rId25" w:history="1">
+        <w:hyperlink r:id="rId23" w:history="1">
           <w:r>
             <w:rPr>
               <w:rStyle w:val="Hyperlink"/>
@@ -4559,7 +4515,7 @@
           <w:sz w:val="24"/>
           <w:u w:val="single"/>
         </w:rPr>
-        <w:hyperlink r:id="rId25" w:history="1">
+        <w:hyperlink r:id="rId23" w:history="1">
           <w:r>
             <w:rPr>
               <w:rStyle w:val="Hyperlink"/>
@@ -4637,7 +4593,7 @@
           <w:sz w:val="24"/>
           <w:u w:val="single"/>
         </w:rPr>
-        <w:hyperlink r:id="rId26" w:history="1">
+        <w:hyperlink r:id="rId25" w:history="1">
           <w:r>
             <w:rPr>
               <w:rStyle w:val="Hyperlink"/>
@@ -4655,7 +4611,7 @@
           <w:sz w:val="24"/>
           <w:u w:val="single"/>
         </w:rPr>
-        <w:hyperlink r:id="rId26" w:history="1">
+        <w:hyperlink r:id="rId25" w:history="1">
           <w:r>
             <w:rPr>
               <w:rStyle w:val="Hyperlink"/>
@@ -4673,7 +4629,7 @@
           <w:sz w:val="24"/>
           <w:u w:val="single"/>
         </w:rPr>
-        <w:hyperlink r:id="rId26" w:history="1">
+        <w:hyperlink r:id="rId25" w:history="1">
           <w:r>
             <w:rPr>
               <w:rStyle w:val="Hyperlink"/>
@@ -4691,7 +4647,7 @@
           <w:sz w:val="24"/>
           <w:u w:val="single"/>
         </w:rPr>
-        <w:hyperlink r:id="rId26" w:history="1">
+        <w:hyperlink r:id="rId25" w:history="1">
           <w:r>
             <w:rPr>
               <w:rStyle w:val="Hyperlink"/>
@@ -4709,7 +4665,7 @@
           <w:sz w:val="24"/>
           <w:u w:val="single"/>
         </w:rPr>
-        <w:hyperlink r:id="rId26" w:history="1">
+        <w:hyperlink r:id="rId25" w:history="1">
           <w:r>
             <w:rPr>
               <w:rStyle w:val="Hyperlink"/>
@@ -4727,7 +4683,7 @@
           <w:sz w:val="24"/>
           <w:u w:val="single"/>
         </w:rPr>
-        <w:hyperlink r:id="rId26" w:history="1">
+        <w:hyperlink r:id="rId25" w:history="1">
           <w:r>
             <w:rPr>
               <w:rStyle w:val="Hyperlink"/>
@@ -4745,7 +4701,7 @@
           <w:sz w:val="24"/>
           <w:u w:val="single"/>
         </w:rPr>
-        <w:hyperlink r:id="rId26" w:history="1">
+        <w:hyperlink r:id="rId25" w:history="1">
           <w:r>
             <w:rPr>
               <w:rStyle w:val="Hyperlink"/>
@@ -4977,15 +4933,9 @@
           <w:i w:val="0"/>
           <w:color w:val="0000FF"/>
           <w:sz w:val="24"/>
-        </w:rPr>
-        <w:hyperlink r:id="rId19" w:history="1">
-          <w:r>
-            <w:rPr>
-              <w:rStyle w:val="Hyperlink"/>
-            </w:rPr>
-            <w:t>l</w:t>
-          </w:r>
-        </w:hyperlink>
+          <w:u w:val="single"/>
+        </w:rPr>
+        <w:t>l</w:t>
       </w:r>
       <w:r>
         <w:rPr>
@@ -4999,6 +4949,7 @@
       </w:r>
       <w:r>
         <w:rPr>
+          <w:u w:val="single" w:color="0000ff"/>
           <w:rFonts w:ascii="Charis SIL Regular" w:hAnsi="Charis SIL Regular" w:eastAsia="Charis SIL Regular"/>
           <w:b w:val="0"/>
           <w:i w:val="0"/>
@@ -5023,7 +4974,7 @@
           <w:sz w:val="24"/>
           <w:u w:val="single"/>
         </w:rPr>
-        <w:hyperlink r:id="rId19" w:history="1">
+        <w:hyperlink r:id="rId26" w:history="1">
           <w:r>
             <w:rPr>
               <w:rStyle w:val="Hyperlink"/>
@@ -5041,7 +4992,7 @@
           <w:sz w:val="24"/>
           <w:u w:val="single"/>
         </w:rPr>
-        <w:hyperlink r:id="rId19" w:history="1">
+        <w:hyperlink r:id="rId26" w:history="1">
           <w:r>
             <w:rPr>
               <w:rStyle w:val="Hyperlink"/>
@@ -5070,7 +5021,7 @@
           <w:sz w:val="24"/>
           <w:u w:val="single"/>
         </w:rPr>
-        <w:hyperlink r:id="rId27" w:history="1">
+        <w:hyperlink r:id="rId26" w:history="1">
           <w:r>
             <w:rPr>
               <w:rStyle w:val="Hyperlink"/>
@@ -5088,14 +5039,7 @@
           <w:color w:val="000000"/>
           <w:sz w:val="24"/>
         </w:rPr>
-        <w:hyperlink r:id="rId19" w:history="1">
-          <w:r>
-            <w:rPr>
-              <w:rStyle w:val="Hyperlink"/>
-            </w:rPr>
-            <w:t xml:space="preserve">, </w:t>
-          </w:r>
-        </w:hyperlink>
+        <w:t xml:space="preserve">, </w:t>
       </w:r>
       <w:r>
         <w:rPr>
@@ -5106,7 +5050,7 @@
           <w:sz w:val="24"/>
           <w:u w:val="single"/>
         </w:rPr>
-        <w:hyperlink r:id="rId28" w:history="1">
+        <w:hyperlink r:id="rId27" w:history="1">
           <w:r>
             <w:rPr>
               <w:rStyle w:val="Hyperlink"/>
@@ -5124,7 +5068,7 @@
           <w:sz w:val="24"/>
           <w:u w:val="single"/>
         </w:rPr>
-        <w:hyperlink r:id="rId28" w:history="1">
+        <w:hyperlink r:id="rId27" w:history="1">
           <w:r>
             <w:rPr>
               <w:rStyle w:val="Hyperlink"/>
@@ -5153,7 +5097,7 @@
           <w:sz w:val="24"/>
           <w:u w:val="single"/>
         </w:rPr>
-        <w:hyperlink r:id="rId28" w:history="1">
+        <w:hyperlink r:id="rId27" w:history="1">
           <w:r>
             <w:rPr>
               <w:rStyle w:val="Hyperlink"/>
@@ -5171,7 +5115,7 @@
           <w:sz w:val="24"/>
           <w:u w:val="single"/>
         </w:rPr>
-        <w:hyperlink r:id="rId28" w:history="1">
+        <w:hyperlink r:id="rId19" w:history="1">
           <w:r>
             <w:rPr>
               <w:rStyle w:val="Hyperlink"/>
@@ -5311,7 +5255,7 @@
           <w:sz w:val="24"/>
           <w:u w:val="single"/>
         </w:rPr>
-        <w:hyperlink r:id="rId29" w:history="1">
+        <w:hyperlink r:id="rId28" w:history="1">
           <w:r>
             <w:rPr>
               <w:rStyle w:val="Hyperlink"/>
@@ -5329,7 +5273,7 @@
           <w:sz w:val="24"/>
           <w:u w:val="single"/>
         </w:rPr>
-        <w:hyperlink r:id="rId29" w:history="1">
+        <w:hyperlink r:id="rId28" w:history="1">
           <w:r>
             <w:rPr>
               <w:rStyle w:val="Hyperlink"/>
@@ -5347,7 +5291,7 @@
           <w:sz w:val="24"/>
           <w:u w:val="single"/>
         </w:rPr>
-        <w:hyperlink r:id="rId29" w:history="1">
+        <w:hyperlink r:id="rId28" w:history="1">
           <w:r>
             <w:rPr>
               <w:rStyle w:val="Hyperlink"/>
@@ -5365,7 +5309,7 @@
           <w:sz w:val="24"/>
           <w:u w:val="single"/>
         </w:rPr>
-        <w:hyperlink r:id="rId29" w:history="1">
+        <w:hyperlink r:id="rId28" w:history="1">
           <w:r>
             <w:rPr>
               <w:rStyle w:val="Hyperlink"/>
@@ -5393,7 +5337,7 @@
           <w:sz w:val="24"/>
           <w:u w:val="single"/>
         </w:rPr>
-        <w:hyperlink r:id="rId30" w:history="1">
+        <w:hyperlink r:id="rId28" w:history="1">
           <w:r>
             <w:rPr>
               <w:rStyle w:val="Hyperlink"/>
@@ -5411,7 +5355,7 @@
           <w:sz w:val="24"/>
           <w:u w:val="single"/>
         </w:rPr>
-        <w:hyperlink r:id="rId30" w:history="1">
+        <w:hyperlink r:id="rId28" w:history="1">
           <w:r>
             <w:rPr>
               <w:rStyle w:val="Hyperlink"/>
@@ -5440,7 +5384,7 @@
           <w:sz w:val="24"/>
           <w:u w:val="single"/>
         </w:rPr>
-        <w:hyperlink r:id="rId30" w:history="1">
+        <w:hyperlink r:id="rId29" w:history="1">
           <w:r>
             <w:rPr>
               <w:rStyle w:val="Hyperlink"/>
@@ -5528,7 +5472,7 @@
           <w:sz w:val="24"/>
           <w:u w:val="single"/>
         </w:rPr>
-        <w:hyperlink r:id="rId31" w:history="1">
+        <w:hyperlink r:id="rId30" w:history="1">
           <w:r>
             <w:rPr>
               <w:rStyle w:val="Hyperlink"/>
@@ -5557,7 +5501,7 @@
           <w:sz w:val="24"/>
           <w:u w:val="single"/>
         </w:rPr>
-        <w:hyperlink r:id="rId31" w:history="1">
+        <w:hyperlink r:id="rId30" w:history="1">
           <w:r>
             <w:rPr>
               <w:rStyle w:val="Hyperlink"/>
@@ -5585,7 +5529,7 @@
           <w:sz w:val="24"/>
           <w:u w:val="single"/>
         </w:rPr>
-        <w:hyperlink r:id="rId32" w:history="1">
+        <w:hyperlink r:id="rId31" w:history="1">
           <w:r>
             <w:rPr>
               <w:rStyle w:val="Hyperlink"/>
@@ -5614,7 +5558,7 @@
           <w:sz w:val="24"/>
           <w:u w:val="single"/>
         </w:rPr>
-        <w:hyperlink r:id="rId32" w:history="1">
+        <w:hyperlink r:id="rId31" w:history="1">
           <w:r>
             <w:rPr>
               <w:rStyle w:val="Hyperlink"/>
@@ -5738,7 +5682,7 @@
           <w:sz w:val="24"/>
           <w:u w:val="single"/>
         </w:rPr>
-        <w:hyperlink r:id="rId33" w:history="1">
+        <w:hyperlink r:id="rId32" w:history="1">
           <w:r>
             <w:rPr>
               <w:rStyle w:val="Hyperlink"/>
@@ -5756,7 +5700,7 @@
           <w:sz w:val="24"/>
           <w:u w:val="single"/>
         </w:rPr>
-        <w:hyperlink r:id="rId33" w:history="1">
+        <w:hyperlink r:id="rId32" w:history="1">
           <w:r>
             <w:rPr>
               <w:rStyle w:val="Hyperlink"/>
@@ -5774,7 +5718,7 @@
           <w:sz w:val="24"/>
           <w:u w:val="single"/>
         </w:rPr>
-        <w:hyperlink r:id="rId33" w:history="1">
+        <w:hyperlink r:id="rId32" w:history="1">
           <w:r>
             <w:rPr>
               <w:rStyle w:val="Hyperlink"/>
@@ -5955,7 +5899,7 @@
           <w:sz w:val="24"/>
           <w:u w:val="single"/>
         </w:rPr>
-        <w:hyperlink r:id="rId34" w:history="1">
+        <w:hyperlink r:id="rId33" w:history="1">
           <w:r>
             <w:rPr>
               <w:rStyle w:val="Hyperlink"/>
@@ -5973,7 +5917,7 @@
           <w:sz w:val="24"/>
           <w:u w:val="single"/>
         </w:rPr>
-        <w:hyperlink r:id="rId34" w:history="1">
+        <w:hyperlink r:id="rId33" w:history="1">
           <w:r>
             <w:rPr>
               <w:rStyle w:val="Hyperlink"/>
@@ -5991,7 +5935,7 @@
           <w:sz w:val="24"/>
           <w:u w:val="single"/>
         </w:rPr>
-        <w:hyperlink r:id="rId34" w:history="1">
+        <w:hyperlink r:id="rId33" w:history="1">
           <w:r>
             <w:rPr>
               <w:rStyle w:val="Hyperlink"/>
@@ -6009,7 +5953,7 @@
           <w:sz w:val="24"/>
           <w:u w:val="single"/>
         </w:rPr>
-        <w:hyperlink r:id="rId34" w:history="1">
+        <w:hyperlink r:id="rId33" w:history="1">
           <w:r>
             <w:rPr>
               <w:rStyle w:val="Hyperlink"/>
@@ -6027,7 +5971,7 @@
           <w:sz w:val="24"/>
           <w:u w:val="single"/>
         </w:rPr>
-        <w:hyperlink r:id="rId34" w:history="1">
+        <w:hyperlink r:id="rId33" w:history="1">
           <w:r>
             <w:rPr>
               <w:rStyle w:val="Hyperlink"/>
@@ -6045,7 +5989,7 @@
           <w:sz w:val="24"/>
           <w:u w:val="single"/>
         </w:rPr>
-        <w:hyperlink r:id="rId34" w:history="1">
+        <w:hyperlink r:id="rId33" w:history="1">
           <w:r>
             <w:rPr>
               <w:rStyle w:val="Hyperlink"/>
@@ -6063,7 +6007,7 @@
           <w:sz w:val="24"/>
           <w:u w:val="single"/>
         </w:rPr>
-        <w:hyperlink r:id="rId34" w:history="1">
+        <w:hyperlink r:id="rId33" w:history="1">
           <w:r>
             <w:rPr>
               <w:rStyle w:val="Hyperlink"/>
@@ -6081,12 +6025,12 @@
           <w:sz w:val="24"/>
           <w:u w:val="single"/>
         </w:rPr>
-        <w:hyperlink r:id="rId34" w:history="1">
+        <w:hyperlink r:id="rId33" w:history="1">
           <w:r>
             <w:rPr>
               <w:rStyle w:val="Hyperlink"/>
             </w:rPr>
-            <w:t>profie</w:t>
+            <w:t>profiel</w:t>
           </w:r>
         </w:hyperlink>
       </w:r>
@@ -6097,13 +6041,25 @@
           <w:i w:val="0"/>
           <w:color w:val="0000FF"/>
           <w:sz w:val="24"/>
-        </w:rPr>
-        <w:hyperlink r:id="rId34" w:history="1">
+          <w:u w:val="single"/>
+        </w:rPr>
+        <w:t>-</w:t>
+      </w:r>
+      <w:r>
+        <w:rPr>
+          <w:rFonts w:ascii="Charis SIL Regular" w:hAnsi="Charis SIL Regular" w:eastAsia="Charis SIL Regular"/>
+          <w:b w:val="0"/>
+          <w:i w:val="0"/>
+          <w:color w:val="0000FF"/>
+          <w:sz w:val="24"/>
+          <w:u w:val="single"/>
+        </w:rPr>
+        <w:hyperlink r:id="rId33" w:history="1">
           <w:r>
             <w:rPr>
               <w:rStyle w:val="Hyperlink"/>
             </w:rPr>
-            <w:t>l</w:t>
+            <w:t>als</w:t>
           </w:r>
         </w:hyperlink>
       </w:r>
@@ -6114,38 +6070,19 @@
           <w:i w:val="0"/>
           <w:color w:val="0000FF"/>
           <w:sz w:val="24"/>
+        </w:rPr>
+        <w:t>-</w:t>
+      </w:r>
+      <w:r>
+        <w:rPr>
+          <w:rFonts w:ascii="Charis SIL Regular" w:hAnsi="Charis SIL Regular" w:eastAsia="Charis SIL Regular"/>
+          <w:b w:val="0"/>
+          <w:i w:val="0"/>
+          <w:color w:val="0000FF"/>
+          <w:sz w:val="24"/>
           <w:u w:val="single"/>
         </w:rPr>
-        <w:t>-</w:t>
-      </w:r>
-      <w:r>
-        <w:rPr>
-          <w:rFonts w:ascii="Charis SIL Regular" w:hAnsi="Charis SIL Regular" w:eastAsia="Charis SIL Regular"/>
-          <w:b w:val="0"/>
-          <w:i w:val="0"/>
-          <w:color w:val="0000FF"/>
-          <w:sz w:val="24"/>
-          <w:u w:val="single"/>
-        </w:rPr>
-        <w:hyperlink r:id="rId34" w:history="1">
-          <w:r>
-            <w:rPr>
-              <w:rStyle w:val="Hyperlink"/>
-            </w:rPr>
-            <w:t>als-</w:t>
-          </w:r>
-        </w:hyperlink>
-      </w:r>
-      <w:r>
-        <w:rPr>
-          <w:rFonts w:ascii="Charis SIL Regular" w:hAnsi="Charis SIL Regular" w:eastAsia="Charis SIL Regular"/>
-          <w:b w:val="0"/>
-          <w:i w:val="0"/>
-          <w:color w:val="0000FF"/>
-          <w:sz w:val="24"/>
-          <w:u w:val="single"/>
-        </w:rPr>
-        <w:hyperlink r:id="rId34" w:history="1">
+        <w:hyperlink r:id="rId33" w:history="1">
           <w:r>
             <w:rPr>
               <w:rStyle w:val="Hyperlink"/>
@@ -6163,7 +6100,7 @@
           <w:sz w:val="24"/>
           <w:u w:val="single"/>
         </w:rPr>
-        <w:hyperlink r:id="rId34" w:history="1">
+        <w:hyperlink r:id="rId33" w:history="1">
           <w:r>
             <w:rPr>
               <w:rStyle w:val="Hyperlink"/>
@@ -6181,7 +6118,7 @@
           <w:sz w:val="24"/>
           <w:u w:val="single"/>
         </w:rPr>
-        <w:hyperlink r:id="rId34" w:history="1">
+        <w:hyperlink r:id="rId33" w:history="1">
           <w:r>
             <w:rPr>
               <w:rStyle w:val="Hyperlink"/>
@@ -6199,7 +6136,7 @@
           <w:sz w:val="24"/>
           <w:u w:val="single"/>
         </w:rPr>
-        <w:hyperlink r:id="rId34" w:history="1">
+        <w:hyperlink r:id="rId33" w:history="1">
           <w:r>
             <w:rPr>
               <w:rStyle w:val="Hyperlink"/>
@@ -6330,7 +6267,7 @@
           <w:sz w:val="24"/>
           <w:u w:val="single"/>
         </w:rPr>
-        <w:hyperlink r:id="rId35" w:history="1">
+        <w:hyperlink r:id="rId34" w:history="1">
           <w:r>
             <w:rPr>
               <w:rStyle w:val="Hyperlink"/>
@@ -6359,7 +6296,7 @@
           <w:sz w:val="24"/>
           <w:u w:val="single"/>
         </w:rPr>
-        <w:hyperlink r:id="rId35" w:history="1">
+        <w:hyperlink r:id="rId34" w:history="1">
           <w:r>
             <w:rPr>
               <w:rStyle w:val="Hyperlink"/>
@@ -6387,7 +6324,7 @@
           <w:sz w:val="24"/>
           <w:u w:val="single"/>
         </w:rPr>
-        <w:hyperlink r:id="rId36" w:history="1">
+        <w:hyperlink r:id="rId35" w:history="1">
           <w:r>
             <w:rPr>
               <w:rStyle w:val="Hyperlink"/>
@@ -6416,7 +6353,7 @@
           <w:sz w:val="24"/>
           <w:u w:val="single"/>
         </w:rPr>
-        <w:hyperlink r:id="rId36" w:history="1">
+        <w:hyperlink r:id="rId35" w:history="1">
           <w:r>
             <w:rPr>
               <w:rStyle w:val="Hyperlink"/>

--- a/EXPORTS/DOCX/published/niveau2/Dutch/Ghana.docx
+++ b/EXPORTS/DOCX/published/niveau2/Dutch/Ghana.docx
@@ -3569,7 +3569,79 @@
           <w:color w:val="000000"/>
           <w:sz w:val="24"/>
         </w:rPr>
-        <w:t xml:space="preserve"> zijn stukk</w:t>
+        <w:hyperlink r:id="rId21" w:history="1">
+          <w:r>
+            <w:rPr>
+              <w:rStyle w:val="Hyperlink"/>
+            </w:rPr>
+            <w:t xml:space="preserve"> zijn</w:t>
+          </w:r>
+        </w:hyperlink>
+      </w:r>
+      <w:r>
+        <w:rPr>
+          <w:u w:val="single" w:color="0000ff"/>
+          <w:rFonts w:ascii="Charis SIL Regular" w:hAnsi="Charis SIL Regular" w:eastAsia="Charis SIL Regular"/>
+          <w:b w:val="0"/>
+          <w:i w:val="0"/>
+          <w:color w:val="000000"/>
+          <w:sz w:val="24"/>
+        </w:rPr>
+        <w:t xml:space="preserve"> </w:t>
+      </w:r>
+      <w:r>
+        <w:rPr>
+          <w:u w:val="single" w:color="0000ff"/>
+          <w:rFonts w:ascii="Charis SIL Regular" w:hAnsi="Charis SIL Regular" w:eastAsia="Charis SIL Regular"/>
+          <w:b w:val="0"/>
+          <w:i w:val="0"/>
+          <w:color w:val="000000"/>
+          <w:sz w:val="24"/>
+        </w:rPr>
+        <w:hyperlink r:id="rId21" w:history="1">
+          <w:r>
+            <w:rPr>
+              <w:rStyle w:val="Hyperlink"/>
+            </w:rPr>
+            <w:t>st</w:t>
+          </w:r>
+        </w:hyperlink>
+      </w:r>
+      <w:r>
+        <w:rPr>
+          <w:u w:val="single" w:color="0000ff"/>
+          <w:rFonts w:ascii="Charis SIL Regular" w:hAnsi="Charis SIL Regular" w:eastAsia="Charis SIL Regular"/>
+          <w:b w:val="0"/>
+          <w:i w:val="0"/>
+          <w:color w:val="000000"/>
+          <w:sz w:val="24"/>
+        </w:rPr>
+        <w:hyperlink r:id="rId21" w:history="1">
+          <w:r>
+            <w:rPr>
+              <w:rStyle w:val="Hyperlink"/>
+            </w:rPr>
+            <w:t>u</w:t>
+          </w:r>
+        </w:hyperlink>
+      </w:r>
+      <w:r>
+        <w:rPr>
+          <w:u w:val="single" w:color="0000ff"/>
+          <w:rFonts w:ascii="Charis SIL Regular" w:hAnsi="Charis SIL Regular" w:eastAsia="Charis SIL Regular"/>
+          <w:b w:val="0"/>
+          <w:i w:val="0"/>
+          <w:color w:val="000000"/>
+          <w:sz w:val="24"/>
+        </w:rPr>
+        <w:hyperlink r:id="rId21" w:history="1">
+          <w:r>
+            <w:rPr>
+              <w:rStyle w:val="Hyperlink"/>
+            </w:rPr>
+            <w:t>kk</w:t>
+          </w:r>
+        </w:hyperlink>
       </w:r>
       <w:r>
         <w:rPr>
@@ -4422,7 +4494,7 @@
           <w:sz w:val="24"/>
           <w:u w:val="single"/>
         </w:rPr>
-        <w:hyperlink r:id="rId24" w:history="1">
+        <w:hyperlink r:id="rId23" w:history="1">
           <w:r>
             <w:rPr>
               <w:rStyle w:val="Hyperlink"/>
@@ -4699,16 +4771,8 @@
           <w:i w:val="0"/>
           <w:color w:val="0000FF"/>
           <w:sz w:val="24"/>
-          <w:u w:val="single"/>
-        </w:rPr>
-        <w:hyperlink r:id="rId25" w:history="1">
-          <w:r>
-            <w:rPr>
-              <w:rStyle w:val="Hyperlink"/>
-            </w:rPr>
-            <w:t>page/31</w:t>
-          </w:r>
-        </w:hyperlink>
+        </w:rPr>
+        <w:t>page/31</w:t>
       </w:r>
     </w:p>
     <w:p>
@@ -4917,14 +4981,7 @@
           <w:sz w:val="24"/>
           <w:u w:val="single"/>
         </w:rPr>
-        <w:hyperlink r:id="rId19" w:history="1">
-          <w:r>
-            <w:rPr>
-              <w:rStyle w:val="Hyperlink"/>
-            </w:rPr>
-            <w:t>i</w:t>
-          </w:r>
-        </w:hyperlink>
+        <w:t>i</w:t>
       </w:r>
       <w:r>
         <w:rPr>
@@ -4949,21 +5006,13 @@
       </w:r>
       <w:r>
         <w:rPr>
-          <w:u w:val="single" w:color="0000ff"/>
           <w:rFonts w:ascii="Charis SIL Regular" w:hAnsi="Charis SIL Regular" w:eastAsia="Charis SIL Regular"/>
           <w:b w:val="0"/>
           <w:i w:val="0"/>
           <w:color w:val="000000"/>
           <w:sz w:val="24"/>
         </w:rPr>
-        <w:hyperlink r:id="rId19" w:history="1">
-          <w:r>
-            <w:rPr>
-              <w:rStyle w:val="Hyperlink"/>
-            </w:rPr>
-            <w:t xml:space="preserve">, </w:t>
-          </w:r>
-        </w:hyperlink>
+        <w:t xml:space="preserve">, </w:t>
       </w:r>
       <w:r>
         <w:rPr>
@@ -5068,7 +5117,7 @@
           <w:sz w:val="24"/>
           <w:u w:val="single"/>
         </w:rPr>
-        <w:hyperlink r:id="rId27" w:history="1">
+        <w:hyperlink r:id="rId19" w:history="1">
           <w:r>
             <w:rPr>
               <w:rStyle w:val="Hyperlink"/>
@@ -5115,7 +5164,7 @@
           <w:sz w:val="24"/>
           <w:u w:val="single"/>
         </w:rPr>
-        <w:hyperlink r:id="rId19" w:history="1">
+        <w:hyperlink r:id="rId27" w:history="1">
           <w:r>
             <w:rPr>
               <w:rStyle w:val="Hyperlink"/>
@@ -5384,7 +5433,7 @@
           <w:sz w:val="24"/>
           <w:u w:val="single"/>
         </w:rPr>
-        <w:hyperlink r:id="rId29" w:history="1">
+        <w:hyperlink r:id="rId28" w:history="1">
           <w:r>
             <w:rPr>
               <w:rStyle w:val="Hyperlink"/>
@@ -5472,7 +5521,7 @@
           <w:sz w:val="24"/>
           <w:u w:val="single"/>
         </w:rPr>
-        <w:hyperlink r:id="rId30" w:history="1">
+        <w:hyperlink r:id="rId29" w:history="1">
           <w:r>
             <w:rPr>
               <w:rStyle w:val="Hyperlink"/>
@@ -5501,7 +5550,7 @@
           <w:sz w:val="24"/>
           <w:u w:val="single"/>
         </w:rPr>
-        <w:hyperlink r:id="rId30" w:history="1">
+        <w:hyperlink r:id="rId29" w:history="1">
           <w:r>
             <w:rPr>
               <w:rStyle w:val="Hyperlink"/>
@@ -5529,7 +5578,7 @@
           <w:sz w:val="24"/>
           <w:u w:val="single"/>
         </w:rPr>
-        <w:hyperlink r:id="rId31" w:history="1">
+        <w:hyperlink r:id="rId30" w:history="1">
           <w:r>
             <w:rPr>
               <w:rStyle w:val="Hyperlink"/>
@@ -5558,7 +5607,7 @@
           <w:sz w:val="24"/>
           <w:u w:val="single"/>
         </w:rPr>
-        <w:hyperlink r:id="rId31" w:history="1">
+        <w:hyperlink r:id="rId30" w:history="1">
           <w:r>
             <w:rPr>
               <w:rStyle w:val="Hyperlink"/>
@@ -5682,7 +5731,7 @@
           <w:sz w:val="24"/>
           <w:u w:val="single"/>
         </w:rPr>
-        <w:hyperlink r:id="rId32" w:history="1">
+        <w:hyperlink r:id="rId31" w:history="1">
           <w:r>
             <w:rPr>
               <w:rStyle w:val="Hyperlink"/>
@@ -5700,7 +5749,7 @@
           <w:sz w:val="24"/>
           <w:u w:val="single"/>
         </w:rPr>
-        <w:hyperlink r:id="rId32" w:history="1">
+        <w:hyperlink r:id="rId31" w:history="1">
           <w:r>
             <w:rPr>
               <w:rStyle w:val="Hyperlink"/>
@@ -5718,7 +5767,7 @@
           <w:sz w:val="24"/>
           <w:u w:val="single"/>
         </w:rPr>
-        <w:hyperlink r:id="rId32" w:history="1">
+        <w:hyperlink r:id="rId31" w:history="1">
           <w:r>
             <w:rPr>
               <w:rStyle w:val="Hyperlink"/>
@@ -5899,7 +5948,7 @@
           <w:sz w:val="24"/>
           <w:u w:val="single"/>
         </w:rPr>
-        <w:hyperlink r:id="rId33" w:history="1">
+        <w:hyperlink r:id="rId32" w:history="1">
           <w:r>
             <w:rPr>
               <w:rStyle w:val="Hyperlink"/>
@@ -5917,7 +5966,7 @@
           <w:sz w:val="24"/>
           <w:u w:val="single"/>
         </w:rPr>
-        <w:hyperlink r:id="rId33" w:history="1">
+        <w:hyperlink r:id="rId32" w:history="1">
           <w:r>
             <w:rPr>
               <w:rStyle w:val="Hyperlink"/>
@@ -5935,7 +5984,7 @@
           <w:sz w:val="24"/>
           <w:u w:val="single"/>
         </w:rPr>
-        <w:hyperlink r:id="rId33" w:history="1">
+        <w:hyperlink r:id="rId32" w:history="1">
           <w:r>
             <w:rPr>
               <w:rStyle w:val="Hyperlink"/>
@@ -5953,7 +6002,7 @@
           <w:sz w:val="24"/>
           <w:u w:val="single"/>
         </w:rPr>
-        <w:hyperlink r:id="rId33" w:history="1">
+        <w:hyperlink r:id="rId32" w:history="1">
           <w:r>
             <w:rPr>
               <w:rStyle w:val="Hyperlink"/>
@@ -5971,7 +6020,7 @@
           <w:sz w:val="24"/>
           <w:u w:val="single"/>
         </w:rPr>
-        <w:hyperlink r:id="rId33" w:history="1">
+        <w:hyperlink r:id="rId32" w:history="1">
           <w:r>
             <w:rPr>
               <w:rStyle w:val="Hyperlink"/>
@@ -5989,7 +6038,7 @@
           <w:sz w:val="24"/>
           <w:u w:val="single"/>
         </w:rPr>
-        <w:hyperlink r:id="rId33" w:history="1">
+        <w:hyperlink r:id="rId32" w:history="1">
           <w:r>
             <w:rPr>
               <w:rStyle w:val="Hyperlink"/>
@@ -6007,7 +6056,7 @@
           <w:sz w:val="24"/>
           <w:u w:val="single"/>
         </w:rPr>
-        <w:hyperlink r:id="rId33" w:history="1">
+        <w:hyperlink r:id="rId32" w:history="1">
           <w:r>
             <w:rPr>
               <w:rStyle w:val="Hyperlink"/>
@@ -6025,12 +6074,12 @@
           <w:sz w:val="24"/>
           <w:u w:val="single"/>
         </w:rPr>
-        <w:hyperlink r:id="rId33" w:history="1">
+        <w:hyperlink r:id="rId32" w:history="1">
           <w:r>
             <w:rPr>
               <w:rStyle w:val="Hyperlink"/>
             </w:rPr>
-            <w:t>profiel</w:t>
+            <w:t>profie</w:t>
           </w:r>
         </w:hyperlink>
       </w:r>
@@ -6041,25 +6090,13 @@
           <w:i w:val="0"/>
           <w:color w:val="0000FF"/>
           <w:sz w:val="24"/>
-          <w:u w:val="single"/>
-        </w:rPr>
-        <w:t>-</w:t>
-      </w:r>
-      <w:r>
-        <w:rPr>
-          <w:rFonts w:ascii="Charis SIL Regular" w:hAnsi="Charis SIL Regular" w:eastAsia="Charis SIL Regular"/>
-          <w:b w:val="0"/>
-          <w:i w:val="0"/>
-          <w:color w:val="0000FF"/>
-          <w:sz w:val="24"/>
-          <w:u w:val="single"/>
-        </w:rPr>
-        <w:hyperlink r:id="rId33" w:history="1">
+        </w:rPr>
+        <w:hyperlink r:id="rId32" w:history="1">
           <w:r>
             <w:rPr>
               <w:rStyle w:val="Hyperlink"/>
             </w:rPr>
-            <w:t>als</w:t>
+            <w:t>l</w:t>
           </w:r>
         </w:hyperlink>
       </w:r>
@@ -6070,6 +6107,7 @@
           <w:i w:val="0"/>
           <w:color w:val="0000FF"/>
           <w:sz w:val="24"/>
+          <w:u w:val="single"/>
         </w:rPr>
         <w:t>-</w:t>
       </w:r>
@@ -6082,7 +6120,25 @@
           <w:sz w:val="24"/>
           <w:u w:val="single"/>
         </w:rPr>
-        <w:hyperlink r:id="rId33" w:history="1">
+        <w:hyperlink r:id="rId32" w:history="1">
+          <w:r>
+            <w:rPr>
+              <w:rStyle w:val="Hyperlink"/>
+            </w:rPr>
+            <w:t>als-</w:t>
+          </w:r>
+        </w:hyperlink>
+      </w:r>
+      <w:r>
+        <w:rPr>
+          <w:rFonts w:ascii="Charis SIL Regular" w:hAnsi="Charis SIL Regular" w:eastAsia="Charis SIL Regular"/>
+          <w:b w:val="0"/>
+          <w:i w:val="0"/>
+          <w:color w:val="0000FF"/>
+          <w:sz w:val="24"/>
+          <w:u w:val="single"/>
+        </w:rPr>
+        <w:hyperlink r:id="rId32" w:history="1">
           <w:r>
             <w:rPr>
               <w:rStyle w:val="Hyperlink"/>
@@ -6100,7 +6156,7 @@
           <w:sz w:val="24"/>
           <w:u w:val="single"/>
         </w:rPr>
-        <w:hyperlink r:id="rId33" w:history="1">
+        <w:hyperlink r:id="rId32" w:history="1">
           <w:r>
             <w:rPr>
               <w:rStyle w:val="Hyperlink"/>
@@ -6118,7 +6174,7 @@
           <w:sz w:val="24"/>
           <w:u w:val="single"/>
         </w:rPr>
-        <w:hyperlink r:id="rId33" w:history="1">
+        <w:hyperlink r:id="rId32" w:history="1">
           <w:r>
             <w:rPr>
               <w:rStyle w:val="Hyperlink"/>
@@ -6136,7 +6192,7 @@
           <w:sz w:val="24"/>
           <w:u w:val="single"/>
         </w:rPr>
-        <w:hyperlink r:id="rId33" w:history="1">
+        <w:hyperlink r:id="rId32" w:history="1">
           <w:r>
             <w:rPr>
               <w:rStyle w:val="Hyperlink"/>
@@ -6267,7 +6323,7 @@
           <w:sz w:val="24"/>
           <w:u w:val="single"/>
         </w:rPr>
-        <w:hyperlink r:id="rId34" w:history="1">
+        <w:hyperlink r:id="rId33" w:history="1">
           <w:r>
             <w:rPr>
               <w:rStyle w:val="Hyperlink"/>
@@ -6296,7 +6352,7 @@
           <w:sz w:val="24"/>
           <w:u w:val="single"/>
         </w:rPr>
-        <w:hyperlink r:id="rId34" w:history="1">
+        <w:hyperlink r:id="rId33" w:history="1">
           <w:r>
             <w:rPr>
               <w:rStyle w:val="Hyperlink"/>
@@ -6324,7 +6380,7 @@
           <w:sz w:val="24"/>
           <w:u w:val="single"/>
         </w:rPr>
-        <w:hyperlink r:id="rId35" w:history="1">
+        <w:hyperlink r:id="rId34" w:history="1">
           <w:r>
             <w:rPr>
               <w:rStyle w:val="Hyperlink"/>
@@ -6353,7 +6409,7 @@
           <w:sz w:val="24"/>
           <w:u w:val="single"/>
         </w:rPr>
-        <w:hyperlink r:id="rId35" w:history="1">
+        <w:hyperlink r:id="rId34" w:history="1">
           <w:r>
             <w:rPr>
               <w:rStyle w:val="Hyperlink"/>

--- a/EXPORTS/DOCX/published/niveau2/Dutch/Ghana.docx
+++ b/EXPORTS/DOCX/published/niveau2/Dutch/Ghana.docx
@@ -569,36 +569,7 @@
           <w:color w:val="000000"/>
           <w:sz w:val="24"/>
         </w:rPr>
-        <w:t>ook voorwerpe</w:t>
-      </w:r>
-      <w:r>
-        <w:rPr>
-          <w:u w:val="single" w:color="0000ff"/>
-          <w:rFonts w:ascii="Charis SIL Regular" w:hAnsi="Charis SIL Regular" w:eastAsia="Charis SIL Regular"/>
-          <w:b w:val="0"/>
-          <w:i w:val="0"/>
-          <w:color w:val="000000"/>
-          <w:sz w:val="24"/>
-        </w:rPr>
-        <w:hyperlink r:id="rId10" w:history="1">
-          <w:r>
-            <w:rPr>
-              <w:rStyle w:val="Hyperlink"/>
-            </w:rPr>
-            <w:t xml:space="preserve">n van de </w:t>
-          </w:r>
-        </w:hyperlink>
-      </w:r>
-      <w:r>
-        <w:rPr>
-          <w:u w:val="single" w:color="0000ff"/>
-          <w:rFonts w:ascii="Charis SIL Regular" w:hAnsi="Charis SIL Regular" w:eastAsia="Charis SIL Regular"/>
-          <w:b w:val="0"/>
-          <w:i w:val="0"/>
-          <w:color w:val="000000"/>
-          <w:sz w:val="24"/>
-        </w:rPr>
-        <w:t>W</w:t>
+        <w:t>ook voorwerpen van de W</w:t>
       </w:r>
       <w:r>
         <w:rPr>
@@ -1230,9 +1201,15 @@
           <w:i w:val="0"/>
           <w:color w:val="0000FF"/>
           <w:sz w:val="24"/>
-          <w:u w:val="single"/>
-        </w:rPr>
-        <w:t>r</w:t>
+        </w:rPr>
+        <w:hyperlink r:id="rId14" w:history="1">
+          <w:r>
+            <w:rPr>
+              <w:rStyle w:val="Hyperlink"/>
+            </w:rPr>
+            <w:t>r</w:t>
+          </w:r>
+        </w:hyperlink>
       </w:r>
       <w:r>
         <w:rPr>
@@ -1296,13 +1273,29 @@
             <w:rPr>
               <w:rStyle w:val="Hyperlink"/>
             </w:rPr>
-            <w:t xml:space="preserve">ffing van </w:t>
+            <w:t>ffing va</w:t>
           </w:r>
         </w:hyperlink>
       </w:r>
       <w:r>
         <w:rPr>
-          <w:u w:val="single" w:color="0000ff"/>
+          <w:rFonts w:ascii="Charis SIL Regular" w:hAnsi="Charis SIL Regular" w:eastAsia="Charis SIL Regular"/>
+          <w:b w:val="0"/>
+          <w:i w:val="0"/>
+          <w:color w:val="000000"/>
+          <w:sz w:val="24"/>
+        </w:rPr>
+        <w:hyperlink r:id="rId14" w:history="1">
+          <w:r>
+            <w:rPr>
+              <w:rStyle w:val="Hyperlink"/>
+            </w:rPr>
+            <w:t xml:space="preserve">n </w:t>
+          </w:r>
+        </w:hyperlink>
+      </w:r>
+      <w:r>
+        <w:rPr>
           <w:rFonts w:ascii="Charis SIL Regular" w:hAnsi="Charis SIL Regular" w:eastAsia="Charis SIL Regular"/>
           <w:b w:val="0"/>
           <w:i w:val="0"/>
@@ -1361,19 +1354,9 @@
             <w:rPr>
               <w:rStyle w:val="Hyperlink"/>
             </w:rPr>
-            <w:t xml:space="preserve">inet in </w:t>
+            <w:t xml:space="preserve">inet in de </w:t>
           </w:r>
         </w:hyperlink>
-      </w:r>
-      <w:r>
-        <w:rPr>
-          <w:rFonts w:ascii="Charis SIL Regular" w:hAnsi="Charis SIL Regular" w:eastAsia="Charis SIL Regular"/>
-          <w:b w:val="0"/>
-          <w:i w:val="0"/>
-          <w:color w:val="000000"/>
-          <w:sz w:val="24"/>
-        </w:rPr>
-        <w:t xml:space="preserve">de </w:t>
       </w:r>
       <w:r>
         <w:rPr>
@@ -1820,7 +1803,6 @@
           <w:i w:val="0"/>
           <w:color w:val="0000FF"/>
           <w:sz w:val="24"/>
-          <w:u w:val="single"/>
         </w:rPr>
         <w:hyperlink r:id="rId17" w:history="1">
           <w:r>
@@ -1840,7 +1822,7 @@
           <w:sz w:val="24"/>
           <w:u w:val="single"/>
         </w:rPr>
-        <w:hyperlink r:id="rId17" w:history="1">
+        <w:hyperlink r:id="rId16" w:history="1">
           <w:r>
             <w:rPr>
               <w:rStyle w:val="Hyperlink"/>
@@ -1858,7 +1840,7 @@
           <w:sz w:val="24"/>
           <w:u w:val="single"/>
         </w:rPr>
-        <w:hyperlink r:id="rId17" w:history="1">
+        <w:hyperlink r:id="rId16" w:history="1">
           <w:r>
             <w:rPr>
               <w:rStyle w:val="Hyperlink"/>
@@ -1876,7 +1858,7 @@
           <w:sz w:val="24"/>
           <w:u w:val="single"/>
         </w:rPr>
-        <w:hyperlink r:id="rId17" w:history="1">
+        <w:hyperlink r:id="rId16" w:history="1">
           <w:r>
             <w:rPr>
               <w:rStyle w:val="Hyperlink"/>
@@ -3551,7 +3533,7 @@
           <w:sz w:val="24"/>
           <w:u w:val="single"/>
         </w:rPr>
-        <w:hyperlink r:id="rId22" w:history="1">
+        <w:hyperlink r:id="rId21" w:history="1">
           <w:r>
             <w:rPr>
               <w:rStyle w:val="Hyperlink"/>
@@ -4494,7 +4476,7 @@
           <w:sz w:val="24"/>
           <w:u w:val="single"/>
         </w:rPr>
-        <w:hyperlink r:id="rId23" w:history="1">
+        <w:hyperlink r:id="rId24" w:history="1">
           <w:r>
             <w:rPr>
               <w:rStyle w:val="Hyperlink"/>
@@ -4523,6 +4505,7 @@
       </w:r>
       <w:r>
         <w:rPr>
+          <w:u w:val="single" w:color="0000ff"/>
           <w:rFonts w:ascii="Charis SIL Regular" w:hAnsi="Charis SIL Regular" w:eastAsia="Charis SIL Regular"/>
           <w:b w:val="0"/>
           <w:i w:val="0"/>
@@ -4540,7 +4523,7 @@
           <w:sz w:val="24"/>
           <w:u w:val="single"/>
         </w:rPr>
-        <w:hyperlink r:id="rId23" w:history="1">
+        <w:hyperlink r:id="rId25" w:history="1">
           <w:r>
             <w:rPr>
               <w:rStyle w:val="Hyperlink"/>
@@ -4558,7 +4541,7 @@
           <w:sz w:val="24"/>
           <w:u w:val="single"/>
         </w:rPr>
-        <w:hyperlink r:id="rId23" w:history="1">
+        <w:hyperlink r:id="rId25" w:history="1">
           <w:r>
             <w:rPr>
               <w:rStyle w:val="Hyperlink"/>
@@ -4587,7 +4570,7 @@
           <w:sz w:val="24"/>
           <w:u w:val="single"/>
         </w:rPr>
-        <w:hyperlink r:id="rId23" w:history="1">
+        <w:hyperlink r:id="rId25" w:history="1">
           <w:r>
             <w:rPr>
               <w:rStyle w:val="Hyperlink"/>
@@ -4665,7 +4648,7 @@
           <w:sz w:val="24"/>
           <w:u w:val="single"/>
         </w:rPr>
-        <w:hyperlink r:id="rId25" w:history="1">
+        <w:hyperlink r:id="rId26" w:history="1">
           <w:r>
             <w:rPr>
               <w:rStyle w:val="Hyperlink"/>
@@ -4683,7 +4666,7 @@
           <w:sz w:val="24"/>
           <w:u w:val="single"/>
         </w:rPr>
-        <w:hyperlink r:id="rId25" w:history="1">
+        <w:hyperlink r:id="rId26" w:history="1">
           <w:r>
             <w:rPr>
               <w:rStyle w:val="Hyperlink"/>
@@ -4701,7 +4684,7 @@
           <w:sz w:val="24"/>
           <w:u w:val="single"/>
         </w:rPr>
-        <w:hyperlink r:id="rId25" w:history="1">
+        <w:hyperlink r:id="rId26" w:history="1">
           <w:r>
             <w:rPr>
               <w:rStyle w:val="Hyperlink"/>
@@ -4719,7 +4702,7 @@
           <w:sz w:val="24"/>
           <w:u w:val="single"/>
         </w:rPr>
-        <w:hyperlink r:id="rId25" w:history="1">
+        <w:hyperlink r:id="rId26" w:history="1">
           <w:r>
             <w:rPr>
               <w:rStyle w:val="Hyperlink"/>
@@ -4737,7 +4720,7 @@
           <w:sz w:val="24"/>
           <w:u w:val="single"/>
         </w:rPr>
-        <w:hyperlink r:id="rId25" w:history="1">
+        <w:hyperlink r:id="rId26" w:history="1">
           <w:r>
             <w:rPr>
               <w:rStyle w:val="Hyperlink"/>
@@ -4755,7 +4738,7 @@
           <w:sz w:val="24"/>
           <w:u w:val="single"/>
         </w:rPr>
-        <w:hyperlink r:id="rId25" w:history="1">
+        <w:hyperlink r:id="rId26" w:history="1">
           <w:r>
             <w:rPr>
               <w:rStyle w:val="Hyperlink"/>
@@ -4771,8 +4754,16 @@
           <w:i w:val="0"/>
           <w:color w:val="0000FF"/>
           <w:sz w:val="24"/>
-        </w:rPr>
-        <w:t>page/31</w:t>
+          <w:u w:val="single"/>
+        </w:rPr>
+        <w:hyperlink r:id="rId26" w:history="1">
+          <w:r>
+            <w:rPr>
+              <w:rStyle w:val="Hyperlink"/>
+            </w:rPr>
+            <w:t>page/31</w:t>
+          </w:r>
+        </w:hyperlink>
       </w:r>
     </w:p>
     <w:p>
@@ -4981,7 +4972,14 @@
           <w:sz w:val="24"/>
           <w:u w:val="single"/>
         </w:rPr>
-        <w:t>i</w:t>
+        <w:hyperlink r:id="rId19" w:history="1">
+          <w:r>
+            <w:rPr>
+              <w:rStyle w:val="Hyperlink"/>
+            </w:rPr>
+            <w:t>i</w:t>
+          </w:r>
+        </w:hyperlink>
       </w:r>
       <w:r>
         <w:rPr>
@@ -5006,13 +5004,21 @@
       </w:r>
       <w:r>
         <w:rPr>
+          <w:u w:val="single" w:color="0000ff"/>
           <w:rFonts w:ascii="Charis SIL Regular" w:hAnsi="Charis SIL Regular" w:eastAsia="Charis SIL Regular"/>
           <w:b w:val="0"/>
           <w:i w:val="0"/>
           <w:color w:val="000000"/>
           <w:sz w:val="24"/>
         </w:rPr>
-        <w:t xml:space="preserve">, </w:t>
+        <w:hyperlink r:id="rId19" w:history="1">
+          <w:r>
+            <w:rPr>
+              <w:rStyle w:val="Hyperlink"/>
+            </w:rPr>
+            <w:t xml:space="preserve">, </w:t>
+          </w:r>
+        </w:hyperlink>
       </w:r>
       <w:r>
         <w:rPr>
@@ -5023,7 +5029,7 @@
           <w:sz w:val="24"/>
           <w:u w:val="single"/>
         </w:rPr>
-        <w:hyperlink r:id="rId26" w:history="1">
+        <w:hyperlink r:id="rId27" w:history="1">
           <w:r>
             <w:rPr>
               <w:rStyle w:val="Hyperlink"/>
@@ -5041,7 +5047,7 @@
           <w:sz w:val="24"/>
           <w:u w:val="single"/>
         </w:rPr>
-        <w:hyperlink r:id="rId26" w:history="1">
+        <w:hyperlink r:id="rId27" w:history="1">
           <w:r>
             <w:rPr>
               <w:rStyle w:val="Hyperlink"/>
@@ -5070,7 +5076,7 @@
           <w:sz w:val="24"/>
           <w:u w:val="single"/>
         </w:rPr>
-        <w:hyperlink r:id="rId26" w:history="1">
+        <w:hyperlink r:id="rId27" w:history="1">
           <w:r>
             <w:rPr>
               <w:rStyle w:val="Hyperlink"/>
@@ -5099,7 +5105,7 @@
           <w:sz w:val="24"/>
           <w:u w:val="single"/>
         </w:rPr>
-        <w:hyperlink r:id="rId27" w:history="1">
+        <w:hyperlink r:id="rId28" w:history="1">
           <w:r>
             <w:rPr>
               <w:rStyle w:val="Hyperlink"/>
@@ -5117,7 +5123,7 @@
           <w:sz w:val="24"/>
           <w:u w:val="single"/>
         </w:rPr>
-        <w:hyperlink r:id="rId19" w:history="1">
+        <w:hyperlink r:id="rId28" w:history="1">
           <w:r>
             <w:rPr>
               <w:rStyle w:val="Hyperlink"/>
@@ -5146,7 +5152,7 @@
           <w:sz w:val="24"/>
           <w:u w:val="single"/>
         </w:rPr>
-        <w:hyperlink r:id="rId27" w:history="1">
+        <w:hyperlink r:id="rId28" w:history="1">
           <w:r>
             <w:rPr>
               <w:rStyle w:val="Hyperlink"/>
@@ -5164,7 +5170,7 @@
           <w:sz w:val="24"/>
           <w:u w:val="single"/>
         </w:rPr>
-        <w:hyperlink r:id="rId27" w:history="1">
+        <w:hyperlink r:id="rId28" w:history="1">
           <w:r>
             <w:rPr>
               <w:rStyle w:val="Hyperlink"/>
@@ -5304,7 +5310,7 @@
           <w:sz w:val="24"/>
           <w:u w:val="single"/>
         </w:rPr>
-        <w:hyperlink r:id="rId28" w:history="1">
+        <w:hyperlink r:id="rId29" w:history="1">
           <w:r>
             <w:rPr>
               <w:rStyle w:val="Hyperlink"/>
@@ -5322,7 +5328,7 @@
           <w:sz w:val="24"/>
           <w:u w:val="single"/>
         </w:rPr>
-        <w:hyperlink r:id="rId28" w:history="1">
+        <w:hyperlink r:id="rId29" w:history="1">
           <w:r>
             <w:rPr>
               <w:rStyle w:val="Hyperlink"/>
@@ -5340,7 +5346,7 @@
           <w:sz w:val="24"/>
           <w:u w:val="single"/>
         </w:rPr>
-        <w:hyperlink r:id="rId28" w:history="1">
+        <w:hyperlink r:id="rId29" w:history="1">
           <w:r>
             <w:rPr>
               <w:rStyle w:val="Hyperlink"/>
@@ -5358,7 +5364,7 @@
           <w:sz w:val="24"/>
           <w:u w:val="single"/>
         </w:rPr>
-        <w:hyperlink r:id="rId28" w:history="1">
+        <w:hyperlink r:id="rId29" w:history="1">
           <w:r>
             <w:rPr>
               <w:rStyle w:val="Hyperlink"/>
@@ -5386,7 +5392,7 @@
           <w:sz w:val="24"/>
           <w:u w:val="single"/>
         </w:rPr>
-        <w:hyperlink r:id="rId28" w:history="1">
+        <w:hyperlink r:id="rId29" w:history="1">
           <w:r>
             <w:rPr>
               <w:rStyle w:val="Hyperlink"/>
@@ -5404,7 +5410,7 @@
           <w:sz w:val="24"/>
           <w:u w:val="single"/>
         </w:rPr>
-        <w:hyperlink r:id="rId28" w:history="1">
+        <w:hyperlink r:id="rId29" w:history="1">
           <w:r>
             <w:rPr>
               <w:rStyle w:val="Hyperlink"/>
@@ -5433,7 +5439,7 @@
           <w:sz w:val="24"/>
           <w:u w:val="single"/>
         </w:rPr>
-        <w:hyperlink r:id="rId28" w:history="1">
+        <w:hyperlink r:id="rId29" w:history="1">
           <w:r>
             <w:rPr>
               <w:rStyle w:val="Hyperlink"/>
@@ -5521,7 +5527,7 @@
           <w:sz w:val="24"/>
           <w:u w:val="single"/>
         </w:rPr>
-        <w:hyperlink r:id="rId29" w:history="1">
+        <w:hyperlink r:id="rId30" w:history="1">
           <w:r>
             <w:rPr>
               <w:rStyle w:val="Hyperlink"/>
@@ -5550,7 +5556,7 @@
           <w:sz w:val="24"/>
           <w:u w:val="single"/>
         </w:rPr>
-        <w:hyperlink r:id="rId29" w:history="1">
+        <w:hyperlink r:id="rId30" w:history="1">
           <w:r>
             <w:rPr>
               <w:rStyle w:val="Hyperlink"/>
@@ -5578,7 +5584,7 @@
           <w:sz w:val="24"/>
           <w:u w:val="single"/>
         </w:rPr>
-        <w:hyperlink r:id="rId30" w:history="1">
+        <w:hyperlink r:id="rId31" w:history="1">
           <w:r>
             <w:rPr>
               <w:rStyle w:val="Hyperlink"/>
@@ -5607,7 +5613,7 @@
           <w:sz w:val="24"/>
           <w:u w:val="single"/>
         </w:rPr>
-        <w:hyperlink r:id="rId30" w:history="1">
+        <w:hyperlink r:id="rId31" w:history="1">
           <w:r>
             <w:rPr>
               <w:rStyle w:val="Hyperlink"/>
@@ -5731,7 +5737,7 @@
           <w:sz w:val="24"/>
           <w:u w:val="single"/>
         </w:rPr>
-        <w:hyperlink r:id="rId31" w:history="1">
+        <w:hyperlink r:id="rId32" w:history="1">
           <w:r>
             <w:rPr>
               <w:rStyle w:val="Hyperlink"/>
@@ -5749,7 +5755,7 @@
           <w:sz w:val="24"/>
           <w:u w:val="single"/>
         </w:rPr>
-        <w:hyperlink r:id="rId31" w:history="1">
+        <w:hyperlink r:id="rId32" w:history="1">
           <w:r>
             <w:rPr>
               <w:rStyle w:val="Hyperlink"/>
@@ -5767,7 +5773,7 @@
           <w:sz w:val="24"/>
           <w:u w:val="single"/>
         </w:rPr>
-        <w:hyperlink r:id="rId31" w:history="1">
+        <w:hyperlink r:id="rId32" w:history="1">
           <w:r>
             <w:rPr>
               <w:rStyle w:val="Hyperlink"/>
@@ -5948,7 +5954,7 @@
           <w:sz w:val="24"/>
           <w:u w:val="single"/>
         </w:rPr>
-        <w:hyperlink r:id="rId32" w:history="1">
+        <w:hyperlink r:id="rId33" w:history="1">
           <w:r>
             <w:rPr>
               <w:rStyle w:val="Hyperlink"/>
@@ -5966,7 +5972,7 @@
           <w:sz w:val="24"/>
           <w:u w:val="single"/>
         </w:rPr>
-        <w:hyperlink r:id="rId32" w:history="1">
+        <w:hyperlink r:id="rId33" w:history="1">
           <w:r>
             <w:rPr>
               <w:rStyle w:val="Hyperlink"/>
@@ -5984,7 +5990,7 @@
           <w:sz w:val="24"/>
           <w:u w:val="single"/>
         </w:rPr>
-        <w:hyperlink r:id="rId32" w:history="1">
+        <w:hyperlink r:id="rId33" w:history="1">
           <w:r>
             <w:rPr>
               <w:rStyle w:val="Hyperlink"/>
@@ -6002,7 +6008,7 @@
           <w:sz w:val="24"/>
           <w:u w:val="single"/>
         </w:rPr>
-        <w:hyperlink r:id="rId32" w:history="1">
+        <w:hyperlink r:id="rId33" w:history="1">
           <w:r>
             <w:rPr>
               <w:rStyle w:val="Hyperlink"/>
@@ -6020,7 +6026,7 @@
           <w:sz w:val="24"/>
           <w:u w:val="single"/>
         </w:rPr>
-        <w:hyperlink r:id="rId32" w:history="1">
+        <w:hyperlink r:id="rId33" w:history="1">
           <w:r>
             <w:rPr>
               <w:rStyle w:val="Hyperlink"/>
@@ -6038,7 +6044,7 @@
           <w:sz w:val="24"/>
           <w:u w:val="single"/>
         </w:rPr>
-        <w:hyperlink r:id="rId32" w:history="1">
+        <w:hyperlink r:id="rId33" w:history="1">
           <w:r>
             <w:rPr>
               <w:rStyle w:val="Hyperlink"/>
@@ -6056,7 +6062,7 @@
           <w:sz w:val="24"/>
           <w:u w:val="single"/>
         </w:rPr>
-        <w:hyperlink r:id="rId32" w:history="1">
+        <w:hyperlink r:id="rId33" w:history="1">
           <w:r>
             <w:rPr>
               <w:rStyle w:val="Hyperlink"/>
@@ -6074,7 +6080,7 @@
           <w:sz w:val="24"/>
           <w:u w:val="single"/>
         </w:rPr>
-        <w:hyperlink r:id="rId32" w:history="1">
+        <w:hyperlink r:id="rId33" w:history="1">
           <w:r>
             <w:rPr>
               <w:rStyle w:val="Hyperlink"/>
@@ -6091,7 +6097,7 @@
           <w:color w:val="0000FF"/>
           <w:sz w:val="24"/>
         </w:rPr>
-        <w:hyperlink r:id="rId32" w:history="1">
+        <w:hyperlink r:id="rId33" w:history="1">
           <w:r>
             <w:rPr>
               <w:rStyle w:val="Hyperlink"/>
@@ -6107,20 +6113,19 @@
           <w:i w:val="0"/>
           <w:color w:val="0000FF"/>
           <w:sz w:val="24"/>
+        </w:rPr>
+        <w:t>-</w:t>
+      </w:r>
+      <w:r>
+        <w:rPr>
+          <w:rFonts w:ascii="Charis SIL Regular" w:hAnsi="Charis SIL Regular" w:eastAsia="Charis SIL Regular"/>
+          <w:b w:val="0"/>
+          <w:i w:val="0"/>
+          <w:color w:val="0000FF"/>
+          <w:sz w:val="24"/>
           <w:u w:val="single"/>
         </w:rPr>
-        <w:t>-</w:t>
-      </w:r>
-      <w:r>
-        <w:rPr>
-          <w:rFonts w:ascii="Charis SIL Regular" w:hAnsi="Charis SIL Regular" w:eastAsia="Charis SIL Regular"/>
-          <w:b w:val="0"/>
-          <w:i w:val="0"/>
-          <w:color w:val="0000FF"/>
-          <w:sz w:val="24"/>
-          <w:u w:val="single"/>
-        </w:rPr>
-        <w:hyperlink r:id="rId32" w:history="1">
+        <w:hyperlink r:id="rId33" w:history="1">
           <w:r>
             <w:rPr>
               <w:rStyle w:val="Hyperlink"/>
@@ -6138,7 +6143,7 @@
           <w:sz w:val="24"/>
           <w:u w:val="single"/>
         </w:rPr>
-        <w:hyperlink r:id="rId32" w:history="1">
+        <w:hyperlink r:id="rId33" w:history="1">
           <w:r>
             <w:rPr>
               <w:rStyle w:val="Hyperlink"/>
@@ -6156,7 +6161,7 @@
           <w:sz w:val="24"/>
           <w:u w:val="single"/>
         </w:rPr>
-        <w:hyperlink r:id="rId32" w:history="1">
+        <w:hyperlink r:id="rId33" w:history="1">
           <w:r>
             <w:rPr>
               <w:rStyle w:val="Hyperlink"/>
@@ -6174,7 +6179,7 @@
           <w:sz w:val="24"/>
           <w:u w:val="single"/>
         </w:rPr>
-        <w:hyperlink r:id="rId32" w:history="1">
+        <w:hyperlink r:id="rId33" w:history="1">
           <w:r>
             <w:rPr>
               <w:rStyle w:val="Hyperlink"/>
@@ -6192,7 +6197,7 @@
           <w:sz w:val="24"/>
           <w:u w:val="single"/>
         </w:rPr>
-        <w:hyperlink r:id="rId32" w:history="1">
+        <w:hyperlink r:id="rId33" w:history="1">
           <w:r>
             <w:rPr>
               <w:rStyle w:val="Hyperlink"/>
@@ -6323,7 +6328,7 @@
           <w:sz w:val="24"/>
           <w:u w:val="single"/>
         </w:rPr>
-        <w:hyperlink r:id="rId33" w:history="1">
+        <w:hyperlink r:id="rId34" w:history="1">
           <w:r>
             <w:rPr>
               <w:rStyle w:val="Hyperlink"/>
@@ -6352,7 +6357,7 @@
           <w:sz w:val="24"/>
           <w:u w:val="single"/>
         </w:rPr>
-        <w:hyperlink r:id="rId33" w:history="1">
+        <w:hyperlink r:id="rId34" w:history="1">
           <w:r>
             <w:rPr>
               <w:rStyle w:val="Hyperlink"/>
@@ -6380,7 +6385,7 @@
           <w:sz w:val="24"/>
           <w:u w:val="single"/>
         </w:rPr>
-        <w:hyperlink r:id="rId34" w:history="1">
+        <w:hyperlink r:id="rId35" w:history="1">
           <w:r>
             <w:rPr>
               <w:rStyle w:val="Hyperlink"/>
@@ -6409,7 +6414,7 @@
           <w:sz w:val="24"/>
           <w:u w:val="single"/>
         </w:rPr>
-        <w:hyperlink r:id="rId34" w:history="1">
+        <w:hyperlink r:id="rId35" w:history="1">
           <w:r>
             <w:rPr>
               <w:rStyle w:val="Hyperlink"/>

--- a/EXPORTS/DOCX/published/niveau2/Dutch/Ghana.docx
+++ b/EXPORTS/DOCX/published/niveau2/Dutch/Ghana.docx
@@ -1201,15 +1201,9 @@
           <w:i w:val="0"/>
           <w:color w:val="0000FF"/>
           <w:sz w:val="24"/>
-        </w:rPr>
-        <w:hyperlink r:id="rId14" w:history="1">
-          <w:r>
-            <w:rPr>
-              <w:rStyle w:val="Hyperlink"/>
-            </w:rPr>
-            <w:t>r</w:t>
-          </w:r>
-        </w:hyperlink>
+          <w:u w:val="single"/>
+        </w:rPr>
+        <w:t>r</w:t>
       </w:r>
       <w:r>
         <w:rPr>
@@ -1273,29 +1267,13 @@
             <w:rPr>
               <w:rStyle w:val="Hyperlink"/>
             </w:rPr>
-            <w:t>ffing va</w:t>
+            <w:t xml:space="preserve">ffing van </w:t>
           </w:r>
         </w:hyperlink>
       </w:r>
       <w:r>
         <w:rPr>
-          <w:rFonts w:ascii="Charis SIL Regular" w:hAnsi="Charis SIL Regular" w:eastAsia="Charis SIL Regular"/>
-          <w:b w:val="0"/>
-          <w:i w:val="0"/>
-          <w:color w:val="000000"/>
-          <w:sz w:val="24"/>
-        </w:rPr>
-        <w:hyperlink r:id="rId14" w:history="1">
-          <w:r>
-            <w:rPr>
-              <w:rStyle w:val="Hyperlink"/>
-            </w:rPr>
-            <w:t xml:space="preserve">n </w:t>
-          </w:r>
-        </w:hyperlink>
-      </w:r>
-      <w:r>
-        <w:rPr>
+          <w:u w:val="single" w:color="0000ff"/>
           <w:rFonts w:ascii="Charis SIL Regular" w:hAnsi="Charis SIL Regular" w:eastAsia="Charis SIL Regular"/>
           <w:b w:val="0"/>
           <w:i w:val="0"/>
@@ -1354,9 +1332,19 @@
             <w:rPr>
               <w:rStyle w:val="Hyperlink"/>
             </w:rPr>
-            <w:t xml:space="preserve">inet in de </w:t>
+            <w:t xml:space="preserve">inet in </w:t>
           </w:r>
         </w:hyperlink>
+      </w:r>
+      <w:r>
+        <w:rPr>
+          <w:rFonts w:ascii="Charis SIL Regular" w:hAnsi="Charis SIL Regular" w:eastAsia="Charis SIL Regular"/>
+          <w:b w:val="0"/>
+          <w:i w:val="0"/>
+          <w:color w:val="000000"/>
+          <w:sz w:val="24"/>
+        </w:rPr>
+        <w:t xml:space="preserve">de </w:t>
       </w:r>
       <w:r>
         <w:rPr>
@@ -4970,7 +4958,6 @@
           <w:i w:val="0"/>
           <w:color w:val="0000FF"/>
           <w:sz w:val="24"/>
-          <w:u w:val="single"/>
         </w:rPr>
         <w:hyperlink r:id="rId19" w:history="1">
           <w:r>
@@ -4988,9 +4975,15 @@
           <w:i w:val="0"/>
           <w:color w:val="0000FF"/>
           <w:sz w:val="24"/>
-          <w:u w:val="single"/>
-        </w:rPr>
-        <w:t>l</w:t>
+        </w:rPr>
+        <w:hyperlink r:id="rId19" w:history="1">
+          <w:r>
+            <w:rPr>
+              <w:rStyle w:val="Hyperlink"/>
+            </w:rPr>
+            <w:t>l</w:t>
+          </w:r>
+        </w:hyperlink>
       </w:r>
       <w:r>
         <w:rPr>
@@ -5004,7 +4997,6 @@
       </w:r>
       <w:r>
         <w:rPr>
-          <w:u w:val="single" w:color="0000ff"/>
           <w:rFonts w:ascii="Charis SIL Regular" w:hAnsi="Charis SIL Regular" w:eastAsia="Charis SIL Regular"/>
           <w:b w:val="0"/>
           <w:i w:val="0"/>
@@ -5087,7 +5079,6 @@
       </w:r>
       <w:r>
         <w:rPr>
-          <w:u w:val="single" w:color="0000ff"/>
           <w:rFonts w:ascii="Charis SIL Regular" w:hAnsi="Charis SIL Regular" w:eastAsia="Charis SIL Regular"/>
           <w:b w:val="0"/>
           <w:i w:val="0"/>
@@ -5392,7 +5383,7 @@
           <w:sz w:val="24"/>
           <w:u w:val="single"/>
         </w:rPr>
-        <w:hyperlink r:id="rId29" w:history="1">
+        <w:hyperlink r:id="rId30" w:history="1">
           <w:r>
             <w:rPr>
               <w:rStyle w:val="Hyperlink"/>
@@ -5410,7 +5401,7 @@
           <w:sz w:val="24"/>
           <w:u w:val="single"/>
         </w:rPr>
-        <w:hyperlink r:id="rId29" w:history="1">
+        <w:hyperlink r:id="rId30" w:history="1">
           <w:r>
             <w:rPr>
               <w:rStyle w:val="Hyperlink"/>
@@ -5439,7 +5430,7 @@
           <w:sz w:val="24"/>
           <w:u w:val="single"/>
         </w:rPr>
-        <w:hyperlink r:id="rId29" w:history="1">
+        <w:hyperlink r:id="rId30" w:history="1">
           <w:r>
             <w:rPr>
               <w:rStyle w:val="Hyperlink"/>
@@ -5527,7 +5518,7 @@
           <w:sz w:val="24"/>
           <w:u w:val="single"/>
         </w:rPr>
-        <w:hyperlink r:id="rId30" w:history="1">
+        <w:hyperlink r:id="rId31" w:history="1">
           <w:r>
             <w:rPr>
               <w:rStyle w:val="Hyperlink"/>
@@ -5556,7 +5547,7 @@
           <w:sz w:val="24"/>
           <w:u w:val="single"/>
         </w:rPr>
-        <w:hyperlink r:id="rId30" w:history="1">
+        <w:hyperlink r:id="rId31" w:history="1">
           <w:r>
             <w:rPr>
               <w:rStyle w:val="Hyperlink"/>
@@ -5584,7 +5575,7 @@
           <w:sz w:val="24"/>
           <w:u w:val="single"/>
         </w:rPr>
-        <w:hyperlink r:id="rId31" w:history="1">
+        <w:hyperlink r:id="rId32" w:history="1">
           <w:r>
             <w:rPr>
               <w:rStyle w:val="Hyperlink"/>
@@ -5613,7 +5604,7 @@
           <w:sz w:val="24"/>
           <w:u w:val="single"/>
         </w:rPr>
-        <w:hyperlink r:id="rId31" w:history="1">
+        <w:hyperlink r:id="rId32" w:history="1">
           <w:r>
             <w:rPr>
               <w:rStyle w:val="Hyperlink"/>
@@ -5737,7 +5728,7 @@
           <w:sz w:val="24"/>
           <w:u w:val="single"/>
         </w:rPr>
-        <w:hyperlink r:id="rId32" w:history="1">
+        <w:hyperlink r:id="rId33" w:history="1">
           <w:r>
             <w:rPr>
               <w:rStyle w:val="Hyperlink"/>
@@ -5755,7 +5746,7 @@
           <w:sz w:val="24"/>
           <w:u w:val="single"/>
         </w:rPr>
-        <w:hyperlink r:id="rId32" w:history="1">
+        <w:hyperlink r:id="rId33" w:history="1">
           <w:r>
             <w:rPr>
               <w:rStyle w:val="Hyperlink"/>
@@ -5773,7 +5764,7 @@
           <w:sz w:val="24"/>
           <w:u w:val="single"/>
         </w:rPr>
-        <w:hyperlink r:id="rId32" w:history="1">
+        <w:hyperlink r:id="rId33" w:history="1">
           <w:r>
             <w:rPr>
               <w:rStyle w:val="Hyperlink"/>
@@ -5954,7 +5945,7 @@
           <w:sz w:val="24"/>
           <w:u w:val="single"/>
         </w:rPr>
-        <w:hyperlink r:id="rId33" w:history="1">
+        <w:hyperlink r:id="rId34" w:history="1">
           <w:r>
             <w:rPr>
               <w:rStyle w:val="Hyperlink"/>
@@ -5972,7 +5963,7 @@
           <w:sz w:val="24"/>
           <w:u w:val="single"/>
         </w:rPr>
-        <w:hyperlink r:id="rId33" w:history="1">
+        <w:hyperlink r:id="rId34" w:history="1">
           <w:r>
             <w:rPr>
               <w:rStyle w:val="Hyperlink"/>
@@ -5990,7 +5981,7 @@
           <w:sz w:val="24"/>
           <w:u w:val="single"/>
         </w:rPr>
-        <w:hyperlink r:id="rId33" w:history="1">
+        <w:hyperlink r:id="rId34" w:history="1">
           <w:r>
             <w:rPr>
               <w:rStyle w:val="Hyperlink"/>
@@ -6008,7 +5999,7 @@
           <w:sz w:val="24"/>
           <w:u w:val="single"/>
         </w:rPr>
-        <w:hyperlink r:id="rId33" w:history="1">
+        <w:hyperlink r:id="rId34" w:history="1">
           <w:r>
             <w:rPr>
               <w:rStyle w:val="Hyperlink"/>
@@ -6026,7 +6017,7 @@
           <w:sz w:val="24"/>
           <w:u w:val="single"/>
         </w:rPr>
-        <w:hyperlink r:id="rId33" w:history="1">
+        <w:hyperlink r:id="rId34" w:history="1">
           <w:r>
             <w:rPr>
               <w:rStyle w:val="Hyperlink"/>
@@ -6044,7 +6035,7 @@
           <w:sz w:val="24"/>
           <w:u w:val="single"/>
         </w:rPr>
-        <w:hyperlink r:id="rId33" w:history="1">
+        <w:hyperlink r:id="rId34" w:history="1">
           <w:r>
             <w:rPr>
               <w:rStyle w:val="Hyperlink"/>
@@ -6062,7 +6053,7 @@
           <w:sz w:val="24"/>
           <w:u w:val="single"/>
         </w:rPr>
-        <w:hyperlink r:id="rId33" w:history="1">
+        <w:hyperlink r:id="rId34" w:history="1">
           <w:r>
             <w:rPr>
               <w:rStyle w:val="Hyperlink"/>
@@ -6080,7 +6071,7 @@
           <w:sz w:val="24"/>
           <w:u w:val="single"/>
         </w:rPr>
-        <w:hyperlink r:id="rId33" w:history="1">
+        <w:hyperlink r:id="rId34" w:history="1">
           <w:r>
             <w:rPr>
               <w:rStyle w:val="Hyperlink"/>
@@ -6097,7 +6088,7 @@
           <w:color w:val="0000FF"/>
           <w:sz w:val="24"/>
         </w:rPr>
-        <w:hyperlink r:id="rId33" w:history="1">
+        <w:hyperlink r:id="rId34" w:history="1">
           <w:r>
             <w:rPr>
               <w:rStyle w:val="Hyperlink"/>
@@ -6113,6 +6104,7 @@
           <w:i w:val="0"/>
           <w:color w:val="0000FF"/>
           <w:sz w:val="24"/>
+          <w:u w:val="single"/>
         </w:rPr>
         <w:t>-</w:t>
       </w:r>
@@ -6125,7 +6117,7 @@
           <w:sz w:val="24"/>
           <w:u w:val="single"/>
         </w:rPr>
-        <w:hyperlink r:id="rId33" w:history="1">
+        <w:hyperlink r:id="rId34" w:history="1">
           <w:r>
             <w:rPr>
               <w:rStyle w:val="Hyperlink"/>
@@ -6143,7 +6135,7 @@
           <w:sz w:val="24"/>
           <w:u w:val="single"/>
         </w:rPr>
-        <w:hyperlink r:id="rId33" w:history="1">
+        <w:hyperlink r:id="rId34" w:history="1">
           <w:r>
             <w:rPr>
               <w:rStyle w:val="Hyperlink"/>
@@ -6161,7 +6153,7 @@
           <w:sz w:val="24"/>
           <w:u w:val="single"/>
         </w:rPr>
-        <w:hyperlink r:id="rId33" w:history="1">
+        <w:hyperlink r:id="rId34" w:history="1">
           <w:r>
             <w:rPr>
               <w:rStyle w:val="Hyperlink"/>
@@ -6179,7 +6171,7 @@
           <w:sz w:val="24"/>
           <w:u w:val="single"/>
         </w:rPr>
-        <w:hyperlink r:id="rId33" w:history="1">
+        <w:hyperlink r:id="rId34" w:history="1">
           <w:r>
             <w:rPr>
               <w:rStyle w:val="Hyperlink"/>
@@ -6197,7 +6189,7 @@
           <w:sz w:val="24"/>
           <w:u w:val="single"/>
         </w:rPr>
-        <w:hyperlink r:id="rId33" w:history="1">
+        <w:hyperlink r:id="rId34" w:history="1">
           <w:r>
             <w:rPr>
               <w:rStyle w:val="Hyperlink"/>
@@ -6328,7 +6320,7 @@
           <w:sz w:val="24"/>
           <w:u w:val="single"/>
         </w:rPr>
-        <w:hyperlink r:id="rId34" w:history="1">
+        <w:hyperlink r:id="rId35" w:history="1">
           <w:r>
             <w:rPr>
               <w:rStyle w:val="Hyperlink"/>
@@ -6357,7 +6349,7 @@
           <w:sz w:val="24"/>
           <w:u w:val="single"/>
         </w:rPr>
-        <w:hyperlink r:id="rId34" w:history="1">
+        <w:hyperlink r:id="rId35" w:history="1">
           <w:r>
             <w:rPr>
               <w:rStyle w:val="Hyperlink"/>
@@ -6385,7 +6377,7 @@
           <w:sz w:val="24"/>
           <w:u w:val="single"/>
         </w:rPr>
-        <w:hyperlink r:id="rId35" w:history="1">
+        <w:hyperlink r:id="rId36" w:history="1">
           <w:r>
             <w:rPr>
               <w:rStyle w:val="Hyperlink"/>
@@ -6414,7 +6406,7 @@
           <w:sz w:val="24"/>
           <w:u w:val="single"/>
         </w:rPr>
-        <w:hyperlink r:id="rId35" w:history="1">
+        <w:hyperlink r:id="rId36" w:history="1">
           <w:r>
             <w:rPr>
               <w:rStyle w:val="Hyperlink"/>

--- a/EXPORTS/DOCX/published/niveau2/Dutch/Ghana.docx
+++ b/EXPORTS/DOCX/published/niveau2/Dutch/Ghana.docx
@@ -1201,9 +1201,15 @@
           <w:i w:val="0"/>
           <w:color w:val="0000FF"/>
           <w:sz w:val="24"/>
-          <w:u w:val="single"/>
-        </w:rPr>
-        <w:t>r</w:t>
+        </w:rPr>
+        <w:hyperlink r:id="rId14" w:history="1">
+          <w:r>
+            <w:rPr>
+              <w:rStyle w:val="Hyperlink"/>
+            </w:rPr>
+            <w:t>r</w:t>
+          </w:r>
+        </w:hyperlink>
       </w:r>
       <w:r>
         <w:rPr>
@@ -1267,13 +1273,29 @@
             <w:rPr>
               <w:rStyle w:val="Hyperlink"/>
             </w:rPr>
-            <w:t xml:space="preserve">ffing van </w:t>
+            <w:t>ffing va</w:t>
           </w:r>
         </w:hyperlink>
       </w:r>
       <w:r>
         <w:rPr>
-          <w:u w:val="single" w:color="0000ff"/>
+          <w:rFonts w:ascii="Charis SIL Regular" w:hAnsi="Charis SIL Regular" w:eastAsia="Charis SIL Regular"/>
+          <w:b w:val="0"/>
+          <w:i w:val="0"/>
+          <w:color w:val="000000"/>
+          <w:sz w:val="24"/>
+        </w:rPr>
+        <w:hyperlink r:id="rId14" w:history="1">
+          <w:r>
+            <w:rPr>
+              <w:rStyle w:val="Hyperlink"/>
+            </w:rPr>
+            <w:t xml:space="preserve">n </w:t>
+          </w:r>
+        </w:hyperlink>
+      </w:r>
+      <w:r>
+        <w:rPr>
           <w:rFonts w:ascii="Charis SIL Regular" w:hAnsi="Charis SIL Regular" w:eastAsia="Charis SIL Regular"/>
           <w:b w:val="0"/>
           <w:i w:val="0"/>
@@ -1332,19 +1354,9 @@
             <w:rPr>
               <w:rStyle w:val="Hyperlink"/>
             </w:rPr>
-            <w:t xml:space="preserve">inet in </w:t>
+            <w:t xml:space="preserve">inet in de </w:t>
           </w:r>
         </w:hyperlink>
-      </w:r>
-      <w:r>
-        <w:rPr>
-          <w:rFonts w:ascii="Charis SIL Regular" w:hAnsi="Charis SIL Regular" w:eastAsia="Charis SIL Regular"/>
-          <w:b w:val="0"/>
-          <w:i w:val="0"/>
-          <w:color w:val="000000"/>
-          <w:sz w:val="24"/>
-        </w:rPr>
-        <w:t xml:space="preserve">de </w:t>
       </w:r>
       <w:r>
         <w:rPr>
@@ -1791,6 +1803,7 @@
           <w:i w:val="0"/>
           <w:color w:val="0000FF"/>
           <w:sz w:val="24"/>
+          <w:u w:val="single"/>
         </w:rPr>
         <w:hyperlink r:id="rId17" w:history="1">
           <w:r>
@@ -4464,7 +4477,7 @@
           <w:sz w:val="24"/>
           <w:u w:val="single"/>
         </w:rPr>
-        <w:hyperlink r:id="rId24" w:history="1">
+        <w:hyperlink r:id="rId23" w:history="1">
           <w:r>
             <w:rPr>
               <w:rStyle w:val="Hyperlink"/>
@@ -4493,7 +4506,6 @@
       </w:r>
       <w:r>
         <w:rPr>
-          <w:u w:val="single" w:color="0000ff"/>
           <w:rFonts w:ascii="Charis SIL Regular" w:hAnsi="Charis SIL Regular" w:eastAsia="Charis SIL Regular"/>
           <w:b w:val="0"/>
           <w:i w:val="0"/>
@@ -4511,7 +4523,7 @@
           <w:sz w:val="24"/>
           <w:u w:val="single"/>
         </w:rPr>
-        <w:hyperlink r:id="rId25" w:history="1">
+        <w:hyperlink r:id="rId23" w:history="1">
           <w:r>
             <w:rPr>
               <w:rStyle w:val="Hyperlink"/>
@@ -4529,7 +4541,7 @@
           <w:sz w:val="24"/>
           <w:u w:val="single"/>
         </w:rPr>
-        <w:hyperlink r:id="rId25" w:history="1">
+        <w:hyperlink r:id="rId23" w:history="1">
           <w:r>
             <w:rPr>
               <w:rStyle w:val="Hyperlink"/>
@@ -4558,7 +4570,7 @@
           <w:sz w:val="24"/>
           <w:u w:val="single"/>
         </w:rPr>
-        <w:hyperlink r:id="rId25" w:history="1">
+        <w:hyperlink r:id="rId23" w:history="1">
           <w:r>
             <w:rPr>
               <w:rStyle w:val="Hyperlink"/>
@@ -4636,7 +4648,7 @@
           <w:sz w:val="24"/>
           <w:u w:val="single"/>
         </w:rPr>
-        <w:hyperlink r:id="rId26" w:history="1">
+        <w:hyperlink r:id="rId25" w:history="1">
           <w:r>
             <w:rPr>
               <w:rStyle w:val="Hyperlink"/>
@@ -4654,7 +4666,7 @@
           <w:sz w:val="24"/>
           <w:u w:val="single"/>
         </w:rPr>
-        <w:hyperlink r:id="rId26" w:history="1">
+        <w:hyperlink r:id="rId25" w:history="1">
           <w:r>
             <w:rPr>
               <w:rStyle w:val="Hyperlink"/>
@@ -4672,7 +4684,7 @@
           <w:sz w:val="24"/>
           <w:u w:val="single"/>
         </w:rPr>
-        <w:hyperlink r:id="rId26" w:history="1">
+        <w:hyperlink r:id="rId25" w:history="1">
           <w:r>
             <w:rPr>
               <w:rStyle w:val="Hyperlink"/>
@@ -4690,7 +4702,7 @@
           <w:sz w:val="24"/>
           <w:u w:val="single"/>
         </w:rPr>
-        <w:hyperlink r:id="rId26" w:history="1">
+        <w:hyperlink r:id="rId25" w:history="1">
           <w:r>
             <w:rPr>
               <w:rStyle w:val="Hyperlink"/>
@@ -4708,7 +4720,7 @@
           <w:sz w:val="24"/>
           <w:u w:val="single"/>
         </w:rPr>
-        <w:hyperlink r:id="rId26" w:history="1">
+        <w:hyperlink r:id="rId25" w:history="1">
           <w:r>
             <w:rPr>
               <w:rStyle w:val="Hyperlink"/>
@@ -4726,7 +4738,7 @@
           <w:sz w:val="24"/>
           <w:u w:val="single"/>
         </w:rPr>
-        <w:hyperlink r:id="rId26" w:history="1">
+        <w:hyperlink r:id="rId25" w:history="1">
           <w:r>
             <w:rPr>
               <w:rStyle w:val="Hyperlink"/>
@@ -4742,16 +4754,8 @@
           <w:i w:val="0"/>
           <w:color w:val="0000FF"/>
           <w:sz w:val="24"/>
-          <w:u w:val="single"/>
-        </w:rPr>
-        <w:hyperlink r:id="rId26" w:history="1">
-          <w:r>
-            <w:rPr>
-              <w:rStyle w:val="Hyperlink"/>
-            </w:rPr>
-            <w:t>page/31</w:t>
-          </w:r>
-        </w:hyperlink>
+        </w:rPr>
+        <w:t>page/31</w:t>
       </w:r>
     </w:p>
     <w:p>
@@ -4958,13 +4962,74 @@
           <w:i w:val="0"/>
           <w:color w:val="0000FF"/>
           <w:sz w:val="24"/>
+          <w:u w:val="single"/>
+        </w:rPr>
+        <w:t>i</w:t>
+      </w:r>
+      <w:r>
+        <w:rPr>
+          <w:rFonts w:ascii="Charis SIL Regular" w:hAnsi="Charis SIL Regular" w:eastAsia="Charis SIL Regular"/>
+          <w:b w:val="0"/>
+          <w:i w:val="0"/>
+          <w:color w:val="0000FF"/>
+          <w:sz w:val="24"/>
+          <w:u w:val="single"/>
+        </w:rPr>
+        <w:t>l</w:t>
+      </w:r>
+      <w:r>
+        <w:rPr>
+          <w:rFonts w:ascii="Charis SIL Regular" w:hAnsi="Charis SIL Regular" w:eastAsia="Charis SIL Regular"/>
+          <w:b w:val="0"/>
+          <w:i w:val="0"/>
+          <w:color w:val="0000FF"/>
+          <w:sz w:val="24"/>
+        </w:rPr>
+        <w:t>e</w:t>
+      </w:r>
+      <w:r>
+        <w:rPr>
+          <w:rFonts w:ascii="Charis SIL Regular" w:hAnsi="Charis SIL Regular" w:eastAsia="Charis SIL Regular"/>
+          <w:b w:val="0"/>
+          <w:i w:val="0"/>
+          <w:color w:val="000000"/>
+          <w:sz w:val="24"/>
+        </w:rPr>
+        <w:t xml:space="preserve">, </w:t>
+      </w:r>
+      <w:r>
+        <w:rPr>
+          <w:rFonts w:ascii="Charis SIL Regular" w:hAnsi="Charis SIL Regular" w:eastAsia="Charis SIL Regular"/>
+          <w:b w:val="0"/>
+          <w:i w:val="0"/>
+          <w:color w:val="0000FF"/>
+          <w:sz w:val="24"/>
+          <w:u w:val="single"/>
+        </w:rPr>
+        <w:hyperlink r:id="rId26" w:history="1">
+          <w:r>
+            <w:rPr>
+              <w:rStyle w:val="Hyperlink"/>
+            </w:rPr>
+            <w:t>ISB</w:t>
+          </w:r>
+        </w:hyperlink>
+      </w:r>
+      <w:r>
+        <w:rPr>
+          <w:rFonts w:ascii="Charis SIL Regular" w:hAnsi="Charis SIL Regular" w:eastAsia="Charis SIL Regular"/>
+          <w:b w:val="0"/>
+          <w:i w:val="0"/>
+          <w:color w:val="0000FF"/>
+          <w:sz w:val="24"/>
+          <w:u w:val="single"/>
         </w:rPr>
         <w:hyperlink r:id="rId19" w:history="1">
           <w:r>
             <w:rPr>
               <w:rStyle w:val="Hyperlink"/>
             </w:rPr>
-            <w:t>i</w:t>
+            <w:t>N</w:t>
           </w:r>
         </w:hyperlink>
       </w:r>
@@ -4975,28 +5040,31 @@
           <w:i w:val="0"/>
           <w:color w:val="0000FF"/>
           <w:sz w:val="24"/>
+          <w:u w:val="single"/>
+        </w:rPr>
+        <w:t xml:space="preserve"> </w:t>
+      </w:r>
+      <w:r>
+        <w:rPr>
+          <w:rFonts w:ascii="Charis SIL Regular" w:hAnsi="Charis SIL Regular" w:eastAsia="Charis SIL Regular"/>
+          <w:b w:val="0"/>
+          <w:i w:val="0"/>
+          <w:color w:val="0000FF"/>
+          <w:sz w:val="24"/>
+          <w:u w:val="single"/>
         </w:rPr>
         <w:hyperlink r:id="rId19" w:history="1">
           <w:r>
             <w:rPr>
               <w:rStyle w:val="Hyperlink"/>
             </w:rPr>
-            <w:t>l</w:t>
+            <w:t>978-90-04-15850-4</w:t>
           </w:r>
         </w:hyperlink>
       </w:r>
       <w:r>
         <w:rPr>
-          <w:rFonts w:ascii="Charis SIL Regular" w:hAnsi="Charis SIL Regular" w:eastAsia="Charis SIL Regular"/>
-          <w:b w:val="0"/>
-          <w:i w:val="0"/>
-          <w:color w:val="0000FF"/>
-          <w:sz w:val="24"/>
-        </w:rPr>
-        <w:t>e</w:t>
-      </w:r>
-      <w:r>
-        <w:rPr>
+          <w:u w:val="single" w:color="0000ff"/>
           <w:rFonts w:ascii="Charis SIL Regular" w:hAnsi="Charis SIL Regular" w:eastAsia="Charis SIL Regular"/>
           <w:b w:val="0"/>
           <w:i w:val="0"/>
@@ -5021,82 +5089,7 @@
           <w:sz w:val="24"/>
           <w:u w:val="single"/>
         </w:rPr>
-        <w:hyperlink r:id="rId27" w:history="1">
-          <w:r>
-            <w:rPr>
-              <w:rStyle w:val="Hyperlink"/>
-            </w:rPr>
-            <w:t>ISB</w:t>
-          </w:r>
-        </w:hyperlink>
-      </w:r>
-      <w:r>
-        <w:rPr>
-          <w:rFonts w:ascii="Charis SIL Regular" w:hAnsi="Charis SIL Regular" w:eastAsia="Charis SIL Regular"/>
-          <w:b w:val="0"/>
-          <w:i w:val="0"/>
-          <w:color w:val="0000FF"/>
-          <w:sz w:val="24"/>
-          <w:u w:val="single"/>
-        </w:rPr>
-        <w:hyperlink r:id="rId27" w:history="1">
-          <w:r>
-            <w:rPr>
-              <w:rStyle w:val="Hyperlink"/>
-            </w:rPr>
-            <w:t>N</w:t>
-          </w:r>
-        </w:hyperlink>
-      </w:r>
-      <w:r>
-        <w:rPr>
-          <w:rFonts w:ascii="Charis SIL Regular" w:hAnsi="Charis SIL Regular" w:eastAsia="Charis SIL Regular"/>
-          <w:b w:val="0"/>
-          <w:i w:val="0"/>
-          <w:color w:val="0000FF"/>
-          <w:sz w:val="24"/>
-          <w:u w:val="single"/>
-        </w:rPr>
-        <w:t xml:space="preserve"> </w:t>
-      </w:r>
-      <w:r>
-        <w:rPr>
-          <w:rFonts w:ascii="Charis SIL Regular" w:hAnsi="Charis SIL Regular" w:eastAsia="Charis SIL Regular"/>
-          <w:b w:val="0"/>
-          <w:i w:val="0"/>
-          <w:color w:val="0000FF"/>
-          <w:sz w:val="24"/>
-          <w:u w:val="single"/>
-        </w:rPr>
-        <w:hyperlink r:id="rId27" w:history="1">
-          <w:r>
-            <w:rPr>
-              <w:rStyle w:val="Hyperlink"/>
-            </w:rPr>
-            <w:t>978-90-04-15850-4</w:t>
-          </w:r>
-        </w:hyperlink>
-      </w:r>
-      <w:r>
-        <w:rPr>
-          <w:rFonts w:ascii="Charis SIL Regular" w:hAnsi="Charis SIL Regular" w:eastAsia="Charis SIL Regular"/>
-          <w:b w:val="0"/>
-          <w:i w:val="0"/>
-          <w:color w:val="000000"/>
-          <w:sz w:val="24"/>
-        </w:rPr>
-        <w:t xml:space="preserve">, </w:t>
-      </w:r>
-      <w:r>
-        <w:rPr>
-          <w:rFonts w:ascii="Charis SIL Regular" w:hAnsi="Charis SIL Regular" w:eastAsia="Charis SIL Regular"/>
-          <w:b w:val="0"/>
-          <w:i w:val="0"/>
-          <w:color w:val="0000FF"/>
-          <w:sz w:val="24"/>
-          <w:u w:val="single"/>
-        </w:rPr>
-        <w:hyperlink r:id="rId28" w:history="1">
+        <w:hyperlink r:id="rId19" w:history="1">
           <w:r>
             <w:rPr>
               <w:rStyle w:val="Hyperlink"/>
@@ -5114,7 +5107,7 @@
           <w:sz w:val="24"/>
           <w:u w:val="single"/>
         </w:rPr>
-        <w:hyperlink r:id="rId28" w:history="1">
+        <w:hyperlink r:id="rId19" w:history="1">
           <w:r>
             <w:rPr>
               <w:rStyle w:val="Hyperlink"/>
@@ -5143,7 +5136,7 @@
           <w:sz w:val="24"/>
           <w:u w:val="single"/>
         </w:rPr>
-        <w:hyperlink r:id="rId28" w:history="1">
+        <w:hyperlink r:id="rId27" w:history="1">
           <w:r>
             <w:rPr>
               <w:rStyle w:val="Hyperlink"/>
@@ -5161,7 +5154,7 @@
           <w:sz w:val="24"/>
           <w:u w:val="single"/>
         </w:rPr>
-        <w:hyperlink r:id="rId28" w:history="1">
+        <w:hyperlink r:id="rId27" w:history="1">
           <w:r>
             <w:rPr>
               <w:rStyle w:val="Hyperlink"/>
@@ -5301,7 +5294,7 @@
           <w:sz w:val="24"/>
           <w:u w:val="single"/>
         </w:rPr>
-        <w:hyperlink r:id="rId29" w:history="1">
+        <w:hyperlink r:id="rId28" w:history="1">
           <w:r>
             <w:rPr>
               <w:rStyle w:val="Hyperlink"/>
@@ -5319,7 +5312,7 @@
           <w:sz w:val="24"/>
           <w:u w:val="single"/>
         </w:rPr>
-        <w:hyperlink r:id="rId29" w:history="1">
+        <w:hyperlink r:id="rId28" w:history="1">
           <w:r>
             <w:rPr>
               <w:rStyle w:val="Hyperlink"/>
@@ -5337,7 +5330,7 @@
           <w:sz w:val="24"/>
           <w:u w:val="single"/>
         </w:rPr>
-        <w:hyperlink r:id="rId29" w:history="1">
+        <w:hyperlink r:id="rId28" w:history="1">
           <w:r>
             <w:rPr>
               <w:rStyle w:val="Hyperlink"/>
@@ -5355,7 +5348,7 @@
           <w:sz w:val="24"/>
           <w:u w:val="single"/>
         </w:rPr>
-        <w:hyperlink r:id="rId29" w:history="1">
+        <w:hyperlink r:id="rId28" w:history="1">
           <w:r>
             <w:rPr>
               <w:rStyle w:val="Hyperlink"/>
@@ -5383,7 +5376,7 @@
           <w:sz w:val="24"/>
           <w:u w:val="single"/>
         </w:rPr>
-        <w:hyperlink r:id="rId30" w:history="1">
+        <w:hyperlink r:id="rId28" w:history="1">
           <w:r>
             <w:rPr>
               <w:rStyle w:val="Hyperlink"/>
@@ -5401,7 +5394,7 @@
           <w:sz w:val="24"/>
           <w:u w:val="single"/>
         </w:rPr>
-        <w:hyperlink r:id="rId30" w:history="1">
+        <w:hyperlink r:id="rId28" w:history="1">
           <w:r>
             <w:rPr>
               <w:rStyle w:val="Hyperlink"/>
@@ -5430,7 +5423,7 @@
           <w:sz w:val="24"/>
           <w:u w:val="single"/>
         </w:rPr>
-        <w:hyperlink r:id="rId30" w:history="1">
+        <w:hyperlink r:id="rId28" w:history="1">
           <w:r>
             <w:rPr>
               <w:rStyle w:val="Hyperlink"/>
@@ -5518,7 +5511,7 @@
           <w:sz w:val="24"/>
           <w:u w:val="single"/>
         </w:rPr>
-        <w:hyperlink r:id="rId31" w:history="1">
+        <w:hyperlink r:id="rId29" w:history="1">
           <w:r>
             <w:rPr>
               <w:rStyle w:val="Hyperlink"/>
@@ -5547,7 +5540,7 @@
           <w:sz w:val="24"/>
           <w:u w:val="single"/>
         </w:rPr>
-        <w:hyperlink r:id="rId31" w:history="1">
+        <w:hyperlink r:id="rId29" w:history="1">
           <w:r>
             <w:rPr>
               <w:rStyle w:val="Hyperlink"/>
@@ -5575,7 +5568,7 @@
           <w:sz w:val="24"/>
           <w:u w:val="single"/>
         </w:rPr>
-        <w:hyperlink r:id="rId32" w:history="1">
+        <w:hyperlink r:id="rId30" w:history="1">
           <w:r>
             <w:rPr>
               <w:rStyle w:val="Hyperlink"/>
@@ -5604,7 +5597,7 @@
           <w:sz w:val="24"/>
           <w:u w:val="single"/>
         </w:rPr>
-        <w:hyperlink r:id="rId32" w:history="1">
+        <w:hyperlink r:id="rId30" w:history="1">
           <w:r>
             <w:rPr>
               <w:rStyle w:val="Hyperlink"/>
@@ -5728,7 +5721,7 @@
           <w:sz w:val="24"/>
           <w:u w:val="single"/>
         </w:rPr>
-        <w:hyperlink r:id="rId33" w:history="1">
+        <w:hyperlink r:id="rId31" w:history="1">
           <w:r>
             <w:rPr>
               <w:rStyle w:val="Hyperlink"/>
@@ -5746,7 +5739,7 @@
           <w:sz w:val="24"/>
           <w:u w:val="single"/>
         </w:rPr>
-        <w:hyperlink r:id="rId33" w:history="1">
+        <w:hyperlink r:id="rId31" w:history="1">
           <w:r>
             <w:rPr>
               <w:rStyle w:val="Hyperlink"/>
@@ -5764,7 +5757,7 @@
           <w:sz w:val="24"/>
           <w:u w:val="single"/>
         </w:rPr>
-        <w:hyperlink r:id="rId33" w:history="1">
+        <w:hyperlink r:id="rId31" w:history="1">
           <w:r>
             <w:rPr>
               <w:rStyle w:val="Hyperlink"/>
@@ -5945,7 +5938,7 @@
           <w:sz w:val="24"/>
           <w:u w:val="single"/>
         </w:rPr>
-        <w:hyperlink r:id="rId34" w:history="1">
+        <w:hyperlink r:id="rId32" w:history="1">
           <w:r>
             <w:rPr>
               <w:rStyle w:val="Hyperlink"/>
@@ -5963,7 +5956,7 @@
           <w:sz w:val="24"/>
           <w:u w:val="single"/>
         </w:rPr>
-        <w:hyperlink r:id="rId34" w:history="1">
+        <w:hyperlink r:id="rId32" w:history="1">
           <w:r>
             <w:rPr>
               <w:rStyle w:val="Hyperlink"/>
@@ -5981,7 +5974,7 @@
           <w:sz w:val="24"/>
           <w:u w:val="single"/>
         </w:rPr>
-        <w:hyperlink r:id="rId34" w:history="1">
+        <w:hyperlink r:id="rId32" w:history="1">
           <w:r>
             <w:rPr>
               <w:rStyle w:val="Hyperlink"/>
@@ -5999,7 +5992,7 @@
           <w:sz w:val="24"/>
           <w:u w:val="single"/>
         </w:rPr>
-        <w:hyperlink r:id="rId34" w:history="1">
+        <w:hyperlink r:id="rId32" w:history="1">
           <w:r>
             <w:rPr>
               <w:rStyle w:val="Hyperlink"/>
@@ -6017,7 +6010,7 @@
           <w:sz w:val="24"/>
           <w:u w:val="single"/>
         </w:rPr>
-        <w:hyperlink r:id="rId34" w:history="1">
+        <w:hyperlink r:id="rId32" w:history="1">
           <w:r>
             <w:rPr>
               <w:rStyle w:val="Hyperlink"/>
@@ -6035,7 +6028,7 @@
           <w:sz w:val="24"/>
           <w:u w:val="single"/>
         </w:rPr>
-        <w:hyperlink r:id="rId34" w:history="1">
+        <w:hyperlink r:id="rId32" w:history="1">
           <w:r>
             <w:rPr>
               <w:rStyle w:val="Hyperlink"/>
@@ -6053,7 +6046,7 @@
           <w:sz w:val="24"/>
           <w:u w:val="single"/>
         </w:rPr>
-        <w:hyperlink r:id="rId34" w:history="1">
+        <w:hyperlink r:id="rId32" w:history="1">
           <w:r>
             <w:rPr>
               <w:rStyle w:val="Hyperlink"/>
@@ -6071,7 +6064,7 @@
           <w:sz w:val="24"/>
           <w:u w:val="single"/>
         </w:rPr>
-        <w:hyperlink r:id="rId34" w:history="1">
+        <w:hyperlink r:id="rId32" w:history="1">
           <w:r>
             <w:rPr>
               <w:rStyle w:val="Hyperlink"/>
@@ -6088,7 +6081,7 @@
           <w:color w:val="0000FF"/>
           <w:sz w:val="24"/>
         </w:rPr>
-        <w:hyperlink r:id="rId34" w:history="1">
+        <w:hyperlink r:id="rId32" w:history="1">
           <w:r>
             <w:rPr>
               <w:rStyle w:val="Hyperlink"/>
@@ -6117,7 +6110,7 @@
           <w:sz w:val="24"/>
           <w:u w:val="single"/>
         </w:rPr>
-        <w:hyperlink r:id="rId34" w:history="1">
+        <w:hyperlink r:id="rId32" w:history="1">
           <w:r>
             <w:rPr>
               <w:rStyle w:val="Hyperlink"/>
@@ -6135,7 +6128,7 @@
           <w:sz w:val="24"/>
           <w:u w:val="single"/>
         </w:rPr>
-        <w:hyperlink r:id="rId34" w:history="1">
+        <w:hyperlink r:id="rId32" w:history="1">
           <w:r>
             <w:rPr>
               <w:rStyle w:val="Hyperlink"/>
@@ -6153,7 +6146,7 @@
           <w:sz w:val="24"/>
           <w:u w:val="single"/>
         </w:rPr>
-        <w:hyperlink r:id="rId34" w:history="1">
+        <w:hyperlink r:id="rId32" w:history="1">
           <w:r>
             <w:rPr>
               <w:rStyle w:val="Hyperlink"/>
@@ -6171,7 +6164,7 @@
           <w:sz w:val="24"/>
           <w:u w:val="single"/>
         </w:rPr>
-        <w:hyperlink r:id="rId34" w:history="1">
+        <w:hyperlink r:id="rId32" w:history="1">
           <w:r>
             <w:rPr>
               <w:rStyle w:val="Hyperlink"/>
@@ -6189,7 +6182,7 @@
           <w:sz w:val="24"/>
           <w:u w:val="single"/>
         </w:rPr>
-        <w:hyperlink r:id="rId34" w:history="1">
+        <w:hyperlink r:id="rId32" w:history="1">
           <w:r>
             <w:rPr>
               <w:rStyle w:val="Hyperlink"/>
@@ -6320,7 +6313,7 @@
           <w:sz w:val="24"/>
           <w:u w:val="single"/>
         </w:rPr>
-        <w:hyperlink r:id="rId35" w:history="1">
+        <w:hyperlink r:id="rId33" w:history="1">
           <w:r>
             <w:rPr>
               <w:rStyle w:val="Hyperlink"/>
@@ -6349,7 +6342,7 @@
           <w:sz w:val="24"/>
           <w:u w:val="single"/>
         </w:rPr>
-        <w:hyperlink r:id="rId35" w:history="1">
+        <w:hyperlink r:id="rId33" w:history="1">
           <w:r>
             <w:rPr>
               <w:rStyle w:val="Hyperlink"/>
@@ -6377,7 +6370,7 @@
           <w:sz w:val="24"/>
           <w:u w:val="single"/>
         </w:rPr>
-        <w:hyperlink r:id="rId36" w:history="1">
+        <w:hyperlink r:id="rId34" w:history="1">
           <w:r>
             <w:rPr>
               <w:rStyle w:val="Hyperlink"/>
@@ -6406,7 +6399,7 @@
           <w:sz w:val="24"/>
           <w:u w:val="single"/>
         </w:rPr>
-        <w:hyperlink r:id="rId36" w:history="1">
+        <w:hyperlink r:id="rId34" w:history="1">
           <w:r>
             <w:rPr>
               <w:rStyle w:val="Hyperlink"/>

--- a/EXPORTS/DOCX/published/niveau2/Dutch/Ghana.docx
+++ b/EXPORTS/DOCX/published/niveau2/Dutch/Ghana.docx
@@ -569,7 +569,36 @@
           <w:color w:val="000000"/>
           <w:sz w:val="24"/>
         </w:rPr>
-        <w:t>ook voorwerpen van de W</w:t>
+        <w:t>ook voorwerpe</w:t>
+      </w:r>
+      <w:r>
+        <w:rPr>
+          <w:u w:val="single" w:color="0000ff"/>
+          <w:rFonts w:ascii="Charis SIL Regular" w:hAnsi="Charis SIL Regular" w:eastAsia="Charis SIL Regular"/>
+          <w:b w:val="0"/>
+          <w:i w:val="0"/>
+          <w:color w:val="000000"/>
+          <w:sz w:val="24"/>
+        </w:rPr>
+        <w:hyperlink r:id="rId10" w:history="1">
+          <w:r>
+            <w:rPr>
+              <w:rStyle w:val="Hyperlink"/>
+            </w:rPr>
+            <w:t xml:space="preserve">n van de </w:t>
+          </w:r>
+        </w:hyperlink>
+      </w:r>
+      <w:r>
+        <w:rPr>
+          <w:u w:val="single" w:color="0000ff"/>
+          <w:rFonts w:ascii="Charis SIL Regular" w:hAnsi="Charis SIL Regular" w:eastAsia="Charis SIL Regular"/>
+          <w:b w:val="0"/>
+          <w:i w:val="0"/>
+          <w:color w:val="000000"/>
+          <w:sz w:val="24"/>
+        </w:rPr>
+        <w:t>W</w:t>
       </w:r>
       <w:r>
         <w:rPr>
@@ -4754,8 +4783,16 @@
           <w:i w:val="0"/>
           <w:color w:val="0000FF"/>
           <w:sz w:val="24"/>
-        </w:rPr>
-        <w:t>page/31</w:t>
+          <w:u w:val="single"/>
+        </w:rPr>
+        <w:hyperlink r:id="rId25" w:history="1">
+          <w:r>
+            <w:rPr>
+              <w:rStyle w:val="Hyperlink"/>
+            </w:rPr>
+            <w:t>page/31</w:t>
+          </w:r>
+        </w:hyperlink>
       </w:r>
     </w:p>
     <w:p>

--- a/EXPORTS/DOCX/published/niveau2/Dutch/Ghana.docx
+++ b/EXPORTS/DOCX/published/niveau2/Dutch/Ghana.docx
@@ -1230,15 +1230,9 @@
           <w:i w:val="0"/>
           <w:color w:val="0000FF"/>
           <w:sz w:val="24"/>
-        </w:rPr>
-        <w:hyperlink r:id="rId14" w:history="1">
-          <w:r>
-            <w:rPr>
-              <w:rStyle w:val="Hyperlink"/>
-            </w:rPr>
-            <w:t>r</w:t>
-          </w:r>
-        </w:hyperlink>
+          <w:u w:val="single"/>
+        </w:rPr>
+        <w:t>r</w:t>
       </w:r>
       <w:r>
         <w:rPr>
@@ -1302,29 +1296,13 @@
             <w:rPr>
               <w:rStyle w:val="Hyperlink"/>
             </w:rPr>
-            <w:t>ffing va</w:t>
+            <w:t xml:space="preserve">ffing van </w:t>
           </w:r>
         </w:hyperlink>
       </w:r>
       <w:r>
         <w:rPr>
-          <w:rFonts w:ascii="Charis SIL Regular" w:hAnsi="Charis SIL Regular" w:eastAsia="Charis SIL Regular"/>
-          <w:b w:val="0"/>
-          <w:i w:val="0"/>
-          <w:color w:val="000000"/>
-          <w:sz w:val="24"/>
-        </w:rPr>
-        <w:hyperlink r:id="rId14" w:history="1">
-          <w:r>
-            <w:rPr>
-              <w:rStyle w:val="Hyperlink"/>
-            </w:rPr>
-            <w:t xml:space="preserve">n </w:t>
-          </w:r>
-        </w:hyperlink>
-      </w:r>
-      <w:r>
-        <w:rPr>
+          <w:u w:val="single" w:color="0000ff"/>
           <w:rFonts w:ascii="Charis SIL Regular" w:hAnsi="Charis SIL Regular" w:eastAsia="Charis SIL Regular"/>
           <w:b w:val="0"/>
           <w:i w:val="0"/>
@@ -1383,9 +1361,19 @@
             <w:rPr>
               <w:rStyle w:val="Hyperlink"/>
             </w:rPr>
-            <w:t xml:space="preserve">inet in de </w:t>
+            <w:t xml:space="preserve">inet in </w:t>
           </w:r>
         </w:hyperlink>
+      </w:r>
+      <w:r>
+        <w:rPr>
+          <w:rFonts w:ascii="Charis SIL Regular" w:hAnsi="Charis SIL Regular" w:eastAsia="Charis SIL Regular"/>
+          <w:b w:val="0"/>
+          <w:i w:val="0"/>
+          <w:color w:val="000000"/>
+          <w:sz w:val="24"/>
+        </w:rPr>
+        <w:t xml:space="preserve">de </w:t>
       </w:r>
       <w:r>
         <w:rPr>
@@ -1852,7 +1840,7 @@
           <w:sz w:val="24"/>
           <w:u w:val="single"/>
         </w:rPr>
-        <w:hyperlink r:id="rId16" w:history="1">
+        <w:hyperlink r:id="rId17" w:history="1">
           <w:r>
             <w:rPr>
               <w:rStyle w:val="Hyperlink"/>
@@ -1870,7 +1858,7 @@
           <w:sz w:val="24"/>
           <w:u w:val="single"/>
         </w:rPr>
-        <w:hyperlink r:id="rId16" w:history="1">
+        <w:hyperlink r:id="rId17" w:history="1">
           <w:r>
             <w:rPr>
               <w:rStyle w:val="Hyperlink"/>
@@ -1888,7 +1876,7 @@
           <w:sz w:val="24"/>
           <w:u w:val="single"/>
         </w:rPr>
-        <w:hyperlink r:id="rId16" w:history="1">
+        <w:hyperlink r:id="rId17" w:history="1">
           <w:r>
             <w:rPr>
               <w:rStyle w:val="Hyperlink"/>
@@ -4488,7 +4476,7 @@
           <w:sz w:val="24"/>
           <w:u w:val="single"/>
         </w:rPr>
-        <w:hyperlink r:id="rId24" w:history="1">
+        <w:hyperlink r:id="rId23" w:history="1">
           <w:r>
             <w:rPr>
               <w:rStyle w:val="Hyperlink"/>
@@ -5001,7 +4989,14 @@
           <w:sz w:val="24"/>
           <w:u w:val="single"/>
         </w:rPr>
-        <w:t>i</w:t>
+        <w:hyperlink r:id="rId19" w:history="1">
+          <w:r>
+            <w:rPr>
+              <w:rStyle w:val="Hyperlink"/>
+            </w:rPr>
+            <w:t>i</w:t>
+          </w:r>
+        </w:hyperlink>
       </w:r>
       <w:r>
         <w:rPr>
@@ -5010,40 +5005,53 @@
           <w:i w:val="0"/>
           <w:color w:val="0000FF"/>
           <w:sz w:val="24"/>
+        </w:rPr>
+        <w:hyperlink r:id="rId19" w:history="1">
+          <w:r>
+            <w:rPr>
+              <w:rStyle w:val="Hyperlink"/>
+            </w:rPr>
+            <w:t>l</w:t>
+          </w:r>
+        </w:hyperlink>
+      </w:r>
+      <w:r>
+        <w:rPr>
+          <w:rFonts w:ascii="Charis SIL Regular" w:hAnsi="Charis SIL Regular" w:eastAsia="Charis SIL Regular"/>
+          <w:b w:val="0"/>
+          <w:i w:val="0"/>
+          <w:color w:val="0000FF"/>
+          <w:sz w:val="24"/>
+        </w:rPr>
+        <w:t>e</w:t>
+      </w:r>
+      <w:r>
+        <w:rPr>
+          <w:rFonts w:ascii="Charis SIL Regular" w:hAnsi="Charis SIL Regular" w:eastAsia="Charis SIL Regular"/>
+          <w:b w:val="0"/>
+          <w:i w:val="0"/>
+          <w:color w:val="000000"/>
+          <w:sz w:val="24"/>
+        </w:rPr>
+        <w:hyperlink r:id="rId19" w:history="1">
+          <w:r>
+            <w:rPr>
+              <w:rStyle w:val="Hyperlink"/>
+            </w:rPr>
+            <w:t xml:space="preserve">, </w:t>
+          </w:r>
+        </w:hyperlink>
+      </w:r>
+      <w:r>
+        <w:rPr>
+          <w:rFonts w:ascii="Charis SIL Regular" w:hAnsi="Charis SIL Regular" w:eastAsia="Charis SIL Regular"/>
+          <w:b w:val="0"/>
+          <w:i w:val="0"/>
+          <w:color w:val="0000FF"/>
+          <w:sz w:val="24"/>
           <w:u w:val="single"/>
         </w:rPr>
-        <w:t>l</w:t>
-      </w:r>
-      <w:r>
-        <w:rPr>
-          <w:rFonts w:ascii="Charis SIL Regular" w:hAnsi="Charis SIL Regular" w:eastAsia="Charis SIL Regular"/>
-          <w:b w:val="0"/>
-          <w:i w:val="0"/>
-          <w:color w:val="0000FF"/>
-          <w:sz w:val="24"/>
-        </w:rPr>
-        <w:t>e</w:t>
-      </w:r>
-      <w:r>
-        <w:rPr>
-          <w:rFonts w:ascii="Charis SIL Regular" w:hAnsi="Charis SIL Regular" w:eastAsia="Charis SIL Regular"/>
-          <w:b w:val="0"/>
-          <w:i w:val="0"/>
-          <w:color w:val="000000"/>
-          <w:sz w:val="24"/>
-        </w:rPr>
-        <w:t xml:space="preserve">, </w:t>
-      </w:r>
-      <w:r>
-        <w:rPr>
-          <w:rFonts w:ascii="Charis SIL Regular" w:hAnsi="Charis SIL Regular" w:eastAsia="Charis SIL Regular"/>
-          <w:b w:val="0"/>
-          <w:i w:val="0"/>
-          <w:color w:val="0000FF"/>
-          <w:sz w:val="24"/>
-          <w:u w:val="single"/>
-        </w:rPr>
-        <w:hyperlink r:id="rId26" w:history="1">
+        <w:hyperlink r:id="rId19" w:history="1">
           <w:r>
             <w:rPr>
               <w:rStyle w:val="Hyperlink"/>
@@ -5173,7 +5181,7 @@
           <w:sz w:val="24"/>
           <w:u w:val="single"/>
         </w:rPr>
-        <w:hyperlink r:id="rId27" w:history="1">
+        <w:hyperlink r:id="rId26" w:history="1">
           <w:r>
             <w:rPr>
               <w:rStyle w:val="Hyperlink"/>
@@ -5191,7 +5199,7 @@
           <w:sz w:val="24"/>
           <w:u w:val="single"/>
         </w:rPr>
-        <w:hyperlink r:id="rId27" w:history="1">
+        <w:hyperlink r:id="rId26" w:history="1">
           <w:r>
             <w:rPr>
               <w:rStyle w:val="Hyperlink"/>
@@ -5331,7 +5339,7 @@
           <w:sz w:val="24"/>
           <w:u w:val="single"/>
         </w:rPr>
-        <w:hyperlink r:id="rId28" w:history="1">
+        <w:hyperlink r:id="rId27" w:history="1">
           <w:r>
             <w:rPr>
               <w:rStyle w:val="Hyperlink"/>
@@ -5349,7 +5357,7 @@
           <w:sz w:val="24"/>
           <w:u w:val="single"/>
         </w:rPr>
-        <w:hyperlink r:id="rId28" w:history="1">
+        <w:hyperlink r:id="rId27" w:history="1">
           <w:r>
             <w:rPr>
               <w:rStyle w:val="Hyperlink"/>
@@ -5367,7 +5375,7 @@
           <w:sz w:val="24"/>
           <w:u w:val="single"/>
         </w:rPr>
-        <w:hyperlink r:id="rId28" w:history="1">
+        <w:hyperlink r:id="rId27" w:history="1">
           <w:r>
             <w:rPr>
               <w:rStyle w:val="Hyperlink"/>
@@ -5385,7 +5393,7 @@
           <w:sz w:val="24"/>
           <w:u w:val="single"/>
         </w:rPr>
-        <w:hyperlink r:id="rId28" w:history="1">
+        <w:hyperlink r:id="rId27" w:history="1">
           <w:r>
             <w:rPr>
               <w:rStyle w:val="Hyperlink"/>
@@ -5413,7 +5421,7 @@
           <w:sz w:val="24"/>
           <w:u w:val="single"/>
         </w:rPr>
-        <w:hyperlink r:id="rId28" w:history="1">
+        <w:hyperlink r:id="rId27" w:history="1">
           <w:r>
             <w:rPr>
               <w:rStyle w:val="Hyperlink"/>
@@ -5431,7 +5439,7 @@
           <w:sz w:val="24"/>
           <w:u w:val="single"/>
         </w:rPr>
-        <w:hyperlink r:id="rId28" w:history="1">
+        <w:hyperlink r:id="rId27" w:history="1">
           <w:r>
             <w:rPr>
               <w:rStyle w:val="Hyperlink"/>
@@ -5460,7 +5468,7 @@
           <w:sz w:val="24"/>
           <w:u w:val="single"/>
         </w:rPr>
-        <w:hyperlink r:id="rId28" w:history="1">
+        <w:hyperlink r:id="rId27" w:history="1">
           <w:r>
             <w:rPr>
               <w:rStyle w:val="Hyperlink"/>
@@ -5548,7 +5556,7 @@
           <w:sz w:val="24"/>
           <w:u w:val="single"/>
         </w:rPr>
-        <w:hyperlink r:id="rId29" w:history="1">
+        <w:hyperlink r:id="rId28" w:history="1">
           <w:r>
             <w:rPr>
               <w:rStyle w:val="Hyperlink"/>
@@ -5577,7 +5585,7 @@
           <w:sz w:val="24"/>
           <w:u w:val="single"/>
         </w:rPr>
-        <w:hyperlink r:id="rId29" w:history="1">
+        <w:hyperlink r:id="rId28" w:history="1">
           <w:r>
             <w:rPr>
               <w:rStyle w:val="Hyperlink"/>
@@ -5605,7 +5613,7 @@
           <w:sz w:val="24"/>
           <w:u w:val="single"/>
         </w:rPr>
-        <w:hyperlink r:id="rId30" w:history="1">
+        <w:hyperlink r:id="rId29" w:history="1">
           <w:r>
             <w:rPr>
               <w:rStyle w:val="Hyperlink"/>
@@ -5634,7 +5642,7 @@
           <w:sz w:val="24"/>
           <w:u w:val="single"/>
         </w:rPr>
-        <w:hyperlink r:id="rId30" w:history="1">
+        <w:hyperlink r:id="rId29" w:history="1">
           <w:r>
             <w:rPr>
               <w:rStyle w:val="Hyperlink"/>
@@ -5758,7 +5766,7 @@
           <w:sz w:val="24"/>
           <w:u w:val="single"/>
         </w:rPr>
-        <w:hyperlink r:id="rId31" w:history="1">
+        <w:hyperlink r:id="rId30" w:history="1">
           <w:r>
             <w:rPr>
               <w:rStyle w:val="Hyperlink"/>
@@ -5776,7 +5784,7 @@
           <w:sz w:val="24"/>
           <w:u w:val="single"/>
         </w:rPr>
-        <w:hyperlink r:id="rId31" w:history="1">
+        <w:hyperlink r:id="rId30" w:history="1">
           <w:r>
             <w:rPr>
               <w:rStyle w:val="Hyperlink"/>
@@ -5794,7 +5802,7 @@
           <w:sz w:val="24"/>
           <w:u w:val="single"/>
         </w:rPr>
-        <w:hyperlink r:id="rId31" w:history="1">
+        <w:hyperlink r:id="rId30" w:history="1">
           <w:r>
             <w:rPr>
               <w:rStyle w:val="Hyperlink"/>
@@ -5975,7 +5983,7 @@
           <w:sz w:val="24"/>
           <w:u w:val="single"/>
         </w:rPr>
-        <w:hyperlink r:id="rId32" w:history="1">
+        <w:hyperlink r:id="rId31" w:history="1">
           <w:r>
             <w:rPr>
               <w:rStyle w:val="Hyperlink"/>
@@ -5993,7 +6001,7 @@
           <w:sz w:val="24"/>
           <w:u w:val="single"/>
         </w:rPr>
-        <w:hyperlink r:id="rId32" w:history="1">
+        <w:hyperlink r:id="rId31" w:history="1">
           <w:r>
             <w:rPr>
               <w:rStyle w:val="Hyperlink"/>
@@ -6011,7 +6019,7 @@
           <w:sz w:val="24"/>
           <w:u w:val="single"/>
         </w:rPr>
-        <w:hyperlink r:id="rId32" w:history="1">
+        <w:hyperlink r:id="rId31" w:history="1">
           <w:r>
             <w:rPr>
               <w:rStyle w:val="Hyperlink"/>
@@ -6029,7 +6037,7 @@
           <w:sz w:val="24"/>
           <w:u w:val="single"/>
         </w:rPr>
-        <w:hyperlink r:id="rId32" w:history="1">
+        <w:hyperlink r:id="rId31" w:history="1">
           <w:r>
             <w:rPr>
               <w:rStyle w:val="Hyperlink"/>
@@ -6047,7 +6055,7 @@
           <w:sz w:val="24"/>
           <w:u w:val="single"/>
         </w:rPr>
-        <w:hyperlink r:id="rId32" w:history="1">
+        <w:hyperlink r:id="rId31" w:history="1">
           <w:r>
             <w:rPr>
               <w:rStyle w:val="Hyperlink"/>
@@ -6065,7 +6073,7 @@
           <w:sz w:val="24"/>
           <w:u w:val="single"/>
         </w:rPr>
-        <w:hyperlink r:id="rId32" w:history="1">
+        <w:hyperlink r:id="rId31" w:history="1">
           <w:r>
             <w:rPr>
               <w:rStyle w:val="Hyperlink"/>
@@ -6083,7 +6091,7 @@
           <w:sz w:val="24"/>
           <w:u w:val="single"/>
         </w:rPr>
-        <w:hyperlink r:id="rId32" w:history="1">
+        <w:hyperlink r:id="rId31" w:history="1">
           <w:r>
             <w:rPr>
               <w:rStyle w:val="Hyperlink"/>
@@ -6101,7 +6109,7 @@
           <w:sz w:val="24"/>
           <w:u w:val="single"/>
         </w:rPr>
-        <w:hyperlink r:id="rId32" w:history="1">
+        <w:hyperlink r:id="rId31" w:history="1">
           <w:r>
             <w:rPr>
               <w:rStyle w:val="Hyperlink"/>
@@ -6118,7 +6126,7 @@
           <w:color w:val="0000FF"/>
           <w:sz w:val="24"/>
         </w:rPr>
-        <w:hyperlink r:id="rId32" w:history="1">
+        <w:hyperlink r:id="rId31" w:history="1">
           <w:r>
             <w:rPr>
               <w:rStyle w:val="Hyperlink"/>
@@ -6147,7 +6155,7 @@
           <w:sz w:val="24"/>
           <w:u w:val="single"/>
         </w:rPr>
-        <w:hyperlink r:id="rId32" w:history="1">
+        <w:hyperlink r:id="rId31" w:history="1">
           <w:r>
             <w:rPr>
               <w:rStyle w:val="Hyperlink"/>
@@ -6165,7 +6173,7 @@
           <w:sz w:val="24"/>
           <w:u w:val="single"/>
         </w:rPr>
-        <w:hyperlink r:id="rId32" w:history="1">
+        <w:hyperlink r:id="rId31" w:history="1">
           <w:r>
             <w:rPr>
               <w:rStyle w:val="Hyperlink"/>
@@ -6183,7 +6191,7 @@
           <w:sz w:val="24"/>
           <w:u w:val="single"/>
         </w:rPr>
-        <w:hyperlink r:id="rId32" w:history="1">
+        <w:hyperlink r:id="rId31" w:history="1">
           <w:r>
             <w:rPr>
               <w:rStyle w:val="Hyperlink"/>
@@ -6201,7 +6209,7 @@
           <w:sz w:val="24"/>
           <w:u w:val="single"/>
         </w:rPr>
-        <w:hyperlink r:id="rId32" w:history="1">
+        <w:hyperlink r:id="rId31" w:history="1">
           <w:r>
             <w:rPr>
               <w:rStyle w:val="Hyperlink"/>
@@ -6219,7 +6227,7 @@
           <w:sz w:val="24"/>
           <w:u w:val="single"/>
         </w:rPr>
-        <w:hyperlink r:id="rId32" w:history="1">
+        <w:hyperlink r:id="rId31" w:history="1">
           <w:r>
             <w:rPr>
               <w:rStyle w:val="Hyperlink"/>
@@ -6350,7 +6358,7 @@
           <w:sz w:val="24"/>
           <w:u w:val="single"/>
         </w:rPr>
-        <w:hyperlink r:id="rId33" w:history="1">
+        <w:hyperlink r:id="rId32" w:history="1">
           <w:r>
             <w:rPr>
               <w:rStyle w:val="Hyperlink"/>
@@ -6379,7 +6387,7 @@
           <w:sz w:val="24"/>
           <w:u w:val="single"/>
         </w:rPr>
-        <w:hyperlink r:id="rId33" w:history="1">
+        <w:hyperlink r:id="rId32" w:history="1">
           <w:r>
             <w:rPr>
               <w:rStyle w:val="Hyperlink"/>
@@ -6407,7 +6415,7 @@
           <w:sz w:val="24"/>
           <w:u w:val="single"/>
         </w:rPr>
-        <w:hyperlink r:id="rId34" w:history="1">
+        <w:hyperlink r:id="rId33" w:history="1">
           <w:r>
             <w:rPr>
               <w:rStyle w:val="Hyperlink"/>
@@ -6436,7 +6444,7 @@
           <w:sz w:val="24"/>
           <w:u w:val="single"/>
         </w:rPr>
-        <w:hyperlink r:id="rId34" w:history="1">
+        <w:hyperlink r:id="rId33" w:history="1">
           <w:r>
             <w:rPr>
               <w:rStyle w:val="Hyperlink"/>

--- a/EXPORTS/DOCX/published/niveau2/Dutch/Ghana.docx
+++ b/EXPORTS/DOCX/published/niveau2/Dutch/Ghana.docx
@@ -580,25 +580,7 @@
           <w:color w:val="000000"/>
           <w:sz w:val="24"/>
         </w:rPr>
-        <w:hyperlink r:id="rId10" w:history="1">
-          <w:r>
-            <w:rPr>
-              <w:rStyle w:val="Hyperlink"/>
-            </w:rPr>
-            <w:t xml:space="preserve">n van de </w:t>
-          </w:r>
-        </w:hyperlink>
-      </w:r>
-      <w:r>
-        <w:rPr>
-          <w:u w:val="single" w:color="0000ff"/>
-          <w:rFonts w:ascii="Charis SIL Regular" w:hAnsi="Charis SIL Regular" w:eastAsia="Charis SIL Regular"/>
-          <w:b w:val="0"/>
-          <w:i w:val="0"/>
-          <w:color w:val="000000"/>
-          <w:sz w:val="24"/>
-        </w:rPr>
-        <w:t>W</w:t>
+        <w:t>n van de W</w:t>
       </w:r>
       <w:r>
         <w:rPr>
@@ -1015,21 +997,13 @@
       </w:r>
       <w:r>
         <w:rPr>
-          <w:u w:val="single" w:color="0000ff"/>
           <w:rFonts w:ascii="Charis SIL Regular" w:hAnsi="Charis SIL Regular" w:eastAsia="Charis SIL Regular"/>
           <w:b w:val="0"/>
           <w:i w:val="0"/>
           <w:color w:val="000000"/>
           <w:sz w:val="24"/>
         </w:rPr>
-        <w:hyperlink r:id="rId13" w:history="1">
-          <w:r>
-            <w:rPr>
-              <w:rStyle w:val="Hyperlink"/>
-            </w:rPr>
-            <w:t>het schi</w:t>
-          </w:r>
-        </w:hyperlink>
+        <w:t>het schi</w:t>
       </w:r>
       <w:r>
         <w:rPr>
@@ -1230,9 +1204,15 @@
           <w:i w:val="0"/>
           <w:color w:val="0000FF"/>
           <w:sz w:val="24"/>
-          <w:u w:val="single"/>
-        </w:rPr>
-        <w:t>r</w:t>
+        </w:rPr>
+        <w:hyperlink r:id="rId14" w:history="1">
+          <w:r>
+            <w:rPr>
+              <w:rStyle w:val="Hyperlink"/>
+            </w:rPr>
+            <w:t>r</w:t>
+          </w:r>
+        </w:hyperlink>
       </w:r>
       <w:r>
         <w:rPr>
@@ -1296,13 +1276,29 @@
             <w:rPr>
               <w:rStyle w:val="Hyperlink"/>
             </w:rPr>
-            <w:t xml:space="preserve">ffing van </w:t>
+            <w:t>ffing va</w:t>
           </w:r>
         </w:hyperlink>
       </w:r>
       <w:r>
         <w:rPr>
-          <w:u w:val="single" w:color="0000ff"/>
+          <w:rFonts w:ascii="Charis SIL Regular" w:hAnsi="Charis SIL Regular" w:eastAsia="Charis SIL Regular"/>
+          <w:b w:val="0"/>
+          <w:i w:val="0"/>
+          <w:color w:val="000000"/>
+          <w:sz w:val="24"/>
+        </w:rPr>
+        <w:hyperlink r:id="rId14" w:history="1">
+          <w:r>
+            <w:rPr>
+              <w:rStyle w:val="Hyperlink"/>
+            </w:rPr>
+            <w:t xml:space="preserve">n </w:t>
+          </w:r>
+        </w:hyperlink>
+      </w:r>
+      <w:r>
+        <w:rPr>
           <w:rFonts w:ascii="Charis SIL Regular" w:hAnsi="Charis SIL Regular" w:eastAsia="Charis SIL Regular"/>
           <w:b w:val="0"/>
           <w:i w:val="0"/>
@@ -1361,19 +1357,9 @@
             <w:rPr>
               <w:rStyle w:val="Hyperlink"/>
             </w:rPr>
-            <w:t xml:space="preserve">inet in </w:t>
+            <w:t xml:space="preserve">inet in de </w:t>
           </w:r>
         </w:hyperlink>
-      </w:r>
-      <w:r>
-        <w:rPr>
-          <w:rFonts w:ascii="Charis SIL Regular" w:hAnsi="Charis SIL Regular" w:eastAsia="Charis SIL Regular"/>
-          <w:b w:val="0"/>
-          <w:i w:val="0"/>
-          <w:color w:val="000000"/>
-          <w:sz w:val="24"/>
-        </w:rPr>
-        <w:t xml:space="preserve">de </w:t>
       </w:r>
       <w:r>
         <w:rPr>
@@ -1820,7 +1806,6 @@
           <w:i w:val="0"/>
           <w:color w:val="0000FF"/>
           <w:sz w:val="24"/>
-          <w:u w:val="single"/>
         </w:rPr>
         <w:hyperlink r:id="rId17" w:history="1">
           <w:r>
@@ -1840,7 +1825,7 @@
           <w:sz w:val="24"/>
           <w:u w:val="single"/>
         </w:rPr>
-        <w:hyperlink r:id="rId17" w:history="1">
+        <w:hyperlink r:id="rId16" w:history="1">
           <w:r>
             <w:rPr>
               <w:rStyle w:val="Hyperlink"/>
@@ -1858,7 +1843,7 @@
           <w:sz w:val="24"/>
           <w:u w:val="single"/>
         </w:rPr>
-        <w:hyperlink r:id="rId17" w:history="1">
+        <w:hyperlink r:id="rId16" w:history="1">
           <w:r>
             <w:rPr>
               <w:rStyle w:val="Hyperlink"/>
@@ -1876,7 +1861,7 @@
           <w:sz w:val="24"/>
           <w:u w:val="single"/>
         </w:rPr>
-        <w:hyperlink r:id="rId17" w:history="1">
+        <w:hyperlink r:id="rId16" w:history="1">
           <w:r>
             <w:rPr>
               <w:rStyle w:val="Hyperlink"/>
@@ -4494,7 +4479,7 @@
           <w:sz w:val="24"/>
           <w:u w:val="single"/>
         </w:rPr>
-        <w:hyperlink r:id="rId23" w:history="1">
+        <w:hyperlink r:id="rId24" w:history="1">
           <w:r>
             <w:rPr>
               <w:rStyle w:val="Hyperlink"/>
@@ -4540,7 +4525,7 @@
           <w:sz w:val="24"/>
           <w:u w:val="single"/>
         </w:rPr>
-        <w:hyperlink r:id="rId23" w:history="1">
+        <w:hyperlink r:id="rId25" w:history="1">
           <w:r>
             <w:rPr>
               <w:rStyle w:val="Hyperlink"/>
@@ -4558,7 +4543,7 @@
           <w:sz w:val="24"/>
           <w:u w:val="single"/>
         </w:rPr>
-        <w:hyperlink r:id="rId23" w:history="1">
+        <w:hyperlink r:id="rId25" w:history="1">
           <w:r>
             <w:rPr>
               <w:rStyle w:val="Hyperlink"/>
@@ -4587,7 +4572,7 @@
           <w:sz w:val="24"/>
           <w:u w:val="single"/>
         </w:rPr>
-        <w:hyperlink r:id="rId23" w:history="1">
+        <w:hyperlink r:id="rId25" w:history="1">
           <w:r>
             <w:rPr>
               <w:rStyle w:val="Hyperlink"/>
@@ -4665,7 +4650,7 @@
           <w:sz w:val="24"/>
           <w:u w:val="single"/>
         </w:rPr>
-        <w:hyperlink r:id="rId25" w:history="1">
+        <w:hyperlink r:id="rId26" w:history="1">
           <w:r>
             <w:rPr>
               <w:rStyle w:val="Hyperlink"/>
@@ -4683,7 +4668,7 @@
           <w:sz w:val="24"/>
           <w:u w:val="single"/>
         </w:rPr>
-        <w:hyperlink r:id="rId25" w:history="1">
+        <w:hyperlink r:id="rId26" w:history="1">
           <w:r>
             <w:rPr>
               <w:rStyle w:val="Hyperlink"/>
@@ -4701,7 +4686,7 @@
           <w:sz w:val="24"/>
           <w:u w:val="single"/>
         </w:rPr>
-        <w:hyperlink r:id="rId25" w:history="1">
+        <w:hyperlink r:id="rId26" w:history="1">
           <w:r>
             <w:rPr>
               <w:rStyle w:val="Hyperlink"/>
@@ -4719,7 +4704,7 @@
           <w:sz w:val="24"/>
           <w:u w:val="single"/>
         </w:rPr>
-        <w:hyperlink r:id="rId25" w:history="1">
+        <w:hyperlink r:id="rId26" w:history="1">
           <w:r>
             <w:rPr>
               <w:rStyle w:val="Hyperlink"/>
@@ -4737,7 +4722,7 @@
           <w:sz w:val="24"/>
           <w:u w:val="single"/>
         </w:rPr>
-        <w:hyperlink r:id="rId25" w:history="1">
+        <w:hyperlink r:id="rId26" w:history="1">
           <w:r>
             <w:rPr>
               <w:rStyle w:val="Hyperlink"/>
@@ -4755,7 +4740,7 @@
           <w:sz w:val="24"/>
           <w:u w:val="single"/>
         </w:rPr>
-        <w:hyperlink r:id="rId25" w:history="1">
+        <w:hyperlink r:id="rId26" w:history="1">
           <w:r>
             <w:rPr>
               <w:rStyle w:val="Hyperlink"/>
@@ -4773,7 +4758,7 @@
           <w:sz w:val="24"/>
           <w:u w:val="single"/>
         </w:rPr>
-        <w:hyperlink r:id="rId25" w:history="1">
+        <w:hyperlink r:id="rId26" w:history="1">
           <w:r>
             <w:rPr>
               <w:rStyle w:val="Hyperlink"/>
@@ -5098,7 +5083,7 @@
           <w:sz w:val="24"/>
           <w:u w:val="single"/>
         </w:rPr>
-        <w:hyperlink r:id="rId19" w:history="1">
+        <w:hyperlink r:id="rId27" w:history="1">
           <w:r>
             <w:rPr>
               <w:rStyle w:val="Hyperlink"/>
@@ -5134,7 +5119,7 @@
           <w:sz w:val="24"/>
           <w:u w:val="single"/>
         </w:rPr>
-        <w:hyperlink r:id="rId19" w:history="1">
+        <w:hyperlink r:id="rId28" w:history="1">
           <w:r>
             <w:rPr>
               <w:rStyle w:val="Hyperlink"/>
@@ -5152,7 +5137,7 @@
           <w:sz w:val="24"/>
           <w:u w:val="single"/>
         </w:rPr>
-        <w:hyperlink r:id="rId19" w:history="1">
+        <w:hyperlink r:id="rId28" w:history="1">
           <w:r>
             <w:rPr>
               <w:rStyle w:val="Hyperlink"/>
@@ -5181,7 +5166,7 @@
           <w:sz w:val="24"/>
           <w:u w:val="single"/>
         </w:rPr>
-        <w:hyperlink r:id="rId26" w:history="1">
+        <w:hyperlink r:id="rId28" w:history="1">
           <w:r>
             <w:rPr>
               <w:rStyle w:val="Hyperlink"/>
@@ -5199,7 +5184,7 @@
           <w:sz w:val="24"/>
           <w:u w:val="single"/>
         </w:rPr>
-        <w:hyperlink r:id="rId26" w:history="1">
+        <w:hyperlink r:id="rId28" w:history="1">
           <w:r>
             <w:rPr>
               <w:rStyle w:val="Hyperlink"/>
@@ -5339,7 +5324,7 @@
           <w:sz w:val="24"/>
           <w:u w:val="single"/>
         </w:rPr>
-        <w:hyperlink r:id="rId27" w:history="1">
+        <w:hyperlink r:id="rId29" w:history="1">
           <w:r>
             <w:rPr>
               <w:rStyle w:val="Hyperlink"/>
@@ -5357,7 +5342,7 @@
           <w:sz w:val="24"/>
           <w:u w:val="single"/>
         </w:rPr>
-        <w:hyperlink r:id="rId27" w:history="1">
+        <w:hyperlink r:id="rId29" w:history="1">
           <w:r>
             <w:rPr>
               <w:rStyle w:val="Hyperlink"/>
@@ -5375,7 +5360,7 @@
           <w:sz w:val="24"/>
           <w:u w:val="single"/>
         </w:rPr>
-        <w:hyperlink r:id="rId27" w:history="1">
+        <w:hyperlink r:id="rId29" w:history="1">
           <w:r>
             <w:rPr>
               <w:rStyle w:val="Hyperlink"/>
@@ -5393,7 +5378,7 @@
           <w:sz w:val="24"/>
           <w:u w:val="single"/>
         </w:rPr>
-        <w:hyperlink r:id="rId27" w:history="1">
+        <w:hyperlink r:id="rId29" w:history="1">
           <w:r>
             <w:rPr>
               <w:rStyle w:val="Hyperlink"/>
@@ -5421,7 +5406,7 @@
           <w:sz w:val="24"/>
           <w:u w:val="single"/>
         </w:rPr>
-        <w:hyperlink r:id="rId27" w:history="1">
+        <w:hyperlink r:id="rId29" w:history="1">
           <w:r>
             <w:rPr>
               <w:rStyle w:val="Hyperlink"/>
@@ -5439,7 +5424,7 @@
           <w:sz w:val="24"/>
           <w:u w:val="single"/>
         </w:rPr>
-        <w:hyperlink r:id="rId27" w:history="1">
+        <w:hyperlink r:id="rId29" w:history="1">
           <w:r>
             <w:rPr>
               <w:rStyle w:val="Hyperlink"/>
@@ -5468,7 +5453,7 @@
           <w:sz w:val="24"/>
           <w:u w:val="single"/>
         </w:rPr>
-        <w:hyperlink r:id="rId27" w:history="1">
+        <w:hyperlink r:id="rId30" w:history="1">
           <w:r>
             <w:rPr>
               <w:rStyle w:val="Hyperlink"/>
@@ -5556,7 +5541,7 @@
           <w:sz w:val="24"/>
           <w:u w:val="single"/>
         </w:rPr>
-        <w:hyperlink r:id="rId28" w:history="1">
+        <w:hyperlink r:id="rId31" w:history="1">
           <w:r>
             <w:rPr>
               <w:rStyle w:val="Hyperlink"/>
@@ -5585,7 +5570,7 @@
           <w:sz w:val="24"/>
           <w:u w:val="single"/>
         </w:rPr>
-        <w:hyperlink r:id="rId28" w:history="1">
+        <w:hyperlink r:id="rId31" w:history="1">
           <w:r>
             <w:rPr>
               <w:rStyle w:val="Hyperlink"/>
@@ -5613,7 +5598,7 @@
           <w:sz w:val="24"/>
           <w:u w:val="single"/>
         </w:rPr>
-        <w:hyperlink r:id="rId29" w:history="1">
+        <w:hyperlink r:id="rId32" w:history="1">
           <w:r>
             <w:rPr>
               <w:rStyle w:val="Hyperlink"/>
@@ -5642,7 +5627,7 @@
           <w:sz w:val="24"/>
           <w:u w:val="single"/>
         </w:rPr>
-        <w:hyperlink r:id="rId29" w:history="1">
+        <w:hyperlink r:id="rId32" w:history="1">
           <w:r>
             <w:rPr>
               <w:rStyle w:val="Hyperlink"/>
@@ -5766,7 +5751,7 @@
           <w:sz w:val="24"/>
           <w:u w:val="single"/>
         </w:rPr>
-        <w:hyperlink r:id="rId30" w:history="1">
+        <w:hyperlink r:id="rId33" w:history="1">
           <w:r>
             <w:rPr>
               <w:rStyle w:val="Hyperlink"/>
@@ -5784,7 +5769,7 @@
           <w:sz w:val="24"/>
           <w:u w:val="single"/>
         </w:rPr>
-        <w:hyperlink r:id="rId30" w:history="1">
+        <w:hyperlink r:id="rId33" w:history="1">
           <w:r>
             <w:rPr>
               <w:rStyle w:val="Hyperlink"/>
@@ -5802,7 +5787,7 @@
           <w:sz w:val="24"/>
           <w:u w:val="single"/>
         </w:rPr>
-        <w:hyperlink r:id="rId30" w:history="1">
+        <w:hyperlink r:id="rId33" w:history="1">
           <w:r>
             <w:rPr>
               <w:rStyle w:val="Hyperlink"/>
@@ -5983,7 +5968,7 @@
           <w:sz w:val="24"/>
           <w:u w:val="single"/>
         </w:rPr>
-        <w:hyperlink r:id="rId31" w:history="1">
+        <w:hyperlink r:id="rId34" w:history="1">
           <w:r>
             <w:rPr>
               <w:rStyle w:val="Hyperlink"/>
@@ -6001,7 +5986,7 @@
           <w:sz w:val="24"/>
           <w:u w:val="single"/>
         </w:rPr>
-        <w:hyperlink r:id="rId31" w:history="1">
+        <w:hyperlink r:id="rId34" w:history="1">
           <w:r>
             <w:rPr>
               <w:rStyle w:val="Hyperlink"/>
@@ -6019,7 +6004,7 @@
           <w:sz w:val="24"/>
           <w:u w:val="single"/>
         </w:rPr>
-        <w:hyperlink r:id="rId31" w:history="1">
+        <w:hyperlink r:id="rId34" w:history="1">
           <w:r>
             <w:rPr>
               <w:rStyle w:val="Hyperlink"/>
@@ -6037,7 +6022,7 @@
           <w:sz w:val="24"/>
           <w:u w:val="single"/>
         </w:rPr>
-        <w:hyperlink r:id="rId31" w:history="1">
+        <w:hyperlink r:id="rId34" w:history="1">
           <w:r>
             <w:rPr>
               <w:rStyle w:val="Hyperlink"/>
@@ -6055,7 +6040,7 @@
           <w:sz w:val="24"/>
           <w:u w:val="single"/>
         </w:rPr>
-        <w:hyperlink r:id="rId31" w:history="1">
+        <w:hyperlink r:id="rId34" w:history="1">
           <w:r>
             <w:rPr>
               <w:rStyle w:val="Hyperlink"/>
@@ -6073,7 +6058,7 @@
           <w:sz w:val="24"/>
           <w:u w:val="single"/>
         </w:rPr>
-        <w:hyperlink r:id="rId31" w:history="1">
+        <w:hyperlink r:id="rId34" w:history="1">
           <w:r>
             <w:rPr>
               <w:rStyle w:val="Hyperlink"/>
@@ -6091,7 +6076,7 @@
           <w:sz w:val="24"/>
           <w:u w:val="single"/>
         </w:rPr>
-        <w:hyperlink r:id="rId31" w:history="1">
+        <w:hyperlink r:id="rId34" w:history="1">
           <w:r>
             <w:rPr>
               <w:rStyle w:val="Hyperlink"/>
@@ -6109,7 +6094,7 @@
           <w:sz w:val="24"/>
           <w:u w:val="single"/>
         </w:rPr>
-        <w:hyperlink r:id="rId31" w:history="1">
+        <w:hyperlink r:id="rId34" w:history="1">
           <w:r>
             <w:rPr>
               <w:rStyle w:val="Hyperlink"/>
@@ -6126,7 +6111,7 @@
           <w:color w:val="0000FF"/>
           <w:sz w:val="24"/>
         </w:rPr>
-        <w:hyperlink r:id="rId31" w:history="1">
+        <w:hyperlink r:id="rId34" w:history="1">
           <w:r>
             <w:rPr>
               <w:rStyle w:val="Hyperlink"/>
@@ -6155,7 +6140,7 @@
           <w:sz w:val="24"/>
           <w:u w:val="single"/>
         </w:rPr>
-        <w:hyperlink r:id="rId31" w:history="1">
+        <w:hyperlink r:id="rId34" w:history="1">
           <w:r>
             <w:rPr>
               <w:rStyle w:val="Hyperlink"/>
@@ -6173,7 +6158,7 @@
           <w:sz w:val="24"/>
           <w:u w:val="single"/>
         </w:rPr>
-        <w:hyperlink r:id="rId31" w:history="1">
+        <w:hyperlink r:id="rId34" w:history="1">
           <w:r>
             <w:rPr>
               <w:rStyle w:val="Hyperlink"/>
@@ -6191,7 +6176,7 @@
           <w:sz w:val="24"/>
           <w:u w:val="single"/>
         </w:rPr>
-        <w:hyperlink r:id="rId31" w:history="1">
+        <w:hyperlink r:id="rId34" w:history="1">
           <w:r>
             <w:rPr>
               <w:rStyle w:val="Hyperlink"/>
@@ -6209,7 +6194,7 @@
           <w:sz w:val="24"/>
           <w:u w:val="single"/>
         </w:rPr>
-        <w:hyperlink r:id="rId31" w:history="1">
+        <w:hyperlink r:id="rId34" w:history="1">
           <w:r>
             <w:rPr>
               <w:rStyle w:val="Hyperlink"/>
@@ -6227,7 +6212,7 @@
           <w:sz w:val="24"/>
           <w:u w:val="single"/>
         </w:rPr>
-        <w:hyperlink r:id="rId31" w:history="1">
+        <w:hyperlink r:id="rId34" w:history="1">
           <w:r>
             <w:rPr>
               <w:rStyle w:val="Hyperlink"/>
@@ -6358,7 +6343,7 @@
           <w:sz w:val="24"/>
           <w:u w:val="single"/>
         </w:rPr>
-        <w:hyperlink r:id="rId32" w:history="1">
+        <w:hyperlink r:id="rId35" w:history="1">
           <w:r>
             <w:rPr>
               <w:rStyle w:val="Hyperlink"/>
@@ -6387,7 +6372,7 @@
           <w:sz w:val="24"/>
           <w:u w:val="single"/>
         </w:rPr>
-        <w:hyperlink r:id="rId32" w:history="1">
+        <w:hyperlink r:id="rId35" w:history="1">
           <w:r>
             <w:rPr>
               <w:rStyle w:val="Hyperlink"/>
@@ -6415,7 +6400,7 @@
           <w:sz w:val="24"/>
           <w:u w:val="single"/>
         </w:rPr>
-        <w:hyperlink r:id="rId33" w:history="1">
+        <w:hyperlink r:id="rId36" w:history="1">
           <w:r>
             <w:rPr>
               <w:rStyle w:val="Hyperlink"/>
@@ -6444,7 +6429,7 @@
           <w:sz w:val="24"/>
           <w:u w:val="single"/>
         </w:rPr>
-        <w:hyperlink r:id="rId33" w:history="1">
+        <w:hyperlink r:id="rId36" w:history="1">
           <w:r>
             <w:rPr>
               <w:rStyle w:val="Hyperlink"/>

--- a/EXPORTS/DOCX/published/niveau2/Dutch/Ghana.docx
+++ b/EXPORTS/DOCX/published/niveau2/Dutch/Ghana.docx
@@ -580,7 +580,25 @@
           <w:color w:val="000000"/>
           <w:sz w:val="24"/>
         </w:rPr>
-        <w:t>n van de W</w:t>
+        <w:hyperlink r:id="rId10" w:history="1">
+          <w:r>
+            <w:rPr>
+              <w:rStyle w:val="Hyperlink"/>
+            </w:rPr>
+            <w:t xml:space="preserve">n van de </w:t>
+          </w:r>
+        </w:hyperlink>
+      </w:r>
+      <w:r>
+        <w:rPr>
+          <w:u w:val="single" w:color="0000ff"/>
+          <w:rFonts w:ascii="Charis SIL Regular" w:hAnsi="Charis SIL Regular" w:eastAsia="Charis SIL Regular"/>
+          <w:b w:val="0"/>
+          <w:i w:val="0"/>
+          <w:color w:val="000000"/>
+          <w:sz w:val="24"/>
+        </w:rPr>
+        <w:t>W</w:t>
       </w:r>
       <w:r>
         <w:rPr>
@@ -997,13 +1015,21 @@
       </w:r>
       <w:r>
         <w:rPr>
+          <w:u w:val="single" w:color="0000ff"/>
           <w:rFonts w:ascii="Charis SIL Regular" w:hAnsi="Charis SIL Regular" w:eastAsia="Charis SIL Regular"/>
           <w:b w:val="0"/>
           <w:i w:val="0"/>
           <w:color w:val="000000"/>
           <w:sz w:val="24"/>
         </w:rPr>
-        <w:t>het schi</w:t>
+        <w:hyperlink r:id="rId13" w:history="1">
+          <w:r>
+            <w:rPr>
+              <w:rStyle w:val="Hyperlink"/>
+            </w:rPr>
+            <w:t>het schi</w:t>
+          </w:r>
+        </w:hyperlink>
       </w:r>
       <w:r>
         <w:rPr>
@@ -4461,7 +4487,7 @@
           <w:sz w:val="24"/>
           <w:u w:val="single"/>
         </w:rPr>
-        <w:hyperlink r:id="rId23" w:history="1">
+        <w:hyperlink r:id="rId24" w:history="1">
           <w:r>
             <w:rPr>
               <w:rStyle w:val="Hyperlink"/>
@@ -4490,31 +4516,13 @@
       </w:r>
       <w:r>
         <w:rPr>
-          <w:u w:val="single" w:color="0000ff"/>
           <w:rFonts w:ascii="Charis SIL Regular" w:hAnsi="Charis SIL Regular" w:eastAsia="Charis SIL Regular"/>
           <w:b w:val="0"/>
           <w:i w:val="0"/>
           <w:color w:val="000000"/>
           <w:sz w:val="24"/>
         </w:rPr>
-        <w:hyperlink r:id="rId23" w:history="1">
-          <w:r>
-            <w:rPr>
-              <w:rStyle w:val="Hyperlink"/>
-            </w:rPr>
-            <w:t>,</w:t>
-          </w:r>
-        </w:hyperlink>
-      </w:r>
-      <w:r>
-        <w:rPr>
-          <w:rFonts w:ascii="Charis SIL Regular" w:hAnsi="Charis SIL Regular" w:eastAsia="Charis SIL Regular"/>
-          <w:b w:val="0"/>
-          <w:i w:val="0"/>
-          <w:color w:val="000000"/>
-          <w:sz w:val="24"/>
-        </w:rPr>
-        <w:t xml:space="preserve"> </w:t>
+        <w:t xml:space="preserve">, </w:t>
       </w:r>
       <w:r>
         <w:rPr>
@@ -4543,7 +4551,7 @@
           <w:sz w:val="24"/>
           <w:u w:val="single"/>
         </w:rPr>
-        <w:hyperlink r:id="rId25" w:history="1">
+        <w:hyperlink r:id="rId23" w:history="1">
           <w:r>
             <w:rPr>
               <w:rStyle w:val="Hyperlink"/>
@@ -4572,7 +4580,7 @@
           <w:sz w:val="24"/>
           <w:u w:val="single"/>
         </w:rPr>
-        <w:hyperlink r:id="rId25" w:history="1">
+        <w:hyperlink r:id="rId23" w:history="1">
           <w:r>
             <w:rPr>
               <w:rStyle w:val="Hyperlink"/>
@@ -4990,15 +4998,9 @@
           <w:i w:val="0"/>
           <w:color w:val="0000FF"/>
           <w:sz w:val="24"/>
-        </w:rPr>
-        <w:hyperlink r:id="rId19" w:history="1">
-          <w:r>
-            <w:rPr>
-              <w:rStyle w:val="Hyperlink"/>
-            </w:rPr>
-            <w:t>l</w:t>
-          </w:r>
-        </w:hyperlink>
+          <w:u w:val="single"/>
+        </w:rPr>
+        <w:t>l</w:t>
       </w:r>
       <w:r>
         <w:rPr>
@@ -5018,14 +5020,7 @@
           <w:color w:val="000000"/>
           <w:sz w:val="24"/>
         </w:rPr>
-        <w:hyperlink r:id="rId19" w:history="1">
-          <w:r>
-            <w:rPr>
-              <w:rStyle w:val="Hyperlink"/>
-            </w:rPr>
-            <w:t xml:space="preserve">, </w:t>
-          </w:r>
-        </w:hyperlink>
+        <w:t xml:space="preserve">, </w:t>
       </w:r>
       <w:r>
         <w:rPr>
@@ -5036,7 +5031,7 @@
           <w:sz w:val="24"/>
           <w:u w:val="single"/>
         </w:rPr>
-        <w:hyperlink r:id="rId19" w:history="1">
+        <w:hyperlink r:id="rId27" w:history="1">
           <w:r>
             <w:rPr>
               <w:rStyle w:val="Hyperlink"/>
@@ -5054,7 +5049,7 @@
           <w:sz w:val="24"/>
           <w:u w:val="single"/>
         </w:rPr>
-        <w:hyperlink r:id="rId19" w:history="1">
+        <w:hyperlink r:id="rId27" w:history="1">
           <w:r>
             <w:rPr>
               <w:rStyle w:val="Hyperlink"/>
@@ -5101,14 +5096,7 @@
           <w:color w:val="000000"/>
           <w:sz w:val="24"/>
         </w:rPr>
-        <w:hyperlink r:id="rId19" w:history="1">
-          <w:r>
-            <w:rPr>
-              <w:rStyle w:val="Hyperlink"/>
-            </w:rPr>
-            <w:t xml:space="preserve">, </w:t>
-          </w:r>
-        </w:hyperlink>
+        <w:t xml:space="preserve">, </w:t>
       </w:r>
       <w:r>
         <w:rPr>
@@ -5137,7 +5125,7 @@
           <w:sz w:val="24"/>
           <w:u w:val="single"/>
         </w:rPr>
-        <w:hyperlink r:id="rId28" w:history="1">
+        <w:hyperlink r:id="rId19" w:history="1">
           <w:r>
             <w:rPr>
               <w:rStyle w:val="Hyperlink"/>
@@ -5166,7 +5154,7 @@
           <w:sz w:val="24"/>
           <w:u w:val="single"/>
         </w:rPr>
-        <w:hyperlink r:id="rId28" w:history="1">
+        <w:hyperlink r:id="rId19" w:history="1">
           <w:r>
             <w:rPr>
               <w:rStyle w:val="Hyperlink"/>
@@ -5184,7 +5172,7 @@
           <w:sz w:val="24"/>
           <w:u w:val="single"/>
         </w:rPr>
-        <w:hyperlink r:id="rId28" w:history="1">
+        <w:hyperlink r:id="rId19" w:history="1">
           <w:r>
             <w:rPr>
               <w:rStyle w:val="Hyperlink"/>
@@ -5453,7 +5441,7 @@
           <w:sz w:val="24"/>
           <w:u w:val="single"/>
         </w:rPr>
-        <w:hyperlink r:id="rId30" w:history="1">
+        <w:hyperlink r:id="rId29" w:history="1">
           <w:r>
             <w:rPr>
               <w:rStyle w:val="Hyperlink"/>
@@ -5541,7 +5529,7 @@
           <w:sz w:val="24"/>
           <w:u w:val="single"/>
         </w:rPr>
-        <w:hyperlink r:id="rId31" w:history="1">
+        <w:hyperlink r:id="rId30" w:history="1">
           <w:r>
             <w:rPr>
               <w:rStyle w:val="Hyperlink"/>
@@ -5570,7 +5558,7 @@
           <w:sz w:val="24"/>
           <w:u w:val="single"/>
         </w:rPr>
-        <w:hyperlink r:id="rId31" w:history="1">
+        <w:hyperlink r:id="rId30" w:history="1">
           <w:r>
             <w:rPr>
               <w:rStyle w:val="Hyperlink"/>
@@ -5598,7 +5586,7 @@
           <w:sz w:val="24"/>
           <w:u w:val="single"/>
         </w:rPr>
-        <w:hyperlink r:id="rId32" w:history="1">
+        <w:hyperlink r:id="rId31" w:history="1">
           <w:r>
             <w:rPr>
               <w:rStyle w:val="Hyperlink"/>
@@ -5627,7 +5615,7 @@
           <w:sz w:val="24"/>
           <w:u w:val="single"/>
         </w:rPr>
-        <w:hyperlink r:id="rId32" w:history="1">
+        <w:hyperlink r:id="rId31" w:history="1">
           <w:r>
             <w:rPr>
               <w:rStyle w:val="Hyperlink"/>
@@ -5751,7 +5739,7 @@
           <w:sz w:val="24"/>
           <w:u w:val="single"/>
         </w:rPr>
-        <w:hyperlink r:id="rId33" w:history="1">
+        <w:hyperlink r:id="rId32" w:history="1">
           <w:r>
             <w:rPr>
               <w:rStyle w:val="Hyperlink"/>
@@ -5769,7 +5757,7 @@
           <w:sz w:val="24"/>
           <w:u w:val="single"/>
         </w:rPr>
-        <w:hyperlink r:id="rId33" w:history="1">
+        <w:hyperlink r:id="rId32" w:history="1">
           <w:r>
             <w:rPr>
               <w:rStyle w:val="Hyperlink"/>
@@ -5787,7 +5775,7 @@
           <w:sz w:val="24"/>
           <w:u w:val="single"/>
         </w:rPr>
-        <w:hyperlink r:id="rId33" w:history="1">
+        <w:hyperlink r:id="rId32" w:history="1">
           <w:r>
             <w:rPr>
               <w:rStyle w:val="Hyperlink"/>
@@ -5968,7 +5956,7 @@
           <w:sz w:val="24"/>
           <w:u w:val="single"/>
         </w:rPr>
-        <w:hyperlink r:id="rId34" w:history="1">
+        <w:hyperlink r:id="rId33" w:history="1">
           <w:r>
             <w:rPr>
               <w:rStyle w:val="Hyperlink"/>
@@ -5986,7 +5974,7 @@
           <w:sz w:val="24"/>
           <w:u w:val="single"/>
         </w:rPr>
-        <w:hyperlink r:id="rId34" w:history="1">
+        <w:hyperlink r:id="rId33" w:history="1">
           <w:r>
             <w:rPr>
               <w:rStyle w:val="Hyperlink"/>
@@ -6004,7 +5992,7 @@
           <w:sz w:val="24"/>
           <w:u w:val="single"/>
         </w:rPr>
-        <w:hyperlink r:id="rId34" w:history="1">
+        <w:hyperlink r:id="rId33" w:history="1">
           <w:r>
             <w:rPr>
               <w:rStyle w:val="Hyperlink"/>
@@ -6022,7 +6010,7 @@
           <w:sz w:val="24"/>
           <w:u w:val="single"/>
         </w:rPr>
-        <w:hyperlink r:id="rId34" w:history="1">
+        <w:hyperlink r:id="rId33" w:history="1">
           <w:r>
             <w:rPr>
               <w:rStyle w:val="Hyperlink"/>
@@ -6040,7 +6028,7 @@
           <w:sz w:val="24"/>
           <w:u w:val="single"/>
         </w:rPr>
-        <w:hyperlink r:id="rId34" w:history="1">
+        <w:hyperlink r:id="rId33" w:history="1">
           <w:r>
             <w:rPr>
               <w:rStyle w:val="Hyperlink"/>
@@ -6058,7 +6046,7 @@
           <w:sz w:val="24"/>
           <w:u w:val="single"/>
         </w:rPr>
-        <w:hyperlink r:id="rId34" w:history="1">
+        <w:hyperlink r:id="rId33" w:history="1">
           <w:r>
             <w:rPr>
               <w:rStyle w:val="Hyperlink"/>
@@ -6076,7 +6064,7 @@
           <w:sz w:val="24"/>
           <w:u w:val="single"/>
         </w:rPr>
-        <w:hyperlink r:id="rId34" w:history="1">
+        <w:hyperlink r:id="rId33" w:history="1">
           <w:r>
             <w:rPr>
               <w:rStyle w:val="Hyperlink"/>
@@ -6094,12 +6082,12 @@
           <w:sz w:val="24"/>
           <w:u w:val="single"/>
         </w:rPr>
-        <w:hyperlink r:id="rId34" w:history="1">
+        <w:hyperlink r:id="rId33" w:history="1">
           <w:r>
             <w:rPr>
               <w:rStyle w:val="Hyperlink"/>
             </w:rPr>
-            <w:t>profie</w:t>
+            <w:t>profiel</w:t>
           </w:r>
         </w:hyperlink>
       </w:r>
@@ -6110,13 +6098,25 @@
           <w:i w:val="0"/>
           <w:color w:val="0000FF"/>
           <w:sz w:val="24"/>
-        </w:rPr>
-        <w:hyperlink r:id="rId34" w:history="1">
+          <w:u w:val="single"/>
+        </w:rPr>
+        <w:t>-</w:t>
+      </w:r>
+      <w:r>
+        <w:rPr>
+          <w:rFonts w:ascii="Charis SIL Regular" w:hAnsi="Charis SIL Regular" w:eastAsia="Charis SIL Regular"/>
+          <w:b w:val="0"/>
+          <w:i w:val="0"/>
+          <w:color w:val="0000FF"/>
+          <w:sz w:val="24"/>
+          <w:u w:val="single"/>
+        </w:rPr>
+        <w:hyperlink r:id="rId33" w:history="1">
           <w:r>
             <w:rPr>
               <w:rStyle w:val="Hyperlink"/>
             </w:rPr>
-            <w:t>l</w:t>
+            <w:t>als</w:t>
           </w:r>
         </w:hyperlink>
       </w:r>
@@ -6127,38 +6127,19 @@
           <w:i w:val="0"/>
           <w:color w:val="0000FF"/>
           <w:sz w:val="24"/>
+        </w:rPr>
+        <w:t>-</w:t>
+      </w:r>
+      <w:r>
+        <w:rPr>
+          <w:rFonts w:ascii="Charis SIL Regular" w:hAnsi="Charis SIL Regular" w:eastAsia="Charis SIL Regular"/>
+          <w:b w:val="0"/>
+          <w:i w:val="0"/>
+          <w:color w:val="0000FF"/>
+          <w:sz w:val="24"/>
           <w:u w:val="single"/>
         </w:rPr>
-        <w:t>-</w:t>
-      </w:r>
-      <w:r>
-        <w:rPr>
-          <w:rFonts w:ascii="Charis SIL Regular" w:hAnsi="Charis SIL Regular" w:eastAsia="Charis SIL Regular"/>
-          <w:b w:val="0"/>
-          <w:i w:val="0"/>
-          <w:color w:val="0000FF"/>
-          <w:sz w:val="24"/>
-          <w:u w:val="single"/>
-        </w:rPr>
-        <w:hyperlink r:id="rId34" w:history="1">
-          <w:r>
-            <w:rPr>
-              <w:rStyle w:val="Hyperlink"/>
-            </w:rPr>
-            <w:t>als-</w:t>
-          </w:r>
-        </w:hyperlink>
-      </w:r>
-      <w:r>
-        <w:rPr>
-          <w:rFonts w:ascii="Charis SIL Regular" w:hAnsi="Charis SIL Regular" w:eastAsia="Charis SIL Regular"/>
-          <w:b w:val="0"/>
-          <w:i w:val="0"/>
-          <w:color w:val="0000FF"/>
-          <w:sz w:val="24"/>
-          <w:u w:val="single"/>
-        </w:rPr>
-        <w:hyperlink r:id="rId34" w:history="1">
+        <w:hyperlink r:id="rId33" w:history="1">
           <w:r>
             <w:rPr>
               <w:rStyle w:val="Hyperlink"/>
@@ -6176,7 +6157,7 @@
           <w:sz w:val="24"/>
           <w:u w:val="single"/>
         </w:rPr>
-        <w:hyperlink r:id="rId34" w:history="1">
+        <w:hyperlink r:id="rId33" w:history="1">
           <w:r>
             <w:rPr>
               <w:rStyle w:val="Hyperlink"/>
@@ -6194,7 +6175,7 @@
           <w:sz w:val="24"/>
           <w:u w:val="single"/>
         </w:rPr>
-        <w:hyperlink r:id="rId34" w:history="1">
+        <w:hyperlink r:id="rId33" w:history="1">
           <w:r>
             <w:rPr>
               <w:rStyle w:val="Hyperlink"/>
@@ -6212,7 +6193,7 @@
           <w:sz w:val="24"/>
           <w:u w:val="single"/>
         </w:rPr>
-        <w:hyperlink r:id="rId34" w:history="1">
+        <w:hyperlink r:id="rId33" w:history="1">
           <w:r>
             <w:rPr>
               <w:rStyle w:val="Hyperlink"/>
@@ -6343,7 +6324,7 @@
           <w:sz w:val="24"/>
           <w:u w:val="single"/>
         </w:rPr>
-        <w:hyperlink r:id="rId35" w:history="1">
+        <w:hyperlink r:id="rId34" w:history="1">
           <w:r>
             <w:rPr>
               <w:rStyle w:val="Hyperlink"/>
@@ -6372,7 +6353,7 @@
           <w:sz w:val="24"/>
           <w:u w:val="single"/>
         </w:rPr>
-        <w:hyperlink r:id="rId35" w:history="1">
+        <w:hyperlink r:id="rId34" w:history="1">
           <w:r>
             <w:rPr>
               <w:rStyle w:val="Hyperlink"/>
@@ -6400,7 +6381,7 @@
           <w:sz w:val="24"/>
           <w:u w:val="single"/>
         </w:rPr>
-        <w:hyperlink r:id="rId36" w:history="1">
+        <w:hyperlink r:id="rId35" w:history="1">
           <w:r>
             <w:rPr>
               <w:rStyle w:val="Hyperlink"/>
@@ -6429,7 +6410,7 @@
           <w:sz w:val="24"/>
           <w:u w:val="single"/>
         </w:rPr>
-        <w:hyperlink r:id="rId36" w:history="1">
+        <w:hyperlink r:id="rId35" w:history="1">
           <w:r>
             <w:rPr>
               <w:rStyle w:val="Hyperlink"/>

--- a/EXPORTS/DOCX/published/niveau2/Dutch/Ghana.docx
+++ b/EXPORTS/DOCX/published/niveau2/Dutch/Ghana.docx
@@ -580,25 +580,7 @@
           <w:color w:val="000000"/>
           <w:sz w:val="24"/>
         </w:rPr>
-        <w:hyperlink r:id="rId10" w:history="1">
-          <w:r>
-            <w:rPr>
-              <w:rStyle w:val="Hyperlink"/>
-            </w:rPr>
-            <w:t xml:space="preserve">n van de </w:t>
-          </w:r>
-        </w:hyperlink>
-      </w:r>
-      <w:r>
-        <w:rPr>
-          <w:u w:val="single" w:color="0000ff"/>
-          <w:rFonts w:ascii="Charis SIL Regular" w:hAnsi="Charis SIL Regular" w:eastAsia="Charis SIL Regular"/>
-          <w:b w:val="0"/>
-          <w:i w:val="0"/>
-          <w:color w:val="000000"/>
-          <w:sz w:val="24"/>
-        </w:rPr>
-        <w:t>W</w:t>
+        <w:t>n van de W</w:t>
       </w:r>
       <w:r>
         <w:rPr>
@@ -1832,6 +1814,7 @@
           <w:i w:val="0"/>
           <w:color w:val="0000FF"/>
           <w:sz w:val="24"/>
+          <w:u w:val="single"/>
         </w:rPr>
         <w:hyperlink r:id="rId17" w:history="1">
           <w:r>
@@ -4487,7 +4470,7 @@
           <w:sz w:val="24"/>
           <w:u w:val="single"/>
         </w:rPr>
-        <w:hyperlink r:id="rId24" w:history="1">
+        <w:hyperlink r:id="rId23" w:history="1">
           <w:r>
             <w:rPr>
               <w:rStyle w:val="Hyperlink"/>
@@ -4505,7 +4488,7 @@
           <w:sz w:val="24"/>
           <w:u w:val="single"/>
         </w:rPr>
-        <w:hyperlink r:id="rId24" w:history="1">
+        <w:hyperlink r:id="rId23" w:history="1">
           <w:r>
             <w:rPr>
               <w:rStyle w:val="Hyperlink"/>
@@ -4516,13 +4499,32 @@
       </w:r>
       <w:r>
         <w:rPr>
+          <w:u w:val="single" w:color="0000ff"/>
           <w:rFonts w:ascii="Charis SIL Regular" w:hAnsi="Charis SIL Regular" w:eastAsia="Charis SIL Regular"/>
           <w:b w:val="0"/>
           <w:i w:val="0"/>
           <w:color w:val="000000"/>
           <w:sz w:val="24"/>
         </w:rPr>
-        <w:t xml:space="preserve">, </w:t>
+        <w:hyperlink r:id="rId23" w:history="1">
+          <w:r>
+            <w:rPr>
+              <w:rStyle w:val="Hyperlink"/>
+            </w:rPr>
+            <w:t>,</w:t>
+          </w:r>
+        </w:hyperlink>
+      </w:r>
+      <w:r>
+        <w:rPr>
+          <w:u w:val="single" w:color="0000ff"/>
+          <w:rFonts w:ascii="Charis SIL Regular" w:hAnsi="Charis SIL Regular" w:eastAsia="Charis SIL Regular"/>
+          <w:b w:val="0"/>
+          <w:i w:val="0"/>
+          <w:color w:val="000000"/>
+          <w:sz w:val="24"/>
+        </w:rPr>
+        <w:t xml:space="preserve"> </w:t>
       </w:r>
       <w:r>
         <w:rPr>
@@ -4551,7 +4553,7 @@
           <w:sz w:val="24"/>
           <w:u w:val="single"/>
         </w:rPr>
-        <w:hyperlink r:id="rId23" w:history="1">
+        <w:hyperlink r:id="rId25" w:history="1">
           <w:r>
             <w:rPr>
               <w:rStyle w:val="Hyperlink"/>
@@ -4580,7 +4582,7 @@
           <w:sz w:val="24"/>
           <w:u w:val="single"/>
         </w:rPr>
-        <w:hyperlink r:id="rId23" w:history="1">
+        <w:hyperlink r:id="rId25" w:history="1">
           <w:r>
             <w:rPr>
               <w:rStyle w:val="Hyperlink"/>
@@ -4998,40 +5000,53 @@
           <w:i w:val="0"/>
           <w:color w:val="0000FF"/>
           <w:sz w:val="24"/>
+        </w:rPr>
+        <w:hyperlink r:id="rId19" w:history="1">
+          <w:r>
+            <w:rPr>
+              <w:rStyle w:val="Hyperlink"/>
+            </w:rPr>
+            <w:t>l</w:t>
+          </w:r>
+        </w:hyperlink>
+      </w:r>
+      <w:r>
+        <w:rPr>
+          <w:rFonts w:ascii="Charis SIL Regular" w:hAnsi="Charis SIL Regular" w:eastAsia="Charis SIL Regular"/>
+          <w:b w:val="0"/>
+          <w:i w:val="0"/>
+          <w:color w:val="0000FF"/>
+          <w:sz w:val="24"/>
+        </w:rPr>
+        <w:t>e</w:t>
+      </w:r>
+      <w:r>
+        <w:rPr>
+          <w:rFonts w:ascii="Charis SIL Regular" w:hAnsi="Charis SIL Regular" w:eastAsia="Charis SIL Regular"/>
+          <w:b w:val="0"/>
+          <w:i w:val="0"/>
+          <w:color w:val="000000"/>
+          <w:sz w:val="24"/>
+        </w:rPr>
+        <w:hyperlink r:id="rId19" w:history="1">
+          <w:r>
+            <w:rPr>
+              <w:rStyle w:val="Hyperlink"/>
+            </w:rPr>
+            <w:t xml:space="preserve">, </w:t>
+          </w:r>
+        </w:hyperlink>
+      </w:r>
+      <w:r>
+        <w:rPr>
+          <w:rFonts w:ascii="Charis SIL Regular" w:hAnsi="Charis SIL Regular" w:eastAsia="Charis SIL Regular"/>
+          <w:b w:val="0"/>
+          <w:i w:val="0"/>
+          <w:color w:val="0000FF"/>
+          <w:sz w:val="24"/>
           <w:u w:val="single"/>
         </w:rPr>
-        <w:t>l</w:t>
-      </w:r>
-      <w:r>
-        <w:rPr>
-          <w:rFonts w:ascii="Charis SIL Regular" w:hAnsi="Charis SIL Regular" w:eastAsia="Charis SIL Regular"/>
-          <w:b w:val="0"/>
-          <w:i w:val="0"/>
-          <w:color w:val="0000FF"/>
-          <w:sz w:val="24"/>
-        </w:rPr>
-        <w:t>e</w:t>
-      </w:r>
-      <w:r>
-        <w:rPr>
-          <w:rFonts w:ascii="Charis SIL Regular" w:hAnsi="Charis SIL Regular" w:eastAsia="Charis SIL Regular"/>
-          <w:b w:val="0"/>
-          <w:i w:val="0"/>
-          <w:color w:val="000000"/>
-          <w:sz w:val="24"/>
-        </w:rPr>
-        <w:t xml:space="preserve">, </w:t>
-      </w:r>
-      <w:r>
-        <w:rPr>
-          <w:rFonts w:ascii="Charis SIL Regular" w:hAnsi="Charis SIL Regular" w:eastAsia="Charis SIL Regular"/>
-          <w:b w:val="0"/>
-          <w:i w:val="0"/>
-          <w:color w:val="0000FF"/>
-          <w:sz w:val="24"/>
-          <w:u w:val="single"/>
-        </w:rPr>
-        <w:hyperlink r:id="rId27" w:history="1">
+        <w:hyperlink r:id="rId19" w:history="1">
           <w:r>
             <w:rPr>
               <w:rStyle w:val="Hyperlink"/>
@@ -5049,7 +5064,7 @@
           <w:sz w:val="24"/>
           <w:u w:val="single"/>
         </w:rPr>
-        <w:hyperlink r:id="rId27" w:history="1">
+        <w:hyperlink r:id="rId19" w:history="1">
           <w:r>
             <w:rPr>
               <w:rStyle w:val="Hyperlink"/>
@@ -5096,7 +5111,14 @@
           <w:color w:val="000000"/>
           <w:sz w:val="24"/>
         </w:rPr>
-        <w:t xml:space="preserve">, </w:t>
+        <w:hyperlink r:id="rId19" w:history="1">
+          <w:r>
+            <w:rPr>
+              <w:rStyle w:val="Hyperlink"/>
+            </w:rPr>
+            <w:t xml:space="preserve">, </w:t>
+          </w:r>
+        </w:hyperlink>
       </w:r>
       <w:r>
         <w:rPr>
@@ -5125,7 +5147,7 @@
           <w:sz w:val="24"/>
           <w:u w:val="single"/>
         </w:rPr>
-        <w:hyperlink r:id="rId19" w:history="1">
+        <w:hyperlink r:id="rId28" w:history="1">
           <w:r>
             <w:rPr>
               <w:rStyle w:val="Hyperlink"/>
@@ -5154,7 +5176,7 @@
           <w:sz w:val="24"/>
           <w:u w:val="single"/>
         </w:rPr>
-        <w:hyperlink r:id="rId19" w:history="1">
+        <w:hyperlink r:id="rId28" w:history="1">
           <w:r>
             <w:rPr>
               <w:rStyle w:val="Hyperlink"/>
@@ -5172,7 +5194,7 @@
           <w:sz w:val="24"/>
           <w:u w:val="single"/>
         </w:rPr>
-        <w:hyperlink r:id="rId19" w:history="1">
+        <w:hyperlink r:id="rId28" w:history="1">
           <w:r>
             <w:rPr>
               <w:rStyle w:val="Hyperlink"/>
@@ -5441,7 +5463,7 @@
           <w:sz w:val="24"/>
           <w:u w:val="single"/>
         </w:rPr>
-        <w:hyperlink r:id="rId29" w:history="1">
+        <w:hyperlink r:id="rId30" w:history="1">
           <w:r>
             <w:rPr>
               <w:rStyle w:val="Hyperlink"/>
@@ -5529,7 +5551,7 @@
           <w:sz w:val="24"/>
           <w:u w:val="single"/>
         </w:rPr>
-        <w:hyperlink r:id="rId30" w:history="1">
+        <w:hyperlink r:id="rId31" w:history="1">
           <w:r>
             <w:rPr>
               <w:rStyle w:val="Hyperlink"/>
@@ -5558,7 +5580,7 @@
           <w:sz w:val="24"/>
           <w:u w:val="single"/>
         </w:rPr>
-        <w:hyperlink r:id="rId30" w:history="1">
+        <w:hyperlink r:id="rId31" w:history="1">
           <w:r>
             <w:rPr>
               <w:rStyle w:val="Hyperlink"/>
@@ -5586,7 +5608,7 @@
           <w:sz w:val="24"/>
           <w:u w:val="single"/>
         </w:rPr>
-        <w:hyperlink r:id="rId31" w:history="1">
+        <w:hyperlink r:id="rId32" w:history="1">
           <w:r>
             <w:rPr>
               <w:rStyle w:val="Hyperlink"/>
@@ -5615,7 +5637,7 @@
           <w:sz w:val="24"/>
           <w:u w:val="single"/>
         </w:rPr>
-        <w:hyperlink r:id="rId31" w:history="1">
+        <w:hyperlink r:id="rId32" w:history="1">
           <w:r>
             <w:rPr>
               <w:rStyle w:val="Hyperlink"/>
@@ -5739,7 +5761,7 @@
           <w:sz w:val="24"/>
           <w:u w:val="single"/>
         </w:rPr>
-        <w:hyperlink r:id="rId32" w:history="1">
+        <w:hyperlink r:id="rId33" w:history="1">
           <w:r>
             <w:rPr>
               <w:rStyle w:val="Hyperlink"/>
@@ -5757,7 +5779,7 @@
           <w:sz w:val="24"/>
           <w:u w:val="single"/>
         </w:rPr>
-        <w:hyperlink r:id="rId32" w:history="1">
+        <w:hyperlink r:id="rId33" w:history="1">
           <w:r>
             <w:rPr>
               <w:rStyle w:val="Hyperlink"/>
@@ -5775,7 +5797,7 @@
           <w:sz w:val="24"/>
           <w:u w:val="single"/>
         </w:rPr>
-        <w:hyperlink r:id="rId32" w:history="1">
+        <w:hyperlink r:id="rId33" w:history="1">
           <w:r>
             <w:rPr>
               <w:rStyle w:val="Hyperlink"/>
@@ -5956,7 +5978,7 @@
           <w:sz w:val="24"/>
           <w:u w:val="single"/>
         </w:rPr>
-        <w:hyperlink r:id="rId33" w:history="1">
+        <w:hyperlink r:id="rId34" w:history="1">
           <w:r>
             <w:rPr>
               <w:rStyle w:val="Hyperlink"/>
@@ -5974,7 +5996,7 @@
           <w:sz w:val="24"/>
           <w:u w:val="single"/>
         </w:rPr>
-        <w:hyperlink r:id="rId33" w:history="1">
+        <w:hyperlink r:id="rId34" w:history="1">
           <w:r>
             <w:rPr>
               <w:rStyle w:val="Hyperlink"/>
@@ -5992,7 +6014,7 @@
           <w:sz w:val="24"/>
           <w:u w:val="single"/>
         </w:rPr>
-        <w:hyperlink r:id="rId33" w:history="1">
+        <w:hyperlink r:id="rId34" w:history="1">
           <w:r>
             <w:rPr>
               <w:rStyle w:val="Hyperlink"/>
@@ -6010,7 +6032,7 @@
           <w:sz w:val="24"/>
           <w:u w:val="single"/>
         </w:rPr>
-        <w:hyperlink r:id="rId33" w:history="1">
+        <w:hyperlink r:id="rId34" w:history="1">
           <w:r>
             <w:rPr>
               <w:rStyle w:val="Hyperlink"/>
@@ -6028,7 +6050,7 @@
           <w:sz w:val="24"/>
           <w:u w:val="single"/>
         </w:rPr>
-        <w:hyperlink r:id="rId33" w:history="1">
+        <w:hyperlink r:id="rId34" w:history="1">
           <w:r>
             <w:rPr>
               <w:rStyle w:val="Hyperlink"/>
@@ -6046,7 +6068,7 @@
           <w:sz w:val="24"/>
           <w:u w:val="single"/>
         </w:rPr>
-        <w:hyperlink r:id="rId33" w:history="1">
+        <w:hyperlink r:id="rId34" w:history="1">
           <w:r>
             <w:rPr>
               <w:rStyle w:val="Hyperlink"/>
@@ -6064,7 +6086,7 @@
           <w:sz w:val="24"/>
           <w:u w:val="single"/>
         </w:rPr>
-        <w:hyperlink r:id="rId33" w:history="1">
+        <w:hyperlink r:id="rId34" w:history="1">
           <w:r>
             <w:rPr>
               <w:rStyle w:val="Hyperlink"/>
@@ -6082,12 +6104,12 @@
           <w:sz w:val="24"/>
           <w:u w:val="single"/>
         </w:rPr>
-        <w:hyperlink r:id="rId33" w:history="1">
+        <w:hyperlink r:id="rId34" w:history="1">
           <w:r>
             <w:rPr>
               <w:rStyle w:val="Hyperlink"/>
             </w:rPr>
-            <w:t>profiel</w:t>
+            <w:t>profie</w:t>
           </w:r>
         </w:hyperlink>
       </w:r>
@@ -6098,25 +6120,13 @@
           <w:i w:val="0"/>
           <w:color w:val="0000FF"/>
           <w:sz w:val="24"/>
-          <w:u w:val="single"/>
-        </w:rPr>
-        <w:t>-</w:t>
-      </w:r>
-      <w:r>
-        <w:rPr>
-          <w:rFonts w:ascii="Charis SIL Regular" w:hAnsi="Charis SIL Regular" w:eastAsia="Charis SIL Regular"/>
-          <w:b w:val="0"/>
-          <w:i w:val="0"/>
-          <w:color w:val="0000FF"/>
-          <w:sz w:val="24"/>
-          <w:u w:val="single"/>
-        </w:rPr>
-        <w:hyperlink r:id="rId33" w:history="1">
+        </w:rPr>
+        <w:hyperlink r:id="rId34" w:history="1">
           <w:r>
             <w:rPr>
               <w:rStyle w:val="Hyperlink"/>
             </w:rPr>
-            <w:t>als</w:t>
+            <w:t>l</w:t>
           </w:r>
         </w:hyperlink>
       </w:r>
@@ -6127,6 +6137,7 @@
           <w:i w:val="0"/>
           <w:color w:val="0000FF"/>
           <w:sz w:val="24"/>
+          <w:u w:val="single"/>
         </w:rPr>
         <w:t>-</w:t>
       </w:r>
@@ -6139,7 +6150,25 @@
           <w:sz w:val="24"/>
           <w:u w:val="single"/>
         </w:rPr>
-        <w:hyperlink r:id="rId33" w:history="1">
+        <w:hyperlink r:id="rId34" w:history="1">
+          <w:r>
+            <w:rPr>
+              <w:rStyle w:val="Hyperlink"/>
+            </w:rPr>
+            <w:t>als-</w:t>
+          </w:r>
+        </w:hyperlink>
+      </w:r>
+      <w:r>
+        <w:rPr>
+          <w:rFonts w:ascii="Charis SIL Regular" w:hAnsi="Charis SIL Regular" w:eastAsia="Charis SIL Regular"/>
+          <w:b w:val="0"/>
+          <w:i w:val="0"/>
+          <w:color w:val="0000FF"/>
+          <w:sz w:val="24"/>
+          <w:u w:val="single"/>
+        </w:rPr>
+        <w:hyperlink r:id="rId34" w:history="1">
           <w:r>
             <w:rPr>
               <w:rStyle w:val="Hyperlink"/>
@@ -6157,7 +6186,7 @@
           <w:sz w:val="24"/>
           <w:u w:val="single"/>
         </w:rPr>
-        <w:hyperlink r:id="rId33" w:history="1">
+        <w:hyperlink r:id="rId34" w:history="1">
           <w:r>
             <w:rPr>
               <w:rStyle w:val="Hyperlink"/>
@@ -6175,7 +6204,7 @@
           <w:sz w:val="24"/>
           <w:u w:val="single"/>
         </w:rPr>
-        <w:hyperlink r:id="rId33" w:history="1">
+        <w:hyperlink r:id="rId34" w:history="1">
           <w:r>
             <w:rPr>
               <w:rStyle w:val="Hyperlink"/>
@@ -6193,7 +6222,7 @@
           <w:sz w:val="24"/>
           <w:u w:val="single"/>
         </w:rPr>
-        <w:hyperlink r:id="rId33" w:history="1">
+        <w:hyperlink r:id="rId34" w:history="1">
           <w:r>
             <w:rPr>
               <w:rStyle w:val="Hyperlink"/>
@@ -6324,7 +6353,7 @@
           <w:sz w:val="24"/>
           <w:u w:val="single"/>
         </w:rPr>
-        <w:hyperlink r:id="rId34" w:history="1">
+        <w:hyperlink r:id="rId35" w:history="1">
           <w:r>
             <w:rPr>
               <w:rStyle w:val="Hyperlink"/>
@@ -6353,7 +6382,7 @@
           <w:sz w:val="24"/>
           <w:u w:val="single"/>
         </w:rPr>
-        <w:hyperlink r:id="rId34" w:history="1">
+        <w:hyperlink r:id="rId35" w:history="1">
           <w:r>
             <w:rPr>
               <w:rStyle w:val="Hyperlink"/>
@@ -6381,7 +6410,7 @@
           <w:sz w:val="24"/>
           <w:u w:val="single"/>
         </w:rPr>
-        <w:hyperlink r:id="rId35" w:history="1">
+        <w:hyperlink r:id="rId36" w:history="1">
           <w:r>
             <w:rPr>
               <w:rStyle w:val="Hyperlink"/>
@@ -6410,7 +6439,7 @@
           <w:sz w:val="24"/>
           <w:u w:val="single"/>
         </w:rPr>
-        <w:hyperlink r:id="rId35" w:history="1">
+        <w:hyperlink r:id="rId36" w:history="1">
           <w:r>
             <w:rPr>
               <w:rStyle w:val="Hyperlink"/>

--- a/EXPORTS/DOCX/published/niveau2/Dutch/Ghana.docx
+++ b/EXPORTS/DOCX/published/niveau2/Dutch/Ghana.docx
@@ -580,7 +580,24 @@
           <w:color w:val="000000"/>
           <w:sz w:val="24"/>
         </w:rPr>
-        <w:t>n van de W</w:t>
+        <w:hyperlink r:id="rId10" w:history="1">
+          <w:r>
+            <w:rPr>
+              <w:rStyle w:val="Hyperlink"/>
+            </w:rPr>
+            <w:t xml:space="preserve">n van de </w:t>
+          </w:r>
+        </w:hyperlink>
+      </w:r>
+      <w:r>
+        <w:rPr>
+          <w:rFonts w:ascii="Charis SIL Regular" w:hAnsi="Charis SIL Regular" w:eastAsia="Charis SIL Regular"/>
+          <w:b w:val="0"/>
+          <w:i w:val="0"/>
+          <w:color w:val="000000"/>
+          <w:sz w:val="24"/>
+        </w:rPr>
+        <w:t>W</w:t>
       </w:r>
       <w:r>
         <w:rPr>
@@ -4470,7 +4487,7 @@
           <w:sz w:val="24"/>
           <w:u w:val="single"/>
         </w:rPr>
-        <w:hyperlink r:id="rId23" w:history="1">
+        <w:hyperlink r:id="rId24" w:history="1">
           <w:r>
             <w:rPr>
               <w:rStyle w:val="Hyperlink"/>
@@ -4488,7 +4505,7 @@
           <w:sz w:val="24"/>
           <w:u w:val="single"/>
         </w:rPr>
-        <w:hyperlink r:id="rId23" w:history="1">
+        <w:hyperlink r:id="rId24" w:history="1">
           <w:r>
             <w:rPr>
               <w:rStyle w:val="Hyperlink"/>
@@ -4517,7 +4534,6 @@
       </w:r>
       <w:r>
         <w:rPr>
-          <w:u w:val="single" w:color="0000ff"/>
           <w:rFonts w:ascii="Charis SIL Regular" w:hAnsi="Charis SIL Regular" w:eastAsia="Charis SIL Regular"/>
           <w:b w:val="0"/>
           <w:i w:val="0"/>
@@ -4535,7 +4551,7 @@
           <w:sz w:val="24"/>
           <w:u w:val="single"/>
         </w:rPr>
-        <w:hyperlink r:id="rId25" w:history="1">
+        <w:hyperlink r:id="rId23" w:history="1">
           <w:r>
             <w:rPr>
               <w:rStyle w:val="Hyperlink"/>
@@ -4553,7 +4569,7 @@
           <w:sz w:val="24"/>
           <w:u w:val="single"/>
         </w:rPr>
-        <w:hyperlink r:id="rId25" w:history="1">
+        <w:hyperlink r:id="rId23" w:history="1">
           <w:r>
             <w:rPr>
               <w:rStyle w:val="Hyperlink"/>
@@ -4582,7 +4598,7 @@
           <w:sz w:val="24"/>
           <w:u w:val="single"/>
         </w:rPr>
-        <w:hyperlink r:id="rId25" w:history="1">
+        <w:hyperlink r:id="rId23" w:history="1">
           <w:r>
             <w:rPr>
               <w:rStyle w:val="Hyperlink"/>
@@ -4660,7 +4676,7 @@
           <w:sz w:val="24"/>
           <w:u w:val="single"/>
         </w:rPr>
-        <w:hyperlink r:id="rId26" w:history="1">
+        <w:hyperlink r:id="rId25" w:history="1">
           <w:r>
             <w:rPr>
               <w:rStyle w:val="Hyperlink"/>
@@ -4678,7 +4694,7 @@
           <w:sz w:val="24"/>
           <w:u w:val="single"/>
         </w:rPr>
-        <w:hyperlink r:id="rId26" w:history="1">
+        <w:hyperlink r:id="rId25" w:history="1">
           <w:r>
             <w:rPr>
               <w:rStyle w:val="Hyperlink"/>
@@ -4696,7 +4712,7 @@
           <w:sz w:val="24"/>
           <w:u w:val="single"/>
         </w:rPr>
-        <w:hyperlink r:id="rId26" w:history="1">
+        <w:hyperlink r:id="rId25" w:history="1">
           <w:r>
             <w:rPr>
               <w:rStyle w:val="Hyperlink"/>
@@ -4714,7 +4730,7 @@
           <w:sz w:val="24"/>
           <w:u w:val="single"/>
         </w:rPr>
-        <w:hyperlink r:id="rId26" w:history="1">
+        <w:hyperlink r:id="rId25" w:history="1">
           <w:r>
             <w:rPr>
               <w:rStyle w:val="Hyperlink"/>
@@ -4732,7 +4748,7 @@
           <w:sz w:val="24"/>
           <w:u w:val="single"/>
         </w:rPr>
-        <w:hyperlink r:id="rId26" w:history="1">
+        <w:hyperlink r:id="rId25" w:history="1">
           <w:r>
             <w:rPr>
               <w:rStyle w:val="Hyperlink"/>
@@ -4750,7 +4766,7 @@
           <w:sz w:val="24"/>
           <w:u w:val="single"/>
         </w:rPr>
-        <w:hyperlink r:id="rId26" w:history="1">
+        <w:hyperlink r:id="rId25" w:history="1">
           <w:r>
             <w:rPr>
               <w:rStyle w:val="Hyperlink"/>
@@ -4768,7 +4784,7 @@
           <w:sz w:val="24"/>
           <w:u w:val="single"/>
         </w:rPr>
-        <w:hyperlink r:id="rId26" w:history="1">
+        <w:hyperlink r:id="rId25" w:history="1">
           <w:r>
             <w:rPr>
               <w:rStyle w:val="Hyperlink"/>
@@ -5000,15 +5016,9 @@
           <w:i w:val="0"/>
           <w:color w:val="0000FF"/>
           <w:sz w:val="24"/>
-        </w:rPr>
-        <w:hyperlink r:id="rId19" w:history="1">
-          <w:r>
-            <w:rPr>
-              <w:rStyle w:val="Hyperlink"/>
-            </w:rPr>
-            <w:t>l</w:t>
-          </w:r>
-        </w:hyperlink>
+          <w:u w:val="single"/>
+        </w:rPr>
+        <w:t>l</w:t>
       </w:r>
       <w:r>
         <w:rPr>
@@ -5028,14 +5038,7 @@
           <w:color w:val="000000"/>
           <w:sz w:val="24"/>
         </w:rPr>
-        <w:hyperlink r:id="rId19" w:history="1">
-          <w:r>
-            <w:rPr>
-              <w:rStyle w:val="Hyperlink"/>
-            </w:rPr>
-            <w:t xml:space="preserve">, </w:t>
-          </w:r>
-        </w:hyperlink>
+        <w:t xml:space="preserve">, </w:t>
       </w:r>
       <w:r>
         <w:rPr>
@@ -5046,7 +5049,7 @@
           <w:sz w:val="24"/>
           <w:u w:val="single"/>
         </w:rPr>
-        <w:hyperlink r:id="rId19" w:history="1">
+        <w:hyperlink r:id="rId26" w:history="1">
           <w:r>
             <w:rPr>
               <w:rStyle w:val="Hyperlink"/>
@@ -5064,7 +5067,7 @@
           <w:sz w:val="24"/>
           <w:u w:val="single"/>
         </w:rPr>
-        <w:hyperlink r:id="rId19" w:history="1">
+        <w:hyperlink r:id="rId26" w:history="1">
           <w:r>
             <w:rPr>
               <w:rStyle w:val="Hyperlink"/>
@@ -5093,7 +5096,7 @@
           <w:sz w:val="24"/>
           <w:u w:val="single"/>
         </w:rPr>
-        <w:hyperlink r:id="rId27" w:history="1">
+        <w:hyperlink r:id="rId26" w:history="1">
           <w:r>
             <w:rPr>
               <w:rStyle w:val="Hyperlink"/>
@@ -5111,14 +5114,7 @@
           <w:color w:val="000000"/>
           <w:sz w:val="24"/>
         </w:rPr>
-        <w:hyperlink r:id="rId19" w:history="1">
-          <w:r>
-            <w:rPr>
-              <w:rStyle w:val="Hyperlink"/>
-            </w:rPr>
-            <w:t xml:space="preserve">, </w:t>
-          </w:r>
-        </w:hyperlink>
+        <w:t xml:space="preserve">, </w:t>
       </w:r>
       <w:r>
         <w:rPr>
@@ -5129,7 +5125,7 @@
           <w:sz w:val="24"/>
           <w:u w:val="single"/>
         </w:rPr>
-        <w:hyperlink r:id="rId28" w:history="1">
+        <w:hyperlink r:id="rId27" w:history="1">
           <w:r>
             <w:rPr>
               <w:rStyle w:val="Hyperlink"/>
@@ -5147,7 +5143,7 @@
           <w:sz w:val="24"/>
           <w:u w:val="single"/>
         </w:rPr>
-        <w:hyperlink r:id="rId28" w:history="1">
+        <w:hyperlink r:id="rId27" w:history="1">
           <w:r>
             <w:rPr>
               <w:rStyle w:val="Hyperlink"/>
@@ -5176,7 +5172,7 @@
           <w:sz w:val="24"/>
           <w:u w:val="single"/>
         </w:rPr>
-        <w:hyperlink r:id="rId28" w:history="1">
+        <w:hyperlink r:id="rId27" w:history="1">
           <w:r>
             <w:rPr>
               <w:rStyle w:val="Hyperlink"/>
@@ -5194,7 +5190,7 @@
           <w:sz w:val="24"/>
           <w:u w:val="single"/>
         </w:rPr>
-        <w:hyperlink r:id="rId28" w:history="1">
+        <w:hyperlink r:id="rId19" w:history="1">
           <w:r>
             <w:rPr>
               <w:rStyle w:val="Hyperlink"/>
@@ -5334,7 +5330,7 @@
           <w:sz w:val="24"/>
           <w:u w:val="single"/>
         </w:rPr>
-        <w:hyperlink r:id="rId29" w:history="1">
+        <w:hyperlink r:id="rId28" w:history="1">
           <w:r>
             <w:rPr>
               <w:rStyle w:val="Hyperlink"/>
@@ -5352,7 +5348,7 @@
           <w:sz w:val="24"/>
           <w:u w:val="single"/>
         </w:rPr>
-        <w:hyperlink r:id="rId29" w:history="1">
+        <w:hyperlink r:id="rId28" w:history="1">
           <w:r>
             <w:rPr>
               <w:rStyle w:val="Hyperlink"/>
@@ -5370,7 +5366,7 @@
           <w:sz w:val="24"/>
           <w:u w:val="single"/>
         </w:rPr>
-        <w:hyperlink r:id="rId29" w:history="1">
+        <w:hyperlink r:id="rId28" w:history="1">
           <w:r>
             <w:rPr>
               <w:rStyle w:val="Hyperlink"/>
@@ -5388,7 +5384,7 @@
           <w:sz w:val="24"/>
           <w:u w:val="single"/>
         </w:rPr>
-        <w:hyperlink r:id="rId29" w:history="1">
+        <w:hyperlink r:id="rId28" w:history="1">
           <w:r>
             <w:rPr>
               <w:rStyle w:val="Hyperlink"/>
@@ -5434,7 +5430,7 @@
           <w:sz w:val="24"/>
           <w:u w:val="single"/>
         </w:rPr>
-        <w:hyperlink r:id="rId29" w:history="1">
+        <w:hyperlink r:id="rId28" w:history="1">
           <w:r>
             <w:rPr>
               <w:rStyle w:val="Hyperlink"/>
@@ -5463,7 +5459,7 @@
           <w:sz w:val="24"/>
           <w:u w:val="single"/>
         </w:rPr>
-        <w:hyperlink r:id="rId30" w:history="1">
+        <w:hyperlink r:id="rId28" w:history="1">
           <w:r>
             <w:rPr>
               <w:rStyle w:val="Hyperlink"/>
@@ -5551,7 +5547,7 @@
           <w:sz w:val="24"/>
           <w:u w:val="single"/>
         </w:rPr>
-        <w:hyperlink r:id="rId31" w:history="1">
+        <w:hyperlink r:id="rId30" w:history="1">
           <w:r>
             <w:rPr>
               <w:rStyle w:val="Hyperlink"/>
@@ -5580,7 +5576,7 @@
           <w:sz w:val="24"/>
           <w:u w:val="single"/>
         </w:rPr>
-        <w:hyperlink r:id="rId31" w:history="1">
+        <w:hyperlink r:id="rId30" w:history="1">
           <w:r>
             <w:rPr>
               <w:rStyle w:val="Hyperlink"/>
@@ -5608,7 +5604,7 @@
           <w:sz w:val="24"/>
           <w:u w:val="single"/>
         </w:rPr>
-        <w:hyperlink r:id="rId32" w:history="1">
+        <w:hyperlink r:id="rId31" w:history="1">
           <w:r>
             <w:rPr>
               <w:rStyle w:val="Hyperlink"/>
@@ -5637,7 +5633,7 @@
           <w:sz w:val="24"/>
           <w:u w:val="single"/>
         </w:rPr>
-        <w:hyperlink r:id="rId32" w:history="1">
+        <w:hyperlink r:id="rId31" w:history="1">
           <w:r>
             <w:rPr>
               <w:rStyle w:val="Hyperlink"/>
@@ -5761,7 +5757,7 @@
           <w:sz w:val="24"/>
           <w:u w:val="single"/>
         </w:rPr>
-        <w:hyperlink r:id="rId33" w:history="1">
+        <w:hyperlink r:id="rId32" w:history="1">
           <w:r>
             <w:rPr>
               <w:rStyle w:val="Hyperlink"/>
@@ -5779,7 +5775,7 @@
           <w:sz w:val="24"/>
           <w:u w:val="single"/>
         </w:rPr>
-        <w:hyperlink r:id="rId33" w:history="1">
+        <w:hyperlink r:id="rId32" w:history="1">
           <w:r>
             <w:rPr>
               <w:rStyle w:val="Hyperlink"/>
@@ -5797,7 +5793,7 @@
           <w:sz w:val="24"/>
           <w:u w:val="single"/>
         </w:rPr>
-        <w:hyperlink r:id="rId33" w:history="1">
+        <w:hyperlink r:id="rId32" w:history="1">
           <w:r>
             <w:rPr>
               <w:rStyle w:val="Hyperlink"/>
@@ -5978,7 +5974,7 @@
           <w:sz w:val="24"/>
           <w:u w:val="single"/>
         </w:rPr>
-        <w:hyperlink r:id="rId34" w:history="1">
+        <w:hyperlink r:id="rId33" w:history="1">
           <w:r>
             <w:rPr>
               <w:rStyle w:val="Hyperlink"/>
@@ -5996,7 +5992,7 @@
           <w:sz w:val="24"/>
           <w:u w:val="single"/>
         </w:rPr>
-        <w:hyperlink r:id="rId34" w:history="1">
+        <w:hyperlink r:id="rId33" w:history="1">
           <w:r>
             <w:rPr>
               <w:rStyle w:val="Hyperlink"/>
@@ -6014,7 +6010,7 @@
           <w:sz w:val="24"/>
           <w:u w:val="single"/>
         </w:rPr>
-        <w:hyperlink r:id="rId34" w:history="1">
+        <w:hyperlink r:id="rId33" w:history="1">
           <w:r>
             <w:rPr>
               <w:rStyle w:val="Hyperlink"/>
@@ -6032,7 +6028,7 @@
           <w:sz w:val="24"/>
           <w:u w:val="single"/>
         </w:rPr>
-        <w:hyperlink r:id="rId34" w:history="1">
+        <w:hyperlink r:id="rId33" w:history="1">
           <w:r>
             <w:rPr>
               <w:rStyle w:val="Hyperlink"/>
@@ -6050,7 +6046,7 @@
           <w:sz w:val="24"/>
           <w:u w:val="single"/>
         </w:rPr>
-        <w:hyperlink r:id="rId34" w:history="1">
+        <w:hyperlink r:id="rId33" w:history="1">
           <w:r>
             <w:rPr>
               <w:rStyle w:val="Hyperlink"/>
@@ -6068,7 +6064,7 @@
           <w:sz w:val="24"/>
           <w:u w:val="single"/>
         </w:rPr>
-        <w:hyperlink r:id="rId34" w:history="1">
+        <w:hyperlink r:id="rId33" w:history="1">
           <w:r>
             <w:rPr>
               <w:rStyle w:val="Hyperlink"/>
@@ -6086,7 +6082,7 @@
           <w:sz w:val="24"/>
           <w:u w:val="single"/>
         </w:rPr>
-        <w:hyperlink r:id="rId34" w:history="1">
+        <w:hyperlink r:id="rId33" w:history="1">
           <w:r>
             <w:rPr>
               <w:rStyle w:val="Hyperlink"/>
@@ -6104,7 +6100,7 @@
           <w:sz w:val="24"/>
           <w:u w:val="single"/>
         </w:rPr>
-        <w:hyperlink r:id="rId34" w:history="1">
+        <w:hyperlink r:id="rId33" w:history="1">
           <w:r>
             <w:rPr>
               <w:rStyle w:val="Hyperlink"/>
@@ -6121,7 +6117,7 @@
           <w:color w:val="0000FF"/>
           <w:sz w:val="24"/>
         </w:rPr>
-        <w:hyperlink r:id="rId34" w:history="1">
+        <w:hyperlink r:id="rId33" w:history="1">
           <w:r>
             <w:rPr>
               <w:rStyle w:val="Hyperlink"/>
@@ -6150,7 +6146,7 @@
           <w:sz w:val="24"/>
           <w:u w:val="single"/>
         </w:rPr>
-        <w:hyperlink r:id="rId34" w:history="1">
+        <w:hyperlink r:id="rId33" w:history="1">
           <w:r>
             <w:rPr>
               <w:rStyle w:val="Hyperlink"/>
@@ -6168,7 +6164,7 @@
           <w:sz w:val="24"/>
           <w:u w:val="single"/>
         </w:rPr>
-        <w:hyperlink r:id="rId34" w:history="1">
+        <w:hyperlink r:id="rId33" w:history="1">
           <w:r>
             <w:rPr>
               <w:rStyle w:val="Hyperlink"/>
@@ -6186,7 +6182,7 @@
           <w:sz w:val="24"/>
           <w:u w:val="single"/>
         </w:rPr>
-        <w:hyperlink r:id="rId34" w:history="1">
+        <w:hyperlink r:id="rId33" w:history="1">
           <w:r>
             <w:rPr>
               <w:rStyle w:val="Hyperlink"/>
@@ -6204,7 +6200,7 @@
           <w:sz w:val="24"/>
           <w:u w:val="single"/>
         </w:rPr>
-        <w:hyperlink r:id="rId34" w:history="1">
+        <w:hyperlink r:id="rId33" w:history="1">
           <w:r>
             <w:rPr>
               <w:rStyle w:val="Hyperlink"/>
@@ -6222,7 +6218,7 @@
           <w:sz w:val="24"/>
           <w:u w:val="single"/>
         </w:rPr>
-        <w:hyperlink r:id="rId34" w:history="1">
+        <w:hyperlink r:id="rId33" w:history="1">
           <w:r>
             <w:rPr>
               <w:rStyle w:val="Hyperlink"/>
@@ -6353,7 +6349,7 @@
           <w:sz w:val="24"/>
           <w:u w:val="single"/>
         </w:rPr>
-        <w:hyperlink r:id="rId35" w:history="1">
+        <w:hyperlink r:id="rId34" w:history="1">
           <w:r>
             <w:rPr>
               <w:rStyle w:val="Hyperlink"/>
@@ -6382,7 +6378,7 @@
           <w:sz w:val="24"/>
           <w:u w:val="single"/>
         </w:rPr>
-        <w:hyperlink r:id="rId35" w:history="1">
+        <w:hyperlink r:id="rId34" w:history="1">
           <w:r>
             <w:rPr>
               <w:rStyle w:val="Hyperlink"/>
@@ -6410,7 +6406,7 @@
           <w:sz w:val="24"/>
           <w:u w:val="single"/>
         </w:rPr>
-        <w:hyperlink r:id="rId36" w:history="1">
+        <w:hyperlink r:id="rId35" w:history="1">
           <w:r>
             <w:rPr>
               <w:rStyle w:val="Hyperlink"/>
@@ -6439,7 +6435,7 @@
           <w:sz w:val="24"/>
           <w:u w:val="single"/>
         </w:rPr>
-        <w:hyperlink r:id="rId36" w:history="1">
+        <w:hyperlink r:id="rId35" w:history="1">
           <w:r>
             <w:rPr>
               <w:rStyle w:val="Hyperlink"/>

--- a/EXPORTS/DOCX/published/niveau2/Dutch/Ghana.docx
+++ b/EXPORTS/DOCX/published/niveau2/Dutch/Ghana.docx
@@ -580,24 +580,7 @@
           <w:color w:val="000000"/>
           <w:sz w:val="24"/>
         </w:rPr>
-        <w:hyperlink r:id="rId10" w:history="1">
-          <w:r>
-            <w:rPr>
-              <w:rStyle w:val="Hyperlink"/>
-            </w:rPr>
-            <w:t xml:space="preserve">n van de </w:t>
-          </w:r>
-        </w:hyperlink>
-      </w:r>
-      <w:r>
-        <w:rPr>
-          <w:rFonts w:ascii="Charis SIL Regular" w:hAnsi="Charis SIL Regular" w:eastAsia="Charis SIL Regular"/>
-          <w:b w:val="0"/>
-          <w:i w:val="0"/>
-          <w:color w:val="000000"/>
-          <w:sz w:val="24"/>
-        </w:rPr>
-        <w:t>W</w:t>
+        <w:t>n van de W</w:t>
       </w:r>
       <w:r>
         <w:rPr>
@@ -4505,7 +4488,7 @@
           <w:sz w:val="24"/>
           <w:u w:val="single"/>
         </w:rPr>
-        <w:hyperlink r:id="rId24" w:history="1">
+        <w:hyperlink r:id="rId23" w:history="1">
           <w:r>
             <w:rPr>
               <w:rStyle w:val="Hyperlink"/>
@@ -4782,16 +4765,8 @@
           <w:i w:val="0"/>
           <w:color w:val="0000FF"/>
           <w:sz w:val="24"/>
-          <w:u w:val="single"/>
-        </w:rPr>
-        <w:hyperlink r:id="rId25" w:history="1">
-          <w:r>
-            <w:rPr>
-              <w:rStyle w:val="Hyperlink"/>
-            </w:rPr>
-            <w:t>page/31</w:t>
-          </w:r>
-        </w:hyperlink>
+        </w:rPr>
+        <w:t>page/31</w:t>
       </w:r>
     </w:p>
     <w:p>
@@ -5000,14 +4975,7 @@
           <w:sz w:val="24"/>
           <w:u w:val="single"/>
         </w:rPr>
-        <w:hyperlink r:id="rId19" w:history="1">
-          <w:r>
-            <w:rPr>
-              <w:rStyle w:val="Hyperlink"/>
-            </w:rPr>
-            <w:t>i</w:t>
-          </w:r>
-        </w:hyperlink>
+        <w:t>i</w:t>
       </w:r>
       <w:r>
         <w:rPr>
@@ -5143,7 +5111,7 @@
           <w:sz w:val="24"/>
           <w:u w:val="single"/>
         </w:rPr>
-        <w:hyperlink r:id="rId27" w:history="1">
+        <w:hyperlink r:id="rId19" w:history="1">
           <w:r>
             <w:rPr>
               <w:rStyle w:val="Hyperlink"/>
@@ -5172,7 +5140,7 @@
           <w:sz w:val="24"/>
           <w:u w:val="single"/>
         </w:rPr>
-        <w:hyperlink r:id="rId27" w:history="1">
+        <w:hyperlink r:id="rId19" w:history="1">
           <w:r>
             <w:rPr>
               <w:rStyle w:val="Hyperlink"/>
@@ -5412,7 +5380,7 @@
           <w:sz w:val="24"/>
           <w:u w:val="single"/>
         </w:rPr>
-        <w:hyperlink r:id="rId29" w:history="1">
+        <w:hyperlink r:id="rId28" w:history="1">
           <w:r>
             <w:rPr>
               <w:rStyle w:val="Hyperlink"/>
@@ -5547,7 +5515,7 @@
           <w:sz w:val="24"/>
           <w:u w:val="single"/>
         </w:rPr>
-        <w:hyperlink r:id="rId30" w:history="1">
+        <w:hyperlink r:id="rId29" w:history="1">
           <w:r>
             <w:rPr>
               <w:rStyle w:val="Hyperlink"/>
@@ -5576,7 +5544,7 @@
           <w:sz w:val="24"/>
           <w:u w:val="single"/>
         </w:rPr>
-        <w:hyperlink r:id="rId30" w:history="1">
+        <w:hyperlink r:id="rId29" w:history="1">
           <w:r>
             <w:rPr>
               <w:rStyle w:val="Hyperlink"/>
@@ -5604,7 +5572,7 @@
           <w:sz w:val="24"/>
           <w:u w:val="single"/>
         </w:rPr>
-        <w:hyperlink r:id="rId31" w:history="1">
+        <w:hyperlink r:id="rId30" w:history="1">
           <w:r>
             <w:rPr>
               <w:rStyle w:val="Hyperlink"/>
@@ -5633,7 +5601,7 @@
           <w:sz w:val="24"/>
           <w:u w:val="single"/>
         </w:rPr>
-        <w:hyperlink r:id="rId31" w:history="1">
+        <w:hyperlink r:id="rId30" w:history="1">
           <w:r>
             <w:rPr>
               <w:rStyle w:val="Hyperlink"/>
@@ -5757,7 +5725,7 @@
           <w:sz w:val="24"/>
           <w:u w:val="single"/>
         </w:rPr>
-        <w:hyperlink r:id="rId32" w:history="1">
+        <w:hyperlink r:id="rId31" w:history="1">
           <w:r>
             <w:rPr>
               <w:rStyle w:val="Hyperlink"/>
@@ -5775,7 +5743,7 @@
           <w:sz w:val="24"/>
           <w:u w:val="single"/>
         </w:rPr>
-        <w:hyperlink r:id="rId32" w:history="1">
+        <w:hyperlink r:id="rId31" w:history="1">
           <w:r>
             <w:rPr>
               <w:rStyle w:val="Hyperlink"/>
@@ -5793,7 +5761,7 @@
           <w:sz w:val="24"/>
           <w:u w:val="single"/>
         </w:rPr>
-        <w:hyperlink r:id="rId32" w:history="1">
+        <w:hyperlink r:id="rId31" w:history="1">
           <w:r>
             <w:rPr>
               <w:rStyle w:val="Hyperlink"/>
@@ -5974,7 +5942,7 @@
           <w:sz w:val="24"/>
           <w:u w:val="single"/>
         </w:rPr>
-        <w:hyperlink r:id="rId33" w:history="1">
+        <w:hyperlink r:id="rId32" w:history="1">
           <w:r>
             <w:rPr>
               <w:rStyle w:val="Hyperlink"/>
@@ -5992,7 +5960,7 @@
           <w:sz w:val="24"/>
           <w:u w:val="single"/>
         </w:rPr>
-        <w:hyperlink r:id="rId33" w:history="1">
+        <w:hyperlink r:id="rId32" w:history="1">
           <w:r>
             <w:rPr>
               <w:rStyle w:val="Hyperlink"/>
@@ -6010,7 +5978,7 @@
           <w:sz w:val="24"/>
           <w:u w:val="single"/>
         </w:rPr>
-        <w:hyperlink r:id="rId33" w:history="1">
+        <w:hyperlink r:id="rId32" w:history="1">
           <w:r>
             <w:rPr>
               <w:rStyle w:val="Hyperlink"/>
@@ -6028,7 +5996,7 @@
           <w:sz w:val="24"/>
           <w:u w:val="single"/>
         </w:rPr>
-        <w:hyperlink r:id="rId33" w:history="1">
+        <w:hyperlink r:id="rId32" w:history="1">
           <w:r>
             <w:rPr>
               <w:rStyle w:val="Hyperlink"/>
@@ -6046,7 +6014,7 @@
           <w:sz w:val="24"/>
           <w:u w:val="single"/>
         </w:rPr>
-        <w:hyperlink r:id="rId33" w:history="1">
+        <w:hyperlink r:id="rId32" w:history="1">
           <w:r>
             <w:rPr>
               <w:rStyle w:val="Hyperlink"/>
@@ -6064,7 +6032,7 @@
           <w:sz w:val="24"/>
           <w:u w:val="single"/>
         </w:rPr>
-        <w:hyperlink r:id="rId33" w:history="1">
+        <w:hyperlink r:id="rId32" w:history="1">
           <w:r>
             <w:rPr>
               <w:rStyle w:val="Hyperlink"/>
@@ -6082,7 +6050,7 @@
           <w:sz w:val="24"/>
           <w:u w:val="single"/>
         </w:rPr>
-        <w:hyperlink r:id="rId33" w:history="1">
+        <w:hyperlink r:id="rId32" w:history="1">
           <w:r>
             <w:rPr>
               <w:rStyle w:val="Hyperlink"/>
@@ -6100,7 +6068,7 @@
           <w:sz w:val="24"/>
           <w:u w:val="single"/>
         </w:rPr>
-        <w:hyperlink r:id="rId33" w:history="1">
+        <w:hyperlink r:id="rId32" w:history="1">
           <w:r>
             <w:rPr>
               <w:rStyle w:val="Hyperlink"/>
@@ -6117,7 +6085,7 @@
           <w:color w:val="0000FF"/>
           <w:sz w:val="24"/>
         </w:rPr>
-        <w:hyperlink r:id="rId33" w:history="1">
+        <w:hyperlink r:id="rId32" w:history="1">
           <w:r>
             <w:rPr>
               <w:rStyle w:val="Hyperlink"/>
@@ -6146,7 +6114,7 @@
           <w:sz w:val="24"/>
           <w:u w:val="single"/>
         </w:rPr>
-        <w:hyperlink r:id="rId33" w:history="1">
+        <w:hyperlink r:id="rId32" w:history="1">
           <w:r>
             <w:rPr>
               <w:rStyle w:val="Hyperlink"/>
@@ -6164,7 +6132,7 @@
           <w:sz w:val="24"/>
           <w:u w:val="single"/>
         </w:rPr>
-        <w:hyperlink r:id="rId33" w:history="1">
+        <w:hyperlink r:id="rId32" w:history="1">
           <w:r>
             <w:rPr>
               <w:rStyle w:val="Hyperlink"/>
@@ -6182,7 +6150,7 @@
           <w:sz w:val="24"/>
           <w:u w:val="single"/>
         </w:rPr>
-        <w:hyperlink r:id="rId33" w:history="1">
+        <w:hyperlink r:id="rId32" w:history="1">
           <w:r>
             <w:rPr>
               <w:rStyle w:val="Hyperlink"/>
@@ -6200,7 +6168,7 @@
           <w:sz w:val="24"/>
           <w:u w:val="single"/>
         </w:rPr>
-        <w:hyperlink r:id="rId33" w:history="1">
+        <w:hyperlink r:id="rId32" w:history="1">
           <w:r>
             <w:rPr>
               <w:rStyle w:val="Hyperlink"/>
@@ -6218,7 +6186,7 @@
           <w:sz w:val="24"/>
           <w:u w:val="single"/>
         </w:rPr>
-        <w:hyperlink r:id="rId33" w:history="1">
+        <w:hyperlink r:id="rId32" w:history="1">
           <w:r>
             <w:rPr>
               <w:rStyle w:val="Hyperlink"/>
@@ -6349,7 +6317,7 @@
           <w:sz w:val="24"/>
           <w:u w:val="single"/>
         </w:rPr>
-        <w:hyperlink r:id="rId34" w:history="1">
+        <w:hyperlink r:id="rId33" w:history="1">
           <w:r>
             <w:rPr>
               <w:rStyle w:val="Hyperlink"/>
@@ -6378,7 +6346,7 @@
           <w:sz w:val="24"/>
           <w:u w:val="single"/>
         </w:rPr>
-        <w:hyperlink r:id="rId34" w:history="1">
+        <w:hyperlink r:id="rId33" w:history="1">
           <w:r>
             <w:rPr>
               <w:rStyle w:val="Hyperlink"/>
@@ -6406,7 +6374,7 @@
           <w:sz w:val="24"/>
           <w:u w:val="single"/>
         </w:rPr>
-        <w:hyperlink r:id="rId35" w:history="1">
+        <w:hyperlink r:id="rId34" w:history="1">
           <w:r>
             <w:rPr>
               <w:rStyle w:val="Hyperlink"/>
@@ -6435,7 +6403,7 @@
           <w:sz w:val="24"/>
           <w:u w:val="single"/>
         </w:rPr>
-        <w:hyperlink r:id="rId35" w:history="1">
+        <w:hyperlink r:id="rId34" w:history="1">
           <w:r>
             <w:rPr>
               <w:rStyle w:val="Hyperlink"/>

--- a/EXPORTS/DOCX/published/niveau2/Dutch/Ghana.docx
+++ b/EXPORTS/DOCX/published/niveau2/Dutch/Ghana.docx
@@ -580,7 +580,25 @@
           <w:color w:val="000000"/>
           <w:sz w:val="24"/>
         </w:rPr>
-        <w:t>n van de W</w:t>
+        <w:hyperlink r:id="rId10" w:history="1">
+          <w:r>
+            <w:rPr>
+              <w:rStyle w:val="Hyperlink"/>
+            </w:rPr>
+            <w:t xml:space="preserve">n van de </w:t>
+          </w:r>
+        </w:hyperlink>
+      </w:r>
+      <w:r>
+        <w:rPr>
+          <w:u w:val="single" w:color="0000ff"/>
+          <w:rFonts w:ascii="Charis SIL Regular" w:hAnsi="Charis SIL Regular" w:eastAsia="Charis SIL Regular"/>
+          <w:b w:val="0"/>
+          <w:i w:val="0"/>
+          <w:color w:val="000000"/>
+          <w:sz w:val="24"/>
+        </w:rPr>
+        <w:t>W</w:t>
       </w:r>
       <w:r>
         <w:rPr>
@@ -2548,43 +2566,7 @@
           <w:color w:val="000000"/>
           <w:sz w:val="24"/>
         </w:rPr>
-        <w:t xml:space="preserve"> van de hand van Michel Doortmont </w:t>
-      </w:r>
-      <w:r>
-        <w:rPr>
-          <w:u w:val="single" w:color="0000ff"/>
-          <w:rFonts w:ascii="Charis SIL Regular" w:hAnsi="Charis SIL Regular" w:eastAsia="Charis SIL Regular"/>
-          <w:b w:val="0"/>
-          <w:i w:val="0"/>
-          <w:color w:val="000000"/>
-          <w:sz w:val="24"/>
-        </w:rPr>
-        <w:hyperlink r:id="rId19" w:history="1">
-          <w:r>
-            <w:rPr>
-              <w:rStyle w:val="Hyperlink"/>
-            </w:rPr>
-            <w:t>en Jinn</w:t>
-          </w:r>
-        </w:hyperlink>
-      </w:r>
-      <w:r>
-        <w:rPr>
-          <w:u w:val="single" w:color="0000ff"/>
-          <w:rFonts w:ascii="Charis SIL Regular" w:hAnsi="Charis SIL Regular" w:eastAsia="Charis SIL Regular"/>
-          <w:b w:val="0"/>
-          <w:i w:val="0"/>
-          <w:color w:val="000000"/>
-          <w:sz w:val="24"/>
-        </w:rPr>
-        <w:hyperlink r:id="rId19" w:history="1">
-          <w:r>
-            <w:rPr>
-              <w:rStyle w:val="Hyperlink"/>
-            </w:rPr>
-            <w:t>a S</w:t>
-          </w:r>
-        </w:hyperlink>
+        <w:t xml:space="preserve"> van de hand van Michel Doortmont en Jinna S</w:t>
       </w:r>
       <w:r>
         <w:rPr>
@@ -4765,8 +4747,16 @@
           <w:i w:val="0"/>
           <w:color w:val="0000FF"/>
           <w:sz w:val="24"/>
-        </w:rPr>
-        <w:t>page/31</w:t>
+          <w:u w:val="single"/>
+        </w:rPr>
+        <w:hyperlink r:id="rId25" w:history="1">
+          <w:r>
+            <w:rPr>
+              <w:rStyle w:val="Hyperlink"/>
+            </w:rPr>
+            <w:t>page/31</w:t>
+          </w:r>
+        </w:hyperlink>
       </w:r>
     </w:p>
     <w:p>
@@ -4975,7 +4965,14 @@
           <w:sz w:val="24"/>
           <w:u w:val="single"/>
         </w:rPr>
-        <w:t>i</w:t>
+        <w:hyperlink r:id="rId19" w:history="1">
+          <w:r>
+            <w:rPr>
+              <w:rStyle w:val="Hyperlink"/>
+            </w:rPr>
+            <w:t>i</w:t>
+          </w:r>
+        </w:hyperlink>
       </w:r>
       <w:r>
         <w:rPr>
@@ -5111,7 +5108,7 @@
           <w:sz w:val="24"/>
           <w:u w:val="single"/>
         </w:rPr>
-        <w:hyperlink r:id="rId19" w:history="1">
+        <w:hyperlink r:id="rId27" w:history="1">
           <w:r>
             <w:rPr>
               <w:rStyle w:val="Hyperlink"/>
@@ -5140,7 +5137,7 @@
           <w:sz w:val="24"/>
           <w:u w:val="single"/>
         </w:rPr>
-        <w:hyperlink r:id="rId19" w:history="1">
+        <w:hyperlink r:id="rId27" w:history="1">
           <w:r>
             <w:rPr>
               <w:rStyle w:val="Hyperlink"/>
@@ -5380,7 +5377,7 @@
           <w:sz w:val="24"/>
           <w:u w:val="single"/>
         </w:rPr>
-        <w:hyperlink r:id="rId28" w:history="1">
+        <w:hyperlink r:id="rId29" w:history="1">
           <w:r>
             <w:rPr>
               <w:rStyle w:val="Hyperlink"/>
@@ -5515,7 +5512,7 @@
           <w:sz w:val="24"/>
           <w:u w:val="single"/>
         </w:rPr>
-        <w:hyperlink r:id="rId29" w:history="1">
+        <w:hyperlink r:id="rId30" w:history="1">
           <w:r>
             <w:rPr>
               <w:rStyle w:val="Hyperlink"/>
@@ -5544,7 +5541,7 @@
           <w:sz w:val="24"/>
           <w:u w:val="single"/>
         </w:rPr>
-        <w:hyperlink r:id="rId29" w:history="1">
+        <w:hyperlink r:id="rId30" w:history="1">
           <w:r>
             <w:rPr>
               <w:rStyle w:val="Hyperlink"/>
@@ -5572,7 +5569,7 @@
           <w:sz w:val="24"/>
           <w:u w:val="single"/>
         </w:rPr>
-        <w:hyperlink r:id="rId30" w:history="1">
+        <w:hyperlink r:id="rId31" w:history="1">
           <w:r>
             <w:rPr>
               <w:rStyle w:val="Hyperlink"/>
@@ -5601,7 +5598,7 @@
           <w:sz w:val="24"/>
           <w:u w:val="single"/>
         </w:rPr>
-        <w:hyperlink r:id="rId30" w:history="1">
+        <w:hyperlink r:id="rId31" w:history="1">
           <w:r>
             <w:rPr>
               <w:rStyle w:val="Hyperlink"/>
@@ -5725,7 +5722,7 @@
           <w:sz w:val="24"/>
           <w:u w:val="single"/>
         </w:rPr>
-        <w:hyperlink r:id="rId31" w:history="1">
+        <w:hyperlink r:id="rId32" w:history="1">
           <w:r>
             <w:rPr>
               <w:rStyle w:val="Hyperlink"/>
@@ -5743,7 +5740,7 @@
           <w:sz w:val="24"/>
           <w:u w:val="single"/>
         </w:rPr>
-        <w:hyperlink r:id="rId31" w:history="1">
+        <w:hyperlink r:id="rId32" w:history="1">
           <w:r>
             <w:rPr>
               <w:rStyle w:val="Hyperlink"/>
@@ -5761,7 +5758,7 @@
           <w:sz w:val="24"/>
           <w:u w:val="single"/>
         </w:rPr>
-        <w:hyperlink r:id="rId31" w:history="1">
+        <w:hyperlink r:id="rId32" w:history="1">
           <w:r>
             <w:rPr>
               <w:rStyle w:val="Hyperlink"/>
@@ -5942,7 +5939,7 @@
           <w:sz w:val="24"/>
           <w:u w:val="single"/>
         </w:rPr>
-        <w:hyperlink r:id="rId32" w:history="1">
+        <w:hyperlink r:id="rId33" w:history="1">
           <w:r>
             <w:rPr>
               <w:rStyle w:val="Hyperlink"/>
@@ -5960,7 +5957,7 @@
           <w:sz w:val="24"/>
           <w:u w:val="single"/>
         </w:rPr>
-        <w:hyperlink r:id="rId32" w:history="1">
+        <w:hyperlink r:id="rId33" w:history="1">
           <w:r>
             <w:rPr>
               <w:rStyle w:val="Hyperlink"/>
@@ -5978,7 +5975,7 @@
           <w:sz w:val="24"/>
           <w:u w:val="single"/>
         </w:rPr>
-        <w:hyperlink r:id="rId32" w:history="1">
+        <w:hyperlink r:id="rId33" w:history="1">
           <w:r>
             <w:rPr>
               <w:rStyle w:val="Hyperlink"/>
@@ -5996,7 +5993,7 @@
           <w:sz w:val="24"/>
           <w:u w:val="single"/>
         </w:rPr>
-        <w:hyperlink r:id="rId32" w:history="1">
+        <w:hyperlink r:id="rId33" w:history="1">
           <w:r>
             <w:rPr>
               <w:rStyle w:val="Hyperlink"/>
@@ -6014,7 +6011,7 @@
           <w:sz w:val="24"/>
           <w:u w:val="single"/>
         </w:rPr>
-        <w:hyperlink r:id="rId32" w:history="1">
+        <w:hyperlink r:id="rId33" w:history="1">
           <w:r>
             <w:rPr>
               <w:rStyle w:val="Hyperlink"/>
@@ -6032,7 +6029,7 @@
           <w:sz w:val="24"/>
           <w:u w:val="single"/>
         </w:rPr>
-        <w:hyperlink r:id="rId32" w:history="1">
+        <w:hyperlink r:id="rId33" w:history="1">
           <w:r>
             <w:rPr>
               <w:rStyle w:val="Hyperlink"/>
@@ -6050,7 +6047,7 @@
           <w:sz w:val="24"/>
           <w:u w:val="single"/>
         </w:rPr>
-        <w:hyperlink r:id="rId32" w:history="1">
+        <w:hyperlink r:id="rId33" w:history="1">
           <w:r>
             <w:rPr>
               <w:rStyle w:val="Hyperlink"/>
@@ -6068,7 +6065,7 @@
           <w:sz w:val="24"/>
           <w:u w:val="single"/>
         </w:rPr>
-        <w:hyperlink r:id="rId32" w:history="1">
+        <w:hyperlink r:id="rId33" w:history="1">
           <w:r>
             <w:rPr>
               <w:rStyle w:val="Hyperlink"/>
@@ -6085,7 +6082,7 @@
           <w:color w:val="0000FF"/>
           <w:sz w:val="24"/>
         </w:rPr>
-        <w:hyperlink r:id="rId32" w:history="1">
+        <w:hyperlink r:id="rId33" w:history="1">
           <w:r>
             <w:rPr>
               <w:rStyle w:val="Hyperlink"/>
@@ -6114,7 +6111,7 @@
           <w:sz w:val="24"/>
           <w:u w:val="single"/>
         </w:rPr>
-        <w:hyperlink r:id="rId32" w:history="1">
+        <w:hyperlink r:id="rId33" w:history="1">
           <w:r>
             <w:rPr>
               <w:rStyle w:val="Hyperlink"/>
@@ -6132,7 +6129,7 @@
           <w:sz w:val="24"/>
           <w:u w:val="single"/>
         </w:rPr>
-        <w:hyperlink r:id="rId32" w:history="1">
+        <w:hyperlink r:id="rId33" w:history="1">
           <w:r>
             <w:rPr>
               <w:rStyle w:val="Hyperlink"/>
@@ -6150,7 +6147,7 @@
           <w:sz w:val="24"/>
           <w:u w:val="single"/>
         </w:rPr>
-        <w:hyperlink r:id="rId32" w:history="1">
+        <w:hyperlink r:id="rId33" w:history="1">
           <w:r>
             <w:rPr>
               <w:rStyle w:val="Hyperlink"/>
@@ -6168,7 +6165,7 @@
           <w:sz w:val="24"/>
           <w:u w:val="single"/>
         </w:rPr>
-        <w:hyperlink r:id="rId32" w:history="1">
+        <w:hyperlink r:id="rId33" w:history="1">
           <w:r>
             <w:rPr>
               <w:rStyle w:val="Hyperlink"/>
@@ -6186,7 +6183,7 @@
           <w:sz w:val="24"/>
           <w:u w:val="single"/>
         </w:rPr>
-        <w:hyperlink r:id="rId32" w:history="1">
+        <w:hyperlink r:id="rId33" w:history="1">
           <w:r>
             <w:rPr>
               <w:rStyle w:val="Hyperlink"/>
@@ -6317,7 +6314,7 @@
           <w:sz w:val="24"/>
           <w:u w:val="single"/>
         </w:rPr>
-        <w:hyperlink r:id="rId33" w:history="1">
+        <w:hyperlink r:id="rId34" w:history="1">
           <w:r>
             <w:rPr>
               <w:rStyle w:val="Hyperlink"/>
@@ -6346,7 +6343,7 @@
           <w:sz w:val="24"/>
           <w:u w:val="single"/>
         </w:rPr>
-        <w:hyperlink r:id="rId33" w:history="1">
+        <w:hyperlink r:id="rId34" w:history="1">
           <w:r>
             <w:rPr>
               <w:rStyle w:val="Hyperlink"/>
@@ -6374,7 +6371,7 @@
           <w:sz w:val="24"/>
           <w:u w:val="single"/>
         </w:rPr>
-        <w:hyperlink r:id="rId34" w:history="1">
+        <w:hyperlink r:id="rId35" w:history="1">
           <w:r>
             <w:rPr>
               <w:rStyle w:val="Hyperlink"/>
@@ -6403,7 +6400,7 @@
           <w:sz w:val="24"/>
           <w:u w:val="single"/>
         </w:rPr>
-        <w:hyperlink r:id="rId34" w:history="1">
+        <w:hyperlink r:id="rId35" w:history="1">
           <w:r>
             <w:rPr>
               <w:rStyle w:val="Hyperlink"/>

--- a/EXPORTS/DOCX/published/niveau2/Dutch/Ghana.docx
+++ b/EXPORTS/DOCX/published/niveau2/Dutch/Ghana.docx
@@ -1230,9 +1230,15 @@
           <w:i w:val="0"/>
           <w:color w:val="0000FF"/>
           <w:sz w:val="24"/>
-          <w:u w:val="single"/>
-        </w:rPr>
-        <w:t>r</w:t>
+        </w:rPr>
+        <w:hyperlink r:id="rId14" w:history="1">
+          <w:r>
+            <w:rPr>
+              <w:rStyle w:val="Hyperlink"/>
+            </w:rPr>
+            <w:t>r</w:t>
+          </w:r>
+        </w:hyperlink>
       </w:r>
       <w:r>
         <w:rPr>
@@ -1296,13 +1302,29 @@
             <w:rPr>
               <w:rStyle w:val="Hyperlink"/>
             </w:rPr>
-            <w:t xml:space="preserve">ffing van </w:t>
+            <w:t>ffing va</w:t>
           </w:r>
         </w:hyperlink>
       </w:r>
       <w:r>
         <w:rPr>
-          <w:u w:val="single" w:color="0000ff"/>
+          <w:rFonts w:ascii="Charis SIL Regular" w:hAnsi="Charis SIL Regular" w:eastAsia="Charis SIL Regular"/>
+          <w:b w:val="0"/>
+          <w:i w:val="0"/>
+          <w:color w:val="000000"/>
+          <w:sz w:val="24"/>
+        </w:rPr>
+        <w:hyperlink r:id="rId14" w:history="1">
+          <w:r>
+            <w:rPr>
+              <w:rStyle w:val="Hyperlink"/>
+            </w:rPr>
+            <w:t xml:space="preserve">n </w:t>
+          </w:r>
+        </w:hyperlink>
+      </w:r>
+      <w:r>
+        <w:rPr>
           <w:rFonts w:ascii="Charis SIL Regular" w:hAnsi="Charis SIL Regular" w:eastAsia="Charis SIL Regular"/>
           <w:b w:val="0"/>
           <w:i w:val="0"/>
@@ -1361,19 +1383,9 @@
             <w:rPr>
               <w:rStyle w:val="Hyperlink"/>
             </w:rPr>
-            <w:t xml:space="preserve">inet in </w:t>
+            <w:t xml:space="preserve">inet in de </w:t>
           </w:r>
         </w:hyperlink>
-      </w:r>
-      <w:r>
-        <w:rPr>
-          <w:rFonts w:ascii="Charis SIL Regular" w:hAnsi="Charis SIL Regular" w:eastAsia="Charis SIL Regular"/>
-          <w:b w:val="0"/>
-          <w:i w:val="0"/>
-          <w:color w:val="000000"/>
-          <w:sz w:val="24"/>
-        </w:rPr>
-        <w:t xml:space="preserve">de </w:t>
       </w:r>
       <w:r>
         <w:rPr>
@@ -1820,6 +1832,7 @@
           <w:i w:val="0"/>
           <w:color w:val="0000FF"/>
           <w:sz w:val="24"/>
+          <w:u w:val="single"/>
         </w:rPr>
         <w:hyperlink r:id="rId17" w:history="1">
           <w:r>
@@ -5186,7 +5199,7 @@
           <w:sz w:val="24"/>
           <w:u w:val="single"/>
         </w:rPr>
-        <w:hyperlink r:id="rId19" w:history="1">
+        <w:hyperlink r:id="rId27" w:history="1">
           <w:r>
             <w:rPr>
               <w:rStyle w:val="Hyperlink"/>
@@ -6101,7 +6114,7 @@
             <w:rPr>
               <w:rStyle w:val="Hyperlink"/>
             </w:rPr>
-            <w:t>profie</w:t>
+            <w:t>profiel</w:t>
           </w:r>
         </w:hyperlink>
       </w:r>
@@ -6112,13 +6125,25 @@
           <w:i w:val="0"/>
           <w:color w:val="0000FF"/>
           <w:sz w:val="24"/>
+          <w:u w:val="single"/>
+        </w:rPr>
+        <w:t>-</w:t>
+      </w:r>
+      <w:r>
+        <w:rPr>
+          <w:rFonts w:ascii="Charis SIL Regular" w:hAnsi="Charis SIL Regular" w:eastAsia="Charis SIL Regular"/>
+          <w:b w:val="0"/>
+          <w:i w:val="0"/>
+          <w:color w:val="0000FF"/>
+          <w:sz w:val="24"/>
+          <w:u w:val="single"/>
         </w:rPr>
         <w:hyperlink r:id="rId33" w:history="1">
           <w:r>
             <w:rPr>
               <w:rStyle w:val="Hyperlink"/>
             </w:rPr>
-            <w:t>l</w:t>
+            <w:t>als</w:t>
           </w:r>
         </w:hyperlink>
       </w:r>
@@ -6129,27 +6154,8 @@
           <w:i w:val="0"/>
           <w:color w:val="0000FF"/>
           <w:sz w:val="24"/>
-          <w:u w:val="single"/>
         </w:rPr>
         <w:t>-</w:t>
-      </w:r>
-      <w:r>
-        <w:rPr>
-          <w:rFonts w:ascii="Charis SIL Regular" w:hAnsi="Charis SIL Regular" w:eastAsia="Charis SIL Regular"/>
-          <w:b w:val="0"/>
-          <w:i w:val="0"/>
-          <w:color w:val="0000FF"/>
-          <w:sz w:val="24"/>
-          <w:u w:val="single"/>
-        </w:rPr>
-        <w:hyperlink r:id="rId33" w:history="1">
-          <w:r>
-            <w:rPr>
-              <w:rStyle w:val="Hyperlink"/>
-            </w:rPr>
-            <w:t>als-</w:t>
-          </w:r>
-        </w:hyperlink>
       </w:r>
       <w:r>
         <w:rPr>

--- a/EXPORTS/DOCX/published/niveau2/Dutch/Ghana.docx
+++ b/EXPORTS/DOCX/published/niveau2/Dutch/Ghana.docx
@@ -580,25 +580,7 @@
           <w:color w:val="000000"/>
           <w:sz w:val="24"/>
         </w:rPr>
-        <w:hyperlink r:id="rId10" w:history="1">
-          <w:r>
-            <w:rPr>
-              <w:rStyle w:val="Hyperlink"/>
-            </w:rPr>
-            <w:t xml:space="preserve">n van de </w:t>
-          </w:r>
-        </w:hyperlink>
-      </w:r>
-      <w:r>
-        <w:rPr>
-          <w:u w:val="single" w:color="0000ff"/>
-          <w:rFonts w:ascii="Charis SIL Regular" w:hAnsi="Charis SIL Regular" w:eastAsia="Charis SIL Regular"/>
-          <w:b w:val="0"/>
-          <w:i w:val="0"/>
-          <w:color w:val="000000"/>
-          <w:sz w:val="24"/>
-        </w:rPr>
-        <w:t>W</w:t>
+        <w:t>n van de W</w:t>
       </w:r>
       <w:r>
         <w:rPr>
@@ -2072,57 +2054,13 @@
       </w:r>
       <w:r>
         <w:rPr>
-          <w:u w:val="single" w:color="0000ff"/>
           <w:rFonts w:ascii="Charis SIL Regular" w:hAnsi="Charis SIL Regular" w:eastAsia="Charis SIL Regular"/>
           <w:b w:val="0"/>
           <w:i w:val="0"/>
           <w:color w:val="000000"/>
           <w:sz w:val="24"/>
         </w:rPr>
-        <w:hyperlink r:id="rId18" w:history="1">
-          <w:r>
-            <w:rPr>
-              <w:rStyle w:val="Hyperlink"/>
-            </w:rPr>
-            <w:t>Temminck bi</w:t>
-          </w:r>
-        </w:hyperlink>
-      </w:r>
-      <w:r>
-        <w:rPr>
-          <w:u w:val="single" w:color="0000ff"/>
-          <w:rFonts w:ascii="Charis SIL Regular" w:hAnsi="Charis SIL Regular" w:eastAsia="Charis SIL Regular"/>
-          <w:b w:val="0"/>
-          <w:i w:val="0"/>
-          <w:color w:val="000000"/>
-          <w:sz w:val="24"/>
-        </w:rPr>
-        <w:hyperlink r:id="rId18" w:history="1">
-          <w:r>
-            <w:rPr>
-              <w:rStyle w:val="Hyperlink"/>
-            </w:rPr>
-            <w:t>j</w:t>
-          </w:r>
-        </w:hyperlink>
-      </w:r>
-      <w:r>
-        <w:rPr>
-          <w:u w:val="single" w:color="0000ff"/>
-          <w:rFonts w:ascii="Charis SIL Regular" w:hAnsi="Charis SIL Regular" w:eastAsia="Charis SIL Regular"/>
-          <w:b w:val="0"/>
-          <w:i w:val="0"/>
-          <w:color w:val="000000"/>
-          <w:sz w:val="24"/>
-        </w:rPr>
-        <w:hyperlink r:id="rId18" w:history="1">
-          <w:r>
-            <w:rPr>
-              <w:rStyle w:val="Hyperlink"/>
-            </w:rPr>
-            <w:t xml:space="preserve"> de </w:t>
-          </w:r>
-        </w:hyperlink>
+        <w:t xml:space="preserve">Temminck bij de </w:t>
       </w:r>
       <w:r>
         <w:rPr>
@@ -3521,7 +3459,7 @@
             <w:rPr>
               <w:rStyle w:val="Hyperlink"/>
             </w:rPr>
-            <w:t>va</w:t>
+            <w:t>van</w:t>
           </w:r>
         </w:hyperlink>
       </w:r>
@@ -3534,36 +3472,18 @@
           <w:sz w:val="24"/>
           <w:u w:val="single"/>
         </w:rPr>
+        <w:t xml:space="preserve"> </w:t>
+      </w:r>
+      <w:r>
+        <w:rPr>
+          <w:rFonts w:ascii="Charis SIL Regular" w:hAnsi="Charis SIL Regular" w:eastAsia="Charis SIL Regular"/>
+          <w:b w:val="0"/>
+          <w:i w:val="0"/>
+          <w:color w:val="0000FF"/>
+          <w:sz w:val="24"/>
+          <w:u w:val="single"/>
+        </w:rPr>
         <w:hyperlink r:id="rId22" w:history="1">
-          <w:r>
-            <w:rPr>
-              <w:rStyle w:val="Hyperlink"/>
-            </w:rPr>
-            <w:t>n</w:t>
-          </w:r>
-        </w:hyperlink>
-      </w:r>
-      <w:r>
-        <w:rPr>
-          <w:rFonts w:ascii="Charis SIL Regular" w:hAnsi="Charis SIL Regular" w:eastAsia="Charis SIL Regular"/>
-          <w:b w:val="0"/>
-          <w:i w:val="0"/>
-          <w:color w:val="0000FF"/>
-          <w:sz w:val="24"/>
-          <w:u w:val="single"/>
-        </w:rPr>
-        <w:t xml:space="preserve"> </w:t>
-      </w:r>
-      <w:r>
-        <w:rPr>
-          <w:rFonts w:ascii="Charis SIL Regular" w:hAnsi="Charis SIL Regular" w:eastAsia="Charis SIL Regular"/>
-          <w:b w:val="0"/>
-          <w:i w:val="0"/>
-          <w:color w:val="0000FF"/>
-          <w:sz w:val="24"/>
-          <w:u w:val="single"/>
-        </w:rPr>
-        <w:hyperlink r:id="rId21" w:history="1">
           <w:r>
             <w:rPr>
               <w:rStyle w:val="Hyperlink"/>
@@ -3574,222 +3494,13 @@
       </w:r>
       <w:r>
         <w:rPr>
-          <w:u w:val="single" w:color="0000ff"/>
           <w:rFonts w:ascii="Charis SIL Regular" w:hAnsi="Charis SIL Regular" w:eastAsia="Charis SIL Regular"/>
           <w:b w:val="0"/>
           <w:i w:val="0"/>
           <w:color w:val="000000"/>
           <w:sz w:val="24"/>
         </w:rPr>
-        <w:hyperlink r:id="rId21" w:history="1">
-          <w:r>
-            <w:rPr>
-              <w:rStyle w:val="Hyperlink"/>
-            </w:rPr>
-            <w:t xml:space="preserve"> zijn</w:t>
-          </w:r>
-        </w:hyperlink>
-      </w:r>
-      <w:r>
-        <w:rPr>
-          <w:u w:val="single" w:color="0000ff"/>
-          <w:rFonts w:ascii="Charis SIL Regular" w:hAnsi="Charis SIL Regular" w:eastAsia="Charis SIL Regular"/>
-          <w:b w:val="0"/>
-          <w:i w:val="0"/>
-          <w:color w:val="000000"/>
-          <w:sz w:val="24"/>
-        </w:rPr>
-        <w:t xml:space="preserve"> </w:t>
-      </w:r>
-      <w:r>
-        <w:rPr>
-          <w:u w:val="single" w:color="0000ff"/>
-          <w:rFonts w:ascii="Charis SIL Regular" w:hAnsi="Charis SIL Regular" w:eastAsia="Charis SIL Regular"/>
-          <w:b w:val="0"/>
-          <w:i w:val="0"/>
-          <w:color w:val="000000"/>
-          <w:sz w:val="24"/>
-        </w:rPr>
-        <w:hyperlink r:id="rId21" w:history="1">
-          <w:r>
-            <w:rPr>
-              <w:rStyle w:val="Hyperlink"/>
-            </w:rPr>
-            <w:t>st</w:t>
-          </w:r>
-        </w:hyperlink>
-      </w:r>
-      <w:r>
-        <w:rPr>
-          <w:u w:val="single" w:color="0000ff"/>
-          <w:rFonts w:ascii="Charis SIL Regular" w:hAnsi="Charis SIL Regular" w:eastAsia="Charis SIL Regular"/>
-          <w:b w:val="0"/>
-          <w:i w:val="0"/>
-          <w:color w:val="000000"/>
-          <w:sz w:val="24"/>
-        </w:rPr>
-        <w:hyperlink r:id="rId21" w:history="1">
-          <w:r>
-            <w:rPr>
-              <w:rStyle w:val="Hyperlink"/>
-            </w:rPr>
-            <w:t>u</w:t>
-          </w:r>
-        </w:hyperlink>
-      </w:r>
-      <w:r>
-        <w:rPr>
-          <w:u w:val="single" w:color="0000ff"/>
-          <w:rFonts w:ascii="Charis SIL Regular" w:hAnsi="Charis SIL Regular" w:eastAsia="Charis SIL Regular"/>
-          <w:b w:val="0"/>
-          <w:i w:val="0"/>
-          <w:color w:val="000000"/>
-          <w:sz w:val="24"/>
-        </w:rPr>
-        <w:hyperlink r:id="rId21" w:history="1">
-          <w:r>
-            <w:rPr>
-              <w:rStyle w:val="Hyperlink"/>
-            </w:rPr>
-            <w:t>kk</w:t>
-          </w:r>
-        </w:hyperlink>
-      </w:r>
-      <w:r>
-        <w:rPr>
-          <w:u w:val="single" w:color="0000ff"/>
-          <w:rFonts w:ascii="Charis SIL Regular" w:hAnsi="Charis SIL Regular" w:eastAsia="Charis SIL Regular"/>
-          <w:b w:val="0"/>
-          <w:i w:val="0"/>
-          <w:color w:val="000000"/>
-          <w:sz w:val="24"/>
-        </w:rPr>
-        <w:hyperlink r:id="rId21" w:history="1">
-          <w:r>
-            <w:rPr>
-              <w:rStyle w:val="Hyperlink"/>
-            </w:rPr>
-            <w:t>en te vin</w:t>
-          </w:r>
-        </w:hyperlink>
-      </w:r>
-      <w:r>
-        <w:rPr>
-          <w:u w:val="single" w:color="0000ff"/>
-          <w:rFonts w:ascii="Charis SIL Regular" w:hAnsi="Charis SIL Regular" w:eastAsia="Charis SIL Regular"/>
-          <w:b w:val="0"/>
-          <w:i w:val="0"/>
-          <w:color w:val="000000"/>
-          <w:sz w:val="24"/>
-        </w:rPr>
-        <w:hyperlink r:id="rId21" w:history="1">
-          <w:r>
-            <w:rPr>
-              <w:rStyle w:val="Hyperlink"/>
-            </w:rPr>
-            <w:t>d</w:t>
-          </w:r>
-        </w:hyperlink>
-      </w:r>
-      <w:r>
-        <w:rPr>
-          <w:u w:val="single" w:color="0000ff"/>
-          <w:rFonts w:ascii="Charis SIL Regular" w:hAnsi="Charis SIL Regular" w:eastAsia="Charis SIL Regular"/>
-          <w:b w:val="0"/>
-          <w:i w:val="0"/>
-          <w:color w:val="000000"/>
-          <w:sz w:val="24"/>
-        </w:rPr>
-        <w:hyperlink r:id="rId21" w:history="1">
-          <w:r>
-            <w:rPr>
-              <w:rStyle w:val="Hyperlink"/>
-            </w:rPr>
-            <w:t xml:space="preserve">en </w:t>
-          </w:r>
-        </w:hyperlink>
-      </w:r>
-      <w:r>
-        <w:rPr>
-          <w:u w:val="single" w:color="0000ff"/>
-          <w:rFonts w:ascii="Charis SIL Regular" w:hAnsi="Charis SIL Regular" w:eastAsia="Charis SIL Regular"/>
-          <w:b w:val="0"/>
-          <w:i w:val="0"/>
-          <w:color w:val="000000"/>
-          <w:sz w:val="24"/>
-        </w:rPr>
-        <w:hyperlink r:id="rId21" w:history="1">
-          <w:r>
-            <w:rPr>
-              <w:rStyle w:val="Hyperlink"/>
-            </w:rPr>
-            <w:t>d</w:t>
-          </w:r>
-        </w:hyperlink>
-      </w:r>
-      <w:r>
-        <w:rPr>
-          <w:u w:val="single" w:color="0000ff"/>
-          <w:rFonts w:ascii="Charis SIL Regular" w:hAnsi="Charis SIL Regular" w:eastAsia="Charis SIL Regular"/>
-          <w:b w:val="0"/>
-          <w:i w:val="0"/>
-          <w:color w:val="000000"/>
-          <w:sz w:val="24"/>
-        </w:rPr>
-        <w:hyperlink r:id="rId21" w:history="1">
-          <w:r>
-            <w:rPr>
-              <w:rStyle w:val="Hyperlink"/>
-            </w:rPr>
-            <w:t>ie t</w:t>
-          </w:r>
-        </w:hyperlink>
-      </w:r>
-      <w:r>
-        <w:rPr>
-          <w:u w:val="single" w:color="0000ff"/>
-          <w:rFonts w:ascii="Charis SIL Regular" w:hAnsi="Charis SIL Regular" w:eastAsia="Charis SIL Regular"/>
-          <w:b w:val="0"/>
-          <w:i w:val="0"/>
-          <w:color w:val="000000"/>
-          <w:sz w:val="24"/>
-        </w:rPr>
-        <w:hyperlink r:id="rId21" w:history="1">
-          <w:r>
-            <w:rPr>
-              <w:rStyle w:val="Hyperlink"/>
-            </w:rPr>
-            <w:t xml:space="preserve">e maken </w:t>
-          </w:r>
-        </w:hyperlink>
-      </w:r>
-      <w:r>
-        <w:rPr>
-          <w:rFonts w:ascii="Charis SIL Regular" w:hAnsi="Charis SIL Regular" w:eastAsia="Charis SIL Regular"/>
-          <w:b w:val="0"/>
-          <w:i w:val="0"/>
-          <w:color w:val="000000"/>
-          <w:sz w:val="24"/>
-        </w:rPr>
-        <w:t>hebben met de verzamelin</w:t>
-      </w:r>
-      <w:r>
-        <w:rPr>
-          <w:u w:val="single" w:color="0000ff"/>
-          <w:rFonts w:ascii="Charis SIL Regular" w:hAnsi="Charis SIL Regular" w:eastAsia="Charis SIL Regular"/>
-          <w:b w:val="0"/>
-          <w:i w:val="0"/>
-          <w:color w:val="000000"/>
-          <w:sz w:val="24"/>
-        </w:rPr>
-        <w:hyperlink r:id="rId22" w:history="1">
-          <w:r>
-            <w:rPr>
-              <w:rStyle w:val="Hyperlink"/>
-            </w:rPr>
-            <w:t xml:space="preserve">g van naturalia </w:t>
-          </w:r>
-        </w:hyperlink>
+        <w:t xml:space="preserve"> zijn stukken te vinden die te maken hebben met de verzameling van naturalia </w:t>
       </w:r>
       <w:r>
         <w:rPr>
@@ -4488,7 +4199,7 @@
           <w:sz w:val="24"/>
           <w:u w:val="single"/>
         </w:rPr>
-        <w:hyperlink r:id="rId24" w:history="1">
+        <w:hyperlink r:id="rId23" w:history="1">
           <w:r>
             <w:rPr>
               <w:rStyle w:val="Hyperlink"/>
@@ -4506,7 +4217,7 @@
           <w:sz w:val="24"/>
           <w:u w:val="single"/>
         </w:rPr>
-        <w:hyperlink r:id="rId24" w:history="1">
+        <w:hyperlink r:id="rId23" w:history="1">
           <w:r>
             <w:rPr>
               <w:rStyle w:val="Hyperlink"/>
@@ -4599,7 +4310,7 @@
           <w:sz w:val="24"/>
           <w:u w:val="single"/>
         </w:rPr>
-        <w:hyperlink r:id="rId23" w:history="1">
+        <w:hyperlink r:id="rId25" w:history="1">
           <w:r>
             <w:rPr>
               <w:rStyle w:val="Hyperlink"/>
@@ -4677,7 +4388,7 @@
           <w:sz w:val="24"/>
           <w:u w:val="single"/>
         </w:rPr>
-        <w:hyperlink r:id="rId25" w:history="1">
+        <w:hyperlink r:id="rId26" w:history="1">
           <w:r>
             <w:rPr>
               <w:rStyle w:val="Hyperlink"/>
@@ -4695,7 +4406,7 @@
           <w:sz w:val="24"/>
           <w:u w:val="single"/>
         </w:rPr>
-        <w:hyperlink r:id="rId25" w:history="1">
+        <w:hyperlink r:id="rId26" w:history="1">
           <w:r>
             <w:rPr>
               <w:rStyle w:val="Hyperlink"/>
@@ -4713,7 +4424,7 @@
           <w:sz w:val="24"/>
           <w:u w:val="single"/>
         </w:rPr>
-        <w:hyperlink r:id="rId25" w:history="1">
+        <w:hyperlink r:id="rId26" w:history="1">
           <w:r>
             <w:rPr>
               <w:rStyle w:val="Hyperlink"/>
@@ -4731,7 +4442,7 @@
           <w:sz w:val="24"/>
           <w:u w:val="single"/>
         </w:rPr>
-        <w:hyperlink r:id="rId25" w:history="1">
+        <w:hyperlink r:id="rId26" w:history="1">
           <w:r>
             <w:rPr>
               <w:rStyle w:val="Hyperlink"/>
@@ -4749,7 +4460,7 @@
           <w:sz w:val="24"/>
           <w:u w:val="single"/>
         </w:rPr>
-        <w:hyperlink r:id="rId25" w:history="1">
+        <w:hyperlink r:id="rId26" w:history="1">
           <w:r>
             <w:rPr>
               <w:rStyle w:val="Hyperlink"/>
@@ -4767,7 +4478,7 @@
           <w:sz w:val="24"/>
           <w:u w:val="single"/>
         </w:rPr>
-        <w:hyperlink r:id="rId25" w:history="1">
+        <w:hyperlink r:id="rId26" w:history="1">
           <w:r>
             <w:rPr>
               <w:rStyle w:val="Hyperlink"/>
@@ -4785,7 +4496,7 @@
           <w:sz w:val="24"/>
           <w:u w:val="single"/>
         </w:rPr>
-        <w:hyperlink r:id="rId25" w:history="1">
+        <w:hyperlink r:id="rId26" w:history="1">
           <w:r>
             <w:rPr>
               <w:rStyle w:val="Hyperlink"/>
@@ -5001,12 +4712,72 @@
           <w:sz w:val="24"/>
           <w:u w:val="single"/>
         </w:rPr>
+        <w:t>i</w:t>
+      </w:r>
+      <w:r>
+        <w:rPr>
+          <w:rFonts w:ascii="Charis SIL Regular" w:hAnsi="Charis SIL Regular" w:eastAsia="Charis SIL Regular"/>
+          <w:b w:val="0"/>
+          <w:i w:val="0"/>
+          <w:color w:val="0000FF"/>
+          <w:sz w:val="24"/>
+          <w:u w:val="single"/>
+        </w:rPr>
+        <w:t>l</w:t>
+      </w:r>
+      <w:r>
+        <w:rPr>
+          <w:rFonts w:ascii="Charis SIL Regular" w:hAnsi="Charis SIL Regular" w:eastAsia="Charis SIL Regular"/>
+          <w:b w:val="0"/>
+          <w:i w:val="0"/>
+          <w:color w:val="0000FF"/>
+          <w:sz w:val="24"/>
+        </w:rPr>
+        <w:t>e</w:t>
+      </w:r>
+      <w:r>
+        <w:rPr>
+          <w:rFonts w:ascii="Charis SIL Regular" w:hAnsi="Charis SIL Regular" w:eastAsia="Charis SIL Regular"/>
+          <w:b w:val="0"/>
+          <w:i w:val="0"/>
+          <w:color w:val="000000"/>
+          <w:sz w:val="24"/>
+        </w:rPr>
+        <w:t xml:space="preserve">, </w:t>
+      </w:r>
+      <w:r>
+        <w:rPr>
+          <w:rFonts w:ascii="Charis SIL Regular" w:hAnsi="Charis SIL Regular" w:eastAsia="Charis SIL Regular"/>
+          <w:b w:val="0"/>
+          <w:i w:val="0"/>
+          <w:color w:val="0000FF"/>
+          <w:sz w:val="24"/>
+          <w:u w:val="single"/>
+        </w:rPr>
+        <w:hyperlink r:id="rId27" w:history="1">
+          <w:r>
+            <w:rPr>
+              <w:rStyle w:val="Hyperlink"/>
+            </w:rPr>
+            <w:t>ISB</w:t>
+          </w:r>
+        </w:hyperlink>
+      </w:r>
+      <w:r>
+        <w:rPr>
+          <w:rFonts w:ascii="Charis SIL Regular" w:hAnsi="Charis SIL Regular" w:eastAsia="Charis SIL Regular"/>
+          <w:b w:val="0"/>
+          <w:i w:val="0"/>
+          <w:color w:val="0000FF"/>
+          <w:sz w:val="24"/>
+          <w:u w:val="single"/>
+        </w:rPr>
         <w:hyperlink r:id="rId19" w:history="1">
           <w:r>
             <w:rPr>
               <w:rStyle w:val="Hyperlink"/>
             </w:rPr>
-            <w:t>i</w:t>
+            <w:t>N</w:t>
           </w:r>
         </w:hyperlink>
       </w:r>
@@ -5019,7 +4790,7 @@
           <w:sz w:val="24"/>
           <w:u w:val="single"/>
         </w:rPr>
-        <w:t>l</w:t>
+        <w:t xml:space="preserve"> </w:t>
       </w:r>
       <w:r>
         <w:rPr>
@@ -5028,8 +4799,16 @@
           <w:i w:val="0"/>
           <w:color w:val="0000FF"/>
           <w:sz w:val="24"/>
-        </w:rPr>
-        <w:t>e</w:t>
+          <w:u w:val="single"/>
+        </w:rPr>
+        <w:hyperlink r:id="rId19" w:history="1">
+          <w:r>
+            <w:rPr>
+              <w:rStyle w:val="Hyperlink"/>
+            </w:rPr>
+            <w:t>978-90-04-15850-4</w:t>
+          </w:r>
+        </w:hyperlink>
       </w:r>
       <w:r>
         <w:rPr>
@@ -5058,83 +4837,7 @@
           <w:sz w:val="24"/>
           <w:u w:val="single"/>
         </w:rPr>
-        <w:hyperlink r:id="rId26" w:history="1">
-          <w:r>
-            <w:rPr>
-              <w:rStyle w:val="Hyperlink"/>
-            </w:rPr>
-            <w:t>ISB</w:t>
-          </w:r>
-        </w:hyperlink>
-      </w:r>
-      <w:r>
-        <w:rPr>
-          <w:rFonts w:ascii="Charis SIL Regular" w:hAnsi="Charis SIL Regular" w:eastAsia="Charis SIL Regular"/>
-          <w:b w:val="0"/>
-          <w:i w:val="0"/>
-          <w:color w:val="0000FF"/>
-          <w:sz w:val="24"/>
-          <w:u w:val="single"/>
-        </w:rPr>
-        <w:hyperlink r:id="rId26" w:history="1">
-          <w:r>
-            <w:rPr>
-              <w:rStyle w:val="Hyperlink"/>
-            </w:rPr>
-            <w:t>N</w:t>
-          </w:r>
-        </w:hyperlink>
-      </w:r>
-      <w:r>
-        <w:rPr>
-          <w:rFonts w:ascii="Charis SIL Regular" w:hAnsi="Charis SIL Regular" w:eastAsia="Charis SIL Regular"/>
-          <w:b w:val="0"/>
-          <w:i w:val="0"/>
-          <w:color w:val="0000FF"/>
-          <w:sz w:val="24"/>
-          <w:u w:val="single"/>
-        </w:rPr>
-        <w:t xml:space="preserve"> </w:t>
-      </w:r>
-      <w:r>
-        <w:rPr>
-          <w:rFonts w:ascii="Charis SIL Regular" w:hAnsi="Charis SIL Regular" w:eastAsia="Charis SIL Regular"/>
-          <w:b w:val="0"/>
-          <w:i w:val="0"/>
-          <w:color w:val="0000FF"/>
-          <w:sz w:val="24"/>
-          <w:u w:val="single"/>
-        </w:rPr>
-        <w:hyperlink r:id="rId26" w:history="1">
-          <w:r>
-            <w:rPr>
-              <w:rStyle w:val="Hyperlink"/>
-            </w:rPr>
-            <w:t>978-90-04-15850-4</w:t>
-          </w:r>
-        </w:hyperlink>
-      </w:r>
-      <w:r>
-        <w:rPr>
-          <w:u w:val="single" w:color="0000ff"/>
-          <w:rFonts w:ascii="Charis SIL Regular" w:hAnsi="Charis SIL Regular" w:eastAsia="Charis SIL Regular"/>
-          <w:b w:val="0"/>
-          <w:i w:val="0"/>
-          <w:color w:val="000000"/>
-          <w:sz w:val="24"/>
-        </w:rPr>
-        <w:t xml:space="preserve">, </w:t>
-      </w:r>
-      <w:r>
-        <w:rPr>
-          <w:rFonts w:ascii="Charis SIL Regular" w:hAnsi="Charis SIL Regular" w:eastAsia="Charis SIL Regular"/>
-          <w:b w:val="0"/>
-          <w:i w:val="0"/>
-          <w:color w:val="0000FF"/>
-          <w:sz w:val="24"/>
-          <w:u w:val="single"/>
-        </w:rPr>
-        <w:hyperlink r:id="rId27" w:history="1">
+        <w:hyperlink r:id="rId28" w:history="1">
           <w:r>
             <w:rPr>
               <w:rStyle w:val="Hyperlink"/>
@@ -5152,7 +4855,7 @@
           <w:sz w:val="24"/>
           <w:u w:val="single"/>
         </w:rPr>
-        <w:hyperlink r:id="rId27" w:history="1">
+        <w:hyperlink r:id="rId28" w:history="1">
           <w:r>
             <w:rPr>
               <w:rStyle w:val="Hyperlink"/>
@@ -5181,7 +4884,7 @@
           <w:sz w:val="24"/>
           <w:u w:val="single"/>
         </w:rPr>
-        <w:hyperlink r:id="rId27" w:history="1">
+        <w:hyperlink r:id="rId28" w:history="1">
           <w:r>
             <w:rPr>
               <w:rStyle w:val="Hyperlink"/>
@@ -5199,7 +4902,7 @@
           <w:sz w:val="24"/>
           <w:u w:val="single"/>
         </w:rPr>
-        <w:hyperlink r:id="rId27" w:history="1">
+        <w:hyperlink r:id="rId28" w:history="1">
           <w:r>
             <w:rPr>
               <w:rStyle w:val="Hyperlink"/>
@@ -5339,7 +5042,7 @@
           <w:sz w:val="24"/>
           <w:u w:val="single"/>
         </w:rPr>
-        <w:hyperlink r:id="rId28" w:history="1">
+        <w:hyperlink r:id="rId29" w:history="1">
           <w:r>
             <w:rPr>
               <w:rStyle w:val="Hyperlink"/>
@@ -5357,7 +5060,7 @@
           <w:sz w:val="24"/>
           <w:u w:val="single"/>
         </w:rPr>
-        <w:hyperlink r:id="rId28" w:history="1">
+        <w:hyperlink r:id="rId29" w:history="1">
           <w:r>
             <w:rPr>
               <w:rStyle w:val="Hyperlink"/>
@@ -5375,7 +5078,7 @@
           <w:sz w:val="24"/>
           <w:u w:val="single"/>
         </w:rPr>
-        <w:hyperlink r:id="rId28" w:history="1">
+        <w:hyperlink r:id="rId29" w:history="1">
           <w:r>
             <w:rPr>
               <w:rStyle w:val="Hyperlink"/>
@@ -5393,7 +5096,7 @@
           <w:sz w:val="24"/>
           <w:u w:val="single"/>
         </w:rPr>
-        <w:hyperlink r:id="rId28" w:history="1">
+        <w:hyperlink r:id="rId29" w:history="1">
           <w:r>
             <w:rPr>
               <w:rStyle w:val="Hyperlink"/>
@@ -5421,7 +5124,7 @@
           <w:sz w:val="24"/>
           <w:u w:val="single"/>
         </w:rPr>
-        <w:hyperlink r:id="rId29" w:history="1">
+        <w:hyperlink r:id="rId30" w:history="1">
           <w:r>
             <w:rPr>
               <w:rStyle w:val="Hyperlink"/>
@@ -5439,7 +5142,7 @@
           <w:sz w:val="24"/>
           <w:u w:val="single"/>
         </w:rPr>
-        <w:hyperlink r:id="rId29" w:history="1">
+        <w:hyperlink r:id="rId30" w:history="1">
           <w:r>
             <w:rPr>
               <w:rStyle w:val="Hyperlink"/>
@@ -5468,7 +5171,7 @@
           <w:sz w:val="24"/>
           <w:u w:val="single"/>
         </w:rPr>
-        <w:hyperlink r:id="rId29" w:history="1">
+        <w:hyperlink r:id="rId30" w:history="1">
           <w:r>
             <w:rPr>
               <w:rStyle w:val="Hyperlink"/>
@@ -5556,7 +5259,7 @@
           <w:sz w:val="24"/>
           <w:u w:val="single"/>
         </w:rPr>
-        <w:hyperlink r:id="rId30" w:history="1">
+        <w:hyperlink r:id="rId31" w:history="1">
           <w:r>
             <w:rPr>
               <w:rStyle w:val="Hyperlink"/>
@@ -5585,7 +5288,7 @@
           <w:sz w:val="24"/>
           <w:u w:val="single"/>
         </w:rPr>
-        <w:hyperlink r:id="rId30" w:history="1">
+        <w:hyperlink r:id="rId31" w:history="1">
           <w:r>
             <w:rPr>
               <w:rStyle w:val="Hyperlink"/>
@@ -5613,7 +5316,7 @@
           <w:sz w:val="24"/>
           <w:u w:val="single"/>
         </w:rPr>
-        <w:hyperlink r:id="rId31" w:history="1">
+        <w:hyperlink r:id="rId32" w:history="1">
           <w:r>
             <w:rPr>
               <w:rStyle w:val="Hyperlink"/>
@@ -5642,7 +5345,7 @@
           <w:sz w:val="24"/>
           <w:u w:val="single"/>
         </w:rPr>
-        <w:hyperlink r:id="rId31" w:history="1">
+        <w:hyperlink r:id="rId32" w:history="1">
           <w:r>
             <w:rPr>
               <w:rStyle w:val="Hyperlink"/>
@@ -5766,7 +5469,7 @@
           <w:sz w:val="24"/>
           <w:u w:val="single"/>
         </w:rPr>
-        <w:hyperlink r:id="rId32" w:history="1">
+        <w:hyperlink r:id="rId33" w:history="1">
           <w:r>
             <w:rPr>
               <w:rStyle w:val="Hyperlink"/>
@@ -5784,7 +5487,7 @@
           <w:sz w:val="24"/>
           <w:u w:val="single"/>
         </w:rPr>
-        <w:hyperlink r:id="rId32" w:history="1">
+        <w:hyperlink r:id="rId33" w:history="1">
           <w:r>
             <w:rPr>
               <w:rStyle w:val="Hyperlink"/>
@@ -5802,7 +5505,7 @@
           <w:sz w:val="24"/>
           <w:u w:val="single"/>
         </w:rPr>
-        <w:hyperlink r:id="rId32" w:history="1">
+        <w:hyperlink r:id="rId33" w:history="1">
           <w:r>
             <w:rPr>
               <w:rStyle w:val="Hyperlink"/>
@@ -5983,7 +5686,7 @@
           <w:sz w:val="24"/>
           <w:u w:val="single"/>
         </w:rPr>
-        <w:hyperlink r:id="rId33" w:history="1">
+        <w:hyperlink r:id="rId34" w:history="1">
           <w:r>
             <w:rPr>
               <w:rStyle w:val="Hyperlink"/>
@@ -6001,7 +5704,7 @@
           <w:sz w:val="24"/>
           <w:u w:val="single"/>
         </w:rPr>
-        <w:hyperlink r:id="rId33" w:history="1">
+        <w:hyperlink r:id="rId34" w:history="1">
           <w:r>
             <w:rPr>
               <w:rStyle w:val="Hyperlink"/>
@@ -6019,7 +5722,7 @@
           <w:sz w:val="24"/>
           <w:u w:val="single"/>
         </w:rPr>
-        <w:hyperlink r:id="rId33" w:history="1">
+        <w:hyperlink r:id="rId34" w:history="1">
           <w:r>
             <w:rPr>
               <w:rStyle w:val="Hyperlink"/>
@@ -6037,7 +5740,7 @@
           <w:sz w:val="24"/>
           <w:u w:val="single"/>
         </w:rPr>
-        <w:hyperlink r:id="rId33" w:history="1">
+        <w:hyperlink r:id="rId34" w:history="1">
           <w:r>
             <w:rPr>
               <w:rStyle w:val="Hyperlink"/>
@@ -6055,7 +5758,7 @@
           <w:sz w:val="24"/>
           <w:u w:val="single"/>
         </w:rPr>
-        <w:hyperlink r:id="rId33" w:history="1">
+        <w:hyperlink r:id="rId34" w:history="1">
           <w:r>
             <w:rPr>
               <w:rStyle w:val="Hyperlink"/>
@@ -6073,7 +5776,7 @@
           <w:sz w:val="24"/>
           <w:u w:val="single"/>
         </w:rPr>
-        <w:hyperlink r:id="rId33" w:history="1">
+        <w:hyperlink r:id="rId34" w:history="1">
           <w:r>
             <w:rPr>
               <w:rStyle w:val="Hyperlink"/>
@@ -6091,7 +5794,7 @@
           <w:sz w:val="24"/>
           <w:u w:val="single"/>
         </w:rPr>
-        <w:hyperlink r:id="rId33" w:history="1">
+        <w:hyperlink r:id="rId34" w:history="1">
           <w:r>
             <w:rPr>
               <w:rStyle w:val="Hyperlink"/>
@@ -6109,12 +5812,12 @@
           <w:sz w:val="24"/>
           <w:u w:val="single"/>
         </w:rPr>
-        <w:hyperlink r:id="rId33" w:history="1">
+        <w:hyperlink r:id="rId34" w:history="1">
           <w:r>
             <w:rPr>
               <w:rStyle w:val="Hyperlink"/>
             </w:rPr>
-            <w:t>profiel</w:t>
+            <w:t>profie</w:t>
           </w:r>
         </w:hyperlink>
       </w:r>
@@ -6125,25 +5828,13 @@
           <w:i w:val="0"/>
           <w:color w:val="0000FF"/>
           <w:sz w:val="24"/>
-          <w:u w:val="single"/>
-        </w:rPr>
-        <w:t>-</w:t>
-      </w:r>
-      <w:r>
-        <w:rPr>
-          <w:rFonts w:ascii="Charis SIL Regular" w:hAnsi="Charis SIL Regular" w:eastAsia="Charis SIL Regular"/>
-          <w:b w:val="0"/>
-          <w:i w:val="0"/>
-          <w:color w:val="0000FF"/>
-          <w:sz w:val="24"/>
-          <w:u w:val="single"/>
-        </w:rPr>
-        <w:hyperlink r:id="rId33" w:history="1">
+        </w:rPr>
+        <w:hyperlink r:id="rId34" w:history="1">
           <w:r>
             <w:rPr>
               <w:rStyle w:val="Hyperlink"/>
             </w:rPr>
-            <w:t>als</w:t>
+            <w:t>l</w:t>
           </w:r>
         </w:hyperlink>
       </w:r>
@@ -6166,7 +5857,25 @@
           <w:sz w:val="24"/>
           <w:u w:val="single"/>
         </w:rPr>
-        <w:hyperlink r:id="rId33" w:history="1">
+        <w:hyperlink r:id="rId34" w:history="1">
+          <w:r>
+            <w:rPr>
+              <w:rStyle w:val="Hyperlink"/>
+            </w:rPr>
+            <w:t>als-</w:t>
+          </w:r>
+        </w:hyperlink>
+      </w:r>
+      <w:r>
+        <w:rPr>
+          <w:rFonts w:ascii="Charis SIL Regular" w:hAnsi="Charis SIL Regular" w:eastAsia="Charis SIL Regular"/>
+          <w:b w:val="0"/>
+          <w:i w:val="0"/>
+          <w:color w:val="0000FF"/>
+          <w:sz w:val="24"/>
+          <w:u w:val="single"/>
+        </w:rPr>
+        <w:hyperlink r:id="rId34" w:history="1">
           <w:r>
             <w:rPr>
               <w:rStyle w:val="Hyperlink"/>
@@ -6184,7 +5893,7 @@
           <w:sz w:val="24"/>
           <w:u w:val="single"/>
         </w:rPr>
-        <w:hyperlink r:id="rId33" w:history="1">
+        <w:hyperlink r:id="rId34" w:history="1">
           <w:r>
             <w:rPr>
               <w:rStyle w:val="Hyperlink"/>
@@ -6202,7 +5911,7 @@
           <w:sz w:val="24"/>
           <w:u w:val="single"/>
         </w:rPr>
-        <w:hyperlink r:id="rId33" w:history="1">
+        <w:hyperlink r:id="rId34" w:history="1">
           <w:r>
             <w:rPr>
               <w:rStyle w:val="Hyperlink"/>
@@ -6220,7 +5929,7 @@
           <w:sz w:val="24"/>
           <w:u w:val="single"/>
         </w:rPr>
-        <w:hyperlink r:id="rId33" w:history="1">
+        <w:hyperlink r:id="rId34" w:history="1">
           <w:r>
             <w:rPr>
               <w:rStyle w:val="Hyperlink"/>
@@ -6351,7 +6060,7 @@
           <w:sz w:val="24"/>
           <w:u w:val="single"/>
         </w:rPr>
-        <w:hyperlink r:id="rId34" w:history="1">
+        <w:hyperlink r:id="rId35" w:history="1">
           <w:r>
             <w:rPr>
               <w:rStyle w:val="Hyperlink"/>
@@ -6380,7 +6089,7 @@
           <w:sz w:val="24"/>
           <w:u w:val="single"/>
         </w:rPr>
-        <w:hyperlink r:id="rId34" w:history="1">
+        <w:hyperlink r:id="rId35" w:history="1">
           <w:r>
             <w:rPr>
               <w:rStyle w:val="Hyperlink"/>
@@ -6408,7 +6117,7 @@
           <w:sz w:val="24"/>
           <w:u w:val="single"/>
         </w:rPr>
-        <w:hyperlink r:id="rId35" w:history="1">
+        <w:hyperlink r:id="rId36" w:history="1">
           <w:r>
             <w:rPr>
               <w:rStyle w:val="Hyperlink"/>
@@ -6437,7 +6146,7 @@
           <w:sz w:val="24"/>
           <w:u w:val="single"/>
         </w:rPr>
-        <w:hyperlink r:id="rId35" w:history="1">
+        <w:hyperlink r:id="rId36" w:history="1">
           <w:r>
             <w:rPr>
               <w:rStyle w:val="Hyperlink"/>

--- a/EXPORTS/DOCX/published/niveau2/Dutch/Ghana.docx
+++ b/EXPORTS/DOCX/published/niveau2/Dutch/Ghana.docx
@@ -580,7 +580,24 @@
           <w:color w:val="000000"/>
           <w:sz w:val="24"/>
         </w:rPr>
-        <w:t>n van de W</w:t>
+        <w:hyperlink r:id="rId10" w:history="1">
+          <w:r>
+            <w:rPr>
+              <w:rStyle w:val="Hyperlink"/>
+            </w:rPr>
+            <w:t xml:space="preserve">n van de </w:t>
+          </w:r>
+        </w:hyperlink>
+      </w:r>
+      <w:r>
+        <w:rPr>
+          <w:rFonts w:ascii="Charis SIL Regular" w:hAnsi="Charis SIL Regular" w:eastAsia="Charis SIL Regular"/>
+          <w:b w:val="0"/>
+          <w:i w:val="0"/>
+          <w:color w:val="000000"/>
+          <w:sz w:val="24"/>
+        </w:rPr>
+        <w:t>W</w:t>
       </w:r>
       <w:r>
         <w:rPr>
@@ -1212,15 +1229,9 @@
           <w:i w:val="0"/>
           <w:color w:val="0000FF"/>
           <w:sz w:val="24"/>
-        </w:rPr>
-        <w:hyperlink r:id="rId14" w:history="1">
-          <w:r>
-            <w:rPr>
-              <w:rStyle w:val="Hyperlink"/>
-            </w:rPr>
-            <w:t>r</w:t>
-          </w:r>
-        </w:hyperlink>
+          <w:u w:val="single"/>
+        </w:rPr>
+        <w:t>r</w:t>
       </w:r>
       <w:r>
         <w:rPr>
@@ -1284,29 +1295,13 @@
             <w:rPr>
               <w:rStyle w:val="Hyperlink"/>
             </w:rPr>
-            <w:t>ffing va</w:t>
+            <w:t xml:space="preserve">ffing van </w:t>
           </w:r>
         </w:hyperlink>
       </w:r>
       <w:r>
         <w:rPr>
-          <w:rFonts w:ascii="Charis SIL Regular" w:hAnsi="Charis SIL Regular" w:eastAsia="Charis SIL Regular"/>
-          <w:b w:val="0"/>
-          <w:i w:val="0"/>
-          <w:color w:val="000000"/>
-          <w:sz w:val="24"/>
-        </w:rPr>
-        <w:hyperlink r:id="rId14" w:history="1">
-          <w:r>
-            <w:rPr>
-              <w:rStyle w:val="Hyperlink"/>
-            </w:rPr>
-            <w:t xml:space="preserve">n </w:t>
-          </w:r>
-        </w:hyperlink>
-      </w:r>
-      <w:r>
-        <w:rPr>
+          <w:u w:val="single" w:color="0000ff"/>
           <w:rFonts w:ascii="Charis SIL Regular" w:hAnsi="Charis SIL Regular" w:eastAsia="Charis SIL Regular"/>
           <w:b w:val="0"/>
           <w:i w:val="0"/>
@@ -1365,9 +1360,19 @@
             <w:rPr>
               <w:rStyle w:val="Hyperlink"/>
             </w:rPr>
-            <w:t xml:space="preserve">inet in de </w:t>
+            <w:t xml:space="preserve">inet in </w:t>
           </w:r>
         </w:hyperlink>
+      </w:r>
+      <w:r>
+        <w:rPr>
+          <w:rFonts w:ascii="Charis SIL Regular" w:hAnsi="Charis SIL Regular" w:eastAsia="Charis SIL Regular"/>
+          <w:b w:val="0"/>
+          <w:i w:val="0"/>
+          <w:color w:val="000000"/>
+          <w:sz w:val="24"/>
+        </w:rPr>
+        <w:t xml:space="preserve">de </w:t>
       </w:r>
       <w:r>
         <w:rPr>
@@ -1834,7 +1839,7 @@
           <w:sz w:val="24"/>
           <w:u w:val="single"/>
         </w:rPr>
-        <w:hyperlink r:id="rId16" w:history="1">
+        <w:hyperlink r:id="rId17" w:history="1">
           <w:r>
             <w:rPr>
               <w:rStyle w:val="Hyperlink"/>
@@ -1852,7 +1857,7 @@
           <w:sz w:val="24"/>
           <w:u w:val="single"/>
         </w:rPr>
-        <w:hyperlink r:id="rId16" w:history="1">
+        <w:hyperlink r:id="rId17" w:history="1">
           <w:r>
             <w:rPr>
               <w:rStyle w:val="Hyperlink"/>
@@ -1870,7 +1875,7 @@
           <w:sz w:val="24"/>
           <w:u w:val="single"/>
         </w:rPr>
-        <w:hyperlink r:id="rId16" w:history="1">
+        <w:hyperlink r:id="rId17" w:history="1">
           <w:r>
             <w:rPr>
               <w:rStyle w:val="Hyperlink"/>
@@ -2054,13 +2059,57 @@
       </w:r>
       <w:r>
         <w:rPr>
+          <w:u w:val="single" w:color="0000ff"/>
           <w:rFonts w:ascii="Charis SIL Regular" w:hAnsi="Charis SIL Regular" w:eastAsia="Charis SIL Regular"/>
           <w:b w:val="0"/>
           <w:i w:val="0"/>
           <w:color w:val="000000"/>
           <w:sz w:val="24"/>
         </w:rPr>
-        <w:t xml:space="preserve">Temminck bij de </w:t>
+        <w:hyperlink r:id="rId18" w:history="1">
+          <w:r>
+            <w:rPr>
+              <w:rStyle w:val="Hyperlink"/>
+            </w:rPr>
+            <w:t>Temminck bi</w:t>
+          </w:r>
+        </w:hyperlink>
+      </w:r>
+      <w:r>
+        <w:rPr>
+          <w:u w:val="single" w:color="0000ff"/>
+          <w:rFonts w:ascii="Charis SIL Regular" w:hAnsi="Charis SIL Regular" w:eastAsia="Charis SIL Regular"/>
+          <w:b w:val="0"/>
+          <w:i w:val="0"/>
+          <w:color w:val="000000"/>
+          <w:sz w:val="24"/>
+        </w:rPr>
+        <w:hyperlink r:id="rId18" w:history="1">
+          <w:r>
+            <w:rPr>
+              <w:rStyle w:val="Hyperlink"/>
+            </w:rPr>
+            <w:t>j</w:t>
+          </w:r>
+        </w:hyperlink>
+      </w:r>
+      <w:r>
+        <w:rPr>
+          <w:u w:val="single" w:color="0000ff"/>
+          <w:rFonts w:ascii="Charis SIL Regular" w:hAnsi="Charis SIL Regular" w:eastAsia="Charis SIL Regular"/>
+          <w:b w:val="0"/>
+          <w:i w:val="0"/>
+          <w:color w:val="000000"/>
+          <w:sz w:val="24"/>
+        </w:rPr>
+        <w:hyperlink r:id="rId18" w:history="1">
+          <w:r>
+            <w:rPr>
+              <w:rStyle w:val="Hyperlink"/>
+            </w:rPr>
+            <w:t xml:space="preserve"> de </w:t>
+          </w:r>
+        </w:hyperlink>
       </w:r>
       <w:r>
         <w:rPr>
@@ -3459,7 +3508,7 @@
             <w:rPr>
               <w:rStyle w:val="Hyperlink"/>
             </w:rPr>
-            <w:t>van</w:t>
+            <w:t>va</w:t>
           </w:r>
         </w:hyperlink>
       </w:r>
@@ -3472,6 +3521,24 @@
           <w:sz w:val="24"/>
           <w:u w:val="single"/>
         </w:rPr>
+        <w:hyperlink r:id="rId22" w:history="1">
+          <w:r>
+            <w:rPr>
+              <w:rStyle w:val="Hyperlink"/>
+            </w:rPr>
+            <w:t>n</w:t>
+          </w:r>
+        </w:hyperlink>
+      </w:r>
+      <w:r>
+        <w:rPr>
+          <w:rFonts w:ascii="Charis SIL Regular" w:hAnsi="Charis SIL Regular" w:eastAsia="Charis SIL Regular"/>
+          <w:b w:val="0"/>
+          <w:i w:val="0"/>
+          <w:color w:val="0000FF"/>
+          <w:sz w:val="24"/>
+          <w:u w:val="single"/>
+        </w:rPr>
         <w:t xml:space="preserve"> </w:t>
       </w:r>
       <w:r>
@@ -3483,7 +3550,7 @@
           <w:sz w:val="24"/>
           <w:u w:val="single"/>
         </w:rPr>
-        <w:hyperlink r:id="rId22" w:history="1">
+        <w:hyperlink r:id="rId21" w:history="1">
           <w:r>
             <w:rPr>
               <w:rStyle w:val="Hyperlink"/>
@@ -3494,13 +3561,222 @@
       </w:r>
       <w:r>
         <w:rPr>
+          <w:u w:val="single" w:color="0000ff"/>
           <w:rFonts w:ascii="Charis SIL Regular" w:hAnsi="Charis SIL Regular" w:eastAsia="Charis SIL Regular"/>
           <w:b w:val="0"/>
           <w:i w:val="0"/>
           <w:color w:val="000000"/>
           <w:sz w:val="24"/>
         </w:rPr>
-        <w:t xml:space="preserve"> zijn stukken te vinden die te maken hebben met de verzameling van naturalia </w:t>
+        <w:hyperlink r:id="rId21" w:history="1">
+          <w:r>
+            <w:rPr>
+              <w:rStyle w:val="Hyperlink"/>
+            </w:rPr>
+            <w:t xml:space="preserve"> zijn</w:t>
+          </w:r>
+        </w:hyperlink>
+      </w:r>
+      <w:r>
+        <w:rPr>
+          <w:u w:val="single" w:color="0000ff"/>
+          <w:rFonts w:ascii="Charis SIL Regular" w:hAnsi="Charis SIL Regular" w:eastAsia="Charis SIL Regular"/>
+          <w:b w:val="0"/>
+          <w:i w:val="0"/>
+          <w:color w:val="000000"/>
+          <w:sz w:val="24"/>
+        </w:rPr>
+        <w:t xml:space="preserve"> </w:t>
+      </w:r>
+      <w:r>
+        <w:rPr>
+          <w:u w:val="single" w:color="0000ff"/>
+          <w:rFonts w:ascii="Charis SIL Regular" w:hAnsi="Charis SIL Regular" w:eastAsia="Charis SIL Regular"/>
+          <w:b w:val="0"/>
+          <w:i w:val="0"/>
+          <w:color w:val="000000"/>
+          <w:sz w:val="24"/>
+        </w:rPr>
+        <w:hyperlink r:id="rId21" w:history="1">
+          <w:r>
+            <w:rPr>
+              <w:rStyle w:val="Hyperlink"/>
+            </w:rPr>
+            <w:t>st</w:t>
+          </w:r>
+        </w:hyperlink>
+      </w:r>
+      <w:r>
+        <w:rPr>
+          <w:u w:val="single" w:color="0000ff"/>
+          <w:rFonts w:ascii="Charis SIL Regular" w:hAnsi="Charis SIL Regular" w:eastAsia="Charis SIL Regular"/>
+          <w:b w:val="0"/>
+          <w:i w:val="0"/>
+          <w:color w:val="000000"/>
+          <w:sz w:val="24"/>
+        </w:rPr>
+        <w:hyperlink r:id="rId21" w:history="1">
+          <w:r>
+            <w:rPr>
+              <w:rStyle w:val="Hyperlink"/>
+            </w:rPr>
+            <w:t>u</w:t>
+          </w:r>
+        </w:hyperlink>
+      </w:r>
+      <w:r>
+        <w:rPr>
+          <w:u w:val="single" w:color="0000ff"/>
+          <w:rFonts w:ascii="Charis SIL Regular" w:hAnsi="Charis SIL Regular" w:eastAsia="Charis SIL Regular"/>
+          <w:b w:val="0"/>
+          <w:i w:val="0"/>
+          <w:color w:val="000000"/>
+          <w:sz w:val="24"/>
+        </w:rPr>
+        <w:hyperlink r:id="rId21" w:history="1">
+          <w:r>
+            <w:rPr>
+              <w:rStyle w:val="Hyperlink"/>
+            </w:rPr>
+            <w:t>kk</w:t>
+          </w:r>
+        </w:hyperlink>
+      </w:r>
+      <w:r>
+        <w:rPr>
+          <w:u w:val="single" w:color="0000ff"/>
+          <w:rFonts w:ascii="Charis SIL Regular" w:hAnsi="Charis SIL Regular" w:eastAsia="Charis SIL Regular"/>
+          <w:b w:val="0"/>
+          <w:i w:val="0"/>
+          <w:color w:val="000000"/>
+          <w:sz w:val="24"/>
+        </w:rPr>
+        <w:hyperlink r:id="rId21" w:history="1">
+          <w:r>
+            <w:rPr>
+              <w:rStyle w:val="Hyperlink"/>
+            </w:rPr>
+            <w:t>en te vin</w:t>
+          </w:r>
+        </w:hyperlink>
+      </w:r>
+      <w:r>
+        <w:rPr>
+          <w:u w:val="single" w:color="0000ff"/>
+          <w:rFonts w:ascii="Charis SIL Regular" w:hAnsi="Charis SIL Regular" w:eastAsia="Charis SIL Regular"/>
+          <w:b w:val="0"/>
+          <w:i w:val="0"/>
+          <w:color w:val="000000"/>
+          <w:sz w:val="24"/>
+        </w:rPr>
+        <w:hyperlink r:id="rId21" w:history="1">
+          <w:r>
+            <w:rPr>
+              <w:rStyle w:val="Hyperlink"/>
+            </w:rPr>
+            <w:t>d</w:t>
+          </w:r>
+        </w:hyperlink>
+      </w:r>
+      <w:r>
+        <w:rPr>
+          <w:u w:val="single" w:color="0000ff"/>
+          <w:rFonts w:ascii="Charis SIL Regular" w:hAnsi="Charis SIL Regular" w:eastAsia="Charis SIL Regular"/>
+          <w:b w:val="0"/>
+          <w:i w:val="0"/>
+          <w:color w:val="000000"/>
+          <w:sz w:val="24"/>
+        </w:rPr>
+        <w:hyperlink r:id="rId21" w:history="1">
+          <w:r>
+            <w:rPr>
+              <w:rStyle w:val="Hyperlink"/>
+            </w:rPr>
+            <w:t xml:space="preserve">en </w:t>
+          </w:r>
+        </w:hyperlink>
+      </w:r>
+      <w:r>
+        <w:rPr>
+          <w:u w:val="single" w:color="0000ff"/>
+          <w:rFonts w:ascii="Charis SIL Regular" w:hAnsi="Charis SIL Regular" w:eastAsia="Charis SIL Regular"/>
+          <w:b w:val="0"/>
+          <w:i w:val="0"/>
+          <w:color w:val="000000"/>
+          <w:sz w:val="24"/>
+        </w:rPr>
+        <w:hyperlink r:id="rId21" w:history="1">
+          <w:r>
+            <w:rPr>
+              <w:rStyle w:val="Hyperlink"/>
+            </w:rPr>
+            <w:t>d</w:t>
+          </w:r>
+        </w:hyperlink>
+      </w:r>
+      <w:r>
+        <w:rPr>
+          <w:u w:val="single" w:color="0000ff"/>
+          <w:rFonts w:ascii="Charis SIL Regular" w:hAnsi="Charis SIL Regular" w:eastAsia="Charis SIL Regular"/>
+          <w:b w:val="0"/>
+          <w:i w:val="0"/>
+          <w:color w:val="000000"/>
+          <w:sz w:val="24"/>
+        </w:rPr>
+        <w:hyperlink r:id="rId21" w:history="1">
+          <w:r>
+            <w:rPr>
+              <w:rStyle w:val="Hyperlink"/>
+            </w:rPr>
+            <w:t>ie t</w:t>
+          </w:r>
+        </w:hyperlink>
+      </w:r>
+      <w:r>
+        <w:rPr>
+          <w:u w:val="single" w:color="0000ff"/>
+          <w:rFonts w:ascii="Charis SIL Regular" w:hAnsi="Charis SIL Regular" w:eastAsia="Charis SIL Regular"/>
+          <w:b w:val="0"/>
+          <w:i w:val="0"/>
+          <w:color w:val="000000"/>
+          <w:sz w:val="24"/>
+        </w:rPr>
+        <w:hyperlink r:id="rId21" w:history="1">
+          <w:r>
+            <w:rPr>
+              <w:rStyle w:val="Hyperlink"/>
+            </w:rPr>
+            <w:t xml:space="preserve">e maken </w:t>
+          </w:r>
+        </w:hyperlink>
+      </w:r>
+      <w:r>
+        <w:rPr>
+          <w:rFonts w:ascii="Charis SIL Regular" w:hAnsi="Charis SIL Regular" w:eastAsia="Charis SIL Regular"/>
+          <w:b w:val="0"/>
+          <w:i w:val="0"/>
+          <w:color w:val="000000"/>
+          <w:sz w:val="24"/>
+        </w:rPr>
+        <w:t>hebben met de verzamelin</w:t>
+      </w:r>
+      <w:r>
+        <w:rPr>
+          <w:u w:val="single" w:color="0000ff"/>
+          <w:rFonts w:ascii="Charis SIL Regular" w:hAnsi="Charis SIL Regular" w:eastAsia="Charis SIL Regular"/>
+          <w:b w:val="0"/>
+          <w:i w:val="0"/>
+          <w:color w:val="000000"/>
+          <w:sz w:val="24"/>
+        </w:rPr>
+        <w:hyperlink r:id="rId22" w:history="1">
+          <w:r>
+            <w:rPr>
+              <w:rStyle w:val="Hyperlink"/>
+            </w:rPr>
+            <w:t xml:space="preserve">g van naturalia </w:t>
+          </w:r>
+        </w:hyperlink>
       </w:r>
       <w:r>
         <w:rPr>
@@ -4310,7 +4586,7 @@
           <w:sz w:val="24"/>
           <w:u w:val="single"/>
         </w:rPr>
-        <w:hyperlink r:id="rId25" w:history="1">
+        <w:hyperlink r:id="rId23" w:history="1">
           <w:r>
             <w:rPr>
               <w:rStyle w:val="Hyperlink"/>
@@ -4388,7 +4664,7 @@
           <w:sz w:val="24"/>
           <w:u w:val="single"/>
         </w:rPr>
-        <w:hyperlink r:id="rId26" w:history="1">
+        <w:hyperlink r:id="rId25" w:history="1">
           <w:r>
             <w:rPr>
               <w:rStyle w:val="Hyperlink"/>
@@ -4406,7 +4682,7 @@
           <w:sz w:val="24"/>
           <w:u w:val="single"/>
         </w:rPr>
-        <w:hyperlink r:id="rId26" w:history="1">
+        <w:hyperlink r:id="rId25" w:history="1">
           <w:r>
             <w:rPr>
               <w:rStyle w:val="Hyperlink"/>
@@ -4424,7 +4700,7 @@
           <w:sz w:val="24"/>
           <w:u w:val="single"/>
         </w:rPr>
-        <w:hyperlink r:id="rId26" w:history="1">
+        <w:hyperlink r:id="rId25" w:history="1">
           <w:r>
             <w:rPr>
               <w:rStyle w:val="Hyperlink"/>
@@ -4442,7 +4718,7 @@
           <w:sz w:val="24"/>
           <w:u w:val="single"/>
         </w:rPr>
-        <w:hyperlink r:id="rId26" w:history="1">
+        <w:hyperlink r:id="rId25" w:history="1">
           <w:r>
             <w:rPr>
               <w:rStyle w:val="Hyperlink"/>
@@ -4460,7 +4736,7 @@
           <w:sz w:val="24"/>
           <w:u w:val="single"/>
         </w:rPr>
-        <w:hyperlink r:id="rId26" w:history="1">
+        <w:hyperlink r:id="rId25" w:history="1">
           <w:r>
             <w:rPr>
               <w:rStyle w:val="Hyperlink"/>
@@ -4478,7 +4754,7 @@
           <w:sz w:val="24"/>
           <w:u w:val="single"/>
         </w:rPr>
-        <w:hyperlink r:id="rId26" w:history="1">
+        <w:hyperlink r:id="rId25" w:history="1">
           <w:r>
             <w:rPr>
               <w:rStyle w:val="Hyperlink"/>
@@ -4496,7 +4772,7 @@
           <w:sz w:val="24"/>
           <w:u w:val="single"/>
         </w:rPr>
-        <w:hyperlink r:id="rId26" w:history="1">
+        <w:hyperlink r:id="rId25" w:history="1">
           <w:r>
             <w:rPr>
               <w:rStyle w:val="Hyperlink"/>
@@ -4712,7 +4988,14 @@
           <w:sz w:val="24"/>
           <w:u w:val="single"/>
         </w:rPr>
-        <w:t>i</w:t>
+        <w:hyperlink r:id="rId19" w:history="1">
+          <w:r>
+            <w:rPr>
+              <w:rStyle w:val="Hyperlink"/>
+            </w:rPr>
+            <w:t>i</w:t>
+          </w:r>
+        </w:hyperlink>
       </w:r>
       <w:r>
         <w:rPr>
@@ -4721,40 +5004,53 @@
           <w:i w:val="0"/>
           <w:color w:val="0000FF"/>
           <w:sz w:val="24"/>
+        </w:rPr>
+        <w:hyperlink r:id="rId19" w:history="1">
+          <w:r>
+            <w:rPr>
+              <w:rStyle w:val="Hyperlink"/>
+            </w:rPr>
+            <w:t>l</w:t>
+          </w:r>
+        </w:hyperlink>
+      </w:r>
+      <w:r>
+        <w:rPr>
+          <w:rFonts w:ascii="Charis SIL Regular" w:hAnsi="Charis SIL Regular" w:eastAsia="Charis SIL Regular"/>
+          <w:b w:val="0"/>
+          <w:i w:val="0"/>
+          <w:color w:val="0000FF"/>
+          <w:sz w:val="24"/>
+        </w:rPr>
+        <w:t>e</w:t>
+      </w:r>
+      <w:r>
+        <w:rPr>
+          <w:rFonts w:ascii="Charis SIL Regular" w:hAnsi="Charis SIL Regular" w:eastAsia="Charis SIL Regular"/>
+          <w:b w:val="0"/>
+          <w:i w:val="0"/>
+          <w:color w:val="000000"/>
+          <w:sz w:val="24"/>
+        </w:rPr>
+        <w:hyperlink r:id="rId19" w:history="1">
+          <w:r>
+            <w:rPr>
+              <w:rStyle w:val="Hyperlink"/>
+            </w:rPr>
+            <w:t xml:space="preserve">, </w:t>
+          </w:r>
+        </w:hyperlink>
+      </w:r>
+      <w:r>
+        <w:rPr>
+          <w:rFonts w:ascii="Charis SIL Regular" w:hAnsi="Charis SIL Regular" w:eastAsia="Charis SIL Regular"/>
+          <w:b w:val="0"/>
+          <w:i w:val="0"/>
+          <w:color w:val="0000FF"/>
+          <w:sz w:val="24"/>
           <w:u w:val="single"/>
         </w:rPr>
-        <w:t>l</w:t>
-      </w:r>
-      <w:r>
-        <w:rPr>
-          <w:rFonts w:ascii="Charis SIL Regular" w:hAnsi="Charis SIL Regular" w:eastAsia="Charis SIL Regular"/>
-          <w:b w:val="0"/>
-          <w:i w:val="0"/>
-          <w:color w:val="0000FF"/>
-          <w:sz w:val="24"/>
-        </w:rPr>
-        <w:t>e</w:t>
-      </w:r>
-      <w:r>
-        <w:rPr>
-          <w:rFonts w:ascii="Charis SIL Regular" w:hAnsi="Charis SIL Regular" w:eastAsia="Charis SIL Regular"/>
-          <w:b w:val="0"/>
-          <w:i w:val="0"/>
-          <w:color w:val="000000"/>
-          <w:sz w:val="24"/>
-        </w:rPr>
-        <w:t xml:space="preserve">, </w:t>
-      </w:r>
-      <w:r>
-        <w:rPr>
-          <w:rFonts w:ascii="Charis SIL Regular" w:hAnsi="Charis SIL Regular" w:eastAsia="Charis SIL Regular"/>
-          <w:b w:val="0"/>
-          <w:i w:val="0"/>
-          <w:color w:val="0000FF"/>
-          <w:sz w:val="24"/>
-          <w:u w:val="single"/>
-        </w:rPr>
-        <w:hyperlink r:id="rId27" w:history="1">
+        <w:hyperlink r:id="rId19" w:history="1">
           <w:r>
             <w:rPr>
               <w:rStyle w:val="Hyperlink"/>
@@ -4837,7 +5133,7 @@
           <w:sz w:val="24"/>
           <w:u w:val="single"/>
         </w:rPr>
-        <w:hyperlink r:id="rId28" w:history="1">
+        <w:hyperlink r:id="rId19" w:history="1">
           <w:r>
             <w:rPr>
               <w:rStyle w:val="Hyperlink"/>
@@ -4855,7 +5151,7 @@
           <w:sz w:val="24"/>
           <w:u w:val="single"/>
         </w:rPr>
-        <w:hyperlink r:id="rId28" w:history="1">
+        <w:hyperlink r:id="rId19" w:history="1">
           <w:r>
             <w:rPr>
               <w:rStyle w:val="Hyperlink"/>
@@ -4884,7 +5180,7 @@
           <w:sz w:val="24"/>
           <w:u w:val="single"/>
         </w:rPr>
-        <w:hyperlink r:id="rId28" w:history="1">
+        <w:hyperlink r:id="rId26" w:history="1">
           <w:r>
             <w:rPr>
               <w:rStyle w:val="Hyperlink"/>
@@ -4902,7 +5198,7 @@
           <w:sz w:val="24"/>
           <w:u w:val="single"/>
         </w:rPr>
-        <w:hyperlink r:id="rId28" w:history="1">
+        <w:hyperlink r:id="rId26" w:history="1">
           <w:r>
             <w:rPr>
               <w:rStyle w:val="Hyperlink"/>
@@ -5042,7 +5338,7 @@
           <w:sz w:val="24"/>
           <w:u w:val="single"/>
         </w:rPr>
-        <w:hyperlink r:id="rId29" w:history="1">
+        <w:hyperlink r:id="rId27" w:history="1">
           <w:r>
             <w:rPr>
               <w:rStyle w:val="Hyperlink"/>
@@ -5060,7 +5356,7 @@
           <w:sz w:val="24"/>
           <w:u w:val="single"/>
         </w:rPr>
-        <w:hyperlink r:id="rId29" w:history="1">
+        <w:hyperlink r:id="rId27" w:history="1">
           <w:r>
             <w:rPr>
               <w:rStyle w:val="Hyperlink"/>
@@ -5078,7 +5374,7 @@
           <w:sz w:val="24"/>
           <w:u w:val="single"/>
         </w:rPr>
-        <w:hyperlink r:id="rId29" w:history="1">
+        <w:hyperlink r:id="rId27" w:history="1">
           <w:r>
             <w:rPr>
               <w:rStyle w:val="Hyperlink"/>
@@ -5096,7 +5392,7 @@
           <w:sz w:val="24"/>
           <w:u w:val="single"/>
         </w:rPr>
-        <w:hyperlink r:id="rId29" w:history="1">
+        <w:hyperlink r:id="rId27" w:history="1">
           <w:r>
             <w:rPr>
               <w:rStyle w:val="Hyperlink"/>
@@ -5124,7 +5420,7 @@
           <w:sz w:val="24"/>
           <w:u w:val="single"/>
         </w:rPr>
-        <w:hyperlink r:id="rId30" w:history="1">
+        <w:hyperlink r:id="rId27" w:history="1">
           <w:r>
             <w:rPr>
               <w:rStyle w:val="Hyperlink"/>
@@ -5142,7 +5438,7 @@
           <w:sz w:val="24"/>
           <w:u w:val="single"/>
         </w:rPr>
-        <w:hyperlink r:id="rId30" w:history="1">
+        <w:hyperlink r:id="rId27" w:history="1">
           <w:r>
             <w:rPr>
               <w:rStyle w:val="Hyperlink"/>
@@ -5171,7 +5467,7 @@
           <w:sz w:val="24"/>
           <w:u w:val="single"/>
         </w:rPr>
-        <w:hyperlink r:id="rId30" w:history="1">
+        <w:hyperlink r:id="rId27" w:history="1">
           <w:r>
             <w:rPr>
               <w:rStyle w:val="Hyperlink"/>
@@ -5259,7 +5555,7 @@
           <w:sz w:val="24"/>
           <w:u w:val="single"/>
         </w:rPr>
-        <w:hyperlink r:id="rId31" w:history="1">
+        <w:hyperlink r:id="rId28" w:history="1">
           <w:r>
             <w:rPr>
               <w:rStyle w:val="Hyperlink"/>
@@ -5288,7 +5584,7 @@
           <w:sz w:val="24"/>
           <w:u w:val="single"/>
         </w:rPr>
-        <w:hyperlink r:id="rId31" w:history="1">
+        <w:hyperlink r:id="rId28" w:history="1">
           <w:r>
             <w:rPr>
               <w:rStyle w:val="Hyperlink"/>
@@ -5316,7 +5612,7 @@
           <w:sz w:val="24"/>
           <w:u w:val="single"/>
         </w:rPr>
-        <w:hyperlink r:id="rId32" w:history="1">
+        <w:hyperlink r:id="rId29" w:history="1">
           <w:r>
             <w:rPr>
               <w:rStyle w:val="Hyperlink"/>
@@ -5345,7 +5641,7 @@
           <w:sz w:val="24"/>
           <w:u w:val="single"/>
         </w:rPr>
-        <w:hyperlink r:id="rId32" w:history="1">
+        <w:hyperlink r:id="rId29" w:history="1">
           <w:r>
             <w:rPr>
               <w:rStyle w:val="Hyperlink"/>
@@ -5469,7 +5765,7 @@
           <w:sz w:val="24"/>
           <w:u w:val="single"/>
         </w:rPr>
-        <w:hyperlink r:id="rId33" w:history="1">
+        <w:hyperlink r:id="rId30" w:history="1">
           <w:r>
             <w:rPr>
               <w:rStyle w:val="Hyperlink"/>
@@ -5487,7 +5783,7 @@
           <w:sz w:val="24"/>
           <w:u w:val="single"/>
         </w:rPr>
-        <w:hyperlink r:id="rId33" w:history="1">
+        <w:hyperlink r:id="rId30" w:history="1">
           <w:r>
             <w:rPr>
               <w:rStyle w:val="Hyperlink"/>
@@ -5505,7 +5801,7 @@
           <w:sz w:val="24"/>
           <w:u w:val="single"/>
         </w:rPr>
-        <w:hyperlink r:id="rId33" w:history="1">
+        <w:hyperlink r:id="rId30" w:history="1">
           <w:r>
             <w:rPr>
               <w:rStyle w:val="Hyperlink"/>
@@ -5686,7 +5982,7 @@
           <w:sz w:val="24"/>
           <w:u w:val="single"/>
         </w:rPr>
-        <w:hyperlink r:id="rId34" w:history="1">
+        <w:hyperlink r:id="rId31" w:history="1">
           <w:r>
             <w:rPr>
               <w:rStyle w:val="Hyperlink"/>
@@ -5704,7 +6000,7 @@
           <w:sz w:val="24"/>
           <w:u w:val="single"/>
         </w:rPr>
-        <w:hyperlink r:id="rId34" w:history="1">
+        <w:hyperlink r:id="rId31" w:history="1">
           <w:r>
             <w:rPr>
               <w:rStyle w:val="Hyperlink"/>
@@ -5722,7 +6018,7 @@
           <w:sz w:val="24"/>
           <w:u w:val="single"/>
         </w:rPr>
-        <w:hyperlink r:id="rId34" w:history="1">
+        <w:hyperlink r:id="rId31" w:history="1">
           <w:r>
             <w:rPr>
               <w:rStyle w:val="Hyperlink"/>
@@ -5740,7 +6036,7 @@
           <w:sz w:val="24"/>
           <w:u w:val="single"/>
         </w:rPr>
-        <w:hyperlink r:id="rId34" w:history="1">
+        <w:hyperlink r:id="rId31" w:history="1">
           <w:r>
             <w:rPr>
               <w:rStyle w:val="Hyperlink"/>
@@ -5758,7 +6054,7 @@
           <w:sz w:val="24"/>
           <w:u w:val="single"/>
         </w:rPr>
-        <w:hyperlink r:id="rId34" w:history="1">
+        <w:hyperlink r:id="rId31" w:history="1">
           <w:r>
             <w:rPr>
               <w:rStyle w:val="Hyperlink"/>
@@ -5776,7 +6072,7 @@
           <w:sz w:val="24"/>
           <w:u w:val="single"/>
         </w:rPr>
-        <w:hyperlink r:id="rId34" w:history="1">
+        <w:hyperlink r:id="rId31" w:history="1">
           <w:r>
             <w:rPr>
               <w:rStyle w:val="Hyperlink"/>
@@ -5794,7 +6090,7 @@
           <w:sz w:val="24"/>
           <w:u w:val="single"/>
         </w:rPr>
-        <w:hyperlink r:id="rId34" w:history="1">
+        <w:hyperlink r:id="rId31" w:history="1">
           <w:r>
             <w:rPr>
               <w:rStyle w:val="Hyperlink"/>
@@ -5812,7 +6108,7 @@
           <w:sz w:val="24"/>
           <w:u w:val="single"/>
         </w:rPr>
-        <w:hyperlink r:id="rId34" w:history="1">
+        <w:hyperlink r:id="rId31" w:history="1">
           <w:r>
             <w:rPr>
               <w:rStyle w:val="Hyperlink"/>
@@ -5829,7 +6125,7 @@
           <w:color w:val="0000FF"/>
           <w:sz w:val="24"/>
         </w:rPr>
-        <w:hyperlink r:id="rId34" w:history="1">
+        <w:hyperlink r:id="rId31" w:history="1">
           <w:r>
             <w:rPr>
               <w:rStyle w:val="Hyperlink"/>
@@ -5845,6 +6141,7 @@
           <w:i w:val="0"/>
           <w:color w:val="0000FF"/>
           <w:sz w:val="24"/>
+          <w:u w:val="single"/>
         </w:rPr>
         <w:t>-</w:t>
       </w:r>
@@ -5857,7 +6154,7 @@
           <w:sz w:val="24"/>
           <w:u w:val="single"/>
         </w:rPr>
-        <w:hyperlink r:id="rId34" w:history="1">
+        <w:hyperlink r:id="rId31" w:history="1">
           <w:r>
             <w:rPr>
               <w:rStyle w:val="Hyperlink"/>
@@ -5875,7 +6172,7 @@
           <w:sz w:val="24"/>
           <w:u w:val="single"/>
         </w:rPr>
-        <w:hyperlink r:id="rId34" w:history="1">
+        <w:hyperlink r:id="rId31" w:history="1">
           <w:r>
             <w:rPr>
               <w:rStyle w:val="Hyperlink"/>
@@ -5893,7 +6190,7 @@
           <w:sz w:val="24"/>
           <w:u w:val="single"/>
         </w:rPr>
-        <w:hyperlink r:id="rId34" w:history="1">
+        <w:hyperlink r:id="rId31" w:history="1">
           <w:r>
             <w:rPr>
               <w:rStyle w:val="Hyperlink"/>
@@ -5911,7 +6208,7 @@
           <w:sz w:val="24"/>
           <w:u w:val="single"/>
         </w:rPr>
-        <w:hyperlink r:id="rId34" w:history="1">
+        <w:hyperlink r:id="rId31" w:history="1">
           <w:r>
             <w:rPr>
               <w:rStyle w:val="Hyperlink"/>
@@ -5929,7 +6226,7 @@
           <w:sz w:val="24"/>
           <w:u w:val="single"/>
         </w:rPr>
-        <w:hyperlink r:id="rId34" w:history="1">
+        <w:hyperlink r:id="rId31" w:history="1">
           <w:r>
             <w:rPr>
               <w:rStyle w:val="Hyperlink"/>
@@ -6060,7 +6357,7 @@
           <w:sz w:val="24"/>
           <w:u w:val="single"/>
         </w:rPr>
-        <w:hyperlink r:id="rId35" w:history="1">
+        <w:hyperlink r:id="rId32" w:history="1">
           <w:r>
             <w:rPr>
               <w:rStyle w:val="Hyperlink"/>
@@ -6089,7 +6386,7 @@
           <w:sz w:val="24"/>
           <w:u w:val="single"/>
         </w:rPr>
-        <w:hyperlink r:id="rId35" w:history="1">
+        <w:hyperlink r:id="rId32" w:history="1">
           <w:r>
             <w:rPr>
               <w:rStyle w:val="Hyperlink"/>
@@ -6117,7 +6414,7 @@
           <w:sz w:val="24"/>
           <w:u w:val="single"/>
         </w:rPr>
-        <w:hyperlink r:id="rId36" w:history="1">
+        <w:hyperlink r:id="rId33" w:history="1">
           <w:r>
             <w:rPr>
               <w:rStyle w:val="Hyperlink"/>
@@ -6146,7 +6443,7 @@
           <w:sz w:val="24"/>
           <w:u w:val="single"/>
         </w:rPr>
-        <w:hyperlink r:id="rId36" w:history="1">
+        <w:hyperlink r:id="rId33" w:history="1">
           <w:r>
             <w:rPr>
               <w:rStyle w:val="Hyperlink"/>

--- a/EXPORTS/DOCX/published/niveau2/Dutch/Ghana.docx
+++ b/EXPORTS/DOCX/published/niveau2/Dutch/Ghana.docx
@@ -4475,7 +4475,7 @@
           <w:sz w:val="24"/>
           <w:u w:val="single"/>
         </w:rPr>
-        <w:hyperlink r:id="rId23" w:history="1">
+        <w:hyperlink r:id="rId24" w:history="1">
           <w:r>
             <w:rPr>
               <w:rStyle w:val="Hyperlink"/>
@@ -4493,7 +4493,7 @@
           <w:sz w:val="24"/>
           <w:u w:val="single"/>
         </w:rPr>
-        <w:hyperlink r:id="rId23" w:history="1">
+        <w:hyperlink r:id="rId24" w:history="1">
           <w:r>
             <w:rPr>
               <w:rStyle w:val="Hyperlink"/>
@@ -4522,6 +4522,7 @@
       </w:r>
       <w:r>
         <w:rPr>
+          <w:u w:val="single" w:color="0000ff"/>
           <w:rFonts w:ascii="Charis SIL Regular" w:hAnsi="Charis SIL Regular" w:eastAsia="Charis SIL Regular"/>
           <w:b w:val="0"/>
           <w:i w:val="0"/>
@@ -4539,7 +4540,7 @@
           <w:sz w:val="24"/>
           <w:u w:val="single"/>
         </w:rPr>
-        <w:hyperlink r:id="rId23" w:history="1">
+        <w:hyperlink r:id="rId25" w:history="1">
           <w:r>
             <w:rPr>
               <w:rStyle w:val="Hyperlink"/>
@@ -4664,7 +4665,7 @@
           <w:sz w:val="24"/>
           <w:u w:val="single"/>
         </w:rPr>
-        <w:hyperlink r:id="rId25" w:history="1">
+        <w:hyperlink r:id="rId26" w:history="1">
           <w:r>
             <w:rPr>
               <w:rStyle w:val="Hyperlink"/>
@@ -4682,7 +4683,7 @@
           <w:sz w:val="24"/>
           <w:u w:val="single"/>
         </w:rPr>
-        <w:hyperlink r:id="rId25" w:history="1">
+        <w:hyperlink r:id="rId26" w:history="1">
           <w:r>
             <w:rPr>
               <w:rStyle w:val="Hyperlink"/>
@@ -4700,7 +4701,7 @@
           <w:sz w:val="24"/>
           <w:u w:val="single"/>
         </w:rPr>
-        <w:hyperlink r:id="rId25" w:history="1">
+        <w:hyperlink r:id="rId26" w:history="1">
           <w:r>
             <w:rPr>
               <w:rStyle w:val="Hyperlink"/>
@@ -4718,7 +4719,7 @@
           <w:sz w:val="24"/>
           <w:u w:val="single"/>
         </w:rPr>
-        <w:hyperlink r:id="rId25" w:history="1">
+        <w:hyperlink r:id="rId26" w:history="1">
           <w:r>
             <w:rPr>
               <w:rStyle w:val="Hyperlink"/>
@@ -4736,7 +4737,7 @@
           <w:sz w:val="24"/>
           <w:u w:val="single"/>
         </w:rPr>
-        <w:hyperlink r:id="rId25" w:history="1">
+        <w:hyperlink r:id="rId26" w:history="1">
           <w:r>
             <w:rPr>
               <w:rStyle w:val="Hyperlink"/>
@@ -4754,7 +4755,7 @@
           <w:sz w:val="24"/>
           <w:u w:val="single"/>
         </w:rPr>
-        <w:hyperlink r:id="rId25" w:history="1">
+        <w:hyperlink r:id="rId26" w:history="1">
           <w:r>
             <w:rPr>
               <w:rStyle w:val="Hyperlink"/>
@@ -4772,7 +4773,7 @@
           <w:sz w:val="24"/>
           <w:u w:val="single"/>
         </w:rPr>
-        <w:hyperlink r:id="rId25" w:history="1">
+        <w:hyperlink r:id="rId26" w:history="1">
           <w:r>
             <w:rPr>
               <w:rStyle w:val="Hyperlink"/>
@@ -5004,15 +5005,9 @@
           <w:i w:val="0"/>
           <w:color w:val="0000FF"/>
           <w:sz w:val="24"/>
-        </w:rPr>
-        <w:hyperlink r:id="rId19" w:history="1">
-          <w:r>
-            <w:rPr>
-              <w:rStyle w:val="Hyperlink"/>
-            </w:rPr>
-            <w:t>l</w:t>
-          </w:r>
-        </w:hyperlink>
+          <w:u w:val="single"/>
+        </w:rPr>
+        <w:t>l</w:t>
       </w:r>
       <w:r>
         <w:rPr>
@@ -5026,6 +5021,7 @@
       </w:r>
       <w:r>
         <w:rPr>
+          <w:u w:val="single" w:color="0000ff"/>
           <w:rFonts w:ascii="Charis SIL Regular" w:hAnsi="Charis SIL Regular" w:eastAsia="Charis SIL Regular"/>
           <w:b w:val="0"/>
           <w:i w:val="0"/>
@@ -5050,7 +5046,7 @@
           <w:sz w:val="24"/>
           <w:u w:val="single"/>
         </w:rPr>
-        <w:hyperlink r:id="rId19" w:history="1">
+        <w:hyperlink r:id="rId27" w:history="1">
           <w:r>
             <w:rPr>
               <w:rStyle w:val="Hyperlink"/>
@@ -5068,7 +5064,7 @@
           <w:sz w:val="24"/>
           <w:u w:val="single"/>
         </w:rPr>
-        <w:hyperlink r:id="rId19" w:history="1">
+        <w:hyperlink r:id="rId27" w:history="1">
           <w:r>
             <w:rPr>
               <w:rStyle w:val="Hyperlink"/>
@@ -5097,7 +5093,7 @@
           <w:sz w:val="24"/>
           <w:u w:val="single"/>
         </w:rPr>
-        <w:hyperlink r:id="rId19" w:history="1">
+        <w:hyperlink r:id="rId27" w:history="1">
           <w:r>
             <w:rPr>
               <w:rStyle w:val="Hyperlink"/>
@@ -5115,14 +5111,7 @@
           <w:color w:val="000000"/>
           <w:sz w:val="24"/>
         </w:rPr>
-        <w:hyperlink r:id="rId19" w:history="1">
-          <w:r>
-            <w:rPr>
-              <w:rStyle w:val="Hyperlink"/>
-            </w:rPr>
-            <w:t xml:space="preserve">, </w:t>
-          </w:r>
-        </w:hyperlink>
+        <w:t xml:space="preserve">, </w:t>
       </w:r>
       <w:r>
         <w:rPr>
@@ -5133,7 +5122,7 @@
           <w:sz w:val="24"/>
           <w:u w:val="single"/>
         </w:rPr>
-        <w:hyperlink r:id="rId19" w:history="1">
+        <w:hyperlink r:id="rId28" w:history="1">
           <w:r>
             <w:rPr>
               <w:rStyle w:val="Hyperlink"/>
@@ -5151,7 +5140,7 @@
           <w:sz w:val="24"/>
           <w:u w:val="single"/>
         </w:rPr>
-        <w:hyperlink r:id="rId19" w:history="1">
+        <w:hyperlink r:id="rId28" w:history="1">
           <w:r>
             <w:rPr>
               <w:rStyle w:val="Hyperlink"/>
@@ -5180,7 +5169,7 @@
           <w:sz w:val="24"/>
           <w:u w:val="single"/>
         </w:rPr>
-        <w:hyperlink r:id="rId26" w:history="1">
+        <w:hyperlink r:id="rId28" w:history="1">
           <w:r>
             <w:rPr>
               <w:rStyle w:val="Hyperlink"/>
@@ -5198,7 +5187,7 @@
           <w:sz w:val="24"/>
           <w:u w:val="single"/>
         </w:rPr>
-        <w:hyperlink r:id="rId26" w:history="1">
+        <w:hyperlink r:id="rId28" w:history="1">
           <w:r>
             <w:rPr>
               <w:rStyle w:val="Hyperlink"/>
@@ -5338,7 +5327,7 @@
           <w:sz w:val="24"/>
           <w:u w:val="single"/>
         </w:rPr>
-        <w:hyperlink r:id="rId27" w:history="1">
+        <w:hyperlink r:id="rId29" w:history="1">
           <w:r>
             <w:rPr>
               <w:rStyle w:val="Hyperlink"/>
@@ -5356,7 +5345,7 @@
           <w:sz w:val="24"/>
           <w:u w:val="single"/>
         </w:rPr>
-        <w:hyperlink r:id="rId27" w:history="1">
+        <w:hyperlink r:id="rId29" w:history="1">
           <w:r>
             <w:rPr>
               <w:rStyle w:val="Hyperlink"/>
@@ -5374,7 +5363,7 @@
           <w:sz w:val="24"/>
           <w:u w:val="single"/>
         </w:rPr>
-        <w:hyperlink r:id="rId27" w:history="1">
+        <w:hyperlink r:id="rId29" w:history="1">
           <w:r>
             <w:rPr>
               <w:rStyle w:val="Hyperlink"/>
@@ -5392,7 +5381,7 @@
           <w:sz w:val="24"/>
           <w:u w:val="single"/>
         </w:rPr>
-        <w:hyperlink r:id="rId27" w:history="1">
+        <w:hyperlink r:id="rId29" w:history="1">
           <w:r>
             <w:rPr>
               <w:rStyle w:val="Hyperlink"/>
@@ -5420,7 +5409,7 @@
           <w:sz w:val="24"/>
           <w:u w:val="single"/>
         </w:rPr>
-        <w:hyperlink r:id="rId27" w:history="1">
+        <w:hyperlink r:id="rId29" w:history="1">
           <w:r>
             <w:rPr>
               <w:rStyle w:val="Hyperlink"/>
@@ -5438,7 +5427,7 @@
           <w:sz w:val="24"/>
           <w:u w:val="single"/>
         </w:rPr>
-        <w:hyperlink r:id="rId27" w:history="1">
+        <w:hyperlink r:id="rId29" w:history="1">
           <w:r>
             <w:rPr>
               <w:rStyle w:val="Hyperlink"/>
@@ -5467,7 +5456,7 @@
           <w:sz w:val="24"/>
           <w:u w:val="single"/>
         </w:rPr>
-        <w:hyperlink r:id="rId27" w:history="1">
+        <w:hyperlink r:id="rId29" w:history="1">
           <w:r>
             <w:rPr>
               <w:rStyle w:val="Hyperlink"/>
@@ -5555,7 +5544,7 @@
           <w:sz w:val="24"/>
           <w:u w:val="single"/>
         </w:rPr>
-        <w:hyperlink r:id="rId28" w:history="1">
+        <w:hyperlink r:id="rId30" w:history="1">
           <w:r>
             <w:rPr>
               <w:rStyle w:val="Hyperlink"/>
@@ -5584,7 +5573,7 @@
           <w:sz w:val="24"/>
           <w:u w:val="single"/>
         </w:rPr>
-        <w:hyperlink r:id="rId28" w:history="1">
+        <w:hyperlink r:id="rId30" w:history="1">
           <w:r>
             <w:rPr>
               <w:rStyle w:val="Hyperlink"/>
@@ -5612,7 +5601,7 @@
           <w:sz w:val="24"/>
           <w:u w:val="single"/>
         </w:rPr>
-        <w:hyperlink r:id="rId29" w:history="1">
+        <w:hyperlink r:id="rId31" w:history="1">
           <w:r>
             <w:rPr>
               <w:rStyle w:val="Hyperlink"/>
@@ -5641,7 +5630,7 @@
           <w:sz w:val="24"/>
           <w:u w:val="single"/>
         </w:rPr>
-        <w:hyperlink r:id="rId29" w:history="1">
+        <w:hyperlink r:id="rId31" w:history="1">
           <w:r>
             <w:rPr>
               <w:rStyle w:val="Hyperlink"/>
@@ -5765,7 +5754,7 @@
           <w:sz w:val="24"/>
           <w:u w:val="single"/>
         </w:rPr>
-        <w:hyperlink r:id="rId30" w:history="1">
+        <w:hyperlink r:id="rId32" w:history="1">
           <w:r>
             <w:rPr>
               <w:rStyle w:val="Hyperlink"/>
@@ -5783,7 +5772,7 @@
           <w:sz w:val="24"/>
           <w:u w:val="single"/>
         </w:rPr>
-        <w:hyperlink r:id="rId30" w:history="1">
+        <w:hyperlink r:id="rId32" w:history="1">
           <w:r>
             <w:rPr>
               <w:rStyle w:val="Hyperlink"/>
@@ -5801,7 +5790,7 @@
           <w:sz w:val="24"/>
           <w:u w:val="single"/>
         </w:rPr>
-        <w:hyperlink r:id="rId30" w:history="1">
+        <w:hyperlink r:id="rId32" w:history="1">
           <w:r>
             <w:rPr>
               <w:rStyle w:val="Hyperlink"/>
@@ -5982,7 +5971,7 @@
           <w:sz w:val="24"/>
           <w:u w:val="single"/>
         </w:rPr>
-        <w:hyperlink r:id="rId31" w:history="1">
+        <w:hyperlink r:id="rId33" w:history="1">
           <w:r>
             <w:rPr>
               <w:rStyle w:val="Hyperlink"/>
@@ -6000,7 +5989,7 @@
           <w:sz w:val="24"/>
           <w:u w:val="single"/>
         </w:rPr>
-        <w:hyperlink r:id="rId31" w:history="1">
+        <w:hyperlink r:id="rId33" w:history="1">
           <w:r>
             <w:rPr>
               <w:rStyle w:val="Hyperlink"/>
@@ -6018,7 +6007,7 @@
           <w:sz w:val="24"/>
           <w:u w:val="single"/>
         </w:rPr>
-        <w:hyperlink r:id="rId31" w:history="1">
+        <w:hyperlink r:id="rId33" w:history="1">
           <w:r>
             <w:rPr>
               <w:rStyle w:val="Hyperlink"/>
@@ -6036,7 +6025,7 @@
           <w:sz w:val="24"/>
           <w:u w:val="single"/>
         </w:rPr>
-        <w:hyperlink r:id="rId31" w:history="1">
+        <w:hyperlink r:id="rId33" w:history="1">
           <w:r>
             <w:rPr>
               <w:rStyle w:val="Hyperlink"/>
@@ -6054,7 +6043,7 @@
           <w:sz w:val="24"/>
           <w:u w:val="single"/>
         </w:rPr>
-        <w:hyperlink r:id="rId31" w:history="1">
+        <w:hyperlink r:id="rId33" w:history="1">
           <w:r>
             <w:rPr>
               <w:rStyle w:val="Hyperlink"/>
@@ -6072,7 +6061,7 @@
           <w:sz w:val="24"/>
           <w:u w:val="single"/>
         </w:rPr>
-        <w:hyperlink r:id="rId31" w:history="1">
+        <w:hyperlink r:id="rId33" w:history="1">
           <w:r>
             <w:rPr>
               <w:rStyle w:val="Hyperlink"/>
@@ -6090,7 +6079,7 @@
           <w:sz w:val="24"/>
           <w:u w:val="single"/>
         </w:rPr>
-        <w:hyperlink r:id="rId31" w:history="1">
+        <w:hyperlink r:id="rId33" w:history="1">
           <w:r>
             <w:rPr>
               <w:rStyle w:val="Hyperlink"/>
@@ -6108,7 +6097,7 @@
           <w:sz w:val="24"/>
           <w:u w:val="single"/>
         </w:rPr>
-        <w:hyperlink r:id="rId31" w:history="1">
+        <w:hyperlink r:id="rId33" w:history="1">
           <w:r>
             <w:rPr>
               <w:rStyle w:val="Hyperlink"/>
@@ -6125,7 +6114,7 @@
           <w:color w:val="0000FF"/>
           <w:sz w:val="24"/>
         </w:rPr>
-        <w:hyperlink r:id="rId31" w:history="1">
+        <w:hyperlink r:id="rId33" w:history="1">
           <w:r>
             <w:rPr>
               <w:rStyle w:val="Hyperlink"/>
@@ -6154,7 +6143,7 @@
           <w:sz w:val="24"/>
           <w:u w:val="single"/>
         </w:rPr>
-        <w:hyperlink r:id="rId31" w:history="1">
+        <w:hyperlink r:id="rId33" w:history="1">
           <w:r>
             <w:rPr>
               <w:rStyle w:val="Hyperlink"/>
@@ -6172,7 +6161,7 @@
           <w:sz w:val="24"/>
           <w:u w:val="single"/>
         </w:rPr>
-        <w:hyperlink r:id="rId31" w:history="1">
+        <w:hyperlink r:id="rId33" w:history="1">
           <w:r>
             <w:rPr>
               <w:rStyle w:val="Hyperlink"/>
@@ -6190,7 +6179,7 @@
           <w:sz w:val="24"/>
           <w:u w:val="single"/>
         </w:rPr>
-        <w:hyperlink r:id="rId31" w:history="1">
+        <w:hyperlink r:id="rId33" w:history="1">
           <w:r>
             <w:rPr>
               <w:rStyle w:val="Hyperlink"/>
@@ -6208,7 +6197,7 @@
           <w:sz w:val="24"/>
           <w:u w:val="single"/>
         </w:rPr>
-        <w:hyperlink r:id="rId31" w:history="1">
+        <w:hyperlink r:id="rId33" w:history="1">
           <w:r>
             <w:rPr>
               <w:rStyle w:val="Hyperlink"/>
@@ -6226,7 +6215,7 @@
           <w:sz w:val="24"/>
           <w:u w:val="single"/>
         </w:rPr>
-        <w:hyperlink r:id="rId31" w:history="1">
+        <w:hyperlink r:id="rId33" w:history="1">
           <w:r>
             <w:rPr>
               <w:rStyle w:val="Hyperlink"/>
@@ -6357,7 +6346,7 @@
           <w:sz w:val="24"/>
           <w:u w:val="single"/>
         </w:rPr>
-        <w:hyperlink r:id="rId32" w:history="1">
+        <w:hyperlink r:id="rId34" w:history="1">
           <w:r>
             <w:rPr>
               <w:rStyle w:val="Hyperlink"/>
@@ -6386,7 +6375,7 @@
           <w:sz w:val="24"/>
           <w:u w:val="single"/>
         </w:rPr>
-        <w:hyperlink r:id="rId32" w:history="1">
+        <w:hyperlink r:id="rId34" w:history="1">
           <w:r>
             <w:rPr>
               <w:rStyle w:val="Hyperlink"/>
@@ -6414,7 +6403,7 @@
           <w:sz w:val="24"/>
           <w:u w:val="single"/>
         </w:rPr>
-        <w:hyperlink r:id="rId33" w:history="1">
+        <w:hyperlink r:id="rId35" w:history="1">
           <w:r>
             <w:rPr>
               <w:rStyle w:val="Hyperlink"/>
@@ -6443,7 +6432,7 @@
           <w:sz w:val="24"/>
           <w:u w:val="single"/>
         </w:rPr>
-        <w:hyperlink r:id="rId33" w:history="1">
+        <w:hyperlink r:id="rId35" w:history="1">
           <w:r>
             <w:rPr>
               <w:rStyle w:val="Hyperlink"/>

--- a/EXPORTS/DOCX/published/niveau2/Dutch/Ghana.docx
+++ b/EXPORTS/DOCX/published/niveau2/Dutch/Ghana.docx
@@ -569,35 +569,7 @@
           <w:color w:val="000000"/>
           <w:sz w:val="24"/>
         </w:rPr>
-        <w:t>ook voorwerpe</w:t>
-      </w:r>
-      <w:r>
-        <w:rPr>
-          <w:u w:val="single" w:color="0000ff"/>
-          <w:rFonts w:ascii="Charis SIL Regular" w:hAnsi="Charis SIL Regular" w:eastAsia="Charis SIL Regular"/>
-          <w:b w:val="0"/>
-          <w:i w:val="0"/>
-          <w:color w:val="000000"/>
-          <w:sz w:val="24"/>
-        </w:rPr>
-        <w:hyperlink r:id="rId10" w:history="1">
-          <w:r>
-            <w:rPr>
-              <w:rStyle w:val="Hyperlink"/>
-            </w:rPr>
-            <w:t xml:space="preserve">n van de </w:t>
-          </w:r>
-        </w:hyperlink>
-      </w:r>
-      <w:r>
-        <w:rPr>
-          <w:rFonts w:ascii="Charis SIL Regular" w:hAnsi="Charis SIL Regular" w:eastAsia="Charis SIL Regular"/>
-          <w:b w:val="0"/>
-          <w:i w:val="0"/>
-          <w:color w:val="000000"/>
-          <w:sz w:val="24"/>
-        </w:rPr>
-        <w:t>W</w:t>
+        <w:t>ook voorwerpen van de W</w:t>
       </w:r>
       <w:r>
         <w:rPr>
@@ -1229,9 +1201,15 @@
           <w:i w:val="0"/>
           <w:color w:val="0000FF"/>
           <w:sz w:val="24"/>
-          <w:u w:val="single"/>
-        </w:rPr>
-        <w:t>r</w:t>
+        </w:rPr>
+        <w:hyperlink r:id="rId14" w:history="1">
+          <w:r>
+            <w:rPr>
+              <w:rStyle w:val="Hyperlink"/>
+            </w:rPr>
+            <w:t>r</w:t>
+          </w:r>
+        </w:hyperlink>
       </w:r>
       <w:r>
         <w:rPr>
@@ -1295,13 +1273,29 @@
             <w:rPr>
               <w:rStyle w:val="Hyperlink"/>
             </w:rPr>
-            <w:t xml:space="preserve">ffing van </w:t>
+            <w:t>ffing va</w:t>
           </w:r>
         </w:hyperlink>
       </w:r>
       <w:r>
         <w:rPr>
-          <w:u w:val="single" w:color="0000ff"/>
+          <w:rFonts w:ascii="Charis SIL Regular" w:hAnsi="Charis SIL Regular" w:eastAsia="Charis SIL Regular"/>
+          <w:b w:val="0"/>
+          <w:i w:val="0"/>
+          <w:color w:val="000000"/>
+          <w:sz w:val="24"/>
+        </w:rPr>
+        <w:hyperlink r:id="rId14" w:history="1">
+          <w:r>
+            <w:rPr>
+              <w:rStyle w:val="Hyperlink"/>
+            </w:rPr>
+            <w:t xml:space="preserve">n </w:t>
+          </w:r>
+        </w:hyperlink>
+      </w:r>
+      <w:r>
+        <w:rPr>
           <w:rFonts w:ascii="Charis SIL Regular" w:hAnsi="Charis SIL Regular" w:eastAsia="Charis SIL Regular"/>
           <w:b w:val="0"/>
           <w:i w:val="0"/>
@@ -1360,19 +1354,9 @@
             <w:rPr>
               <w:rStyle w:val="Hyperlink"/>
             </w:rPr>
-            <w:t xml:space="preserve">inet in </w:t>
+            <w:t xml:space="preserve">inet in de </w:t>
           </w:r>
         </w:hyperlink>
-      </w:r>
-      <w:r>
-        <w:rPr>
-          <w:rFonts w:ascii="Charis SIL Regular" w:hAnsi="Charis SIL Regular" w:eastAsia="Charis SIL Regular"/>
-          <w:b w:val="0"/>
-          <w:i w:val="0"/>
-          <w:color w:val="000000"/>
-          <w:sz w:val="24"/>
-        </w:rPr>
-        <w:t xml:space="preserve">de </w:t>
       </w:r>
       <w:r>
         <w:rPr>
@@ -1839,7 +1823,7 @@
           <w:sz w:val="24"/>
           <w:u w:val="single"/>
         </w:rPr>
-        <w:hyperlink r:id="rId17" w:history="1">
+        <w:hyperlink r:id="rId16" w:history="1">
           <w:r>
             <w:rPr>
               <w:rStyle w:val="Hyperlink"/>
@@ -1857,7 +1841,7 @@
           <w:sz w:val="24"/>
           <w:u w:val="single"/>
         </w:rPr>
-        <w:hyperlink r:id="rId17" w:history="1">
+        <w:hyperlink r:id="rId16" w:history="1">
           <w:r>
             <w:rPr>
               <w:rStyle w:val="Hyperlink"/>
@@ -1875,7 +1859,7 @@
           <w:sz w:val="24"/>
           <w:u w:val="single"/>
         </w:rPr>
-        <w:hyperlink r:id="rId17" w:history="1">
+        <w:hyperlink r:id="rId16" w:history="1">
           <w:r>
             <w:rPr>
               <w:rStyle w:val="Hyperlink"/>
@@ -4522,7 +4506,6 @@
       </w:r>
       <w:r>
         <w:rPr>
-          <w:u w:val="single" w:color="0000ff"/>
           <w:rFonts w:ascii="Charis SIL Regular" w:hAnsi="Charis SIL Regular" w:eastAsia="Charis SIL Regular"/>
           <w:b w:val="0"/>
           <w:i w:val="0"/>
@@ -4540,7 +4523,7 @@
           <w:sz w:val="24"/>
           <w:u w:val="single"/>
         </w:rPr>
-        <w:hyperlink r:id="rId25" w:history="1">
+        <w:hyperlink r:id="rId23" w:history="1">
           <w:r>
             <w:rPr>
               <w:rStyle w:val="Hyperlink"/>
@@ -4665,7 +4648,7 @@
           <w:sz w:val="24"/>
           <w:u w:val="single"/>
         </w:rPr>
-        <w:hyperlink r:id="rId26" w:history="1">
+        <w:hyperlink r:id="rId25" w:history="1">
           <w:r>
             <w:rPr>
               <w:rStyle w:val="Hyperlink"/>
@@ -4683,7 +4666,7 @@
           <w:sz w:val="24"/>
           <w:u w:val="single"/>
         </w:rPr>
-        <w:hyperlink r:id="rId26" w:history="1">
+        <w:hyperlink r:id="rId25" w:history="1">
           <w:r>
             <w:rPr>
               <w:rStyle w:val="Hyperlink"/>
@@ -4701,7 +4684,7 @@
           <w:sz w:val="24"/>
           <w:u w:val="single"/>
         </w:rPr>
-        <w:hyperlink r:id="rId26" w:history="1">
+        <w:hyperlink r:id="rId25" w:history="1">
           <w:r>
             <w:rPr>
               <w:rStyle w:val="Hyperlink"/>
@@ -4719,7 +4702,7 @@
           <w:sz w:val="24"/>
           <w:u w:val="single"/>
         </w:rPr>
-        <w:hyperlink r:id="rId26" w:history="1">
+        <w:hyperlink r:id="rId25" w:history="1">
           <w:r>
             <w:rPr>
               <w:rStyle w:val="Hyperlink"/>
@@ -4737,7 +4720,7 @@
           <w:sz w:val="24"/>
           <w:u w:val="single"/>
         </w:rPr>
-        <w:hyperlink r:id="rId26" w:history="1">
+        <w:hyperlink r:id="rId25" w:history="1">
           <w:r>
             <w:rPr>
               <w:rStyle w:val="Hyperlink"/>
@@ -4755,7 +4738,7 @@
           <w:sz w:val="24"/>
           <w:u w:val="single"/>
         </w:rPr>
-        <w:hyperlink r:id="rId26" w:history="1">
+        <w:hyperlink r:id="rId25" w:history="1">
           <w:r>
             <w:rPr>
               <w:rStyle w:val="Hyperlink"/>
@@ -4773,7 +4756,7 @@
           <w:sz w:val="24"/>
           <w:u w:val="single"/>
         </w:rPr>
-        <w:hyperlink r:id="rId26" w:history="1">
+        <w:hyperlink r:id="rId25" w:history="1">
           <w:r>
             <w:rPr>
               <w:rStyle w:val="Hyperlink"/>
@@ -5021,21 +5004,13 @@
       </w:r>
       <w:r>
         <w:rPr>
-          <w:u w:val="single" w:color="0000ff"/>
           <w:rFonts w:ascii="Charis SIL Regular" w:hAnsi="Charis SIL Regular" w:eastAsia="Charis SIL Regular"/>
           <w:b w:val="0"/>
           <w:i w:val="0"/>
           <w:color w:val="000000"/>
           <w:sz w:val="24"/>
         </w:rPr>
-        <w:hyperlink r:id="rId19" w:history="1">
-          <w:r>
-            <w:rPr>
-              <w:rStyle w:val="Hyperlink"/>
-            </w:rPr>
-            <w:t xml:space="preserve">, </w:t>
-          </w:r>
-        </w:hyperlink>
+        <w:t xml:space="preserve">, </w:t>
       </w:r>
       <w:r>
         <w:rPr>
@@ -5046,7 +5021,7 @@
           <w:sz w:val="24"/>
           <w:u w:val="single"/>
         </w:rPr>
-        <w:hyperlink r:id="rId27" w:history="1">
+        <w:hyperlink r:id="rId26" w:history="1">
           <w:r>
             <w:rPr>
               <w:rStyle w:val="Hyperlink"/>
@@ -5064,7 +5039,7 @@
           <w:sz w:val="24"/>
           <w:u w:val="single"/>
         </w:rPr>
-        <w:hyperlink r:id="rId27" w:history="1">
+        <w:hyperlink r:id="rId26" w:history="1">
           <w:r>
             <w:rPr>
               <w:rStyle w:val="Hyperlink"/>
@@ -5093,7 +5068,7 @@
           <w:sz w:val="24"/>
           <w:u w:val="single"/>
         </w:rPr>
-        <w:hyperlink r:id="rId27" w:history="1">
+        <w:hyperlink r:id="rId26" w:history="1">
           <w:r>
             <w:rPr>
               <w:rStyle w:val="Hyperlink"/>
@@ -5122,7 +5097,7 @@
           <w:sz w:val="24"/>
           <w:u w:val="single"/>
         </w:rPr>
-        <w:hyperlink r:id="rId28" w:history="1">
+        <w:hyperlink r:id="rId27" w:history="1">
           <w:r>
             <w:rPr>
               <w:rStyle w:val="Hyperlink"/>
@@ -5140,7 +5115,7 @@
           <w:sz w:val="24"/>
           <w:u w:val="single"/>
         </w:rPr>
-        <w:hyperlink r:id="rId28" w:history="1">
+        <w:hyperlink r:id="rId27" w:history="1">
           <w:r>
             <w:rPr>
               <w:rStyle w:val="Hyperlink"/>
@@ -5169,7 +5144,7 @@
           <w:sz w:val="24"/>
           <w:u w:val="single"/>
         </w:rPr>
-        <w:hyperlink r:id="rId28" w:history="1">
+        <w:hyperlink r:id="rId27" w:history="1">
           <w:r>
             <w:rPr>
               <w:rStyle w:val="Hyperlink"/>
@@ -5187,7 +5162,7 @@
           <w:sz w:val="24"/>
           <w:u w:val="single"/>
         </w:rPr>
-        <w:hyperlink r:id="rId28" w:history="1">
+        <w:hyperlink r:id="rId19" w:history="1">
           <w:r>
             <w:rPr>
               <w:rStyle w:val="Hyperlink"/>
@@ -5327,7 +5302,7 @@
           <w:sz w:val="24"/>
           <w:u w:val="single"/>
         </w:rPr>
-        <w:hyperlink r:id="rId29" w:history="1">
+        <w:hyperlink r:id="rId28" w:history="1">
           <w:r>
             <w:rPr>
               <w:rStyle w:val="Hyperlink"/>
@@ -5345,7 +5320,7 @@
           <w:sz w:val="24"/>
           <w:u w:val="single"/>
         </w:rPr>
-        <w:hyperlink r:id="rId29" w:history="1">
+        <w:hyperlink r:id="rId28" w:history="1">
           <w:r>
             <w:rPr>
               <w:rStyle w:val="Hyperlink"/>
@@ -5363,7 +5338,7 @@
           <w:sz w:val="24"/>
           <w:u w:val="single"/>
         </w:rPr>
-        <w:hyperlink r:id="rId29" w:history="1">
+        <w:hyperlink r:id="rId28" w:history="1">
           <w:r>
             <w:rPr>
               <w:rStyle w:val="Hyperlink"/>
@@ -5381,7 +5356,7 @@
           <w:sz w:val="24"/>
           <w:u w:val="single"/>
         </w:rPr>
-        <w:hyperlink r:id="rId29" w:history="1">
+        <w:hyperlink r:id="rId28" w:history="1">
           <w:r>
             <w:rPr>
               <w:rStyle w:val="Hyperlink"/>

--- a/EXPORTS/DOCX/published/niveau2/Dutch/Ghana.docx
+++ b/EXPORTS/DOCX/published/niveau2/Dutch/Ghana.docx
@@ -569,7 +569,18 @@
           <w:color w:val="000000"/>
           <w:sz w:val="24"/>
         </w:rPr>
-        <w:t>ook voorwerpen van de W</w:t>
+        <w:t>ook voorwerpe</w:t>
+      </w:r>
+      <w:r>
+        <w:rPr>
+          <w:u w:val="single" w:color="0000ff"/>
+          <w:rFonts w:ascii="Charis SIL Regular" w:hAnsi="Charis SIL Regular" w:eastAsia="Charis SIL Regular"/>
+          <w:b w:val="0"/>
+          <w:i w:val="0"/>
+          <w:color w:val="000000"/>
+          <w:sz w:val="24"/>
+        </w:rPr>
+        <w:t>n van de W</w:t>
       </w:r>
       <w:r>
         <w:rPr>
@@ -4523,7 +4534,7 @@
           <w:sz w:val="24"/>
           <w:u w:val="single"/>
         </w:rPr>
-        <w:hyperlink r:id="rId23" w:history="1">
+        <w:hyperlink r:id="rId25" w:history="1">
           <w:r>
             <w:rPr>
               <w:rStyle w:val="Hyperlink"/>
@@ -4541,7 +4552,7 @@
           <w:sz w:val="24"/>
           <w:u w:val="single"/>
         </w:rPr>
-        <w:hyperlink r:id="rId23" w:history="1">
+        <w:hyperlink r:id="rId25" w:history="1">
           <w:r>
             <w:rPr>
               <w:rStyle w:val="Hyperlink"/>
@@ -4570,7 +4581,7 @@
           <w:sz w:val="24"/>
           <w:u w:val="single"/>
         </w:rPr>
-        <w:hyperlink r:id="rId23" w:history="1">
+        <w:hyperlink r:id="rId25" w:history="1">
           <w:r>
             <w:rPr>
               <w:rStyle w:val="Hyperlink"/>
@@ -4648,7 +4659,7 @@
           <w:sz w:val="24"/>
           <w:u w:val="single"/>
         </w:rPr>
-        <w:hyperlink r:id="rId25" w:history="1">
+        <w:hyperlink r:id="rId26" w:history="1">
           <w:r>
             <w:rPr>
               <w:rStyle w:val="Hyperlink"/>
@@ -4666,7 +4677,7 @@
           <w:sz w:val="24"/>
           <w:u w:val="single"/>
         </w:rPr>
-        <w:hyperlink r:id="rId25" w:history="1">
+        <w:hyperlink r:id="rId26" w:history="1">
           <w:r>
             <w:rPr>
               <w:rStyle w:val="Hyperlink"/>
@@ -4684,7 +4695,7 @@
           <w:sz w:val="24"/>
           <w:u w:val="single"/>
         </w:rPr>
-        <w:hyperlink r:id="rId25" w:history="1">
+        <w:hyperlink r:id="rId26" w:history="1">
           <w:r>
             <w:rPr>
               <w:rStyle w:val="Hyperlink"/>
@@ -4702,7 +4713,7 @@
           <w:sz w:val="24"/>
           <w:u w:val="single"/>
         </w:rPr>
-        <w:hyperlink r:id="rId25" w:history="1">
+        <w:hyperlink r:id="rId26" w:history="1">
           <w:r>
             <w:rPr>
               <w:rStyle w:val="Hyperlink"/>
@@ -4720,7 +4731,7 @@
           <w:sz w:val="24"/>
           <w:u w:val="single"/>
         </w:rPr>
-        <w:hyperlink r:id="rId25" w:history="1">
+        <w:hyperlink r:id="rId26" w:history="1">
           <w:r>
             <w:rPr>
               <w:rStyle w:val="Hyperlink"/>
@@ -4738,7 +4749,7 @@
           <w:sz w:val="24"/>
           <w:u w:val="single"/>
         </w:rPr>
-        <w:hyperlink r:id="rId25" w:history="1">
+        <w:hyperlink r:id="rId26" w:history="1">
           <w:r>
             <w:rPr>
               <w:rStyle w:val="Hyperlink"/>
@@ -4756,7 +4767,7 @@
           <w:sz w:val="24"/>
           <w:u w:val="single"/>
         </w:rPr>
-        <w:hyperlink r:id="rId25" w:history="1">
+        <w:hyperlink r:id="rId26" w:history="1">
           <w:r>
             <w:rPr>
               <w:rStyle w:val="Hyperlink"/>
@@ -4988,40 +4999,53 @@
           <w:i w:val="0"/>
           <w:color w:val="0000FF"/>
           <w:sz w:val="24"/>
+        </w:rPr>
+        <w:hyperlink r:id="rId19" w:history="1">
+          <w:r>
+            <w:rPr>
+              <w:rStyle w:val="Hyperlink"/>
+            </w:rPr>
+            <w:t>l</w:t>
+          </w:r>
+        </w:hyperlink>
+      </w:r>
+      <w:r>
+        <w:rPr>
+          <w:rFonts w:ascii="Charis SIL Regular" w:hAnsi="Charis SIL Regular" w:eastAsia="Charis SIL Regular"/>
+          <w:b w:val="0"/>
+          <w:i w:val="0"/>
+          <w:color w:val="0000FF"/>
+          <w:sz w:val="24"/>
+        </w:rPr>
+        <w:t>e</w:t>
+      </w:r>
+      <w:r>
+        <w:rPr>
+          <w:rFonts w:ascii="Charis SIL Regular" w:hAnsi="Charis SIL Regular" w:eastAsia="Charis SIL Regular"/>
+          <w:b w:val="0"/>
+          <w:i w:val="0"/>
+          <w:color w:val="000000"/>
+          <w:sz w:val="24"/>
+        </w:rPr>
+        <w:hyperlink r:id="rId19" w:history="1">
+          <w:r>
+            <w:rPr>
+              <w:rStyle w:val="Hyperlink"/>
+            </w:rPr>
+            <w:t xml:space="preserve">, </w:t>
+          </w:r>
+        </w:hyperlink>
+      </w:r>
+      <w:r>
+        <w:rPr>
+          <w:rFonts w:ascii="Charis SIL Regular" w:hAnsi="Charis SIL Regular" w:eastAsia="Charis SIL Regular"/>
+          <w:b w:val="0"/>
+          <w:i w:val="0"/>
+          <w:color w:val="0000FF"/>
+          <w:sz w:val="24"/>
           <w:u w:val="single"/>
         </w:rPr>
-        <w:t>l</w:t>
-      </w:r>
-      <w:r>
-        <w:rPr>
-          <w:rFonts w:ascii="Charis SIL Regular" w:hAnsi="Charis SIL Regular" w:eastAsia="Charis SIL Regular"/>
-          <w:b w:val="0"/>
-          <w:i w:val="0"/>
-          <w:color w:val="0000FF"/>
-          <w:sz w:val="24"/>
-        </w:rPr>
-        <w:t>e</w:t>
-      </w:r>
-      <w:r>
-        <w:rPr>
-          <w:rFonts w:ascii="Charis SIL Regular" w:hAnsi="Charis SIL Regular" w:eastAsia="Charis SIL Regular"/>
-          <w:b w:val="0"/>
-          <w:i w:val="0"/>
-          <w:color w:val="000000"/>
-          <w:sz w:val="24"/>
-        </w:rPr>
-        <w:t xml:space="preserve">, </w:t>
-      </w:r>
-      <w:r>
-        <w:rPr>
-          <w:rFonts w:ascii="Charis SIL Regular" w:hAnsi="Charis SIL Regular" w:eastAsia="Charis SIL Regular"/>
-          <w:b w:val="0"/>
-          <w:i w:val="0"/>
-          <w:color w:val="0000FF"/>
-          <w:sz w:val="24"/>
-          <w:u w:val="single"/>
-        </w:rPr>
-        <w:hyperlink r:id="rId26" w:history="1">
+        <w:hyperlink r:id="rId19" w:history="1">
           <w:r>
             <w:rPr>
               <w:rStyle w:val="Hyperlink"/>
@@ -5039,7 +5063,7 @@
           <w:sz w:val="24"/>
           <w:u w:val="single"/>
         </w:rPr>
-        <w:hyperlink r:id="rId26" w:history="1">
+        <w:hyperlink r:id="rId19" w:history="1">
           <w:r>
             <w:rPr>
               <w:rStyle w:val="Hyperlink"/>
@@ -5068,7 +5092,7 @@
           <w:sz w:val="24"/>
           <w:u w:val="single"/>
         </w:rPr>
-        <w:hyperlink r:id="rId26" w:history="1">
+        <w:hyperlink r:id="rId19" w:history="1">
           <w:r>
             <w:rPr>
               <w:rStyle w:val="Hyperlink"/>
@@ -5086,7 +5110,14 @@
           <w:color w:val="000000"/>
           <w:sz w:val="24"/>
         </w:rPr>
-        <w:t xml:space="preserve">, </w:t>
+        <w:hyperlink r:id="rId19" w:history="1">
+          <w:r>
+            <w:rPr>
+              <w:rStyle w:val="Hyperlink"/>
+            </w:rPr>
+            <w:t xml:space="preserve">, </w:t>
+          </w:r>
+        </w:hyperlink>
       </w:r>
       <w:r>
         <w:rPr>
@@ -5097,7 +5128,7 @@
           <w:sz w:val="24"/>
           <w:u w:val="single"/>
         </w:rPr>
-        <w:hyperlink r:id="rId27" w:history="1">
+        <w:hyperlink r:id="rId19" w:history="1">
           <w:r>
             <w:rPr>
               <w:rStyle w:val="Hyperlink"/>
@@ -5115,7 +5146,7 @@
           <w:sz w:val="24"/>
           <w:u w:val="single"/>
         </w:rPr>
-        <w:hyperlink r:id="rId27" w:history="1">
+        <w:hyperlink r:id="rId19" w:history="1">
           <w:r>
             <w:rPr>
               <w:rStyle w:val="Hyperlink"/>
@@ -5144,7 +5175,7 @@
           <w:sz w:val="24"/>
           <w:u w:val="single"/>
         </w:rPr>
-        <w:hyperlink r:id="rId27" w:history="1">
+        <w:hyperlink r:id="rId19" w:history="1">
           <w:r>
             <w:rPr>
               <w:rStyle w:val="Hyperlink"/>
@@ -5302,7 +5333,7 @@
           <w:sz w:val="24"/>
           <w:u w:val="single"/>
         </w:rPr>
-        <w:hyperlink r:id="rId28" w:history="1">
+        <w:hyperlink r:id="rId27" w:history="1">
           <w:r>
             <w:rPr>
               <w:rStyle w:val="Hyperlink"/>
@@ -5320,7 +5351,7 @@
           <w:sz w:val="24"/>
           <w:u w:val="single"/>
         </w:rPr>
-        <w:hyperlink r:id="rId28" w:history="1">
+        <w:hyperlink r:id="rId27" w:history="1">
           <w:r>
             <w:rPr>
               <w:rStyle w:val="Hyperlink"/>
@@ -5338,7 +5369,7 @@
           <w:sz w:val="24"/>
           <w:u w:val="single"/>
         </w:rPr>
-        <w:hyperlink r:id="rId28" w:history="1">
+        <w:hyperlink r:id="rId27" w:history="1">
           <w:r>
             <w:rPr>
               <w:rStyle w:val="Hyperlink"/>
@@ -5356,7 +5387,7 @@
           <w:sz w:val="24"/>
           <w:u w:val="single"/>
         </w:rPr>
-        <w:hyperlink r:id="rId28" w:history="1">
+        <w:hyperlink r:id="rId27" w:history="1">
           <w:r>
             <w:rPr>
               <w:rStyle w:val="Hyperlink"/>
@@ -5384,7 +5415,7 @@
           <w:sz w:val="24"/>
           <w:u w:val="single"/>
         </w:rPr>
-        <w:hyperlink r:id="rId29" w:history="1">
+        <w:hyperlink r:id="rId27" w:history="1">
           <w:r>
             <w:rPr>
               <w:rStyle w:val="Hyperlink"/>
@@ -5402,7 +5433,7 @@
           <w:sz w:val="24"/>
           <w:u w:val="single"/>
         </w:rPr>
-        <w:hyperlink r:id="rId29" w:history="1">
+        <w:hyperlink r:id="rId27" w:history="1">
           <w:r>
             <w:rPr>
               <w:rStyle w:val="Hyperlink"/>
@@ -5431,7 +5462,7 @@
           <w:sz w:val="24"/>
           <w:u w:val="single"/>
         </w:rPr>
-        <w:hyperlink r:id="rId29" w:history="1">
+        <w:hyperlink r:id="rId27" w:history="1">
           <w:r>
             <w:rPr>
               <w:rStyle w:val="Hyperlink"/>
@@ -5519,7 +5550,7 @@
           <w:sz w:val="24"/>
           <w:u w:val="single"/>
         </w:rPr>
-        <w:hyperlink r:id="rId30" w:history="1">
+        <w:hyperlink r:id="rId28" w:history="1">
           <w:r>
             <w:rPr>
               <w:rStyle w:val="Hyperlink"/>
@@ -5548,7 +5579,7 @@
           <w:sz w:val="24"/>
           <w:u w:val="single"/>
         </w:rPr>
-        <w:hyperlink r:id="rId30" w:history="1">
+        <w:hyperlink r:id="rId28" w:history="1">
           <w:r>
             <w:rPr>
               <w:rStyle w:val="Hyperlink"/>
@@ -5576,7 +5607,7 @@
           <w:sz w:val="24"/>
           <w:u w:val="single"/>
         </w:rPr>
-        <w:hyperlink r:id="rId31" w:history="1">
+        <w:hyperlink r:id="rId29" w:history="1">
           <w:r>
             <w:rPr>
               <w:rStyle w:val="Hyperlink"/>
@@ -5605,7 +5636,7 @@
           <w:sz w:val="24"/>
           <w:u w:val="single"/>
         </w:rPr>
-        <w:hyperlink r:id="rId31" w:history="1">
+        <w:hyperlink r:id="rId29" w:history="1">
           <w:r>
             <w:rPr>
               <w:rStyle w:val="Hyperlink"/>
@@ -5729,7 +5760,7 @@
           <w:sz w:val="24"/>
           <w:u w:val="single"/>
         </w:rPr>
-        <w:hyperlink r:id="rId32" w:history="1">
+        <w:hyperlink r:id="rId30" w:history="1">
           <w:r>
             <w:rPr>
               <w:rStyle w:val="Hyperlink"/>
@@ -5747,7 +5778,7 @@
           <w:sz w:val="24"/>
           <w:u w:val="single"/>
         </w:rPr>
-        <w:hyperlink r:id="rId32" w:history="1">
+        <w:hyperlink r:id="rId30" w:history="1">
           <w:r>
             <w:rPr>
               <w:rStyle w:val="Hyperlink"/>
@@ -5765,7 +5796,7 @@
           <w:sz w:val="24"/>
           <w:u w:val="single"/>
         </w:rPr>
-        <w:hyperlink r:id="rId32" w:history="1">
+        <w:hyperlink r:id="rId30" w:history="1">
           <w:r>
             <w:rPr>
               <w:rStyle w:val="Hyperlink"/>
@@ -5946,7 +5977,7 @@
           <w:sz w:val="24"/>
           <w:u w:val="single"/>
         </w:rPr>
-        <w:hyperlink r:id="rId33" w:history="1">
+        <w:hyperlink r:id="rId31" w:history="1">
           <w:r>
             <w:rPr>
               <w:rStyle w:val="Hyperlink"/>
@@ -5964,7 +5995,7 @@
           <w:sz w:val="24"/>
           <w:u w:val="single"/>
         </w:rPr>
-        <w:hyperlink r:id="rId33" w:history="1">
+        <w:hyperlink r:id="rId31" w:history="1">
           <w:r>
             <w:rPr>
               <w:rStyle w:val="Hyperlink"/>
@@ -5982,7 +6013,7 @@
           <w:sz w:val="24"/>
           <w:u w:val="single"/>
         </w:rPr>
-        <w:hyperlink r:id="rId33" w:history="1">
+        <w:hyperlink r:id="rId31" w:history="1">
           <w:r>
             <w:rPr>
               <w:rStyle w:val="Hyperlink"/>
@@ -6000,7 +6031,7 @@
           <w:sz w:val="24"/>
           <w:u w:val="single"/>
         </w:rPr>
-        <w:hyperlink r:id="rId33" w:history="1">
+        <w:hyperlink r:id="rId31" w:history="1">
           <w:r>
             <w:rPr>
               <w:rStyle w:val="Hyperlink"/>
@@ -6018,7 +6049,7 @@
           <w:sz w:val="24"/>
           <w:u w:val="single"/>
         </w:rPr>
-        <w:hyperlink r:id="rId33" w:history="1">
+        <w:hyperlink r:id="rId31" w:history="1">
           <w:r>
             <w:rPr>
               <w:rStyle w:val="Hyperlink"/>
@@ -6036,7 +6067,7 @@
           <w:sz w:val="24"/>
           <w:u w:val="single"/>
         </w:rPr>
-        <w:hyperlink r:id="rId33" w:history="1">
+        <w:hyperlink r:id="rId31" w:history="1">
           <w:r>
             <w:rPr>
               <w:rStyle w:val="Hyperlink"/>
@@ -6054,7 +6085,7 @@
           <w:sz w:val="24"/>
           <w:u w:val="single"/>
         </w:rPr>
-        <w:hyperlink r:id="rId33" w:history="1">
+        <w:hyperlink r:id="rId31" w:history="1">
           <w:r>
             <w:rPr>
               <w:rStyle w:val="Hyperlink"/>
@@ -6072,7 +6103,7 @@
           <w:sz w:val="24"/>
           <w:u w:val="single"/>
         </w:rPr>
-        <w:hyperlink r:id="rId33" w:history="1">
+        <w:hyperlink r:id="rId31" w:history="1">
           <w:r>
             <w:rPr>
               <w:rStyle w:val="Hyperlink"/>
@@ -6089,7 +6120,7 @@
           <w:color w:val="0000FF"/>
           <w:sz w:val="24"/>
         </w:rPr>
-        <w:hyperlink r:id="rId33" w:history="1">
+        <w:hyperlink r:id="rId31" w:history="1">
           <w:r>
             <w:rPr>
               <w:rStyle w:val="Hyperlink"/>
@@ -6118,7 +6149,7 @@
           <w:sz w:val="24"/>
           <w:u w:val="single"/>
         </w:rPr>
-        <w:hyperlink r:id="rId33" w:history="1">
+        <w:hyperlink r:id="rId31" w:history="1">
           <w:r>
             <w:rPr>
               <w:rStyle w:val="Hyperlink"/>
@@ -6136,7 +6167,7 @@
           <w:sz w:val="24"/>
           <w:u w:val="single"/>
         </w:rPr>
-        <w:hyperlink r:id="rId33" w:history="1">
+        <w:hyperlink r:id="rId31" w:history="1">
           <w:r>
             <w:rPr>
               <w:rStyle w:val="Hyperlink"/>
@@ -6154,7 +6185,7 @@
           <w:sz w:val="24"/>
           <w:u w:val="single"/>
         </w:rPr>
-        <w:hyperlink r:id="rId33" w:history="1">
+        <w:hyperlink r:id="rId31" w:history="1">
           <w:r>
             <w:rPr>
               <w:rStyle w:val="Hyperlink"/>
@@ -6172,7 +6203,7 @@
           <w:sz w:val="24"/>
           <w:u w:val="single"/>
         </w:rPr>
-        <w:hyperlink r:id="rId33" w:history="1">
+        <w:hyperlink r:id="rId31" w:history="1">
           <w:r>
             <w:rPr>
               <w:rStyle w:val="Hyperlink"/>
@@ -6190,7 +6221,7 @@
           <w:sz w:val="24"/>
           <w:u w:val="single"/>
         </w:rPr>
-        <w:hyperlink r:id="rId33" w:history="1">
+        <w:hyperlink r:id="rId31" w:history="1">
           <w:r>
             <w:rPr>
               <w:rStyle w:val="Hyperlink"/>
@@ -6321,7 +6352,7 @@
           <w:sz w:val="24"/>
           <w:u w:val="single"/>
         </w:rPr>
-        <w:hyperlink r:id="rId34" w:history="1">
+        <w:hyperlink r:id="rId32" w:history="1">
           <w:r>
             <w:rPr>
               <w:rStyle w:val="Hyperlink"/>
@@ -6350,7 +6381,7 @@
           <w:sz w:val="24"/>
           <w:u w:val="single"/>
         </w:rPr>
-        <w:hyperlink r:id="rId34" w:history="1">
+        <w:hyperlink r:id="rId32" w:history="1">
           <w:r>
             <w:rPr>
               <w:rStyle w:val="Hyperlink"/>
@@ -6378,7 +6409,7 @@
           <w:sz w:val="24"/>
           <w:u w:val="single"/>
         </w:rPr>
-        <w:hyperlink r:id="rId35" w:history="1">
+        <w:hyperlink r:id="rId33" w:history="1">
           <w:r>
             <w:rPr>
               <w:rStyle w:val="Hyperlink"/>
@@ -6407,7 +6438,7 @@
           <w:sz w:val="24"/>
           <w:u w:val="single"/>
         </w:rPr>
-        <w:hyperlink r:id="rId35" w:history="1">
+        <w:hyperlink r:id="rId33" w:history="1">
           <w:r>
             <w:rPr>
               <w:rStyle w:val="Hyperlink"/>

--- a/EXPORTS/DOCX/published/niveau2/Dutch/Ghana.docx
+++ b/EXPORTS/DOCX/published/niveau2/Dutch/Ghana.docx
@@ -580,7 +580,25 @@
           <w:color w:val="000000"/>
           <w:sz w:val="24"/>
         </w:rPr>
-        <w:t>n van de W</w:t>
+        <w:hyperlink r:id="rId10" w:history="1">
+          <w:r>
+            <w:rPr>
+              <w:rStyle w:val="Hyperlink"/>
+            </w:rPr>
+            <w:t xml:space="preserve">n van de </w:t>
+          </w:r>
+        </w:hyperlink>
+      </w:r>
+      <w:r>
+        <w:rPr>
+          <w:u w:val="single" w:color="0000ff"/>
+          <w:rFonts w:ascii="Charis SIL Regular" w:hAnsi="Charis SIL Regular" w:eastAsia="Charis SIL Regular"/>
+          <w:b w:val="0"/>
+          <w:i w:val="0"/>
+          <w:color w:val="000000"/>
+          <w:sz w:val="24"/>
+        </w:rPr>
+        <w:t>W</w:t>
       </w:r>
       <w:r>
         <w:rPr>
@@ -1814,7 +1832,6 @@
           <w:i w:val="0"/>
           <w:color w:val="0000FF"/>
           <w:sz w:val="24"/>
-          <w:u w:val="single"/>
         </w:rPr>
         <w:hyperlink r:id="rId17" w:history="1">
           <w:r>
@@ -4470,7 +4487,7 @@
           <w:sz w:val="24"/>
           <w:u w:val="single"/>
         </w:rPr>
-        <w:hyperlink r:id="rId24" w:history="1">
+        <w:hyperlink r:id="rId23" w:history="1">
           <w:r>
             <w:rPr>
               <w:rStyle w:val="Hyperlink"/>
@@ -4488,7 +4505,7 @@
           <w:sz w:val="24"/>
           <w:u w:val="single"/>
         </w:rPr>
-        <w:hyperlink r:id="rId24" w:history="1">
+        <w:hyperlink r:id="rId23" w:history="1">
           <w:r>
             <w:rPr>
               <w:rStyle w:val="Hyperlink"/>
@@ -4517,6 +4534,7 @@
       </w:r>
       <w:r>
         <w:rPr>
+          <w:u w:val="single" w:color="0000ff"/>
           <w:rFonts w:ascii="Charis SIL Regular" w:hAnsi="Charis SIL Regular" w:eastAsia="Charis SIL Regular"/>
           <w:b w:val="0"/>
           <w:i w:val="0"/>
@@ -4534,7 +4552,7 @@
           <w:sz w:val="24"/>
           <w:u w:val="single"/>
         </w:rPr>
-        <w:hyperlink r:id="rId25" w:history="1">
+        <w:hyperlink r:id="rId23" w:history="1">
           <w:r>
             <w:rPr>
               <w:rStyle w:val="Hyperlink"/>
@@ -4552,7 +4570,7 @@
           <w:sz w:val="24"/>
           <w:u w:val="single"/>
         </w:rPr>
-        <w:hyperlink r:id="rId25" w:history="1">
+        <w:hyperlink r:id="rId23" w:history="1">
           <w:r>
             <w:rPr>
               <w:rStyle w:val="Hyperlink"/>
@@ -5092,7 +5110,7 @@
           <w:sz w:val="24"/>
           <w:u w:val="single"/>
         </w:rPr>
-        <w:hyperlink r:id="rId19" w:history="1">
+        <w:hyperlink r:id="rId27" w:history="1">
           <w:r>
             <w:rPr>
               <w:rStyle w:val="Hyperlink"/>
@@ -5128,7 +5146,7 @@
           <w:sz w:val="24"/>
           <w:u w:val="single"/>
         </w:rPr>
-        <w:hyperlink r:id="rId19" w:history="1">
+        <w:hyperlink r:id="rId28" w:history="1">
           <w:r>
             <w:rPr>
               <w:rStyle w:val="Hyperlink"/>
@@ -5146,7 +5164,7 @@
           <w:sz w:val="24"/>
           <w:u w:val="single"/>
         </w:rPr>
-        <w:hyperlink r:id="rId19" w:history="1">
+        <w:hyperlink r:id="rId28" w:history="1">
           <w:r>
             <w:rPr>
               <w:rStyle w:val="Hyperlink"/>
@@ -5175,7 +5193,7 @@
           <w:sz w:val="24"/>
           <w:u w:val="single"/>
         </w:rPr>
-        <w:hyperlink r:id="rId19" w:history="1">
+        <w:hyperlink r:id="rId28" w:history="1">
           <w:r>
             <w:rPr>
               <w:rStyle w:val="Hyperlink"/>
@@ -5193,7 +5211,7 @@
           <w:sz w:val="24"/>
           <w:u w:val="single"/>
         </w:rPr>
-        <w:hyperlink r:id="rId19" w:history="1">
+        <w:hyperlink r:id="rId28" w:history="1">
           <w:r>
             <w:rPr>
               <w:rStyle w:val="Hyperlink"/>
@@ -5333,7 +5351,7 @@
           <w:sz w:val="24"/>
           <w:u w:val="single"/>
         </w:rPr>
-        <w:hyperlink r:id="rId27" w:history="1">
+        <w:hyperlink r:id="rId29" w:history="1">
           <w:r>
             <w:rPr>
               <w:rStyle w:val="Hyperlink"/>
@@ -5351,7 +5369,7 @@
           <w:sz w:val="24"/>
           <w:u w:val="single"/>
         </w:rPr>
-        <w:hyperlink r:id="rId27" w:history="1">
+        <w:hyperlink r:id="rId29" w:history="1">
           <w:r>
             <w:rPr>
               <w:rStyle w:val="Hyperlink"/>
@@ -5369,7 +5387,7 @@
           <w:sz w:val="24"/>
           <w:u w:val="single"/>
         </w:rPr>
-        <w:hyperlink r:id="rId27" w:history="1">
+        <w:hyperlink r:id="rId29" w:history="1">
           <w:r>
             <w:rPr>
               <w:rStyle w:val="Hyperlink"/>
@@ -5387,7 +5405,7 @@
           <w:sz w:val="24"/>
           <w:u w:val="single"/>
         </w:rPr>
-        <w:hyperlink r:id="rId27" w:history="1">
+        <w:hyperlink r:id="rId29" w:history="1">
           <w:r>
             <w:rPr>
               <w:rStyle w:val="Hyperlink"/>
@@ -5415,7 +5433,7 @@
           <w:sz w:val="24"/>
           <w:u w:val="single"/>
         </w:rPr>
-        <w:hyperlink r:id="rId27" w:history="1">
+        <w:hyperlink r:id="rId29" w:history="1">
           <w:r>
             <w:rPr>
               <w:rStyle w:val="Hyperlink"/>
@@ -5433,7 +5451,7 @@
           <w:sz w:val="24"/>
           <w:u w:val="single"/>
         </w:rPr>
-        <w:hyperlink r:id="rId27" w:history="1">
+        <w:hyperlink r:id="rId29" w:history="1">
           <w:r>
             <w:rPr>
               <w:rStyle w:val="Hyperlink"/>
@@ -5462,7 +5480,7 @@
           <w:sz w:val="24"/>
           <w:u w:val="single"/>
         </w:rPr>
-        <w:hyperlink r:id="rId27" w:history="1">
+        <w:hyperlink r:id="rId29" w:history="1">
           <w:r>
             <w:rPr>
               <w:rStyle w:val="Hyperlink"/>
@@ -5550,7 +5568,7 @@
           <w:sz w:val="24"/>
           <w:u w:val="single"/>
         </w:rPr>
-        <w:hyperlink r:id="rId28" w:history="1">
+        <w:hyperlink r:id="rId30" w:history="1">
           <w:r>
             <w:rPr>
               <w:rStyle w:val="Hyperlink"/>
@@ -5579,7 +5597,7 @@
           <w:sz w:val="24"/>
           <w:u w:val="single"/>
         </w:rPr>
-        <w:hyperlink r:id="rId28" w:history="1">
+        <w:hyperlink r:id="rId30" w:history="1">
           <w:r>
             <w:rPr>
               <w:rStyle w:val="Hyperlink"/>
@@ -5607,7 +5625,7 @@
           <w:sz w:val="24"/>
           <w:u w:val="single"/>
         </w:rPr>
-        <w:hyperlink r:id="rId29" w:history="1">
+        <w:hyperlink r:id="rId31" w:history="1">
           <w:r>
             <w:rPr>
               <w:rStyle w:val="Hyperlink"/>
@@ -5636,7 +5654,7 @@
           <w:sz w:val="24"/>
           <w:u w:val="single"/>
         </w:rPr>
-        <w:hyperlink r:id="rId29" w:history="1">
+        <w:hyperlink r:id="rId31" w:history="1">
           <w:r>
             <w:rPr>
               <w:rStyle w:val="Hyperlink"/>
@@ -5760,7 +5778,7 @@
           <w:sz w:val="24"/>
           <w:u w:val="single"/>
         </w:rPr>
-        <w:hyperlink r:id="rId30" w:history="1">
+        <w:hyperlink r:id="rId32" w:history="1">
           <w:r>
             <w:rPr>
               <w:rStyle w:val="Hyperlink"/>
@@ -5778,7 +5796,7 @@
           <w:sz w:val="24"/>
           <w:u w:val="single"/>
         </w:rPr>
-        <w:hyperlink r:id="rId30" w:history="1">
+        <w:hyperlink r:id="rId32" w:history="1">
           <w:r>
             <w:rPr>
               <w:rStyle w:val="Hyperlink"/>
@@ -5796,7 +5814,7 @@
           <w:sz w:val="24"/>
           <w:u w:val="single"/>
         </w:rPr>
-        <w:hyperlink r:id="rId30" w:history="1">
+        <w:hyperlink r:id="rId32" w:history="1">
           <w:r>
             <w:rPr>
               <w:rStyle w:val="Hyperlink"/>
@@ -5977,7 +5995,7 @@
           <w:sz w:val="24"/>
           <w:u w:val="single"/>
         </w:rPr>
-        <w:hyperlink r:id="rId31" w:history="1">
+        <w:hyperlink r:id="rId33" w:history="1">
           <w:r>
             <w:rPr>
               <w:rStyle w:val="Hyperlink"/>
@@ -5995,7 +6013,7 @@
           <w:sz w:val="24"/>
           <w:u w:val="single"/>
         </w:rPr>
-        <w:hyperlink r:id="rId31" w:history="1">
+        <w:hyperlink r:id="rId33" w:history="1">
           <w:r>
             <w:rPr>
               <w:rStyle w:val="Hyperlink"/>
@@ -6013,7 +6031,7 @@
           <w:sz w:val="24"/>
           <w:u w:val="single"/>
         </w:rPr>
-        <w:hyperlink r:id="rId31" w:history="1">
+        <w:hyperlink r:id="rId33" w:history="1">
           <w:r>
             <w:rPr>
               <w:rStyle w:val="Hyperlink"/>
@@ -6031,7 +6049,7 @@
           <w:sz w:val="24"/>
           <w:u w:val="single"/>
         </w:rPr>
-        <w:hyperlink r:id="rId31" w:history="1">
+        <w:hyperlink r:id="rId33" w:history="1">
           <w:r>
             <w:rPr>
               <w:rStyle w:val="Hyperlink"/>
@@ -6049,7 +6067,7 @@
           <w:sz w:val="24"/>
           <w:u w:val="single"/>
         </w:rPr>
-        <w:hyperlink r:id="rId31" w:history="1">
+        <w:hyperlink r:id="rId33" w:history="1">
           <w:r>
             <w:rPr>
               <w:rStyle w:val="Hyperlink"/>
@@ -6067,7 +6085,7 @@
           <w:sz w:val="24"/>
           <w:u w:val="single"/>
         </w:rPr>
-        <w:hyperlink r:id="rId31" w:history="1">
+        <w:hyperlink r:id="rId33" w:history="1">
           <w:r>
             <w:rPr>
               <w:rStyle w:val="Hyperlink"/>
@@ -6085,7 +6103,7 @@
           <w:sz w:val="24"/>
           <w:u w:val="single"/>
         </w:rPr>
-        <w:hyperlink r:id="rId31" w:history="1">
+        <w:hyperlink r:id="rId33" w:history="1">
           <w:r>
             <w:rPr>
               <w:rStyle w:val="Hyperlink"/>
@@ -6103,7 +6121,7 @@
           <w:sz w:val="24"/>
           <w:u w:val="single"/>
         </w:rPr>
-        <w:hyperlink r:id="rId31" w:history="1">
+        <w:hyperlink r:id="rId33" w:history="1">
           <w:r>
             <w:rPr>
               <w:rStyle w:val="Hyperlink"/>
@@ -6120,7 +6138,7 @@
           <w:color w:val="0000FF"/>
           <w:sz w:val="24"/>
         </w:rPr>
-        <w:hyperlink r:id="rId31" w:history="1">
+        <w:hyperlink r:id="rId33" w:history="1">
           <w:r>
             <w:rPr>
               <w:rStyle w:val="Hyperlink"/>
@@ -6149,7 +6167,7 @@
           <w:sz w:val="24"/>
           <w:u w:val="single"/>
         </w:rPr>
-        <w:hyperlink r:id="rId31" w:history="1">
+        <w:hyperlink r:id="rId33" w:history="1">
           <w:r>
             <w:rPr>
               <w:rStyle w:val="Hyperlink"/>
@@ -6167,7 +6185,7 @@
           <w:sz w:val="24"/>
           <w:u w:val="single"/>
         </w:rPr>
-        <w:hyperlink r:id="rId31" w:history="1">
+        <w:hyperlink r:id="rId33" w:history="1">
           <w:r>
             <w:rPr>
               <w:rStyle w:val="Hyperlink"/>
@@ -6185,7 +6203,7 @@
           <w:sz w:val="24"/>
           <w:u w:val="single"/>
         </w:rPr>
-        <w:hyperlink r:id="rId31" w:history="1">
+        <w:hyperlink r:id="rId33" w:history="1">
           <w:r>
             <w:rPr>
               <w:rStyle w:val="Hyperlink"/>
@@ -6203,7 +6221,7 @@
           <w:sz w:val="24"/>
           <w:u w:val="single"/>
         </w:rPr>
-        <w:hyperlink r:id="rId31" w:history="1">
+        <w:hyperlink r:id="rId33" w:history="1">
           <w:r>
             <w:rPr>
               <w:rStyle w:val="Hyperlink"/>
@@ -6221,7 +6239,7 @@
           <w:sz w:val="24"/>
           <w:u w:val="single"/>
         </w:rPr>
-        <w:hyperlink r:id="rId31" w:history="1">
+        <w:hyperlink r:id="rId33" w:history="1">
           <w:r>
             <w:rPr>
               <w:rStyle w:val="Hyperlink"/>
@@ -6352,7 +6370,7 @@
           <w:sz w:val="24"/>
           <w:u w:val="single"/>
         </w:rPr>
-        <w:hyperlink r:id="rId32" w:history="1">
+        <w:hyperlink r:id="rId34" w:history="1">
           <w:r>
             <w:rPr>
               <w:rStyle w:val="Hyperlink"/>
@@ -6381,7 +6399,7 @@
           <w:sz w:val="24"/>
           <w:u w:val="single"/>
         </w:rPr>
-        <w:hyperlink r:id="rId32" w:history="1">
+        <w:hyperlink r:id="rId34" w:history="1">
           <w:r>
             <w:rPr>
               <w:rStyle w:val="Hyperlink"/>
@@ -6409,7 +6427,7 @@
           <w:sz w:val="24"/>
           <w:u w:val="single"/>
         </w:rPr>
-        <w:hyperlink r:id="rId33" w:history="1">
+        <w:hyperlink r:id="rId35" w:history="1">
           <w:r>
             <w:rPr>
               <w:rStyle w:val="Hyperlink"/>
@@ -6438,7 +6456,7 @@
           <w:sz w:val="24"/>
           <w:u w:val="single"/>
         </w:rPr>
-        <w:hyperlink r:id="rId33" w:history="1">
+        <w:hyperlink r:id="rId35" w:history="1">
           <w:r>
             <w:rPr>
               <w:rStyle w:val="Hyperlink"/>

--- a/EXPORTS/DOCX/published/niveau2/Dutch/Ghana.docx
+++ b/EXPORTS/DOCX/published/niveau2/Dutch/Ghana.docx
@@ -569,36 +569,7 @@
           <w:color w:val="000000"/>
           <w:sz w:val="24"/>
         </w:rPr>
-        <w:t>ook voorwerpe</w:t>
-      </w:r>
-      <w:r>
-        <w:rPr>
-          <w:u w:val="single" w:color="0000ff"/>
-          <w:rFonts w:ascii="Charis SIL Regular" w:hAnsi="Charis SIL Regular" w:eastAsia="Charis SIL Regular"/>
-          <w:b w:val="0"/>
-          <w:i w:val="0"/>
-          <w:color w:val="000000"/>
-          <w:sz w:val="24"/>
-        </w:rPr>
-        <w:hyperlink r:id="rId10" w:history="1">
-          <w:r>
-            <w:rPr>
-              <w:rStyle w:val="Hyperlink"/>
-            </w:rPr>
-            <w:t xml:space="preserve">n van de </w:t>
-          </w:r>
-        </w:hyperlink>
-      </w:r>
-      <w:r>
-        <w:rPr>
-          <w:u w:val="single" w:color="0000ff"/>
-          <w:rFonts w:ascii="Charis SIL Regular" w:hAnsi="Charis SIL Regular" w:eastAsia="Charis SIL Regular"/>
-          <w:b w:val="0"/>
-          <w:i w:val="0"/>
-          <w:color w:val="000000"/>
-          <w:sz w:val="24"/>
-        </w:rPr>
-        <w:t>W</w:t>
+        <w:t>ook voorwerpen van de W</w:t>
       </w:r>
       <w:r>
         <w:rPr>
@@ -1230,15 +1201,9 @@
           <w:i w:val="0"/>
           <w:color w:val="0000FF"/>
           <w:sz w:val="24"/>
-        </w:rPr>
-        <w:hyperlink r:id="rId14" w:history="1">
-          <w:r>
-            <w:rPr>
-              <w:rStyle w:val="Hyperlink"/>
-            </w:rPr>
-            <w:t>r</w:t>
-          </w:r>
-        </w:hyperlink>
+          <w:u w:val="single"/>
+        </w:rPr>
+        <w:t>r</w:t>
       </w:r>
       <w:r>
         <w:rPr>
@@ -1279,59 +1244,7 @@
           <w:color w:val="000000"/>
           <w:sz w:val="24"/>
         </w:rPr>
-        <w:hyperlink r:id="rId14" w:history="1">
-          <w:r>
-            <w:rPr>
-              <w:rStyle w:val="Hyperlink"/>
-            </w:rPr>
-            <w:t xml:space="preserve"> na de ophe</w:t>
-          </w:r>
-        </w:hyperlink>
-      </w:r>
-      <w:r>
-        <w:rPr>
-          <w:u w:val="single" w:color="0000ff"/>
-          <w:rFonts w:ascii="Charis SIL Regular" w:hAnsi="Charis SIL Regular" w:eastAsia="Charis SIL Regular"/>
-          <w:b w:val="0"/>
-          <w:i w:val="0"/>
-          <w:color w:val="000000"/>
-          <w:sz w:val="24"/>
-        </w:rPr>
-        <w:hyperlink r:id="rId14" w:history="1">
-          <w:r>
-            <w:rPr>
-              <w:rStyle w:val="Hyperlink"/>
-            </w:rPr>
-            <w:t>ffing va</w:t>
-          </w:r>
-        </w:hyperlink>
-      </w:r>
-      <w:r>
-        <w:rPr>
-          <w:rFonts w:ascii="Charis SIL Regular" w:hAnsi="Charis SIL Regular" w:eastAsia="Charis SIL Regular"/>
-          <w:b w:val="0"/>
-          <w:i w:val="0"/>
-          <w:color w:val="000000"/>
-          <w:sz w:val="24"/>
-        </w:rPr>
-        <w:hyperlink r:id="rId14" w:history="1">
-          <w:r>
-            <w:rPr>
-              <w:rStyle w:val="Hyperlink"/>
-            </w:rPr>
-            <w:t xml:space="preserve">n </w:t>
-          </w:r>
-        </w:hyperlink>
-      </w:r>
-      <w:r>
-        <w:rPr>
-          <w:rFonts w:ascii="Charis SIL Regular" w:hAnsi="Charis SIL Regular" w:eastAsia="Charis SIL Regular"/>
-          <w:b w:val="0"/>
-          <w:i w:val="0"/>
-          <w:color w:val="000000"/>
-          <w:sz w:val="24"/>
-        </w:rPr>
-        <w:t>he</w:t>
+        <w:t xml:space="preserve"> na de opheffing van he</w:t>
       </w:r>
       <w:r>
         <w:rPr>
@@ -1383,9 +1296,19 @@
             <w:rPr>
               <w:rStyle w:val="Hyperlink"/>
             </w:rPr>
-            <w:t xml:space="preserve">inet in de </w:t>
+            <w:t xml:space="preserve">inet in </w:t>
           </w:r>
         </w:hyperlink>
+      </w:r>
+      <w:r>
+        <w:rPr>
+          <w:rFonts w:ascii="Charis SIL Regular" w:hAnsi="Charis SIL Regular" w:eastAsia="Charis SIL Regular"/>
+          <w:b w:val="0"/>
+          <w:i w:val="0"/>
+          <w:color w:val="000000"/>
+          <w:sz w:val="24"/>
+        </w:rPr>
+        <w:t xml:space="preserve">de </w:t>
       </w:r>
       <w:r>
         <w:rPr>
@@ -1851,7 +1774,7 @@
           <w:sz w:val="24"/>
           <w:u w:val="single"/>
         </w:rPr>
-        <w:hyperlink r:id="rId16" w:history="1">
+        <w:hyperlink r:id="rId17" w:history="1">
           <w:r>
             <w:rPr>
               <w:rStyle w:val="Hyperlink"/>
@@ -1869,7 +1792,7 @@
           <w:sz w:val="24"/>
           <w:u w:val="single"/>
         </w:rPr>
-        <w:hyperlink r:id="rId16" w:history="1">
+        <w:hyperlink r:id="rId17" w:history="1">
           <w:r>
             <w:rPr>
               <w:rStyle w:val="Hyperlink"/>
@@ -1887,7 +1810,7 @@
           <w:sz w:val="24"/>
           <w:u w:val="single"/>
         </w:rPr>
-        <w:hyperlink r:id="rId16" w:history="1">
+        <w:hyperlink r:id="rId17" w:history="1">
           <w:r>
             <w:rPr>
               <w:rStyle w:val="Hyperlink"/>
@@ -2107,39 +2030,13 @@
       </w:r>
       <w:r>
         <w:rPr>
-          <w:u w:val="single" w:color="0000ff"/>
           <w:rFonts w:ascii="Charis SIL Regular" w:hAnsi="Charis SIL Regular" w:eastAsia="Charis SIL Regular"/>
           <w:b w:val="0"/>
           <w:i w:val="0"/>
           <w:color w:val="000000"/>
           <w:sz w:val="24"/>
         </w:rPr>
-        <w:hyperlink r:id="rId18" w:history="1">
-          <w:r>
-            <w:rPr>
-              <w:rStyle w:val="Hyperlink"/>
-            </w:rPr>
-            <w:t xml:space="preserve"> de </w:t>
-          </w:r>
-        </w:hyperlink>
-      </w:r>
-      <w:r>
-        <w:rPr>
-          <w:u w:val="single" w:color="0000ff"/>
-          <w:rFonts w:ascii="Charis SIL Regular" w:hAnsi="Charis SIL Regular" w:eastAsia="Charis SIL Regular"/>
-          <w:b w:val="0"/>
-          <w:i w:val="0"/>
-          <w:color w:val="000000"/>
-          <w:sz w:val="24"/>
-        </w:rPr>
-        <w:hyperlink r:id="rId18" w:history="1">
-          <w:r>
-            <w:rPr>
-              <w:rStyle w:val="Hyperlink"/>
-            </w:rPr>
-            <w:t>minister van</w:t>
-          </w:r>
-        </w:hyperlink>
+        <w:t xml:space="preserve"> de minister van</w:t>
       </w:r>
       <w:r>
         <w:rPr>
@@ -3602,147 +3499,13 @@
       </w:r>
       <w:r>
         <w:rPr>
-          <w:u w:val="single" w:color="0000ff"/>
           <w:rFonts w:ascii="Charis SIL Regular" w:hAnsi="Charis SIL Regular" w:eastAsia="Charis SIL Regular"/>
           <w:b w:val="0"/>
           <w:i w:val="0"/>
           <w:color w:val="000000"/>
           <w:sz w:val="24"/>
         </w:rPr>
-        <w:hyperlink r:id="rId21" w:history="1">
-          <w:r>
-            <w:rPr>
-              <w:rStyle w:val="Hyperlink"/>
-            </w:rPr>
-            <w:t>st</w:t>
-          </w:r>
-        </w:hyperlink>
-      </w:r>
-      <w:r>
-        <w:rPr>
-          <w:u w:val="single" w:color="0000ff"/>
-          <w:rFonts w:ascii="Charis SIL Regular" w:hAnsi="Charis SIL Regular" w:eastAsia="Charis SIL Regular"/>
-          <w:b w:val="0"/>
-          <w:i w:val="0"/>
-          <w:color w:val="000000"/>
-          <w:sz w:val="24"/>
-        </w:rPr>
-        <w:hyperlink r:id="rId21" w:history="1">
-          <w:r>
-            <w:rPr>
-              <w:rStyle w:val="Hyperlink"/>
-            </w:rPr>
-            <w:t>u</w:t>
-          </w:r>
-        </w:hyperlink>
-      </w:r>
-      <w:r>
-        <w:rPr>
-          <w:u w:val="single" w:color="0000ff"/>
-          <w:rFonts w:ascii="Charis SIL Regular" w:hAnsi="Charis SIL Regular" w:eastAsia="Charis SIL Regular"/>
-          <w:b w:val="0"/>
-          <w:i w:val="0"/>
-          <w:color w:val="000000"/>
-          <w:sz w:val="24"/>
-        </w:rPr>
-        <w:hyperlink r:id="rId21" w:history="1">
-          <w:r>
-            <w:rPr>
-              <w:rStyle w:val="Hyperlink"/>
-            </w:rPr>
-            <w:t>kk</w:t>
-          </w:r>
-        </w:hyperlink>
-      </w:r>
-      <w:r>
-        <w:rPr>
-          <w:u w:val="single" w:color="0000ff"/>
-          <w:rFonts w:ascii="Charis SIL Regular" w:hAnsi="Charis SIL Regular" w:eastAsia="Charis SIL Regular"/>
-          <w:b w:val="0"/>
-          <w:i w:val="0"/>
-          <w:color w:val="000000"/>
-          <w:sz w:val="24"/>
-        </w:rPr>
-        <w:hyperlink r:id="rId21" w:history="1">
-          <w:r>
-            <w:rPr>
-              <w:rStyle w:val="Hyperlink"/>
-            </w:rPr>
-            <w:t>en te vin</w:t>
-          </w:r>
-        </w:hyperlink>
-      </w:r>
-      <w:r>
-        <w:rPr>
-          <w:u w:val="single" w:color="0000ff"/>
-          <w:rFonts w:ascii="Charis SIL Regular" w:hAnsi="Charis SIL Regular" w:eastAsia="Charis SIL Regular"/>
-          <w:b w:val="0"/>
-          <w:i w:val="0"/>
-          <w:color w:val="000000"/>
-          <w:sz w:val="24"/>
-        </w:rPr>
-        <w:hyperlink r:id="rId21" w:history="1">
-          <w:r>
-            <w:rPr>
-              <w:rStyle w:val="Hyperlink"/>
-            </w:rPr>
-            <w:t>d</w:t>
-          </w:r>
-        </w:hyperlink>
-      </w:r>
-      <w:r>
-        <w:rPr>
-          <w:u w:val="single" w:color="0000ff"/>
-          <w:rFonts w:ascii="Charis SIL Regular" w:hAnsi="Charis SIL Regular" w:eastAsia="Charis SIL Regular"/>
-          <w:b w:val="0"/>
-          <w:i w:val="0"/>
-          <w:color w:val="000000"/>
-          <w:sz w:val="24"/>
-        </w:rPr>
-        <w:hyperlink r:id="rId21" w:history="1">
-          <w:r>
-            <w:rPr>
-              <w:rStyle w:val="Hyperlink"/>
-            </w:rPr>
-            <w:t xml:space="preserve">en </w:t>
-          </w:r>
-        </w:hyperlink>
-      </w:r>
-      <w:r>
-        <w:rPr>
-          <w:u w:val="single" w:color="0000ff"/>
-          <w:rFonts w:ascii="Charis SIL Regular" w:hAnsi="Charis SIL Regular" w:eastAsia="Charis SIL Regular"/>
-          <w:b w:val="0"/>
-          <w:i w:val="0"/>
-          <w:color w:val="000000"/>
-          <w:sz w:val="24"/>
-        </w:rPr>
-        <w:hyperlink r:id="rId21" w:history="1">
-          <w:r>
-            <w:rPr>
-              <w:rStyle w:val="Hyperlink"/>
-            </w:rPr>
-            <w:t>d</w:t>
-          </w:r>
-        </w:hyperlink>
-      </w:r>
-      <w:r>
-        <w:rPr>
-          <w:u w:val="single" w:color="0000ff"/>
-          <w:rFonts w:ascii="Charis SIL Regular" w:hAnsi="Charis SIL Regular" w:eastAsia="Charis SIL Regular"/>
-          <w:b w:val="0"/>
-          <w:i w:val="0"/>
-          <w:color w:val="000000"/>
-          <w:sz w:val="24"/>
-        </w:rPr>
-        <w:hyperlink r:id="rId21" w:history="1">
-          <w:r>
-            <w:rPr>
-              <w:rStyle w:val="Hyperlink"/>
-            </w:rPr>
-            <w:t>ie t</w:t>
-          </w:r>
-        </w:hyperlink>
+        <w:t>stukken te vinden die t</w:t>
       </w:r>
       <w:r>
         <w:rPr>
@@ -3770,25 +3533,7 @@
           <w:color w:val="000000"/>
           <w:sz w:val="24"/>
         </w:rPr>
-        <w:t>hebben met de verzamelin</w:t>
-      </w:r>
-      <w:r>
-        <w:rPr>
-          <w:u w:val="single" w:color="0000ff"/>
-          <w:rFonts w:ascii="Charis SIL Regular" w:hAnsi="Charis SIL Regular" w:eastAsia="Charis SIL Regular"/>
-          <w:b w:val="0"/>
-          <w:i w:val="0"/>
-          <w:color w:val="000000"/>
-          <w:sz w:val="24"/>
-        </w:rPr>
-        <w:hyperlink r:id="rId22" w:history="1">
-          <w:r>
-            <w:rPr>
-              <w:rStyle w:val="Hyperlink"/>
-            </w:rPr>
-            <w:t xml:space="preserve">g van naturalia </w:t>
-          </w:r>
-        </w:hyperlink>
+        <w:t xml:space="preserve">hebben met de verzameling van naturalia </w:t>
       </w:r>
       <w:r>
         <w:rPr>
@@ -4552,7 +4297,7 @@
           <w:sz w:val="24"/>
           <w:u w:val="single"/>
         </w:rPr>
-        <w:hyperlink r:id="rId23" w:history="1">
+        <w:hyperlink r:id="rId25" w:history="1">
           <w:r>
             <w:rPr>
               <w:rStyle w:val="Hyperlink"/>
@@ -4570,7 +4315,7 @@
           <w:sz w:val="24"/>
           <w:u w:val="single"/>
         </w:rPr>
-        <w:hyperlink r:id="rId23" w:history="1">
+        <w:hyperlink r:id="rId25" w:history="1">
           <w:r>
             <w:rPr>
               <w:rStyle w:val="Hyperlink"/>
@@ -4599,7 +4344,7 @@
           <w:sz w:val="24"/>
           <w:u w:val="single"/>
         </w:rPr>
-        <w:hyperlink r:id="rId25" w:history="1">
+        <w:hyperlink r:id="rId23" w:history="1">
           <w:r>
             <w:rPr>
               <w:rStyle w:val="Hyperlink"/>
@@ -4785,14 +4530,7 @@
           <w:sz w:val="24"/>
           <w:u w:val="single"/>
         </w:rPr>
-        <w:hyperlink r:id="rId26" w:history="1">
-          <w:r>
-            <w:rPr>
-              <w:rStyle w:val="Hyperlink"/>
-            </w:rPr>
-            <w:t>page/31</w:t>
-          </w:r>
-        </w:hyperlink>
+        <w:t>page/31</w:t>
       </w:r>
     </w:p>
     <w:p>
@@ -5017,13 +4755,63 @@
           <w:i w:val="0"/>
           <w:color w:val="0000FF"/>
           <w:sz w:val="24"/>
+          <w:u w:val="single"/>
+        </w:rPr>
+        <w:t>l</w:t>
+      </w:r>
+      <w:r>
+        <w:rPr>
+          <w:rFonts w:ascii="Charis SIL Regular" w:hAnsi="Charis SIL Regular" w:eastAsia="Charis SIL Regular"/>
+          <w:b w:val="0"/>
+          <w:i w:val="0"/>
+          <w:color w:val="0000FF"/>
+          <w:sz w:val="24"/>
+        </w:rPr>
+        <w:t>e</w:t>
+      </w:r>
+      <w:r>
+        <w:rPr>
+          <w:rFonts w:ascii="Charis SIL Regular" w:hAnsi="Charis SIL Regular" w:eastAsia="Charis SIL Regular"/>
+          <w:b w:val="0"/>
+          <w:i w:val="0"/>
+          <w:color w:val="000000"/>
+          <w:sz w:val="24"/>
+        </w:rPr>
+        <w:t xml:space="preserve">, </w:t>
+      </w:r>
+      <w:r>
+        <w:rPr>
+          <w:rFonts w:ascii="Charis SIL Regular" w:hAnsi="Charis SIL Regular" w:eastAsia="Charis SIL Regular"/>
+          <w:b w:val="0"/>
+          <w:i w:val="0"/>
+          <w:color w:val="0000FF"/>
+          <w:sz w:val="24"/>
+          <w:u w:val="single"/>
+        </w:rPr>
+        <w:hyperlink r:id="rId27" w:history="1">
+          <w:r>
+            <w:rPr>
+              <w:rStyle w:val="Hyperlink"/>
+            </w:rPr>
+            <w:t>ISB</w:t>
+          </w:r>
+        </w:hyperlink>
+      </w:r>
+      <w:r>
+        <w:rPr>
+          <w:rFonts w:ascii="Charis SIL Regular" w:hAnsi="Charis SIL Regular" w:eastAsia="Charis SIL Regular"/>
+          <w:b w:val="0"/>
+          <w:i w:val="0"/>
+          <w:color w:val="0000FF"/>
+          <w:sz w:val="24"/>
+          <w:u w:val="single"/>
         </w:rPr>
         <w:hyperlink r:id="rId19" w:history="1">
           <w:r>
             <w:rPr>
               <w:rStyle w:val="Hyperlink"/>
             </w:rPr>
-            <w:t>l</w:t>
+            <w:t>N</w:t>
           </w:r>
         </w:hyperlink>
       </w:r>
@@ -5034,11 +4822,31 @@
           <w:i w:val="0"/>
           <w:color w:val="0000FF"/>
           <w:sz w:val="24"/>
-        </w:rPr>
-        <w:t>e</w:t>
-      </w:r>
-      <w:r>
-        <w:rPr>
+          <w:u w:val="single"/>
+        </w:rPr>
+        <w:t xml:space="preserve"> </w:t>
+      </w:r>
+      <w:r>
+        <w:rPr>
+          <w:rFonts w:ascii="Charis SIL Regular" w:hAnsi="Charis SIL Regular" w:eastAsia="Charis SIL Regular"/>
+          <w:b w:val="0"/>
+          <w:i w:val="0"/>
+          <w:color w:val="0000FF"/>
+          <w:sz w:val="24"/>
+          <w:u w:val="single"/>
+        </w:rPr>
+        <w:hyperlink r:id="rId19" w:history="1">
+          <w:r>
+            <w:rPr>
+              <w:rStyle w:val="Hyperlink"/>
+            </w:rPr>
+            <w:t>978-90-04-15850-4</w:t>
+          </w:r>
+        </w:hyperlink>
+      </w:r>
+      <w:r>
+        <w:rPr>
+          <w:u w:val="single" w:color="0000ff"/>
           <w:rFonts w:ascii="Charis SIL Regular" w:hAnsi="Charis SIL Regular" w:eastAsia="Charis SIL Regular"/>
           <w:b w:val="0"/>
           <w:i w:val="0"/>
@@ -5068,89 +4876,6 @@
             <w:rPr>
               <w:rStyle w:val="Hyperlink"/>
             </w:rPr>
-            <w:t>ISB</w:t>
-          </w:r>
-        </w:hyperlink>
-      </w:r>
-      <w:r>
-        <w:rPr>
-          <w:rFonts w:ascii="Charis SIL Regular" w:hAnsi="Charis SIL Regular" w:eastAsia="Charis SIL Regular"/>
-          <w:b w:val="0"/>
-          <w:i w:val="0"/>
-          <w:color w:val="0000FF"/>
-          <w:sz w:val="24"/>
-          <w:u w:val="single"/>
-        </w:rPr>
-        <w:hyperlink r:id="rId19" w:history="1">
-          <w:r>
-            <w:rPr>
-              <w:rStyle w:val="Hyperlink"/>
-            </w:rPr>
-            <w:t>N</w:t>
-          </w:r>
-        </w:hyperlink>
-      </w:r>
-      <w:r>
-        <w:rPr>
-          <w:rFonts w:ascii="Charis SIL Regular" w:hAnsi="Charis SIL Regular" w:eastAsia="Charis SIL Regular"/>
-          <w:b w:val="0"/>
-          <w:i w:val="0"/>
-          <w:color w:val="0000FF"/>
-          <w:sz w:val="24"/>
-          <w:u w:val="single"/>
-        </w:rPr>
-        <w:t xml:space="preserve"> </w:t>
-      </w:r>
-      <w:r>
-        <w:rPr>
-          <w:rFonts w:ascii="Charis SIL Regular" w:hAnsi="Charis SIL Regular" w:eastAsia="Charis SIL Regular"/>
-          <w:b w:val="0"/>
-          <w:i w:val="0"/>
-          <w:color w:val="0000FF"/>
-          <w:sz w:val="24"/>
-          <w:u w:val="single"/>
-        </w:rPr>
-        <w:hyperlink r:id="rId27" w:history="1">
-          <w:r>
-            <w:rPr>
-              <w:rStyle w:val="Hyperlink"/>
-            </w:rPr>
-            <w:t>978-90-04-15850-4</w:t>
-          </w:r>
-        </w:hyperlink>
-      </w:r>
-      <w:r>
-        <w:rPr>
-          <w:u w:val="single" w:color="0000ff"/>
-          <w:rFonts w:ascii="Charis SIL Regular" w:hAnsi="Charis SIL Regular" w:eastAsia="Charis SIL Regular"/>
-          <w:b w:val="0"/>
-          <w:i w:val="0"/>
-          <w:color w:val="000000"/>
-          <w:sz w:val="24"/>
-        </w:rPr>
-        <w:hyperlink r:id="rId19" w:history="1">
-          <w:r>
-            <w:rPr>
-              <w:rStyle w:val="Hyperlink"/>
-            </w:rPr>
-            <w:t xml:space="preserve">, </w:t>
-          </w:r>
-        </w:hyperlink>
-      </w:r>
-      <w:r>
-        <w:rPr>
-          <w:rFonts w:ascii="Charis SIL Regular" w:hAnsi="Charis SIL Regular" w:eastAsia="Charis SIL Regular"/>
-          <w:b w:val="0"/>
-          <w:i w:val="0"/>
-          <w:color w:val="0000FF"/>
-          <w:sz w:val="24"/>
-          <w:u w:val="single"/>
-        </w:rPr>
-        <w:hyperlink r:id="rId28" w:history="1">
-          <w:r>
-            <w:rPr>
-              <w:rStyle w:val="Hyperlink"/>
-            </w:rPr>
             <w:t>Wo</w:t>
           </w:r>
         </w:hyperlink>
@@ -5164,7 +4889,7 @@
           <w:sz w:val="24"/>
           <w:u w:val="single"/>
         </w:rPr>
-        <w:hyperlink r:id="rId28" w:history="1">
+        <w:hyperlink r:id="rId19" w:history="1">
           <w:r>
             <w:rPr>
               <w:rStyle w:val="Hyperlink"/>

--- a/EXPORTS/DOCX/published/niveau2/Dutch/Ghana.docx
+++ b/EXPORTS/DOCX/published/niveau2/Dutch/Ghana.docx
@@ -569,7 +569,18 @@
           <w:color w:val="000000"/>
           <w:sz w:val="24"/>
         </w:rPr>
-        <w:t>ook voorwerpen van de W</w:t>
+        <w:t>ook voorwerpe</w:t>
+      </w:r>
+      <w:r>
+        <w:rPr>
+          <w:u w:val="single" w:color="0000ff"/>
+          <w:rFonts w:ascii="Charis SIL Regular" w:hAnsi="Charis SIL Regular" w:eastAsia="Charis SIL Regular"/>
+          <w:b w:val="0"/>
+          <w:i w:val="0"/>
+          <w:color w:val="000000"/>
+          <w:sz w:val="24"/>
+        </w:rPr>
+        <w:t>n van de W</w:t>
       </w:r>
       <w:r>
         <w:rPr>
@@ -1201,68 +1212,120 @@
           <w:i w:val="0"/>
           <w:color w:val="0000FF"/>
           <w:sz w:val="24"/>
-          <w:u w:val="single"/>
-        </w:rPr>
-        <w:t>r</w:t>
-      </w:r>
-      <w:r>
-        <w:rPr>
-          <w:rFonts w:ascii="Charis SIL Regular" w:hAnsi="Charis SIL Regular" w:eastAsia="Charis SIL Regular"/>
-          <w:b w:val="0"/>
-          <w:i w:val="0"/>
-          <w:color w:val="0000FF"/>
-          <w:sz w:val="24"/>
-        </w:rPr>
-        <w:t>n</w:t>
-      </w:r>
-      <w:r>
-        <w:rPr>
-          <w:rFonts w:ascii="Charis SIL Regular" w:hAnsi="Charis SIL Regular" w:eastAsia="Charis SIL Regular"/>
-          <w:b w:val="0"/>
-          <w:i w:val="0"/>
-          <w:color w:val="000000"/>
-          <w:sz w:val="24"/>
-        </w:rPr>
-        <w:t xml:space="preserve"> die </w:t>
-      </w:r>
-      <w:r>
-        <w:rPr>
-          <w:rFonts w:ascii="Charis SIL Regular" w:hAnsi="Charis SIL Regular" w:eastAsia="Charis SIL Regular"/>
-          <w:b w:val="0"/>
-          <w:i w:val="0"/>
-          <w:color w:val="000000"/>
-          <w:sz w:val="24"/>
-        </w:rPr>
-        <w:t>door Daendels' voorganger was geschonken kwam</w:t>
-      </w:r>
-      <w:r>
-        <w:rPr>
-          <w:u w:val="single" w:color="0000ff"/>
-          <w:rFonts w:ascii="Charis SIL Regular" w:hAnsi="Charis SIL Regular" w:eastAsia="Charis SIL Regular"/>
-          <w:b w:val="0"/>
-          <w:i w:val="0"/>
-          <w:color w:val="000000"/>
-          <w:sz w:val="24"/>
-        </w:rPr>
-        <w:t xml:space="preserve"> na de opheffing van he</w:t>
-      </w:r>
-      <w:r>
-        <w:rPr>
-          <w:u w:val="single" w:color="0000ff"/>
-          <w:rFonts w:ascii="Charis SIL Regular" w:hAnsi="Charis SIL Regular" w:eastAsia="Charis SIL Regular"/>
-          <w:b w:val="0"/>
-          <w:i w:val="0"/>
-          <w:color w:val="000000"/>
-          <w:sz w:val="24"/>
         </w:rPr>
         <w:hyperlink r:id="rId14" w:history="1">
           <w:r>
             <w:rPr>
               <w:rStyle w:val="Hyperlink"/>
             </w:rPr>
-            <w:t>t Ka</w:t>
+            <w:t>r</w:t>
           </w:r>
         </w:hyperlink>
+      </w:r>
+      <w:r>
+        <w:rPr>
+          <w:rFonts w:ascii="Charis SIL Regular" w:hAnsi="Charis SIL Regular" w:eastAsia="Charis SIL Regular"/>
+          <w:b w:val="0"/>
+          <w:i w:val="0"/>
+          <w:color w:val="0000FF"/>
+          <w:sz w:val="24"/>
+        </w:rPr>
+        <w:t>n</w:t>
+      </w:r>
+      <w:r>
+        <w:rPr>
+          <w:rFonts w:ascii="Charis SIL Regular" w:hAnsi="Charis SIL Regular" w:eastAsia="Charis SIL Regular"/>
+          <w:b w:val="0"/>
+          <w:i w:val="0"/>
+          <w:color w:val="000000"/>
+          <w:sz w:val="24"/>
+        </w:rPr>
+        <w:t xml:space="preserve"> die </w:t>
+      </w:r>
+      <w:r>
+        <w:rPr>
+          <w:rFonts w:ascii="Charis SIL Regular" w:hAnsi="Charis SIL Regular" w:eastAsia="Charis SIL Regular"/>
+          <w:b w:val="0"/>
+          <w:i w:val="0"/>
+          <w:color w:val="000000"/>
+          <w:sz w:val="24"/>
+        </w:rPr>
+        <w:t>door Daendels' voorganger was geschonken kwam</w:t>
+      </w:r>
+      <w:r>
+        <w:rPr>
+          <w:u w:val="single" w:color="0000ff"/>
+          <w:rFonts w:ascii="Charis SIL Regular" w:hAnsi="Charis SIL Regular" w:eastAsia="Charis SIL Regular"/>
+          <w:b w:val="0"/>
+          <w:i w:val="0"/>
+          <w:color w:val="000000"/>
+          <w:sz w:val="24"/>
+        </w:rPr>
+        <w:hyperlink r:id="rId14" w:history="1">
+          <w:r>
+            <w:rPr>
+              <w:rStyle w:val="Hyperlink"/>
+            </w:rPr>
+            <w:t xml:space="preserve"> na de ophe</w:t>
+          </w:r>
+        </w:hyperlink>
+      </w:r>
+      <w:r>
+        <w:rPr>
+          <w:u w:val="single" w:color="0000ff"/>
+          <w:rFonts w:ascii="Charis SIL Regular" w:hAnsi="Charis SIL Regular" w:eastAsia="Charis SIL Regular"/>
+          <w:b w:val="0"/>
+          <w:i w:val="0"/>
+          <w:color w:val="000000"/>
+          <w:sz w:val="24"/>
+        </w:rPr>
+        <w:hyperlink r:id="rId14" w:history="1">
+          <w:r>
+            <w:rPr>
+              <w:rStyle w:val="Hyperlink"/>
+            </w:rPr>
+            <w:t xml:space="preserve">ffing van </w:t>
+          </w:r>
+        </w:hyperlink>
+      </w:r>
+      <w:r>
+        <w:rPr>
+          <w:u w:val="single" w:color="0000ff"/>
+          <w:rFonts w:ascii="Charis SIL Regular" w:hAnsi="Charis SIL Regular" w:eastAsia="Charis SIL Regular"/>
+          <w:b w:val="0"/>
+          <w:i w:val="0"/>
+          <w:color w:val="000000"/>
+          <w:sz w:val="24"/>
+        </w:rPr>
+        <w:t>he</w:t>
+      </w:r>
+      <w:r>
+        <w:rPr>
+          <w:u w:val="single" w:color="0000ff"/>
+          <w:rFonts w:ascii="Charis SIL Regular" w:hAnsi="Charis SIL Regular" w:eastAsia="Charis SIL Regular"/>
+          <w:b w:val="0"/>
+          <w:i w:val="0"/>
+          <w:color w:val="000000"/>
+          <w:sz w:val="24"/>
+        </w:rPr>
+        <w:hyperlink r:id="rId14" w:history="1">
+          <w:r>
+            <w:rPr>
+              <w:rStyle w:val="Hyperlink"/>
+            </w:rPr>
+            <w:t xml:space="preserve">t </w:t>
+          </w:r>
+        </w:hyperlink>
+      </w:r>
+      <w:r>
+        <w:rPr>
+          <w:rFonts w:ascii="Charis SIL Regular" w:hAnsi="Charis SIL Regular" w:eastAsia="Charis SIL Regular"/>
+          <w:b w:val="0"/>
+          <w:i w:val="0"/>
+          <w:color w:val="000000"/>
+          <w:sz w:val="24"/>
+        </w:rPr>
+        <w:t>Ka</w:t>
       </w:r>
       <w:r>
         <w:rPr>
@@ -1296,19 +1359,9 @@
             <w:rPr>
               <w:rStyle w:val="Hyperlink"/>
             </w:rPr>
-            <w:t xml:space="preserve">inet in </w:t>
+            <w:t xml:space="preserve">inet in de </w:t>
           </w:r>
         </w:hyperlink>
-      </w:r>
-      <w:r>
-        <w:rPr>
-          <w:rFonts w:ascii="Charis SIL Regular" w:hAnsi="Charis SIL Regular" w:eastAsia="Charis SIL Regular"/>
-          <w:b w:val="0"/>
-          <w:i w:val="0"/>
-          <w:color w:val="000000"/>
-          <w:sz w:val="24"/>
-        </w:rPr>
-        <w:t xml:space="preserve">de </w:t>
       </w:r>
       <w:r>
         <w:rPr>
@@ -1668,113 +1721,19 @@
           <w:i w:val="0"/>
           <w:color w:val="0000FF"/>
           <w:sz w:val="24"/>
+        </w:rPr>
+        <w:t>Zeeuwsch Genootschap der Wet</w:t>
+      </w:r>
+      <w:r>
+        <w:rPr>
+          <w:rFonts w:ascii="Charis SIL Regular" w:hAnsi="Charis SIL Regular" w:eastAsia="Charis SIL Regular"/>
+          <w:b w:val="0"/>
+          <w:i w:val="0"/>
+          <w:color w:val="0000FF"/>
+          <w:sz w:val="24"/>
           <w:u w:val="single"/>
         </w:rPr>
-        <w:hyperlink r:id="rId17" w:history="1">
-          <w:r>
-            <w:rPr>
-              <w:rStyle w:val="Hyperlink"/>
-            </w:rPr>
-            <w:t>Zeeuwsch</w:t>
-          </w:r>
-        </w:hyperlink>
-      </w:r>
-      <w:r>
-        <w:rPr>
-          <w:rFonts w:ascii="Charis SIL Regular" w:hAnsi="Charis SIL Regular" w:eastAsia="Charis SIL Regular"/>
-          <w:b w:val="0"/>
-          <w:i w:val="0"/>
-          <w:color w:val="0000FF"/>
-          <w:sz w:val="24"/>
-          <w:u w:val="single"/>
-        </w:rPr>
-        <w:t xml:space="preserve"> </w:t>
-      </w:r>
-      <w:r>
-        <w:rPr>
-          <w:rFonts w:ascii="Charis SIL Regular" w:hAnsi="Charis SIL Regular" w:eastAsia="Charis SIL Regular"/>
-          <w:b w:val="0"/>
-          <w:i w:val="0"/>
-          <w:color w:val="0000FF"/>
-          <w:sz w:val="24"/>
-          <w:u w:val="single"/>
-        </w:rPr>
-        <w:hyperlink r:id="rId17" w:history="1">
-          <w:r>
-            <w:rPr>
-              <w:rStyle w:val="Hyperlink"/>
-            </w:rPr>
-            <w:t>Genootschap</w:t>
-          </w:r>
-        </w:hyperlink>
-      </w:r>
-      <w:r>
-        <w:rPr>
-          <w:rFonts w:ascii="Charis SIL Regular" w:hAnsi="Charis SIL Regular" w:eastAsia="Charis SIL Regular"/>
-          <w:b w:val="0"/>
-          <w:i w:val="0"/>
-          <w:color w:val="0000FF"/>
-          <w:sz w:val="24"/>
-          <w:u w:val="single"/>
-        </w:rPr>
-        <w:t xml:space="preserve"> </w:t>
-      </w:r>
-      <w:r>
-        <w:rPr>
-          <w:rFonts w:ascii="Charis SIL Regular" w:hAnsi="Charis SIL Regular" w:eastAsia="Charis SIL Regular"/>
-          <w:b w:val="0"/>
-          <w:i w:val="0"/>
-          <w:color w:val="0000FF"/>
-          <w:sz w:val="24"/>
-          <w:u w:val="single"/>
-        </w:rPr>
-        <w:hyperlink r:id="rId17" w:history="1">
-          <w:r>
-            <w:rPr>
-              <w:rStyle w:val="Hyperlink"/>
-            </w:rPr>
-            <w:t>der</w:t>
-          </w:r>
-        </w:hyperlink>
-      </w:r>
-      <w:r>
-        <w:rPr>
-          <w:rFonts w:ascii="Charis SIL Regular" w:hAnsi="Charis SIL Regular" w:eastAsia="Charis SIL Regular"/>
-          <w:b w:val="0"/>
-          <w:i w:val="0"/>
-          <w:color w:val="0000FF"/>
-          <w:sz w:val="24"/>
-          <w:u w:val="single"/>
-        </w:rPr>
-        <w:t xml:space="preserve"> </w:t>
-      </w:r>
-      <w:r>
-        <w:rPr>
-          <w:rFonts w:ascii="Charis SIL Regular" w:hAnsi="Charis SIL Regular" w:eastAsia="Charis SIL Regular"/>
-          <w:b w:val="0"/>
-          <w:i w:val="0"/>
-          <w:color w:val="0000FF"/>
-          <w:sz w:val="24"/>
-        </w:rPr>
-        <w:hyperlink r:id="rId17" w:history="1">
-          <w:r>
-            <w:rPr>
-              <w:rStyle w:val="Hyperlink"/>
-            </w:rPr>
-            <w:t>Wet</w:t>
-          </w:r>
-        </w:hyperlink>
-      </w:r>
-      <w:r>
-        <w:rPr>
-          <w:rFonts w:ascii="Charis SIL Regular" w:hAnsi="Charis SIL Regular" w:eastAsia="Charis SIL Regular"/>
-          <w:b w:val="0"/>
-          <w:i w:val="0"/>
-          <w:color w:val="0000FF"/>
-          <w:sz w:val="24"/>
-          <w:u w:val="single"/>
-        </w:rPr>
-        <w:hyperlink r:id="rId17" w:history="1">
+        <w:hyperlink r:id="rId16" w:history="1">
           <w:r>
             <w:rPr>
               <w:rStyle w:val="Hyperlink"/>
@@ -1792,7 +1751,7 @@
           <w:sz w:val="24"/>
           <w:u w:val="single"/>
         </w:rPr>
-        <w:hyperlink r:id="rId17" w:history="1">
+        <w:hyperlink r:id="rId16" w:history="1">
           <w:r>
             <w:rPr>
               <w:rStyle w:val="Hyperlink"/>
@@ -1810,7 +1769,7 @@
           <w:sz w:val="24"/>
           <w:u w:val="single"/>
         </w:rPr>
-        <w:hyperlink r:id="rId17" w:history="1">
+        <w:hyperlink r:id="rId16" w:history="1">
           <w:r>
             <w:rPr>
               <w:rStyle w:val="Hyperlink"/>
@@ -2030,13 +1989,39 @@
       </w:r>
       <w:r>
         <w:rPr>
+          <w:u w:val="single" w:color="0000ff"/>
           <w:rFonts w:ascii="Charis SIL Regular" w:hAnsi="Charis SIL Regular" w:eastAsia="Charis SIL Regular"/>
           <w:b w:val="0"/>
           <w:i w:val="0"/>
           <w:color w:val="000000"/>
           <w:sz w:val="24"/>
         </w:rPr>
-        <w:t xml:space="preserve"> de minister van</w:t>
+        <w:hyperlink r:id="rId18" w:history="1">
+          <w:r>
+            <w:rPr>
+              <w:rStyle w:val="Hyperlink"/>
+            </w:rPr>
+            <w:t xml:space="preserve"> de </w:t>
+          </w:r>
+        </w:hyperlink>
+      </w:r>
+      <w:r>
+        <w:rPr>
+          <w:u w:val="single" w:color="0000ff"/>
+          <w:rFonts w:ascii="Charis SIL Regular" w:hAnsi="Charis SIL Regular" w:eastAsia="Charis SIL Regular"/>
+          <w:b w:val="0"/>
+          <w:i w:val="0"/>
+          <w:color w:val="000000"/>
+          <w:sz w:val="24"/>
+        </w:rPr>
+        <w:hyperlink r:id="rId18" w:history="1">
+          <w:r>
+            <w:rPr>
+              <w:rStyle w:val="Hyperlink"/>
+            </w:rPr>
+            <w:t>minister van</w:t>
+          </w:r>
+        </w:hyperlink>
       </w:r>
       <w:r>
         <w:rPr>
@@ -3459,7 +3444,7 @@
           <w:sz w:val="24"/>
           <w:u w:val="single"/>
         </w:rPr>
-        <w:hyperlink r:id="rId21" w:history="1">
+        <w:hyperlink r:id="rId22" w:history="1">
           <w:r>
             <w:rPr>
               <w:rStyle w:val="Hyperlink"/>
@@ -3499,13 +3484,147 @@
       </w:r>
       <w:r>
         <w:rPr>
+          <w:u w:val="single" w:color="0000ff"/>
           <w:rFonts w:ascii="Charis SIL Regular" w:hAnsi="Charis SIL Regular" w:eastAsia="Charis SIL Regular"/>
           <w:b w:val="0"/>
           <w:i w:val="0"/>
           <w:color w:val="000000"/>
           <w:sz w:val="24"/>
         </w:rPr>
-        <w:t>stukken te vinden die t</w:t>
+        <w:hyperlink r:id="rId21" w:history="1">
+          <w:r>
+            <w:rPr>
+              <w:rStyle w:val="Hyperlink"/>
+            </w:rPr>
+            <w:t>st</w:t>
+          </w:r>
+        </w:hyperlink>
+      </w:r>
+      <w:r>
+        <w:rPr>
+          <w:u w:val="single" w:color="0000ff"/>
+          <w:rFonts w:ascii="Charis SIL Regular" w:hAnsi="Charis SIL Regular" w:eastAsia="Charis SIL Regular"/>
+          <w:b w:val="0"/>
+          <w:i w:val="0"/>
+          <w:color w:val="000000"/>
+          <w:sz w:val="24"/>
+        </w:rPr>
+        <w:hyperlink r:id="rId21" w:history="1">
+          <w:r>
+            <w:rPr>
+              <w:rStyle w:val="Hyperlink"/>
+            </w:rPr>
+            <w:t>u</w:t>
+          </w:r>
+        </w:hyperlink>
+      </w:r>
+      <w:r>
+        <w:rPr>
+          <w:u w:val="single" w:color="0000ff"/>
+          <w:rFonts w:ascii="Charis SIL Regular" w:hAnsi="Charis SIL Regular" w:eastAsia="Charis SIL Regular"/>
+          <w:b w:val="0"/>
+          <w:i w:val="0"/>
+          <w:color w:val="000000"/>
+          <w:sz w:val="24"/>
+        </w:rPr>
+        <w:hyperlink r:id="rId21" w:history="1">
+          <w:r>
+            <w:rPr>
+              <w:rStyle w:val="Hyperlink"/>
+            </w:rPr>
+            <w:t>kk</w:t>
+          </w:r>
+        </w:hyperlink>
+      </w:r>
+      <w:r>
+        <w:rPr>
+          <w:u w:val="single" w:color="0000ff"/>
+          <w:rFonts w:ascii="Charis SIL Regular" w:hAnsi="Charis SIL Regular" w:eastAsia="Charis SIL Regular"/>
+          <w:b w:val="0"/>
+          <w:i w:val="0"/>
+          <w:color w:val="000000"/>
+          <w:sz w:val="24"/>
+        </w:rPr>
+        <w:hyperlink r:id="rId21" w:history="1">
+          <w:r>
+            <w:rPr>
+              <w:rStyle w:val="Hyperlink"/>
+            </w:rPr>
+            <w:t>en te vin</w:t>
+          </w:r>
+        </w:hyperlink>
+      </w:r>
+      <w:r>
+        <w:rPr>
+          <w:u w:val="single" w:color="0000ff"/>
+          <w:rFonts w:ascii="Charis SIL Regular" w:hAnsi="Charis SIL Regular" w:eastAsia="Charis SIL Regular"/>
+          <w:b w:val="0"/>
+          <w:i w:val="0"/>
+          <w:color w:val="000000"/>
+          <w:sz w:val="24"/>
+        </w:rPr>
+        <w:hyperlink r:id="rId21" w:history="1">
+          <w:r>
+            <w:rPr>
+              <w:rStyle w:val="Hyperlink"/>
+            </w:rPr>
+            <w:t>d</w:t>
+          </w:r>
+        </w:hyperlink>
+      </w:r>
+      <w:r>
+        <w:rPr>
+          <w:u w:val="single" w:color="0000ff"/>
+          <w:rFonts w:ascii="Charis SIL Regular" w:hAnsi="Charis SIL Regular" w:eastAsia="Charis SIL Regular"/>
+          <w:b w:val="0"/>
+          <w:i w:val="0"/>
+          <w:color w:val="000000"/>
+          <w:sz w:val="24"/>
+        </w:rPr>
+        <w:hyperlink r:id="rId21" w:history="1">
+          <w:r>
+            <w:rPr>
+              <w:rStyle w:val="Hyperlink"/>
+            </w:rPr>
+            <w:t xml:space="preserve">en </w:t>
+          </w:r>
+        </w:hyperlink>
+      </w:r>
+      <w:r>
+        <w:rPr>
+          <w:u w:val="single" w:color="0000ff"/>
+          <w:rFonts w:ascii="Charis SIL Regular" w:hAnsi="Charis SIL Regular" w:eastAsia="Charis SIL Regular"/>
+          <w:b w:val="0"/>
+          <w:i w:val="0"/>
+          <w:color w:val="000000"/>
+          <w:sz w:val="24"/>
+        </w:rPr>
+        <w:hyperlink r:id="rId21" w:history="1">
+          <w:r>
+            <w:rPr>
+              <w:rStyle w:val="Hyperlink"/>
+            </w:rPr>
+            <w:t>d</w:t>
+          </w:r>
+        </w:hyperlink>
+      </w:r>
+      <w:r>
+        <w:rPr>
+          <w:u w:val="single" w:color="0000ff"/>
+          <w:rFonts w:ascii="Charis SIL Regular" w:hAnsi="Charis SIL Regular" w:eastAsia="Charis SIL Regular"/>
+          <w:b w:val="0"/>
+          <w:i w:val="0"/>
+          <w:color w:val="000000"/>
+          <w:sz w:val="24"/>
+        </w:rPr>
+        <w:hyperlink r:id="rId21" w:history="1">
+          <w:r>
+            <w:rPr>
+              <w:rStyle w:val="Hyperlink"/>
+            </w:rPr>
+            <w:t>ie t</w:t>
+          </w:r>
+        </w:hyperlink>
       </w:r>
       <w:r>
         <w:rPr>
@@ -3533,7 +3652,25 @@
           <w:color w:val="000000"/>
           <w:sz w:val="24"/>
         </w:rPr>
-        <w:t xml:space="preserve">hebben met de verzameling van naturalia </w:t>
+        <w:t>hebben met de verzamelin</w:t>
+      </w:r>
+      <w:r>
+        <w:rPr>
+          <w:u w:val="single" w:color="0000ff"/>
+          <w:rFonts w:ascii="Charis SIL Regular" w:hAnsi="Charis SIL Regular" w:eastAsia="Charis SIL Regular"/>
+          <w:b w:val="0"/>
+          <w:i w:val="0"/>
+          <w:color w:val="000000"/>
+          <w:sz w:val="24"/>
+        </w:rPr>
+        <w:hyperlink r:id="rId22" w:history="1">
+          <w:r>
+            <w:rPr>
+              <w:rStyle w:val="Hyperlink"/>
+            </w:rPr>
+            <w:t xml:space="preserve">g van naturalia </w:t>
+          </w:r>
+        </w:hyperlink>
       </w:r>
       <w:r>
         <w:rPr>
@@ -4232,7 +4369,7 @@
           <w:sz w:val="24"/>
           <w:u w:val="single"/>
         </w:rPr>
-        <w:hyperlink r:id="rId23" w:history="1">
+        <w:hyperlink r:id="rId24" w:history="1">
           <w:r>
             <w:rPr>
               <w:rStyle w:val="Hyperlink"/>
@@ -4279,7 +4416,6 @@
       </w:r>
       <w:r>
         <w:rPr>
-          <w:u w:val="single" w:color="0000ff"/>
           <w:rFonts w:ascii="Charis SIL Regular" w:hAnsi="Charis SIL Regular" w:eastAsia="Charis SIL Regular"/>
           <w:b w:val="0"/>
           <w:i w:val="0"/>
@@ -4297,7 +4433,7 @@
           <w:sz w:val="24"/>
           <w:u w:val="single"/>
         </w:rPr>
-        <w:hyperlink r:id="rId25" w:history="1">
+        <w:hyperlink r:id="rId23" w:history="1">
           <w:r>
             <w:rPr>
               <w:rStyle w:val="Hyperlink"/>
@@ -4315,7 +4451,7 @@
           <w:sz w:val="24"/>
           <w:u w:val="single"/>
         </w:rPr>
-        <w:hyperlink r:id="rId25" w:history="1">
+        <w:hyperlink r:id="rId23" w:history="1">
           <w:r>
             <w:rPr>
               <w:rStyle w:val="Hyperlink"/>
@@ -4422,7 +4558,7 @@
           <w:sz w:val="24"/>
           <w:u w:val="single"/>
         </w:rPr>
-        <w:hyperlink r:id="rId26" w:history="1">
+        <w:hyperlink r:id="rId25" w:history="1">
           <w:r>
             <w:rPr>
               <w:rStyle w:val="Hyperlink"/>
@@ -4440,7 +4576,7 @@
           <w:sz w:val="24"/>
           <w:u w:val="single"/>
         </w:rPr>
-        <w:hyperlink r:id="rId26" w:history="1">
+        <w:hyperlink r:id="rId25" w:history="1">
           <w:r>
             <w:rPr>
               <w:rStyle w:val="Hyperlink"/>
@@ -4458,7 +4594,7 @@
           <w:sz w:val="24"/>
           <w:u w:val="single"/>
         </w:rPr>
-        <w:hyperlink r:id="rId26" w:history="1">
+        <w:hyperlink r:id="rId25" w:history="1">
           <w:r>
             <w:rPr>
               <w:rStyle w:val="Hyperlink"/>
@@ -4476,7 +4612,7 @@
           <w:sz w:val="24"/>
           <w:u w:val="single"/>
         </w:rPr>
-        <w:hyperlink r:id="rId26" w:history="1">
+        <w:hyperlink r:id="rId25" w:history="1">
           <w:r>
             <w:rPr>
               <w:rStyle w:val="Hyperlink"/>
@@ -4494,7 +4630,7 @@
           <w:sz w:val="24"/>
           <w:u w:val="single"/>
         </w:rPr>
-        <w:hyperlink r:id="rId26" w:history="1">
+        <w:hyperlink r:id="rId25" w:history="1">
           <w:r>
             <w:rPr>
               <w:rStyle w:val="Hyperlink"/>
@@ -4512,7 +4648,7 @@
           <w:sz w:val="24"/>
           <w:u w:val="single"/>
         </w:rPr>
-        <w:hyperlink r:id="rId26" w:history="1">
+        <w:hyperlink r:id="rId25" w:history="1">
           <w:r>
             <w:rPr>
               <w:rStyle w:val="Hyperlink"/>
@@ -4530,7 +4666,14 @@
           <w:sz w:val="24"/>
           <w:u w:val="single"/>
         </w:rPr>
-        <w:t>page/31</w:t>
+        <w:hyperlink r:id="rId25" w:history="1">
+          <w:r>
+            <w:rPr>
+              <w:rStyle w:val="Hyperlink"/>
+            </w:rPr>
+            <w:t>page/31</w:t>
+          </w:r>
+        </w:hyperlink>
       </w:r>
     </w:p>
     <w:p>
@@ -4755,40 +4898,46 @@
           <w:i w:val="0"/>
           <w:color w:val="0000FF"/>
           <w:sz w:val="24"/>
+        </w:rPr>
+        <w:hyperlink r:id="rId19" w:history="1">
+          <w:r>
+            <w:rPr>
+              <w:rStyle w:val="Hyperlink"/>
+            </w:rPr>
+            <w:t>l</w:t>
+          </w:r>
+        </w:hyperlink>
+      </w:r>
+      <w:r>
+        <w:rPr>
+          <w:rFonts w:ascii="Charis SIL Regular" w:hAnsi="Charis SIL Regular" w:eastAsia="Charis SIL Regular"/>
+          <w:b w:val="0"/>
+          <w:i w:val="0"/>
+          <w:color w:val="0000FF"/>
+          <w:sz w:val="24"/>
+        </w:rPr>
+        <w:t>e</w:t>
+      </w:r>
+      <w:r>
+        <w:rPr>
+          <w:rFonts w:ascii="Charis SIL Regular" w:hAnsi="Charis SIL Regular" w:eastAsia="Charis SIL Regular"/>
+          <w:b w:val="0"/>
+          <w:i w:val="0"/>
+          <w:color w:val="000000"/>
+          <w:sz w:val="24"/>
+        </w:rPr>
+        <w:t xml:space="preserve">, </w:t>
+      </w:r>
+      <w:r>
+        <w:rPr>
+          <w:rFonts w:ascii="Charis SIL Regular" w:hAnsi="Charis SIL Regular" w:eastAsia="Charis SIL Regular"/>
+          <w:b w:val="0"/>
+          <w:i w:val="0"/>
+          <w:color w:val="0000FF"/>
+          <w:sz w:val="24"/>
           <w:u w:val="single"/>
         </w:rPr>
-        <w:t>l</w:t>
-      </w:r>
-      <w:r>
-        <w:rPr>
-          <w:rFonts w:ascii="Charis SIL Regular" w:hAnsi="Charis SIL Regular" w:eastAsia="Charis SIL Regular"/>
-          <w:b w:val="0"/>
-          <w:i w:val="0"/>
-          <w:color w:val="0000FF"/>
-          <w:sz w:val="24"/>
-        </w:rPr>
-        <w:t>e</w:t>
-      </w:r>
-      <w:r>
-        <w:rPr>
-          <w:rFonts w:ascii="Charis SIL Regular" w:hAnsi="Charis SIL Regular" w:eastAsia="Charis SIL Regular"/>
-          <w:b w:val="0"/>
-          <w:i w:val="0"/>
-          <w:color w:val="000000"/>
-          <w:sz w:val="24"/>
-        </w:rPr>
-        <w:t xml:space="preserve">, </w:t>
-      </w:r>
-      <w:r>
-        <w:rPr>
-          <w:rFonts w:ascii="Charis SIL Regular" w:hAnsi="Charis SIL Regular" w:eastAsia="Charis SIL Regular"/>
-          <w:b w:val="0"/>
-          <w:i w:val="0"/>
-          <w:color w:val="0000FF"/>
-          <w:sz w:val="24"/>
-          <w:u w:val="single"/>
-        </w:rPr>
-        <w:hyperlink r:id="rId27" w:history="1">
+        <w:hyperlink r:id="rId26" w:history="1">
           <w:r>
             <w:rPr>
               <w:rStyle w:val="Hyperlink"/>
@@ -4806,7 +4955,7 @@
           <w:sz w:val="24"/>
           <w:u w:val="single"/>
         </w:rPr>
-        <w:hyperlink r:id="rId19" w:history="1">
+        <w:hyperlink r:id="rId26" w:history="1">
           <w:r>
             <w:rPr>
               <w:rStyle w:val="Hyperlink"/>
@@ -4835,7 +4984,7 @@
           <w:sz w:val="24"/>
           <w:u w:val="single"/>
         </w:rPr>
-        <w:hyperlink r:id="rId19" w:history="1">
+        <w:hyperlink r:id="rId26" w:history="1">
           <w:r>
             <w:rPr>
               <w:rStyle w:val="Hyperlink"/>
@@ -4853,14 +5002,7 @@
           <w:color w:val="000000"/>
           <w:sz w:val="24"/>
         </w:rPr>
-        <w:hyperlink r:id="rId19" w:history="1">
-          <w:r>
-            <w:rPr>
-              <w:rStyle w:val="Hyperlink"/>
-            </w:rPr>
-            <w:t xml:space="preserve">, </w:t>
-          </w:r>
-        </w:hyperlink>
+        <w:t xml:space="preserve">, </w:t>
       </w:r>
       <w:r>
         <w:rPr>
@@ -4871,7 +5013,7 @@
           <w:sz w:val="24"/>
           <w:u w:val="single"/>
         </w:rPr>
-        <w:hyperlink r:id="rId19" w:history="1">
+        <w:hyperlink r:id="rId27" w:history="1">
           <w:r>
             <w:rPr>
               <w:rStyle w:val="Hyperlink"/>
@@ -4918,7 +5060,7 @@
           <w:sz w:val="24"/>
           <w:u w:val="single"/>
         </w:rPr>
-        <w:hyperlink r:id="rId28" w:history="1">
+        <w:hyperlink r:id="rId19" w:history="1">
           <w:r>
             <w:rPr>
               <w:rStyle w:val="Hyperlink"/>
@@ -4936,7 +5078,7 @@
           <w:sz w:val="24"/>
           <w:u w:val="single"/>
         </w:rPr>
-        <w:hyperlink r:id="rId28" w:history="1">
+        <w:hyperlink r:id="rId19" w:history="1">
           <w:r>
             <w:rPr>
               <w:rStyle w:val="Hyperlink"/>
@@ -5076,7 +5218,7 @@
           <w:sz w:val="24"/>
           <w:u w:val="single"/>
         </w:rPr>
-        <w:hyperlink r:id="rId29" w:history="1">
+        <w:hyperlink r:id="rId28" w:history="1">
           <w:r>
             <w:rPr>
               <w:rStyle w:val="Hyperlink"/>
@@ -5094,7 +5236,7 @@
           <w:sz w:val="24"/>
           <w:u w:val="single"/>
         </w:rPr>
-        <w:hyperlink r:id="rId29" w:history="1">
+        <w:hyperlink r:id="rId28" w:history="1">
           <w:r>
             <w:rPr>
               <w:rStyle w:val="Hyperlink"/>
@@ -5112,7 +5254,7 @@
           <w:sz w:val="24"/>
           <w:u w:val="single"/>
         </w:rPr>
-        <w:hyperlink r:id="rId29" w:history="1">
+        <w:hyperlink r:id="rId28" w:history="1">
           <w:r>
             <w:rPr>
               <w:rStyle w:val="Hyperlink"/>
@@ -5130,7 +5272,7 @@
           <w:sz w:val="24"/>
           <w:u w:val="single"/>
         </w:rPr>
-        <w:hyperlink r:id="rId29" w:history="1">
+        <w:hyperlink r:id="rId28" w:history="1">
           <w:r>
             <w:rPr>
               <w:rStyle w:val="Hyperlink"/>
@@ -5176,7 +5318,7 @@
           <w:sz w:val="24"/>
           <w:u w:val="single"/>
         </w:rPr>
-        <w:hyperlink r:id="rId29" w:history="1">
+        <w:hyperlink r:id="rId28" w:history="1">
           <w:r>
             <w:rPr>
               <w:rStyle w:val="Hyperlink"/>
@@ -5205,7 +5347,7 @@
           <w:sz w:val="24"/>
           <w:u w:val="single"/>
         </w:rPr>
-        <w:hyperlink r:id="rId29" w:history="1">
+        <w:hyperlink r:id="rId28" w:history="1">
           <w:r>
             <w:rPr>
               <w:rStyle w:val="Hyperlink"/>
@@ -5879,7 +6021,6 @@
           <w:i w:val="0"/>
           <w:color w:val="0000FF"/>
           <w:sz w:val="24"/>
-          <w:u w:val="single"/>
         </w:rPr>
         <w:t>-</w:t>
       </w:r>

--- a/EXPORTS/DOCX/published/niveau2/Dutch/Ghana.docx
+++ b/EXPORTS/DOCX/published/niveau2/Dutch/Ghana.docx
@@ -1721,8 +1721,102 @@
           <w:i w:val="0"/>
           <w:color w:val="0000FF"/>
           <w:sz w:val="24"/>
-        </w:rPr>
-        <w:t>Zeeuwsch Genootschap der Wet</w:t>
+          <w:u w:val="single"/>
+        </w:rPr>
+        <w:hyperlink r:id="rId17" w:history="1">
+          <w:r>
+            <w:rPr>
+              <w:rStyle w:val="Hyperlink"/>
+            </w:rPr>
+            <w:t>Zeeuwsch</w:t>
+          </w:r>
+        </w:hyperlink>
+      </w:r>
+      <w:r>
+        <w:rPr>
+          <w:rFonts w:ascii="Charis SIL Regular" w:hAnsi="Charis SIL Regular" w:eastAsia="Charis SIL Regular"/>
+          <w:b w:val="0"/>
+          <w:i w:val="0"/>
+          <w:color w:val="0000FF"/>
+          <w:sz w:val="24"/>
+          <w:u w:val="single"/>
+        </w:rPr>
+        <w:t xml:space="preserve"> </w:t>
+      </w:r>
+      <w:r>
+        <w:rPr>
+          <w:rFonts w:ascii="Charis SIL Regular" w:hAnsi="Charis SIL Regular" w:eastAsia="Charis SIL Regular"/>
+          <w:b w:val="0"/>
+          <w:i w:val="0"/>
+          <w:color w:val="0000FF"/>
+          <w:sz w:val="24"/>
+          <w:u w:val="single"/>
+        </w:rPr>
+        <w:hyperlink r:id="rId17" w:history="1">
+          <w:r>
+            <w:rPr>
+              <w:rStyle w:val="Hyperlink"/>
+            </w:rPr>
+            <w:t>Genootschap</w:t>
+          </w:r>
+        </w:hyperlink>
+      </w:r>
+      <w:r>
+        <w:rPr>
+          <w:rFonts w:ascii="Charis SIL Regular" w:hAnsi="Charis SIL Regular" w:eastAsia="Charis SIL Regular"/>
+          <w:b w:val="0"/>
+          <w:i w:val="0"/>
+          <w:color w:val="0000FF"/>
+          <w:sz w:val="24"/>
+          <w:u w:val="single"/>
+        </w:rPr>
+        <w:t xml:space="preserve"> </w:t>
+      </w:r>
+      <w:r>
+        <w:rPr>
+          <w:rFonts w:ascii="Charis SIL Regular" w:hAnsi="Charis SIL Regular" w:eastAsia="Charis SIL Regular"/>
+          <w:b w:val="0"/>
+          <w:i w:val="0"/>
+          <w:color w:val="0000FF"/>
+          <w:sz w:val="24"/>
+          <w:u w:val="single"/>
+        </w:rPr>
+        <w:hyperlink r:id="rId17" w:history="1">
+          <w:r>
+            <w:rPr>
+              <w:rStyle w:val="Hyperlink"/>
+            </w:rPr>
+            <w:t>der</w:t>
+          </w:r>
+        </w:hyperlink>
+      </w:r>
+      <w:r>
+        <w:rPr>
+          <w:rFonts w:ascii="Charis SIL Regular" w:hAnsi="Charis SIL Regular" w:eastAsia="Charis SIL Regular"/>
+          <w:b w:val="0"/>
+          <w:i w:val="0"/>
+          <w:color w:val="0000FF"/>
+          <w:sz w:val="24"/>
+          <w:u w:val="single"/>
+        </w:rPr>
+        <w:t xml:space="preserve"> </w:t>
+      </w:r>
+      <w:r>
+        <w:rPr>
+          <w:rFonts w:ascii="Charis SIL Regular" w:hAnsi="Charis SIL Regular" w:eastAsia="Charis SIL Regular"/>
+          <w:b w:val="0"/>
+          <w:i w:val="0"/>
+          <w:color w:val="0000FF"/>
+          <w:sz w:val="24"/>
+        </w:rPr>
+        <w:hyperlink r:id="rId17" w:history="1">
+          <w:r>
+            <w:rPr>
+              <w:rStyle w:val="Hyperlink"/>
+            </w:rPr>
+            <w:t>Wet</w:t>
+          </w:r>
+        </w:hyperlink>
       </w:r>
       <w:r>
         <w:rPr>
@@ -3444,7 +3538,7 @@
           <w:sz w:val="24"/>
           <w:u w:val="single"/>
         </w:rPr>
-        <w:hyperlink r:id="rId22" w:history="1">
+        <w:hyperlink r:id="rId21" w:history="1">
           <w:r>
             <w:rPr>
               <w:rStyle w:val="Hyperlink"/>
@@ -4664,16 +4758,8 @@
           <w:i w:val="0"/>
           <w:color w:val="0000FF"/>
           <w:sz w:val="24"/>
-          <w:u w:val="single"/>
-        </w:rPr>
-        <w:hyperlink r:id="rId25" w:history="1">
-          <w:r>
-            <w:rPr>
-              <w:rStyle w:val="Hyperlink"/>
-            </w:rPr>
-            <w:t>page/31</w:t>
-          </w:r>
-        </w:hyperlink>
+        </w:rPr>
+        <w:t>page/31</w:t>
       </w:r>
     </w:p>
     <w:p>
@@ -4882,14 +4968,7 @@
           <w:sz w:val="24"/>
           <w:u w:val="single"/>
         </w:rPr>
-        <w:hyperlink r:id="rId19" w:history="1">
-          <w:r>
-            <w:rPr>
-              <w:rStyle w:val="Hyperlink"/>
-            </w:rPr>
-            <w:t>i</w:t>
-          </w:r>
-        </w:hyperlink>
+        <w:t>i</w:t>
       </w:r>
       <w:r>
         <w:rPr>
@@ -4898,15 +4977,9 @@
           <w:i w:val="0"/>
           <w:color w:val="0000FF"/>
           <w:sz w:val="24"/>
-        </w:rPr>
-        <w:hyperlink r:id="rId19" w:history="1">
-          <w:r>
-            <w:rPr>
-              <w:rStyle w:val="Hyperlink"/>
-            </w:rPr>
-            <w:t>l</w:t>
-          </w:r>
-        </w:hyperlink>
+          <w:u w:val="single"/>
+        </w:rPr>
+        <w:t>l</w:t>
       </w:r>
       <w:r>
         <w:rPr>
@@ -5060,7 +5133,7 @@
           <w:sz w:val="24"/>
           <w:u w:val="single"/>
         </w:rPr>
-        <w:hyperlink r:id="rId19" w:history="1">
+        <w:hyperlink r:id="rId27" w:history="1">
           <w:r>
             <w:rPr>
               <w:rStyle w:val="Hyperlink"/>
@@ -5078,7 +5151,7 @@
           <w:sz w:val="24"/>
           <w:u w:val="single"/>
         </w:rPr>
-        <w:hyperlink r:id="rId19" w:history="1">
+        <w:hyperlink r:id="rId27" w:history="1">
           <w:r>
             <w:rPr>
               <w:rStyle w:val="Hyperlink"/>
@@ -5300,7 +5373,7 @@
           <w:sz w:val="24"/>
           <w:u w:val="single"/>
         </w:rPr>
-        <w:hyperlink r:id="rId29" w:history="1">
+        <w:hyperlink r:id="rId28" w:history="1">
           <w:r>
             <w:rPr>
               <w:rStyle w:val="Hyperlink"/>
@@ -5347,7 +5420,7 @@
           <w:sz w:val="24"/>
           <w:u w:val="single"/>
         </w:rPr>
-        <w:hyperlink r:id="rId28" w:history="1">
+        <w:hyperlink r:id="rId29" w:history="1">
           <w:r>
             <w:rPr>
               <w:rStyle w:val="Hyperlink"/>

--- a/EXPORTS/DOCX/published/niveau2/Dutch/Ghana.docx
+++ b/EXPORTS/DOCX/published/niveau2/Dutch/Ghana.docx
@@ -580,7 +580,25 @@
           <w:color w:val="000000"/>
           <w:sz w:val="24"/>
         </w:rPr>
-        <w:t>n van de W</w:t>
+        <w:hyperlink r:id="rId10" w:history="1">
+          <w:r>
+            <w:rPr>
+              <w:rStyle w:val="Hyperlink"/>
+            </w:rPr>
+            <w:t xml:space="preserve">n van de </w:t>
+          </w:r>
+        </w:hyperlink>
+      </w:r>
+      <w:r>
+        <w:rPr>
+          <w:u w:val="single" w:color="0000ff"/>
+          <w:rFonts w:ascii="Charis SIL Regular" w:hAnsi="Charis SIL Regular" w:eastAsia="Charis SIL Regular"/>
+          <w:b w:val="0"/>
+          <w:i w:val="0"/>
+          <w:color w:val="000000"/>
+          <w:sz w:val="24"/>
+        </w:rPr>
+        <w:t>W</w:t>
       </w:r>
       <w:r>
         <w:rPr>
@@ -1313,7 +1331,7 @@
             <w:rPr>
               <w:rStyle w:val="Hyperlink"/>
             </w:rPr>
-            <w:t xml:space="preserve">t </w:t>
+            <w:t>t K</w:t>
           </w:r>
         </w:hyperlink>
       </w:r>
@@ -1325,25 +1343,7 @@
           <w:color w:val="000000"/>
           <w:sz w:val="24"/>
         </w:rPr>
-        <w:t>Ka</w:t>
-      </w:r>
-      <w:r>
-        <w:rPr>
-          <w:u w:val="single" w:color="0000ff"/>
-          <w:rFonts w:ascii="Charis SIL Regular" w:hAnsi="Charis SIL Regular" w:eastAsia="Charis SIL Regular"/>
-          <w:b w:val="0"/>
-          <w:i w:val="0"/>
-          <w:color w:val="000000"/>
-          <w:sz w:val="24"/>
-        </w:rPr>
-        <w:hyperlink r:id="rId14" w:history="1">
-          <w:r>
-            <w:rPr>
-              <w:rStyle w:val="Hyperlink"/>
-            </w:rPr>
-            <w:t>b</w:t>
-          </w:r>
-        </w:hyperlink>
+        <w:t>ab</w:t>
       </w:r>
       <w:r>
         <w:rPr>
@@ -2552,14 +2552,7 @@
           <w:color w:val="000000"/>
           <w:sz w:val="24"/>
         </w:rPr>
-        <w:hyperlink r:id="rId19" w:history="1">
-          <w:r>
-            <w:rPr>
-              <w:rStyle w:val="Hyperlink"/>
-            </w:rPr>
-            <w:t>en Jinn</w:t>
-          </w:r>
-        </w:hyperlink>
+        <w:t>en Jinn</w:t>
       </w:r>
       <w:r>
         <w:rPr>
@@ -4463,7 +4456,7 @@
           <w:sz w:val="24"/>
           <w:u w:val="single"/>
         </w:rPr>
-        <w:hyperlink r:id="rId24" w:history="1">
+        <w:hyperlink r:id="rId23" w:history="1">
           <w:r>
             <w:rPr>
               <w:rStyle w:val="Hyperlink"/>
@@ -4574,7 +4567,7 @@
           <w:sz w:val="24"/>
           <w:u w:val="single"/>
         </w:rPr>
-        <w:hyperlink r:id="rId23" w:history="1">
+        <w:hyperlink r:id="rId25" w:history="1">
           <w:r>
             <w:rPr>
               <w:rStyle w:val="Hyperlink"/>
@@ -4652,7 +4645,7 @@
           <w:sz w:val="24"/>
           <w:u w:val="single"/>
         </w:rPr>
-        <w:hyperlink r:id="rId25" w:history="1">
+        <w:hyperlink r:id="rId26" w:history="1">
           <w:r>
             <w:rPr>
               <w:rStyle w:val="Hyperlink"/>
@@ -4670,7 +4663,7 @@
           <w:sz w:val="24"/>
           <w:u w:val="single"/>
         </w:rPr>
-        <w:hyperlink r:id="rId25" w:history="1">
+        <w:hyperlink r:id="rId26" w:history="1">
           <w:r>
             <w:rPr>
               <w:rStyle w:val="Hyperlink"/>
@@ -4688,7 +4681,7 @@
           <w:sz w:val="24"/>
           <w:u w:val="single"/>
         </w:rPr>
-        <w:hyperlink r:id="rId25" w:history="1">
+        <w:hyperlink r:id="rId26" w:history="1">
           <w:r>
             <w:rPr>
               <w:rStyle w:val="Hyperlink"/>
@@ -4706,7 +4699,7 @@
           <w:sz w:val="24"/>
           <w:u w:val="single"/>
         </w:rPr>
-        <w:hyperlink r:id="rId25" w:history="1">
+        <w:hyperlink r:id="rId26" w:history="1">
           <w:r>
             <w:rPr>
               <w:rStyle w:val="Hyperlink"/>
@@ -4724,7 +4717,7 @@
           <w:sz w:val="24"/>
           <w:u w:val="single"/>
         </w:rPr>
-        <w:hyperlink r:id="rId25" w:history="1">
+        <w:hyperlink r:id="rId26" w:history="1">
           <w:r>
             <w:rPr>
               <w:rStyle w:val="Hyperlink"/>
@@ -4742,7 +4735,7 @@
           <w:sz w:val="24"/>
           <w:u w:val="single"/>
         </w:rPr>
-        <w:hyperlink r:id="rId25" w:history="1">
+        <w:hyperlink r:id="rId26" w:history="1">
           <w:r>
             <w:rPr>
               <w:rStyle w:val="Hyperlink"/>
@@ -4758,8 +4751,16 @@
           <w:i w:val="0"/>
           <w:color w:val="0000FF"/>
           <w:sz w:val="24"/>
-        </w:rPr>
-        <w:t>page/31</w:t>
+          <w:u w:val="single"/>
+        </w:rPr>
+        <w:hyperlink r:id="rId26" w:history="1">
+          <w:r>
+            <w:rPr>
+              <w:rStyle w:val="Hyperlink"/>
+            </w:rPr>
+            <w:t>page/31</w:t>
+          </w:r>
+        </w:hyperlink>
       </w:r>
     </w:p>
     <w:p>
@@ -4968,7 +4969,14 @@
           <w:sz w:val="24"/>
           <w:u w:val="single"/>
         </w:rPr>
-        <w:t>i</w:t>
+        <w:hyperlink r:id="rId19" w:history="1">
+          <w:r>
+            <w:rPr>
+              <w:rStyle w:val="Hyperlink"/>
+            </w:rPr>
+            <w:t>i</w:t>
+          </w:r>
+        </w:hyperlink>
       </w:r>
       <w:r>
         <w:rPr>
@@ -4977,40 +4985,53 @@
           <w:i w:val="0"/>
           <w:color w:val="0000FF"/>
           <w:sz w:val="24"/>
+        </w:rPr>
+        <w:hyperlink r:id="rId19" w:history="1">
+          <w:r>
+            <w:rPr>
+              <w:rStyle w:val="Hyperlink"/>
+            </w:rPr>
+            <w:t>l</w:t>
+          </w:r>
+        </w:hyperlink>
+      </w:r>
+      <w:r>
+        <w:rPr>
+          <w:rFonts w:ascii="Charis SIL Regular" w:hAnsi="Charis SIL Regular" w:eastAsia="Charis SIL Regular"/>
+          <w:b w:val="0"/>
+          <w:i w:val="0"/>
+          <w:color w:val="0000FF"/>
+          <w:sz w:val="24"/>
+        </w:rPr>
+        <w:t>e</w:t>
+      </w:r>
+      <w:r>
+        <w:rPr>
+          <w:rFonts w:ascii="Charis SIL Regular" w:hAnsi="Charis SIL Regular" w:eastAsia="Charis SIL Regular"/>
+          <w:b w:val="0"/>
+          <w:i w:val="0"/>
+          <w:color w:val="000000"/>
+          <w:sz w:val="24"/>
+        </w:rPr>
+        <w:hyperlink r:id="rId19" w:history="1">
+          <w:r>
+            <w:rPr>
+              <w:rStyle w:val="Hyperlink"/>
+            </w:rPr>
+            <w:t xml:space="preserve">, </w:t>
+          </w:r>
+        </w:hyperlink>
+      </w:r>
+      <w:r>
+        <w:rPr>
+          <w:rFonts w:ascii="Charis SIL Regular" w:hAnsi="Charis SIL Regular" w:eastAsia="Charis SIL Regular"/>
+          <w:b w:val="0"/>
+          <w:i w:val="0"/>
+          <w:color w:val="0000FF"/>
+          <w:sz w:val="24"/>
           <w:u w:val="single"/>
         </w:rPr>
-        <w:t>l</w:t>
-      </w:r>
-      <w:r>
-        <w:rPr>
-          <w:rFonts w:ascii="Charis SIL Regular" w:hAnsi="Charis SIL Regular" w:eastAsia="Charis SIL Regular"/>
-          <w:b w:val="0"/>
-          <w:i w:val="0"/>
-          <w:color w:val="0000FF"/>
-          <w:sz w:val="24"/>
-        </w:rPr>
-        <w:t>e</w:t>
-      </w:r>
-      <w:r>
-        <w:rPr>
-          <w:rFonts w:ascii="Charis SIL Regular" w:hAnsi="Charis SIL Regular" w:eastAsia="Charis SIL Regular"/>
-          <w:b w:val="0"/>
-          <w:i w:val="0"/>
-          <w:color w:val="000000"/>
-          <w:sz w:val="24"/>
-        </w:rPr>
-        <w:t xml:space="preserve">, </w:t>
-      </w:r>
-      <w:r>
-        <w:rPr>
-          <w:rFonts w:ascii="Charis SIL Regular" w:hAnsi="Charis SIL Regular" w:eastAsia="Charis SIL Regular"/>
-          <w:b w:val="0"/>
-          <w:i w:val="0"/>
-          <w:color w:val="0000FF"/>
-          <w:sz w:val="24"/>
-          <w:u w:val="single"/>
-        </w:rPr>
-        <w:hyperlink r:id="rId26" w:history="1">
+        <w:hyperlink r:id="rId19" w:history="1">
           <w:r>
             <w:rPr>
               <w:rStyle w:val="Hyperlink"/>
@@ -5028,7 +5049,7 @@
           <w:sz w:val="24"/>
           <w:u w:val="single"/>
         </w:rPr>
-        <w:hyperlink r:id="rId26" w:history="1">
+        <w:hyperlink r:id="rId19" w:history="1">
           <w:r>
             <w:rPr>
               <w:rStyle w:val="Hyperlink"/>
@@ -5057,7 +5078,7 @@
           <w:sz w:val="24"/>
           <w:u w:val="single"/>
         </w:rPr>
-        <w:hyperlink r:id="rId26" w:history="1">
+        <w:hyperlink r:id="rId27" w:history="1">
           <w:r>
             <w:rPr>
               <w:rStyle w:val="Hyperlink"/>
@@ -5075,7 +5096,14 @@
           <w:color w:val="000000"/>
           <w:sz w:val="24"/>
         </w:rPr>
-        <w:t xml:space="preserve">, </w:t>
+        <w:hyperlink r:id="rId19" w:history="1">
+          <w:r>
+            <w:rPr>
+              <w:rStyle w:val="Hyperlink"/>
+            </w:rPr>
+            <w:t xml:space="preserve">, </w:t>
+          </w:r>
+        </w:hyperlink>
       </w:r>
       <w:r>
         <w:rPr>
@@ -5086,7 +5114,7 @@
           <w:sz w:val="24"/>
           <w:u w:val="single"/>
         </w:rPr>
-        <w:hyperlink r:id="rId27" w:history="1">
+        <w:hyperlink r:id="rId28" w:history="1">
           <w:r>
             <w:rPr>
               <w:rStyle w:val="Hyperlink"/>
@@ -5104,7 +5132,7 @@
           <w:sz w:val="24"/>
           <w:u w:val="single"/>
         </w:rPr>
-        <w:hyperlink r:id="rId19" w:history="1">
+        <w:hyperlink r:id="rId28" w:history="1">
           <w:r>
             <w:rPr>
               <w:rStyle w:val="Hyperlink"/>
@@ -5133,7 +5161,7 @@
           <w:sz w:val="24"/>
           <w:u w:val="single"/>
         </w:rPr>
-        <w:hyperlink r:id="rId27" w:history="1">
+        <w:hyperlink r:id="rId28" w:history="1">
           <w:r>
             <w:rPr>
               <w:rStyle w:val="Hyperlink"/>
@@ -5151,7 +5179,7 @@
           <w:sz w:val="24"/>
           <w:u w:val="single"/>
         </w:rPr>
-        <w:hyperlink r:id="rId27" w:history="1">
+        <w:hyperlink r:id="rId28" w:history="1">
           <w:r>
             <w:rPr>
               <w:rStyle w:val="Hyperlink"/>
@@ -5291,7 +5319,7 @@
           <w:sz w:val="24"/>
           <w:u w:val="single"/>
         </w:rPr>
-        <w:hyperlink r:id="rId28" w:history="1">
+        <w:hyperlink r:id="rId29" w:history="1">
           <w:r>
             <w:rPr>
               <w:rStyle w:val="Hyperlink"/>
@@ -5309,7 +5337,7 @@
           <w:sz w:val="24"/>
           <w:u w:val="single"/>
         </w:rPr>
-        <w:hyperlink r:id="rId28" w:history="1">
+        <w:hyperlink r:id="rId29" w:history="1">
           <w:r>
             <w:rPr>
               <w:rStyle w:val="Hyperlink"/>
@@ -5327,7 +5355,7 @@
           <w:sz w:val="24"/>
           <w:u w:val="single"/>
         </w:rPr>
-        <w:hyperlink r:id="rId28" w:history="1">
+        <w:hyperlink r:id="rId29" w:history="1">
           <w:r>
             <w:rPr>
               <w:rStyle w:val="Hyperlink"/>
@@ -5345,7 +5373,7 @@
           <w:sz w:val="24"/>
           <w:u w:val="single"/>
         </w:rPr>
-        <w:hyperlink r:id="rId28" w:history="1">
+        <w:hyperlink r:id="rId29" w:history="1">
           <w:r>
             <w:rPr>
               <w:rStyle w:val="Hyperlink"/>
@@ -5373,7 +5401,7 @@
           <w:sz w:val="24"/>
           <w:u w:val="single"/>
         </w:rPr>
-        <w:hyperlink r:id="rId28" w:history="1">
+        <w:hyperlink r:id="rId29" w:history="1">
           <w:r>
             <w:rPr>
               <w:rStyle w:val="Hyperlink"/>
@@ -5391,7 +5419,7 @@
           <w:sz w:val="24"/>
           <w:u w:val="single"/>
         </w:rPr>
-        <w:hyperlink r:id="rId28" w:history="1">
+        <w:hyperlink r:id="rId29" w:history="1">
           <w:r>
             <w:rPr>
               <w:rStyle w:val="Hyperlink"/>

--- a/EXPORTS/DOCX/published/niveau2/Dutch/Ghana.docx
+++ b/EXPORTS/DOCX/published/niveau2/Dutch/Ghana.docx
@@ -591,7 +591,6 @@
       </w:r>
       <w:r>
         <w:rPr>
-          <w:u w:val="single" w:color="0000ff"/>
           <w:rFonts w:ascii="Charis SIL Regular" w:hAnsi="Charis SIL Regular" w:eastAsia="Charis SIL Regular"/>
           <w:b w:val="0"/>
           <w:i w:val="0"/>
@@ -1230,15 +1229,9 @@
           <w:i w:val="0"/>
           <w:color w:val="0000FF"/>
           <w:sz w:val="24"/>
-        </w:rPr>
-        <w:hyperlink r:id="rId14" w:history="1">
-          <w:r>
-            <w:rPr>
-              <w:rStyle w:val="Hyperlink"/>
-            </w:rPr>
-            <w:t>r</w:t>
-          </w:r>
-        </w:hyperlink>
+          <w:u w:val="single"/>
+        </w:rPr>
+        <w:t>r</w:t>
       </w:r>
       <w:r>
         <w:rPr>
@@ -1331,19 +1324,9 @@
             <w:rPr>
               <w:rStyle w:val="Hyperlink"/>
             </w:rPr>
-            <w:t>t K</w:t>
+            <w:t>t Ka</w:t>
           </w:r>
         </w:hyperlink>
-      </w:r>
-      <w:r>
-        <w:rPr>
-          <w:rFonts w:ascii="Charis SIL Regular" w:hAnsi="Charis SIL Regular" w:eastAsia="Charis SIL Regular"/>
-          <w:b w:val="0"/>
-          <w:i w:val="0"/>
-          <w:color w:val="000000"/>
-          <w:sz w:val="24"/>
-        </w:rPr>
-        <w:t>ab</w:t>
       </w:r>
       <w:r>
         <w:rPr>
@@ -1359,9 +1342,37 @@
             <w:rPr>
               <w:rStyle w:val="Hyperlink"/>
             </w:rPr>
-            <w:t xml:space="preserve">inet in de </w:t>
+            <w:t>b</w:t>
           </w:r>
         </w:hyperlink>
+      </w:r>
+      <w:r>
+        <w:rPr>
+          <w:u w:val="single" w:color="0000ff"/>
+          <w:rFonts w:ascii="Charis SIL Regular" w:hAnsi="Charis SIL Regular" w:eastAsia="Charis SIL Regular"/>
+          <w:b w:val="0"/>
+          <w:i w:val="0"/>
+          <w:color w:val="000000"/>
+          <w:sz w:val="24"/>
+        </w:rPr>
+        <w:hyperlink r:id="rId14" w:history="1">
+          <w:r>
+            <w:rPr>
+              <w:rStyle w:val="Hyperlink"/>
+            </w:rPr>
+            <w:t xml:space="preserve">inet in </w:t>
+          </w:r>
+        </w:hyperlink>
+      </w:r>
+      <w:r>
+        <w:rPr>
+          <w:rFonts w:ascii="Charis SIL Regular" w:hAnsi="Charis SIL Regular" w:eastAsia="Charis SIL Regular"/>
+          <w:b w:val="0"/>
+          <w:i w:val="0"/>
+          <w:color w:val="000000"/>
+          <w:sz w:val="24"/>
+        </w:rPr>
+        <w:t xml:space="preserve">de </w:t>
       </w:r>
       <w:r>
         <w:rPr>
@@ -1808,6 +1819,7 @@
           <w:i w:val="0"/>
           <w:color w:val="0000FF"/>
           <w:sz w:val="24"/>
+          <w:u w:val="single"/>
         </w:rPr>
         <w:hyperlink r:id="rId17" w:history="1">
           <w:r>
@@ -1827,7 +1839,7 @@
           <w:sz w:val="24"/>
           <w:u w:val="single"/>
         </w:rPr>
-        <w:hyperlink r:id="rId16" w:history="1">
+        <w:hyperlink r:id="rId17" w:history="1">
           <w:r>
             <w:rPr>
               <w:rStyle w:val="Hyperlink"/>
@@ -1845,7 +1857,7 @@
           <w:sz w:val="24"/>
           <w:u w:val="single"/>
         </w:rPr>
-        <w:hyperlink r:id="rId16" w:history="1">
+        <w:hyperlink r:id="rId17" w:history="1">
           <w:r>
             <w:rPr>
               <w:rStyle w:val="Hyperlink"/>
@@ -1863,7 +1875,7 @@
           <w:sz w:val="24"/>
           <w:u w:val="single"/>
         </w:rPr>
-        <w:hyperlink r:id="rId16" w:history="1">
+        <w:hyperlink r:id="rId17" w:history="1">
           <w:r>
             <w:rPr>
               <w:rStyle w:val="Hyperlink"/>
@@ -2552,7 +2564,14 @@
           <w:color w:val="000000"/>
           <w:sz w:val="24"/>
         </w:rPr>
-        <w:t>en Jinn</w:t>
+        <w:hyperlink r:id="rId19" w:history="1">
+          <w:r>
+            <w:rPr>
+              <w:rStyle w:val="Hyperlink"/>
+            </w:rPr>
+            <w:t>en Jinn</w:t>
+          </w:r>
+        </w:hyperlink>
       </w:r>
       <w:r>
         <w:rPr>
@@ -3531,7 +3550,7 @@
           <w:sz w:val="24"/>
           <w:u w:val="single"/>
         </w:rPr>
-        <w:hyperlink r:id="rId21" w:history="1">
+        <w:hyperlink r:id="rId22" w:history="1">
           <w:r>
             <w:rPr>
               <w:rStyle w:val="Hyperlink"/>
@@ -4456,7 +4475,7 @@
           <w:sz w:val="24"/>
           <w:u w:val="single"/>
         </w:rPr>
-        <w:hyperlink r:id="rId23" w:history="1">
+        <w:hyperlink r:id="rId24" w:history="1">
           <w:r>
             <w:rPr>
               <w:rStyle w:val="Hyperlink"/>
@@ -4474,7 +4493,7 @@
           <w:sz w:val="24"/>
           <w:u w:val="single"/>
         </w:rPr>
-        <w:hyperlink r:id="rId23" w:history="1">
+        <w:hyperlink r:id="rId24" w:history="1">
           <w:r>
             <w:rPr>
               <w:rStyle w:val="Hyperlink"/>
@@ -4485,31 +4504,13 @@
       </w:r>
       <w:r>
         <w:rPr>
-          <w:u w:val="single" w:color="0000ff"/>
           <w:rFonts w:ascii="Charis SIL Regular" w:hAnsi="Charis SIL Regular" w:eastAsia="Charis SIL Regular"/>
           <w:b w:val="0"/>
           <w:i w:val="0"/>
           <w:color w:val="000000"/>
           <w:sz w:val="24"/>
         </w:rPr>
-        <w:hyperlink r:id="rId23" w:history="1">
-          <w:r>
-            <w:rPr>
-              <w:rStyle w:val="Hyperlink"/>
-            </w:rPr>
-            <w:t>,</w:t>
-          </w:r>
-        </w:hyperlink>
-      </w:r>
-      <w:r>
-        <w:rPr>
-          <w:rFonts w:ascii="Charis SIL Regular" w:hAnsi="Charis SIL Regular" w:eastAsia="Charis SIL Regular"/>
-          <w:b w:val="0"/>
-          <w:i w:val="0"/>
-          <w:color w:val="000000"/>
-          <w:sz w:val="24"/>
-        </w:rPr>
-        <w:t xml:space="preserve"> </w:t>
+        <w:t xml:space="preserve">, </w:t>
       </w:r>
       <w:r>
         <w:rPr>
@@ -4520,7 +4521,7 @@
           <w:sz w:val="24"/>
           <w:u w:val="single"/>
         </w:rPr>
-        <w:hyperlink r:id="rId23" w:history="1">
+        <w:hyperlink r:id="rId25" w:history="1">
           <w:r>
             <w:rPr>
               <w:rStyle w:val="Hyperlink"/>
@@ -4538,7 +4539,7 @@
           <w:sz w:val="24"/>
           <w:u w:val="single"/>
         </w:rPr>
-        <w:hyperlink r:id="rId23" w:history="1">
+        <w:hyperlink r:id="rId25" w:history="1">
           <w:r>
             <w:rPr>
               <w:rStyle w:val="Hyperlink"/>
@@ -4985,15 +4986,9 @@
           <w:i w:val="0"/>
           <w:color w:val="0000FF"/>
           <w:sz w:val="24"/>
-        </w:rPr>
-        <w:hyperlink r:id="rId19" w:history="1">
-          <w:r>
-            <w:rPr>
-              <w:rStyle w:val="Hyperlink"/>
-            </w:rPr>
-            <w:t>l</w:t>
-          </w:r>
-        </w:hyperlink>
+          <w:u w:val="single"/>
+        </w:rPr>
+        <w:t>l</w:t>
       </w:r>
       <w:r>
         <w:rPr>
@@ -5007,6 +5002,7 @@
       </w:r>
       <w:r>
         <w:rPr>
+          <w:u w:val="single" w:color="0000ff"/>
           <w:rFonts w:ascii="Charis SIL Regular" w:hAnsi="Charis SIL Regular" w:eastAsia="Charis SIL Regular"/>
           <w:b w:val="0"/>
           <w:i w:val="0"/>
@@ -5031,7 +5027,7 @@
           <w:sz w:val="24"/>
           <w:u w:val="single"/>
         </w:rPr>
-        <w:hyperlink r:id="rId19" w:history="1">
+        <w:hyperlink r:id="rId27" w:history="1">
           <w:r>
             <w:rPr>
               <w:rStyle w:val="Hyperlink"/>
@@ -5049,7 +5045,7 @@
           <w:sz w:val="24"/>
           <w:u w:val="single"/>
         </w:rPr>
-        <w:hyperlink r:id="rId19" w:history="1">
+        <w:hyperlink r:id="rId27" w:history="1">
           <w:r>
             <w:rPr>
               <w:rStyle w:val="Hyperlink"/>
@@ -5096,14 +5092,7 @@
           <w:color w:val="000000"/>
           <w:sz w:val="24"/>
         </w:rPr>
-        <w:hyperlink r:id="rId19" w:history="1">
-          <w:r>
-            <w:rPr>
-              <w:rStyle w:val="Hyperlink"/>
-            </w:rPr>
-            <w:t xml:space="preserve">, </w:t>
-          </w:r>
-        </w:hyperlink>
+        <w:t xml:space="preserve">, </w:t>
       </w:r>
       <w:r>
         <w:rPr>
@@ -5401,7 +5390,7 @@
           <w:sz w:val="24"/>
           <w:u w:val="single"/>
         </w:rPr>
-        <w:hyperlink r:id="rId29" w:history="1">
+        <w:hyperlink r:id="rId30" w:history="1">
           <w:r>
             <w:rPr>
               <w:rStyle w:val="Hyperlink"/>
@@ -5419,7 +5408,7 @@
           <w:sz w:val="24"/>
           <w:u w:val="single"/>
         </w:rPr>
-        <w:hyperlink r:id="rId29" w:history="1">
+        <w:hyperlink r:id="rId30" w:history="1">
           <w:r>
             <w:rPr>
               <w:rStyle w:val="Hyperlink"/>
@@ -5448,7 +5437,7 @@
           <w:sz w:val="24"/>
           <w:u w:val="single"/>
         </w:rPr>
-        <w:hyperlink r:id="rId29" w:history="1">
+        <w:hyperlink r:id="rId30" w:history="1">
           <w:r>
             <w:rPr>
               <w:rStyle w:val="Hyperlink"/>
@@ -5536,7 +5525,7 @@
           <w:sz w:val="24"/>
           <w:u w:val="single"/>
         </w:rPr>
-        <w:hyperlink r:id="rId30" w:history="1">
+        <w:hyperlink r:id="rId31" w:history="1">
           <w:r>
             <w:rPr>
               <w:rStyle w:val="Hyperlink"/>
@@ -5565,7 +5554,7 @@
           <w:sz w:val="24"/>
           <w:u w:val="single"/>
         </w:rPr>
-        <w:hyperlink r:id="rId30" w:history="1">
+        <w:hyperlink r:id="rId31" w:history="1">
           <w:r>
             <w:rPr>
               <w:rStyle w:val="Hyperlink"/>
@@ -5593,7 +5582,7 @@
           <w:sz w:val="24"/>
           <w:u w:val="single"/>
         </w:rPr>
-        <w:hyperlink r:id="rId31" w:history="1">
+        <w:hyperlink r:id="rId32" w:history="1">
           <w:r>
             <w:rPr>
               <w:rStyle w:val="Hyperlink"/>
@@ -5622,7 +5611,7 @@
           <w:sz w:val="24"/>
           <w:u w:val="single"/>
         </w:rPr>
-        <w:hyperlink r:id="rId31" w:history="1">
+        <w:hyperlink r:id="rId32" w:history="1">
           <w:r>
             <w:rPr>
               <w:rStyle w:val="Hyperlink"/>
@@ -5746,7 +5735,7 @@
           <w:sz w:val="24"/>
           <w:u w:val="single"/>
         </w:rPr>
-        <w:hyperlink r:id="rId32" w:history="1">
+        <w:hyperlink r:id="rId33" w:history="1">
           <w:r>
             <w:rPr>
               <w:rStyle w:val="Hyperlink"/>
@@ -5764,7 +5753,7 @@
           <w:sz w:val="24"/>
           <w:u w:val="single"/>
         </w:rPr>
-        <w:hyperlink r:id="rId32" w:history="1">
+        <w:hyperlink r:id="rId33" w:history="1">
           <w:r>
             <w:rPr>
               <w:rStyle w:val="Hyperlink"/>
@@ -5782,7 +5771,7 @@
           <w:sz w:val="24"/>
           <w:u w:val="single"/>
         </w:rPr>
-        <w:hyperlink r:id="rId32" w:history="1">
+        <w:hyperlink r:id="rId33" w:history="1">
           <w:r>
             <w:rPr>
               <w:rStyle w:val="Hyperlink"/>
@@ -5963,7 +5952,7 @@
           <w:sz w:val="24"/>
           <w:u w:val="single"/>
         </w:rPr>
-        <w:hyperlink r:id="rId33" w:history="1">
+        <w:hyperlink r:id="rId34" w:history="1">
           <w:r>
             <w:rPr>
               <w:rStyle w:val="Hyperlink"/>
@@ -5981,7 +5970,7 @@
           <w:sz w:val="24"/>
           <w:u w:val="single"/>
         </w:rPr>
-        <w:hyperlink r:id="rId33" w:history="1">
+        <w:hyperlink r:id="rId34" w:history="1">
           <w:r>
             <w:rPr>
               <w:rStyle w:val="Hyperlink"/>
@@ -5999,7 +5988,7 @@
           <w:sz w:val="24"/>
           <w:u w:val="single"/>
         </w:rPr>
-        <w:hyperlink r:id="rId33" w:history="1">
+        <w:hyperlink r:id="rId34" w:history="1">
           <w:r>
             <w:rPr>
               <w:rStyle w:val="Hyperlink"/>
@@ -6017,7 +6006,7 @@
           <w:sz w:val="24"/>
           <w:u w:val="single"/>
         </w:rPr>
-        <w:hyperlink r:id="rId33" w:history="1">
+        <w:hyperlink r:id="rId34" w:history="1">
           <w:r>
             <w:rPr>
               <w:rStyle w:val="Hyperlink"/>
@@ -6035,7 +6024,7 @@
           <w:sz w:val="24"/>
           <w:u w:val="single"/>
         </w:rPr>
-        <w:hyperlink r:id="rId33" w:history="1">
+        <w:hyperlink r:id="rId34" w:history="1">
           <w:r>
             <w:rPr>
               <w:rStyle w:val="Hyperlink"/>
@@ -6053,7 +6042,7 @@
           <w:sz w:val="24"/>
           <w:u w:val="single"/>
         </w:rPr>
-        <w:hyperlink r:id="rId33" w:history="1">
+        <w:hyperlink r:id="rId34" w:history="1">
           <w:r>
             <w:rPr>
               <w:rStyle w:val="Hyperlink"/>
@@ -6071,7 +6060,7 @@
           <w:sz w:val="24"/>
           <w:u w:val="single"/>
         </w:rPr>
-        <w:hyperlink r:id="rId33" w:history="1">
+        <w:hyperlink r:id="rId34" w:history="1">
           <w:r>
             <w:rPr>
               <w:rStyle w:val="Hyperlink"/>
@@ -6089,7 +6078,7 @@
           <w:sz w:val="24"/>
           <w:u w:val="single"/>
         </w:rPr>
-        <w:hyperlink r:id="rId33" w:history="1">
+        <w:hyperlink r:id="rId34" w:history="1">
           <w:r>
             <w:rPr>
               <w:rStyle w:val="Hyperlink"/>
@@ -6106,7 +6095,7 @@
           <w:color w:val="0000FF"/>
           <w:sz w:val="24"/>
         </w:rPr>
-        <w:hyperlink r:id="rId33" w:history="1">
+        <w:hyperlink r:id="rId34" w:history="1">
           <w:r>
             <w:rPr>
               <w:rStyle w:val="Hyperlink"/>
@@ -6122,6 +6111,7 @@
           <w:i w:val="0"/>
           <w:color w:val="0000FF"/>
           <w:sz w:val="24"/>
+          <w:u w:val="single"/>
         </w:rPr>
         <w:t>-</w:t>
       </w:r>
@@ -6134,7 +6124,7 @@
           <w:sz w:val="24"/>
           <w:u w:val="single"/>
         </w:rPr>
-        <w:hyperlink r:id="rId33" w:history="1">
+        <w:hyperlink r:id="rId34" w:history="1">
           <w:r>
             <w:rPr>
               <w:rStyle w:val="Hyperlink"/>
@@ -6152,7 +6142,7 @@
           <w:sz w:val="24"/>
           <w:u w:val="single"/>
         </w:rPr>
-        <w:hyperlink r:id="rId33" w:history="1">
+        <w:hyperlink r:id="rId34" w:history="1">
           <w:r>
             <w:rPr>
               <w:rStyle w:val="Hyperlink"/>
@@ -6170,7 +6160,7 @@
           <w:sz w:val="24"/>
           <w:u w:val="single"/>
         </w:rPr>
-        <w:hyperlink r:id="rId33" w:history="1">
+        <w:hyperlink r:id="rId34" w:history="1">
           <w:r>
             <w:rPr>
               <w:rStyle w:val="Hyperlink"/>
@@ -6188,7 +6178,7 @@
           <w:sz w:val="24"/>
           <w:u w:val="single"/>
         </w:rPr>
-        <w:hyperlink r:id="rId33" w:history="1">
+        <w:hyperlink r:id="rId34" w:history="1">
           <w:r>
             <w:rPr>
               <w:rStyle w:val="Hyperlink"/>
@@ -6206,7 +6196,7 @@
           <w:sz w:val="24"/>
           <w:u w:val="single"/>
         </w:rPr>
-        <w:hyperlink r:id="rId33" w:history="1">
+        <w:hyperlink r:id="rId34" w:history="1">
           <w:r>
             <w:rPr>
               <w:rStyle w:val="Hyperlink"/>
@@ -6337,7 +6327,7 @@
           <w:sz w:val="24"/>
           <w:u w:val="single"/>
         </w:rPr>
-        <w:hyperlink r:id="rId34" w:history="1">
+        <w:hyperlink r:id="rId35" w:history="1">
           <w:r>
             <w:rPr>
               <w:rStyle w:val="Hyperlink"/>
@@ -6366,7 +6356,7 @@
           <w:sz w:val="24"/>
           <w:u w:val="single"/>
         </w:rPr>
-        <w:hyperlink r:id="rId34" w:history="1">
+        <w:hyperlink r:id="rId35" w:history="1">
           <w:r>
             <w:rPr>
               <w:rStyle w:val="Hyperlink"/>
@@ -6394,7 +6384,7 @@
           <w:sz w:val="24"/>
           <w:u w:val="single"/>
         </w:rPr>
-        <w:hyperlink r:id="rId35" w:history="1">
+        <w:hyperlink r:id="rId36" w:history="1">
           <w:r>
             <w:rPr>
               <w:rStyle w:val="Hyperlink"/>
@@ -6423,7 +6413,7 @@
           <w:sz w:val="24"/>
           <w:u w:val="single"/>
         </w:rPr>
-        <w:hyperlink r:id="rId35" w:history="1">
+        <w:hyperlink r:id="rId36" w:history="1">
           <w:r>
             <w:rPr>
               <w:rStyle w:val="Hyperlink"/>

--- a/EXPORTS/DOCX/published/niveau2/Dutch/Ghana.docx
+++ b/EXPORTS/DOCX/published/niveau2/Dutch/Ghana.docx
@@ -1819,7 +1819,6 @@
           <w:i w:val="0"/>
           <w:color w:val="0000FF"/>
           <w:sz w:val="24"/>
-          <w:u w:val="single"/>
         </w:rPr>
         <w:hyperlink r:id="rId17" w:history="1">
           <w:r>
@@ -1857,7 +1856,7 @@
           <w:sz w:val="24"/>
           <w:u w:val="single"/>
         </w:rPr>
-        <w:hyperlink r:id="rId17" w:history="1">
+        <w:hyperlink r:id="rId16" w:history="1">
           <w:r>
             <w:rPr>
               <w:rStyle w:val="Hyperlink"/>
@@ -2113,21 +2112,13 @@
       </w:r>
       <w:r>
         <w:rPr>
-          <w:u w:val="single" w:color="0000ff"/>
           <w:rFonts w:ascii="Charis SIL Regular" w:hAnsi="Charis SIL Regular" w:eastAsia="Charis SIL Regular"/>
           <w:b w:val="0"/>
           <w:i w:val="0"/>
           <w:color w:val="000000"/>
           <w:sz w:val="24"/>
         </w:rPr>
-        <w:hyperlink r:id="rId18" w:history="1">
-          <w:r>
-            <w:rPr>
-              <w:rStyle w:val="Hyperlink"/>
-            </w:rPr>
-            <w:t>minister van</w:t>
-          </w:r>
-        </w:hyperlink>
+        <w:t>minister van</w:t>
       </w:r>
       <w:r>
         <w:rPr>
@@ -2564,32 +2555,7 @@
           <w:color w:val="000000"/>
           <w:sz w:val="24"/>
         </w:rPr>
-        <w:hyperlink r:id="rId19" w:history="1">
-          <w:r>
-            <w:rPr>
-              <w:rStyle w:val="Hyperlink"/>
-            </w:rPr>
-            <w:t>en Jinn</w:t>
-          </w:r>
-        </w:hyperlink>
-      </w:r>
-      <w:r>
-        <w:rPr>
-          <w:u w:val="single" w:color="0000ff"/>
-          <w:rFonts w:ascii="Charis SIL Regular" w:hAnsi="Charis SIL Regular" w:eastAsia="Charis SIL Regular"/>
-          <w:b w:val="0"/>
-          <w:i w:val="0"/>
-          <w:color w:val="000000"/>
-          <w:sz w:val="24"/>
-        </w:rPr>
-        <w:hyperlink r:id="rId19" w:history="1">
-          <w:r>
-            <w:rPr>
-              <w:rStyle w:val="Hyperlink"/>
-            </w:rPr>
-            <w:t>a S</w:t>
-          </w:r>
-        </w:hyperlink>
+        <w:t>en Jinna S</w:t>
       </w:r>
       <w:r>
         <w:rPr>
@@ -3521,14 +3487,7 @@
           <w:sz w:val="24"/>
           <w:u w:val="single"/>
         </w:rPr>
-        <w:hyperlink r:id="rId22" w:history="1">
-          <w:r>
-            <w:rPr>
-              <w:rStyle w:val="Hyperlink"/>
-            </w:rPr>
-            <w:t>n</w:t>
-          </w:r>
-        </w:hyperlink>
+        <w:t>n</w:t>
       </w:r>
       <w:r>
         <w:rPr>
@@ -3550,7 +3509,7 @@
           <w:sz w:val="24"/>
           <w:u w:val="single"/>
         </w:rPr>
-        <w:hyperlink r:id="rId22" w:history="1">
+        <w:hyperlink r:id="rId21" w:history="1">
           <w:r>
             <w:rPr>
               <w:rStyle w:val="Hyperlink"/>
@@ -3568,79 +3527,7 @@
           <w:color w:val="000000"/>
           <w:sz w:val="24"/>
         </w:rPr>
-        <w:hyperlink r:id="rId21" w:history="1">
-          <w:r>
-            <w:rPr>
-              <w:rStyle w:val="Hyperlink"/>
-            </w:rPr>
-            <w:t xml:space="preserve"> zijn</w:t>
-          </w:r>
-        </w:hyperlink>
-      </w:r>
-      <w:r>
-        <w:rPr>
-          <w:u w:val="single" w:color="0000ff"/>
-          <w:rFonts w:ascii="Charis SIL Regular" w:hAnsi="Charis SIL Regular" w:eastAsia="Charis SIL Regular"/>
-          <w:b w:val="0"/>
-          <w:i w:val="0"/>
-          <w:color w:val="000000"/>
-          <w:sz w:val="24"/>
-        </w:rPr>
-        <w:t xml:space="preserve"> </w:t>
-      </w:r>
-      <w:r>
-        <w:rPr>
-          <w:u w:val="single" w:color="0000ff"/>
-          <w:rFonts w:ascii="Charis SIL Regular" w:hAnsi="Charis SIL Regular" w:eastAsia="Charis SIL Regular"/>
-          <w:b w:val="0"/>
-          <w:i w:val="0"/>
-          <w:color w:val="000000"/>
-          <w:sz w:val="24"/>
-        </w:rPr>
-        <w:hyperlink r:id="rId21" w:history="1">
-          <w:r>
-            <w:rPr>
-              <w:rStyle w:val="Hyperlink"/>
-            </w:rPr>
-            <w:t>st</w:t>
-          </w:r>
-        </w:hyperlink>
-      </w:r>
-      <w:r>
-        <w:rPr>
-          <w:u w:val="single" w:color="0000ff"/>
-          <w:rFonts w:ascii="Charis SIL Regular" w:hAnsi="Charis SIL Regular" w:eastAsia="Charis SIL Regular"/>
-          <w:b w:val="0"/>
-          <w:i w:val="0"/>
-          <w:color w:val="000000"/>
-          <w:sz w:val="24"/>
-        </w:rPr>
-        <w:hyperlink r:id="rId21" w:history="1">
-          <w:r>
-            <w:rPr>
-              <w:rStyle w:val="Hyperlink"/>
-            </w:rPr>
-            <w:t>u</w:t>
-          </w:r>
-        </w:hyperlink>
-      </w:r>
-      <w:r>
-        <w:rPr>
-          <w:u w:val="single" w:color="0000ff"/>
-          <w:rFonts w:ascii="Charis SIL Regular" w:hAnsi="Charis SIL Regular" w:eastAsia="Charis SIL Regular"/>
-          <w:b w:val="0"/>
-          <w:i w:val="0"/>
-          <w:color w:val="000000"/>
-          <w:sz w:val="24"/>
-        </w:rPr>
-        <w:hyperlink r:id="rId21" w:history="1">
-          <w:r>
-            <w:rPr>
-              <w:rStyle w:val="Hyperlink"/>
-            </w:rPr>
-            <w:t>kk</w:t>
-          </w:r>
-        </w:hyperlink>
+        <w:t xml:space="preserve"> zijn stukk</w:t>
       </w:r>
       <w:r>
         <w:rPr>
@@ -3758,25 +3645,7 @@
           <w:color w:val="000000"/>
           <w:sz w:val="24"/>
         </w:rPr>
-        <w:t>hebben met de verzamelin</w:t>
-      </w:r>
-      <w:r>
-        <w:rPr>
-          <w:u w:val="single" w:color="0000ff"/>
-          <w:rFonts w:ascii="Charis SIL Regular" w:hAnsi="Charis SIL Regular" w:eastAsia="Charis SIL Regular"/>
-          <w:b w:val="0"/>
-          <w:i w:val="0"/>
-          <w:color w:val="000000"/>
-          <w:sz w:val="24"/>
-        </w:rPr>
-        <w:hyperlink r:id="rId22" w:history="1">
-          <w:r>
-            <w:rPr>
-              <w:rStyle w:val="Hyperlink"/>
-            </w:rPr>
-            <w:t xml:space="preserve">g van naturalia </w:t>
-          </w:r>
-        </w:hyperlink>
+        <w:t xml:space="preserve">hebben met de verzameling van naturalia </w:t>
       </w:r>
       <w:r>
         <w:rPr>
@@ -4493,7 +4362,7 @@
           <w:sz w:val="24"/>
           <w:u w:val="single"/>
         </w:rPr>
-        <w:hyperlink r:id="rId24" w:history="1">
+        <w:hyperlink r:id="rId23" w:history="1">
           <w:r>
             <w:rPr>
               <w:rStyle w:val="Hyperlink"/>
@@ -4504,13 +4373,31 @@
       </w:r>
       <w:r>
         <w:rPr>
+          <w:u w:val="single" w:color="0000ff"/>
           <w:rFonts w:ascii="Charis SIL Regular" w:hAnsi="Charis SIL Regular" w:eastAsia="Charis SIL Regular"/>
           <w:b w:val="0"/>
           <w:i w:val="0"/>
           <w:color w:val="000000"/>
           <w:sz w:val="24"/>
         </w:rPr>
-        <w:t xml:space="preserve">, </w:t>
+        <w:hyperlink r:id="rId23" w:history="1">
+          <w:r>
+            <w:rPr>
+              <w:rStyle w:val="Hyperlink"/>
+            </w:rPr>
+            <w:t>,</w:t>
+          </w:r>
+        </w:hyperlink>
+      </w:r>
+      <w:r>
+        <w:rPr>
+          <w:rFonts w:ascii="Charis SIL Regular" w:hAnsi="Charis SIL Regular" w:eastAsia="Charis SIL Regular"/>
+          <w:b w:val="0"/>
+          <w:i w:val="0"/>
+          <w:color w:val="000000"/>
+          <w:sz w:val="24"/>
+        </w:rPr>
+        <w:t xml:space="preserve"> </w:t>
       </w:r>
       <w:r>
         <w:rPr>
@@ -4521,7 +4408,7 @@
           <w:sz w:val="24"/>
           <w:u w:val="single"/>
         </w:rPr>
-        <w:hyperlink r:id="rId25" w:history="1">
+        <w:hyperlink r:id="rId23" w:history="1">
           <w:r>
             <w:rPr>
               <w:rStyle w:val="Hyperlink"/>
@@ -4539,7 +4426,7 @@
           <w:sz w:val="24"/>
           <w:u w:val="single"/>
         </w:rPr>
-        <w:hyperlink r:id="rId25" w:history="1">
+        <w:hyperlink r:id="rId23" w:history="1">
           <w:r>
             <w:rPr>
               <w:rStyle w:val="Hyperlink"/>
@@ -4568,7 +4455,7 @@
           <w:sz w:val="24"/>
           <w:u w:val="single"/>
         </w:rPr>
-        <w:hyperlink r:id="rId25" w:history="1">
+        <w:hyperlink r:id="rId23" w:history="1">
           <w:r>
             <w:rPr>
               <w:rStyle w:val="Hyperlink"/>
@@ -4646,7 +4533,7 @@
           <w:sz w:val="24"/>
           <w:u w:val="single"/>
         </w:rPr>
-        <w:hyperlink r:id="rId26" w:history="1">
+        <w:hyperlink r:id="rId25" w:history="1">
           <w:r>
             <w:rPr>
               <w:rStyle w:val="Hyperlink"/>
@@ -4664,7 +4551,7 @@
           <w:sz w:val="24"/>
           <w:u w:val="single"/>
         </w:rPr>
-        <w:hyperlink r:id="rId26" w:history="1">
+        <w:hyperlink r:id="rId25" w:history="1">
           <w:r>
             <w:rPr>
               <w:rStyle w:val="Hyperlink"/>
@@ -4682,7 +4569,7 @@
           <w:sz w:val="24"/>
           <w:u w:val="single"/>
         </w:rPr>
-        <w:hyperlink r:id="rId26" w:history="1">
+        <w:hyperlink r:id="rId25" w:history="1">
           <w:r>
             <w:rPr>
               <w:rStyle w:val="Hyperlink"/>
@@ -4700,7 +4587,7 @@
           <w:sz w:val="24"/>
           <w:u w:val="single"/>
         </w:rPr>
-        <w:hyperlink r:id="rId26" w:history="1">
+        <w:hyperlink r:id="rId25" w:history="1">
           <w:r>
             <w:rPr>
               <w:rStyle w:val="Hyperlink"/>
@@ -4718,7 +4605,7 @@
           <w:sz w:val="24"/>
           <w:u w:val="single"/>
         </w:rPr>
-        <w:hyperlink r:id="rId26" w:history="1">
+        <w:hyperlink r:id="rId25" w:history="1">
           <w:r>
             <w:rPr>
               <w:rStyle w:val="Hyperlink"/>
@@ -4736,7 +4623,7 @@
           <w:sz w:val="24"/>
           <w:u w:val="single"/>
         </w:rPr>
-        <w:hyperlink r:id="rId26" w:history="1">
+        <w:hyperlink r:id="rId25" w:history="1">
           <w:r>
             <w:rPr>
               <w:rStyle w:val="Hyperlink"/>
@@ -4754,7 +4641,7 @@
           <w:sz w:val="24"/>
           <w:u w:val="single"/>
         </w:rPr>
-        <w:hyperlink r:id="rId26" w:history="1">
+        <w:hyperlink r:id="rId25" w:history="1">
           <w:r>
             <w:rPr>
               <w:rStyle w:val="Hyperlink"/>
@@ -5002,21 +4889,13 @@
       </w:r>
       <w:r>
         <w:rPr>
-          <w:u w:val="single" w:color="0000ff"/>
           <w:rFonts w:ascii="Charis SIL Regular" w:hAnsi="Charis SIL Regular" w:eastAsia="Charis SIL Regular"/>
           <w:b w:val="0"/>
           <w:i w:val="0"/>
           <w:color w:val="000000"/>
           <w:sz w:val="24"/>
         </w:rPr>
-        <w:hyperlink r:id="rId19" w:history="1">
-          <w:r>
-            <w:rPr>
-              <w:rStyle w:val="Hyperlink"/>
-            </w:rPr>
-            <w:t xml:space="preserve">, </w:t>
-          </w:r>
-        </w:hyperlink>
+        <w:t xml:space="preserve">, </w:t>
       </w:r>
       <w:r>
         <w:rPr>
@@ -5027,7 +4906,7 @@
           <w:sz w:val="24"/>
           <w:u w:val="single"/>
         </w:rPr>
-        <w:hyperlink r:id="rId27" w:history="1">
+        <w:hyperlink r:id="rId26" w:history="1">
           <w:r>
             <w:rPr>
               <w:rStyle w:val="Hyperlink"/>
@@ -5045,7 +4924,7 @@
           <w:sz w:val="24"/>
           <w:u w:val="single"/>
         </w:rPr>
-        <w:hyperlink r:id="rId27" w:history="1">
+        <w:hyperlink r:id="rId26" w:history="1">
           <w:r>
             <w:rPr>
               <w:rStyle w:val="Hyperlink"/>
@@ -5074,7 +4953,7 @@
           <w:sz w:val="24"/>
           <w:u w:val="single"/>
         </w:rPr>
-        <w:hyperlink r:id="rId27" w:history="1">
+        <w:hyperlink r:id="rId26" w:history="1">
           <w:r>
             <w:rPr>
               <w:rStyle w:val="Hyperlink"/>
@@ -5103,7 +4982,7 @@
           <w:sz w:val="24"/>
           <w:u w:val="single"/>
         </w:rPr>
-        <w:hyperlink r:id="rId28" w:history="1">
+        <w:hyperlink r:id="rId27" w:history="1">
           <w:r>
             <w:rPr>
               <w:rStyle w:val="Hyperlink"/>
@@ -5121,7 +5000,7 @@
           <w:sz w:val="24"/>
           <w:u w:val="single"/>
         </w:rPr>
-        <w:hyperlink r:id="rId28" w:history="1">
+        <w:hyperlink r:id="rId19" w:history="1">
           <w:r>
             <w:rPr>
               <w:rStyle w:val="Hyperlink"/>
@@ -5150,7 +5029,7 @@
           <w:sz w:val="24"/>
           <w:u w:val="single"/>
         </w:rPr>
-        <w:hyperlink r:id="rId28" w:history="1">
+        <w:hyperlink r:id="rId19" w:history="1">
           <w:r>
             <w:rPr>
               <w:rStyle w:val="Hyperlink"/>
@@ -5168,7 +5047,7 @@
           <w:sz w:val="24"/>
           <w:u w:val="single"/>
         </w:rPr>
-        <w:hyperlink r:id="rId28" w:history="1">
+        <w:hyperlink r:id="rId19" w:history="1">
           <w:r>
             <w:rPr>
               <w:rStyle w:val="Hyperlink"/>
@@ -5308,7 +5187,7 @@
           <w:sz w:val="24"/>
           <w:u w:val="single"/>
         </w:rPr>
-        <w:hyperlink r:id="rId29" w:history="1">
+        <w:hyperlink r:id="rId28" w:history="1">
           <w:r>
             <w:rPr>
               <w:rStyle w:val="Hyperlink"/>
@@ -5326,7 +5205,7 @@
           <w:sz w:val="24"/>
           <w:u w:val="single"/>
         </w:rPr>
-        <w:hyperlink r:id="rId29" w:history="1">
+        <w:hyperlink r:id="rId28" w:history="1">
           <w:r>
             <w:rPr>
               <w:rStyle w:val="Hyperlink"/>
@@ -5344,7 +5223,7 @@
           <w:sz w:val="24"/>
           <w:u w:val="single"/>
         </w:rPr>
-        <w:hyperlink r:id="rId29" w:history="1">
+        <w:hyperlink r:id="rId28" w:history="1">
           <w:r>
             <w:rPr>
               <w:rStyle w:val="Hyperlink"/>
@@ -5362,7 +5241,7 @@
           <w:sz w:val="24"/>
           <w:u w:val="single"/>
         </w:rPr>
-        <w:hyperlink r:id="rId29" w:history="1">
+        <w:hyperlink r:id="rId28" w:history="1">
           <w:r>
             <w:rPr>
               <w:rStyle w:val="Hyperlink"/>
@@ -5390,7 +5269,7 @@
           <w:sz w:val="24"/>
           <w:u w:val="single"/>
         </w:rPr>
-        <w:hyperlink r:id="rId30" w:history="1">
+        <w:hyperlink r:id="rId28" w:history="1">
           <w:r>
             <w:rPr>
               <w:rStyle w:val="Hyperlink"/>
@@ -5408,7 +5287,7 @@
           <w:sz w:val="24"/>
           <w:u w:val="single"/>
         </w:rPr>
-        <w:hyperlink r:id="rId30" w:history="1">
+        <w:hyperlink r:id="rId28" w:history="1">
           <w:r>
             <w:rPr>
               <w:rStyle w:val="Hyperlink"/>
@@ -5437,7 +5316,7 @@
           <w:sz w:val="24"/>
           <w:u w:val="single"/>
         </w:rPr>
-        <w:hyperlink r:id="rId30" w:history="1">
+        <w:hyperlink r:id="rId28" w:history="1">
           <w:r>
             <w:rPr>
               <w:rStyle w:val="Hyperlink"/>
@@ -5525,7 +5404,7 @@
           <w:sz w:val="24"/>
           <w:u w:val="single"/>
         </w:rPr>
-        <w:hyperlink r:id="rId31" w:history="1">
+        <w:hyperlink r:id="rId29" w:history="1">
           <w:r>
             <w:rPr>
               <w:rStyle w:val="Hyperlink"/>
@@ -5554,7 +5433,7 @@
           <w:sz w:val="24"/>
           <w:u w:val="single"/>
         </w:rPr>
-        <w:hyperlink r:id="rId31" w:history="1">
+        <w:hyperlink r:id="rId29" w:history="1">
           <w:r>
             <w:rPr>
               <w:rStyle w:val="Hyperlink"/>
@@ -5582,7 +5461,7 @@
           <w:sz w:val="24"/>
           <w:u w:val="single"/>
         </w:rPr>
-        <w:hyperlink r:id="rId32" w:history="1">
+        <w:hyperlink r:id="rId30" w:history="1">
           <w:r>
             <w:rPr>
               <w:rStyle w:val="Hyperlink"/>
@@ -5611,7 +5490,7 @@
           <w:sz w:val="24"/>
           <w:u w:val="single"/>
         </w:rPr>
-        <w:hyperlink r:id="rId32" w:history="1">
+        <w:hyperlink r:id="rId30" w:history="1">
           <w:r>
             <w:rPr>
               <w:rStyle w:val="Hyperlink"/>
@@ -5735,7 +5614,7 @@
           <w:sz w:val="24"/>
           <w:u w:val="single"/>
         </w:rPr>
-        <w:hyperlink r:id="rId33" w:history="1">
+        <w:hyperlink r:id="rId31" w:history="1">
           <w:r>
             <w:rPr>
               <w:rStyle w:val="Hyperlink"/>
@@ -5753,7 +5632,7 @@
           <w:sz w:val="24"/>
           <w:u w:val="single"/>
         </w:rPr>
-        <w:hyperlink r:id="rId33" w:history="1">
+        <w:hyperlink r:id="rId31" w:history="1">
           <w:r>
             <w:rPr>
               <w:rStyle w:val="Hyperlink"/>
@@ -5771,7 +5650,7 @@
           <w:sz w:val="24"/>
           <w:u w:val="single"/>
         </w:rPr>
-        <w:hyperlink r:id="rId33" w:history="1">
+        <w:hyperlink r:id="rId31" w:history="1">
           <w:r>
             <w:rPr>
               <w:rStyle w:val="Hyperlink"/>
@@ -5952,7 +5831,7 @@
           <w:sz w:val="24"/>
           <w:u w:val="single"/>
         </w:rPr>
-        <w:hyperlink r:id="rId34" w:history="1">
+        <w:hyperlink r:id="rId32" w:history="1">
           <w:r>
             <w:rPr>
               <w:rStyle w:val="Hyperlink"/>
@@ -5970,7 +5849,7 @@
           <w:sz w:val="24"/>
           <w:u w:val="single"/>
         </w:rPr>
-        <w:hyperlink r:id="rId34" w:history="1">
+        <w:hyperlink r:id="rId32" w:history="1">
           <w:r>
             <w:rPr>
               <w:rStyle w:val="Hyperlink"/>
@@ -5988,7 +5867,7 @@
           <w:sz w:val="24"/>
           <w:u w:val="single"/>
         </w:rPr>
-        <w:hyperlink r:id="rId34" w:history="1">
+        <w:hyperlink r:id="rId32" w:history="1">
           <w:r>
             <w:rPr>
               <w:rStyle w:val="Hyperlink"/>
@@ -6006,7 +5885,7 @@
           <w:sz w:val="24"/>
           <w:u w:val="single"/>
         </w:rPr>
-        <w:hyperlink r:id="rId34" w:history="1">
+        <w:hyperlink r:id="rId32" w:history="1">
           <w:r>
             <w:rPr>
               <w:rStyle w:val="Hyperlink"/>
@@ -6024,7 +5903,7 @@
           <w:sz w:val="24"/>
           <w:u w:val="single"/>
         </w:rPr>
-        <w:hyperlink r:id="rId34" w:history="1">
+        <w:hyperlink r:id="rId32" w:history="1">
           <w:r>
             <w:rPr>
               <w:rStyle w:val="Hyperlink"/>
@@ -6042,7 +5921,7 @@
           <w:sz w:val="24"/>
           <w:u w:val="single"/>
         </w:rPr>
-        <w:hyperlink r:id="rId34" w:history="1">
+        <w:hyperlink r:id="rId32" w:history="1">
           <w:r>
             <w:rPr>
               <w:rStyle w:val="Hyperlink"/>
@@ -6060,7 +5939,7 @@
           <w:sz w:val="24"/>
           <w:u w:val="single"/>
         </w:rPr>
-        <w:hyperlink r:id="rId34" w:history="1">
+        <w:hyperlink r:id="rId32" w:history="1">
           <w:r>
             <w:rPr>
               <w:rStyle w:val="Hyperlink"/>
@@ -6078,7 +5957,7 @@
           <w:sz w:val="24"/>
           <w:u w:val="single"/>
         </w:rPr>
-        <w:hyperlink r:id="rId34" w:history="1">
+        <w:hyperlink r:id="rId32" w:history="1">
           <w:r>
             <w:rPr>
               <w:rStyle w:val="Hyperlink"/>
@@ -6095,7 +5974,7 @@
           <w:color w:val="0000FF"/>
           <w:sz w:val="24"/>
         </w:rPr>
-        <w:hyperlink r:id="rId34" w:history="1">
+        <w:hyperlink r:id="rId32" w:history="1">
           <w:r>
             <w:rPr>
               <w:rStyle w:val="Hyperlink"/>
@@ -6124,7 +6003,7 @@
           <w:sz w:val="24"/>
           <w:u w:val="single"/>
         </w:rPr>
-        <w:hyperlink r:id="rId34" w:history="1">
+        <w:hyperlink r:id="rId32" w:history="1">
           <w:r>
             <w:rPr>
               <w:rStyle w:val="Hyperlink"/>
@@ -6142,7 +6021,7 @@
           <w:sz w:val="24"/>
           <w:u w:val="single"/>
         </w:rPr>
-        <w:hyperlink r:id="rId34" w:history="1">
+        <w:hyperlink r:id="rId32" w:history="1">
           <w:r>
             <w:rPr>
               <w:rStyle w:val="Hyperlink"/>
@@ -6160,7 +6039,7 @@
           <w:sz w:val="24"/>
           <w:u w:val="single"/>
         </w:rPr>
-        <w:hyperlink r:id="rId34" w:history="1">
+        <w:hyperlink r:id="rId32" w:history="1">
           <w:r>
             <w:rPr>
               <w:rStyle w:val="Hyperlink"/>
@@ -6178,7 +6057,7 @@
           <w:sz w:val="24"/>
           <w:u w:val="single"/>
         </w:rPr>
-        <w:hyperlink r:id="rId34" w:history="1">
+        <w:hyperlink r:id="rId32" w:history="1">
           <w:r>
             <w:rPr>
               <w:rStyle w:val="Hyperlink"/>
@@ -6196,7 +6075,7 @@
           <w:sz w:val="24"/>
           <w:u w:val="single"/>
         </w:rPr>
-        <w:hyperlink r:id="rId34" w:history="1">
+        <w:hyperlink r:id="rId32" w:history="1">
           <w:r>
             <w:rPr>
               <w:rStyle w:val="Hyperlink"/>
@@ -6327,7 +6206,7 @@
           <w:sz w:val="24"/>
           <w:u w:val="single"/>
         </w:rPr>
-        <w:hyperlink r:id="rId35" w:history="1">
+        <w:hyperlink r:id="rId33" w:history="1">
           <w:r>
             <w:rPr>
               <w:rStyle w:val="Hyperlink"/>
@@ -6356,7 +6235,7 @@
           <w:sz w:val="24"/>
           <w:u w:val="single"/>
         </w:rPr>
-        <w:hyperlink r:id="rId35" w:history="1">
+        <w:hyperlink r:id="rId33" w:history="1">
           <w:r>
             <w:rPr>
               <w:rStyle w:val="Hyperlink"/>
@@ -6384,7 +6263,7 @@
           <w:sz w:val="24"/>
           <w:u w:val="single"/>
         </w:rPr>
-        <w:hyperlink r:id="rId36" w:history="1">
+        <w:hyperlink r:id="rId34" w:history="1">
           <w:r>
             <w:rPr>
               <w:rStyle w:val="Hyperlink"/>
@@ -6413,7 +6292,7 @@
           <w:sz w:val="24"/>
           <w:u w:val="single"/>
         </w:rPr>
-        <w:hyperlink r:id="rId36" w:history="1">
+        <w:hyperlink r:id="rId34" w:history="1">
           <w:r>
             <w:rPr>
               <w:rStyle w:val="Hyperlink"/>

--- a/EXPORTS/DOCX/published/niveau2/Dutch/Ghana.docx
+++ b/EXPORTS/DOCX/published/niveau2/Dutch/Ghana.docx
@@ -591,6 +591,7 @@
       </w:r>
       <w:r>
         <w:rPr>
+          <w:u w:val="single" w:color="0000ff"/>
           <w:rFonts w:ascii="Charis SIL Regular" w:hAnsi="Charis SIL Regular" w:eastAsia="Charis SIL Regular"/>
           <w:b w:val="0"/>
           <w:i w:val="0"/>
@@ -1819,6 +1820,7 @@
           <w:i w:val="0"/>
           <w:color w:val="0000FF"/>
           <w:sz w:val="24"/>
+          <w:u w:val="single"/>
         </w:rPr>
         <w:hyperlink r:id="rId17" w:history="1">
           <w:r>
@@ -1856,7 +1858,7 @@
           <w:sz w:val="24"/>
           <w:u w:val="single"/>
         </w:rPr>
-        <w:hyperlink r:id="rId16" w:history="1">
+        <w:hyperlink r:id="rId17" w:history="1">
           <w:r>
             <w:rPr>
               <w:rStyle w:val="Hyperlink"/>
@@ -2112,13 +2114,21 @@
       </w:r>
       <w:r>
         <w:rPr>
+          <w:u w:val="single" w:color="0000ff"/>
           <w:rFonts w:ascii="Charis SIL Regular" w:hAnsi="Charis SIL Regular" w:eastAsia="Charis SIL Regular"/>
           <w:b w:val="0"/>
           <w:i w:val="0"/>
           <w:color w:val="000000"/>
           <w:sz w:val="24"/>
         </w:rPr>
-        <w:t>minister van</w:t>
+        <w:hyperlink r:id="rId18" w:history="1">
+          <w:r>
+            <w:rPr>
+              <w:rStyle w:val="Hyperlink"/>
+            </w:rPr>
+            <w:t>minister van</w:t>
+          </w:r>
+        </w:hyperlink>
       </w:r>
       <w:r>
         <w:rPr>
@@ -2555,7 +2565,32 @@
           <w:color w:val="000000"/>
           <w:sz w:val="24"/>
         </w:rPr>
-        <w:t>en Jinna S</w:t>
+        <w:hyperlink r:id="rId19" w:history="1">
+          <w:r>
+            <w:rPr>
+              <w:rStyle w:val="Hyperlink"/>
+            </w:rPr>
+            <w:t>en Jinn</w:t>
+          </w:r>
+        </w:hyperlink>
+      </w:r>
+      <w:r>
+        <w:rPr>
+          <w:u w:val="single" w:color="0000ff"/>
+          <w:rFonts w:ascii="Charis SIL Regular" w:hAnsi="Charis SIL Regular" w:eastAsia="Charis SIL Regular"/>
+          <w:b w:val="0"/>
+          <w:i w:val="0"/>
+          <w:color w:val="000000"/>
+          <w:sz w:val="24"/>
+        </w:rPr>
+        <w:hyperlink r:id="rId19" w:history="1">
+          <w:r>
+            <w:rPr>
+              <w:rStyle w:val="Hyperlink"/>
+            </w:rPr>
+            <w:t>a S</w:t>
+          </w:r>
+        </w:hyperlink>
       </w:r>
       <w:r>
         <w:rPr>
@@ -3487,7 +3522,14 @@
           <w:sz w:val="24"/>
           <w:u w:val="single"/>
         </w:rPr>
-        <w:t>n</w:t>
+        <w:hyperlink r:id="rId22" w:history="1">
+          <w:r>
+            <w:rPr>
+              <w:rStyle w:val="Hyperlink"/>
+            </w:rPr>
+            <w:t>n</w:t>
+          </w:r>
+        </w:hyperlink>
       </w:r>
       <w:r>
         <w:rPr>
@@ -3509,7 +3551,7 @@
           <w:sz w:val="24"/>
           <w:u w:val="single"/>
         </w:rPr>
-        <w:hyperlink r:id="rId21" w:history="1">
+        <w:hyperlink r:id="rId22" w:history="1">
           <w:r>
             <w:rPr>
               <w:rStyle w:val="Hyperlink"/>
@@ -3527,7 +3569,79 @@
           <w:color w:val="000000"/>
           <w:sz w:val="24"/>
         </w:rPr>
-        <w:t xml:space="preserve"> zijn stukk</w:t>
+        <w:hyperlink r:id="rId21" w:history="1">
+          <w:r>
+            <w:rPr>
+              <w:rStyle w:val="Hyperlink"/>
+            </w:rPr>
+            <w:t xml:space="preserve"> zijn</w:t>
+          </w:r>
+        </w:hyperlink>
+      </w:r>
+      <w:r>
+        <w:rPr>
+          <w:u w:val="single" w:color="0000ff"/>
+          <w:rFonts w:ascii="Charis SIL Regular" w:hAnsi="Charis SIL Regular" w:eastAsia="Charis SIL Regular"/>
+          <w:b w:val="0"/>
+          <w:i w:val="0"/>
+          <w:color w:val="000000"/>
+          <w:sz w:val="24"/>
+        </w:rPr>
+        <w:t xml:space="preserve"> </w:t>
+      </w:r>
+      <w:r>
+        <w:rPr>
+          <w:u w:val="single" w:color="0000ff"/>
+          <w:rFonts w:ascii="Charis SIL Regular" w:hAnsi="Charis SIL Regular" w:eastAsia="Charis SIL Regular"/>
+          <w:b w:val="0"/>
+          <w:i w:val="0"/>
+          <w:color w:val="000000"/>
+          <w:sz w:val="24"/>
+        </w:rPr>
+        <w:hyperlink r:id="rId21" w:history="1">
+          <w:r>
+            <w:rPr>
+              <w:rStyle w:val="Hyperlink"/>
+            </w:rPr>
+            <w:t>st</w:t>
+          </w:r>
+        </w:hyperlink>
+      </w:r>
+      <w:r>
+        <w:rPr>
+          <w:u w:val="single" w:color="0000ff"/>
+          <w:rFonts w:ascii="Charis SIL Regular" w:hAnsi="Charis SIL Regular" w:eastAsia="Charis SIL Regular"/>
+          <w:b w:val="0"/>
+          <w:i w:val="0"/>
+          <w:color w:val="000000"/>
+          <w:sz w:val="24"/>
+        </w:rPr>
+        <w:hyperlink r:id="rId21" w:history="1">
+          <w:r>
+            <w:rPr>
+              <w:rStyle w:val="Hyperlink"/>
+            </w:rPr>
+            <w:t>u</w:t>
+          </w:r>
+        </w:hyperlink>
+      </w:r>
+      <w:r>
+        <w:rPr>
+          <w:u w:val="single" w:color="0000ff"/>
+          <w:rFonts w:ascii="Charis SIL Regular" w:hAnsi="Charis SIL Regular" w:eastAsia="Charis SIL Regular"/>
+          <w:b w:val="0"/>
+          <w:i w:val="0"/>
+          <w:color w:val="000000"/>
+          <w:sz w:val="24"/>
+        </w:rPr>
+        <w:hyperlink r:id="rId21" w:history="1">
+          <w:r>
+            <w:rPr>
+              <w:rStyle w:val="Hyperlink"/>
+            </w:rPr>
+            <w:t>kk</w:t>
+          </w:r>
+        </w:hyperlink>
       </w:r>
       <w:r>
         <w:rPr>
@@ -3645,7 +3759,25 @@
           <w:color w:val="000000"/>
           <w:sz w:val="24"/>
         </w:rPr>
-        <w:t xml:space="preserve">hebben met de verzameling van naturalia </w:t>
+        <w:t>hebben met de verzamelin</w:t>
+      </w:r>
+      <w:r>
+        <w:rPr>
+          <w:u w:val="single" w:color="0000ff"/>
+          <w:rFonts w:ascii="Charis SIL Regular" w:hAnsi="Charis SIL Regular" w:eastAsia="Charis SIL Regular"/>
+          <w:b w:val="0"/>
+          <w:i w:val="0"/>
+          <w:color w:val="000000"/>
+          <w:sz w:val="24"/>
+        </w:rPr>
+        <w:hyperlink r:id="rId22" w:history="1">
+          <w:r>
+            <w:rPr>
+              <w:rStyle w:val="Hyperlink"/>
+            </w:rPr>
+            <w:t xml:space="preserve">g van naturalia </w:t>
+          </w:r>
+        </w:hyperlink>
       </w:r>
       <w:r>
         <w:rPr>
@@ -4344,7 +4476,7 @@
           <w:sz w:val="24"/>
           <w:u w:val="single"/>
         </w:rPr>
-        <w:hyperlink r:id="rId24" w:history="1">
+        <w:hyperlink r:id="rId23" w:history="1">
           <w:r>
             <w:rPr>
               <w:rStyle w:val="Hyperlink"/>
@@ -4391,6 +4523,7 @@
       </w:r>
       <w:r>
         <w:rPr>
+          <w:u w:val="single" w:color="0000ff"/>
           <w:rFonts w:ascii="Charis SIL Regular" w:hAnsi="Charis SIL Regular" w:eastAsia="Charis SIL Regular"/>
           <w:b w:val="0"/>
           <w:i w:val="0"/>
@@ -4455,7 +4588,7 @@
           <w:sz w:val="24"/>
           <w:u w:val="single"/>
         </w:rPr>
-        <w:hyperlink r:id="rId23" w:history="1">
+        <w:hyperlink r:id="rId25" w:history="1">
           <w:r>
             <w:rPr>
               <w:rStyle w:val="Hyperlink"/>
@@ -4533,7 +4666,7 @@
           <w:sz w:val="24"/>
           <w:u w:val="single"/>
         </w:rPr>
-        <w:hyperlink r:id="rId25" w:history="1">
+        <w:hyperlink r:id="rId26" w:history="1">
           <w:r>
             <w:rPr>
               <w:rStyle w:val="Hyperlink"/>
@@ -4551,7 +4684,7 @@
           <w:sz w:val="24"/>
           <w:u w:val="single"/>
         </w:rPr>
-        <w:hyperlink r:id="rId25" w:history="1">
+        <w:hyperlink r:id="rId26" w:history="1">
           <w:r>
             <w:rPr>
               <w:rStyle w:val="Hyperlink"/>
@@ -4569,7 +4702,7 @@
           <w:sz w:val="24"/>
           <w:u w:val="single"/>
         </w:rPr>
-        <w:hyperlink r:id="rId25" w:history="1">
+        <w:hyperlink r:id="rId26" w:history="1">
           <w:r>
             <w:rPr>
               <w:rStyle w:val="Hyperlink"/>
@@ -4587,7 +4720,7 @@
           <w:sz w:val="24"/>
           <w:u w:val="single"/>
         </w:rPr>
-        <w:hyperlink r:id="rId25" w:history="1">
+        <w:hyperlink r:id="rId26" w:history="1">
           <w:r>
             <w:rPr>
               <w:rStyle w:val="Hyperlink"/>
@@ -4605,7 +4738,7 @@
           <w:sz w:val="24"/>
           <w:u w:val="single"/>
         </w:rPr>
-        <w:hyperlink r:id="rId25" w:history="1">
+        <w:hyperlink r:id="rId26" w:history="1">
           <w:r>
             <w:rPr>
               <w:rStyle w:val="Hyperlink"/>
@@ -4623,7 +4756,7 @@
           <w:sz w:val="24"/>
           <w:u w:val="single"/>
         </w:rPr>
-        <w:hyperlink r:id="rId25" w:history="1">
+        <w:hyperlink r:id="rId26" w:history="1">
           <w:r>
             <w:rPr>
               <w:rStyle w:val="Hyperlink"/>
@@ -4641,7 +4774,7 @@
           <w:sz w:val="24"/>
           <w:u w:val="single"/>
         </w:rPr>
-        <w:hyperlink r:id="rId25" w:history="1">
+        <w:hyperlink r:id="rId26" w:history="1">
           <w:r>
             <w:rPr>
               <w:rStyle w:val="Hyperlink"/>
@@ -4873,40 +5006,53 @@
           <w:i w:val="0"/>
           <w:color w:val="0000FF"/>
           <w:sz w:val="24"/>
+        </w:rPr>
+        <w:hyperlink r:id="rId19" w:history="1">
+          <w:r>
+            <w:rPr>
+              <w:rStyle w:val="Hyperlink"/>
+            </w:rPr>
+            <w:t>l</w:t>
+          </w:r>
+        </w:hyperlink>
+      </w:r>
+      <w:r>
+        <w:rPr>
+          <w:rFonts w:ascii="Charis SIL Regular" w:hAnsi="Charis SIL Regular" w:eastAsia="Charis SIL Regular"/>
+          <w:b w:val="0"/>
+          <w:i w:val="0"/>
+          <w:color w:val="0000FF"/>
+          <w:sz w:val="24"/>
+        </w:rPr>
+        <w:t>e</w:t>
+      </w:r>
+      <w:r>
+        <w:rPr>
+          <w:rFonts w:ascii="Charis SIL Regular" w:hAnsi="Charis SIL Regular" w:eastAsia="Charis SIL Regular"/>
+          <w:b w:val="0"/>
+          <w:i w:val="0"/>
+          <w:color w:val="000000"/>
+          <w:sz w:val="24"/>
+        </w:rPr>
+        <w:hyperlink r:id="rId19" w:history="1">
+          <w:r>
+            <w:rPr>
+              <w:rStyle w:val="Hyperlink"/>
+            </w:rPr>
+            <w:t xml:space="preserve">, </w:t>
+          </w:r>
+        </w:hyperlink>
+      </w:r>
+      <w:r>
+        <w:rPr>
+          <w:rFonts w:ascii="Charis SIL Regular" w:hAnsi="Charis SIL Regular" w:eastAsia="Charis SIL Regular"/>
+          <w:b w:val="0"/>
+          <w:i w:val="0"/>
+          <w:color w:val="0000FF"/>
+          <w:sz w:val="24"/>
           <w:u w:val="single"/>
         </w:rPr>
-        <w:t>l</w:t>
-      </w:r>
-      <w:r>
-        <w:rPr>
-          <w:rFonts w:ascii="Charis SIL Regular" w:hAnsi="Charis SIL Regular" w:eastAsia="Charis SIL Regular"/>
-          <w:b w:val="0"/>
-          <w:i w:val="0"/>
-          <w:color w:val="0000FF"/>
-          <w:sz w:val="24"/>
-        </w:rPr>
-        <w:t>e</w:t>
-      </w:r>
-      <w:r>
-        <w:rPr>
-          <w:rFonts w:ascii="Charis SIL Regular" w:hAnsi="Charis SIL Regular" w:eastAsia="Charis SIL Regular"/>
-          <w:b w:val="0"/>
-          <w:i w:val="0"/>
-          <w:color w:val="000000"/>
-          <w:sz w:val="24"/>
-        </w:rPr>
-        <w:t xml:space="preserve">, </w:t>
-      </w:r>
-      <w:r>
-        <w:rPr>
-          <w:rFonts w:ascii="Charis SIL Regular" w:hAnsi="Charis SIL Regular" w:eastAsia="Charis SIL Regular"/>
-          <w:b w:val="0"/>
-          <w:i w:val="0"/>
-          <w:color w:val="0000FF"/>
-          <w:sz w:val="24"/>
-          <w:u w:val="single"/>
-        </w:rPr>
-        <w:hyperlink r:id="rId26" w:history="1">
+        <w:hyperlink r:id="rId19" w:history="1">
           <w:r>
             <w:rPr>
               <w:rStyle w:val="Hyperlink"/>
@@ -4924,7 +5070,7 @@
           <w:sz w:val="24"/>
           <w:u w:val="single"/>
         </w:rPr>
-        <w:hyperlink r:id="rId26" w:history="1">
+        <w:hyperlink r:id="rId19" w:history="1">
           <w:r>
             <w:rPr>
               <w:rStyle w:val="Hyperlink"/>
@@ -4953,7 +5099,7 @@
           <w:sz w:val="24"/>
           <w:u w:val="single"/>
         </w:rPr>
-        <w:hyperlink r:id="rId26" w:history="1">
+        <w:hyperlink r:id="rId27" w:history="1">
           <w:r>
             <w:rPr>
               <w:rStyle w:val="Hyperlink"/>
@@ -4971,7 +5117,14 @@
           <w:color w:val="000000"/>
           <w:sz w:val="24"/>
         </w:rPr>
-        <w:t xml:space="preserve">, </w:t>
+        <w:hyperlink r:id="rId19" w:history="1">
+          <w:r>
+            <w:rPr>
+              <w:rStyle w:val="Hyperlink"/>
+            </w:rPr>
+            <w:t xml:space="preserve">, </w:t>
+          </w:r>
+        </w:hyperlink>
       </w:r>
       <w:r>
         <w:rPr>
@@ -4982,7 +5135,7 @@
           <w:sz w:val="24"/>
           <w:u w:val="single"/>
         </w:rPr>
-        <w:hyperlink r:id="rId27" w:history="1">
+        <w:hyperlink r:id="rId28" w:history="1">
           <w:r>
             <w:rPr>
               <w:rStyle w:val="Hyperlink"/>
@@ -5000,7 +5153,7 @@
           <w:sz w:val="24"/>
           <w:u w:val="single"/>
         </w:rPr>
-        <w:hyperlink r:id="rId19" w:history="1">
+        <w:hyperlink r:id="rId28" w:history="1">
           <w:r>
             <w:rPr>
               <w:rStyle w:val="Hyperlink"/>
@@ -5029,7 +5182,7 @@
           <w:sz w:val="24"/>
           <w:u w:val="single"/>
         </w:rPr>
-        <w:hyperlink r:id="rId19" w:history="1">
+        <w:hyperlink r:id="rId28" w:history="1">
           <w:r>
             <w:rPr>
               <w:rStyle w:val="Hyperlink"/>
@@ -5047,7 +5200,7 @@
           <w:sz w:val="24"/>
           <w:u w:val="single"/>
         </w:rPr>
-        <w:hyperlink r:id="rId19" w:history="1">
+        <w:hyperlink r:id="rId28" w:history="1">
           <w:r>
             <w:rPr>
               <w:rStyle w:val="Hyperlink"/>
@@ -5187,7 +5340,7 @@
           <w:sz w:val="24"/>
           <w:u w:val="single"/>
         </w:rPr>
-        <w:hyperlink r:id="rId28" w:history="1">
+        <w:hyperlink r:id="rId29" w:history="1">
           <w:r>
             <w:rPr>
               <w:rStyle w:val="Hyperlink"/>
@@ -5205,7 +5358,7 @@
           <w:sz w:val="24"/>
           <w:u w:val="single"/>
         </w:rPr>
-        <w:hyperlink r:id="rId28" w:history="1">
+        <w:hyperlink r:id="rId29" w:history="1">
           <w:r>
             <w:rPr>
               <w:rStyle w:val="Hyperlink"/>
@@ -5223,7 +5376,7 @@
           <w:sz w:val="24"/>
           <w:u w:val="single"/>
         </w:rPr>
-        <w:hyperlink r:id="rId28" w:history="1">
+        <w:hyperlink r:id="rId29" w:history="1">
           <w:r>
             <w:rPr>
               <w:rStyle w:val="Hyperlink"/>
@@ -5241,7 +5394,7 @@
           <w:sz w:val="24"/>
           <w:u w:val="single"/>
         </w:rPr>
-        <w:hyperlink r:id="rId28" w:history="1">
+        <w:hyperlink r:id="rId29" w:history="1">
           <w:r>
             <w:rPr>
               <w:rStyle w:val="Hyperlink"/>
@@ -5269,7 +5422,7 @@
           <w:sz w:val="24"/>
           <w:u w:val="single"/>
         </w:rPr>
-        <w:hyperlink r:id="rId28" w:history="1">
+        <w:hyperlink r:id="rId29" w:history="1">
           <w:r>
             <w:rPr>
               <w:rStyle w:val="Hyperlink"/>
@@ -5287,7 +5440,7 @@
           <w:sz w:val="24"/>
           <w:u w:val="single"/>
         </w:rPr>
-        <w:hyperlink r:id="rId28" w:history="1">
+        <w:hyperlink r:id="rId29" w:history="1">
           <w:r>
             <w:rPr>
               <w:rStyle w:val="Hyperlink"/>
@@ -5316,7 +5469,7 @@
           <w:sz w:val="24"/>
           <w:u w:val="single"/>
         </w:rPr>
-        <w:hyperlink r:id="rId28" w:history="1">
+        <w:hyperlink r:id="rId29" w:history="1">
           <w:r>
             <w:rPr>
               <w:rStyle w:val="Hyperlink"/>
@@ -5404,7 +5557,7 @@
           <w:sz w:val="24"/>
           <w:u w:val="single"/>
         </w:rPr>
-        <w:hyperlink r:id="rId29" w:history="1">
+        <w:hyperlink r:id="rId30" w:history="1">
           <w:r>
             <w:rPr>
               <w:rStyle w:val="Hyperlink"/>
@@ -5433,7 +5586,7 @@
           <w:sz w:val="24"/>
           <w:u w:val="single"/>
         </w:rPr>
-        <w:hyperlink r:id="rId29" w:history="1">
+        <w:hyperlink r:id="rId30" w:history="1">
           <w:r>
             <w:rPr>
               <w:rStyle w:val="Hyperlink"/>
@@ -5461,7 +5614,7 @@
           <w:sz w:val="24"/>
           <w:u w:val="single"/>
         </w:rPr>
-        <w:hyperlink r:id="rId30" w:history="1">
+        <w:hyperlink r:id="rId31" w:history="1">
           <w:r>
             <w:rPr>
               <w:rStyle w:val="Hyperlink"/>
@@ -5490,7 +5643,7 @@
           <w:sz w:val="24"/>
           <w:u w:val="single"/>
         </w:rPr>
-        <w:hyperlink r:id="rId30" w:history="1">
+        <w:hyperlink r:id="rId31" w:history="1">
           <w:r>
             <w:rPr>
               <w:rStyle w:val="Hyperlink"/>
@@ -5614,7 +5767,7 @@
           <w:sz w:val="24"/>
           <w:u w:val="single"/>
         </w:rPr>
-        <w:hyperlink r:id="rId31" w:history="1">
+        <w:hyperlink r:id="rId32" w:history="1">
           <w:r>
             <w:rPr>
               <w:rStyle w:val="Hyperlink"/>
@@ -5632,7 +5785,7 @@
           <w:sz w:val="24"/>
           <w:u w:val="single"/>
         </w:rPr>
-        <w:hyperlink r:id="rId31" w:history="1">
+        <w:hyperlink r:id="rId32" w:history="1">
           <w:r>
             <w:rPr>
               <w:rStyle w:val="Hyperlink"/>
@@ -5650,7 +5803,7 @@
           <w:sz w:val="24"/>
           <w:u w:val="single"/>
         </w:rPr>
-        <w:hyperlink r:id="rId31" w:history="1">
+        <w:hyperlink r:id="rId32" w:history="1">
           <w:r>
             <w:rPr>
               <w:rStyle w:val="Hyperlink"/>
@@ -5831,7 +5984,7 @@
           <w:sz w:val="24"/>
           <w:u w:val="single"/>
         </w:rPr>
-        <w:hyperlink r:id="rId32" w:history="1">
+        <w:hyperlink r:id="rId33" w:history="1">
           <w:r>
             <w:rPr>
               <w:rStyle w:val="Hyperlink"/>
@@ -5849,7 +6002,7 @@
           <w:sz w:val="24"/>
           <w:u w:val="single"/>
         </w:rPr>
-        <w:hyperlink r:id="rId32" w:history="1">
+        <w:hyperlink r:id="rId33" w:history="1">
           <w:r>
             <w:rPr>
               <w:rStyle w:val="Hyperlink"/>
@@ -5867,7 +6020,7 @@
           <w:sz w:val="24"/>
           <w:u w:val="single"/>
         </w:rPr>
-        <w:hyperlink r:id="rId32" w:history="1">
+        <w:hyperlink r:id="rId33" w:history="1">
           <w:r>
             <w:rPr>
               <w:rStyle w:val="Hyperlink"/>
@@ -5885,7 +6038,7 @@
           <w:sz w:val="24"/>
           <w:u w:val="single"/>
         </w:rPr>
-        <w:hyperlink r:id="rId32" w:history="1">
+        <w:hyperlink r:id="rId33" w:history="1">
           <w:r>
             <w:rPr>
               <w:rStyle w:val="Hyperlink"/>
@@ -5903,7 +6056,7 @@
           <w:sz w:val="24"/>
           <w:u w:val="single"/>
         </w:rPr>
-        <w:hyperlink r:id="rId32" w:history="1">
+        <w:hyperlink r:id="rId33" w:history="1">
           <w:r>
             <w:rPr>
               <w:rStyle w:val="Hyperlink"/>
@@ -5921,7 +6074,7 @@
           <w:sz w:val="24"/>
           <w:u w:val="single"/>
         </w:rPr>
-        <w:hyperlink r:id="rId32" w:history="1">
+        <w:hyperlink r:id="rId33" w:history="1">
           <w:r>
             <w:rPr>
               <w:rStyle w:val="Hyperlink"/>
@@ -5939,7 +6092,7 @@
           <w:sz w:val="24"/>
           <w:u w:val="single"/>
         </w:rPr>
-        <w:hyperlink r:id="rId32" w:history="1">
+        <w:hyperlink r:id="rId33" w:history="1">
           <w:r>
             <w:rPr>
               <w:rStyle w:val="Hyperlink"/>
@@ -5957,7 +6110,7 @@
           <w:sz w:val="24"/>
           <w:u w:val="single"/>
         </w:rPr>
-        <w:hyperlink r:id="rId32" w:history="1">
+        <w:hyperlink r:id="rId33" w:history="1">
           <w:r>
             <w:rPr>
               <w:rStyle w:val="Hyperlink"/>
@@ -5974,7 +6127,7 @@
           <w:color w:val="0000FF"/>
           <w:sz w:val="24"/>
         </w:rPr>
-        <w:hyperlink r:id="rId32" w:history="1">
+        <w:hyperlink r:id="rId33" w:history="1">
           <w:r>
             <w:rPr>
               <w:rStyle w:val="Hyperlink"/>
@@ -6003,7 +6156,7 @@
           <w:sz w:val="24"/>
           <w:u w:val="single"/>
         </w:rPr>
-        <w:hyperlink r:id="rId32" w:history="1">
+        <w:hyperlink r:id="rId33" w:history="1">
           <w:r>
             <w:rPr>
               <w:rStyle w:val="Hyperlink"/>
@@ -6021,7 +6174,7 @@
           <w:sz w:val="24"/>
           <w:u w:val="single"/>
         </w:rPr>
-        <w:hyperlink r:id="rId32" w:history="1">
+        <w:hyperlink r:id="rId33" w:history="1">
           <w:r>
             <w:rPr>
               <w:rStyle w:val="Hyperlink"/>
@@ -6039,7 +6192,7 @@
           <w:sz w:val="24"/>
           <w:u w:val="single"/>
         </w:rPr>
-        <w:hyperlink r:id="rId32" w:history="1">
+        <w:hyperlink r:id="rId33" w:history="1">
           <w:r>
             <w:rPr>
               <w:rStyle w:val="Hyperlink"/>
@@ -6057,7 +6210,7 @@
           <w:sz w:val="24"/>
           <w:u w:val="single"/>
         </w:rPr>
-        <w:hyperlink r:id="rId32" w:history="1">
+        <w:hyperlink r:id="rId33" w:history="1">
           <w:r>
             <w:rPr>
               <w:rStyle w:val="Hyperlink"/>
@@ -6075,7 +6228,7 @@
           <w:sz w:val="24"/>
           <w:u w:val="single"/>
         </w:rPr>
-        <w:hyperlink r:id="rId32" w:history="1">
+        <w:hyperlink r:id="rId33" w:history="1">
           <w:r>
             <w:rPr>
               <w:rStyle w:val="Hyperlink"/>
@@ -6206,7 +6359,7 @@
           <w:sz w:val="24"/>
           <w:u w:val="single"/>
         </w:rPr>
-        <w:hyperlink r:id="rId33" w:history="1">
+        <w:hyperlink r:id="rId34" w:history="1">
           <w:r>
             <w:rPr>
               <w:rStyle w:val="Hyperlink"/>
@@ -6235,7 +6388,7 @@
           <w:sz w:val="24"/>
           <w:u w:val="single"/>
         </w:rPr>
-        <w:hyperlink r:id="rId33" w:history="1">
+        <w:hyperlink r:id="rId34" w:history="1">
           <w:r>
             <w:rPr>
               <w:rStyle w:val="Hyperlink"/>
@@ -6263,7 +6416,7 @@
           <w:sz w:val="24"/>
           <w:u w:val="single"/>
         </w:rPr>
-        <w:hyperlink r:id="rId34" w:history="1">
+        <w:hyperlink r:id="rId35" w:history="1">
           <w:r>
             <w:rPr>
               <w:rStyle w:val="Hyperlink"/>
@@ -6292,7 +6445,7 @@
           <w:sz w:val="24"/>
           <w:u w:val="single"/>
         </w:rPr>
-        <w:hyperlink r:id="rId34" w:history="1">
+        <w:hyperlink r:id="rId35" w:history="1">
           <w:r>
             <w:rPr>
               <w:rStyle w:val="Hyperlink"/>

--- a/EXPORTS/DOCX/published/niveau2/Dutch/Ghana.docx
+++ b/EXPORTS/DOCX/published/niveau2/Dutch/Ghana.docx
@@ -591,7 +591,6 @@
       </w:r>
       <w:r>
         <w:rPr>
-          <w:u w:val="single" w:color="0000ff"/>
           <w:rFonts w:ascii="Charis SIL Regular" w:hAnsi="Charis SIL Regular" w:eastAsia="Charis SIL Regular"/>
           <w:b w:val="0"/>
           <w:i w:val="0"/>
@@ -1230,9 +1229,15 @@
           <w:i w:val="0"/>
           <w:color w:val="0000FF"/>
           <w:sz w:val="24"/>
-          <w:u w:val="single"/>
-        </w:rPr>
-        <w:t>r</w:t>
+        </w:rPr>
+        <w:hyperlink r:id="rId14" w:history="1">
+          <w:r>
+            <w:rPr>
+              <w:rStyle w:val="Hyperlink"/>
+            </w:rPr>
+            <w:t>r</w:t>
+          </w:r>
+        </w:hyperlink>
       </w:r>
       <w:r>
         <w:rPr>
@@ -1296,13 +1301,23 @@
             <w:rPr>
               <w:rStyle w:val="Hyperlink"/>
             </w:rPr>
-            <w:t xml:space="preserve">ffing van </w:t>
+            <w:t>ffing va</w:t>
           </w:r>
         </w:hyperlink>
       </w:r>
       <w:r>
         <w:rPr>
           <w:u w:val="single" w:color="0000ff"/>
+          <w:rFonts w:ascii="Charis SIL Regular" w:hAnsi="Charis SIL Regular" w:eastAsia="Charis SIL Regular"/>
+          <w:b w:val="0"/>
+          <w:i w:val="0"/>
+          <w:color w:val="000000"/>
+          <w:sz w:val="24"/>
+        </w:rPr>
+        <w:t xml:space="preserve">n </w:t>
+      </w:r>
+      <w:r>
+        <w:rPr>
           <w:rFonts w:ascii="Charis SIL Regular" w:hAnsi="Charis SIL Regular" w:eastAsia="Charis SIL Regular"/>
           <w:b w:val="0"/>
           <w:i w:val="0"/>
@@ -1361,19 +1376,9 @@
             <w:rPr>
               <w:rStyle w:val="Hyperlink"/>
             </w:rPr>
-            <w:t xml:space="preserve">inet in </w:t>
+            <w:t xml:space="preserve">inet in de </w:t>
           </w:r>
         </w:hyperlink>
-      </w:r>
-      <w:r>
-        <w:rPr>
-          <w:rFonts w:ascii="Charis SIL Regular" w:hAnsi="Charis SIL Regular" w:eastAsia="Charis SIL Regular"/>
-          <w:b w:val="0"/>
-          <w:i w:val="0"/>
-          <w:color w:val="000000"/>
-          <w:sz w:val="24"/>
-        </w:rPr>
-        <w:t xml:space="preserve">de </w:t>
       </w:r>
       <w:r>
         <w:rPr>
@@ -1820,7 +1825,6 @@
           <w:i w:val="0"/>
           <w:color w:val="0000FF"/>
           <w:sz w:val="24"/>
-          <w:u w:val="single"/>
         </w:rPr>
         <w:hyperlink r:id="rId17" w:history="1">
           <w:r>
@@ -1840,7 +1844,7 @@
           <w:sz w:val="24"/>
           <w:u w:val="single"/>
         </w:rPr>
-        <w:hyperlink r:id="rId17" w:history="1">
+        <w:hyperlink r:id="rId16" w:history="1">
           <w:r>
             <w:rPr>
               <w:rStyle w:val="Hyperlink"/>
@@ -1858,7 +1862,7 @@
           <w:sz w:val="24"/>
           <w:u w:val="single"/>
         </w:rPr>
-        <w:hyperlink r:id="rId17" w:history="1">
+        <w:hyperlink r:id="rId16" w:history="1">
           <w:r>
             <w:rPr>
               <w:rStyle w:val="Hyperlink"/>
@@ -1876,7 +1880,7 @@
           <w:sz w:val="24"/>
           <w:u w:val="single"/>
         </w:rPr>
-        <w:hyperlink r:id="rId17" w:history="1">
+        <w:hyperlink r:id="rId16" w:history="1">
           <w:r>
             <w:rPr>
               <w:rStyle w:val="Hyperlink"/>
@@ -3551,7 +3555,7 @@
           <w:sz w:val="24"/>
           <w:u w:val="single"/>
         </w:rPr>
-        <w:hyperlink r:id="rId22" w:history="1">
+        <w:hyperlink r:id="rId21" w:history="1">
           <w:r>
             <w:rPr>
               <w:rStyle w:val="Hyperlink"/>
@@ -4541,7 +4545,7 @@
           <w:sz w:val="24"/>
           <w:u w:val="single"/>
         </w:rPr>
-        <w:hyperlink r:id="rId23" w:history="1">
+        <w:hyperlink r:id="rId25" w:history="1">
           <w:r>
             <w:rPr>
               <w:rStyle w:val="Hyperlink"/>
@@ -4559,7 +4563,7 @@
           <w:sz w:val="24"/>
           <w:u w:val="single"/>
         </w:rPr>
-        <w:hyperlink r:id="rId23" w:history="1">
+        <w:hyperlink r:id="rId25" w:history="1">
           <w:r>
             <w:rPr>
               <w:rStyle w:val="Hyperlink"/>
@@ -5052,7 +5056,7 @@
           <w:sz w:val="24"/>
           <w:u w:val="single"/>
         </w:rPr>
-        <w:hyperlink r:id="rId19" w:history="1">
+        <w:hyperlink r:id="rId27" w:history="1">
           <w:r>
             <w:rPr>
               <w:rStyle w:val="Hyperlink"/>
@@ -5070,7 +5074,7 @@
           <w:sz w:val="24"/>
           <w:u w:val="single"/>
         </w:rPr>
-        <w:hyperlink r:id="rId19" w:history="1">
+        <w:hyperlink r:id="rId27" w:history="1">
           <w:r>
             <w:rPr>
               <w:rStyle w:val="Hyperlink"/>
@@ -5422,7 +5426,7 @@
           <w:sz w:val="24"/>
           <w:u w:val="single"/>
         </w:rPr>
-        <w:hyperlink r:id="rId29" w:history="1">
+        <w:hyperlink r:id="rId30" w:history="1">
           <w:r>
             <w:rPr>
               <w:rStyle w:val="Hyperlink"/>
@@ -5440,7 +5444,7 @@
           <w:sz w:val="24"/>
           <w:u w:val="single"/>
         </w:rPr>
-        <w:hyperlink r:id="rId29" w:history="1">
+        <w:hyperlink r:id="rId30" w:history="1">
           <w:r>
             <w:rPr>
               <w:rStyle w:val="Hyperlink"/>
@@ -5469,7 +5473,7 @@
           <w:sz w:val="24"/>
           <w:u w:val="single"/>
         </w:rPr>
-        <w:hyperlink r:id="rId29" w:history="1">
+        <w:hyperlink r:id="rId30" w:history="1">
           <w:r>
             <w:rPr>
               <w:rStyle w:val="Hyperlink"/>
@@ -5557,7 +5561,7 @@
           <w:sz w:val="24"/>
           <w:u w:val="single"/>
         </w:rPr>
-        <w:hyperlink r:id="rId30" w:history="1">
+        <w:hyperlink r:id="rId31" w:history="1">
           <w:r>
             <w:rPr>
               <w:rStyle w:val="Hyperlink"/>
@@ -5586,7 +5590,7 @@
           <w:sz w:val="24"/>
           <w:u w:val="single"/>
         </w:rPr>
-        <w:hyperlink r:id="rId30" w:history="1">
+        <w:hyperlink r:id="rId31" w:history="1">
           <w:r>
             <w:rPr>
               <w:rStyle w:val="Hyperlink"/>
@@ -5614,7 +5618,7 @@
           <w:sz w:val="24"/>
           <w:u w:val="single"/>
         </w:rPr>
-        <w:hyperlink r:id="rId31" w:history="1">
+        <w:hyperlink r:id="rId32" w:history="1">
           <w:r>
             <w:rPr>
               <w:rStyle w:val="Hyperlink"/>
@@ -5643,7 +5647,7 @@
           <w:sz w:val="24"/>
           <w:u w:val="single"/>
         </w:rPr>
-        <w:hyperlink r:id="rId31" w:history="1">
+        <w:hyperlink r:id="rId32" w:history="1">
           <w:r>
             <w:rPr>
               <w:rStyle w:val="Hyperlink"/>
@@ -5767,7 +5771,7 @@
           <w:sz w:val="24"/>
           <w:u w:val="single"/>
         </w:rPr>
-        <w:hyperlink r:id="rId32" w:history="1">
+        <w:hyperlink r:id="rId33" w:history="1">
           <w:r>
             <w:rPr>
               <w:rStyle w:val="Hyperlink"/>
@@ -5785,7 +5789,7 @@
           <w:sz w:val="24"/>
           <w:u w:val="single"/>
         </w:rPr>
-        <w:hyperlink r:id="rId32" w:history="1">
+        <w:hyperlink r:id="rId33" w:history="1">
           <w:r>
             <w:rPr>
               <w:rStyle w:val="Hyperlink"/>
@@ -5803,7 +5807,7 @@
           <w:sz w:val="24"/>
           <w:u w:val="single"/>
         </w:rPr>
-        <w:hyperlink r:id="rId32" w:history="1">
+        <w:hyperlink r:id="rId33" w:history="1">
           <w:r>
             <w:rPr>
               <w:rStyle w:val="Hyperlink"/>
@@ -5984,7 +5988,7 @@
           <w:sz w:val="24"/>
           <w:u w:val="single"/>
         </w:rPr>
-        <w:hyperlink r:id="rId33" w:history="1">
+        <w:hyperlink r:id="rId34" w:history="1">
           <w:r>
             <w:rPr>
               <w:rStyle w:val="Hyperlink"/>
@@ -6002,7 +6006,7 @@
           <w:sz w:val="24"/>
           <w:u w:val="single"/>
         </w:rPr>
-        <w:hyperlink r:id="rId33" w:history="1">
+        <w:hyperlink r:id="rId34" w:history="1">
           <w:r>
             <w:rPr>
               <w:rStyle w:val="Hyperlink"/>
@@ -6020,7 +6024,7 @@
           <w:sz w:val="24"/>
           <w:u w:val="single"/>
         </w:rPr>
-        <w:hyperlink r:id="rId33" w:history="1">
+        <w:hyperlink r:id="rId34" w:history="1">
           <w:r>
             <w:rPr>
               <w:rStyle w:val="Hyperlink"/>
@@ -6038,7 +6042,7 @@
           <w:sz w:val="24"/>
           <w:u w:val="single"/>
         </w:rPr>
-        <w:hyperlink r:id="rId33" w:history="1">
+        <w:hyperlink r:id="rId34" w:history="1">
           <w:r>
             <w:rPr>
               <w:rStyle w:val="Hyperlink"/>
@@ -6056,7 +6060,7 @@
           <w:sz w:val="24"/>
           <w:u w:val="single"/>
         </w:rPr>
-        <w:hyperlink r:id="rId33" w:history="1">
+        <w:hyperlink r:id="rId34" w:history="1">
           <w:r>
             <w:rPr>
               <w:rStyle w:val="Hyperlink"/>
@@ -6074,7 +6078,7 @@
           <w:sz w:val="24"/>
           <w:u w:val="single"/>
         </w:rPr>
-        <w:hyperlink r:id="rId33" w:history="1">
+        <w:hyperlink r:id="rId34" w:history="1">
           <w:r>
             <w:rPr>
               <w:rStyle w:val="Hyperlink"/>
@@ -6092,7 +6096,7 @@
           <w:sz w:val="24"/>
           <w:u w:val="single"/>
         </w:rPr>
-        <w:hyperlink r:id="rId33" w:history="1">
+        <w:hyperlink r:id="rId34" w:history="1">
           <w:r>
             <w:rPr>
               <w:rStyle w:val="Hyperlink"/>
@@ -6110,7 +6114,7 @@
           <w:sz w:val="24"/>
           <w:u w:val="single"/>
         </w:rPr>
-        <w:hyperlink r:id="rId33" w:history="1">
+        <w:hyperlink r:id="rId34" w:history="1">
           <w:r>
             <w:rPr>
               <w:rStyle w:val="Hyperlink"/>
@@ -6127,7 +6131,7 @@
           <w:color w:val="0000FF"/>
           <w:sz w:val="24"/>
         </w:rPr>
-        <w:hyperlink r:id="rId33" w:history="1">
+        <w:hyperlink r:id="rId34" w:history="1">
           <w:r>
             <w:rPr>
               <w:rStyle w:val="Hyperlink"/>
@@ -6156,7 +6160,7 @@
           <w:sz w:val="24"/>
           <w:u w:val="single"/>
         </w:rPr>
-        <w:hyperlink r:id="rId33" w:history="1">
+        <w:hyperlink r:id="rId34" w:history="1">
           <w:r>
             <w:rPr>
               <w:rStyle w:val="Hyperlink"/>
@@ -6174,7 +6178,7 @@
           <w:sz w:val="24"/>
           <w:u w:val="single"/>
         </w:rPr>
-        <w:hyperlink r:id="rId33" w:history="1">
+        <w:hyperlink r:id="rId34" w:history="1">
           <w:r>
             <w:rPr>
               <w:rStyle w:val="Hyperlink"/>
@@ -6192,7 +6196,7 @@
           <w:sz w:val="24"/>
           <w:u w:val="single"/>
         </w:rPr>
-        <w:hyperlink r:id="rId33" w:history="1">
+        <w:hyperlink r:id="rId34" w:history="1">
           <w:r>
             <w:rPr>
               <w:rStyle w:val="Hyperlink"/>
@@ -6210,7 +6214,7 @@
           <w:sz w:val="24"/>
           <w:u w:val="single"/>
         </w:rPr>
-        <w:hyperlink r:id="rId33" w:history="1">
+        <w:hyperlink r:id="rId34" w:history="1">
           <w:r>
             <w:rPr>
               <w:rStyle w:val="Hyperlink"/>
@@ -6228,7 +6232,7 @@
           <w:sz w:val="24"/>
           <w:u w:val="single"/>
         </w:rPr>
-        <w:hyperlink r:id="rId33" w:history="1">
+        <w:hyperlink r:id="rId34" w:history="1">
           <w:r>
             <w:rPr>
               <w:rStyle w:val="Hyperlink"/>
@@ -6359,7 +6363,7 @@
           <w:sz w:val="24"/>
           <w:u w:val="single"/>
         </w:rPr>
-        <w:hyperlink r:id="rId34" w:history="1">
+        <w:hyperlink r:id="rId35" w:history="1">
           <w:r>
             <w:rPr>
               <w:rStyle w:val="Hyperlink"/>
@@ -6388,7 +6392,7 @@
           <w:sz w:val="24"/>
           <w:u w:val="single"/>
         </w:rPr>
-        <w:hyperlink r:id="rId34" w:history="1">
+        <w:hyperlink r:id="rId35" w:history="1">
           <w:r>
             <w:rPr>
               <w:rStyle w:val="Hyperlink"/>
@@ -6416,7 +6420,7 @@
           <w:sz w:val="24"/>
           <w:u w:val="single"/>
         </w:rPr>
-        <w:hyperlink r:id="rId35" w:history="1">
+        <w:hyperlink r:id="rId36" w:history="1">
           <w:r>
             <w:rPr>
               <w:rStyle w:val="Hyperlink"/>
@@ -6445,7 +6449,7 @@
           <w:sz w:val="24"/>
           <w:u w:val="single"/>
         </w:rPr>
-        <w:hyperlink r:id="rId35" w:history="1">
+        <w:hyperlink r:id="rId36" w:history="1">
           <w:r>
             <w:rPr>
               <w:rStyle w:val="Hyperlink"/>

--- a/EXPORTS/DOCX/published/niveau2/Dutch/Ghana.docx
+++ b/EXPORTS/DOCX/published/niveau2/Dutch/Ghana.docx
@@ -591,6 +591,7 @@
       </w:r>
       <w:r>
         <w:rPr>
+          <w:u w:val="single" w:color="0000ff"/>
           <w:rFonts w:ascii="Charis SIL Regular" w:hAnsi="Charis SIL Regular" w:eastAsia="Charis SIL Regular"/>
           <w:b w:val="0"/>
           <w:i w:val="0"/>
@@ -1307,14 +1308,20 @@
       </w:r>
       <w:r>
         <w:rPr>
-          <w:u w:val="single" w:color="0000ff"/>
           <w:rFonts w:ascii="Charis SIL Regular" w:hAnsi="Charis SIL Regular" w:eastAsia="Charis SIL Regular"/>
           <w:b w:val="0"/>
           <w:i w:val="0"/>
           <w:color w:val="000000"/>
           <w:sz w:val="24"/>
         </w:rPr>
-        <w:t xml:space="preserve">n </w:t>
+        <w:hyperlink r:id="rId14" w:history="1">
+          <w:r>
+            <w:rPr>
+              <w:rStyle w:val="Hyperlink"/>
+            </w:rPr>
+            <w:t xml:space="preserve">n </w:t>
+          </w:r>
+        </w:hyperlink>
       </w:r>
       <w:r>
         <w:rPr>
@@ -1825,6 +1832,7 @@
           <w:i w:val="0"/>
           <w:color w:val="0000FF"/>
           <w:sz w:val="24"/>
+          <w:u w:val="single"/>
         </w:rPr>
         <w:hyperlink r:id="rId17" w:history="1">
           <w:r>
@@ -4527,7 +4535,6 @@
       </w:r>
       <w:r>
         <w:rPr>
-          <w:u w:val="single" w:color="0000ff"/>
           <w:rFonts w:ascii="Charis SIL Regular" w:hAnsi="Charis SIL Regular" w:eastAsia="Charis SIL Regular"/>
           <w:b w:val="0"/>
           <w:i w:val="0"/>
@@ -4545,7 +4552,7 @@
           <w:sz w:val="24"/>
           <w:u w:val="single"/>
         </w:rPr>
-        <w:hyperlink r:id="rId25" w:history="1">
+        <w:hyperlink r:id="rId23" w:history="1">
           <w:r>
             <w:rPr>
               <w:rStyle w:val="Hyperlink"/>
@@ -4563,7 +4570,7 @@
           <w:sz w:val="24"/>
           <w:u w:val="single"/>
         </w:rPr>
-        <w:hyperlink r:id="rId25" w:history="1">
+        <w:hyperlink r:id="rId23" w:history="1">
           <w:r>
             <w:rPr>
               <w:rStyle w:val="Hyperlink"/>
@@ -5010,15 +5017,9 @@
           <w:i w:val="0"/>
           <w:color w:val="0000FF"/>
           <w:sz w:val="24"/>
-        </w:rPr>
-        <w:hyperlink r:id="rId19" w:history="1">
-          <w:r>
-            <w:rPr>
-              <w:rStyle w:val="Hyperlink"/>
-            </w:rPr>
-            <w:t>l</w:t>
-          </w:r>
-        </w:hyperlink>
+          <w:u w:val="single"/>
+        </w:rPr>
+        <w:t>l</w:t>
       </w:r>
       <w:r>
         <w:rPr>
@@ -5056,7 +5057,7 @@
           <w:sz w:val="24"/>
           <w:u w:val="single"/>
         </w:rPr>
-        <w:hyperlink r:id="rId27" w:history="1">
+        <w:hyperlink r:id="rId19" w:history="1">
           <w:r>
             <w:rPr>
               <w:rStyle w:val="Hyperlink"/>
@@ -5074,7 +5075,7 @@
           <w:sz w:val="24"/>
           <w:u w:val="single"/>
         </w:rPr>
-        <w:hyperlink r:id="rId27" w:history="1">
+        <w:hyperlink r:id="rId19" w:history="1">
           <w:r>
             <w:rPr>
               <w:rStyle w:val="Hyperlink"/>
@@ -5103,7 +5104,7 @@
           <w:sz w:val="24"/>
           <w:u w:val="single"/>
         </w:rPr>
-        <w:hyperlink r:id="rId27" w:history="1">
+        <w:hyperlink r:id="rId19" w:history="1">
           <w:r>
             <w:rPr>
               <w:rStyle w:val="Hyperlink"/>
@@ -5139,7 +5140,7 @@
           <w:sz w:val="24"/>
           <w:u w:val="single"/>
         </w:rPr>
-        <w:hyperlink r:id="rId28" w:history="1">
+        <w:hyperlink r:id="rId19" w:history="1">
           <w:r>
             <w:rPr>
               <w:rStyle w:val="Hyperlink"/>
@@ -5157,7 +5158,7 @@
           <w:sz w:val="24"/>
           <w:u w:val="single"/>
         </w:rPr>
-        <w:hyperlink r:id="rId28" w:history="1">
+        <w:hyperlink r:id="rId19" w:history="1">
           <w:r>
             <w:rPr>
               <w:rStyle w:val="Hyperlink"/>
@@ -5186,7 +5187,7 @@
           <w:sz w:val="24"/>
           <w:u w:val="single"/>
         </w:rPr>
-        <w:hyperlink r:id="rId28" w:history="1">
+        <w:hyperlink r:id="rId27" w:history="1">
           <w:r>
             <w:rPr>
               <w:rStyle w:val="Hyperlink"/>
@@ -5204,7 +5205,7 @@
           <w:sz w:val="24"/>
           <w:u w:val="single"/>
         </w:rPr>
-        <w:hyperlink r:id="rId28" w:history="1">
+        <w:hyperlink r:id="rId27" w:history="1">
           <w:r>
             <w:rPr>
               <w:rStyle w:val="Hyperlink"/>
@@ -5344,7 +5345,7 @@
           <w:sz w:val="24"/>
           <w:u w:val="single"/>
         </w:rPr>
-        <w:hyperlink r:id="rId29" w:history="1">
+        <w:hyperlink r:id="rId28" w:history="1">
           <w:r>
             <w:rPr>
               <w:rStyle w:val="Hyperlink"/>
@@ -5362,7 +5363,7 @@
           <w:sz w:val="24"/>
           <w:u w:val="single"/>
         </w:rPr>
-        <w:hyperlink r:id="rId29" w:history="1">
+        <w:hyperlink r:id="rId28" w:history="1">
           <w:r>
             <w:rPr>
               <w:rStyle w:val="Hyperlink"/>
@@ -5380,7 +5381,7 @@
           <w:sz w:val="24"/>
           <w:u w:val="single"/>
         </w:rPr>
-        <w:hyperlink r:id="rId29" w:history="1">
+        <w:hyperlink r:id="rId28" w:history="1">
           <w:r>
             <w:rPr>
               <w:rStyle w:val="Hyperlink"/>
@@ -5398,7 +5399,7 @@
           <w:sz w:val="24"/>
           <w:u w:val="single"/>
         </w:rPr>
-        <w:hyperlink r:id="rId29" w:history="1">
+        <w:hyperlink r:id="rId28" w:history="1">
           <w:r>
             <w:rPr>
               <w:rStyle w:val="Hyperlink"/>
@@ -5426,7 +5427,7 @@
           <w:sz w:val="24"/>
           <w:u w:val="single"/>
         </w:rPr>
-        <w:hyperlink r:id="rId30" w:history="1">
+        <w:hyperlink r:id="rId28" w:history="1">
           <w:r>
             <w:rPr>
               <w:rStyle w:val="Hyperlink"/>
@@ -5444,7 +5445,7 @@
           <w:sz w:val="24"/>
           <w:u w:val="single"/>
         </w:rPr>
-        <w:hyperlink r:id="rId30" w:history="1">
+        <w:hyperlink r:id="rId28" w:history="1">
           <w:r>
             <w:rPr>
               <w:rStyle w:val="Hyperlink"/>
@@ -5473,7 +5474,7 @@
           <w:sz w:val="24"/>
           <w:u w:val="single"/>
         </w:rPr>
-        <w:hyperlink r:id="rId30" w:history="1">
+        <w:hyperlink r:id="rId28" w:history="1">
           <w:r>
             <w:rPr>
               <w:rStyle w:val="Hyperlink"/>
@@ -5561,7 +5562,7 @@
           <w:sz w:val="24"/>
           <w:u w:val="single"/>
         </w:rPr>
-        <w:hyperlink r:id="rId31" w:history="1">
+        <w:hyperlink r:id="rId29" w:history="1">
           <w:r>
             <w:rPr>
               <w:rStyle w:val="Hyperlink"/>
@@ -5590,7 +5591,7 @@
           <w:sz w:val="24"/>
           <w:u w:val="single"/>
         </w:rPr>
-        <w:hyperlink r:id="rId31" w:history="1">
+        <w:hyperlink r:id="rId29" w:history="1">
           <w:r>
             <w:rPr>
               <w:rStyle w:val="Hyperlink"/>
@@ -5618,7 +5619,7 @@
           <w:sz w:val="24"/>
           <w:u w:val="single"/>
         </w:rPr>
-        <w:hyperlink r:id="rId32" w:history="1">
+        <w:hyperlink r:id="rId30" w:history="1">
           <w:r>
             <w:rPr>
               <w:rStyle w:val="Hyperlink"/>
@@ -5647,7 +5648,7 @@
           <w:sz w:val="24"/>
           <w:u w:val="single"/>
         </w:rPr>
-        <w:hyperlink r:id="rId32" w:history="1">
+        <w:hyperlink r:id="rId30" w:history="1">
           <w:r>
             <w:rPr>
               <w:rStyle w:val="Hyperlink"/>
@@ -5771,7 +5772,7 @@
           <w:sz w:val="24"/>
           <w:u w:val="single"/>
         </w:rPr>
-        <w:hyperlink r:id="rId33" w:history="1">
+        <w:hyperlink r:id="rId31" w:history="1">
           <w:r>
             <w:rPr>
               <w:rStyle w:val="Hyperlink"/>
@@ -5789,7 +5790,7 @@
           <w:sz w:val="24"/>
           <w:u w:val="single"/>
         </w:rPr>
-        <w:hyperlink r:id="rId33" w:history="1">
+        <w:hyperlink r:id="rId31" w:history="1">
           <w:r>
             <w:rPr>
               <w:rStyle w:val="Hyperlink"/>
@@ -5807,7 +5808,7 @@
           <w:sz w:val="24"/>
           <w:u w:val="single"/>
         </w:rPr>
-        <w:hyperlink r:id="rId33" w:history="1">
+        <w:hyperlink r:id="rId31" w:history="1">
           <w:r>
             <w:rPr>
               <w:rStyle w:val="Hyperlink"/>
@@ -5988,7 +5989,7 @@
           <w:sz w:val="24"/>
           <w:u w:val="single"/>
         </w:rPr>
-        <w:hyperlink r:id="rId34" w:history="1">
+        <w:hyperlink r:id="rId32" w:history="1">
           <w:r>
             <w:rPr>
               <w:rStyle w:val="Hyperlink"/>
@@ -6006,7 +6007,7 @@
           <w:sz w:val="24"/>
           <w:u w:val="single"/>
         </w:rPr>
-        <w:hyperlink r:id="rId34" w:history="1">
+        <w:hyperlink r:id="rId32" w:history="1">
           <w:r>
             <w:rPr>
               <w:rStyle w:val="Hyperlink"/>
@@ -6024,7 +6025,7 @@
           <w:sz w:val="24"/>
           <w:u w:val="single"/>
         </w:rPr>
-        <w:hyperlink r:id="rId34" w:history="1">
+        <w:hyperlink r:id="rId32" w:history="1">
           <w:r>
             <w:rPr>
               <w:rStyle w:val="Hyperlink"/>
@@ -6042,7 +6043,7 @@
           <w:sz w:val="24"/>
           <w:u w:val="single"/>
         </w:rPr>
-        <w:hyperlink r:id="rId34" w:history="1">
+        <w:hyperlink r:id="rId32" w:history="1">
           <w:r>
             <w:rPr>
               <w:rStyle w:val="Hyperlink"/>
@@ -6060,7 +6061,7 @@
           <w:sz w:val="24"/>
           <w:u w:val="single"/>
         </w:rPr>
-        <w:hyperlink r:id="rId34" w:history="1">
+        <w:hyperlink r:id="rId32" w:history="1">
           <w:r>
             <w:rPr>
               <w:rStyle w:val="Hyperlink"/>
@@ -6078,7 +6079,7 @@
           <w:sz w:val="24"/>
           <w:u w:val="single"/>
         </w:rPr>
-        <w:hyperlink r:id="rId34" w:history="1">
+        <w:hyperlink r:id="rId32" w:history="1">
           <w:r>
             <w:rPr>
               <w:rStyle w:val="Hyperlink"/>
@@ -6096,7 +6097,7 @@
           <w:sz w:val="24"/>
           <w:u w:val="single"/>
         </w:rPr>
-        <w:hyperlink r:id="rId34" w:history="1">
+        <w:hyperlink r:id="rId32" w:history="1">
           <w:r>
             <w:rPr>
               <w:rStyle w:val="Hyperlink"/>
@@ -6114,7 +6115,7 @@
           <w:sz w:val="24"/>
           <w:u w:val="single"/>
         </w:rPr>
-        <w:hyperlink r:id="rId34" w:history="1">
+        <w:hyperlink r:id="rId32" w:history="1">
           <w:r>
             <w:rPr>
               <w:rStyle w:val="Hyperlink"/>
@@ -6131,7 +6132,7 @@
           <w:color w:val="0000FF"/>
           <w:sz w:val="24"/>
         </w:rPr>
-        <w:hyperlink r:id="rId34" w:history="1">
+        <w:hyperlink r:id="rId32" w:history="1">
           <w:r>
             <w:rPr>
               <w:rStyle w:val="Hyperlink"/>
@@ -6160,7 +6161,7 @@
           <w:sz w:val="24"/>
           <w:u w:val="single"/>
         </w:rPr>
-        <w:hyperlink r:id="rId34" w:history="1">
+        <w:hyperlink r:id="rId32" w:history="1">
           <w:r>
             <w:rPr>
               <w:rStyle w:val="Hyperlink"/>
@@ -6178,7 +6179,7 @@
           <w:sz w:val="24"/>
           <w:u w:val="single"/>
         </w:rPr>
-        <w:hyperlink r:id="rId34" w:history="1">
+        <w:hyperlink r:id="rId32" w:history="1">
           <w:r>
             <w:rPr>
               <w:rStyle w:val="Hyperlink"/>
@@ -6196,7 +6197,7 @@
           <w:sz w:val="24"/>
           <w:u w:val="single"/>
         </w:rPr>
-        <w:hyperlink r:id="rId34" w:history="1">
+        <w:hyperlink r:id="rId32" w:history="1">
           <w:r>
             <w:rPr>
               <w:rStyle w:val="Hyperlink"/>
@@ -6214,7 +6215,7 @@
           <w:sz w:val="24"/>
           <w:u w:val="single"/>
         </w:rPr>
-        <w:hyperlink r:id="rId34" w:history="1">
+        <w:hyperlink r:id="rId32" w:history="1">
           <w:r>
             <w:rPr>
               <w:rStyle w:val="Hyperlink"/>
@@ -6232,7 +6233,7 @@
           <w:sz w:val="24"/>
           <w:u w:val="single"/>
         </w:rPr>
-        <w:hyperlink r:id="rId34" w:history="1">
+        <w:hyperlink r:id="rId32" w:history="1">
           <w:r>
             <w:rPr>
               <w:rStyle w:val="Hyperlink"/>
@@ -6363,7 +6364,7 @@
           <w:sz w:val="24"/>
           <w:u w:val="single"/>
         </w:rPr>
-        <w:hyperlink r:id="rId35" w:history="1">
+        <w:hyperlink r:id="rId33" w:history="1">
           <w:r>
             <w:rPr>
               <w:rStyle w:val="Hyperlink"/>
@@ -6392,7 +6393,7 @@
           <w:sz w:val="24"/>
           <w:u w:val="single"/>
         </w:rPr>
-        <w:hyperlink r:id="rId35" w:history="1">
+        <w:hyperlink r:id="rId33" w:history="1">
           <w:r>
             <w:rPr>
               <w:rStyle w:val="Hyperlink"/>
@@ -6420,7 +6421,7 @@
           <w:sz w:val="24"/>
           <w:u w:val="single"/>
         </w:rPr>
-        <w:hyperlink r:id="rId36" w:history="1">
+        <w:hyperlink r:id="rId34" w:history="1">
           <w:r>
             <w:rPr>
               <w:rStyle w:val="Hyperlink"/>
@@ -6449,7 +6450,7 @@
           <w:sz w:val="24"/>
           <w:u w:val="single"/>
         </w:rPr>
-        <w:hyperlink r:id="rId36" w:history="1">
+        <w:hyperlink r:id="rId34" w:history="1">
           <w:r>
             <w:rPr>
               <w:rStyle w:val="Hyperlink"/>

--- a/EXPORTS/DOCX/published/niveau2/Dutch/Ghana.docx
+++ b/EXPORTS/DOCX/published/niveau2/Dutch/Ghana.docx
@@ -394,33 +394,13 @@
           <w:color w:val="000000"/>
           <w:sz w:val="24"/>
         </w:rPr>
-        <w:t xml:space="preserve">Dit adinkradoek, in 1825 naar Nederland gezonden, geldt als het op een na oudste </w:t>
+        <w:t xml:space="preserve">Dit </w:t>
       </w:r>
       <w:r>
         <w:rPr>
           <w:rFonts w:ascii="Charis SIL Italic" w:hAnsi="Charis SIL Italic" w:eastAsia="Charis SIL Italic"/>
           <w:b w:val="0"/>
           <w:i/>
-          <w:color w:val="000000"/>
-          <w:sz w:val="24"/>
-        </w:rPr>
-        <w:t>bekende adinkradoek ter wereld</w:t>
-      </w:r>
-      <w:r>
-        <w:rPr>
-          <w:rFonts w:ascii="Charis SIL Regular" w:hAnsi="Charis SIL Regular" w:eastAsia="Charis SIL Regular"/>
-          <w:b w:val="0"/>
-          <w:i w:val="0"/>
-          <w:color w:val="000000"/>
-          <w:sz w:val="24"/>
-        </w:rPr>
-        <w:t xml:space="preserve"> (</w:t>
-      </w:r>
-      <w:r>
-        <w:rPr>
-          <w:rFonts w:ascii="Charis SIL Regular" w:hAnsi="Charis SIL Regular" w:eastAsia="Charis SIL Regular"/>
-          <w:b w:val="0"/>
-          <w:i w:val="0"/>
           <w:color w:val="0000FF"/>
           <w:sz w:val="24"/>
           <w:u w:val="single"/>
@@ -430,19 +410,57 @@
             <w:rPr>
               <w:rStyle w:val="Hyperlink"/>
             </w:rPr>
-            <w:t>Wereldmuseum</w:t>
+            <w:t>adinkradoek</w:t>
           </w:r>
         </w:hyperlink>
       </w:r>
       <w:r>
         <w:rPr>
-          <w:rFonts w:ascii="Charis SIL Regular" w:hAnsi="Charis SIL Regular" w:eastAsia="Charis SIL Regular"/>
-          <w:b w:val="0"/>
-          <w:i w:val="0"/>
+          <w:rFonts w:ascii="Charis SIL Italic" w:hAnsi="Charis SIL Italic" w:eastAsia="Charis SIL Italic"/>
+          <w:b w:val="0"/>
+          <w:i/>
           <w:color w:val="000000"/>
           <w:sz w:val="24"/>
         </w:rPr>
-        <w:t>)</w:t>
+        <w:t xml:space="preserve">, in 1825 naar Nederland gezonden, geldt als het op een na oudste </w:t>
+      </w:r>
+      <w:r>
+        <w:rPr>
+          <w:rFonts w:ascii="Charis SIL Italic" w:hAnsi="Charis SIL Italic" w:eastAsia="Charis SIL Italic"/>
+          <w:b w:val="0"/>
+          <w:i/>
+          <w:color w:val="000000"/>
+          <w:sz w:val="24"/>
+        </w:rPr>
+        <w:t>bekende adin</w:t>
+      </w:r>
+      <w:r>
+        <w:rPr>
+          <w:u w:val="single" w:color="0000ff"/>
+          <w:rFonts w:ascii="Charis SIL Italic" w:hAnsi="Charis SIL Italic" w:eastAsia="Charis SIL Italic"/>
+          <w:b w:val="0"/>
+          <w:i/>
+          <w:color w:val="000000"/>
+          <w:sz w:val="24"/>
+        </w:rPr>
+        <w:hyperlink r:id="rId9" w:history="1">
+          <w:r>
+            <w:rPr>
+              <w:rStyle w:val="Hyperlink"/>
+            </w:rPr>
+            <w:t xml:space="preserve">kradoek ter </w:t>
+          </w:r>
+        </w:hyperlink>
+      </w:r>
+      <w:r>
+        <w:rPr>
+          <w:rFonts w:ascii="Charis SIL Italic" w:hAnsi="Charis SIL Italic" w:eastAsia="Charis SIL Italic"/>
+          <w:b w:val="0"/>
+          <w:i/>
+          <w:color w:val="000000"/>
+          <w:sz w:val="24"/>
+        </w:rPr>
+        <w:t>wereld</w:t>
       </w:r>
     </w:p>
     <w:p>
@@ -569,36 +587,7 @@
           <w:color w:val="000000"/>
           <w:sz w:val="24"/>
         </w:rPr>
-        <w:t>ook voorwerpe</w:t>
-      </w:r>
-      <w:r>
-        <w:rPr>
-          <w:u w:val="single" w:color="0000ff"/>
-          <w:rFonts w:ascii="Charis SIL Regular" w:hAnsi="Charis SIL Regular" w:eastAsia="Charis SIL Regular"/>
-          <w:b w:val="0"/>
-          <w:i w:val="0"/>
-          <w:color w:val="000000"/>
-          <w:sz w:val="24"/>
-        </w:rPr>
-        <w:hyperlink r:id="rId10" w:history="1">
-          <w:r>
-            <w:rPr>
-              <w:rStyle w:val="Hyperlink"/>
-            </w:rPr>
-            <w:t xml:space="preserve">n van de </w:t>
-          </w:r>
-        </w:hyperlink>
-      </w:r>
-      <w:r>
-        <w:rPr>
-          <w:u w:val="single" w:color="0000ff"/>
-          <w:rFonts w:ascii="Charis SIL Regular" w:hAnsi="Charis SIL Regular" w:eastAsia="Charis SIL Regular"/>
-          <w:b w:val="0"/>
-          <w:i w:val="0"/>
-          <w:color w:val="000000"/>
-          <w:sz w:val="24"/>
-        </w:rPr>
-        <w:t>W</w:t>
+        <w:t>ook voorwerpen van de W</w:t>
       </w:r>
       <w:r>
         <w:rPr>
@@ -4599,7 +4588,7 @@
           <w:sz w:val="24"/>
           <w:u w:val="single"/>
         </w:rPr>
-        <w:hyperlink r:id="rId25" w:history="1">
+        <w:hyperlink r:id="rId23" w:history="1">
           <w:r>
             <w:rPr>
               <w:rStyle w:val="Hyperlink"/>
@@ -4677,7 +4666,7 @@
           <w:sz w:val="24"/>
           <w:u w:val="single"/>
         </w:rPr>
-        <w:hyperlink r:id="rId26" w:history="1">
+        <w:hyperlink r:id="rId25" w:history="1">
           <w:r>
             <w:rPr>
               <w:rStyle w:val="Hyperlink"/>
@@ -4695,7 +4684,7 @@
           <w:sz w:val="24"/>
           <w:u w:val="single"/>
         </w:rPr>
-        <w:hyperlink r:id="rId26" w:history="1">
+        <w:hyperlink r:id="rId25" w:history="1">
           <w:r>
             <w:rPr>
               <w:rStyle w:val="Hyperlink"/>
@@ -4713,7 +4702,7 @@
           <w:sz w:val="24"/>
           <w:u w:val="single"/>
         </w:rPr>
-        <w:hyperlink r:id="rId26" w:history="1">
+        <w:hyperlink r:id="rId25" w:history="1">
           <w:r>
             <w:rPr>
               <w:rStyle w:val="Hyperlink"/>
@@ -4731,7 +4720,7 @@
           <w:sz w:val="24"/>
           <w:u w:val="single"/>
         </w:rPr>
-        <w:hyperlink r:id="rId26" w:history="1">
+        <w:hyperlink r:id="rId25" w:history="1">
           <w:r>
             <w:rPr>
               <w:rStyle w:val="Hyperlink"/>
@@ -4749,7 +4738,7 @@
           <w:sz w:val="24"/>
           <w:u w:val="single"/>
         </w:rPr>
-        <w:hyperlink r:id="rId26" w:history="1">
+        <w:hyperlink r:id="rId25" w:history="1">
           <w:r>
             <w:rPr>
               <w:rStyle w:val="Hyperlink"/>
@@ -4767,7 +4756,7 @@
           <w:sz w:val="24"/>
           <w:u w:val="single"/>
         </w:rPr>
-        <w:hyperlink r:id="rId26" w:history="1">
+        <w:hyperlink r:id="rId25" w:history="1">
           <w:r>
             <w:rPr>
               <w:rStyle w:val="Hyperlink"/>
@@ -4783,16 +4772,8 @@
           <w:i w:val="0"/>
           <w:color w:val="0000FF"/>
           <w:sz w:val="24"/>
-          <w:u w:val="single"/>
-        </w:rPr>
-        <w:hyperlink r:id="rId26" w:history="1">
-          <w:r>
-            <w:rPr>
-              <w:rStyle w:val="Hyperlink"/>
-            </w:rPr>
-            <w:t>page/31</w:t>
-          </w:r>
-        </w:hyperlink>
+        </w:rPr>
+        <w:t>page/31</w:t>
       </w:r>
     </w:p>
     <w:p>
@@ -5001,14 +4982,7 @@
           <w:sz w:val="24"/>
           <w:u w:val="single"/>
         </w:rPr>
-        <w:hyperlink r:id="rId19" w:history="1">
-          <w:r>
-            <w:rPr>
-              <w:rStyle w:val="Hyperlink"/>
-            </w:rPr>
-            <w:t>i</w:t>
-          </w:r>
-        </w:hyperlink>
+        <w:t>i</w:t>
       </w:r>
       <w:r>
         <w:rPr>
@@ -5039,14 +5013,7 @@
           <w:color w:val="000000"/>
           <w:sz w:val="24"/>
         </w:rPr>
-        <w:hyperlink r:id="rId19" w:history="1">
-          <w:r>
-            <w:rPr>
-              <w:rStyle w:val="Hyperlink"/>
-            </w:rPr>
-            <w:t xml:space="preserve">, </w:t>
-          </w:r>
-        </w:hyperlink>
+        <w:t xml:space="preserve">, </w:t>
       </w:r>
       <w:r>
         <w:rPr>
@@ -5057,7 +5024,7 @@
           <w:sz w:val="24"/>
           <w:u w:val="single"/>
         </w:rPr>
-        <w:hyperlink r:id="rId19" w:history="1">
+        <w:hyperlink r:id="rId26" w:history="1">
           <w:r>
             <w:rPr>
               <w:rStyle w:val="Hyperlink"/>
@@ -5427,7 +5394,7 @@
           <w:sz w:val="24"/>
           <w:u w:val="single"/>
         </w:rPr>
-        <w:hyperlink r:id="rId28" w:history="1">
+        <w:hyperlink r:id="rId29" w:history="1">
           <w:r>
             <w:rPr>
               <w:rStyle w:val="Hyperlink"/>
@@ -5445,7 +5412,7 @@
           <w:sz w:val="24"/>
           <w:u w:val="single"/>
         </w:rPr>
-        <w:hyperlink r:id="rId28" w:history="1">
+        <w:hyperlink r:id="rId29" w:history="1">
           <w:r>
             <w:rPr>
               <w:rStyle w:val="Hyperlink"/>
@@ -5474,7 +5441,7 @@
           <w:sz w:val="24"/>
           <w:u w:val="single"/>
         </w:rPr>
-        <w:hyperlink r:id="rId28" w:history="1">
+        <w:hyperlink r:id="rId29" w:history="1">
           <w:r>
             <w:rPr>
               <w:rStyle w:val="Hyperlink"/>
@@ -5562,7 +5529,7 @@
           <w:sz w:val="24"/>
           <w:u w:val="single"/>
         </w:rPr>
-        <w:hyperlink r:id="rId29" w:history="1">
+        <w:hyperlink r:id="rId30" w:history="1">
           <w:r>
             <w:rPr>
               <w:rStyle w:val="Hyperlink"/>
@@ -5591,7 +5558,7 @@
           <w:sz w:val="24"/>
           <w:u w:val="single"/>
         </w:rPr>
-        <w:hyperlink r:id="rId29" w:history="1">
+        <w:hyperlink r:id="rId30" w:history="1">
           <w:r>
             <w:rPr>
               <w:rStyle w:val="Hyperlink"/>
@@ -5619,7 +5586,7 @@
           <w:sz w:val="24"/>
           <w:u w:val="single"/>
         </w:rPr>
-        <w:hyperlink r:id="rId30" w:history="1">
+        <w:hyperlink r:id="rId31" w:history="1">
           <w:r>
             <w:rPr>
               <w:rStyle w:val="Hyperlink"/>
@@ -5648,7 +5615,7 @@
           <w:sz w:val="24"/>
           <w:u w:val="single"/>
         </w:rPr>
-        <w:hyperlink r:id="rId30" w:history="1">
+        <w:hyperlink r:id="rId31" w:history="1">
           <w:r>
             <w:rPr>
               <w:rStyle w:val="Hyperlink"/>
@@ -5772,7 +5739,7 @@
           <w:sz w:val="24"/>
           <w:u w:val="single"/>
         </w:rPr>
-        <w:hyperlink r:id="rId31" w:history="1">
+        <w:hyperlink r:id="rId32" w:history="1">
           <w:r>
             <w:rPr>
               <w:rStyle w:val="Hyperlink"/>
@@ -5790,7 +5757,7 @@
           <w:sz w:val="24"/>
           <w:u w:val="single"/>
         </w:rPr>
-        <w:hyperlink r:id="rId31" w:history="1">
+        <w:hyperlink r:id="rId32" w:history="1">
           <w:r>
             <w:rPr>
               <w:rStyle w:val="Hyperlink"/>
@@ -5808,7 +5775,7 @@
           <w:sz w:val="24"/>
           <w:u w:val="single"/>
         </w:rPr>
-        <w:hyperlink r:id="rId31" w:history="1">
+        <w:hyperlink r:id="rId32" w:history="1">
           <w:r>
             <w:rPr>
               <w:rStyle w:val="Hyperlink"/>
@@ -5989,7 +5956,7 @@
           <w:sz w:val="24"/>
           <w:u w:val="single"/>
         </w:rPr>
-        <w:hyperlink r:id="rId32" w:history="1">
+        <w:hyperlink r:id="rId33" w:history="1">
           <w:r>
             <w:rPr>
               <w:rStyle w:val="Hyperlink"/>
@@ -6007,7 +5974,7 @@
           <w:sz w:val="24"/>
           <w:u w:val="single"/>
         </w:rPr>
-        <w:hyperlink r:id="rId32" w:history="1">
+        <w:hyperlink r:id="rId33" w:history="1">
           <w:r>
             <w:rPr>
               <w:rStyle w:val="Hyperlink"/>
@@ -6025,7 +5992,7 @@
           <w:sz w:val="24"/>
           <w:u w:val="single"/>
         </w:rPr>
-        <w:hyperlink r:id="rId32" w:history="1">
+        <w:hyperlink r:id="rId33" w:history="1">
           <w:r>
             <w:rPr>
               <w:rStyle w:val="Hyperlink"/>
@@ -6043,7 +6010,7 @@
           <w:sz w:val="24"/>
           <w:u w:val="single"/>
         </w:rPr>
-        <w:hyperlink r:id="rId32" w:history="1">
+        <w:hyperlink r:id="rId33" w:history="1">
           <w:r>
             <w:rPr>
               <w:rStyle w:val="Hyperlink"/>
@@ -6061,7 +6028,7 @@
           <w:sz w:val="24"/>
           <w:u w:val="single"/>
         </w:rPr>
-        <w:hyperlink r:id="rId32" w:history="1">
+        <w:hyperlink r:id="rId33" w:history="1">
           <w:r>
             <w:rPr>
               <w:rStyle w:val="Hyperlink"/>
@@ -6079,7 +6046,7 @@
           <w:sz w:val="24"/>
           <w:u w:val="single"/>
         </w:rPr>
-        <w:hyperlink r:id="rId32" w:history="1">
+        <w:hyperlink r:id="rId33" w:history="1">
           <w:r>
             <w:rPr>
               <w:rStyle w:val="Hyperlink"/>
@@ -6097,7 +6064,7 @@
           <w:sz w:val="24"/>
           <w:u w:val="single"/>
         </w:rPr>
-        <w:hyperlink r:id="rId32" w:history="1">
+        <w:hyperlink r:id="rId33" w:history="1">
           <w:r>
             <w:rPr>
               <w:rStyle w:val="Hyperlink"/>
@@ -6115,12 +6082,12 @@
           <w:sz w:val="24"/>
           <w:u w:val="single"/>
         </w:rPr>
-        <w:hyperlink r:id="rId32" w:history="1">
+        <w:hyperlink r:id="rId33" w:history="1">
           <w:r>
             <w:rPr>
               <w:rStyle w:val="Hyperlink"/>
             </w:rPr>
-            <w:t>profie</w:t>
+            <w:t>profiel</w:t>
           </w:r>
         </w:hyperlink>
       </w:r>
@@ -6131,13 +6098,25 @@
           <w:i w:val="0"/>
           <w:color w:val="0000FF"/>
           <w:sz w:val="24"/>
-        </w:rPr>
-        <w:hyperlink r:id="rId32" w:history="1">
+          <w:u w:val="single"/>
+        </w:rPr>
+        <w:t>-</w:t>
+      </w:r>
+      <w:r>
+        <w:rPr>
+          <w:rFonts w:ascii="Charis SIL Regular" w:hAnsi="Charis SIL Regular" w:eastAsia="Charis SIL Regular"/>
+          <w:b w:val="0"/>
+          <w:i w:val="0"/>
+          <w:color w:val="0000FF"/>
+          <w:sz w:val="24"/>
+          <w:u w:val="single"/>
+        </w:rPr>
+        <w:hyperlink r:id="rId33" w:history="1">
           <w:r>
             <w:rPr>
               <w:rStyle w:val="Hyperlink"/>
             </w:rPr>
-            <w:t>l</w:t>
+            <w:t>als</w:t>
           </w:r>
         </w:hyperlink>
       </w:r>
@@ -6148,38 +6127,19 @@
           <w:i w:val="0"/>
           <w:color w:val="0000FF"/>
           <w:sz w:val="24"/>
+        </w:rPr>
+        <w:t>-</w:t>
+      </w:r>
+      <w:r>
+        <w:rPr>
+          <w:rFonts w:ascii="Charis SIL Regular" w:hAnsi="Charis SIL Regular" w:eastAsia="Charis SIL Regular"/>
+          <w:b w:val="0"/>
+          <w:i w:val="0"/>
+          <w:color w:val="0000FF"/>
+          <w:sz w:val="24"/>
           <w:u w:val="single"/>
         </w:rPr>
-        <w:t>-</w:t>
-      </w:r>
-      <w:r>
-        <w:rPr>
-          <w:rFonts w:ascii="Charis SIL Regular" w:hAnsi="Charis SIL Regular" w:eastAsia="Charis SIL Regular"/>
-          <w:b w:val="0"/>
-          <w:i w:val="0"/>
-          <w:color w:val="0000FF"/>
-          <w:sz w:val="24"/>
-          <w:u w:val="single"/>
-        </w:rPr>
-        <w:hyperlink r:id="rId32" w:history="1">
-          <w:r>
-            <w:rPr>
-              <w:rStyle w:val="Hyperlink"/>
-            </w:rPr>
-            <w:t>als-</w:t>
-          </w:r>
-        </w:hyperlink>
-      </w:r>
-      <w:r>
-        <w:rPr>
-          <w:rFonts w:ascii="Charis SIL Regular" w:hAnsi="Charis SIL Regular" w:eastAsia="Charis SIL Regular"/>
-          <w:b w:val="0"/>
-          <w:i w:val="0"/>
-          <w:color w:val="0000FF"/>
-          <w:sz w:val="24"/>
-          <w:u w:val="single"/>
-        </w:rPr>
-        <w:hyperlink r:id="rId32" w:history="1">
+        <w:hyperlink r:id="rId33" w:history="1">
           <w:r>
             <w:rPr>
               <w:rStyle w:val="Hyperlink"/>
@@ -6197,7 +6157,7 @@
           <w:sz w:val="24"/>
           <w:u w:val="single"/>
         </w:rPr>
-        <w:hyperlink r:id="rId32" w:history="1">
+        <w:hyperlink r:id="rId33" w:history="1">
           <w:r>
             <w:rPr>
               <w:rStyle w:val="Hyperlink"/>
@@ -6215,7 +6175,7 @@
           <w:sz w:val="24"/>
           <w:u w:val="single"/>
         </w:rPr>
-        <w:hyperlink r:id="rId32" w:history="1">
+        <w:hyperlink r:id="rId33" w:history="1">
           <w:r>
             <w:rPr>
               <w:rStyle w:val="Hyperlink"/>
@@ -6233,7 +6193,7 @@
           <w:sz w:val="24"/>
           <w:u w:val="single"/>
         </w:rPr>
-        <w:hyperlink r:id="rId32" w:history="1">
+        <w:hyperlink r:id="rId33" w:history="1">
           <w:r>
             <w:rPr>
               <w:rStyle w:val="Hyperlink"/>
@@ -6364,7 +6324,7 @@
           <w:sz w:val="24"/>
           <w:u w:val="single"/>
         </w:rPr>
-        <w:hyperlink r:id="rId33" w:history="1">
+        <w:hyperlink r:id="rId34" w:history="1">
           <w:r>
             <w:rPr>
               <w:rStyle w:val="Hyperlink"/>
@@ -6393,7 +6353,7 @@
           <w:sz w:val="24"/>
           <w:u w:val="single"/>
         </w:rPr>
-        <w:hyperlink r:id="rId33" w:history="1">
+        <w:hyperlink r:id="rId34" w:history="1">
           <w:r>
             <w:rPr>
               <w:rStyle w:val="Hyperlink"/>
@@ -6421,7 +6381,7 @@
           <w:sz w:val="24"/>
           <w:u w:val="single"/>
         </w:rPr>
-        <w:hyperlink r:id="rId34" w:history="1">
+        <w:hyperlink r:id="rId35" w:history="1">
           <w:r>
             <w:rPr>
               <w:rStyle w:val="Hyperlink"/>
@@ -6450,7 +6410,7 @@
           <w:sz w:val="24"/>
           <w:u w:val="single"/>
         </w:rPr>
-        <w:hyperlink r:id="rId34" w:history="1">
+        <w:hyperlink r:id="rId35" w:history="1">
           <w:r>
             <w:rPr>
               <w:rStyle w:val="Hyperlink"/>

--- a/EXPORTS/DOCX/published/niveau2/Dutch/Ghana.docx
+++ b/EXPORTS/DOCX/published/niveau2/Dutch/Ghana.docx
@@ -1219,101 +1219,72 @@
           <w:i w:val="0"/>
           <w:color w:val="0000FF"/>
           <w:sz w:val="24"/>
+          <w:u w:val="single"/>
+        </w:rPr>
+        <w:t>r</w:t>
+      </w:r>
+      <w:r>
+        <w:rPr>
+          <w:rFonts w:ascii="Charis SIL Regular" w:hAnsi="Charis SIL Regular" w:eastAsia="Charis SIL Regular"/>
+          <w:b w:val="0"/>
+          <w:i w:val="0"/>
+          <w:color w:val="0000FF"/>
+          <w:sz w:val="24"/>
+        </w:rPr>
+        <w:t>n</w:t>
+      </w:r>
+      <w:r>
+        <w:rPr>
+          <w:rFonts w:ascii="Charis SIL Regular" w:hAnsi="Charis SIL Regular" w:eastAsia="Charis SIL Regular"/>
+          <w:b w:val="0"/>
+          <w:i w:val="0"/>
+          <w:color w:val="000000"/>
+          <w:sz w:val="24"/>
+        </w:rPr>
+        <w:t xml:space="preserve"> die </w:t>
+      </w:r>
+      <w:r>
+        <w:rPr>
+          <w:rFonts w:ascii="Charis SIL Regular" w:hAnsi="Charis SIL Regular" w:eastAsia="Charis SIL Regular"/>
+          <w:b w:val="0"/>
+          <w:i w:val="0"/>
+          <w:color w:val="000000"/>
+          <w:sz w:val="24"/>
+        </w:rPr>
+        <w:t>door Daendels' voorganger was geschonken kwam</w:t>
+      </w:r>
+      <w:r>
+        <w:rPr>
+          <w:u w:val="single" w:color="0000ff"/>
+          <w:rFonts w:ascii="Charis SIL Regular" w:hAnsi="Charis SIL Regular" w:eastAsia="Charis SIL Regular"/>
+          <w:b w:val="0"/>
+          <w:i w:val="0"/>
+          <w:color w:val="000000"/>
+          <w:sz w:val="24"/>
+        </w:rPr>
+        <w:t xml:space="preserve"> na de ophe</w:t>
+      </w:r>
+      <w:r>
+        <w:rPr>
+          <w:u w:val="single" w:color="0000ff"/>
+          <w:rFonts w:ascii="Charis SIL Regular" w:hAnsi="Charis SIL Regular" w:eastAsia="Charis SIL Regular"/>
+          <w:b w:val="0"/>
+          <w:i w:val="0"/>
+          <w:color w:val="000000"/>
+          <w:sz w:val="24"/>
         </w:rPr>
         <w:hyperlink r:id="rId14" w:history="1">
           <w:r>
             <w:rPr>
               <w:rStyle w:val="Hyperlink"/>
             </w:rPr>
-            <w:t>r</w:t>
+            <w:t xml:space="preserve">ffing van </w:t>
           </w:r>
         </w:hyperlink>
       </w:r>
       <w:r>
         <w:rPr>
-          <w:rFonts w:ascii="Charis SIL Regular" w:hAnsi="Charis SIL Regular" w:eastAsia="Charis SIL Regular"/>
-          <w:b w:val="0"/>
-          <w:i w:val="0"/>
-          <w:color w:val="0000FF"/>
-          <w:sz w:val="24"/>
-        </w:rPr>
-        <w:t>n</w:t>
-      </w:r>
-      <w:r>
-        <w:rPr>
-          <w:rFonts w:ascii="Charis SIL Regular" w:hAnsi="Charis SIL Regular" w:eastAsia="Charis SIL Regular"/>
-          <w:b w:val="0"/>
-          <w:i w:val="0"/>
-          <w:color w:val="000000"/>
-          <w:sz w:val="24"/>
-        </w:rPr>
-        <w:t xml:space="preserve"> die </w:t>
-      </w:r>
-      <w:r>
-        <w:rPr>
-          <w:rFonts w:ascii="Charis SIL Regular" w:hAnsi="Charis SIL Regular" w:eastAsia="Charis SIL Regular"/>
-          <w:b w:val="0"/>
-          <w:i w:val="0"/>
-          <w:color w:val="000000"/>
-          <w:sz w:val="24"/>
-        </w:rPr>
-        <w:t>door Daendels' voorganger was geschonken kwam</w:t>
-      </w:r>
-      <w:r>
-        <w:rPr>
           <w:u w:val="single" w:color="0000ff"/>
-          <w:rFonts w:ascii="Charis SIL Regular" w:hAnsi="Charis SIL Regular" w:eastAsia="Charis SIL Regular"/>
-          <w:b w:val="0"/>
-          <w:i w:val="0"/>
-          <w:color w:val="000000"/>
-          <w:sz w:val="24"/>
-        </w:rPr>
-        <w:hyperlink r:id="rId14" w:history="1">
-          <w:r>
-            <w:rPr>
-              <w:rStyle w:val="Hyperlink"/>
-            </w:rPr>
-            <w:t xml:space="preserve"> na de ophe</w:t>
-          </w:r>
-        </w:hyperlink>
-      </w:r>
-      <w:r>
-        <w:rPr>
-          <w:u w:val="single" w:color="0000ff"/>
-          <w:rFonts w:ascii="Charis SIL Regular" w:hAnsi="Charis SIL Regular" w:eastAsia="Charis SIL Regular"/>
-          <w:b w:val="0"/>
-          <w:i w:val="0"/>
-          <w:color w:val="000000"/>
-          <w:sz w:val="24"/>
-        </w:rPr>
-        <w:hyperlink r:id="rId14" w:history="1">
-          <w:r>
-            <w:rPr>
-              <w:rStyle w:val="Hyperlink"/>
-            </w:rPr>
-            <w:t>ffing va</w:t>
-          </w:r>
-        </w:hyperlink>
-      </w:r>
-      <w:r>
-        <w:rPr>
-          <w:rFonts w:ascii="Charis SIL Regular" w:hAnsi="Charis SIL Regular" w:eastAsia="Charis SIL Regular"/>
-          <w:b w:val="0"/>
-          <w:i w:val="0"/>
-          <w:color w:val="000000"/>
-          <w:sz w:val="24"/>
-        </w:rPr>
-        <w:hyperlink r:id="rId14" w:history="1">
-          <w:r>
-            <w:rPr>
-              <w:rStyle w:val="Hyperlink"/>
-            </w:rPr>
-            <w:t xml:space="preserve">n </w:t>
-          </w:r>
-        </w:hyperlink>
-      </w:r>
-      <w:r>
-        <w:rPr>
           <w:rFonts w:ascii="Charis SIL Regular" w:hAnsi="Charis SIL Regular" w:eastAsia="Charis SIL Regular"/>
           <w:b w:val="0"/>
           <w:i w:val="0"/>
@@ -1372,9 +1343,19 @@
             <w:rPr>
               <w:rStyle w:val="Hyperlink"/>
             </w:rPr>
-            <w:t xml:space="preserve">inet in de </w:t>
+            <w:t xml:space="preserve">inet in </w:t>
           </w:r>
         </w:hyperlink>
+      </w:r>
+      <w:r>
+        <w:rPr>
+          <w:rFonts w:ascii="Charis SIL Regular" w:hAnsi="Charis SIL Regular" w:eastAsia="Charis SIL Regular"/>
+          <w:b w:val="0"/>
+          <w:i w:val="0"/>
+          <w:color w:val="000000"/>
+          <w:sz w:val="24"/>
+        </w:rPr>
+        <w:t xml:space="preserve">de </w:t>
       </w:r>
       <w:r>
         <w:rPr>
@@ -1841,7 +1822,7 @@
           <w:sz w:val="24"/>
           <w:u w:val="single"/>
         </w:rPr>
-        <w:hyperlink r:id="rId16" w:history="1">
+        <w:hyperlink r:id="rId17" w:history="1">
           <w:r>
             <w:rPr>
               <w:rStyle w:val="Hyperlink"/>
@@ -1859,7 +1840,7 @@
           <w:sz w:val="24"/>
           <w:u w:val="single"/>
         </w:rPr>
-        <w:hyperlink r:id="rId16" w:history="1">
+        <w:hyperlink r:id="rId17" w:history="1">
           <w:r>
             <w:rPr>
               <w:rStyle w:val="Hyperlink"/>
@@ -1877,7 +1858,7 @@
           <w:sz w:val="24"/>
           <w:u w:val="single"/>
         </w:rPr>
-        <w:hyperlink r:id="rId16" w:history="1">
+        <w:hyperlink r:id="rId17" w:history="1">
           <w:r>
             <w:rPr>
               <w:rStyle w:val="Hyperlink"/>
@@ -3552,7 +3533,7 @@
           <w:sz w:val="24"/>
           <w:u w:val="single"/>
         </w:rPr>
-        <w:hyperlink r:id="rId21" w:history="1">
+        <w:hyperlink r:id="rId22" w:history="1">
           <w:r>
             <w:rPr>
               <w:rStyle w:val="Hyperlink"/>
@@ -4477,7 +4458,7 @@
           <w:sz w:val="24"/>
           <w:u w:val="single"/>
         </w:rPr>
-        <w:hyperlink r:id="rId23" w:history="1">
+        <w:hyperlink r:id="rId24" w:history="1">
           <w:r>
             <w:rPr>
               <w:rStyle w:val="Hyperlink"/>
@@ -4495,7 +4476,7 @@
           <w:sz w:val="24"/>
           <w:u w:val="single"/>
         </w:rPr>
-        <w:hyperlink r:id="rId23" w:history="1">
+        <w:hyperlink r:id="rId24" w:history="1">
           <w:r>
             <w:rPr>
               <w:rStyle w:val="Hyperlink"/>
@@ -4524,6 +4505,7 @@
       </w:r>
       <w:r>
         <w:rPr>
+          <w:u w:val="single" w:color="0000ff"/>
           <w:rFonts w:ascii="Charis SIL Regular" w:hAnsi="Charis SIL Regular" w:eastAsia="Charis SIL Regular"/>
           <w:b w:val="0"/>
           <w:i w:val="0"/>
@@ -4541,7 +4523,7 @@
           <w:sz w:val="24"/>
           <w:u w:val="single"/>
         </w:rPr>
-        <w:hyperlink r:id="rId23" w:history="1">
+        <w:hyperlink r:id="rId25" w:history="1">
           <w:r>
             <w:rPr>
               <w:rStyle w:val="Hyperlink"/>
@@ -4559,7 +4541,7 @@
           <w:sz w:val="24"/>
           <w:u w:val="single"/>
         </w:rPr>
-        <w:hyperlink r:id="rId23" w:history="1">
+        <w:hyperlink r:id="rId25" w:history="1">
           <w:r>
             <w:rPr>
               <w:rStyle w:val="Hyperlink"/>
@@ -4588,7 +4570,7 @@
           <w:sz w:val="24"/>
           <w:u w:val="single"/>
         </w:rPr>
-        <w:hyperlink r:id="rId23" w:history="1">
+        <w:hyperlink r:id="rId25" w:history="1">
           <w:r>
             <w:rPr>
               <w:rStyle w:val="Hyperlink"/>
@@ -4666,7 +4648,7 @@
           <w:sz w:val="24"/>
           <w:u w:val="single"/>
         </w:rPr>
-        <w:hyperlink r:id="rId25" w:history="1">
+        <w:hyperlink r:id="rId26" w:history="1">
           <w:r>
             <w:rPr>
               <w:rStyle w:val="Hyperlink"/>
@@ -4684,7 +4666,7 @@
           <w:sz w:val="24"/>
           <w:u w:val="single"/>
         </w:rPr>
-        <w:hyperlink r:id="rId25" w:history="1">
+        <w:hyperlink r:id="rId26" w:history="1">
           <w:r>
             <w:rPr>
               <w:rStyle w:val="Hyperlink"/>
@@ -4702,7 +4684,7 @@
           <w:sz w:val="24"/>
           <w:u w:val="single"/>
         </w:rPr>
-        <w:hyperlink r:id="rId25" w:history="1">
+        <w:hyperlink r:id="rId26" w:history="1">
           <w:r>
             <w:rPr>
               <w:rStyle w:val="Hyperlink"/>
@@ -4720,7 +4702,7 @@
           <w:sz w:val="24"/>
           <w:u w:val="single"/>
         </w:rPr>
-        <w:hyperlink r:id="rId25" w:history="1">
+        <w:hyperlink r:id="rId26" w:history="1">
           <w:r>
             <w:rPr>
               <w:rStyle w:val="Hyperlink"/>
@@ -4738,7 +4720,7 @@
           <w:sz w:val="24"/>
           <w:u w:val="single"/>
         </w:rPr>
-        <w:hyperlink r:id="rId25" w:history="1">
+        <w:hyperlink r:id="rId26" w:history="1">
           <w:r>
             <w:rPr>
               <w:rStyle w:val="Hyperlink"/>
@@ -4756,7 +4738,7 @@
           <w:sz w:val="24"/>
           <w:u w:val="single"/>
         </w:rPr>
-        <w:hyperlink r:id="rId25" w:history="1">
+        <w:hyperlink r:id="rId26" w:history="1">
           <w:r>
             <w:rPr>
               <w:rStyle w:val="Hyperlink"/>
@@ -4772,8 +4754,16 @@
           <w:i w:val="0"/>
           <w:color w:val="0000FF"/>
           <w:sz w:val="24"/>
-        </w:rPr>
-        <w:t>page/31</w:t>
+          <w:u w:val="single"/>
+        </w:rPr>
+        <w:hyperlink r:id="rId26" w:history="1">
+          <w:r>
+            <w:rPr>
+              <w:rStyle w:val="Hyperlink"/>
+            </w:rPr>
+            <w:t>page/31</w:t>
+          </w:r>
+        </w:hyperlink>
       </w:r>
     </w:p>
     <w:p>
@@ -4982,72 +4972,12 @@
           <w:sz w:val="24"/>
           <w:u w:val="single"/>
         </w:rPr>
-        <w:t>i</w:t>
-      </w:r>
-      <w:r>
-        <w:rPr>
-          <w:rFonts w:ascii="Charis SIL Regular" w:hAnsi="Charis SIL Regular" w:eastAsia="Charis SIL Regular"/>
-          <w:b w:val="0"/>
-          <w:i w:val="0"/>
-          <w:color w:val="0000FF"/>
-          <w:sz w:val="24"/>
-          <w:u w:val="single"/>
-        </w:rPr>
-        <w:t>l</w:t>
-      </w:r>
-      <w:r>
-        <w:rPr>
-          <w:rFonts w:ascii="Charis SIL Regular" w:hAnsi="Charis SIL Regular" w:eastAsia="Charis SIL Regular"/>
-          <w:b w:val="0"/>
-          <w:i w:val="0"/>
-          <w:color w:val="0000FF"/>
-          <w:sz w:val="24"/>
-        </w:rPr>
-        <w:t>e</w:t>
-      </w:r>
-      <w:r>
-        <w:rPr>
-          <w:rFonts w:ascii="Charis SIL Regular" w:hAnsi="Charis SIL Regular" w:eastAsia="Charis SIL Regular"/>
-          <w:b w:val="0"/>
-          <w:i w:val="0"/>
-          <w:color w:val="000000"/>
-          <w:sz w:val="24"/>
-        </w:rPr>
-        <w:t xml:space="preserve">, </w:t>
-      </w:r>
-      <w:r>
-        <w:rPr>
-          <w:rFonts w:ascii="Charis SIL Regular" w:hAnsi="Charis SIL Regular" w:eastAsia="Charis SIL Regular"/>
-          <w:b w:val="0"/>
-          <w:i w:val="0"/>
-          <w:color w:val="0000FF"/>
-          <w:sz w:val="24"/>
-          <w:u w:val="single"/>
-        </w:rPr>
-        <w:hyperlink r:id="rId26" w:history="1">
-          <w:r>
-            <w:rPr>
-              <w:rStyle w:val="Hyperlink"/>
-            </w:rPr>
-            <w:t>ISB</w:t>
-          </w:r>
-        </w:hyperlink>
-      </w:r>
-      <w:r>
-        <w:rPr>
-          <w:rFonts w:ascii="Charis SIL Regular" w:hAnsi="Charis SIL Regular" w:eastAsia="Charis SIL Regular"/>
-          <w:b w:val="0"/>
-          <w:i w:val="0"/>
-          <w:color w:val="0000FF"/>
-          <w:sz w:val="24"/>
-          <w:u w:val="single"/>
-        </w:rPr>
         <w:hyperlink r:id="rId19" w:history="1">
           <w:r>
             <w:rPr>
               <w:rStyle w:val="Hyperlink"/>
             </w:rPr>
-            <w:t>N</w:t>
+            <w:t>i</w:t>
           </w:r>
         </w:hyperlink>
       </w:r>
@@ -5060,7 +4990,7 @@
           <w:sz w:val="24"/>
           <w:u w:val="single"/>
         </w:rPr>
-        <w:t xml:space="preserve"> </w:t>
+        <w:t>l</w:t>
       </w:r>
       <w:r>
         <w:rPr>
@@ -5069,16 +4999,8 @@
           <w:i w:val="0"/>
           <w:color w:val="0000FF"/>
           <w:sz w:val="24"/>
-          <w:u w:val="single"/>
-        </w:rPr>
-        <w:hyperlink r:id="rId19" w:history="1">
-          <w:r>
-            <w:rPr>
-              <w:rStyle w:val="Hyperlink"/>
-            </w:rPr>
-            <w:t>978-90-04-15850-4</w:t>
-          </w:r>
-        </w:hyperlink>
+        </w:rPr>
+        <w:t>e</w:t>
       </w:r>
       <w:r>
         <w:rPr>
@@ -5107,7 +5029,83 @@
           <w:sz w:val="24"/>
           <w:u w:val="single"/>
         </w:rPr>
-        <w:hyperlink r:id="rId19" w:history="1">
+        <w:hyperlink r:id="rId27" w:history="1">
+          <w:r>
+            <w:rPr>
+              <w:rStyle w:val="Hyperlink"/>
+            </w:rPr>
+            <w:t>ISB</w:t>
+          </w:r>
+        </w:hyperlink>
+      </w:r>
+      <w:r>
+        <w:rPr>
+          <w:rFonts w:ascii="Charis SIL Regular" w:hAnsi="Charis SIL Regular" w:eastAsia="Charis SIL Regular"/>
+          <w:b w:val="0"/>
+          <w:i w:val="0"/>
+          <w:color w:val="0000FF"/>
+          <w:sz w:val="24"/>
+          <w:u w:val="single"/>
+        </w:rPr>
+        <w:hyperlink r:id="rId27" w:history="1">
+          <w:r>
+            <w:rPr>
+              <w:rStyle w:val="Hyperlink"/>
+            </w:rPr>
+            <w:t>N</w:t>
+          </w:r>
+        </w:hyperlink>
+      </w:r>
+      <w:r>
+        <w:rPr>
+          <w:rFonts w:ascii="Charis SIL Regular" w:hAnsi="Charis SIL Regular" w:eastAsia="Charis SIL Regular"/>
+          <w:b w:val="0"/>
+          <w:i w:val="0"/>
+          <w:color w:val="0000FF"/>
+          <w:sz w:val="24"/>
+          <w:u w:val="single"/>
+        </w:rPr>
+        <w:t xml:space="preserve"> </w:t>
+      </w:r>
+      <w:r>
+        <w:rPr>
+          <w:rFonts w:ascii="Charis SIL Regular" w:hAnsi="Charis SIL Regular" w:eastAsia="Charis SIL Regular"/>
+          <w:b w:val="0"/>
+          <w:i w:val="0"/>
+          <w:color w:val="0000FF"/>
+          <w:sz w:val="24"/>
+          <w:u w:val="single"/>
+        </w:rPr>
+        <w:hyperlink r:id="rId27" w:history="1">
+          <w:r>
+            <w:rPr>
+              <w:rStyle w:val="Hyperlink"/>
+            </w:rPr>
+            <w:t>978-90-04-15850-4</w:t>
+          </w:r>
+        </w:hyperlink>
+      </w:r>
+      <w:r>
+        <w:rPr>
+          <w:u w:val="single" w:color="0000ff"/>
+          <w:rFonts w:ascii="Charis SIL Regular" w:hAnsi="Charis SIL Regular" w:eastAsia="Charis SIL Regular"/>
+          <w:b w:val="0"/>
+          <w:i w:val="0"/>
+          <w:color w:val="000000"/>
+          <w:sz w:val="24"/>
+        </w:rPr>
+        <w:t xml:space="preserve">, </w:t>
+      </w:r>
+      <w:r>
+        <w:rPr>
+          <w:rFonts w:ascii="Charis SIL Regular" w:hAnsi="Charis SIL Regular" w:eastAsia="Charis SIL Regular"/>
+          <w:b w:val="0"/>
+          <w:i w:val="0"/>
+          <w:color w:val="0000FF"/>
+          <w:sz w:val="24"/>
+          <w:u w:val="single"/>
+        </w:rPr>
+        <w:hyperlink r:id="rId28" w:history="1">
           <w:r>
             <w:rPr>
               <w:rStyle w:val="Hyperlink"/>
@@ -5125,7 +5123,7 @@
           <w:sz w:val="24"/>
           <w:u w:val="single"/>
         </w:rPr>
-        <w:hyperlink r:id="rId19" w:history="1">
+        <w:hyperlink r:id="rId28" w:history="1">
           <w:r>
             <w:rPr>
               <w:rStyle w:val="Hyperlink"/>
@@ -5154,7 +5152,7 @@
           <w:sz w:val="24"/>
           <w:u w:val="single"/>
         </w:rPr>
-        <w:hyperlink r:id="rId27" w:history="1">
+        <w:hyperlink r:id="rId28" w:history="1">
           <w:r>
             <w:rPr>
               <w:rStyle w:val="Hyperlink"/>
@@ -5172,7 +5170,7 @@
           <w:sz w:val="24"/>
           <w:u w:val="single"/>
         </w:rPr>
-        <w:hyperlink r:id="rId27" w:history="1">
+        <w:hyperlink r:id="rId28" w:history="1">
           <w:r>
             <w:rPr>
               <w:rStyle w:val="Hyperlink"/>
@@ -5312,7 +5310,7 @@
           <w:sz w:val="24"/>
           <w:u w:val="single"/>
         </w:rPr>
-        <w:hyperlink r:id="rId28" w:history="1">
+        <w:hyperlink r:id="rId29" w:history="1">
           <w:r>
             <w:rPr>
               <w:rStyle w:val="Hyperlink"/>
@@ -5330,7 +5328,7 @@
           <w:sz w:val="24"/>
           <w:u w:val="single"/>
         </w:rPr>
-        <w:hyperlink r:id="rId28" w:history="1">
+        <w:hyperlink r:id="rId29" w:history="1">
           <w:r>
             <w:rPr>
               <w:rStyle w:val="Hyperlink"/>
@@ -5348,7 +5346,7 @@
           <w:sz w:val="24"/>
           <w:u w:val="single"/>
         </w:rPr>
-        <w:hyperlink r:id="rId28" w:history="1">
+        <w:hyperlink r:id="rId29" w:history="1">
           <w:r>
             <w:rPr>
               <w:rStyle w:val="Hyperlink"/>
@@ -5366,7 +5364,7 @@
           <w:sz w:val="24"/>
           <w:u w:val="single"/>
         </w:rPr>
-        <w:hyperlink r:id="rId28" w:history="1">
+        <w:hyperlink r:id="rId29" w:history="1">
           <w:r>
             <w:rPr>
               <w:rStyle w:val="Hyperlink"/>
@@ -6087,7 +6085,7 @@
             <w:rPr>
               <w:rStyle w:val="Hyperlink"/>
             </w:rPr>
-            <w:t>profiel</w:t>
+            <w:t>profie</w:t>
           </w:r>
         </w:hyperlink>
       </w:r>
@@ -6098,25 +6096,13 @@
           <w:i w:val="0"/>
           <w:color w:val="0000FF"/>
           <w:sz w:val="24"/>
-          <w:u w:val="single"/>
-        </w:rPr>
-        <w:t>-</w:t>
-      </w:r>
-      <w:r>
-        <w:rPr>
-          <w:rFonts w:ascii="Charis SIL Regular" w:hAnsi="Charis SIL Regular" w:eastAsia="Charis SIL Regular"/>
-          <w:b w:val="0"/>
-          <w:i w:val="0"/>
-          <w:color w:val="0000FF"/>
-          <w:sz w:val="24"/>
-          <w:u w:val="single"/>
         </w:rPr>
         <w:hyperlink r:id="rId33" w:history="1">
           <w:r>
             <w:rPr>
               <w:rStyle w:val="Hyperlink"/>
             </w:rPr>
-            <w:t>als</w:t>
+            <w:t>l</w:t>
           </w:r>
         </w:hyperlink>
       </w:r>
@@ -6127,8 +6113,27 @@
           <w:i w:val="0"/>
           <w:color w:val="0000FF"/>
           <w:sz w:val="24"/>
+          <w:u w:val="single"/>
         </w:rPr>
         <w:t>-</w:t>
+      </w:r>
+      <w:r>
+        <w:rPr>
+          <w:rFonts w:ascii="Charis SIL Regular" w:hAnsi="Charis SIL Regular" w:eastAsia="Charis SIL Regular"/>
+          <w:b w:val="0"/>
+          <w:i w:val="0"/>
+          <w:color w:val="0000FF"/>
+          <w:sz w:val="24"/>
+          <w:u w:val="single"/>
+        </w:rPr>
+        <w:hyperlink r:id="rId33" w:history="1">
+          <w:r>
+            <w:rPr>
+              <w:rStyle w:val="Hyperlink"/>
+            </w:rPr>
+            <w:t>als-</w:t>
+          </w:r>
+        </w:hyperlink>
       </w:r>
       <w:r>
         <w:rPr>

--- a/EXPORTS/DOCX/published/niveau2/Dutch/Ghana.docx
+++ b/EXPORTS/DOCX/published/niveau2/Dutch/Ghana.docx
@@ -587,7 +587,36 @@
           <w:color w:val="000000"/>
           <w:sz w:val="24"/>
         </w:rPr>
-        <w:t>ook voorwerpen van de W</w:t>
+        <w:t>ook voorwerpe</w:t>
+      </w:r>
+      <w:r>
+        <w:rPr>
+          <w:u w:val="single" w:color="0000ff"/>
+          <w:rFonts w:ascii="Charis SIL Regular" w:hAnsi="Charis SIL Regular" w:eastAsia="Charis SIL Regular"/>
+          <w:b w:val="0"/>
+          <w:i w:val="0"/>
+          <w:color w:val="000000"/>
+          <w:sz w:val="24"/>
+        </w:rPr>
+        <w:hyperlink r:id="rId10" w:history="1">
+          <w:r>
+            <w:rPr>
+              <w:rStyle w:val="Hyperlink"/>
+            </w:rPr>
+            <w:t xml:space="preserve">n van de </w:t>
+          </w:r>
+        </w:hyperlink>
+      </w:r>
+      <w:r>
+        <w:rPr>
+          <w:u w:val="single" w:color="0000ff"/>
+          <w:rFonts w:ascii="Charis SIL Regular" w:hAnsi="Charis SIL Regular" w:eastAsia="Charis SIL Regular"/>
+          <w:b w:val="0"/>
+          <w:i w:val="0"/>
+          <w:color w:val="000000"/>
+          <w:sz w:val="24"/>
+        </w:rPr>
+        <w:t>W</w:t>
       </w:r>
       <w:r>
         <w:rPr>
@@ -962,7 +991,27 @@
           <w:color w:val="000000"/>
           <w:sz w:val="24"/>
         </w:rPr>
-        <w:t>n</w:t>
+        <w:t>n museum.</w:t>
+      </w:r>
+      <w:r>
+        <w:rPr>
+          <w:rFonts w:ascii="Charis SIL Regular" w:hAnsi="Charis SIL Regular" w:eastAsia="Charis SIL Regular"/>
+          <w:b w:val="0"/>
+          <w:i w:val="0"/>
+          <w:color w:val="000000"/>
+          <w:sz w:val="24"/>
+        </w:rPr>
+        <w:t xml:space="preserve"> </w:t>
+      </w:r>
+      <w:r>
+        <w:rPr>
+          <w:rFonts w:ascii="Charis SIL Regular" w:hAnsi="Charis SIL Regular" w:eastAsia="Charis SIL Regular"/>
+          <w:b w:val="0"/>
+          <w:i w:val="0"/>
+          <w:color w:val="000000"/>
+          <w:sz w:val="24"/>
+        </w:rPr>
+        <w:t xml:space="preserve">Toen </w:t>
       </w:r>
       <w:r>
         <w:rPr>
@@ -973,52 +1022,7 @@
           <w:color w:val="000000"/>
           <w:sz w:val="24"/>
         </w:rPr>
-        <w:hyperlink r:id="rId13" w:history="1">
-          <w:r>
-            <w:rPr>
-              <w:rStyle w:val="Hyperlink"/>
-            </w:rPr>
-            <w:t xml:space="preserve"> museum.</w:t>
-          </w:r>
-        </w:hyperlink>
-      </w:r>
-      <w:r>
-        <w:rPr>
-          <w:rFonts w:ascii="Charis SIL Regular" w:hAnsi="Charis SIL Regular" w:eastAsia="Charis SIL Regular"/>
-          <w:b w:val="0"/>
-          <w:i w:val="0"/>
-          <w:color w:val="000000"/>
-          <w:sz w:val="24"/>
-        </w:rPr>
-        <w:t xml:space="preserve"> </w:t>
-      </w:r>
-      <w:r>
-        <w:rPr>
-          <w:rFonts w:ascii="Charis SIL Regular" w:hAnsi="Charis SIL Regular" w:eastAsia="Charis SIL Regular"/>
-          <w:b w:val="0"/>
-          <w:i w:val="0"/>
-          <w:color w:val="000000"/>
-          <w:sz w:val="24"/>
-        </w:rPr>
-        <w:t xml:space="preserve">Toen </w:t>
-      </w:r>
-      <w:r>
-        <w:rPr>
-          <w:u w:val="single" w:color="0000ff"/>
-          <w:rFonts w:ascii="Charis SIL Regular" w:hAnsi="Charis SIL Regular" w:eastAsia="Charis SIL Regular"/>
-          <w:b w:val="0"/>
-          <w:i w:val="0"/>
-          <w:color w:val="000000"/>
-          <w:sz w:val="24"/>
-        </w:rPr>
-        <w:hyperlink r:id="rId13" w:history="1">
-          <w:r>
-            <w:rPr>
-              <w:rStyle w:val="Hyperlink"/>
-            </w:rPr>
-            <w:t>het schi</w:t>
-          </w:r>
-        </w:hyperlink>
+        <w:t>het schi</w:t>
       </w:r>
       <w:r>
         <w:rPr>
@@ -1219,72 +1223,83 @@
           <w:i w:val="0"/>
           <w:color w:val="0000FF"/>
           <w:sz w:val="24"/>
-          <w:u w:val="single"/>
-        </w:rPr>
-        <w:t>r</w:t>
-      </w:r>
-      <w:r>
-        <w:rPr>
-          <w:rFonts w:ascii="Charis SIL Regular" w:hAnsi="Charis SIL Regular" w:eastAsia="Charis SIL Regular"/>
-          <w:b w:val="0"/>
-          <w:i w:val="0"/>
-          <w:color w:val="0000FF"/>
-          <w:sz w:val="24"/>
-        </w:rPr>
-        <w:t>n</w:t>
-      </w:r>
-      <w:r>
-        <w:rPr>
-          <w:rFonts w:ascii="Charis SIL Regular" w:hAnsi="Charis SIL Regular" w:eastAsia="Charis SIL Regular"/>
-          <w:b w:val="0"/>
-          <w:i w:val="0"/>
-          <w:color w:val="000000"/>
-          <w:sz w:val="24"/>
-        </w:rPr>
-        <w:t xml:space="preserve"> die </w:t>
-      </w:r>
-      <w:r>
-        <w:rPr>
-          <w:rFonts w:ascii="Charis SIL Regular" w:hAnsi="Charis SIL Regular" w:eastAsia="Charis SIL Regular"/>
-          <w:b w:val="0"/>
-          <w:i w:val="0"/>
-          <w:color w:val="000000"/>
-          <w:sz w:val="24"/>
-        </w:rPr>
-        <w:t>door Daendels' voorganger was geschonken kwam</w:t>
-      </w:r>
-      <w:r>
-        <w:rPr>
-          <w:u w:val="single" w:color="0000ff"/>
-          <w:rFonts w:ascii="Charis SIL Regular" w:hAnsi="Charis SIL Regular" w:eastAsia="Charis SIL Regular"/>
-          <w:b w:val="0"/>
-          <w:i w:val="0"/>
-          <w:color w:val="000000"/>
-          <w:sz w:val="24"/>
-        </w:rPr>
-        <w:t xml:space="preserve"> na de ophe</w:t>
-      </w:r>
-      <w:r>
-        <w:rPr>
-          <w:u w:val="single" w:color="0000ff"/>
-          <w:rFonts w:ascii="Charis SIL Regular" w:hAnsi="Charis SIL Regular" w:eastAsia="Charis SIL Regular"/>
-          <w:b w:val="0"/>
-          <w:i w:val="0"/>
-          <w:color w:val="000000"/>
-          <w:sz w:val="24"/>
         </w:rPr>
         <w:hyperlink r:id="rId14" w:history="1">
           <w:r>
             <w:rPr>
               <w:rStyle w:val="Hyperlink"/>
             </w:rPr>
-            <w:t xml:space="preserve">ffing van </w:t>
+            <w:t>r</w:t>
           </w:r>
         </w:hyperlink>
       </w:r>
       <w:r>
         <w:rPr>
+          <w:rFonts w:ascii="Charis SIL Regular" w:hAnsi="Charis SIL Regular" w:eastAsia="Charis SIL Regular"/>
+          <w:b w:val="0"/>
+          <w:i w:val="0"/>
+          <w:color w:val="0000FF"/>
+          <w:sz w:val="24"/>
+        </w:rPr>
+        <w:t>n</w:t>
+      </w:r>
+      <w:r>
+        <w:rPr>
+          <w:rFonts w:ascii="Charis SIL Regular" w:hAnsi="Charis SIL Regular" w:eastAsia="Charis SIL Regular"/>
+          <w:b w:val="0"/>
+          <w:i w:val="0"/>
+          <w:color w:val="000000"/>
+          <w:sz w:val="24"/>
+        </w:rPr>
+        <w:t xml:space="preserve"> die </w:t>
+      </w:r>
+      <w:r>
+        <w:rPr>
+          <w:rFonts w:ascii="Charis SIL Regular" w:hAnsi="Charis SIL Regular" w:eastAsia="Charis SIL Regular"/>
+          <w:b w:val="0"/>
+          <w:i w:val="0"/>
+          <w:color w:val="000000"/>
+          <w:sz w:val="24"/>
+        </w:rPr>
+        <w:t>door Daendels' voorganger was geschonken kwam na de ophe</w:t>
+      </w:r>
+      <w:r>
+        <w:rPr>
           <w:u w:val="single" w:color="0000ff"/>
+          <w:rFonts w:ascii="Charis SIL Regular" w:hAnsi="Charis SIL Regular" w:eastAsia="Charis SIL Regular"/>
+          <w:b w:val="0"/>
+          <w:i w:val="0"/>
+          <w:color w:val="000000"/>
+          <w:sz w:val="24"/>
+        </w:rPr>
+        <w:hyperlink r:id="rId14" w:history="1">
+          <w:r>
+            <w:rPr>
+              <w:rStyle w:val="Hyperlink"/>
+            </w:rPr>
+            <w:t>ffing va</w:t>
+          </w:r>
+        </w:hyperlink>
+      </w:r>
+      <w:r>
+        <w:rPr>
+          <w:rFonts w:ascii="Charis SIL Regular" w:hAnsi="Charis SIL Regular" w:eastAsia="Charis SIL Regular"/>
+          <w:b w:val="0"/>
+          <w:i w:val="0"/>
+          <w:color w:val="000000"/>
+          <w:sz w:val="24"/>
+        </w:rPr>
+        <w:hyperlink r:id="rId14" w:history="1">
+          <w:r>
+            <w:rPr>
+              <w:rStyle w:val="Hyperlink"/>
+            </w:rPr>
+            <w:t xml:space="preserve">n </w:t>
+          </w:r>
+        </w:hyperlink>
+      </w:r>
+      <w:r>
+        <w:rPr>
           <w:rFonts w:ascii="Charis SIL Regular" w:hAnsi="Charis SIL Regular" w:eastAsia="Charis SIL Regular"/>
           <w:b w:val="0"/>
           <w:i w:val="0"/>
@@ -1343,19 +1358,9 @@
             <w:rPr>
               <w:rStyle w:val="Hyperlink"/>
             </w:rPr>
-            <w:t xml:space="preserve">inet in </w:t>
+            <w:t xml:space="preserve">inet in de </w:t>
           </w:r>
         </w:hyperlink>
-      </w:r>
-      <w:r>
-        <w:rPr>
-          <w:rFonts w:ascii="Charis SIL Regular" w:hAnsi="Charis SIL Regular" w:eastAsia="Charis SIL Regular"/>
-          <w:b w:val="0"/>
-          <w:i w:val="0"/>
-          <w:color w:val="000000"/>
-          <w:sz w:val="24"/>
-        </w:rPr>
-        <w:t xml:space="preserve">de </w:t>
       </w:r>
       <w:r>
         <w:rPr>
@@ -1802,7 +1807,6 @@
           <w:i w:val="0"/>
           <w:color w:val="0000FF"/>
           <w:sz w:val="24"/>
-          <w:u w:val="single"/>
         </w:rPr>
         <w:hyperlink r:id="rId17" w:history="1">
           <w:r>
@@ -1822,7 +1826,7 @@
           <w:sz w:val="24"/>
           <w:u w:val="single"/>
         </w:rPr>
-        <w:hyperlink r:id="rId17" w:history="1">
+        <w:hyperlink r:id="rId16" w:history="1">
           <w:r>
             <w:rPr>
               <w:rStyle w:val="Hyperlink"/>
@@ -1840,7 +1844,7 @@
           <w:sz w:val="24"/>
           <w:u w:val="single"/>
         </w:rPr>
-        <w:hyperlink r:id="rId17" w:history="1">
+        <w:hyperlink r:id="rId16" w:history="1">
           <w:r>
             <w:rPr>
               <w:rStyle w:val="Hyperlink"/>
@@ -1858,7 +1862,7 @@
           <w:sz w:val="24"/>
           <w:u w:val="single"/>
         </w:rPr>
-        <w:hyperlink r:id="rId17" w:history="1">
+        <w:hyperlink r:id="rId16" w:history="1">
           <w:r>
             <w:rPr>
               <w:rStyle w:val="Hyperlink"/>
@@ -3533,7 +3537,7 @@
           <w:sz w:val="24"/>
           <w:u w:val="single"/>
         </w:rPr>
-        <w:hyperlink r:id="rId22" w:history="1">
+        <w:hyperlink r:id="rId21" w:history="1">
           <w:r>
             <w:rPr>
               <w:rStyle w:val="Hyperlink"/>
@@ -4458,7 +4462,7 @@
           <w:sz w:val="24"/>
           <w:u w:val="single"/>
         </w:rPr>
-        <w:hyperlink r:id="rId24" w:history="1">
+        <w:hyperlink r:id="rId23" w:history="1">
           <w:r>
             <w:rPr>
               <w:rStyle w:val="Hyperlink"/>
@@ -4476,7 +4480,7 @@
           <w:sz w:val="24"/>
           <w:u w:val="single"/>
         </w:rPr>
-        <w:hyperlink r:id="rId24" w:history="1">
+        <w:hyperlink r:id="rId23" w:history="1">
           <w:r>
             <w:rPr>
               <w:rStyle w:val="Hyperlink"/>
@@ -4988,9 +4992,15 @@
           <w:i w:val="0"/>
           <w:color w:val="0000FF"/>
           <w:sz w:val="24"/>
-          <w:u w:val="single"/>
-        </w:rPr>
-        <w:t>l</w:t>
+        </w:rPr>
+        <w:hyperlink r:id="rId19" w:history="1">
+          <w:r>
+            <w:rPr>
+              <w:rStyle w:val="Hyperlink"/>
+            </w:rPr>
+            <w:t>l</w:t>
+          </w:r>
+        </w:hyperlink>
       </w:r>
       <w:r>
         <w:rPr>
@@ -5004,7 +5014,6 @@
       </w:r>
       <w:r>
         <w:rPr>
-          <w:u w:val="single" w:color="0000ff"/>
           <w:rFonts w:ascii="Charis SIL Regular" w:hAnsi="Charis SIL Regular" w:eastAsia="Charis SIL Regular"/>
           <w:b w:val="0"/>
           <w:i w:val="0"/>
@@ -5029,7 +5038,7 @@
           <w:sz w:val="24"/>
           <w:u w:val="single"/>
         </w:rPr>
-        <w:hyperlink r:id="rId27" w:history="1">
+        <w:hyperlink r:id="rId19" w:history="1">
           <w:r>
             <w:rPr>
               <w:rStyle w:val="Hyperlink"/>
@@ -5047,7 +5056,7 @@
           <w:sz w:val="24"/>
           <w:u w:val="single"/>
         </w:rPr>
-        <w:hyperlink r:id="rId27" w:history="1">
+        <w:hyperlink r:id="rId19" w:history="1">
           <w:r>
             <w:rPr>
               <w:rStyle w:val="Hyperlink"/>
@@ -5076,7 +5085,7 @@
           <w:sz w:val="24"/>
           <w:u w:val="single"/>
         </w:rPr>
-        <w:hyperlink r:id="rId27" w:history="1">
+        <w:hyperlink r:id="rId19" w:history="1">
           <w:r>
             <w:rPr>
               <w:rStyle w:val="Hyperlink"/>
@@ -5094,7 +5103,14 @@
           <w:color w:val="000000"/>
           <w:sz w:val="24"/>
         </w:rPr>
-        <w:t xml:space="preserve">, </w:t>
+        <w:hyperlink r:id="rId19" w:history="1">
+          <w:r>
+            <w:rPr>
+              <w:rStyle w:val="Hyperlink"/>
+            </w:rPr>
+            <w:t xml:space="preserve">, </w:t>
+          </w:r>
+        </w:hyperlink>
       </w:r>
       <w:r>
         <w:rPr>
@@ -5105,7 +5121,7 @@
           <w:sz w:val="24"/>
           <w:u w:val="single"/>
         </w:rPr>
-        <w:hyperlink r:id="rId28" w:history="1">
+        <w:hyperlink r:id="rId27" w:history="1">
           <w:r>
             <w:rPr>
               <w:rStyle w:val="Hyperlink"/>
@@ -5123,7 +5139,7 @@
           <w:sz w:val="24"/>
           <w:u w:val="single"/>
         </w:rPr>
-        <w:hyperlink r:id="rId28" w:history="1">
+        <w:hyperlink r:id="rId27" w:history="1">
           <w:r>
             <w:rPr>
               <w:rStyle w:val="Hyperlink"/>
@@ -5152,7 +5168,7 @@
           <w:sz w:val="24"/>
           <w:u w:val="single"/>
         </w:rPr>
-        <w:hyperlink r:id="rId28" w:history="1">
+        <w:hyperlink r:id="rId27" w:history="1">
           <w:r>
             <w:rPr>
               <w:rStyle w:val="Hyperlink"/>
@@ -5170,7 +5186,7 @@
           <w:sz w:val="24"/>
           <w:u w:val="single"/>
         </w:rPr>
-        <w:hyperlink r:id="rId28" w:history="1">
+        <w:hyperlink r:id="rId27" w:history="1">
           <w:r>
             <w:rPr>
               <w:rStyle w:val="Hyperlink"/>
@@ -5310,7 +5326,7 @@
           <w:sz w:val="24"/>
           <w:u w:val="single"/>
         </w:rPr>
-        <w:hyperlink r:id="rId29" w:history="1">
+        <w:hyperlink r:id="rId28" w:history="1">
           <w:r>
             <w:rPr>
               <w:rStyle w:val="Hyperlink"/>
@@ -5328,7 +5344,7 @@
           <w:sz w:val="24"/>
           <w:u w:val="single"/>
         </w:rPr>
-        <w:hyperlink r:id="rId29" w:history="1">
+        <w:hyperlink r:id="rId28" w:history="1">
           <w:r>
             <w:rPr>
               <w:rStyle w:val="Hyperlink"/>
@@ -5346,7 +5362,7 @@
           <w:sz w:val="24"/>
           <w:u w:val="single"/>
         </w:rPr>
-        <w:hyperlink r:id="rId29" w:history="1">
+        <w:hyperlink r:id="rId28" w:history="1">
           <w:r>
             <w:rPr>
               <w:rStyle w:val="Hyperlink"/>
@@ -5364,7 +5380,7 @@
           <w:sz w:val="24"/>
           <w:u w:val="single"/>
         </w:rPr>
-        <w:hyperlink r:id="rId29" w:history="1">
+        <w:hyperlink r:id="rId28" w:history="1">
           <w:r>
             <w:rPr>
               <w:rStyle w:val="Hyperlink"/>
@@ -5392,7 +5408,7 @@
           <w:sz w:val="24"/>
           <w:u w:val="single"/>
         </w:rPr>
-        <w:hyperlink r:id="rId29" w:history="1">
+        <w:hyperlink r:id="rId28" w:history="1">
           <w:r>
             <w:rPr>
               <w:rStyle w:val="Hyperlink"/>
@@ -5410,7 +5426,7 @@
           <w:sz w:val="24"/>
           <w:u w:val="single"/>
         </w:rPr>
-        <w:hyperlink r:id="rId29" w:history="1">
+        <w:hyperlink r:id="rId28" w:history="1">
           <w:r>
             <w:rPr>
               <w:rStyle w:val="Hyperlink"/>
@@ -5439,7 +5455,7 @@
           <w:sz w:val="24"/>
           <w:u w:val="single"/>
         </w:rPr>
-        <w:hyperlink r:id="rId29" w:history="1">
+        <w:hyperlink r:id="rId28" w:history="1">
           <w:r>
             <w:rPr>
               <w:rStyle w:val="Hyperlink"/>
@@ -5527,7 +5543,7 @@
           <w:sz w:val="24"/>
           <w:u w:val="single"/>
         </w:rPr>
-        <w:hyperlink r:id="rId30" w:history="1">
+        <w:hyperlink r:id="rId29" w:history="1">
           <w:r>
             <w:rPr>
               <w:rStyle w:val="Hyperlink"/>
@@ -5556,7 +5572,7 @@
           <w:sz w:val="24"/>
           <w:u w:val="single"/>
         </w:rPr>
-        <w:hyperlink r:id="rId30" w:history="1">
+        <w:hyperlink r:id="rId29" w:history="1">
           <w:r>
             <w:rPr>
               <w:rStyle w:val="Hyperlink"/>
@@ -5584,7 +5600,7 @@
           <w:sz w:val="24"/>
           <w:u w:val="single"/>
         </w:rPr>
-        <w:hyperlink r:id="rId31" w:history="1">
+        <w:hyperlink r:id="rId30" w:history="1">
           <w:r>
             <w:rPr>
               <w:rStyle w:val="Hyperlink"/>
@@ -5613,7 +5629,7 @@
           <w:sz w:val="24"/>
           <w:u w:val="single"/>
         </w:rPr>
-        <w:hyperlink r:id="rId31" w:history="1">
+        <w:hyperlink r:id="rId30" w:history="1">
           <w:r>
             <w:rPr>
               <w:rStyle w:val="Hyperlink"/>
@@ -5737,7 +5753,7 @@
           <w:sz w:val="24"/>
           <w:u w:val="single"/>
         </w:rPr>
-        <w:hyperlink r:id="rId32" w:history="1">
+        <w:hyperlink r:id="rId31" w:history="1">
           <w:r>
             <w:rPr>
               <w:rStyle w:val="Hyperlink"/>
@@ -5755,7 +5771,7 @@
           <w:sz w:val="24"/>
           <w:u w:val="single"/>
         </w:rPr>
-        <w:hyperlink r:id="rId32" w:history="1">
+        <w:hyperlink r:id="rId31" w:history="1">
           <w:r>
             <w:rPr>
               <w:rStyle w:val="Hyperlink"/>
@@ -5773,7 +5789,7 @@
           <w:sz w:val="24"/>
           <w:u w:val="single"/>
         </w:rPr>
-        <w:hyperlink r:id="rId32" w:history="1">
+        <w:hyperlink r:id="rId31" w:history="1">
           <w:r>
             <w:rPr>
               <w:rStyle w:val="Hyperlink"/>
@@ -5954,7 +5970,7 @@
           <w:sz w:val="24"/>
           <w:u w:val="single"/>
         </w:rPr>
-        <w:hyperlink r:id="rId33" w:history="1">
+        <w:hyperlink r:id="rId32" w:history="1">
           <w:r>
             <w:rPr>
               <w:rStyle w:val="Hyperlink"/>
@@ -5972,7 +5988,7 @@
           <w:sz w:val="24"/>
           <w:u w:val="single"/>
         </w:rPr>
-        <w:hyperlink r:id="rId33" w:history="1">
+        <w:hyperlink r:id="rId32" w:history="1">
           <w:r>
             <w:rPr>
               <w:rStyle w:val="Hyperlink"/>
@@ -5990,7 +6006,7 @@
           <w:sz w:val="24"/>
           <w:u w:val="single"/>
         </w:rPr>
-        <w:hyperlink r:id="rId33" w:history="1">
+        <w:hyperlink r:id="rId32" w:history="1">
           <w:r>
             <w:rPr>
               <w:rStyle w:val="Hyperlink"/>
@@ -6008,7 +6024,7 @@
           <w:sz w:val="24"/>
           <w:u w:val="single"/>
         </w:rPr>
-        <w:hyperlink r:id="rId33" w:history="1">
+        <w:hyperlink r:id="rId32" w:history="1">
           <w:r>
             <w:rPr>
               <w:rStyle w:val="Hyperlink"/>
@@ -6026,7 +6042,7 @@
           <w:sz w:val="24"/>
           <w:u w:val="single"/>
         </w:rPr>
-        <w:hyperlink r:id="rId33" w:history="1">
+        <w:hyperlink r:id="rId32" w:history="1">
           <w:r>
             <w:rPr>
               <w:rStyle w:val="Hyperlink"/>
@@ -6044,7 +6060,7 @@
           <w:sz w:val="24"/>
           <w:u w:val="single"/>
         </w:rPr>
-        <w:hyperlink r:id="rId33" w:history="1">
+        <w:hyperlink r:id="rId32" w:history="1">
           <w:r>
             <w:rPr>
               <w:rStyle w:val="Hyperlink"/>
@@ -6062,7 +6078,7 @@
           <w:sz w:val="24"/>
           <w:u w:val="single"/>
         </w:rPr>
-        <w:hyperlink r:id="rId33" w:history="1">
+        <w:hyperlink r:id="rId32" w:history="1">
           <w:r>
             <w:rPr>
               <w:rStyle w:val="Hyperlink"/>
@@ -6080,7 +6096,7 @@
           <w:sz w:val="24"/>
           <w:u w:val="single"/>
         </w:rPr>
-        <w:hyperlink r:id="rId33" w:history="1">
+        <w:hyperlink r:id="rId32" w:history="1">
           <w:r>
             <w:rPr>
               <w:rStyle w:val="Hyperlink"/>
@@ -6097,7 +6113,7 @@
           <w:color w:val="0000FF"/>
           <w:sz w:val="24"/>
         </w:rPr>
-        <w:hyperlink r:id="rId33" w:history="1">
+        <w:hyperlink r:id="rId32" w:history="1">
           <w:r>
             <w:rPr>
               <w:rStyle w:val="Hyperlink"/>
@@ -6126,7 +6142,7 @@
           <w:sz w:val="24"/>
           <w:u w:val="single"/>
         </w:rPr>
-        <w:hyperlink r:id="rId33" w:history="1">
+        <w:hyperlink r:id="rId32" w:history="1">
           <w:r>
             <w:rPr>
               <w:rStyle w:val="Hyperlink"/>
@@ -6144,7 +6160,7 @@
           <w:sz w:val="24"/>
           <w:u w:val="single"/>
         </w:rPr>
-        <w:hyperlink r:id="rId33" w:history="1">
+        <w:hyperlink r:id="rId32" w:history="1">
           <w:r>
             <w:rPr>
               <w:rStyle w:val="Hyperlink"/>
@@ -6162,7 +6178,7 @@
           <w:sz w:val="24"/>
           <w:u w:val="single"/>
         </w:rPr>
-        <w:hyperlink r:id="rId33" w:history="1">
+        <w:hyperlink r:id="rId32" w:history="1">
           <w:r>
             <w:rPr>
               <w:rStyle w:val="Hyperlink"/>
@@ -6180,7 +6196,7 @@
           <w:sz w:val="24"/>
           <w:u w:val="single"/>
         </w:rPr>
-        <w:hyperlink r:id="rId33" w:history="1">
+        <w:hyperlink r:id="rId32" w:history="1">
           <w:r>
             <w:rPr>
               <w:rStyle w:val="Hyperlink"/>
@@ -6198,7 +6214,7 @@
           <w:sz w:val="24"/>
           <w:u w:val="single"/>
         </w:rPr>
-        <w:hyperlink r:id="rId33" w:history="1">
+        <w:hyperlink r:id="rId32" w:history="1">
           <w:r>
             <w:rPr>
               <w:rStyle w:val="Hyperlink"/>
@@ -6329,7 +6345,7 @@
           <w:sz w:val="24"/>
           <w:u w:val="single"/>
         </w:rPr>
-        <w:hyperlink r:id="rId34" w:history="1">
+        <w:hyperlink r:id="rId33" w:history="1">
           <w:r>
             <w:rPr>
               <w:rStyle w:val="Hyperlink"/>
@@ -6358,7 +6374,7 @@
           <w:sz w:val="24"/>
           <w:u w:val="single"/>
         </w:rPr>
-        <w:hyperlink r:id="rId34" w:history="1">
+        <w:hyperlink r:id="rId33" w:history="1">
           <w:r>
             <w:rPr>
               <w:rStyle w:val="Hyperlink"/>
@@ -6386,7 +6402,7 @@
           <w:sz w:val="24"/>
           <w:u w:val="single"/>
         </w:rPr>
-        <w:hyperlink r:id="rId35" w:history="1">
+        <w:hyperlink r:id="rId34" w:history="1">
           <w:r>
             <w:rPr>
               <w:rStyle w:val="Hyperlink"/>
@@ -6415,7 +6431,7 @@
           <w:sz w:val="24"/>
           <w:u w:val="single"/>
         </w:rPr>
-        <w:hyperlink r:id="rId35" w:history="1">
+        <w:hyperlink r:id="rId34" w:history="1">
           <w:r>
             <w:rPr>
               <w:rStyle w:val="Hyperlink"/>

--- a/EXPORTS/DOCX/published/niveau2/Dutch/Ghana.docx
+++ b/EXPORTS/DOCX/published/niveau2/Dutch/Ghana.docx
@@ -609,7 +609,6 @@
       </w:r>
       <w:r>
         <w:rPr>
-          <w:u w:val="single" w:color="0000ff"/>
           <w:rFonts w:ascii="Charis SIL Regular" w:hAnsi="Charis SIL Regular" w:eastAsia="Charis SIL Regular"/>
           <w:b w:val="0"/>
           <w:i w:val="0"/>
@@ -991,16 +990,34 @@
           <w:color w:val="000000"/>
           <w:sz w:val="24"/>
         </w:rPr>
-        <w:t>n museum.</w:t>
-      </w:r>
-      <w:r>
-        <w:rPr>
+        <w:t>n</w:t>
+      </w:r>
+      <w:r>
+        <w:rPr>
+          <w:u w:val="single" w:color="0000ff"/>
           <w:rFonts w:ascii="Charis SIL Regular" w:hAnsi="Charis SIL Regular" w:eastAsia="Charis SIL Regular"/>
           <w:b w:val="0"/>
           <w:i w:val="0"/>
           <w:color w:val="000000"/>
           <w:sz w:val="24"/>
         </w:rPr>
+        <w:hyperlink r:id="rId13" w:history="1">
+          <w:r>
+            <w:rPr>
+              <w:rStyle w:val="Hyperlink"/>
+            </w:rPr>
+            <w:t xml:space="preserve"> museum.</w:t>
+          </w:r>
+        </w:hyperlink>
+      </w:r>
+      <w:r>
+        <w:rPr>
+          <w:rFonts w:ascii="Charis SIL Regular" w:hAnsi="Charis SIL Regular" w:eastAsia="Charis SIL Regular"/>
+          <w:b w:val="0"/>
+          <w:i w:val="0"/>
+          <w:color w:val="000000"/>
+          <w:sz w:val="24"/>
+        </w:rPr>
         <w:t xml:space="preserve"> </w:t>
       </w:r>
       <w:r>
@@ -1022,7 +1039,14 @@
           <w:color w:val="000000"/>
           <w:sz w:val="24"/>
         </w:rPr>
-        <w:t>het schi</w:t>
+        <w:hyperlink r:id="rId13" w:history="1">
+          <w:r>
+            <w:rPr>
+              <w:rStyle w:val="Hyperlink"/>
+            </w:rPr>
+            <w:t>het schi</w:t>
+          </w:r>
+        </w:hyperlink>
       </w:r>
       <w:r>
         <w:rPr>
@@ -1261,7 +1285,25 @@
           <w:color w:val="000000"/>
           <w:sz w:val="24"/>
         </w:rPr>
-        <w:t>door Daendels' voorganger was geschonken kwam na de ophe</w:t>
+        <w:t>door Daendels' voorganger was geschonken kwam</w:t>
+      </w:r>
+      <w:r>
+        <w:rPr>
+          <w:u w:val="single" w:color="0000ff"/>
+          <w:rFonts w:ascii="Charis SIL Regular" w:hAnsi="Charis SIL Regular" w:eastAsia="Charis SIL Regular"/>
+          <w:b w:val="0"/>
+          <w:i w:val="0"/>
+          <w:color w:val="000000"/>
+          <w:sz w:val="24"/>
+        </w:rPr>
+        <w:hyperlink r:id="rId14" w:history="1">
+          <w:r>
+            <w:rPr>
+              <w:rStyle w:val="Hyperlink"/>
+            </w:rPr>
+            <w:t xml:space="preserve"> na de ophe</w:t>
+          </w:r>
+        </w:hyperlink>
       </w:r>
       <w:r>
         <w:rPr>
@@ -1807,6 +1849,7 @@
           <w:i w:val="0"/>
           <w:color w:val="0000FF"/>
           <w:sz w:val="24"/>
+          <w:u w:val="single"/>
         </w:rPr>
         <w:hyperlink r:id="rId17" w:history="1">
           <w:r>
@@ -4462,7 +4505,7 @@
           <w:sz w:val="24"/>
           <w:u w:val="single"/>
         </w:rPr>
-        <w:hyperlink r:id="rId23" w:history="1">
+        <w:hyperlink r:id="rId24" w:history="1">
           <w:r>
             <w:rPr>
               <w:rStyle w:val="Hyperlink"/>
@@ -4480,7 +4523,7 @@
           <w:sz w:val="24"/>
           <w:u w:val="single"/>
         </w:rPr>
-        <w:hyperlink r:id="rId23" w:history="1">
+        <w:hyperlink r:id="rId24" w:history="1">
           <w:r>
             <w:rPr>
               <w:rStyle w:val="Hyperlink"/>
@@ -4509,7 +4552,6 @@
       </w:r>
       <w:r>
         <w:rPr>
-          <w:u w:val="single" w:color="0000ff"/>
           <w:rFonts w:ascii="Charis SIL Regular" w:hAnsi="Charis SIL Regular" w:eastAsia="Charis SIL Regular"/>
           <w:b w:val="0"/>
           <w:i w:val="0"/>
@@ -4527,7 +4569,7 @@
           <w:sz w:val="24"/>
           <w:u w:val="single"/>
         </w:rPr>
-        <w:hyperlink r:id="rId25" w:history="1">
+        <w:hyperlink r:id="rId23" w:history="1">
           <w:r>
             <w:rPr>
               <w:rStyle w:val="Hyperlink"/>
@@ -4545,7 +4587,7 @@
           <w:sz w:val="24"/>
           <w:u w:val="single"/>
         </w:rPr>
-        <w:hyperlink r:id="rId25" w:history="1">
+        <w:hyperlink r:id="rId23" w:history="1">
           <w:r>
             <w:rPr>
               <w:rStyle w:val="Hyperlink"/>
@@ -4574,7 +4616,7 @@
           <w:sz w:val="24"/>
           <w:u w:val="single"/>
         </w:rPr>
-        <w:hyperlink r:id="rId25" w:history="1">
+        <w:hyperlink r:id="rId23" w:history="1">
           <w:r>
             <w:rPr>
               <w:rStyle w:val="Hyperlink"/>
@@ -4652,7 +4694,7 @@
           <w:sz w:val="24"/>
           <w:u w:val="single"/>
         </w:rPr>
-        <w:hyperlink r:id="rId26" w:history="1">
+        <w:hyperlink r:id="rId25" w:history="1">
           <w:r>
             <w:rPr>
               <w:rStyle w:val="Hyperlink"/>
@@ -4670,7 +4712,7 @@
           <w:sz w:val="24"/>
           <w:u w:val="single"/>
         </w:rPr>
-        <w:hyperlink r:id="rId26" w:history="1">
+        <w:hyperlink r:id="rId25" w:history="1">
           <w:r>
             <w:rPr>
               <w:rStyle w:val="Hyperlink"/>
@@ -4688,7 +4730,7 @@
           <w:sz w:val="24"/>
           <w:u w:val="single"/>
         </w:rPr>
-        <w:hyperlink r:id="rId26" w:history="1">
+        <w:hyperlink r:id="rId25" w:history="1">
           <w:r>
             <w:rPr>
               <w:rStyle w:val="Hyperlink"/>
@@ -4706,7 +4748,7 @@
           <w:sz w:val="24"/>
           <w:u w:val="single"/>
         </w:rPr>
-        <w:hyperlink r:id="rId26" w:history="1">
+        <w:hyperlink r:id="rId25" w:history="1">
           <w:r>
             <w:rPr>
               <w:rStyle w:val="Hyperlink"/>
@@ -4724,7 +4766,7 @@
           <w:sz w:val="24"/>
           <w:u w:val="single"/>
         </w:rPr>
-        <w:hyperlink r:id="rId26" w:history="1">
+        <w:hyperlink r:id="rId25" w:history="1">
           <w:r>
             <w:rPr>
               <w:rStyle w:val="Hyperlink"/>
@@ -4742,7 +4784,7 @@
           <w:sz w:val="24"/>
           <w:u w:val="single"/>
         </w:rPr>
-        <w:hyperlink r:id="rId26" w:history="1">
+        <w:hyperlink r:id="rId25" w:history="1">
           <w:r>
             <w:rPr>
               <w:rStyle w:val="Hyperlink"/>
@@ -4760,7 +4802,7 @@
           <w:sz w:val="24"/>
           <w:u w:val="single"/>
         </w:rPr>
-        <w:hyperlink r:id="rId26" w:history="1">
+        <w:hyperlink r:id="rId25" w:history="1">
           <w:r>
             <w:rPr>
               <w:rStyle w:val="Hyperlink"/>
@@ -4992,15 +5034,9 @@
           <w:i w:val="0"/>
           <w:color w:val="0000FF"/>
           <w:sz w:val="24"/>
-        </w:rPr>
-        <w:hyperlink r:id="rId19" w:history="1">
-          <w:r>
-            <w:rPr>
-              <w:rStyle w:val="Hyperlink"/>
-            </w:rPr>
-            <w:t>l</w:t>
-          </w:r>
-        </w:hyperlink>
+          <w:u w:val="single"/>
+        </w:rPr>
+        <w:t>l</w:t>
       </w:r>
       <w:r>
         <w:rPr>
@@ -5020,14 +5056,7 @@
           <w:color w:val="000000"/>
           <w:sz w:val="24"/>
         </w:rPr>
-        <w:hyperlink r:id="rId19" w:history="1">
-          <w:r>
-            <w:rPr>
-              <w:rStyle w:val="Hyperlink"/>
-            </w:rPr>
-            <w:t xml:space="preserve">, </w:t>
-          </w:r>
-        </w:hyperlink>
+        <w:t xml:space="preserve">, </w:t>
       </w:r>
       <w:r>
         <w:rPr>
@@ -5038,7 +5067,7 @@
           <w:sz w:val="24"/>
           <w:u w:val="single"/>
         </w:rPr>
-        <w:hyperlink r:id="rId19" w:history="1">
+        <w:hyperlink r:id="rId26" w:history="1">
           <w:r>
             <w:rPr>
               <w:rStyle w:val="Hyperlink"/>
@@ -5056,7 +5085,7 @@
           <w:sz w:val="24"/>
           <w:u w:val="single"/>
         </w:rPr>
-        <w:hyperlink r:id="rId19" w:history="1">
+        <w:hyperlink r:id="rId26" w:history="1">
           <w:r>
             <w:rPr>
               <w:rStyle w:val="Hyperlink"/>
@@ -5085,7 +5114,7 @@
           <w:sz w:val="24"/>
           <w:u w:val="single"/>
         </w:rPr>
-        <w:hyperlink r:id="rId19" w:history="1">
+        <w:hyperlink r:id="rId26" w:history="1">
           <w:r>
             <w:rPr>
               <w:rStyle w:val="Hyperlink"/>
@@ -5103,14 +5132,7 @@
           <w:color w:val="000000"/>
           <w:sz w:val="24"/>
         </w:rPr>
-        <w:hyperlink r:id="rId19" w:history="1">
-          <w:r>
-            <w:rPr>
-              <w:rStyle w:val="Hyperlink"/>
-            </w:rPr>
-            <w:t xml:space="preserve">, </w:t>
-          </w:r>
-        </w:hyperlink>
+        <w:t xml:space="preserve">, </w:t>
       </w:r>
       <w:r>
         <w:rPr>
@@ -5186,7 +5208,7 @@
           <w:sz w:val="24"/>
           <w:u w:val="single"/>
         </w:rPr>
-        <w:hyperlink r:id="rId27" w:history="1">
+        <w:hyperlink r:id="rId19" w:history="1">
           <w:r>
             <w:rPr>
               <w:rStyle w:val="Hyperlink"/>
@@ -5455,7 +5477,7 @@
           <w:sz w:val="24"/>
           <w:u w:val="single"/>
         </w:rPr>
-        <w:hyperlink r:id="rId28" w:history="1">
+        <w:hyperlink r:id="rId29" w:history="1">
           <w:r>
             <w:rPr>
               <w:rStyle w:val="Hyperlink"/>
@@ -5543,7 +5565,7 @@
           <w:sz w:val="24"/>
           <w:u w:val="single"/>
         </w:rPr>
-        <w:hyperlink r:id="rId29" w:history="1">
+        <w:hyperlink r:id="rId30" w:history="1">
           <w:r>
             <w:rPr>
               <w:rStyle w:val="Hyperlink"/>
@@ -5572,7 +5594,7 @@
           <w:sz w:val="24"/>
           <w:u w:val="single"/>
         </w:rPr>
-        <w:hyperlink r:id="rId29" w:history="1">
+        <w:hyperlink r:id="rId30" w:history="1">
           <w:r>
             <w:rPr>
               <w:rStyle w:val="Hyperlink"/>
@@ -5600,7 +5622,7 @@
           <w:sz w:val="24"/>
           <w:u w:val="single"/>
         </w:rPr>
-        <w:hyperlink r:id="rId30" w:history="1">
+        <w:hyperlink r:id="rId31" w:history="1">
           <w:r>
             <w:rPr>
               <w:rStyle w:val="Hyperlink"/>
@@ -5629,7 +5651,7 @@
           <w:sz w:val="24"/>
           <w:u w:val="single"/>
         </w:rPr>
-        <w:hyperlink r:id="rId30" w:history="1">
+        <w:hyperlink r:id="rId31" w:history="1">
           <w:r>
             <w:rPr>
               <w:rStyle w:val="Hyperlink"/>
@@ -5753,7 +5775,7 @@
           <w:sz w:val="24"/>
           <w:u w:val="single"/>
         </w:rPr>
-        <w:hyperlink r:id="rId31" w:history="1">
+        <w:hyperlink r:id="rId32" w:history="1">
           <w:r>
             <w:rPr>
               <w:rStyle w:val="Hyperlink"/>
@@ -5771,7 +5793,7 @@
           <w:sz w:val="24"/>
           <w:u w:val="single"/>
         </w:rPr>
-        <w:hyperlink r:id="rId31" w:history="1">
+        <w:hyperlink r:id="rId32" w:history="1">
           <w:r>
             <w:rPr>
               <w:rStyle w:val="Hyperlink"/>
@@ -5789,7 +5811,7 @@
           <w:sz w:val="24"/>
           <w:u w:val="single"/>
         </w:rPr>
-        <w:hyperlink r:id="rId31" w:history="1">
+        <w:hyperlink r:id="rId32" w:history="1">
           <w:r>
             <w:rPr>
               <w:rStyle w:val="Hyperlink"/>
@@ -5970,7 +5992,7 @@
           <w:sz w:val="24"/>
           <w:u w:val="single"/>
         </w:rPr>
-        <w:hyperlink r:id="rId32" w:history="1">
+        <w:hyperlink r:id="rId33" w:history="1">
           <w:r>
             <w:rPr>
               <w:rStyle w:val="Hyperlink"/>
@@ -5988,7 +6010,7 @@
           <w:sz w:val="24"/>
           <w:u w:val="single"/>
         </w:rPr>
-        <w:hyperlink r:id="rId32" w:history="1">
+        <w:hyperlink r:id="rId33" w:history="1">
           <w:r>
             <w:rPr>
               <w:rStyle w:val="Hyperlink"/>
@@ -6006,7 +6028,7 @@
           <w:sz w:val="24"/>
           <w:u w:val="single"/>
         </w:rPr>
-        <w:hyperlink r:id="rId32" w:history="1">
+        <w:hyperlink r:id="rId33" w:history="1">
           <w:r>
             <w:rPr>
               <w:rStyle w:val="Hyperlink"/>
@@ -6024,7 +6046,7 @@
           <w:sz w:val="24"/>
           <w:u w:val="single"/>
         </w:rPr>
-        <w:hyperlink r:id="rId32" w:history="1">
+        <w:hyperlink r:id="rId33" w:history="1">
           <w:r>
             <w:rPr>
               <w:rStyle w:val="Hyperlink"/>
@@ -6042,7 +6064,7 @@
           <w:sz w:val="24"/>
           <w:u w:val="single"/>
         </w:rPr>
-        <w:hyperlink r:id="rId32" w:history="1">
+        <w:hyperlink r:id="rId33" w:history="1">
           <w:r>
             <w:rPr>
               <w:rStyle w:val="Hyperlink"/>
@@ -6060,7 +6082,7 @@
           <w:sz w:val="24"/>
           <w:u w:val="single"/>
         </w:rPr>
-        <w:hyperlink r:id="rId32" w:history="1">
+        <w:hyperlink r:id="rId33" w:history="1">
           <w:r>
             <w:rPr>
               <w:rStyle w:val="Hyperlink"/>
@@ -6078,7 +6100,7 @@
           <w:sz w:val="24"/>
           <w:u w:val="single"/>
         </w:rPr>
-        <w:hyperlink r:id="rId32" w:history="1">
+        <w:hyperlink r:id="rId33" w:history="1">
           <w:r>
             <w:rPr>
               <w:rStyle w:val="Hyperlink"/>
@@ -6096,7 +6118,7 @@
           <w:sz w:val="24"/>
           <w:u w:val="single"/>
         </w:rPr>
-        <w:hyperlink r:id="rId32" w:history="1">
+        <w:hyperlink r:id="rId33" w:history="1">
           <w:r>
             <w:rPr>
               <w:rStyle w:val="Hyperlink"/>
@@ -6113,7 +6135,7 @@
           <w:color w:val="0000FF"/>
           <w:sz w:val="24"/>
         </w:rPr>
-        <w:hyperlink r:id="rId32" w:history="1">
+        <w:hyperlink r:id="rId33" w:history="1">
           <w:r>
             <w:rPr>
               <w:rStyle w:val="Hyperlink"/>
@@ -6129,20 +6151,19 @@
           <w:i w:val="0"/>
           <w:color w:val="0000FF"/>
           <w:sz w:val="24"/>
+        </w:rPr>
+        <w:t>-</w:t>
+      </w:r>
+      <w:r>
+        <w:rPr>
+          <w:rFonts w:ascii="Charis SIL Regular" w:hAnsi="Charis SIL Regular" w:eastAsia="Charis SIL Regular"/>
+          <w:b w:val="0"/>
+          <w:i w:val="0"/>
+          <w:color w:val="0000FF"/>
+          <w:sz w:val="24"/>
           <w:u w:val="single"/>
         </w:rPr>
-        <w:t>-</w:t>
-      </w:r>
-      <w:r>
-        <w:rPr>
-          <w:rFonts w:ascii="Charis SIL Regular" w:hAnsi="Charis SIL Regular" w:eastAsia="Charis SIL Regular"/>
-          <w:b w:val="0"/>
-          <w:i w:val="0"/>
-          <w:color w:val="0000FF"/>
-          <w:sz w:val="24"/>
-          <w:u w:val="single"/>
-        </w:rPr>
-        <w:hyperlink r:id="rId32" w:history="1">
+        <w:hyperlink r:id="rId33" w:history="1">
           <w:r>
             <w:rPr>
               <w:rStyle w:val="Hyperlink"/>
@@ -6160,7 +6181,7 @@
           <w:sz w:val="24"/>
           <w:u w:val="single"/>
         </w:rPr>
-        <w:hyperlink r:id="rId32" w:history="1">
+        <w:hyperlink r:id="rId33" w:history="1">
           <w:r>
             <w:rPr>
               <w:rStyle w:val="Hyperlink"/>
@@ -6178,7 +6199,7 @@
           <w:sz w:val="24"/>
           <w:u w:val="single"/>
         </w:rPr>
-        <w:hyperlink r:id="rId32" w:history="1">
+        <w:hyperlink r:id="rId33" w:history="1">
           <w:r>
             <w:rPr>
               <w:rStyle w:val="Hyperlink"/>
@@ -6196,7 +6217,7 @@
           <w:sz w:val="24"/>
           <w:u w:val="single"/>
         </w:rPr>
-        <w:hyperlink r:id="rId32" w:history="1">
+        <w:hyperlink r:id="rId33" w:history="1">
           <w:r>
             <w:rPr>
               <w:rStyle w:val="Hyperlink"/>
@@ -6214,7 +6235,7 @@
           <w:sz w:val="24"/>
           <w:u w:val="single"/>
         </w:rPr>
-        <w:hyperlink r:id="rId32" w:history="1">
+        <w:hyperlink r:id="rId33" w:history="1">
           <w:r>
             <w:rPr>
               <w:rStyle w:val="Hyperlink"/>
@@ -6345,7 +6366,7 @@
           <w:sz w:val="24"/>
           <w:u w:val="single"/>
         </w:rPr>
-        <w:hyperlink r:id="rId33" w:history="1">
+        <w:hyperlink r:id="rId34" w:history="1">
           <w:r>
             <w:rPr>
               <w:rStyle w:val="Hyperlink"/>
@@ -6374,7 +6395,7 @@
           <w:sz w:val="24"/>
           <w:u w:val="single"/>
         </w:rPr>
-        <w:hyperlink r:id="rId33" w:history="1">
+        <w:hyperlink r:id="rId34" w:history="1">
           <w:r>
             <w:rPr>
               <w:rStyle w:val="Hyperlink"/>
@@ -6402,7 +6423,7 @@
           <w:sz w:val="24"/>
           <w:u w:val="single"/>
         </w:rPr>
-        <w:hyperlink r:id="rId34" w:history="1">
+        <w:hyperlink r:id="rId35" w:history="1">
           <w:r>
             <w:rPr>
               <w:rStyle w:val="Hyperlink"/>
@@ -6431,7 +6452,7 @@
           <w:sz w:val="24"/>
           <w:u w:val="single"/>
         </w:rPr>
-        <w:hyperlink r:id="rId34" w:history="1">
+        <w:hyperlink r:id="rId35" w:history="1">
           <w:r>
             <w:rPr>
               <w:rStyle w:val="Hyperlink"/>

--- a/EXPORTS/DOCX/published/niveau2/Dutch/Ghana.docx
+++ b/EXPORTS/DOCX/published/niveau2/Dutch/Ghana.docx
@@ -609,6 +609,7 @@
       </w:r>
       <w:r>
         <w:rPr>
+          <w:u w:val="single" w:color="0000ff"/>
           <w:rFonts w:ascii="Charis SIL Regular" w:hAnsi="Charis SIL Regular" w:eastAsia="Charis SIL Regular"/>
           <w:b w:val="0"/>
           <w:i w:val="0"/>
@@ -1032,21 +1033,13 @@
       </w:r>
       <w:r>
         <w:rPr>
-          <w:u w:val="single" w:color="0000ff"/>
           <w:rFonts w:ascii="Charis SIL Regular" w:hAnsi="Charis SIL Regular" w:eastAsia="Charis SIL Regular"/>
           <w:b w:val="0"/>
           <w:i w:val="0"/>
           <w:color w:val="000000"/>
           <w:sz w:val="24"/>
         </w:rPr>
-        <w:hyperlink r:id="rId13" w:history="1">
-          <w:r>
-            <w:rPr>
-              <w:rStyle w:val="Hyperlink"/>
-            </w:rPr>
-            <w:t>het schi</w:t>
-          </w:r>
-        </w:hyperlink>
+        <w:t>het schi</w:t>
       </w:r>
       <w:r>
         <w:rPr>
@@ -1849,7 +1842,6 @@
           <w:i w:val="0"/>
           <w:color w:val="0000FF"/>
           <w:sz w:val="24"/>
-          <w:u w:val="single"/>
         </w:rPr>
         <w:hyperlink r:id="rId17" w:history="1">
           <w:r>
@@ -4552,6 +4544,7 @@
       </w:r>
       <w:r>
         <w:rPr>
+          <w:u w:val="single" w:color="0000ff"/>
           <w:rFonts w:ascii="Charis SIL Regular" w:hAnsi="Charis SIL Regular" w:eastAsia="Charis SIL Regular"/>
           <w:b w:val="0"/>
           <w:i w:val="0"/>
@@ -4569,7 +4562,7 @@
           <w:sz w:val="24"/>
           <w:u w:val="single"/>
         </w:rPr>
-        <w:hyperlink r:id="rId23" w:history="1">
+        <w:hyperlink r:id="rId25" w:history="1">
           <w:r>
             <w:rPr>
               <w:rStyle w:val="Hyperlink"/>
@@ -4587,7 +4580,7 @@
           <w:sz w:val="24"/>
           <w:u w:val="single"/>
         </w:rPr>
-        <w:hyperlink r:id="rId23" w:history="1">
+        <w:hyperlink r:id="rId25" w:history="1">
           <w:r>
             <w:rPr>
               <w:rStyle w:val="Hyperlink"/>
@@ -4616,7 +4609,7 @@
           <w:sz w:val="24"/>
           <w:u w:val="single"/>
         </w:rPr>
-        <w:hyperlink r:id="rId23" w:history="1">
+        <w:hyperlink r:id="rId25" w:history="1">
           <w:r>
             <w:rPr>
               <w:rStyle w:val="Hyperlink"/>
@@ -4694,7 +4687,7 @@
           <w:sz w:val="24"/>
           <w:u w:val="single"/>
         </w:rPr>
-        <w:hyperlink r:id="rId25" w:history="1">
+        <w:hyperlink r:id="rId26" w:history="1">
           <w:r>
             <w:rPr>
               <w:rStyle w:val="Hyperlink"/>
@@ -4712,7 +4705,7 @@
           <w:sz w:val="24"/>
           <w:u w:val="single"/>
         </w:rPr>
-        <w:hyperlink r:id="rId25" w:history="1">
+        <w:hyperlink r:id="rId26" w:history="1">
           <w:r>
             <w:rPr>
               <w:rStyle w:val="Hyperlink"/>
@@ -4730,7 +4723,7 @@
           <w:sz w:val="24"/>
           <w:u w:val="single"/>
         </w:rPr>
-        <w:hyperlink r:id="rId25" w:history="1">
+        <w:hyperlink r:id="rId26" w:history="1">
           <w:r>
             <w:rPr>
               <w:rStyle w:val="Hyperlink"/>
@@ -4748,7 +4741,7 @@
           <w:sz w:val="24"/>
           <w:u w:val="single"/>
         </w:rPr>
-        <w:hyperlink r:id="rId25" w:history="1">
+        <w:hyperlink r:id="rId26" w:history="1">
           <w:r>
             <w:rPr>
               <w:rStyle w:val="Hyperlink"/>
@@ -4766,7 +4759,7 @@
           <w:sz w:val="24"/>
           <w:u w:val="single"/>
         </w:rPr>
-        <w:hyperlink r:id="rId25" w:history="1">
+        <w:hyperlink r:id="rId26" w:history="1">
           <w:r>
             <w:rPr>
               <w:rStyle w:val="Hyperlink"/>
@@ -4784,7 +4777,7 @@
           <w:sz w:val="24"/>
           <w:u w:val="single"/>
         </w:rPr>
-        <w:hyperlink r:id="rId25" w:history="1">
+        <w:hyperlink r:id="rId26" w:history="1">
           <w:r>
             <w:rPr>
               <w:rStyle w:val="Hyperlink"/>
@@ -4802,7 +4795,7 @@
           <w:sz w:val="24"/>
           <w:u w:val="single"/>
         </w:rPr>
-        <w:hyperlink r:id="rId25" w:history="1">
+        <w:hyperlink r:id="rId26" w:history="1">
           <w:r>
             <w:rPr>
               <w:rStyle w:val="Hyperlink"/>
@@ -5050,13 +5043,21 @@
       </w:r>
       <w:r>
         <w:rPr>
+          <w:u w:val="single" w:color="0000ff"/>
           <w:rFonts w:ascii="Charis SIL Regular" w:hAnsi="Charis SIL Regular" w:eastAsia="Charis SIL Regular"/>
           <w:b w:val="0"/>
           <w:i w:val="0"/>
           <w:color w:val="000000"/>
           <w:sz w:val="24"/>
         </w:rPr>
-        <w:t xml:space="preserve">, </w:t>
+        <w:hyperlink r:id="rId19" w:history="1">
+          <w:r>
+            <w:rPr>
+              <w:rStyle w:val="Hyperlink"/>
+            </w:rPr>
+            <w:t xml:space="preserve">, </w:t>
+          </w:r>
+        </w:hyperlink>
       </w:r>
       <w:r>
         <w:rPr>
@@ -5067,7 +5068,7 @@
           <w:sz w:val="24"/>
           <w:u w:val="single"/>
         </w:rPr>
-        <w:hyperlink r:id="rId26" w:history="1">
+        <w:hyperlink r:id="rId27" w:history="1">
           <w:r>
             <w:rPr>
               <w:rStyle w:val="Hyperlink"/>
@@ -5085,7 +5086,7 @@
           <w:sz w:val="24"/>
           <w:u w:val="single"/>
         </w:rPr>
-        <w:hyperlink r:id="rId26" w:history="1">
+        <w:hyperlink r:id="rId27" w:history="1">
           <w:r>
             <w:rPr>
               <w:rStyle w:val="Hyperlink"/>
@@ -5114,7 +5115,7 @@
           <w:sz w:val="24"/>
           <w:u w:val="single"/>
         </w:rPr>
-        <w:hyperlink r:id="rId26" w:history="1">
+        <w:hyperlink r:id="rId27" w:history="1">
           <w:r>
             <w:rPr>
               <w:rStyle w:val="Hyperlink"/>
@@ -5143,7 +5144,7 @@
           <w:sz w:val="24"/>
           <w:u w:val="single"/>
         </w:rPr>
-        <w:hyperlink r:id="rId27" w:history="1">
+        <w:hyperlink r:id="rId28" w:history="1">
           <w:r>
             <w:rPr>
               <w:rStyle w:val="Hyperlink"/>
@@ -5161,7 +5162,7 @@
           <w:sz w:val="24"/>
           <w:u w:val="single"/>
         </w:rPr>
-        <w:hyperlink r:id="rId27" w:history="1">
+        <w:hyperlink r:id="rId28" w:history="1">
           <w:r>
             <w:rPr>
               <w:rStyle w:val="Hyperlink"/>
@@ -5190,7 +5191,7 @@
           <w:sz w:val="24"/>
           <w:u w:val="single"/>
         </w:rPr>
-        <w:hyperlink r:id="rId27" w:history="1">
+        <w:hyperlink r:id="rId28" w:history="1">
           <w:r>
             <w:rPr>
               <w:rStyle w:val="Hyperlink"/>
@@ -5208,7 +5209,7 @@
           <w:sz w:val="24"/>
           <w:u w:val="single"/>
         </w:rPr>
-        <w:hyperlink r:id="rId19" w:history="1">
+        <w:hyperlink r:id="rId28" w:history="1">
           <w:r>
             <w:rPr>
               <w:rStyle w:val="Hyperlink"/>
@@ -5348,7 +5349,7 @@
           <w:sz w:val="24"/>
           <w:u w:val="single"/>
         </w:rPr>
-        <w:hyperlink r:id="rId28" w:history="1">
+        <w:hyperlink r:id="rId29" w:history="1">
           <w:r>
             <w:rPr>
               <w:rStyle w:val="Hyperlink"/>
@@ -5366,7 +5367,7 @@
           <w:sz w:val="24"/>
           <w:u w:val="single"/>
         </w:rPr>
-        <w:hyperlink r:id="rId28" w:history="1">
+        <w:hyperlink r:id="rId29" w:history="1">
           <w:r>
             <w:rPr>
               <w:rStyle w:val="Hyperlink"/>
@@ -5384,7 +5385,7 @@
           <w:sz w:val="24"/>
           <w:u w:val="single"/>
         </w:rPr>
-        <w:hyperlink r:id="rId28" w:history="1">
+        <w:hyperlink r:id="rId29" w:history="1">
           <w:r>
             <w:rPr>
               <w:rStyle w:val="Hyperlink"/>
@@ -5402,7 +5403,7 @@
           <w:sz w:val="24"/>
           <w:u w:val="single"/>
         </w:rPr>
-        <w:hyperlink r:id="rId28" w:history="1">
+        <w:hyperlink r:id="rId29" w:history="1">
           <w:r>
             <w:rPr>
               <w:rStyle w:val="Hyperlink"/>
@@ -5430,7 +5431,7 @@
           <w:sz w:val="24"/>
           <w:u w:val="single"/>
         </w:rPr>
-        <w:hyperlink r:id="rId28" w:history="1">
+        <w:hyperlink r:id="rId30" w:history="1">
           <w:r>
             <w:rPr>
               <w:rStyle w:val="Hyperlink"/>
@@ -5448,7 +5449,7 @@
           <w:sz w:val="24"/>
           <w:u w:val="single"/>
         </w:rPr>
-        <w:hyperlink r:id="rId28" w:history="1">
+        <w:hyperlink r:id="rId29" w:history="1">
           <w:r>
             <w:rPr>
               <w:rStyle w:val="Hyperlink"/>
@@ -5565,7 +5566,7 @@
           <w:sz w:val="24"/>
           <w:u w:val="single"/>
         </w:rPr>
-        <w:hyperlink r:id="rId30" w:history="1">
+        <w:hyperlink r:id="rId31" w:history="1">
           <w:r>
             <w:rPr>
               <w:rStyle w:val="Hyperlink"/>
@@ -5594,7 +5595,7 @@
           <w:sz w:val="24"/>
           <w:u w:val="single"/>
         </w:rPr>
-        <w:hyperlink r:id="rId30" w:history="1">
+        <w:hyperlink r:id="rId31" w:history="1">
           <w:r>
             <w:rPr>
               <w:rStyle w:val="Hyperlink"/>
@@ -5622,7 +5623,7 @@
           <w:sz w:val="24"/>
           <w:u w:val="single"/>
         </w:rPr>
-        <w:hyperlink r:id="rId31" w:history="1">
+        <w:hyperlink r:id="rId32" w:history="1">
           <w:r>
             <w:rPr>
               <w:rStyle w:val="Hyperlink"/>
@@ -5651,7 +5652,7 @@
           <w:sz w:val="24"/>
           <w:u w:val="single"/>
         </w:rPr>
-        <w:hyperlink r:id="rId31" w:history="1">
+        <w:hyperlink r:id="rId32" w:history="1">
           <w:r>
             <w:rPr>
               <w:rStyle w:val="Hyperlink"/>
@@ -5775,7 +5776,7 @@
           <w:sz w:val="24"/>
           <w:u w:val="single"/>
         </w:rPr>
-        <w:hyperlink r:id="rId32" w:history="1">
+        <w:hyperlink r:id="rId33" w:history="1">
           <w:r>
             <w:rPr>
               <w:rStyle w:val="Hyperlink"/>
@@ -5793,7 +5794,7 @@
           <w:sz w:val="24"/>
           <w:u w:val="single"/>
         </w:rPr>
-        <w:hyperlink r:id="rId32" w:history="1">
+        <w:hyperlink r:id="rId33" w:history="1">
           <w:r>
             <w:rPr>
               <w:rStyle w:val="Hyperlink"/>
@@ -5811,7 +5812,7 @@
           <w:sz w:val="24"/>
           <w:u w:val="single"/>
         </w:rPr>
-        <w:hyperlink r:id="rId32" w:history="1">
+        <w:hyperlink r:id="rId33" w:history="1">
           <w:r>
             <w:rPr>
               <w:rStyle w:val="Hyperlink"/>
@@ -5992,7 +5993,7 @@
           <w:sz w:val="24"/>
           <w:u w:val="single"/>
         </w:rPr>
-        <w:hyperlink r:id="rId33" w:history="1">
+        <w:hyperlink r:id="rId34" w:history="1">
           <w:r>
             <w:rPr>
               <w:rStyle w:val="Hyperlink"/>
@@ -6010,7 +6011,7 @@
           <w:sz w:val="24"/>
           <w:u w:val="single"/>
         </w:rPr>
-        <w:hyperlink r:id="rId33" w:history="1">
+        <w:hyperlink r:id="rId34" w:history="1">
           <w:r>
             <w:rPr>
               <w:rStyle w:val="Hyperlink"/>
@@ -6028,7 +6029,7 @@
           <w:sz w:val="24"/>
           <w:u w:val="single"/>
         </w:rPr>
-        <w:hyperlink r:id="rId33" w:history="1">
+        <w:hyperlink r:id="rId34" w:history="1">
           <w:r>
             <w:rPr>
               <w:rStyle w:val="Hyperlink"/>
@@ -6046,7 +6047,7 @@
           <w:sz w:val="24"/>
           <w:u w:val="single"/>
         </w:rPr>
-        <w:hyperlink r:id="rId33" w:history="1">
+        <w:hyperlink r:id="rId34" w:history="1">
           <w:r>
             <w:rPr>
               <w:rStyle w:val="Hyperlink"/>
@@ -6064,7 +6065,7 @@
           <w:sz w:val="24"/>
           <w:u w:val="single"/>
         </w:rPr>
-        <w:hyperlink r:id="rId33" w:history="1">
+        <w:hyperlink r:id="rId34" w:history="1">
           <w:r>
             <w:rPr>
               <w:rStyle w:val="Hyperlink"/>
@@ -6082,7 +6083,7 @@
           <w:sz w:val="24"/>
           <w:u w:val="single"/>
         </w:rPr>
-        <w:hyperlink r:id="rId33" w:history="1">
+        <w:hyperlink r:id="rId34" w:history="1">
           <w:r>
             <w:rPr>
               <w:rStyle w:val="Hyperlink"/>
@@ -6100,7 +6101,7 @@
           <w:sz w:val="24"/>
           <w:u w:val="single"/>
         </w:rPr>
-        <w:hyperlink r:id="rId33" w:history="1">
+        <w:hyperlink r:id="rId34" w:history="1">
           <w:r>
             <w:rPr>
               <w:rStyle w:val="Hyperlink"/>
@@ -6118,7 +6119,7 @@
           <w:sz w:val="24"/>
           <w:u w:val="single"/>
         </w:rPr>
-        <w:hyperlink r:id="rId33" w:history="1">
+        <w:hyperlink r:id="rId34" w:history="1">
           <w:r>
             <w:rPr>
               <w:rStyle w:val="Hyperlink"/>
@@ -6135,7 +6136,7 @@
           <w:color w:val="0000FF"/>
           <w:sz w:val="24"/>
         </w:rPr>
-        <w:hyperlink r:id="rId33" w:history="1">
+        <w:hyperlink r:id="rId34" w:history="1">
           <w:r>
             <w:rPr>
               <w:rStyle w:val="Hyperlink"/>
@@ -6151,6 +6152,7 @@
           <w:i w:val="0"/>
           <w:color w:val="0000FF"/>
           <w:sz w:val="24"/>
+          <w:u w:val="single"/>
         </w:rPr>
         <w:t>-</w:t>
       </w:r>
@@ -6163,7 +6165,7 @@
           <w:sz w:val="24"/>
           <w:u w:val="single"/>
         </w:rPr>
-        <w:hyperlink r:id="rId33" w:history="1">
+        <w:hyperlink r:id="rId34" w:history="1">
           <w:r>
             <w:rPr>
               <w:rStyle w:val="Hyperlink"/>
@@ -6181,7 +6183,7 @@
           <w:sz w:val="24"/>
           <w:u w:val="single"/>
         </w:rPr>
-        <w:hyperlink r:id="rId33" w:history="1">
+        <w:hyperlink r:id="rId34" w:history="1">
           <w:r>
             <w:rPr>
               <w:rStyle w:val="Hyperlink"/>
@@ -6199,7 +6201,7 @@
           <w:sz w:val="24"/>
           <w:u w:val="single"/>
         </w:rPr>
-        <w:hyperlink r:id="rId33" w:history="1">
+        <w:hyperlink r:id="rId34" w:history="1">
           <w:r>
             <w:rPr>
               <w:rStyle w:val="Hyperlink"/>
@@ -6217,7 +6219,7 @@
           <w:sz w:val="24"/>
           <w:u w:val="single"/>
         </w:rPr>
-        <w:hyperlink r:id="rId33" w:history="1">
+        <w:hyperlink r:id="rId34" w:history="1">
           <w:r>
             <w:rPr>
               <w:rStyle w:val="Hyperlink"/>
@@ -6235,7 +6237,7 @@
           <w:sz w:val="24"/>
           <w:u w:val="single"/>
         </w:rPr>
-        <w:hyperlink r:id="rId33" w:history="1">
+        <w:hyperlink r:id="rId34" w:history="1">
           <w:r>
             <w:rPr>
               <w:rStyle w:val="Hyperlink"/>
@@ -6366,7 +6368,7 @@
           <w:sz w:val="24"/>
           <w:u w:val="single"/>
         </w:rPr>
-        <w:hyperlink r:id="rId34" w:history="1">
+        <w:hyperlink r:id="rId35" w:history="1">
           <w:r>
             <w:rPr>
               <w:rStyle w:val="Hyperlink"/>
@@ -6395,7 +6397,7 @@
           <w:sz w:val="24"/>
           <w:u w:val="single"/>
         </w:rPr>
-        <w:hyperlink r:id="rId34" w:history="1">
+        <w:hyperlink r:id="rId35" w:history="1">
           <w:r>
             <w:rPr>
               <w:rStyle w:val="Hyperlink"/>
@@ -6423,7 +6425,7 @@
           <w:sz w:val="24"/>
           <w:u w:val="single"/>
         </w:rPr>
-        <w:hyperlink r:id="rId35" w:history="1">
+        <w:hyperlink r:id="rId36" w:history="1">
           <w:r>
             <w:rPr>
               <w:rStyle w:val="Hyperlink"/>
@@ -6452,7 +6454,7 @@
           <w:sz w:val="24"/>
           <w:u w:val="single"/>
         </w:rPr>
-        <w:hyperlink r:id="rId35" w:history="1">
+        <w:hyperlink r:id="rId36" w:history="1">
           <w:r>
             <w:rPr>
               <w:rStyle w:val="Hyperlink"/>

--- a/EXPORTS/DOCX/published/niveau2/Dutch/Ghana.docx
+++ b/EXPORTS/DOCX/published/niveau2/Dutch/Ghana.docx
@@ -587,36 +587,7 @@
           <w:color w:val="000000"/>
           <w:sz w:val="24"/>
         </w:rPr>
-        <w:t>ook voorwerpe</w:t>
-      </w:r>
-      <w:r>
-        <w:rPr>
-          <w:u w:val="single" w:color="0000ff"/>
-          <w:rFonts w:ascii="Charis SIL Regular" w:hAnsi="Charis SIL Regular" w:eastAsia="Charis SIL Regular"/>
-          <w:b w:val="0"/>
-          <w:i w:val="0"/>
-          <w:color w:val="000000"/>
-          <w:sz w:val="24"/>
-        </w:rPr>
-        <w:hyperlink r:id="rId10" w:history="1">
-          <w:r>
-            <w:rPr>
-              <w:rStyle w:val="Hyperlink"/>
-            </w:rPr>
-            <w:t xml:space="preserve">n van de </w:t>
-          </w:r>
-        </w:hyperlink>
-      </w:r>
-      <w:r>
-        <w:rPr>
-          <w:u w:val="single" w:color="0000ff"/>
-          <w:rFonts w:ascii="Charis SIL Regular" w:hAnsi="Charis SIL Regular" w:eastAsia="Charis SIL Regular"/>
-          <w:b w:val="0"/>
-          <w:i w:val="0"/>
-          <w:color w:val="000000"/>
-          <w:sz w:val="24"/>
-        </w:rPr>
-        <w:t>W</w:t>
+        <w:t>ook voorwerpen van de W</w:t>
       </w:r>
       <w:r>
         <w:rPr>
@@ -1033,13 +1004,21 @@
       </w:r>
       <w:r>
         <w:rPr>
+          <w:u w:val="single" w:color="0000ff"/>
           <w:rFonts w:ascii="Charis SIL Regular" w:hAnsi="Charis SIL Regular" w:eastAsia="Charis SIL Regular"/>
           <w:b w:val="0"/>
           <w:i w:val="0"/>
           <w:color w:val="000000"/>
           <w:sz w:val="24"/>
         </w:rPr>
-        <w:t>het schi</w:t>
+        <w:hyperlink r:id="rId13" w:history="1">
+          <w:r>
+            <w:rPr>
+              <w:rStyle w:val="Hyperlink"/>
+            </w:rPr>
+            <w:t>het schi</w:t>
+          </w:r>
+        </w:hyperlink>
       </w:r>
       <w:r>
         <w:rPr>
@@ -1842,6 +1821,7 @@
           <w:i w:val="0"/>
           <w:color w:val="0000FF"/>
           <w:sz w:val="24"/>
+          <w:u w:val="single"/>
         </w:rPr>
         <w:hyperlink r:id="rId17" w:history="1">
           <w:r>
@@ -4515,7 +4495,7 @@
           <w:sz w:val="24"/>
           <w:u w:val="single"/>
         </w:rPr>
-        <w:hyperlink r:id="rId24" w:history="1">
+        <w:hyperlink r:id="rId23" w:history="1">
           <w:r>
             <w:rPr>
               <w:rStyle w:val="Hyperlink"/>
@@ -4544,7 +4524,6 @@
       </w:r>
       <w:r>
         <w:rPr>
-          <w:u w:val="single" w:color="0000ff"/>
           <w:rFonts w:ascii="Charis SIL Regular" w:hAnsi="Charis SIL Regular" w:eastAsia="Charis SIL Regular"/>
           <w:b w:val="0"/>
           <w:i w:val="0"/>
@@ -4562,7 +4541,7 @@
           <w:sz w:val="24"/>
           <w:u w:val="single"/>
         </w:rPr>
-        <w:hyperlink r:id="rId25" w:history="1">
+        <w:hyperlink r:id="rId23" w:history="1">
           <w:r>
             <w:rPr>
               <w:rStyle w:val="Hyperlink"/>
@@ -4580,7 +4559,7 @@
           <w:sz w:val="24"/>
           <w:u w:val="single"/>
         </w:rPr>
-        <w:hyperlink r:id="rId25" w:history="1">
+        <w:hyperlink r:id="rId23" w:history="1">
           <w:r>
             <w:rPr>
               <w:rStyle w:val="Hyperlink"/>
@@ -4609,7 +4588,7 @@
           <w:sz w:val="24"/>
           <w:u w:val="single"/>
         </w:rPr>
-        <w:hyperlink r:id="rId25" w:history="1">
+        <w:hyperlink r:id="rId23" w:history="1">
           <w:r>
             <w:rPr>
               <w:rStyle w:val="Hyperlink"/>
@@ -4687,7 +4666,7 @@
           <w:sz w:val="24"/>
           <w:u w:val="single"/>
         </w:rPr>
-        <w:hyperlink r:id="rId26" w:history="1">
+        <w:hyperlink r:id="rId25" w:history="1">
           <w:r>
             <w:rPr>
               <w:rStyle w:val="Hyperlink"/>
@@ -4705,7 +4684,7 @@
           <w:sz w:val="24"/>
           <w:u w:val="single"/>
         </w:rPr>
-        <w:hyperlink r:id="rId26" w:history="1">
+        <w:hyperlink r:id="rId25" w:history="1">
           <w:r>
             <w:rPr>
               <w:rStyle w:val="Hyperlink"/>
@@ -4723,7 +4702,7 @@
           <w:sz w:val="24"/>
           <w:u w:val="single"/>
         </w:rPr>
-        <w:hyperlink r:id="rId26" w:history="1">
+        <w:hyperlink r:id="rId25" w:history="1">
           <w:r>
             <w:rPr>
               <w:rStyle w:val="Hyperlink"/>
@@ -4741,7 +4720,7 @@
           <w:sz w:val="24"/>
           <w:u w:val="single"/>
         </w:rPr>
-        <w:hyperlink r:id="rId26" w:history="1">
+        <w:hyperlink r:id="rId25" w:history="1">
           <w:r>
             <w:rPr>
               <w:rStyle w:val="Hyperlink"/>
@@ -4759,7 +4738,7 @@
           <w:sz w:val="24"/>
           <w:u w:val="single"/>
         </w:rPr>
-        <w:hyperlink r:id="rId26" w:history="1">
+        <w:hyperlink r:id="rId25" w:history="1">
           <w:r>
             <w:rPr>
               <w:rStyle w:val="Hyperlink"/>
@@ -4777,7 +4756,7 @@
           <w:sz w:val="24"/>
           <w:u w:val="single"/>
         </w:rPr>
-        <w:hyperlink r:id="rId26" w:history="1">
+        <w:hyperlink r:id="rId25" w:history="1">
           <w:r>
             <w:rPr>
               <w:rStyle w:val="Hyperlink"/>
@@ -4793,16 +4772,8 @@
           <w:i w:val="0"/>
           <w:color w:val="0000FF"/>
           <w:sz w:val="24"/>
-          <w:u w:val="single"/>
-        </w:rPr>
-        <w:hyperlink r:id="rId26" w:history="1">
-          <w:r>
-            <w:rPr>
-              <w:rStyle w:val="Hyperlink"/>
-            </w:rPr>
-            <w:t>page/31</w:t>
-          </w:r>
-        </w:hyperlink>
+        </w:rPr>
+        <w:t>page/31</w:t>
       </w:r>
     </w:p>
     <w:p>
@@ -5043,21 +5014,13 @@
       </w:r>
       <w:r>
         <w:rPr>
-          <w:u w:val="single" w:color="0000ff"/>
           <w:rFonts w:ascii="Charis SIL Regular" w:hAnsi="Charis SIL Regular" w:eastAsia="Charis SIL Regular"/>
           <w:b w:val="0"/>
           <w:i w:val="0"/>
           <w:color w:val="000000"/>
           <w:sz w:val="24"/>
         </w:rPr>
-        <w:hyperlink r:id="rId19" w:history="1">
-          <w:r>
-            <w:rPr>
-              <w:rStyle w:val="Hyperlink"/>
-            </w:rPr>
-            <w:t xml:space="preserve">, </w:t>
-          </w:r>
-        </w:hyperlink>
+        <w:t xml:space="preserve">, </w:t>
       </w:r>
       <w:r>
         <w:rPr>
@@ -5068,7 +5031,7 @@
           <w:sz w:val="24"/>
           <w:u w:val="single"/>
         </w:rPr>
-        <w:hyperlink r:id="rId27" w:history="1">
+        <w:hyperlink r:id="rId26" w:history="1">
           <w:r>
             <w:rPr>
               <w:rStyle w:val="Hyperlink"/>
@@ -5086,7 +5049,7 @@
           <w:sz w:val="24"/>
           <w:u w:val="single"/>
         </w:rPr>
-        <w:hyperlink r:id="rId27" w:history="1">
+        <w:hyperlink r:id="rId26" w:history="1">
           <w:r>
             <w:rPr>
               <w:rStyle w:val="Hyperlink"/>
@@ -5115,7 +5078,7 @@
           <w:sz w:val="24"/>
           <w:u w:val="single"/>
         </w:rPr>
-        <w:hyperlink r:id="rId27" w:history="1">
+        <w:hyperlink r:id="rId26" w:history="1">
           <w:r>
             <w:rPr>
               <w:rStyle w:val="Hyperlink"/>
@@ -5144,7 +5107,7 @@
           <w:sz w:val="24"/>
           <w:u w:val="single"/>
         </w:rPr>
-        <w:hyperlink r:id="rId28" w:history="1">
+        <w:hyperlink r:id="rId27" w:history="1">
           <w:r>
             <w:rPr>
               <w:rStyle w:val="Hyperlink"/>
@@ -5162,7 +5125,7 @@
           <w:sz w:val="24"/>
           <w:u w:val="single"/>
         </w:rPr>
-        <w:hyperlink r:id="rId28" w:history="1">
+        <w:hyperlink r:id="rId19" w:history="1">
           <w:r>
             <w:rPr>
               <w:rStyle w:val="Hyperlink"/>
@@ -5191,7 +5154,7 @@
           <w:sz w:val="24"/>
           <w:u w:val="single"/>
         </w:rPr>
-        <w:hyperlink r:id="rId28" w:history="1">
+        <w:hyperlink r:id="rId19" w:history="1">
           <w:r>
             <w:rPr>
               <w:rStyle w:val="Hyperlink"/>
@@ -5209,7 +5172,7 @@
           <w:sz w:val="24"/>
           <w:u w:val="single"/>
         </w:rPr>
-        <w:hyperlink r:id="rId28" w:history="1">
+        <w:hyperlink r:id="rId19" w:history="1">
           <w:r>
             <w:rPr>
               <w:rStyle w:val="Hyperlink"/>
@@ -5349,7 +5312,7 @@
           <w:sz w:val="24"/>
           <w:u w:val="single"/>
         </w:rPr>
-        <w:hyperlink r:id="rId29" w:history="1">
+        <w:hyperlink r:id="rId28" w:history="1">
           <w:r>
             <w:rPr>
               <w:rStyle w:val="Hyperlink"/>
@@ -5367,7 +5330,7 @@
           <w:sz w:val="24"/>
           <w:u w:val="single"/>
         </w:rPr>
-        <w:hyperlink r:id="rId29" w:history="1">
+        <w:hyperlink r:id="rId28" w:history="1">
           <w:r>
             <w:rPr>
               <w:rStyle w:val="Hyperlink"/>
@@ -5385,7 +5348,7 @@
           <w:sz w:val="24"/>
           <w:u w:val="single"/>
         </w:rPr>
-        <w:hyperlink r:id="rId29" w:history="1">
+        <w:hyperlink r:id="rId28" w:history="1">
           <w:r>
             <w:rPr>
               <w:rStyle w:val="Hyperlink"/>
@@ -5403,7 +5366,7 @@
           <w:sz w:val="24"/>
           <w:u w:val="single"/>
         </w:rPr>
-        <w:hyperlink r:id="rId29" w:history="1">
+        <w:hyperlink r:id="rId28" w:history="1">
           <w:r>
             <w:rPr>
               <w:rStyle w:val="Hyperlink"/>
@@ -5431,7 +5394,7 @@
           <w:sz w:val="24"/>
           <w:u w:val="single"/>
         </w:rPr>
-        <w:hyperlink r:id="rId30" w:history="1">
+        <w:hyperlink r:id="rId28" w:history="1">
           <w:r>
             <w:rPr>
               <w:rStyle w:val="Hyperlink"/>
@@ -5449,7 +5412,7 @@
           <w:sz w:val="24"/>
           <w:u w:val="single"/>
         </w:rPr>
-        <w:hyperlink r:id="rId29" w:history="1">
+        <w:hyperlink r:id="rId28" w:history="1">
           <w:r>
             <w:rPr>
               <w:rStyle w:val="Hyperlink"/>
@@ -5566,7 +5529,7 @@
           <w:sz w:val="24"/>
           <w:u w:val="single"/>
         </w:rPr>
-        <w:hyperlink r:id="rId31" w:history="1">
+        <w:hyperlink r:id="rId30" w:history="1">
           <w:r>
             <w:rPr>
               <w:rStyle w:val="Hyperlink"/>
@@ -5595,7 +5558,7 @@
           <w:sz w:val="24"/>
           <w:u w:val="single"/>
         </w:rPr>
-        <w:hyperlink r:id="rId31" w:history="1">
+        <w:hyperlink r:id="rId30" w:history="1">
           <w:r>
             <w:rPr>
               <w:rStyle w:val="Hyperlink"/>
@@ -5623,7 +5586,7 @@
           <w:sz w:val="24"/>
           <w:u w:val="single"/>
         </w:rPr>
-        <w:hyperlink r:id="rId32" w:history="1">
+        <w:hyperlink r:id="rId31" w:history="1">
           <w:r>
             <w:rPr>
               <w:rStyle w:val="Hyperlink"/>
@@ -5652,7 +5615,7 @@
           <w:sz w:val="24"/>
           <w:u w:val="single"/>
         </w:rPr>
-        <w:hyperlink r:id="rId32" w:history="1">
+        <w:hyperlink r:id="rId31" w:history="1">
           <w:r>
             <w:rPr>
               <w:rStyle w:val="Hyperlink"/>
@@ -5776,7 +5739,7 @@
           <w:sz w:val="24"/>
           <w:u w:val="single"/>
         </w:rPr>
-        <w:hyperlink r:id="rId33" w:history="1">
+        <w:hyperlink r:id="rId32" w:history="1">
           <w:r>
             <w:rPr>
               <w:rStyle w:val="Hyperlink"/>
@@ -5794,7 +5757,7 @@
           <w:sz w:val="24"/>
           <w:u w:val="single"/>
         </w:rPr>
-        <w:hyperlink r:id="rId33" w:history="1">
+        <w:hyperlink r:id="rId32" w:history="1">
           <w:r>
             <w:rPr>
               <w:rStyle w:val="Hyperlink"/>
@@ -5812,7 +5775,7 @@
           <w:sz w:val="24"/>
           <w:u w:val="single"/>
         </w:rPr>
-        <w:hyperlink r:id="rId33" w:history="1">
+        <w:hyperlink r:id="rId32" w:history="1">
           <w:r>
             <w:rPr>
               <w:rStyle w:val="Hyperlink"/>
@@ -5993,7 +5956,7 @@
           <w:sz w:val="24"/>
           <w:u w:val="single"/>
         </w:rPr>
-        <w:hyperlink r:id="rId34" w:history="1">
+        <w:hyperlink r:id="rId33" w:history="1">
           <w:r>
             <w:rPr>
               <w:rStyle w:val="Hyperlink"/>
@@ -6011,7 +5974,7 @@
           <w:sz w:val="24"/>
           <w:u w:val="single"/>
         </w:rPr>
-        <w:hyperlink r:id="rId34" w:history="1">
+        <w:hyperlink r:id="rId33" w:history="1">
           <w:r>
             <w:rPr>
               <w:rStyle w:val="Hyperlink"/>
@@ -6029,7 +5992,7 @@
           <w:sz w:val="24"/>
           <w:u w:val="single"/>
         </w:rPr>
-        <w:hyperlink r:id="rId34" w:history="1">
+        <w:hyperlink r:id="rId33" w:history="1">
           <w:r>
             <w:rPr>
               <w:rStyle w:val="Hyperlink"/>
@@ -6047,7 +6010,7 @@
           <w:sz w:val="24"/>
           <w:u w:val="single"/>
         </w:rPr>
-        <w:hyperlink r:id="rId34" w:history="1">
+        <w:hyperlink r:id="rId33" w:history="1">
           <w:r>
             <w:rPr>
               <w:rStyle w:val="Hyperlink"/>
@@ -6065,7 +6028,7 @@
           <w:sz w:val="24"/>
           <w:u w:val="single"/>
         </w:rPr>
-        <w:hyperlink r:id="rId34" w:history="1">
+        <w:hyperlink r:id="rId33" w:history="1">
           <w:r>
             <w:rPr>
               <w:rStyle w:val="Hyperlink"/>
@@ -6083,7 +6046,7 @@
           <w:sz w:val="24"/>
           <w:u w:val="single"/>
         </w:rPr>
-        <w:hyperlink r:id="rId34" w:history="1">
+        <w:hyperlink r:id="rId33" w:history="1">
           <w:r>
             <w:rPr>
               <w:rStyle w:val="Hyperlink"/>
@@ -6101,7 +6064,7 @@
           <w:sz w:val="24"/>
           <w:u w:val="single"/>
         </w:rPr>
-        <w:hyperlink r:id="rId34" w:history="1">
+        <w:hyperlink r:id="rId33" w:history="1">
           <w:r>
             <w:rPr>
               <w:rStyle w:val="Hyperlink"/>
@@ -6119,7 +6082,7 @@
           <w:sz w:val="24"/>
           <w:u w:val="single"/>
         </w:rPr>
-        <w:hyperlink r:id="rId34" w:history="1">
+        <w:hyperlink r:id="rId33" w:history="1">
           <w:r>
             <w:rPr>
               <w:rStyle w:val="Hyperlink"/>
@@ -6136,7 +6099,7 @@
           <w:color w:val="0000FF"/>
           <w:sz w:val="24"/>
         </w:rPr>
-        <w:hyperlink r:id="rId34" w:history="1">
+        <w:hyperlink r:id="rId33" w:history="1">
           <w:r>
             <w:rPr>
               <w:rStyle w:val="Hyperlink"/>
@@ -6165,7 +6128,7 @@
           <w:sz w:val="24"/>
           <w:u w:val="single"/>
         </w:rPr>
-        <w:hyperlink r:id="rId34" w:history="1">
+        <w:hyperlink r:id="rId33" w:history="1">
           <w:r>
             <w:rPr>
               <w:rStyle w:val="Hyperlink"/>
@@ -6183,7 +6146,7 @@
           <w:sz w:val="24"/>
           <w:u w:val="single"/>
         </w:rPr>
-        <w:hyperlink r:id="rId34" w:history="1">
+        <w:hyperlink r:id="rId33" w:history="1">
           <w:r>
             <w:rPr>
               <w:rStyle w:val="Hyperlink"/>
@@ -6201,7 +6164,7 @@
           <w:sz w:val="24"/>
           <w:u w:val="single"/>
         </w:rPr>
-        <w:hyperlink r:id="rId34" w:history="1">
+        <w:hyperlink r:id="rId33" w:history="1">
           <w:r>
             <w:rPr>
               <w:rStyle w:val="Hyperlink"/>
@@ -6219,7 +6182,7 @@
           <w:sz w:val="24"/>
           <w:u w:val="single"/>
         </w:rPr>
-        <w:hyperlink r:id="rId34" w:history="1">
+        <w:hyperlink r:id="rId33" w:history="1">
           <w:r>
             <w:rPr>
               <w:rStyle w:val="Hyperlink"/>
@@ -6237,7 +6200,7 @@
           <w:sz w:val="24"/>
           <w:u w:val="single"/>
         </w:rPr>
-        <w:hyperlink r:id="rId34" w:history="1">
+        <w:hyperlink r:id="rId33" w:history="1">
           <w:r>
             <w:rPr>
               <w:rStyle w:val="Hyperlink"/>
@@ -6368,7 +6331,7 @@
           <w:sz w:val="24"/>
           <w:u w:val="single"/>
         </w:rPr>
-        <w:hyperlink r:id="rId35" w:history="1">
+        <w:hyperlink r:id="rId34" w:history="1">
           <w:r>
             <w:rPr>
               <w:rStyle w:val="Hyperlink"/>
@@ -6397,7 +6360,7 @@
           <w:sz w:val="24"/>
           <w:u w:val="single"/>
         </w:rPr>
-        <w:hyperlink r:id="rId35" w:history="1">
+        <w:hyperlink r:id="rId34" w:history="1">
           <w:r>
             <w:rPr>
               <w:rStyle w:val="Hyperlink"/>
@@ -6425,7 +6388,7 @@
           <w:sz w:val="24"/>
           <w:u w:val="single"/>
         </w:rPr>
-        <w:hyperlink r:id="rId36" w:history="1">
+        <w:hyperlink r:id="rId35" w:history="1">
           <w:r>
             <w:rPr>
               <w:rStyle w:val="Hyperlink"/>
@@ -6454,7 +6417,7 @@
           <w:sz w:val="24"/>
           <w:u w:val="single"/>
         </w:rPr>
-        <w:hyperlink r:id="rId36" w:history="1">
+        <w:hyperlink r:id="rId35" w:history="1">
           <w:r>
             <w:rPr>
               <w:rStyle w:val="Hyperlink"/>

--- a/EXPORTS/DOCX/published/niveau2/Dutch/Ghana.docx
+++ b/EXPORTS/DOCX/published/niveau2/Dutch/Ghana.docx
@@ -1219,15 +1219,9 @@
           <w:i w:val="0"/>
           <w:color w:val="0000FF"/>
           <w:sz w:val="24"/>
-        </w:rPr>
-        <w:hyperlink r:id="rId14" w:history="1">
-          <w:r>
-            <w:rPr>
-              <w:rStyle w:val="Hyperlink"/>
-            </w:rPr>
-            <w:t>r</w:t>
-          </w:r>
-        </w:hyperlink>
+          <w:u w:val="single"/>
+        </w:rPr>
+        <w:t>r</w:t>
       </w:r>
       <w:r>
         <w:rPr>
@@ -1291,29 +1285,13 @@
             <w:rPr>
               <w:rStyle w:val="Hyperlink"/>
             </w:rPr>
-            <w:t>ffing va</w:t>
+            <w:t xml:space="preserve">ffing van </w:t>
           </w:r>
         </w:hyperlink>
       </w:r>
       <w:r>
         <w:rPr>
-          <w:rFonts w:ascii="Charis SIL Regular" w:hAnsi="Charis SIL Regular" w:eastAsia="Charis SIL Regular"/>
-          <w:b w:val="0"/>
-          <w:i w:val="0"/>
-          <w:color w:val="000000"/>
-          <w:sz w:val="24"/>
-        </w:rPr>
-        <w:hyperlink r:id="rId14" w:history="1">
-          <w:r>
-            <w:rPr>
-              <w:rStyle w:val="Hyperlink"/>
-            </w:rPr>
-            <w:t xml:space="preserve">n </w:t>
-          </w:r>
-        </w:hyperlink>
-      </w:r>
-      <w:r>
-        <w:rPr>
+          <w:u w:val="single" w:color="0000ff"/>
           <w:rFonts w:ascii="Charis SIL Regular" w:hAnsi="Charis SIL Regular" w:eastAsia="Charis SIL Regular"/>
           <w:b w:val="0"/>
           <w:i w:val="0"/>
@@ -1372,9 +1350,19 @@
             <w:rPr>
               <w:rStyle w:val="Hyperlink"/>
             </w:rPr>
-            <w:t xml:space="preserve">inet in de </w:t>
+            <w:t xml:space="preserve">inet in </w:t>
           </w:r>
         </w:hyperlink>
+      </w:r>
+      <w:r>
+        <w:rPr>
+          <w:rFonts w:ascii="Charis SIL Regular" w:hAnsi="Charis SIL Regular" w:eastAsia="Charis SIL Regular"/>
+          <w:b w:val="0"/>
+          <w:i w:val="0"/>
+          <w:color w:val="000000"/>
+          <w:sz w:val="24"/>
+        </w:rPr>
+        <w:t xml:space="preserve">de </w:t>
       </w:r>
       <w:r>
         <w:rPr>
@@ -1859,7 +1847,7 @@
           <w:sz w:val="24"/>
           <w:u w:val="single"/>
         </w:rPr>
-        <w:hyperlink r:id="rId16" w:history="1">
+        <w:hyperlink r:id="rId17" w:history="1">
           <w:r>
             <w:rPr>
               <w:rStyle w:val="Hyperlink"/>
@@ -1877,7 +1865,7 @@
           <w:sz w:val="24"/>
           <w:u w:val="single"/>
         </w:rPr>
-        <w:hyperlink r:id="rId16" w:history="1">
+        <w:hyperlink r:id="rId17" w:history="1">
           <w:r>
             <w:rPr>
               <w:rStyle w:val="Hyperlink"/>
@@ -2566,14 +2554,7 @@
           <w:color w:val="000000"/>
           <w:sz w:val="24"/>
         </w:rPr>
-        <w:hyperlink r:id="rId19" w:history="1">
-          <w:r>
-            <w:rPr>
-              <w:rStyle w:val="Hyperlink"/>
-            </w:rPr>
-            <w:t>en Jinn</w:t>
-          </w:r>
-        </w:hyperlink>
+        <w:t>en Jinn</w:t>
       </w:r>
       <w:r>
         <w:rPr>
@@ -3552,7 +3533,7 @@
           <w:sz w:val="24"/>
           <w:u w:val="single"/>
         </w:rPr>
-        <w:hyperlink r:id="rId21" w:history="1">
+        <w:hyperlink r:id="rId22" w:history="1">
           <w:r>
             <w:rPr>
               <w:rStyle w:val="Hyperlink"/>
@@ -3700,85 +3681,13 @@
       </w:r>
       <w:r>
         <w:rPr>
-          <w:u w:val="single" w:color="0000ff"/>
           <w:rFonts w:ascii="Charis SIL Regular" w:hAnsi="Charis SIL Regular" w:eastAsia="Charis SIL Regular"/>
           <w:b w:val="0"/>
           <w:i w:val="0"/>
           <w:color w:val="000000"/>
           <w:sz w:val="24"/>
         </w:rPr>
-        <w:hyperlink r:id="rId21" w:history="1">
-          <w:r>
-            <w:rPr>
-              <w:rStyle w:val="Hyperlink"/>
-            </w:rPr>
-            <w:t>d</w:t>
-          </w:r>
-        </w:hyperlink>
-      </w:r>
-      <w:r>
-        <w:rPr>
-          <w:u w:val="single" w:color="0000ff"/>
-          <w:rFonts w:ascii="Charis SIL Regular" w:hAnsi="Charis SIL Regular" w:eastAsia="Charis SIL Regular"/>
-          <w:b w:val="0"/>
-          <w:i w:val="0"/>
-          <w:color w:val="000000"/>
-          <w:sz w:val="24"/>
-        </w:rPr>
-        <w:hyperlink r:id="rId21" w:history="1">
-          <w:r>
-            <w:rPr>
-              <w:rStyle w:val="Hyperlink"/>
-            </w:rPr>
-            <w:t>ie t</w:t>
-          </w:r>
-        </w:hyperlink>
-      </w:r>
-      <w:r>
-        <w:rPr>
-          <w:u w:val="single" w:color="0000ff"/>
-          <w:rFonts w:ascii="Charis SIL Regular" w:hAnsi="Charis SIL Regular" w:eastAsia="Charis SIL Regular"/>
-          <w:b w:val="0"/>
-          <w:i w:val="0"/>
-          <w:color w:val="000000"/>
-          <w:sz w:val="24"/>
-        </w:rPr>
-        <w:hyperlink r:id="rId21" w:history="1">
-          <w:r>
-            <w:rPr>
-              <w:rStyle w:val="Hyperlink"/>
-            </w:rPr>
-            <w:t xml:space="preserve">e maken </w:t>
-          </w:r>
-        </w:hyperlink>
-      </w:r>
-      <w:r>
-        <w:rPr>
-          <w:rFonts w:ascii="Charis SIL Regular" w:hAnsi="Charis SIL Regular" w:eastAsia="Charis SIL Regular"/>
-          <w:b w:val="0"/>
-          <w:i w:val="0"/>
-          <w:color w:val="000000"/>
-          <w:sz w:val="24"/>
-        </w:rPr>
-        <w:t>hebben met de verzamelin</w:t>
-      </w:r>
-      <w:r>
-        <w:rPr>
-          <w:u w:val="single" w:color="0000ff"/>
-          <w:rFonts w:ascii="Charis SIL Regular" w:hAnsi="Charis SIL Regular" w:eastAsia="Charis SIL Regular"/>
-          <w:b w:val="0"/>
-          <w:i w:val="0"/>
-          <w:color w:val="000000"/>
-          <w:sz w:val="24"/>
-        </w:rPr>
-        <w:hyperlink r:id="rId22" w:history="1">
-          <w:r>
-            <w:rPr>
-              <w:rStyle w:val="Hyperlink"/>
-            </w:rPr>
-            <w:t xml:space="preserve">g van naturalia </w:t>
-          </w:r>
-        </w:hyperlink>
+        <w:t xml:space="preserve">die te maken hebben met de verzameling van naturalia </w:t>
       </w:r>
       <w:r>
         <w:rPr>
@@ -4477,7 +4386,7 @@
           <w:sz w:val="24"/>
           <w:u w:val="single"/>
         </w:rPr>
-        <w:hyperlink r:id="rId24" w:history="1">
+        <w:hyperlink r:id="rId23" w:history="1">
           <w:r>
             <w:rPr>
               <w:rStyle w:val="Hyperlink"/>
@@ -4495,7 +4404,7 @@
           <w:sz w:val="24"/>
           <w:u w:val="single"/>
         </w:rPr>
-        <w:hyperlink r:id="rId23" w:history="1">
+        <w:hyperlink r:id="rId24" w:history="1">
           <w:r>
             <w:rPr>
               <w:rStyle w:val="Hyperlink"/>
@@ -4524,6 +4433,7 @@
       </w:r>
       <w:r>
         <w:rPr>
+          <w:u w:val="single" w:color="0000ff"/>
           <w:rFonts w:ascii="Charis SIL Regular" w:hAnsi="Charis SIL Regular" w:eastAsia="Charis SIL Regular"/>
           <w:b w:val="0"/>
           <w:i w:val="0"/>
@@ -4541,7 +4451,7 @@
           <w:sz w:val="24"/>
           <w:u w:val="single"/>
         </w:rPr>
-        <w:hyperlink r:id="rId23" w:history="1">
+        <w:hyperlink r:id="rId25" w:history="1">
           <w:r>
             <w:rPr>
               <w:rStyle w:val="Hyperlink"/>
@@ -4666,7 +4576,7 @@
           <w:sz w:val="24"/>
           <w:u w:val="single"/>
         </w:rPr>
-        <w:hyperlink r:id="rId25" w:history="1">
+        <w:hyperlink r:id="rId26" w:history="1">
           <w:r>
             <w:rPr>
               <w:rStyle w:val="Hyperlink"/>
@@ -4684,7 +4594,7 @@
           <w:sz w:val="24"/>
           <w:u w:val="single"/>
         </w:rPr>
-        <w:hyperlink r:id="rId25" w:history="1">
+        <w:hyperlink r:id="rId26" w:history="1">
           <w:r>
             <w:rPr>
               <w:rStyle w:val="Hyperlink"/>
@@ -4702,7 +4612,7 @@
           <w:sz w:val="24"/>
           <w:u w:val="single"/>
         </w:rPr>
-        <w:hyperlink r:id="rId25" w:history="1">
+        <w:hyperlink r:id="rId26" w:history="1">
           <w:r>
             <w:rPr>
               <w:rStyle w:val="Hyperlink"/>
@@ -4720,7 +4630,7 @@
           <w:sz w:val="24"/>
           <w:u w:val="single"/>
         </w:rPr>
-        <w:hyperlink r:id="rId25" w:history="1">
+        <w:hyperlink r:id="rId26" w:history="1">
           <w:r>
             <w:rPr>
               <w:rStyle w:val="Hyperlink"/>
@@ -4738,7 +4648,7 @@
           <w:sz w:val="24"/>
           <w:u w:val="single"/>
         </w:rPr>
-        <w:hyperlink r:id="rId25" w:history="1">
+        <w:hyperlink r:id="rId26" w:history="1">
           <w:r>
             <w:rPr>
               <w:rStyle w:val="Hyperlink"/>
@@ -4756,7 +4666,7 @@
           <w:sz w:val="24"/>
           <w:u w:val="single"/>
         </w:rPr>
-        <w:hyperlink r:id="rId25" w:history="1">
+        <w:hyperlink r:id="rId26" w:history="1">
           <w:r>
             <w:rPr>
               <w:rStyle w:val="Hyperlink"/>
@@ -4998,40 +4908,54 @@
           <w:i w:val="0"/>
           <w:color w:val="0000FF"/>
           <w:sz w:val="24"/>
+        </w:rPr>
+        <w:hyperlink r:id="rId19" w:history="1">
+          <w:r>
+            <w:rPr>
+              <w:rStyle w:val="Hyperlink"/>
+            </w:rPr>
+            <w:t>l</w:t>
+          </w:r>
+        </w:hyperlink>
+      </w:r>
+      <w:r>
+        <w:rPr>
+          <w:rFonts w:ascii="Charis SIL Regular" w:hAnsi="Charis SIL Regular" w:eastAsia="Charis SIL Regular"/>
+          <w:b w:val="0"/>
+          <w:i w:val="0"/>
+          <w:color w:val="0000FF"/>
+          <w:sz w:val="24"/>
+        </w:rPr>
+        <w:t>e</w:t>
+      </w:r>
+      <w:r>
+        <w:rPr>
+          <w:u w:val="single" w:color="0000ff"/>
+          <w:rFonts w:ascii="Charis SIL Regular" w:hAnsi="Charis SIL Regular" w:eastAsia="Charis SIL Regular"/>
+          <w:b w:val="0"/>
+          <w:i w:val="0"/>
+          <w:color w:val="000000"/>
+          <w:sz w:val="24"/>
+        </w:rPr>
+        <w:hyperlink r:id="rId19" w:history="1">
+          <w:r>
+            <w:rPr>
+              <w:rStyle w:val="Hyperlink"/>
+            </w:rPr>
+            <w:t xml:space="preserve">, </w:t>
+          </w:r>
+        </w:hyperlink>
+      </w:r>
+      <w:r>
+        <w:rPr>
+          <w:rFonts w:ascii="Charis SIL Regular" w:hAnsi="Charis SIL Regular" w:eastAsia="Charis SIL Regular"/>
+          <w:b w:val="0"/>
+          <w:i w:val="0"/>
+          <w:color w:val="0000FF"/>
+          <w:sz w:val="24"/>
           <w:u w:val="single"/>
         </w:rPr>
-        <w:t>l</w:t>
-      </w:r>
-      <w:r>
-        <w:rPr>
-          <w:rFonts w:ascii="Charis SIL Regular" w:hAnsi="Charis SIL Regular" w:eastAsia="Charis SIL Regular"/>
-          <w:b w:val="0"/>
-          <w:i w:val="0"/>
-          <w:color w:val="0000FF"/>
-          <w:sz w:val="24"/>
-        </w:rPr>
-        <w:t>e</w:t>
-      </w:r>
-      <w:r>
-        <w:rPr>
-          <w:rFonts w:ascii="Charis SIL Regular" w:hAnsi="Charis SIL Regular" w:eastAsia="Charis SIL Regular"/>
-          <w:b w:val="0"/>
-          <w:i w:val="0"/>
-          <w:color w:val="000000"/>
-          <w:sz w:val="24"/>
-        </w:rPr>
-        <w:t xml:space="preserve">, </w:t>
-      </w:r>
-      <w:r>
-        <w:rPr>
-          <w:rFonts w:ascii="Charis SIL Regular" w:hAnsi="Charis SIL Regular" w:eastAsia="Charis SIL Regular"/>
-          <w:b w:val="0"/>
-          <w:i w:val="0"/>
-          <w:color w:val="0000FF"/>
-          <w:sz w:val="24"/>
-          <w:u w:val="single"/>
-        </w:rPr>
-        <w:hyperlink r:id="rId26" w:history="1">
+        <w:hyperlink r:id="rId19" w:history="1">
           <w:r>
             <w:rPr>
               <w:rStyle w:val="Hyperlink"/>
@@ -5049,7 +4973,7 @@
           <w:sz w:val="24"/>
           <w:u w:val="single"/>
         </w:rPr>
-        <w:hyperlink r:id="rId26" w:history="1">
+        <w:hyperlink r:id="rId27" w:history="1">
           <w:r>
             <w:rPr>
               <w:rStyle w:val="Hyperlink"/>
@@ -5078,7 +5002,7 @@
           <w:sz w:val="24"/>
           <w:u w:val="single"/>
         </w:rPr>
-        <w:hyperlink r:id="rId26" w:history="1">
+        <w:hyperlink r:id="rId27" w:history="1">
           <w:r>
             <w:rPr>
               <w:rStyle w:val="Hyperlink"/>
@@ -5107,7 +5031,7 @@
           <w:sz w:val="24"/>
           <w:u w:val="single"/>
         </w:rPr>
-        <w:hyperlink r:id="rId27" w:history="1">
+        <w:hyperlink r:id="rId28" w:history="1">
           <w:r>
             <w:rPr>
               <w:rStyle w:val="Hyperlink"/>
@@ -5125,7 +5049,7 @@
           <w:sz w:val="24"/>
           <w:u w:val="single"/>
         </w:rPr>
-        <w:hyperlink r:id="rId19" w:history="1">
+        <w:hyperlink r:id="rId28" w:history="1">
           <w:r>
             <w:rPr>
               <w:rStyle w:val="Hyperlink"/>
@@ -5154,7 +5078,7 @@
           <w:sz w:val="24"/>
           <w:u w:val="single"/>
         </w:rPr>
-        <w:hyperlink r:id="rId19" w:history="1">
+        <w:hyperlink r:id="rId28" w:history="1">
           <w:r>
             <w:rPr>
               <w:rStyle w:val="Hyperlink"/>
@@ -5312,7 +5236,7 @@
           <w:sz w:val="24"/>
           <w:u w:val="single"/>
         </w:rPr>
-        <w:hyperlink r:id="rId28" w:history="1">
+        <w:hyperlink r:id="rId29" w:history="1">
           <w:r>
             <w:rPr>
               <w:rStyle w:val="Hyperlink"/>
@@ -5330,7 +5254,7 @@
           <w:sz w:val="24"/>
           <w:u w:val="single"/>
         </w:rPr>
-        <w:hyperlink r:id="rId28" w:history="1">
+        <w:hyperlink r:id="rId29" w:history="1">
           <w:r>
             <w:rPr>
               <w:rStyle w:val="Hyperlink"/>
@@ -5348,7 +5272,7 @@
           <w:sz w:val="24"/>
           <w:u w:val="single"/>
         </w:rPr>
-        <w:hyperlink r:id="rId28" w:history="1">
+        <w:hyperlink r:id="rId29" w:history="1">
           <w:r>
             <w:rPr>
               <w:rStyle w:val="Hyperlink"/>
@@ -5366,7 +5290,7 @@
           <w:sz w:val="24"/>
           <w:u w:val="single"/>
         </w:rPr>
-        <w:hyperlink r:id="rId28" w:history="1">
+        <w:hyperlink r:id="rId29" w:history="1">
           <w:r>
             <w:rPr>
               <w:rStyle w:val="Hyperlink"/>
@@ -5394,7 +5318,7 @@
           <w:sz w:val="24"/>
           <w:u w:val="single"/>
         </w:rPr>
-        <w:hyperlink r:id="rId28" w:history="1">
+        <w:hyperlink r:id="rId30" w:history="1">
           <w:r>
             <w:rPr>
               <w:rStyle w:val="Hyperlink"/>
@@ -5412,7 +5336,7 @@
           <w:sz w:val="24"/>
           <w:u w:val="single"/>
         </w:rPr>
-        <w:hyperlink r:id="rId28" w:history="1">
+        <w:hyperlink r:id="rId30" w:history="1">
           <w:r>
             <w:rPr>
               <w:rStyle w:val="Hyperlink"/>
@@ -5441,7 +5365,7 @@
           <w:sz w:val="24"/>
           <w:u w:val="single"/>
         </w:rPr>
-        <w:hyperlink r:id="rId29" w:history="1">
+        <w:hyperlink r:id="rId30" w:history="1">
           <w:r>
             <w:rPr>
               <w:rStyle w:val="Hyperlink"/>
@@ -5529,7 +5453,7 @@
           <w:sz w:val="24"/>
           <w:u w:val="single"/>
         </w:rPr>
-        <w:hyperlink r:id="rId30" w:history="1">
+        <w:hyperlink r:id="rId31" w:history="1">
           <w:r>
             <w:rPr>
               <w:rStyle w:val="Hyperlink"/>
@@ -5558,7 +5482,7 @@
           <w:sz w:val="24"/>
           <w:u w:val="single"/>
         </w:rPr>
-        <w:hyperlink r:id="rId30" w:history="1">
+        <w:hyperlink r:id="rId31" w:history="1">
           <w:r>
             <w:rPr>
               <w:rStyle w:val="Hyperlink"/>
@@ -5586,7 +5510,7 @@
           <w:sz w:val="24"/>
           <w:u w:val="single"/>
         </w:rPr>
-        <w:hyperlink r:id="rId31" w:history="1">
+        <w:hyperlink r:id="rId32" w:history="1">
           <w:r>
             <w:rPr>
               <w:rStyle w:val="Hyperlink"/>
@@ -5615,7 +5539,7 @@
           <w:sz w:val="24"/>
           <w:u w:val="single"/>
         </w:rPr>
-        <w:hyperlink r:id="rId31" w:history="1">
+        <w:hyperlink r:id="rId32" w:history="1">
           <w:r>
             <w:rPr>
               <w:rStyle w:val="Hyperlink"/>
@@ -5739,7 +5663,7 @@
           <w:sz w:val="24"/>
           <w:u w:val="single"/>
         </w:rPr>
-        <w:hyperlink r:id="rId32" w:history="1">
+        <w:hyperlink r:id="rId33" w:history="1">
           <w:r>
             <w:rPr>
               <w:rStyle w:val="Hyperlink"/>
@@ -5757,7 +5681,7 @@
           <w:sz w:val="24"/>
           <w:u w:val="single"/>
         </w:rPr>
-        <w:hyperlink r:id="rId32" w:history="1">
+        <w:hyperlink r:id="rId33" w:history="1">
           <w:r>
             <w:rPr>
               <w:rStyle w:val="Hyperlink"/>
@@ -5775,7 +5699,7 @@
           <w:sz w:val="24"/>
           <w:u w:val="single"/>
         </w:rPr>
-        <w:hyperlink r:id="rId32" w:history="1">
+        <w:hyperlink r:id="rId33" w:history="1">
           <w:r>
             <w:rPr>
               <w:rStyle w:val="Hyperlink"/>
@@ -5956,7 +5880,7 @@
           <w:sz w:val="24"/>
           <w:u w:val="single"/>
         </w:rPr>
-        <w:hyperlink r:id="rId33" w:history="1">
+        <w:hyperlink r:id="rId34" w:history="1">
           <w:r>
             <w:rPr>
               <w:rStyle w:val="Hyperlink"/>
@@ -5974,7 +5898,7 @@
           <w:sz w:val="24"/>
           <w:u w:val="single"/>
         </w:rPr>
-        <w:hyperlink r:id="rId33" w:history="1">
+        <w:hyperlink r:id="rId34" w:history="1">
           <w:r>
             <w:rPr>
               <w:rStyle w:val="Hyperlink"/>
@@ -5992,7 +5916,7 @@
           <w:sz w:val="24"/>
           <w:u w:val="single"/>
         </w:rPr>
-        <w:hyperlink r:id="rId33" w:history="1">
+        <w:hyperlink r:id="rId34" w:history="1">
           <w:r>
             <w:rPr>
               <w:rStyle w:val="Hyperlink"/>
@@ -6010,7 +5934,7 @@
           <w:sz w:val="24"/>
           <w:u w:val="single"/>
         </w:rPr>
-        <w:hyperlink r:id="rId33" w:history="1">
+        <w:hyperlink r:id="rId34" w:history="1">
           <w:r>
             <w:rPr>
               <w:rStyle w:val="Hyperlink"/>
@@ -6028,7 +5952,7 @@
           <w:sz w:val="24"/>
           <w:u w:val="single"/>
         </w:rPr>
-        <w:hyperlink r:id="rId33" w:history="1">
+        <w:hyperlink r:id="rId34" w:history="1">
           <w:r>
             <w:rPr>
               <w:rStyle w:val="Hyperlink"/>
@@ -6046,7 +5970,7 @@
           <w:sz w:val="24"/>
           <w:u w:val="single"/>
         </w:rPr>
-        <w:hyperlink r:id="rId33" w:history="1">
+        <w:hyperlink r:id="rId34" w:history="1">
           <w:r>
             <w:rPr>
               <w:rStyle w:val="Hyperlink"/>
@@ -6064,7 +5988,7 @@
           <w:sz w:val="24"/>
           <w:u w:val="single"/>
         </w:rPr>
-        <w:hyperlink r:id="rId33" w:history="1">
+        <w:hyperlink r:id="rId34" w:history="1">
           <w:r>
             <w:rPr>
               <w:rStyle w:val="Hyperlink"/>
@@ -6082,7 +6006,7 @@
           <w:sz w:val="24"/>
           <w:u w:val="single"/>
         </w:rPr>
-        <w:hyperlink r:id="rId33" w:history="1">
+        <w:hyperlink r:id="rId34" w:history="1">
           <w:r>
             <w:rPr>
               <w:rStyle w:val="Hyperlink"/>
@@ -6099,7 +6023,7 @@
           <w:color w:val="0000FF"/>
           <w:sz w:val="24"/>
         </w:rPr>
-        <w:hyperlink r:id="rId33" w:history="1">
+        <w:hyperlink r:id="rId34" w:history="1">
           <w:r>
             <w:rPr>
               <w:rStyle w:val="Hyperlink"/>
@@ -6128,7 +6052,7 @@
           <w:sz w:val="24"/>
           <w:u w:val="single"/>
         </w:rPr>
-        <w:hyperlink r:id="rId33" w:history="1">
+        <w:hyperlink r:id="rId34" w:history="1">
           <w:r>
             <w:rPr>
               <w:rStyle w:val="Hyperlink"/>
@@ -6146,7 +6070,7 @@
           <w:sz w:val="24"/>
           <w:u w:val="single"/>
         </w:rPr>
-        <w:hyperlink r:id="rId33" w:history="1">
+        <w:hyperlink r:id="rId34" w:history="1">
           <w:r>
             <w:rPr>
               <w:rStyle w:val="Hyperlink"/>
@@ -6164,7 +6088,7 @@
           <w:sz w:val="24"/>
           <w:u w:val="single"/>
         </w:rPr>
-        <w:hyperlink r:id="rId33" w:history="1">
+        <w:hyperlink r:id="rId34" w:history="1">
           <w:r>
             <w:rPr>
               <w:rStyle w:val="Hyperlink"/>
@@ -6182,7 +6106,7 @@
           <w:sz w:val="24"/>
           <w:u w:val="single"/>
         </w:rPr>
-        <w:hyperlink r:id="rId33" w:history="1">
+        <w:hyperlink r:id="rId34" w:history="1">
           <w:r>
             <w:rPr>
               <w:rStyle w:val="Hyperlink"/>
@@ -6200,7 +6124,7 @@
           <w:sz w:val="24"/>
           <w:u w:val="single"/>
         </w:rPr>
-        <w:hyperlink r:id="rId33" w:history="1">
+        <w:hyperlink r:id="rId34" w:history="1">
           <w:r>
             <w:rPr>
               <w:rStyle w:val="Hyperlink"/>
@@ -6331,7 +6255,7 @@
           <w:sz w:val="24"/>
           <w:u w:val="single"/>
         </w:rPr>
-        <w:hyperlink r:id="rId34" w:history="1">
+        <w:hyperlink r:id="rId35" w:history="1">
           <w:r>
             <w:rPr>
               <w:rStyle w:val="Hyperlink"/>
@@ -6360,7 +6284,7 @@
           <w:sz w:val="24"/>
           <w:u w:val="single"/>
         </w:rPr>
-        <w:hyperlink r:id="rId34" w:history="1">
+        <w:hyperlink r:id="rId35" w:history="1">
           <w:r>
             <w:rPr>
               <w:rStyle w:val="Hyperlink"/>
@@ -6388,7 +6312,7 @@
           <w:sz w:val="24"/>
           <w:u w:val="single"/>
         </w:rPr>
-        <w:hyperlink r:id="rId35" w:history="1">
+        <w:hyperlink r:id="rId36" w:history="1">
           <w:r>
             <w:rPr>
               <w:rStyle w:val="Hyperlink"/>
@@ -6417,7 +6341,7 @@
           <w:sz w:val="24"/>
           <w:u w:val="single"/>
         </w:rPr>
-        <w:hyperlink r:id="rId35" w:history="1">
+        <w:hyperlink r:id="rId36" w:history="1">
           <w:r>
             <w:rPr>
               <w:rStyle w:val="Hyperlink"/>

--- a/EXPORTS/DOCX/published/niveau2/Dutch/Ghana.docx
+++ b/EXPORTS/DOCX/published/niveau2/Dutch/Ghana.docx
@@ -587,7 +587,36 @@
           <w:color w:val="000000"/>
           <w:sz w:val="24"/>
         </w:rPr>
-        <w:t>ook voorwerpen van de W</w:t>
+        <w:t>ook voorwerpe</w:t>
+      </w:r>
+      <w:r>
+        <w:rPr>
+          <w:u w:val="single" w:color="0000ff"/>
+          <w:rFonts w:ascii="Charis SIL Regular" w:hAnsi="Charis SIL Regular" w:eastAsia="Charis SIL Regular"/>
+          <w:b w:val="0"/>
+          <w:i w:val="0"/>
+          <w:color w:val="000000"/>
+          <w:sz w:val="24"/>
+        </w:rPr>
+        <w:hyperlink r:id="rId10" w:history="1">
+          <w:r>
+            <w:rPr>
+              <w:rStyle w:val="Hyperlink"/>
+            </w:rPr>
+            <w:t xml:space="preserve">n van de </w:t>
+          </w:r>
+        </w:hyperlink>
+      </w:r>
+      <w:r>
+        <w:rPr>
+          <w:u w:val="single" w:color="0000ff"/>
+          <w:rFonts w:ascii="Charis SIL Regular" w:hAnsi="Charis SIL Regular" w:eastAsia="Charis SIL Regular"/>
+          <w:b w:val="0"/>
+          <w:i w:val="0"/>
+          <w:color w:val="000000"/>
+          <w:sz w:val="24"/>
+        </w:rPr>
+        <w:t>W</w:t>
       </w:r>
       <w:r>
         <w:rPr>
@@ -1219,9 +1248,15 @@
           <w:i w:val="0"/>
           <w:color w:val="0000FF"/>
           <w:sz w:val="24"/>
-          <w:u w:val="single"/>
-        </w:rPr>
-        <w:t>r</w:t>
+        </w:rPr>
+        <w:hyperlink r:id="rId14" w:history="1">
+          <w:r>
+            <w:rPr>
+              <w:rStyle w:val="Hyperlink"/>
+            </w:rPr>
+            <w:t>r</w:t>
+          </w:r>
+        </w:hyperlink>
       </w:r>
       <w:r>
         <w:rPr>
@@ -1285,13 +1320,29 @@
             <w:rPr>
               <w:rStyle w:val="Hyperlink"/>
             </w:rPr>
-            <w:t xml:space="preserve">ffing van </w:t>
+            <w:t>ffing va</w:t>
           </w:r>
         </w:hyperlink>
       </w:r>
       <w:r>
         <w:rPr>
-          <w:u w:val="single" w:color="0000ff"/>
+          <w:rFonts w:ascii="Charis SIL Regular" w:hAnsi="Charis SIL Regular" w:eastAsia="Charis SIL Regular"/>
+          <w:b w:val="0"/>
+          <w:i w:val="0"/>
+          <w:color w:val="000000"/>
+          <w:sz w:val="24"/>
+        </w:rPr>
+        <w:hyperlink r:id="rId14" w:history="1">
+          <w:r>
+            <w:rPr>
+              <w:rStyle w:val="Hyperlink"/>
+            </w:rPr>
+            <w:t xml:space="preserve">n </w:t>
+          </w:r>
+        </w:hyperlink>
+      </w:r>
+      <w:r>
+        <w:rPr>
           <w:rFonts w:ascii="Charis SIL Regular" w:hAnsi="Charis SIL Regular" w:eastAsia="Charis SIL Regular"/>
           <w:b w:val="0"/>
           <w:i w:val="0"/>
@@ -1350,19 +1401,9 @@
             <w:rPr>
               <w:rStyle w:val="Hyperlink"/>
             </w:rPr>
-            <w:t xml:space="preserve">inet in </w:t>
+            <w:t xml:space="preserve">inet in de </w:t>
           </w:r>
         </w:hyperlink>
-      </w:r>
-      <w:r>
-        <w:rPr>
-          <w:rFonts w:ascii="Charis SIL Regular" w:hAnsi="Charis SIL Regular" w:eastAsia="Charis SIL Regular"/>
-          <w:b w:val="0"/>
-          <w:i w:val="0"/>
-          <w:color w:val="000000"/>
-          <w:sz w:val="24"/>
-        </w:rPr>
-        <w:t xml:space="preserve">de </w:t>
       </w:r>
       <w:r>
         <w:rPr>
@@ -1809,7 +1850,6 @@
           <w:i w:val="0"/>
           <w:color w:val="0000FF"/>
           <w:sz w:val="24"/>
-          <w:u w:val="single"/>
         </w:rPr>
         <w:hyperlink r:id="rId17" w:history="1">
           <w:r>
@@ -1847,7 +1887,7 @@
           <w:sz w:val="24"/>
           <w:u w:val="single"/>
         </w:rPr>
-        <w:hyperlink r:id="rId17" w:history="1">
+        <w:hyperlink r:id="rId16" w:history="1">
           <w:r>
             <w:rPr>
               <w:rStyle w:val="Hyperlink"/>
@@ -1865,7 +1905,7 @@
           <w:sz w:val="24"/>
           <w:u w:val="single"/>
         </w:rPr>
-        <w:hyperlink r:id="rId17" w:history="1">
+        <w:hyperlink r:id="rId16" w:history="1">
           <w:r>
             <w:rPr>
               <w:rStyle w:val="Hyperlink"/>
@@ -2554,7 +2594,14 @@
           <w:color w:val="000000"/>
           <w:sz w:val="24"/>
         </w:rPr>
-        <w:t>en Jinn</w:t>
+        <w:hyperlink r:id="rId19" w:history="1">
+          <w:r>
+            <w:rPr>
+              <w:rStyle w:val="Hyperlink"/>
+            </w:rPr>
+            <w:t>en Jinn</w:t>
+          </w:r>
+        </w:hyperlink>
       </w:r>
       <w:r>
         <w:rPr>
@@ -3533,7 +3580,7 @@
           <w:sz w:val="24"/>
           <w:u w:val="single"/>
         </w:rPr>
-        <w:hyperlink r:id="rId22" w:history="1">
+        <w:hyperlink r:id="rId21" w:history="1">
           <w:r>
             <w:rPr>
               <w:rStyle w:val="Hyperlink"/>
@@ -3681,13 +3728,85 @@
       </w:r>
       <w:r>
         <w:rPr>
+          <w:u w:val="single" w:color="0000ff"/>
           <w:rFonts w:ascii="Charis SIL Regular" w:hAnsi="Charis SIL Regular" w:eastAsia="Charis SIL Regular"/>
           <w:b w:val="0"/>
           <w:i w:val="0"/>
           <w:color w:val="000000"/>
           <w:sz w:val="24"/>
         </w:rPr>
-        <w:t xml:space="preserve">die te maken hebben met de verzameling van naturalia </w:t>
+        <w:hyperlink r:id="rId21" w:history="1">
+          <w:r>
+            <w:rPr>
+              <w:rStyle w:val="Hyperlink"/>
+            </w:rPr>
+            <w:t>d</w:t>
+          </w:r>
+        </w:hyperlink>
+      </w:r>
+      <w:r>
+        <w:rPr>
+          <w:u w:val="single" w:color="0000ff"/>
+          <w:rFonts w:ascii="Charis SIL Regular" w:hAnsi="Charis SIL Regular" w:eastAsia="Charis SIL Regular"/>
+          <w:b w:val="0"/>
+          <w:i w:val="0"/>
+          <w:color w:val="000000"/>
+          <w:sz w:val="24"/>
+        </w:rPr>
+        <w:hyperlink r:id="rId21" w:history="1">
+          <w:r>
+            <w:rPr>
+              <w:rStyle w:val="Hyperlink"/>
+            </w:rPr>
+            <w:t>ie t</w:t>
+          </w:r>
+        </w:hyperlink>
+      </w:r>
+      <w:r>
+        <w:rPr>
+          <w:u w:val="single" w:color="0000ff"/>
+          <w:rFonts w:ascii="Charis SIL Regular" w:hAnsi="Charis SIL Regular" w:eastAsia="Charis SIL Regular"/>
+          <w:b w:val="0"/>
+          <w:i w:val="0"/>
+          <w:color w:val="000000"/>
+          <w:sz w:val="24"/>
+        </w:rPr>
+        <w:hyperlink r:id="rId21" w:history="1">
+          <w:r>
+            <w:rPr>
+              <w:rStyle w:val="Hyperlink"/>
+            </w:rPr>
+            <w:t xml:space="preserve">e maken </w:t>
+          </w:r>
+        </w:hyperlink>
+      </w:r>
+      <w:r>
+        <w:rPr>
+          <w:rFonts w:ascii="Charis SIL Regular" w:hAnsi="Charis SIL Regular" w:eastAsia="Charis SIL Regular"/>
+          <w:b w:val="0"/>
+          <w:i w:val="0"/>
+          <w:color w:val="000000"/>
+          <w:sz w:val="24"/>
+        </w:rPr>
+        <w:t>hebben met de verzamelin</w:t>
+      </w:r>
+      <w:r>
+        <w:rPr>
+          <w:u w:val="single" w:color="0000ff"/>
+          <w:rFonts w:ascii="Charis SIL Regular" w:hAnsi="Charis SIL Regular" w:eastAsia="Charis SIL Regular"/>
+          <w:b w:val="0"/>
+          <w:i w:val="0"/>
+          <w:color w:val="000000"/>
+          <w:sz w:val="24"/>
+        </w:rPr>
+        <w:hyperlink r:id="rId22" w:history="1">
+          <w:r>
+            <w:rPr>
+              <w:rStyle w:val="Hyperlink"/>
+            </w:rPr>
+            <w:t xml:space="preserve">g van naturalia </w:t>
+          </w:r>
+        </w:hyperlink>
       </w:r>
       <w:r>
         <w:rPr>
@@ -4386,7 +4505,7 @@
           <w:sz w:val="24"/>
           <w:u w:val="single"/>
         </w:rPr>
-        <w:hyperlink r:id="rId23" w:history="1">
+        <w:hyperlink r:id="rId24" w:history="1">
           <w:r>
             <w:rPr>
               <w:rStyle w:val="Hyperlink"/>
@@ -4404,7 +4523,7 @@
           <w:sz w:val="24"/>
           <w:u w:val="single"/>
         </w:rPr>
-        <w:hyperlink r:id="rId24" w:history="1">
+        <w:hyperlink r:id="rId23" w:history="1">
           <w:r>
             <w:rPr>
               <w:rStyle w:val="Hyperlink"/>
@@ -4433,7 +4552,6 @@
       </w:r>
       <w:r>
         <w:rPr>
-          <w:u w:val="single" w:color="0000ff"/>
           <w:rFonts w:ascii="Charis SIL Regular" w:hAnsi="Charis SIL Regular" w:eastAsia="Charis SIL Regular"/>
           <w:b w:val="0"/>
           <w:i w:val="0"/>
@@ -4451,7 +4569,7 @@
           <w:sz w:val="24"/>
           <w:u w:val="single"/>
         </w:rPr>
-        <w:hyperlink r:id="rId25" w:history="1">
+        <w:hyperlink r:id="rId23" w:history="1">
           <w:r>
             <w:rPr>
               <w:rStyle w:val="Hyperlink"/>
@@ -4576,7 +4694,7 @@
           <w:sz w:val="24"/>
           <w:u w:val="single"/>
         </w:rPr>
-        <w:hyperlink r:id="rId26" w:history="1">
+        <w:hyperlink r:id="rId25" w:history="1">
           <w:r>
             <w:rPr>
               <w:rStyle w:val="Hyperlink"/>
@@ -4594,7 +4712,7 @@
           <w:sz w:val="24"/>
           <w:u w:val="single"/>
         </w:rPr>
-        <w:hyperlink r:id="rId26" w:history="1">
+        <w:hyperlink r:id="rId25" w:history="1">
           <w:r>
             <w:rPr>
               <w:rStyle w:val="Hyperlink"/>
@@ -4612,7 +4730,7 @@
           <w:sz w:val="24"/>
           <w:u w:val="single"/>
         </w:rPr>
-        <w:hyperlink r:id="rId26" w:history="1">
+        <w:hyperlink r:id="rId25" w:history="1">
           <w:r>
             <w:rPr>
               <w:rStyle w:val="Hyperlink"/>
@@ -4630,7 +4748,7 @@
           <w:sz w:val="24"/>
           <w:u w:val="single"/>
         </w:rPr>
-        <w:hyperlink r:id="rId26" w:history="1">
+        <w:hyperlink r:id="rId25" w:history="1">
           <w:r>
             <w:rPr>
               <w:rStyle w:val="Hyperlink"/>
@@ -4648,7 +4766,7 @@
           <w:sz w:val="24"/>
           <w:u w:val="single"/>
         </w:rPr>
-        <w:hyperlink r:id="rId26" w:history="1">
+        <w:hyperlink r:id="rId25" w:history="1">
           <w:r>
             <w:rPr>
               <w:rStyle w:val="Hyperlink"/>
@@ -4666,7 +4784,7 @@
           <w:sz w:val="24"/>
           <w:u w:val="single"/>
         </w:rPr>
-        <w:hyperlink r:id="rId26" w:history="1">
+        <w:hyperlink r:id="rId25" w:history="1">
           <w:r>
             <w:rPr>
               <w:rStyle w:val="Hyperlink"/>
@@ -4682,8 +4800,16 @@
           <w:i w:val="0"/>
           <w:color w:val="0000FF"/>
           <w:sz w:val="24"/>
-        </w:rPr>
-        <w:t>page/31</w:t>
+          <w:u w:val="single"/>
+        </w:rPr>
+        <w:hyperlink r:id="rId25" w:history="1">
+          <w:r>
+            <w:rPr>
+              <w:rStyle w:val="Hyperlink"/>
+            </w:rPr>
+            <w:t>page/31</w:t>
+          </w:r>
+        </w:hyperlink>
       </w:r>
     </w:p>
     <w:p>
@@ -4908,15 +5034,9 @@
           <w:i w:val="0"/>
           <w:color w:val="0000FF"/>
           <w:sz w:val="24"/>
-        </w:rPr>
-        <w:hyperlink r:id="rId19" w:history="1">
-          <w:r>
-            <w:rPr>
-              <w:rStyle w:val="Hyperlink"/>
-            </w:rPr>
-            <w:t>l</w:t>
-          </w:r>
-        </w:hyperlink>
+          <w:u w:val="single"/>
+        </w:rPr>
+        <w:t>l</w:t>
       </w:r>
       <w:r>
         <w:rPr>
@@ -4930,21 +5050,13 @@
       </w:r>
       <w:r>
         <w:rPr>
-          <w:u w:val="single" w:color="0000ff"/>
           <w:rFonts w:ascii="Charis SIL Regular" w:hAnsi="Charis SIL Regular" w:eastAsia="Charis SIL Regular"/>
           <w:b w:val="0"/>
           <w:i w:val="0"/>
           <w:color w:val="000000"/>
           <w:sz w:val="24"/>
         </w:rPr>
-        <w:hyperlink r:id="rId19" w:history="1">
-          <w:r>
-            <w:rPr>
-              <w:rStyle w:val="Hyperlink"/>
-            </w:rPr>
-            <w:t xml:space="preserve">, </w:t>
-          </w:r>
-        </w:hyperlink>
+        <w:t xml:space="preserve">, </w:t>
       </w:r>
       <w:r>
         <w:rPr>
@@ -4955,7 +5067,7 @@
           <w:sz w:val="24"/>
           <w:u w:val="single"/>
         </w:rPr>
-        <w:hyperlink r:id="rId19" w:history="1">
+        <w:hyperlink r:id="rId26" w:history="1">
           <w:r>
             <w:rPr>
               <w:rStyle w:val="Hyperlink"/>
@@ -4973,7 +5085,7 @@
           <w:sz w:val="24"/>
           <w:u w:val="single"/>
         </w:rPr>
-        <w:hyperlink r:id="rId27" w:history="1">
+        <w:hyperlink r:id="rId26" w:history="1">
           <w:r>
             <w:rPr>
               <w:rStyle w:val="Hyperlink"/>
@@ -5002,7 +5114,7 @@
           <w:sz w:val="24"/>
           <w:u w:val="single"/>
         </w:rPr>
-        <w:hyperlink r:id="rId27" w:history="1">
+        <w:hyperlink r:id="rId26" w:history="1">
           <w:r>
             <w:rPr>
               <w:rStyle w:val="Hyperlink"/>
@@ -5031,7 +5143,7 @@
           <w:sz w:val="24"/>
           <w:u w:val="single"/>
         </w:rPr>
-        <w:hyperlink r:id="rId28" w:history="1">
+        <w:hyperlink r:id="rId27" w:history="1">
           <w:r>
             <w:rPr>
               <w:rStyle w:val="Hyperlink"/>
@@ -5049,7 +5161,7 @@
           <w:sz w:val="24"/>
           <w:u w:val="single"/>
         </w:rPr>
-        <w:hyperlink r:id="rId28" w:history="1">
+        <w:hyperlink r:id="rId27" w:history="1">
           <w:r>
             <w:rPr>
               <w:rStyle w:val="Hyperlink"/>
@@ -5078,7 +5190,7 @@
           <w:sz w:val="24"/>
           <w:u w:val="single"/>
         </w:rPr>
-        <w:hyperlink r:id="rId28" w:history="1">
+        <w:hyperlink r:id="rId27" w:history="1">
           <w:r>
             <w:rPr>
               <w:rStyle w:val="Hyperlink"/>
@@ -5236,7 +5348,7 @@
           <w:sz w:val="24"/>
           <w:u w:val="single"/>
         </w:rPr>
-        <w:hyperlink r:id="rId29" w:history="1">
+        <w:hyperlink r:id="rId28" w:history="1">
           <w:r>
             <w:rPr>
               <w:rStyle w:val="Hyperlink"/>
@@ -5254,7 +5366,7 @@
           <w:sz w:val="24"/>
           <w:u w:val="single"/>
         </w:rPr>
-        <w:hyperlink r:id="rId29" w:history="1">
+        <w:hyperlink r:id="rId28" w:history="1">
           <w:r>
             <w:rPr>
               <w:rStyle w:val="Hyperlink"/>
@@ -5272,7 +5384,7 @@
           <w:sz w:val="24"/>
           <w:u w:val="single"/>
         </w:rPr>
-        <w:hyperlink r:id="rId29" w:history="1">
+        <w:hyperlink r:id="rId28" w:history="1">
           <w:r>
             <w:rPr>
               <w:rStyle w:val="Hyperlink"/>
@@ -5290,7 +5402,7 @@
           <w:sz w:val="24"/>
           <w:u w:val="single"/>
         </w:rPr>
-        <w:hyperlink r:id="rId29" w:history="1">
+        <w:hyperlink r:id="rId28" w:history="1">
           <w:r>
             <w:rPr>
               <w:rStyle w:val="Hyperlink"/>
@@ -5318,7 +5430,7 @@
           <w:sz w:val="24"/>
           <w:u w:val="single"/>
         </w:rPr>
-        <w:hyperlink r:id="rId30" w:history="1">
+        <w:hyperlink r:id="rId29" w:history="1">
           <w:r>
             <w:rPr>
               <w:rStyle w:val="Hyperlink"/>
@@ -5336,7 +5448,7 @@
           <w:sz w:val="24"/>
           <w:u w:val="single"/>
         </w:rPr>
-        <w:hyperlink r:id="rId30" w:history="1">
+        <w:hyperlink r:id="rId29" w:history="1">
           <w:r>
             <w:rPr>
               <w:rStyle w:val="Hyperlink"/>
@@ -5365,7 +5477,7 @@
           <w:sz w:val="24"/>
           <w:u w:val="single"/>
         </w:rPr>
-        <w:hyperlink r:id="rId30" w:history="1">
+        <w:hyperlink r:id="rId29" w:history="1">
           <w:r>
             <w:rPr>
               <w:rStyle w:val="Hyperlink"/>
@@ -5453,7 +5565,7 @@
           <w:sz w:val="24"/>
           <w:u w:val="single"/>
         </w:rPr>
-        <w:hyperlink r:id="rId31" w:history="1">
+        <w:hyperlink r:id="rId30" w:history="1">
           <w:r>
             <w:rPr>
               <w:rStyle w:val="Hyperlink"/>
@@ -5482,7 +5594,7 @@
           <w:sz w:val="24"/>
           <w:u w:val="single"/>
         </w:rPr>
-        <w:hyperlink r:id="rId31" w:history="1">
+        <w:hyperlink r:id="rId30" w:history="1">
           <w:r>
             <w:rPr>
               <w:rStyle w:val="Hyperlink"/>
@@ -5510,7 +5622,7 @@
           <w:sz w:val="24"/>
           <w:u w:val="single"/>
         </w:rPr>
-        <w:hyperlink r:id="rId32" w:history="1">
+        <w:hyperlink r:id="rId31" w:history="1">
           <w:r>
             <w:rPr>
               <w:rStyle w:val="Hyperlink"/>
@@ -5539,7 +5651,7 @@
           <w:sz w:val="24"/>
           <w:u w:val="single"/>
         </w:rPr>
-        <w:hyperlink r:id="rId32" w:history="1">
+        <w:hyperlink r:id="rId31" w:history="1">
           <w:r>
             <w:rPr>
               <w:rStyle w:val="Hyperlink"/>
@@ -5663,7 +5775,7 @@
           <w:sz w:val="24"/>
           <w:u w:val="single"/>
         </w:rPr>
-        <w:hyperlink r:id="rId33" w:history="1">
+        <w:hyperlink r:id="rId32" w:history="1">
           <w:r>
             <w:rPr>
               <w:rStyle w:val="Hyperlink"/>
@@ -5681,7 +5793,7 @@
           <w:sz w:val="24"/>
           <w:u w:val="single"/>
         </w:rPr>
-        <w:hyperlink r:id="rId33" w:history="1">
+        <w:hyperlink r:id="rId32" w:history="1">
           <w:r>
             <w:rPr>
               <w:rStyle w:val="Hyperlink"/>
@@ -5699,7 +5811,7 @@
           <w:sz w:val="24"/>
           <w:u w:val="single"/>
         </w:rPr>
-        <w:hyperlink r:id="rId33" w:history="1">
+        <w:hyperlink r:id="rId32" w:history="1">
           <w:r>
             <w:rPr>
               <w:rStyle w:val="Hyperlink"/>
@@ -5880,7 +5992,7 @@
           <w:sz w:val="24"/>
           <w:u w:val="single"/>
         </w:rPr>
-        <w:hyperlink r:id="rId34" w:history="1">
+        <w:hyperlink r:id="rId33" w:history="1">
           <w:r>
             <w:rPr>
               <w:rStyle w:val="Hyperlink"/>
@@ -5898,7 +6010,7 @@
           <w:sz w:val="24"/>
           <w:u w:val="single"/>
         </w:rPr>
-        <w:hyperlink r:id="rId34" w:history="1">
+        <w:hyperlink r:id="rId33" w:history="1">
           <w:r>
             <w:rPr>
               <w:rStyle w:val="Hyperlink"/>
@@ -5916,7 +6028,7 @@
           <w:sz w:val="24"/>
           <w:u w:val="single"/>
         </w:rPr>
-        <w:hyperlink r:id="rId34" w:history="1">
+        <w:hyperlink r:id="rId33" w:history="1">
           <w:r>
             <w:rPr>
               <w:rStyle w:val="Hyperlink"/>
@@ -5934,7 +6046,7 @@
           <w:sz w:val="24"/>
           <w:u w:val="single"/>
         </w:rPr>
-        <w:hyperlink r:id="rId34" w:history="1">
+        <w:hyperlink r:id="rId33" w:history="1">
           <w:r>
             <w:rPr>
               <w:rStyle w:val="Hyperlink"/>
@@ -5952,7 +6064,7 @@
           <w:sz w:val="24"/>
           <w:u w:val="single"/>
         </w:rPr>
-        <w:hyperlink r:id="rId34" w:history="1">
+        <w:hyperlink r:id="rId33" w:history="1">
           <w:r>
             <w:rPr>
               <w:rStyle w:val="Hyperlink"/>
@@ -5970,7 +6082,7 @@
           <w:sz w:val="24"/>
           <w:u w:val="single"/>
         </w:rPr>
-        <w:hyperlink r:id="rId34" w:history="1">
+        <w:hyperlink r:id="rId33" w:history="1">
           <w:r>
             <w:rPr>
               <w:rStyle w:val="Hyperlink"/>
@@ -5988,7 +6100,7 @@
           <w:sz w:val="24"/>
           <w:u w:val="single"/>
         </w:rPr>
-        <w:hyperlink r:id="rId34" w:history="1">
+        <w:hyperlink r:id="rId33" w:history="1">
           <w:r>
             <w:rPr>
               <w:rStyle w:val="Hyperlink"/>
@@ -6006,7 +6118,7 @@
           <w:sz w:val="24"/>
           <w:u w:val="single"/>
         </w:rPr>
-        <w:hyperlink r:id="rId34" w:history="1">
+        <w:hyperlink r:id="rId33" w:history="1">
           <w:r>
             <w:rPr>
               <w:rStyle w:val="Hyperlink"/>
@@ -6023,7 +6135,7 @@
           <w:color w:val="0000FF"/>
           <w:sz w:val="24"/>
         </w:rPr>
-        <w:hyperlink r:id="rId34" w:history="1">
+        <w:hyperlink r:id="rId33" w:history="1">
           <w:r>
             <w:rPr>
               <w:rStyle w:val="Hyperlink"/>
@@ -6039,20 +6151,19 @@
           <w:i w:val="0"/>
           <w:color w:val="0000FF"/>
           <w:sz w:val="24"/>
+        </w:rPr>
+        <w:t>-</w:t>
+      </w:r>
+      <w:r>
+        <w:rPr>
+          <w:rFonts w:ascii="Charis SIL Regular" w:hAnsi="Charis SIL Regular" w:eastAsia="Charis SIL Regular"/>
+          <w:b w:val="0"/>
+          <w:i w:val="0"/>
+          <w:color w:val="0000FF"/>
+          <w:sz w:val="24"/>
           <w:u w:val="single"/>
         </w:rPr>
-        <w:t>-</w:t>
-      </w:r>
-      <w:r>
-        <w:rPr>
-          <w:rFonts w:ascii="Charis SIL Regular" w:hAnsi="Charis SIL Regular" w:eastAsia="Charis SIL Regular"/>
-          <w:b w:val="0"/>
-          <w:i w:val="0"/>
-          <w:color w:val="0000FF"/>
-          <w:sz w:val="24"/>
-          <w:u w:val="single"/>
-        </w:rPr>
-        <w:hyperlink r:id="rId34" w:history="1">
+        <w:hyperlink r:id="rId33" w:history="1">
           <w:r>
             <w:rPr>
               <w:rStyle w:val="Hyperlink"/>
@@ -6070,7 +6181,7 @@
           <w:sz w:val="24"/>
           <w:u w:val="single"/>
         </w:rPr>
-        <w:hyperlink r:id="rId34" w:history="1">
+        <w:hyperlink r:id="rId33" w:history="1">
           <w:r>
             <w:rPr>
               <w:rStyle w:val="Hyperlink"/>
@@ -6088,7 +6199,7 @@
           <w:sz w:val="24"/>
           <w:u w:val="single"/>
         </w:rPr>
-        <w:hyperlink r:id="rId34" w:history="1">
+        <w:hyperlink r:id="rId33" w:history="1">
           <w:r>
             <w:rPr>
               <w:rStyle w:val="Hyperlink"/>
@@ -6106,7 +6217,7 @@
           <w:sz w:val="24"/>
           <w:u w:val="single"/>
         </w:rPr>
-        <w:hyperlink r:id="rId34" w:history="1">
+        <w:hyperlink r:id="rId33" w:history="1">
           <w:r>
             <w:rPr>
               <w:rStyle w:val="Hyperlink"/>
@@ -6124,7 +6235,7 @@
           <w:sz w:val="24"/>
           <w:u w:val="single"/>
         </w:rPr>
-        <w:hyperlink r:id="rId34" w:history="1">
+        <w:hyperlink r:id="rId33" w:history="1">
           <w:r>
             <w:rPr>
               <w:rStyle w:val="Hyperlink"/>
@@ -6255,7 +6366,7 @@
           <w:sz w:val="24"/>
           <w:u w:val="single"/>
         </w:rPr>
-        <w:hyperlink r:id="rId35" w:history="1">
+        <w:hyperlink r:id="rId34" w:history="1">
           <w:r>
             <w:rPr>
               <w:rStyle w:val="Hyperlink"/>
@@ -6284,7 +6395,7 @@
           <w:sz w:val="24"/>
           <w:u w:val="single"/>
         </w:rPr>
-        <w:hyperlink r:id="rId35" w:history="1">
+        <w:hyperlink r:id="rId34" w:history="1">
           <w:r>
             <w:rPr>
               <w:rStyle w:val="Hyperlink"/>
@@ -6312,7 +6423,7 @@
           <w:sz w:val="24"/>
           <w:u w:val="single"/>
         </w:rPr>
-        <w:hyperlink r:id="rId36" w:history="1">
+        <w:hyperlink r:id="rId35" w:history="1">
           <w:r>
             <w:rPr>
               <w:rStyle w:val="Hyperlink"/>
@@ -6341,7 +6452,7 @@
           <w:sz w:val="24"/>
           <w:u w:val="single"/>
         </w:rPr>
-        <w:hyperlink r:id="rId36" w:history="1">
+        <w:hyperlink r:id="rId35" w:history="1">
           <w:r>
             <w:rPr>
               <w:rStyle w:val="Hyperlink"/>

--- a/EXPORTS/DOCX/published/niveau2/Dutch/Ghana.docx
+++ b/EXPORTS/DOCX/published/niveau2/Dutch/Ghana.docx
@@ -598,25 +598,7 @@
           <w:color w:val="000000"/>
           <w:sz w:val="24"/>
         </w:rPr>
-        <w:hyperlink r:id="rId10" w:history="1">
-          <w:r>
-            <w:rPr>
-              <w:rStyle w:val="Hyperlink"/>
-            </w:rPr>
-            <w:t xml:space="preserve">n van de </w:t>
-          </w:r>
-        </w:hyperlink>
-      </w:r>
-      <w:r>
-        <w:rPr>
-          <w:u w:val="single" w:color="0000ff"/>
-          <w:rFonts w:ascii="Charis SIL Regular" w:hAnsi="Charis SIL Regular" w:eastAsia="Charis SIL Regular"/>
-          <w:b w:val="0"/>
-          <w:i w:val="0"/>
-          <w:color w:val="000000"/>
-          <w:sz w:val="24"/>
-        </w:rPr>
-        <w:t>W</w:t>
+        <w:t>n van de W</w:t>
       </w:r>
       <w:r>
         <w:rPr>
@@ -1320,12 +1302,24 @@
             <w:rPr>
               <w:rStyle w:val="Hyperlink"/>
             </w:rPr>
-            <w:t>ffing va</w:t>
+            <w:t xml:space="preserve">ffing van </w:t>
           </w:r>
         </w:hyperlink>
       </w:r>
       <w:r>
         <w:rPr>
+          <w:u w:val="single" w:color="0000ff"/>
+          <w:rFonts w:ascii="Charis SIL Regular" w:hAnsi="Charis SIL Regular" w:eastAsia="Charis SIL Regular"/>
+          <w:b w:val="0"/>
+          <w:i w:val="0"/>
+          <w:color w:val="000000"/>
+          <w:sz w:val="24"/>
+        </w:rPr>
+        <w:t>he</w:t>
+      </w:r>
+      <w:r>
+        <w:rPr>
+          <w:u w:val="single" w:color="0000ff"/>
           <w:rFonts w:ascii="Charis SIL Regular" w:hAnsi="Charis SIL Regular" w:eastAsia="Charis SIL Regular"/>
           <w:b w:val="0"/>
           <w:i w:val="0"/>
@@ -1337,7 +1331,7 @@
             <w:rPr>
               <w:rStyle w:val="Hyperlink"/>
             </w:rPr>
-            <w:t xml:space="preserve">n </w:t>
+            <w:t xml:space="preserve">t </w:t>
           </w:r>
         </w:hyperlink>
       </w:r>
@@ -1349,25 +1343,7 @@
           <w:color w:val="000000"/>
           <w:sz w:val="24"/>
         </w:rPr>
-        <w:t>he</w:t>
-      </w:r>
-      <w:r>
-        <w:rPr>
-          <w:u w:val="single" w:color="0000ff"/>
-          <w:rFonts w:ascii="Charis SIL Regular" w:hAnsi="Charis SIL Regular" w:eastAsia="Charis SIL Regular"/>
-          <w:b w:val="0"/>
-          <w:i w:val="0"/>
-          <w:color w:val="000000"/>
-          <w:sz w:val="24"/>
-        </w:rPr>
-        <w:hyperlink r:id="rId14" w:history="1">
-          <w:r>
-            <w:rPr>
-              <w:rStyle w:val="Hyperlink"/>
-            </w:rPr>
-            <w:t>t Ka</w:t>
-          </w:r>
-        </w:hyperlink>
+        <w:t>Ka</w:t>
       </w:r>
       <w:r>
         <w:rPr>
@@ -4523,7 +4499,7 @@
           <w:sz w:val="24"/>
           <w:u w:val="single"/>
         </w:rPr>
-        <w:hyperlink r:id="rId23" w:history="1">
+        <w:hyperlink r:id="rId24" w:history="1">
           <w:r>
             <w:rPr>
               <w:rStyle w:val="Hyperlink"/>
@@ -4552,6 +4528,7 @@
       </w:r>
       <w:r>
         <w:rPr>
+          <w:u w:val="single" w:color="0000ff"/>
           <w:rFonts w:ascii="Charis SIL Regular" w:hAnsi="Charis SIL Regular" w:eastAsia="Charis SIL Regular"/>
           <w:b w:val="0"/>
           <w:i w:val="0"/>
@@ -4569,7 +4546,7 @@
           <w:sz w:val="24"/>
           <w:u w:val="single"/>
         </w:rPr>
-        <w:hyperlink r:id="rId23" w:history="1">
+        <w:hyperlink r:id="rId25" w:history="1">
           <w:r>
             <w:rPr>
               <w:rStyle w:val="Hyperlink"/>
@@ -4694,7 +4671,7 @@
           <w:sz w:val="24"/>
           <w:u w:val="single"/>
         </w:rPr>
-        <w:hyperlink r:id="rId25" w:history="1">
+        <w:hyperlink r:id="rId26" w:history="1">
           <w:r>
             <w:rPr>
               <w:rStyle w:val="Hyperlink"/>
@@ -4712,7 +4689,7 @@
           <w:sz w:val="24"/>
           <w:u w:val="single"/>
         </w:rPr>
-        <w:hyperlink r:id="rId25" w:history="1">
+        <w:hyperlink r:id="rId26" w:history="1">
           <w:r>
             <w:rPr>
               <w:rStyle w:val="Hyperlink"/>
@@ -4730,7 +4707,7 @@
           <w:sz w:val="24"/>
           <w:u w:val="single"/>
         </w:rPr>
-        <w:hyperlink r:id="rId25" w:history="1">
+        <w:hyperlink r:id="rId26" w:history="1">
           <w:r>
             <w:rPr>
               <w:rStyle w:val="Hyperlink"/>
@@ -4748,7 +4725,7 @@
           <w:sz w:val="24"/>
           <w:u w:val="single"/>
         </w:rPr>
-        <w:hyperlink r:id="rId25" w:history="1">
+        <w:hyperlink r:id="rId26" w:history="1">
           <w:r>
             <w:rPr>
               <w:rStyle w:val="Hyperlink"/>
@@ -4766,7 +4743,7 @@
           <w:sz w:val="24"/>
           <w:u w:val="single"/>
         </w:rPr>
-        <w:hyperlink r:id="rId25" w:history="1">
+        <w:hyperlink r:id="rId26" w:history="1">
           <w:r>
             <w:rPr>
               <w:rStyle w:val="Hyperlink"/>
@@ -4784,7 +4761,7 @@
           <w:sz w:val="24"/>
           <w:u w:val="single"/>
         </w:rPr>
-        <w:hyperlink r:id="rId25" w:history="1">
+        <w:hyperlink r:id="rId26" w:history="1">
           <w:r>
             <w:rPr>
               <w:rStyle w:val="Hyperlink"/>
@@ -4802,7 +4779,7 @@
           <w:sz w:val="24"/>
           <w:u w:val="single"/>
         </w:rPr>
-        <w:hyperlink r:id="rId25" w:history="1">
+        <w:hyperlink r:id="rId26" w:history="1">
           <w:r>
             <w:rPr>
               <w:rStyle w:val="Hyperlink"/>
@@ -5050,13 +5027,21 @@
       </w:r>
       <w:r>
         <w:rPr>
+          <w:u w:val="single" w:color="0000ff"/>
           <w:rFonts w:ascii="Charis SIL Regular" w:hAnsi="Charis SIL Regular" w:eastAsia="Charis SIL Regular"/>
           <w:b w:val="0"/>
           <w:i w:val="0"/>
           <w:color w:val="000000"/>
           <w:sz w:val="24"/>
         </w:rPr>
-        <w:t xml:space="preserve">, </w:t>
+        <w:hyperlink r:id="rId19" w:history="1">
+          <w:r>
+            <w:rPr>
+              <w:rStyle w:val="Hyperlink"/>
+            </w:rPr>
+            <w:t xml:space="preserve">, </w:t>
+          </w:r>
+        </w:hyperlink>
       </w:r>
       <w:r>
         <w:rPr>
@@ -5067,7 +5052,7 @@
           <w:sz w:val="24"/>
           <w:u w:val="single"/>
         </w:rPr>
-        <w:hyperlink r:id="rId26" w:history="1">
+        <w:hyperlink r:id="rId27" w:history="1">
           <w:r>
             <w:rPr>
               <w:rStyle w:val="Hyperlink"/>
@@ -5085,7 +5070,7 @@
           <w:sz w:val="24"/>
           <w:u w:val="single"/>
         </w:rPr>
-        <w:hyperlink r:id="rId26" w:history="1">
+        <w:hyperlink r:id="rId27" w:history="1">
           <w:r>
             <w:rPr>
               <w:rStyle w:val="Hyperlink"/>
@@ -5114,7 +5099,7 @@
           <w:sz w:val="24"/>
           <w:u w:val="single"/>
         </w:rPr>
-        <w:hyperlink r:id="rId26" w:history="1">
+        <w:hyperlink r:id="rId27" w:history="1">
           <w:r>
             <w:rPr>
               <w:rStyle w:val="Hyperlink"/>
@@ -5143,7 +5128,7 @@
           <w:sz w:val="24"/>
           <w:u w:val="single"/>
         </w:rPr>
-        <w:hyperlink r:id="rId27" w:history="1">
+        <w:hyperlink r:id="rId28" w:history="1">
           <w:r>
             <w:rPr>
               <w:rStyle w:val="Hyperlink"/>
@@ -5161,7 +5146,7 @@
           <w:sz w:val="24"/>
           <w:u w:val="single"/>
         </w:rPr>
-        <w:hyperlink r:id="rId27" w:history="1">
+        <w:hyperlink r:id="rId28" w:history="1">
           <w:r>
             <w:rPr>
               <w:rStyle w:val="Hyperlink"/>
@@ -5190,7 +5175,7 @@
           <w:sz w:val="24"/>
           <w:u w:val="single"/>
         </w:rPr>
-        <w:hyperlink r:id="rId27" w:history="1">
+        <w:hyperlink r:id="rId28" w:history="1">
           <w:r>
             <w:rPr>
               <w:rStyle w:val="Hyperlink"/>
@@ -5208,7 +5193,7 @@
           <w:sz w:val="24"/>
           <w:u w:val="single"/>
         </w:rPr>
-        <w:hyperlink r:id="rId19" w:history="1">
+        <w:hyperlink r:id="rId28" w:history="1">
           <w:r>
             <w:rPr>
               <w:rStyle w:val="Hyperlink"/>
@@ -5348,7 +5333,7 @@
           <w:sz w:val="24"/>
           <w:u w:val="single"/>
         </w:rPr>
-        <w:hyperlink r:id="rId28" w:history="1">
+        <w:hyperlink r:id="rId29" w:history="1">
           <w:r>
             <w:rPr>
               <w:rStyle w:val="Hyperlink"/>
@@ -5366,7 +5351,7 @@
           <w:sz w:val="24"/>
           <w:u w:val="single"/>
         </w:rPr>
-        <w:hyperlink r:id="rId28" w:history="1">
+        <w:hyperlink r:id="rId29" w:history="1">
           <w:r>
             <w:rPr>
               <w:rStyle w:val="Hyperlink"/>
@@ -5384,7 +5369,7 @@
           <w:sz w:val="24"/>
           <w:u w:val="single"/>
         </w:rPr>
-        <w:hyperlink r:id="rId28" w:history="1">
+        <w:hyperlink r:id="rId29" w:history="1">
           <w:r>
             <w:rPr>
               <w:rStyle w:val="Hyperlink"/>
@@ -5402,7 +5387,7 @@
           <w:sz w:val="24"/>
           <w:u w:val="single"/>
         </w:rPr>
-        <w:hyperlink r:id="rId28" w:history="1">
+        <w:hyperlink r:id="rId29" w:history="1">
           <w:r>
             <w:rPr>
               <w:rStyle w:val="Hyperlink"/>
@@ -5430,7 +5415,7 @@
           <w:sz w:val="24"/>
           <w:u w:val="single"/>
         </w:rPr>
-        <w:hyperlink r:id="rId29" w:history="1">
+        <w:hyperlink r:id="rId30" w:history="1">
           <w:r>
             <w:rPr>
               <w:rStyle w:val="Hyperlink"/>
@@ -5448,7 +5433,7 @@
           <w:sz w:val="24"/>
           <w:u w:val="single"/>
         </w:rPr>
-        <w:hyperlink r:id="rId29" w:history="1">
+        <w:hyperlink r:id="rId30" w:history="1">
           <w:r>
             <w:rPr>
               <w:rStyle w:val="Hyperlink"/>
@@ -5477,7 +5462,7 @@
           <w:sz w:val="24"/>
           <w:u w:val="single"/>
         </w:rPr>
-        <w:hyperlink r:id="rId29" w:history="1">
+        <w:hyperlink r:id="rId30" w:history="1">
           <w:r>
             <w:rPr>
               <w:rStyle w:val="Hyperlink"/>
@@ -5565,7 +5550,7 @@
           <w:sz w:val="24"/>
           <w:u w:val="single"/>
         </w:rPr>
-        <w:hyperlink r:id="rId30" w:history="1">
+        <w:hyperlink r:id="rId31" w:history="1">
           <w:r>
             <w:rPr>
               <w:rStyle w:val="Hyperlink"/>
@@ -5594,7 +5579,7 @@
           <w:sz w:val="24"/>
           <w:u w:val="single"/>
         </w:rPr>
-        <w:hyperlink r:id="rId30" w:history="1">
+        <w:hyperlink r:id="rId31" w:history="1">
           <w:r>
             <w:rPr>
               <w:rStyle w:val="Hyperlink"/>
@@ -5622,7 +5607,7 @@
           <w:sz w:val="24"/>
           <w:u w:val="single"/>
         </w:rPr>
-        <w:hyperlink r:id="rId31" w:history="1">
+        <w:hyperlink r:id="rId32" w:history="1">
           <w:r>
             <w:rPr>
               <w:rStyle w:val="Hyperlink"/>
@@ -5651,7 +5636,7 @@
           <w:sz w:val="24"/>
           <w:u w:val="single"/>
         </w:rPr>
-        <w:hyperlink r:id="rId31" w:history="1">
+        <w:hyperlink r:id="rId32" w:history="1">
           <w:r>
             <w:rPr>
               <w:rStyle w:val="Hyperlink"/>
@@ -5775,7 +5760,7 @@
           <w:sz w:val="24"/>
           <w:u w:val="single"/>
         </w:rPr>
-        <w:hyperlink r:id="rId32" w:history="1">
+        <w:hyperlink r:id="rId33" w:history="1">
           <w:r>
             <w:rPr>
               <w:rStyle w:val="Hyperlink"/>
@@ -5793,7 +5778,7 @@
           <w:sz w:val="24"/>
           <w:u w:val="single"/>
         </w:rPr>
-        <w:hyperlink r:id="rId32" w:history="1">
+        <w:hyperlink r:id="rId33" w:history="1">
           <w:r>
             <w:rPr>
               <w:rStyle w:val="Hyperlink"/>
@@ -5811,7 +5796,7 @@
           <w:sz w:val="24"/>
           <w:u w:val="single"/>
         </w:rPr>
-        <w:hyperlink r:id="rId32" w:history="1">
+        <w:hyperlink r:id="rId33" w:history="1">
           <w:r>
             <w:rPr>
               <w:rStyle w:val="Hyperlink"/>
@@ -5992,7 +5977,7 @@
           <w:sz w:val="24"/>
           <w:u w:val="single"/>
         </w:rPr>
-        <w:hyperlink r:id="rId33" w:history="1">
+        <w:hyperlink r:id="rId34" w:history="1">
           <w:r>
             <w:rPr>
               <w:rStyle w:val="Hyperlink"/>
@@ -6010,7 +5995,7 @@
           <w:sz w:val="24"/>
           <w:u w:val="single"/>
         </w:rPr>
-        <w:hyperlink r:id="rId33" w:history="1">
+        <w:hyperlink r:id="rId34" w:history="1">
           <w:r>
             <w:rPr>
               <w:rStyle w:val="Hyperlink"/>
@@ -6028,7 +6013,7 @@
           <w:sz w:val="24"/>
           <w:u w:val="single"/>
         </w:rPr>
-        <w:hyperlink r:id="rId33" w:history="1">
+        <w:hyperlink r:id="rId34" w:history="1">
           <w:r>
             <w:rPr>
               <w:rStyle w:val="Hyperlink"/>
@@ -6046,7 +6031,7 @@
           <w:sz w:val="24"/>
           <w:u w:val="single"/>
         </w:rPr>
-        <w:hyperlink r:id="rId33" w:history="1">
+        <w:hyperlink r:id="rId34" w:history="1">
           <w:r>
             <w:rPr>
               <w:rStyle w:val="Hyperlink"/>
@@ -6064,7 +6049,7 @@
           <w:sz w:val="24"/>
           <w:u w:val="single"/>
         </w:rPr>
-        <w:hyperlink r:id="rId33" w:history="1">
+        <w:hyperlink r:id="rId34" w:history="1">
           <w:r>
             <w:rPr>
               <w:rStyle w:val="Hyperlink"/>
@@ -6082,7 +6067,7 @@
           <w:sz w:val="24"/>
           <w:u w:val="single"/>
         </w:rPr>
-        <w:hyperlink r:id="rId33" w:history="1">
+        <w:hyperlink r:id="rId34" w:history="1">
           <w:r>
             <w:rPr>
               <w:rStyle w:val="Hyperlink"/>
@@ -6100,7 +6085,7 @@
           <w:sz w:val="24"/>
           <w:u w:val="single"/>
         </w:rPr>
-        <w:hyperlink r:id="rId33" w:history="1">
+        <w:hyperlink r:id="rId34" w:history="1">
           <w:r>
             <w:rPr>
               <w:rStyle w:val="Hyperlink"/>
@@ -6118,7 +6103,7 @@
           <w:sz w:val="24"/>
           <w:u w:val="single"/>
         </w:rPr>
-        <w:hyperlink r:id="rId33" w:history="1">
+        <w:hyperlink r:id="rId34" w:history="1">
           <w:r>
             <w:rPr>
               <w:rStyle w:val="Hyperlink"/>
@@ -6135,7 +6120,7 @@
           <w:color w:val="0000FF"/>
           <w:sz w:val="24"/>
         </w:rPr>
-        <w:hyperlink r:id="rId33" w:history="1">
+        <w:hyperlink r:id="rId34" w:history="1">
           <w:r>
             <w:rPr>
               <w:rStyle w:val="Hyperlink"/>
@@ -6151,6 +6136,7 @@
           <w:i w:val="0"/>
           <w:color w:val="0000FF"/>
           <w:sz w:val="24"/>
+          <w:u w:val="single"/>
         </w:rPr>
         <w:t>-</w:t>
       </w:r>
@@ -6163,7 +6149,7 @@
           <w:sz w:val="24"/>
           <w:u w:val="single"/>
         </w:rPr>
-        <w:hyperlink r:id="rId33" w:history="1">
+        <w:hyperlink r:id="rId34" w:history="1">
           <w:r>
             <w:rPr>
               <w:rStyle w:val="Hyperlink"/>
@@ -6181,7 +6167,7 @@
           <w:sz w:val="24"/>
           <w:u w:val="single"/>
         </w:rPr>
-        <w:hyperlink r:id="rId33" w:history="1">
+        <w:hyperlink r:id="rId34" w:history="1">
           <w:r>
             <w:rPr>
               <w:rStyle w:val="Hyperlink"/>
@@ -6199,7 +6185,7 @@
           <w:sz w:val="24"/>
           <w:u w:val="single"/>
         </w:rPr>
-        <w:hyperlink r:id="rId33" w:history="1">
+        <w:hyperlink r:id="rId34" w:history="1">
           <w:r>
             <w:rPr>
               <w:rStyle w:val="Hyperlink"/>
@@ -6217,7 +6203,7 @@
           <w:sz w:val="24"/>
           <w:u w:val="single"/>
         </w:rPr>
-        <w:hyperlink r:id="rId33" w:history="1">
+        <w:hyperlink r:id="rId34" w:history="1">
           <w:r>
             <w:rPr>
               <w:rStyle w:val="Hyperlink"/>
@@ -6235,7 +6221,7 @@
           <w:sz w:val="24"/>
           <w:u w:val="single"/>
         </w:rPr>
-        <w:hyperlink r:id="rId33" w:history="1">
+        <w:hyperlink r:id="rId34" w:history="1">
           <w:r>
             <w:rPr>
               <w:rStyle w:val="Hyperlink"/>
@@ -6366,7 +6352,7 @@
           <w:sz w:val="24"/>
           <w:u w:val="single"/>
         </w:rPr>
-        <w:hyperlink r:id="rId34" w:history="1">
+        <w:hyperlink r:id="rId35" w:history="1">
           <w:r>
             <w:rPr>
               <w:rStyle w:val="Hyperlink"/>
@@ -6395,7 +6381,7 @@
           <w:sz w:val="24"/>
           <w:u w:val="single"/>
         </w:rPr>
-        <w:hyperlink r:id="rId34" w:history="1">
+        <w:hyperlink r:id="rId35" w:history="1">
           <w:r>
             <w:rPr>
               <w:rStyle w:val="Hyperlink"/>
@@ -6423,7 +6409,7 @@
           <w:sz w:val="24"/>
           <w:u w:val="single"/>
         </w:rPr>
-        <w:hyperlink r:id="rId35" w:history="1">
+        <w:hyperlink r:id="rId36" w:history="1">
           <w:r>
             <w:rPr>
               <w:rStyle w:val="Hyperlink"/>
@@ -6452,7 +6438,7 @@
           <w:sz w:val="24"/>
           <w:u w:val="single"/>
         </w:rPr>
-        <w:hyperlink r:id="rId35" w:history="1">
+        <w:hyperlink r:id="rId36" w:history="1">
           <w:r>
             <w:rPr>
               <w:rStyle w:val="Hyperlink"/>

--- a/EXPORTS/DOCX/published/niveau2/Dutch/Ghana.docx
+++ b/EXPORTS/DOCX/published/niveau2/Dutch/Ghana.docx
@@ -598,7 +598,25 @@
           <w:color w:val="000000"/>
           <w:sz w:val="24"/>
         </w:rPr>
-        <w:t>n van de W</w:t>
+        <w:hyperlink r:id="rId10" w:history="1">
+          <w:r>
+            <w:rPr>
+              <w:rStyle w:val="Hyperlink"/>
+            </w:rPr>
+            <w:t xml:space="preserve">n van de </w:t>
+          </w:r>
+        </w:hyperlink>
+      </w:r>
+      <w:r>
+        <w:rPr>
+          <w:u w:val="single" w:color="0000ff"/>
+          <w:rFonts w:ascii="Charis SIL Regular" w:hAnsi="Charis SIL Regular" w:eastAsia="Charis SIL Regular"/>
+          <w:b w:val="0"/>
+          <w:i w:val="0"/>
+          <w:color w:val="000000"/>
+          <w:sz w:val="24"/>
+        </w:rPr>
+        <w:t>W</w:t>
       </w:r>
       <w:r>
         <w:rPr>
@@ -1302,24 +1320,12 @@
             <w:rPr>
               <w:rStyle w:val="Hyperlink"/>
             </w:rPr>
-            <w:t xml:space="preserve">ffing van </w:t>
+            <w:t>ffing va</w:t>
           </w:r>
         </w:hyperlink>
       </w:r>
       <w:r>
         <w:rPr>
-          <w:u w:val="single" w:color="0000ff"/>
-          <w:rFonts w:ascii="Charis SIL Regular" w:hAnsi="Charis SIL Regular" w:eastAsia="Charis SIL Regular"/>
-          <w:b w:val="0"/>
-          <w:i w:val="0"/>
-          <w:color w:val="000000"/>
-          <w:sz w:val="24"/>
-        </w:rPr>
-        <w:t>he</w:t>
-      </w:r>
-      <w:r>
-        <w:rPr>
-          <w:u w:val="single" w:color="0000ff"/>
           <w:rFonts w:ascii="Charis SIL Regular" w:hAnsi="Charis SIL Regular" w:eastAsia="Charis SIL Regular"/>
           <w:b w:val="0"/>
           <w:i w:val="0"/>
@@ -1331,7 +1337,7 @@
             <w:rPr>
               <w:rStyle w:val="Hyperlink"/>
             </w:rPr>
-            <w:t xml:space="preserve">t </w:t>
+            <w:t xml:space="preserve">n </w:t>
           </w:r>
         </w:hyperlink>
       </w:r>
@@ -1343,7 +1349,25 @@
           <w:color w:val="000000"/>
           <w:sz w:val="24"/>
         </w:rPr>
-        <w:t>Ka</w:t>
+        <w:t>he</w:t>
+      </w:r>
+      <w:r>
+        <w:rPr>
+          <w:u w:val="single" w:color="0000ff"/>
+          <w:rFonts w:ascii="Charis SIL Regular" w:hAnsi="Charis SIL Regular" w:eastAsia="Charis SIL Regular"/>
+          <w:b w:val="0"/>
+          <w:i w:val="0"/>
+          <w:color w:val="000000"/>
+          <w:sz w:val="24"/>
+        </w:rPr>
+        <w:hyperlink r:id="rId14" w:history="1">
+          <w:r>
+            <w:rPr>
+              <w:rStyle w:val="Hyperlink"/>
+            </w:rPr>
+            <w:t>t Ka</w:t>
+          </w:r>
+        </w:hyperlink>
       </w:r>
       <w:r>
         <w:rPr>
@@ -1826,6 +1850,7 @@
           <w:i w:val="0"/>
           <w:color w:val="0000FF"/>
           <w:sz w:val="24"/>
+          <w:u w:val="single"/>
         </w:rPr>
         <w:hyperlink r:id="rId17" w:history="1">
           <w:r>
@@ -4528,7 +4553,6 @@
       </w:r>
       <w:r>
         <w:rPr>
-          <w:u w:val="single" w:color="0000ff"/>
           <w:rFonts w:ascii="Charis SIL Regular" w:hAnsi="Charis SIL Regular" w:eastAsia="Charis SIL Regular"/>
           <w:b w:val="0"/>
           <w:i w:val="0"/>
@@ -4546,7 +4570,7 @@
           <w:sz w:val="24"/>
           <w:u w:val="single"/>
         </w:rPr>
-        <w:hyperlink r:id="rId25" w:history="1">
+        <w:hyperlink r:id="rId23" w:history="1">
           <w:r>
             <w:rPr>
               <w:rStyle w:val="Hyperlink"/>
@@ -4671,7 +4695,7 @@
           <w:sz w:val="24"/>
           <w:u w:val="single"/>
         </w:rPr>
-        <w:hyperlink r:id="rId26" w:history="1">
+        <w:hyperlink r:id="rId25" w:history="1">
           <w:r>
             <w:rPr>
               <w:rStyle w:val="Hyperlink"/>
@@ -4689,7 +4713,7 @@
           <w:sz w:val="24"/>
           <w:u w:val="single"/>
         </w:rPr>
-        <w:hyperlink r:id="rId26" w:history="1">
+        <w:hyperlink r:id="rId25" w:history="1">
           <w:r>
             <w:rPr>
               <w:rStyle w:val="Hyperlink"/>
@@ -4707,7 +4731,7 @@
           <w:sz w:val="24"/>
           <w:u w:val="single"/>
         </w:rPr>
-        <w:hyperlink r:id="rId26" w:history="1">
+        <w:hyperlink r:id="rId25" w:history="1">
           <w:r>
             <w:rPr>
               <w:rStyle w:val="Hyperlink"/>
@@ -4725,7 +4749,7 @@
           <w:sz w:val="24"/>
           <w:u w:val="single"/>
         </w:rPr>
-        <w:hyperlink r:id="rId26" w:history="1">
+        <w:hyperlink r:id="rId25" w:history="1">
           <w:r>
             <w:rPr>
               <w:rStyle w:val="Hyperlink"/>
@@ -4743,7 +4767,7 @@
           <w:sz w:val="24"/>
           <w:u w:val="single"/>
         </w:rPr>
-        <w:hyperlink r:id="rId26" w:history="1">
+        <w:hyperlink r:id="rId25" w:history="1">
           <w:r>
             <w:rPr>
               <w:rStyle w:val="Hyperlink"/>
@@ -4761,7 +4785,7 @@
           <w:sz w:val="24"/>
           <w:u w:val="single"/>
         </w:rPr>
-        <w:hyperlink r:id="rId26" w:history="1">
+        <w:hyperlink r:id="rId25" w:history="1">
           <w:r>
             <w:rPr>
               <w:rStyle w:val="Hyperlink"/>
@@ -4779,7 +4803,7 @@
           <w:sz w:val="24"/>
           <w:u w:val="single"/>
         </w:rPr>
-        <w:hyperlink r:id="rId26" w:history="1">
+        <w:hyperlink r:id="rId25" w:history="1">
           <w:r>
             <w:rPr>
               <w:rStyle w:val="Hyperlink"/>
@@ -5052,7 +5076,7 @@
           <w:sz w:val="24"/>
           <w:u w:val="single"/>
         </w:rPr>
-        <w:hyperlink r:id="rId27" w:history="1">
+        <w:hyperlink r:id="rId26" w:history="1">
           <w:r>
             <w:rPr>
               <w:rStyle w:val="Hyperlink"/>
@@ -5070,7 +5094,7 @@
           <w:sz w:val="24"/>
           <w:u w:val="single"/>
         </w:rPr>
-        <w:hyperlink r:id="rId27" w:history="1">
+        <w:hyperlink r:id="rId26" w:history="1">
           <w:r>
             <w:rPr>
               <w:rStyle w:val="Hyperlink"/>
@@ -5099,7 +5123,7 @@
           <w:sz w:val="24"/>
           <w:u w:val="single"/>
         </w:rPr>
-        <w:hyperlink r:id="rId27" w:history="1">
+        <w:hyperlink r:id="rId26" w:history="1">
           <w:r>
             <w:rPr>
               <w:rStyle w:val="Hyperlink"/>
@@ -5128,7 +5152,7 @@
           <w:sz w:val="24"/>
           <w:u w:val="single"/>
         </w:rPr>
-        <w:hyperlink r:id="rId28" w:history="1">
+        <w:hyperlink r:id="rId27" w:history="1">
           <w:r>
             <w:rPr>
               <w:rStyle w:val="Hyperlink"/>
@@ -5146,7 +5170,7 @@
           <w:sz w:val="24"/>
           <w:u w:val="single"/>
         </w:rPr>
-        <w:hyperlink r:id="rId28" w:history="1">
+        <w:hyperlink r:id="rId27" w:history="1">
           <w:r>
             <w:rPr>
               <w:rStyle w:val="Hyperlink"/>
@@ -5175,7 +5199,7 @@
           <w:sz w:val="24"/>
           <w:u w:val="single"/>
         </w:rPr>
-        <w:hyperlink r:id="rId28" w:history="1">
+        <w:hyperlink r:id="rId27" w:history="1">
           <w:r>
             <w:rPr>
               <w:rStyle w:val="Hyperlink"/>
@@ -5193,7 +5217,7 @@
           <w:sz w:val="24"/>
           <w:u w:val="single"/>
         </w:rPr>
-        <w:hyperlink r:id="rId28" w:history="1">
+        <w:hyperlink r:id="rId19" w:history="1">
           <w:r>
             <w:rPr>
               <w:rStyle w:val="Hyperlink"/>
@@ -5333,7 +5357,7 @@
           <w:sz w:val="24"/>
           <w:u w:val="single"/>
         </w:rPr>
-        <w:hyperlink r:id="rId29" w:history="1">
+        <w:hyperlink r:id="rId28" w:history="1">
           <w:r>
             <w:rPr>
               <w:rStyle w:val="Hyperlink"/>
@@ -5351,7 +5375,7 @@
           <w:sz w:val="24"/>
           <w:u w:val="single"/>
         </w:rPr>
-        <w:hyperlink r:id="rId29" w:history="1">
+        <w:hyperlink r:id="rId28" w:history="1">
           <w:r>
             <w:rPr>
               <w:rStyle w:val="Hyperlink"/>
@@ -5369,7 +5393,7 @@
           <w:sz w:val="24"/>
           <w:u w:val="single"/>
         </w:rPr>
-        <w:hyperlink r:id="rId29" w:history="1">
+        <w:hyperlink r:id="rId28" w:history="1">
           <w:r>
             <w:rPr>
               <w:rStyle w:val="Hyperlink"/>
@@ -5387,7 +5411,7 @@
           <w:sz w:val="24"/>
           <w:u w:val="single"/>
         </w:rPr>
-        <w:hyperlink r:id="rId29" w:history="1">
+        <w:hyperlink r:id="rId28" w:history="1">
           <w:r>
             <w:rPr>
               <w:rStyle w:val="Hyperlink"/>
@@ -5415,7 +5439,7 @@
           <w:sz w:val="24"/>
           <w:u w:val="single"/>
         </w:rPr>
-        <w:hyperlink r:id="rId30" w:history="1">
+        <w:hyperlink r:id="rId29" w:history="1">
           <w:r>
             <w:rPr>
               <w:rStyle w:val="Hyperlink"/>
@@ -5433,7 +5457,7 @@
           <w:sz w:val="24"/>
           <w:u w:val="single"/>
         </w:rPr>
-        <w:hyperlink r:id="rId30" w:history="1">
+        <w:hyperlink r:id="rId29" w:history="1">
           <w:r>
             <w:rPr>
               <w:rStyle w:val="Hyperlink"/>
@@ -5462,7 +5486,7 @@
           <w:sz w:val="24"/>
           <w:u w:val="single"/>
         </w:rPr>
-        <w:hyperlink r:id="rId30" w:history="1">
+        <w:hyperlink r:id="rId29" w:history="1">
           <w:r>
             <w:rPr>
               <w:rStyle w:val="Hyperlink"/>
@@ -5550,7 +5574,7 @@
           <w:sz w:val="24"/>
           <w:u w:val="single"/>
         </w:rPr>
-        <w:hyperlink r:id="rId31" w:history="1">
+        <w:hyperlink r:id="rId30" w:history="1">
           <w:r>
             <w:rPr>
               <w:rStyle w:val="Hyperlink"/>
@@ -5579,7 +5603,7 @@
           <w:sz w:val="24"/>
           <w:u w:val="single"/>
         </w:rPr>
-        <w:hyperlink r:id="rId31" w:history="1">
+        <w:hyperlink r:id="rId30" w:history="1">
           <w:r>
             <w:rPr>
               <w:rStyle w:val="Hyperlink"/>
@@ -5607,7 +5631,7 @@
           <w:sz w:val="24"/>
           <w:u w:val="single"/>
         </w:rPr>
-        <w:hyperlink r:id="rId32" w:history="1">
+        <w:hyperlink r:id="rId31" w:history="1">
           <w:r>
             <w:rPr>
               <w:rStyle w:val="Hyperlink"/>
@@ -5636,7 +5660,7 @@
           <w:sz w:val="24"/>
           <w:u w:val="single"/>
         </w:rPr>
-        <w:hyperlink r:id="rId32" w:history="1">
+        <w:hyperlink r:id="rId31" w:history="1">
           <w:r>
             <w:rPr>
               <w:rStyle w:val="Hyperlink"/>
@@ -5760,7 +5784,7 @@
           <w:sz w:val="24"/>
           <w:u w:val="single"/>
         </w:rPr>
-        <w:hyperlink r:id="rId33" w:history="1">
+        <w:hyperlink r:id="rId32" w:history="1">
           <w:r>
             <w:rPr>
               <w:rStyle w:val="Hyperlink"/>
@@ -5778,7 +5802,7 @@
           <w:sz w:val="24"/>
           <w:u w:val="single"/>
         </w:rPr>
-        <w:hyperlink r:id="rId33" w:history="1">
+        <w:hyperlink r:id="rId32" w:history="1">
           <w:r>
             <w:rPr>
               <w:rStyle w:val="Hyperlink"/>
@@ -5796,7 +5820,7 @@
           <w:sz w:val="24"/>
           <w:u w:val="single"/>
         </w:rPr>
-        <w:hyperlink r:id="rId33" w:history="1">
+        <w:hyperlink r:id="rId32" w:history="1">
           <w:r>
             <w:rPr>
               <w:rStyle w:val="Hyperlink"/>
@@ -5977,7 +6001,7 @@
           <w:sz w:val="24"/>
           <w:u w:val="single"/>
         </w:rPr>
-        <w:hyperlink r:id="rId34" w:history="1">
+        <w:hyperlink r:id="rId33" w:history="1">
           <w:r>
             <w:rPr>
               <w:rStyle w:val="Hyperlink"/>
@@ -5995,7 +6019,7 @@
           <w:sz w:val="24"/>
           <w:u w:val="single"/>
         </w:rPr>
-        <w:hyperlink r:id="rId34" w:history="1">
+        <w:hyperlink r:id="rId33" w:history="1">
           <w:r>
             <w:rPr>
               <w:rStyle w:val="Hyperlink"/>
@@ -6013,7 +6037,7 @@
           <w:sz w:val="24"/>
           <w:u w:val="single"/>
         </w:rPr>
-        <w:hyperlink r:id="rId34" w:history="1">
+        <w:hyperlink r:id="rId33" w:history="1">
           <w:r>
             <w:rPr>
               <w:rStyle w:val="Hyperlink"/>
@@ -6031,7 +6055,7 @@
           <w:sz w:val="24"/>
           <w:u w:val="single"/>
         </w:rPr>
-        <w:hyperlink r:id="rId34" w:history="1">
+        <w:hyperlink r:id="rId33" w:history="1">
           <w:r>
             <w:rPr>
               <w:rStyle w:val="Hyperlink"/>
@@ -6049,7 +6073,7 @@
           <w:sz w:val="24"/>
           <w:u w:val="single"/>
         </w:rPr>
-        <w:hyperlink r:id="rId34" w:history="1">
+        <w:hyperlink r:id="rId33" w:history="1">
           <w:r>
             <w:rPr>
               <w:rStyle w:val="Hyperlink"/>
@@ -6067,7 +6091,7 @@
           <w:sz w:val="24"/>
           <w:u w:val="single"/>
         </w:rPr>
-        <w:hyperlink r:id="rId34" w:history="1">
+        <w:hyperlink r:id="rId33" w:history="1">
           <w:r>
             <w:rPr>
               <w:rStyle w:val="Hyperlink"/>
@@ -6085,7 +6109,7 @@
           <w:sz w:val="24"/>
           <w:u w:val="single"/>
         </w:rPr>
-        <w:hyperlink r:id="rId34" w:history="1">
+        <w:hyperlink r:id="rId33" w:history="1">
           <w:r>
             <w:rPr>
               <w:rStyle w:val="Hyperlink"/>
@@ -6103,7 +6127,7 @@
           <w:sz w:val="24"/>
           <w:u w:val="single"/>
         </w:rPr>
-        <w:hyperlink r:id="rId34" w:history="1">
+        <w:hyperlink r:id="rId33" w:history="1">
           <w:r>
             <w:rPr>
               <w:rStyle w:val="Hyperlink"/>
@@ -6120,7 +6144,7 @@
           <w:color w:val="0000FF"/>
           <w:sz w:val="24"/>
         </w:rPr>
-        <w:hyperlink r:id="rId34" w:history="1">
+        <w:hyperlink r:id="rId33" w:history="1">
           <w:r>
             <w:rPr>
               <w:rStyle w:val="Hyperlink"/>
@@ -6149,7 +6173,7 @@
           <w:sz w:val="24"/>
           <w:u w:val="single"/>
         </w:rPr>
-        <w:hyperlink r:id="rId34" w:history="1">
+        <w:hyperlink r:id="rId33" w:history="1">
           <w:r>
             <w:rPr>
               <w:rStyle w:val="Hyperlink"/>
@@ -6167,7 +6191,7 @@
           <w:sz w:val="24"/>
           <w:u w:val="single"/>
         </w:rPr>
-        <w:hyperlink r:id="rId34" w:history="1">
+        <w:hyperlink r:id="rId33" w:history="1">
           <w:r>
             <w:rPr>
               <w:rStyle w:val="Hyperlink"/>
@@ -6185,7 +6209,7 @@
           <w:sz w:val="24"/>
           <w:u w:val="single"/>
         </w:rPr>
-        <w:hyperlink r:id="rId34" w:history="1">
+        <w:hyperlink r:id="rId33" w:history="1">
           <w:r>
             <w:rPr>
               <w:rStyle w:val="Hyperlink"/>
@@ -6203,7 +6227,7 @@
           <w:sz w:val="24"/>
           <w:u w:val="single"/>
         </w:rPr>
-        <w:hyperlink r:id="rId34" w:history="1">
+        <w:hyperlink r:id="rId33" w:history="1">
           <w:r>
             <w:rPr>
               <w:rStyle w:val="Hyperlink"/>
@@ -6221,7 +6245,7 @@
           <w:sz w:val="24"/>
           <w:u w:val="single"/>
         </w:rPr>
-        <w:hyperlink r:id="rId34" w:history="1">
+        <w:hyperlink r:id="rId33" w:history="1">
           <w:r>
             <w:rPr>
               <w:rStyle w:val="Hyperlink"/>
@@ -6352,7 +6376,7 @@
           <w:sz w:val="24"/>
           <w:u w:val="single"/>
         </w:rPr>
-        <w:hyperlink r:id="rId35" w:history="1">
+        <w:hyperlink r:id="rId34" w:history="1">
           <w:r>
             <w:rPr>
               <w:rStyle w:val="Hyperlink"/>
@@ -6381,7 +6405,7 @@
           <w:sz w:val="24"/>
           <w:u w:val="single"/>
         </w:rPr>
-        <w:hyperlink r:id="rId35" w:history="1">
+        <w:hyperlink r:id="rId34" w:history="1">
           <w:r>
             <w:rPr>
               <w:rStyle w:val="Hyperlink"/>
@@ -6409,7 +6433,7 @@
           <w:sz w:val="24"/>
           <w:u w:val="single"/>
         </w:rPr>
-        <w:hyperlink r:id="rId36" w:history="1">
+        <w:hyperlink r:id="rId35" w:history="1">
           <w:r>
             <w:rPr>
               <w:rStyle w:val="Hyperlink"/>
@@ -6438,7 +6462,7 @@
           <w:sz w:val="24"/>
           <w:u w:val="single"/>
         </w:rPr>
-        <w:hyperlink r:id="rId36" w:history="1">
+        <w:hyperlink r:id="rId35" w:history="1">
           <w:r>
             <w:rPr>
               <w:rStyle w:val="Hyperlink"/>

--- a/EXPORTS/DOCX/published/niveau2/Dutch/Ghana.docx
+++ b/EXPORTS/DOCX/published/niveau2/Dutch/Ghana.docx
@@ -598,25 +598,7 @@
           <w:color w:val="000000"/>
           <w:sz w:val="24"/>
         </w:rPr>
-        <w:hyperlink r:id="rId10" w:history="1">
-          <w:r>
-            <w:rPr>
-              <w:rStyle w:val="Hyperlink"/>
-            </w:rPr>
-            <w:t xml:space="preserve">n van de </w:t>
-          </w:r>
-        </w:hyperlink>
-      </w:r>
-      <w:r>
-        <w:rPr>
-          <w:u w:val="single" w:color="0000ff"/>
-          <w:rFonts w:ascii="Charis SIL Regular" w:hAnsi="Charis SIL Regular" w:eastAsia="Charis SIL Regular"/>
-          <w:b w:val="0"/>
-          <w:i w:val="0"/>
-          <w:color w:val="000000"/>
-          <w:sz w:val="24"/>
-        </w:rPr>
-        <w:t>W</w:t>
+        <w:t>n van de W</w:t>
       </w:r>
       <w:r>
         <w:rPr>
@@ -4553,6 +4535,7 @@
       </w:r>
       <w:r>
         <w:rPr>
+          <w:u w:val="single" w:color="0000ff"/>
           <w:rFonts w:ascii="Charis SIL Regular" w:hAnsi="Charis SIL Regular" w:eastAsia="Charis SIL Regular"/>
           <w:b w:val="0"/>
           <w:i w:val="0"/>
@@ -4570,7 +4553,7 @@
           <w:sz w:val="24"/>
           <w:u w:val="single"/>
         </w:rPr>
-        <w:hyperlink r:id="rId23" w:history="1">
+        <w:hyperlink r:id="rId25" w:history="1">
           <w:r>
             <w:rPr>
               <w:rStyle w:val="Hyperlink"/>
@@ -4695,7 +4678,7 @@
           <w:sz w:val="24"/>
           <w:u w:val="single"/>
         </w:rPr>
-        <w:hyperlink r:id="rId25" w:history="1">
+        <w:hyperlink r:id="rId26" w:history="1">
           <w:r>
             <w:rPr>
               <w:rStyle w:val="Hyperlink"/>
@@ -4713,7 +4696,7 @@
           <w:sz w:val="24"/>
           <w:u w:val="single"/>
         </w:rPr>
-        <w:hyperlink r:id="rId25" w:history="1">
+        <w:hyperlink r:id="rId26" w:history="1">
           <w:r>
             <w:rPr>
               <w:rStyle w:val="Hyperlink"/>
@@ -4731,7 +4714,7 @@
           <w:sz w:val="24"/>
           <w:u w:val="single"/>
         </w:rPr>
-        <w:hyperlink r:id="rId25" w:history="1">
+        <w:hyperlink r:id="rId26" w:history="1">
           <w:r>
             <w:rPr>
               <w:rStyle w:val="Hyperlink"/>
@@ -4749,7 +4732,7 @@
           <w:sz w:val="24"/>
           <w:u w:val="single"/>
         </w:rPr>
-        <w:hyperlink r:id="rId25" w:history="1">
+        <w:hyperlink r:id="rId26" w:history="1">
           <w:r>
             <w:rPr>
               <w:rStyle w:val="Hyperlink"/>
@@ -4767,7 +4750,7 @@
           <w:sz w:val="24"/>
           <w:u w:val="single"/>
         </w:rPr>
-        <w:hyperlink r:id="rId25" w:history="1">
+        <w:hyperlink r:id="rId26" w:history="1">
           <w:r>
             <w:rPr>
               <w:rStyle w:val="Hyperlink"/>
@@ -4785,7 +4768,7 @@
           <w:sz w:val="24"/>
           <w:u w:val="single"/>
         </w:rPr>
-        <w:hyperlink r:id="rId25" w:history="1">
+        <w:hyperlink r:id="rId26" w:history="1">
           <w:r>
             <w:rPr>
               <w:rStyle w:val="Hyperlink"/>
@@ -4803,7 +4786,7 @@
           <w:sz w:val="24"/>
           <w:u w:val="single"/>
         </w:rPr>
-        <w:hyperlink r:id="rId25" w:history="1">
+        <w:hyperlink r:id="rId26" w:history="1">
           <w:r>
             <w:rPr>
               <w:rStyle w:val="Hyperlink"/>
@@ -5076,7 +5059,7 @@
           <w:sz w:val="24"/>
           <w:u w:val="single"/>
         </w:rPr>
-        <w:hyperlink r:id="rId26" w:history="1">
+        <w:hyperlink r:id="rId27" w:history="1">
           <w:r>
             <w:rPr>
               <w:rStyle w:val="Hyperlink"/>
@@ -5094,7 +5077,7 @@
           <w:sz w:val="24"/>
           <w:u w:val="single"/>
         </w:rPr>
-        <w:hyperlink r:id="rId26" w:history="1">
+        <w:hyperlink r:id="rId27" w:history="1">
           <w:r>
             <w:rPr>
               <w:rStyle w:val="Hyperlink"/>
@@ -5123,7 +5106,7 @@
           <w:sz w:val="24"/>
           <w:u w:val="single"/>
         </w:rPr>
-        <w:hyperlink r:id="rId26" w:history="1">
+        <w:hyperlink r:id="rId27" w:history="1">
           <w:r>
             <w:rPr>
               <w:rStyle w:val="Hyperlink"/>
@@ -5152,7 +5135,7 @@
           <w:sz w:val="24"/>
           <w:u w:val="single"/>
         </w:rPr>
-        <w:hyperlink r:id="rId27" w:history="1">
+        <w:hyperlink r:id="rId28" w:history="1">
           <w:r>
             <w:rPr>
               <w:rStyle w:val="Hyperlink"/>
@@ -5170,7 +5153,7 @@
           <w:sz w:val="24"/>
           <w:u w:val="single"/>
         </w:rPr>
-        <w:hyperlink r:id="rId27" w:history="1">
+        <w:hyperlink r:id="rId28" w:history="1">
           <w:r>
             <w:rPr>
               <w:rStyle w:val="Hyperlink"/>
@@ -5199,7 +5182,7 @@
           <w:sz w:val="24"/>
           <w:u w:val="single"/>
         </w:rPr>
-        <w:hyperlink r:id="rId27" w:history="1">
+        <w:hyperlink r:id="rId28" w:history="1">
           <w:r>
             <w:rPr>
               <w:rStyle w:val="Hyperlink"/>
@@ -5217,7 +5200,7 @@
           <w:sz w:val="24"/>
           <w:u w:val="single"/>
         </w:rPr>
-        <w:hyperlink r:id="rId19" w:history="1">
+        <w:hyperlink r:id="rId28" w:history="1">
           <w:r>
             <w:rPr>
               <w:rStyle w:val="Hyperlink"/>
@@ -5357,7 +5340,7 @@
           <w:sz w:val="24"/>
           <w:u w:val="single"/>
         </w:rPr>
-        <w:hyperlink r:id="rId28" w:history="1">
+        <w:hyperlink r:id="rId29" w:history="1">
           <w:r>
             <w:rPr>
               <w:rStyle w:val="Hyperlink"/>
@@ -5375,7 +5358,7 @@
           <w:sz w:val="24"/>
           <w:u w:val="single"/>
         </w:rPr>
-        <w:hyperlink r:id="rId28" w:history="1">
+        <w:hyperlink r:id="rId29" w:history="1">
           <w:r>
             <w:rPr>
               <w:rStyle w:val="Hyperlink"/>
@@ -5393,7 +5376,7 @@
           <w:sz w:val="24"/>
           <w:u w:val="single"/>
         </w:rPr>
-        <w:hyperlink r:id="rId28" w:history="1">
+        <w:hyperlink r:id="rId29" w:history="1">
           <w:r>
             <w:rPr>
               <w:rStyle w:val="Hyperlink"/>
@@ -5411,7 +5394,7 @@
           <w:sz w:val="24"/>
           <w:u w:val="single"/>
         </w:rPr>
-        <w:hyperlink r:id="rId28" w:history="1">
+        <w:hyperlink r:id="rId29" w:history="1">
           <w:r>
             <w:rPr>
               <w:rStyle w:val="Hyperlink"/>
@@ -5439,7 +5422,7 @@
           <w:sz w:val="24"/>
           <w:u w:val="single"/>
         </w:rPr>
-        <w:hyperlink r:id="rId29" w:history="1">
+        <w:hyperlink r:id="rId30" w:history="1">
           <w:r>
             <w:rPr>
               <w:rStyle w:val="Hyperlink"/>
@@ -5457,7 +5440,7 @@
           <w:sz w:val="24"/>
           <w:u w:val="single"/>
         </w:rPr>
-        <w:hyperlink r:id="rId29" w:history="1">
+        <w:hyperlink r:id="rId30" w:history="1">
           <w:r>
             <w:rPr>
               <w:rStyle w:val="Hyperlink"/>
@@ -5486,7 +5469,7 @@
           <w:sz w:val="24"/>
           <w:u w:val="single"/>
         </w:rPr>
-        <w:hyperlink r:id="rId29" w:history="1">
+        <w:hyperlink r:id="rId30" w:history="1">
           <w:r>
             <w:rPr>
               <w:rStyle w:val="Hyperlink"/>
@@ -5574,7 +5557,7 @@
           <w:sz w:val="24"/>
           <w:u w:val="single"/>
         </w:rPr>
-        <w:hyperlink r:id="rId30" w:history="1">
+        <w:hyperlink r:id="rId31" w:history="1">
           <w:r>
             <w:rPr>
               <w:rStyle w:val="Hyperlink"/>
@@ -5603,7 +5586,7 @@
           <w:sz w:val="24"/>
           <w:u w:val="single"/>
         </w:rPr>
-        <w:hyperlink r:id="rId30" w:history="1">
+        <w:hyperlink r:id="rId31" w:history="1">
           <w:r>
             <w:rPr>
               <w:rStyle w:val="Hyperlink"/>
@@ -5631,7 +5614,7 @@
           <w:sz w:val="24"/>
           <w:u w:val="single"/>
         </w:rPr>
-        <w:hyperlink r:id="rId31" w:history="1">
+        <w:hyperlink r:id="rId32" w:history="1">
           <w:r>
             <w:rPr>
               <w:rStyle w:val="Hyperlink"/>
@@ -5660,7 +5643,7 @@
           <w:sz w:val="24"/>
           <w:u w:val="single"/>
         </w:rPr>
-        <w:hyperlink r:id="rId31" w:history="1">
+        <w:hyperlink r:id="rId32" w:history="1">
           <w:r>
             <w:rPr>
               <w:rStyle w:val="Hyperlink"/>
@@ -5784,7 +5767,7 @@
           <w:sz w:val="24"/>
           <w:u w:val="single"/>
         </w:rPr>
-        <w:hyperlink r:id="rId32" w:history="1">
+        <w:hyperlink r:id="rId33" w:history="1">
           <w:r>
             <w:rPr>
               <w:rStyle w:val="Hyperlink"/>
@@ -5802,7 +5785,7 @@
           <w:sz w:val="24"/>
           <w:u w:val="single"/>
         </w:rPr>
-        <w:hyperlink r:id="rId32" w:history="1">
+        <w:hyperlink r:id="rId33" w:history="1">
           <w:r>
             <w:rPr>
               <w:rStyle w:val="Hyperlink"/>
@@ -5820,7 +5803,7 @@
           <w:sz w:val="24"/>
           <w:u w:val="single"/>
         </w:rPr>
-        <w:hyperlink r:id="rId32" w:history="1">
+        <w:hyperlink r:id="rId33" w:history="1">
           <w:r>
             <w:rPr>
               <w:rStyle w:val="Hyperlink"/>
@@ -6001,7 +5984,7 @@
           <w:sz w:val="24"/>
           <w:u w:val="single"/>
         </w:rPr>
-        <w:hyperlink r:id="rId33" w:history="1">
+        <w:hyperlink r:id="rId34" w:history="1">
           <w:r>
             <w:rPr>
               <w:rStyle w:val="Hyperlink"/>
@@ -6019,7 +6002,7 @@
           <w:sz w:val="24"/>
           <w:u w:val="single"/>
         </w:rPr>
-        <w:hyperlink r:id="rId33" w:history="1">
+        <w:hyperlink r:id="rId34" w:history="1">
           <w:r>
             <w:rPr>
               <w:rStyle w:val="Hyperlink"/>
@@ -6037,7 +6020,7 @@
           <w:sz w:val="24"/>
           <w:u w:val="single"/>
         </w:rPr>
-        <w:hyperlink r:id="rId33" w:history="1">
+        <w:hyperlink r:id="rId34" w:history="1">
           <w:r>
             <w:rPr>
               <w:rStyle w:val="Hyperlink"/>
@@ -6055,7 +6038,7 @@
           <w:sz w:val="24"/>
           <w:u w:val="single"/>
         </w:rPr>
-        <w:hyperlink r:id="rId33" w:history="1">
+        <w:hyperlink r:id="rId34" w:history="1">
           <w:r>
             <w:rPr>
               <w:rStyle w:val="Hyperlink"/>
@@ -6073,7 +6056,7 @@
           <w:sz w:val="24"/>
           <w:u w:val="single"/>
         </w:rPr>
-        <w:hyperlink r:id="rId33" w:history="1">
+        <w:hyperlink r:id="rId34" w:history="1">
           <w:r>
             <w:rPr>
               <w:rStyle w:val="Hyperlink"/>
@@ -6091,7 +6074,7 @@
           <w:sz w:val="24"/>
           <w:u w:val="single"/>
         </w:rPr>
-        <w:hyperlink r:id="rId33" w:history="1">
+        <w:hyperlink r:id="rId34" w:history="1">
           <w:r>
             <w:rPr>
               <w:rStyle w:val="Hyperlink"/>
@@ -6109,7 +6092,7 @@
           <w:sz w:val="24"/>
           <w:u w:val="single"/>
         </w:rPr>
-        <w:hyperlink r:id="rId33" w:history="1">
+        <w:hyperlink r:id="rId34" w:history="1">
           <w:r>
             <w:rPr>
               <w:rStyle w:val="Hyperlink"/>
@@ -6127,7 +6110,7 @@
           <w:sz w:val="24"/>
           <w:u w:val="single"/>
         </w:rPr>
-        <w:hyperlink r:id="rId33" w:history="1">
+        <w:hyperlink r:id="rId34" w:history="1">
           <w:r>
             <w:rPr>
               <w:rStyle w:val="Hyperlink"/>
@@ -6144,7 +6127,7 @@
           <w:color w:val="0000FF"/>
           <w:sz w:val="24"/>
         </w:rPr>
-        <w:hyperlink r:id="rId33" w:history="1">
+        <w:hyperlink r:id="rId34" w:history="1">
           <w:r>
             <w:rPr>
               <w:rStyle w:val="Hyperlink"/>
@@ -6173,7 +6156,7 @@
           <w:sz w:val="24"/>
           <w:u w:val="single"/>
         </w:rPr>
-        <w:hyperlink r:id="rId33" w:history="1">
+        <w:hyperlink r:id="rId34" w:history="1">
           <w:r>
             <w:rPr>
               <w:rStyle w:val="Hyperlink"/>
@@ -6191,7 +6174,7 @@
           <w:sz w:val="24"/>
           <w:u w:val="single"/>
         </w:rPr>
-        <w:hyperlink r:id="rId33" w:history="1">
+        <w:hyperlink r:id="rId34" w:history="1">
           <w:r>
             <w:rPr>
               <w:rStyle w:val="Hyperlink"/>
@@ -6209,7 +6192,7 @@
           <w:sz w:val="24"/>
           <w:u w:val="single"/>
         </w:rPr>
-        <w:hyperlink r:id="rId33" w:history="1">
+        <w:hyperlink r:id="rId34" w:history="1">
           <w:r>
             <w:rPr>
               <w:rStyle w:val="Hyperlink"/>
@@ -6227,7 +6210,7 @@
           <w:sz w:val="24"/>
           <w:u w:val="single"/>
         </w:rPr>
-        <w:hyperlink r:id="rId33" w:history="1">
+        <w:hyperlink r:id="rId34" w:history="1">
           <w:r>
             <w:rPr>
               <w:rStyle w:val="Hyperlink"/>
@@ -6245,7 +6228,7 @@
           <w:sz w:val="24"/>
           <w:u w:val="single"/>
         </w:rPr>
-        <w:hyperlink r:id="rId33" w:history="1">
+        <w:hyperlink r:id="rId34" w:history="1">
           <w:r>
             <w:rPr>
               <w:rStyle w:val="Hyperlink"/>
@@ -6376,7 +6359,7 @@
           <w:sz w:val="24"/>
           <w:u w:val="single"/>
         </w:rPr>
-        <w:hyperlink r:id="rId34" w:history="1">
+        <w:hyperlink r:id="rId35" w:history="1">
           <w:r>
             <w:rPr>
               <w:rStyle w:val="Hyperlink"/>
@@ -6405,7 +6388,7 @@
           <w:sz w:val="24"/>
           <w:u w:val="single"/>
         </w:rPr>
-        <w:hyperlink r:id="rId34" w:history="1">
+        <w:hyperlink r:id="rId35" w:history="1">
           <w:r>
             <w:rPr>
               <w:rStyle w:val="Hyperlink"/>
@@ -6433,7 +6416,7 @@
           <w:sz w:val="24"/>
           <w:u w:val="single"/>
         </w:rPr>
-        <w:hyperlink r:id="rId35" w:history="1">
+        <w:hyperlink r:id="rId36" w:history="1">
           <w:r>
             <w:rPr>
               <w:rStyle w:val="Hyperlink"/>
@@ -6462,7 +6445,7 @@
           <w:sz w:val="24"/>
           <w:u w:val="single"/>
         </w:rPr>
-        <w:hyperlink r:id="rId35" w:history="1">
+        <w:hyperlink r:id="rId36" w:history="1">
           <w:r>
             <w:rPr>
               <w:rStyle w:val="Hyperlink"/>

--- a/EXPORTS/DOCX/published/niveau2/Dutch/Ghana.docx
+++ b/EXPORTS/DOCX/published/niveau2/Dutch/Ghana.docx
@@ -1832,7 +1832,6 @@
           <w:i w:val="0"/>
           <w:color w:val="0000FF"/>
           <w:sz w:val="24"/>
-          <w:u w:val="single"/>
         </w:rPr>
         <w:hyperlink r:id="rId17" w:history="1">
           <w:r>
@@ -4488,7 +4487,7 @@
           <w:sz w:val="24"/>
           <w:u w:val="single"/>
         </w:rPr>
-        <w:hyperlink r:id="rId24" w:history="1">
+        <w:hyperlink r:id="rId23" w:history="1">
           <w:r>
             <w:rPr>
               <w:rStyle w:val="Hyperlink"/>
@@ -4506,7 +4505,7 @@
           <w:sz w:val="24"/>
           <w:u w:val="single"/>
         </w:rPr>
-        <w:hyperlink r:id="rId24" w:history="1">
+        <w:hyperlink r:id="rId23" w:history="1">
           <w:r>
             <w:rPr>
               <w:rStyle w:val="Hyperlink"/>
@@ -4535,7 +4534,6 @@
       </w:r>
       <w:r>
         <w:rPr>
-          <w:u w:val="single" w:color="0000ff"/>
           <w:rFonts w:ascii="Charis SIL Regular" w:hAnsi="Charis SIL Regular" w:eastAsia="Charis SIL Regular"/>
           <w:b w:val="0"/>
           <w:i w:val="0"/>
@@ -4553,7 +4551,7 @@
           <w:sz w:val="24"/>
           <w:u w:val="single"/>
         </w:rPr>
-        <w:hyperlink r:id="rId25" w:history="1">
+        <w:hyperlink r:id="rId23" w:history="1">
           <w:r>
             <w:rPr>
               <w:rStyle w:val="Hyperlink"/>
@@ -4600,7 +4598,7 @@
           <w:sz w:val="24"/>
           <w:u w:val="single"/>
         </w:rPr>
-        <w:hyperlink r:id="rId23" w:history="1">
+        <w:hyperlink r:id="rId25" w:history="1">
           <w:r>
             <w:rPr>
               <w:rStyle w:val="Hyperlink"/>
@@ -5018,9 +5016,15 @@
           <w:i w:val="0"/>
           <w:color w:val="0000FF"/>
           <w:sz w:val="24"/>
-          <w:u w:val="single"/>
-        </w:rPr>
-        <w:t>l</w:t>
+        </w:rPr>
+        <w:hyperlink r:id="rId19" w:history="1">
+          <w:r>
+            <w:rPr>
+              <w:rStyle w:val="Hyperlink"/>
+            </w:rPr>
+            <w:t>l</w:t>
+          </w:r>
+        </w:hyperlink>
       </w:r>
       <w:r>
         <w:rPr>
@@ -5034,7 +5038,6 @@
       </w:r>
       <w:r>
         <w:rPr>
-          <w:u w:val="single" w:color="0000ff"/>
           <w:rFonts w:ascii="Charis SIL Regular" w:hAnsi="Charis SIL Regular" w:eastAsia="Charis SIL Regular"/>
           <w:b w:val="0"/>
           <w:i w:val="0"/>
@@ -5059,7 +5062,7 @@
           <w:sz w:val="24"/>
           <w:u w:val="single"/>
         </w:rPr>
-        <w:hyperlink r:id="rId27" w:history="1">
+        <w:hyperlink r:id="rId19" w:history="1">
           <w:r>
             <w:rPr>
               <w:rStyle w:val="Hyperlink"/>
@@ -5077,7 +5080,7 @@
           <w:sz w:val="24"/>
           <w:u w:val="single"/>
         </w:rPr>
-        <w:hyperlink r:id="rId27" w:history="1">
+        <w:hyperlink r:id="rId19" w:history="1">
           <w:r>
             <w:rPr>
               <w:rStyle w:val="Hyperlink"/>
@@ -5106,7 +5109,7 @@
           <w:sz w:val="24"/>
           <w:u w:val="single"/>
         </w:rPr>
-        <w:hyperlink r:id="rId27" w:history="1">
+        <w:hyperlink r:id="rId19" w:history="1">
           <w:r>
             <w:rPr>
               <w:rStyle w:val="Hyperlink"/>
@@ -5124,7 +5127,14 @@
           <w:color w:val="000000"/>
           <w:sz w:val="24"/>
         </w:rPr>
-        <w:t xml:space="preserve">, </w:t>
+        <w:hyperlink r:id="rId19" w:history="1">
+          <w:r>
+            <w:rPr>
+              <w:rStyle w:val="Hyperlink"/>
+            </w:rPr>
+            <w:t xml:space="preserve">, </w:t>
+          </w:r>
+        </w:hyperlink>
       </w:r>
       <w:r>
         <w:rPr>
@@ -5135,7 +5145,7 @@
           <w:sz w:val="24"/>
           <w:u w:val="single"/>
         </w:rPr>
-        <w:hyperlink r:id="rId28" w:history="1">
+        <w:hyperlink r:id="rId27" w:history="1">
           <w:r>
             <w:rPr>
               <w:rStyle w:val="Hyperlink"/>
@@ -5153,7 +5163,7 @@
           <w:sz w:val="24"/>
           <w:u w:val="single"/>
         </w:rPr>
-        <w:hyperlink r:id="rId28" w:history="1">
+        <w:hyperlink r:id="rId27" w:history="1">
           <w:r>
             <w:rPr>
               <w:rStyle w:val="Hyperlink"/>
@@ -5182,7 +5192,7 @@
           <w:sz w:val="24"/>
           <w:u w:val="single"/>
         </w:rPr>
-        <w:hyperlink r:id="rId28" w:history="1">
+        <w:hyperlink r:id="rId27" w:history="1">
           <w:r>
             <w:rPr>
               <w:rStyle w:val="Hyperlink"/>
@@ -5200,7 +5210,7 @@
           <w:sz w:val="24"/>
           <w:u w:val="single"/>
         </w:rPr>
-        <w:hyperlink r:id="rId28" w:history="1">
+        <w:hyperlink r:id="rId27" w:history="1">
           <w:r>
             <w:rPr>
               <w:rStyle w:val="Hyperlink"/>
@@ -5340,7 +5350,7 @@
           <w:sz w:val="24"/>
           <w:u w:val="single"/>
         </w:rPr>
-        <w:hyperlink r:id="rId29" w:history="1">
+        <w:hyperlink r:id="rId28" w:history="1">
           <w:r>
             <w:rPr>
               <w:rStyle w:val="Hyperlink"/>
@@ -5358,7 +5368,7 @@
           <w:sz w:val="24"/>
           <w:u w:val="single"/>
         </w:rPr>
-        <w:hyperlink r:id="rId29" w:history="1">
+        <w:hyperlink r:id="rId28" w:history="1">
           <w:r>
             <w:rPr>
               <w:rStyle w:val="Hyperlink"/>
@@ -5376,7 +5386,7 @@
           <w:sz w:val="24"/>
           <w:u w:val="single"/>
         </w:rPr>
-        <w:hyperlink r:id="rId29" w:history="1">
+        <w:hyperlink r:id="rId28" w:history="1">
           <w:r>
             <w:rPr>
               <w:rStyle w:val="Hyperlink"/>
@@ -5394,7 +5404,7 @@
           <w:sz w:val="24"/>
           <w:u w:val="single"/>
         </w:rPr>
-        <w:hyperlink r:id="rId29" w:history="1">
+        <w:hyperlink r:id="rId28" w:history="1">
           <w:r>
             <w:rPr>
               <w:rStyle w:val="Hyperlink"/>
@@ -5422,7 +5432,7 @@
           <w:sz w:val="24"/>
           <w:u w:val="single"/>
         </w:rPr>
-        <w:hyperlink r:id="rId30" w:history="1">
+        <w:hyperlink r:id="rId28" w:history="1">
           <w:r>
             <w:rPr>
               <w:rStyle w:val="Hyperlink"/>
@@ -5440,7 +5450,7 @@
           <w:sz w:val="24"/>
           <w:u w:val="single"/>
         </w:rPr>
-        <w:hyperlink r:id="rId30" w:history="1">
+        <w:hyperlink r:id="rId28" w:history="1">
           <w:r>
             <w:rPr>
               <w:rStyle w:val="Hyperlink"/>
@@ -5469,7 +5479,7 @@
           <w:sz w:val="24"/>
           <w:u w:val="single"/>
         </w:rPr>
-        <w:hyperlink r:id="rId30" w:history="1">
+        <w:hyperlink r:id="rId28" w:history="1">
           <w:r>
             <w:rPr>
               <w:rStyle w:val="Hyperlink"/>
@@ -5557,7 +5567,7 @@
           <w:sz w:val="24"/>
           <w:u w:val="single"/>
         </w:rPr>
-        <w:hyperlink r:id="rId31" w:history="1">
+        <w:hyperlink r:id="rId29" w:history="1">
           <w:r>
             <w:rPr>
               <w:rStyle w:val="Hyperlink"/>
@@ -5586,7 +5596,7 @@
           <w:sz w:val="24"/>
           <w:u w:val="single"/>
         </w:rPr>
-        <w:hyperlink r:id="rId31" w:history="1">
+        <w:hyperlink r:id="rId29" w:history="1">
           <w:r>
             <w:rPr>
               <w:rStyle w:val="Hyperlink"/>
@@ -5614,7 +5624,7 @@
           <w:sz w:val="24"/>
           <w:u w:val="single"/>
         </w:rPr>
-        <w:hyperlink r:id="rId32" w:history="1">
+        <w:hyperlink r:id="rId30" w:history="1">
           <w:r>
             <w:rPr>
               <w:rStyle w:val="Hyperlink"/>
@@ -5643,7 +5653,7 @@
           <w:sz w:val="24"/>
           <w:u w:val="single"/>
         </w:rPr>
-        <w:hyperlink r:id="rId32" w:history="1">
+        <w:hyperlink r:id="rId30" w:history="1">
           <w:r>
             <w:rPr>
               <w:rStyle w:val="Hyperlink"/>
@@ -5767,7 +5777,7 @@
           <w:sz w:val="24"/>
           <w:u w:val="single"/>
         </w:rPr>
-        <w:hyperlink r:id="rId33" w:history="1">
+        <w:hyperlink r:id="rId31" w:history="1">
           <w:r>
             <w:rPr>
               <w:rStyle w:val="Hyperlink"/>
@@ -5785,7 +5795,7 @@
           <w:sz w:val="24"/>
           <w:u w:val="single"/>
         </w:rPr>
-        <w:hyperlink r:id="rId33" w:history="1">
+        <w:hyperlink r:id="rId31" w:history="1">
           <w:r>
             <w:rPr>
               <w:rStyle w:val="Hyperlink"/>
@@ -5803,7 +5813,7 @@
           <w:sz w:val="24"/>
           <w:u w:val="single"/>
         </w:rPr>
-        <w:hyperlink r:id="rId33" w:history="1">
+        <w:hyperlink r:id="rId31" w:history="1">
           <w:r>
             <w:rPr>
               <w:rStyle w:val="Hyperlink"/>
@@ -5984,7 +5994,7 @@
           <w:sz w:val="24"/>
           <w:u w:val="single"/>
         </w:rPr>
-        <w:hyperlink r:id="rId34" w:history="1">
+        <w:hyperlink r:id="rId32" w:history="1">
           <w:r>
             <w:rPr>
               <w:rStyle w:val="Hyperlink"/>
@@ -6002,7 +6012,7 @@
           <w:sz w:val="24"/>
           <w:u w:val="single"/>
         </w:rPr>
-        <w:hyperlink r:id="rId34" w:history="1">
+        <w:hyperlink r:id="rId32" w:history="1">
           <w:r>
             <w:rPr>
               <w:rStyle w:val="Hyperlink"/>
@@ -6020,7 +6030,7 @@
           <w:sz w:val="24"/>
           <w:u w:val="single"/>
         </w:rPr>
-        <w:hyperlink r:id="rId34" w:history="1">
+        <w:hyperlink r:id="rId32" w:history="1">
           <w:r>
             <w:rPr>
               <w:rStyle w:val="Hyperlink"/>
@@ -6038,7 +6048,7 @@
           <w:sz w:val="24"/>
           <w:u w:val="single"/>
         </w:rPr>
-        <w:hyperlink r:id="rId34" w:history="1">
+        <w:hyperlink r:id="rId32" w:history="1">
           <w:r>
             <w:rPr>
               <w:rStyle w:val="Hyperlink"/>
@@ -6056,7 +6066,7 @@
           <w:sz w:val="24"/>
           <w:u w:val="single"/>
         </w:rPr>
-        <w:hyperlink r:id="rId34" w:history="1">
+        <w:hyperlink r:id="rId32" w:history="1">
           <w:r>
             <w:rPr>
               <w:rStyle w:val="Hyperlink"/>
@@ -6074,7 +6084,7 @@
           <w:sz w:val="24"/>
           <w:u w:val="single"/>
         </w:rPr>
-        <w:hyperlink r:id="rId34" w:history="1">
+        <w:hyperlink r:id="rId32" w:history="1">
           <w:r>
             <w:rPr>
               <w:rStyle w:val="Hyperlink"/>
@@ -6092,7 +6102,7 @@
           <w:sz w:val="24"/>
           <w:u w:val="single"/>
         </w:rPr>
-        <w:hyperlink r:id="rId34" w:history="1">
+        <w:hyperlink r:id="rId32" w:history="1">
           <w:r>
             <w:rPr>
               <w:rStyle w:val="Hyperlink"/>
@@ -6110,7 +6120,7 @@
           <w:sz w:val="24"/>
           <w:u w:val="single"/>
         </w:rPr>
-        <w:hyperlink r:id="rId34" w:history="1">
+        <w:hyperlink r:id="rId32" w:history="1">
           <w:r>
             <w:rPr>
               <w:rStyle w:val="Hyperlink"/>
@@ -6127,7 +6137,7 @@
           <w:color w:val="0000FF"/>
           <w:sz w:val="24"/>
         </w:rPr>
-        <w:hyperlink r:id="rId34" w:history="1">
+        <w:hyperlink r:id="rId32" w:history="1">
           <w:r>
             <w:rPr>
               <w:rStyle w:val="Hyperlink"/>
@@ -6156,7 +6166,7 @@
           <w:sz w:val="24"/>
           <w:u w:val="single"/>
         </w:rPr>
-        <w:hyperlink r:id="rId34" w:history="1">
+        <w:hyperlink r:id="rId32" w:history="1">
           <w:r>
             <w:rPr>
               <w:rStyle w:val="Hyperlink"/>
@@ -6174,7 +6184,7 @@
           <w:sz w:val="24"/>
           <w:u w:val="single"/>
         </w:rPr>
-        <w:hyperlink r:id="rId34" w:history="1">
+        <w:hyperlink r:id="rId32" w:history="1">
           <w:r>
             <w:rPr>
               <w:rStyle w:val="Hyperlink"/>
@@ -6192,7 +6202,7 @@
           <w:sz w:val="24"/>
           <w:u w:val="single"/>
         </w:rPr>
-        <w:hyperlink r:id="rId34" w:history="1">
+        <w:hyperlink r:id="rId32" w:history="1">
           <w:r>
             <w:rPr>
               <w:rStyle w:val="Hyperlink"/>
@@ -6210,7 +6220,7 @@
           <w:sz w:val="24"/>
           <w:u w:val="single"/>
         </w:rPr>
-        <w:hyperlink r:id="rId34" w:history="1">
+        <w:hyperlink r:id="rId32" w:history="1">
           <w:r>
             <w:rPr>
               <w:rStyle w:val="Hyperlink"/>
@@ -6228,7 +6238,7 @@
           <w:sz w:val="24"/>
           <w:u w:val="single"/>
         </w:rPr>
-        <w:hyperlink r:id="rId34" w:history="1">
+        <w:hyperlink r:id="rId32" w:history="1">
           <w:r>
             <w:rPr>
               <w:rStyle w:val="Hyperlink"/>
@@ -6359,7 +6369,7 @@
           <w:sz w:val="24"/>
           <w:u w:val="single"/>
         </w:rPr>
-        <w:hyperlink r:id="rId35" w:history="1">
+        <w:hyperlink r:id="rId33" w:history="1">
           <w:r>
             <w:rPr>
               <w:rStyle w:val="Hyperlink"/>
@@ -6388,7 +6398,7 @@
           <w:sz w:val="24"/>
           <w:u w:val="single"/>
         </w:rPr>
-        <w:hyperlink r:id="rId35" w:history="1">
+        <w:hyperlink r:id="rId33" w:history="1">
           <w:r>
             <w:rPr>
               <w:rStyle w:val="Hyperlink"/>
@@ -6416,7 +6426,7 @@
           <w:sz w:val="24"/>
           <w:u w:val="single"/>
         </w:rPr>
-        <w:hyperlink r:id="rId36" w:history="1">
+        <w:hyperlink r:id="rId34" w:history="1">
           <w:r>
             <w:rPr>
               <w:rStyle w:val="Hyperlink"/>
@@ -6445,7 +6455,7 @@
           <w:sz w:val="24"/>
           <w:u w:val="single"/>
         </w:rPr>
-        <w:hyperlink r:id="rId36" w:history="1">
+        <w:hyperlink r:id="rId34" w:history="1">
           <w:r>
             <w:rPr>
               <w:rStyle w:val="Hyperlink"/>

--- a/EXPORTS/DOCX/published/niveau2/Dutch/Ghana.docx
+++ b/EXPORTS/DOCX/published/niveau2/Dutch/Ghana.docx
@@ -609,6 +609,7 @@
       </w:r>
       <w:r>
         <w:rPr>
+          <w:u w:val="single" w:color="0000ff"/>
           <w:rFonts w:ascii="Charis SIL Regular" w:hAnsi="Charis SIL Regular" w:eastAsia="Charis SIL Regular"/>
           <w:b w:val="0"/>
           <w:i w:val="0"/>
@@ -1247,9 +1248,15 @@
           <w:i w:val="0"/>
           <w:color w:val="0000FF"/>
           <w:sz w:val="24"/>
-          <w:u w:val="single"/>
-        </w:rPr>
-        <w:t>r</w:t>
+        </w:rPr>
+        <w:hyperlink r:id="rId14" w:history="1">
+          <w:r>
+            <w:rPr>
+              <w:rStyle w:val="Hyperlink"/>
+            </w:rPr>
+            <w:t>r</w:t>
+          </w:r>
+        </w:hyperlink>
       </w:r>
       <w:r>
         <w:rPr>
@@ -1313,13 +1320,29 @@
             <w:rPr>
               <w:rStyle w:val="Hyperlink"/>
             </w:rPr>
-            <w:t xml:space="preserve">ffing van </w:t>
+            <w:t>ffing va</w:t>
           </w:r>
         </w:hyperlink>
       </w:r>
       <w:r>
         <w:rPr>
-          <w:u w:val="single" w:color="0000ff"/>
+          <w:rFonts w:ascii="Charis SIL Regular" w:hAnsi="Charis SIL Regular" w:eastAsia="Charis SIL Regular"/>
+          <w:b w:val="0"/>
+          <w:i w:val="0"/>
+          <w:color w:val="000000"/>
+          <w:sz w:val="24"/>
+        </w:rPr>
+        <w:hyperlink r:id="rId14" w:history="1">
+          <w:r>
+            <w:rPr>
+              <w:rStyle w:val="Hyperlink"/>
+            </w:rPr>
+            <w:t xml:space="preserve">n </w:t>
+          </w:r>
+        </w:hyperlink>
+      </w:r>
+      <w:r>
+        <w:rPr>
           <w:rFonts w:ascii="Charis SIL Regular" w:hAnsi="Charis SIL Regular" w:eastAsia="Charis SIL Regular"/>
           <w:b w:val="0"/>
           <w:i w:val="0"/>
@@ -1378,19 +1401,9 @@
             <w:rPr>
               <w:rStyle w:val="Hyperlink"/>
             </w:rPr>
-            <w:t xml:space="preserve">inet in </w:t>
+            <w:t xml:space="preserve">inet in de </w:t>
           </w:r>
         </w:hyperlink>
-      </w:r>
-      <w:r>
-        <w:rPr>
-          <w:rFonts w:ascii="Charis SIL Regular" w:hAnsi="Charis SIL Regular" w:eastAsia="Charis SIL Regular"/>
-          <w:b w:val="0"/>
-          <w:i w:val="0"/>
-          <w:color w:val="000000"/>
-          <w:sz w:val="24"/>
-        </w:rPr>
-        <w:t xml:space="preserve">de </w:t>
       </w:r>
       <w:r>
         <w:rPr>
@@ -1857,7 +1870,7 @@
           <w:sz w:val="24"/>
           <w:u w:val="single"/>
         </w:rPr>
-        <w:hyperlink r:id="rId17" w:history="1">
+        <w:hyperlink r:id="rId16" w:history="1">
           <w:r>
             <w:rPr>
               <w:rStyle w:val="Hyperlink"/>
@@ -1875,7 +1888,7 @@
           <w:sz w:val="24"/>
           <w:u w:val="single"/>
         </w:rPr>
-        <w:hyperlink r:id="rId17" w:history="1">
+        <w:hyperlink r:id="rId16" w:history="1">
           <w:r>
             <w:rPr>
               <w:rStyle w:val="Hyperlink"/>
@@ -1893,7 +1906,7 @@
           <w:sz w:val="24"/>
           <w:u w:val="single"/>
         </w:rPr>
-        <w:hyperlink r:id="rId17" w:history="1">
+        <w:hyperlink r:id="rId16" w:history="1">
           <w:r>
             <w:rPr>
               <w:rStyle w:val="Hyperlink"/>
@@ -2077,75 +2090,13 @@
       </w:r>
       <w:r>
         <w:rPr>
-          <w:u w:val="single" w:color="0000ff"/>
           <w:rFonts w:ascii="Charis SIL Regular" w:hAnsi="Charis SIL Regular" w:eastAsia="Charis SIL Regular"/>
           <w:b w:val="0"/>
           <w:i w:val="0"/>
           <w:color w:val="000000"/>
           <w:sz w:val="24"/>
         </w:rPr>
-        <w:hyperlink r:id="rId18" w:history="1">
-          <w:r>
-            <w:rPr>
-              <w:rStyle w:val="Hyperlink"/>
-            </w:rPr>
-            <w:t>Temminck bi</w:t>
-          </w:r>
-        </w:hyperlink>
-      </w:r>
-      <w:r>
-        <w:rPr>
-          <w:u w:val="single" w:color="0000ff"/>
-          <w:rFonts w:ascii="Charis SIL Regular" w:hAnsi="Charis SIL Regular" w:eastAsia="Charis SIL Regular"/>
-          <w:b w:val="0"/>
-          <w:i w:val="0"/>
-          <w:color w:val="000000"/>
-          <w:sz w:val="24"/>
-        </w:rPr>
-        <w:hyperlink r:id="rId18" w:history="1">
-          <w:r>
-            <w:rPr>
-              <w:rStyle w:val="Hyperlink"/>
-            </w:rPr>
-            <w:t>j</w:t>
-          </w:r>
-        </w:hyperlink>
-      </w:r>
-      <w:r>
-        <w:rPr>
-          <w:u w:val="single" w:color="0000ff"/>
-          <w:rFonts w:ascii="Charis SIL Regular" w:hAnsi="Charis SIL Regular" w:eastAsia="Charis SIL Regular"/>
-          <w:b w:val="0"/>
-          <w:i w:val="0"/>
-          <w:color w:val="000000"/>
-          <w:sz w:val="24"/>
-        </w:rPr>
-        <w:hyperlink r:id="rId18" w:history="1">
-          <w:r>
-            <w:rPr>
-              <w:rStyle w:val="Hyperlink"/>
-            </w:rPr>
-            <w:t xml:space="preserve"> de </w:t>
-          </w:r>
-        </w:hyperlink>
-      </w:r>
-      <w:r>
-        <w:rPr>
-          <w:u w:val="single" w:color="0000ff"/>
-          <w:rFonts w:ascii="Charis SIL Regular" w:hAnsi="Charis SIL Regular" w:eastAsia="Charis SIL Regular"/>
-          <w:b w:val="0"/>
-          <w:i w:val="0"/>
-          <w:color w:val="000000"/>
-          <w:sz w:val="24"/>
-        </w:rPr>
-        <w:hyperlink r:id="rId18" w:history="1">
-          <w:r>
-            <w:rPr>
-              <w:rStyle w:val="Hyperlink"/>
-            </w:rPr>
-            <w:t>minister van</w:t>
-          </w:r>
-        </w:hyperlink>
+        <w:t>Temminck bij de minister van</w:t>
       </w:r>
       <w:r>
         <w:rPr>
@@ -3521,32 +3472,7 @@
           <w:sz w:val="24"/>
           <w:u w:val="single"/>
         </w:rPr>
-        <w:hyperlink r:id="rId22" w:history="1">
-          <w:r>
-            <w:rPr>
-              <w:rStyle w:val="Hyperlink"/>
-            </w:rPr>
-            <w:t>va</w:t>
-          </w:r>
-        </w:hyperlink>
-      </w:r>
-      <w:r>
-        <w:rPr>
-          <w:rFonts w:ascii="Charis SIL Regular" w:hAnsi="Charis SIL Regular" w:eastAsia="Charis SIL Regular"/>
-          <w:b w:val="0"/>
-          <w:i w:val="0"/>
-          <w:color w:val="0000FF"/>
-          <w:sz w:val="24"/>
-          <w:u w:val="single"/>
-        </w:rPr>
-        <w:hyperlink r:id="rId22" w:history="1">
-          <w:r>
-            <w:rPr>
-              <w:rStyle w:val="Hyperlink"/>
-            </w:rPr>
-            <w:t>n</w:t>
-          </w:r>
-        </w:hyperlink>
+        <w:t>van</w:t>
       </w:r>
       <w:r>
         <w:rPr>
@@ -4493,7 +4419,7 @@
           <w:sz w:val="24"/>
           <w:u w:val="single"/>
         </w:rPr>
-        <w:hyperlink r:id="rId24" w:history="1">
+        <w:hyperlink r:id="rId23" w:history="1">
           <w:r>
             <w:rPr>
               <w:rStyle w:val="Hyperlink"/>
@@ -4511,7 +4437,7 @@
           <w:sz w:val="24"/>
           <w:u w:val="single"/>
         </w:rPr>
-        <w:hyperlink r:id="rId24" w:history="1">
+        <w:hyperlink r:id="rId23" w:history="1">
           <w:r>
             <w:rPr>
               <w:rStyle w:val="Hyperlink"/>
@@ -4604,7 +4530,7 @@
           <w:sz w:val="24"/>
           <w:u w:val="single"/>
         </w:rPr>
-        <w:hyperlink r:id="rId23" w:history="1">
+        <w:hyperlink r:id="rId25" w:history="1">
           <w:r>
             <w:rPr>
               <w:rStyle w:val="Hyperlink"/>
@@ -4682,7 +4608,7 @@
           <w:sz w:val="24"/>
           <w:u w:val="single"/>
         </w:rPr>
-        <w:hyperlink r:id="rId25" w:history="1">
+        <w:hyperlink r:id="rId26" w:history="1">
           <w:r>
             <w:rPr>
               <w:rStyle w:val="Hyperlink"/>
@@ -4700,7 +4626,7 @@
           <w:sz w:val="24"/>
           <w:u w:val="single"/>
         </w:rPr>
-        <w:hyperlink r:id="rId25" w:history="1">
+        <w:hyperlink r:id="rId26" w:history="1">
           <w:r>
             <w:rPr>
               <w:rStyle w:val="Hyperlink"/>
@@ -4718,7 +4644,7 @@
           <w:sz w:val="24"/>
           <w:u w:val="single"/>
         </w:rPr>
-        <w:hyperlink r:id="rId25" w:history="1">
+        <w:hyperlink r:id="rId26" w:history="1">
           <w:r>
             <w:rPr>
               <w:rStyle w:val="Hyperlink"/>
@@ -4736,7 +4662,7 @@
           <w:sz w:val="24"/>
           <w:u w:val="single"/>
         </w:rPr>
-        <w:hyperlink r:id="rId25" w:history="1">
+        <w:hyperlink r:id="rId26" w:history="1">
           <w:r>
             <w:rPr>
               <w:rStyle w:val="Hyperlink"/>
@@ -4754,7 +4680,7 @@
           <w:sz w:val="24"/>
           <w:u w:val="single"/>
         </w:rPr>
-        <w:hyperlink r:id="rId25" w:history="1">
+        <w:hyperlink r:id="rId26" w:history="1">
           <w:r>
             <w:rPr>
               <w:rStyle w:val="Hyperlink"/>
@@ -4772,7 +4698,7 @@
           <w:sz w:val="24"/>
           <w:u w:val="single"/>
         </w:rPr>
-        <w:hyperlink r:id="rId25" w:history="1">
+        <w:hyperlink r:id="rId26" w:history="1">
           <w:r>
             <w:rPr>
               <w:rStyle w:val="Hyperlink"/>
@@ -4790,7 +4716,7 @@
           <w:sz w:val="24"/>
           <w:u w:val="single"/>
         </w:rPr>
-        <w:hyperlink r:id="rId25" w:history="1">
+        <w:hyperlink r:id="rId26" w:history="1">
           <w:r>
             <w:rPr>
               <w:rStyle w:val="Hyperlink"/>
@@ -5050,7 +4976,14 @@
           <w:color w:val="000000"/>
           <w:sz w:val="24"/>
         </w:rPr>
-        <w:t xml:space="preserve">, </w:t>
+        <w:hyperlink r:id="rId19" w:history="1">
+          <w:r>
+            <w:rPr>
+              <w:rStyle w:val="Hyperlink"/>
+            </w:rPr>
+            <w:t xml:space="preserve">, </w:t>
+          </w:r>
+        </w:hyperlink>
       </w:r>
       <w:r>
         <w:rPr>
@@ -5079,7 +5012,7 @@
           <w:sz w:val="24"/>
           <w:u w:val="single"/>
         </w:rPr>
-        <w:hyperlink r:id="rId26" w:history="1">
+        <w:hyperlink r:id="rId19" w:history="1">
           <w:r>
             <w:rPr>
               <w:rStyle w:val="Hyperlink"/>
@@ -5108,7 +5041,7 @@
           <w:sz w:val="24"/>
           <w:u w:val="single"/>
         </w:rPr>
-        <w:hyperlink r:id="rId26" w:history="1">
+        <w:hyperlink r:id="rId19" w:history="1">
           <w:r>
             <w:rPr>
               <w:rStyle w:val="Hyperlink"/>
@@ -5126,7 +5059,14 @@
           <w:color w:val="000000"/>
           <w:sz w:val="24"/>
         </w:rPr>
-        <w:t xml:space="preserve">, </w:t>
+        <w:hyperlink r:id="rId19" w:history="1">
+          <w:r>
+            <w:rPr>
+              <w:rStyle w:val="Hyperlink"/>
+            </w:rPr>
+            <w:t xml:space="preserve">, </w:t>
+          </w:r>
+        </w:hyperlink>
       </w:r>
       <w:r>
         <w:rPr>
@@ -5155,7 +5095,7 @@
           <w:sz w:val="24"/>
           <w:u w:val="single"/>
         </w:rPr>
-        <w:hyperlink r:id="rId19" w:history="1">
+        <w:hyperlink r:id="rId27" w:history="1">
           <w:r>
             <w:rPr>
               <w:rStyle w:val="Hyperlink"/>
@@ -5184,7 +5124,7 @@
           <w:sz w:val="24"/>
           <w:u w:val="single"/>
         </w:rPr>
-        <w:hyperlink r:id="rId19" w:history="1">
+        <w:hyperlink r:id="rId27" w:history="1">
           <w:r>
             <w:rPr>
               <w:rStyle w:val="Hyperlink"/>
@@ -5202,7 +5142,7 @@
           <w:sz w:val="24"/>
           <w:u w:val="single"/>
         </w:rPr>
-        <w:hyperlink r:id="rId19" w:history="1">
+        <w:hyperlink r:id="rId27" w:history="1">
           <w:r>
             <w:rPr>
               <w:rStyle w:val="Hyperlink"/>

--- a/EXPORTS/DOCX/published/niveau2/Dutch/Ghana.docx
+++ b/EXPORTS/DOCX/published/niveau2/Dutch/Ghana.docx
@@ -609,6 +609,7 @@
       </w:r>
       <w:r>
         <w:rPr>
+          <w:u w:val="single" w:color="0000ff"/>
           <w:rFonts w:ascii="Charis SIL Regular" w:hAnsi="Charis SIL Regular" w:eastAsia="Charis SIL Regular"/>
           <w:b w:val="0"/>
           <w:i w:val="0"/>
@@ -1247,15 +1248,9 @@
           <w:i w:val="0"/>
           <w:color w:val="0000FF"/>
           <w:sz w:val="24"/>
-        </w:rPr>
-        <w:hyperlink r:id="rId14" w:history="1">
-          <w:r>
-            <w:rPr>
-              <w:rStyle w:val="Hyperlink"/>
-            </w:rPr>
-            <w:t>r</w:t>
-          </w:r>
-        </w:hyperlink>
+          <w:u w:val="single"/>
+        </w:rPr>
+        <w:t>r</w:t>
       </w:r>
       <w:r>
         <w:rPr>
@@ -1319,29 +1314,13 @@
             <w:rPr>
               <w:rStyle w:val="Hyperlink"/>
             </w:rPr>
-            <w:t>ffing va</w:t>
+            <w:t xml:space="preserve">ffing van </w:t>
           </w:r>
         </w:hyperlink>
       </w:r>
       <w:r>
         <w:rPr>
-          <w:rFonts w:ascii="Charis SIL Regular" w:hAnsi="Charis SIL Regular" w:eastAsia="Charis SIL Regular"/>
-          <w:b w:val="0"/>
-          <w:i w:val="0"/>
-          <w:color w:val="000000"/>
-          <w:sz w:val="24"/>
-        </w:rPr>
-        <w:hyperlink r:id="rId14" w:history="1">
-          <w:r>
-            <w:rPr>
-              <w:rStyle w:val="Hyperlink"/>
-            </w:rPr>
-            <w:t xml:space="preserve">n </w:t>
-          </w:r>
-        </w:hyperlink>
-      </w:r>
-      <w:r>
-        <w:rPr>
+          <w:u w:val="single" w:color="0000ff"/>
           <w:rFonts w:ascii="Charis SIL Regular" w:hAnsi="Charis SIL Regular" w:eastAsia="Charis SIL Regular"/>
           <w:b w:val="0"/>
           <w:i w:val="0"/>
@@ -1400,9 +1379,19 @@
             <w:rPr>
               <w:rStyle w:val="Hyperlink"/>
             </w:rPr>
-            <w:t xml:space="preserve">inet in de </w:t>
+            <w:t xml:space="preserve">inet in </w:t>
           </w:r>
         </w:hyperlink>
+      </w:r>
+      <w:r>
+        <w:rPr>
+          <w:rFonts w:ascii="Charis SIL Regular" w:hAnsi="Charis SIL Regular" w:eastAsia="Charis SIL Regular"/>
+          <w:b w:val="0"/>
+          <w:i w:val="0"/>
+          <w:color w:val="000000"/>
+          <w:sz w:val="24"/>
+        </w:rPr>
+        <w:t xml:space="preserve">de </w:t>
       </w:r>
       <w:r>
         <w:rPr>
@@ -4504,7 +4493,7 @@
           <w:sz w:val="24"/>
           <w:u w:val="single"/>
         </w:rPr>
-        <w:hyperlink r:id="rId23" w:history="1">
+        <w:hyperlink r:id="rId24" w:history="1">
           <w:r>
             <w:rPr>
               <w:rStyle w:val="Hyperlink"/>
@@ -4522,7 +4511,7 @@
           <w:sz w:val="24"/>
           <w:u w:val="single"/>
         </w:rPr>
-        <w:hyperlink r:id="rId23" w:history="1">
+        <w:hyperlink r:id="rId24" w:history="1">
           <w:r>
             <w:rPr>
               <w:rStyle w:val="Hyperlink"/>
@@ -4533,13 +4522,32 @@
       </w:r>
       <w:r>
         <w:rPr>
+          <w:u w:val="single" w:color="0000ff"/>
           <w:rFonts w:ascii="Charis SIL Regular" w:hAnsi="Charis SIL Regular" w:eastAsia="Charis SIL Regular"/>
           <w:b w:val="0"/>
           <w:i w:val="0"/>
           <w:color w:val="000000"/>
           <w:sz w:val="24"/>
         </w:rPr>
-        <w:t xml:space="preserve">, </w:t>
+        <w:hyperlink r:id="rId23" w:history="1">
+          <w:r>
+            <w:rPr>
+              <w:rStyle w:val="Hyperlink"/>
+            </w:rPr>
+            <w:t>,</w:t>
+          </w:r>
+        </w:hyperlink>
+      </w:r>
+      <w:r>
+        <w:rPr>
+          <w:u w:val="single" w:color="0000ff"/>
+          <w:rFonts w:ascii="Charis SIL Regular" w:hAnsi="Charis SIL Regular" w:eastAsia="Charis SIL Regular"/>
+          <w:b w:val="0"/>
+          <w:i w:val="0"/>
+          <w:color w:val="000000"/>
+          <w:sz w:val="24"/>
+        </w:rPr>
+        <w:t xml:space="preserve"> </w:t>
       </w:r>
       <w:r>
         <w:rPr>
@@ -4550,7 +4558,7 @@
           <w:sz w:val="24"/>
           <w:u w:val="single"/>
         </w:rPr>
-        <w:hyperlink r:id="rId23" w:history="1">
+        <w:hyperlink r:id="rId25" w:history="1">
           <w:r>
             <w:rPr>
               <w:rStyle w:val="Hyperlink"/>
@@ -4568,7 +4576,7 @@
           <w:sz w:val="24"/>
           <w:u w:val="single"/>
         </w:rPr>
-        <w:hyperlink r:id="rId23" w:history="1">
+        <w:hyperlink r:id="rId25" w:history="1">
           <w:r>
             <w:rPr>
               <w:rStyle w:val="Hyperlink"/>
@@ -4781,8 +4789,16 @@
           <w:i w:val="0"/>
           <w:color w:val="0000FF"/>
           <w:sz w:val="24"/>
-        </w:rPr>
-        <w:t>page/31</w:t>
+          <w:u w:val="single"/>
+        </w:rPr>
+        <w:hyperlink r:id="rId26" w:history="1">
+          <w:r>
+            <w:rPr>
+              <w:rStyle w:val="Hyperlink"/>
+            </w:rPr>
+            <w:t>page/31</w:t>
+          </w:r>
+        </w:hyperlink>
       </w:r>
     </w:p>
     <w:p>
@@ -4991,7 +5007,14 @@
           <w:sz w:val="24"/>
           <w:u w:val="single"/>
         </w:rPr>
-        <w:t>i</w:t>
+        <w:hyperlink r:id="rId19" w:history="1">
+          <w:r>
+            <w:rPr>
+              <w:rStyle w:val="Hyperlink"/>
+            </w:rPr>
+            <w:t>i</w:t>
+          </w:r>
+        </w:hyperlink>
       </w:r>
       <w:r>
         <w:rPr>
@@ -5016,13 +5039,21 @@
       </w:r>
       <w:r>
         <w:rPr>
+          <w:u w:val="single" w:color="0000ff"/>
           <w:rFonts w:ascii="Charis SIL Regular" w:hAnsi="Charis SIL Regular" w:eastAsia="Charis SIL Regular"/>
           <w:b w:val="0"/>
           <w:i w:val="0"/>
           <w:color w:val="000000"/>
           <w:sz w:val="24"/>
         </w:rPr>
-        <w:t xml:space="preserve">, </w:t>
+        <w:hyperlink r:id="rId19" w:history="1">
+          <w:r>
+            <w:rPr>
+              <w:rStyle w:val="Hyperlink"/>
+            </w:rPr>
+            <w:t xml:space="preserve">, </w:t>
+          </w:r>
+        </w:hyperlink>
       </w:r>
       <w:r>
         <w:rPr>
@@ -5051,7 +5082,7 @@
           <w:sz w:val="24"/>
           <w:u w:val="single"/>
         </w:rPr>
-        <w:hyperlink r:id="rId19" w:history="1">
+        <w:hyperlink r:id="rId27" w:history="1">
           <w:r>
             <w:rPr>
               <w:rStyle w:val="Hyperlink"/>
@@ -5080,7 +5111,7 @@
           <w:sz w:val="24"/>
           <w:u w:val="single"/>
         </w:rPr>
-        <w:hyperlink r:id="rId19" w:history="1">
+        <w:hyperlink r:id="rId27" w:history="1">
           <w:r>
             <w:rPr>
               <w:rStyle w:val="Hyperlink"/>
@@ -5098,14 +5129,7 @@
           <w:color w:val="000000"/>
           <w:sz w:val="24"/>
         </w:rPr>
-        <w:hyperlink r:id="rId19" w:history="1">
-          <w:r>
-            <w:rPr>
-              <w:rStyle w:val="Hyperlink"/>
-            </w:rPr>
-            <w:t xml:space="preserve">, </w:t>
-          </w:r>
-        </w:hyperlink>
+        <w:t xml:space="preserve">, </w:t>
       </w:r>
       <w:r>
         <w:rPr>
@@ -5116,7 +5140,7 @@
           <w:sz w:val="24"/>
           <w:u w:val="single"/>
         </w:rPr>
-        <w:hyperlink r:id="rId19" w:history="1">
+        <w:hyperlink r:id="rId28" w:history="1">
           <w:r>
             <w:rPr>
               <w:rStyle w:val="Hyperlink"/>
@@ -5134,7 +5158,7 @@
           <w:sz w:val="24"/>
           <w:u w:val="single"/>
         </w:rPr>
-        <w:hyperlink r:id="rId19" w:history="1">
+        <w:hyperlink r:id="rId28" w:history="1">
           <w:r>
             <w:rPr>
               <w:rStyle w:val="Hyperlink"/>
@@ -5403,7 +5427,7 @@
           <w:sz w:val="24"/>
           <w:u w:val="single"/>
         </w:rPr>
-        <w:hyperlink r:id="rId29" w:history="1">
+        <w:hyperlink r:id="rId30" w:history="1">
           <w:r>
             <w:rPr>
               <w:rStyle w:val="Hyperlink"/>
@@ -5421,7 +5445,7 @@
           <w:sz w:val="24"/>
           <w:u w:val="single"/>
         </w:rPr>
-        <w:hyperlink r:id="rId29" w:history="1">
+        <w:hyperlink r:id="rId30" w:history="1">
           <w:r>
             <w:rPr>
               <w:rStyle w:val="Hyperlink"/>
@@ -5450,7 +5474,7 @@
           <w:sz w:val="24"/>
           <w:u w:val="single"/>
         </w:rPr>
-        <w:hyperlink r:id="rId29" w:history="1">
+        <w:hyperlink r:id="rId30" w:history="1">
           <w:r>
             <w:rPr>
               <w:rStyle w:val="Hyperlink"/>
@@ -5538,7 +5562,7 @@
           <w:sz w:val="24"/>
           <w:u w:val="single"/>
         </w:rPr>
-        <w:hyperlink r:id="rId30" w:history="1">
+        <w:hyperlink r:id="rId31" w:history="1">
           <w:r>
             <w:rPr>
               <w:rStyle w:val="Hyperlink"/>
@@ -5567,7 +5591,7 @@
           <w:sz w:val="24"/>
           <w:u w:val="single"/>
         </w:rPr>
-        <w:hyperlink r:id="rId30" w:history="1">
+        <w:hyperlink r:id="rId31" w:history="1">
           <w:r>
             <w:rPr>
               <w:rStyle w:val="Hyperlink"/>
@@ -5595,7 +5619,7 @@
           <w:sz w:val="24"/>
           <w:u w:val="single"/>
         </w:rPr>
-        <w:hyperlink r:id="rId31" w:history="1">
+        <w:hyperlink r:id="rId32" w:history="1">
           <w:r>
             <w:rPr>
               <w:rStyle w:val="Hyperlink"/>
@@ -5624,7 +5648,7 @@
           <w:sz w:val="24"/>
           <w:u w:val="single"/>
         </w:rPr>
-        <w:hyperlink r:id="rId31" w:history="1">
+        <w:hyperlink r:id="rId32" w:history="1">
           <w:r>
             <w:rPr>
               <w:rStyle w:val="Hyperlink"/>
@@ -5748,7 +5772,7 @@
           <w:sz w:val="24"/>
           <w:u w:val="single"/>
         </w:rPr>
-        <w:hyperlink r:id="rId32" w:history="1">
+        <w:hyperlink r:id="rId33" w:history="1">
           <w:r>
             <w:rPr>
               <w:rStyle w:val="Hyperlink"/>
@@ -5766,7 +5790,7 @@
           <w:sz w:val="24"/>
           <w:u w:val="single"/>
         </w:rPr>
-        <w:hyperlink r:id="rId32" w:history="1">
+        <w:hyperlink r:id="rId33" w:history="1">
           <w:r>
             <w:rPr>
               <w:rStyle w:val="Hyperlink"/>
@@ -5784,7 +5808,7 @@
           <w:sz w:val="24"/>
           <w:u w:val="single"/>
         </w:rPr>
-        <w:hyperlink r:id="rId32" w:history="1">
+        <w:hyperlink r:id="rId33" w:history="1">
           <w:r>
             <w:rPr>
               <w:rStyle w:val="Hyperlink"/>
@@ -5965,7 +5989,7 @@
           <w:sz w:val="24"/>
           <w:u w:val="single"/>
         </w:rPr>
-        <w:hyperlink r:id="rId33" w:history="1">
+        <w:hyperlink r:id="rId34" w:history="1">
           <w:r>
             <w:rPr>
               <w:rStyle w:val="Hyperlink"/>
@@ -5983,7 +6007,7 @@
           <w:sz w:val="24"/>
           <w:u w:val="single"/>
         </w:rPr>
-        <w:hyperlink r:id="rId33" w:history="1">
+        <w:hyperlink r:id="rId34" w:history="1">
           <w:r>
             <w:rPr>
               <w:rStyle w:val="Hyperlink"/>
@@ -6001,7 +6025,7 @@
           <w:sz w:val="24"/>
           <w:u w:val="single"/>
         </w:rPr>
-        <w:hyperlink r:id="rId33" w:history="1">
+        <w:hyperlink r:id="rId34" w:history="1">
           <w:r>
             <w:rPr>
               <w:rStyle w:val="Hyperlink"/>
@@ -6019,7 +6043,7 @@
           <w:sz w:val="24"/>
           <w:u w:val="single"/>
         </w:rPr>
-        <w:hyperlink r:id="rId33" w:history="1">
+        <w:hyperlink r:id="rId34" w:history="1">
           <w:r>
             <w:rPr>
               <w:rStyle w:val="Hyperlink"/>
@@ -6037,7 +6061,7 @@
           <w:sz w:val="24"/>
           <w:u w:val="single"/>
         </w:rPr>
-        <w:hyperlink r:id="rId33" w:history="1">
+        <w:hyperlink r:id="rId34" w:history="1">
           <w:r>
             <w:rPr>
               <w:rStyle w:val="Hyperlink"/>
@@ -6055,7 +6079,7 @@
           <w:sz w:val="24"/>
           <w:u w:val="single"/>
         </w:rPr>
-        <w:hyperlink r:id="rId33" w:history="1">
+        <w:hyperlink r:id="rId34" w:history="1">
           <w:r>
             <w:rPr>
               <w:rStyle w:val="Hyperlink"/>
@@ -6073,7 +6097,7 @@
           <w:sz w:val="24"/>
           <w:u w:val="single"/>
         </w:rPr>
-        <w:hyperlink r:id="rId33" w:history="1">
+        <w:hyperlink r:id="rId34" w:history="1">
           <w:r>
             <w:rPr>
               <w:rStyle w:val="Hyperlink"/>
@@ -6091,12 +6115,12 @@
           <w:sz w:val="24"/>
           <w:u w:val="single"/>
         </w:rPr>
-        <w:hyperlink r:id="rId33" w:history="1">
+        <w:hyperlink r:id="rId34" w:history="1">
           <w:r>
             <w:rPr>
               <w:rStyle w:val="Hyperlink"/>
             </w:rPr>
-            <w:t>profie</w:t>
+            <w:t>profiel</w:t>
           </w:r>
         </w:hyperlink>
       </w:r>
@@ -6107,13 +6131,25 @@
           <w:i w:val="0"/>
           <w:color w:val="0000FF"/>
           <w:sz w:val="24"/>
-        </w:rPr>
-        <w:hyperlink r:id="rId33" w:history="1">
+          <w:u w:val="single"/>
+        </w:rPr>
+        <w:t>-</w:t>
+      </w:r>
+      <w:r>
+        <w:rPr>
+          <w:rFonts w:ascii="Charis SIL Regular" w:hAnsi="Charis SIL Regular" w:eastAsia="Charis SIL Regular"/>
+          <w:b w:val="0"/>
+          <w:i w:val="0"/>
+          <w:color w:val="0000FF"/>
+          <w:sz w:val="24"/>
+          <w:u w:val="single"/>
+        </w:rPr>
+        <w:hyperlink r:id="rId34" w:history="1">
           <w:r>
             <w:rPr>
               <w:rStyle w:val="Hyperlink"/>
             </w:rPr>
-            <w:t>l</w:t>
+            <w:t>als</w:t>
           </w:r>
         </w:hyperlink>
       </w:r>
@@ -6124,38 +6160,19 @@
           <w:i w:val="0"/>
           <w:color w:val="0000FF"/>
           <w:sz w:val="24"/>
+        </w:rPr>
+        <w:t>-</w:t>
+      </w:r>
+      <w:r>
+        <w:rPr>
+          <w:rFonts w:ascii="Charis SIL Regular" w:hAnsi="Charis SIL Regular" w:eastAsia="Charis SIL Regular"/>
+          <w:b w:val="0"/>
+          <w:i w:val="0"/>
+          <w:color w:val="0000FF"/>
+          <w:sz w:val="24"/>
           <w:u w:val="single"/>
         </w:rPr>
-        <w:t>-</w:t>
-      </w:r>
-      <w:r>
-        <w:rPr>
-          <w:rFonts w:ascii="Charis SIL Regular" w:hAnsi="Charis SIL Regular" w:eastAsia="Charis SIL Regular"/>
-          <w:b w:val="0"/>
-          <w:i w:val="0"/>
-          <w:color w:val="0000FF"/>
-          <w:sz w:val="24"/>
-          <w:u w:val="single"/>
-        </w:rPr>
-        <w:hyperlink r:id="rId33" w:history="1">
-          <w:r>
-            <w:rPr>
-              <w:rStyle w:val="Hyperlink"/>
-            </w:rPr>
-            <w:t>als-</w:t>
-          </w:r>
-        </w:hyperlink>
-      </w:r>
-      <w:r>
-        <w:rPr>
-          <w:rFonts w:ascii="Charis SIL Regular" w:hAnsi="Charis SIL Regular" w:eastAsia="Charis SIL Regular"/>
-          <w:b w:val="0"/>
-          <w:i w:val="0"/>
-          <w:color w:val="0000FF"/>
-          <w:sz w:val="24"/>
-          <w:u w:val="single"/>
-        </w:rPr>
-        <w:hyperlink r:id="rId33" w:history="1">
+        <w:hyperlink r:id="rId34" w:history="1">
           <w:r>
             <w:rPr>
               <w:rStyle w:val="Hyperlink"/>
@@ -6173,7 +6190,7 @@
           <w:sz w:val="24"/>
           <w:u w:val="single"/>
         </w:rPr>
-        <w:hyperlink r:id="rId33" w:history="1">
+        <w:hyperlink r:id="rId34" w:history="1">
           <w:r>
             <w:rPr>
               <w:rStyle w:val="Hyperlink"/>
@@ -6191,7 +6208,7 @@
           <w:sz w:val="24"/>
           <w:u w:val="single"/>
         </w:rPr>
-        <w:hyperlink r:id="rId33" w:history="1">
+        <w:hyperlink r:id="rId34" w:history="1">
           <w:r>
             <w:rPr>
               <w:rStyle w:val="Hyperlink"/>
@@ -6209,7 +6226,7 @@
           <w:sz w:val="24"/>
           <w:u w:val="single"/>
         </w:rPr>
-        <w:hyperlink r:id="rId33" w:history="1">
+        <w:hyperlink r:id="rId34" w:history="1">
           <w:r>
             <w:rPr>
               <w:rStyle w:val="Hyperlink"/>
@@ -6340,7 +6357,7 @@
           <w:sz w:val="24"/>
           <w:u w:val="single"/>
         </w:rPr>
-        <w:hyperlink r:id="rId34" w:history="1">
+        <w:hyperlink r:id="rId35" w:history="1">
           <w:r>
             <w:rPr>
               <w:rStyle w:val="Hyperlink"/>
@@ -6369,7 +6386,7 @@
           <w:sz w:val="24"/>
           <w:u w:val="single"/>
         </w:rPr>
-        <w:hyperlink r:id="rId34" w:history="1">
+        <w:hyperlink r:id="rId35" w:history="1">
           <w:r>
             <w:rPr>
               <w:rStyle w:val="Hyperlink"/>
@@ -6397,7 +6414,7 @@
           <w:sz w:val="24"/>
           <w:u w:val="single"/>
         </w:rPr>
-        <w:hyperlink r:id="rId35" w:history="1">
+        <w:hyperlink r:id="rId36" w:history="1">
           <w:r>
             <w:rPr>
               <w:rStyle w:val="Hyperlink"/>
@@ -6426,7 +6443,7 @@
           <w:sz w:val="24"/>
           <w:u w:val="single"/>
         </w:rPr>
-        <w:hyperlink r:id="rId35" w:history="1">
+        <w:hyperlink r:id="rId36" w:history="1">
           <w:r>
             <w:rPr>
               <w:rStyle w:val="Hyperlink"/>

--- a/EXPORTS/DOCX/published/niveau2/Dutch/Ghana.docx
+++ b/EXPORTS/DOCX/published/niveau2/Dutch/Ghana.docx
@@ -991,25 +991,17 @@
           <w:color w:val="000000"/>
           <w:sz w:val="24"/>
         </w:rPr>
-        <w:t>n</w:t>
-      </w:r>
-      <w:r>
-        <w:rPr>
-          <w:u w:val="single" w:color="0000ff"/>
+        <w:t>n museum.</w:t>
+      </w:r>
+      <w:r>
+        <w:rPr>
           <w:rFonts w:ascii="Charis SIL Regular" w:hAnsi="Charis SIL Regular" w:eastAsia="Charis SIL Regular"/>
           <w:b w:val="0"/>
           <w:i w:val="0"/>
           <w:color w:val="000000"/>
           <w:sz w:val="24"/>
         </w:rPr>
-        <w:hyperlink r:id="rId13" w:history="1">
-          <w:r>
-            <w:rPr>
-              <w:rStyle w:val="Hyperlink"/>
-            </w:rPr>
-            <w:t xml:space="preserve"> museum.</w:t>
-          </w:r>
-        </w:hyperlink>
+        <w:t xml:space="preserve"> </w:t>
       </w:r>
       <w:r>
         <w:rPr>
@@ -1019,7 +1011,7 @@
           <w:color w:val="000000"/>
           <w:sz w:val="24"/>
         </w:rPr>
-        <w:t xml:space="preserve"> </w:t>
+        <w:t xml:space="preserve">Toen </w:t>
       </w:r>
       <w:r>
         <w:rPr>
@@ -1029,25 +1021,7 @@
           <w:color w:val="000000"/>
           <w:sz w:val="24"/>
         </w:rPr>
-        <w:t xml:space="preserve">Toen </w:t>
-      </w:r>
-      <w:r>
-        <w:rPr>
-          <w:u w:val="single" w:color="0000ff"/>
-          <w:rFonts w:ascii="Charis SIL Regular" w:hAnsi="Charis SIL Regular" w:eastAsia="Charis SIL Regular"/>
-          <w:b w:val="0"/>
-          <w:i w:val="0"/>
-          <w:color w:val="000000"/>
-          <w:sz w:val="24"/>
-        </w:rPr>
-        <w:hyperlink r:id="rId13" w:history="1">
-          <w:r>
-            <w:rPr>
-              <w:rStyle w:val="Hyperlink"/>
-            </w:rPr>
-            <w:t>het schi</w:t>
-          </w:r>
-        </w:hyperlink>
+        <w:t>het schi</w:t>
       </w:r>
       <w:r>
         <w:rPr>
@@ -1248,9 +1222,15 @@
           <w:i w:val="0"/>
           <w:color w:val="0000FF"/>
           <w:sz w:val="24"/>
-          <w:u w:val="single"/>
-        </w:rPr>
-        <w:t>r</w:t>
+        </w:rPr>
+        <w:hyperlink r:id="rId14" w:history="1">
+          <w:r>
+            <w:rPr>
+              <w:rStyle w:val="Hyperlink"/>
+            </w:rPr>
+            <w:t>r</w:t>
+          </w:r>
+        </w:hyperlink>
       </w:r>
       <w:r>
         <w:rPr>
@@ -1314,13 +1294,29 @@
             <w:rPr>
               <w:rStyle w:val="Hyperlink"/>
             </w:rPr>
-            <w:t xml:space="preserve">ffing van </w:t>
+            <w:t>ffing va</w:t>
           </w:r>
         </w:hyperlink>
       </w:r>
       <w:r>
         <w:rPr>
-          <w:u w:val="single" w:color="0000ff"/>
+          <w:rFonts w:ascii="Charis SIL Regular" w:hAnsi="Charis SIL Regular" w:eastAsia="Charis SIL Regular"/>
+          <w:b w:val="0"/>
+          <w:i w:val="0"/>
+          <w:color w:val="000000"/>
+          <w:sz w:val="24"/>
+        </w:rPr>
+        <w:hyperlink r:id="rId14" w:history="1">
+          <w:r>
+            <w:rPr>
+              <w:rStyle w:val="Hyperlink"/>
+            </w:rPr>
+            <w:t xml:space="preserve">n </w:t>
+          </w:r>
+        </w:hyperlink>
+      </w:r>
+      <w:r>
+        <w:rPr>
           <w:rFonts w:ascii="Charis SIL Regular" w:hAnsi="Charis SIL Regular" w:eastAsia="Charis SIL Regular"/>
           <w:b w:val="0"/>
           <w:i w:val="0"/>
@@ -1379,19 +1375,9 @@
             <w:rPr>
               <w:rStyle w:val="Hyperlink"/>
             </w:rPr>
-            <w:t xml:space="preserve">inet in </w:t>
+            <w:t xml:space="preserve">inet in de </w:t>
           </w:r>
         </w:hyperlink>
-      </w:r>
-      <w:r>
-        <w:rPr>
-          <w:rFonts w:ascii="Charis SIL Regular" w:hAnsi="Charis SIL Regular" w:eastAsia="Charis SIL Regular"/>
-          <w:b w:val="0"/>
-          <w:i w:val="0"/>
-          <w:color w:val="000000"/>
-          <w:sz w:val="24"/>
-        </w:rPr>
-        <w:t xml:space="preserve">de </w:t>
       </w:r>
       <w:r>
         <w:rPr>
@@ -5023,9 +5009,15 @@
           <w:i w:val="0"/>
           <w:color w:val="0000FF"/>
           <w:sz w:val="24"/>
-          <w:u w:val="single"/>
-        </w:rPr>
-        <w:t>l</w:t>
+        </w:rPr>
+        <w:hyperlink r:id="rId19" w:history="1">
+          <w:r>
+            <w:rPr>
+              <w:rStyle w:val="Hyperlink"/>
+            </w:rPr>
+            <w:t>l</w:t>
+          </w:r>
+        </w:hyperlink>
       </w:r>
       <w:r>
         <w:rPr>
@@ -5039,7 +5031,6 @@
       </w:r>
       <w:r>
         <w:rPr>
-          <w:u w:val="single" w:color="0000ff"/>
           <w:rFonts w:ascii="Charis SIL Regular" w:hAnsi="Charis SIL Regular" w:eastAsia="Charis SIL Regular"/>
           <w:b w:val="0"/>
           <w:i w:val="0"/>
@@ -5064,7 +5055,7 @@
           <w:sz w:val="24"/>
           <w:u w:val="single"/>
         </w:rPr>
-        <w:hyperlink r:id="rId27" w:history="1">
+        <w:hyperlink r:id="rId19" w:history="1">
           <w:r>
             <w:rPr>
               <w:rStyle w:val="Hyperlink"/>
@@ -5082,7 +5073,7 @@
           <w:sz w:val="24"/>
           <w:u w:val="single"/>
         </w:rPr>
-        <w:hyperlink r:id="rId27" w:history="1">
+        <w:hyperlink r:id="rId19" w:history="1">
           <w:r>
             <w:rPr>
               <w:rStyle w:val="Hyperlink"/>
@@ -5129,7 +5120,14 @@
           <w:color w:val="000000"/>
           <w:sz w:val="24"/>
         </w:rPr>
-        <w:t xml:space="preserve">, </w:t>
+        <w:hyperlink r:id="rId19" w:history="1">
+          <w:r>
+            <w:rPr>
+              <w:rStyle w:val="Hyperlink"/>
+            </w:rPr>
+            <w:t xml:space="preserve">, </w:t>
+          </w:r>
+        </w:hyperlink>
       </w:r>
       <w:r>
         <w:rPr>
@@ -5427,7 +5425,7 @@
           <w:sz w:val="24"/>
           <w:u w:val="single"/>
         </w:rPr>
-        <w:hyperlink r:id="rId30" w:history="1">
+        <w:hyperlink r:id="rId29" w:history="1">
           <w:r>
             <w:rPr>
               <w:rStyle w:val="Hyperlink"/>
@@ -5445,7 +5443,7 @@
           <w:sz w:val="24"/>
           <w:u w:val="single"/>
         </w:rPr>
-        <w:hyperlink r:id="rId30" w:history="1">
+        <w:hyperlink r:id="rId29" w:history="1">
           <w:r>
             <w:rPr>
               <w:rStyle w:val="Hyperlink"/>
@@ -5474,7 +5472,7 @@
           <w:sz w:val="24"/>
           <w:u w:val="single"/>
         </w:rPr>
-        <w:hyperlink r:id="rId30" w:history="1">
+        <w:hyperlink r:id="rId29" w:history="1">
           <w:r>
             <w:rPr>
               <w:rStyle w:val="Hyperlink"/>
@@ -5562,7 +5560,7 @@
           <w:sz w:val="24"/>
           <w:u w:val="single"/>
         </w:rPr>
-        <w:hyperlink r:id="rId31" w:history="1">
+        <w:hyperlink r:id="rId30" w:history="1">
           <w:r>
             <w:rPr>
               <w:rStyle w:val="Hyperlink"/>
@@ -5591,7 +5589,7 @@
           <w:sz w:val="24"/>
           <w:u w:val="single"/>
         </w:rPr>
-        <w:hyperlink r:id="rId31" w:history="1">
+        <w:hyperlink r:id="rId30" w:history="1">
           <w:r>
             <w:rPr>
               <w:rStyle w:val="Hyperlink"/>
@@ -5619,7 +5617,7 @@
           <w:sz w:val="24"/>
           <w:u w:val="single"/>
         </w:rPr>
-        <w:hyperlink r:id="rId32" w:history="1">
+        <w:hyperlink r:id="rId31" w:history="1">
           <w:r>
             <w:rPr>
               <w:rStyle w:val="Hyperlink"/>
@@ -5648,7 +5646,7 @@
           <w:sz w:val="24"/>
           <w:u w:val="single"/>
         </w:rPr>
-        <w:hyperlink r:id="rId32" w:history="1">
+        <w:hyperlink r:id="rId31" w:history="1">
           <w:r>
             <w:rPr>
               <w:rStyle w:val="Hyperlink"/>
@@ -5772,7 +5770,7 @@
           <w:sz w:val="24"/>
           <w:u w:val="single"/>
         </w:rPr>
-        <w:hyperlink r:id="rId33" w:history="1">
+        <w:hyperlink r:id="rId32" w:history="1">
           <w:r>
             <w:rPr>
               <w:rStyle w:val="Hyperlink"/>
@@ -5790,7 +5788,7 @@
           <w:sz w:val="24"/>
           <w:u w:val="single"/>
         </w:rPr>
-        <w:hyperlink r:id="rId33" w:history="1">
+        <w:hyperlink r:id="rId32" w:history="1">
           <w:r>
             <w:rPr>
               <w:rStyle w:val="Hyperlink"/>
@@ -5808,7 +5806,7 @@
           <w:sz w:val="24"/>
           <w:u w:val="single"/>
         </w:rPr>
-        <w:hyperlink r:id="rId33" w:history="1">
+        <w:hyperlink r:id="rId32" w:history="1">
           <w:r>
             <w:rPr>
               <w:rStyle w:val="Hyperlink"/>
@@ -5989,7 +5987,7 @@
           <w:sz w:val="24"/>
           <w:u w:val="single"/>
         </w:rPr>
-        <w:hyperlink r:id="rId34" w:history="1">
+        <w:hyperlink r:id="rId33" w:history="1">
           <w:r>
             <w:rPr>
               <w:rStyle w:val="Hyperlink"/>
@@ -6007,7 +6005,7 @@
           <w:sz w:val="24"/>
           <w:u w:val="single"/>
         </w:rPr>
-        <w:hyperlink r:id="rId34" w:history="1">
+        <w:hyperlink r:id="rId33" w:history="1">
           <w:r>
             <w:rPr>
               <w:rStyle w:val="Hyperlink"/>
@@ -6025,7 +6023,7 @@
           <w:sz w:val="24"/>
           <w:u w:val="single"/>
         </w:rPr>
-        <w:hyperlink r:id="rId34" w:history="1">
+        <w:hyperlink r:id="rId33" w:history="1">
           <w:r>
             <w:rPr>
               <w:rStyle w:val="Hyperlink"/>
@@ -6043,7 +6041,7 @@
           <w:sz w:val="24"/>
           <w:u w:val="single"/>
         </w:rPr>
-        <w:hyperlink r:id="rId34" w:history="1">
+        <w:hyperlink r:id="rId33" w:history="1">
           <w:r>
             <w:rPr>
               <w:rStyle w:val="Hyperlink"/>
@@ -6061,7 +6059,7 @@
           <w:sz w:val="24"/>
           <w:u w:val="single"/>
         </w:rPr>
-        <w:hyperlink r:id="rId34" w:history="1">
+        <w:hyperlink r:id="rId33" w:history="1">
           <w:r>
             <w:rPr>
               <w:rStyle w:val="Hyperlink"/>
@@ -6079,7 +6077,7 @@
           <w:sz w:val="24"/>
           <w:u w:val="single"/>
         </w:rPr>
-        <w:hyperlink r:id="rId34" w:history="1">
+        <w:hyperlink r:id="rId33" w:history="1">
           <w:r>
             <w:rPr>
               <w:rStyle w:val="Hyperlink"/>
@@ -6097,7 +6095,7 @@
           <w:sz w:val="24"/>
           <w:u w:val="single"/>
         </w:rPr>
-        <w:hyperlink r:id="rId34" w:history="1">
+        <w:hyperlink r:id="rId33" w:history="1">
           <w:r>
             <w:rPr>
               <w:rStyle w:val="Hyperlink"/>
@@ -6115,12 +6113,12 @@
           <w:sz w:val="24"/>
           <w:u w:val="single"/>
         </w:rPr>
-        <w:hyperlink r:id="rId34" w:history="1">
+        <w:hyperlink r:id="rId33" w:history="1">
           <w:r>
             <w:rPr>
               <w:rStyle w:val="Hyperlink"/>
             </w:rPr>
-            <w:t>profiel</w:t>
+            <w:t>profie</w:t>
           </w:r>
         </w:hyperlink>
       </w:r>
@@ -6131,25 +6129,13 @@
           <w:i w:val="0"/>
           <w:color w:val="0000FF"/>
           <w:sz w:val="24"/>
-          <w:u w:val="single"/>
-        </w:rPr>
-        <w:t>-</w:t>
-      </w:r>
-      <w:r>
-        <w:rPr>
-          <w:rFonts w:ascii="Charis SIL Regular" w:hAnsi="Charis SIL Regular" w:eastAsia="Charis SIL Regular"/>
-          <w:b w:val="0"/>
-          <w:i w:val="0"/>
-          <w:color w:val="0000FF"/>
-          <w:sz w:val="24"/>
-          <w:u w:val="single"/>
-        </w:rPr>
-        <w:hyperlink r:id="rId34" w:history="1">
+        </w:rPr>
+        <w:hyperlink r:id="rId33" w:history="1">
           <w:r>
             <w:rPr>
               <w:rStyle w:val="Hyperlink"/>
             </w:rPr>
-            <w:t>als</w:t>
+            <w:t>l</w:t>
           </w:r>
         </w:hyperlink>
       </w:r>
@@ -6172,7 +6158,25 @@
           <w:sz w:val="24"/>
           <w:u w:val="single"/>
         </w:rPr>
-        <w:hyperlink r:id="rId34" w:history="1">
+        <w:hyperlink r:id="rId33" w:history="1">
+          <w:r>
+            <w:rPr>
+              <w:rStyle w:val="Hyperlink"/>
+            </w:rPr>
+            <w:t>als-</w:t>
+          </w:r>
+        </w:hyperlink>
+      </w:r>
+      <w:r>
+        <w:rPr>
+          <w:rFonts w:ascii="Charis SIL Regular" w:hAnsi="Charis SIL Regular" w:eastAsia="Charis SIL Regular"/>
+          <w:b w:val="0"/>
+          <w:i w:val="0"/>
+          <w:color w:val="0000FF"/>
+          <w:sz w:val="24"/>
+          <w:u w:val="single"/>
+        </w:rPr>
+        <w:hyperlink r:id="rId33" w:history="1">
           <w:r>
             <w:rPr>
               <w:rStyle w:val="Hyperlink"/>
@@ -6190,7 +6194,7 @@
           <w:sz w:val="24"/>
           <w:u w:val="single"/>
         </w:rPr>
-        <w:hyperlink r:id="rId34" w:history="1">
+        <w:hyperlink r:id="rId33" w:history="1">
           <w:r>
             <w:rPr>
               <w:rStyle w:val="Hyperlink"/>
@@ -6208,7 +6212,7 @@
           <w:sz w:val="24"/>
           <w:u w:val="single"/>
         </w:rPr>
-        <w:hyperlink r:id="rId34" w:history="1">
+        <w:hyperlink r:id="rId33" w:history="1">
           <w:r>
             <w:rPr>
               <w:rStyle w:val="Hyperlink"/>
@@ -6226,7 +6230,7 @@
           <w:sz w:val="24"/>
           <w:u w:val="single"/>
         </w:rPr>
-        <w:hyperlink r:id="rId34" w:history="1">
+        <w:hyperlink r:id="rId33" w:history="1">
           <w:r>
             <w:rPr>
               <w:rStyle w:val="Hyperlink"/>
@@ -6357,7 +6361,7 @@
           <w:sz w:val="24"/>
           <w:u w:val="single"/>
         </w:rPr>
-        <w:hyperlink r:id="rId35" w:history="1">
+        <w:hyperlink r:id="rId34" w:history="1">
           <w:r>
             <w:rPr>
               <w:rStyle w:val="Hyperlink"/>
@@ -6386,7 +6390,7 @@
           <w:sz w:val="24"/>
           <w:u w:val="single"/>
         </w:rPr>
-        <w:hyperlink r:id="rId35" w:history="1">
+        <w:hyperlink r:id="rId34" w:history="1">
           <w:r>
             <w:rPr>
               <w:rStyle w:val="Hyperlink"/>
@@ -6414,7 +6418,7 @@
           <w:sz w:val="24"/>
           <w:u w:val="single"/>
         </w:rPr>
-        <w:hyperlink r:id="rId36" w:history="1">
+        <w:hyperlink r:id="rId35" w:history="1">
           <w:r>
             <w:rPr>
               <w:rStyle w:val="Hyperlink"/>
@@ -6443,7 +6447,7 @@
           <w:sz w:val="24"/>
           <w:u w:val="single"/>
         </w:rPr>
-        <w:hyperlink r:id="rId36" w:history="1">
+        <w:hyperlink r:id="rId35" w:history="1">
           <w:r>
             <w:rPr>
               <w:rStyle w:val="Hyperlink"/>
@@ -6458,7 +6462,7 @@
         <w:autoSpaceDN w:val="0"/>
         <w:autoSpaceDE w:val="0"/>
         <w:widowControl/>
-        <w:spacing w:line="540" w:lineRule="exact" w:before="478" w:after="0"/>
+        <w:spacing w:line="540" w:lineRule="exact" w:before="458" w:after="0"/>
         <w:ind w:left="0" w:right="0" w:firstLine="0"/>
         <w:jc w:val="left"/>
       </w:pPr>
@@ -6525,7 +6529,7 @@
     </w:p>
     <w:sectPr>
       <w:pgSz w:w="11900" w:h="16840"/>
-      <w:pgMar w:top="324" w:right="940" w:bottom="450" w:left="960" w:header="720" w:footer="720" w:gutter="0"/>
+      <w:pgMar w:top="324" w:right="940" w:bottom="460" w:left="960" w:header="720" w:footer="720" w:gutter="0"/>
       <w:cols/>
       <w:docGrid w:linePitch="360"/>
     </w:sectPr>

--- a/EXPORTS/DOCX/published/niveau2/Dutch/Ghana.docx
+++ b/EXPORTS/DOCX/published/niveau2/Dutch/Ghana.docx
@@ -598,25 +598,7 @@
           <w:color w:val="000000"/>
           <w:sz w:val="24"/>
         </w:rPr>
-        <w:hyperlink r:id="rId10" w:history="1">
-          <w:r>
-            <w:rPr>
-              <w:rStyle w:val="Hyperlink"/>
-            </w:rPr>
-            <w:t xml:space="preserve">n van de </w:t>
-          </w:r>
-        </w:hyperlink>
-      </w:r>
-      <w:r>
-        <w:rPr>
-          <w:u w:val="single" w:color="0000ff"/>
-          <w:rFonts w:ascii="Charis SIL Regular" w:hAnsi="Charis SIL Regular" w:eastAsia="Charis SIL Regular"/>
-          <w:b w:val="0"/>
-          <w:i w:val="0"/>
-          <w:color w:val="000000"/>
-          <w:sz w:val="24"/>
-        </w:rPr>
-        <w:t>W</w:t>
+        <w:t>n van de W</w:t>
       </w:r>
       <w:r>
         <w:rPr>
@@ -991,16 +973,34 @@
           <w:color w:val="000000"/>
           <w:sz w:val="24"/>
         </w:rPr>
-        <w:t>n museum.</w:t>
-      </w:r>
-      <w:r>
-        <w:rPr>
+        <w:t>n</w:t>
+      </w:r>
+      <w:r>
+        <w:rPr>
+          <w:u w:val="single" w:color="0000ff"/>
           <w:rFonts w:ascii="Charis SIL Regular" w:hAnsi="Charis SIL Regular" w:eastAsia="Charis SIL Regular"/>
           <w:b w:val="0"/>
           <w:i w:val="0"/>
           <w:color w:val="000000"/>
           <w:sz w:val="24"/>
         </w:rPr>
+        <w:hyperlink r:id="rId13" w:history="1">
+          <w:r>
+            <w:rPr>
+              <w:rStyle w:val="Hyperlink"/>
+            </w:rPr>
+            <w:t xml:space="preserve"> museum.</w:t>
+          </w:r>
+        </w:hyperlink>
+      </w:r>
+      <w:r>
+        <w:rPr>
+          <w:rFonts w:ascii="Charis SIL Regular" w:hAnsi="Charis SIL Regular" w:eastAsia="Charis SIL Regular"/>
+          <w:b w:val="0"/>
+          <w:i w:val="0"/>
+          <w:color w:val="000000"/>
+          <w:sz w:val="24"/>
+        </w:rPr>
         <w:t xml:space="preserve"> </w:t>
       </w:r>
       <w:r>
@@ -1015,13 +1015,21 @@
       </w:r>
       <w:r>
         <w:rPr>
+          <w:u w:val="single" w:color="0000ff"/>
           <w:rFonts w:ascii="Charis SIL Regular" w:hAnsi="Charis SIL Regular" w:eastAsia="Charis SIL Regular"/>
           <w:b w:val="0"/>
           <w:i w:val="0"/>
           <w:color w:val="000000"/>
           <w:sz w:val="24"/>
         </w:rPr>
-        <w:t>het schi</w:t>
+        <w:hyperlink r:id="rId13" w:history="1">
+          <w:r>
+            <w:rPr>
+              <w:rStyle w:val="Hyperlink"/>
+            </w:rPr>
+            <w:t>het schi</w:t>
+          </w:r>
+        </w:hyperlink>
       </w:r>
       <w:r>
         <w:rPr>
@@ -1824,6 +1832,7 @@
           <w:i w:val="0"/>
           <w:color w:val="0000FF"/>
           <w:sz w:val="24"/>
+          <w:u w:val="single"/>
         </w:rPr>
         <w:hyperlink r:id="rId17" w:history="1">
           <w:r>
@@ -2557,25 +2566,7 @@
           <w:color w:val="000000"/>
           <w:sz w:val="24"/>
         </w:rPr>
-        <w:t xml:space="preserve"> van de hand van Michel Doortmont </w:t>
-      </w:r>
-      <w:r>
-        <w:rPr>
-          <w:u w:val="single" w:color="0000ff"/>
-          <w:rFonts w:ascii="Charis SIL Regular" w:hAnsi="Charis SIL Regular" w:eastAsia="Charis SIL Regular"/>
-          <w:b w:val="0"/>
-          <w:i w:val="0"/>
-          <w:color w:val="000000"/>
-          <w:sz w:val="24"/>
-        </w:rPr>
-        <w:hyperlink r:id="rId19" w:history="1">
-          <w:r>
-            <w:rPr>
-              <w:rStyle w:val="Hyperlink"/>
-            </w:rPr>
-            <w:t>en Jinn</w:t>
-          </w:r>
-        </w:hyperlink>
+        <w:t xml:space="preserve"> van de hand van Michel Doortmont en Jinn</w:t>
       </w:r>
       <w:r>
         <w:rPr>
@@ -4479,7 +4470,7 @@
           <w:sz w:val="24"/>
           <w:u w:val="single"/>
         </w:rPr>
-        <w:hyperlink r:id="rId24" w:history="1">
+        <w:hyperlink r:id="rId23" w:history="1">
           <w:r>
             <w:rPr>
               <w:rStyle w:val="Hyperlink"/>
@@ -4497,7 +4488,7 @@
           <w:sz w:val="24"/>
           <w:u w:val="single"/>
         </w:rPr>
-        <w:hyperlink r:id="rId24" w:history="1">
+        <w:hyperlink r:id="rId23" w:history="1">
           <w:r>
             <w:rPr>
               <w:rStyle w:val="Hyperlink"/>
@@ -4526,7 +4517,6 @@
       </w:r>
       <w:r>
         <w:rPr>
-          <w:u w:val="single" w:color="0000ff"/>
           <w:rFonts w:ascii="Charis SIL Regular" w:hAnsi="Charis SIL Regular" w:eastAsia="Charis SIL Regular"/>
           <w:b w:val="0"/>
           <w:i w:val="0"/>
@@ -4544,7 +4534,7 @@
           <w:sz w:val="24"/>
           <w:u w:val="single"/>
         </w:rPr>
-        <w:hyperlink r:id="rId25" w:history="1">
+        <w:hyperlink r:id="rId23" w:history="1">
           <w:r>
             <w:rPr>
               <w:rStyle w:val="Hyperlink"/>
@@ -4562,7 +4552,7 @@
           <w:sz w:val="24"/>
           <w:u w:val="single"/>
         </w:rPr>
-        <w:hyperlink r:id="rId25" w:history="1">
+        <w:hyperlink r:id="rId23" w:history="1">
           <w:r>
             <w:rPr>
               <w:rStyle w:val="Hyperlink"/>
@@ -4591,7 +4581,7 @@
           <w:sz w:val="24"/>
           <w:u w:val="single"/>
         </w:rPr>
-        <w:hyperlink r:id="rId25" w:history="1">
+        <w:hyperlink r:id="rId23" w:history="1">
           <w:r>
             <w:rPr>
               <w:rStyle w:val="Hyperlink"/>
@@ -4669,7 +4659,7 @@
           <w:sz w:val="24"/>
           <w:u w:val="single"/>
         </w:rPr>
-        <w:hyperlink r:id="rId26" w:history="1">
+        <w:hyperlink r:id="rId25" w:history="1">
           <w:r>
             <w:rPr>
               <w:rStyle w:val="Hyperlink"/>
@@ -4687,7 +4677,7 @@
           <w:sz w:val="24"/>
           <w:u w:val="single"/>
         </w:rPr>
-        <w:hyperlink r:id="rId26" w:history="1">
+        <w:hyperlink r:id="rId25" w:history="1">
           <w:r>
             <w:rPr>
               <w:rStyle w:val="Hyperlink"/>
@@ -4705,7 +4695,7 @@
           <w:sz w:val="24"/>
           <w:u w:val="single"/>
         </w:rPr>
-        <w:hyperlink r:id="rId26" w:history="1">
+        <w:hyperlink r:id="rId25" w:history="1">
           <w:r>
             <w:rPr>
               <w:rStyle w:val="Hyperlink"/>
@@ -4723,7 +4713,7 @@
           <w:sz w:val="24"/>
           <w:u w:val="single"/>
         </w:rPr>
-        <w:hyperlink r:id="rId26" w:history="1">
+        <w:hyperlink r:id="rId25" w:history="1">
           <w:r>
             <w:rPr>
               <w:rStyle w:val="Hyperlink"/>
@@ -4741,7 +4731,7 @@
           <w:sz w:val="24"/>
           <w:u w:val="single"/>
         </w:rPr>
-        <w:hyperlink r:id="rId26" w:history="1">
+        <w:hyperlink r:id="rId25" w:history="1">
           <w:r>
             <w:rPr>
               <w:rStyle w:val="Hyperlink"/>
@@ -4759,7 +4749,7 @@
           <w:sz w:val="24"/>
           <w:u w:val="single"/>
         </w:rPr>
-        <w:hyperlink r:id="rId26" w:history="1">
+        <w:hyperlink r:id="rId25" w:history="1">
           <w:r>
             <w:rPr>
               <w:rStyle w:val="Hyperlink"/>
@@ -4777,7 +4767,7 @@
           <w:sz w:val="24"/>
           <w:u w:val="single"/>
         </w:rPr>
-        <w:hyperlink r:id="rId26" w:history="1">
+        <w:hyperlink r:id="rId25" w:history="1">
           <w:r>
             <w:rPr>
               <w:rStyle w:val="Hyperlink"/>
@@ -5009,13 +4999,63 @@
           <w:i w:val="0"/>
           <w:color w:val="0000FF"/>
           <w:sz w:val="24"/>
+          <w:u w:val="single"/>
+        </w:rPr>
+        <w:t>l</w:t>
+      </w:r>
+      <w:r>
+        <w:rPr>
+          <w:rFonts w:ascii="Charis SIL Regular" w:hAnsi="Charis SIL Regular" w:eastAsia="Charis SIL Regular"/>
+          <w:b w:val="0"/>
+          <w:i w:val="0"/>
+          <w:color w:val="0000FF"/>
+          <w:sz w:val="24"/>
+        </w:rPr>
+        <w:t>e</w:t>
+      </w:r>
+      <w:r>
+        <w:rPr>
+          <w:rFonts w:ascii="Charis SIL Regular" w:hAnsi="Charis SIL Regular" w:eastAsia="Charis SIL Regular"/>
+          <w:b w:val="0"/>
+          <w:i w:val="0"/>
+          <w:color w:val="000000"/>
+          <w:sz w:val="24"/>
+        </w:rPr>
+        <w:t xml:space="preserve">, </w:t>
+      </w:r>
+      <w:r>
+        <w:rPr>
+          <w:rFonts w:ascii="Charis SIL Regular" w:hAnsi="Charis SIL Regular" w:eastAsia="Charis SIL Regular"/>
+          <w:b w:val="0"/>
+          <w:i w:val="0"/>
+          <w:color w:val="0000FF"/>
+          <w:sz w:val="24"/>
+          <w:u w:val="single"/>
+        </w:rPr>
+        <w:hyperlink r:id="rId26" w:history="1">
+          <w:r>
+            <w:rPr>
+              <w:rStyle w:val="Hyperlink"/>
+            </w:rPr>
+            <w:t>ISB</w:t>
+          </w:r>
+        </w:hyperlink>
+      </w:r>
+      <w:r>
+        <w:rPr>
+          <w:rFonts w:ascii="Charis SIL Regular" w:hAnsi="Charis SIL Regular" w:eastAsia="Charis SIL Regular"/>
+          <w:b w:val="0"/>
+          <w:i w:val="0"/>
+          <w:color w:val="0000FF"/>
+          <w:sz w:val="24"/>
+          <w:u w:val="single"/>
         </w:rPr>
         <w:hyperlink r:id="rId19" w:history="1">
           <w:r>
             <w:rPr>
               <w:rStyle w:val="Hyperlink"/>
             </w:rPr>
-            <w:t>l</w:t>
+            <w:t>N</w:t>
           </w:r>
         </w:hyperlink>
       </w:r>
@@ -5026,11 +5066,31 @@
           <w:i w:val="0"/>
           <w:color w:val="0000FF"/>
           <w:sz w:val="24"/>
-        </w:rPr>
-        <w:t>e</w:t>
-      </w:r>
-      <w:r>
-        <w:rPr>
+          <w:u w:val="single"/>
+        </w:rPr>
+        <w:t xml:space="preserve"> </w:t>
+      </w:r>
+      <w:r>
+        <w:rPr>
+          <w:rFonts w:ascii="Charis SIL Regular" w:hAnsi="Charis SIL Regular" w:eastAsia="Charis SIL Regular"/>
+          <w:b w:val="0"/>
+          <w:i w:val="0"/>
+          <w:color w:val="0000FF"/>
+          <w:sz w:val="24"/>
+          <w:u w:val="single"/>
+        </w:rPr>
+        <w:hyperlink r:id="rId19" w:history="1">
+          <w:r>
+            <w:rPr>
+              <w:rStyle w:val="Hyperlink"/>
+            </w:rPr>
+            <w:t>978-90-04-15850-4</w:t>
+          </w:r>
+        </w:hyperlink>
+      </w:r>
+      <w:r>
+        <w:rPr>
+          <w:u w:val="single" w:color="0000ff"/>
           <w:rFonts w:ascii="Charis SIL Regular" w:hAnsi="Charis SIL Regular" w:eastAsia="Charis SIL Regular"/>
           <w:b w:val="0"/>
           <w:i w:val="0"/>
@@ -5060,89 +5120,6 @@
             <w:rPr>
               <w:rStyle w:val="Hyperlink"/>
             </w:rPr>
-            <w:t>ISB</w:t>
-          </w:r>
-        </w:hyperlink>
-      </w:r>
-      <w:r>
-        <w:rPr>
-          <w:rFonts w:ascii="Charis SIL Regular" w:hAnsi="Charis SIL Regular" w:eastAsia="Charis SIL Regular"/>
-          <w:b w:val="0"/>
-          <w:i w:val="0"/>
-          <w:color w:val="0000FF"/>
-          <w:sz w:val="24"/>
-          <w:u w:val="single"/>
-        </w:rPr>
-        <w:hyperlink r:id="rId19" w:history="1">
-          <w:r>
-            <w:rPr>
-              <w:rStyle w:val="Hyperlink"/>
-            </w:rPr>
-            <w:t>N</w:t>
-          </w:r>
-        </w:hyperlink>
-      </w:r>
-      <w:r>
-        <w:rPr>
-          <w:rFonts w:ascii="Charis SIL Regular" w:hAnsi="Charis SIL Regular" w:eastAsia="Charis SIL Regular"/>
-          <w:b w:val="0"/>
-          <w:i w:val="0"/>
-          <w:color w:val="0000FF"/>
-          <w:sz w:val="24"/>
-          <w:u w:val="single"/>
-        </w:rPr>
-        <w:t xml:space="preserve"> </w:t>
-      </w:r>
-      <w:r>
-        <w:rPr>
-          <w:rFonts w:ascii="Charis SIL Regular" w:hAnsi="Charis SIL Regular" w:eastAsia="Charis SIL Regular"/>
-          <w:b w:val="0"/>
-          <w:i w:val="0"/>
-          <w:color w:val="0000FF"/>
-          <w:sz w:val="24"/>
-          <w:u w:val="single"/>
-        </w:rPr>
-        <w:hyperlink r:id="rId27" w:history="1">
-          <w:r>
-            <w:rPr>
-              <w:rStyle w:val="Hyperlink"/>
-            </w:rPr>
-            <w:t>978-90-04-15850-4</w:t>
-          </w:r>
-        </w:hyperlink>
-      </w:r>
-      <w:r>
-        <w:rPr>
-          <w:u w:val="single" w:color="0000ff"/>
-          <w:rFonts w:ascii="Charis SIL Regular" w:hAnsi="Charis SIL Regular" w:eastAsia="Charis SIL Regular"/>
-          <w:b w:val="0"/>
-          <w:i w:val="0"/>
-          <w:color w:val="000000"/>
-          <w:sz w:val="24"/>
-        </w:rPr>
-        <w:hyperlink r:id="rId19" w:history="1">
-          <w:r>
-            <w:rPr>
-              <w:rStyle w:val="Hyperlink"/>
-            </w:rPr>
-            <w:t xml:space="preserve">, </w:t>
-          </w:r>
-        </w:hyperlink>
-      </w:r>
-      <w:r>
-        <w:rPr>
-          <w:rFonts w:ascii="Charis SIL Regular" w:hAnsi="Charis SIL Regular" w:eastAsia="Charis SIL Regular"/>
-          <w:b w:val="0"/>
-          <w:i w:val="0"/>
-          <w:color w:val="0000FF"/>
-          <w:sz w:val="24"/>
-          <w:u w:val="single"/>
-        </w:rPr>
-        <w:hyperlink r:id="rId28" w:history="1">
-          <w:r>
-            <w:rPr>
-              <w:rStyle w:val="Hyperlink"/>
-            </w:rPr>
             <w:t>Wo</w:t>
           </w:r>
         </w:hyperlink>
@@ -5156,7 +5133,7 @@
           <w:sz w:val="24"/>
           <w:u w:val="single"/>
         </w:rPr>
-        <w:hyperlink r:id="rId28" w:history="1">
+        <w:hyperlink r:id="rId19" w:history="1">
           <w:r>
             <w:rPr>
               <w:rStyle w:val="Hyperlink"/>
@@ -5185,7 +5162,7 @@
           <w:sz w:val="24"/>
           <w:u w:val="single"/>
         </w:rPr>
-        <w:hyperlink r:id="rId28" w:history="1">
+        <w:hyperlink r:id="rId27" w:history="1">
           <w:r>
             <w:rPr>
               <w:rStyle w:val="Hyperlink"/>
@@ -5203,7 +5180,7 @@
           <w:sz w:val="24"/>
           <w:u w:val="single"/>
         </w:rPr>
-        <w:hyperlink r:id="rId28" w:history="1">
+        <w:hyperlink r:id="rId27" w:history="1">
           <w:r>
             <w:rPr>
               <w:rStyle w:val="Hyperlink"/>
@@ -5343,7 +5320,7 @@
           <w:sz w:val="24"/>
           <w:u w:val="single"/>
         </w:rPr>
-        <w:hyperlink r:id="rId29" w:history="1">
+        <w:hyperlink r:id="rId28" w:history="1">
           <w:r>
             <w:rPr>
               <w:rStyle w:val="Hyperlink"/>
@@ -5361,7 +5338,7 @@
           <w:sz w:val="24"/>
           <w:u w:val="single"/>
         </w:rPr>
-        <w:hyperlink r:id="rId29" w:history="1">
+        <w:hyperlink r:id="rId28" w:history="1">
           <w:r>
             <w:rPr>
               <w:rStyle w:val="Hyperlink"/>
@@ -5379,7 +5356,7 @@
           <w:sz w:val="24"/>
           <w:u w:val="single"/>
         </w:rPr>
-        <w:hyperlink r:id="rId29" w:history="1">
+        <w:hyperlink r:id="rId28" w:history="1">
           <w:r>
             <w:rPr>
               <w:rStyle w:val="Hyperlink"/>
@@ -5397,7 +5374,7 @@
           <w:sz w:val="24"/>
           <w:u w:val="single"/>
         </w:rPr>
-        <w:hyperlink r:id="rId29" w:history="1">
+        <w:hyperlink r:id="rId28" w:history="1">
           <w:r>
             <w:rPr>
               <w:rStyle w:val="Hyperlink"/>
@@ -5425,7 +5402,7 @@
           <w:sz w:val="24"/>
           <w:u w:val="single"/>
         </w:rPr>
-        <w:hyperlink r:id="rId29" w:history="1">
+        <w:hyperlink r:id="rId28" w:history="1">
           <w:r>
             <w:rPr>
               <w:rStyle w:val="Hyperlink"/>
@@ -5443,7 +5420,7 @@
           <w:sz w:val="24"/>
           <w:u w:val="single"/>
         </w:rPr>
-        <w:hyperlink r:id="rId29" w:history="1">
+        <w:hyperlink r:id="rId28" w:history="1">
           <w:r>
             <w:rPr>
               <w:rStyle w:val="Hyperlink"/>
@@ -5472,7 +5449,7 @@
           <w:sz w:val="24"/>
           <w:u w:val="single"/>
         </w:rPr>
-        <w:hyperlink r:id="rId29" w:history="1">
+        <w:hyperlink r:id="rId28" w:history="1">
           <w:r>
             <w:rPr>
               <w:rStyle w:val="Hyperlink"/>
@@ -5560,7 +5537,7 @@
           <w:sz w:val="24"/>
           <w:u w:val="single"/>
         </w:rPr>
-        <w:hyperlink r:id="rId30" w:history="1">
+        <w:hyperlink r:id="rId29" w:history="1">
           <w:r>
             <w:rPr>
               <w:rStyle w:val="Hyperlink"/>
@@ -5589,7 +5566,7 @@
           <w:sz w:val="24"/>
           <w:u w:val="single"/>
         </w:rPr>
-        <w:hyperlink r:id="rId30" w:history="1">
+        <w:hyperlink r:id="rId29" w:history="1">
           <w:r>
             <w:rPr>
               <w:rStyle w:val="Hyperlink"/>
@@ -5617,7 +5594,7 @@
           <w:sz w:val="24"/>
           <w:u w:val="single"/>
         </w:rPr>
-        <w:hyperlink r:id="rId31" w:history="1">
+        <w:hyperlink r:id="rId30" w:history="1">
           <w:r>
             <w:rPr>
               <w:rStyle w:val="Hyperlink"/>
@@ -5646,7 +5623,7 @@
           <w:sz w:val="24"/>
           <w:u w:val="single"/>
         </w:rPr>
-        <w:hyperlink r:id="rId31" w:history="1">
+        <w:hyperlink r:id="rId30" w:history="1">
           <w:r>
             <w:rPr>
               <w:rStyle w:val="Hyperlink"/>
@@ -5770,7 +5747,7 @@
           <w:sz w:val="24"/>
           <w:u w:val="single"/>
         </w:rPr>
-        <w:hyperlink r:id="rId32" w:history="1">
+        <w:hyperlink r:id="rId31" w:history="1">
           <w:r>
             <w:rPr>
               <w:rStyle w:val="Hyperlink"/>
@@ -5788,7 +5765,7 @@
           <w:sz w:val="24"/>
           <w:u w:val="single"/>
         </w:rPr>
-        <w:hyperlink r:id="rId32" w:history="1">
+        <w:hyperlink r:id="rId31" w:history="1">
           <w:r>
             <w:rPr>
               <w:rStyle w:val="Hyperlink"/>
@@ -5806,7 +5783,7 @@
           <w:sz w:val="24"/>
           <w:u w:val="single"/>
         </w:rPr>
-        <w:hyperlink r:id="rId32" w:history="1">
+        <w:hyperlink r:id="rId31" w:history="1">
           <w:r>
             <w:rPr>
               <w:rStyle w:val="Hyperlink"/>
@@ -5987,7 +5964,7 @@
           <w:sz w:val="24"/>
           <w:u w:val="single"/>
         </w:rPr>
-        <w:hyperlink r:id="rId33" w:history="1">
+        <w:hyperlink r:id="rId32" w:history="1">
           <w:r>
             <w:rPr>
               <w:rStyle w:val="Hyperlink"/>
@@ -6005,7 +5982,7 @@
           <w:sz w:val="24"/>
           <w:u w:val="single"/>
         </w:rPr>
-        <w:hyperlink r:id="rId33" w:history="1">
+        <w:hyperlink r:id="rId32" w:history="1">
           <w:r>
             <w:rPr>
               <w:rStyle w:val="Hyperlink"/>
@@ -6023,7 +6000,7 @@
           <w:sz w:val="24"/>
           <w:u w:val="single"/>
         </w:rPr>
-        <w:hyperlink r:id="rId33" w:history="1">
+        <w:hyperlink r:id="rId32" w:history="1">
           <w:r>
             <w:rPr>
               <w:rStyle w:val="Hyperlink"/>
@@ -6041,7 +6018,7 @@
           <w:sz w:val="24"/>
           <w:u w:val="single"/>
         </w:rPr>
-        <w:hyperlink r:id="rId33" w:history="1">
+        <w:hyperlink r:id="rId32" w:history="1">
           <w:r>
             <w:rPr>
               <w:rStyle w:val="Hyperlink"/>
@@ -6059,7 +6036,7 @@
           <w:sz w:val="24"/>
           <w:u w:val="single"/>
         </w:rPr>
-        <w:hyperlink r:id="rId33" w:history="1">
+        <w:hyperlink r:id="rId32" w:history="1">
           <w:r>
             <w:rPr>
               <w:rStyle w:val="Hyperlink"/>
@@ -6077,7 +6054,7 @@
           <w:sz w:val="24"/>
           <w:u w:val="single"/>
         </w:rPr>
-        <w:hyperlink r:id="rId33" w:history="1">
+        <w:hyperlink r:id="rId32" w:history="1">
           <w:r>
             <w:rPr>
               <w:rStyle w:val="Hyperlink"/>
@@ -6095,7 +6072,7 @@
           <w:sz w:val="24"/>
           <w:u w:val="single"/>
         </w:rPr>
-        <w:hyperlink r:id="rId33" w:history="1">
+        <w:hyperlink r:id="rId32" w:history="1">
           <w:r>
             <w:rPr>
               <w:rStyle w:val="Hyperlink"/>
@@ -6113,12 +6090,12 @@
           <w:sz w:val="24"/>
           <w:u w:val="single"/>
         </w:rPr>
-        <w:hyperlink r:id="rId33" w:history="1">
+        <w:hyperlink r:id="rId32" w:history="1">
           <w:r>
             <w:rPr>
               <w:rStyle w:val="Hyperlink"/>
             </w:rPr>
-            <w:t>profie</w:t>
+            <w:t>profiel</w:t>
           </w:r>
         </w:hyperlink>
       </w:r>
@@ -6129,13 +6106,25 @@
           <w:i w:val="0"/>
           <w:color w:val="0000FF"/>
           <w:sz w:val="24"/>
-        </w:rPr>
-        <w:hyperlink r:id="rId33" w:history="1">
+          <w:u w:val="single"/>
+        </w:rPr>
+        <w:t>-</w:t>
+      </w:r>
+      <w:r>
+        <w:rPr>
+          <w:rFonts w:ascii="Charis SIL Regular" w:hAnsi="Charis SIL Regular" w:eastAsia="Charis SIL Regular"/>
+          <w:b w:val="0"/>
+          <w:i w:val="0"/>
+          <w:color w:val="0000FF"/>
+          <w:sz w:val="24"/>
+          <w:u w:val="single"/>
+        </w:rPr>
+        <w:hyperlink r:id="rId32" w:history="1">
           <w:r>
             <w:rPr>
               <w:rStyle w:val="Hyperlink"/>
             </w:rPr>
-            <w:t>l</w:t>
+            <w:t>als</w:t>
           </w:r>
         </w:hyperlink>
       </w:r>
@@ -6158,25 +6147,7 @@
           <w:sz w:val="24"/>
           <w:u w:val="single"/>
         </w:rPr>
-        <w:hyperlink r:id="rId33" w:history="1">
-          <w:r>
-            <w:rPr>
-              <w:rStyle w:val="Hyperlink"/>
-            </w:rPr>
-            <w:t>als-</w:t>
-          </w:r>
-        </w:hyperlink>
-      </w:r>
-      <w:r>
-        <w:rPr>
-          <w:rFonts w:ascii="Charis SIL Regular" w:hAnsi="Charis SIL Regular" w:eastAsia="Charis SIL Regular"/>
-          <w:b w:val="0"/>
-          <w:i w:val="0"/>
-          <w:color w:val="0000FF"/>
-          <w:sz w:val="24"/>
-          <w:u w:val="single"/>
-        </w:rPr>
-        <w:hyperlink r:id="rId33" w:history="1">
+        <w:hyperlink r:id="rId32" w:history="1">
           <w:r>
             <w:rPr>
               <w:rStyle w:val="Hyperlink"/>
@@ -6194,7 +6165,7 @@
           <w:sz w:val="24"/>
           <w:u w:val="single"/>
         </w:rPr>
-        <w:hyperlink r:id="rId33" w:history="1">
+        <w:hyperlink r:id="rId32" w:history="1">
           <w:r>
             <w:rPr>
               <w:rStyle w:val="Hyperlink"/>
@@ -6212,7 +6183,7 @@
           <w:sz w:val="24"/>
           <w:u w:val="single"/>
         </w:rPr>
-        <w:hyperlink r:id="rId33" w:history="1">
+        <w:hyperlink r:id="rId32" w:history="1">
           <w:r>
             <w:rPr>
               <w:rStyle w:val="Hyperlink"/>
@@ -6230,7 +6201,7 @@
           <w:sz w:val="24"/>
           <w:u w:val="single"/>
         </w:rPr>
-        <w:hyperlink r:id="rId33" w:history="1">
+        <w:hyperlink r:id="rId32" w:history="1">
           <w:r>
             <w:rPr>
               <w:rStyle w:val="Hyperlink"/>
@@ -6361,7 +6332,7 @@
           <w:sz w:val="24"/>
           <w:u w:val="single"/>
         </w:rPr>
-        <w:hyperlink r:id="rId34" w:history="1">
+        <w:hyperlink r:id="rId33" w:history="1">
           <w:r>
             <w:rPr>
               <w:rStyle w:val="Hyperlink"/>
@@ -6390,7 +6361,7 @@
           <w:sz w:val="24"/>
           <w:u w:val="single"/>
         </w:rPr>
-        <w:hyperlink r:id="rId34" w:history="1">
+        <w:hyperlink r:id="rId33" w:history="1">
           <w:r>
             <w:rPr>
               <w:rStyle w:val="Hyperlink"/>
@@ -6418,7 +6389,7 @@
           <w:sz w:val="24"/>
           <w:u w:val="single"/>
         </w:rPr>
-        <w:hyperlink r:id="rId35" w:history="1">
+        <w:hyperlink r:id="rId34" w:history="1">
           <w:r>
             <w:rPr>
               <w:rStyle w:val="Hyperlink"/>
@@ -6447,7 +6418,7 @@
           <w:sz w:val="24"/>
           <w:u w:val="single"/>
         </w:rPr>
-        <w:hyperlink r:id="rId35" w:history="1">
+        <w:hyperlink r:id="rId34" w:history="1">
           <w:r>
             <w:rPr>
               <w:rStyle w:val="Hyperlink"/>

--- a/EXPORTS/DOCX/published/niveau2/Dutch/Ghana.docx
+++ b/EXPORTS/DOCX/published/niveau2/Dutch/Ghana.docx
@@ -598,7 +598,24 @@
           <w:color w:val="000000"/>
           <w:sz w:val="24"/>
         </w:rPr>
-        <w:t>n van de W</w:t>
+        <w:hyperlink r:id="rId10" w:history="1">
+          <w:r>
+            <w:rPr>
+              <w:rStyle w:val="Hyperlink"/>
+            </w:rPr>
+            <w:t xml:space="preserve">n van de </w:t>
+          </w:r>
+        </w:hyperlink>
+      </w:r>
+      <w:r>
+        <w:rPr>
+          <w:rFonts w:ascii="Charis SIL Regular" w:hAnsi="Charis SIL Regular" w:eastAsia="Charis SIL Regular"/>
+          <w:b w:val="0"/>
+          <w:i w:val="0"/>
+          <w:color w:val="000000"/>
+          <w:sz w:val="24"/>
+        </w:rPr>
+        <w:t>W</w:t>
       </w:r>
       <w:r>
         <w:rPr>
@@ -1230,15 +1247,9 @@
           <w:i w:val="0"/>
           <w:color w:val="0000FF"/>
           <w:sz w:val="24"/>
-        </w:rPr>
-        <w:hyperlink r:id="rId14" w:history="1">
-          <w:r>
-            <w:rPr>
-              <w:rStyle w:val="Hyperlink"/>
-            </w:rPr>
-            <w:t>r</w:t>
-          </w:r>
-        </w:hyperlink>
+          <w:u w:val="single"/>
+        </w:rPr>
+        <w:t>r</w:t>
       </w:r>
       <w:r>
         <w:rPr>
@@ -1302,29 +1313,13 @@
             <w:rPr>
               <w:rStyle w:val="Hyperlink"/>
             </w:rPr>
-            <w:t>ffing va</w:t>
+            <w:t xml:space="preserve">ffing van </w:t>
           </w:r>
         </w:hyperlink>
       </w:r>
       <w:r>
         <w:rPr>
-          <w:rFonts w:ascii="Charis SIL Regular" w:hAnsi="Charis SIL Regular" w:eastAsia="Charis SIL Regular"/>
-          <w:b w:val="0"/>
-          <w:i w:val="0"/>
-          <w:color w:val="000000"/>
-          <w:sz w:val="24"/>
-        </w:rPr>
-        <w:hyperlink r:id="rId14" w:history="1">
-          <w:r>
-            <w:rPr>
-              <w:rStyle w:val="Hyperlink"/>
-            </w:rPr>
-            <w:t xml:space="preserve">n </w:t>
-          </w:r>
-        </w:hyperlink>
-      </w:r>
-      <w:r>
-        <w:rPr>
+          <w:u w:val="single" w:color="0000ff"/>
           <w:rFonts w:ascii="Charis SIL Regular" w:hAnsi="Charis SIL Regular" w:eastAsia="Charis SIL Regular"/>
           <w:b w:val="0"/>
           <w:i w:val="0"/>
@@ -1383,9 +1378,19 @@
             <w:rPr>
               <w:rStyle w:val="Hyperlink"/>
             </w:rPr>
-            <w:t xml:space="preserve">inet in de </w:t>
+            <w:t xml:space="preserve">inet in </w:t>
           </w:r>
         </w:hyperlink>
+      </w:r>
+      <w:r>
+        <w:rPr>
+          <w:rFonts w:ascii="Charis SIL Regular" w:hAnsi="Charis SIL Regular" w:eastAsia="Charis SIL Regular"/>
+          <w:b w:val="0"/>
+          <w:i w:val="0"/>
+          <w:color w:val="000000"/>
+          <w:sz w:val="24"/>
+        </w:rPr>
+        <w:t xml:space="preserve">de </w:t>
       </w:r>
       <w:r>
         <w:rPr>
@@ -1852,7 +1857,7 @@
           <w:sz w:val="24"/>
           <w:u w:val="single"/>
         </w:rPr>
-        <w:hyperlink r:id="rId16" w:history="1">
+        <w:hyperlink r:id="rId17" w:history="1">
           <w:r>
             <w:rPr>
               <w:rStyle w:val="Hyperlink"/>
@@ -2566,7 +2571,25 @@
           <w:color w:val="000000"/>
           <w:sz w:val="24"/>
         </w:rPr>
-        <w:t xml:space="preserve"> van de hand van Michel Doortmont en Jinn</w:t>
+        <w:t xml:space="preserve"> van de hand van Michel Doortmont </w:t>
+      </w:r>
+      <w:r>
+        <w:rPr>
+          <w:u w:val="single" w:color="0000ff"/>
+          <w:rFonts w:ascii="Charis SIL Regular" w:hAnsi="Charis SIL Regular" w:eastAsia="Charis SIL Regular"/>
+          <w:b w:val="0"/>
+          <w:i w:val="0"/>
+          <w:color w:val="000000"/>
+          <w:sz w:val="24"/>
+        </w:rPr>
+        <w:hyperlink r:id="rId19" w:history="1">
+          <w:r>
+            <w:rPr>
+              <w:rStyle w:val="Hyperlink"/>
+            </w:rPr>
+            <w:t>en Jinn</w:t>
+          </w:r>
+        </w:hyperlink>
       </w:r>
       <w:r>
         <w:rPr>
@@ -3545,7 +3568,7 @@
           <w:sz w:val="24"/>
           <w:u w:val="single"/>
         </w:rPr>
-        <w:hyperlink r:id="rId21" w:history="1">
+        <w:hyperlink r:id="rId22" w:history="1">
           <w:r>
             <w:rPr>
               <w:rStyle w:val="Hyperlink"/>
@@ -3628,14 +3651,7 @@
           <w:color w:val="000000"/>
           <w:sz w:val="24"/>
         </w:rPr>
-        <w:hyperlink r:id="rId21" w:history="1">
-          <w:r>
-            <w:rPr>
-              <w:rStyle w:val="Hyperlink"/>
-            </w:rPr>
-            <w:t>kk</w:t>
-          </w:r>
-        </w:hyperlink>
+        <w:t>kk</w:t>
       </w:r>
       <w:r>
         <w:rPr>
@@ -4470,7 +4486,7 @@
           <w:sz w:val="24"/>
           <w:u w:val="single"/>
         </w:rPr>
-        <w:hyperlink r:id="rId23" w:history="1">
+        <w:hyperlink r:id="rId24" w:history="1">
           <w:r>
             <w:rPr>
               <w:rStyle w:val="Hyperlink"/>
@@ -4488,7 +4504,7 @@
           <w:sz w:val="24"/>
           <w:u w:val="single"/>
         </w:rPr>
-        <w:hyperlink r:id="rId23" w:history="1">
+        <w:hyperlink r:id="rId24" w:history="1">
           <w:r>
             <w:rPr>
               <w:rStyle w:val="Hyperlink"/>
@@ -4517,6 +4533,7 @@
       </w:r>
       <w:r>
         <w:rPr>
+          <w:u w:val="single" w:color="0000ff"/>
           <w:rFonts w:ascii="Charis SIL Regular" w:hAnsi="Charis SIL Regular" w:eastAsia="Charis SIL Regular"/>
           <w:b w:val="0"/>
           <w:i w:val="0"/>
@@ -4534,7 +4551,7 @@
           <w:sz w:val="24"/>
           <w:u w:val="single"/>
         </w:rPr>
-        <w:hyperlink r:id="rId23" w:history="1">
+        <w:hyperlink r:id="rId25" w:history="1">
           <w:r>
             <w:rPr>
               <w:rStyle w:val="Hyperlink"/>
@@ -4659,7 +4676,7 @@
           <w:sz w:val="24"/>
           <w:u w:val="single"/>
         </w:rPr>
-        <w:hyperlink r:id="rId25" w:history="1">
+        <w:hyperlink r:id="rId26" w:history="1">
           <w:r>
             <w:rPr>
               <w:rStyle w:val="Hyperlink"/>
@@ -4677,7 +4694,7 @@
           <w:sz w:val="24"/>
           <w:u w:val="single"/>
         </w:rPr>
-        <w:hyperlink r:id="rId25" w:history="1">
+        <w:hyperlink r:id="rId26" w:history="1">
           <w:r>
             <w:rPr>
               <w:rStyle w:val="Hyperlink"/>
@@ -4695,7 +4712,7 @@
           <w:sz w:val="24"/>
           <w:u w:val="single"/>
         </w:rPr>
-        <w:hyperlink r:id="rId25" w:history="1">
+        <w:hyperlink r:id="rId26" w:history="1">
           <w:r>
             <w:rPr>
               <w:rStyle w:val="Hyperlink"/>
@@ -4713,7 +4730,7 @@
           <w:sz w:val="24"/>
           <w:u w:val="single"/>
         </w:rPr>
-        <w:hyperlink r:id="rId25" w:history="1">
+        <w:hyperlink r:id="rId26" w:history="1">
           <w:r>
             <w:rPr>
               <w:rStyle w:val="Hyperlink"/>
@@ -4731,7 +4748,7 @@
           <w:sz w:val="24"/>
           <w:u w:val="single"/>
         </w:rPr>
-        <w:hyperlink r:id="rId25" w:history="1">
+        <w:hyperlink r:id="rId26" w:history="1">
           <w:r>
             <w:rPr>
               <w:rStyle w:val="Hyperlink"/>
@@ -4749,7 +4766,7 @@
           <w:sz w:val="24"/>
           <w:u w:val="single"/>
         </w:rPr>
-        <w:hyperlink r:id="rId25" w:history="1">
+        <w:hyperlink r:id="rId26" w:history="1">
           <w:r>
             <w:rPr>
               <w:rStyle w:val="Hyperlink"/>
@@ -4767,7 +4784,7 @@
           <w:sz w:val="24"/>
           <w:u w:val="single"/>
         </w:rPr>
-        <w:hyperlink r:id="rId25" w:history="1">
+        <w:hyperlink r:id="rId26" w:history="1">
           <w:r>
             <w:rPr>
               <w:rStyle w:val="Hyperlink"/>
@@ -5015,81 +5032,6 @@
       </w:r>
       <w:r>
         <w:rPr>
-          <w:rFonts w:ascii="Charis SIL Regular" w:hAnsi="Charis SIL Regular" w:eastAsia="Charis SIL Regular"/>
-          <w:b w:val="0"/>
-          <w:i w:val="0"/>
-          <w:color w:val="000000"/>
-          <w:sz w:val="24"/>
-        </w:rPr>
-        <w:t xml:space="preserve">, </w:t>
-      </w:r>
-      <w:r>
-        <w:rPr>
-          <w:rFonts w:ascii="Charis SIL Regular" w:hAnsi="Charis SIL Regular" w:eastAsia="Charis SIL Regular"/>
-          <w:b w:val="0"/>
-          <w:i w:val="0"/>
-          <w:color w:val="0000FF"/>
-          <w:sz w:val="24"/>
-          <w:u w:val="single"/>
-        </w:rPr>
-        <w:hyperlink r:id="rId26" w:history="1">
-          <w:r>
-            <w:rPr>
-              <w:rStyle w:val="Hyperlink"/>
-            </w:rPr>
-            <w:t>ISB</w:t>
-          </w:r>
-        </w:hyperlink>
-      </w:r>
-      <w:r>
-        <w:rPr>
-          <w:rFonts w:ascii="Charis SIL Regular" w:hAnsi="Charis SIL Regular" w:eastAsia="Charis SIL Regular"/>
-          <w:b w:val="0"/>
-          <w:i w:val="0"/>
-          <w:color w:val="0000FF"/>
-          <w:sz w:val="24"/>
-          <w:u w:val="single"/>
-        </w:rPr>
-        <w:hyperlink r:id="rId19" w:history="1">
-          <w:r>
-            <w:rPr>
-              <w:rStyle w:val="Hyperlink"/>
-            </w:rPr>
-            <w:t>N</w:t>
-          </w:r>
-        </w:hyperlink>
-      </w:r>
-      <w:r>
-        <w:rPr>
-          <w:rFonts w:ascii="Charis SIL Regular" w:hAnsi="Charis SIL Regular" w:eastAsia="Charis SIL Regular"/>
-          <w:b w:val="0"/>
-          <w:i w:val="0"/>
-          <w:color w:val="0000FF"/>
-          <w:sz w:val="24"/>
-          <w:u w:val="single"/>
-        </w:rPr>
-        <w:t xml:space="preserve"> </w:t>
-      </w:r>
-      <w:r>
-        <w:rPr>
-          <w:rFonts w:ascii="Charis SIL Regular" w:hAnsi="Charis SIL Regular" w:eastAsia="Charis SIL Regular"/>
-          <w:b w:val="0"/>
-          <w:i w:val="0"/>
-          <w:color w:val="0000FF"/>
-          <w:sz w:val="24"/>
-          <w:u w:val="single"/>
-        </w:rPr>
-        <w:hyperlink r:id="rId19" w:history="1">
-          <w:r>
-            <w:rPr>
-              <w:rStyle w:val="Hyperlink"/>
-            </w:rPr>
-            <w:t>978-90-04-15850-4</w:t>
-          </w:r>
-        </w:hyperlink>
-      </w:r>
-      <w:r>
-        <w:rPr>
           <w:u w:val="single" w:color="0000ff"/>
           <w:rFonts w:ascii="Charis SIL Regular" w:hAnsi="Charis SIL Regular" w:eastAsia="Charis SIL Regular"/>
           <w:b w:val="0"/>
@@ -5115,7 +5057,83 @@
           <w:sz w:val="24"/>
           <w:u w:val="single"/>
         </w:rPr>
-        <w:hyperlink r:id="rId19" w:history="1">
+        <w:hyperlink r:id="rId27" w:history="1">
+          <w:r>
+            <w:rPr>
+              <w:rStyle w:val="Hyperlink"/>
+            </w:rPr>
+            <w:t>ISB</w:t>
+          </w:r>
+        </w:hyperlink>
+      </w:r>
+      <w:r>
+        <w:rPr>
+          <w:rFonts w:ascii="Charis SIL Regular" w:hAnsi="Charis SIL Regular" w:eastAsia="Charis SIL Regular"/>
+          <w:b w:val="0"/>
+          <w:i w:val="0"/>
+          <w:color w:val="0000FF"/>
+          <w:sz w:val="24"/>
+          <w:u w:val="single"/>
+        </w:rPr>
+        <w:hyperlink r:id="rId27" w:history="1">
+          <w:r>
+            <w:rPr>
+              <w:rStyle w:val="Hyperlink"/>
+            </w:rPr>
+            <w:t>N</w:t>
+          </w:r>
+        </w:hyperlink>
+      </w:r>
+      <w:r>
+        <w:rPr>
+          <w:rFonts w:ascii="Charis SIL Regular" w:hAnsi="Charis SIL Regular" w:eastAsia="Charis SIL Regular"/>
+          <w:b w:val="0"/>
+          <w:i w:val="0"/>
+          <w:color w:val="0000FF"/>
+          <w:sz w:val="24"/>
+          <w:u w:val="single"/>
+        </w:rPr>
+        <w:t xml:space="preserve"> </w:t>
+      </w:r>
+      <w:r>
+        <w:rPr>
+          <w:rFonts w:ascii="Charis SIL Regular" w:hAnsi="Charis SIL Regular" w:eastAsia="Charis SIL Regular"/>
+          <w:b w:val="0"/>
+          <w:i w:val="0"/>
+          <w:color w:val="0000FF"/>
+          <w:sz w:val="24"/>
+          <w:u w:val="single"/>
+        </w:rPr>
+        <w:hyperlink r:id="rId27" w:history="1">
+          <w:r>
+            <w:rPr>
+              <w:rStyle w:val="Hyperlink"/>
+            </w:rPr>
+            <w:t>978-90-04-15850-4</w:t>
+          </w:r>
+        </w:hyperlink>
+      </w:r>
+      <w:r>
+        <w:rPr>
+          <w:u w:val="single" w:color="0000ff"/>
+          <w:rFonts w:ascii="Charis SIL Regular" w:hAnsi="Charis SIL Regular" w:eastAsia="Charis SIL Regular"/>
+          <w:b w:val="0"/>
+          <w:i w:val="0"/>
+          <w:color w:val="000000"/>
+          <w:sz w:val="24"/>
+        </w:rPr>
+        <w:t xml:space="preserve">, </w:t>
+      </w:r>
+      <w:r>
+        <w:rPr>
+          <w:rFonts w:ascii="Charis SIL Regular" w:hAnsi="Charis SIL Regular" w:eastAsia="Charis SIL Regular"/>
+          <w:b w:val="0"/>
+          <w:i w:val="0"/>
+          <w:color w:val="0000FF"/>
+          <w:sz w:val="24"/>
+          <w:u w:val="single"/>
+        </w:rPr>
+        <w:hyperlink r:id="rId28" w:history="1">
           <w:r>
             <w:rPr>
               <w:rStyle w:val="Hyperlink"/>
@@ -5133,7 +5151,7 @@
           <w:sz w:val="24"/>
           <w:u w:val="single"/>
         </w:rPr>
-        <w:hyperlink r:id="rId19" w:history="1">
+        <w:hyperlink r:id="rId28" w:history="1">
           <w:r>
             <w:rPr>
               <w:rStyle w:val="Hyperlink"/>
@@ -5162,7 +5180,7 @@
           <w:sz w:val="24"/>
           <w:u w:val="single"/>
         </w:rPr>
-        <w:hyperlink r:id="rId27" w:history="1">
+        <w:hyperlink r:id="rId28" w:history="1">
           <w:r>
             <w:rPr>
               <w:rStyle w:val="Hyperlink"/>
@@ -5180,7 +5198,7 @@
           <w:sz w:val="24"/>
           <w:u w:val="single"/>
         </w:rPr>
-        <w:hyperlink r:id="rId27" w:history="1">
+        <w:hyperlink r:id="rId28" w:history="1">
           <w:r>
             <w:rPr>
               <w:rStyle w:val="Hyperlink"/>
@@ -5320,7 +5338,7 @@
           <w:sz w:val="24"/>
           <w:u w:val="single"/>
         </w:rPr>
-        <w:hyperlink r:id="rId28" w:history="1">
+        <w:hyperlink r:id="rId29" w:history="1">
           <w:r>
             <w:rPr>
               <w:rStyle w:val="Hyperlink"/>
@@ -5338,7 +5356,7 @@
           <w:sz w:val="24"/>
           <w:u w:val="single"/>
         </w:rPr>
-        <w:hyperlink r:id="rId28" w:history="1">
+        <w:hyperlink r:id="rId29" w:history="1">
           <w:r>
             <w:rPr>
               <w:rStyle w:val="Hyperlink"/>
@@ -5356,7 +5374,7 @@
           <w:sz w:val="24"/>
           <w:u w:val="single"/>
         </w:rPr>
-        <w:hyperlink r:id="rId28" w:history="1">
+        <w:hyperlink r:id="rId29" w:history="1">
           <w:r>
             <w:rPr>
               <w:rStyle w:val="Hyperlink"/>
@@ -5374,7 +5392,7 @@
           <w:sz w:val="24"/>
           <w:u w:val="single"/>
         </w:rPr>
-        <w:hyperlink r:id="rId28" w:history="1">
+        <w:hyperlink r:id="rId29" w:history="1">
           <w:r>
             <w:rPr>
               <w:rStyle w:val="Hyperlink"/>
@@ -5402,7 +5420,7 @@
           <w:sz w:val="24"/>
           <w:u w:val="single"/>
         </w:rPr>
-        <w:hyperlink r:id="rId28" w:history="1">
+        <w:hyperlink r:id="rId30" w:history="1">
           <w:r>
             <w:rPr>
               <w:rStyle w:val="Hyperlink"/>
@@ -5420,7 +5438,7 @@
           <w:sz w:val="24"/>
           <w:u w:val="single"/>
         </w:rPr>
-        <w:hyperlink r:id="rId28" w:history="1">
+        <w:hyperlink r:id="rId29" w:history="1">
           <w:r>
             <w:rPr>
               <w:rStyle w:val="Hyperlink"/>
@@ -5449,7 +5467,7 @@
           <w:sz w:val="24"/>
           <w:u w:val="single"/>
         </w:rPr>
-        <w:hyperlink r:id="rId28" w:history="1">
+        <w:hyperlink r:id="rId29" w:history="1">
           <w:r>
             <w:rPr>
               <w:rStyle w:val="Hyperlink"/>
@@ -5537,7 +5555,7 @@
           <w:sz w:val="24"/>
           <w:u w:val="single"/>
         </w:rPr>
-        <w:hyperlink r:id="rId29" w:history="1">
+        <w:hyperlink r:id="rId31" w:history="1">
           <w:r>
             <w:rPr>
               <w:rStyle w:val="Hyperlink"/>
@@ -5566,7 +5584,7 @@
           <w:sz w:val="24"/>
           <w:u w:val="single"/>
         </w:rPr>
-        <w:hyperlink r:id="rId29" w:history="1">
+        <w:hyperlink r:id="rId31" w:history="1">
           <w:r>
             <w:rPr>
               <w:rStyle w:val="Hyperlink"/>
@@ -5594,7 +5612,7 @@
           <w:sz w:val="24"/>
           <w:u w:val="single"/>
         </w:rPr>
-        <w:hyperlink r:id="rId30" w:history="1">
+        <w:hyperlink r:id="rId32" w:history="1">
           <w:r>
             <w:rPr>
               <w:rStyle w:val="Hyperlink"/>
@@ -5623,7 +5641,7 @@
           <w:sz w:val="24"/>
           <w:u w:val="single"/>
         </w:rPr>
-        <w:hyperlink r:id="rId30" w:history="1">
+        <w:hyperlink r:id="rId32" w:history="1">
           <w:r>
             <w:rPr>
               <w:rStyle w:val="Hyperlink"/>
@@ -5747,7 +5765,7 @@
           <w:sz w:val="24"/>
           <w:u w:val="single"/>
         </w:rPr>
-        <w:hyperlink r:id="rId31" w:history="1">
+        <w:hyperlink r:id="rId33" w:history="1">
           <w:r>
             <w:rPr>
               <w:rStyle w:val="Hyperlink"/>
@@ -5765,7 +5783,7 @@
           <w:sz w:val="24"/>
           <w:u w:val="single"/>
         </w:rPr>
-        <w:hyperlink r:id="rId31" w:history="1">
+        <w:hyperlink r:id="rId33" w:history="1">
           <w:r>
             <w:rPr>
               <w:rStyle w:val="Hyperlink"/>
@@ -5783,7 +5801,7 @@
           <w:sz w:val="24"/>
           <w:u w:val="single"/>
         </w:rPr>
-        <w:hyperlink r:id="rId31" w:history="1">
+        <w:hyperlink r:id="rId33" w:history="1">
           <w:r>
             <w:rPr>
               <w:rStyle w:val="Hyperlink"/>
@@ -5964,7 +5982,7 @@
           <w:sz w:val="24"/>
           <w:u w:val="single"/>
         </w:rPr>
-        <w:hyperlink r:id="rId32" w:history="1">
+        <w:hyperlink r:id="rId34" w:history="1">
           <w:r>
             <w:rPr>
               <w:rStyle w:val="Hyperlink"/>
@@ -5982,7 +6000,7 @@
           <w:sz w:val="24"/>
           <w:u w:val="single"/>
         </w:rPr>
-        <w:hyperlink r:id="rId32" w:history="1">
+        <w:hyperlink r:id="rId34" w:history="1">
           <w:r>
             <w:rPr>
               <w:rStyle w:val="Hyperlink"/>
@@ -6000,7 +6018,7 @@
           <w:sz w:val="24"/>
           <w:u w:val="single"/>
         </w:rPr>
-        <w:hyperlink r:id="rId32" w:history="1">
+        <w:hyperlink r:id="rId34" w:history="1">
           <w:r>
             <w:rPr>
               <w:rStyle w:val="Hyperlink"/>
@@ -6018,7 +6036,7 @@
           <w:sz w:val="24"/>
           <w:u w:val="single"/>
         </w:rPr>
-        <w:hyperlink r:id="rId32" w:history="1">
+        <w:hyperlink r:id="rId34" w:history="1">
           <w:r>
             <w:rPr>
               <w:rStyle w:val="Hyperlink"/>
@@ -6036,7 +6054,7 @@
           <w:sz w:val="24"/>
           <w:u w:val="single"/>
         </w:rPr>
-        <w:hyperlink r:id="rId32" w:history="1">
+        <w:hyperlink r:id="rId34" w:history="1">
           <w:r>
             <w:rPr>
               <w:rStyle w:val="Hyperlink"/>
@@ -6054,7 +6072,7 @@
           <w:sz w:val="24"/>
           <w:u w:val="single"/>
         </w:rPr>
-        <w:hyperlink r:id="rId32" w:history="1">
+        <w:hyperlink r:id="rId34" w:history="1">
           <w:r>
             <w:rPr>
               <w:rStyle w:val="Hyperlink"/>
@@ -6072,7 +6090,7 @@
           <w:sz w:val="24"/>
           <w:u w:val="single"/>
         </w:rPr>
-        <w:hyperlink r:id="rId32" w:history="1">
+        <w:hyperlink r:id="rId34" w:history="1">
           <w:r>
             <w:rPr>
               <w:rStyle w:val="Hyperlink"/>
@@ -6090,12 +6108,12 @@
           <w:sz w:val="24"/>
           <w:u w:val="single"/>
         </w:rPr>
-        <w:hyperlink r:id="rId32" w:history="1">
+        <w:hyperlink r:id="rId34" w:history="1">
           <w:r>
             <w:rPr>
               <w:rStyle w:val="Hyperlink"/>
             </w:rPr>
-            <w:t>profiel</w:t>
+            <w:t>profie</w:t>
           </w:r>
         </w:hyperlink>
       </w:r>
@@ -6106,25 +6124,13 @@
           <w:i w:val="0"/>
           <w:color w:val="0000FF"/>
           <w:sz w:val="24"/>
-          <w:u w:val="single"/>
-        </w:rPr>
-        <w:t>-</w:t>
-      </w:r>
-      <w:r>
-        <w:rPr>
-          <w:rFonts w:ascii="Charis SIL Regular" w:hAnsi="Charis SIL Regular" w:eastAsia="Charis SIL Regular"/>
-          <w:b w:val="0"/>
-          <w:i w:val="0"/>
-          <w:color w:val="0000FF"/>
-          <w:sz w:val="24"/>
-          <w:u w:val="single"/>
-        </w:rPr>
-        <w:hyperlink r:id="rId32" w:history="1">
+        </w:rPr>
+        <w:hyperlink r:id="rId34" w:history="1">
           <w:r>
             <w:rPr>
               <w:rStyle w:val="Hyperlink"/>
             </w:rPr>
-            <w:t>als</w:t>
+            <w:t>l</w:t>
           </w:r>
         </w:hyperlink>
       </w:r>
@@ -6147,7 +6153,25 @@
           <w:sz w:val="24"/>
           <w:u w:val="single"/>
         </w:rPr>
-        <w:hyperlink r:id="rId32" w:history="1">
+        <w:hyperlink r:id="rId34" w:history="1">
+          <w:r>
+            <w:rPr>
+              <w:rStyle w:val="Hyperlink"/>
+            </w:rPr>
+            <w:t>als-</w:t>
+          </w:r>
+        </w:hyperlink>
+      </w:r>
+      <w:r>
+        <w:rPr>
+          <w:rFonts w:ascii="Charis SIL Regular" w:hAnsi="Charis SIL Regular" w:eastAsia="Charis SIL Regular"/>
+          <w:b w:val="0"/>
+          <w:i w:val="0"/>
+          <w:color w:val="0000FF"/>
+          <w:sz w:val="24"/>
+          <w:u w:val="single"/>
+        </w:rPr>
+        <w:hyperlink r:id="rId34" w:history="1">
           <w:r>
             <w:rPr>
               <w:rStyle w:val="Hyperlink"/>
@@ -6165,7 +6189,7 @@
           <w:sz w:val="24"/>
           <w:u w:val="single"/>
         </w:rPr>
-        <w:hyperlink r:id="rId32" w:history="1">
+        <w:hyperlink r:id="rId34" w:history="1">
           <w:r>
             <w:rPr>
               <w:rStyle w:val="Hyperlink"/>
@@ -6183,7 +6207,7 @@
           <w:sz w:val="24"/>
           <w:u w:val="single"/>
         </w:rPr>
-        <w:hyperlink r:id="rId32" w:history="1">
+        <w:hyperlink r:id="rId34" w:history="1">
           <w:r>
             <w:rPr>
               <w:rStyle w:val="Hyperlink"/>
@@ -6201,7 +6225,7 @@
           <w:sz w:val="24"/>
           <w:u w:val="single"/>
         </w:rPr>
-        <w:hyperlink r:id="rId32" w:history="1">
+        <w:hyperlink r:id="rId34" w:history="1">
           <w:r>
             <w:rPr>
               <w:rStyle w:val="Hyperlink"/>
@@ -6332,7 +6356,7 @@
           <w:sz w:val="24"/>
           <w:u w:val="single"/>
         </w:rPr>
-        <w:hyperlink r:id="rId33" w:history="1">
+        <w:hyperlink r:id="rId35" w:history="1">
           <w:r>
             <w:rPr>
               <w:rStyle w:val="Hyperlink"/>
@@ -6361,7 +6385,7 @@
           <w:sz w:val="24"/>
           <w:u w:val="single"/>
         </w:rPr>
-        <w:hyperlink r:id="rId33" w:history="1">
+        <w:hyperlink r:id="rId35" w:history="1">
           <w:r>
             <w:rPr>
               <w:rStyle w:val="Hyperlink"/>
@@ -6389,7 +6413,7 @@
           <w:sz w:val="24"/>
           <w:u w:val="single"/>
         </w:rPr>
-        <w:hyperlink r:id="rId34" w:history="1">
+        <w:hyperlink r:id="rId36" w:history="1">
           <w:r>
             <w:rPr>
               <w:rStyle w:val="Hyperlink"/>
@@ -6418,7 +6442,7 @@
           <w:sz w:val="24"/>
           <w:u w:val="single"/>
         </w:rPr>
-        <w:hyperlink r:id="rId34" w:history="1">
+        <w:hyperlink r:id="rId36" w:history="1">
           <w:r>
             <w:rPr>
               <w:rStyle w:val="Hyperlink"/>

--- a/EXPORTS/DOCX/published/niveau2/Dutch/Ghana.docx
+++ b/EXPORTS/DOCX/published/niveau2/Dutch/Ghana.docx
@@ -598,24 +598,7 @@
           <w:color w:val="000000"/>
           <w:sz w:val="24"/>
         </w:rPr>
-        <w:hyperlink r:id="rId10" w:history="1">
-          <w:r>
-            <w:rPr>
-              <w:rStyle w:val="Hyperlink"/>
-            </w:rPr>
-            <w:t xml:space="preserve">n van de </w:t>
-          </w:r>
-        </w:hyperlink>
-      </w:r>
-      <w:r>
-        <w:rPr>
-          <w:rFonts w:ascii="Charis SIL Regular" w:hAnsi="Charis SIL Regular" w:eastAsia="Charis SIL Regular"/>
-          <w:b w:val="0"/>
-          <w:i w:val="0"/>
-          <w:color w:val="000000"/>
-          <w:sz w:val="24"/>
-        </w:rPr>
-        <w:t>W</w:t>
+        <w:t>n van de W</w:t>
       </w:r>
       <w:r>
         <w:rPr>
@@ -1247,9 +1230,15 @@
           <w:i w:val="0"/>
           <w:color w:val="0000FF"/>
           <w:sz w:val="24"/>
-          <w:u w:val="single"/>
-        </w:rPr>
-        <w:t>r</w:t>
+        </w:rPr>
+        <w:hyperlink r:id="rId14" w:history="1">
+          <w:r>
+            <w:rPr>
+              <w:rStyle w:val="Hyperlink"/>
+            </w:rPr>
+            <w:t>r</w:t>
+          </w:r>
+        </w:hyperlink>
       </w:r>
       <w:r>
         <w:rPr>
@@ -1313,13 +1302,29 @@
             <w:rPr>
               <w:rStyle w:val="Hyperlink"/>
             </w:rPr>
-            <w:t xml:space="preserve">ffing van </w:t>
+            <w:t>ffing va</w:t>
           </w:r>
         </w:hyperlink>
       </w:r>
       <w:r>
         <w:rPr>
-          <w:u w:val="single" w:color="0000ff"/>
+          <w:rFonts w:ascii="Charis SIL Regular" w:hAnsi="Charis SIL Regular" w:eastAsia="Charis SIL Regular"/>
+          <w:b w:val="0"/>
+          <w:i w:val="0"/>
+          <w:color w:val="000000"/>
+          <w:sz w:val="24"/>
+        </w:rPr>
+        <w:hyperlink r:id="rId14" w:history="1">
+          <w:r>
+            <w:rPr>
+              <w:rStyle w:val="Hyperlink"/>
+            </w:rPr>
+            <w:t xml:space="preserve">n </w:t>
+          </w:r>
+        </w:hyperlink>
+      </w:r>
+      <w:r>
+        <w:rPr>
           <w:rFonts w:ascii="Charis SIL Regular" w:hAnsi="Charis SIL Regular" w:eastAsia="Charis SIL Regular"/>
           <w:b w:val="0"/>
           <w:i w:val="0"/>
@@ -1378,19 +1383,9 @@
             <w:rPr>
               <w:rStyle w:val="Hyperlink"/>
             </w:rPr>
-            <w:t xml:space="preserve">inet in </w:t>
+            <w:t xml:space="preserve">inet in de </w:t>
           </w:r>
         </w:hyperlink>
-      </w:r>
-      <w:r>
-        <w:rPr>
-          <w:rFonts w:ascii="Charis SIL Regular" w:hAnsi="Charis SIL Regular" w:eastAsia="Charis SIL Regular"/>
-          <w:b w:val="0"/>
-          <w:i w:val="0"/>
-          <w:color w:val="000000"/>
-          <w:sz w:val="24"/>
-        </w:rPr>
-        <w:t xml:space="preserve">de </w:t>
       </w:r>
       <w:r>
         <w:rPr>
@@ -1857,7 +1852,7 @@
           <w:sz w:val="24"/>
           <w:u w:val="single"/>
         </w:rPr>
-        <w:hyperlink r:id="rId17" w:history="1">
+        <w:hyperlink r:id="rId16" w:history="1">
           <w:r>
             <w:rPr>
               <w:rStyle w:val="Hyperlink"/>
@@ -3526,25 +3521,7 @@
             <w:rPr>
               <w:rStyle w:val="Hyperlink"/>
             </w:rPr>
-            <w:t>va</w:t>
-          </w:r>
-        </w:hyperlink>
-      </w:r>
-      <w:r>
-        <w:rPr>
-          <w:rFonts w:ascii="Charis SIL Regular" w:hAnsi="Charis SIL Regular" w:eastAsia="Charis SIL Regular"/>
-          <w:b w:val="0"/>
-          <w:i w:val="0"/>
-          <w:color w:val="0000FF"/>
-          <w:sz w:val="24"/>
-          <w:u w:val="single"/>
-        </w:rPr>
-        <w:hyperlink r:id="rId22" w:history="1">
-          <w:r>
-            <w:rPr>
-              <w:rStyle w:val="Hyperlink"/>
-            </w:rPr>
-            <w:t>n</w:t>
+            <w:t>van</w:t>
           </w:r>
         </w:hyperlink>
       </w:r>
@@ -3579,197 +3556,13 @@
       </w:r>
       <w:r>
         <w:rPr>
-          <w:u w:val="single" w:color="0000ff"/>
           <w:rFonts w:ascii="Charis SIL Regular" w:hAnsi="Charis SIL Regular" w:eastAsia="Charis SIL Regular"/>
           <w:b w:val="0"/>
           <w:i w:val="0"/>
           <w:color w:val="000000"/>
           <w:sz w:val="24"/>
         </w:rPr>
-        <w:hyperlink r:id="rId21" w:history="1">
-          <w:r>
-            <w:rPr>
-              <w:rStyle w:val="Hyperlink"/>
-            </w:rPr>
-            <w:t xml:space="preserve"> zijn</w:t>
-          </w:r>
-        </w:hyperlink>
-      </w:r>
-      <w:r>
-        <w:rPr>
-          <w:u w:val="single" w:color="0000ff"/>
-          <w:rFonts w:ascii="Charis SIL Regular" w:hAnsi="Charis SIL Regular" w:eastAsia="Charis SIL Regular"/>
-          <w:b w:val="0"/>
-          <w:i w:val="0"/>
-          <w:color w:val="000000"/>
-          <w:sz w:val="24"/>
-        </w:rPr>
-        <w:t xml:space="preserve"> </w:t>
-      </w:r>
-      <w:r>
-        <w:rPr>
-          <w:u w:val="single" w:color="0000ff"/>
-          <w:rFonts w:ascii="Charis SIL Regular" w:hAnsi="Charis SIL Regular" w:eastAsia="Charis SIL Regular"/>
-          <w:b w:val="0"/>
-          <w:i w:val="0"/>
-          <w:color w:val="000000"/>
-          <w:sz w:val="24"/>
-        </w:rPr>
-        <w:hyperlink r:id="rId21" w:history="1">
-          <w:r>
-            <w:rPr>
-              <w:rStyle w:val="Hyperlink"/>
-            </w:rPr>
-            <w:t>st</w:t>
-          </w:r>
-        </w:hyperlink>
-      </w:r>
-      <w:r>
-        <w:rPr>
-          <w:u w:val="single" w:color="0000ff"/>
-          <w:rFonts w:ascii="Charis SIL Regular" w:hAnsi="Charis SIL Regular" w:eastAsia="Charis SIL Regular"/>
-          <w:b w:val="0"/>
-          <w:i w:val="0"/>
-          <w:color w:val="000000"/>
-          <w:sz w:val="24"/>
-        </w:rPr>
-        <w:hyperlink r:id="rId21" w:history="1">
-          <w:r>
-            <w:rPr>
-              <w:rStyle w:val="Hyperlink"/>
-            </w:rPr>
-            <w:t>u</w:t>
-          </w:r>
-        </w:hyperlink>
-      </w:r>
-      <w:r>
-        <w:rPr>
-          <w:u w:val="single" w:color="0000ff"/>
-          <w:rFonts w:ascii="Charis SIL Regular" w:hAnsi="Charis SIL Regular" w:eastAsia="Charis SIL Regular"/>
-          <w:b w:val="0"/>
-          <w:i w:val="0"/>
-          <w:color w:val="000000"/>
-          <w:sz w:val="24"/>
-        </w:rPr>
-        <w:t>kk</w:t>
-      </w:r>
-      <w:r>
-        <w:rPr>
-          <w:u w:val="single" w:color="0000ff"/>
-          <w:rFonts w:ascii="Charis SIL Regular" w:hAnsi="Charis SIL Regular" w:eastAsia="Charis SIL Regular"/>
-          <w:b w:val="0"/>
-          <w:i w:val="0"/>
-          <w:color w:val="000000"/>
-          <w:sz w:val="24"/>
-        </w:rPr>
-        <w:hyperlink r:id="rId21" w:history="1">
-          <w:r>
-            <w:rPr>
-              <w:rStyle w:val="Hyperlink"/>
-            </w:rPr>
-            <w:t>en te vin</w:t>
-          </w:r>
-        </w:hyperlink>
-      </w:r>
-      <w:r>
-        <w:rPr>
-          <w:u w:val="single" w:color="0000ff"/>
-          <w:rFonts w:ascii="Charis SIL Regular" w:hAnsi="Charis SIL Regular" w:eastAsia="Charis SIL Regular"/>
-          <w:b w:val="0"/>
-          <w:i w:val="0"/>
-          <w:color w:val="000000"/>
-          <w:sz w:val="24"/>
-        </w:rPr>
-        <w:hyperlink r:id="rId21" w:history="1">
-          <w:r>
-            <w:rPr>
-              <w:rStyle w:val="Hyperlink"/>
-            </w:rPr>
-            <w:t>d</w:t>
-          </w:r>
-        </w:hyperlink>
-      </w:r>
-      <w:r>
-        <w:rPr>
-          <w:u w:val="single" w:color="0000ff"/>
-          <w:rFonts w:ascii="Charis SIL Regular" w:hAnsi="Charis SIL Regular" w:eastAsia="Charis SIL Regular"/>
-          <w:b w:val="0"/>
-          <w:i w:val="0"/>
-          <w:color w:val="000000"/>
-          <w:sz w:val="24"/>
-        </w:rPr>
-        <w:hyperlink r:id="rId21" w:history="1">
-          <w:r>
-            <w:rPr>
-              <w:rStyle w:val="Hyperlink"/>
-            </w:rPr>
-            <w:t xml:space="preserve">en </w:t>
-          </w:r>
-        </w:hyperlink>
-      </w:r>
-      <w:r>
-        <w:rPr>
-          <w:u w:val="single" w:color="0000ff"/>
-          <w:rFonts w:ascii="Charis SIL Regular" w:hAnsi="Charis SIL Regular" w:eastAsia="Charis SIL Regular"/>
-          <w:b w:val="0"/>
-          <w:i w:val="0"/>
-          <w:color w:val="000000"/>
-          <w:sz w:val="24"/>
-        </w:rPr>
-        <w:hyperlink r:id="rId21" w:history="1">
-          <w:r>
-            <w:rPr>
-              <w:rStyle w:val="Hyperlink"/>
-            </w:rPr>
-            <w:t>d</w:t>
-          </w:r>
-        </w:hyperlink>
-      </w:r>
-      <w:r>
-        <w:rPr>
-          <w:u w:val="single" w:color="0000ff"/>
-          <w:rFonts w:ascii="Charis SIL Regular" w:hAnsi="Charis SIL Regular" w:eastAsia="Charis SIL Regular"/>
-          <w:b w:val="0"/>
-          <w:i w:val="0"/>
-          <w:color w:val="000000"/>
-          <w:sz w:val="24"/>
-        </w:rPr>
-        <w:hyperlink r:id="rId21" w:history="1">
-          <w:r>
-            <w:rPr>
-              <w:rStyle w:val="Hyperlink"/>
-            </w:rPr>
-            <w:t>ie t</w:t>
-          </w:r>
-        </w:hyperlink>
-      </w:r>
-      <w:r>
-        <w:rPr>
-          <w:u w:val="single" w:color="0000ff"/>
-          <w:rFonts w:ascii="Charis SIL Regular" w:hAnsi="Charis SIL Regular" w:eastAsia="Charis SIL Regular"/>
-          <w:b w:val="0"/>
-          <w:i w:val="0"/>
-          <w:color w:val="000000"/>
-          <w:sz w:val="24"/>
-        </w:rPr>
-        <w:hyperlink r:id="rId21" w:history="1">
-          <w:r>
-            <w:rPr>
-              <w:rStyle w:val="Hyperlink"/>
-            </w:rPr>
-            <w:t xml:space="preserve">e maken </w:t>
-          </w:r>
-        </w:hyperlink>
-      </w:r>
-      <w:r>
-        <w:rPr>
-          <w:rFonts w:ascii="Charis SIL Regular" w:hAnsi="Charis SIL Regular" w:eastAsia="Charis SIL Regular"/>
-          <w:b w:val="0"/>
-          <w:i w:val="0"/>
-          <w:color w:val="000000"/>
-          <w:sz w:val="24"/>
-        </w:rPr>
-        <w:t>hebben met de verzamelin</w:t>
+        <w:t xml:space="preserve"> zijn stukken te vinden die te maken hebben met de verzamelin</w:t>
       </w:r>
       <w:r>
         <w:rPr>
@@ -4504,7 +4297,7 @@
           <w:sz w:val="24"/>
           <w:u w:val="single"/>
         </w:rPr>
-        <w:hyperlink r:id="rId24" w:history="1">
+        <w:hyperlink r:id="rId23" w:history="1">
           <w:r>
             <w:rPr>
               <w:rStyle w:val="Hyperlink"/>
@@ -4533,7 +4326,6 @@
       </w:r>
       <w:r>
         <w:rPr>
-          <w:u w:val="single" w:color="0000ff"/>
           <w:rFonts w:ascii="Charis SIL Regular" w:hAnsi="Charis SIL Regular" w:eastAsia="Charis SIL Regular"/>
           <w:b w:val="0"/>
           <w:i w:val="0"/>
@@ -4551,7 +4343,7 @@
           <w:sz w:val="24"/>
           <w:u w:val="single"/>
         </w:rPr>
-        <w:hyperlink r:id="rId25" w:history="1">
+        <w:hyperlink r:id="rId23" w:history="1">
           <w:r>
             <w:rPr>
               <w:rStyle w:val="Hyperlink"/>
@@ -4676,7 +4468,7 @@
           <w:sz w:val="24"/>
           <w:u w:val="single"/>
         </w:rPr>
-        <w:hyperlink r:id="rId26" w:history="1">
+        <w:hyperlink r:id="rId25" w:history="1">
           <w:r>
             <w:rPr>
               <w:rStyle w:val="Hyperlink"/>
@@ -4694,7 +4486,7 @@
           <w:sz w:val="24"/>
           <w:u w:val="single"/>
         </w:rPr>
-        <w:hyperlink r:id="rId26" w:history="1">
+        <w:hyperlink r:id="rId25" w:history="1">
           <w:r>
             <w:rPr>
               <w:rStyle w:val="Hyperlink"/>
@@ -4712,7 +4504,7 @@
           <w:sz w:val="24"/>
           <w:u w:val="single"/>
         </w:rPr>
-        <w:hyperlink r:id="rId26" w:history="1">
+        <w:hyperlink r:id="rId25" w:history="1">
           <w:r>
             <w:rPr>
               <w:rStyle w:val="Hyperlink"/>
@@ -4730,7 +4522,7 @@
           <w:sz w:val="24"/>
           <w:u w:val="single"/>
         </w:rPr>
-        <w:hyperlink r:id="rId26" w:history="1">
+        <w:hyperlink r:id="rId25" w:history="1">
           <w:r>
             <w:rPr>
               <w:rStyle w:val="Hyperlink"/>
@@ -4748,7 +4540,7 @@
           <w:sz w:val="24"/>
           <w:u w:val="single"/>
         </w:rPr>
-        <w:hyperlink r:id="rId26" w:history="1">
+        <w:hyperlink r:id="rId25" w:history="1">
           <w:r>
             <w:rPr>
               <w:rStyle w:val="Hyperlink"/>
@@ -4766,7 +4558,7 @@
           <w:sz w:val="24"/>
           <w:u w:val="single"/>
         </w:rPr>
-        <w:hyperlink r:id="rId26" w:history="1">
+        <w:hyperlink r:id="rId25" w:history="1">
           <w:r>
             <w:rPr>
               <w:rStyle w:val="Hyperlink"/>
@@ -4782,16 +4574,8 @@
           <w:i w:val="0"/>
           <w:color w:val="0000FF"/>
           <w:sz w:val="24"/>
-          <w:u w:val="single"/>
-        </w:rPr>
-        <w:hyperlink r:id="rId26" w:history="1">
-          <w:r>
-            <w:rPr>
-              <w:rStyle w:val="Hyperlink"/>
-            </w:rPr>
-            <w:t>page/31</w:t>
-          </w:r>
-        </w:hyperlink>
+        </w:rPr>
+        <w:t>page/31</w:t>
       </w:r>
     </w:p>
     <w:p>
@@ -5000,14 +4784,7 @@
           <w:sz w:val="24"/>
           <w:u w:val="single"/>
         </w:rPr>
-        <w:hyperlink r:id="rId19" w:history="1">
-          <w:r>
-            <w:rPr>
-              <w:rStyle w:val="Hyperlink"/>
-            </w:rPr>
-            <w:t>i</w:t>
-          </w:r>
-        </w:hyperlink>
+        <w:t>i</w:t>
       </w:r>
       <w:r>
         <w:rPr>
@@ -5032,21 +4809,13 @@
       </w:r>
       <w:r>
         <w:rPr>
-          <w:u w:val="single" w:color="0000ff"/>
           <w:rFonts w:ascii="Charis SIL Regular" w:hAnsi="Charis SIL Regular" w:eastAsia="Charis SIL Regular"/>
           <w:b w:val="0"/>
           <w:i w:val="0"/>
           <w:color w:val="000000"/>
           <w:sz w:val="24"/>
         </w:rPr>
-        <w:hyperlink r:id="rId19" w:history="1">
-          <w:r>
-            <w:rPr>
-              <w:rStyle w:val="Hyperlink"/>
-            </w:rPr>
-            <w:t xml:space="preserve">, </w:t>
-          </w:r>
-        </w:hyperlink>
+        <w:t xml:space="preserve">, </w:t>
       </w:r>
       <w:r>
         <w:rPr>
@@ -5057,7 +4826,7 @@
           <w:sz w:val="24"/>
           <w:u w:val="single"/>
         </w:rPr>
-        <w:hyperlink r:id="rId27" w:history="1">
+        <w:hyperlink r:id="rId26" w:history="1">
           <w:r>
             <w:rPr>
               <w:rStyle w:val="Hyperlink"/>
@@ -5075,7 +4844,7 @@
           <w:sz w:val="24"/>
           <w:u w:val="single"/>
         </w:rPr>
-        <w:hyperlink r:id="rId27" w:history="1">
+        <w:hyperlink r:id="rId26" w:history="1">
           <w:r>
             <w:rPr>
               <w:rStyle w:val="Hyperlink"/>
@@ -5104,7 +4873,7 @@
           <w:sz w:val="24"/>
           <w:u w:val="single"/>
         </w:rPr>
-        <w:hyperlink r:id="rId27" w:history="1">
+        <w:hyperlink r:id="rId26" w:history="1">
           <w:r>
             <w:rPr>
               <w:rStyle w:val="Hyperlink"/>
@@ -5133,7 +4902,7 @@
           <w:sz w:val="24"/>
           <w:u w:val="single"/>
         </w:rPr>
-        <w:hyperlink r:id="rId28" w:history="1">
+        <w:hyperlink r:id="rId27" w:history="1">
           <w:r>
             <w:rPr>
               <w:rStyle w:val="Hyperlink"/>
@@ -5151,7 +4920,7 @@
           <w:sz w:val="24"/>
           <w:u w:val="single"/>
         </w:rPr>
-        <w:hyperlink r:id="rId28" w:history="1">
+        <w:hyperlink r:id="rId19" w:history="1">
           <w:r>
             <w:rPr>
               <w:rStyle w:val="Hyperlink"/>
@@ -5180,7 +4949,7 @@
           <w:sz w:val="24"/>
           <w:u w:val="single"/>
         </w:rPr>
-        <w:hyperlink r:id="rId28" w:history="1">
+        <w:hyperlink r:id="rId19" w:history="1">
           <w:r>
             <w:rPr>
               <w:rStyle w:val="Hyperlink"/>
@@ -5198,7 +4967,7 @@
           <w:sz w:val="24"/>
           <w:u w:val="single"/>
         </w:rPr>
-        <w:hyperlink r:id="rId28" w:history="1">
+        <w:hyperlink r:id="rId19" w:history="1">
           <w:r>
             <w:rPr>
               <w:rStyle w:val="Hyperlink"/>
@@ -5338,7 +5107,7 @@
           <w:sz w:val="24"/>
           <w:u w:val="single"/>
         </w:rPr>
-        <w:hyperlink r:id="rId29" w:history="1">
+        <w:hyperlink r:id="rId28" w:history="1">
           <w:r>
             <w:rPr>
               <w:rStyle w:val="Hyperlink"/>
@@ -5356,7 +5125,7 @@
           <w:sz w:val="24"/>
           <w:u w:val="single"/>
         </w:rPr>
-        <w:hyperlink r:id="rId29" w:history="1">
+        <w:hyperlink r:id="rId28" w:history="1">
           <w:r>
             <w:rPr>
               <w:rStyle w:val="Hyperlink"/>
@@ -5374,7 +5143,7 @@
           <w:sz w:val="24"/>
           <w:u w:val="single"/>
         </w:rPr>
-        <w:hyperlink r:id="rId29" w:history="1">
+        <w:hyperlink r:id="rId28" w:history="1">
           <w:r>
             <w:rPr>
               <w:rStyle w:val="Hyperlink"/>
@@ -5392,7 +5161,7 @@
           <w:sz w:val="24"/>
           <w:u w:val="single"/>
         </w:rPr>
-        <w:hyperlink r:id="rId29" w:history="1">
+        <w:hyperlink r:id="rId28" w:history="1">
           <w:r>
             <w:rPr>
               <w:rStyle w:val="Hyperlink"/>
@@ -5420,7 +5189,7 @@
           <w:sz w:val="24"/>
           <w:u w:val="single"/>
         </w:rPr>
-        <w:hyperlink r:id="rId30" w:history="1">
+        <w:hyperlink r:id="rId28" w:history="1">
           <w:r>
             <w:rPr>
               <w:rStyle w:val="Hyperlink"/>
@@ -5438,7 +5207,7 @@
           <w:sz w:val="24"/>
           <w:u w:val="single"/>
         </w:rPr>
-        <w:hyperlink r:id="rId29" w:history="1">
+        <w:hyperlink r:id="rId28" w:history="1">
           <w:r>
             <w:rPr>
               <w:rStyle w:val="Hyperlink"/>
@@ -5467,7 +5236,7 @@
           <w:sz w:val="24"/>
           <w:u w:val="single"/>
         </w:rPr>
-        <w:hyperlink r:id="rId29" w:history="1">
+        <w:hyperlink r:id="rId28" w:history="1">
           <w:r>
             <w:rPr>
               <w:rStyle w:val="Hyperlink"/>
@@ -5555,7 +5324,7 @@
           <w:sz w:val="24"/>
           <w:u w:val="single"/>
         </w:rPr>
-        <w:hyperlink r:id="rId31" w:history="1">
+        <w:hyperlink r:id="rId29" w:history="1">
           <w:r>
             <w:rPr>
               <w:rStyle w:val="Hyperlink"/>
@@ -5584,7 +5353,7 @@
           <w:sz w:val="24"/>
           <w:u w:val="single"/>
         </w:rPr>
-        <w:hyperlink r:id="rId31" w:history="1">
+        <w:hyperlink r:id="rId29" w:history="1">
           <w:r>
             <w:rPr>
               <w:rStyle w:val="Hyperlink"/>
@@ -5612,7 +5381,7 @@
           <w:sz w:val="24"/>
           <w:u w:val="single"/>
         </w:rPr>
-        <w:hyperlink r:id="rId32" w:history="1">
+        <w:hyperlink r:id="rId30" w:history="1">
           <w:r>
             <w:rPr>
               <w:rStyle w:val="Hyperlink"/>
@@ -5641,7 +5410,7 @@
           <w:sz w:val="24"/>
           <w:u w:val="single"/>
         </w:rPr>
-        <w:hyperlink r:id="rId32" w:history="1">
+        <w:hyperlink r:id="rId30" w:history="1">
           <w:r>
             <w:rPr>
               <w:rStyle w:val="Hyperlink"/>
@@ -5765,7 +5534,7 @@
           <w:sz w:val="24"/>
           <w:u w:val="single"/>
         </w:rPr>
-        <w:hyperlink r:id="rId33" w:history="1">
+        <w:hyperlink r:id="rId31" w:history="1">
           <w:r>
             <w:rPr>
               <w:rStyle w:val="Hyperlink"/>
@@ -5783,7 +5552,7 @@
           <w:sz w:val="24"/>
           <w:u w:val="single"/>
         </w:rPr>
-        <w:hyperlink r:id="rId33" w:history="1">
+        <w:hyperlink r:id="rId31" w:history="1">
           <w:r>
             <w:rPr>
               <w:rStyle w:val="Hyperlink"/>
@@ -5801,7 +5570,7 @@
           <w:sz w:val="24"/>
           <w:u w:val="single"/>
         </w:rPr>
-        <w:hyperlink r:id="rId33" w:history="1">
+        <w:hyperlink r:id="rId31" w:history="1">
           <w:r>
             <w:rPr>
               <w:rStyle w:val="Hyperlink"/>
@@ -5982,7 +5751,7 @@
           <w:sz w:val="24"/>
           <w:u w:val="single"/>
         </w:rPr>
-        <w:hyperlink r:id="rId34" w:history="1">
+        <w:hyperlink r:id="rId32" w:history="1">
           <w:r>
             <w:rPr>
               <w:rStyle w:val="Hyperlink"/>
@@ -6000,7 +5769,7 @@
           <w:sz w:val="24"/>
           <w:u w:val="single"/>
         </w:rPr>
-        <w:hyperlink r:id="rId34" w:history="1">
+        <w:hyperlink r:id="rId32" w:history="1">
           <w:r>
             <w:rPr>
               <w:rStyle w:val="Hyperlink"/>
@@ -6018,7 +5787,7 @@
           <w:sz w:val="24"/>
           <w:u w:val="single"/>
         </w:rPr>
-        <w:hyperlink r:id="rId34" w:history="1">
+        <w:hyperlink r:id="rId32" w:history="1">
           <w:r>
             <w:rPr>
               <w:rStyle w:val="Hyperlink"/>
@@ -6036,7 +5805,7 @@
           <w:sz w:val="24"/>
           <w:u w:val="single"/>
         </w:rPr>
-        <w:hyperlink r:id="rId34" w:history="1">
+        <w:hyperlink r:id="rId32" w:history="1">
           <w:r>
             <w:rPr>
               <w:rStyle w:val="Hyperlink"/>
@@ -6054,7 +5823,7 @@
           <w:sz w:val="24"/>
           <w:u w:val="single"/>
         </w:rPr>
-        <w:hyperlink r:id="rId34" w:history="1">
+        <w:hyperlink r:id="rId32" w:history="1">
           <w:r>
             <w:rPr>
               <w:rStyle w:val="Hyperlink"/>
@@ -6072,7 +5841,7 @@
           <w:sz w:val="24"/>
           <w:u w:val="single"/>
         </w:rPr>
-        <w:hyperlink r:id="rId34" w:history="1">
+        <w:hyperlink r:id="rId32" w:history="1">
           <w:r>
             <w:rPr>
               <w:rStyle w:val="Hyperlink"/>
@@ -6090,7 +5859,7 @@
           <w:sz w:val="24"/>
           <w:u w:val="single"/>
         </w:rPr>
-        <w:hyperlink r:id="rId34" w:history="1">
+        <w:hyperlink r:id="rId32" w:history="1">
           <w:r>
             <w:rPr>
               <w:rStyle w:val="Hyperlink"/>
@@ -6108,12 +5877,12 @@
           <w:sz w:val="24"/>
           <w:u w:val="single"/>
         </w:rPr>
-        <w:hyperlink r:id="rId34" w:history="1">
+        <w:hyperlink r:id="rId32" w:history="1">
           <w:r>
             <w:rPr>
               <w:rStyle w:val="Hyperlink"/>
             </w:rPr>
-            <w:t>profie</w:t>
+            <w:t>profiel</w:t>
           </w:r>
         </w:hyperlink>
       </w:r>
@@ -6124,13 +5893,25 @@
           <w:i w:val="0"/>
           <w:color w:val="0000FF"/>
           <w:sz w:val="24"/>
-        </w:rPr>
-        <w:hyperlink r:id="rId34" w:history="1">
+          <w:u w:val="single"/>
+        </w:rPr>
+        <w:t>-</w:t>
+      </w:r>
+      <w:r>
+        <w:rPr>
+          <w:rFonts w:ascii="Charis SIL Regular" w:hAnsi="Charis SIL Regular" w:eastAsia="Charis SIL Regular"/>
+          <w:b w:val="0"/>
+          <w:i w:val="0"/>
+          <w:color w:val="0000FF"/>
+          <w:sz w:val="24"/>
+          <w:u w:val="single"/>
+        </w:rPr>
+        <w:hyperlink r:id="rId32" w:history="1">
           <w:r>
             <w:rPr>
               <w:rStyle w:val="Hyperlink"/>
             </w:rPr>
-            <w:t>l</w:t>
+            <w:t>als</w:t>
           </w:r>
         </w:hyperlink>
       </w:r>
@@ -6153,25 +5934,7 @@
           <w:sz w:val="24"/>
           <w:u w:val="single"/>
         </w:rPr>
-        <w:hyperlink r:id="rId34" w:history="1">
-          <w:r>
-            <w:rPr>
-              <w:rStyle w:val="Hyperlink"/>
-            </w:rPr>
-            <w:t>als-</w:t>
-          </w:r>
-        </w:hyperlink>
-      </w:r>
-      <w:r>
-        <w:rPr>
-          <w:rFonts w:ascii="Charis SIL Regular" w:hAnsi="Charis SIL Regular" w:eastAsia="Charis SIL Regular"/>
-          <w:b w:val="0"/>
-          <w:i w:val="0"/>
-          <w:color w:val="0000FF"/>
-          <w:sz w:val="24"/>
-          <w:u w:val="single"/>
-        </w:rPr>
-        <w:hyperlink r:id="rId34" w:history="1">
+        <w:hyperlink r:id="rId32" w:history="1">
           <w:r>
             <w:rPr>
               <w:rStyle w:val="Hyperlink"/>
@@ -6189,7 +5952,7 @@
           <w:sz w:val="24"/>
           <w:u w:val="single"/>
         </w:rPr>
-        <w:hyperlink r:id="rId34" w:history="1">
+        <w:hyperlink r:id="rId32" w:history="1">
           <w:r>
             <w:rPr>
               <w:rStyle w:val="Hyperlink"/>
@@ -6207,7 +5970,7 @@
           <w:sz w:val="24"/>
           <w:u w:val="single"/>
         </w:rPr>
-        <w:hyperlink r:id="rId34" w:history="1">
+        <w:hyperlink r:id="rId32" w:history="1">
           <w:r>
             <w:rPr>
               <w:rStyle w:val="Hyperlink"/>
@@ -6225,7 +5988,7 @@
           <w:sz w:val="24"/>
           <w:u w:val="single"/>
         </w:rPr>
-        <w:hyperlink r:id="rId34" w:history="1">
+        <w:hyperlink r:id="rId32" w:history="1">
           <w:r>
             <w:rPr>
               <w:rStyle w:val="Hyperlink"/>
@@ -6356,7 +6119,7 @@
           <w:sz w:val="24"/>
           <w:u w:val="single"/>
         </w:rPr>
-        <w:hyperlink r:id="rId35" w:history="1">
+        <w:hyperlink r:id="rId33" w:history="1">
           <w:r>
             <w:rPr>
               <w:rStyle w:val="Hyperlink"/>
@@ -6385,7 +6148,7 @@
           <w:sz w:val="24"/>
           <w:u w:val="single"/>
         </w:rPr>
-        <w:hyperlink r:id="rId35" w:history="1">
+        <w:hyperlink r:id="rId33" w:history="1">
           <w:r>
             <w:rPr>
               <w:rStyle w:val="Hyperlink"/>
@@ -6413,7 +6176,7 @@
           <w:sz w:val="24"/>
           <w:u w:val="single"/>
         </w:rPr>
-        <w:hyperlink r:id="rId36" w:history="1">
+        <w:hyperlink r:id="rId34" w:history="1">
           <w:r>
             <w:rPr>
               <w:rStyle w:val="Hyperlink"/>
@@ -6442,7 +6205,7 @@
           <w:sz w:val="24"/>
           <w:u w:val="single"/>
         </w:rPr>
-        <w:hyperlink r:id="rId36" w:history="1">
+        <w:hyperlink r:id="rId34" w:history="1">
           <w:r>
             <w:rPr>
               <w:rStyle w:val="Hyperlink"/>

--- a/EXPORTS/DOCX/published/niveau2/Dutch/Ghana.docx
+++ b/EXPORTS/DOCX/published/niveau2/Dutch/Ghana.docx
@@ -598,7 +598,25 @@
           <w:color w:val="000000"/>
           <w:sz w:val="24"/>
         </w:rPr>
-        <w:t>n van de W</w:t>
+        <w:hyperlink r:id="rId10" w:history="1">
+          <w:r>
+            <w:rPr>
+              <w:rStyle w:val="Hyperlink"/>
+            </w:rPr>
+            <w:t xml:space="preserve">n van de </w:t>
+          </w:r>
+        </w:hyperlink>
+      </w:r>
+      <w:r>
+        <w:rPr>
+          <w:u w:val="single" w:color="0000ff"/>
+          <w:rFonts w:ascii="Charis SIL Regular" w:hAnsi="Charis SIL Regular" w:eastAsia="Charis SIL Regular"/>
+          <w:b w:val="0"/>
+          <w:i w:val="0"/>
+          <w:color w:val="000000"/>
+          <w:sz w:val="24"/>
+        </w:rPr>
+        <w:t>W</w:t>
       </w:r>
       <w:r>
         <w:rPr>
@@ -1230,15 +1248,9 @@
           <w:i w:val="0"/>
           <w:color w:val="0000FF"/>
           <w:sz w:val="24"/>
-        </w:rPr>
-        <w:hyperlink r:id="rId14" w:history="1">
-          <w:r>
-            <w:rPr>
-              <w:rStyle w:val="Hyperlink"/>
-            </w:rPr>
-            <w:t>r</w:t>
-          </w:r>
-        </w:hyperlink>
+          <w:u w:val="single"/>
+        </w:rPr>
+        <w:t>r</w:t>
       </w:r>
       <w:r>
         <w:rPr>
@@ -1302,29 +1314,13 @@
             <w:rPr>
               <w:rStyle w:val="Hyperlink"/>
             </w:rPr>
-            <w:t>ffing va</w:t>
+            <w:t xml:space="preserve">ffing van </w:t>
           </w:r>
         </w:hyperlink>
       </w:r>
       <w:r>
         <w:rPr>
-          <w:rFonts w:ascii="Charis SIL Regular" w:hAnsi="Charis SIL Regular" w:eastAsia="Charis SIL Regular"/>
-          <w:b w:val="0"/>
-          <w:i w:val="0"/>
-          <w:color w:val="000000"/>
-          <w:sz w:val="24"/>
-        </w:rPr>
-        <w:hyperlink r:id="rId14" w:history="1">
-          <w:r>
-            <w:rPr>
-              <w:rStyle w:val="Hyperlink"/>
-            </w:rPr>
-            <w:t xml:space="preserve">n </w:t>
-          </w:r>
-        </w:hyperlink>
-      </w:r>
-      <w:r>
-        <w:rPr>
+          <w:u w:val="single" w:color="0000ff"/>
           <w:rFonts w:ascii="Charis SIL Regular" w:hAnsi="Charis SIL Regular" w:eastAsia="Charis SIL Regular"/>
           <w:b w:val="0"/>
           <w:i w:val="0"/>
@@ -1383,9 +1379,19 @@
             <w:rPr>
               <w:rStyle w:val="Hyperlink"/>
             </w:rPr>
-            <w:t xml:space="preserve">inet in de </w:t>
+            <w:t xml:space="preserve">inet in </w:t>
           </w:r>
         </w:hyperlink>
+      </w:r>
+      <w:r>
+        <w:rPr>
+          <w:rFonts w:ascii="Charis SIL Regular" w:hAnsi="Charis SIL Regular" w:eastAsia="Charis SIL Regular"/>
+          <w:b w:val="0"/>
+          <w:i w:val="0"/>
+          <w:color w:val="000000"/>
+          <w:sz w:val="24"/>
+        </w:rPr>
+        <w:t xml:space="preserve">de </w:t>
       </w:r>
       <w:r>
         <w:rPr>
@@ -1852,7 +1858,7 @@
           <w:sz w:val="24"/>
           <w:u w:val="single"/>
         </w:rPr>
-        <w:hyperlink r:id="rId16" w:history="1">
+        <w:hyperlink r:id="rId17" w:history="1">
           <w:r>
             <w:rPr>
               <w:rStyle w:val="Hyperlink"/>
@@ -1870,7 +1876,7 @@
           <w:sz w:val="24"/>
           <w:u w:val="single"/>
         </w:rPr>
-        <w:hyperlink r:id="rId16" w:history="1">
+        <w:hyperlink r:id="rId17" w:history="1">
           <w:r>
             <w:rPr>
               <w:rStyle w:val="Hyperlink"/>
@@ -1888,7 +1894,7 @@
           <w:sz w:val="24"/>
           <w:u w:val="single"/>
         </w:rPr>
-        <w:hyperlink r:id="rId16" w:history="1">
+        <w:hyperlink r:id="rId17" w:history="1">
           <w:r>
             <w:rPr>
               <w:rStyle w:val="Hyperlink"/>
@@ -3521,7 +3527,25 @@
             <w:rPr>
               <w:rStyle w:val="Hyperlink"/>
             </w:rPr>
-            <w:t>van</w:t>
+            <w:t>va</w:t>
+          </w:r>
+        </w:hyperlink>
+      </w:r>
+      <w:r>
+        <w:rPr>
+          <w:rFonts w:ascii="Charis SIL Regular" w:hAnsi="Charis SIL Regular" w:eastAsia="Charis SIL Regular"/>
+          <w:b w:val="0"/>
+          <w:i w:val="0"/>
+          <w:color w:val="0000FF"/>
+          <w:sz w:val="24"/>
+          <w:u w:val="single"/>
+        </w:rPr>
+        <w:hyperlink r:id="rId22" w:history="1">
+          <w:r>
+            <w:rPr>
+              <w:rStyle w:val="Hyperlink"/>
+            </w:rPr>
+            <w:t>n</w:t>
           </w:r>
         </w:hyperlink>
       </w:r>
@@ -3556,13 +3580,204 @@
       </w:r>
       <w:r>
         <w:rPr>
+          <w:u w:val="single" w:color="0000ff"/>
           <w:rFonts w:ascii="Charis SIL Regular" w:hAnsi="Charis SIL Regular" w:eastAsia="Charis SIL Regular"/>
           <w:b w:val="0"/>
           <w:i w:val="0"/>
           <w:color w:val="000000"/>
           <w:sz w:val="24"/>
         </w:rPr>
-        <w:t xml:space="preserve"> zijn stukken te vinden die te maken hebben met de verzamelin</w:t>
+        <w:hyperlink r:id="rId21" w:history="1">
+          <w:r>
+            <w:rPr>
+              <w:rStyle w:val="Hyperlink"/>
+            </w:rPr>
+            <w:t xml:space="preserve"> zijn</w:t>
+          </w:r>
+        </w:hyperlink>
+      </w:r>
+      <w:r>
+        <w:rPr>
+          <w:u w:val="single" w:color="0000ff"/>
+          <w:rFonts w:ascii="Charis SIL Regular" w:hAnsi="Charis SIL Regular" w:eastAsia="Charis SIL Regular"/>
+          <w:b w:val="0"/>
+          <w:i w:val="0"/>
+          <w:color w:val="000000"/>
+          <w:sz w:val="24"/>
+        </w:rPr>
+        <w:t xml:space="preserve"> </w:t>
+      </w:r>
+      <w:r>
+        <w:rPr>
+          <w:u w:val="single" w:color="0000ff"/>
+          <w:rFonts w:ascii="Charis SIL Regular" w:hAnsi="Charis SIL Regular" w:eastAsia="Charis SIL Regular"/>
+          <w:b w:val="0"/>
+          <w:i w:val="0"/>
+          <w:color w:val="000000"/>
+          <w:sz w:val="24"/>
+        </w:rPr>
+        <w:hyperlink r:id="rId21" w:history="1">
+          <w:r>
+            <w:rPr>
+              <w:rStyle w:val="Hyperlink"/>
+            </w:rPr>
+            <w:t>st</w:t>
+          </w:r>
+        </w:hyperlink>
+      </w:r>
+      <w:r>
+        <w:rPr>
+          <w:u w:val="single" w:color="0000ff"/>
+          <w:rFonts w:ascii="Charis SIL Regular" w:hAnsi="Charis SIL Regular" w:eastAsia="Charis SIL Regular"/>
+          <w:b w:val="0"/>
+          <w:i w:val="0"/>
+          <w:color w:val="000000"/>
+          <w:sz w:val="24"/>
+        </w:rPr>
+        <w:hyperlink r:id="rId21" w:history="1">
+          <w:r>
+            <w:rPr>
+              <w:rStyle w:val="Hyperlink"/>
+            </w:rPr>
+            <w:t>u</w:t>
+          </w:r>
+        </w:hyperlink>
+      </w:r>
+      <w:r>
+        <w:rPr>
+          <w:u w:val="single" w:color="0000ff"/>
+          <w:rFonts w:ascii="Charis SIL Regular" w:hAnsi="Charis SIL Regular" w:eastAsia="Charis SIL Regular"/>
+          <w:b w:val="0"/>
+          <w:i w:val="0"/>
+          <w:color w:val="000000"/>
+          <w:sz w:val="24"/>
+        </w:rPr>
+        <w:hyperlink r:id="rId21" w:history="1">
+          <w:r>
+            <w:rPr>
+              <w:rStyle w:val="Hyperlink"/>
+            </w:rPr>
+            <w:t>kk</w:t>
+          </w:r>
+        </w:hyperlink>
+      </w:r>
+      <w:r>
+        <w:rPr>
+          <w:u w:val="single" w:color="0000ff"/>
+          <w:rFonts w:ascii="Charis SIL Regular" w:hAnsi="Charis SIL Regular" w:eastAsia="Charis SIL Regular"/>
+          <w:b w:val="0"/>
+          <w:i w:val="0"/>
+          <w:color w:val="000000"/>
+          <w:sz w:val="24"/>
+        </w:rPr>
+        <w:hyperlink r:id="rId21" w:history="1">
+          <w:r>
+            <w:rPr>
+              <w:rStyle w:val="Hyperlink"/>
+            </w:rPr>
+            <w:t>en te vin</w:t>
+          </w:r>
+        </w:hyperlink>
+      </w:r>
+      <w:r>
+        <w:rPr>
+          <w:u w:val="single" w:color="0000ff"/>
+          <w:rFonts w:ascii="Charis SIL Regular" w:hAnsi="Charis SIL Regular" w:eastAsia="Charis SIL Regular"/>
+          <w:b w:val="0"/>
+          <w:i w:val="0"/>
+          <w:color w:val="000000"/>
+          <w:sz w:val="24"/>
+        </w:rPr>
+        <w:hyperlink r:id="rId21" w:history="1">
+          <w:r>
+            <w:rPr>
+              <w:rStyle w:val="Hyperlink"/>
+            </w:rPr>
+            <w:t>d</w:t>
+          </w:r>
+        </w:hyperlink>
+      </w:r>
+      <w:r>
+        <w:rPr>
+          <w:u w:val="single" w:color="0000ff"/>
+          <w:rFonts w:ascii="Charis SIL Regular" w:hAnsi="Charis SIL Regular" w:eastAsia="Charis SIL Regular"/>
+          <w:b w:val="0"/>
+          <w:i w:val="0"/>
+          <w:color w:val="000000"/>
+          <w:sz w:val="24"/>
+        </w:rPr>
+        <w:hyperlink r:id="rId21" w:history="1">
+          <w:r>
+            <w:rPr>
+              <w:rStyle w:val="Hyperlink"/>
+            </w:rPr>
+            <w:t xml:space="preserve">en </w:t>
+          </w:r>
+        </w:hyperlink>
+      </w:r>
+      <w:r>
+        <w:rPr>
+          <w:u w:val="single" w:color="0000ff"/>
+          <w:rFonts w:ascii="Charis SIL Regular" w:hAnsi="Charis SIL Regular" w:eastAsia="Charis SIL Regular"/>
+          <w:b w:val="0"/>
+          <w:i w:val="0"/>
+          <w:color w:val="000000"/>
+          <w:sz w:val="24"/>
+        </w:rPr>
+        <w:hyperlink r:id="rId21" w:history="1">
+          <w:r>
+            <w:rPr>
+              <w:rStyle w:val="Hyperlink"/>
+            </w:rPr>
+            <w:t>d</w:t>
+          </w:r>
+        </w:hyperlink>
+      </w:r>
+      <w:r>
+        <w:rPr>
+          <w:u w:val="single" w:color="0000ff"/>
+          <w:rFonts w:ascii="Charis SIL Regular" w:hAnsi="Charis SIL Regular" w:eastAsia="Charis SIL Regular"/>
+          <w:b w:val="0"/>
+          <w:i w:val="0"/>
+          <w:color w:val="000000"/>
+          <w:sz w:val="24"/>
+        </w:rPr>
+        <w:hyperlink r:id="rId21" w:history="1">
+          <w:r>
+            <w:rPr>
+              <w:rStyle w:val="Hyperlink"/>
+            </w:rPr>
+            <w:t>ie t</w:t>
+          </w:r>
+        </w:hyperlink>
+      </w:r>
+      <w:r>
+        <w:rPr>
+          <w:u w:val="single" w:color="0000ff"/>
+          <w:rFonts w:ascii="Charis SIL Regular" w:hAnsi="Charis SIL Regular" w:eastAsia="Charis SIL Regular"/>
+          <w:b w:val="0"/>
+          <w:i w:val="0"/>
+          <w:color w:val="000000"/>
+          <w:sz w:val="24"/>
+        </w:rPr>
+        <w:hyperlink r:id="rId21" w:history="1">
+          <w:r>
+            <w:rPr>
+              <w:rStyle w:val="Hyperlink"/>
+            </w:rPr>
+            <w:t xml:space="preserve">e maken </w:t>
+          </w:r>
+        </w:hyperlink>
+      </w:r>
+      <w:r>
+        <w:rPr>
+          <w:rFonts w:ascii="Charis SIL Regular" w:hAnsi="Charis SIL Regular" w:eastAsia="Charis SIL Regular"/>
+          <w:b w:val="0"/>
+          <w:i w:val="0"/>
+          <w:color w:val="000000"/>
+          <w:sz w:val="24"/>
+        </w:rPr>
+        <w:t>hebben met de verzamelin</w:t>
       </w:r>
       <w:r>
         <w:rPr>
@@ -4784,7 +4999,14 @@
           <w:sz w:val="24"/>
           <w:u w:val="single"/>
         </w:rPr>
-        <w:t>i</w:t>
+        <w:hyperlink r:id="rId19" w:history="1">
+          <w:r>
+            <w:rPr>
+              <w:rStyle w:val="Hyperlink"/>
+            </w:rPr>
+            <w:t>i</w:t>
+          </w:r>
+        </w:hyperlink>
       </w:r>
       <w:r>
         <w:rPr>
@@ -4826,7 +5048,7 @@
           <w:sz w:val="24"/>
           <w:u w:val="single"/>
         </w:rPr>
-        <w:hyperlink r:id="rId26" w:history="1">
+        <w:hyperlink r:id="rId19" w:history="1">
           <w:r>
             <w:rPr>
               <w:rStyle w:val="Hyperlink"/>
@@ -4844,7 +5066,7 @@
           <w:sz w:val="24"/>
           <w:u w:val="single"/>
         </w:rPr>
-        <w:hyperlink r:id="rId26" w:history="1">
+        <w:hyperlink r:id="rId19" w:history="1">
           <w:r>
             <w:rPr>
               <w:rStyle w:val="Hyperlink"/>
@@ -4873,7 +5095,7 @@
           <w:sz w:val="24"/>
           <w:u w:val="single"/>
         </w:rPr>
-        <w:hyperlink r:id="rId26" w:history="1">
+        <w:hyperlink r:id="rId19" w:history="1">
           <w:r>
             <w:rPr>
               <w:rStyle w:val="Hyperlink"/>
@@ -4891,7 +5113,14 @@
           <w:color w:val="000000"/>
           <w:sz w:val="24"/>
         </w:rPr>
-        <w:t xml:space="preserve">, </w:t>
+        <w:hyperlink r:id="rId19" w:history="1">
+          <w:r>
+            <w:rPr>
+              <w:rStyle w:val="Hyperlink"/>
+            </w:rPr>
+            <w:t xml:space="preserve">, </w:t>
+          </w:r>
+        </w:hyperlink>
       </w:r>
       <w:r>
         <w:rPr>
@@ -4902,7 +5131,7 @@
           <w:sz w:val="24"/>
           <w:u w:val="single"/>
         </w:rPr>
-        <w:hyperlink r:id="rId27" w:history="1">
+        <w:hyperlink r:id="rId19" w:history="1">
           <w:r>
             <w:rPr>
               <w:rStyle w:val="Hyperlink"/>
@@ -4949,7 +5178,7 @@
           <w:sz w:val="24"/>
           <w:u w:val="single"/>
         </w:rPr>
-        <w:hyperlink r:id="rId19" w:history="1">
+        <w:hyperlink r:id="rId26" w:history="1">
           <w:r>
             <w:rPr>
               <w:rStyle w:val="Hyperlink"/>
@@ -4967,7 +5196,7 @@
           <w:sz w:val="24"/>
           <w:u w:val="single"/>
         </w:rPr>
-        <w:hyperlink r:id="rId19" w:history="1">
+        <w:hyperlink r:id="rId26" w:history="1">
           <w:r>
             <w:rPr>
               <w:rStyle w:val="Hyperlink"/>
@@ -5107,7 +5336,7 @@
           <w:sz w:val="24"/>
           <w:u w:val="single"/>
         </w:rPr>
-        <w:hyperlink r:id="rId28" w:history="1">
+        <w:hyperlink r:id="rId27" w:history="1">
           <w:r>
             <w:rPr>
               <w:rStyle w:val="Hyperlink"/>
@@ -5125,7 +5354,7 @@
           <w:sz w:val="24"/>
           <w:u w:val="single"/>
         </w:rPr>
-        <w:hyperlink r:id="rId28" w:history="1">
+        <w:hyperlink r:id="rId27" w:history="1">
           <w:r>
             <w:rPr>
               <w:rStyle w:val="Hyperlink"/>
@@ -5143,7 +5372,7 @@
           <w:sz w:val="24"/>
           <w:u w:val="single"/>
         </w:rPr>
-        <w:hyperlink r:id="rId28" w:history="1">
+        <w:hyperlink r:id="rId27" w:history="1">
           <w:r>
             <w:rPr>
               <w:rStyle w:val="Hyperlink"/>
@@ -5161,7 +5390,7 @@
           <w:sz w:val="24"/>
           <w:u w:val="single"/>
         </w:rPr>
-        <w:hyperlink r:id="rId28" w:history="1">
+        <w:hyperlink r:id="rId27" w:history="1">
           <w:r>
             <w:rPr>
               <w:rStyle w:val="Hyperlink"/>
@@ -5207,7 +5436,7 @@
           <w:sz w:val="24"/>
           <w:u w:val="single"/>
         </w:rPr>
-        <w:hyperlink r:id="rId28" w:history="1">
+        <w:hyperlink r:id="rId27" w:history="1">
           <w:r>
             <w:rPr>
               <w:rStyle w:val="Hyperlink"/>
@@ -5236,7 +5465,7 @@
           <w:sz w:val="24"/>
           <w:u w:val="single"/>
         </w:rPr>
-        <w:hyperlink r:id="rId28" w:history="1">
+        <w:hyperlink r:id="rId27" w:history="1">
           <w:r>
             <w:rPr>
               <w:rStyle w:val="Hyperlink"/>
@@ -5882,7 +6111,7 @@
             <w:rPr>
               <w:rStyle w:val="Hyperlink"/>
             </w:rPr>
-            <w:t>profiel</w:t>
+            <w:t>profie</w:t>
           </w:r>
         </w:hyperlink>
       </w:r>
@@ -5893,25 +6122,13 @@
           <w:i w:val="0"/>
           <w:color w:val="0000FF"/>
           <w:sz w:val="24"/>
-          <w:u w:val="single"/>
-        </w:rPr>
-        <w:t>-</w:t>
-      </w:r>
-      <w:r>
-        <w:rPr>
-          <w:rFonts w:ascii="Charis SIL Regular" w:hAnsi="Charis SIL Regular" w:eastAsia="Charis SIL Regular"/>
-          <w:b w:val="0"/>
-          <w:i w:val="0"/>
-          <w:color w:val="0000FF"/>
-          <w:sz w:val="24"/>
-          <w:u w:val="single"/>
         </w:rPr>
         <w:hyperlink r:id="rId32" w:history="1">
           <w:r>
             <w:rPr>
               <w:rStyle w:val="Hyperlink"/>
             </w:rPr>
-            <w:t>als</w:t>
+            <w:t>l</w:t>
           </w:r>
         </w:hyperlink>
       </w:r>
@@ -5924,6 +6141,24 @@
           <w:sz w:val="24"/>
         </w:rPr>
         <w:t>-</w:t>
+      </w:r>
+      <w:r>
+        <w:rPr>
+          <w:rFonts w:ascii="Charis SIL Regular" w:hAnsi="Charis SIL Regular" w:eastAsia="Charis SIL Regular"/>
+          <w:b w:val="0"/>
+          <w:i w:val="0"/>
+          <w:color w:val="0000FF"/>
+          <w:sz w:val="24"/>
+          <w:u w:val="single"/>
+        </w:rPr>
+        <w:hyperlink r:id="rId32" w:history="1">
+          <w:r>
+            <w:rPr>
+              <w:rStyle w:val="Hyperlink"/>
+            </w:rPr>
+            <w:t>als-</w:t>
+          </w:r>
+        </w:hyperlink>
       </w:r>
       <w:r>
         <w:rPr>

--- a/EXPORTS/DOCX/published/niveau2/Dutch/Ghana.docx
+++ b/EXPORTS/DOCX/published/niveau2/Dutch/Ghana.docx
@@ -598,25 +598,7 @@
           <w:color w:val="000000"/>
           <w:sz w:val="24"/>
         </w:rPr>
-        <w:hyperlink r:id="rId10" w:history="1">
-          <w:r>
-            <w:rPr>
-              <w:rStyle w:val="Hyperlink"/>
-            </w:rPr>
-            <w:t xml:space="preserve">n van de </w:t>
-          </w:r>
-        </w:hyperlink>
-      </w:r>
-      <w:r>
-        <w:rPr>
-          <w:u w:val="single" w:color="0000ff"/>
-          <w:rFonts w:ascii="Charis SIL Regular" w:hAnsi="Charis SIL Regular" w:eastAsia="Charis SIL Regular"/>
-          <w:b w:val="0"/>
-          <w:i w:val="0"/>
-          <w:color w:val="000000"/>
-          <w:sz w:val="24"/>
-        </w:rPr>
-        <w:t>W</w:t>
+        <w:t>n van de W</w:t>
       </w:r>
       <w:r>
         <w:rPr>
@@ -4512,7 +4494,7 @@
           <w:sz w:val="24"/>
           <w:u w:val="single"/>
         </w:rPr>
-        <w:hyperlink r:id="rId23" w:history="1">
+        <w:hyperlink r:id="rId24" w:history="1">
           <w:r>
             <w:rPr>
               <w:rStyle w:val="Hyperlink"/>
@@ -4789,8 +4771,16 @@
           <w:i w:val="0"/>
           <w:color w:val="0000FF"/>
           <w:sz w:val="24"/>
-        </w:rPr>
-        <w:t>page/31</w:t>
+          <w:u w:val="single"/>
+        </w:rPr>
+        <w:hyperlink r:id="rId25" w:history="1">
+          <w:r>
+            <w:rPr>
+              <w:rStyle w:val="Hyperlink"/>
+            </w:rPr>
+            <w:t>page/31</w:t>
+          </w:r>
+        </w:hyperlink>
       </w:r>
     </w:p>
     <w:p>
@@ -5048,7 +5038,7 @@
           <w:sz w:val="24"/>
           <w:u w:val="single"/>
         </w:rPr>
-        <w:hyperlink r:id="rId19" w:history="1">
+        <w:hyperlink r:id="rId26" w:history="1">
           <w:r>
             <w:rPr>
               <w:rStyle w:val="Hyperlink"/>
@@ -5066,7 +5056,7 @@
           <w:sz w:val="24"/>
           <w:u w:val="single"/>
         </w:rPr>
-        <w:hyperlink r:id="rId19" w:history="1">
+        <w:hyperlink r:id="rId26" w:history="1">
           <w:r>
             <w:rPr>
               <w:rStyle w:val="Hyperlink"/>
@@ -5095,7 +5085,7 @@
           <w:sz w:val="24"/>
           <w:u w:val="single"/>
         </w:rPr>
-        <w:hyperlink r:id="rId19" w:history="1">
+        <w:hyperlink r:id="rId26" w:history="1">
           <w:r>
             <w:rPr>
               <w:rStyle w:val="Hyperlink"/>
@@ -5113,14 +5103,7 @@
           <w:color w:val="000000"/>
           <w:sz w:val="24"/>
         </w:rPr>
-        <w:hyperlink r:id="rId19" w:history="1">
-          <w:r>
-            <w:rPr>
-              <w:rStyle w:val="Hyperlink"/>
-            </w:rPr>
-            <w:t xml:space="preserve">, </w:t>
-          </w:r>
-        </w:hyperlink>
+        <w:t xml:space="preserve">, </w:t>
       </w:r>
       <w:r>
         <w:rPr>
@@ -5131,7 +5114,7 @@
           <w:sz w:val="24"/>
           <w:u w:val="single"/>
         </w:rPr>
-        <w:hyperlink r:id="rId19" w:history="1">
+        <w:hyperlink r:id="rId27" w:history="1">
           <w:r>
             <w:rPr>
               <w:rStyle w:val="Hyperlink"/>
@@ -5178,7 +5161,7 @@
           <w:sz w:val="24"/>
           <w:u w:val="single"/>
         </w:rPr>
-        <w:hyperlink r:id="rId26" w:history="1">
+        <w:hyperlink r:id="rId19" w:history="1">
           <w:r>
             <w:rPr>
               <w:rStyle w:val="Hyperlink"/>
@@ -5196,7 +5179,7 @@
           <w:sz w:val="24"/>
           <w:u w:val="single"/>
         </w:rPr>
-        <w:hyperlink r:id="rId26" w:history="1">
+        <w:hyperlink r:id="rId19" w:history="1">
           <w:r>
             <w:rPr>
               <w:rStyle w:val="Hyperlink"/>
@@ -5336,7 +5319,7 @@
           <w:sz w:val="24"/>
           <w:u w:val="single"/>
         </w:rPr>
-        <w:hyperlink r:id="rId27" w:history="1">
+        <w:hyperlink r:id="rId28" w:history="1">
           <w:r>
             <w:rPr>
               <w:rStyle w:val="Hyperlink"/>
@@ -5354,7 +5337,7 @@
           <w:sz w:val="24"/>
           <w:u w:val="single"/>
         </w:rPr>
-        <w:hyperlink r:id="rId27" w:history="1">
+        <w:hyperlink r:id="rId28" w:history="1">
           <w:r>
             <w:rPr>
               <w:rStyle w:val="Hyperlink"/>
@@ -5372,7 +5355,7 @@
           <w:sz w:val="24"/>
           <w:u w:val="single"/>
         </w:rPr>
-        <w:hyperlink r:id="rId27" w:history="1">
+        <w:hyperlink r:id="rId28" w:history="1">
           <w:r>
             <w:rPr>
               <w:rStyle w:val="Hyperlink"/>
@@ -5390,7 +5373,7 @@
           <w:sz w:val="24"/>
           <w:u w:val="single"/>
         </w:rPr>
-        <w:hyperlink r:id="rId27" w:history="1">
+        <w:hyperlink r:id="rId28" w:history="1">
           <w:r>
             <w:rPr>
               <w:rStyle w:val="Hyperlink"/>
@@ -5418,7 +5401,7 @@
           <w:sz w:val="24"/>
           <w:u w:val="single"/>
         </w:rPr>
-        <w:hyperlink r:id="rId28" w:history="1">
+        <w:hyperlink r:id="rId29" w:history="1">
           <w:r>
             <w:rPr>
               <w:rStyle w:val="Hyperlink"/>
@@ -5436,7 +5419,7 @@
           <w:sz w:val="24"/>
           <w:u w:val="single"/>
         </w:rPr>
-        <w:hyperlink r:id="rId27" w:history="1">
+        <w:hyperlink r:id="rId29" w:history="1">
           <w:r>
             <w:rPr>
               <w:rStyle w:val="Hyperlink"/>
@@ -5465,7 +5448,7 @@
           <w:sz w:val="24"/>
           <w:u w:val="single"/>
         </w:rPr>
-        <w:hyperlink r:id="rId27" w:history="1">
+        <w:hyperlink r:id="rId29" w:history="1">
           <w:r>
             <w:rPr>
               <w:rStyle w:val="Hyperlink"/>
@@ -5553,7 +5536,7 @@
           <w:sz w:val="24"/>
           <w:u w:val="single"/>
         </w:rPr>
-        <w:hyperlink r:id="rId29" w:history="1">
+        <w:hyperlink r:id="rId30" w:history="1">
           <w:r>
             <w:rPr>
               <w:rStyle w:val="Hyperlink"/>
@@ -5582,7 +5565,7 @@
           <w:sz w:val="24"/>
           <w:u w:val="single"/>
         </w:rPr>
-        <w:hyperlink r:id="rId29" w:history="1">
+        <w:hyperlink r:id="rId30" w:history="1">
           <w:r>
             <w:rPr>
               <w:rStyle w:val="Hyperlink"/>
@@ -5610,7 +5593,7 @@
           <w:sz w:val="24"/>
           <w:u w:val="single"/>
         </w:rPr>
-        <w:hyperlink r:id="rId30" w:history="1">
+        <w:hyperlink r:id="rId31" w:history="1">
           <w:r>
             <w:rPr>
               <w:rStyle w:val="Hyperlink"/>
@@ -5639,7 +5622,7 @@
           <w:sz w:val="24"/>
           <w:u w:val="single"/>
         </w:rPr>
-        <w:hyperlink r:id="rId30" w:history="1">
+        <w:hyperlink r:id="rId31" w:history="1">
           <w:r>
             <w:rPr>
               <w:rStyle w:val="Hyperlink"/>
@@ -5763,7 +5746,7 @@
           <w:sz w:val="24"/>
           <w:u w:val="single"/>
         </w:rPr>
-        <w:hyperlink r:id="rId31" w:history="1">
+        <w:hyperlink r:id="rId32" w:history="1">
           <w:r>
             <w:rPr>
               <w:rStyle w:val="Hyperlink"/>
@@ -5781,7 +5764,7 @@
           <w:sz w:val="24"/>
           <w:u w:val="single"/>
         </w:rPr>
-        <w:hyperlink r:id="rId31" w:history="1">
+        <w:hyperlink r:id="rId32" w:history="1">
           <w:r>
             <w:rPr>
               <w:rStyle w:val="Hyperlink"/>
@@ -5799,7 +5782,7 @@
           <w:sz w:val="24"/>
           <w:u w:val="single"/>
         </w:rPr>
-        <w:hyperlink r:id="rId31" w:history="1">
+        <w:hyperlink r:id="rId32" w:history="1">
           <w:r>
             <w:rPr>
               <w:rStyle w:val="Hyperlink"/>
@@ -5980,7 +5963,7 @@
           <w:sz w:val="24"/>
           <w:u w:val="single"/>
         </w:rPr>
-        <w:hyperlink r:id="rId32" w:history="1">
+        <w:hyperlink r:id="rId33" w:history="1">
           <w:r>
             <w:rPr>
               <w:rStyle w:val="Hyperlink"/>
@@ -5998,7 +5981,7 @@
           <w:sz w:val="24"/>
           <w:u w:val="single"/>
         </w:rPr>
-        <w:hyperlink r:id="rId32" w:history="1">
+        <w:hyperlink r:id="rId33" w:history="1">
           <w:r>
             <w:rPr>
               <w:rStyle w:val="Hyperlink"/>
@@ -6016,7 +5999,7 @@
           <w:sz w:val="24"/>
           <w:u w:val="single"/>
         </w:rPr>
-        <w:hyperlink r:id="rId32" w:history="1">
+        <w:hyperlink r:id="rId33" w:history="1">
           <w:r>
             <w:rPr>
               <w:rStyle w:val="Hyperlink"/>
@@ -6034,7 +6017,7 @@
           <w:sz w:val="24"/>
           <w:u w:val="single"/>
         </w:rPr>
-        <w:hyperlink r:id="rId32" w:history="1">
+        <w:hyperlink r:id="rId33" w:history="1">
           <w:r>
             <w:rPr>
               <w:rStyle w:val="Hyperlink"/>
@@ -6052,7 +6035,7 @@
           <w:sz w:val="24"/>
           <w:u w:val="single"/>
         </w:rPr>
-        <w:hyperlink r:id="rId32" w:history="1">
+        <w:hyperlink r:id="rId33" w:history="1">
           <w:r>
             <w:rPr>
               <w:rStyle w:val="Hyperlink"/>
@@ -6070,7 +6053,7 @@
           <w:sz w:val="24"/>
           <w:u w:val="single"/>
         </w:rPr>
-        <w:hyperlink r:id="rId32" w:history="1">
+        <w:hyperlink r:id="rId33" w:history="1">
           <w:r>
             <w:rPr>
               <w:rStyle w:val="Hyperlink"/>
@@ -6088,7 +6071,7 @@
           <w:sz w:val="24"/>
           <w:u w:val="single"/>
         </w:rPr>
-        <w:hyperlink r:id="rId32" w:history="1">
+        <w:hyperlink r:id="rId33" w:history="1">
           <w:r>
             <w:rPr>
               <w:rStyle w:val="Hyperlink"/>
@@ -6106,7 +6089,7 @@
           <w:sz w:val="24"/>
           <w:u w:val="single"/>
         </w:rPr>
-        <w:hyperlink r:id="rId32" w:history="1">
+        <w:hyperlink r:id="rId33" w:history="1">
           <w:r>
             <w:rPr>
               <w:rStyle w:val="Hyperlink"/>
@@ -6123,7 +6106,7 @@
           <w:color w:val="0000FF"/>
           <w:sz w:val="24"/>
         </w:rPr>
-        <w:hyperlink r:id="rId32" w:history="1">
+        <w:hyperlink r:id="rId33" w:history="1">
           <w:r>
             <w:rPr>
               <w:rStyle w:val="Hyperlink"/>
@@ -6151,7 +6134,7 @@
           <w:sz w:val="24"/>
           <w:u w:val="single"/>
         </w:rPr>
-        <w:hyperlink r:id="rId32" w:history="1">
+        <w:hyperlink r:id="rId33" w:history="1">
           <w:r>
             <w:rPr>
               <w:rStyle w:val="Hyperlink"/>
@@ -6169,7 +6152,7 @@
           <w:sz w:val="24"/>
           <w:u w:val="single"/>
         </w:rPr>
-        <w:hyperlink r:id="rId32" w:history="1">
+        <w:hyperlink r:id="rId33" w:history="1">
           <w:r>
             <w:rPr>
               <w:rStyle w:val="Hyperlink"/>
@@ -6187,7 +6170,7 @@
           <w:sz w:val="24"/>
           <w:u w:val="single"/>
         </w:rPr>
-        <w:hyperlink r:id="rId32" w:history="1">
+        <w:hyperlink r:id="rId33" w:history="1">
           <w:r>
             <w:rPr>
               <w:rStyle w:val="Hyperlink"/>
@@ -6205,7 +6188,7 @@
           <w:sz w:val="24"/>
           <w:u w:val="single"/>
         </w:rPr>
-        <w:hyperlink r:id="rId32" w:history="1">
+        <w:hyperlink r:id="rId33" w:history="1">
           <w:r>
             <w:rPr>
               <w:rStyle w:val="Hyperlink"/>
@@ -6223,7 +6206,7 @@
           <w:sz w:val="24"/>
           <w:u w:val="single"/>
         </w:rPr>
-        <w:hyperlink r:id="rId32" w:history="1">
+        <w:hyperlink r:id="rId33" w:history="1">
           <w:r>
             <w:rPr>
               <w:rStyle w:val="Hyperlink"/>
@@ -6354,7 +6337,7 @@
           <w:sz w:val="24"/>
           <w:u w:val="single"/>
         </w:rPr>
-        <w:hyperlink r:id="rId33" w:history="1">
+        <w:hyperlink r:id="rId34" w:history="1">
           <w:r>
             <w:rPr>
               <w:rStyle w:val="Hyperlink"/>
@@ -6383,7 +6366,7 @@
           <w:sz w:val="24"/>
           <w:u w:val="single"/>
         </w:rPr>
-        <w:hyperlink r:id="rId33" w:history="1">
+        <w:hyperlink r:id="rId34" w:history="1">
           <w:r>
             <w:rPr>
               <w:rStyle w:val="Hyperlink"/>
@@ -6411,7 +6394,7 @@
           <w:sz w:val="24"/>
           <w:u w:val="single"/>
         </w:rPr>
-        <w:hyperlink r:id="rId34" w:history="1">
+        <w:hyperlink r:id="rId35" w:history="1">
           <w:r>
             <w:rPr>
               <w:rStyle w:val="Hyperlink"/>
@@ -6440,7 +6423,7 @@
           <w:sz w:val="24"/>
           <w:u w:val="single"/>
         </w:rPr>
-        <w:hyperlink r:id="rId34" w:history="1">
+        <w:hyperlink r:id="rId35" w:history="1">
           <w:r>
             <w:rPr>
               <w:rStyle w:val="Hyperlink"/>

--- a/EXPORTS/DOCX/published/niveau2/Dutch/Ghana.docx
+++ b/EXPORTS/DOCX/published/niveau2/Dutch/Ghana.docx
@@ -1230,9 +1230,15 @@
           <w:i w:val="0"/>
           <w:color w:val="0000FF"/>
           <w:sz w:val="24"/>
-          <w:u w:val="single"/>
-        </w:rPr>
-        <w:t>r</w:t>
+        </w:rPr>
+        <w:hyperlink r:id="rId14" w:history="1">
+          <w:r>
+            <w:rPr>
+              <w:rStyle w:val="Hyperlink"/>
+            </w:rPr>
+            <w:t>r</w:t>
+          </w:r>
+        </w:hyperlink>
       </w:r>
       <w:r>
         <w:rPr>
@@ -1296,13 +1302,29 @@
             <w:rPr>
               <w:rStyle w:val="Hyperlink"/>
             </w:rPr>
-            <w:t xml:space="preserve">ffing van </w:t>
+            <w:t>ffing va</w:t>
           </w:r>
         </w:hyperlink>
       </w:r>
       <w:r>
         <w:rPr>
-          <w:u w:val="single" w:color="0000ff"/>
+          <w:rFonts w:ascii="Charis SIL Regular" w:hAnsi="Charis SIL Regular" w:eastAsia="Charis SIL Regular"/>
+          <w:b w:val="0"/>
+          <w:i w:val="0"/>
+          <w:color w:val="000000"/>
+          <w:sz w:val="24"/>
+        </w:rPr>
+        <w:hyperlink r:id="rId14" w:history="1">
+          <w:r>
+            <w:rPr>
+              <w:rStyle w:val="Hyperlink"/>
+            </w:rPr>
+            <w:t xml:space="preserve">n </w:t>
+          </w:r>
+        </w:hyperlink>
+      </w:r>
+      <w:r>
+        <w:rPr>
           <w:rFonts w:ascii="Charis SIL Regular" w:hAnsi="Charis SIL Regular" w:eastAsia="Charis SIL Regular"/>
           <w:b w:val="0"/>
           <w:i w:val="0"/>
@@ -1361,19 +1383,9 @@
             <w:rPr>
               <w:rStyle w:val="Hyperlink"/>
             </w:rPr>
-            <w:t xml:space="preserve">inet in </w:t>
+            <w:t xml:space="preserve">inet in de </w:t>
           </w:r>
         </w:hyperlink>
-      </w:r>
-      <w:r>
-        <w:rPr>
-          <w:rFonts w:ascii="Charis SIL Regular" w:hAnsi="Charis SIL Regular" w:eastAsia="Charis SIL Regular"/>
-          <w:b w:val="0"/>
-          <w:i w:val="0"/>
-          <w:color w:val="000000"/>
-          <w:sz w:val="24"/>
-        </w:rPr>
-        <w:t xml:space="preserve">de </w:t>
       </w:r>
       <w:r>
         <w:rPr>
@@ -1840,7 +1852,7 @@
           <w:sz w:val="24"/>
           <w:u w:val="single"/>
         </w:rPr>
-        <w:hyperlink r:id="rId17" w:history="1">
+        <w:hyperlink r:id="rId16" w:history="1">
           <w:r>
             <w:rPr>
               <w:rStyle w:val="Hyperlink"/>
@@ -1858,7 +1870,7 @@
           <w:sz w:val="24"/>
           <w:u w:val="single"/>
         </w:rPr>
-        <w:hyperlink r:id="rId17" w:history="1">
+        <w:hyperlink r:id="rId16" w:history="1">
           <w:r>
             <w:rPr>
               <w:rStyle w:val="Hyperlink"/>
@@ -1876,7 +1888,7 @@
           <w:sz w:val="24"/>
           <w:u w:val="single"/>
         </w:rPr>
-        <w:hyperlink r:id="rId17" w:history="1">
+        <w:hyperlink r:id="rId16" w:history="1">
           <w:r>
             <w:rPr>
               <w:rStyle w:val="Hyperlink"/>
@@ -2060,57 +2072,13 @@
       </w:r>
       <w:r>
         <w:rPr>
-          <w:u w:val="single" w:color="0000ff"/>
           <w:rFonts w:ascii="Charis SIL Regular" w:hAnsi="Charis SIL Regular" w:eastAsia="Charis SIL Regular"/>
           <w:b w:val="0"/>
           <w:i w:val="0"/>
           <w:color w:val="000000"/>
           <w:sz w:val="24"/>
         </w:rPr>
-        <w:hyperlink r:id="rId18" w:history="1">
-          <w:r>
-            <w:rPr>
-              <w:rStyle w:val="Hyperlink"/>
-            </w:rPr>
-            <w:t>Temminck bi</w:t>
-          </w:r>
-        </w:hyperlink>
-      </w:r>
-      <w:r>
-        <w:rPr>
-          <w:u w:val="single" w:color="0000ff"/>
-          <w:rFonts w:ascii="Charis SIL Regular" w:hAnsi="Charis SIL Regular" w:eastAsia="Charis SIL Regular"/>
-          <w:b w:val="0"/>
-          <w:i w:val="0"/>
-          <w:color w:val="000000"/>
-          <w:sz w:val="24"/>
-        </w:rPr>
-        <w:hyperlink r:id="rId18" w:history="1">
-          <w:r>
-            <w:rPr>
-              <w:rStyle w:val="Hyperlink"/>
-            </w:rPr>
-            <w:t>j</w:t>
-          </w:r>
-        </w:hyperlink>
-      </w:r>
-      <w:r>
-        <w:rPr>
-          <w:u w:val="single" w:color="0000ff"/>
-          <w:rFonts w:ascii="Charis SIL Regular" w:hAnsi="Charis SIL Regular" w:eastAsia="Charis SIL Regular"/>
-          <w:b w:val="0"/>
-          <w:i w:val="0"/>
-          <w:color w:val="000000"/>
-          <w:sz w:val="24"/>
-        </w:rPr>
-        <w:hyperlink r:id="rId18" w:history="1">
-          <w:r>
-            <w:rPr>
-              <w:rStyle w:val="Hyperlink"/>
-            </w:rPr>
-            <w:t xml:space="preserve"> de </w:t>
-          </w:r>
-        </w:hyperlink>
+        <w:t xml:space="preserve">Temminck bij de </w:t>
       </w:r>
       <w:r>
         <w:rPr>
@@ -3509,25 +3477,7 @@
             <w:rPr>
               <w:rStyle w:val="Hyperlink"/>
             </w:rPr>
-            <w:t>va</w:t>
-          </w:r>
-        </w:hyperlink>
-      </w:r>
-      <w:r>
-        <w:rPr>
-          <w:rFonts w:ascii="Charis SIL Regular" w:hAnsi="Charis SIL Regular" w:eastAsia="Charis SIL Regular"/>
-          <w:b w:val="0"/>
-          <w:i w:val="0"/>
-          <w:color w:val="0000FF"/>
-          <w:sz w:val="24"/>
-          <w:u w:val="single"/>
-        </w:rPr>
-        <w:hyperlink r:id="rId22" w:history="1">
-          <w:r>
-            <w:rPr>
-              <w:rStyle w:val="Hyperlink"/>
-            </w:rPr>
-            <w:t>n</w:t>
+            <w:t>van</w:t>
           </w:r>
         </w:hyperlink>
       </w:r>
@@ -3562,222 +3512,13 @@
       </w:r>
       <w:r>
         <w:rPr>
-          <w:u w:val="single" w:color="0000ff"/>
           <w:rFonts w:ascii="Charis SIL Regular" w:hAnsi="Charis SIL Regular" w:eastAsia="Charis SIL Regular"/>
           <w:b w:val="0"/>
           <w:i w:val="0"/>
           <w:color w:val="000000"/>
           <w:sz w:val="24"/>
         </w:rPr>
-        <w:hyperlink r:id="rId21" w:history="1">
-          <w:r>
-            <w:rPr>
-              <w:rStyle w:val="Hyperlink"/>
-            </w:rPr>
-            <w:t xml:space="preserve"> zijn</w:t>
-          </w:r>
-        </w:hyperlink>
-      </w:r>
-      <w:r>
-        <w:rPr>
-          <w:u w:val="single" w:color="0000ff"/>
-          <w:rFonts w:ascii="Charis SIL Regular" w:hAnsi="Charis SIL Regular" w:eastAsia="Charis SIL Regular"/>
-          <w:b w:val="0"/>
-          <w:i w:val="0"/>
-          <w:color w:val="000000"/>
-          <w:sz w:val="24"/>
-        </w:rPr>
-        <w:t xml:space="preserve"> </w:t>
-      </w:r>
-      <w:r>
-        <w:rPr>
-          <w:u w:val="single" w:color="0000ff"/>
-          <w:rFonts w:ascii="Charis SIL Regular" w:hAnsi="Charis SIL Regular" w:eastAsia="Charis SIL Regular"/>
-          <w:b w:val="0"/>
-          <w:i w:val="0"/>
-          <w:color w:val="000000"/>
-          <w:sz w:val="24"/>
-        </w:rPr>
-        <w:hyperlink r:id="rId21" w:history="1">
-          <w:r>
-            <w:rPr>
-              <w:rStyle w:val="Hyperlink"/>
-            </w:rPr>
-            <w:t>st</w:t>
-          </w:r>
-        </w:hyperlink>
-      </w:r>
-      <w:r>
-        <w:rPr>
-          <w:u w:val="single" w:color="0000ff"/>
-          <w:rFonts w:ascii="Charis SIL Regular" w:hAnsi="Charis SIL Regular" w:eastAsia="Charis SIL Regular"/>
-          <w:b w:val="0"/>
-          <w:i w:val="0"/>
-          <w:color w:val="000000"/>
-          <w:sz w:val="24"/>
-        </w:rPr>
-        <w:hyperlink r:id="rId21" w:history="1">
-          <w:r>
-            <w:rPr>
-              <w:rStyle w:val="Hyperlink"/>
-            </w:rPr>
-            <w:t>u</w:t>
-          </w:r>
-        </w:hyperlink>
-      </w:r>
-      <w:r>
-        <w:rPr>
-          <w:u w:val="single" w:color="0000ff"/>
-          <w:rFonts w:ascii="Charis SIL Regular" w:hAnsi="Charis SIL Regular" w:eastAsia="Charis SIL Regular"/>
-          <w:b w:val="0"/>
-          <w:i w:val="0"/>
-          <w:color w:val="000000"/>
-          <w:sz w:val="24"/>
-        </w:rPr>
-        <w:hyperlink r:id="rId21" w:history="1">
-          <w:r>
-            <w:rPr>
-              <w:rStyle w:val="Hyperlink"/>
-            </w:rPr>
-            <w:t>kk</w:t>
-          </w:r>
-        </w:hyperlink>
-      </w:r>
-      <w:r>
-        <w:rPr>
-          <w:u w:val="single" w:color="0000ff"/>
-          <w:rFonts w:ascii="Charis SIL Regular" w:hAnsi="Charis SIL Regular" w:eastAsia="Charis SIL Regular"/>
-          <w:b w:val="0"/>
-          <w:i w:val="0"/>
-          <w:color w:val="000000"/>
-          <w:sz w:val="24"/>
-        </w:rPr>
-        <w:hyperlink r:id="rId21" w:history="1">
-          <w:r>
-            <w:rPr>
-              <w:rStyle w:val="Hyperlink"/>
-            </w:rPr>
-            <w:t>en te vin</w:t>
-          </w:r>
-        </w:hyperlink>
-      </w:r>
-      <w:r>
-        <w:rPr>
-          <w:u w:val="single" w:color="0000ff"/>
-          <w:rFonts w:ascii="Charis SIL Regular" w:hAnsi="Charis SIL Regular" w:eastAsia="Charis SIL Regular"/>
-          <w:b w:val="0"/>
-          <w:i w:val="0"/>
-          <w:color w:val="000000"/>
-          <w:sz w:val="24"/>
-        </w:rPr>
-        <w:hyperlink r:id="rId21" w:history="1">
-          <w:r>
-            <w:rPr>
-              <w:rStyle w:val="Hyperlink"/>
-            </w:rPr>
-            <w:t>d</w:t>
-          </w:r>
-        </w:hyperlink>
-      </w:r>
-      <w:r>
-        <w:rPr>
-          <w:u w:val="single" w:color="0000ff"/>
-          <w:rFonts w:ascii="Charis SIL Regular" w:hAnsi="Charis SIL Regular" w:eastAsia="Charis SIL Regular"/>
-          <w:b w:val="0"/>
-          <w:i w:val="0"/>
-          <w:color w:val="000000"/>
-          <w:sz w:val="24"/>
-        </w:rPr>
-        <w:hyperlink r:id="rId21" w:history="1">
-          <w:r>
-            <w:rPr>
-              <w:rStyle w:val="Hyperlink"/>
-            </w:rPr>
-            <w:t xml:space="preserve">en </w:t>
-          </w:r>
-        </w:hyperlink>
-      </w:r>
-      <w:r>
-        <w:rPr>
-          <w:u w:val="single" w:color="0000ff"/>
-          <w:rFonts w:ascii="Charis SIL Regular" w:hAnsi="Charis SIL Regular" w:eastAsia="Charis SIL Regular"/>
-          <w:b w:val="0"/>
-          <w:i w:val="0"/>
-          <w:color w:val="000000"/>
-          <w:sz w:val="24"/>
-        </w:rPr>
-        <w:hyperlink r:id="rId21" w:history="1">
-          <w:r>
-            <w:rPr>
-              <w:rStyle w:val="Hyperlink"/>
-            </w:rPr>
-            <w:t>d</w:t>
-          </w:r>
-        </w:hyperlink>
-      </w:r>
-      <w:r>
-        <w:rPr>
-          <w:u w:val="single" w:color="0000ff"/>
-          <w:rFonts w:ascii="Charis SIL Regular" w:hAnsi="Charis SIL Regular" w:eastAsia="Charis SIL Regular"/>
-          <w:b w:val="0"/>
-          <w:i w:val="0"/>
-          <w:color w:val="000000"/>
-          <w:sz w:val="24"/>
-        </w:rPr>
-        <w:hyperlink r:id="rId21" w:history="1">
-          <w:r>
-            <w:rPr>
-              <w:rStyle w:val="Hyperlink"/>
-            </w:rPr>
-            <w:t>ie t</w:t>
-          </w:r>
-        </w:hyperlink>
-      </w:r>
-      <w:r>
-        <w:rPr>
-          <w:u w:val="single" w:color="0000ff"/>
-          <w:rFonts w:ascii="Charis SIL Regular" w:hAnsi="Charis SIL Regular" w:eastAsia="Charis SIL Regular"/>
-          <w:b w:val="0"/>
-          <w:i w:val="0"/>
-          <w:color w:val="000000"/>
-          <w:sz w:val="24"/>
-        </w:rPr>
-        <w:hyperlink r:id="rId21" w:history="1">
-          <w:r>
-            <w:rPr>
-              <w:rStyle w:val="Hyperlink"/>
-            </w:rPr>
-            <w:t xml:space="preserve">e maken </w:t>
-          </w:r>
-        </w:hyperlink>
-      </w:r>
-      <w:r>
-        <w:rPr>
-          <w:rFonts w:ascii="Charis SIL Regular" w:hAnsi="Charis SIL Regular" w:eastAsia="Charis SIL Regular"/>
-          <w:b w:val="0"/>
-          <w:i w:val="0"/>
-          <w:color w:val="000000"/>
-          <w:sz w:val="24"/>
-        </w:rPr>
-        <w:t>hebben met de verzamelin</w:t>
-      </w:r>
-      <w:r>
-        <w:rPr>
-          <w:u w:val="single" w:color="0000ff"/>
-          <w:rFonts w:ascii="Charis SIL Regular" w:hAnsi="Charis SIL Regular" w:eastAsia="Charis SIL Regular"/>
-          <w:b w:val="0"/>
-          <w:i w:val="0"/>
-          <w:color w:val="000000"/>
-          <w:sz w:val="24"/>
-        </w:rPr>
-        <w:hyperlink r:id="rId22" w:history="1">
-          <w:r>
-            <w:rPr>
-              <w:rStyle w:val="Hyperlink"/>
-            </w:rPr>
-            <w:t xml:space="preserve">g van naturalia </w:t>
-          </w:r>
-        </w:hyperlink>
+        <w:t xml:space="preserve"> zijn stukken te vinden die te maken hebben met de verzameling van naturalia </w:t>
       </w:r>
       <w:r>
         <w:rPr>
@@ -4476,7 +4217,7 @@
           <w:sz w:val="24"/>
           <w:u w:val="single"/>
         </w:rPr>
-        <w:hyperlink r:id="rId24" w:history="1">
+        <w:hyperlink r:id="rId23" w:history="1">
           <w:r>
             <w:rPr>
               <w:rStyle w:val="Hyperlink"/>
@@ -4494,7 +4235,7 @@
           <w:sz w:val="24"/>
           <w:u w:val="single"/>
         </w:rPr>
-        <w:hyperlink r:id="rId24" w:history="1">
+        <w:hyperlink r:id="rId23" w:history="1">
           <w:r>
             <w:rPr>
               <w:rStyle w:val="Hyperlink"/>
@@ -4989,14 +4730,7 @@
           <w:sz w:val="24"/>
           <w:u w:val="single"/>
         </w:rPr>
-        <w:hyperlink r:id="rId19" w:history="1">
-          <w:r>
-            <w:rPr>
-              <w:rStyle w:val="Hyperlink"/>
-            </w:rPr>
-            <w:t>i</w:t>
-          </w:r>
-        </w:hyperlink>
+        <w:t>i</w:t>
       </w:r>
       <w:r>
         <w:rPr>
@@ -5056,7 +4790,7 @@
           <w:sz w:val="24"/>
           <w:u w:val="single"/>
         </w:rPr>
-        <w:hyperlink r:id="rId26" w:history="1">
+        <w:hyperlink r:id="rId19" w:history="1">
           <w:r>
             <w:rPr>
               <w:rStyle w:val="Hyperlink"/>
@@ -5085,7 +4819,7 @@
           <w:sz w:val="24"/>
           <w:u w:val="single"/>
         </w:rPr>
-        <w:hyperlink r:id="rId26" w:history="1">
+        <w:hyperlink r:id="rId19" w:history="1">
           <w:r>
             <w:rPr>
               <w:rStyle w:val="Hyperlink"/>
@@ -5103,7 +4837,14 @@
           <w:color w:val="000000"/>
           <w:sz w:val="24"/>
         </w:rPr>
-        <w:t xml:space="preserve">, </w:t>
+        <w:hyperlink r:id="rId19" w:history="1">
+          <w:r>
+            <w:rPr>
+              <w:rStyle w:val="Hyperlink"/>
+            </w:rPr>
+            <w:t xml:space="preserve">, </w:t>
+          </w:r>
+        </w:hyperlink>
       </w:r>
       <w:r>
         <w:rPr>
@@ -5114,7 +4855,7 @@
           <w:sz w:val="24"/>
           <w:u w:val="single"/>
         </w:rPr>
-        <w:hyperlink r:id="rId27" w:history="1">
+        <w:hyperlink r:id="rId19" w:history="1">
           <w:r>
             <w:rPr>
               <w:rStyle w:val="Hyperlink"/>
@@ -5161,7 +4902,7 @@
           <w:sz w:val="24"/>
           <w:u w:val="single"/>
         </w:rPr>
-        <w:hyperlink r:id="rId19" w:history="1">
+        <w:hyperlink r:id="rId27" w:history="1">
           <w:r>
             <w:rPr>
               <w:rStyle w:val="Hyperlink"/>
@@ -5179,7 +4920,7 @@
           <w:sz w:val="24"/>
           <w:u w:val="single"/>
         </w:rPr>
-        <w:hyperlink r:id="rId19" w:history="1">
+        <w:hyperlink r:id="rId27" w:history="1">
           <w:r>
             <w:rPr>
               <w:rStyle w:val="Hyperlink"/>

--- a/EXPORTS/DOCX/published/niveau2/Dutch/Ghana.docx
+++ b/EXPORTS/DOCX/published/niveau2/Dutch/Ghana.docx
@@ -598,7 +598,25 @@
           <w:color w:val="000000"/>
           <w:sz w:val="24"/>
         </w:rPr>
-        <w:t>n van de W</w:t>
+        <w:hyperlink r:id="rId10" w:history="1">
+          <w:r>
+            <w:rPr>
+              <w:rStyle w:val="Hyperlink"/>
+            </w:rPr>
+            <w:t xml:space="preserve">n van de </w:t>
+          </w:r>
+        </w:hyperlink>
+      </w:r>
+      <w:r>
+        <w:rPr>
+          <w:u w:val="single" w:color="0000ff"/>
+          <w:rFonts w:ascii="Charis SIL Regular" w:hAnsi="Charis SIL Regular" w:eastAsia="Charis SIL Regular"/>
+          <w:b w:val="0"/>
+          <w:i w:val="0"/>
+          <w:color w:val="000000"/>
+          <w:sz w:val="24"/>
+        </w:rPr>
+        <w:t>W</w:t>
       </w:r>
       <w:r>
         <w:rPr>
@@ -1230,15 +1248,9 @@
           <w:i w:val="0"/>
           <w:color w:val="0000FF"/>
           <w:sz w:val="24"/>
-        </w:rPr>
-        <w:hyperlink r:id="rId14" w:history="1">
-          <w:r>
-            <w:rPr>
-              <w:rStyle w:val="Hyperlink"/>
-            </w:rPr>
-            <w:t>r</w:t>
-          </w:r>
-        </w:hyperlink>
+          <w:u w:val="single"/>
+        </w:rPr>
+        <w:t>r</w:t>
       </w:r>
       <w:r>
         <w:rPr>
@@ -1302,29 +1314,13 @@
             <w:rPr>
               <w:rStyle w:val="Hyperlink"/>
             </w:rPr>
-            <w:t>ffing va</w:t>
+            <w:t xml:space="preserve">ffing van </w:t>
           </w:r>
         </w:hyperlink>
       </w:r>
       <w:r>
         <w:rPr>
-          <w:rFonts w:ascii="Charis SIL Regular" w:hAnsi="Charis SIL Regular" w:eastAsia="Charis SIL Regular"/>
-          <w:b w:val="0"/>
-          <w:i w:val="0"/>
-          <w:color w:val="000000"/>
-          <w:sz w:val="24"/>
-        </w:rPr>
-        <w:hyperlink r:id="rId14" w:history="1">
-          <w:r>
-            <w:rPr>
-              <w:rStyle w:val="Hyperlink"/>
-            </w:rPr>
-            <w:t xml:space="preserve">n </w:t>
-          </w:r>
-        </w:hyperlink>
-      </w:r>
-      <w:r>
-        <w:rPr>
+          <w:u w:val="single" w:color="0000ff"/>
           <w:rFonts w:ascii="Charis SIL Regular" w:hAnsi="Charis SIL Regular" w:eastAsia="Charis SIL Regular"/>
           <w:b w:val="0"/>
           <w:i w:val="0"/>
@@ -1383,9 +1379,19 @@
             <w:rPr>
               <w:rStyle w:val="Hyperlink"/>
             </w:rPr>
-            <w:t xml:space="preserve">inet in de </w:t>
+            <w:t xml:space="preserve">inet in </w:t>
           </w:r>
         </w:hyperlink>
+      </w:r>
+      <w:r>
+        <w:rPr>
+          <w:rFonts w:ascii="Charis SIL Regular" w:hAnsi="Charis SIL Regular" w:eastAsia="Charis SIL Regular"/>
+          <w:b w:val="0"/>
+          <w:i w:val="0"/>
+          <w:color w:val="000000"/>
+          <w:sz w:val="24"/>
+        </w:rPr>
+        <w:t xml:space="preserve">de </w:t>
       </w:r>
       <w:r>
         <w:rPr>
@@ -1852,7 +1858,7 @@
           <w:sz w:val="24"/>
           <w:u w:val="single"/>
         </w:rPr>
-        <w:hyperlink r:id="rId16" w:history="1">
+        <w:hyperlink r:id="rId17" w:history="1">
           <w:r>
             <w:rPr>
               <w:rStyle w:val="Hyperlink"/>
@@ -1870,7 +1876,7 @@
           <w:sz w:val="24"/>
           <w:u w:val="single"/>
         </w:rPr>
-        <w:hyperlink r:id="rId16" w:history="1">
+        <w:hyperlink r:id="rId17" w:history="1">
           <w:r>
             <w:rPr>
               <w:rStyle w:val="Hyperlink"/>
@@ -1888,7 +1894,7 @@
           <w:sz w:val="24"/>
           <w:u w:val="single"/>
         </w:rPr>
-        <w:hyperlink r:id="rId16" w:history="1">
+        <w:hyperlink r:id="rId17" w:history="1">
           <w:r>
             <w:rPr>
               <w:rStyle w:val="Hyperlink"/>
@@ -2072,13 +2078,57 @@
       </w:r>
       <w:r>
         <w:rPr>
+          <w:u w:val="single" w:color="0000ff"/>
           <w:rFonts w:ascii="Charis SIL Regular" w:hAnsi="Charis SIL Regular" w:eastAsia="Charis SIL Regular"/>
           <w:b w:val="0"/>
           <w:i w:val="0"/>
           <w:color w:val="000000"/>
           <w:sz w:val="24"/>
         </w:rPr>
-        <w:t xml:space="preserve">Temminck bij de </w:t>
+        <w:hyperlink r:id="rId18" w:history="1">
+          <w:r>
+            <w:rPr>
+              <w:rStyle w:val="Hyperlink"/>
+            </w:rPr>
+            <w:t>Temminck bi</w:t>
+          </w:r>
+        </w:hyperlink>
+      </w:r>
+      <w:r>
+        <w:rPr>
+          <w:u w:val="single" w:color="0000ff"/>
+          <w:rFonts w:ascii="Charis SIL Regular" w:hAnsi="Charis SIL Regular" w:eastAsia="Charis SIL Regular"/>
+          <w:b w:val="0"/>
+          <w:i w:val="0"/>
+          <w:color w:val="000000"/>
+          <w:sz w:val="24"/>
+        </w:rPr>
+        <w:hyperlink r:id="rId18" w:history="1">
+          <w:r>
+            <w:rPr>
+              <w:rStyle w:val="Hyperlink"/>
+            </w:rPr>
+            <w:t>j</w:t>
+          </w:r>
+        </w:hyperlink>
+      </w:r>
+      <w:r>
+        <w:rPr>
+          <w:u w:val="single" w:color="0000ff"/>
+          <w:rFonts w:ascii="Charis SIL Regular" w:hAnsi="Charis SIL Regular" w:eastAsia="Charis SIL Regular"/>
+          <w:b w:val="0"/>
+          <w:i w:val="0"/>
+          <w:color w:val="000000"/>
+          <w:sz w:val="24"/>
+        </w:rPr>
+        <w:hyperlink r:id="rId18" w:history="1">
+          <w:r>
+            <w:rPr>
+              <w:rStyle w:val="Hyperlink"/>
+            </w:rPr>
+            <w:t xml:space="preserve"> de </w:t>
+          </w:r>
+        </w:hyperlink>
       </w:r>
       <w:r>
         <w:rPr>
@@ -2533,14 +2583,7 @@
           <w:color w:val="000000"/>
           <w:sz w:val="24"/>
         </w:rPr>
-        <w:hyperlink r:id="rId19" w:history="1">
-          <w:r>
-            <w:rPr>
-              <w:rStyle w:val="Hyperlink"/>
-            </w:rPr>
-            <w:t>en Jinn</w:t>
-          </w:r>
-        </w:hyperlink>
+        <w:t>en Jinn</w:t>
       </w:r>
       <w:r>
         <w:rPr>
@@ -3477,7 +3520,7 @@
             <w:rPr>
               <w:rStyle w:val="Hyperlink"/>
             </w:rPr>
-            <w:t>van</w:t>
+            <w:t>va</w:t>
           </w:r>
         </w:hyperlink>
       </w:r>
@@ -3490,6 +3533,24 @@
           <w:sz w:val="24"/>
           <w:u w:val="single"/>
         </w:rPr>
+        <w:hyperlink r:id="rId22" w:history="1">
+          <w:r>
+            <w:rPr>
+              <w:rStyle w:val="Hyperlink"/>
+            </w:rPr>
+            <w:t>n</w:t>
+          </w:r>
+        </w:hyperlink>
+      </w:r>
+      <w:r>
+        <w:rPr>
+          <w:rFonts w:ascii="Charis SIL Regular" w:hAnsi="Charis SIL Regular" w:eastAsia="Charis SIL Regular"/>
+          <w:b w:val="0"/>
+          <w:i w:val="0"/>
+          <w:color w:val="0000FF"/>
+          <w:sz w:val="24"/>
+          <w:u w:val="single"/>
+        </w:rPr>
         <w:t xml:space="preserve"> </w:t>
       </w:r>
       <w:r>
@@ -3501,7 +3562,7 @@
           <w:sz w:val="24"/>
           <w:u w:val="single"/>
         </w:rPr>
-        <w:hyperlink r:id="rId22" w:history="1">
+        <w:hyperlink r:id="rId21" w:history="1">
           <w:r>
             <w:rPr>
               <w:rStyle w:val="Hyperlink"/>
@@ -3512,13 +3573,222 @@
       </w:r>
       <w:r>
         <w:rPr>
+          <w:u w:val="single" w:color="0000ff"/>
           <w:rFonts w:ascii="Charis SIL Regular" w:hAnsi="Charis SIL Regular" w:eastAsia="Charis SIL Regular"/>
           <w:b w:val="0"/>
           <w:i w:val="0"/>
           <w:color w:val="000000"/>
           <w:sz w:val="24"/>
         </w:rPr>
-        <w:t xml:space="preserve"> zijn stukken te vinden die te maken hebben met de verzameling van naturalia </w:t>
+        <w:hyperlink r:id="rId21" w:history="1">
+          <w:r>
+            <w:rPr>
+              <w:rStyle w:val="Hyperlink"/>
+            </w:rPr>
+            <w:t xml:space="preserve"> zijn</w:t>
+          </w:r>
+        </w:hyperlink>
+      </w:r>
+      <w:r>
+        <w:rPr>
+          <w:u w:val="single" w:color="0000ff"/>
+          <w:rFonts w:ascii="Charis SIL Regular" w:hAnsi="Charis SIL Regular" w:eastAsia="Charis SIL Regular"/>
+          <w:b w:val="0"/>
+          <w:i w:val="0"/>
+          <w:color w:val="000000"/>
+          <w:sz w:val="24"/>
+        </w:rPr>
+        <w:t xml:space="preserve"> </w:t>
+      </w:r>
+      <w:r>
+        <w:rPr>
+          <w:u w:val="single" w:color="0000ff"/>
+          <w:rFonts w:ascii="Charis SIL Regular" w:hAnsi="Charis SIL Regular" w:eastAsia="Charis SIL Regular"/>
+          <w:b w:val="0"/>
+          <w:i w:val="0"/>
+          <w:color w:val="000000"/>
+          <w:sz w:val="24"/>
+        </w:rPr>
+        <w:hyperlink r:id="rId21" w:history="1">
+          <w:r>
+            <w:rPr>
+              <w:rStyle w:val="Hyperlink"/>
+            </w:rPr>
+            <w:t>st</w:t>
+          </w:r>
+        </w:hyperlink>
+      </w:r>
+      <w:r>
+        <w:rPr>
+          <w:u w:val="single" w:color="0000ff"/>
+          <w:rFonts w:ascii="Charis SIL Regular" w:hAnsi="Charis SIL Regular" w:eastAsia="Charis SIL Regular"/>
+          <w:b w:val="0"/>
+          <w:i w:val="0"/>
+          <w:color w:val="000000"/>
+          <w:sz w:val="24"/>
+        </w:rPr>
+        <w:hyperlink r:id="rId21" w:history="1">
+          <w:r>
+            <w:rPr>
+              <w:rStyle w:val="Hyperlink"/>
+            </w:rPr>
+            <w:t>u</w:t>
+          </w:r>
+        </w:hyperlink>
+      </w:r>
+      <w:r>
+        <w:rPr>
+          <w:u w:val="single" w:color="0000ff"/>
+          <w:rFonts w:ascii="Charis SIL Regular" w:hAnsi="Charis SIL Regular" w:eastAsia="Charis SIL Regular"/>
+          <w:b w:val="0"/>
+          <w:i w:val="0"/>
+          <w:color w:val="000000"/>
+          <w:sz w:val="24"/>
+        </w:rPr>
+        <w:hyperlink r:id="rId21" w:history="1">
+          <w:r>
+            <w:rPr>
+              <w:rStyle w:val="Hyperlink"/>
+            </w:rPr>
+            <w:t>kk</w:t>
+          </w:r>
+        </w:hyperlink>
+      </w:r>
+      <w:r>
+        <w:rPr>
+          <w:u w:val="single" w:color="0000ff"/>
+          <w:rFonts w:ascii="Charis SIL Regular" w:hAnsi="Charis SIL Regular" w:eastAsia="Charis SIL Regular"/>
+          <w:b w:val="0"/>
+          <w:i w:val="0"/>
+          <w:color w:val="000000"/>
+          <w:sz w:val="24"/>
+        </w:rPr>
+        <w:hyperlink r:id="rId21" w:history="1">
+          <w:r>
+            <w:rPr>
+              <w:rStyle w:val="Hyperlink"/>
+            </w:rPr>
+            <w:t>en te vin</w:t>
+          </w:r>
+        </w:hyperlink>
+      </w:r>
+      <w:r>
+        <w:rPr>
+          <w:u w:val="single" w:color="0000ff"/>
+          <w:rFonts w:ascii="Charis SIL Regular" w:hAnsi="Charis SIL Regular" w:eastAsia="Charis SIL Regular"/>
+          <w:b w:val="0"/>
+          <w:i w:val="0"/>
+          <w:color w:val="000000"/>
+          <w:sz w:val="24"/>
+        </w:rPr>
+        <w:hyperlink r:id="rId21" w:history="1">
+          <w:r>
+            <w:rPr>
+              <w:rStyle w:val="Hyperlink"/>
+            </w:rPr>
+            <w:t>d</w:t>
+          </w:r>
+        </w:hyperlink>
+      </w:r>
+      <w:r>
+        <w:rPr>
+          <w:u w:val="single" w:color="0000ff"/>
+          <w:rFonts w:ascii="Charis SIL Regular" w:hAnsi="Charis SIL Regular" w:eastAsia="Charis SIL Regular"/>
+          <w:b w:val="0"/>
+          <w:i w:val="0"/>
+          <w:color w:val="000000"/>
+          <w:sz w:val="24"/>
+        </w:rPr>
+        <w:hyperlink r:id="rId21" w:history="1">
+          <w:r>
+            <w:rPr>
+              <w:rStyle w:val="Hyperlink"/>
+            </w:rPr>
+            <w:t xml:space="preserve">en </w:t>
+          </w:r>
+        </w:hyperlink>
+      </w:r>
+      <w:r>
+        <w:rPr>
+          <w:u w:val="single" w:color="0000ff"/>
+          <w:rFonts w:ascii="Charis SIL Regular" w:hAnsi="Charis SIL Regular" w:eastAsia="Charis SIL Regular"/>
+          <w:b w:val="0"/>
+          <w:i w:val="0"/>
+          <w:color w:val="000000"/>
+          <w:sz w:val="24"/>
+        </w:rPr>
+        <w:hyperlink r:id="rId21" w:history="1">
+          <w:r>
+            <w:rPr>
+              <w:rStyle w:val="Hyperlink"/>
+            </w:rPr>
+            <w:t>d</w:t>
+          </w:r>
+        </w:hyperlink>
+      </w:r>
+      <w:r>
+        <w:rPr>
+          <w:u w:val="single" w:color="0000ff"/>
+          <w:rFonts w:ascii="Charis SIL Regular" w:hAnsi="Charis SIL Regular" w:eastAsia="Charis SIL Regular"/>
+          <w:b w:val="0"/>
+          <w:i w:val="0"/>
+          <w:color w:val="000000"/>
+          <w:sz w:val="24"/>
+        </w:rPr>
+        <w:hyperlink r:id="rId21" w:history="1">
+          <w:r>
+            <w:rPr>
+              <w:rStyle w:val="Hyperlink"/>
+            </w:rPr>
+            <w:t>ie t</w:t>
+          </w:r>
+        </w:hyperlink>
+      </w:r>
+      <w:r>
+        <w:rPr>
+          <w:u w:val="single" w:color="0000ff"/>
+          <w:rFonts w:ascii="Charis SIL Regular" w:hAnsi="Charis SIL Regular" w:eastAsia="Charis SIL Regular"/>
+          <w:b w:val="0"/>
+          <w:i w:val="0"/>
+          <w:color w:val="000000"/>
+          <w:sz w:val="24"/>
+        </w:rPr>
+        <w:hyperlink r:id="rId21" w:history="1">
+          <w:r>
+            <w:rPr>
+              <w:rStyle w:val="Hyperlink"/>
+            </w:rPr>
+            <w:t xml:space="preserve">e maken </w:t>
+          </w:r>
+        </w:hyperlink>
+      </w:r>
+      <w:r>
+        <w:rPr>
+          <w:rFonts w:ascii="Charis SIL Regular" w:hAnsi="Charis SIL Regular" w:eastAsia="Charis SIL Regular"/>
+          <w:b w:val="0"/>
+          <w:i w:val="0"/>
+          <w:color w:val="000000"/>
+          <w:sz w:val="24"/>
+        </w:rPr>
+        <w:t>hebben met de verzamelin</w:t>
+      </w:r>
+      <w:r>
+        <w:rPr>
+          <w:u w:val="single" w:color="0000ff"/>
+          <w:rFonts w:ascii="Charis SIL Regular" w:hAnsi="Charis SIL Regular" w:eastAsia="Charis SIL Regular"/>
+          <w:b w:val="0"/>
+          <w:i w:val="0"/>
+          <w:color w:val="000000"/>
+          <w:sz w:val="24"/>
+        </w:rPr>
+        <w:hyperlink r:id="rId22" w:history="1">
+          <w:r>
+            <w:rPr>
+              <w:rStyle w:val="Hyperlink"/>
+            </w:rPr>
+            <w:t xml:space="preserve">g van naturalia </w:t>
+          </w:r>
+        </w:hyperlink>
       </w:r>
       <w:r>
         <w:rPr>
@@ -4264,6 +4534,7 @@
       </w:r>
       <w:r>
         <w:rPr>
+          <w:u w:val="single" w:color="0000ff"/>
           <w:rFonts w:ascii="Charis SIL Regular" w:hAnsi="Charis SIL Regular" w:eastAsia="Charis SIL Regular"/>
           <w:b w:val="0"/>
           <w:i w:val="0"/>
@@ -4281,7 +4552,7 @@
           <w:sz w:val="24"/>
           <w:u w:val="single"/>
         </w:rPr>
-        <w:hyperlink r:id="rId23" w:history="1">
+        <w:hyperlink r:id="rId25" w:history="1">
           <w:r>
             <w:rPr>
               <w:rStyle w:val="Hyperlink"/>
@@ -4299,7 +4570,7 @@
           <w:sz w:val="24"/>
           <w:u w:val="single"/>
         </w:rPr>
-        <w:hyperlink r:id="rId23" w:history="1">
+        <w:hyperlink r:id="rId25" w:history="1">
           <w:r>
             <w:rPr>
               <w:rStyle w:val="Hyperlink"/>
@@ -4328,7 +4599,7 @@
           <w:sz w:val="24"/>
           <w:u w:val="single"/>
         </w:rPr>
-        <w:hyperlink r:id="rId23" w:history="1">
+        <w:hyperlink r:id="rId25" w:history="1">
           <w:r>
             <w:rPr>
               <w:rStyle w:val="Hyperlink"/>
@@ -4406,7 +4677,7 @@
           <w:sz w:val="24"/>
           <w:u w:val="single"/>
         </w:rPr>
-        <w:hyperlink r:id="rId25" w:history="1">
+        <w:hyperlink r:id="rId26" w:history="1">
           <w:r>
             <w:rPr>
               <w:rStyle w:val="Hyperlink"/>
@@ -4424,7 +4695,7 @@
           <w:sz w:val="24"/>
           <w:u w:val="single"/>
         </w:rPr>
-        <w:hyperlink r:id="rId25" w:history="1">
+        <w:hyperlink r:id="rId26" w:history="1">
           <w:r>
             <w:rPr>
               <w:rStyle w:val="Hyperlink"/>
@@ -4442,7 +4713,7 @@
           <w:sz w:val="24"/>
           <w:u w:val="single"/>
         </w:rPr>
-        <w:hyperlink r:id="rId25" w:history="1">
+        <w:hyperlink r:id="rId26" w:history="1">
           <w:r>
             <w:rPr>
               <w:rStyle w:val="Hyperlink"/>
@@ -4460,7 +4731,7 @@
           <w:sz w:val="24"/>
           <w:u w:val="single"/>
         </w:rPr>
-        <w:hyperlink r:id="rId25" w:history="1">
+        <w:hyperlink r:id="rId26" w:history="1">
           <w:r>
             <w:rPr>
               <w:rStyle w:val="Hyperlink"/>
@@ -4478,7 +4749,7 @@
           <w:sz w:val="24"/>
           <w:u w:val="single"/>
         </w:rPr>
-        <w:hyperlink r:id="rId25" w:history="1">
+        <w:hyperlink r:id="rId26" w:history="1">
           <w:r>
             <w:rPr>
               <w:rStyle w:val="Hyperlink"/>
@@ -4496,7 +4767,7 @@
           <w:sz w:val="24"/>
           <w:u w:val="single"/>
         </w:rPr>
-        <w:hyperlink r:id="rId25" w:history="1">
+        <w:hyperlink r:id="rId26" w:history="1">
           <w:r>
             <w:rPr>
               <w:rStyle w:val="Hyperlink"/>
@@ -4514,7 +4785,7 @@
           <w:sz w:val="24"/>
           <w:u w:val="single"/>
         </w:rPr>
-        <w:hyperlink r:id="rId25" w:history="1">
+        <w:hyperlink r:id="rId26" w:history="1">
           <w:r>
             <w:rPr>
               <w:rStyle w:val="Hyperlink"/>
@@ -4730,7 +5001,14 @@
           <w:sz w:val="24"/>
           <w:u w:val="single"/>
         </w:rPr>
-        <w:t>i</w:t>
+        <w:hyperlink r:id="rId19" w:history="1">
+          <w:r>
+            <w:rPr>
+              <w:rStyle w:val="Hyperlink"/>
+            </w:rPr>
+            <w:t>i</w:t>
+          </w:r>
+        </w:hyperlink>
       </w:r>
       <w:r>
         <w:rPr>
@@ -4739,40 +5017,53 @@
           <w:i w:val="0"/>
           <w:color w:val="0000FF"/>
           <w:sz w:val="24"/>
+        </w:rPr>
+        <w:hyperlink r:id="rId19" w:history="1">
+          <w:r>
+            <w:rPr>
+              <w:rStyle w:val="Hyperlink"/>
+            </w:rPr>
+            <w:t>l</w:t>
+          </w:r>
+        </w:hyperlink>
+      </w:r>
+      <w:r>
+        <w:rPr>
+          <w:rFonts w:ascii="Charis SIL Regular" w:hAnsi="Charis SIL Regular" w:eastAsia="Charis SIL Regular"/>
+          <w:b w:val="0"/>
+          <w:i w:val="0"/>
+          <w:color w:val="0000FF"/>
+          <w:sz w:val="24"/>
+        </w:rPr>
+        <w:t>e</w:t>
+      </w:r>
+      <w:r>
+        <w:rPr>
+          <w:rFonts w:ascii="Charis SIL Regular" w:hAnsi="Charis SIL Regular" w:eastAsia="Charis SIL Regular"/>
+          <w:b w:val="0"/>
+          <w:i w:val="0"/>
+          <w:color w:val="000000"/>
+          <w:sz w:val="24"/>
+        </w:rPr>
+        <w:hyperlink r:id="rId19" w:history="1">
+          <w:r>
+            <w:rPr>
+              <w:rStyle w:val="Hyperlink"/>
+            </w:rPr>
+            <w:t xml:space="preserve">, </w:t>
+          </w:r>
+        </w:hyperlink>
+      </w:r>
+      <w:r>
+        <w:rPr>
+          <w:rFonts w:ascii="Charis SIL Regular" w:hAnsi="Charis SIL Regular" w:eastAsia="Charis SIL Regular"/>
+          <w:b w:val="0"/>
+          <w:i w:val="0"/>
+          <w:color w:val="0000FF"/>
+          <w:sz w:val="24"/>
           <w:u w:val="single"/>
         </w:rPr>
-        <w:t>l</w:t>
-      </w:r>
-      <w:r>
-        <w:rPr>
-          <w:rFonts w:ascii="Charis SIL Regular" w:hAnsi="Charis SIL Regular" w:eastAsia="Charis SIL Regular"/>
-          <w:b w:val="0"/>
-          <w:i w:val="0"/>
-          <w:color w:val="0000FF"/>
-          <w:sz w:val="24"/>
-        </w:rPr>
-        <w:t>e</w:t>
-      </w:r>
-      <w:r>
-        <w:rPr>
-          <w:rFonts w:ascii="Charis SIL Regular" w:hAnsi="Charis SIL Regular" w:eastAsia="Charis SIL Regular"/>
-          <w:b w:val="0"/>
-          <w:i w:val="0"/>
-          <w:color w:val="000000"/>
-          <w:sz w:val="24"/>
-        </w:rPr>
-        <w:t xml:space="preserve">, </w:t>
-      </w:r>
-      <w:r>
-        <w:rPr>
-          <w:rFonts w:ascii="Charis SIL Regular" w:hAnsi="Charis SIL Regular" w:eastAsia="Charis SIL Regular"/>
-          <w:b w:val="0"/>
-          <w:i w:val="0"/>
-          <w:color w:val="0000FF"/>
-          <w:sz w:val="24"/>
-          <w:u w:val="single"/>
-        </w:rPr>
-        <w:hyperlink r:id="rId26" w:history="1">
+        <w:hyperlink r:id="rId19" w:history="1">
           <w:r>
             <w:rPr>
               <w:rStyle w:val="Hyperlink"/>
@@ -4819,7 +5110,7 @@
           <w:sz w:val="24"/>
           <w:u w:val="single"/>
         </w:rPr>
-        <w:hyperlink r:id="rId19" w:history="1">
+        <w:hyperlink r:id="rId27" w:history="1">
           <w:r>
             <w:rPr>
               <w:rStyle w:val="Hyperlink"/>
@@ -4855,7 +5146,7 @@
           <w:sz w:val="24"/>
           <w:u w:val="single"/>
         </w:rPr>
-        <w:hyperlink r:id="rId19" w:history="1">
+        <w:hyperlink r:id="rId28" w:history="1">
           <w:r>
             <w:rPr>
               <w:rStyle w:val="Hyperlink"/>
@@ -4873,7 +5164,7 @@
           <w:sz w:val="24"/>
           <w:u w:val="single"/>
         </w:rPr>
-        <w:hyperlink r:id="rId19" w:history="1">
+        <w:hyperlink r:id="rId28" w:history="1">
           <w:r>
             <w:rPr>
               <w:rStyle w:val="Hyperlink"/>
@@ -4902,7 +5193,7 @@
           <w:sz w:val="24"/>
           <w:u w:val="single"/>
         </w:rPr>
-        <w:hyperlink r:id="rId27" w:history="1">
+        <w:hyperlink r:id="rId28" w:history="1">
           <w:r>
             <w:rPr>
               <w:rStyle w:val="Hyperlink"/>
@@ -4920,7 +5211,7 @@
           <w:sz w:val="24"/>
           <w:u w:val="single"/>
         </w:rPr>
-        <w:hyperlink r:id="rId27" w:history="1">
+        <w:hyperlink r:id="rId28" w:history="1">
           <w:r>
             <w:rPr>
               <w:rStyle w:val="Hyperlink"/>
@@ -5060,7 +5351,7 @@
           <w:sz w:val="24"/>
           <w:u w:val="single"/>
         </w:rPr>
-        <w:hyperlink r:id="rId28" w:history="1">
+        <w:hyperlink r:id="rId29" w:history="1">
           <w:r>
             <w:rPr>
               <w:rStyle w:val="Hyperlink"/>
@@ -5078,7 +5369,7 @@
           <w:sz w:val="24"/>
           <w:u w:val="single"/>
         </w:rPr>
-        <w:hyperlink r:id="rId28" w:history="1">
+        <w:hyperlink r:id="rId29" w:history="1">
           <w:r>
             <w:rPr>
               <w:rStyle w:val="Hyperlink"/>
@@ -5096,7 +5387,7 @@
           <w:sz w:val="24"/>
           <w:u w:val="single"/>
         </w:rPr>
-        <w:hyperlink r:id="rId28" w:history="1">
+        <w:hyperlink r:id="rId29" w:history="1">
           <w:r>
             <w:rPr>
               <w:rStyle w:val="Hyperlink"/>
@@ -5114,7 +5405,7 @@
           <w:sz w:val="24"/>
           <w:u w:val="single"/>
         </w:rPr>
-        <w:hyperlink r:id="rId28" w:history="1">
+        <w:hyperlink r:id="rId29" w:history="1">
           <w:r>
             <w:rPr>
               <w:rStyle w:val="Hyperlink"/>
@@ -5835,7 +6126,7 @@
             <w:rPr>
               <w:rStyle w:val="Hyperlink"/>
             </w:rPr>
-            <w:t>profie</w:t>
+            <w:t>profiel</w:t>
           </w:r>
         </w:hyperlink>
       </w:r>
@@ -5846,13 +6137,25 @@
           <w:i w:val="0"/>
           <w:color w:val="0000FF"/>
           <w:sz w:val="24"/>
+          <w:u w:val="single"/>
+        </w:rPr>
+        <w:t>-</w:t>
+      </w:r>
+      <w:r>
+        <w:rPr>
+          <w:rFonts w:ascii="Charis SIL Regular" w:hAnsi="Charis SIL Regular" w:eastAsia="Charis SIL Regular"/>
+          <w:b w:val="0"/>
+          <w:i w:val="0"/>
+          <w:color w:val="0000FF"/>
+          <w:sz w:val="24"/>
+          <w:u w:val="single"/>
         </w:rPr>
         <w:hyperlink r:id="rId33" w:history="1">
           <w:r>
             <w:rPr>
               <w:rStyle w:val="Hyperlink"/>
             </w:rPr>
-            <w:t>l</w:t>
+            <w:t>als</w:t>
           </w:r>
         </w:hyperlink>
       </w:r>
@@ -5865,24 +6168,6 @@
           <w:sz w:val="24"/>
         </w:rPr>
         <w:t>-</w:t>
-      </w:r>
-      <w:r>
-        <w:rPr>
-          <w:rFonts w:ascii="Charis SIL Regular" w:hAnsi="Charis SIL Regular" w:eastAsia="Charis SIL Regular"/>
-          <w:b w:val="0"/>
-          <w:i w:val="0"/>
-          <w:color w:val="0000FF"/>
-          <w:sz w:val="24"/>
-          <w:u w:val="single"/>
-        </w:rPr>
-        <w:hyperlink r:id="rId33" w:history="1">
-          <w:r>
-            <w:rPr>
-              <w:rStyle w:val="Hyperlink"/>
-            </w:rPr>
-            <w:t>als-</w:t>
-          </w:r>
-        </w:hyperlink>
       </w:r>
       <w:r>
         <w:rPr>

--- a/EXPORTS/DOCX/published/niveau2/Dutch/Ghana.docx
+++ b/EXPORTS/DOCX/published/niveau2/Dutch/Ghana.docx
@@ -609,7 +609,6 @@
       </w:r>
       <w:r>
         <w:rPr>
-          <w:u w:val="single" w:color="0000ff"/>
           <w:rFonts w:ascii="Charis SIL Regular" w:hAnsi="Charis SIL Regular" w:eastAsia="Charis SIL Regular"/>
           <w:b w:val="0"/>
           <w:i w:val="0"/>
@@ -1248,86 +1247,45 @@
           <w:i w:val="0"/>
           <w:color w:val="0000FF"/>
           <w:sz w:val="24"/>
-          <w:u w:val="single"/>
-        </w:rPr>
-        <w:t>r</w:t>
-      </w:r>
-      <w:r>
-        <w:rPr>
-          <w:rFonts w:ascii="Charis SIL Regular" w:hAnsi="Charis SIL Regular" w:eastAsia="Charis SIL Regular"/>
-          <w:b w:val="0"/>
-          <w:i w:val="0"/>
-          <w:color w:val="0000FF"/>
-          <w:sz w:val="24"/>
-        </w:rPr>
-        <w:t>n</w:t>
-      </w:r>
-      <w:r>
-        <w:rPr>
-          <w:rFonts w:ascii="Charis SIL Regular" w:hAnsi="Charis SIL Regular" w:eastAsia="Charis SIL Regular"/>
-          <w:b w:val="0"/>
-          <w:i w:val="0"/>
-          <w:color w:val="000000"/>
-          <w:sz w:val="24"/>
-        </w:rPr>
-        <w:t xml:space="preserve"> die </w:t>
-      </w:r>
-      <w:r>
-        <w:rPr>
-          <w:rFonts w:ascii="Charis SIL Regular" w:hAnsi="Charis SIL Regular" w:eastAsia="Charis SIL Regular"/>
-          <w:b w:val="0"/>
-          <w:i w:val="0"/>
-          <w:color w:val="000000"/>
-          <w:sz w:val="24"/>
-        </w:rPr>
-        <w:t>door Daendels' voorganger was geschonken kwam</w:t>
-      </w:r>
-      <w:r>
-        <w:rPr>
-          <w:u w:val="single" w:color="0000ff"/>
-          <w:rFonts w:ascii="Charis SIL Regular" w:hAnsi="Charis SIL Regular" w:eastAsia="Charis SIL Regular"/>
-          <w:b w:val="0"/>
-          <w:i w:val="0"/>
-          <w:color w:val="000000"/>
-          <w:sz w:val="24"/>
         </w:rPr>
         <w:hyperlink r:id="rId14" w:history="1">
           <w:r>
             <w:rPr>
               <w:rStyle w:val="Hyperlink"/>
             </w:rPr>
-            <w:t xml:space="preserve"> na de ophe</w:t>
+            <w:t>r</w:t>
           </w:r>
         </w:hyperlink>
       </w:r>
       <w:r>
         <w:rPr>
-          <w:u w:val="single" w:color="0000ff"/>
+          <w:rFonts w:ascii="Charis SIL Regular" w:hAnsi="Charis SIL Regular" w:eastAsia="Charis SIL Regular"/>
+          <w:b w:val="0"/>
+          <w:i w:val="0"/>
+          <w:color w:val="0000FF"/>
+          <w:sz w:val="24"/>
+        </w:rPr>
+        <w:t>n</w:t>
+      </w:r>
+      <w:r>
+        <w:rPr>
           <w:rFonts w:ascii="Charis SIL Regular" w:hAnsi="Charis SIL Regular" w:eastAsia="Charis SIL Regular"/>
           <w:b w:val="0"/>
           <w:i w:val="0"/>
           <w:color w:val="000000"/>
           <w:sz w:val="24"/>
         </w:rPr>
-        <w:hyperlink r:id="rId14" w:history="1">
-          <w:r>
-            <w:rPr>
-              <w:rStyle w:val="Hyperlink"/>
-            </w:rPr>
-            <w:t xml:space="preserve">ffing van </w:t>
-          </w:r>
-        </w:hyperlink>
-      </w:r>
-      <w:r>
-        <w:rPr>
-          <w:u w:val="single" w:color="0000ff"/>
+        <w:t xml:space="preserve"> die </w:t>
+      </w:r>
+      <w:r>
+        <w:rPr>
           <w:rFonts w:ascii="Charis SIL Regular" w:hAnsi="Charis SIL Regular" w:eastAsia="Charis SIL Regular"/>
           <w:b w:val="0"/>
           <w:i w:val="0"/>
           <w:color w:val="000000"/>
           <w:sz w:val="24"/>
         </w:rPr>
-        <w:t>he</w:t>
+        <w:t>door Daendels' voorganger was geschonken kwam na de opheffing van he</w:t>
       </w:r>
       <w:r>
         <w:rPr>
@@ -1379,19 +1337,9 @@
             <w:rPr>
               <w:rStyle w:val="Hyperlink"/>
             </w:rPr>
-            <w:t xml:space="preserve">inet in </w:t>
+            <w:t xml:space="preserve">inet in de </w:t>
           </w:r>
         </w:hyperlink>
-      </w:r>
-      <w:r>
-        <w:rPr>
-          <w:rFonts w:ascii="Charis SIL Regular" w:hAnsi="Charis SIL Regular" w:eastAsia="Charis SIL Regular"/>
-          <w:b w:val="0"/>
-          <w:i w:val="0"/>
-          <w:color w:val="000000"/>
-          <w:sz w:val="24"/>
-        </w:rPr>
-        <w:t xml:space="preserve">de </w:t>
       </w:r>
       <w:r>
         <w:rPr>
@@ -1838,7 +1786,6 @@
           <w:i w:val="0"/>
           <w:color w:val="0000FF"/>
           <w:sz w:val="24"/>
-          <w:u w:val="single"/>
         </w:rPr>
         <w:hyperlink r:id="rId17" w:history="1">
           <w:r>
@@ -1858,7 +1805,7 @@
           <w:sz w:val="24"/>
           <w:u w:val="single"/>
         </w:rPr>
-        <w:hyperlink r:id="rId17" w:history="1">
+        <w:hyperlink r:id="rId16" w:history="1">
           <w:r>
             <w:rPr>
               <w:rStyle w:val="Hyperlink"/>
@@ -1876,7 +1823,7 @@
           <w:sz w:val="24"/>
           <w:u w:val="single"/>
         </w:rPr>
-        <w:hyperlink r:id="rId17" w:history="1">
+        <w:hyperlink r:id="rId16" w:history="1">
           <w:r>
             <w:rPr>
               <w:rStyle w:val="Hyperlink"/>
@@ -1894,7 +1841,7 @@
           <w:sz w:val="24"/>
           <w:u w:val="single"/>
         </w:rPr>
-        <w:hyperlink r:id="rId17" w:history="1">
+        <w:hyperlink r:id="rId16" w:history="1">
           <w:r>
             <w:rPr>
               <w:rStyle w:val="Hyperlink"/>
@@ -2583,7 +2530,14 @@
           <w:color w:val="000000"/>
           <w:sz w:val="24"/>
         </w:rPr>
-        <w:t>en Jinn</w:t>
+        <w:hyperlink r:id="rId19" w:history="1">
+          <w:r>
+            <w:rPr>
+              <w:rStyle w:val="Hyperlink"/>
+            </w:rPr>
+            <w:t>en Jinn</w:t>
+          </w:r>
+        </w:hyperlink>
       </w:r>
       <w:r>
         <w:rPr>
@@ -4487,7 +4441,7 @@
           <w:sz w:val="24"/>
           <w:u w:val="single"/>
         </w:rPr>
-        <w:hyperlink r:id="rId23" w:history="1">
+        <w:hyperlink r:id="rId24" w:history="1">
           <w:r>
             <w:rPr>
               <w:rStyle w:val="Hyperlink"/>
@@ -4505,7 +4459,7 @@
           <w:sz w:val="24"/>
           <w:u w:val="single"/>
         </w:rPr>
-        <w:hyperlink r:id="rId23" w:history="1">
+        <w:hyperlink r:id="rId24" w:history="1">
           <w:r>
             <w:rPr>
               <w:rStyle w:val="Hyperlink"/>
@@ -4516,32 +4470,13 @@
       </w:r>
       <w:r>
         <w:rPr>
-          <w:u w:val="single" w:color="0000ff"/>
           <w:rFonts w:ascii="Charis SIL Regular" w:hAnsi="Charis SIL Regular" w:eastAsia="Charis SIL Regular"/>
           <w:b w:val="0"/>
           <w:i w:val="0"/>
           <w:color w:val="000000"/>
           <w:sz w:val="24"/>
         </w:rPr>
-        <w:hyperlink r:id="rId23" w:history="1">
-          <w:r>
-            <w:rPr>
-              <w:rStyle w:val="Hyperlink"/>
-            </w:rPr>
-            <w:t>,</w:t>
-          </w:r>
-        </w:hyperlink>
-      </w:r>
-      <w:r>
-        <w:rPr>
-          <w:u w:val="single" w:color="0000ff"/>
-          <w:rFonts w:ascii="Charis SIL Regular" w:hAnsi="Charis SIL Regular" w:eastAsia="Charis SIL Regular"/>
-          <w:b w:val="0"/>
-          <w:i w:val="0"/>
-          <w:color w:val="000000"/>
-          <w:sz w:val="24"/>
-        </w:rPr>
-        <w:t xml:space="preserve"> </w:t>
+        <w:t xml:space="preserve">, </w:t>
       </w:r>
       <w:r>
         <w:rPr>
@@ -4570,7 +4505,7 @@
           <w:sz w:val="24"/>
           <w:u w:val="single"/>
         </w:rPr>
-        <w:hyperlink r:id="rId25" w:history="1">
+        <w:hyperlink r:id="rId23" w:history="1">
           <w:r>
             <w:rPr>
               <w:rStyle w:val="Hyperlink"/>
@@ -4599,7 +4534,7 @@
           <w:sz w:val="24"/>
           <w:u w:val="single"/>
         </w:rPr>
-        <w:hyperlink r:id="rId25" w:history="1">
+        <w:hyperlink r:id="rId23" w:history="1">
           <w:r>
             <w:rPr>
               <w:rStyle w:val="Hyperlink"/>
@@ -5017,15 +4952,9 @@
           <w:i w:val="0"/>
           <w:color w:val="0000FF"/>
           <w:sz w:val="24"/>
-        </w:rPr>
-        <w:hyperlink r:id="rId19" w:history="1">
-          <w:r>
-            <w:rPr>
-              <w:rStyle w:val="Hyperlink"/>
-            </w:rPr>
-            <w:t>l</w:t>
-          </w:r>
-        </w:hyperlink>
+          <w:u w:val="single"/>
+        </w:rPr>
+        <w:t>l</w:t>
       </w:r>
       <w:r>
         <w:rPr>
@@ -5039,6 +4968,7 @@
       </w:r>
       <w:r>
         <w:rPr>
+          <w:u w:val="single" w:color="0000ff"/>
           <w:rFonts w:ascii="Charis SIL Regular" w:hAnsi="Charis SIL Regular" w:eastAsia="Charis SIL Regular"/>
           <w:b w:val="0"/>
           <w:i w:val="0"/>
@@ -5063,7 +4993,7 @@
           <w:sz w:val="24"/>
           <w:u w:val="single"/>
         </w:rPr>
-        <w:hyperlink r:id="rId19" w:history="1">
+        <w:hyperlink r:id="rId27" w:history="1">
           <w:r>
             <w:rPr>
               <w:rStyle w:val="Hyperlink"/>
@@ -5081,7 +5011,7 @@
           <w:sz w:val="24"/>
           <w:u w:val="single"/>
         </w:rPr>
-        <w:hyperlink r:id="rId19" w:history="1">
+        <w:hyperlink r:id="rId27" w:history="1">
           <w:r>
             <w:rPr>
               <w:rStyle w:val="Hyperlink"/>
@@ -5128,14 +5058,7 @@
           <w:color w:val="000000"/>
           <w:sz w:val="24"/>
         </w:rPr>
-        <w:hyperlink r:id="rId19" w:history="1">
-          <w:r>
-            <w:rPr>
-              <w:rStyle w:val="Hyperlink"/>
-            </w:rPr>
-            <w:t xml:space="preserve">, </w:t>
-          </w:r>
-        </w:hyperlink>
+        <w:t xml:space="preserve">, </w:t>
       </w:r>
       <w:r>
         <w:rPr>
@@ -5211,7 +5134,7 @@
           <w:sz w:val="24"/>
           <w:u w:val="single"/>
         </w:rPr>
-        <w:hyperlink r:id="rId28" w:history="1">
+        <w:hyperlink r:id="rId19" w:history="1">
           <w:r>
             <w:rPr>
               <w:rStyle w:val="Hyperlink"/>
@@ -5433,7 +5356,7 @@
           <w:sz w:val="24"/>
           <w:u w:val="single"/>
         </w:rPr>
-        <w:hyperlink r:id="rId29" w:history="1">
+        <w:hyperlink r:id="rId30" w:history="1">
           <w:r>
             <w:rPr>
               <w:rStyle w:val="Hyperlink"/>
@@ -5451,7 +5374,7 @@
           <w:sz w:val="24"/>
           <w:u w:val="single"/>
         </w:rPr>
-        <w:hyperlink r:id="rId29" w:history="1">
+        <w:hyperlink r:id="rId30" w:history="1">
           <w:r>
             <w:rPr>
               <w:rStyle w:val="Hyperlink"/>
@@ -5480,7 +5403,7 @@
           <w:sz w:val="24"/>
           <w:u w:val="single"/>
         </w:rPr>
-        <w:hyperlink r:id="rId29" w:history="1">
+        <w:hyperlink r:id="rId30" w:history="1">
           <w:r>
             <w:rPr>
               <w:rStyle w:val="Hyperlink"/>
@@ -5568,7 +5491,7 @@
           <w:sz w:val="24"/>
           <w:u w:val="single"/>
         </w:rPr>
-        <w:hyperlink r:id="rId30" w:history="1">
+        <w:hyperlink r:id="rId31" w:history="1">
           <w:r>
             <w:rPr>
               <w:rStyle w:val="Hyperlink"/>
@@ -5597,7 +5520,7 @@
           <w:sz w:val="24"/>
           <w:u w:val="single"/>
         </w:rPr>
-        <w:hyperlink r:id="rId30" w:history="1">
+        <w:hyperlink r:id="rId31" w:history="1">
           <w:r>
             <w:rPr>
               <w:rStyle w:val="Hyperlink"/>
@@ -5625,7 +5548,7 @@
           <w:sz w:val="24"/>
           <w:u w:val="single"/>
         </w:rPr>
-        <w:hyperlink r:id="rId31" w:history="1">
+        <w:hyperlink r:id="rId32" w:history="1">
           <w:r>
             <w:rPr>
               <w:rStyle w:val="Hyperlink"/>
@@ -5654,7 +5577,7 @@
           <w:sz w:val="24"/>
           <w:u w:val="single"/>
         </w:rPr>
-        <w:hyperlink r:id="rId31" w:history="1">
+        <w:hyperlink r:id="rId32" w:history="1">
           <w:r>
             <w:rPr>
               <w:rStyle w:val="Hyperlink"/>
@@ -5778,7 +5701,7 @@
           <w:sz w:val="24"/>
           <w:u w:val="single"/>
         </w:rPr>
-        <w:hyperlink r:id="rId32" w:history="1">
+        <w:hyperlink r:id="rId33" w:history="1">
           <w:r>
             <w:rPr>
               <w:rStyle w:val="Hyperlink"/>
@@ -5796,7 +5719,7 @@
           <w:sz w:val="24"/>
           <w:u w:val="single"/>
         </w:rPr>
-        <w:hyperlink r:id="rId32" w:history="1">
+        <w:hyperlink r:id="rId33" w:history="1">
           <w:r>
             <w:rPr>
               <w:rStyle w:val="Hyperlink"/>
@@ -5814,7 +5737,7 @@
           <w:sz w:val="24"/>
           <w:u w:val="single"/>
         </w:rPr>
-        <w:hyperlink r:id="rId32" w:history="1">
+        <w:hyperlink r:id="rId33" w:history="1">
           <w:r>
             <w:rPr>
               <w:rStyle w:val="Hyperlink"/>
@@ -5995,7 +5918,7 @@
           <w:sz w:val="24"/>
           <w:u w:val="single"/>
         </w:rPr>
-        <w:hyperlink r:id="rId33" w:history="1">
+        <w:hyperlink r:id="rId34" w:history="1">
           <w:r>
             <w:rPr>
               <w:rStyle w:val="Hyperlink"/>
@@ -6013,7 +5936,7 @@
           <w:sz w:val="24"/>
           <w:u w:val="single"/>
         </w:rPr>
-        <w:hyperlink r:id="rId33" w:history="1">
+        <w:hyperlink r:id="rId34" w:history="1">
           <w:r>
             <w:rPr>
               <w:rStyle w:val="Hyperlink"/>
@@ -6031,7 +5954,7 @@
           <w:sz w:val="24"/>
           <w:u w:val="single"/>
         </w:rPr>
-        <w:hyperlink r:id="rId33" w:history="1">
+        <w:hyperlink r:id="rId34" w:history="1">
           <w:r>
             <w:rPr>
               <w:rStyle w:val="Hyperlink"/>
@@ -6049,7 +5972,7 @@
           <w:sz w:val="24"/>
           <w:u w:val="single"/>
         </w:rPr>
-        <w:hyperlink r:id="rId33" w:history="1">
+        <w:hyperlink r:id="rId34" w:history="1">
           <w:r>
             <w:rPr>
               <w:rStyle w:val="Hyperlink"/>
@@ -6067,7 +5990,7 @@
           <w:sz w:val="24"/>
           <w:u w:val="single"/>
         </w:rPr>
-        <w:hyperlink r:id="rId33" w:history="1">
+        <w:hyperlink r:id="rId34" w:history="1">
           <w:r>
             <w:rPr>
               <w:rStyle w:val="Hyperlink"/>
@@ -6085,7 +6008,7 @@
           <w:sz w:val="24"/>
           <w:u w:val="single"/>
         </w:rPr>
-        <w:hyperlink r:id="rId33" w:history="1">
+        <w:hyperlink r:id="rId34" w:history="1">
           <w:r>
             <w:rPr>
               <w:rStyle w:val="Hyperlink"/>
@@ -6103,7 +6026,7 @@
           <w:sz w:val="24"/>
           <w:u w:val="single"/>
         </w:rPr>
-        <w:hyperlink r:id="rId33" w:history="1">
+        <w:hyperlink r:id="rId34" w:history="1">
           <w:r>
             <w:rPr>
               <w:rStyle w:val="Hyperlink"/>
@@ -6121,12 +6044,12 @@
           <w:sz w:val="24"/>
           <w:u w:val="single"/>
         </w:rPr>
-        <w:hyperlink r:id="rId33" w:history="1">
+        <w:hyperlink r:id="rId34" w:history="1">
           <w:r>
             <w:rPr>
               <w:rStyle w:val="Hyperlink"/>
             </w:rPr>
-            <w:t>profiel</w:t>
+            <w:t>profie</w:t>
           </w:r>
         </w:hyperlink>
       </w:r>
@@ -6137,25 +6060,13 @@
           <w:i w:val="0"/>
           <w:color w:val="0000FF"/>
           <w:sz w:val="24"/>
-          <w:u w:val="single"/>
-        </w:rPr>
-        <w:t>-</w:t>
-      </w:r>
-      <w:r>
-        <w:rPr>
-          <w:rFonts w:ascii="Charis SIL Regular" w:hAnsi="Charis SIL Regular" w:eastAsia="Charis SIL Regular"/>
-          <w:b w:val="0"/>
-          <w:i w:val="0"/>
-          <w:color w:val="0000FF"/>
-          <w:sz w:val="24"/>
-          <w:u w:val="single"/>
-        </w:rPr>
-        <w:hyperlink r:id="rId33" w:history="1">
+        </w:rPr>
+        <w:hyperlink r:id="rId34" w:history="1">
           <w:r>
             <w:rPr>
               <w:rStyle w:val="Hyperlink"/>
             </w:rPr>
-            <w:t>als</w:t>
+            <w:t>l</w:t>
           </w:r>
         </w:hyperlink>
       </w:r>
@@ -6178,7 +6089,25 @@
           <w:sz w:val="24"/>
           <w:u w:val="single"/>
         </w:rPr>
-        <w:hyperlink r:id="rId33" w:history="1">
+        <w:hyperlink r:id="rId34" w:history="1">
+          <w:r>
+            <w:rPr>
+              <w:rStyle w:val="Hyperlink"/>
+            </w:rPr>
+            <w:t>als-</w:t>
+          </w:r>
+        </w:hyperlink>
+      </w:r>
+      <w:r>
+        <w:rPr>
+          <w:rFonts w:ascii="Charis SIL Regular" w:hAnsi="Charis SIL Regular" w:eastAsia="Charis SIL Regular"/>
+          <w:b w:val="0"/>
+          <w:i w:val="0"/>
+          <w:color w:val="0000FF"/>
+          <w:sz w:val="24"/>
+          <w:u w:val="single"/>
+        </w:rPr>
+        <w:hyperlink r:id="rId34" w:history="1">
           <w:r>
             <w:rPr>
               <w:rStyle w:val="Hyperlink"/>
@@ -6196,7 +6125,7 @@
           <w:sz w:val="24"/>
           <w:u w:val="single"/>
         </w:rPr>
-        <w:hyperlink r:id="rId33" w:history="1">
+        <w:hyperlink r:id="rId34" w:history="1">
           <w:r>
             <w:rPr>
               <w:rStyle w:val="Hyperlink"/>
@@ -6214,7 +6143,7 @@
           <w:sz w:val="24"/>
           <w:u w:val="single"/>
         </w:rPr>
-        <w:hyperlink r:id="rId33" w:history="1">
+        <w:hyperlink r:id="rId34" w:history="1">
           <w:r>
             <w:rPr>
               <w:rStyle w:val="Hyperlink"/>
@@ -6232,7 +6161,7 @@
           <w:sz w:val="24"/>
           <w:u w:val="single"/>
         </w:rPr>
-        <w:hyperlink r:id="rId33" w:history="1">
+        <w:hyperlink r:id="rId34" w:history="1">
           <w:r>
             <w:rPr>
               <w:rStyle w:val="Hyperlink"/>
@@ -6363,7 +6292,7 @@
           <w:sz w:val="24"/>
           <w:u w:val="single"/>
         </w:rPr>
-        <w:hyperlink r:id="rId34" w:history="1">
+        <w:hyperlink r:id="rId35" w:history="1">
           <w:r>
             <w:rPr>
               <w:rStyle w:val="Hyperlink"/>
@@ -6392,7 +6321,7 @@
           <w:sz w:val="24"/>
           <w:u w:val="single"/>
         </w:rPr>
-        <w:hyperlink r:id="rId34" w:history="1">
+        <w:hyperlink r:id="rId35" w:history="1">
           <w:r>
             <w:rPr>
               <w:rStyle w:val="Hyperlink"/>
@@ -6420,7 +6349,7 @@
           <w:sz w:val="24"/>
           <w:u w:val="single"/>
         </w:rPr>
-        <w:hyperlink r:id="rId35" w:history="1">
+        <w:hyperlink r:id="rId36" w:history="1">
           <w:r>
             <w:rPr>
               <w:rStyle w:val="Hyperlink"/>
@@ -6449,7 +6378,7 @@
           <w:sz w:val="24"/>
           <w:u w:val="single"/>
         </w:rPr>
-        <w:hyperlink r:id="rId35" w:history="1">
+        <w:hyperlink r:id="rId36" w:history="1">
           <w:r>
             <w:rPr>
               <w:rStyle w:val="Hyperlink"/>

--- a/EXPORTS/DOCX/published/niveau2/Dutch/Ghana.docx
+++ b/EXPORTS/DOCX/published/niveau2/Dutch/Ghana.docx
@@ -609,6 +609,7 @@
       </w:r>
       <w:r>
         <w:rPr>
+          <w:u w:val="single" w:color="0000ff"/>
           <w:rFonts w:ascii="Charis SIL Regular" w:hAnsi="Charis SIL Regular" w:eastAsia="Charis SIL Regular"/>
           <w:b w:val="0"/>
           <w:i w:val="0"/>
@@ -1247,45 +1248,86 @@
           <w:i w:val="0"/>
           <w:color w:val="0000FF"/>
           <w:sz w:val="24"/>
+          <w:u w:val="single"/>
+        </w:rPr>
+        <w:t>r</w:t>
+      </w:r>
+      <w:r>
+        <w:rPr>
+          <w:rFonts w:ascii="Charis SIL Regular" w:hAnsi="Charis SIL Regular" w:eastAsia="Charis SIL Regular"/>
+          <w:b w:val="0"/>
+          <w:i w:val="0"/>
+          <w:color w:val="0000FF"/>
+          <w:sz w:val="24"/>
+        </w:rPr>
+        <w:t>n</w:t>
+      </w:r>
+      <w:r>
+        <w:rPr>
+          <w:rFonts w:ascii="Charis SIL Regular" w:hAnsi="Charis SIL Regular" w:eastAsia="Charis SIL Regular"/>
+          <w:b w:val="0"/>
+          <w:i w:val="0"/>
+          <w:color w:val="000000"/>
+          <w:sz w:val="24"/>
+        </w:rPr>
+        <w:t xml:space="preserve"> die </w:t>
+      </w:r>
+      <w:r>
+        <w:rPr>
+          <w:rFonts w:ascii="Charis SIL Regular" w:hAnsi="Charis SIL Regular" w:eastAsia="Charis SIL Regular"/>
+          <w:b w:val="0"/>
+          <w:i w:val="0"/>
+          <w:color w:val="000000"/>
+          <w:sz w:val="24"/>
+        </w:rPr>
+        <w:t>door Daendels' voorganger was geschonken kwam</w:t>
+      </w:r>
+      <w:r>
+        <w:rPr>
+          <w:u w:val="single" w:color="0000ff"/>
+          <w:rFonts w:ascii="Charis SIL Regular" w:hAnsi="Charis SIL Regular" w:eastAsia="Charis SIL Regular"/>
+          <w:b w:val="0"/>
+          <w:i w:val="0"/>
+          <w:color w:val="000000"/>
+          <w:sz w:val="24"/>
         </w:rPr>
         <w:hyperlink r:id="rId14" w:history="1">
           <w:r>
             <w:rPr>
               <w:rStyle w:val="Hyperlink"/>
             </w:rPr>
-            <w:t>r</w:t>
+            <w:t xml:space="preserve"> na de ophe</w:t>
           </w:r>
         </w:hyperlink>
       </w:r>
       <w:r>
         <w:rPr>
-          <w:rFonts w:ascii="Charis SIL Regular" w:hAnsi="Charis SIL Regular" w:eastAsia="Charis SIL Regular"/>
-          <w:b w:val="0"/>
-          <w:i w:val="0"/>
-          <w:color w:val="0000FF"/>
-          <w:sz w:val="24"/>
-        </w:rPr>
-        <w:t>n</w:t>
-      </w:r>
-      <w:r>
-        <w:rPr>
+          <w:u w:val="single" w:color="0000ff"/>
           <w:rFonts w:ascii="Charis SIL Regular" w:hAnsi="Charis SIL Regular" w:eastAsia="Charis SIL Regular"/>
           <w:b w:val="0"/>
           <w:i w:val="0"/>
           <w:color w:val="000000"/>
           <w:sz w:val="24"/>
         </w:rPr>
-        <w:t xml:space="preserve"> die </w:t>
-      </w:r>
-      <w:r>
-        <w:rPr>
+        <w:hyperlink r:id="rId14" w:history="1">
+          <w:r>
+            <w:rPr>
+              <w:rStyle w:val="Hyperlink"/>
+            </w:rPr>
+            <w:t xml:space="preserve">ffing van </w:t>
+          </w:r>
+        </w:hyperlink>
+      </w:r>
+      <w:r>
+        <w:rPr>
+          <w:u w:val="single" w:color="0000ff"/>
           <w:rFonts w:ascii="Charis SIL Regular" w:hAnsi="Charis SIL Regular" w:eastAsia="Charis SIL Regular"/>
           <w:b w:val="0"/>
           <w:i w:val="0"/>
           <w:color w:val="000000"/>
           <w:sz w:val="24"/>
         </w:rPr>
-        <w:t>door Daendels' voorganger was geschonken kwam na de opheffing van he</w:t>
+        <w:t>he</w:t>
       </w:r>
       <w:r>
         <w:rPr>
@@ -1337,9 +1379,19 @@
             <w:rPr>
               <w:rStyle w:val="Hyperlink"/>
             </w:rPr>
-            <w:t xml:space="preserve">inet in de </w:t>
+            <w:t xml:space="preserve">inet in </w:t>
           </w:r>
         </w:hyperlink>
+      </w:r>
+      <w:r>
+        <w:rPr>
+          <w:rFonts w:ascii="Charis SIL Regular" w:hAnsi="Charis SIL Regular" w:eastAsia="Charis SIL Regular"/>
+          <w:b w:val="0"/>
+          <w:i w:val="0"/>
+          <w:color w:val="000000"/>
+          <w:sz w:val="24"/>
+        </w:rPr>
+        <w:t xml:space="preserve">de </w:t>
       </w:r>
       <w:r>
         <w:rPr>
@@ -1786,6 +1838,7 @@
           <w:i w:val="0"/>
           <w:color w:val="0000FF"/>
           <w:sz w:val="24"/>
+          <w:u w:val="single"/>
         </w:rPr>
         <w:hyperlink r:id="rId17" w:history="1">
           <w:r>
@@ -1805,7 +1858,7 @@
           <w:sz w:val="24"/>
           <w:u w:val="single"/>
         </w:rPr>
-        <w:hyperlink r:id="rId16" w:history="1">
+        <w:hyperlink r:id="rId17" w:history="1">
           <w:r>
             <w:rPr>
               <w:rStyle w:val="Hyperlink"/>
@@ -1823,7 +1876,7 @@
           <w:sz w:val="24"/>
           <w:u w:val="single"/>
         </w:rPr>
-        <w:hyperlink r:id="rId16" w:history="1">
+        <w:hyperlink r:id="rId17" w:history="1">
           <w:r>
             <w:rPr>
               <w:rStyle w:val="Hyperlink"/>
@@ -4470,13 +4523,32 @@
       </w:r>
       <w:r>
         <w:rPr>
+          <w:u w:val="single" w:color="0000ff"/>
           <w:rFonts w:ascii="Charis SIL Regular" w:hAnsi="Charis SIL Regular" w:eastAsia="Charis SIL Regular"/>
           <w:b w:val="0"/>
           <w:i w:val="0"/>
           <w:color w:val="000000"/>
           <w:sz w:val="24"/>
         </w:rPr>
-        <w:t xml:space="preserve">, </w:t>
+        <w:hyperlink r:id="rId23" w:history="1">
+          <w:r>
+            <w:rPr>
+              <w:rStyle w:val="Hyperlink"/>
+            </w:rPr>
+            <w:t>,</w:t>
+          </w:r>
+        </w:hyperlink>
+      </w:r>
+      <w:r>
+        <w:rPr>
+          <w:u w:val="single" w:color="0000ff"/>
+          <w:rFonts w:ascii="Charis SIL Regular" w:hAnsi="Charis SIL Regular" w:eastAsia="Charis SIL Regular"/>
+          <w:b w:val="0"/>
+          <w:i w:val="0"/>
+          <w:color w:val="000000"/>
+          <w:sz w:val="24"/>
+        </w:rPr>
+        <w:t xml:space="preserve"> </w:t>
       </w:r>
       <w:r>
         <w:rPr>
@@ -4505,7 +4577,7 @@
           <w:sz w:val="24"/>
           <w:u w:val="single"/>
         </w:rPr>
-        <w:hyperlink r:id="rId23" w:history="1">
+        <w:hyperlink r:id="rId25" w:history="1">
           <w:r>
             <w:rPr>
               <w:rStyle w:val="Hyperlink"/>
@@ -4534,7 +4606,7 @@
           <w:sz w:val="24"/>
           <w:u w:val="single"/>
         </w:rPr>
-        <w:hyperlink r:id="rId23" w:history="1">
+        <w:hyperlink r:id="rId25" w:history="1">
           <w:r>
             <w:rPr>
               <w:rStyle w:val="Hyperlink"/>
@@ -4952,9 +5024,15 @@
           <w:i w:val="0"/>
           <w:color w:val="0000FF"/>
           <w:sz w:val="24"/>
-          <w:u w:val="single"/>
-        </w:rPr>
-        <w:t>l</w:t>
+        </w:rPr>
+        <w:hyperlink r:id="rId19" w:history="1">
+          <w:r>
+            <w:rPr>
+              <w:rStyle w:val="Hyperlink"/>
+            </w:rPr>
+            <w:t>l</w:t>
+          </w:r>
+        </w:hyperlink>
       </w:r>
       <w:r>
         <w:rPr>
@@ -4968,7 +5046,6 @@
       </w:r>
       <w:r>
         <w:rPr>
-          <w:u w:val="single" w:color="0000ff"/>
           <w:rFonts w:ascii="Charis SIL Regular" w:hAnsi="Charis SIL Regular" w:eastAsia="Charis SIL Regular"/>
           <w:b w:val="0"/>
           <w:i w:val="0"/>
@@ -4993,7 +5070,7 @@
           <w:sz w:val="24"/>
           <w:u w:val="single"/>
         </w:rPr>
-        <w:hyperlink r:id="rId27" w:history="1">
+        <w:hyperlink r:id="rId19" w:history="1">
           <w:r>
             <w:rPr>
               <w:rStyle w:val="Hyperlink"/>
@@ -5011,7 +5088,7 @@
           <w:sz w:val="24"/>
           <w:u w:val="single"/>
         </w:rPr>
-        <w:hyperlink r:id="rId27" w:history="1">
+        <w:hyperlink r:id="rId19" w:history="1">
           <w:r>
             <w:rPr>
               <w:rStyle w:val="Hyperlink"/>
@@ -5040,7 +5117,7 @@
           <w:sz w:val="24"/>
           <w:u w:val="single"/>
         </w:rPr>
-        <w:hyperlink r:id="rId27" w:history="1">
+        <w:hyperlink r:id="rId19" w:history="1">
           <w:r>
             <w:rPr>
               <w:rStyle w:val="Hyperlink"/>
@@ -5051,7 +5128,6 @@
       </w:r>
       <w:r>
         <w:rPr>
-          <w:u w:val="single" w:color="0000ff"/>
           <w:rFonts w:ascii="Charis SIL Regular" w:hAnsi="Charis SIL Regular" w:eastAsia="Charis SIL Regular"/>
           <w:b w:val="0"/>
           <w:i w:val="0"/>
@@ -5069,7 +5145,7 @@
           <w:sz w:val="24"/>
           <w:u w:val="single"/>
         </w:rPr>
-        <w:hyperlink r:id="rId28" w:history="1">
+        <w:hyperlink r:id="rId27" w:history="1">
           <w:r>
             <w:rPr>
               <w:rStyle w:val="Hyperlink"/>
@@ -5087,7 +5163,7 @@
           <w:sz w:val="24"/>
           <w:u w:val="single"/>
         </w:rPr>
-        <w:hyperlink r:id="rId28" w:history="1">
+        <w:hyperlink r:id="rId27" w:history="1">
           <w:r>
             <w:rPr>
               <w:rStyle w:val="Hyperlink"/>
@@ -5116,7 +5192,7 @@
           <w:sz w:val="24"/>
           <w:u w:val="single"/>
         </w:rPr>
-        <w:hyperlink r:id="rId28" w:history="1">
+        <w:hyperlink r:id="rId27" w:history="1">
           <w:r>
             <w:rPr>
               <w:rStyle w:val="Hyperlink"/>
@@ -5134,7 +5210,7 @@
           <w:sz w:val="24"/>
           <w:u w:val="single"/>
         </w:rPr>
-        <w:hyperlink r:id="rId19" w:history="1">
+        <w:hyperlink r:id="rId27" w:history="1">
           <w:r>
             <w:rPr>
               <w:rStyle w:val="Hyperlink"/>
@@ -5274,7 +5350,7 @@
           <w:sz w:val="24"/>
           <w:u w:val="single"/>
         </w:rPr>
-        <w:hyperlink r:id="rId29" w:history="1">
+        <w:hyperlink r:id="rId28" w:history="1">
           <w:r>
             <w:rPr>
               <w:rStyle w:val="Hyperlink"/>
@@ -5292,7 +5368,7 @@
           <w:sz w:val="24"/>
           <w:u w:val="single"/>
         </w:rPr>
-        <w:hyperlink r:id="rId29" w:history="1">
+        <w:hyperlink r:id="rId28" w:history="1">
           <w:r>
             <w:rPr>
               <w:rStyle w:val="Hyperlink"/>
@@ -5310,7 +5386,7 @@
           <w:sz w:val="24"/>
           <w:u w:val="single"/>
         </w:rPr>
-        <w:hyperlink r:id="rId29" w:history="1">
+        <w:hyperlink r:id="rId28" w:history="1">
           <w:r>
             <w:rPr>
               <w:rStyle w:val="Hyperlink"/>
@@ -5328,7 +5404,7 @@
           <w:sz w:val="24"/>
           <w:u w:val="single"/>
         </w:rPr>
-        <w:hyperlink r:id="rId29" w:history="1">
+        <w:hyperlink r:id="rId28" w:history="1">
           <w:r>
             <w:rPr>
               <w:rStyle w:val="Hyperlink"/>
@@ -5356,7 +5432,7 @@
           <w:sz w:val="24"/>
           <w:u w:val="single"/>
         </w:rPr>
-        <w:hyperlink r:id="rId30" w:history="1">
+        <w:hyperlink r:id="rId28" w:history="1">
           <w:r>
             <w:rPr>
               <w:rStyle w:val="Hyperlink"/>
@@ -5374,7 +5450,7 @@
           <w:sz w:val="24"/>
           <w:u w:val="single"/>
         </w:rPr>
-        <w:hyperlink r:id="rId30" w:history="1">
+        <w:hyperlink r:id="rId28" w:history="1">
           <w:r>
             <w:rPr>
               <w:rStyle w:val="Hyperlink"/>
@@ -5403,7 +5479,7 @@
           <w:sz w:val="24"/>
           <w:u w:val="single"/>
         </w:rPr>
-        <w:hyperlink r:id="rId30" w:history="1">
+        <w:hyperlink r:id="rId28" w:history="1">
           <w:r>
             <w:rPr>
               <w:rStyle w:val="Hyperlink"/>
@@ -5491,7 +5567,7 @@
           <w:sz w:val="24"/>
           <w:u w:val="single"/>
         </w:rPr>
-        <w:hyperlink r:id="rId31" w:history="1">
+        <w:hyperlink r:id="rId29" w:history="1">
           <w:r>
             <w:rPr>
               <w:rStyle w:val="Hyperlink"/>
@@ -5520,7 +5596,7 @@
           <w:sz w:val="24"/>
           <w:u w:val="single"/>
         </w:rPr>
-        <w:hyperlink r:id="rId31" w:history="1">
+        <w:hyperlink r:id="rId29" w:history="1">
           <w:r>
             <w:rPr>
               <w:rStyle w:val="Hyperlink"/>
@@ -5548,7 +5624,7 @@
           <w:sz w:val="24"/>
           <w:u w:val="single"/>
         </w:rPr>
-        <w:hyperlink r:id="rId32" w:history="1">
+        <w:hyperlink r:id="rId30" w:history="1">
           <w:r>
             <w:rPr>
               <w:rStyle w:val="Hyperlink"/>
@@ -5577,7 +5653,7 @@
           <w:sz w:val="24"/>
           <w:u w:val="single"/>
         </w:rPr>
-        <w:hyperlink r:id="rId32" w:history="1">
+        <w:hyperlink r:id="rId30" w:history="1">
           <w:r>
             <w:rPr>
               <w:rStyle w:val="Hyperlink"/>
@@ -5701,7 +5777,7 @@
           <w:sz w:val="24"/>
           <w:u w:val="single"/>
         </w:rPr>
-        <w:hyperlink r:id="rId33" w:history="1">
+        <w:hyperlink r:id="rId31" w:history="1">
           <w:r>
             <w:rPr>
               <w:rStyle w:val="Hyperlink"/>
@@ -5719,7 +5795,7 @@
           <w:sz w:val="24"/>
           <w:u w:val="single"/>
         </w:rPr>
-        <w:hyperlink r:id="rId33" w:history="1">
+        <w:hyperlink r:id="rId31" w:history="1">
           <w:r>
             <w:rPr>
               <w:rStyle w:val="Hyperlink"/>
@@ -5737,7 +5813,7 @@
           <w:sz w:val="24"/>
           <w:u w:val="single"/>
         </w:rPr>
-        <w:hyperlink r:id="rId33" w:history="1">
+        <w:hyperlink r:id="rId31" w:history="1">
           <w:r>
             <w:rPr>
               <w:rStyle w:val="Hyperlink"/>
@@ -5918,7 +5994,7 @@
           <w:sz w:val="24"/>
           <w:u w:val="single"/>
         </w:rPr>
-        <w:hyperlink r:id="rId34" w:history="1">
+        <w:hyperlink r:id="rId32" w:history="1">
           <w:r>
             <w:rPr>
               <w:rStyle w:val="Hyperlink"/>
@@ -5936,7 +6012,7 @@
           <w:sz w:val="24"/>
           <w:u w:val="single"/>
         </w:rPr>
-        <w:hyperlink r:id="rId34" w:history="1">
+        <w:hyperlink r:id="rId32" w:history="1">
           <w:r>
             <w:rPr>
               <w:rStyle w:val="Hyperlink"/>
@@ -5954,7 +6030,7 @@
           <w:sz w:val="24"/>
           <w:u w:val="single"/>
         </w:rPr>
-        <w:hyperlink r:id="rId34" w:history="1">
+        <w:hyperlink r:id="rId32" w:history="1">
           <w:r>
             <w:rPr>
               <w:rStyle w:val="Hyperlink"/>
@@ -5972,7 +6048,7 @@
           <w:sz w:val="24"/>
           <w:u w:val="single"/>
         </w:rPr>
-        <w:hyperlink r:id="rId34" w:history="1">
+        <w:hyperlink r:id="rId32" w:history="1">
           <w:r>
             <w:rPr>
               <w:rStyle w:val="Hyperlink"/>
@@ -5990,7 +6066,7 @@
           <w:sz w:val="24"/>
           <w:u w:val="single"/>
         </w:rPr>
-        <w:hyperlink r:id="rId34" w:history="1">
+        <w:hyperlink r:id="rId32" w:history="1">
           <w:r>
             <w:rPr>
               <w:rStyle w:val="Hyperlink"/>
@@ -6008,7 +6084,7 @@
           <w:sz w:val="24"/>
           <w:u w:val="single"/>
         </w:rPr>
-        <w:hyperlink r:id="rId34" w:history="1">
+        <w:hyperlink r:id="rId32" w:history="1">
           <w:r>
             <w:rPr>
               <w:rStyle w:val="Hyperlink"/>
@@ -6026,7 +6102,7 @@
           <w:sz w:val="24"/>
           <w:u w:val="single"/>
         </w:rPr>
-        <w:hyperlink r:id="rId34" w:history="1">
+        <w:hyperlink r:id="rId32" w:history="1">
           <w:r>
             <w:rPr>
               <w:rStyle w:val="Hyperlink"/>
@@ -6044,12 +6120,12 @@
           <w:sz w:val="24"/>
           <w:u w:val="single"/>
         </w:rPr>
-        <w:hyperlink r:id="rId34" w:history="1">
+        <w:hyperlink r:id="rId32" w:history="1">
           <w:r>
             <w:rPr>
               <w:rStyle w:val="Hyperlink"/>
             </w:rPr>
-            <w:t>profie</w:t>
+            <w:t>profiel</w:t>
           </w:r>
         </w:hyperlink>
       </w:r>
@@ -6060,13 +6136,25 @@
           <w:i w:val="0"/>
           <w:color w:val="0000FF"/>
           <w:sz w:val="24"/>
-        </w:rPr>
-        <w:hyperlink r:id="rId34" w:history="1">
+          <w:u w:val="single"/>
+        </w:rPr>
+        <w:t>-</w:t>
+      </w:r>
+      <w:r>
+        <w:rPr>
+          <w:rFonts w:ascii="Charis SIL Regular" w:hAnsi="Charis SIL Regular" w:eastAsia="Charis SIL Regular"/>
+          <w:b w:val="0"/>
+          <w:i w:val="0"/>
+          <w:color w:val="0000FF"/>
+          <w:sz w:val="24"/>
+          <w:u w:val="single"/>
+        </w:rPr>
+        <w:hyperlink r:id="rId32" w:history="1">
           <w:r>
             <w:rPr>
               <w:rStyle w:val="Hyperlink"/>
             </w:rPr>
-            <w:t>l</w:t>
+            <w:t>als</w:t>
           </w:r>
         </w:hyperlink>
       </w:r>
@@ -6089,25 +6177,7 @@
           <w:sz w:val="24"/>
           <w:u w:val="single"/>
         </w:rPr>
-        <w:hyperlink r:id="rId34" w:history="1">
-          <w:r>
-            <w:rPr>
-              <w:rStyle w:val="Hyperlink"/>
-            </w:rPr>
-            <w:t>als-</w:t>
-          </w:r>
-        </w:hyperlink>
-      </w:r>
-      <w:r>
-        <w:rPr>
-          <w:rFonts w:ascii="Charis SIL Regular" w:hAnsi="Charis SIL Regular" w:eastAsia="Charis SIL Regular"/>
-          <w:b w:val="0"/>
-          <w:i w:val="0"/>
-          <w:color w:val="0000FF"/>
-          <w:sz w:val="24"/>
-          <w:u w:val="single"/>
-        </w:rPr>
-        <w:hyperlink r:id="rId34" w:history="1">
+        <w:hyperlink r:id="rId32" w:history="1">
           <w:r>
             <w:rPr>
               <w:rStyle w:val="Hyperlink"/>
@@ -6125,7 +6195,7 @@
           <w:sz w:val="24"/>
           <w:u w:val="single"/>
         </w:rPr>
-        <w:hyperlink r:id="rId34" w:history="1">
+        <w:hyperlink r:id="rId32" w:history="1">
           <w:r>
             <w:rPr>
               <w:rStyle w:val="Hyperlink"/>
@@ -6143,7 +6213,7 @@
           <w:sz w:val="24"/>
           <w:u w:val="single"/>
         </w:rPr>
-        <w:hyperlink r:id="rId34" w:history="1">
+        <w:hyperlink r:id="rId32" w:history="1">
           <w:r>
             <w:rPr>
               <w:rStyle w:val="Hyperlink"/>
@@ -6161,7 +6231,7 @@
           <w:sz w:val="24"/>
           <w:u w:val="single"/>
         </w:rPr>
-        <w:hyperlink r:id="rId34" w:history="1">
+        <w:hyperlink r:id="rId32" w:history="1">
           <w:r>
             <w:rPr>
               <w:rStyle w:val="Hyperlink"/>
@@ -6292,7 +6362,7 @@
           <w:sz w:val="24"/>
           <w:u w:val="single"/>
         </w:rPr>
-        <w:hyperlink r:id="rId35" w:history="1">
+        <w:hyperlink r:id="rId33" w:history="1">
           <w:r>
             <w:rPr>
               <w:rStyle w:val="Hyperlink"/>
@@ -6321,7 +6391,7 @@
           <w:sz w:val="24"/>
           <w:u w:val="single"/>
         </w:rPr>
-        <w:hyperlink r:id="rId35" w:history="1">
+        <w:hyperlink r:id="rId33" w:history="1">
           <w:r>
             <w:rPr>
               <w:rStyle w:val="Hyperlink"/>
@@ -6349,7 +6419,7 @@
           <w:sz w:val="24"/>
           <w:u w:val="single"/>
         </w:rPr>
-        <w:hyperlink r:id="rId36" w:history="1">
+        <w:hyperlink r:id="rId34" w:history="1">
           <w:r>
             <w:rPr>
               <w:rStyle w:val="Hyperlink"/>
@@ -6378,7 +6448,7 @@
           <w:sz w:val="24"/>
           <w:u w:val="single"/>
         </w:rPr>
-        <w:hyperlink r:id="rId36" w:history="1">
+        <w:hyperlink r:id="rId34" w:history="1">
           <w:r>
             <w:rPr>
               <w:rStyle w:val="Hyperlink"/>

--- a/EXPORTS/DOCX/published/niveau2/Dutch/Ghana.docx
+++ b/EXPORTS/DOCX/published/niveau2/Dutch/Ghana.docx
@@ -1248,9 +1248,15 @@
           <w:i w:val="0"/>
           <w:color w:val="0000FF"/>
           <w:sz w:val="24"/>
-          <w:u w:val="single"/>
-        </w:rPr>
-        <w:t>r</w:t>
+        </w:rPr>
+        <w:hyperlink r:id="rId14" w:history="1">
+          <w:r>
+            <w:rPr>
+              <w:rStyle w:val="Hyperlink"/>
+            </w:rPr>
+            <w:t>r</w:t>
+          </w:r>
+        </w:hyperlink>
       </w:r>
       <w:r>
         <w:rPr>
@@ -1314,13 +1320,29 @@
             <w:rPr>
               <w:rStyle w:val="Hyperlink"/>
             </w:rPr>
-            <w:t xml:space="preserve">ffing van </w:t>
+            <w:t>ffing va</w:t>
           </w:r>
         </w:hyperlink>
       </w:r>
       <w:r>
         <w:rPr>
-          <w:u w:val="single" w:color="0000ff"/>
+          <w:rFonts w:ascii="Charis SIL Regular" w:hAnsi="Charis SIL Regular" w:eastAsia="Charis SIL Regular"/>
+          <w:b w:val="0"/>
+          <w:i w:val="0"/>
+          <w:color w:val="000000"/>
+          <w:sz w:val="24"/>
+        </w:rPr>
+        <w:hyperlink r:id="rId14" w:history="1">
+          <w:r>
+            <w:rPr>
+              <w:rStyle w:val="Hyperlink"/>
+            </w:rPr>
+            <w:t xml:space="preserve">n </w:t>
+          </w:r>
+        </w:hyperlink>
+      </w:r>
+      <w:r>
+        <w:rPr>
           <w:rFonts w:ascii="Charis SIL Regular" w:hAnsi="Charis SIL Regular" w:eastAsia="Charis SIL Regular"/>
           <w:b w:val="0"/>
           <w:i w:val="0"/>
@@ -1379,19 +1401,9 @@
             <w:rPr>
               <w:rStyle w:val="Hyperlink"/>
             </w:rPr>
-            <w:t xml:space="preserve">inet in </w:t>
+            <w:t xml:space="preserve">inet in de </w:t>
           </w:r>
         </w:hyperlink>
-      </w:r>
-      <w:r>
-        <w:rPr>
-          <w:rFonts w:ascii="Charis SIL Regular" w:hAnsi="Charis SIL Regular" w:eastAsia="Charis SIL Regular"/>
-          <w:b w:val="0"/>
-          <w:i w:val="0"/>
-          <w:color w:val="000000"/>
-          <w:sz w:val="24"/>
-        </w:rPr>
-        <w:t xml:space="preserve">de </w:t>
       </w:r>
       <w:r>
         <w:rPr>
@@ -1838,7 +1850,6 @@
           <w:i w:val="0"/>
           <w:color w:val="0000FF"/>
           <w:sz w:val="24"/>
-          <w:u w:val="single"/>
         </w:rPr>
         <w:hyperlink r:id="rId17" w:history="1">
           <w:r>
@@ -1858,7 +1869,7 @@
           <w:sz w:val="24"/>
           <w:u w:val="single"/>
         </w:rPr>
-        <w:hyperlink r:id="rId17" w:history="1">
+        <w:hyperlink r:id="rId16" w:history="1">
           <w:r>
             <w:rPr>
               <w:rStyle w:val="Hyperlink"/>
@@ -1876,7 +1887,7 @@
           <w:sz w:val="24"/>
           <w:u w:val="single"/>
         </w:rPr>
-        <w:hyperlink r:id="rId17" w:history="1">
+        <w:hyperlink r:id="rId16" w:history="1">
           <w:r>
             <w:rPr>
               <w:rStyle w:val="Hyperlink"/>
@@ -4494,7 +4505,7 @@
           <w:sz w:val="24"/>
           <w:u w:val="single"/>
         </w:rPr>
-        <w:hyperlink r:id="rId24" w:history="1">
+        <w:hyperlink r:id="rId23" w:history="1">
           <w:r>
             <w:rPr>
               <w:rStyle w:val="Hyperlink"/>
@@ -4512,7 +4523,7 @@
           <w:sz w:val="24"/>
           <w:u w:val="single"/>
         </w:rPr>
-        <w:hyperlink r:id="rId24" w:history="1">
+        <w:hyperlink r:id="rId23" w:history="1">
           <w:r>
             <w:rPr>
               <w:rStyle w:val="Hyperlink"/>
@@ -4541,7 +4552,6 @@
       </w:r>
       <w:r>
         <w:rPr>
-          <w:u w:val="single" w:color="0000ff"/>
           <w:rFonts w:ascii="Charis SIL Regular" w:hAnsi="Charis SIL Regular" w:eastAsia="Charis SIL Regular"/>
           <w:b w:val="0"/>
           <w:i w:val="0"/>
@@ -4559,7 +4569,7 @@
           <w:sz w:val="24"/>
           <w:u w:val="single"/>
         </w:rPr>
-        <w:hyperlink r:id="rId25" w:history="1">
+        <w:hyperlink r:id="rId23" w:history="1">
           <w:r>
             <w:rPr>
               <w:rStyle w:val="Hyperlink"/>
@@ -4577,7 +4587,7 @@
           <w:sz w:val="24"/>
           <w:u w:val="single"/>
         </w:rPr>
-        <w:hyperlink r:id="rId25" w:history="1">
+        <w:hyperlink r:id="rId23" w:history="1">
           <w:r>
             <w:rPr>
               <w:rStyle w:val="Hyperlink"/>
@@ -5008,12 +5018,54 @@
           <w:sz w:val="24"/>
           <w:u w:val="single"/>
         </w:rPr>
+        <w:t>i</w:t>
+      </w:r>
+      <w:r>
+        <w:rPr>
+          <w:rFonts w:ascii="Charis SIL Regular" w:hAnsi="Charis SIL Regular" w:eastAsia="Charis SIL Regular"/>
+          <w:b w:val="0"/>
+          <w:i w:val="0"/>
+          <w:color w:val="0000FF"/>
+          <w:sz w:val="24"/>
+          <w:u w:val="single"/>
+        </w:rPr>
+        <w:t>l</w:t>
+      </w:r>
+      <w:r>
+        <w:rPr>
+          <w:rFonts w:ascii="Charis SIL Regular" w:hAnsi="Charis SIL Regular" w:eastAsia="Charis SIL Regular"/>
+          <w:b w:val="0"/>
+          <w:i w:val="0"/>
+          <w:color w:val="0000FF"/>
+          <w:sz w:val="24"/>
+        </w:rPr>
+        <w:t>e</w:t>
+      </w:r>
+      <w:r>
+        <w:rPr>
+          <w:rFonts w:ascii="Charis SIL Regular" w:hAnsi="Charis SIL Regular" w:eastAsia="Charis SIL Regular"/>
+          <w:b w:val="0"/>
+          <w:i w:val="0"/>
+          <w:color w:val="000000"/>
+          <w:sz w:val="24"/>
+        </w:rPr>
+        <w:t xml:space="preserve">, </w:t>
+      </w:r>
+      <w:r>
+        <w:rPr>
+          <w:rFonts w:ascii="Charis SIL Regular" w:hAnsi="Charis SIL Regular" w:eastAsia="Charis SIL Regular"/>
+          <w:b w:val="0"/>
+          <w:i w:val="0"/>
+          <w:color w:val="0000FF"/>
+          <w:sz w:val="24"/>
+          <w:u w:val="single"/>
+        </w:rPr>
         <w:hyperlink r:id="rId19" w:history="1">
           <w:r>
             <w:rPr>
               <w:rStyle w:val="Hyperlink"/>
             </w:rPr>
-            <w:t>i</w:t>
+            <w:t>ISB</w:t>
           </w:r>
         </w:hyperlink>
       </w:r>
@@ -5024,13 +5076,14 @@
           <w:i w:val="0"/>
           <w:color w:val="0000FF"/>
           <w:sz w:val="24"/>
+          <w:u w:val="single"/>
         </w:rPr>
         <w:hyperlink r:id="rId19" w:history="1">
           <w:r>
             <w:rPr>
               <w:rStyle w:val="Hyperlink"/>
             </w:rPr>
-            <w:t>l</w:t>
+            <w:t>N</w:t>
           </w:r>
         </w:hyperlink>
       </w:r>
@@ -5041,11 +5094,31 @@
           <w:i w:val="0"/>
           <w:color w:val="0000FF"/>
           <w:sz w:val="24"/>
-        </w:rPr>
-        <w:t>e</w:t>
-      </w:r>
-      <w:r>
-        <w:rPr>
+          <w:u w:val="single"/>
+        </w:rPr>
+        <w:t xml:space="preserve"> </w:t>
+      </w:r>
+      <w:r>
+        <w:rPr>
+          <w:rFonts w:ascii="Charis SIL Regular" w:hAnsi="Charis SIL Regular" w:eastAsia="Charis SIL Regular"/>
+          <w:b w:val="0"/>
+          <w:i w:val="0"/>
+          <w:color w:val="0000FF"/>
+          <w:sz w:val="24"/>
+          <w:u w:val="single"/>
+        </w:rPr>
+        <w:hyperlink r:id="rId19" w:history="1">
+          <w:r>
+            <w:rPr>
+              <w:rStyle w:val="Hyperlink"/>
+            </w:rPr>
+            <w:t>978-90-04-15850-4</w:t>
+          </w:r>
+        </w:hyperlink>
+      </w:r>
+      <w:r>
+        <w:rPr>
+          <w:u w:val="single" w:color="0000ff"/>
           <w:rFonts w:ascii="Charis SIL Regular" w:hAnsi="Charis SIL Regular" w:eastAsia="Charis SIL Regular"/>
           <w:b w:val="0"/>
           <w:i w:val="0"/>
@@ -5075,81 +5148,6 @@
             <w:rPr>
               <w:rStyle w:val="Hyperlink"/>
             </w:rPr>
-            <w:t>ISB</w:t>
-          </w:r>
-        </w:hyperlink>
-      </w:r>
-      <w:r>
-        <w:rPr>
-          <w:rFonts w:ascii="Charis SIL Regular" w:hAnsi="Charis SIL Regular" w:eastAsia="Charis SIL Regular"/>
-          <w:b w:val="0"/>
-          <w:i w:val="0"/>
-          <w:color w:val="0000FF"/>
-          <w:sz w:val="24"/>
-          <w:u w:val="single"/>
-        </w:rPr>
-        <w:hyperlink r:id="rId19" w:history="1">
-          <w:r>
-            <w:rPr>
-              <w:rStyle w:val="Hyperlink"/>
-            </w:rPr>
-            <w:t>N</w:t>
-          </w:r>
-        </w:hyperlink>
-      </w:r>
-      <w:r>
-        <w:rPr>
-          <w:rFonts w:ascii="Charis SIL Regular" w:hAnsi="Charis SIL Regular" w:eastAsia="Charis SIL Regular"/>
-          <w:b w:val="0"/>
-          <w:i w:val="0"/>
-          <w:color w:val="0000FF"/>
-          <w:sz w:val="24"/>
-          <w:u w:val="single"/>
-        </w:rPr>
-        <w:t xml:space="preserve"> </w:t>
-      </w:r>
-      <w:r>
-        <w:rPr>
-          <w:rFonts w:ascii="Charis SIL Regular" w:hAnsi="Charis SIL Regular" w:eastAsia="Charis SIL Regular"/>
-          <w:b w:val="0"/>
-          <w:i w:val="0"/>
-          <w:color w:val="0000FF"/>
-          <w:sz w:val="24"/>
-          <w:u w:val="single"/>
-        </w:rPr>
-        <w:hyperlink r:id="rId19" w:history="1">
-          <w:r>
-            <w:rPr>
-              <w:rStyle w:val="Hyperlink"/>
-            </w:rPr>
-            <w:t>978-90-04-15850-4</w:t>
-          </w:r>
-        </w:hyperlink>
-      </w:r>
-      <w:r>
-        <w:rPr>
-          <w:rFonts w:ascii="Charis SIL Regular" w:hAnsi="Charis SIL Regular" w:eastAsia="Charis SIL Regular"/>
-          <w:b w:val="0"/>
-          <w:i w:val="0"/>
-          <w:color w:val="000000"/>
-          <w:sz w:val="24"/>
-        </w:rPr>
-        <w:t xml:space="preserve">, </w:t>
-      </w:r>
-      <w:r>
-        <w:rPr>
-          <w:rFonts w:ascii="Charis SIL Regular" w:hAnsi="Charis SIL Regular" w:eastAsia="Charis SIL Regular"/>
-          <w:b w:val="0"/>
-          <w:i w:val="0"/>
-          <w:color w:val="0000FF"/>
-          <w:sz w:val="24"/>
-          <w:u w:val="single"/>
-        </w:rPr>
-        <w:hyperlink r:id="rId27" w:history="1">
-          <w:r>
-            <w:rPr>
-              <w:rStyle w:val="Hyperlink"/>
-            </w:rPr>
             <w:t>Wo</w:t>
           </w:r>
         </w:hyperlink>
@@ -5163,7 +5161,7 @@
           <w:sz w:val="24"/>
           <w:u w:val="single"/>
         </w:rPr>
-        <w:hyperlink r:id="rId27" w:history="1">
+        <w:hyperlink r:id="rId19" w:history="1">
           <w:r>
             <w:rPr>
               <w:rStyle w:val="Hyperlink"/>
@@ -5432,7 +5430,7 @@
           <w:sz w:val="24"/>
           <w:u w:val="single"/>
         </w:rPr>
-        <w:hyperlink r:id="rId28" w:history="1">
+        <w:hyperlink r:id="rId29" w:history="1">
           <w:r>
             <w:rPr>
               <w:rStyle w:val="Hyperlink"/>
@@ -5567,7 +5565,7 @@
           <w:sz w:val="24"/>
           <w:u w:val="single"/>
         </w:rPr>
-        <w:hyperlink r:id="rId29" w:history="1">
+        <w:hyperlink r:id="rId30" w:history="1">
           <w:r>
             <w:rPr>
               <w:rStyle w:val="Hyperlink"/>
@@ -5596,7 +5594,7 @@
           <w:sz w:val="24"/>
           <w:u w:val="single"/>
         </w:rPr>
-        <w:hyperlink r:id="rId29" w:history="1">
+        <w:hyperlink r:id="rId30" w:history="1">
           <w:r>
             <w:rPr>
               <w:rStyle w:val="Hyperlink"/>
@@ -5624,7 +5622,7 @@
           <w:sz w:val="24"/>
           <w:u w:val="single"/>
         </w:rPr>
-        <w:hyperlink r:id="rId30" w:history="1">
+        <w:hyperlink r:id="rId31" w:history="1">
           <w:r>
             <w:rPr>
               <w:rStyle w:val="Hyperlink"/>
@@ -5653,7 +5651,7 @@
           <w:sz w:val="24"/>
           <w:u w:val="single"/>
         </w:rPr>
-        <w:hyperlink r:id="rId30" w:history="1">
+        <w:hyperlink r:id="rId31" w:history="1">
           <w:r>
             <w:rPr>
               <w:rStyle w:val="Hyperlink"/>
@@ -5777,7 +5775,7 @@
           <w:sz w:val="24"/>
           <w:u w:val="single"/>
         </w:rPr>
-        <w:hyperlink r:id="rId31" w:history="1">
+        <w:hyperlink r:id="rId32" w:history="1">
           <w:r>
             <w:rPr>
               <w:rStyle w:val="Hyperlink"/>
@@ -5795,7 +5793,7 @@
           <w:sz w:val="24"/>
           <w:u w:val="single"/>
         </w:rPr>
-        <w:hyperlink r:id="rId31" w:history="1">
+        <w:hyperlink r:id="rId32" w:history="1">
           <w:r>
             <w:rPr>
               <w:rStyle w:val="Hyperlink"/>
@@ -5813,7 +5811,7 @@
           <w:sz w:val="24"/>
           <w:u w:val="single"/>
         </w:rPr>
-        <w:hyperlink r:id="rId31" w:history="1">
+        <w:hyperlink r:id="rId32" w:history="1">
           <w:r>
             <w:rPr>
               <w:rStyle w:val="Hyperlink"/>
@@ -5994,7 +5992,7 @@
           <w:sz w:val="24"/>
           <w:u w:val="single"/>
         </w:rPr>
-        <w:hyperlink r:id="rId32" w:history="1">
+        <w:hyperlink r:id="rId33" w:history="1">
           <w:r>
             <w:rPr>
               <w:rStyle w:val="Hyperlink"/>
@@ -6012,7 +6010,7 @@
           <w:sz w:val="24"/>
           <w:u w:val="single"/>
         </w:rPr>
-        <w:hyperlink r:id="rId32" w:history="1">
+        <w:hyperlink r:id="rId33" w:history="1">
           <w:r>
             <w:rPr>
               <w:rStyle w:val="Hyperlink"/>
@@ -6030,7 +6028,7 @@
           <w:sz w:val="24"/>
           <w:u w:val="single"/>
         </w:rPr>
-        <w:hyperlink r:id="rId32" w:history="1">
+        <w:hyperlink r:id="rId33" w:history="1">
           <w:r>
             <w:rPr>
               <w:rStyle w:val="Hyperlink"/>
@@ -6048,7 +6046,7 @@
           <w:sz w:val="24"/>
           <w:u w:val="single"/>
         </w:rPr>
-        <w:hyperlink r:id="rId32" w:history="1">
+        <w:hyperlink r:id="rId33" w:history="1">
           <w:r>
             <w:rPr>
               <w:rStyle w:val="Hyperlink"/>
@@ -6066,7 +6064,7 @@
           <w:sz w:val="24"/>
           <w:u w:val="single"/>
         </w:rPr>
-        <w:hyperlink r:id="rId32" w:history="1">
+        <w:hyperlink r:id="rId33" w:history="1">
           <w:r>
             <w:rPr>
               <w:rStyle w:val="Hyperlink"/>
@@ -6084,7 +6082,7 @@
           <w:sz w:val="24"/>
           <w:u w:val="single"/>
         </w:rPr>
-        <w:hyperlink r:id="rId32" w:history="1">
+        <w:hyperlink r:id="rId33" w:history="1">
           <w:r>
             <w:rPr>
               <w:rStyle w:val="Hyperlink"/>
@@ -6102,7 +6100,7 @@
           <w:sz w:val="24"/>
           <w:u w:val="single"/>
         </w:rPr>
-        <w:hyperlink r:id="rId32" w:history="1">
+        <w:hyperlink r:id="rId33" w:history="1">
           <w:r>
             <w:rPr>
               <w:rStyle w:val="Hyperlink"/>
@@ -6120,12 +6118,12 @@
           <w:sz w:val="24"/>
           <w:u w:val="single"/>
         </w:rPr>
-        <w:hyperlink r:id="rId32" w:history="1">
+        <w:hyperlink r:id="rId33" w:history="1">
           <w:r>
             <w:rPr>
               <w:rStyle w:val="Hyperlink"/>
             </w:rPr>
-            <w:t>profiel</w:t>
+            <w:t>profie</w:t>
           </w:r>
         </w:hyperlink>
       </w:r>
@@ -6136,25 +6134,13 @@
           <w:i w:val="0"/>
           <w:color w:val="0000FF"/>
           <w:sz w:val="24"/>
-          <w:u w:val="single"/>
-        </w:rPr>
-        <w:t>-</w:t>
-      </w:r>
-      <w:r>
-        <w:rPr>
-          <w:rFonts w:ascii="Charis SIL Regular" w:hAnsi="Charis SIL Regular" w:eastAsia="Charis SIL Regular"/>
-          <w:b w:val="0"/>
-          <w:i w:val="0"/>
-          <w:color w:val="0000FF"/>
-          <w:sz w:val="24"/>
-          <w:u w:val="single"/>
-        </w:rPr>
-        <w:hyperlink r:id="rId32" w:history="1">
+        </w:rPr>
+        <w:hyperlink r:id="rId33" w:history="1">
           <w:r>
             <w:rPr>
               <w:rStyle w:val="Hyperlink"/>
             </w:rPr>
-            <w:t>als</w:t>
+            <w:t>l</w:t>
           </w:r>
         </w:hyperlink>
       </w:r>
@@ -6177,7 +6163,25 @@
           <w:sz w:val="24"/>
           <w:u w:val="single"/>
         </w:rPr>
-        <w:hyperlink r:id="rId32" w:history="1">
+        <w:hyperlink r:id="rId33" w:history="1">
+          <w:r>
+            <w:rPr>
+              <w:rStyle w:val="Hyperlink"/>
+            </w:rPr>
+            <w:t>als-</w:t>
+          </w:r>
+        </w:hyperlink>
+      </w:r>
+      <w:r>
+        <w:rPr>
+          <w:rFonts w:ascii="Charis SIL Regular" w:hAnsi="Charis SIL Regular" w:eastAsia="Charis SIL Regular"/>
+          <w:b w:val="0"/>
+          <w:i w:val="0"/>
+          <w:color w:val="0000FF"/>
+          <w:sz w:val="24"/>
+          <w:u w:val="single"/>
+        </w:rPr>
+        <w:hyperlink r:id="rId33" w:history="1">
           <w:r>
             <w:rPr>
               <w:rStyle w:val="Hyperlink"/>
@@ -6195,7 +6199,7 @@
           <w:sz w:val="24"/>
           <w:u w:val="single"/>
         </w:rPr>
-        <w:hyperlink r:id="rId32" w:history="1">
+        <w:hyperlink r:id="rId33" w:history="1">
           <w:r>
             <w:rPr>
               <w:rStyle w:val="Hyperlink"/>
@@ -6213,7 +6217,7 @@
           <w:sz w:val="24"/>
           <w:u w:val="single"/>
         </w:rPr>
-        <w:hyperlink r:id="rId32" w:history="1">
+        <w:hyperlink r:id="rId33" w:history="1">
           <w:r>
             <w:rPr>
               <w:rStyle w:val="Hyperlink"/>
@@ -6231,7 +6235,7 @@
           <w:sz w:val="24"/>
           <w:u w:val="single"/>
         </w:rPr>
-        <w:hyperlink r:id="rId32" w:history="1">
+        <w:hyperlink r:id="rId33" w:history="1">
           <w:r>
             <w:rPr>
               <w:rStyle w:val="Hyperlink"/>
@@ -6362,7 +6366,7 @@
           <w:sz w:val="24"/>
           <w:u w:val="single"/>
         </w:rPr>
-        <w:hyperlink r:id="rId33" w:history="1">
+        <w:hyperlink r:id="rId34" w:history="1">
           <w:r>
             <w:rPr>
               <w:rStyle w:val="Hyperlink"/>
@@ -6391,7 +6395,7 @@
           <w:sz w:val="24"/>
           <w:u w:val="single"/>
         </w:rPr>
-        <w:hyperlink r:id="rId33" w:history="1">
+        <w:hyperlink r:id="rId34" w:history="1">
           <w:r>
             <w:rPr>
               <w:rStyle w:val="Hyperlink"/>
@@ -6419,7 +6423,7 @@
           <w:sz w:val="24"/>
           <w:u w:val="single"/>
         </w:rPr>
-        <w:hyperlink r:id="rId34" w:history="1">
+        <w:hyperlink r:id="rId35" w:history="1">
           <w:r>
             <w:rPr>
               <w:rStyle w:val="Hyperlink"/>
@@ -6448,7 +6452,7 @@
           <w:sz w:val="24"/>
           <w:u w:val="single"/>
         </w:rPr>
-        <w:hyperlink r:id="rId34" w:history="1">
+        <w:hyperlink r:id="rId35" w:history="1">
           <w:r>
             <w:rPr>
               <w:rStyle w:val="Hyperlink"/>

--- a/EXPORTS/DOCX/published/niveau2/Dutch/Ghana.docx
+++ b/EXPORTS/DOCX/published/niveau2/Dutch/Ghana.docx
@@ -1248,15 +1248,9 @@
           <w:i w:val="0"/>
           <w:color w:val="0000FF"/>
           <w:sz w:val="24"/>
-        </w:rPr>
-        <w:hyperlink r:id="rId14" w:history="1">
-          <w:r>
-            <w:rPr>
-              <w:rStyle w:val="Hyperlink"/>
-            </w:rPr>
-            <w:t>r</w:t>
-          </w:r>
-        </w:hyperlink>
+          <w:u w:val="single"/>
+        </w:rPr>
+        <w:t>r</w:t>
       </w:r>
       <w:r>
         <w:rPr>
@@ -1320,29 +1314,13 @@
             <w:rPr>
               <w:rStyle w:val="Hyperlink"/>
             </w:rPr>
-            <w:t>ffing va</w:t>
+            <w:t xml:space="preserve">ffing van </w:t>
           </w:r>
         </w:hyperlink>
       </w:r>
       <w:r>
         <w:rPr>
-          <w:rFonts w:ascii="Charis SIL Regular" w:hAnsi="Charis SIL Regular" w:eastAsia="Charis SIL Regular"/>
-          <w:b w:val="0"/>
-          <w:i w:val="0"/>
-          <w:color w:val="000000"/>
-          <w:sz w:val="24"/>
-        </w:rPr>
-        <w:hyperlink r:id="rId14" w:history="1">
-          <w:r>
-            <w:rPr>
-              <w:rStyle w:val="Hyperlink"/>
-            </w:rPr>
-            <w:t xml:space="preserve">n </w:t>
-          </w:r>
-        </w:hyperlink>
-      </w:r>
-      <w:r>
-        <w:rPr>
+          <w:u w:val="single" w:color="0000ff"/>
           <w:rFonts w:ascii="Charis SIL Regular" w:hAnsi="Charis SIL Regular" w:eastAsia="Charis SIL Regular"/>
           <w:b w:val="0"/>
           <w:i w:val="0"/>
@@ -1401,9 +1379,19 @@
             <w:rPr>
               <w:rStyle w:val="Hyperlink"/>
             </w:rPr>
-            <w:t xml:space="preserve">inet in de </w:t>
+            <w:t xml:space="preserve">inet in </w:t>
           </w:r>
         </w:hyperlink>
+      </w:r>
+      <w:r>
+        <w:rPr>
+          <w:rFonts w:ascii="Charis SIL Regular" w:hAnsi="Charis SIL Regular" w:eastAsia="Charis SIL Regular"/>
+          <w:b w:val="0"/>
+          <w:i w:val="0"/>
+          <w:color w:val="000000"/>
+          <w:sz w:val="24"/>
+        </w:rPr>
+        <w:t xml:space="preserve">de </w:t>
       </w:r>
       <w:r>
         <w:rPr>
@@ -1850,6 +1838,7 @@
           <w:i w:val="0"/>
           <w:color w:val="0000FF"/>
           <w:sz w:val="24"/>
+          <w:u w:val="single"/>
         </w:rPr>
         <w:hyperlink r:id="rId17" w:history="1">
           <w:r>
@@ -1869,7 +1858,7 @@
           <w:sz w:val="24"/>
           <w:u w:val="single"/>
         </w:rPr>
-        <w:hyperlink r:id="rId16" w:history="1">
+        <w:hyperlink r:id="rId17" w:history="1">
           <w:r>
             <w:rPr>
               <w:rStyle w:val="Hyperlink"/>
@@ -1887,7 +1876,7 @@
           <w:sz w:val="24"/>
           <w:u w:val="single"/>
         </w:rPr>
-        <w:hyperlink r:id="rId16" w:history="1">
+        <w:hyperlink r:id="rId17" w:history="1">
           <w:r>
             <w:rPr>
               <w:rStyle w:val="Hyperlink"/>
@@ -1905,7 +1894,7 @@
           <w:sz w:val="24"/>
           <w:u w:val="single"/>
         </w:rPr>
-        <w:hyperlink r:id="rId16" w:history="1">
+        <w:hyperlink r:id="rId17" w:history="1">
           <w:r>
             <w:rPr>
               <w:rStyle w:val="Hyperlink"/>
@@ -4505,7 +4494,7 @@
           <w:sz w:val="24"/>
           <w:u w:val="single"/>
         </w:rPr>
-        <w:hyperlink r:id="rId23" w:history="1">
+        <w:hyperlink r:id="rId24" w:history="1">
           <w:r>
             <w:rPr>
               <w:rStyle w:val="Hyperlink"/>
@@ -4523,7 +4512,7 @@
           <w:sz w:val="24"/>
           <w:u w:val="single"/>
         </w:rPr>
-        <w:hyperlink r:id="rId23" w:history="1">
+        <w:hyperlink r:id="rId24" w:history="1">
           <w:r>
             <w:rPr>
               <w:rStyle w:val="Hyperlink"/>
@@ -4552,6 +4541,7 @@
       </w:r>
       <w:r>
         <w:rPr>
+          <w:u w:val="single" w:color="0000ff"/>
           <w:rFonts w:ascii="Charis SIL Regular" w:hAnsi="Charis SIL Regular" w:eastAsia="Charis SIL Regular"/>
           <w:b w:val="0"/>
           <w:i w:val="0"/>
@@ -4569,7 +4559,7 @@
           <w:sz w:val="24"/>
           <w:u w:val="single"/>
         </w:rPr>
-        <w:hyperlink r:id="rId23" w:history="1">
+        <w:hyperlink r:id="rId25" w:history="1">
           <w:r>
             <w:rPr>
               <w:rStyle w:val="Hyperlink"/>
@@ -4587,7 +4577,7 @@
           <w:sz w:val="24"/>
           <w:u w:val="single"/>
         </w:rPr>
-        <w:hyperlink r:id="rId23" w:history="1">
+        <w:hyperlink r:id="rId25" w:history="1">
           <w:r>
             <w:rPr>
               <w:rStyle w:val="Hyperlink"/>
@@ -5016,56 +5006,13 @@
           <w:i w:val="0"/>
           <w:color w:val="0000FF"/>
           <w:sz w:val="24"/>
-          <w:u w:val="single"/>
-        </w:rPr>
-        <w:t>i</w:t>
-      </w:r>
-      <w:r>
-        <w:rPr>
-          <w:rFonts w:ascii="Charis SIL Regular" w:hAnsi="Charis SIL Regular" w:eastAsia="Charis SIL Regular"/>
-          <w:b w:val="0"/>
-          <w:i w:val="0"/>
-          <w:color w:val="0000FF"/>
-          <w:sz w:val="24"/>
-          <w:u w:val="single"/>
-        </w:rPr>
-        <w:t>l</w:t>
-      </w:r>
-      <w:r>
-        <w:rPr>
-          <w:rFonts w:ascii="Charis SIL Regular" w:hAnsi="Charis SIL Regular" w:eastAsia="Charis SIL Regular"/>
-          <w:b w:val="0"/>
-          <w:i w:val="0"/>
-          <w:color w:val="0000FF"/>
-          <w:sz w:val="24"/>
-        </w:rPr>
-        <w:t>e</w:t>
-      </w:r>
-      <w:r>
-        <w:rPr>
-          <w:rFonts w:ascii="Charis SIL Regular" w:hAnsi="Charis SIL Regular" w:eastAsia="Charis SIL Regular"/>
-          <w:b w:val="0"/>
-          <w:i w:val="0"/>
-          <w:color w:val="000000"/>
-          <w:sz w:val="24"/>
-        </w:rPr>
-        <w:t xml:space="preserve">, </w:t>
-      </w:r>
-      <w:r>
-        <w:rPr>
-          <w:rFonts w:ascii="Charis SIL Regular" w:hAnsi="Charis SIL Regular" w:eastAsia="Charis SIL Regular"/>
-          <w:b w:val="0"/>
-          <w:i w:val="0"/>
-          <w:color w:val="0000FF"/>
-          <w:sz w:val="24"/>
-          <w:u w:val="single"/>
         </w:rPr>
         <w:hyperlink r:id="rId19" w:history="1">
           <w:r>
             <w:rPr>
               <w:rStyle w:val="Hyperlink"/>
             </w:rPr>
-            <w:t>ISB</w:t>
+            <w:t>i</w:t>
           </w:r>
         </w:hyperlink>
       </w:r>
@@ -5076,14 +5023,13 @@
           <w:i w:val="0"/>
           <w:color w:val="0000FF"/>
           <w:sz w:val="24"/>
-          <w:u w:val="single"/>
         </w:rPr>
         <w:hyperlink r:id="rId19" w:history="1">
           <w:r>
             <w:rPr>
               <w:rStyle w:val="Hyperlink"/>
             </w:rPr>
-            <w:t>N</w:t>
+            <w:t>l</w:t>
           </w:r>
         </w:hyperlink>
       </w:r>
@@ -5094,31 +5040,11 @@
           <w:i w:val="0"/>
           <w:color w:val="0000FF"/>
           <w:sz w:val="24"/>
-          <w:u w:val="single"/>
-        </w:rPr>
-        <w:t xml:space="preserve"> </w:t>
-      </w:r>
-      <w:r>
-        <w:rPr>
-          <w:rFonts w:ascii="Charis SIL Regular" w:hAnsi="Charis SIL Regular" w:eastAsia="Charis SIL Regular"/>
-          <w:b w:val="0"/>
-          <w:i w:val="0"/>
-          <w:color w:val="0000FF"/>
-          <w:sz w:val="24"/>
-          <w:u w:val="single"/>
-        </w:rPr>
-        <w:hyperlink r:id="rId19" w:history="1">
-          <w:r>
-            <w:rPr>
-              <w:rStyle w:val="Hyperlink"/>
-            </w:rPr>
-            <w:t>978-90-04-15850-4</w:t>
-          </w:r>
-        </w:hyperlink>
-      </w:r>
-      <w:r>
-        <w:rPr>
-          <w:u w:val="single" w:color="0000ff"/>
+        </w:rPr>
+        <w:t>e</w:t>
+      </w:r>
+      <w:r>
+        <w:rPr>
           <w:rFonts w:ascii="Charis SIL Regular" w:hAnsi="Charis SIL Regular" w:eastAsia="Charis SIL Regular"/>
           <w:b w:val="0"/>
           <w:i w:val="0"/>
@@ -5143,6 +5069,89 @@
           <w:sz w:val="24"/>
           <w:u w:val="single"/>
         </w:rPr>
+        <w:hyperlink r:id="rId27" w:history="1">
+          <w:r>
+            <w:rPr>
+              <w:rStyle w:val="Hyperlink"/>
+            </w:rPr>
+            <w:t>ISB</w:t>
+          </w:r>
+        </w:hyperlink>
+      </w:r>
+      <w:r>
+        <w:rPr>
+          <w:rFonts w:ascii="Charis SIL Regular" w:hAnsi="Charis SIL Regular" w:eastAsia="Charis SIL Regular"/>
+          <w:b w:val="0"/>
+          <w:i w:val="0"/>
+          <w:color w:val="0000FF"/>
+          <w:sz w:val="24"/>
+          <w:u w:val="single"/>
+        </w:rPr>
+        <w:hyperlink r:id="rId27" w:history="1">
+          <w:r>
+            <w:rPr>
+              <w:rStyle w:val="Hyperlink"/>
+            </w:rPr>
+            <w:t>N</w:t>
+          </w:r>
+        </w:hyperlink>
+      </w:r>
+      <w:r>
+        <w:rPr>
+          <w:rFonts w:ascii="Charis SIL Regular" w:hAnsi="Charis SIL Regular" w:eastAsia="Charis SIL Regular"/>
+          <w:b w:val="0"/>
+          <w:i w:val="0"/>
+          <w:color w:val="0000FF"/>
+          <w:sz w:val="24"/>
+          <w:u w:val="single"/>
+        </w:rPr>
+        <w:t xml:space="preserve"> </w:t>
+      </w:r>
+      <w:r>
+        <w:rPr>
+          <w:rFonts w:ascii="Charis SIL Regular" w:hAnsi="Charis SIL Regular" w:eastAsia="Charis SIL Regular"/>
+          <w:b w:val="0"/>
+          <w:i w:val="0"/>
+          <w:color w:val="0000FF"/>
+          <w:sz w:val="24"/>
+          <w:u w:val="single"/>
+        </w:rPr>
+        <w:hyperlink r:id="rId27" w:history="1">
+          <w:r>
+            <w:rPr>
+              <w:rStyle w:val="Hyperlink"/>
+            </w:rPr>
+            <w:t>978-90-04-15850-4</w:t>
+          </w:r>
+        </w:hyperlink>
+      </w:r>
+      <w:r>
+        <w:rPr>
+          <w:u w:val="single" w:color="0000ff"/>
+          <w:rFonts w:ascii="Charis SIL Regular" w:hAnsi="Charis SIL Regular" w:eastAsia="Charis SIL Regular"/>
+          <w:b w:val="0"/>
+          <w:i w:val="0"/>
+          <w:color w:val="000000"/>
+          <w:sz w:val="24"/>
+        </w:rPr>
+        <w:hyperlink r:id="rId19" w:history="1">
+          <w:r>
+            <w:rPr>
+              <w:rStyle w:val="Hyperlink"/>
+            </w:rPr>
+            <w:t xml:space="preserve">, </w:t>
+          </w:r>
+        </w:hyperlink>
+      </w:r>
+      <w:r>
+        <w:rPr>
+          <w:rFonts w:ascii="Charis SIL Regular" w:hAnsi="Charis SIL Regular" w:eastAsia="Charis SIL Regular"/>
+          <w:b w:val="0"/>
+          <w:i w:val="0"/>
+          <w:color w:val="0000FF"/>
+          <w:sz w:val="24"/>
+          <w:u w:val="single"/>
+        </w:rPr>
         <w:hyperlink r:id="rId19" w:history="1">
           <w:r>
             <w:rPr>
@@ -5161,7 +5170,7 @@
           <w:sz w:val="24"/>
           <w:u w:val="single"/>
         </w:rPr>
-        <w:hyperlink r:id="rId19" w:history="1">
+        <w:hyperlink r:id="rId28" w:history="1">
           <w:r>
             <w:rPr>
               <w:rStyle w:val="Hyperlink"/>
@@ -5190,7 +5199,7 @@
           <w:sz w:val="24"/>
           <w:u w:val="single"/>
         </w:rPr>
-        <w:hyperlink r:id="rId27" w:history="1">
+        <w:hyperlink r:id="rId19" w:history="1">
           <w:r>
             <w:rPr>
               <w:rStyle w:val="Hyperlink"/>
@@ -5208,7 +5217,7 @@
           <w:sz w:val="24"/>
           <w:u w:val="single"/>
         </w:rPr>
-        <w:hyperlink r:id="rId27" w:history="1">
+        <w:hyperlink r:id="rId28" w:history="1">
           <w:r>
             <w:rPr>
               <w:rStyle w:val="Hyperlink"/>
@@ -5348,7 +5357,7 @@
           <w:sz w:val="24"/>
           <w:u w:val="single"/>
         </w:rPr>
-        <w:hyperlink r:id="rId28" w:history="1">
+        <w:hyperlink r:id="rId29" w:history="1">
           <w:r>
             <w:rPr>
               <w:rStyle w:val="Hyperlink"/>
@@ -5366,7 +5375,7 @@
           <w:sz w:val="24"/>
           <w:u w:val="single"/>
         </w:rPr>
-        <w:hyperlink r:id="rId28" w:history="1">
+        <w:hyperlink r:id="rId29" w:history="1">
           <w:r>
             <w:rPr>
               <w:rStyle w:val="Hyperlink"/>
@@ -5384,7 +5393,7 @@
           <w:sz w:val="24"/>
           <w:u w:val="single"/>
         </w:rPr>
-        <w:hyperlink r:id="rId28" w:history="1">
+        <w:hyperlink r:id="rId29" w:history="1">
           <w:r>
             <w:rPr>
               <w:rStyle w:val="Hyperlink"/>
@@ -5402,7 +5411,7 @@
           <w:sz w:val="24"/>
           <w:u w:val="single"/>
         </w:rPr>
-        <w:hyperlink r:id="rId28" w:history="1">
+        <w:hyperlink r:id="rId29" w:history="1">
           <w:r>
             <w:rPr>
               <w:rStyle w:val="Hyperlink"/>
@@ -5430,7 +5439,7 @@
           <w:sz w:val="24"/>
           <w:u w:val="single"/>
         </w:rPr>
-        <w:hyperlink r:id="rId29" w:history="1">
+        <w:hyperlink r:id="rId30" w:history="1">
           <w:r>
             <w:rPr>
               <w:rStyle w:val="Hyperlink"/>
@@ -5448,7 +5457,7 @@
           <w:sz w:val="24"/>
           <w:u w:val="single"/>
         </w:rPr>
-        <w:hyperlink r:id="rId28" w:history="1">
+        <w:hyperlink r:id="rId30" w:history="1">
           <w:r>
             <w:rPr>
               <w:rStyle w:val="Hyperlink"/>
@@ -5477,7 +5486,7 @@
           <w:sz w:val="24"/>
           <w:u w:val="single"/>
         </w:rPr>
-        <w:hyperlink r:id="rId28" w:history="1">
+        <w:hyperlink r:id="rId30" w:history="1">
           <w:r>
             <w:rPr>
               <w:rStyle w:val="Hyperlink"/>
@@ -5565,7 +5574,7 @@
           <w:sz w:val="24"/>
           <w:u w:val="single"/>
         </w:rPr>
-        <w:hyperlink r:id="rId30" w:history="1">
+        <w:hyperlink r:id="rId31" w:history="1">
           <w:r>
             <w:rPr>
               <w:rStyle w:val="Hyperlink"/>
@@ -5594,7 +5603,7 @@
           <w:sz w:val="24"/>
           <w:u w:val="single"/>
         </w:rPr>
-        <w:hyperlink r:id="rId30" w:history="1">
+        <w:hyperlink r:id="rId31" w:history="1">
           <w:r>
             <w:rPr>
               <w:rStyle w:val="Hyperlink"/>
@@ -5622,7 +5631,7 @@
           <w:sz w:val="24"/>
           <w:u w:val="single"/>
         </w:rPr>
-        <w:hyperlink r:id="rId31" w:history="1">
+        <w:hyperlink r:id="rId32" w:history="1">
           <w:r>
             <w:rPr>
               <w:rStyle w:val="Hyperlink"/>
@@ -5651,7 +5660,7 @@
           <w:sz w:val="24"/>
           <w:u w:val="single"/>
         </w:rPr>
-        <w:hyperlink r:id="rId31" w:history="1">
+        <w:hyperlink r:id="rId32" w:history="1">
           <w:r>
             <w:rPr>
               <w:rStyle w:val="Hyperlink"/>
@@ -5775,7 +5784,7 @@
           <w:sz w:val="24"/>
           <w:u w:val="single"/>
         </w:rPr>
-        <w:hyperlink r:id="rId32" w:history="1">
+        <w:hyperlink r:id="rId33" w:history="1">
           <w:r>
             <w:rPr>
               <w:rStyle w:val="Hyperlink"/>
@@ -5793,7 +5802,7 @@
           <w:sz w:val="24"/>
           <w:u w:val="single"/>
         </w:rPr>
-        <w:hyperlink r:id="rId32" w:history="1">
+        <w:hyperlink r:id="rId33" w:history="1">
           <w:r>
             <w:rPr>
               <w:rStyle w:val="Hyperlink"/>
@@ -5811,7 +5820,7 @@
           <w:sz w:val="24"/>
           <w:u w:val="single"/>
         </w:rPr>
-        <w:hyperlink r:id="rId32" w:history="1">
+        <w:hyperlink r:id="rId33" w:history="1">
           <w:r>
             <w:rPr>
               <w:rStyle w:val="Hyperlink"/>
@@ -5992,7 +6001,7 @@
           <w:sz w:val="24"/>
           <w:u w:val="single"/>
         </w:rPr>
-        <w:hyperlink r:id="rId33" w:history="1">
+        <w:hyperlink r:id="rId34" w:history="1">
           <w:r>
             <w:rPr>
               <w:rStyle w:val="Hyperlink"/>
@@ -6010,7 +6019,7 @@
           <w:sz w:val="24"/>
           <w:u w:val="single"/>
         </w:rPr>
-        <w:hyperlink r:id="rId33" w:history="1">
+        <w:hyperlink r:id="rId34" w:history="1">
           <w:r>
             <w:rPr>
               <w:rStyle w:val="Hyperlink"/>
@@ -6028,7 +6037,7 @@
           <w:sz w:val="24"/>
           <w:u w:val="single"/>
         </w:rPr>
-        <w:hyperlink r:id="rId33" w:history="1">
+        <w:hyperlink r:id="rId34" w:history="1">
           <w:r>
             <w:rPr>
               <w:rStyle w:val="Hyperlink"/>
@@ -6046,7 +6055,7 @@
           <w:sz w:val="24"/>
           <w:u w:val="single"/>
         </w:rPr>
-        <w:hyperlink r:id="rId33" w:history="1">
+        <w:hyperlink r:id="rId34" w:history="1">
           <w:r>
             <w:rPr>
               <w:rStyle w:val="Hyperlink"/>
@@ -6064,7 +6073,7 @@
           <w:sz w:val="24"/>
           <w:u w:val="single"/>
         </w:rPr>
-        <w:hyperlink r:id="rId33" w:history="1">
+        <w:hyperlink r:id="rId34" w:history="1">
           <w:r>
             <w:rPr>
               <w:rStyle w:val="Hyperlink"/>
@@ -6082,7 +6091,7 @@
           <w:sz w:val="24"/>
           <w:u w:val="single"/>
         </w:rPr>
-        <w:hyperlink r:id="rId33" w:history="1">
+        <w:hyperlink r:id="rId34" w:history="1">
           <w:r>
             <w:rPr>
               <w:rStyle w:val="Hyperlink"/>
@@ -6100,7 +6109,7 @@
           <w:sz w:val="24"/>
           <w:u w:val="single"/>
         </w:rPr>
-        <w:hyperlink r:id="rId33" w:history="1">
+        <w:hyperlink r:id="rId34" w:history="1">
           <w:r>
             <w:rPr>
               <w:rStyle w:val="Hyperlink"/>
@@ -6118,7 +6127,7 @@
           <w:sz w:val="24"/>
           <w:u w:val="single"/>
         </w:rPr>
-        <w:hyperlink r:id="rId33" w:history="1">
+        <w:hyperlink r:id="rId34" w:history="1">
           <w:r>
             <w:rPr>
               <w:rStyle w:val="Hyperlink"/>
@@ -6135,7 +6144,7 @@
           <w:color w:val="0000FF"/>
           <w:sz w:val="24"/>
         </w:rPr>
-        <w:hyperlink r:id="rId33" w:history="1">
+        <w:hyperlink r:id="rId34" w:history="1">
           <w:r>
             <w:rPr>
               <w:rStyle w:val="Hyperlink"/>
@@ -6163,7 +6172,7 @@
           <w:sz w:val="24"/>
           <w:u w:val="single"/>
         </w:rPr>
-        <w:hyperlink r:id="rId33" w:history="1">
+        <w:hyperlink r:id="rId34" w:history="1">
           <w:r>
             <w:rPr>
               <w:rStyle w:val="Hyperlink"/>
@@ -6181,7 +6190,7 @@
           <w:sz w:val="24"/>
           <w:u w:val="single"/>
         </w:rPr>
-        <w:hyperlink r:id="rId33" w:history="1">
+        <w:hyperlink r:id="rId34" w:history="1">
           <w:r>
             <w:rPr>
               <w:rStyle w:val="Hyperlink"/>
@@ -6199,7 +6208,7 @@
           <w:sz w:val="24"/>
           <w:u w:val="single"/>
         </w:rPr>
-        <w:hyperlink r:id="rId33" w:history="1">
+        <w:hyperlink r:id="rId34" w:history="1">
           <w:r>
             <w:rPr>
               <w:rStyle w:val="Hyperlink"/>
@@ -6217,7 +6226,7 @@
           <w:sz w:val="24"/>
           <w:u w:val="single"/>
         </w:rPr>
-        <w:hyperlink r:id="rId33" w:history="1">
+        <w:hyperlink r:id="rId34" w:history="1">
           <w:r>
             <w:rPr>
               <w:rStyle w:val="Hyperlink"/>
@@ -6235,7 +6244,7 @@
           <w:sz w:val="24"/>
           <w:u w:val="single"/>
         </w:rPr>
-        <w:hyperlink r:id="rId33" w:history="1">
+        <w:hyperlink r:id="rId34" w:history="1">
           <w:r>
             <w:rPr>
               <w:rStyle w:val="Hyperlink"/>
@@ -6366,7 +6375,7 @@
           <w:sz w:val="24"/>
           <w:u w:val="single"/>
         </w:rPr>
-        <w:hyperlink r:id="rId34" w:history="1">
+        <w:hyperlink r:id="rId35" w:history="1">
           <w:r>
             <w:rPr>
               <w:rStyle w:val="Hyperlink"/>
@@ -6395,7 +6404,7 @@
           <w:sz w:val="24"/>
           <w:u w:val="single"/>
         </w:rPr>
-        <w:hyperlink r:id="rId34" w:history="1">
+        <w:hyperlink r:id="rId35" w:history="1">
           <w:r>
             <w:rPr>
               <w:rStyle w:val="Hyperlink"/>
@@ -6423,7 +6432,7 @@
           <w:sz w:val="24"/>
           <w:u w:val="single"/>
         </w:rPr>
-        <w:hyperlink r:id="rId35" w:history="1">
+        <w:hyperlink r:id="rId36" w:history="1">
           <w:r>
             <w:rPr>
               <w:rStyle w:val="Hyperlink"/>
@@ -6452,7 +6461,7 @@
           <w:sz w:val="24"/>
           <w:u w:val="single"/>
         </w:rPr>
-        <w:hyperlink r:id="rId35" w:history="1">
+        <w:hyperlink r:id="rId36" w:history="1">
           <w:r>
             <w:rPr>
               <w:rStyle w:val="Hyperlink"/>

--- a/EXPORTS/DOCX/published/niveau2/Dutch/Ghana.docx
+++ b/EXPORTS/DOCX/published/niveau2/Dutch/Ghana.docx
@@ -598,25 +598,7 @@
           <w:color w:val="000000"/>
           <w:sz w:val="24"/>
         </w:rPr>
-        <w:hyperlink r:id="rId10" w:history="1">
-          <w:r>
-            <w:rPr>
-              <w:rStyle w:val="Hyperlink"/>
-            </w:rPr>
-            <w:t xml:space="preserve">n van de </w:t>
-          </w:r>
-        </w:hyperlink>
-      </w:r>
-      <w:r>
-        <w:rPr>
-          <w:u w:val="single" w:color="0000ff"/>
-          <w:rFonts w:ascii="Charis SIL Regular" w:hAnsi="Charis SIL Regular" w:eastAsia="Charis SIL Regular"/>
-          <w:b w:val="0"/>
-          <w:i w:val="0"/>
-          <w:color w:val="000000"/>
-          <w:sz w:val="24"/>
-        </w:rPr>
-        <w:t>W</w:t>
+        <w:t>n van de W</w:t>
       </w:r>
       <w:r>
         <w:rPr>
@@ -3569,7 +3551,7 @@
           <w:sz w:val="24"/>
           <w:u w:val="single"/>
         </w:rPr>
-        <w:hyperlink r:id="rId21" w:history="1">
+        <w:hyperlink r:id="rId22" w:history="1">
           <w:r>
             <w:rPr>
               <w:rStyle w:val="Hyperlink"/>
@@ -4512,7 +4494,7 @@
           <w:sz w:val="24"/>
           <w:u w:val="single"/>
         </w:rPr>
-        <w:hyperlink r:id="rId24" w:history="1">
+        <w:hyperlink r:id="rId23" w:history="1">
           <w:r>
             <w:rPr>
               <w:rStyle w:val="Hyperlink"/>
@@ -4541,7 +4523,6 @@
       </w:r>
       <w:r>
         <w:rPr>
-          <w:u w:val="single" w:color="0000ff"/>
           <w:rFonts w:ascii="Charis SIL Regular" w:hAnsi="Charis SIL Regular" w:eastAsia="Charis SIL Regular"/>
           <w:b w:val="0"/>
           <w:i w:val="0"/>
@@ -4559,7 +4540,7 @@
           <w:sz w:val="24"/>
           <w:u w:val="single"/>
         </w:rPr>
-        <w:hyperlink r:id="rId25" w:history="1">
+        <w:hyperlink r:id="rId23" w:history="1">
           <w:r>
             <w:rPr>
               <w:rStyle w:val="Hyperlink"/>
@@ -4577,7 +4558,7 @@
           <w:sz w:val="24"/>
           <w:u w:val="single"/>
         </w:rPr>
-        <w:hyperlink r:id="rId25" w:history="1">
+        <w:hyperlink r:id="rId23" w:history="1">
           <w:r>
             <w:rPr>
               <w:rStyle w:val="Hyperlink"/>
@@ -4606,7 +4587,7 @@
           <w:sz w:val="24"/>
           <w:u w:val="single"/>
         </w:rPr>
-        <w:hyperlink r:id="rId25" w:history="1">
+        <w:hyperlink r:id="rId23" w:history="1">
           <w:r>
             <w:rPr>
               <w:rStyle w:val="Hyperlink"/>
@@ -4684,7 +4665,7 @@
           <w:sz w:val="24"/>
           <w:u w:val="single"/>
         </w:rPr>
-        <w:hyperlink r:id="rId26" w:history="1">
+        <w:hyperlink r:id="rId25" w:history="1">
           <w:r>
             <w:rPr>
               <w:rStyle w:val="Hyperlink"/>
@@ -4702,7 +4683,7 @@
           <w:sz w:val="24"/>
           <w:u w:val="single"/>
         </w:rPr>
-        <w:hyperlink r:id="rId26" w:history="1">
+        <w:hyperlink r:id="rId25" w:history="1">
           <w:r>
             <w:rPr>
               <w:rStyle w:val="Hyperlink"/>
@@ -4720,7 +4701,7 @@
           <w:sz w:val="24"/>
           <w:u w:val="single"/>
         </w:rPr>
-        <w:hyperlink r:id="rId26" w:history="1">
+        <w:hyperlink r:id="rId25" w:history="1">
           <w:r>
             <w:rPr>
               <w:rStyle w:val="Hyperlink"/>
@@ -4738,7 +4719,7 @@
           <w:sz w:val="24"/>
           <w:u w:val="single"/>
         </w:rPr>
-        <w:hyperlink r:id="rId26" w:history="1">
+        <w:hyperlink r:id="rId25" w:history="1">
           <w:r>
             <w:rPr>
               <w:rStyle w:val="Hyperlink"/>
@@ -4756,7 +4737,7 @@
           <w:sz w:val="24"/>
           <w:u w:val="single"/>
         </w:rPr>
-        <w:hyperlink r:id="rId26" w:history="1">
+        <w:hyperlink r:id="rId25" w:history="1">
           <w:r>
             <w:rPr>
               <w:rStyle w:val="Hyperlink"/>
@@ -4774,7 +4755,7 @@
           <w:sz w:val="24"/>
           <w:u w:val="single"/>
         </w:rPr>
-        <w:hyperlink r:id="rId26" w:history="1">
+        <w:hyperlink r:id="rId25" w:history="1">
           <w:r>
             <w:rPr>
               <w:rStyle w:val="Hyperlink"/>
@@ -4790,16 +4771,8 @@
           <w:i w:val="0"/>
           <w:color w:val="0000FF"/>
           <w:sz w:val="24"/>
-          <w:u w:val="single"/>
-        </w:rPr>
-        <w:hyperlink r:id="rId26" w:history="1">
-          <w:r>
-            <w:rPr>
-              <w:rStyle w:val="Hyperlink"/>
-            </w:rPr>
-            <w:t>page/31</w:t>
-          </w:r>
-        </w:hyperlink>
+        </w:rPr>
+        <w:t>page/31</w:t>
       </w:r>
     </w:p>
     <w:p>
@@ -5006,15 +4979,9 @@
           <w:i w:val="0"/>
           <w:color w:val="0000FF"/>
           <w:sz w:val="24"/>
-        </w:rPr>
-        <w:hyperlink r:id="rId19" w:history="1">
-          <w:r>
-            <w:rPr>
-              <w:rStyle w:val="Hyperlink"/>
-            </w:rPr>
-            <w:t>i</w:t>
-          </w:r>
-        </w:hyperlink>
+          <w:u w:val="single"/>
+        </w:rPr>
+        <w:t>i</w:t>
       </w:r>
       <w:r>
         <w:rPr>
@@ -5023,15 +4990,9 @@
           <w:i w:val="0"/>
           <w:color w:val="0000FF"/>
           <w:sz w:val="24"/>
-        </w:rPr>
-        <w:hyperlink r:id="rId19" w:history="1">
-          <w:r>
-            <w:rPr>
-              <w:rStyle w:val="Hyperlink"/>
-            </w:rPr>
-            <w:t>l</w:t>
-          </w:r>
-        </w:hyperlink>
+          <w:u w:val="single"/>
+        </w:rPr>
+        <w:t>l</w:t>
       </w:r>
       <w:r>
         <w:rPr>
@@ -5051,14 +5012,7 @@
           <w:color w:val="000000"/>
           <w:sz w:val="24"/>
         </w:rPr>
-        <w:hyperlink r:id="rId19" w:history="1">
-          <w:r>
-            <w:rPr>
-              <w:rStyle w:val="Hyperlink"/>
-            </w:rPr>
-            <w:t xml:space="preserve">, </w:t>
-          </w:r>
-        </w:hyperlink>
+        <w:t xml:space="preserve">, </w:t>
       </w:r>
       <w:r>
         <w:rPr>
@@ -5069,7 +5023,7 @@
           <w:sz w:val="24"/>
           <w:u w:val="single"/>
         </w:rPr>
-        <w:hyperlink r:id="rId27" w:history="1">
+        <w:hyperlink r:id="rId26" w:history="1">
           <w:r>
             <w:rPr>
               <w:rStyle w:val="Hyperlink"/>
@@ -5087,7 +5041,7 @@
           <w:sz w:val="24"/>
           <w:u w:val="single"/>
         </w:rPr>
-        <w:hyperlink r:id="rId27" w:history="1">
+        <w:hyperlink r:id="rId26" w:history="1">
           <w:r>
             <w:rPr>
               <w:rStyle w:val="Hyperlink"/>
@@ -5116,7 +5070,7 @@
           <w:sz w:val="24"/>
           <w:u w:val="single"/>
         </w:rPr>
-        <w:hyperlink r:id="rId27" w:history="1">
+        <w:hyperlink r:id="rId26" w:history="1">
           <w:r>
             <w:rPr>
               <w:rStyle w:val="Hyperlink"/>
@@ -5134,14 +5088,7 @@
           <w:color w:val="000000"/>
           <w:sz w:val="24"/>
         </w:rPr>
-        <w:hyperlink r:id="rId19" w:history="1">
-          <w:r>
-            <w:rPr>
-              <w:rStyle w:val="Hyperlink"/>
-            </w:rPr>
-            <w:t xml:space="preserve">, </w:t>
-          </w:r>
-        </w:hyperlink>
+        <w:t xml:space="preserve">, </w:t>
       </w:r>
       <w:r>
         <w:rPr>
@@ -5152,7 +5099,7 @@
           <w:sz w:val="24"/>
           <w:u w:val="single"/>
         </w:rPr>
-        <w:hyperlink r:id="rId19" w:history="1">
+        <w:hyperlink r:id="rId27" w:history="1">
           <w:r>
             <w:rPr>
               <w:rStyle w:val="Hyperlink"/>
@@ -5170,7 +5117,7 @@
           <w:sz w:val="24"/>
           <w:u w:val="single"/>
         </w:rPr>
-        <w:hyperlink r:id="rId28" w:history="1">
+        <w:hyperlink r:id="rId19" w:history="1">
           <w:r>
             <w:rPr>
               <w:rStyle w:val="Hyperlink"/>
@@ -5217,7 +5164,7 @@
           <w:sz w:val="24"/>
           <w:u w:val="single"/>
         </w:rPr>
-        <w:hyperlink r:id="rId28" w:history="1">
+        <w:hyperlink r:id="rId19" w:history="1">
           <w:r>
             <w:rPr>
               <w:rStyle w:val="Hyperlink"/>
@@ -5357,7 +5304,7 @@
           <w:sz w:val="24"/>
           <w:u w:val="single"/>
         </w:rPr>
-        <w:hyperlink r:id="rId29" w:history="1">
+        <w:hyperlink r:id="rId28" w:history="1">
           <w:r>
             <w:rPr>
               <w:rStyle w:val="Hyperlink"/>
@@ -5375,7 +5322,7 @@
           <w:sz w:val="24"/>
           <w:u w:val="single"/>
         </w:rPr>
-        <w:hyperlink r:id="rId29" w:history="1">
+        <w:hyperlink r:id="rId28" w:history="1">
           <w:r>
             <w:rPr>
               <w:rStyle w:val="Hyperlink"/>
@@ -5393,7 +5340,7 @@
           <w:sz w:val="24"/>
           <w:u w:val="single"/>
         </w:rPr>
-        <w:hyperlink r:id="rId29" w:history="1">
+        <w:hyperlink r:id="rId28" w:history="1">
           <w:r>
             <w:rPr>
               <w:rStyle w:val="Hyperlink"/>
@@ -5411,7 +5358,7 @@
           <w:sz w:val="24"/>
           <w:u w:val="single"/>
         </w:rPr>
-        <w:hyperlink r:id="rId29" w:history="1">
+        <w:hyperlink r:id="rId28" w:history="1">
           <w:r>
             <w:rPr>
               <w:rStyle w:val="Hyperlink"/>
@@ -5439,7 +5386,7 @@
           <w:sz w:val="24"/>
           <w:u w:val="single"/>
         </w:rPr>
-        <w:hyperlink r:id="rId30" w:history="1">
+        <w:hyperlink r:id="rId29" w:history="1">
           <w:r>
             <w:rPr>
               <w:rStyle w:val="Hyperlink"/>
@@ -5457,7 +5404,7 @@
           <w:sz w:val="24"/>
           <w:u w:val="single"/>
         </w:rPr>
-        <w:hyperlink r:id="rId30" w:history="1">
+        <w:hyperlink r:id="rId29" w:history="1">
           <w:r>
             <w:rPr>
               <w:rStyle w:val="Hyperlink"/>
@@ -5486,7 +5433,7 @@
           <w:sz w:val="24"/>
           <w:u w:val="single"/>
         </w:rPr>
-        <w:hyperlink r:id="rId30" w:history="1">
+        <w:hyperlink r:id="rId29" w:history="1">
           <w:r>
             <w:rPr>
               <w:rStyle w:val="Hyperlink"/>
@@ -5574,7 +5521,7 @@
           <w:sz w:val="24"/>
           <w:u w:val="single"/>
         </w:rPr>
-        <w:hyperlink r:id="rId31" w:history="1">
+        <w:hyperlink r:id="rId30" w:history="1">
           <w:r>
             <w:rPr>
               <w:rStyle w:val="Hyperlink"/>
@@ -5603,7 +5550,7 @@
           <w:sz w:val="24"/>
           <w:u w:val="single"/>
         </w:rPr>
-        <w:hyperlink r:id="rId31" w:history="1">
+        <w:hyperlink r:id="rId30" w:history="1">
           <w:r>
             <w:rPr>
               <w:rStyle w:val="Hyperlink"/>
@@ -5631,7 +5578,7 @@
           <w:sz w:val="24"/>
           <w:u w:val="single"/>
         </w:rPr>
-        <w:hyperlink r:id="rId32" w:history="1">
+        <w:hyperlink r:id="rId31" w:history="1">
           <w:r>
             <w:rPr>
               <w:rStyle w:val="Hyperlink"/>
@@ -5660,7 +5607,7 @@
           <w:sz w:val="24"/>
           <w:u w:val="single"/>
         </w:rPr>
-        <w:hyperlink r:id="rId32" w:history="1">
+        <w:hyperlink r:id="rId31" w:history="1">
           <w:r>
             <w:rPr>
               <w:rStyle w:val="Hyperlink"/>
@@ -5784,7 +5731,7 @@
           <w:sz w:val="24"/>
           <w:u w:val="single"/>
         </w:rPr>
-        <w:hyperlink r:id="rId33" w:history="1">
+        <w:hyperlink r:id="rId32" w:history="1">
           <w:r>
             <w:rPr>
               <w:rStyle w:val="Hyperlink"/>
@@ -5802,7 +5749,7 @@
           <w:sz w:val="24"/>
           <w:u w:val="single"/>
         </w:rPr>
-        <w:hyperlink r:id="rId33" w:history="1">
+        <w:hyperlink r:id="rId32" w:history="1">
           <w:r>
             <w:rPr>
               <w:rStyle w:val="Hyperlink"/>
@@ -5820,7 +5767,7 @@
           <w:sz w:val="24"/>
           <w:u w:val="single"/>
         </w:rPr>
-        <w:hyperlink r:id="rId33" w:history="1">
+        <w:hyperlink r:id="rId32" w:history="1">
           <w:r>
             <w:rPr>
               <w:rStyle w:val="Hyperlink"/>
@@ -6001,7 +5948,7 @@
           <w:sz w:val="24"/>
           <w:u w:val="single"/>
         </w:rPr>
-        <w:hyperlink r:id="rId34" w:history="1">
+        <w:hyperlink r:id="rId33" w:history="1">
           <w:r>
             <w:rPr>
               <w:rStyle w:val="Hyperlink"/>
@@ -6019,7 +5966,7 @@
           <w:sz w:val="24"/>
           <w:u w:val="single"/>
         </w:rPr>
-        <w:hyperlink r:id="rId34" w:history="1">
+        <w:hyperlink r:id="rId33" w:history="1">
           <w:r>
             <w:rPr>
               <w:rStyle w:val="Hyperlink"/>
@@ -6037,7 +5984,7 @@
           <w:sz w:val="24"/>
           <w:u w:val="single"/>
         </w:rPr>
-        <w:hyperlink r:id="rId34" w:history="1">
+        <w:hyperlink r:id="rId33" w:history="1">
           <w:r>
             <w:rPr>
               <w:rStyle w:val="Hyperlink"/>
@@ -6055,7 +6002,7 @@
           <w:sz w:val="24"/>
           <w:u w:val="single"/>
         </w:rPr>
-        <w:hyperlink r:id="rId34" w:history="1">
+        <w:hyperlink r:id="rId33" w:history="1">
           <w:r>
             <w:rPr>
               <w:rStyle w:val="Hyperlink"/>
@@ -6073,7 +6020,7 @@
           <w:sz w:val="24"/>
           <w:u w:val="single"/>
         </w:rPr>
-        <w:hyperlink r:id="rId34" w:history="1">
+        <w:hyperlink r:id="rId33" w:history="1">
           <w:r>
             <w:rPr>
               <w:rStyle w:val="Hyperlink"/>
@@ -6091,7 +6038,7 @@
           <w:sz w:val="24"/>
           <w:u w:val="single"/>
         </w:rPr>
-        <w:hyperlink r:id="rId34" w:history="1">
+        <w:hyperlink r:id="rId33" w:history="1">
           <w:r>
             <w:rPr>
               <w:rStyle w:val="Hyperlink"/>
@@ -6109,7 +6056,7 @@
           <w:sz w:val="24"/>
           <w:u w:val="single"/>
         </w:rPr>
-        <w:hyperlink r:id="rId34" w:history="1">
+        <w:hyperlink r:id="rId33" w:history="1">
           <w:r>
             <w:rPr>
               <w:rStyle w:val="Hyperlink"/>
@@ -6127,7 +6074,7 @@
           <w:sz w:val="24"/>
           <w:u w:val="single"/>
         </w:rPr>
-        <w:hyperlink r:id="rId34" w:history="1">
+        <w:hyperlink r:id="rId33" w:history="1">
           <w:r>
             <w:rPr>
               <w:rStyle w:val="Hyperlink"/>
@@ -6144,7 +6091,7 @@
           <w:color w:val="0000FF"/>
           <w:sz w:val="24"/>
         </w:rPr>
-        <w:hyperlink r:id="rId34" w:history="1">
+        <w:hyperlink r:id="rId33" w:history="1">
           <w:r>
             <w:rPr>
               <w:rStyle w:val="Hyperlink"/>
@@ -6172,7 +6119,7 @@
           <w:sz w:val="24"/>
           <w:u w:val="single"/>
         </w:rPr>
-        <w:hyperlink r:id="rId34" w:history="1">
+        <w:hyperlink r:id="rId33" w:history="1">
           <w:r>
             <w:rPr>
               <w:rStyle w:val="Hyperlink"/>
@@ -6190,7 +6137,7 @@
           <w:sz w:val="24"/>
           <w:u w:val="single"/>
         </w:rPr>
-        <w:hyperlink r:id="rId34" w:history="1">
+        <w:hyperlink r:id="rId33" w:history="1">
           <w:r>
             <w:rPr>
               <w:rStyle w:val="Hyperlink"/>
@@ -6208,7 +6155,7 @@
           <w:sz w:val="24"/>
           <w:u w:val="single"/>
         </w:rPr>
-        <w:hyperlink r:id="rId34" w:history="1">
+        <w:hyperlink r:id="rId33" w:history="1">
           <w:r>
             <w:rPr>
               <w:rStyle w:val="Hyperlink"/>
@@ -6226,7 +6173,7 @@
           <w:sz w:val="24"/>
           <w:u w:val="single"/>
         </w:rPr>
-        <w:hyperlink r:id="rId34" w:history="1">
+        <w:hyperlink r:id="rId33" w:history="1">
           <w:r>
             <w:rPr>
               <w:rStyle w:val="Hyperlink"/>
@@ -6244,7 +6191,7 @@
           <w:sz w:val="24"/>
           <w:u w:val="single"/>
         </w:rPr>
-        <w:hyperlink r:id="rId34" w:history="1">
+        <w:hyperlink r:id="rId33" w:history="1">
           <w:r>
             <w:rPr>
               <w:rStyle w:val="Hyperlink"/>
@@ -6375,7 +6322,7 @@
           <w:sz w:val="24"/>
           <w:u w:val="single"/>
         </w:rPr>
-        <w:hyperlink r:id="rId35" w:history="1">
+        <w:hyperlink r:id="rId34" w:history="1">
           <w:r>
             <w:rPr>
               <w:rStyle w:val="Hyperlink"/>
@@ -6404,7 +6351,7 @@
           <w:sz w:val="24"/>
           <w:u w:val="single"/>
         </w:rPr>
-        <w:hyperlink r:id="rId35" w:history="1">
+        <w:hyperlink r:id="rId34" w:history="1">
           <w:r>
             <w:rPr>
               <w:rStyle w:val="Hyperlink"/>
@@ -6432,7 +6379,7 @@
           <w:sz w:val="24"/>
           <w:u w:val="single"/>
         </w:rPr>
-        <w:hyperlink r:id="rId36" w:history="1">
+        <w:hyperlink r:id="rId35" w:history="1">
           <w:r>
             <w:rPr>
               <w:rStyle w:val="Hyperlink"/>
@@ -6461,7 +6408,7 @@
           <w:sz w:val="24"/>
           <w:u w:val="single"/>
         </w:rPr>
-        <w:hyperlink r:id="rId36" w:history="1">
+        <w:hyperlink r:id="rId35" w:history="1">
           <w:r>
             <w:rPr>
               <w:rStyle w:val="Hyperlink"/>

--- a/EXPORTS/DOCX/published/niveau2/Dutch/Ghana.docx
+++ b/EXPORTS/DOCX/published/niveau2/Dutch/Ghana.docx
@@ -598,7 +598,24 @@
           <w:color w:val="000000"/>
           <w:sz w:val="24"/>
         </w:rPr>
-        <w:t>n van de W</w:t>
+        <w:hyperlink r:id="rId10" w:history="1">
+          <w:r>
+            <w:rPr>
+              <w:rStyle w:val="Hyperlink"/>
+            </w:rPr>
+            <w:t xml:space="preserve">n van de </w:t>
+          </w:r>
+        </w:hyperlink>
+      </w:r>
+      <w:r>
+        <w:rPr>
+          <w:rFonts w:ascii="Charis SIL Regular" w:hAnsi="Charis SIL Regular" w:eastAsia="Charis SIL Regular"/>
+          <w:b w:val="0"/>
+          <w:i w:val="0"/>
+          <w:color w:val="000000"/>
+          <w:sz w:val="24"/>
+        </w:rPr>
+        <w:t>W</w:t>
       </w:r>
       <w:r>
         <w:rPr>
@@ -4494,7 +4511,7 @@
           <w:sz w:val="24"/>
           <w:u w:val="single"/>
         </w:rPr>
-        <w:hyperlink r:id="rId23" w:history="1">
+        <w:hyperlink r:id="rId24" w:history="1">
           <w:r>
             <w:rPr>
               <w:rStyle w:val="Hyperlink"/>
@@ -4505,31 +4522,13 @@
       </w:r>
       <w:r>
         <w:rPr>
-          <w:u w:val="single" w:color="0000ff"/>
           <w:rFonts w:ascii="Charis SIL Regular" w:hAnsi="Charis SIL Regular" w:eastAsia="Charis SIL Regular"/>
           <w:b w:val="0"/>
           <w:i w:val="0"/>
           <w:color w:val="000000"/>
           <w:sz w:val="24"/>
         </w:rPr>
-        <w:hyperlink r:id="rId23" w:history="1">
-          <w:r>
-            <w:rPr>
-              <w:rStyle w:val="Hyperlink"/>
-            </w:rPr>
-            <w:t>,</w:t>
-          </w:r>
-        </w:hyperlink>
-      </w:r>
-      <w:r>
-        <w:rPr>
-          <w:rFonts w:ascii="Charis SIL Regular" w:hAnsi="Charis SIL Regular" w:eastAsia="Charis SIL Regular"/>
-          <w:b w:val="0"/>
-          <w:i w:val="0"/>
-          <w:color w:val="000000"/>
-          <w:sz w:val="24"/>
-        </w:rPr>
-        <w:t xml:space="preserve"> </w:t>
+        <w:t xml:space="preserve">, </w:t>
       </w:r>
       <w:r>
         <w:rPr>
@@ -4540,7 +4539,7 @@
           <w:sz w:val="24"/>
           <w:u w:val="single"/>
         </w:rPr>
-        <w:hyperlink r:id="rId23" w:history="1">
+        <w:hyperlink r:id="rId25" w:history="1">
           <w:r>
             <w:rPr>
               <w:rStyle w:val="Hyperlink"/>
@@ -4665,7 +4664,7 @@
           <w:sz w:val="24"/>
           <w:u w:val="single"/>
         </w:rPr>
-        <w:hyperlink r:id="rId25" w:history="1">
+        <w:hyperlink r:id="rId26" w:history="1">
           <w:r>
             <w:rPr>
               <w:rStyle w:val="Hyperlink"/>
@@ -4683,7 +4682,7 @@
           <w:sz w:val="24"/>
           <w:u w:val="single"/>
         </w:rPr>
-        <w:hyperlink r:id="rId25" w:history="1">
+        <w:hyperlink r:id="rId26" w:history="1">
           <w:r>
             <w:rPr>
               <w:rStyle w:val="Hyperlink"/>
@@ -4701,7 +4700,7 @@
           <w:sz w:val="24"/>
           <w:u w:val="single"/>
         </w:rPr>
-        <w:hyperlink r:id="rId25" w:history="1">
+        <w:hyperlink r:id="rId26" w:history="1">
           <w:r>
             <w:rPr>
               <w:rStyle w:val="Hyperlink"/>
@@ -4719,7 +4718,7 @@
           <w:sz w:val="24"/>
           <w:u w:val="single"/>
         </w:rPr>
-        <w:hyperlink r:id="rId25" w:history="1">
+        <w:hyperlink r:id="rId26" w:history="1">
           <w:r>
             <w:rPr>
               <w:rStyle w:val="Hyperlink"/>
@@ -4737,7 +4736,7 @@
           <w:sz w:val="24"/>
           <w:u w:val="single"/>
         </w:rPr>
-        <w:hyperlink r:id="rId25" w:history="1">
+        <w:hyperlink r:id="rId26" w:history="1">
           <w:r>
             <w:rPr>
               <w:rStyle w:val="Hyperlink"/>
@@ -4755,7 +4754,7 @@
           <w:sz w:val="24"/>
           <w:u w:val="single"/>
         </w:rPr>
-        <w:hyperlink r:id="rId25" w:history="1">
+        <w:hyperlink r:id="rId26" w:history="1">
           <w:r>
             <w:rPr>
               <w:rStyle w:val="Hyperlink"/>
@@ -4771,8 +4770,16 @@
           <w:i w:val="0"/>
           <w:color w:val="0000FF"/>
           <w:sz w:val="24"/>
-        </w:rPr>
-        <w:t>page/31</w:t>
+          <w:u w:val="single"/>
+        </w:rPr>
+        <w:hyperlink r:id="rId26" w:history="1">
+          <w:r>
+            <w:rPr>
+              <w:rStyle w:val="Hyperlink"/>
+            </w:rPr>
+            <w:t>page/31</w:t>
+          </w:r>
+        </w:hyperlink>
       </w:r>
     </w:p>
     <w:p>
@@ -4981,7 +4988,14 @@
           <w:sz w:val="24"/>
           <w:u w:val="single"/>
         </w:rPr>
-        <w:t>i</w:t>
+        <w:hyperlink r:id="rId19" w:history="1">
+          <w:r>
+            <w:rPr>
+              <w:rStyle w:val="Hyperlink"/>
+            </w:rPr>
+            <w:t>i</w:t>
+          </w:r>
+        </w:hyperlink>
       </w:r>
       <w:r>
         <w:rPr>
@@ -5006,13 +5020,21 @@
       </w:r>
       <w:r>
         <w:rPr>
+          <w:u w:val="single" w:color="0000ff"/>
           <w:rFonts w:ascii="Charis SIL Regular" w:hAnsi="Charis SIL Regular" w:eastAsia="Charis SIL Regular"/>
           <w:b w:val="0"/>
           <w:i w:val="0"/>
           <w:color w:val="000000"/>
           <w:sz w:val="24"/>
         </w:rPr>
-        <w:t xml:space="preserve">, </w:t>
+        <w:hyperlink r:id="rId19" w:history="1">
+          <w:r>
+            <w:rPr>
+              <w:rStyle w:val="Hyperlink"/>
+            </w:rPr>
+            <w:t xml:space="preserve">, </w:t>
+          </w:r>
+        </w:hyperlink>
       </w:r>
       <w:r>
         <w:rPr>
@@ -5023,7 +5045,7 @@
           <w:sz w:val="24"/>
           <w:u w:val="single"/>
         </w:rPr>
-        <w:hyperlink r:id="rId26" w:history="1">
+        <w:hyperlink r:id="rId27" w:history="1">
           <w:r>
             <w:rPr>
               <w:rStyle w:val="Hyperlink"/>
@@ -5041,7 +5063,7 @@
           <w:sz w:val="24"/>
           <w:u w:val="single"/>
         </w:rPr>
-        <w:hyperlink r:id="rId26" w:history="1">
+        <w:hyperlink r:id="rId27" w:history="1">
           <w:r>
             <w:rPr>
               <w:rStyle w:val="Hyperlink"/>
@@ -5070,7 +5092,7 @@
           <w:sz w:val="24"/>
           <w:u w:val="single"/>
         </w:rPr>
-        <w:hyperlink r:id="rId26" w:history="1">
+        <w:hyperlink r:id="rId27" w:history="1">
           <w:r>
             <w:rPr>
               <w:rStyle w:val="Hyperlink"/>
@@ -5099,7 +5121,7 @@
           <w:sz w:val="24"/>
           <w:u w:val="single"/>
         </w:rPr>
-        <w:hyperlink r:id="rId27" w:history="1">
+        <w:hyperlink r:id="rId28" w:history="1">
           <w:r>
             <w:rPr>
               <w:rStyle w:val="Hyperlink"/>
@@ -5117,7 +5139,7 @@
           <w:sz w:val="24"/>
           <w:u w:val="single"/>
         </w:rPr>
-        <w:hyperlink r:id="rId19" w:history="1">
+        <w:hyperlink r:id="rId28" w:history="1">
           <w:r>
             <w:rPr>
               <w:rStyle w:val="Hyperlink"/>
@@ -5146,7 +5168,7 @@
           <w:sz w:val="24"/>
           <w:u w:val="single"/>
         </w:rPr>
-        <w:hyperlink r:id="rId19" w:history="1">
+        <w:hyperlink r:id="rId28" w:history="1">
           <w:r>
             <w:rPr>
               <w:rStyle w:val="Hyperlink"/>
@@ -5304,7 +5326,7 @@
           <w:sz w:val="24"/>
           <w:u w:val="single"/>
         </w:rPr>
-        <w:hyperlink r:id="rId28" w:history="1">
+        <w:hyperlink r:id="rId29" w:history="1">
           <w:r>
             <w:rPr>
               <w:rStyle w:val="Hyperlink"/>
@@ -5322,7 +5344,7 @@
           <w:sz w:val="24"/>
           <w:u w:val="single"/>
         </w:rPr>
-        <w:hyperlink r:id="rId28" w:history="1">
+        <w:hyperlink r:id="rId29" w:history="1">
           <w:r>
             <w:rPr>
               <w:rStyle w:val="Hyperlink"/>
@@ -5340,7 +5362,7 @@
           <w:sz w:val="24"/>
           <w:u w:val="single"/>
         </w:rPr>
-        <w:hyperlink r:id="rId28" w:history="1">
+        <w:hyperlink r:id="rId29" w:history="1">
           <w:r>
             <w:rPr>
               <w:rStyle w:val="Hyperlink"/>
@@ -5358,7 +5380,7 @@
           <w:sz w:val="24"/>
           <w:u w:val="single"/>
         </w:rPr>
-        <w:hyperlink r:id="rId28" w:history="1">
+        <w:hyperlink r:id="rId29" w:history="1">
           <w:r>
             <w:rPr>
               <w:rStyle w:val="Hyperlink"/>
@@ -5386,7 +5408,7 @@
           <w:sz w:val="24"/>
           <w:u w:val="single"/>
         </w:rPr>
-        <w:hyperlink r:id="rId29" w:history="1">
+        <w:hyperlink r:id="rId30" w:history="1">
           <w:r>
             <w:rPr>
               <w:rStyle w:val="Hyperlink"/>
@@ -5404,7 +5426,7 @@
           <w:sz w:val="24"/>
           <w:u w:val="single"/>
         </w:rPr>
-        <w:hyperlink r:id="rId29" w:history="1">
+        <w:hyperlink r:id="rId30" w:history="1">
           <w:r>
             <w:rPr>
               <w:rStyle w:val="Hyperlink"/>
@@ -5433,7 +5455,7 @@
           <w:sz w:val="24"/>
           <w:u w:val="single"/>
         </w:rPr>
-        <w:hyperlink r:id="rId29" w:history="1">
+        <w:hyperlink r:id="rId30" w:history="1">
           <w:r>
             <w:rPr>
               <w:rStyle w:val="Hyperlink"/>
@@ -5521,7 +5543,7 @@
           <w:sz w:val="24"/>
           <w:u w:val="single"/>
         </w:rPr>
-        <w:hyperlink r:id="rId30" w:history="1">
+        <w:hyperlink r:id="rId31" w:history="1">
           <w:r>
             <w:rPr>
               <w:rStyle w:val="Hyperlink"/>
@@ -5550,7 +5572,7 @@
           <w:sz w:val="24"/>
           <w:u w:val="single"/>
         </w:rPr>
-        <w:hyperlink r:id="rId30" w:history="1">
+        <w:hyperlink r:id="rId31" w:history="1">
           <w:r>
             <w:rPr>
               <w:rStyle w:val="Hyperlink"/>
@@ -5578,7 +5600,7 @@
           <w:sz w:val="24"/>
           <w:u w:val="single"/>
         </w:rPr>
-        <w:hyperlink r:id="rId31" w:history="1">
+        <w:hyperlink r:id="rId32" w:history="1">
           <w:r>
             <w:rPr>
               <w:rStyle w:val="Hyperlink"/>
@@ -5607,7 +5629,7 @@
           <w:sz w:val="24"/>
           <w:u w:val="single"/>
         </w:rPr>
-        <w:hyperlink r:id="rId31" w:history="1">
+        <w:hyperlink r:id="rId32" w:history="1">
           <w:r>
             <w:rPr>
               <w:rStyle w:val="Hyperlink"/>
@@ -5731,7 +5753,7 @@
           <w:sz w:val="24"/>
           <w:u w:val="single"/>
         </w:rPr>
-        <w:hyperlink r:id="rId32" w:history="1">
+        <w:hyperlink r:id="rId33" w:history="1">
           <w:r>
             <w:rPr>
               <w:rStyle w:val="Hyperlink"/>
@@ -5749,7 +5771,7 @@
           <w:sz w:val="24"/>
           <w:u w:val="single"/>
         </w:rPr>
-        <w:hyperlink r:id="rId32" w:history="1">
+        <w:hyperlink r:id="rId33" w:history="1">
           <w:r>
             <w:rPr>
               <w:rStyle w:val="Hyperlink"/>
@@ -5767,7 +5789,7 @@
           <w:sz w:val="24"/>
           <w:u w:val="single"/>
         </w:rPr>
-        <w:hyperlink r:id="rId32" w:history="1">
+        <w:hyperlink r:id="rId33" w:history="1">
           <w:r>
             <w:rPr>
               <w:rStyle w:val="Hyperlink"/>
@@ -5948,7 +5970,7 @@
           <w:sz w:val="24"/>
           <w:u w:val="single"/>
         </w:rPr>
-        <w:hyperlink r:id="rId33" w:history="1">
+        <w:hyperlink r:id="rId34" w:history="1">
           <w:r>
             <w:rPr>
               <w:rStyle w:val="Hyperlink"/>
@@ -5966,7 +5988,7 @@
           <w:sz w:val="24"/>
           <w:u w:val="single"/>
         </w:rPr>
-        <w:hyperlink r:id="rId33" w:history="1">
+        <w:hyperlink r:id="rId34" w:history="1">
           <w:r>
             <w:rPr>
               <w:rStyle w:val="Hyperlink"/>
@@ -5984,7 +6006,7 @@
           <w:sz w:val="24"/>
           <w:u w:val="single"/>
         </w:rPr>
-        <w:hyperlink r:id="rId33" w:history="1">
+        <w:hyperlink r:id="rId34" w:history="1">
           <w:r>
             <w:rPr>
               <w:rStyle w:val="Hyperlink"/>
@@ -6002,7 +6024,7 @@
           <w:sz w:val="24"/>
           <w:u w:val="single"/>
         </w:rPr>
-        <w:hyperlink r:id="rId33" w:history="1">
+        <w:hyperlink r:id="rId34" w:history="1">
           <w:r>
             <w:rPr>
               <w:rStyle w:val="Hyperlink"/>
@@ -6020,7 +6042,7 @@
           <w:sz w:val="24"/>
           <w:u w:val="single"/>
         </w:rPr>
-        <w:hyperlink r:id="rId33" w:history="1">
+        <w:hyperlink r:id="rId34" w:history="1">
           <w:r>
             <w:rPr>
               <w:rStyle w:val="Hyperlink"/>
@@ -6038,7 +6060,7 @@
           <w:sz w:val="24"/>
           <w:u w:val="single"/>
         </w:rPr>
-        <w:hyperlink r:id="rId33" w:history="1">
+        <w:hyperlink r:id="rId34" w:history="1">
           <w:r>
             <w:rPr>
               <w:rStyle w:val="Hyperlink"/>
@@ -6056,7 +6078,7 @@
           <w:sz w:val="24"/>
           <w:u w:val="single"/>
         </w:rPr>
-        <w:hyperlink r:id="rId33" w:history="1">
+        <w:hyperlink r:id="rId34" w:history="1">
           <w:r>
             <w:rPr>
               <w:rStyle w:val="Hyperlink"/>
@@ -6074,7 +6096,7 @@
           <w:sz w:val="24"/>
           <w:u w:val="single"/>
         </w:rPr>
-        <w:hyperlink r:id="rId33" w:history="1">
+        <w:hyperlink r:id="rId34" w:history="1">
           <w:r>
             <w:rPr>
               <w:rStyle w:val="Hyperlink"/>
@@ -6091,7 +6113,7 @@
           <w:color w:val="0000FF"/>
           <w:sz w:val="24"/>
         </w:rPr>
-        <w:hyperlink r:id="rId33" w:history="1">
+        <w:hyperlink r:id="rId34" w:history="1">
           <w:r>
             <w:rPr>
               <w:rStyle w:val="Hyperlink"/>
@@ -6119,7 +6141,7 @@
           <w:sz w:val="24"/>
           <w:u w:val="single"/>
         </w:rPr>
-        <w:hyperlink r:id="rId33" w:history="1">
+        <w:hyperlink r:id="rId34" w:history="1">
           <w:r>
             <w:rPr>
               <w:rStyle w:val="Hyperlink"/>
@@ -6137,7 +6159,7 @@
           <w:sz w:val="24"/>
           <w:u w:val="single"/>
         </w:rPr>
-        <w:hyperlink r:id="rId33" w:history="1">
+        <w:hyperlink r:id="rId34" w:history="1">
           <w:r>
             <w:rPr>
               <w:rStyle w:val="Hyperlink"/>
@@ -6155,7 +6177,7 @@
           <w:sz w:val="24"/>
           <w:u w:val="single"/>
         </w:rPr>
-        <w:hyperlink r:id="rId33" w:history="1">
+        <w:hyperlink r:id="rId34" w:history="1">
           <w:r>
             <w:rPr>
               <w:rStyle w:val="Hyperlink"/>
@@ -6173,7 +6195,7 @@
           <w:sz w:val="24"/>
           <w:u w:val="single"/>
         </w:rPr>
-        <w:hyperlink r:id="rId33" w:history="1">
+        <w:hyperlink r:id="rId34" w:history="1">
           <w:r>
             <w:rPr>
               <w:rStyle w:val="Hyperlink"/>
@@ -6191,7 +6213,7 @@
           <w:sz w:val="24"/>
           <w:u w:val="single"/>
         </w:rPr>
-        <w:hyperlink r:id="rId33" w:history="1">
+        <w:hyperlink r:id="rId34" w:history="1">
           <w:r>
             <w:rPr>
               <w:rStyle w:val="Hyperlink"/>
@@ -6322,7 +6344,7 @@
           <w:sz w:val="24"/>
           <w:u w:val="single"/>
         </w:rPr>
-        <w:hyperlink r:id="rId34" w:history="1">
+        <w:hyperlink r:id="rId35" w:history="1">
           <w:r>
             <w:rPr>
               <w:rStyle w:val="Hyperlink"/>
@@ -6351,7 +6373,7 @@
           <w:sz w:val="24"/>
           <w:u w:val="single"/>
         </w:rPr>
-        <w:hyperlink r:id="rId34" w:history="1">
+        <w:hyperlink r:id="rId35" w:history="1">
           <w:r>
             <w:rPr>
               <w:rStyle w:val="Hyperlink"/>
@@ -6379,7 +6401,7 @@
           <w:sz w:val="24"/>
           <w:u w:val="single"/>
         </w:rPr>
-        <w:hyperlink r:id="rId35" w:history="1">
+        <w:hyperlink r:id="rId36" w:history="1">
           <w:r>
             <w:rPr>
               <w:rStyle w:val="Hyperlink"/>
@@ -6408,7 +6430,7 @@
           <w:sz w:val="24"/>
           <w:u w:val="single"/>
         </w:rPr>
-        <w:hyperlink r:id="rId35" w:history="1">
+        <w:hyperlink r:id="rId36" w:history="1">
           <w:r>
             <w:rPr>
               <w:rStyle w:val="Hyperlink"/>

--- a/EXPORTS/DOCX/published/niveau2/Dutch/Ghana.docx
+++ b/EXPORTS/DOCX/published/niveau2/Dutch/Ghana.docx
@@ -1247,9 +1247,15 @@
           <w:i w:val="0"/>
           <w:color w:val="0000FF"/>
           <w:sz w:val="24"/>
-          <w:u w:val="single"/>
-        </w:rPr>
-        <w:t>r</w:t>
+        </w:rPr>
+        <w:hyperlink r:id="rId14" w:history="1">
+          <w:r>
+            <w:rPr>
+              <w:rStyle w:val="Hyperlink"/>
+            </w:rPr>
+            <w:t>r</w:t>
+          </w:r>
+        </w:hyperlink>
       </w:r>
       <w:r>
         <w:rPr>
@@ -1342,9 +1348,19 @@
             <w:rPr>
               <w:rStyle w:val="Hyperlink"/>
             </w:rPr>
-            <w:t>t Ka</w:t>
+            <w:t>t K</w:t>
           </w:r>
         </w:hyperlink>
+      </w:r>
+      <w:r>
+        <w:rPr>
+          <w:rFonts w:ascii="Charis SIL Regular" w:hAnsi="Charis SIL Regular" w:eastAsia="Charis SIL Regular"/>
+          <w:b w:val="0"/>
+          <w:i w:val="0"/>
+          <w:color w:val="000000"/>
+          <w:sz w:val="24"/>
+        </w:rPr>
+        <w:t>ab</w:t>
       </w:r>
       <w:r>
         <w:rPr>
@@ -1360,37 +1376,9 @@
             <w:rPr>
               <w:rStyle w:val="Hyperlink"/>
             </w:rPr>
-            <w:t>b</w:t>
+            <w:t xml:space="preserve">inet in de </w:t>
           </w:r>
         </w:hyperlink>
-      </w:r>
-      <w:r>
-        <w:rPr>
-          <w:u w:val="single" w:color="0000ff"/>
-          <w:rFonts w:ascii="Charis SIL Regular" w:hAnsi="Charis SIL Regular" w:eastAsia="Charis SIL Regular"/>
-          <w:b w:val="0"/>
-          <w:i w:val="0"/>
-          <w:color w:val="000000"/>
-          <w:sz w:val="24"/>
-        </w:rPr>
-        <w:hyperlink r:id="rId14" w:history="1">
-          <w:r>
-            <w:rPr>
-              <w:rStyle w:val="Hyperlink"/>
-            </w:rPr>
-            <w:t xml:space="preserve">inet in </w:t>
-          </w:r>
-        </w:hyperlink>
-      </w:r>
-      <w:r>
-        <w:rPr>
-          <w:rFonts w:ascii="Charis SIL Regular" w:hAnsi="Charis SIL Regular" w:eastAsia="Charis SIL Regular"/>
-          <w:b w:val="0"/>
-          <w:i w:val="0"/>
-          <w:color w:val="000000"/>
-          <w:sz w:val="24"/>
-        </w:rPr>
-        <w:t xml:space="preserve">de </w:t>
       </w:r>
       <w:r>
         <w:rPr>
@@ -1837,7 +1825,6 @@
           <w:i w:val="0"/>
           <w:color w:val="0000FF"/>
           <w:sz w:val="24"/>
-          <w:u w:val="single"/>
         </w:rPr>
         <w:hyperlink r:id="rId17" w:history="1">
           <w:r>
@@ -1857,7 +1844,7 @@
           <w:sz w:val="24"/>
           <w:u w:val="single"/>
         </w:rPr>
-        <w:hyperlink r:id="rId17" w:history="1">
+        <w:hyperlink r:id="rId16" w:history="1">
           <w:r>
             <w:rPr>
               <w:rStyle w:val="Hyperlink"/>
@@ -1875,7 +1862,7 @@
           <w:sz w:val="24"/>
           <w:u w:val="single"/>
         </w:rPr>
-        <w:hyperlink r:id="rId17" w:history="1">
+        <w:hyperlink r:id="rId16" w:history="1">
           <w:r>
             <w:rPr>
               <w:rStyle w:val="Hyperlink"/>
@@ -1893,7 +1880,7 @@
           <w:sz w:val="24"/>
           <w:u w:val="single"/>
         </w:rPr>
-        <w:hyperlink r:id="rId17" w:history="1">
+        <w:hyperlink r:id="rId16" w:history="1">
           <w:r>
             <w:rPr>
               <w:rStyle w:val="Hyperlink"/>
@@ -3568,7 +3555,7 @@
           <w:sz w:val="24"/>
           <w:u w:val="single"/>
         </w:rPr>
-        <w:hyperlink r:id="rId22" w:history="1">
+        <w:hyperlink r:id="rId21" w:history="1">
           <w:r>
             <w:rPr>
               <w:rStyle w:val="Hyperlink"/>
@@ -4511,7 +4498,7 @@
           <w:sz w:val="24"/>
           <w:u w:val="single"/>
         </w:rPr>
-        <w:hyperlink r:id="rId24" w:history="1">
+        <w:hyperlink r:id="rId23" w:history="1">
           <w:r>
             <w:rPr>
               <w:rStyle w:val="Hyperlink"/>
@@ -4522,13 +4509,31 @@
       </w:r>
       <w:r>
         <w:rPr>
+          <w:u w:val="single" w:color="0000ff"/>
           <w:rFonts w:ascii="Charis SIL Regular" w:hAnsi="Charis SIL Regular" w:eastAsia="Charis SIL Regular"/>
           <w:b w:val="0"/>
           <w:i w:val="0"/>
           <w:color w:val="000000"/>
           <w:sz w:val="24"/>
         </w:rPr>
-        <w:t xml:space="preserve">, </w:t>
+        <w:hyperlink r:id="rId23" w:history="1">
+          <w:r>
+            <w:rPr>
+              <w:rStyle w:val="Hyperlink"/>
+            </w:rPr>
+            <w:t>,</w:t>
+          </w:r>
+        </w:hyperlink>
+      </w:r>
+      <w:r>
+        <w:rPr>
+          <w:rFonts w:ascii="Charis SIL Regular" w:hAnsi="Charis SIL Regular" w:eastAsia="Charis SIL Regular"/>
+          <w:b w:val="0"/>
+          <w:i w:val="0"/>
+          <w:color w:val="000000"/>
+          <w:sz w:val="24"/>
+        </w:rPr>
+        <w:t xml:space="preserve"> </w:t>
       </w:r>
       <w:r>
         <w:rPr>
@@ -4539,7 +4544,7 @@
           <w:sz w:val="24"/>
           <w:u w:val="single"/>
         </w:rPr>
-        <w:hyperlink r:id="rId25" w:history="1">
+        <w:hyperlink r:id="rId23" w:history="1">
           <w:r>
             <w:rPr>
               <w:rStyle w:val="Hyperlink"/>
@@ -4664,7 +4669,7 @@
           <w:sz w:val="24"/>
           <w:u w:val="single"/>
         </w:rPr>
-        <w:hyperlink r:id="rId26" w:history="1">
+        <w:hyperlink r:id="rId25" w:history="1">
           <w:r>
             <w:rPr>
               <w:rStyle w:val="Hyperlink"/>
@@ -4682,7 +4687,7 @@
           <w:sz w:val="24"/>
           <w:u w:val="single"/>
         </w:rPr>
-        <w:hyperlink r:id="rId26" w:history="1">
+        <w:hyperlink r:id="rId25" w:history="1">
           <w:r>
             <w:rPr>
               <w:rStyle w:val="Hyperlink"/>
@@ -4700,7 +4705,7 @@
           <w:sz w:val="24"/>
           <w:u w:val="single"/>
         </w:rPr>
-        <w:hyperlink r:id="rId26" w:history="1">
+        <w:hyperlink r:id="rId25" w:history="1">
           <w:r>
             <w:rPr>
               <w:rStyle w:val="Hyperlink"/>
@@ -4718,7 +4723,7 @@
           <w:sz w:val="24"/>
           <w:u w:val="single"/>
         </w:rPr>
-        <w:hyperlink r:id="rId26" w:history="1">
+        <w:hyperlink r:id="rId25" w:history="1">
           <w:r>
             <w:rPr>
               <w:rStyle w:val="Hyperlink"/>
@@ -4736,7 +4741,7 @@
           <w:sz w:val="24"/>
           <w:u w:val="single"/>
         </w:rPr>
-        <w:hyperlink r:id="rId26" w:history="1">
+        <w:hyperlink r:id="rId25" w:history="1">
           <w:r>
             <w:rPr>
               <w:rStyle w:val="Hyperlink"/>
@@ -4754,7 +4759,7 @@
           <w:sz w:val="24"/>
           <w:u w:val="single"/>
         </w:rPr>
-        <w:hyperlink r:id="rId26" w:history="1">
+        <w:hyperlink r:id="rId25" w:history="1">
           <w:r>
             <w:rPr>
               <w:rStyle w:val="Hyperlink"/>
@@ -4772,7 +4777,7 @@
           <w:sz w:val="24"/>
           <w:u w:val="single"/>
         </w:rPr>
-        <w:hyperlink r:id="rId26" w:history="1">
+        <w:hyperlink r:id="rId25" w:history="1">
           <w:r>
             <w:rPr>
               <w:rStyle w:val="Hyperlink"/>
@@ -5020,21 +5025,13 @@
       </w:r>
       <w:r>
         <w:rPr>
-          <w:u w:val="single" w:color="0000ff"/>
           <w:rFonts w:ascii="Charis SIL Regular" w:hAnsi="Charis SIL Regular" w:eastAsia="Charis SIL Regular"/>
           <w:b w:val="0"/>
           <w:i w:val="0"/>
           <w:color w:val="000000"/>
           <w:sz w:val="24"/>
         </w:rPr>
-        <w:hyperlink r:id="rId19" w:history="1">
-          <w:r>
-            <w:rPr>
-              <w:rStyle w:val="Hyperlink"/>
-            </w:rPr>
-            <w:t xml:space="preserve">, </w:t>
-          </w:r>
-        </w:hyperlink>
+        <w:t xml:space="preserve">, </w:t>
       </w:r>
       <w:r>
         <w:rPr>
@@ -5045,7 +5042,7 @@
           <w:sz w:val="24"/>
           <w:u w:val="single"/>
         </w:rPr>
-        <w:hyperlink r:id="rId27" w:history="1">
+        <w:hyperlink r:id="rId26" w:history="1">
           <w:r>
             <w:rPr>
               <w:rStyle w:val="Hyperlink"/>
@@ -5063,7 +5060,7 @@
           <w:sz w:val="24"/>
           <w:u w:val="single"/>
         </w:rPr>
-        <w:hyperlink r:id="rId27" w:history="1">
+        <w:hyperlink r:id="rId26" w:history="1">
           <w:r>
             <w:rPr>
               <w:rStyle w:val="Hyperlink"/>
@@ -5092,7 +5089,7 @@
           <w:sz w:val="24"/>
           <w:u w:val="single"/>
         </w:rPr>
-        <w:hyperlink r:id="rId27" w:history="1">
+        <w:hyperlink r:id="rId26" w:history="1">
           <w:r>
             <w:rPr>
               <w:rStyle w:val="Hyperlink"/>
@@ -5121,7 +5118,7 @@
           <w:sz w:val="24"/>
           <w:u w:val="single"/>
         </w:rPr>
-        <w:hyperlink r:id="rId28" w:history="1">
+        <w:hyperlink r:id="rId27" w:history="1">
           <w:r>
             <w:rPr>
               <w:rStyle w:val="Hyperlink"/>
@@ -5139,7 +5136,7 @@
           <w:sz w:val="24"/>
           <w:u w:val="single"/>
         </w:rPr>
-        <w:hyperlink r:id="rId28" w:history="1">
+        <w:hyperlink r:id="rId19" w:history="1">
           <w:r>
             <w:rPr>
               <w:rStyle w:val="Hyperlink"/>
@@ -5168,7 +5165,7 @@
           <w:sz w:val="24"/>
           <w:u w:val="single"/>
         </w:rPr>
-        <w:hyperlink r:id="rId28" w:history="1">
+        <w:hyperlink r:id="rId19" w:history="1">
           <w:r>
             <w:rPr>
               <w:rStyle w:val="Hyperlink"/>
@@ -5326,7 +5323,7 @@
           <w:sz w:val="24"/>
           <w:u w:val="single"/>
         </w:rPr>
-        <w:hyperlink r:id="rId29" w:history="1">
+        <w:hyperlink r:id="rId28" w:history="1">
           <w:r>
             <w:rPr>
               <w:rStyle w:val="Hyperlink"/>
@@ -5344,7 +5341,7 @@
           <w:sz w:val="24"/>
           <w:u w:val="single"/>
         </w:rPr>
-        <w:hyperlink r:id="rId29" w:history="1">
+        <w:hyperlink r:id="rId28" w:history="1">
           <w:r>
             <w:rPr>
               <w:rStyle w:val="Hyperlink"/>
@@ -5362,7 +5359,7 @@
           <w:sz w:val="24"/>
           <w:u w:val="single"/>
         </w:rPr>
-        <w:hyperlink r:id="rId29" w:history="1">
+        <w:hyperlink r:id="rId28" w:history="1">
           <w:r>
             <w:rPr>
               <w:rStyle w:val="Hyperlink"/>
@@ -5380,7 +5377,7 @@
           <w:sz w:val="24"/>
           <w:u w:val="single"/>
         </w:rPr>
-        <w:hyperlink r:id="rId29" w:history="1">
+        <w:hyperlink r:id="rId28" w:history="1">
           <w:r>
             <w:rPr>
               <w:rStyle w:val="Hyperlink"/>
@@ -5408,7 +5405,7 @@
           <w:sz w:val="24"/>
           <w:u w:val="single"/>
         </w:rPr>
-        <w:hyperlink r:id="rId30" w:history="1">
+        <w:hyperlink r:id="rId29" w:history="1">
           <w:r>
             <w:rPr>
               <w:rStyle w:val="Hyperlink"/>
@@ -5426,7 +5423,7 @@
           <w:sz w:val="24"/>
           <w:u w:val="single"/>
         </w:rPr>
-        <w:hyperlink r:id="rId30" w:history="1">
+        <w:hyperlink r:id="rId29" w:history="1">
           <w:r>
             <w:rPr>
               <w:rStyle w:val="Hyperlink"/>
@@ -5455,7 +5452,7 @@
           <w:sz w:val="24"/>
           <w:u w:val="single"/>
         </w:rPr>
-        <w:hyperlink r:id="rId30" w:history="1">
+        <w:hyperlink r:id="rId29" w:history="1">
           <w:r>
             <w:rPr>
               <w:rStyle w:val="Hyperlink"/>
@@ -5543,7 +5540,7 @@
           <w:sz w:val="24"/>
           <w:u w:val="single"/>
         </w:rPr>
-        <w:hyperlink r:id="rId31" w:history="1">
+        <w:hyperlink r:id="rId30" w:history="1">
           <w:r>
             <w:rPr>
               <w:rStyle w:val="Hyperlink"/>
@@ -5572,7 +5569,7 @@
           <w:sz w:val="24"/>
           <w:u w:val="single"/>
         </w:rPr>
-        <w:hyperlink r:id="rId31" w:history="1">
+        <w:hyperlink r:id="rId30" w:history="1">
           <w:r>
             <w:rPr>
               <w:rStyle w:val="Hyperlink"/>
@@ -5600,7 +5597,7 @@
           <w:sz w:val="24"/>
           <w:u w:val="single"/>
         </w:rPr>
-        <w:hyperlink r:id="rId32" w:history="1">
+        <w:hyperlink r:id="rId31" w:history="1">
           <w:r>
             <w:rPr>
               <w:rStyle w:val="Hyperlink"/>
@@ -5629,7 +5626,7 @@
           <w:sz w:val="24"/>
           <w:u w:val="single"/>
         </w:rPr>
-        <w:hyperlink r:id="rId32" w:history="1">
+        <w:hyperlink r:id="rId31" w:history="1">
           <w:r>
             <w:rPr>
               <w:rStyle w:val="Hyperlink"/>
@@ -5753,7 +5750,7 @@
           <w:sz w:val="24"/>
           <w:u w:val="single"/>
         </w:rPr>
-        <w:hyperlink r:id="rId33" w:history="1">
+        <w:hyperlink r:id="rId32" w:history="1">
           <w:r>
             <w:rPr>
               <w:rStyle w:val="Hyperlink"/>
@@ -5771,7 +5768,7 @@
           <w:sz w:val="24"/>
           <w:u w:val="single"/>
         </w:rPr>
-        <w:hyperlink r:id="rId33" w:history="1">
+        <w:hyperlink r:id="rId32" w:history="1">
           <w:r>
             <w:rPr>
               <w:rStyle w:val="Hyperlink"/>
@@ -5789,7 +5786,7 @@
           <w:sz w:val="24"/>
           <w:u w:val="single"/>
         </w:rPr>
-        <w:hyperlink r:id="rId33" w:history="1">
+        <w:hyperlink r:id="rId32" w:history="1">
           <w:r>
             <w:rPr>
               <w:rStyle w:val="Hyperlink"/>
@@ -5970,7 +5967,7 @@
           <w:sz w:val="24"/>
           <w:u w:val="single"/>
         </w:rPr>
-        <w:hyperlink r:id="rId34" w:history="1">
+        <w:hyperlink r:id="rId33" w:history="1">
           <w:r>
             <w:rPr>
               <w:rStyle w:val="Hyperlink"/>
@@ -5988,7 +5985,7 @@
           <w:sz w:val="24"/>
           <w:u w:val="single"/>
         </w:rPr>
-        <w:hyperlink r:id="rId34" w:history="1">
+        <w:hyperlink r:id="rId33" w:history="1">
           <w:r>
             <w:rPr>
               <w:rStyle w:val="Hyperlink"/>
@@ -6006,7 +6003,7 @@
           <w:sz w:val="24"/>
           <w:u w:val="single"/>
         </w:rPr>
-        <w:hyperlink r:id="rId34" w:history="1">
+        <w:hyperlink r:id="rId33" w:history="1">
           <w:r>
             <w:rPr>
               <w:rStyle w:val="Hyperlink"/>
@@ -6024,7 +6021,7 @@
           <w:sz w:val="24"/>
           <w:u w:val="single"/>
         </w:rPr>
-        <w:hyperlink r:id="rId34" w:history="1">
+        <w:hyperlink r:id="rId33" w:history="1">
           <w:r>
             <w:rPr>
               <w:rStyle w:val="Hyperlink"/>
@@ -6042,7 +6039,7 @@
           <w:sz w:val="24"/>
           <w:u w:val="single"/>
         </w:rPr>
-        <w:hyperlink r:id="rId34" w:history="1">
+        <w:hyperlink r:id="rId33" w:history="1">
           <w:r>
             <w:rPr>
               <w:rStyle w:val="Hyperlink"/>
@@ -6060,7 +6057,7 @@
           <w:sz w:val="24"/>
           <w:u w:val="single"/>
         </w:rPr>
-        <w:hyperlink r:id="rId34" w:history="1">
+        <w:hyperlink r:id="rId33" w:history="1">
           <w:r>
             <w:rPr>
               <w:rStyle w:val="Hyperlink"/>
@@ -6078,7 +6075,7 @@
           <w:sz w:val="24"/>
           <w:u w:val="single"/>
         </w:rPr>
-        <w:hyperlink r:id="rId34" w:history="1">
+        <w:hyperlink r:id="rId33" w:history="1">
           <w:r>
             <w:rPr>
               <w:rStyle w:val="Hyperlink"/>
@@ -6096,7 +6093,7 @@
           <w:sz w:val="24"/>
           <w:u w:val="single"/>
         </w:rPr>
-        <w:hyperlink r:id="rId34" w:history="1">
+        <w:hyperlink r:id="rId33" w:history="1">
           <w:r>
             <w:rPr>
               <w:rStyle w:val="Hyperlink"/>
@@ -6113,7 +6110,7 @@
           <w:color w:val="0000FF"/>
           <w:sz w:val="24"/>
         </w:rPr>
-        <w:hyperlink r:id="rId34" w:history="1">
+        <w:hyperlink r:id="rId33" w:history="1">
           <w:r>
             <w:rPr>
               <w:rStyle w:val="Hyperlink"/>
@@ -6141,7 +6138,7 @@
           <w:sz w:val="24"/>
           <w:u w:val="single"/>
         </w:rPr>
-        <w:hyperlink r:id="rId34" w:history="1">
+        <w:hyperlink r:id="rId33" w:history="1">
           <w:r>
             <w:rPr>
               <w:rStyle w:val="Hyperlink"/>
@@ -6159,7 +6156,7 @@
           <w:sz w:val="24"/>
           <w:u w:val="single"/>
         </w:rPr>
-        <w:hyperlink r:id="rId34" w:history="1">
+        <w:hyperlink r:id="rId33" w:history="1">
           <w:r>
             <w:rPr>
               <w:rStyle w:val="Hyperlink"/>
@@ -6177,7 +6174,7 @@
           <w:sz w:val="24"/>
           <w:u w:val="single"/>
         </w:rPr>
-        <w:hyperlink r:id="rId34" w:history="1">
+        <w:hyperlink r:id="rId33" w:history="1">
           <w:r>
             <w:rPr>
               <w:rStyle w:val="Hyperlink"/>
@@ -6195,7 +6192,7 @@
           <w:sz w:val="24"/>
           <w:u w:val="single"/>
         </w:rPr>
-        <w:hyperlink r:id="rId34" w:history="1">
+        <w:hyperlink r:id="rId33" w:history="1">
           <w:r>
             <w:rPr>
               <w:rStyle w:val="Hyperlink"/>
@@ -6213,7 +6210,7 @@
           <w:sz w:val="24"/>
           <w:u w:val="single"/>
         </w:rPr>
-        <w:hyperlink r:id="rId34" w:history="1">
+        <w:hyperlink r:id="rId33" w:history="1">
           <w:r>
             <w:rPr>
               <w:rStyle w:val="Hyperlink"/>
@@ -6344,7 +6341,7 @@
           <w:sz w:val="24"/>
           <w:u w:val="single"/>
         </w:rPr>
-        <w:hyperlink r:id="rId35" w:history="1">
+        <w:hyperlink r:id="rId34" w:history="1">
           <w:r>
             <w:rPr>
               <w:rStyle w:val="Hyperlink"/>
@@ -6373,7 +6370,7 @@
           <w:sz w:val="24"/>
           <w:u w:val="single"/>
         </w:rPr>
-        <w:hyperlink r:id="rId35" w:history="1">
+        <w:hyperlink r:id="rId34" w:history="1">
           <w:r>
             <w:rPr>
               <w:rStyle w:val="Hyperlink"/>
@@ -6401,7 +6398,7 @@
           <w:sz w:val="24"/>
           <w:u w:val="single"/>
         </w:rPr>
-        <w:hyperlink r:id="rId36" w:history="1">
+        <w:hyperlink r:id="rId35" w:history="1">
           <w:r>
             <w:rPr>
               <w:rStyle w:val="Hyperlink"/>
@@ -6430,7 +6427,7 @@
           <w:sz w:val="24"/>
           <w:u w:val="single"/>
         </w:rPr>
-        <w:hyperlink r:id="rId36" w:history="1">
+        <w:hyperlink r:id="rId35" w:history="1">
           <w:r>
             <w:rPr>
               <w:rStyle w:val="Hyperlink"/>

--- a/EXPORTS/DOCX/published/niveau2/Dutch/Ghana.docx
+++ b/EXPORTS/DOCX/published/niveau2/Dutch/Ghana.docx
@@ -609,6 +609,7 @@
       </w:r>
       <w:r>
         <w:rPr>
+          <w:u w:val="single" w:color="0000ff"/>
           <w:rFonts w:ascii="Charis SIL Regular" w:hAnsi="Charis SIL Regular" w:eastAsia="Charis SIL Regular"/>
           <w:b w:val="0"/>
           <w:i w:val="0"/>
@@ -1247,15 +1248,9 @@
           <w:i w:val="0"/>
           <w:color w:val="0000FF"/>
           <w:sz w:val="24"/>
-        </w:rPr>
-        <w:hyperlink r:id="rId14" w:history="1">
-          <w:r>
-            <w:rPr>
-              <w:rStyle w:val="Hyperlink"/>
-            </w:rPr>
-            <w:t>r</w:t>
-          </w:r>
-        </w:hyperlink>
+          <w:u w:val="single"/>
+        </w:rPr>
+        <w:t>r</w:t>
       </w:r>
       <w:r>
         <w:rPr>
@@ -1314,25 +1309,25 @@
           <w:color w:val="000000"/>
           <w:sz w:val="24"/>
         </w:rPr>
+        <w:t>ffing van he</w:t>
+      </w:r>
+      <w:r>
+        <w:rPr>
+          <w:u w:val="single" w:color="0000ff"/>
+          <w:rFonts w:ascii="Charis SIL Regular" w:hAnsi="Charis SIL Regular" w:eastAsia="Charis SIL Regular"/>
+          <w:b w:val="0"/>
+          <w:i w:val="0"/>
+          <w:color w:val="000000"/>
+          <w:sz w:val="24"/>
+        </w:rPr>
         <w:hyperlink r:id="rId14" w:history="1">
           <w:r>
             <w:rPr>
               <w:rStyle w:val="Hyperlink"/>
             </w:rPr>
-            <w:t xml:space="preserve">ffing van </w:t>
+            <w:t>t Ka</w:t>
           </w:r>
         </w:hyperlink>
-      </w:r>
-      <w:r>
-        <w:rPr>
-          <w:u w:val="single" w:color="0000ff"/>
-          <w:rFonts w:ascii="Charis SIL Regular" w:hAnsi="Charis SIL Regular" w:eastAsia="Charis SIL Regular"/>
-          <w:b w:val="0"/>
-          <w:i w:val="0"/>
-          <w:color w:val="000000"/>
-          <w:sz w:val="24"/>
-        </w:rPr>
-        <w:t>he</w:t>
       </w:r>
       <w:r>
         <w:rPr>
@@ -1348,19 +1343,9 @@
             <w:rPr>
               <w:rStyle w:val="Hyperlink"/>
             </w:rPr>
-            <w:t>t K</w:t>
+            <w:t>b</w:t>
           </w:r>
         </w:hyperlink>
-      </w:r>
-      <w:r>
-        <w:rPr>
-          <w:rFonts w:ascii="Charis SIL Regular" w:hAnsi="Charis SIL Regular" w:eastAsia="Charis SIL Regular"/>
-          <w:b w:val="0"/>
-          <w:i w:val="0"/>
-          <w:color w:val="000000"/>
-          <w:sz w:val="24"/>
-        </w:rPr>
-        <w:t>ab</w:t>
       </w:r>
       <w:r>
         <w:rPr>
@@ -1376,9 +1361,19 @@
             <w:rPr>
               <w:rStyle w:val="Hyperlink"/>
             </w:rPr>
-            <w:t xml:space="preserve">inet in de </w:t>
+            <w:t xml:space="preserve">inet in </w:t>
           </w:r>
         </w:hyperlink>
+      </w:r>
+      <w:r>
+        <w:rPr>
+          <w:rFonts w:ascii="Charis SIL Regular" w:hAnsi="Charis SIL Regular" w:eastAsia="Charis SIL Regular"/>
+          <w:b w:val="0"/>
+          <w:i w:val="0"/>
+          <w:color w:val="000000"/>
+          <w:sz w:val="24"/>
+        </w:rPr>
+        <w:t xml:space="preserve">de </w:t>
       </w:r>
       <w:r>
         <w:rPr>
@@ -1825,6 +1820,7 @@
           <w:i w:val="0"/>
           <w:color w:val="0000FF"/>
           <w:sz w:val="24"/>
+          <w:u w:val="single"/>
         </w:rPr>
         <w:hyperlink r:id="rId17" w:history="1">
           <w:r>
@@ -1844,7 +1840,7 @@
           <w:sz w:val="24"/>
           <w:u w:val="single"/>
         </w:rPr>
-        <w:hyperlink r:id="rId16" w:history="1">
+        <w:hyperlink r:id="rId17" w:history="1">
           <w:r>
             <w:rPr>
               <w:rStyle w:val="Hyperlink"/>
@@ -1862,7 +1858,7 @@
           <w:sz w:val="24"/>
           <w:u w:val="single"/>
         </w:rPr>
-        <w:hyperlink r:id="rId16" w:history="1">
+        <w:hyperlink r:id="rId17" w:history="1">
           <w:r>
             <w:rPr>
               <w:rStyle w:val="Hyperlink"/>
@@ -1880,7 +1876,7 @@
           <w:sz w:val="24"/>
           <w:u w:val="single"/>
         </w:rPr>
-        <w:hyperlink r:id="rId16" w:history="1">
+        <w:hyperlink r:id="rId17" w:history="1">
           <w:r>
             <w:rPr>
               <w:rStyle w:val="Hyperlink"/>
@@ -2569,32 +2565,7 @@
           <w:color w:val="000000"/>
           <w:sz w:val="24"/>
         </w:rPr>
-        <w:hyperlink r:id="rId19" w:history="1">
-          <w:r>
-            <w:rPr>
-              <w:rStyle w:val="Hyperlink"/>
-            </w:rPr>
-            <w:t>en Jinn</w:t>
-          </w:r>
-        </w:hyperlink>
-      </w:r>
-      <w:r>
-        <w:rPr>
-          <w:u w:val="single" w:color="0000ff"/>
-          <w:rFonts w:ascii="Charis SIL Regular" w:hAnsi="Charis SIL Regular" w:eastAsia="Charis SIL Regular"/>
-          <w:b w:val="0"/>
-          <w:i w:val="0"/>
-          <w:color w:val="000000"/>
-          <w:sz w:val="24"/>
-        </w:rPr>
-        <w:hyperlink r:id="rId19" w:history="1">
-          <w:r>
-            <w:rPr>
-              <w:rStyle w:val="Hyperlink"/>
-            </w:rPr>
-            <w:t>a S</w:t>
-          </w:r>
-        </w:hyperlink>
+        <w:t>en Jinna S</w:t>
       </w:r>
       <w:r>
         <w:rPr>
@@ -4498,7 +4469,7 @@
           <w:sz w:val="24"/>
           <w:u w:val="single"/>
         </w:rPr>
-        <w:hyperlink r:id="rId23" w:history="1">
+        <w:hyperlink r:id="rId24" w:history="1">
           <w:r>
             <w:rPr>
               <w:rStyle w:val="Hyperlink"/>
@@ -5100,7 +5071,6 @@
       </w:r>
       <w:r>
         <w:rPr>
-          <w:u w:val="single" w:color="0000ff"/>
           <w:rFonts w:ascii="Charis SIL Regular" w:hAnsi="Charis SIL Regular" w:eastAsia="Charis SIL Regular"/>
           <w:b w:val="0"/>
           <w:i w:val="0"/>
@@ -5136,7 +5106,7 @@
           <w:sz w:val="24"/>
           <w:u w:val="single"/>
         </w:rPr>
-        <w:hyperlink r:id="rId19" w:history="1">
+        <w:hyperlink r:id="rId27" w:history="1">
           <w:r>
             <w:rPr>
               <w:rStyle w:val="Hyperlink"/>
@@ -5165,7 +5135,7 @@
           <w:sz w:val="24"/>
           <w:u w:val="single"/>
         </w:rPr>
-        <w:hyperlink r:id="rId19" w:history="1">
+        <w:hyperlink r:id="rId27" w:history="1">
           <w:r>
             <w:rPr>
               <w:rStyle w:val="Hyperlink"/>

--- a/EXPORTS/DOCX/published/niveau2/Dutch/Ghana.docx
+++ b/EXPORTS/DOCX/published/niveau2/Dutch/Ghana.docx
@@ -1248,9 +1248,15 @@
           <w:i w:val="0"/>
           <w:color w:val="0000FF"/>
           <w:sz w:val="24"/>
-          <w:u w:val="single"/>
-        </w:rPr>
-        <w:t>r</w:t>
+        </w:rPr>
+        <w:hyperlink r:id="rId14" w:history="1">
+          <w:r>
+            <w:rPr>
+              <w:rStyle w:val="Hyperlink"/>
+            </w:rPr>
+            <w:t>r</w:t>
+          </w:r>
+        </w:hyperlink>
       </w:r>
       <w:r>
         <w:rPr>
@@ -1309,7 +1315,41 @@
           <w:color w:val="000000"/>
           <w:sz w:val="24"/>
         </w:rPr>
-        <w:t>ffing van he</w:t>
+        <w:hyperlink r:id="rId14" w:history="1">
+          <w:r>
+            <w:rPr>
+              <w:rStyle w:val="Hyperlink"/>
+            </w:rPr>
+            <w:t>ffing va</w:t>
+          </w:r>
+        </w:hyperlink>
+      </w:r>
+      <w:r>
+        <w:rPr>
+          <w:rFonts w:ascii="Charis SIL Regular" w:hAnsi="Charis SIL Regular" w:eastAsia="Charis SIL Regular"/>
+          <w:b w:val="0"/>
+          <w:i w:val="0"/>
+          <w:color w:val="000000"/>
+          <w:sz w:val="24"/>
+        </w:rPr>
+        <w:hyperlink r:id="rId14" w:history="1">
+          <w:r>
+            <w:rPr>
+              <w:rStyle w:val="Hyperlink"/>
+            </w:rPr>
+            <w:t xml:space="preserve">n </w:t>
+          </w:r>
+        </w:hyperlink>
+      </w:r>
+      <w:r>
+        <w:rPr>
+          <w:rFonts w:ascii="Charis SIL Regular" w:hAnsi="Charis SIL Regular" w:eastAsia="Charis SIL Regular"/>
+          <w:b w:val="0"/>
+          <w:i w:val="0"/>
+          <w:color w:val="000000"/>
+          <w:sz w:val="24"/>
+        </w:rPr>
+        <w:t>he</w:t>
       </w:r>
       <w:r>
         <w:rPr>
@@ -1361,19 +1401,9 @@
             <w:rPr>
               <w:rStyle w:val="Hyperlink"/>
             </w:rPr>
-            <w:t xml:space="preserve">inet in </w:t>
+            <w:t xml:space="preserve">inet in de </w:t>
           </w:r>
         </w:hyperlink>
-      </w:r>
-      <w:r>
-        <w:rPr>
-          <w:rFonts w:ascii="Charis SIL Regular" w:hAnsi="Charis SIL Regular" w:eastAsia="Charis SIL Regular"/>
-          <w:b w:val="0"/>
-          <w:i w:val="0"/>
-          <w:color w:val="000000"/>
-          <w:sz w:val="24"/>
-        </w:rPr>
-        <w:t xml:space="preserve">de </w:t>
       </w:r>
       <w:r>
         <w:rPr>
@@ -1840,7 +1870,7 @@
           <w:sz w:val="24"/>
           <w:u w:val="single"/>
         </w:rPr>
-        <w:hyperlink r:id="rId17" w:history="1">
+        <w:hyperlink r:id="rId16" w:history="1">
           <w:r>
             <w:rPr>
               <w:rStyle w:val="Hyperlink"/>
@@ -1858,7 +1888,7 @@
           <w:sz w:val="24"/>
           <w:u w:val="single"/>
         </w:rPr>
-        <w:hyperlink r:id="rId17" w:history="1">
+        <w:hyperlink r:id="rId16" w:history="1">
           <w:r>
             <w:rPr>
               <w:rStyle w:val="Hyperlink"/>
@@ -1876,7 +1906,7 @@
           <w:sz w:val="24"/>
           <w:u w:val="single"/>
         </w:rPr>
-        <w:hyperlink r:id="rId17" w:history="1">
+        <w:hyperlink r:id="rId16" w:history="1">
           <w:r>
             <w:rPr>
               <w:rStyle w:val="Hyperlink"/>
@@ -2565,7 +2595,32 @@
           <w:color w:val="000000"/>
           <w:sz w:val="24"/>
         </w:rPr>
-        <w:t>en Jinna S</w:t>
+        <w:hyperlink r:id="rId19" w:history="1">
+          <w:r>
+            <w:rPr>
+              <w:rStyle w:val="Hyperlink"/>
+            </w:rPr>
+            <w:t>en Jinn</w:t>
+          </w:r>
+        </w:hyperlink>
+      </w:r>
+      <w:r>
+        <w:rPr>
+          <w:u w:val="single" w:color="0000ff"/>
+          <w:rFonts w:ascii="Charis SIL Regular" w:hAnsi="Charis SIL Regular" w:eastAsia="Charis SIL Regular"/>
+          <w:b w:val="0"/>
+          <w:i w:val="0"/>
+          <w:color w:val="000000"/>
+          <w:sz w:val="24"/>
+        </w:rPr>
+        <w:hyperlink r:id="rId19" w:history="1">
+          <w:r>
+            <w:rPr>
+              <w:rStyle w:val="Hyperlink"/>
+            </w:rPr>
+            <w:t>a S</w:t>
+          </w:r>
+        </w:hyperlink>
       </w:r>
       <w:r>
         <w:rPr>
@@ -3537,176 +3592,13 @@
       </w:r>
       <w:r>
         <w:rPr>
-          <w:u w:val="single" w:color="0000ff"/>
           <w:rFonts w:ascii="Charis SIL Regular" w:hAnsi="Charis SIL Regular" w:eastAsia="Charis SIL Regular"/>
           <w:b w:val="0"/>
           <w:i w:val="0"/>
           <w:color w:val="000000"/>
           <w:sz w:val="24"/>
         </w:rPr>
-        <w:hyperlink r:id="rId21" w:history="1">
-          <w:r>
-            <w:rPr>
-              <w:rStyle w:val="Hyperlink"/>
-            </w:rPr>
-            <w:t xml:space="preserve"> zijn</w:t>
-          </w:r>
-        </w:hyperlink>
-      </w:r>
-      <w:r>
-        <w:rPr>
-          <w:u w:val="single" w:color="0000ff"/>
-          <w:rFonts w:ascii="Charis SIL Regular" w:hAnsi="Charis SIL Regular" w:eastAsia="Charis SIL Regular"/>
-          <w:b w:val="0"/>
-          <w:i w:val="0"/>
-          <w:color w:val="000000"/>
-          <w:sz w:val="24"/>
-        </w:rPr>
-        <w:t xml:space="preserve"> </w:t>
-      </w:r>
-      <w:r>
-        <w:rPr>
-          <w:u w:val="single" w:color="0000ff"/>
-          <w:rFonts w:ascii="Charis SIL Regular" w:hAnsi="Charis SIL Regular" w:eastAsia="Charis SIL Regular"/>
-          <w:b w:val="0"/>
-          <w:i w:val="0"/>
-          <w:color w:val="000000"/>
-          <w:sz w:val="24"/>
-        </w:rPr>
-        <w:hyperlink r:id="rId21" w:history="1">
-          <w:r>
-            <w:rPr>
-              <w:rStyle w:val="Hyperlink"/>
-            </w:rPr>
-            <w:t>st</w:t>
-          </w:r>
-        </w:hyperlink>
-      </w:r>
-      <w:r>
-        <w:rPr>
-          <w:u w:val="single" w:color="0000ff"/>
-          <w:rFonts w:ascii="Charis SIL Regular" w:hAnsi="Charis SIL Regular" w:eastAsia="Charis SIL Regular"/>
-          <w:b w:val="0"/>
-          <w:i w:val="0"/>
-          <w:color w:val="000000"/>
-          <w:sz w:val="24"/>
-        </w:rPr>
-        <w:hyperlink r:id="rId21" w:history="1">
-          <w:r>
-            <w:rPr>
-              <w:rStyle w:val="Hyperlink"/>
-            </w:rPr>
-            <w:t>u</w:t>
-          </w:r>
-        </w:hyperlink>
-      </w:r>
-      <w:r>
-        <w:rPr>
-          <w:u w:val="single" w:color="0000ff"/>
-          <w:rFonts w:ascii="Charis SIL Regular" w:hAnsi="Charis SIL Regular" w:eastAsia="Charis SIL Regular"/>
-          <w:b w:val="0"/>
-          <w:i w:val="0"/>
-          <w:color w:val="000000"/>
-          <w:sz w:val="24"/>
-        </w:rPr>
-        <w:hyperlink r:id="rId21" w:history="1">
-          <w:r>
-            <w:rPr>
-              <w:rStyle w:val="Hyperlink"/>
-            </w:rPr>
-            <w:t>kk</w:t>
-          </w:r>
-        </w:hyperlink>
-      </w:r>
-      <w:r>
-        <w:rPr>
-          <w:u w:val="single" w:color="0000ff"/>
-          <w:rFonts w:ascii="Charis SIL Regular" w:hAnsi="Charis SIL Regular" w:eastAsia="Charis SIL Regular"/>
-          <w:b w:val="0"/>
-          <w:i w:val="0"/>
-          <w:color w:val="000000"/>
-          <w:sz w:val="24"/>
-        </w:rPr>
-        <w:hyperlink r:id="rId21" w:history="1">
-          <w:r>
-            <w:rPr>
-              <w:rStyle w:val="Hyperlink"/>
-            </w:rPr>
-            <w:t>en te vin</w:t>
-          </w:r>
-        </w:hyperlink>
-      </w:r>
-      <w:r>
-        <w:rPr>
-          <w:u w:val="single" w:color="0000ff"/>
-          <w:rFonts w:ascii="Charis SIL Regular" w:hAnsi="Charis SIL Regular" w:eastAsia="Charis SIL Regular"/>
-          <w:b w:val="0"/>
-          <w:i w:val="0"/>
-          <w:color w:val="000000"/>
-          <w:sz w:val="24"/>
-        </w:rPr>
-        <w:hyperlink r:id="rId21" w:history="1">
-          <w:r>
-            <w:rPr>
-              <w:rStyle w:val="Hyperlink"/>
-            </w:rPr>
-            <w:t>d</w:t>
-          </w:r>
-        </w:hyperlink>
-      </w:r>
-      <w:r>
-        <w:rPr>
-          <w:u w:val="single" w:color="0000ff"/>
-          <w:rFonts w:ascii="Charis SIL Regular" w:hAnsi="Charis SIL Regular" w:eastAsia="Charis SIL Regular"/>
-          <w:b w:val="0"/>
-          <w:i w:val="0"/>
-          <w:color w:val="000000"/>
-          <w:sz w:val="24"/>
-        </w:rPr>
-        <w:hyperlink r:id="rId21" w:history="1">
-          <w:r>
-            <w:rPr>
-              <w:rStyle w:val="Hyperlink"/>
-            </w:rPr>
-            <w:t xml:space="preserve">en </w:t>
-          </w:r>
-        </w:hyperlink>
-      </w:r>
-      <w:r>
-        <w:rPr>
-          <w:u w:val="single" w:color="0000ff"/>
-          <w:rFonts w:ascii="Charis SIL Regular" w:hAnsi="Charis SIL Regular" w:eastAsia="Charis SIL Regular"/>
-          <w:b w:val="0"/>
-          <w:i w:val="0"/>
-          <w:color w:val="000000"/>
-          <w:sz w:val="24"/>
-        </w:rPr>
-        <w:hyperlink r:id="rId21" w:history="1">
-          <w:r>
-            <w:rPr>
-              <w:rStyle w:val="Hyperlink"/>
-            </w:rPr>
-            <w:t>d</w:t>
-          </w:r>
-        </w:hyperlink>
-      </w:r>
-      <w:r>
-        <w:rPr>
-          <w:u w:val="single" w:color="0000ff"/>
-          <w:rFonts w:ascii="Charis SIL Regular" w:hAnsi="Charis SIL Regular" w:eastAsia="Charis SIL Regular"/>
-          <w:b w:val="0"/>
-          <w:i w:val="0"/>
-          <w:color w:val="000000"/>
-          <w:sz w:val="24"/>
-        </w:rPr>
-        <w:hyperlink r:id="rId21" w:history="1">
-          <w:r>
-            <w:rPr>
-              <w:rStyle w:val="Hyperlink"/>
-            </w:rPr>
-            <w:t>ie t</w:t>
-          </w:r>
-        </w:hyperlink>
+        <w:t xml:space="preserve"> zijn stukken te vinden die t</w:t>
       </w:r>
       <w:r>
         <w:rPr>
@@ -4498,6 +4390,7 @@
       </w:r>
       <w:r>
         <w:rPr>
+          <w:u w:val="single" w:color="0000ff"/>
           <w:rFonts w:ascii="Charis SIL Regular" w:hAnsi="Charis SIL Regular" w:eastAsia="Charis SIL Regular"/>
           <w:b w:val="0"/>
           <w:i w:val="0"/>
@@ -4515,7 +4408,7 @@
           <w:sz w:val="24"/>
           <w:u w:val="single"/>
         </w:rPr>
-        <w:hyperlink r:id="rId23" w:history="1">
+        <w:hyperlink r:id="rId25" w:history="1">
           <w:r>
             <w:rPr>
               <w:rStyle w:val="Hyperlink"/>
@@ -4533,7 +4426,7 @@
           <w:sz w:val="24"/>
           <w:u w:val="single"/>
         </w:rPr>
-        <w:hyperlink r:id="rId23" w:history="1">
+        <w:hyperlink r:id="rId25" w:history="1">
           <w:r>
             <w:rPr>
               <w:rStyle w:val="Hyperlink"/>
@@ -4562,7 +4455,7 @@
           <w:sz w:val="24"/>
           <w:u w:val="single"/>
         </w:rPr>
-        <w:hyperlink r:id="rId23" w:history="1">
+        <w:hyperlink r:id="rId25" w:history="1">
           <w:r>
             <w:rPr>
               <w:rStyle w:val="Hyperlink"/>
@@ -4640,7 +4533,7 @@
           <w:sz w:val="24"/>
           <w:u w:val="single"/>
         </w:rPr>
-        <w:hyperlink r:id="rId25" w:history="1">
+        <w:hyperlink r:id="rId26" w:history="1">
           <w:r>
             <w:rPr>
               <w:rStyle w:val="Hyperlink"/>
@@ -4658,7 +4551,7 @@
           <w:sz w:val="24"/>
           <w:u w:val="single"/>
         </w:rPr>
-        <w:hyperlink r:id="rId25" w:history="1">
+        <w:hyperlink r:id="rId26" w:history="1">
           <w:r>
             <w:rPr>
               <w:rStyle w:val="Hyperlink"/>
@@ -4676,7 +4569,7 @@
           <w:sz w:val="24"/>
           <w:u w:val="single"/>
         </w:rPr>
-        <w:hyperlink r:id="rId25" w:history="1">
+        <w:hyperlink r:id="rId26" w:history="1">
           <w:r>
             <w:rPr>
               <w:rStyle w:val="Hyperlink"/>
@@ -4694,7 +4587,7 @@
           <w:sz w:val="24"/>
           <w:u w:val="single"/>
         </w:rPr>
-        <w:hyperlink r:id="rId25" w:history="1">
+        <w:hyperlink r:id="rId26" w:history="1">
           <w:r>
             <w:rPr>
               <w:rStyle w:val="Hyperlink"/>
@@ -4712,7 +4605,7 @@
           <w:sz w:val="24"/>
           <w:u w:val="single"/>
         </w:rPr>
-        <w:hyperlink r:id="rId25" w:history="1">
+        <w:hyperlink r:id="rId26" w:history="1">
           <w:r>
             <w:rPr>
               <w:rStyle w:val="Hyperlink"/>
@@ -4730,7 +4623,7 @@
           <w:sz w:val="24"/>
           <w:u w:val="single"/>
         </w:rPr>
-        <w:hyperlink r:id="rId25" w:history="1">
+        <w:hyperlink r:id="rId26" w:history="1">
           <w:r>
             <w:rPr>
               <w:rStyle w:val="Hyperlink"/>
@@ -4748,7 +4641,7 @@
           <w:sz w:val="24"/>
           <w:u w:val="single"/>
         </w:rPr>
-        <w:hyperlink r:id="rId25" w:history="1">
+        <w:hyperlink r:id="rId26" w:history="1">
           <w:r>
             <w:rPr>
               <w:rStyle w:val="Hyperlink"/>
@@ -4996,13 +4889,21 @@
       </w:r>
       <w:r>
         <w:rPr>
+          <w:u w:val="single" w:color="0000ff"/>
           <w:rFonts w:ascii="Charis SIL Regular" w:hAnsi="Charis SIL Regular" w:eastAsia="Charis SIL Regular"/>
           <w:b w:val="0"/>
           <w:i w:val="0"/>
           <w:color w:val="000000"/>
           <w:sz w:val="24"/>
         </w:rPr>
-        <w:t xml:space="preserve">, </w:t>
+        <w:hyperlink r:id="rId19" w:history="1">
+          <w:r>
+            <w:rPr>
+              <w:rStyle w:val="Hyperlink"/>
+            </w:rPr>
+            <w:t xml:space="preserve">, </w:t>
+          </w:r>
+        </w:hyperlink>
       </w:r>
       <w:r>
         <w:rPr>
@@ -5013,7 +4914,7 @@
           <w:sz w:val="24"/>
           <w:u w:val="single"/>
         </w:rPr>
-        <w:hyperlink r:id="rId26" w:history="1">
+        <w:hyperlink r:id="rId27" w:history="1">
           <w:r>
             <w:rPr>
               <w:rStyle w:val="Hyperlink"/>
@@ -5031,7 +4932,7 @@
           <w:sz w:val="24"/>
           <w:u w:val="single"/>
         </w:rPr>
-        <w:hyperlink r:id="rId26" w:history="1">
+        <w:hyperlink r:id="rId27" w:history="1">
           <w:r>
             <w:rPr>
               <w:rStyle w:val="Hyperlink"/>
@@ -5060,7 +4961,7 @@
           <w:sz w:val="24"/>
           <w:u w:val="single"/>
         </w:rPr>
-        <w:hyperlink r:id="rId26" w:history="1">
+        <w:hyperlink r:id="rId27" w:history="1">
           <w:r>
             <w:rPr>
               <w:rStyle w:val="Hyperlink"/>
@@ -5071,6 +4972,7 @@
       </w:r>
       <w:r>
         <w:rPr>
+          <w:u w:val="single" w:color="0000ff"/>
           <w:rFonts w:ascii="Charis SIL Regular" w:hAnsi="Charis SIL Regular" w:eastAsia="Charis SIL Regular"/>
           <w:b w:val="0"/>
           <w:i w:val="0"/>
@@ -5088,7 +4990,7 @@
           <w:sz w:val="24"/>
           <w:u w:val="single"/>
         </w:rPr>
-        <w:hyperlink r:id="rId27" w:history="1">
+        <w:hyperlink r:id="rId28" w:history="1">
           <w:r>
             <w:rPr>
               <w:rStyle w:val="Hyperlink"/>
@@ -5106,7 +5008,7 @@
           <w:sz w:val="24"/>
           <w:u w:val="single"/>
         </w:rPr>
-        <w:hyperlink r:id="rId27" w:history="1">
+        <w:hyperlink r:id="rId28" w:history="1">
           <w:r>
             <w:rPr>
               <w:rStyle w:val="Hyperlink"/>
@@ -5135,7 +5037,7 @@
           <w:sz w:val="24"/>
           <w:u w:val="single"/>
         </w:rPr>
-        <w:hyperlink r:id="rId27" w:history="1">
+        <w:hyperlink r:id="rId28" w:history="1">
           <w:r>
             <w:rPr>
               <w:rStyle w:val="Hyperlink"/>
@@ -5153,7 +5055,7 @@
           <w:sz w:val="24"/>
           <w:u w:val="single"/>
         </w:rPr>
-        <w:hyperlink r:id="rId19" w:history="1">
+        <w:hyperlink r:id="rId28" w:history="1">
           <w:r>
             <w:rPr>
               <w:rStyle w:val="Hyperlink"/>
@@ -5293,7 +5195,7 @@
           <w:sz w:val="24"/>
           <w:u w:val="single"/>
         </w:rPr>
-        <w:hyperlink r:id="rId28" w:history="1">
+        <w:hyperlink r:id="rId29" w:history="1">
           <w:r>
             <w:rPr>
               <w:rStyle w:val="Hyperlink"/>
@@ -5311,7 +5213,7 @@
           <w:sz w:val="24"/>
           <w:u w:val="single"/>
         </w:rPr>
-        <w:hyperlink r:id="rId28" w:history="1">
+        <w:hyperlink r:id="rId29" w:history="1">
           <w:r>
             <w:rPr>
               <w:rStyle w:val="Hyperlink"/>
@@ -5329,7 +5231,7 @@
           <w:sz w:val="24"/>
           <w:u w:val="single"/>
         </w:rPr>
-        <w:hyperlink r:id="rId28" w:history="1">
+        <w:hyperlink r:id="rId29" w:history="1">
           <w:r>
             <w:rPr>
               <w:rStyle w:val="Hyperlink"/>
@@ -5347,7 +5249,7 @@
           <w:sz w:val="24"/>
           <w:u w:val="single"/>
         </w:rPr>
-        <w:hyperlink r:id="rId28" w:history="1">
+        <w:hyperlink r:id="rId29" w:history="1">
           <w:r>
             <w:rPr>
               <w:rStyle w:val="Hyperlink"/>
@@ -5375,7 +5277,7 @@
           <w:sz w:val="24"/>
           <w:u w:val="single"/>
         </w:rPr>
-        <w:hyperlink r:id="rId29" w:history="1">
+        <w:hyperlink r:id="rId30" w:history="1">
           <w:r>
             <w:rPr>
               <w:rStyle w:val="Hyperlink"/>
@@ -5393,7 +5295,7 @@
           <w:sz w:val="24"/>
           <w:u w:val="single"/>
         </w:rPr>
-        <w:hyperlink r:id="rId29" w:history="1">
+        <w:hyperlink r:id="rId30" w:history="1">
           <w:r>
             <w:rPr>
               <w:rStyle w:val="Hyperlink"/>
@@ -5422,7 +5324,7 @@
           <w:sz w:val="24"/>
           <w:u w:val="single"/>
         </w:rPr>
-        <w:hyperlink r:id="rId29" w:history="1">
+        <w:hyperlink r:id="rId30" w:history="1">
           <w:r>
             <w:rPr>
               <w:rStyle w:val="Hyperlink"/>
@@ -5510,7 +5412,7 @@
           <w:sz w:val="24"/>
           <w:u w:val="single"/>
         </w:rPr>
-        <w:hyperlink r:id="rId30" w:history="1">
+        <w:hyperlink r:id="rId31" w:history="1">
           <w:r>
             <w:rPr>
               <w:rStyle w:val="Hyperlink"/>
@@ -5539,7 +5441,7 @@
           <w:sz w:val="24"/>
           <w:u w:val="single"/>
         </w:rPr>
-        <w:hyperlink r:id="rId30" w:history="1">
+        <w:hyperlink r:id="rId31" w:history="1">
           <w:r>
             <w:rPr>
               <w:rStyle w:val="Hyperlink"/>
@@ -5567,7 +5469,7 @@
           <w:sz w:val="24"/>
           <w:u w:val="single"/>
         </w:rPr>
-        <w:hyperlink r:id="rId31" w:history="1">
+        <w:hyperlink r:id="rId32" w:history="1">
           <w:r>
             <w:rPr>
               <w:rStyle w:val="Hyperlink"/>
@@ -5596,7 +5498,7 @@
           <w:sz w:val="24"/>
           <w:u w:val="single"/>
         </w:rPr>
-        <w:hyperlink r:id="rId31" w:history="1">
+        <w:hyperlink r:id="rId32" w:history="1">
           <w:r>
             <w:rPr>
               <w:rStyle w:val="Hyperlink"/>
@@ -5720,7 +5622,7 @@
           <w:sz w:val="24"/>
           <w:u w:val="single"/>
         </w:rPr>
-        <w:hyperlink r:id="rId32" w:history="1">
+        <w:hyperlink r:id="rId33" w:history="1">
           <w:r>
             <w:rPr>
               <w:rStyle w:val="Hyperlink"/>
@@ -5738,7 +5640,7 @@
           <w:sz w:val="24"/>
           <w:u w:val="single"/>
         </w:rPr>
-        <w:hyperlink r:id="rId32" w:history="1">
+        <w:hyperlink r:id="rId33" w:history="1">
           <w:r>
             <w:rPr>
               <w:rStyle w:val="Hyperlink"/>
@@ -5756,7 +5658,7 @@
           <w:sz w:val="24"/>
           <w:u w:val="single"/>
         </w:rPr>
-        <w:hyperlink r:id="rId32" w:history="1">
+        <w:hyperlink r:id="rId33" w:history="1">
           <w:r>
             <w:rPr>
               <w:rStyle w:val="Hyperlink"/>
@@ -5937,7 +5839,7 @@
           <w:sz w:val="24"/>
           <w:u w:val="single"/>
         </w:rPr>
-        <w:hyperlink r:id="rId33" w:history="1">
+        <w:hyperlink r:id="rId34" w:history="1">
           <w:r>
             <w:rPr>
               <w:rStyle w:val="Hyperlink"/>
@@ -5955,7 +5857,7 @@
           <w:sz w:val="24"/>
           <w:u w:val="single"/>
         </w:rPr>
-        <w:hyperlink r:id="rId33" w:history="1">
+        <w:hyperlink r:id="rId34" w:history="1">
           <w:r>
             <w:rPr>
               <w:rStyle w:val="Hyperlink"/>
@@ -5973,7 +5875,7 @@
           <w:sz w:val="24"/>
           <w:u w:val="single"/>
         </w:rPr>
-        <w:hyperlink r:id="rId33" w:history="1">
+        <w:hyperlink r:id="rId34" w:history="1">
           <w:r>
             <w:rPr>
               <w:rStyle w:val="Hyperlink"/>
@@ -5991,7 +5893,7 @@
           <w:sz w:val="24"/>
           <w:u w:val="single"/>
         </w:rPr>
-        <w:hyperlink r:id="rId33" w:history="1">
+        <w:hyperlink r:id="rId34" w:history="1">
           <w:r>
             <w:rPr>
               <w:rStyle w:val="Hyperlink"/>
@@ -6009,7 +5911,7 @@
           <w:sz w:val="24"/>
           <w:u w:val="single"/>
         </w:rPr>
-        <w:hyperlink r:id="rId33" w:history="1">
+        <w:hyperlink r:id="rId34" w:history="1">
           <w:r>
             <w:rPr>
               <w:rStyle w:val="Hyperlink"/>
@@ -6027,7 +5929,7 @@
           <w:sz w:val="24"/>
           <w:u w:val="single"/>
         </w:rPr>
-        <w:hyperlink r:id="rId33" w:history="1">
+        <w:hyperlink r:id="rId34" w:history="1">
           <w:r>
             <w:rPr>
               <w:rStyle w:val="Hyperlink"/>
@@ -6045,7 +5947,7 @@
           <w:sz w:val="24"/>
           <w:u w:val="single"/>
         </w:rPr>
-        <w:hyperlink r:id="rId33" w:history="1">
+        <w:hyperlink r:id="rId34" w:history="1">
           <w:r>
             <w:rPr>
               <w:rStyle w:val="Hyperlink"/>
@@ -6063,7 +5965,7 @@
           <w:sz w:val="24"/>
           <w:u w:val="single"/>
         </w:rPr>
-        <w:hyperlink r:id="rId33" w:history="1">
+        <w:hyperlink r:id="rId34" w:history="1">
           <w:r>
             <w:rPr>
               <w:rStyle w:val="Hyperlink"/>
@@ -6080,7 +5982,7 @@
           <w:color w:val="0000FF"/>
           <w:sz w:val="24"/>
         </w:rPr>
-        <w:hyperlink r:id="rId33" w:history="1">
+        <w:hyperlink r:id="rId34" w:history="1">
           <w:r>
             <w:rPr>
               <w:rStyle w:val="Hyperlink"/>
@@ -6108,7 +6010,7 @@
           <w:sz w:val="24"/>
           <w:u w:val="single"/>
         </w:rPr>
-        <w:hyperlink r:id="rId33" w:history="1">
+        <w:hyperlink r:id="rId34" w:history="1">
           <w:r>
             <w:rPr>
               <w:rStyle w:val="Hyperlink"/>
@@ -6126,7 +6028,7 @@
           <w:sz w:val="24"/>
           <w:u w:val="single"/>
         </w:rPr>
-        <w:hyperlink r:id="rId33" w:history="1">
+        <w:hyperlink r:id="rId34" w:history="1">
           <w:r>
             <w:rPr>
               <w:rStyle w:val="Hyperlink"/>
@@ -6144,7 +6046,7 @@
           <w:sz w:val="24"/>
           <w:u w:val="single"/>
         </w:rPr>
-        <w:hyperlink r:id="rId33" w:history="1">
+        <w:hyperlink r:id="rId34" w:history="1">
           <w:r>
             <w:rPr>
               <w:rStyle w:val="Hyperlink"/>
@@ -6162,7 +6064,7 @@
           <w:sz w:val="24"/>
           <w:u w:val="single"/>
         </w:rPr>
-        <w:hyperlink r:id="rId33" w:history="1">
+        <w:hyperlink r:id="rId34" w:history="1">
           <w:r>
             <w:rPr>
               <w:rStyle w:val="Hyperlink"/>
@@ -6180,7 +6082,7 @@
           <w:sz w:val="24"/>
           <w:u w:val="single"/>
         </w:rPr>
-        <w:hyperlink r:id="rId33" w:history="1">
+        <w:hyperlink r:id="rId34" w:history="1">
           <w:r>
             <w:rPr>
               <w:rStyle w:val="Hyperlink"/>
@@ -6311,7 +6213,7 @@
           <w:sz w:val="24"/>
           <w:u w:val="single"/>
         </w:rPr>
-        <w:hyperlink r:id="rId34" w:history="1">
+        <w:hyperlink r:id="rId35" w:history="1">
           <w:r>
             <w:rPr>
               <w:rStyle w:val="Hyperlink"/>
@@ -6340,7 +6242,7 @@
           <w:sz w:val="24"/>
           <w:u w:val="single"/>
         </w:rPr>
-        <w:hyperlink r:id="rId34" w:history="1">
+        <w:hyperlink r:id="rId35" w:history="1">
           <w:r>
             <w:rPr>
               <w:rStyle w:val="Hyperlink"/>
@@ -6368,7 +6270,7 @@
           <w:sz w:val="24"/>
           <w:u w:val="single"/>
         </w:rPr>
-        <w:hyperlink r:id="rId35" w:history="1">
+        <w:hyperlink r:id="rId36" w:history="1">
           <w:r>
             <w:rPr>
               <w:rStyle w:val="Hyperlink"/>
@@ -6397,7 +6299,7 @@
           <w:sz w:val="24"/>
           <w:u w:val="single"/>
         </w:rPr>
-        <w:hyperlink r:id="rId35" w:history="1">
+        <w:hyperlink r:id="rId36" w:history="1">
           <w:r>
             <w:rPr>
               <w:rStyle w:val="Hyperlink"/>

--- a/EXPORTS/DOCX/published/niveau2/Dutch/Ghana.docx
+++ b/EXPORTS/DOCX/published/niveau2/Dutch/Ghana.docx
@@ -598,25 +598,7 @@
           <w:color w:val="000000"/>
           <w:sz w:val="24"/>
         </w:rPr>
-        <w:hyperlink r:id="rId10" w:history="1">
-          <w:r>
-            <w:rPr>
-              <w:rStyle w:val="Hyperlink"/>
-            </w:rPr>
-            <w:t xml:space="preserve">n van de </w:t>
-          </w:r>
-        </w:hyperlink>
-      </w:r>
-      <w:r>
-        <w:rPr>
-          <w:u w:val="single" w:color="0000ff"/>
-          <w:rFonts w:ascii="Charis SIL Regular" w:hAnsi="Charis SIL Regular" w:eastAsia="Charis SIL Regular"/>
-          <w:b w:val="0"/>
-          <w:i w:val="0"/>
-          <w:color w:val="000000"/>
-          <w:sz w:val="24"/>
-        </w:rPr>
-        <w:t>W</w:t>
+        <w:t>n van de W</w:t>
       </w:r>
       <w:r>
         <w:rPr>
@@ -1248,15 +1230,9 @@
           <w:i w:val="0"/>
           <w:color w:val="0000FF"/>
           <w:sz w:val="24"/>
-        </w:rPr>
-        <w:hyperlink r:id="rId14" w:history="1">
-          <w:r>
-            <w:rPr>
-              <w:rStyle w:val="Hyperlink"/>
-            </w:rPr>
-            <w:t>r</w:t>
-          </w:r>
-        </w:hyperlink>
+          <w:u w:val="single"/>
+        </w:rPr>
+        <w:t>r</w:t>
       </w:r>
       <w:r>
         <w:rPr>
@@ -1320,29 +1296,13 @@
             <w:rPr>
               <w:rStyle w:val="Hyperlink"/>
             </w:rPr>
-            <w:t>ffing va</w:t>
+            <w:t xml:space="preserve">ffing van </w:t>
           </w:r>
         </w:hyperlink>
       </w:r>
       <w:r>
         <w:rPr>
-          <w:rFonts w:ascii="Charis SIL Regular" w:hAnsi="Charis SIL Regular" w:eastAsia="Charis SIL Regular"/>
-          <w:b w:val="0"/>
-          <w:i w:val="0"/>
-          <w:color w:val="000000"/>
-          <w:sz w:val="24"/>
-        </w:rPr>
-        <w:hyperlink r:id="rId14" w:history="1">
-          <w:r>
-            <w:rPr>
-              <w:rStyle w:val="Hyperlink"/>
-            </w:rPr>
-            <w:t xml:space="preserve">n </w:t>
-          </w:r>
-        </w:hyperlink>
-      </w:r>
-      <w:r>
-        <w:rPr>
+          <w:u w:val="single" w:color="0000ff"/>
           <w:rFonts w:ascii="Charis SIL Regular" w:hAnsi="Charis SIL Regular" w:eastAsia="Charis SIL Regular"/>
           <w:b w:val="0"/>
           <w:i w:val="0"/>
@@ -1401,9 +1361,19 @@
             <w:rPr>
               <w:rStyle w:val="Hyperlink"/>
             </w:rPr>
-            <w:t xml:space="preserve">inet in de </w:t>
+            <w:t xml:space="preserve">inet in </w:t>
           </w:r>
         </w:hyperlink>
+      </w:r>
+      <w:r>
+        <w:rPr>
+          <w:rFonts w:ascii="Charis SIL Regular" w:hAnsi="Charis SIL Regular" w:eastAsia="Charis SIL Regular"/>
+          <w:b w:val="0"/>
+          <w:i w:val="0"/>
+          <w:color w:val="000000"/>
+          <w:sz w:val="24"/>
+        </w:rPr>
+        <w:t xml:space="preserve">de </w:t>
       </w:r>
       <w:r>
         <w:rPr>
@@ -1850,7 +1820,6 @@
           <w:i w:val="0"/>
           <w:color w:val="0000FF"/>
           <w:sz w:val="24"/>
-          <w:u w:val="single"/>
         </w:rPr>
         <w:hyperlink r:id="rId17" w:history="1">
           <w:r>
@@ -3592,13 +3561,176 @@
       </w:r>
       <w:r>
         <w:rPr>
+          <w:u w:val="single" w:color="0000ff"/>
           <w:rFonts w:ascii="Charis SIL Regular" w:hAnsi="Charis SIL Regular" w:eastAsia="Charis SIL Regular"/>
           <w:b w:val="0"/>
           <w:i w:val="0"/>
           <w:color w:val="000000"/>
           <w:sz w:val="24"/>
         </w:rPr>
-        <w:t xml:space="preserve"> zijn stukken te vinden die t</w:t>
+        <w:hyperlink r:id="rId21" w:history="1">
+          <w:r>
+            <w:rPr>
+              <w:rStyle w:val="Hyperlink"/>
+            </w:rPr>
+            <w:t xml:space="preserve"> zijn</w:t>
+          </w:r>
+        </w:hyperlink>
+      </w:r>
+      <w:r>
+        <w:rPr>
+          <w:u w:val="single" w:color="0000ff"/>
+          <w:rFonts w:ascii="Charis SIL Regular" w:hAnsi="Charis SIL Regular" w:eastAsia="Charis SIL Regular"/>
+          <w:b w:val="0"/>
+          <w:i w:val="0"/>
+          <w:color w:val="000000"/>
+          <w:sz w:val="24"/>
+        </w:rPr>
+        <w:t xml:space="preserve"> </w:t>
+      </w:r>
+      <w:r>
+        <w:rPr>
+          <w:u w:val="single" w:color="0000ff"/>
+          <w:rFonts w:ascii="Charis SIL Regular" w:hAnsi="Charis SIL Regular" w:eastAsia="Charis SIL Regular"/>
+          <w:b w:val="0"/>
+          <w:i w:val="0"/>
+          <w:color w:val="000000"/>
+          <w:sz w:val="24"/>
+        </w:rPr>
+        <w:hyperlink r:id="rId21" w:history="1">
+          <w:r>
+            <w:rPr>
+              <w:rStyle w:val="Hyperlink"/>
+            </w:rPr>
+            <w:t>st</w:t>
+          </w:r>
+        </w:hyperlink>
+      </w:r>
+      <w:r>
+        <w:rPr>
+          <w:u w:val="single" w:color="0000ff"/>
+          <w:rFonts w:ascii="Charis SIL Regular" w:hAnsi="Charis SIL Regular" w:eastAsia="Charis SIL Regular"/>
+          <w:b w:val="0"/>
+          <w:i w:val="0"/>
+          <w:color w:val="000000"/>
+          <w:sz w:val="24"/>
+        </w:rPr>
+        <w:hyperlink r:id="rId21" w:history="1">
+          <w:r>
+            <w:rPr>
+              <w:rStyle w:val="Hyperlink"/>
+            </w:rPr>
+            <w:t>u</w:t>
+          </w:r>
+        </w:hyperlink>
+      </w:r>
+      <w:r>
+        <w:rPr>
+          <w:u w:val="single" w:color="0000ff"/>
+          <w:rFonts w:ascii="Charis SIL Regular" w:hAnsi="Charis SIL Regular" w:eastAsia="Charis SIL Regular"/>
+          <w:b w:val="0"/>
+          <w:i w:val="0"/>
+          <w:color w:val="000000"/>
+          <w:sz w:val="24"/>
+        </w:rPr>
+        <w:hyperlink r:id="rId21" w:history="1">
+          <w:r>
+            <w:rPr>
+              <w:rStyle w:val="Hyperlink"/>
+            </w:rPr>
+            <w:t>kk</w:t>
+          </w:r>
+        </w:hyperlink>
+      </w:r>
+      <w:r>
+        <w:rPr>
+          <w:u w:val="single" w:color="0000ff"/>
+          <w:rFonts w:ascii="Charis SIL Regular" w:hAnsi="Charis SIL Regular" w:eastAsia="Charis SIL Regular"/>
+          <w:b w:val="0"/>
+          <w:i w:val="0"/>
+          <w:color w:val="000000"/>
+          <w:sz w:val="24"/>
+        </w:rPr>
+        <w:hyperlink r:id="rId21" w:history="1">
+          <w:r>
+            <w:rPr>
+              <w:rStyle w:val="Hyperlink"/>
+            </w:rPr>
+            <w:t>en te vin</w:t>
+          </w:r>
+        </w:hyperlink>
+      </w:r>
+      <w:r>
+        <w:rPr>
+          <w:u w:val="single" w:color="0000ff"/>
+          <w:rFonts w:ascii="Charis SIL Regular" w:hAnsi="Charis SIL Regular" w:eastAsia="Charis SIL Regular"/>
+          <w:b w:val="0"/>
+          <w:i w:val="0"/>
+          <w:color w:val="000000"/>
+          <w:sz w:val="24"/>
+        </w:rPr>
+        <w:hyperlink r:id="rId21" w:history="1">
+          <w:r>
+            <w:rPr>
+              <w:rStyle w:val="Hyperlink"/>
+            </w:rPr>
+            <w:t>d</w:t>
+          </w:r>
+        </w:hyperlink>
+      </w:r>
+      <w:r>
+        <w:rPr>
+          <w:u w:val="single" w:color="0000ff"/>
+          <w:rFonts w:ascii="Charis SIL Regular" w:hAnsi="Charis SIL Regular" w:eastAsia="Charis SIL Regular"/>
+          <w:b w:val="0"/>
+          <w:i w:val="0"/>
+          <w:color w:val="000000"/>
+          <w:sz w:val="24"/>
+        </w:rPr>
+        <w:hyperlink r:id="rId21" w:history="1">
+          <w:r>
+            <w:rPr>
+              <w:rStyle w:val="Hyperlink"/>
+            </w:rPr>
+            <w:t xml:space="preserve">en </w:t>
+          </w:r>
+        </w:hyperlink>
+      </w:r>
+      <w:r>
+        <w:rPr>
+          <w:u w:val="single" w:color="0000ff"/>
+          <w:rFonts w:ascii="Charis SIL Regular" w:hAnsi="Charis SIL Regular" w:eastAsia="Charis SIL Regular"/>
+          <w:b w:val="0"/>
+          <w:i w:val="0"/>
+          <w:color w:val="000000"/>
+          <w:sz w:val="24"/>
+        </w:rPr>
+        <w:hyperlink r:id="rId21" w:history="1">
+          <w:r>
+            <w:rPr>
+              <w:rStyle w:val="Hyperlink"/>
+            </w:rPr>
+            <w:t>d</w:t>
+          </w:r>
+        </w:hyperlink>
+      </w:r>
+      <w:r>
+        <w:rPr>
+          <w:u w:val="single" w:color="0000ff"/>
+          <w:rFonts w:ascii="Charis SIL Regular" w:hAnsi="Charis SIL Regular" w:eastAsia="Charis SIL Regular"/>
+          <w:b w:val="0"/>
+          <w:i w:val="0"/>
+          <w:color w:val="000000"/>
+          <w:sz w:val="24"/>
+        </w:rPr>
+        <w:hyperlink r:id="rId21" w:history="1">
+          <w:r>
+            <w:rPr>
+              <w:rStyle w:val="Hyperlink"/>
+            </w:rPr>
+            <w:t>ie t</w:t>
+          </w:r>
+        </w:hyperlink>
       </w:r>
       <w:r>
         <w:rPr>
@@ -4361,7 +4493,7 @@
           <w:sz w:val="24"/>
           <w:u w:val="single"/>
         </w:rPr>
-        <w:hyperlink r:id="rId24" w:history="1">
+        <w:hyperlink r:id="rId23" w:history="1">
           <w:r>
             <w:rPr>
               <w:rStyle w:val="Hyperlink"/>
@@ -4390,7 +4522,6 @@
       </w:r>
       <w:r>
         <w:rPr>
-          <w:u w:val="single" w:color="0000ff"/>
           <w:rFonts w:ascii="Charis SIL Regular" w:hAnsi="Charis SIL Regular" w:eastAsia="Charis SIL Regular"/>
           <w:b w:val="0"/>
           <w:i w:val="0"/>
@@ -4408,7 +4539,7 @@
           <w:sz w:val="24"/>
           <w:u w:val="single"/>
         </w:rPr>
-        <w:hyperlink r:id="rId25" w:history="1">
+        <w:hyperlink r:id="rId23" w:history="1">
           <w:r>
             <w:rPr>
               <w:rStyle w:val="Hyperlink"/>
@@ -4426,7 +4557,7 @@
           <w:sz w:val="24"/>
           <w:u w:val="single"/>
         </w:rPr>
-        <w:hyperlink r:id="rId25" w:history="1">
+        <w:hyperlink r:id="rId23" w:history="1">
           <w:r>
             <w:rPr>
               <w:rStyle w:val="Hyperlink"/>
@@ -4455,7 +4586,7 @@
           <w:sz w:val="24"/>
           <w:u w:val="single"/>
         </w:rPr>
-        <w:hyperlink r:id="rId25" w:history="1">
+        <w:hyperlink r:id="rId23" w:history="1">
           <w:r>
             <w:rPr>
               <w:rStyle w:val="Hyperlink"/>
@@ -4533,7 +4664,7 @@
           <w:sz w:val="24"/>
           <w:u w:val="single"/>
         </w:rPr>
-        <w:hyperlink r:id="rId26" w:history="1">
+        <w:hyperlink r:id="rId25" w:history="1">
           <w:r>
             <w:rPr>
               <w:rStyle w:val="Hyperlink"/>
@@ -4551,7 +4682,7 @@
           <w:sz w:val="24"/>
           <w:u w:val="single"/>
         </w:rPr>
-        <w:hyperlink r:id="rId26" w:history="1">
+        <w:hyperlink r:id="rId25" w:history="1">
           <w:r>
             <w:rPr>
               <w:rStyle w:val="Hyperlink"/>
@@ -4569,7 +4700,7 @@
           <w:sz w:val="24"/>
           <w:u w:val="single"/>
         </w:rPr>
-        <w:hyperlink r:id="rId26" w:history="1">
+        <w:hyperlink r:id="rId25" w:history="1">
           <w:r>
             <w:rPr>
               <w:rStyle w:val="Hyperlink"/>
@@ -4587,7 +4718,7 @@
           <w:sz w:val="24"/>
           <w:u w:val="single"/>
         </w:rPr>
-        <w:hyperlink r:id="rId26" w:history="1">
+        <w:hyperlink r:id="rId25" w:history="1">
           <w:r>
             <w:rPr>
               <w:rStyle w:val="Hyperlink"/>
@@ -4605,7 +4736,7 @@
           <w:sz w:val="24"/>
           <w:u w:val="single"/>
         </w:rPr>
-        <w:hyperlink r:id="rId26" w:history="1">
+        <w:hyperlink r:id="rId25" w:history="1">
           <w:r>
             <w:rPr>
               <w:rStyle w:val="Hyperlink"/>
@@ -4623,7 +4754,7 @@
           <w:sz w:val="24"/>
           <w:u w:val="single"/>
         </w:rPr>
-        <w:hyperlink r:id="rId26" w:history="1">
+        <w:hyperlink r:id="rId25" w:history="1">
           <w:r>
             <w:rPr>
               <w:rStyle w:val="Hyperlink"/>
@@ -4641,14 +4772,7 @@
           <w:sz w:val="24"/>
           <w:u w:val="single"/>
         </w:rPr>
-        <w:hyperlink r:id="rId26" w:history="1">
-          <w:r>
-            <w:rPr>
-              <w:rStyle w:val="Hyperlink"/>
-            </w:rPr>
-            <w:t>page/31</w:t>
-          </w:r>
-        </w:hyperlink>
+        <w:t>page/31</w:t>
       </w:r>
     </w:p>
     <w:p>
@@ -4889,21 +5013,13 @@
       </w:r>
       <w:r>
         <w:rPr>
-          <w:u w:val="single" w:color="0000ff"/>
           <w:rFonts w:ascii="Charis SIL Regular" w:hAnsi="Charis SIL Regular" w:eastAsia="Charis SIL Regular"/>
           <w:b w:val="0"/>
           <w:i w:val="0"/>
           <w:color w:val="000000"/>
           <w:sz w:val="24"/>
         </w:rPr>
-        <w:hyperlink r:id="rId19" w:history="1">
-          <w:r>
-            <w:rPr>
-              <w:rStyle w:val="Hyperlink"/>
-            </w:rPr>
-            <w:t xml:space="preserve">, </w:t>
-          </w:r>
-        </w:hyperlink>
+        <w:t xml:space="preserve">, </w:t>
       </w:r>
       <w:r>
         <w:rPr>
@@ -4914,7 +5030,7 @@
           <w:sz w:val="24"/>
           <w:u w:val="single"/>
         </w:rPr>
-        <w:hyperlink r:id="rId27" w:history="1">
+        <w:hyperlink r:id="rId26" w:history="1">
           <w:r>
             <w:rPr>
               <w:rStyle w:val="Hyperlink"/>
@@ -4932,7 +5048,7 @@
           <w:sz w:val="24"/>
           <w:u w:val="single"/>
         </w:rPr>
-        <w:hyperlink r:id="rId27" w:history="1">
+        <w:hyperlink r:id="rId26" w:history="1">
           <w:r>
             <w:rPr>
               <w:rStyle w:val="Hyperlink"/>
@@ -4961,7 +5077,7 @@
           <w:sz w:val="24"/>
           <w:u w:val="single"/>
         </w:rPr>
-        <w:hyperlink r:id="rId27" w:history="1">
+        <w:hyperlink r:id="rId26" w:history="1">
           <w:r>
             <w:rPr>
               <w:rStyle w:val="Hyperlink"/>
@@ -4990,7 +5106,7 @@
           <w:sz w:val="24"/>
           <w:u w:val="single"/>
         </w:rPr>
-        <w:hyperlink r:id="rId28" w:history="1">
+        <w:hyperlink r:id="rId27" w:history="1">
           <w:r>
             <w:rPr>
               <w:rStyle w:val="Hyperlink"/>
@@ -5008,7 +5124,7 @@
           <w:sz w:val="24"/>
           <w:u w:val="single"/>
         </w:rPr>
-        <w:hyperlink r:id="rId28" w:history="1">
+        <w:hyperlink r:id="rId19" w:history="1">
           <w:r>
             <w:rPr>
               <w:rStyle w:val="Hyperlink"/>
@@ -5037,7 +5153,7 @@
           <w:sz w:val="24"/>
           <w:u w:val="single"/>
         </w:rPr>
-        <w:hyperlink r:id="rId28" w:history="1">
+        <w:hyperlink r:id="rId19" w:history="1">
           <w:r>
             <w:rPr>
               <w:rStyle w:val="Hyperlink"/>
@@ -5055,7 +5171,7 @@
           <w:sz w:val="24"/>
           <w:u w:val="single"/>
         </w:rPr>
-        <w:hyperlink r:id="rId28" w:history="1">
+        <w:hyperlink r:id="rId19" w:history="1">
           <w:r>
             <w:rPr>
               <w:rStyle w:val="Hyperlink"/>
@@ -5195,7 +5311,7 @@
           <w:sz w:val="24"/>
           <w:u w:val="single"/>
         </w:rPr>
-        <w:hyperlink r:id="rId29" w:history="1">
+        <w:hyperlink r:id="rId28" w:history="1">
           <w:r>
             <w:rPr>
               <w:rStyle w:val="Hyperlink"/>
@@ -5213,7 +5329,7 @@
           <w:sz w:val="24"/>
           <w:u w:val="single"/>
         </w:rPr>
-        <w:hyperlink r:id="rId29" w:history="1">
+        <w:hyperlink r:id="rId28" w:history="1">
           <w:r>
             <w:rPr>
               <w:rStyle w:val="Hyperlink"/>
@@ -5231,7 +5347,7 @@
           <w:sz w:val="24"/>
           <w:u w:val="single"/>
         </w:rPr>
-        <w:hyperlink r:id="rId29" w:history="1">
+        <w:hyperlink r:id="rId28" w:history="1">
           <w:r>
             <w:rPr>
               <w:rStyle w:val="Hyperlink"/>
@@ -5249,7 +5365,7 @@
           <w:sz w:val="24"/>
           <w:u w:val="single"/>
         </w:rPr>
-        <w:hyperlink r:id="rId29" w:history="1">
+        <w:hyperlink r:id="rId28" w:history="1">
           <w:r>
             <w:rPr>
               <w:rStyle w:val="Hyperlink"/>
@@ -5277,7 +5393,7 @@
           <w:sz w:val="24"/>
           <w:u w:val="single"/>
         </w:rPr>
-        <w:hyperlink r:id="rId30" w:history="1">
+        <w:hyperlink r:id="rId28" w:history="1">
           <w:r>
             <w:rPr>
               <w:rStyle w:val="Hyperlink"/>
@@ -5295,7 +5411,7 @@
           <w:sz w:val="24"/>
           <w:u w:val="single"/>
         </w:rPr>
-        <w:hyperlink r:id="rId30" w:history="1">
+        <w:hyperlink r:id="rId28" w:history="1">
           <w:r>
             <w:rPr>
               <w:rStyle w:val="Hyperlink"/>
@@ -5324,7 +5440,7 @@
           <w:sz w:val="24"/>
           <w:u w:val="single"/>
         </w:rPr>
-        <w:hyperlink r:id="rId30" w:history="1">
+        <w:hyperlink r:id="rId28" w:history="1">
           <w:r>
             <w:rPr>
               <w:rStyle w:val="Hyperlink"/>
@@ -5412,7 +5528,7 @@
           <w:sz w:val="24"/>
           <w:u w:val="single"/>
         </w:rPr>
-        <w:hyperlink r:id="rId31" w:history="1">
+        <w:hyperlink r:id="rId29" w:history="1">
           <w:r>
             <w:rPr>
               <w:rStyle w:val="Hyperlink"/>
@@ -5441,7 +5557,7 @@
           <w:sz w:val="24"/>
           <w:u w:val="single"/>
         </w:rPr>
-        <w:hyperlink r:id="rId31" w:history="1">
+        <w:hyperlink r:id="rId29" w:history="1">
           <w:r>
             <w:rPr>
               <w:rStyle w:val="Hyperlink"/>
@@ -5469,7 +5585,7 @@
           <w:sz w:val="24"/>
           <w:u w:val="single"/>
         </w:rPr>
-        <w:hyperlink r:id="rId32" w:history="1">
+        <w:hyperlink r:id="rId30" w:history="1">
           <w:r>
             <w:rPr>
               <w:rStyle w:val="Hyperlink"/>
@@ -5498,7 +5614,7 @@
           <w:sz w:val="24"/>
           <w:u w:val="single"/>
         </w:rPr>
-        <w:hyperlink r:id="rId32" w:history="1">
+        <w:hyperlink r:id="rId30" w:history="1">
           <w:r>
             <w:rPr>
               <w:rStyle w:val="Hyperlink"/>
@@ -5622,7 +5738,7 @@
           <w:sz w:val="24"/>
           <w:u w:val="single"/>
         </w:rPr>
-        <w:hyperlink r:id="rId33" w:history="1">
+        <w:hyperlink r:id="rId31" w:history="1">
           <w:r>
             <w:rPr>
               <w:rStyle w:val="Hyperlink"/>
@@ -5640,7 +5756,7 @@
           <w:sz w:val="24"/>
           <w:u w:val="single"/>
         </w:rPr>
-        <w:hyperlink r:id="rId33" w:history="1">
+        <w:hyperlink r:id="rId31" w:history="1">
           <w:r>
             <w:rPr>
               <w:rStyle w:val="Hyperlink"/>
@@ -5658,7 +5774,7 @@
           <w:sz w:val="24"/>
           <w:u w:val="single"/>
         </w:rPr>
-        <w:hyperlink r:id="rId33" w:history="1">
+        <w:hyperlink r:id="rId31" w:history="1">
           <w:r>
             <w:rPr>
               <w:rStyle w:val="Hyperlink"/>
@@ -5839,7 +5955,7 @@
           <w:sz w:val="24"/>
           <w:u w:val="single"/>
         </w:rPr>
-        <w:hyperlink r:id="rId34" w:history="1">
+        <w:hyperlink r:id="rId32" w:history="1">
           <w:r>
             <w:rPr>
               <w:rStyle w:val="Hyperlink"/>
@@ -5857,7 +5973,7 @@
           <w:sz w:val="24"/>
           <w:u w:val="single"/>
         </w:rPr>
-        <w:hyperlink r:id="rId34" w:history="1">
+        <w:hyperlink r:id="rId32" w:history="1">
           <w:r>
             <w:rPr>
               <w:rStyle w:val="Hyperlink"/>
@@ -5875,7 +5991,7 @@
           <w:sz w:val="24"/>
           <w:u w:val="single"/>
         </w:rPr>
-        <w:hyperlink r:id="rId34" w:history="1">
+        <w:hyperlink r:id="rId32" w:history="1">
           <w:r>
             <w:rPr>
               <w:rStyle w:val="Hyperlink"/>
@@ -5893,7 +6009,7 @@
           <w:sz w:val="24"/>
           <w:u w:val="single"/>
         </w:rPr>
-        <w:hyperlink r:id="rId34" w:history="1">
+        <w:hyperlink r:id="rId32" w:history="1">
           <w:r>
             <w:rPr>
               <w:rStyle w:val="Hyperlink"/>
@@ -5911,7 +6027,7 @@
           <w:sz w:val="24"/>
           <w:u w:val="single"/>
         </w:rPr>
-        <w:hyperlink r:id="rId34" w:history="1">
+        <w:hyperlink r:id="rId32" w:history="1">
           <w:r>
             <w:rPr>
               <w:rStyle w:val="Hyperlink"/>
@@ -5929,7 +6045,7 @@
           <w:sz w:val="24"/>
           <w:u w:val="single"/>
         </w:rPr>
-        <w:hyperlink r:id="rId34" w:history="1">
+        <w:hyperlink r:id="rId32" w:history="1">
           <w:r>
             <w:rPr>
               <w:rStyle w:val="Hyperlink"/>
@@ -5947,7 +6063,7 @@
           <w:sz w:val="24"/>
           <w:u w:val="single"/>
         </w:rPr>
-        <w:hyperlink r:id="rId34" w:history="1">
+        <w:hyperlink r:id="rId32" w:history="1">
           <w:r>
             <w:rPr>
               <w:rStyle w:val="Hyperlink"/>
@@ -5965,7 +6081,7 @@
           <w:sz w:val="24"/>
           <w:u w:val="single"/>
         </w:rPr>
-        <w:hyperlink r:id="rId34" w:history="1">
+        <w:hyperlink r:id="rId32" w:history="1">
           <w:r>
             <w:rPr>
               <w:rStyle w:val="Hyperlink"/>
@@ -5982,7 +6098,7 @@
           <w:color w:val="0000FF"/>
           <w:sz w:val="24"/>
         </w:rPr>
-        <w:hyperlink r:id="rId34" w:history="1">
+        <w:hyperlink r:id="rId32" w:history="1">
           <w:r>
             <w:rPr>
               <w:rStyle w:val="Hyperlink"/>
@@ -6010,7 +6126,7 @@
           <w:sz w:val="24"/>
           <w:u w:val="single"/>
         </w:rPr>
-        <w:hyperlink r:id="rId34" w:history="1">
+        <w:hyperlink r:id="rId32" w:history="1">
           <w:r>
             <w:rPr>
               <w:rStyle w:val="Hyperlink"/>
@@ -6028,7 +6144,7 @@
           <w:sz w:val="24"/>
           <w:u w:val="single"/>
         </w:rPr>
-        <w:hyperlink r:id="rId34" w:history="1">
+        <w:hyperlink r:id="rId32" w:history="1">
           <w:r>
             <w:rPr>
               <w:rStyle w:val="Hyperlink"/>
@@ -6046,7 +6162,7 @@
           <w:sz w:val="24"/>
           <w:u w:val="single"/>
         </w:rPr>
-        <w:hyperlink r:id="rId34" w:history="1">
+        <w:hyperlink r:id="rId32" w:history="1">
           <w:r>
             <w:rPr>
               <w:rStyle w:val="Hyperlink"/>
@@ -6064,7 +6180,7 @@
           <w:sz w:val="24"/>
           <w:u w:val="single"/>
         </w:rPr>
-        <w:hyperlink r:id="rId34" w:history="1">
+        <w:hyperlink r:id="rId32" w:history="1">
           <w:r>
             <w:rPr>
               <w:rStyle w:val="Hyperlink"/>
@@ -6082,7 +6198,7 @@
           <w:sz w:val="24"/>
           <w:u w:val="single"/>
         </w:rPr>
-        <w:hyperlink r:id="rId34" w:history="1">
+        <w:hyperlink r:id="rId32" w:history="1">
           <w:r>
             <w:rPr>
               <w:rStyle w:val="Hyperlink"/>
@@ -6213,7 +6329,7 @@
           <w:sz w:val="24"/>
           <w:u w:val="single"/>
         </w:rPr>
-        <w:hyperlink r:id="rId35" w:history="1">
+        <w:hyperlink r:id="rId33" w:history="1">
           <w:r>
             <w:rPr>
               <w:rStyle w:val="Hyperlink"/>
@@ -6242,7 +6358,7 @@
           <w:sz w:val="24"/>
           <w:u w:val="single"/>
         </w:rPr>
-        <w:hyperlink r:id="rId35" w:history="1">
+        <w:hyperlink r:id="rId33" w:history="1">
           <w:r>
             <w:rPr>
               <w:rStyle w:val="Hyperlink"/>
@@ -6270,7 +6386,7 @@
           <w:sz w:val="24"/>
           <w:u w:val="single"/>
         </w:rPr>
-        <w:hyperlink r:id="rId36" w:history="1">
+        <w:hyperlink r:id="rId34" w:history="1">
           <w:r>
             <w:rPr>
               <w:rStyle w:val="Hyperlink"/>
@@ -6299,7 +6415,7 @@
           <w:sz w:val="24"/>
           <w:u w:val="single"/>
         </w:rPr>
-        <w:hyperlink r:id="rId36" w:history="1">
+        <w:hyperlink r:id="rId34" w:history="1">
           <w:r>
             <w:rPr>
               <w:rStyle w:val="Hyperlink"/>

--- a/EXPORTS/DOCX/published/niveau2/Dutch/Ghana.docx
+++ b/EXPORTS/DOCX/published/niveau2/Dutch/Ghana.docx
@@ -598,7 +598,25 @@
           <w:color w:val="000000"/>
           <w:sz w:val="24"/>
         </w:rPr>
-        <w:t>n van de W</w:t>
+        <w:hyperlink r:id="rId10" w:history="1">
+          <w:r>
+            <w:rPr>
+              <w:rStyle w:val="Hyperlink"/>
+            </w:rPr>
+            <w:t xml:space="preserve">n van de </w:t>
+          </w:r>
+        </w:hyperlink>
+      </w:r>
+      <w:r>
+        <w:rPr>
+          <w:u w:val="single" w:color="0000ff"/>
+          <w:rFonts w:ascii="Charis SIL Regular" w:hAnsi="Charis SIL Regular" w:eastAsia="Charis SIL Regular"/>
+          <w:b w:val="0"/>
+          <w:i w:val="0"/>
+          <w:color w:val="000000"/>
+          <w:sz w:val="24"/>
+        </w:rPr>
+        <w:t>W</w:t>
       </w:r>
       <w:r>
         <w:rPr>
@@ -1230,86 +1248,45 @@
           <w:i w:val="0"/>
           <w:color w:val="0000FF"/>
           <w:sz w:val="24"/>
-          <w:u w:val="single"/>
-        </w:rPr>
-        <w:t>r</w:t>
-      </w:r>
-      <w:r>
-        <w:rPr>
-          <w:rFonts w:ascii="Charis SIL Regular" w:hAnsi="Charis SIL Regular" w:eastAsia="Charis SIL Regular"/>
-          <w:b w:val="0"/>
-          <w:i w:val="0"/>
-          <w:color w:val="0000FF"/>
-          <w:sz w:val="24"/>
-        </w:rPr>
-        <w:t>n</w:t>
-      </w:r>
-      <w:r>
-        <w:rPr>
-          <w:rFonts w:ascii="Charis SIL Regular" w:hAnsi="Charis SIL Regular" w:eastAsia="Charis SIL Regular"/>
-          <w:b w:val="0"/>
-          <w:i w:val="0"/>
-          <w:color w:val="000000"/>
-          <w:sz w:val="24"/>
-        </w:rPr>
-        <w:t xml:space="preserve"> die </w:t>
-      </w:r>
-      <w:r>
-        <w:rPr>
-          <w:rFonts w:ascii="Charis SIL Regular" w:hAnsi="Charis SIL Regular" w:eastAsia="Charis SIL Regular"/>
-          <w:b w:val="0"/>
-          <w:i w:val="0"/>
-          <w:color w:val="000000"/>
-          <w:sz w:val="24"/>
-        </w:rPr>
-        <w:t>door Daendels' voorganger was geschonken kwam</w:t>
-      </w:r>
-      <w:r>
-        <w:rPr>
-          <w:u w:val="single" w:color="0000ff"/>
-          <w:rFonts w:ascii="Charis SIL Regular" w:hAnsi="Charis SIL Regular" w:eastAsia="Charis SIL Regular"/>
-          <w:b w:val="0"/>
-          <w:i w:val="0"/>
-          <w:color w:val="000000"/>
-          <w:sz w:val="24"/>
         </w:rPr>
         <w:hyperlink r:id="rId14" w:history="1">
           <w:r>
             <w:rPr>
               <w:rStyle w:val="Hyperlink"/>
             </w:rPr>
-            <w:t xml:space="preserve"> na de ophe</w:t>
+            <w:t>r</w:t>
           </w:r>
         </w:hyperlink>
       </w:r>
       <w:r>
         <w:rPr>
-          <w:u w:val="single" w:color="0000ff"/>
+          <w:rFonts w:ascii="Charis SIL Regular" w:hAnsi="Charis SIL Regular" w:eastAsia="Charis SIL Regular"/>
+          <w:b w:val="0"/>
+          <w:i w:val="0"/>
+          <w:color w:val="0000FF"/>
+          <w:sz w:val="24"/>
+        </w:rPr>
+        <w:t>n</w:t>
+      </w:r>
+      <w:r>
+        <w:rPr>
           <w:rFonts w:ascii="Charis SIL Regular" w:hAnsi="Charis SIL Regular" w:eastAsia="Charis SIL Regular"/>
           <w:b w:val="0"/>
           <w:i w:val="0"/>
           <w:color w:val="000000"/>
           <w:sz w:val="24"/>
         </w:rPr>
-        <w:hyperlink r:id="rId14" w:history="1">
-          <w:r>
-            <w:rPr>
-              <w:rStyle w:val="Hyperlink"/>
-            </w:rPr>
-            <w:t xml:space="preserve">ffing van </w:t>
-          </w:r>
-        </w:hyperlink>
-      </w:r>
-      <w:r>
-        <w:rPr>
-          <w:u w:val="single" w:color="0000ff"/>
+        <w:t xml:space="preserve"> die </w:t>
+      </w:r>
+      <w:r>
+        <w:rPr>
           <w:rFonts w:ascii="Charis SIL Regular" w:hAnsi="Charis SIL Regular" w:eastAsia="Charis SIL Regular"/>
           <w:b w:val="0"/>
           <w:i w:val="0"/>
           <w:color w:val="000000"/>
           <w:sz w:val="24"/>
         </w:rPr>
-        <w:t>he</w:t>
+        <w:t>door Daendels' voorganger was geschonken kwam na de opheffing van he</w:t>
       </w:r>
       <w:r>
         <w:rPr>
@@ -1361,19 +1338,9 @@
             <w:rPr>
               <w:rStyle w:val="Hyperlink"/>
             </w:rPr>
-            <w:t xml:space="preserve">inet in </w:t>
+            <w:t xml:space="preserve">inet in de </w:t>
           </w:r>
         </w:hyperlink>
-      </w:r>
-      <w:r>
-        <w:rPr>
-          <w:rFonts w:ascii="Charis SIL Regular" w:hAnsi="Charis SIL Regular" w:eastAsia="Charis SIL Regular"/>
-          <w:b w:val="0"/>
-          <w:i w:val="0"/>
-          <w:color w:val="000000"/>
-          <w:sz w:val="24"/>
-        </w:rPr>
-        <w:t xml:space="preserve">de </w:t>
       </w:r>
       <w:r>
         <w:rPr>
@@ -1820,6 +1787,7 @@
           <w:i w:val="0"/>
           <w:color w:val="0000FF"/>
           <w:sz w:val="24"/>
+          <w:u w:val="single"/>
         </w:rPr>
         <w:hyperlink r:id="rId17" w:history="1">
           <w:r>
@@ -4504,31 +4472,13 @@
       </w:r>
       <w:r>
         <w:rPr>
-          <w:u w:val="single" w:color="0000ff"/>
           <w:rFonts w:ascii="Charis SIL Regular" w:hAnsi="Charis SIL Regular" w:eastAsia="Charis SIL Regular"/>
           <w:b w:val="0"/>
           <w:i w:val="0"/>
           <w:color w:val="000000"/>
           <w:sz w:val="24"/>
         </w:rPr>
-        <w:hyperlink r:id="rId23" w:history="1">
-          <w:r>
-            <w:rPr>
-              <w:rStyle w:val="Hyperlink"/>
-            </w:rPr>
-            <w:t>,</w:t>
-          </w:r>
-        </w:hyperlink>
-      </w:r>
-      <w:r>
-        <w:rPr>
-          <w:rFonts w:ascii="Charis SIL Regular" w:hAnsi="Charis SIL Regular" w:eastAsia="Charis SIL Regular"/>
-          <w:b w:val="0"/>
-          <w:i w:val="0"/>
-          <w:color w:val="000000"/>
-          <w:sz w:val="24"/>
-        </w:rPr>
-        <w:t xml:space="preserve"> </w:t>
+        <w:t xml:space="preserve">, </w:t>
       </w:r>
       <w:r>
         <w:rPr>
@@ -4772,7 +4722,14 @@
           <w:sz w:val="24"/>
           <w:u w:val="single"/>
         </w:rPr>
-        <w:t>page/31</w:t>
+        <w:hyperlink r:id="rId25" w:history="1">
+          <w:r>
+            <w:rPr>
+              <w:rStyle w:val="Hyperlink"/>
+            </w:rPr>
+            <w:t>page/31</w:t>
+          </w:r>
+        </w:hyperlink>
       </w:r>
     </w:p>
     <w:p>
@@ -4981,14 +4938,7 @@
           <w:sz w:val="24"/>
           <w:u w:val="single"/>
         </w:rPr>
-        <w:hyperlink r:id="rId19" w:history="1">
-          <w:r>
-            <w:rPr>
-              <w:rStyle w:val="Hyperlink"/>
-            </w:rPr>
-            <w:t>i</w:t>
-          </w:r>
-        </w:hyperlink>
+        <w:t>i</w:t>
       </w:r>
       <w:r>
         <w:rPr>
@@ -6097,15 +6047,9 @@
           <w:i w:val="0"/>
           <w:color w:val="0000FF"/>
           <w:sz w:val="24"/>
-        </w:rPr>
-        <w:hyperlink r:id="rId32" w:history="1">
-          <w:r>
-            <w:rPr>
-              <w:rStyle w:val="Hyperlink"/>
-            </w:rPr>
-            <w:t>l</w:t>
-          </w:r>
-        </w:hyperlink>
+          <w:u w:val="single"/>
+        </w:rPr>
+        <w:t>l</w:t>
       </w:r>
       <w:r>
         <w:rPr>

--- a/EXPORTS/DOCX/published/niveau2/Dutch/Ghana.docx
+++ b/EXPORTS/DOCX/published/niveau2/Dutch/Ghana.docx
@@ -609,7 +609,6 @@
       </w:r>
       <w:r>
         <w:rPr>
-          <w:u w:val="single" w:color="0000ff"/>
           <w:rFonts w:ascii="Charis SIL Regular" w:hAnsi="Charis SIL Regular" w:eastAsia="Charis SIL Regular"/>
           <w:b w:val="0"/>
           <w:i w:val="0"/>
@@ -1248,15 +1247,9 @@
           <w:i w:val="0"/>
           <w:color w:val="0000FF"/>
           <w:sz w:val="24"/>
-        </w:rPr>
-        <w:hyperlink r:id="rId14" w:history="1">
-          <w:r>
-            <w:rPr>
-              <w:rStyle w:val="Hyperlink"/>
-            </w:rPr>
-            <w:t>r</w:t>
-          </w:r>
-        </w:hyperlink>
+          <w:u w:val="single"/>
+        </w:rPr>
+        <w:t>r</w:t>
       </w:r>
       <w:r>
         <w:rPr>
@@ -1286,7 +1279,18 @@
           <w:color w:val="000000"/>
           <w:sz w:val="24"/>
         </w:rPr>
-        <w:t>door Daendels' voorganger was geschonken kwam na de opheffing van he</w:t>
+        <w:t>door Daendels' voorganger was geschonken kwam</w:t>
+      </w:r>
+      <w:r>
+        <w:rPr>
+          <w:u w:val="single" w:color="0000ff"/>
+          <w:rFonts w:ascii="Charis SIL Regular" w:hAnsi="Charis SIL Regular" w:eastAsia="Charis SIL Regular"/>
+          <w:b w:val="0"/>
+          <w:i w:val="0"/>
+          <w:color w:val="000000"/>
+          <w:sz w:val="24"/>
+        </w:rPr>
+        <w:t xml:space="preserve"> na de opheffing van he</w:t>
       </w:r>
       <w:r>
         <w:rPr>
@@ -1338,9 +1342,19 @@
             <w:rPr>
               <w:rStyle w:val="Hyperlink"/>
             </w:rPr>
-            <w:t xml:space="preserve">inet in de </w:t>
+            <w:t xml:space="preserve">inet in </w:t>
           </w:r>
         </w:hyperlink>
+      </w:r>
+      <w:r>
+        <w:rPr>
+          <w:rFonts w:ascii="Charis SIL Regular" w:hAnsi="Charis SIL Regular" w:eastAsia="Charis SIL Regular"/>
+          <w:b w:val="0"/>
+          <w:i w:val="0"/>
+          <w:color w:val="000000"/>
+          <w:sz w:val="24"/>
+        </w:rPr>
+        <w:t xml:space="preserve">de </w:t>
       </w:r>
       <w:r>
         <w:rPr>
@@ -1825,7 +1839,7 @@
           <w:sz w:val="24"/>
           <w:u w:val="single"/>
         </w:rPr>
-        <w:hyperlink r:id="rId16" w:history="1">
+        <w:hyperlink r:id="rId17" w:history="1">
           <w:r>
             <w:rPr>
               <w:rStyle w:val="Hyperlink"/>
@@ -1843,7 +1857,7 @@
           <w:sz w:val="24"/>
           <w:u w:val="single"/>
         </w:rPr>
-        <w:hyperlink r:id="rId16" w:history="1">
+        <w:hyperlink r:id="rId17" w:history="1">
           <w:r>
             <w:rPr>
               <w:rStyle w:val="Hyperlink"/>
@@ -3518,7 +3532,7 @@
           <w:sz w:val="24"/>
           <w:u w:val="single"/>
         </w:rPr>
-        <w:hyperlink r:id="rId21" w:history="1">
+        <w:hyperlink r:id="rId22" w:history="1">
           <w:r>
             <w:rPr>
               <w:rStyle w:val="Hyperlink"/>
@@ -4461,7 +4475,7 @@
           <w:sz w:val="24"/>
           <w:u w:val="single"/>
         </w:rPr>
-        <w:hyperlink r:id="rId23" w:history="1">
+        <w:hyperlink r:id="rId24" w:history="1">
           <w:r>
             <w:rPr>
               <w:rStyle w:val="Hyperlink"/>
@@ -4472,13 +4486,32 @@
       </w:r>
       <w:r>
         <w:rPr>
+          <w:u w:val="single" w:color="0000ff"/>
           <w:rFonts w:ascii="Charis SIL Regular" w:hAnsi="Charis SIL Regular" w:eastAsia="Charis SIL Regular"/>
           <w:b w:val="0"/>
           <w:i w:val="0"/>
           <w:color w:val="000000"/>
           <w:sz w:val="24"/>
         </w:rPr>
-        <w:t xml:space="preserve">, </w:t>
+        <w:hyperlink r:id="rId23" w:history="1">
+          <w:r>
+            <w:rPr>
+              <w:rStyle w:val="Hyperlink"/>
+            </w:rPr>
+            <w:t>,</w:t>
+          </w:r>
+        </w:hyperlink>
+      </w:r>
+      <w:r>
+        <w:rPr>
+          <w:u w:val="single" w:color="0000ff"/>
+          <w:rFonts w:ascii="Charis SIL Regular" w:hAnsi="Charis SIL Regular" w:eastAsia="Charis SIL Regular"/>
+          <w:b w:val="0"/>
+          <w:i w:val="0"/>
+          <w:color w:val="000000"/>
+          <w:sz w:val="24"/>
+        </w:rPr>
+        <w:t xml:space="preserve"> </w:t>
       </w:r>
       <w:r>
         <w:rPr>
@@ -4938,7 +4971,14 @@
           <w:sz w:val="24"/>
           <w:u w:val="single"/>
         </w:rPr>
-        <w:t>i</w:t>
+        <w:hyperlink r:id="rId19" w:history="1">
+          <w:r>
+            <w:rPr>
+              <w:rStyle w:val="Hyperlink"/>
+            </w:rPr>
+            <w:t>i</w:t>
+          </w:r>
+        </w:hyperlink>
       </w:r>
       <w:r>
         <w:rPr>
@@ -4963,13 +5003,21 @@
       </w:r>
       <w:r>
         <w:rPr>
+          <w:u w:val="single" w:color="0000ff"/>
           <w:rFonts w:ascii="Charis SIL Regular" w:hAnsi="Charis SIL Regular" w:eastAsia="Charis SIL Regular"/>
           <w:b w:val="0"/>
           <w:i w:val="0"/>
           <w:color w:val="000000"/>
           <w:sz w:val="24"/>
         </w:rPr>
-        <w:t xml:space="preserve">, </w:t>
+        <w:hyperlink r:id="rId19" w:history="1">
+          <w:r>
+            <w:rPr>
+              <w:rStyle w:val="Hyperlink"/>
+            </w:rPr>
+            <w:t xml:space="preserve">, </w:t>
+          </w:r>
+        </w:hyperlink>
       </w:r>
       <w:r>
         <w:rPr>
@@ -5074,7 +5122,7 @@
           <w:sz w:val="24"/>
           <w:u w:val="single"/>
         </w:rPr>
-        <w:hyperlink r:id="rId19" w:history="1">
+        <w:hyperlink r:id="rId27" w:history="1">
           <w:r>
             <w:rPr>
               <w:rStyle w:val="Hyperlink"/>
@@ -5103,7 +5151,7 @@
           <w:sz w:val="24"/>
           <w:u w:val="single"/>
         </w:rPr>
-        <w:hyperlink r:id="rId19" w:history="1">
+        <w:hyperlink r:id="rId27" w:history="1">
           <w:r>
             <w:rPr>
               <w:rStyle w:val="Hyperlink"/>
@@ -5121,7 +5169,7 @@
           <w:sz w:val="24"/>
           <w:u w:val="single"/>
         </w:rPr>
-        <w:hyperlink r:id="rId19" w:history="1">
+        <w:hyperlink r:id="rId27" w:history="1">
           <w:r>
             <w:rPr>
               <w:rStyle w:val="Hyperlink"/>
@@ -5343,7 +5391,7 @@
           <w:sz w:val="24"/>
           <w:u w:val="single"/>
         </w:rPr>
-        <w:hyperlink r:id="rId28" w:history="1">
+        <w:hyperlink r:id="rId29" w:history="1">
           <w:r>
             <w:rPr>
               <w:rStyle w:val="Hyperlink"/>
@@ -5478,7 +5526,7 @@
           <w:sz w:val="24"/>
           <w:u w:val="single"/>
         </w:rPr>
-        <w:hyperlink r:id="rId29" w:history="1">
+        <w:hyperlink r:id="rId30" w:history="1">
           <w:r>
             <w:rPr>
               <w:rStyle w:val="Hyperlink"/>
@@ -5507,7 +5555,7 @@
           <w:sz w:val="24"/>
           <w:u w:val="single"/>
         </w:rPr>
-        <w:hyperlink r:id="rId29" w:history="1">
+        <w:hyperlink r:id="rId30" w:history="1">
           <w:r>
             <w:rPr>
               <w:rStyle w:val="Hyperlink"/>
@@ -5535,7 +5583,7 @@
           <w:sz w:val="24"/>
           <w:u w:val="single"/>
         </w:rPr>
-        <w:hyperlink r:id="rId30" w:history="1">
+        <w:hyperlink r:id="rId31" w:history="1">
           <w:r>
             <w:rPr>
               <w:rStyle w:val="Hyperlink"/>
@@ -5564,7 +5612,7 @@
           <w:sz w:val="24"/>
           <w:u w:val="single"/>
         </w:rPr>
-        <w:hyperlink r:id="rId30" w:history="1">
+        <w:hyperlink r:id="rId31" w:history="1">
           <w:r>
             <w:rPr>
               <w:rStyle w:val="Hyperlink"/>
@@ -5688,7 +5736,7 @@
           <w:sz w:val="24"/>
           <w:u w:val="single"/>
         </w:rPr>
-        <w:hyperlink r:id="rId31" w:history="1">
+        <w:hyperlink r:id="rId32" w:history="1">
           <w:r>
             <w:rPr>
               <w:rStyle w:val="Hyperlink"/>
@@ -5706,7 +5754,7 @@
           <w:sz w:val="24"/>
           <w:u w:val="single"/>
         </w:rPr>
-        <w:hyperlink r:id="rId31" w:history="1">
+        <w:hyperlink r:id="rId32" w:history="1">
           <w:r>
             <w:rPr>
               <w:rStyle w:val="Hyperlink"/>
@@ -5724,7 +5772,7 @@
           <w:sz w:val="24"/>
           <w:u w:val="single"/>
         </w:rPr>
-        <w:hyperlink r:id="rId31" w:history="1">
+        <w:hyperlink r:id="rId32" w:history="1">
           <w:r>
             <w:rPr>
               <w:rStyle w:val="Hyperlink"/>
@@ -5905,7 +5953,7 @@
           <w:sz w:val="24"/>
           <w:u w:val="single"/>
         </w:rPr>
-        <w:hyperlink r:id="rId32" w:history="1">
+        <w:hyperlink r:id="rId33" w:history="1">
           <w:r>
             <w:rPr>
               <w:rStyle w:val="Hyperlink"/>
@@ -5923,7 +5971,7 @@
           <w:sz w:val="24"/>
           <w:u w:val="single"/>
         </w:rPr>
-        <w:hyperlink r:id="rId32" w:history="1">
+        <w:hyperlink r:id="rId33" w:history="1">
           <w:r>
             <w:rPr>
               <w:rStyle w:val="Hyperlink"/>
@@ -5941,7 +5989,7 @@
           <w:sz w:val="24"/>
           <w:u w:val="single"/>
         </w:rPr>
-        <w:hyperlink r:id="rId32" w:history="1">
+        <w:hyperlink r:id="rId33" w:history="1">
           <w:r>
             <w:rPr>
               <w:rStyle w:val="Hyperlink"/>
@@ -5959,7 +6007,7 @@
           <w:sz w:val="24"/>
           <w:u w:val="single"/>
         </w:rPr>
-        <w:hyperlink r:id="rId32" w:history="1">
+        <w:hyperlink r:id="rId33" w:history="1">
           <w:r>
             <w:rPr>
               <w:rStyle w:val="Hyperlink"/>
@@ -5977,7 +6025,7 @@
           <w:sz w:val="24"/>
           <w:u w:val="single"/>
         </w:rPr>
-        <w:hyperlink r:id="rId32" w:history="1">
+        <w:hyperlink r:id="rId33" w:history="1">
           <w:r>
             <w:rPr>
               <w:rStyle w:val="Hyperlink"/>
@@ -5995,7 +6043,7 @@
           <w:sz w:val="24"/>
           <w:u w:val="single"/>
         </w:rPr>
-        <w:hyperlink r:id="rId32" w:history="1">
+        <w:hyperlink r:id="rId33" w:history="1">
           <w:r>
             <w:rPr>
               <w:rStyle w:val="Hyperlink"/>
@@ -6013,7 +6061,7 @@
           <w:sz w:val="24"/>
           <w:u w:val="single"/>
         </w:rPr>
-        <w:hyperlink r:id="rId32" w:history="1">
+        <w:hyperlink r:id="rId33" w:history="1">
           <w:r>
             <w:rPr>
               <w:rStyle w:val="Hyperlink"/>
@@ -6031,7 +6079,7 @@
           <w:sz w:val="24"/>
           <w:u w:val="single"/>
         </w:rPr>
-        <w:hyperlink r:id="rId32" w:history="1">
+        <w:hyperlink r:id="rId33" w:history="1">
           <w:r>
             <w:rPr>
               <w:rStyle w:val="Hyperlink"/>
@@ -6047,30 +6095,36 @@
           <w:i w:val="0"/>
           <w:color w:val="0000FF"/>
           <w:sz w:val="24"/>
+        </w:rPr>
+        <w:hyperlink r:id="rId33" w:history="1">
+          <w:r>
+            <w:rPr>
+              <w:rStyle w:val="Hyperlink"/>
+            </w:rPr>
+            <w:t>l</w:t>
+          </w:r>
+        </w:hyperlink>
+      </w:r>
+      <w:r>
+        <w:rPr>
+          <w:rFonts w:ascii="Charis SIL Regular" w:hAnsi="Charis SIL Regular" w:eastAsia="Charis SIL Regular"/>
+          <w:b w:val="0"/>
+          <w:i w:val="0"/>
+          <w:color w:val="0000FF"/>
+          <w:sz w:val="24"/>
+        </w:rPr>
+        <w:t>-</w:t>
+      </w:r>
+      <w:r>
+        <w:rPr>
+          <w:rFonts w:ascii="Charis SIL Regular" w:hAnsi="Charis SIL Regular" w:eastAsia="Charis SIL Regular"/>
+          <w:b w:val="0"/>
+          <w:i w:val="0"/>
+          <w:color w:val="0000FF"/>
+          <w:sz w:val="24"/>
           <w:u w:val="single"/>
         </w:rPr>
-        <w:t>l</w:t>
-      </w:r>
-      <w:r>
-        <w:rPr>
-          <w:rFonts w:ascii="Charis SIL Regular" w:hAnsi="Charis SIL Regular" w:eastAsia="Charis SIL Regular"/>
-          <w:b w:val="0"/>
-          <w:i w:val="0"/>
-          <w:color w:val="0000FF"/>
-          <w:sz w:val="24"/>
-        </w:rPr>
-        <w:t>-</w:t>
-      </w:r>
-      <w:r>
-        <w:rPr>
-          <w:rFonts w:ascii="Charis SIL Regular" w:hAnsi="Charis SIL Regular" w:eastAsia="Charis SIL Regular"/>
-          <w:b w:val="0"/>
-          <w:i w:val="0"/>
-          <w:color w:val="0000FF"/>
-          <w:sz w:val="24"/>
-          <w:u w:val="single"/>
-        </w:rPr>
-        <w:hyperlink r:id="rId32" w:history="1">
+        <w:hyperlink r:id="rId33" w:history="1">
           <w:r>
             <w:rPr>
               <w:rStyle w:val="Hyperlink"/>
@@ -6088,7 +6142,7 @@
           <w:sz w:val="24"/>
           <w:u w:val="single"/>
         </w:rPr>
-        <w:hyperlink r:id="rId32" w:history="1">
+        <w:hyperlink r:id="rId33" w:history="1">
           <w:r>
             <w:rPr>
               <w:rStyle w:val="Hyperlink"/>
@@ -6106,7 +6160,7 @@
           <w:sz w:val="24"/>
           <w:u w:val="single"/>
         </w:rPr>
-        <w:hyperlink r:id="rId32" w:history="1">
+        <w:hyperlink r:id="rId33" w:history="1">
           <w:r>
             <w:rPr>
               <w:rStyle w:val="Hyperlink"/>
@@ -6124,7 +6178,7 @@
           <w:sz w:val="24"/>
           <w:u w:val="single"/>
         </w:rPr>
-        <w:hyperlink r:id="rId32" w:history="1">
+        <w:hyperlink r:id="rId33" w:history="1">
           <w:r>
             <w:rPr>
               <w:rStyle w:val="Hyperlink"/>
@@ -6142,7 +6196,7 @@
           <w:sz w:val="24"/>
           <w:u w:val="single"/>
         </w:rPr>
-        <w:hyperlink r:id="rId32" w:history="1">
+        <w:hyperlink r:id="rId33" w:history="1">
           <w:r>
             <w:rPr>
               <w:rStyle w:val="Hyperlink"/>
@@ -6273,7 +6327,7 @@
           <w:sz w:val="24"/>
           <w:u w:val="single"/>
         </w:rPr>
-        <w:hyperlink r:id="rId33" w:history="1">
+        <w:hyperlink r:id="rId34" w:history="1">
           <w:r>
             <w:rPr>
               <w:rStyle w:val="Hyperlink"/>
@@ -6302,7 +6356,7 @@
           <w:sz w:val="24"/>
           <w:u w:val="single"/>
         </w:rPr>
-        <w:hyperlink r:id="rId33" w:history="1">
+        <w:hyperlink r:id="rId34" w:history="1">
           <w:r>
             <w:rPr>
               <w:rStyle w:val="Hyperlink"/>
@@ -6330,7 +6384,7 @@
           <w:sz w:val="24"/>
           <w:u w:val="single"/>
         </w:rPr>
-        <w:hyperlink r:id="rId34" w:history="1">
+        <w:hyperlink r:id="rId35" w:history="1">
           <w:r>
             <w:rPr>
               <w:rStyle w:val="Hyperlink"/>
@@ -6359,7 +6413,7 @@
           <w:sz w:val="24"/>
           <w:u w:val="single"/>
         </w:rPr>
-        <w:hyperlink r:id="rId34" w:history="1">
+        <w:hyperlink r:id="rId35" w:history="1">
           <w:r>
             <w:rPr>
               <w:rStyle w:val="Hyperlink"/>

--- a/EXPORTS/DOCX/published/niveau2/Dutch/Ghana.docx
+++ b/EXPORTS/DOCX/published/niveau2/Dutch/Ghana.docx
@@ -598,24 +598,7 @@
           <w:color w:val="000000"/>
           <w:sz w:val="24"/>
         </w:rPr>
-        <w:hyperlink r:id="rId10" w:history="1">
-          <w:r>
-            <w:rPr>
-              <w:rStyle w:val="Hyperlink"/>
-            </w:rPr>
-            <w:t xml:space="preserve">n van de </w:t>
-          </w:r>
-        </w:hyperlink>
-      </w:r>
-      <w:r>
-        <w:rPr>
-          <w:rFonts w:ascii="Charis SIL Regular" w:hAnsi="Charis SIL Regular" w:eastAsia="Charis SIL Regular"/>
-          <w:b w:val="0"/>
-          <w:i w:val="0"/>
-          <w:color w:val="000000"/>
-          <w:sz w:val="24"/>
-        </w:rPr>
-        <w:t>W</w:t>
+        <w:t>n van de W</w:t>
       </w:r>
       <w:r>
         <w:rPr>
@@ -1247,9 +1230,15 @@
           <w:i w:val="0"/>
           <w:color w:val="0000FF"/>
           <w:sz w:val="24"/>
-          <w:u w:val="single"/>
-        </w:rPr>
-        <w:t>r</w:t>
+        </w:rPr>
+        <w:hyperlink r:id="rId14" w:history="1">
+          <w:r>
+            <w:rPr>
+              <w:rStyle w:val="Hyperlink"/>
+            </w:rPr>
+            <w:t>r</w:t>
+          </w:r>
+        </w:hyperlink>
       </w:r>
       <w:r>
         <w:rPr>
@@ -1290,7 +1279,59 @@
           <w:color w:val="000000"/>
           <w:sz w:val="24"/>
         </w:rPr>
-        <w:t xml:space="preserve"> na de opheffing van he</w:t>
+        <w:hyperlink r:id="rId14" w:history="1">
+          <w:r>
+            <w:rPr>
+              <w:rStyle w:val="Hyperlink"/>
+            </w:rPr>
+            <w:t xml:space="preserve"> na de ophe</w:t>
+          </w:r>
+        </w:hyperlink>
+      </w:r>
+      <w:r>
+        <w:rPr>
+          <w:u w:val="single" w:color="0000ff"/>
+          <w:rFonts w:ascii="Charis SIL Regular" w:hAnsi="Charis SIL Regular" w:eastAsia="Charis SIL Regular"/>
+          <w:b w:val="0"/>
+          <w:i w:val="0"/>
+          <w:color w:val="000000"/>
+          <w:sz w:val="24"/>
+        </w:rPr>
+        <w:hyperlink r:id="rId14" w:history="1">
+          <w:r>
+            <w:rPr>
+              <w:rStyle w:val="Hyperlink"/>
+            </w:rPr>
+            <w:t>ffing va</w:t>
+          </w:r>
+        </w:hyperlink>
+      </w:r>
+      <w:r>
+        <w:rPr>
+          <w:rFonts w:ascii="Charis SIL Regular" w:hAnsi="Charis SIL Regular" w:eastAsia="Charis SIL Regular"/>
+          <w:b w:val="0"/>
+          <w:i w:val="0"/>
+          <w:color w:val="000000"/>
+          <w:sz w:val="24"/>
+        </w:rPr>
+        <w:hyperlink r:id="rId14" w:history="1">
+          <w:r>
+            <w:rPr>
+              <w:rStyle w:val="Hyperlink"/>
+            </w:rPr>
+            <w:t xml:space="preserve">n </w:t>
+          </w:r>
+        </w:hyperlink>
+      </w:r>
+      <w:r>
+        <w:rPr>
+          <w:rFonts w:ascii="Charis SIL Regular" w:hAnsi="Charis SIL Regular" w:eastAsia="Charis SIL Regular"/>
+          <w:b w:val="0"/>
+          <w:i w:val="0"/>
+          <w:color w:val="000000"/>
+          <w:sz w:val="24"/>
+        </w:rPr>
+        <w:t>he</w:t>
       </w:r>
       <w:r>
         <w:rPr>
@@ -1342,19 +1383,9 @@
             <w:rPr>
               <w:rStyle w:val="Hyperlink"/>
             </w:rPr>
-            <w:t xml:space="preserve">inet in </w:t>
+            <w:t xml:space="preserve">inet in de </w:t>
           </w:r>
         </w:hyperlink>
-      </w:r>
-      <w:r>
-        <w:rPr>
-          <w:rFonts w:ascii="Charis SIL Regular" w:hAnsi="Charis SIL Regular" w:eastAsia="Charis SIL Regular"/>
-          <w:b w:val="0"/>
-          <w:i w:val="0"/>
-          <w:color w:val="000000"/>
-          <w:sz w:val="24"/>
-        </w:rPr>
-        <w:t xml:space="preserve">de </w:t>
       </w:r>
       <w:r>
         <w:rPr>
@@ -1801,7 +1832,6 @@
           <w:i w:val="0"/>
           <w:color w:val="0000FF"/>
           <w:sz w:val="24"/>
-          <w:u w:val="single"/>
         </w:rPr>
         <w:hyperlink r:id="rId17" w:history="1">
           <w:r>
@@ -1839,7 +1869,7 @@
           <w:sz w:val="24"/>
           <w:u w:val="single"/>
         </w:rPr>
-        <w:hyperlink r:id="rId17" w:history="1">
+        <w:hyperlink r:id="rId16" w:history="1">
           <w:r>
             <w:rPr>
               <w:rStyle w:val="Hyperlink"/>
@@ -1857,7 +1887,7 @@
           <w:sz w:val="24"/>
           <w:u w:val="single"/>
         </w:rPr>
-        <w:hyperlink r:id="rId17" w:history="1">
+        <w:hyperlink r:id="rId16" w:history="1">
           <w:r>
             <w:rPr>
               <w:rStyle w:val="Hyperlink"/>
@@ -3490,25 +3520,7 @@
             <w:rPr>
               <w:rStyle w:val="Hyperlink"/>
             </w:rPr>
-            <w:t>va</w:t>
-          </w:r>
-        </w:hyperlink>
-      </w:r>
-      <w:r>
-        <w:rPr>
-          <w:rFonts w:ascii="Charis SIL Regular" w:hAnsi="Charis SIL Regular" w:eastAsia="Charis SIL Regular"/>
-          <w:b w:val="0"/>
-          <w:i w:val="0"/>
-          <w:color w:val="0000FF"/>
-          <w:sz w:val="24"/>
-          <w:u w:val="single"/>
-        </w:rPr>
-        <w:hyperlink r:id="rId22" w:history="1">
-          <w:r>
-            <w:rPr>
-              <w:rStyle w:val="Hyperlink"/>
-            </w:rPr>
-            <w:t>n</w:t>
+            <w:t>van</w:t>
           </w:r>
         </w:hyperlink>
       </w:r>
@@ -3608,21 +3620,13 @@
       </w:r>
       <w:r>
         <w:rPr>
-          <w:u w:val="single" w:color="0000ff"/>
           <w:rFonts w:ascii="Charis SIL Regular" w:hAnsi="Charis SIL Regular" w:eastAsia="Charis SIL Regular"/>
           <w:b w:val="0"/>
           <w:i w:val="0"/>
           <w:color w:val="000000"/>
           <w:sz w:val="24"/>
         </w:rPr>
-        <w:hyperlink r:id="rId21" w:history="1">
-          <w:r>
-            <w:rPr>
-              <w:rStyle w:val="Hyperlink"/>
-            </w:rPr>
-            <w:t>kk</w:t>
-          </w:r>
-        </w:hyperlink>
+        <w:t>kk</w:t>
       </w:r>
       <w:r>
         <w:rPr>
@@ -3698,21 +3702,13 @@
       </w:r>
       <w:r>
         <w:rPr>
-          <w:u w:val="single" w:color="0000ff"/>
           <w:rFonts w:ascii="Charis SIL Regular" w:hAnsi="Charis SIL Regular" w:eastAsia="Charis SIL Regular"/>
           <w:b w:val="0"/>
           <w:i w:val="0"/>
           <w:color w:val="000000"/>
           <w:sz w:val="24"/>
         </w:rPr>
-        <w:hyperlink r:id="rId21" w:history="1">
-          <w:r>
-            <w:rPr>
-              <w:rStyle w:val="Hyperlink"/>
-            </w:rPr>
-            <w:t>ie t</w:t>
-          </w:r>
-        </w:hyperlink>
+        <w:t>ie t</w:t>
       </w:r>
       <w:r>
         <w:rPr>
@@ -4504,7 +4500,6 @@
       </w:r>
       <w:r>
         <w:rPr>
-          <w:u w:val="single" w:color="0000ff"/>
           <w:rFonts w:ascii="Charis SIL Regular" w:hAnsi="Charis SIL Regular" w:eastAsia="Charis SIL Regular"/>
           <w:b w:val="0"/>
           <w:i w:val="0"/>
@@ -5003,21 +4998,13 @@
       </w:r>
       <w:r>
         <w:rPr>
-          <w:u w:val="single" w:color="0000ff"/>
           <w:rFonts w:ascii="Charis SIL Regular" w:hAnsi="Charis SIL Regular" w:eastAsia="Charis SIL Regular"/>
           <w:b w:val="0"/>
           <w:i w:val="0"/>
           <w:color w:val="000000"/>
           <w:sz w:val="24"/>
         </w:rPr>
-        <w:hyperlink r:id="rId19" w:history="1">
-          <w:r>
-            <w:rPr>
-              <w:rStyle w:val="Hyperlink"/>
-            </w:rPr>
-            <w:t xml:space="preserve">, </w:t>
-          </w:r>
-        </w:hyperlink>
+        <w:t xml:space="preserve">, </w:t>
       </w:r>
       <w:r>
         <w:rPr>
@@ -5169,7 +5156,7 @@
           <w:sz w:val="24"/>
           <w:u w:val="single"/>
         </w:rPr>
-        <w:hyperlink r:id="rId27" w:history="1">
+        <w:hyperlink r:id="rId19" w:history="1">
           <w:r>
             <w:rPr>
               <w:rStyle w:val="Hyperlink"/>
@@ -5409,7 +5396,7 @@
           <w:sz w:val="24"/>
           <w:u w:val="single"/>
         </w:rPr>
-        <w:hyperlink r:id="rId28" w:history="1">
+        <w:hyperlink r:id="rId29" w:history="1">
           <w:r>
             <w:rPr>
               <w:rStyle w:val="Hyperlink"/>
@@ -5438,7 +5425,7 @@
           <w:sz w:val="24"/>
           <w:u w:val="single"/>
         </w:rPr>
-        <w:hyperlink r:id="rId28" w:history="1">
+        <w:hyperlink r:id="rId29" w:history="1">
           <w:r>
             <w:rPr>
               <w:rStyle w:val="Hyperlink"/>

--- a/EXPORTS/DOCX/published/niveau2/Dutch/Ghana.docx
+++ b/EXPORTS/DOCX/published/niveau2/Dutch/Ghana.docx
@@ -598,7 +598,25 @@
           <w:color w:val="000000"/>
           <w:sz w:val="24"/>
         </w:rPr>
-        <w:t>n van de W</w:t>
+        <w:hyperlink r:id="rId10" w:history="1">
+          <w:r>
+            <w:rPr>
+              <w:rStyle w:val="Hyperlink"/>
+            </w:rPr>
+            <w:t xml:space="preserve">n van de </w:t>
+          </w:r>
+        </w:hyperlink>
+      </w:r>
+      <w:r>
+        <w:rPr>
+          <w:u w:val="single" w:color="0000ff"/>
+          <w:rFonts w:ascii="Charis SIL Regular" w:hAnsi="Charis SIL Regular" w:eastAsia="Charis SIL Regular"/>
+          <w:b w:val="0"/>
+          <w:i w:val="0"/>
+          <w:color w:val="000000"/>
+          <w:sz w:val="24"/>
+        </w:rPr>
+        <w:t>W</w:t>
       </w:r>
       <w:r>
         <w:rPr>
@@ -1230,15 +1248,9 @@
           <w:i w:val="0"/>
           <w:color w:val="0000FF"/>
           <w:sz w:val="24"/>
-        </w:rPr>
-        <w:hyperlink r:id="rId14" w:history="1">
-          <w:r>
-            <w:rPr>
-              <w:rStyle w:val="Hyperlink"/>
-            </w:rPr>
-            <w:t>r</w:t>
-          </w:r>
-        </w:hyperlink>
+          <w:u w:val="single"/>
+        </w:rPr>
+        <w:t>r</w:t>
       </w:r>
       <w:r>
         <w:rPr>
@@ -1302,29 +1314,13 @@
             <w:rPr>
               <w:rStyle w:val="Hyperlink"/>
             </w:rPr>
-            <w:t>ffing va</w:t>
+            <w:t xml:space="preserve">ffing van </w:t>
           </w:r>
         </w:hyperlink>
       </w:r>
       <w:r>
         <w:rPr>
-          <w:rFonts w:ascii="Charis SIL Regular" w:hAnsi="Charis SIL Regular" w:eastAsia="Charis SIL Regular"/>
-          <w:b w:val="0"/>
-          <w:i w:val="0"/>
-          <w:color w:val="000000"/>
-          <w:sz w:val="24"/>
-        </w:rPr>
-        <w:hyperlink r:id="rId14" w:history="1">
-          <w:r>
-            <w:rPr>
-              <w:rStyle w:val="Hyperlink"/>
-            </w:rPr>
-            <w:t xml:space="preserve">n </w:t>
-          </w:r>
-        </w:hyperlink>
-      </w:r>
-      <w:r>
-        <w:rPr>
+          <w:u w:val="single" w:color="0000ff"/>
           <w:rFonts w:ascii="Charis SIL Regular" w:hAnsi="Charis SIL Regular" w:eastAsia="Charis SIL Regular"/>
           <w:b w:val="0"/>
           <w:i w:val="0"/>
@@ -1383,9 +1379,19 @@
             <w:rPr>
               <w:rStyle w:val="Hyperlink"/>
             </w:rPr>
-            <w:t xml:space="preserve">inet in de </w:t>
+            <w:t xml:space="preserve">inet in </w:t>
           </w:r>
         </w:hyperlink>
+      </w:r>
+      <w:r>
+        <w:rPr>
+          <w:rFonts w:ascii="Charis SIL Regular" w:hAnsi="Charis SIL Regular" w:eastAsia="Charis SIL Regular"/>
+          <w:b w:val="0"/>
+          <w:i w:val="0"/>
+          <w:color w:val="000000"/>
+          <w:sz w:val="24"/>
+        </w:rPr>
+        <w:t xml:space="preserve">de </w:t>
       </w:r>
       <w:r>
         <w:rPr>
@@ -1832,6 +1838,7 @@
           <w:i w:val="0"/>
           <w:color w:val="0000FF"/>
           <w:sz w:val="24"/>
+          <w:u w:val="single"/>
         </w:rPr>
         <w:hyperlink r:id="rId17" w:history="1">
           <w:r>
@@ -1851,7 +1858,7 @@
           <w:sz w:val="24"/>
           <w:u w:val="single"/>
         </w:rPr>
-        <w:hyperlink r:id="rId16" w:history="1">
+        <w:hyperlink r:id="rId17" w:history="1">
           <w:r>
             <w:rPr>
               <w:rStyle w:val="Hyperlink"/>
@@ -1869,7 +1876,7 @@
           <w:sz w:val="24"/>
           <w:u w:val="single"/>
         </w:rPr>
-        <w:hyperlink r:id="rId16" w:history="1">
+        <w:hyperlink r:id="rId17" w:history="1">
           <w:r>
             <w:rPr>
               <w:rStyle w:val="Hyperlink"/>
@@ -1887,7 +1894,7 @@
           <w:sz w:val="24"/>
           <w:u w:val="single"/>
         </w:rPr>
-        <w:hyperlink r:id="rId16" w:history="1">
+        <w:hyperlink r:id="rId17" w:history="1">
           <w:r>
             <w:rPr>
               <w:rStyle w:val="Hyperlink"/>
@@ -3620,13 +3627,21 @@
       </w:r>
       <w:r>
         <w:rPr>
+          <w:u w:val="single" w:color="0000ff"/>
           <w:rFonts w:ascii="Charis SIL Regular" w:hAnsi="Charis SIL Regular" w:eastAsia="Charis SIL Regular"/>
           <w:b w:val="0"/>
           <w:i w:val="0"/>
           <w:color w:val="000000"/>
           <w:sz w:val="24"/>
         </w:rPr>
-        <w:t>kk</w:t>
+        <w:hyperlink r:id="rId21" w:history="1">
+          <w:r>
+            <w:rPr>
+              <w:rStyle w:val="Hyperlink"/>
+            </w:rPr>
+            <w:t>kk</w:t>
+          </w:r>
+        </w:hyperlink>
       </w:r>
       <w:r>
         <w:rPr>
@@ -3702,13 +3717,21 @@
       </w:r>
       <w:r>
         <w:rPr>
+          <w:u w:val="single" w:color="0000ff"/>
           <w:rFonts w:ascii="Charis SIL Regular" w:hAnsi="Charis SIL Regular" w:eastAsia="Charis SIL Regular"/>
           <w:b w:val="0"/>
           <w:i w:val="0"/>
           <w:color w:val="000000"/>
           <w:sz w:val="24"/>
         </w:rPr>
-        <w:t>ie t</w:t>
+        <w:hyperlink r:id="rId21" w:history="1">
+          <w:r>
+            <w:rPr>
+              <w:rStyle w:val="Hyperlink"/>
+            </w:rPr>
+            <w:t>ie t</w:t>
+          </w:r>
+        </w:hyperlink>
       </w:r>
       <w:r>
         <w:rPr>
@@ -4482,31 +4505,13 @@
       </w:r>
       <w:r>
         <w:rPr>
-          <w:u w:val="single" w:color="0000ff"/>
           <w:rFonts w:ascii="Charis SIL Regular" w:hAnsi="Charis SIL Regular" w:eastAsia="Charis SIL Regular"/>
           <w:b w:val="0"/>
           <w:i w:val="0"/>
           <w:color w:val="000000"/>
           <w:sz w:val="24"/>
         </w:rPr>
-        <w:hyperlink r:id="rId23" w:history="1">
-          <w:r>
-            <w:rPr>
-              <w:rStyle w:val="Hyperlink"/>
-            </w:rPr>
-            <w:t>,</w:t>
-          </w:r>
-        </w:hyperlink>
-      </w:r>
-      <w:r>
-        <w:rPr>
-          <w:rFonts w:ascii="Charis SIL Regular" w:hAnsi="Charis SIL Regular" w:eastAsia="Charis SIL Regular"/>
-          <w:b w:val="0"/>
-          <w:i w:val="0"/>
-          <w:color w:val="000000"/>
-          <w:sz w:val="24"/>
-        </w:rPr>
-        <w:t xml:space="preserve"> </w:t>
+        <w:t xml:space="preserve">, </w:t>
       </w:r>
       <w:r>
         <w:rPr>
@@ -4517,7 +4522,7 @@
           <w:sz w:val="24"/>
           <w:u w:val="single"/>
         </w:rPr>
-        <w:hyperlink r:id="rId23" w:history="1">
+        <w:hyperlink r:id="rId25" w:history="1">
           <w:r>
             <w:rPr>
               <w:rStyle w:val="Hyperlink"/>
@@ -4535,7 +4540,7 @@
           <w:sz w:val="24"/>
           <w:u w:val="single"/>
         </w:rPr>
-        <w:hyperlink r:id="rId23" w:history="1">
+        <w:hyperlink r:id="rId25" w:history="1">
           <w:r>
             <w:rPr>
               <w:rStyle w:val="Hyperlink"/>
@@ -4564,7 +4569,7 @@
           <w:sz w:val="24"/>
           <w:u w:val="single"/>
         </w:rPr>
-        <w:hyperlink r:id="rId23" w:history="1">
+        <w:hyperlink r:id="rId25" w:history="1">
           <w:r>
             <w:rPr>
               <w:rStyle w:val="Hyperlink"/>
@@ -4642,7 +4647,7 @@
           <w:sz w:val="24"/>
           <w:u w:val="single"/>
         </w:rPr>
-        <w:hyperlink r:id="rId25" w:history="1">
+        <w:hyperlink r:id="rId26" w:history="1">
           <w:r>
             <w:rPr>
               <w:rStyle w:val="Hyperlink"/>
@@ -4660,7 +4665,7 @@
           <w:sz w:val="24"/>
           <w:u w:val="single"/>
         </w:rPr>
-        <w:hyperlink r:id="rId25" w:history="1">
+        <w:hyperlink r:id="rId26" w:history="1">
           <w:r>
             <w:rPr>
               <w:rStyle w:val="Hyperlink"/>
@@ -4678,7 +4683,7 @@
           <w:sz w:val="24"/>
           <w:u w:val="single"/>
         </w:rPr>
-        <w:hyperlink r:id="rId25" w:history="1">
+        <w:hyperlink r:id="rId26" w:history="1">
           <w:r>
             <w:rPr>
               <w:rStyle w:val="Hyperlink"/>
@@ -4696,7 +4701,7 @@
           <w:sz w:val="24"/>
           <w:u w:val="single"/>
         </w:rPr>
-        <w:hyperlink r:id="rId25" w:history="1">
+        <w:hyperlink r:id="rId26" w:history="1">
           <w:r>
             <w:rPr>
               <w:rStyle w:val="Hyperlink"/>
@@ -4714,7 +4719,7 @@
           <w:sz w:val="24"/>
           <w:u w:val="single"/>
         </w:rPr>
-        <w:hyperlink r:id="rId25" w:history="1">
+        <w:hyperlink r:id="rId26" w:history="1">
           <w:r>
             <w:rPr>
               <w:rStyle w:val="Hyperlink"/>
@@ -4732,7 +4737,7 @@
           <w:sz w:val="24"/>
           <w:u w:val="single"/>
         </w:rPr>
-        <w:hyperlink r:id="rId25" w:history="1">
+        <w:hyperlink r:id="rId26" w:history="1">
           <w:r>
             <w:rPr>
               <w:rStyle w:val="Hyperlink"/>
@@ -4750,7 +4755,7 @@
           <w:sz w:val="24"/>
           <w:u w:val="single"/>
         </w:rPr>
-        <w:hyperlink r:id="rId25" w:history="1">
+        <w:hyperlink r:id="rId26" w:history="1">
           <w:r>
             <w:rPr>
               <w:rStyle w:val="Hyperlink"/>
@@ -4998,13 +5003,21 @@
       </w:r>
       <w:r>
         <w:rPr>
+          <w:u w:val="single" w:color="0000ff"/>
           <w:rFonts w:ascii="Charis SIL Regular" w:hAnsi="Charis SIL Regular" w:eastAsia="Charis SIL Regular"/>
           <w:b w:val="0"/>
           <w:i w:val="0"/>
           <w:color w:val="000000"/>
           <w:sz w:val="24"/>
         </w:rPr>
-        <w:t xml:space="preserve">, </w:t>
+        <w:hyperlink r:id="rId19" w:history="1">
+          <w:r>
+            <w:rPr>
+              <w:rStyle w:val="Hyperlink"/>
+            </w:rPr>
+            <w:t xml:space="preserve">, </w:t>
+          </w:r>
+        </w:hyperlink>
       </w:r>
       <w:r>
         <w:rPr>
@@ -5015,7 +5028,7 @@
           <w:sz w:val="24"/>
           <w:u w:val="single"/>
         </w:rPr>
-        <w:hyperlink r:id="rId26" w:history="1">
+        <w:hyperlink r:id="rId27" w:history="1">
           <w:r>
             <w:rPr>
               <w:rStyle w:val="Hyperlink"/>
@@ -5033,7 +5046,7 @@
           <w:sz w:val="24"/>
           <w:u w:val="single"/>
         </w:rPr>
-        <w:hyperlink r:id="rId26" w:history="1">
+        <w:hyperlink r:id="rId27" w:history="1">
           <w:r>
             <w:rPr>
               <w:rStyle w:val="Hyperlink"/>
@@ -5062,7 +5075,7 @@
           <w:sz w:val="24"/>
           <w:u w:val="single"/>
         </w:rPr>
-        <w:hyperlink r:id="rId26" w:history="1">
+        <w:hyperlink r:id="rId27" w:history="1">
           <w:r>
             <w:rPr>
               <w:rStyle w:val="Hyperlink"/>
@@ -5091,7 +5104,7 @@
           <w:sz w:val="24"/>
           <w:u w:val="single"/>
         </w:rPr>
-        <w:hyperlink r:id="rId27" w:history="1">
+        <w:hyperlink r:id="rId28" w:history="1">
           <w:r>
             <w:rPr>
               <w:rStyle w:val="Hyperlink"/>
@@ -5109,7 +5122,7 @@
           <w:sz w:val="24"/>
           <w:u w:val="single"/>
         </w:rPr>
-        <w:hyperlink r:id="rId27" w:history="1">
+        <w:hyperlink r:id="rId28" w:history="1">
           <w:r>
             <w:rPr>
               <w:rStyle w:val="Hyperlink"/>
@@ -5138,7 +5151,7 @@
           <w:sz w:val="24"/>
           <w:u w:val="single"/>
         </w:rPr>
-        <w:hyperlink r:id="rId27" w:history="1">
+        <w:hyperlink r:id="rId28" w:history="1">
           <w:r>
             <w:rPr>
               <w:rStyle w:val="Hyperlink"/>
@@ -5156,7 +5169,7 @@
           <w:sz w:val="24"/>
           <w:u w:val="single"/>
         </w:rPr>
-        <w:hyperlink r:id="rId19" w:history="1">
+        <w:hyperlink r:id="rId28" w:history="1">
           <w:r>
             <w:rPr>
               <w:rStyle w:val="Hyperlink"/>
@@ -5296,7 +5309,7 @@
           <w:sz w:val="24"/>
           <w:u w:val="single"/>
         </w:rPr>
-        <w:hyperlink r:id="rId28" w:history="1">
+        <w:hyperlink r:id="rId29" w:history="1">
           <w:r>
             <w:rPr>
               <w:rStyle w:val="Hyperlink"/>
@@ -5314,7 +5327,7 @@
           <w:sz w:val="24"/>
           <w:u w:val="single"/>
         </w:rPr>
-        <w:hyperlink r:id="rId28" w:history="1">
+        <w:hyperlink r:id="rId29" w:history="1">
           <w:r>
             <w:rPr>
               <w:rStyle w:val="Hyperlink"/>
@@ -5332,7 +5345,7 @@
           <w:sz w:val="24"/>
           <w:u w:val="single"/>
         </w:rPr>
-        <w:hyperlink r:id="rId28" w:history="1">
+        <w:hyperlink r:id="rId29" w:history="1">
           <w:r>
             <w:rPr>
               <w:rStyle w:val="Hyperlink"/>
@@ -5350,7 +5363,7 @@
           <w:sz w:val="24"/>
           <w:u w:val="single"/>
         </w:rPr>
-        <w:hyperlink r:id="rId28" w:history="1">
+        <w:hyperlink r:id="rId29" w:history="1">
           <w:r>
             <w:rPr>
               <w:rStyle w:val="Hyperlink"/>
@@ -5425,7 +5438,7 @@
           <w:sz w:val="24"/>
           <w:u w:val="single"/>
         </w:rPr>
-        <w:hyperlink r:id="rId29" w:history="1">
+        <w:hyperlink r:id="rId30" w:history="1">
           <w:r>
             <w:rPr>
               <w:rStyle w:val="Hyperlink"/>
@@ -5513,7 +5526,7 @@
           <w:sz w:val="24"/>
           <w:u w:val="single"/>
         </w:rPr>
-        <w:hyperlink r:id="rId30" w:history="1">
+        <w:hyperlink r:id="rId31" w:history="1">
           <w:r>
             <w:rPr>
               <w:rStyle w:val="Hyperlink"/>
@@ -5542,7 +5555,7 @@
           <w:sz w:val="24"/>
           <w:u w:val="single"/>
         </w:rPr>
-        <w:hyperlink r:id="rId30" w:history="1">
+        <w:hyperlink r:id="rId31" w:history="1">
           <w:r>
             <w:rPr>
               <w:rStyle w:val="Hyperlink"/>
@@ -5570,7 +5583,7 @@
           <w:sz w:val="24"/>
           <w:u w:val="single"/>
         </w:rPr>
-        <w:hyperlink r:id="rId31" w:history="1">
+        <w:hyperlink r:id="rId32" w:history="1">
           <w:r>
             <w:rPr>
               <w:rStyle w:val="Hyperlink"/>
@@ -5599,7 +5612,7 @@
           <w:sz w:val="24"/>
           <w:u w:val="single"/>
         </w:rPr>
-        <w:hyperlink r:id="rId31" w:history="1">
+        <w:hyperlink r:id="rId32" w:history="1">
           <w:r>
             <w:rPr>
               <w:rStyle w:val="Hyperlink"/>
@@ -5723,7 +5736,7 @@
           <w:sz w:val="24"/>
           <w:u w:val="single"/>
         </w:rPr>
-        <w:hyperlink r:id="rId32" w:history="1">
+        <w:hyperlink r:id="rId33" w:history="1">
           <w:r>
             <w:rPr>
               <w:rStyle w:val="Hyperlink"/>
@@ -5741,7 +5754,7 @@
           <w:sz w:val="24"/>
           <w:u w:val="single"/>
         </w:rPr>
-        <w:hyperlink r:id="rId32" w:history="1">
+        <w:hyperlink r:id="rId33" w:history="1">
           <w:r>
             <w:rPr>
               <w:rStyle w:val="Hyperlink"/>
@@ -5759,7 +5772,7 @@
           <w:sz w:val="24"/>
           <w:u w:val="single"/>
         </w:rPr>
-        <w:hyperlink r:id="rId32" w:history="1">
+        <w:hyperlink r:id="rId33" w:history="1">
           <w:r>
             <w:rPr>
               <w:rStyle w:val="Hyperlink"/>
@@ -5940,7 +5953,7 @@
           <w:sz w:val="24"/>
           <w:u w:val="single"/>
         </w:rPr>
-        <w:hyperlink r:id="rId33" w:history="1">
+        <w:hyperlink r:id="rId34" w:history="1">
           <w:r>
             <w:rPr>
               <w:rStyle w:val="Hyperlink"/>
@@ -5958,7 +5971,7 @@
           <w:sz w:val="24"/>
           <w:u w:val="single"/>
         </w:rPr>
-        <w:hyperlink r:id="rId33" w:history="1">
+        <w:hyperlink r:id="rId34" w:history="1">
           <w:r>
             <w:rPr>
               <w:rStyle w:val="Hyperlink"/>
@@ -5976,7 +5989,7 @@
           <w:sz w:val="24"/>
           <w:u w:val="single"/>
         </w:rPr>
-        <w:hyperlink r:id="rId33" w:history="1">
+        <w:hyperlink r:id="rId34" w:history="1">
           <w:r>
             <w:rPr>
               <w:rStyle w:val="Hyperlink"/>
@@ -5994,7 +6007,7 @@
           <w:sz w:val="24"/>
           <w:u w:val="single"/>
         </w:rPr>
-        <w:hyperlink r:id="rId33" w:history="1">
+        <w:hyperlink r:id="rId34" w:history="1">
           <w:r>
             <w:rPr>
               <w:rStyle w:val="Hyperlink"/>
@@ -6012,7 +6025,7 @@
           <w:sz w:val="24"/>
           <w:u w:val="single"/>
         </w:rPr>
-        <w:hyperlink r:id="rId33" w:history="1">
+        <w:hyperlink r:id="rId34" w:history="1">
           <w:r>
             <w:rPr>
               <w:rStyle w:val="Hyperlink"/>
@@ -6030,7 +6043,7 @@
           <w:sz w:val="24"/>
           <w:u w:val="single"/>
         </w:rPr>
-        <w:hyperlink r:id="rId33" w:history="1">
+        <w:hyperlink r:id="rId34" w:history="1">
           <w:r>
             <w:rPr>
               <w:rStyle w:val="Hyperlink"/>
@@ -6048,7 +6061,7 @@
           <w:sz w:val="24"/>
           <w:u w:val="single"/>
         </w:rPr>
-        <w:hyperlink r:id="rId33" w:history="1">
+        <w:hyperlink r:id="rId34" w:history="1">
           <w:r>
             <w:rPr>
               <w:rStyle w:val="Hyperlink"/>
@@ -6066,7 +6079,7 @@
           <w:sz w:val="24"/>
           <w:u w:val="single"/>
         </w:rPr>
-        <w:hyperlink r:id="rId33" w:history="1">
+        <w:hyperlink r:id="rId34" w:history="1">
           <w:r>
             <w:rPr>
               <w:rStyle w:val="Hyperlink"/>
@@ -6083,7 +6096,7 @@
           <w:color w:val="0000FF"/>
           <w:sz w:val="24"/>
         </w:rPr>
-        <w:hyperlink r:id="rId33" w:history="1">
+        <w:hyperlink r:id="rId34" w:history="1">
           <w:r>
             <w:rPr>
               <w:rStyle w:val="Hyperlink"/>
@@ -6111,7 +6124,7 @@
           <w:sz w:val="24"/>
           <w:u w:val="single"/>
         </w:rPr>
-        <w:hyperlink r:id="rId33" w:history="1">
+        <w:hyperlink r:id="rId34" w:history="1">
           <w:r>
             <w:rPr>
               <w:rStyle w:val="Hyperlink"/>
@@ -6129,7 +6142,7 @@
           <w:sz w:val="24"/>
           <w:u w:val="single"/>
         </w:rPr>
-        <w:hyperlink r:id="rId33" w:history="1">
+        <w:hyperlink r:id="rId34" w:history="1">
           <w:r>
             <w:rPr>
               <w:rStyle w:val="Hyperlink"/>
@@ -6147,7 +6160,7 @@
           <w:sz w:val="24"/>
           <w:u w:val="single"/>
         </w:rPr>
-        <w:hyperlink r:id="rId33" w:history="1">
+        <w:hyperlink r:id="rId34" w:history="1">
           <w:r>
             <w:rPr>
               <w:rStyle w:val="Hyperlink"/>
@@ -6165,7 +6178,7 @@
           <w:sz w:val="24"/>
           <w:u w:val="single"/>
         </w:rPr>
-        <w:hyperlink r:id="rId33" w:history="1">
+        <w:hyperlink r:id="rId34" w:history="1">
           <w:r>
             <w:rPr>
               <w:rStyle w:val="Hyperlink"/>
@@ -6183,7 +6196,7 @@
           <w:sz w:val="24"/>
           <w:u w:val="single"/>
         </w:rPr>
-        <w:hyperlink r:id="rId33" w:history="1">
+        <w:hyperlink r:id="rId34" w:history="1">
           <w:r>
             <w:rPr>
               <w:rStyle w:val="Hyperlink"/>
@@ -6314,7 +6327,7 @@
           <w:sz w:val="24"/>
           <w:u w:val="single"/>
         </w:rPr>
-        <w:hyperlink r:id="rId34" w:history="1">
+        <w:hyperlink r:id="rId35" w:history="1">
           <w:r>
             <w:rPr>
               <w:rStyle w:val="Hyperlink"/>
@@ -6343,7 +6356,7 @@
           <w:sz w:val="24"/>
           <w:u w:val="single"/>
         </w:rPr>
-        <w:hyperlink r:id="rId34" w:history="1">
+        <w:hyperlink r:id="rId35" w:history="1">
           <w:r>
             <w:rPr>
               <w:rStyle w:val="Hyperlink"/>
@@ -6371,7 +6384,7 @@
           <w:sz w:val="24"/>
           <w:u w:val="single"/>
         </w:rPr>
-        <w:hyperlink r:id="rId35" w:history="1">
+        <w:hyperlink r:id="rId36" w:history="1">
           <w:r>
             <w:rPr>
               <w:rStyle w:val="Hyperlink"/>
@@ -6400,7 +6413,7 @@
           <w:sz w:val="24"/>
           <w:u w:val="single"/>
         </w:rPr>
-        <w:hyperlink r:id="rId35" w:history="1">
+        <w:hyperlink r:id="rId36" w:history="1">
           <w:r>
             <w:rPr>
               <w:rStyle w:val="Hyperlink"/>

--- a/EXPORTS/DOCX/published/niveau2/Dutch/Ghana.docx
+++ b/EXPORTS/DOCX/published/niveau2/Dutch/Ghana.docx
@@ -609,7 +609,6 @@
       </w:r>
       <w:r>
         <w:rPr>
-          <w:u w:val="single" w:color="0000ff"/>
           <w:rFonts w:ascii="Charis SIL Regular" w:hAnsi="Charis SIL Regular" w:eastAsia="Charis SIL Regular"/>
           <w:b w:val="0"/>
           <w:i w:val="0"/>
@@ -3527,7 +3526,25 @@
             <w:rPr>
               <w:rStyle w:val="Hyperlink"/>
             </w:rPr>
-            <w:t>van</w:t>
+            <w:t>va</w:t>
+          </w:r>
+        </w:hyperlink>
+      </w:r>
+      <w:r>
+        <w:rPr>
+          <w:rFonts w:ascii="Charis SIL Regular" w:hAnsi="Charis SIL Regular" w:eastAsia="Charis SIL Regular"/>
+          <w:b w:val="0"/>
+          <w:i w:val="0"/>
+          <w:color w:val="0000FF"/>
+          <w:sz w:val="24"/>
+          <w:u w:val="single"/>
+        </w:rPr>
+        <w:hyperlink r:id="rId22" w:history="1">
+          <w:r>
+            <w:rPr>
+              <w:rStyle w:val="Hyperlink"/>
+            </w:rPr>
+            <w:t>n</w:t>
           </w:r>
         </w:hyperlink>
       </w:r>
@@ -3562,86 +3579,13 @@
       </w:r>
       <w:r>
         <w:rPr>
-          <w:u w:val="single" w:color="0000ff"/>
           <w:rFonts w:ascii="Charis SIL Regular" w:hAnsi="Charis SIL Regular" w:eastAsia="Charis SIL Regular"/>
           <w:b w:val="0"/>
           <w:i w:val="0"/>
           <w:color w:val="000000"/>
           <w:sz w:val="24"/>
         </w:rPr>
-        <w:hyperlink r:id="rId21" w:history="1">
-          <w:r>
-            <w:rPr>
-              <w:rStyle w:val="Hyperlink"/>
-            </w:rPr>
-            <w:t xml:space="preserve"> zijn</w:t>
-          </w:r>
-        </w:hyperlink>
-      </w:r>
-      <w:r>
-        <w:rPr>
-          <w:u w:val="single" w:color="0000ff"/>
-          <w:rFonts w:ascii="Charis SIL Regular" w:hAnsi="Charis SIL Regular" w:eastAsia="Charis SIL Regular"/>
-          <w:b w:val="0"/>
-          <w:i w:val="0"/>
-          <w:color w:val="000000"/>
-          <w:sz w:val="24"/>
-        </w:rPr>
-        <w:t xml:space="preserve"> </w:t>
-      </w:r>
-      <w:r>
-        <w:rPr>
-          <w:u w:val="single" w:color="0000ff"/>
-          <w:rFonts w:ascii="Charis SIL Regular" w:hAnsi="Charis SIL Regular" w:eastAsia="Charis SIL Regular"/>
-          <w:b w:val="0"/>
-          <w:i w:val="0"/>
-          <w:color w:val="000000"/>
-          <w:sz w:val="24"/>
-        </w:rPr>
-        <w:hyperlink r:id="rId21" w:history="1">
-          <w:r>
-            <w:rPr>
-              <w:rStyle w:val="Hyperlink"/>
-            </w:rPr>
-            <w:t>st</w:t>
-          </w:r>
-        </w:hyperlink>
-      </w:r>
-      <w:r>
-        <w:rPr>
-          <w:u w:val="single" w:color="0000ff"/>
-          <w:rFonts w:ascii="Charis SIL Regular" w:hAnsi="Charis SIL Regular" w:eastAsia="Charis SIL Regular"/>
-          <w:b w:val="0"/>
-          <w:i w:val="0"/>
-          <w:color w:val="000000"/>
-          <w:sz w:val="24"/>
-        </w:rPr>
-        <w:hyperlink r:id="rId21" w:history="1">
-          <w:r>
-            <w:rPr>
-              <w:rStyle w:val="Hyperlink"/>
-            </w:rPr>
-            <w:t>u</w:t>
-          </w:r>
-        </w:hyperlink>
-      </w:r>
-      <w:r>
-        <w:rPr>
-          <w:u w:val="single" w:color="0000ff"/>
-          <w:rFonts w:ascii="Charis SIL Regular" w:hAnsi="Charis SIL Regular" w:eastAsia="Charis SIL Regular"/>
-          <w:b w:val="0"/>
-          <w:i w:val="0"/>
-          <w:color w:val="000000"/>
-          <w:sz w:val="24"/>
-        </w:rPr>
-        <w:hyperlink r:id="rId21" w:history="1">
-          <w:r>
-            <w:rPr>
-              <w:rStyle w:val="Hyperlink"/>
-            </w:rPr>
-            <w:t>kk</w:t>
-          </w:r>
-        </w:hyperlink>
+        <w:t xml:space="preserve"> zijn stukk</w:t>
       </w:r>
       <w:r>
         <w:rPr>
@@ -4505,13 +4449,31 @@
       </w:r>
       <w:r>
         <w:rPr>
+          <w:u w:val="single" w:color="0000ff"/>
           <w:rFonts w:ascii="Charis SIL Regular" w:hAnsi="Charis SIL Regular" w:eastAsia="Charis SIL Regular"/>
           <w:b w:val="0"/>
           <w:i w:val="0"/>
           <w:color w:val="000000"/>
           <w:sz w:val="24"/>
         </w:rPr>
-        <w:t xml:space="preserve">, </w:t>
+        <w:hyperlink r:id="rId23" w:history="1">
+          <w:r>
+            <w:rPr>
+              <w:rStyle w:val="Hyperlink"/>
+            </w:rPr>
+            <w:t>,</w:t>
+          </w:r>
+        </w:hyperlink>
+      </w:r>
+      <w:r>
+        <w:rPr>
+          <w:rFonts w:ascii="Charis SIL Regular" w:hAnsi="Charis SIL Regular" w:eastAsia="Charis SIL Regular"/>
+          <w:b w:val="0"/>
+          <w:i w:val="0"/>
+          <w:color w:val="000000"/>
+          <w:sz w:val="24"/>
+        </w:rPr>
+        <w:t xml:space="preserve"> </w:t>
       </w:r>
       <w:r>
         <w:rPr>
@@ -4522,7 +4484,7 @@
           <w:sz w:val="24"/>
           <w:u w:val="single"/>
         </w:rPr>
-        <w:hyperlink r:id="rId25" w:history="1">
+        <w:hyperlink r:id="rId23" w:history="1">
           <w:r>
             <w:rPr>
               <w:rStyle w:val="Hyperlink"/>
@@ -4540,7 +4502,7 @@
           <w:sz w:val="24"/>
           <w:u w:val="single"/>
         </w:rPr>
-        <w:hyperlink r:id="rId25" w:history="1">
+        <w:hyperlink r:id="rId23" w:history="1">
           <w:r>
             <w:rPr>
               <w:rStyle w:val="Hyperlink"/>
@@ -4569,7 +4531,7 @@
           <w:sz w:val="24"/>
           <w:u w:val="single"/>
         </w:rPr>
-        <w:hyperlink r:id="rId25" w:history="1">
+        <w:hyperlink r:id="rId23" w:history="1">
           <w:r>
             <w:rPr>
               <w:rStyle w:val="Hyperlink"/>
@@ -4647,7 +4609,7 @@
           <w:sz w:val="24"/>
           <w:u w:val="single"/>
         </w:rPr>
-        <w:hyperlink r:id="rId26" w:history="1">
+        <w:hyperlink r:id="rId25" w:history="1">
           <w:r>
             <w:rPr>
               <w:rStyle w:val="Hyperlink"/>
@@ -4665,7 +4627,7 @@
           <w:sz w:val="24"/>
           <w:u w:val="single"/>
         </w:rPr>
-        <w:hyperlink r:id="rId26" w:history="1">
+        <w:hyperlink r:id="rId25" w:history="1">
           <w:r>
             <w:rPr>
               <w:rStyle w:val="Hyperlink"/>
@@ -4683,7 +4645,7 @@
           <w:sz w:val="24"/>
           <w:u w:val="single"/>
         </w:rPr>
-        <w:hyperlink r:id="rId26" w:history="1">
+        <w:hyperlink r:id="rId25" w:history="1">
           <w:r>
             <w:rPr>
               <w:rStyle w:val="Hyperlink"/>
@@ -4701,7 +4663,7 @@
           <w:sz w:val="24"/>
           <w:u w:val="single"/>
         </w:rPr>
-        <w:hyperlink r:id="rId26" w:history="1">
+        <w:hyperlink r:id="rId25" w:history="1">
           <w:r>
             <w:rPr>
               <w:rStyle w:val="Hyperlink"/>
@@ -4719,7 +4681,7 @@
           <w:sz w:val="24"/>
           <w:u w:val="single"/>
         </w:rPr>
-        <w:hyperlink r:id="rId26" w:history="1">
+        <w:hyperlink r:id="rId25" w:history="1">
           <w:r>
             <w:rPr>
               <w:rStyle w:val="Hyperlink"/>
@@ -4737,7 +4699,7 @@
           <w:sz w:val="24"/>
           <w:u w:val="single"/>
         </w:rPr>
-        <w:hyperlink r:id="rId26" w:history="1">
+        <w:hyperlink r:id="rId25" w:history="1">
           <w:r>
             <w:rPr>
               <w:rStyle w:val="Hyperlink"/>
@@ -4755,7 +4717,7 @@
           <w:sz w:val="24"/>
           <w:u w:val="single"/>
         </w:rPr>
-        <w:hyperlink r:id="rId26" w:history="1">
+        <w:hyperlink r:id="rId25" w:history="1">
           <w:r>
             <w:rPr>
               <w:rStyle w:val="Hyperlink"/>
@@ -5003,21 +4965,13 @@
       </w:r>
       <w:r>
         <w:rPr>
-          <w:u w:val="single" w:color="0000ff"/>
           <w:rFonts w:ascii="Charis SIL Regular" w:hAnsi="Charis SIL Regular" w:eastAsia="Charis SIL Regular"/>
           <w:b w:val="0"/>
           <w:i w:val="0"/>
           <w:color w:val="000000"/>
           <w:sz w:val="24"/>
         </w:rPr>
-        <w:hyperlink r:id="rId19" w:history="1">
-          <w:r>
-            <w:rPr>
-              <w:rStyle w:val="Hyperlink"/>
-            </w:rPr>
-            <w:t xml:space="preserve">, </w:t>
-          </w:r>
-        </w:hyperlink>
+        <w:t xml:space="preserve">, </w:t>
       </w:r>
       <w:r>
         <w:rPr>
@@ -5028,7 +4982,7 @@
           <w:sz w:val="24"/>
           <w:u w:val="single"/>
         </w:rPr>
-        <w:hyperlink r:id="rId27" w:history="1">
+        <w:hyperlink r:id="rId26" w:history="1">
           <w:r>
             <w:rPr>
               <w:rStyle w:val="Hyperlink"/>
@@ -5046,7 +5000,7 @@
           <w:sz w:val="24"/>
           <w:u w:val="single"/>
         </w:rPr>
-        <w:hyperlink r:id="rId27" w:history="1">
+        <w:hyperlink r:id="rId26" w:history="1">
           <w:r>
             <w:rPr>
               <w:rStyle w:val="Hyperlink"/>
@@ -5075,7 +5029,7 @@
           <w:sz w:val="24"/>
           <w:u w:val="single"/>
         </w:rPr>
-        <w:hyperlink r:id="rId27" w:history="1">
+        <w:hyperlink r:id="rId26" w:history="1">
           <w:r>
             <w:rPr>
               <w:rStyle w:val="Hyperlink"/>
@@ -5104,7 +5058,7 @@
           <w:sz w:val="24"/>
           <w:u w:val="single"/>
         </w:rPr>
-        <w:hyperlink r:id="rId28" w:history="1">
+        <w:hyperlink r:id="rId27" w:history="1">
           <w:r>
             <w:rPr>
               <w:rStyle w:val="Hyperlink"/>
@@ -5122,7 +5076,7 @@
           <w:sz w:val="24"/>
           <w:u w:val="single"/>
         </w:rPr>
-        <w:hyperlink r:id="rId28" w:history="1">
+        <w:hyperlink r:id="rId27" w:history="1">
           <w:r>
             <w:rPr>
               <w:rStyle w:val="Hyperlink"/>
@@ -5151,7 +5105,7 @@
           <w:sz w:val="24"/>
           <w:u w:val="single"/>
         </w:rPr>
-        <w:hyperlink r:id="rId28" w:history="1">
+        <w:hyperlink r:id="rId27" w:history="1">
           <w:r>
             <w:rPr>
               <w:rStyle w:val="Hyperlink"/>
@@ -5169,7 +5123,7 @@
           <w:sz w:val="24"/>
           <w:u w:val="single"/>
         </w:rPr>
-        <w:hyperlink r:id="rId28" w:history="1">
+        <w:hyperlink r:id="rId19" w:history="1">
           <w:r>
             <w:rPr>
               <w:rStyle w:val="Hyperlink"/>
@@ -5309,7 +5263,7 @@
           <w:sz w:val="24"/>
           <w:u w:val="single"/>
         </w:rPr>
-        <w:hyperlink r:id="rId29" w:history="1">
+        <w:hyperlink r:id="rId28" w:history="1">
           <w:r>
             <w:rPr>
               <w:rStyle w:val="Hyperlink"/>
@@ -5327,7 +5281,7 @@
           <w:sz w:val="24"/>
           <w:u w:val="single"/>
         </w:rPr>
-        <w:hyperlink r:id="rId29" w:history="1">
+        <w:hyperlink r:id="rId28" w:history="1">
           <w:r>
             <w:rPr>
               <w:rStyle w:val="Hyperlink"/>
@@ -5345,7 +5299,7 @@
           <w:sz w:val="24"/>
           <w:u w:val="single"/>
         </w:rPr>
-        <w:hyperlink r:id="rId29" w:history="1">
+        <w:hyperlink r:id="rId28" w:history="1">
           <w:r>
             <w:rPr>
               <w:rStyle w:val="Hyperlink"/>
@@ -5363,7 +5317,7 @@
           <w:sz w:val="24"/>
           <w:u w:val="single"/>
         </w:rPr>
-        <w:hyperlink r:id="rId29" w:history="1">
+        <w:hyperlink r:id="rId28" w:history="1">
           <w:r>
             <w:rPr>
               <w:rStyle w:val="Hyperlink"/>
@@ -5438,7 +5392,7 @@
           <w:sz w:val="24"/>
           <w:u w:val="single"/>
         </w:rPr>
-        <w:hyperlink r:id="rId30" w:history="1">
+        <w:hyperlink r:id="rId29" w:history="1">
           <w:r>
             <w:rPr>
               <w:rStyle w:val="Hyperlink"/>
@@ -5526,7 +5480,7 @@
           <w:sz w:val="24"/>
           <w:u w:val="single"/>
         </w:rPr>
-        <w:hyperlink r:id="rId31" w:history="1">
+        <w:hyperlink r:id="rId30" w:history="1">
           <w:r>
             <w:rPr>
               <w:rStyle w:val="Hyperlink"/>
@@ -5555,7 +5509,7 @@
           <w:sz w:val="24"/>
           <w:u w:val="single"/>
         </w:rPr>
-        <w:hyperlink r:id="rId31" w:history="1">
+        <w:hyperlink r:id="rId30" w:history="1">
           <w:r>
             <w:rPr>
               <w:rStyle w:val="Hyperlink"/>
@@ -5583,7 +5537,7 @@
           <w:sz w:val="24"/>
           <w:u w:val="single"/>
         </w:rPr>
-        <w:hyperlink r:id="rId32" w:history="1">
+        <w:hyperlink r:id="rId31" w:history="1">
           <w:r>
             <w:rPr>
               <w:rStyle w:val="Hyperlink"/>
@@ -5612,7 +5566,7 @@
           <w:sz w:val="24"/>
           <w:u w:val="single"/>
         </w:rPr>
-        <w:hyperlink r:id="rId32" w:history="1">
+        <w:hyperlink r:id="rId31" w:history="1">
           <w:r>
             <w:rPr>
               <w:rStyle w:val="Hyperlink"/>
@@ -5736,7 +5690,7 @@
           <w:sz w:val="24"/>
           <w:u w:val="single"/>
         </w:rPr>
-        <w:hyperlink r:id="rId33" w:history="1">
+        <w:hyperlink r:id="rId32" w:history="1">
           <w:r>
             <w:rPr>
               <w:rStyle w:val="Hyperlink"/>
@@ -5754,7 +5708,7 @@
           <w:sz w:val="24"/>
           <w:u w:val="single"/>
         </w:rPr>
-        <w:hyperlink r:id="rId33" w:history="1">
+        <w:hyperlink r:id="rId32" w:history="1">
           <w:r>
             <w:rPr>
               <w:rStyle w:val="Hyperlink"/>
@@ -5772,7 +5726,7 @@
           <w:sz w:val="24"/>
           <w:u w:val="single"/>
         </w:rPr>
-        <w:hyperlink r:id="rId33" w:history="1">
+        <w:hyperlink r:id="rId32" w:history="1">
           <w:r>
             <w:rPr>
               <w:rStyle w:val="Hyperlink"/>
@@ -5953,7 +5907,7 @@
           <w:sz w:val="24"/>
           <w:u w:val="single"/>
         </w:rPr>
-        <w:hyperlink r:id="rId34" w:history="1">
+        <w:hyperlink r:id="rId33" w:history="1">
           <w:r>
             <w:rPr>
               <w:rStyle w:val="Hyperlink"/>
@@ -5971,7 +5925,7 @@
           <w:sz w:val="24"/>
           <w:u w:val="single"/>
         </w:rPr>
-        <w:hyperlink r:id="rId34" w:history="1">
+        <w:hyperlink r:id="rId33" w:history="1">
           <w:r>
             <w:rPr>
               <w:rStyle w:val="Hyperlink"/>
@@ -5989,7 +5943,7 @@
           <w:sz w:val="24"/>
           <w:u w:val="single"/>
         </w:rPr>
-        <w:hyperlink r:id="rId34" w:history="1">
+        <w:hyperlink r:id="rId33" w:history="1">
           <w:r>
             <w:rPr>
               <w:rStyle w:val="Hyperlink"/>
@@ -6007,7 +5961,7 @@
           <w:sz w:val="24"/>
           <w:u w:val="single"/>
         </w:rPr>
-        <w:hyperlink r:id="rId34" w:history="1">
+        <w:hyperlink r:id="rId33" w:history="1">
           <w:r>
             <w:rPr>
               <w:rStyle w:val="Hyperlink"/>
@@ -6025,7 +5979,7 @@
           <w:sz w:val="24"/>
           <w:u w:val="single"/>
         </w:rPr>
-        <w:hyperlink r:id="rId34" w:history="1">
+        <w:hyperlink r:id="rId33" w:history="1">
           <w:r>
             <w:rPr>
               <w:rStyle w:val="Hyperlink"/>
@@ -6043,7 +5997,7 @@
           <w:sz w:val="24"/>
           <w:u w:val="single"/>
         </w:rPr>
-        <w:hyperlink r:id="rId34" w:history="1">
+        <w:hyperlink r:id="rId33" w:history="1">
           <w:r>
             <w:rPr>
               <w:rStyle w:val="Hyperlink"/>
@@ -6061,7 +6015,7 @@
           <w:sz w:val="24"/>
           <w:u w:val="single"/>
         </w:rPr>
-        <w:hyperlink r:id="rId34" w:history="1">
+        <w:hyperlink r:id="rId33" w:history="1">
           <w:r>
             <w:rPr>
               <w:rStyle w:val="Hyperlink"/>
@@ -6079,7 +6033,7 @@
           <w:sz w:val="24"/>
           <w:u w:val="single"/>
         </w:rPr>
-        <w:hyperlink r:id="rId34" w:history="1">
+        <w:hyperlink r:id="rId33" w:history="1">
           <w:r>
             <w:rPr>
               <w:rStyle w:val="Hyperlink"/>
@@ -6096,7 +6050,7 @@
           <w:color w:val="0000FF"/>
           <w:sz w:val="24"/>
         </w:rPr>
-        <w:hyperlink r:id="rId34" w:history="1">
+        <w:hyperlink r:id="rId33" w:history="1">
           <w:r>
             <w:rPr>
               <w:rStyle w:val="Hyperlink"/>
@@ -6124,7 +6078,7 @@
           <w:sz w:val="24"/>
           <w:u w:val="single"/>
         </w:rPr>
-        <w:hyperlink r:id="rId34" w:history="1">
+        <w:hyperlink r:id="rId33" w:history="1">
           <w:r>
             <w:rPr>
               <w:rStyle w:val="Hyperlink"/>
@@ -6142,7 +6096,7 @@
           <w:sz w:val="24"/>
           <w:u w:val="single"/>
         </w:rPr>
-        <w:hyperlink r:id="rId34" w:history="1">
+        <w:hyperlink r:id="rId33" w:history="1">
           <w:r>
             <w:rPr>
               <w:rStyle w:val="Hyperlink"/>
@@ -6160,7 +6114,7 @@
           <w:sz w:val="24"/>
           <w:u w:val="single"/>
         </w:rPr>
-        <w:hyperlink r:id="rId34" w:history="1">
+        <w:hyperlink r:id="rId33" w:history="1">
           <w:r>
             <w:rPr>
               <w:rStyle w:val="Hyperlink"/>
@@ -6178,7 +6132,7 @@
           <w:sz w:val="24"/>
           <w:u w:val="single"/>
         </w:rPr>
-        <w:hyperlink r:id="rId34" w:history="1">
+        <w:hyperlink r:id="rId33" w:history="1">
           <w:r>
             <w:rPr>
               <w:rStyle w:val="Hyperlink"/>
@@ -6196,7 +6150,7 @@
           <w:sz w:val="24"/>
           <w:u w:val="single"/>
         </w:rPr>
-        <w:hyperlink r:id="rId34" w:history="1">
+        <w:hyperlink r:id="rId33" w:history="1">
           <w:r>
             <w:rPr>
               <w:rStyle w:val="Hyperlink"/>
@@ -6327,7 +6281,7 @@
           <w:sz w:val="24"/>
           <w:u w:val="single"/>
         </w:rPr>
-        <w:hyperlink r:id="rId35" w:history="1">
+        <w:hyperlink r:id="rId34" w:history="1">
           <w:r>
             <w:rPr>
               <w:rStyle w:val="Hyperlink"/>
@@ -6356,7 +6310,7 @@
           <w:sz w:val="24"/>
           <w:u w:val="single"/>
         </w:rPr>
-        <w:hyperlink r:id="rId35" w:history="1">
+        <w:hyperlink r:id="rId34" w:history="1">
           <w:r>
             <w:rPr>
               <w:rStyle w:val="Hyperlink"/>
@@ -6384,7 +6338,7 @@
           <w:sz w:val="24"/>
           <w:u w:val="single"/>
         </w:rPr>
-        <w:hyperlink r:id="rId36" w:history="1">
+        <w:hyperlink r:id="rId35" w:history="1">
           <w:r>
             <w:rPr>
               <w:rStyle w:val="Hyperlink"/>
@@ -6413,7 +6367,7 @@
           <w:sz w:val="24"/>
           <w:u w:val="single"/>
         </w:rPr>
-        <w:hyperlink r:id="rId36" w:history="1">
+        <w:hyperlink r:id="rId35" w:history="1">
           <w:r>
             <w:rPr>
               <w:rStyle w:val="Hyperlink"/>

--- a/EXPORTS/DOCX/published/niveau2/Dutch/Ghana.docx
+++ b/EXPORTS/DOCX/published/niveau2/Dutch/Ghana.docx
@@ -609,6 +609,7 @@
       </w:r>
       <w:r>
         <w:rPr>
+          <w:u w:val="single" w:color="0000ff"/>
           <w:rFonts w:ascii="Charis SIL Regular" w:hAnsi="Charis SIL Regular" w:eastAsia="Charis SIL Regular"/>
           <w:b w:val="0"/>
           <w:i w:val="0"/>
@@ -1247,9 +1248,15 @@
           <w:i w:val="0"/>
           <w:color w:val="0000FF"/>
           <w:sz w:val="24"/>
-          <w:u w:val="single"/>
-        </w:rPr>
-        <w:t>r</w:t>
+        </w:rPr>
+        <w:hyperlink r:id="rId14" w:history="1">
+          <w:r>
+            <w:rPr>
+              <w:rStyle w:val="Hyperlink"/>
+            </w:rPr>
+            <w:t>r</w:t>
+          </w:r>
+        </w:hyperlink>
       </w:r>
       <w:r>
         <w:rPr>
@@ -1313,13 +1320,29 @@
             <w:rPr>
               <w:rStyle w:val="Hyperlink"/>
             </w:rPr>
-            <w:t xml:space="preserve">ffing van </w:t>
+            <w:t>ffing va</w:t>
           </w:r>
         </w:hyperlink>
       </w:r>
       <w:r>
         <w:rPr>
-          <w:u w:val="single" w:color="0000ff"/>
+          <w:rFonts w:ascii="Charis SIL Regular" w:hAnsi="Charis SIL Regular" w:eastAsia="Charis SIL Regular"/>
+          <w:b w:val="0"/>
+          <w:i w:val="0"/>
+          <w:color w:val="000000"/>
+          <w:sz w:val="24"/>
+        </w:rPr>
+        <w:hyperlink r:id="rId14" w:history="1">
+          <w:r>
+            <w:rPr>
+              <w:rStyle w:val="Hyperlink"/>
+            </w:rPr>
+            <w:t xml:space="preserve">n </w:t>
+          </w:r>
+        </w:hyperlink>
+      </w:r>
+      <w:r>
+        <w:rPr>
           <w:rFonts w:ascii="Charis SIL Regular" w:hAnsi="Charis SIL Regular" w:eastAsia="Charis SIL Regular"/>
           <w:b w:val="0"/>
           <w:i w:val="0"/>
@@ -1378,19 +1401,9 @@
             <w:rPr>
               <w:rStyle w:val="Hyperlink"/>
             </w:rPr>
-            <w:t xml:space="preserve">inet in </w:t>
+            <w:t xml:space="preserve">inet in de </w:t>
           </w:r>
         </w:hyperlink>
-      </w:r>
-      <w:r>
-        <w:rPr>
-          <w:rFonts w:ascii="Charis SIL Regular" w:hAnsi="Charis SIL Regular" w:eastAsia="Charis SIL Regular"/>
-          <w:b w:val="0"/>
-          <w:i w:val="0"/>
-          <w:color w:val="000000"/>
-          <w:sz w:val="24"/>
-        </w:rPr>
-        <w:t xml:space="preserve">de </w:t>
       </w:r>
       <w:r>
         <w:rPr>
@@ -1857,7 +1870,7 @@
           <w:sz w:val="24"/>
           <w:u w:val="single"/>
         </w:rPr>
-        <w:hyperlink r:id="rId17" w:history="1">
+        <w:hyperlink r:id="rId16" w:history="1">
           <w:r>
             <w:rPr>
               <w:rStyle w:val="Hyperlink"/>
@@ -1875,7 +1888,7 @@
           <w:sz w:val="24"/>
           <w:u w:val="single"/>
         </w:rPr>
-        <w:hyperlink r:id="rId17" w:history="1">
+        <w:hyperlink r:id="rId16" w:history="1">
           <w:r>
             <w:rPr>
               <w:rStyle w:val="Hyperlink"/>
@@ -1893,7 +1906,7 @@
           <w:sz w:val="24"/>
           <w:u w:val="single"/>
         </w:rPr>
-        <w:hyperlink r:id="rId17" w:history="1">
+        <w:hyperlink r:id="rId16" w:history="1">
           <w:r>
             <w:rPr>
               <w:rStyle w:val="Hyperlink"/>
@@ -3568,7 +3581,7 @@
           <w:sz w:val="24"/>
           <w:u w:val="single"/>
         </w:rPr>
-        <w:hyperlink r:id="rId22" w:history="1">
+        <w:hyperlink r:id="rId21" w:history="1">
           <w:r>
             <w:rPr>
               <w:rStyle w:val="Hyperlink"/>
@@ -3579,13 +3592,86 @@
       </w:r>
       <w:r>
         <w:rPr>
+          <w:u w:val="single" w:color="0000ff"/>
           <w:rFonts w:ascii="Charis SIL Regular" w:hAnsi="Charis SIL Regular" w:eastAsia="Charis SIL Regular"/>
           <w:b w:val="0"/>
           <w:i w:val="0"/>
           <w:color w:val="000000"/>
           <w:sz w:val="24"/>
         </w:rPr>
-        <w:t xml:space="preserve"> zijn stukk</w:t>
+        <w:hyperlink r:id="rId21" w:history="1">
+          <w:r>
+            <w:rPr>
+              <w:rStyle w:val="Hyperlink"/>
+            </w:rPr>
+            <w:t xml:space="preserve"> zijn</w:t>
+          </w:r>
+        </w:hyperlink>
+      </w:r>
+      <w:r>
+        <w:rPr>
+          <w:u w:val="single" w:color="0000ff"/>
+          <w:rFonts w:ascii="Charis SIL Regular" w:hAnsi="Charis SIL Regular" w:eastAsia="Charis SIL Regular"/>
+          <w:b w:val="0"/>
+          <w:i w:val="0"/>
+          <w:color w:val="000000"/>
+          <w:sz w:val="24"/>
+        </w:rPr>
+        <w:t xml:space="preserve"> </w:t>
+      </w:r>
+      <w:r>
+        <w:rPr>
+          <w:u w:val="single" w:color="0000ff"/>
+          <w:rFonts w:ascii="Charis SIL Regular" w:hAnsi="Charis SIL Regular" w:eastAsia="Charis SIL Regular"/>
+          <w:b w:val="0"/>
+          <w:i w:val="0"/>
+          <w:color w:val="000000"/>
+          <w:sz w:val="24"/>
+        </w:rPr>
+        <w:hyperlink r:id="rId21" w:history="1">
+          <w:r>
+            <w:rPr>
+              <w:rStyle w:val="Hyperlink"/>
+            </w:rPr>
+            <w:t>st</w:t>
+          </w:r>
+        </w:hyperlink>
+      </w:r>
+      <w:r>
+        <w:rPr>
+          <w:u w:val="single" w:color="0000ff"/>
+          <w:rFonts w:ascii="Charis SIL Regular" w:hAnsi="Charis SIL Regular" w:eastAsia="Charis SIL Regular"/>
+          <w:b w:val="0"/>
+          <w:i w:val="0"/>
+          <w:color w:val="000000"/>
+          <w:sz w:val="24"/>
+        </w:rPr>
+        <w:hyperlink r:id="rId21" w:history="1">
+          <w:r>
+            <w:rPr>
+              <w:rStyle w:val="Hyperlink"/>
+            </w:rPr>
+            <w:t>u</w:t>
+          </w:r>
+        </w:hyperlink>
+      </w:r>
+      <w:r>
+        <w:rPr>
+          <w:u w:val="single" w:color="0000ff"/>
+          <w:rFonts w:ascii="Charis SIL Regular" w:hAnsi="Charis SIL Regular" w:eastAsia="Charis SIL Regular"/>
+          <w:b w:val="0"/>
+          <w:i w:val="0"/>
+          <w:color w:val="000000"/>
+          <w:sz w:val="24"/>
+        </w:rPr>
+        <w:hyperlink r:id="rId21" w:history="1">
+          <w:r>
+            <w:rPr>
+              <w:rStyle w:val="Hyperlink"/>
+            </w:rPr>
+            <w:t>kk</w:t>
+          </w:r>
+        </w:hyperlink>
       </w:r>
       <w:r>
         <w:rPr>
@@ -4420,7 +4506,7 @@
           <w:sz w:val="24"/>
           <w:u w:val="single"/>
         </w:rPr>
-        <w:hyperlink r:id="rId24" w:history="1">
+        <w:hyperlink r:id="rId23" w:history="1">
           <w:r>
             <w:rPr>
               <w:rStyle w:val="Hyperlink"/>
@@ -4438,7 +4524,7 @@
           <w:sz w:val="24"/>
           <w:u w:val="single"/>
         </w:rPr>
-        <w:hyperlink r:id="rId24" w:history="1">
+        <w:hyperlink r:id="rId23" w:history="1">
           <w:r>
             <w:rPr>
               <w:rStyle w:val="Hyperlink"/>
@@ -4715,16 +4801,8 @@
           <w:i w:val="0"/>
           <w:color w:val="0000FF"/>
           <w:sz w:val="24"/>
-          <w:u w:val="single"/>
-        </w:rPr>
-        <w:hyperlink r:id="rId25" w:history="1">
-          <w:r>
-            <w:rPr>
-              <w:rStyle w:val="Hyperlink"/>
-            </w:rPr>
-            <w:t>page/31</w:t>
-          </w:r>
-        </w:hyperlink>
+        </w:rPr>
+        <w:t>page/31</w:t>
       </w:r>
     </w:p>
     <w:p>
@@ -5040,7 +5118,6 @@
       </w:r>
       <w:r>
         <w:rPr>
-          <w:u w:val="single" w:color="0000ff"/>
           <w:rFonts w:ascii="Charis SIL Regular" w:hAnsi="Charis SIL Regular" w:eastAsia="Charis SIL Regular"/>
           <w:b w:val="0"/>
           <w:i w:val="0"/>
@@ -5076,7 +5153,7 @@
           <w:sz w:val="24"/>
           <w:u w:val="single"/>
         </w:rPr>
-        <w:hyperlink r:id="rId27" w:history="1">
+        <w:hyperlink r:id="rId19" w:history="1">
           <w:r>
             <w:rPr>
               <w:rStyle w:val="Hyperlink"/>
@@ -5105,7 +5182,7 @@
           <w:sz w:val="24"/>
           <w:u w:val="single"/>
         </w:rPr>
-        <w:hyperlink r:id="rId27" w:history="1">
+        <w:hyperlink r:id="rId19" w:history="1">
           <w:r>
             <w:rPr>
               <w:rStyle w:val="Hyperlink"/>
@@ -5345,7 +5422,7 @@
           <w:sz w:val="24"/>
           <w:u w:val="single"/>
         </w:rPr>
-        <w:hyperlink r:id="rId29" w:history="1">
+        <w:hyperlink r:id="rId28" w:history="1">
           <w:r>
             <w:rPr>
               <w:rStyle w:val="Hyperlink"/>
@@ -5363,7 +5440,7 @@
           <w:sz w:val="24"/>
           <w:u w:val="single"/>
         </w:rPr>
-        <w:hyperlink r:id="rId29" w:history="1">
+        <w:hyperlink r:id="rId28" w:history="1">
           <w:r>
             <w:rPr>
               <w:rStyle w:val="Hyperlink"/>
@@ -5392,7 +5469,7 @@
           <w:sz w:val="24"/>
           <w:u w:val="single"/>
         </w:rPr>
-        <w:hyperlink r:id="rId29" w:history="1">
+        <w:hyperlink r:id="rId28" w:history="1">
           <w:r>
             <w:rPr>
               <w:rStyle w:val="Hyperlink"/>
@@ -5480,7 +5557,7 @@
           <w:sz w:val="24"/>
           <w:u w:val="single"/>
         </w:rPr>
-        <w:hyperlink r:id="rId30" w:history="1">
+        <w:hyperlink r:id="rId29" w:history="1">
           <w:r>
             <w:rPr>
               <w:rStyle w:val="Hyperlink"/>
@@ -5509,7 +5586,7 @@
           <w:sz w:val="24"/>
           <w:u w:val="single"/>
         </w:rPr>
-        <w:hyperlink r:id="rId30" w:history="1">
+        <w:hyperlink r:id="rId29" w:history="1">
           <w:r>
             <w:rPr>
               <w:rStyle w:val="Hyperlink"/>
@@ -5537,7 +5614,7 @@
           <w:sz w:val="24"/>
           <w:u w:val="single"/>
         </w:rPr>
-        <w:hyperlink r:id="rId31" w:history="1">
+        <w:hyperlink r:id="rId30" w:history="1">
           <w:r>
             <w:rPr>
               <w:rStyle w:val="Hyperlink"/>
@@ -5566,7 +5643,7 @@
           <w:sz w:val="24"/>
           <w:u w:val="single"/>
         </w:rPr>
-        <w:hyperlink r:id="rId31" w:history="1">
+        <w:hyperlink r:id="rId30" w:history="1">
           <w:r>
             <w:rPr>
               <w:rStyle w:val="Hyperlink"/>
@@ -5690,7 +5767,7 @@
           <w:sz w:val="24"/>
           <w:u w:val="single"/>
         </w:rPr>
-        <w:hyperlink r:id="rId32" w:history="1">
+        <w:hyperlink r:id="rId31" w:history="1">
           <w:r>
             <w:rPr>
               <w:rStyle w:val="Hyperlink"/>
@@ -5708,7 +5785,7 @@
           <w:sz w:val="24"/>
           <w:u w:val="single"/>
         </w:rPr>
-        <w:hyperlink r:id="rId32" w:history="1">
+        <w:hyperlink r:id="rId31" w:history="1">
           <w:r>
             <w:rPr>
               <w:rStyle w:val="Hyperlink"/>
@@ -5726,7 +5803,7 @@
           <w:sz w:val="24"/>
           <w:u w:val="single"/>
         </w:rPr>
-        <w:hyperlink r:id="rId32" w:history="1">
+        <w:hyperlink r:id="rId31" w:history="1">
           <w:r>
             <w:rPr>
               <w:rStyle w:val="Hyperlink"/>
@@ -5907,7 +5984,7 @@
           <w:sz w:val="24"/>
           <w:u w:val="single"/>
         </w:rPr>
-        <w:hyperlink r:id="rId33" w:history="1">
+        <w:hyperlink r:id="rId32" w:history="1">
           <w:r>
             <w:rPr>
               <w:rStyle w:val="Hyperlink"/>
@@ -5925,7 +6002,7 @@
           <w:sz w:val="24"/>
           <w:u w:val="single"/>
         </w:rPr>
-        <w:hyperlink r:id="rId33" w:history="1">
+        <w:hyperlink r:id="rId32" w:history="1">
           <w:r>
             <w:rPr>
               <w:rStyle w:val="Hyperlink"/>
@@ -5943,7 +6020,7 @@
           <w:sz w:val="24"/>
           <w:u w:val="single"/>
         </w:rPr>
-        <w:hyperlink r:id="rId33" w:history="1">
+        <w:hyperlink r:id="rId32" w:history="1">
           <w:r>
             <w:rPr>
               <w:rStyle w:val="Hyperlink"/>
@@ -5961,7 +6038,7 @@
           <w:sz w:val="24"/>
           <w:u w:val="single"/>
         </w:rPr>
-        <w:hyperlink r:id="rId33" w:history="1">
+        <w:hyperlink r:id="rId32" w:history="1">
           <w:r>
             <w:rPr>
               <w:rStyle w:val="Hyperlink"/>
@@ -5979,7 +6056,7 @@
           <w:sz w:val="24"/>
           <w:u w:val="single"/>
         </w:rPr>
-        <w:hyperlink r:id="rId33" w:history="1">
+        <w:hyperlink r:id="rId32" w:history="1">
           <w:r>
             <w:rPr>
               <w:rStyle w:val="Hyperlink"/>
@@ -5997,7 +6074,7 @@
           <w:sz w:val="24"/>
           <w:u w:val="single"/>
         </w:rPr>
-        <w:hyperlink r:id="rId33" w:history="1">
+        <w:hyperlink r:id="rId32" w:history="1">
           <w:r>
             <w:rPr>
               <w:rStyle w:val="Hyperlink"/>
@@ -6015,7 +6092,7 @@
           <w:sz w:val="24"/>
           <w:u w:val="single"/>
         </w:rPr>
-        <w:hyperlink r:id="rId33" w:history="1">
+        <w:hyperlink r:id="rId32" w:history="1">
           <w:r>
             <w:rPr>
               <w:rStyle w:val="Hyperlink"/>
@@ -6033,7 +6110,7 @@
           <w:sz w:val="24"/>
           <w:u w:val="single"/>
         </w:rPr>
-        <w:hyperlink r:id="rId33" w:history="1">
+        <w:hyperlink r:id="rId32" w:history="1">
           <w:r>
             <w:rPr>
               <w:rStyle w:val="Hyperlink"/>
@@ -6050,7 +6127,7 @@
           <w:color w:val="0000FF"/>
           <w:sz w:val="24"/>
         </w:rPr>
-        <w:hyperlink r:id="rId33" w:history="1">
+        <w:hyperlink r:id="rId32" w:history="1">
           <w:r>
             <w:rPr>
               <w:rStyle w:val="Hyperlink"/>
@@ -6078,7 +6155,7 @@
           <w:sz w:val="24"/>
           <w:u w:val="single"/>
         </w:rPr>
-        <w:hyperlink r:id="rId33" w:history="1">
+        <w:hyperlink r:id="rId32" w:history="1">
           <w:r>
             <w:rPr>
               <w:rStyle w:val="Hyperlink"/>
@@ -6096,7 +6173,7 @@
           <w:sz w:val="24"/>
           <w:u w:val="single"/>
         </w:rPr>
-        <w:hyperlink r:id="rId33" w:history="1">
+        <w:hyperlink r:id="rId32" w:history="1">
           <w:r>
             <w:rPr>
               <w:rStyle w:val="Hyperlink"/>
@@ -6114,7 +6191,7 @@
           <w:sz w:val="24"/>
           <w:u w:val="single"/>
         </w:rPr>
-        <w:hyperlink r:id="rId33" w:history="1">
+        <w:hyperlink r:id="rId32" w:history="1">
           <w:r>
             <w:rPr>
               <w:rStyle w:val="Hyperlink"/>
@@ -6132,7 +6209,7 @@
           <w:sz w:val="24"/>
           <w:u w:val="single"/>
         </w:rPr>
-        <w:hyperlink r:id="rId33" w:history="1">
+        <w:hyperlink r:id="rId32" w:history="1">
           <w:r>
             <w:rPr>
               <w:rStyle w:val="Hyperlink"/>
@@ -6150,7 +6227,7 @@
           <w:sz w:val="24"/>
           <w:u w:val="single"/>
         </w:rPr>
-        <w:hyperlink r:id="rId33" w:history="1">
+        <w:hyperlink r:id="rId32" w:history="1">
           <w:r>
             <w:rPr>
               <w:rStyle w:val="Hyperlink"/>
@@ -6281,7 +6358,7 @@
           <w:sz w:val="24"/>
           <w:u w:val="single"/>
         </w:rPr>
-        <w:hyperlink r:id="rId34" w:history="1">
+        <w:hyperlink r:id="rId33" w:history="1">
           <w:r>
             <w:rPr>
               <w:rStyle w:val="Hyperlink"/>
@@ -6310,7 +6387,7 @@
           <w:sz w:val="24"/>
           <w:u w:val="single"/>
         </w:rPr>
-        <w:hyperlink r:id="rId34" w:history="1">
+        <w:hyperlink r:id="rId33" w:history="1">
           <w:r>
             <w:rPr>
               <w:rStyle w:val="Hyperlink"/>
@@ -6338,7 +6415,7 @@
           <w:sz w:val="24"/>
           <w:u w:val="single"/>
         </w:rPr>
-        <w:hyperlink r:id="rId35" w:history="1">
+        <w:hyperlink r:id="rId34" w:history="1">
           <w:r>
             <w:rPr>
               <w:rStyle w:val="Hyperlink"/>
@@ -6367,7 +6444,7 @@
           <w:sz w:val="24"/>
           <w:u w:val="single"/>
         </w:rPr>
-        <w:hyperlink r:id="rId35" w:history="1">
+        <w:hyperlink r:id="rId34" w:history="1">
           <w:r>
             <w:rPr>
               <w:rStyle w:val="Hyperlink"/>
